--- a/Database/Database Design.docx
+++ b/Database/Database Design.docx
@@ -864,7 +864,5852 @@
     <w:p>
       <w:pPr>
         <w:spacing w:before="240" w:after="0" w:line="278" w:lineRule="auto"/>
-      </w:pPr>
+        <w:rPr>
+          <w:b/>
+          <w:bCs/>
+        </w:rPr>
+      </w:pPr>
+      <w:r>
+        <w:rPr>
+          <w:b/>
+          <w:bCs/>
+        </w:rPr>
+        <w:lastRenderedPageBreak/>
+        <w:t>1.2 Entity Attribute Definition</w:t>
+      </w:r>
+    </w:p>
+    <w:p>
+      <w:pPr>
+        <w:spacing w:before="240" w:after="0" w:line="278" w:lineRule="auto"/>
+      </w:pPr>
+      <w:r>
+        <w:t>Each core entity is defined by a collection of attributes that specify its characteristics and help to identify the data held in the database. The attributes have been obtained through the functional requirements, class diagrams, and business rules set during system analysis.</w:t>
+      </w:r>
+    </w:p>
+    <w:p>
+      <w:pPr>
+        <w:spacing w:line="278" w:lineRule="auto"/>
+      </w:pPr>
+      <w:r>
+        <w:t>The following tables summarize the attributes of the principal entities</w:t>
+      </w:r>
+      <w:r>
+        <w:t>:</w:t>
+      </w:r>
+    </w:p>
+    <w:p>
+      <w:pPr>
+        <w:pStyle w:val="Title"/>
+      </w:pPr>
+      <w:r>
+        <w:t>User</w:t>
+      </w:r>
+    </w:p>
+    <w:tbl>
+      <w:tblPr>
+        <w:tblStyle w:val="PlainTable1"/>
+        <w:tblW w:w="0" w:type="auto"/>
+        <w:tblLayout w:type="fixed"/>
+        <w:tblCellMar>
+          <w:top w:w="72" w:type="dxa"/>
+          <w:bottom w:w="72" w:type="dxa"/>
+        </w:tblCellMar>
+        <w:tblLook w:val="04A0" w:firstRow="1" w:lastRow="0" w:firstColumn="1" w:lastColumn="0" w:noHBand="0" w:noVBand="1"/>
+      </w:tblPr>
+      <w:tblGrid>
+        <w:gridCol w:w="2605"/>
+        <w:gridCol w:w="1980"/>
+        <w:gridCol w:w="4500"/>
+      </w:tblGrid>
+      <w:tr>
+        <w:trPr>
+          <w:cnfStyle w:val="100000000000" w:firstRow="1" w:lastRow="0" w:firstColumn="0" w:lastColumn="0" w:oddVBand="0" w:evenVBand="0" w:oddHBand="0" w:evenHBand="0" w:firstRowFirstColumn="0" w:firstRowLastColumn="0" w:lastRowFirstColumn="0" w:lastRowLastColumn="0"/>
+        </w:trPr>
+        <w:tc>
+          <w:tcPr>
+            <w:cnfStyle w:val="001000000000" w:firstRow="0" w:lastRow="0" w:firstColumn="1" w:lastColumn="0" w:oddVBand="0" w:evenVBand="0" w:oddHBand="0" w:evenHBand="0" w:firstRowFirstColumn="0" w:firstRowLastColumn="0" w:lastRowFirstColumn="0" w:lastRowLastColumn="0"/>
+            <w:tcW w:w="2605" w:type="dxa"/>
+            <w:hideMark/>
+          </w:tcPr>
+          <w:p>
+            <w:pPr>
+              <w:spacing w:line="278" w:lineRule="auto"/>
+            </w:pPr>
+            <w:r>
+              <w:t>Attribute</w:t>
+            </w:r>
+          </w:p>
+        </w:tc>
+        <w:tc>
+          <w:tcPr>
+            <w:tcW w:w="1980" w:type="dxa"/>
+            <w:hideMark/>
+          </w:tcPr>
+          <w:p>
+            <w:pPr>
+              <w:spacing w:line="278" w:lineRule="auto"/>
+              <w:cnfStyle w:val="100000000000" w:firstRow="1" w:lastRow="0" w:firstColumn="0" w:lastColumn="0" w:oddVBand="0" w:evenVBand="0" w:oddHBand="0" w:evenHBand="0" w:firstRowFirstColumn="0" w:firstRowLastColumn="0" w:lastRowFirstColumn="0" w:lastRowLastColumn="0"/>
+            </w:pPr>
+            <w:r>
+              <w:t>Data Type</w:t>
+            </w:r>
+          </w:p>
+        </w:tc>
+        <w:tc>
+          <w:tcPr>
+            <w:tcW w:w="4500" w:type="dxa"/>
+            <w:hideMark/>
+          </w:tcPr>
+          <w:p>
+            <w:pPr>
+              <w:spacing w:line="278" w:lineRule="auto"/>
+              <w:cnfStyle w:val="100000000000" w:firstRow="1" w:lastRow="0" w:firstColumn="0" w:lastColumn="0" w:oddVBand="0" w:evenVBand="0" w:oddHBand="0" w:evenHBand="0" w:firstRowFirstColumn="0" w:firstRowLastColumn="0" w:lastRowFirstColumn="0" w:lastRowLastColumn="0"/>
+            </w:pPr>
+            <w:r>
+              <w:t>Description</w:t>
+            </w:r>
+          </w:p>
+        </w:tc>
+      </w:tr>
+      <w:tr>
+        <w:trPr>
+          <w:cnfStyle w:val="000000100000" w:firstRow="0" w:lastRow="0" w:firstColumn="0" w:lastColumn="0" w:oddVBand="0" w:evenVBand="0" w:oddHBand="1" w:evenHBand="0" w:firstRowFirstColumn="0" w:firstRowLastColumn="0" w:lastRowFirstColumn="0" w:lastRowLastColumn="0"/>
+        </w:trPr>
+        <w:tc>
+          <w:tcPr>
+            <w:cnfStyle w:val="001000000000" w:firstRow="0" w:lastRow="0" w:firstColumn="1" w:lastColumn="0" w:oddVBand="0" w:evenVBand="0" w:oddHBand="0" w:evenHBand="0" w:firstRowFirstColumn="0" w:firstRowLastColumn="0" w:lastRowFirstColumn="0" w:lastRowLastColumn="0"/>
+            <w:tcW w:w="2605" w:type="dxa"/>
+            <w:hideMark/>
+          </w:tcPr>
+          <w:p>
+            <w:pPr>
+              <w:spacing w:line="278" w:lineRule="auto"/>
+            </w:pPr>
+            <w:r>
+              <w:t>user_id</w:t>
+            </w:r>
+          </w:p>
+        </w:tc>
+        <w:tc>
+          <w:tcPr>
+            <w:tcW w:w="1980" w:type="dxa"/>
+            <w:hideMark/>
+          </w:tcPr>
+          <w:p>
+            <w:pPr>
+              <w:spacing w:line="278" w:lineRule="auto"/>
+              <w:cnfStyle w:val="000000100000" w:firstRow="0" w:lastRow="0" w:firstColumn="0" w:lastColumn="0" w:oddVBand="0" w:evenVBand="0" w:oddHBand="1" w:evenHBand="0" w:firstRowFirstColumn="0" w:firstRowLastColumn="0" w:lastRowFirstColumn="0" w:lastRowLastColumn="0"/>
+            </w:pPr>
+            <w:r>
+              <w:t>UUID</w:t>
+            </w:r>
+          </w:p>
+        </w:tc>
+        <w:tc>
+          <w:tcPr>
+            <w:tcW w:w="4500" w:type="dxa"/>
+            <w:hideMark/>
+          </w:tcPr>
+          <w:p>
+            <w:pPr>
+              <w:spacing w:line="278" w:lineRule="auto"/>
+              <w:cnfStyle w:val="000000100000" w:firstRow="0" w:lastRow="0" w:firstColumn="0" w:lastColumn="0" w:oddVBand="0" w:evenVBand="0" w:oddHBand="1" w:evenHBand="0" w:firstRowFirstColumn="0" w:firstRowLastColumn="0" w:lastRowFirstColumn="0" w:lastRowLastColumn="0"/>
+            </w:pPr>
+            <w:r>
+              <w:t>Unique identifier</w:t>
+            </w:r>
+          </w:p>
+        </w:tc>
+      </w:tr>
+      <w:tr>
+        <w:tc>
+          <w:tcPr>
+            <w:cnfStyle w:val="001000000000" w:firstRow="0" w:lastRow="0" w:firstColumn="1" w:lastColumn="0" w:oddVBand="0" w:evenVBand="0" w:oddHBand="0" w:evenHBand="0" w:firstRowFirstColumn="0" w:firstRowLastColumn="0" w:lastRowFirstColumn="0" w:lastRowLastColumn="0"/>
+            <w:tcW w:w="2605" w:type="dxa"/>
+            <w:hideMark/>
+          </w:tcPr>
+          <w:p>
+            <w:pPr>
+              <w:spacing w:line="278" w:lineRule="auto"/>
+            </w:pPr>
+            <w:r>
+              <w:t>full_name</w:t>
+            </w:r>
+          </w:p>
+        </w:tc>
+        <w:tc>
+          <w:tcPr>
+            <w:tcW w:w="1980" w:type="dxa"/>
+            <w:hideMark/>
+          </w:tcPr>
+          <w:p>
+            <w:pPr>
+              <w:spacing w:line="278" w:lineRule="auto"/>
+              <w:cnfStyle w:val="000000000000" w:firstRow="0" w:lastRow="0" w:firstColumn="0" w:lastColumn="0" w:oddVBand="0" w:evenVBand="0" w:oddHBand="0" w:evenHBand="0" w:firstRowFirstColumn="0" w:firstRowLastColumn="0" w:lastRowFirstColumn="0" w:lastRowLastColumn="0"/>
+            </w:pPr>
+            <w:r>
+              <w:t>VARCHAR</w:t>
+            </w:r>
+            <w:r>
+              <w:t xml:space="preserve"> </w:t>
+            </w:r>
+            <w:r>
+              <w:t>(100)</w:t>
+            </w:r>
+          </w:p>
+        </w:tc>
+        <w:tc>
+          <w:tcPr>
+            <w:tcW w:w="4500" w:type="dxa"/>
+            <w:hideMark/>
+          </w:tcPr>
+          <w:p>
+            <w:pPr>
+              <w:spacing w:line="278" w:lineRule="auto"/>
+              <w:cnfStyle w:val="000000000000" w:firstRow="0" w:lastRow="0" w:firstColumn="0" w:lastColumn="0" w:oddVBand="0" w:evenVBand="0" w:oddHBand="0" w:evenHBand="0" w:firstRowFirstColumn="0" w:firstRowLastColumn="0" w:lastRowFirstColumn="0" w:lastRowLastColumn="0"/>
+            </w:pPr>
+            <w:r>
+              <w:t>User's full name</w:t>
+            </w:r>
+          </w:p>
+        </w:tc>
+      </w:tr>
+      <w:tr>
+        <w:trPr>
+          <w:cnfStyle w:val="000000100000" w:firstRow="0" w:lastRow="0" w:firstColumn="0" w:lastColumn="0" w:oddVBand="0" w:evenVBand="0" w:oddHBand="1" w:evenHBand="0" w:firstRowFirstColumn="0" w:firstRowLastColumn="0" w:lastRowFirstColumn="0" w:lastRowLastColumn="0"/>
+        </w:trPr>
+        <w:tc>
+          <w:tcPr>
+            <w:cnfStyle w:val="001000000000" w:firstRow="0" w:lastRow="0" w:firstColumn="1" w:lastColumn="0" w:oddVBand="0" w:evenVBand="0" w:oddHBand="0" w:evenHBand="0" w:firstRowFirstColumn="0" w:firstRowLastColumn="0" w:lastRowFirstColumn="0" w:lastRowLastColumn="0"/>
+            <w:tcW w:w="2605" w:type="dxa"/>
+            <w:hideMark/>
+          </w:tcPr>
+          <w:p>
+            <w:pPr>
+              <w:spacing w:line="278" w:lineRule="auto"/>
+            </w:pPr>
+            <w:r>
+              <w:t>email</w:t>
+            </w:r>
+          </w:p>
+        </w:tc>
+        <w:tc>
+          <w:tcPr>
+            <w:tcW w:w="1980" w:type="dxa"/>
+            <w:hideMark/>
+          </w:tcPr>
+          <w:p>
+            <w:pPr>
+              <w:spacing w:line="278" w:lineRule="auto"/>
+              <w:cnfStyle w:val="000000100000" w:firstRow="0" w:lastRow="0" w:firstColumn="0" w:lastColumn="0" w:oddVBand="0" w:evenVBand="0" w:oddHBand="1" w:evenHBand="0" w:firstRowFirstColumn="0" w:firstRowLastColumn="0" w:lastRowFirstColumn="0" w:lastRowLastColumn="0"/>
+            </w:pPr>
+            <w:r>
+              <w:t>VARCHAR</w:t>
+            </w:r>
+            <w:r>
+              <w:t xml:space="preserve"> </w:t>
+            </w:r>
+            <w:r>
+              <w:t>(100)</w:t>
+            </w:r>
+          </w:p>
+        </w:tc>
+        <w:tc>
+          <w:tcPr>
+            <w:tcW w:w="4500" w:type="dxa"/>
+            <w:hideMark/>
+          </w:tcPr>
+          <w:p>
+            <w:pPr>
+              <w:spacing w:line="278" w:lineRule="auto"/>
+              <w:cnfStyle w:val="000000100000" w:firstRow="0" w:lastRow="0" w:firstColumn="0" w:lastColumn="0" w:oddVBand="0" w:evenVBand="0" w:oddHBand="1" w:evenHBand="0" w:firstRowFirstColumn="0" w:firstRowLastColumn="0" w:lastRowFirstColumn="0" w:lastRowLastColumn="0"/>
+            </w:pPr>
+            <w:r>
+              <w:t>Login email</w:t>
+            </w:r>
+          </w:p>
+        </w:tc>
+      </w:tr>
+      <w:tr>
+        <w:tc>
+          <w:tcPr>
+            <w:cnfStyle w:val="001000000000" w:firstRow="0" w:lastRow="0" w:firstColumn="1" w:lastColumn="0" w:oddVBand="0" w:evenVBand="0" w:oddHBand="0" w:evenHBand="0" w:firstRowFirstColumn="0" w:firstRowLastColumn="0" w:lastRowFirstColumn="0" w:lastRowLastColumn="0"/>
+            <w:tcW w:w="2605" w:type="dxa"/>
+            <w:hideMark/>
+          </w:tcPr>
+          <w:p>
+            <w:pPr>
+              <w:spacing w:line="278" w:lineRule="auto"/>
+            </w:pPr>
+            <w:r>
+              <w:t>password_hash</w:t>
+            </w:r>
+          </w:p>
+        </w:tc>
+        <w:tc>
+          <w:tcPr>
+            <w:tcW w:w="1980" w:type="dxa"/>
+            <w:hideMark/>
+          </w:tcPr>
+          <w:p>
+            <w:pPr>
+              <w:spacing w:line="278" w:lineRule="auto"/>
+              <w:cnfStyle w:val="000000000000" w:firstRow="0" w:lastRow="0" w:firstColumn="0" w:lastColumn="0" w:oddVBand="0" w:evenVBand="0" w:oddHBand="0" w:evenHBand="0" w:firstRowFirstColumn="0" w:firstRowLastColumn="0" w:lastRowFirstColumn="0" w:lastRowLastColumn="0"/>
+            </w:pPr>
+            <w:r>
+              <w:t>VARCHAR</w:t>
+            </w:r>
+            <w:r>
+              <w:t xml:space="preserve"> </w:t>
+            </w:r>
+            <w:r>
+              <w:t>(255)</w:t>
+            </w:r>
+          </w:p>
+        </w:tc>
+        <w:tc>
+          <w:tcPr>
+            <w:tcW w:w="4500" w:type="dxa"/>
+            <w:hideMark/>
+          </w:tcPr>
+          <w:p>
+            <w:pPr>
+              <w:spacing w:line="278" w:lineRule="auto"/>
+              <w:cnfStyle w:val="000000000000" w:firstRow="0" w:lastRow="0" w:firstColumn="0" w:lastColumn="0" w:oddVBand="0" w:evenVBand="0" w:oddHBand="0" w:evenHBand="0" w:firstRowFirstColumn="0" w:firstRowLastColumn="0" w:lastRowFirstColumn="0" w:lastRowLastColumn="0"/>
+            </w:pPr>
+            <w:r>
+              <w:t>Encrypted password</w:t>
+            </w:r>
+          </w:p>
+        </w:tc>
+      </w:tr>
+      <w:tr>
+        <w:trPr>
+          <w:cnfStyle w:val="000000100000" w:firstRow="0" w:lastRow="0" w:firstColumn="0" w:lastColumn="0" w:oddVBand="0" w:evenVBand="0" w:oddHBand="1" w:evenHBand="0" w:firstRowFirstColumn="0" w:firstRowLastColumn="0" w:lastRowFirstColumn="0" w:lastRowLastColumn="0"/>
+        </w:trPr>
+        <w:tc>
+          <w:tcPr>
+            <w:cnfStyle w:val="001000000000" w:firstRow="0" w:lastRow="0" w:firstColumn="1" w:lastColumn="0" w:oddVBand="0" w:evenVBand="0" w:oddHBand="0" w:evenHBand="0" w:firstRowFirstColumn="0" w:firstRowLastColumn="0" w:lastRowFirstColumn="0" w:lastRowLastColumn="0"/>
+            <w:tcW w:w="2605" w:type="dxa"/>
+            <w:hideMark/>
+          </w:tcPr>
+          <w:p>
+            <w:pPr>
+              <w:spacing w:line="278" w:lineRule="auto"/>
+            </w:pPr>
+            <w:r>
+              <w:t>phone_number</w:t>
+            </w:r>
+          </w:p>
+        </w:tc>
+        <w:tc>
+          <w:tcPr>
+            <w:tcW w:w="1980" w:type="dxa"/>
+            <w:hideMark/>
+          </w:tcPr>
+          <w:p>
+            <w:pPr>
+              <w:spacing w:line="278" w:lineRule="auto"/>
+              <w:cnfStyle w:val="000000100000" w:firstRow="0" w:lastRow="0" w:firstColumn="0" w:lastColumn="0" w:oddVBand="0" w:evenVBand="0" w:oddHBand="1" w:evenHBand="0" w:firstRowFirstColumn="0" w:firstRowLastColumn="0" w:lastRowFirstColumn="0" w:lastRowLastColumn="0"/>
+            </w:pPr>
+            <w:r>
+              <w:t>VARCHAR</w:t>
+            </w:r>
+            <w:r>
+              <w:t xml:space="preserve"> </w:t>
+            </w:r>
+            <w:r>
+              <w:t>(20)</w:t>
+            </w:r>
+          </w:p>
+        </w:tc>
+        <w:tc>
+          <w:tcPr>
+            <w:tcW w:w="4500" w:type="dxa"/>
+            <w:hideMark/>
+          </w:tcPr>
+          <w:p>
+            <w:pPr>
+              <w:spacing w:line="278" w:lineRule="auto"/>
+              <w:cnfStyle w:val="000000100000" w:firstRow="0" w:lastRow="0" w:firstColumn="0" w:lastColumn="0" w:oddVBand="0" w:evenVBand="0" w:oddHBand="1" w:evenHBand="0" w:firstRowFirstColumn="0" w:firstRowLastColumn="0" w:lastRowFirstColumn="0" w:lastRowLastColumn="0"/>
+            </w:pPr>
+            <w:r>
+              <w:t>Contact number</w:t>
+            </w:r>
+          </w:p>
+        </w:tc>
+      </w:tr>
+      <w:tr>
+        <w:tc>
+          <w:tcPr>
+            <w:cnfStyle w:val="001000000000" w:firstRow="0" w:lastRow="0" w:firstColumn="1" w:lastColumn="0" w:oddVBand="0" w:evenVBand="0" w:oddHBand="0" w:evenHBand="0" w:firstRowFirstColumn="0" w:firstRowLastColumn="0" w:lastRowFirstColumn="0" w:lastRowLastColumn="0"/>
+            <w:tcW w:w="2605" w:type="dxa"/>
+            <w:hideMark/>
+          </w:tcPr>
+          <w:p>
+            <w:pPr>
+              <w:spacing w:line="278" w:lineRule="auto"/>
+            </w:pPr>
+            <w:r>
+              <w:t>role</w:t>
+            </w:r>
+          </w:p>
+        </w:tc>
+        <w:tc>
+          <w:tcPr>
+            <w:tcW w:w="1980" w:type="dxa"/>
+            <w:hideMark/>
+          </w:tcPr>
+          <w:p>
+            <w:pPr>
+              <w:spacing w:line="278" w:lineRule="auto"/>
+              <w:cnfStyle w:val="000000000000" w:firstRow="0" w:lastRow="0" w:firstColumn="0" w:lastColumn="0" w:oddVBand="0" w:evenVBand="0" w:oddHBand="0" w:evenHBand="0" w:firstRowFirstColumn="0" w:firstRowLastColumn="0" w:lastRowFirstColumn="0" w:lastRowLastColumn="0"/>
+            </w:pPr>
+            <w:r>
+              <w:t>ENUM</w:t>
+            </w:r>
+          </w:p>
+        </w:tc>
+        <w:tc>
+          <w:tcPr>
+            <w:tcW w:w="4500" w:type="dxa"/>
+            <w:hideMark/>
+          </w:tcPr>
+          <w:p>
+            <w:pPr>
+              <w:spacing w:line="278" w:lineRule="auto"/>
+              <w:cnfStyle w:val="000000000000" w:firstRow="0" w:lastRow="0" w:firstColumn="0" w:lastColumn="0" w:oddVBand="0" w:evenVBand="0" w:oddHBand="0" w:evenHBand="0" w:firstRowFirstColumn="0" w:firstRowLastColumn="0" w:lastRowFirstColumn="0" w:lastRowLastColumn="0"/>
+            </w:pPr>
+            <w:r>
+              <w:t>Customer, Agency, Employee, Admin</w:t>
+            </w:r>
+          </w:p>
+        </w:tc>
+      </w:tr>
+      <w:tr>
+        <w:trPr>
+          <w:cnfStyle w:val="000000100000" w:firstRow="0" w:lastRow="0" w:firstColumn="0" w:lastColumn="0" w:oddVBand="0" w:evenVBand="0" w:oddHBand="1" w:evenHBand="0" w:firstRowFirstColumn="0" w:firstRowLastColumn="0" w:lastRowFirstColumn="0" w:lastRowLastColumn="0"/>
+        </w:trPr>
+        <w:tc>
+          <w:tcPr>
+            <w:cnfStyle w:val="001000000000" w:firstRow="0" w:lastRow="0" w:firstColumn="1" w:lastColumn="0" w:oddVBand="0" w:evenVBand="0" w:oddHBand="0" w:evenHBand="0" w:firstRowFirstColumn="0" w:firstRowLastColumn="0" w:lastRowFirstColumn="0" w:lastRowLastColumn="0"/>
+            <w:tcW w:w="2605" w:type="dxa"/>
+            <w:hideMark/>
+          </w:tcPr>
+          <w:p>
+            <w:pPr>
+              <w:spacing w:line="278" w:lineRule="auto"/>
+            </w:pPr>
+            <w:r>
+              <w:t>account_status</w:t>
+            </w:r>
+          </w:p>
+        </w:tc>
+        <w:tc>
+          <w:tcPr>
+            <w:tcW w:w="1980" w:type="dxa"/>
+            <w:hideMark/>
+          </w:tcPr>
+          <w:p>
+            <w:pPr>
+              <w:spacing w:line="278" w:lineRule="auto"/>
+              <w:cnfStyle w:val="000000100000" w:firstRow="0" w:lastRow="0" w:firstColumn="0" w:lastColumn="0" w:oddVBand="0" w:evenVBand="0" w:oddHBand="1" w:evenHBand="0" w:firstRowFirstColumn="0" w:firstRowLastColumn="0" w:lastRowFirstColumn="0" w:lastRowLastColumn="0"/>
+            </w:pPr>
+            <w:r>
+              <w:t>ENUM</w:t>
+            </w:r>
+          </w:p>
+        </w:tc>
+        <w:tc>
+          <w:tcPr>
+            <w:tcW w:w="4500" w:type="dxa"/>
+            <w:hideMark/>
+          </w:tcPr>
+          <w:p>
+            <w:pPr>
+              <w:spacing w:line="278" w:lineRule="auto"/>
+              <w:cnfStyle w:val="000000100000" w:firstRow="0" w:lastRow="0" w:firstColumn="0" w:lastColumn="0" w:oddVBand="0" w:evenVBand="0" w:oddHBand="1" w:evenHBand="0" w:firstRowFirstColumn="0" w:firstRowLastColumn="0" w:lastRowFirstColumn="0" w:lastRowLastColumn="0"/>
+            </w:pPr>
+            <w:r>
+              <w:t>Active, Suspended, Inactive</w:t>
+            </w:r>
+          </w:p>
+        </w:tc>
+      </w:tr>
+      <w:tr>
+        <w:tc>
+          <w:tcPr>
+            <w:cnfStyle w:val="001000000000" w:firstRow="0" w:lastRow="0" w:firstColumn="1" w:lastColumn="0" w:oddVBand="0" w:evenVBand="0" w:oddHBand="0" w:evenHBand="0" w:firstRowFirstColumn="0" w:firstRowLastColumn="0" w:lastRowFirstColumn="0" w:lastRowLastColumn="0"/>
+            <w:tcW w:w="2605" w:type="dxa"/>
+            <w:hideMark/>
+          </w:tcPr>
+          <w:p>
+            <w:pPr>
+              <w:spacing w:line="278" w:lineRule="auto"/>
+            </w:pPr>
+            <w:r>
+              <w:t>created_at</w:t>
+            </w:r>
+          </w:p>
+        </w:tc>
+        <w:tc>
+          <w:tcPr>
+            <w:tcW w:w="1980" w:type="dxa"/>
+            <w:hideMark/>
+          </w:tcPr>
+          <w:p>
+            <w:pPr>
+              <w:spacing w:line="278" w:lineRule="auto"/>
+              <w:cnfStyle w:val="000000000000" w:firstRow="0" w:lastRow="0" w:firstColumn="0" w:lastColumn="0" w:oddVBand="0" w:evenVBand="0" w:oddHBand="0" w:evenHBand="0" w:firstRowFirstColumn="0" w:firstRowLastColumn="0" w:lastRowFirstColumn="0" w:lastRowLastColumn="0"/>
+            </w:pPr>
+            <w:r>
+              <w:t>TIMESTAMP</w:t>
+            </w:r>
+          </w:p>
+        </w:tc>
+        <w:tc>
+          <w:tcPr>
+            <w:tcW w:w="4500" w:type="dxa"/>
+            <w:hideMark/>
+          </w:tcPr>
+          <w:p>
+            <w:pPr>
+              <w:spacing w:line="278" w:lineRule="auto"/>
+              <w:cnfStyle w:val="000000000000" w:firstRow="0" w:lastRow="0" w:firstColumn="0" w:lastColumn="0" w:oddVBand="0" w:evenVBand="0" w:oddHBand="0" w:evenHBand="0" w:firstRowFirstColumn="0" w:firstRowLastColumn="0" w:lastRowFirstColumn="0" w:lastRowLastColumn="0"/>
+            </w:pPr>
+            <w:r>
+              <w:t>Account creation date</w:t>
+            </w:r>
+          </w:p>
+        </w:tc>
+      </w:tr>
+    </w:tbl>
+    <w:p>
+      <w:pPr>
+        <w:spacing w:before="240" w:after="0" w:line="278" w:lineRule="auto"/>
+      </w:pPr>
+    </w:p>
+    <w:p>
+      <w:pPr>
+        <w:pStyle w:val="Title"/>
+      </w:pPr>
+      <w:r>
+        <w:t>Customer</w:t>
+      </w:r>
+    </w:p>
+    <w:tbl>
+      <w:tblPr>
+        <w:tblStyle w:val="PlainTable1"/>
+        <w:tblW w:w="0" w:type="auto"/>
+        <w:tblLayout w:type="fixed"/>
+        <w:tblCellMar>
+          <w:top w:w="72" w:type="dxa"/>
+          <w:bottom w:w="72" w:type="dxa"/>
+        </w:tblCellMar>
+        <w:tblLook w:val="04A0" w:firstRow="1" w:lastRow="0" w:firstColumn="1" w:lastColumn="0" w:noHBand="0" w:noVBand="1"/>
+      </w:tblPr>
+      <w:tblGrid>
+        <w:gridCol w:w="2605"/>
+        <w:gridCol w:w="1980"/>
+        <w:gridCol w:w="4500"/>
+      </w:tblGrid>
+      <w:tr>
+        <w:trPr>
+          <w:cnfStyle w:val="100000000000" w:firstRow="1" w:lastRow="0" w:firstColumn="0" w:lastColumn="0" w:oddVBand="0" w:evenVBand="0" w:oddHBand="0" w:evenHBand="0" w:firstRowFirstColumn="0" w:firstRowLastColumn="0" w:lastRowFirstColumn="0" w:lastRowLastColumn="0"/>
+        </w:trPr>
+        <w:tc>
+          <w:tcPr>
+            <w:cnfStyle w:val="001000000000" w:firstRow="0" w:lastRow="0" w:firstColumn="1" w:lastColumn="0" w:oddVBand="0" w:evenVBand="0" w:oddHBand="0" w:evenHBand="0" w:firstRowFirstColumn="0" w:firstRowLastColumn="0" w:lastRowFirstColumn="0" w:lastRowLastColumn="0"/>
+            <w:tcW w:w="2605" w:type="dxa"/>
+            <w:hideMark/>
+          </w:tcPr>
+          <w:p>
+            <w:pPr>
+              <w:spacing w:line="278" w:lineRule="auto"/>
+            </w:pPr>
+            <w:r>
+              <w:t>Attribute</w:t>
+            </w:r>
+          </w:p>
+        </w:tc>
+        <w:tc>
+          <w:tcPr>
+            <w:tcW w:w="1980" w:type="dxa"/>
+            <w:hideMark/>
+          </w:tcPr>
+          <w:p>
+            <w:pPr>
+              <w:spacing w:line="278" w:lineRule="auto"/>
+              <w:cnfStyle w:val="100000000000" w:firstRow="1" w:lastRow="0" w:firstColumn="0" w:lastColumn="0" w:oddVBand="0" w:evenVBand="0" w:oddHBand="0" w:evenHBand="0" w:firstRowFirstColumn="0" w:firstRowLastColumn="0" w:lastRowFirstColumn="0" w:lastRowLastColumn="0"/>
+            </w:pPr>
+            <w:r>
+              <w:t>Data Type</w:t>
+            </w:r>
+          </w:p>
+        </w:tc>
+        <w:tc>
+          <w:tcPr>
+            <w:tcW w:w="4500" w:type="dxa"/>
+            <w:hideMark/>
+          </w:tcPr>
+          <w:p>
+            <w:pPr>
+              <w:spacing w:line="278" w:lineRule="auto"/>
+              <w:cnfStyle w:val="100000000000" w:firstRow="1" w:lastRow="0" w:firstColumn="0" w:lastColumn="0" w:oddVBand="0" w:evenVBand="0" w:oddHBand="0" w:evenHBand="0" w:firstRowFirstColumn="0" w:firstRowLastColumn="0" w:lastRowFirstColumn="0" w:lastRowLastColumn="0"/>
+            </w:pPr>
+            <w:r>
+              <w:t>Description</w:t>
+            </w:r>
+          </w:p>
+        </w:tc>
+      </w:tr>
+      <w:tr>
+        <w:trPr>
+          <w:cnfStyle w:val="000000100000" w:firstRow="0" w:lastRow="0" w:firstColumn="0" w:lastColumn="0" w:oddVBand="0" w:evenVBand="0" w:oddHBand="1" w:evenHBand="0" w:firstRowFirstColumn="0" w:firstRowLastColumn="0" w:lastRowFirstColumn="0" w:lastRowLastColumn="0"/>
+        </w:trPr>
+        <w:tc>
+          <w:tcPr>
+            <w:cnfStyle w:val="001000000000" w:firstRow="0" w:lastRow="0" w:firstColumn="1" w:lastColumn="0" w:oddVBand="0" w:evenVBand="0" w:oddHBand="0" w:evenHBand="0" w:firstRowFirstColumn="0" w:firstRowLastColumn="0" w:lastRowFirstColumn="0" w:lastRowLastColumn="0"/>
+            <w:tcW w:w="2605" w:type="dxa"/>
+            <w:hideMark/>
+          </w:tcPr>
+          <w:p>
+            <w:pPr>
+              <w:spacing w:line="278" w:lineRule="auto"/>
+            </w:pPr>
+            <w:r>
+              <w:t>customer_id</w:t>
+            </w:r>
+          </w:p>
+        </w:tc>
+        <w:tc>
+          <w:tcPr>
+            <w:tcW w:w="1980" w:type="dxa"/>
+            <w:hideMark/>
+          </w:tcPr>
+          <w:p>
+            <w:pPr>
+              <w:spacing w:line="278" w:lineRule="auto"/>
+              <w:cnfStyle w:val="000000100000" w:firstRow="0" w:lastRow="0" w:firstColumn="0" w:lastColumn="0" w:oddVBand="0" w:evenVBand="0" w:oddHBand="1" w:evenHBand="0" w:firstRowFirstColumn="0" w:firstRowLastColumn="0" w:lastRowFirstColumn="0" w:lastRowLastColumn="0"/>
+            </w:pPr>
+            <w:r>
+              <w:t>UUID</w:t>
+            </w:r>
+          </w:p>
+        </w:tc>
+        <w:tc>
+          <w:tcPr>
+            <w:tcW w:w="4500" w:type="dxa"/>
+            <w:hideMark/>
+          </w:tcPr>
+          <w:p>
+            <w:pPr>
+              <w:spacing w:line="278" w:lineRule="auto"/>
+              <w:cnfStyle w:val="000000100000" w:firstRow="0" w:lastRow="0" w:firstColumn="0" w:lastColumn="0" w:oddVBand="0" w:evenVBand="0" w:oddHBand="1" w:evenHBand="0" w:firstRowFirstColumn="0" w:firstRowLastColumn="0" w:lastRowFirstColumn="0" w:lastRowLastColumn="0"/>
+            </w:pPr>
+            <w:r>
+              <w:t>Unique customer identifier</w:t>
+            </w:r>
+          </w:p>
+        </w:tc>
+      </w:tr>
+      <w:tr>
+        <w:tc>
+          <w:tcPr>
+            <w:cnfStyle w:val="001000000000" w:firstRow="0" w:lastRow="0" w:firstColumn="1" w:lastColumn="0" w:oddVBand="0" w:evenVBand="0" w:oddHBand="0" w:evenHBand="0" w:firstRowFirstColumn="0" w:firstRowLastColumn="0" w:lastRowFirstColumn="0" w:lastRowLastColumn="0"/>
+            <w:tcW w:w="2605" w:type="dxa"/>
+            <w:hideMark/>
+          </w:tcPr>
+          <w:p>
+            <w:pPr>
+              <w:spacing w:line="278" w:lineRule="auto"/>
+            </w:pPr>
+            <w:r>
+              <w:t>user_id</w:t>
+            </w:r>
+          </w:p>
+        </w:tc>
+        <w:tc>
+          <w:tcPr>
+            <w:tcW w:w="1980" w:type="dxa"/>
+            <w:hideMark/>
+          </w:tcPr>
+          <w:p>
+            <w:pPr>
+              <w:spacing w:line="278" w:lineRule="auto"/>
+              <w:cnfStyle w:val="000000000000" w:firstRow="0" w:lastRow="0" w:firstColumn="0" w:lastColumn="0" w:oddVBand="0" w:evenVBand="0" w:oddHBand="0" w:evenHBand="0" w:firstRowFirstColumn="0" w:firstRowLastColumn="0" w:lastRowFirstColumn="0" w:lastRowLastColumn="0"/>
+            </w:pPr>
+            <w:r>
+              <w:t>UUID (FK)</w:t>
+            </w:r>
+          </w:p>
+        </w:tc>
+        <w:tc>
+          <w:tcPr>
+            <w:tcW w:w="4500" w:type="dxa"/>
+            <w:hideMark/>
+          </w:tcPr>
+          <w:p>
+            <w:pPr>
+              <w:spacing w:line="278" w:lineRule="auto"/>
+              <w:cnfStyle w:val="000000000000" w:firstRow="0" w:lastRow="0" w:firstColumn="0" w:lastColumn="0" w:oddVBand="0" w:evenVBand="0" w:oddHBand="0" w:evenHBand="0" w:firstRowFirstColumn="0" w:firstRowLastColumn="0" w:lastRowFirstColumn="0" w:lastRowLastColumn="0"/>
+            </w:pPr>
+            <w:r>
+              <w:t>Associated user account</w:t>
+            </w:r>
+          </w:p>
+        </w:tc>
+      </w:tr>
+      <w:tr>
+        <w:trPr>
+          <w:cnfStyle w:val="000000100000" w:firstRow="0" w:lastRow="0" w:firstColumn="0" w:lastColumn="0" w:oddVBand="0" w:evenVBand="0" w:oddHBand="1" w:evenHBand="0" w:firstRowFirstColumn="0" w:firstRowLastColumn="0" w:lastRowFirstColumn="0" w:lastRowLastColumn="0"/>
+        </w:trPr>
+        <w:tc>
+          <w:tcPr>
+            <w:cnfStyle w:val="001000000000" w:firstRow="0" w:lastRow="0" w:firstColumn="1" w:lastColumn="0" w:oddVBand="0" w:evenVBand="0" w:oddHBand="0" w:evenHBand="0" w:firstRowFirstColumn="0" w:firstRowLastColumn="0" w:lastRowFirstColumn="0" w:lastRowLastColumn="0"/>
+            <w:tcW w:w="2605" w:type="dxa"/>
+            <w:hideMark/>
+          </w:tcPr>
+          <w:p>
+            <w:pPr>
+              <w:spacing w:line="278" w:lineRule="auto"/>
+            </w:pPr>
+            <w:r>
+              <w:t>driver_license</w:t>
+            </w:r>
+          </w:p>
+        </w:tc>
+        <w:tc>
+          <w:tcPr>
+            <w:tcW w:w="1980" w:type="dxa"/>
+            <w:hideMark/>
+          </w:tcPr>
+          <w:p>
+            <w:pPr>
+              <w:spacing w:line="278" w:lineRule="auto"/>
+              <w:cnfStyle w:val="000000100000" w:firstRow="0" w:lastRow="0" w:firstColumn="0" w:lastColumn="0" w:oddVBand="0" w:evenVBand="0" w:oddHBand="1" w:evenHBand="0" w:firstRowFirstColumn="0" w:firstRowLastColumn="0" w:lastRowFirstColumn="0" w:lastRowLastColumn="0"/>
+            </w:pPr>
+            <w:r>
+              <w:t>VARCHAR</w:t>
+            </w:r>
+            <w:r>
+              <w:t xml:space="preserve"> </w:t>
+            </w:r>
+            <w:r>
+              <w:t>(50)</w:t>
+            </w:r>
+          </w:p>
+        </w:tc>
+        <w:tc>
+          <w:tcPr>
+            <w:tcW w:w="4500" w:type="dxa"/>
+            <w:hideMark/>
+          </w:tcPr>
+          <w:p>
+            <w:pPr>
+              <w:spacing w:line="278" w:lineRule="auto"/>
+              <w:cnfStyle w:val="000000100000" w:firstRow="0" w:lastRow="0" w:firstColumn="0" w:lastColumn="0" w:oddVBand="0" w:evenVBand="0" w:oddHBand="1" w:evenHBand="0" w:firstRowFirstColumn="0" w:firstRowLastColumn="0" w:lastRowFirstColumn="0" w:lastRowLastColumn="0"/>
+            </w:pPr>
+            <w:r>
+              <w:t>Driver's license number</w:t>
+            </w:r>
+          </w:p>
+        </w:tc>
+      </w:tr>
+      <w:tr>
+        <w:tc>
+          <w:tcPr>
+            <w:cnfStyle w:val="001000000000" w:firstRow="0" w:lastRow="0" w:firstColumn="1" w:lastColumn="0" w:oddVBand="0" w:evenVBand="0" w:oddHBand="0" w:evenHBand="0" w:firstRowFirstColumn="0" w:firstRowLastColumn="0" w:lastRowFirstColumn="0" w:lastRowLastColumn="0"/>
+            <w:tcW w:w="2605" w:type="dxa"/>
+            <w:hideMark/>
+          </w:tcPr>
+          <w:p>
+            <w:pPr>
+              <w:spacing w:line="278" w:lineRule="auto"/>
+            </w:pPr>
+            <w:r>
+              <w:t>date_of_birth</w:t>
+            </w:r>
+          </w:p>
+        </w:tc>
+        <w:tc>
+          <w:tcPr>
+            <w:tcW w:w="1980" w:type="dxa"/>
+            <w:hideMark/>
+          </w:tcPr>
+          <w:p>
+            <w:pPr>
+              <w:spacing w:line="278" w:lineRule="auto"/>
+              <w:cnfStyle w:val="000000000000" w:firstRow="0" w:lastRow="0" w:firstColumn="0" w:lastColumn="0" w:oddVBand="0" w:evenVBand="0" w:oddHBand="0" w:evenHBand="0" w:firstRowFirstColumn="0" w:firstRowLastColumn="0" w:lastRowFirstColumn="0" w:lastRowLastColumn="0"/>
+            </w:pPr>
+            <w:r>
+              <w:t>DATE</w:t>
+            </w:r>
+          </w:p>
+        </w:tc>
+        <w:tc>
+          <w:tcPr>
+            <w:tcW w:w="4500" w:type="dxa"/>
+            <w:hideMark/>
+          </w:tcPr>
+          <w:p>
+            <w:pPr>
+              <w:spacing w:line="278" w:lineRule="auto"/>
+              <w:cnfStyle w:val="000000000000" w:firstRow="0" w:lastRow="0" w:firstColumn="0" w:lastColumn="0" w:oddVBand="0" w:evenVBand="0" w:oddHBand="0" w:evenHBand="0" w:firstRowFirstColumn="0" w:firstRowLastColumn="0" w:lastRowFirstColumn="0" w:lastRowLastColumn="0"/>
+            </w:pPr>
+            <w:r>
+              <w:t>Customer birth date</w:t>
+            </w:r>
+          </w:p>
+        </w:tc>
+      </w:tr>
+      <w:tr>
+        <w:trPr>
+          <w:cnfStyle w:val="000000100000" w:firstRow="0" w:lastRow="0" w:firstColumn="0" w:lastColumn="0" w:oddVBand="0" w:evenVBand="0" w:oddHBand="1" w:evenHBand="0" w:firstRowFirstColumn="0" w:firstRowLastColumn="0" w:lastRowFirstColumn="0" w:lastRowLastColumn="0"/>
+        </w:trPr>
+        <w:tc>
+          <w:tcPr>
+            <w:cnfStyle w:val="001000000000" w:firstRow="0" w:lastRow="0" w:firstColumn="1" w:lastColumn="0" w:oddVBand="0" w:evenVBand="0" w:oddHBand="0" w:evenHBand="0" w:firstRowFirstColumn="0" w:firstRowLastColumn="0" w:lastRowFirstColumn="0" w:lastRowLastColumn="0"/>
+            <w:tcW w:w="2605" w:type="dxa"/>
+            <w:hideMark/>
+          </w:tcPr>
+          <w:p>
+            <w:pPr>
+              <w:spacing w:line="278" w:lineRule="auto"/>
+            </w:pPr>
+            <w:r>
+              <w:t>address</w:t>
+            </w:r>
+          </w:p>
+        </w:tc>
+        <w:tc>
+          <w:tcPr>
+            <w:tcW w:w="1980" w:type="dxa"/>
+            <w:hideMark/>
+          </w:tcPr>
+          <w:p>
+            <w:pPr>
+              <w:spacing w:line="278" w:lineRule="auto"/>
+              <w:cnfStyle w:val="000000100000" w:firstRow="0" w:lastRow="0" w:firstColumn="0" w:lastColumn="0" w:oddVBand="0" w:evenVBand="0" w:oddHBand="1" w:evenHBand="0" w:firstRowFirstColumn="0" w:firstRowLastColumn="0" w:lastRowFirstColumn="0" w:lastRowLastColumn="0"/>
+            </w:pPr>
+            <w:r>
+              <w:t>TEXT</w:t>
+            </w:r>
+          </w:p>
+        </w:tc>
+        <w:tc>
+          <w:tcPr>
+            <w:tcW w:w="4500" w:type="dxa"/>
+            <w:hideMark/>
+          </w:tcPr>
+          <w:p>
+            <w:pPr>
+              <w:spacing w:line="278" w:lineRule="auto"/>
+              <w:cnfStyle w:val="000000100000" w:firstRow="0" w:lastRow="0" w:firstColumn="0" w:lastColumn="0" w:oddVBand="0" w:evenVBand="0" w:oddHBand="1" w:evenHBand="0" w:firstRowFirstColumn="0" w:firstRowLastColumn="0" w:lastRowFirstColumn="0" w:lastRowLastColumn="0"/>
+            </w:pPr>
+            <w:r>
+              <w:t>Residential address</w:t>
+            </w:r>
+          </w:p>
+        </w:tc>
+      </w:tr>
+    </w:tbl>
+    <w:p>
+      <w:pPr>
+        <w:spacing w:before="240" w:after="0" w:line="278" w:lineRule="auto"/>
+      </w:pPr>
+    </w:p>
+    <w:p>
+      <w:pPr>
+        <w:spacing w:line="278" w:lineRule="auto"/>
+        <w:rPr>
+          <w:rFonts w:eastAsiaTheme="majorEastAsia" w:cstheme="majorBidi"/>
+          <w:b/>
+          <w:color w:val="000000" w:themeColor="text1"/>
+          <w:spacing w:val="-10"/>
+          <w:kern w:val="28"/>
+          <w:szCs w:val="56"/>
+        </w:rPr>
+      </w:pPr>
+      <w:r>
+        <w:br w:type="page"/>
+      </w:r>
+    </w:p>
+    <w:p>
+      <w:pPr>
+        <w:pStyle w:val="Title"/>
+      </w:pPr>
+      <w:r>
+        <w:lastRenderedPageBreak/>
+        <w:t>Agency</w:t>
+      </w:r>
+    </w:p>
+    <w:tbl>
+      <w:tblPr>
+        <w:tblStyle w:val="PlainTable1"/>
+        <w:tblW w:w="0" w:type="auto"/>
+        <w:tblLayout w:type="fixed"/>
+        <w:tblCellMar>
+          <w:top w:w="72" w:type="dxa"/>
+          <w:bottom w:w="72" w:type="dxa"/>
+        </w:tblCellMar>
+        <w:tblLook w:val="04A0" w:firstRow="1" w:lastRow="0" w:firstColumn="1" w:lastColumn="0" w:noHBand="0" w:noVBand="1"/>
+      </w:tblPr>
+      <w:tblGrid>
+        <w:gridCol w:w="2605"/>
+        <w:gridCol w:w="1980"/>
+        <w:gridCol w:w="4500"/>
+      </w:tblGrid>
+      <w:tr>
+        <w:trPr>
+          <w:cnfStyle w:val="100000000000" w:firstRow="1" w:lastRow="0" w:firstColumn="0" w:lastColumn="0" w:oddVBand="0" w:evenVBand="0" w:oddHBand="0" w:evenHBand="0" w:firstRowFirstColumn="0" w:firstRowLastColumn="0" w:lastRowFirstColumn="0" w:lastRowLastColumn="0"/>
+        </w:trPr>
+        <w:tc>
+          <w:tcPr>
+            <w:cnfStyle w:val="001000000000" w:firstRow="0" w:lastRow="0" w:firstColumn="1" w:lastColumn="0" w:oddVBand="0" w:evenVBand="0" w:oddHBand="0" w:evenHBand="0" w:firstRowFirstColumn="0" w:firstRowLastColumn="0" w:lastRowFirstColumn="0" w:lastRowLastColumn="0"/>
+            <w:tcW w:w="2605" w:type="dxa"/>
+            <w:hideMark/>
+          </w:tcPr>
+          <w:p>
+            <w:pPr>
+              <w:spacing w:line="278" w:lineRule="auto"/>
+            </w:pPr>
+            <w:r>
+              <w:t>Attribute</w:t>
+            </w:r>
+          </w:p>
+        </w:tc>
+        <w:tc>
+          <w:tcPr>
+            <w:tcW w:w="1980" w:type="dxa"/>
+            <w:hideMark/>
+          </w:tcPr>
+          <w:p>
+            <w:pPr>
+              <w:spacing w:line="278" w:lineRule="auto"/>
+              <w:cnfStyle w:val="100000000000" w:firstRow="1" w:lastRow="0" w:firstColumn="0" w:lastColumn="0" w:oddVBand="0" w:evenVBand="0" w:oddHBand="0" w:evenHBand="0" w:firstRowFirstColumn="0" w:firstRowLastColumn="0" w:lastRowFirstColumn="0" w:lastRowLastColumn="0"/>
+            </w:pPr>
+            <w:r>
+              <w:t>Data Type</w:t>
+            </w:r>
+          </w:p>
+        </w:tc>
+        <w:tc>
+          <w:tcPr>
+            <w:tcW w:w="4500" w:type="dxa"/>
+            <w:hideMark/>
+          </w:tcPr>
+          <w:p>
+            <w:pPr>
+              <w:spacing w:line="278" w:lineRule="auto"/>
+              <w:cnfStyle w:val="100000000000" w:firstRow="1" w:lastRow="0" w:firstColumn="0" w:lastColumn="0" w:oddVBand="0" w:evenVBand="0" w:oddHBand="0" w:evenHBand="0" w:firstRowFirstColumn="0" w:firstRowLastColumn="0" w:lastRowFirstColumn="0" w:lastRowLastColumn="0"/>
+            </w:pPr>
+            <w:r>
+              <w:t>Description</w:t>
+            </w:r>
+          </w:p>
+        </w:tc>
+      </w:tr>
+      <w:tr>
+        <w:trPr>
+          <w:cnfStyle w:val="000000100000" w:firstRow="0" w:lastRow="0" w:firstColumn="0" w:lastColumn="0" w:oddVBand="0" w:evenVBand="0" w:oddHBand="1" w:evenHBand="0" w:firstRowFirstColumn="0" w:firstRowLastColumn="0" w:lastRowFirstColumn="0" w:lastRowLastColumn="0"/>
+        </w:trPr>
+        <w:tc>
+          <w:tcPr>
+            <w:cnfStyle w:val="001000000000" w:firstRow="0" w:lastRow="0" w:firstColumn="1" w:lastColumn="0" w:oddVBand="0" w:evenVBand="0" w:oddHBand="0" w:evenHBand="0" w:firstRowFirstColumn="0" w:firstRowLastColumn="0" w:lastRowFirstColumn="0" w:lastRowLastColumn="0"/>
+            <w:tcW w:w="2605" w:type="dxa"/>
+            <w:hideMark/>
+          </w:tcPr>
+          <w:p>
+            <w:pPr>
+              <w:spacing w:line="278" w:lineRule="auto"/>
+            </w:pPr>
+            <w:r>
+              <w:t>agency_id</w:t>
+            </w:r>
+          </w:p>
+        </w:tc>
+        <w:tc>
+          <w:tcPr>
+            <w:tcW w:w="1980" w:type="dxa"/>
+            <w:hideMark/>
+          </w:tcPr>
+          <w:p>
+            <w:pPr>
+              <w:spacing w:line="278" w:lineRule="auto"/>
+              <w:cnfStyle w:val="000000100000" w:firstRow="0" w:lastRow="0" w:firstColumn="0" w:lastColumn="0" w:oddVBand="0" w:evenVBand="0" w:oddHBand="1" w:evenHBand="0" w:firstRowFirstColumn="0" w:firstRowLastColumn="0" w:lastRowFirstColumn="0" w:lastRowLastColumn="0"/>
+            </w:pPr>
+            <w:r>
+              <w:t>UUID</w:t>
+            </w:r>
+          </w:p>
+        </w:tc>
+        <w:tc>
+          <w:tcPr>
+            <w:tcW w:w="4500" w:type="dxa"/>
+            <w:hideMark/>
+          </w:tcPr>
+          <w:p>
+            <w:pPr>
+              <w:spacing w:line="278" w:lineRule="auto"/>
+              <w:cnfStyle w:val="000000100000" w:firstRow="0" w:lastRow="0" w:firstColumn="0" w:lastColumn="0" w:oddVBand="0" w:evenVBand="0" w:oddHBand="1" w:evenHBand="0" w:firstRowFirstColumn="0" w:firstRowLastColumn="0" w:lastRowFirstColumn="0" w:lastRowLastColumn="0"/>
+            </w:pPr>
+            <w:r>
+              <w:t>Unique agency identifier</w:t>
+            </w:r>
+          </w:p>
+        </w:tc>
+      </w:tr>
+      <w:tr>
+        <w:tc>
+          <w:tcPr>
+            <w:cnfStyle w:val="001000000000" w:firstRow="0" w:lastRow="0" w:firstColumn="1" w:lastColumn="0" w:oddVBand="0" w:evenVBand="0" w:oddHBand="0" w:evenHBand="0" w:firstRowFirstColumn="0" w:firstRowLastColumn="0" w:lastRowFirstColumn="0" w:lastRowLastColumn="0"/>
+            <w:tcW w:w="2605" w:type="dxa"/>
+            <w:hideMark/>
+          </w:tcPr>
+          <w:p>
+            <w:pPr>
+              <w:spacing w:line="278" w:lineRule="auto"/>
+            </w:pPr>
+            <w:r>
+              <w:t>user_id</w:t>
+            </w:r>
+          </w:p>
+        </w:tc>
+        <w:tc>
+          <w:tcPr>
+            <w:tcW w:w="1980" w:type="dxa"/>
+            <w:hideMark/>
+          </w:tcPr>
+          <w:p>
+            <w:pPr>
+              <w:spacing w:line="278" w:lineRule="auto"/>
+              <w:cnfStyle w:val="000000000000" w:firstRow="0" w:lastRow="0" w:firstColumn="0" w:lastColumn="0" w:oddVBand="0" w:evenVBand="0" w:oddHBand="0" w:evenHBand="0" w:firstRowFirstColumn="0" w:firstRowLastColumn="0" w:lastRowFirstColumn="0" w:lastRowLastColumn="0"/>
+            </w:pPr>
+            <w:r>
+              <w:t>UUID (FK)</w:t>
+            </w:r>
+          </w:p>
+        </w:tc>
+        <w:tc>
+          <w:tcPr>
+            <w:tcW w:w="4500" w:type="dxa"/>
+            <w:hideMark/>
+          </w:tcPr>
+          <w:p>
+            <w:pPr>
+              <w:spacing w:line="278" w:lineRule="auto"/>
+              <w:cnfStyle w:val="000000000000" w:firstRow="0" w:lastRow="0" w:firstColumn="0" w:lastColumn="0" w:oddVBand="0" w:evenVBand="0" w:oddHBand="0" w:evenHBand="0" w:firstRowFirstColumn="0" w:firstRowLastColumn="0" w:lastRowFirstColumn="0" w:lastRowLastColumn="0"/>
+            </w:pPr>
+            <w:r>
+              <w:t>Agency account</w:t>
+            </w:r>
+          </w:p>
+        </w:tc>
+      </w:tr>
+      <w:tr>
+        <w:trPr>
+          <w:cnfStyle w:val="000000100000" w:firstRow="0" w:lastRow="0" w:firstColumn="0" w:lastColumn="0" w:oddVBand="0" w:evenVBand="0" w:oddHBand="1" w:evenHBand="0" w:firstRowFirstColumn="0" w:firstRowLastColumn="0" w:lastRowFirstColumn="0" w:lastRowLastColumn="0"/>
+        </w:trPr>
+        <w:tc>
+          <w:tcPr>
+            <w:cnfStyle w:val="001000000000" w:firstRow="0" w:lastRow="0" w:firstColumn="1" w:lastColumn="0" w:oddVBand="0" w:evenVBand="0" w:oddHBand="0" w:evenHBand="0" w:firstRowFirstColumn="0" w:firstRowLastColumn="0" w:lastRowFirstColumn="0" w:lastRowLastColumn="0"/>
+            <w:tcW w:w="2605" w:type="dxa"/>
+            <w:hideMark/>
+          </w:tcPr>
+          <w:p>
+            <w:pPr>
+              <w:spacing w:line="278" w:lineRule="auto"/>
+            </w:pPr>
+            <w:r>
+              <w:t>agency_name</w:t>
+            </w:r>
+          </w:p>
+        </w:tc>
+        <w:tc>
+          <w:tcPr>
+            <w:tcW w:w="1980" w:type="dxa"/>
+            <w:hideMark/>
+          </w:tcPr>
+          <w:p>
+            <w:pPr>
+              <w:spacing w:line="278" w:lineRule="auto"/>
+              <w:cnfStyle w:val="000000100000" w:firstRow="0" w:lastRow="0" w:firstColumn="0" w:lastColumn="0" w:oddVBand="0" w:evenVBand="0" w:oddHBand="1" w:evenHBand="0" w:firstRowFirstColumn="0" w:firstRowLastColumn="0" w:lastRowFirstColumn="0" w:lastRowLastColumn="0"/>
+            </w:pPr>
+            <w:r>
+              <w:t>VARCHAR</w:t>
+            </w:r>
+            <w:r>
+              <w:t xml:space="preserve"> </w:t>
+            </w:r>
+            <w:r>
+              <w:t>(150)</w:t>
+            </w:r>
+          </w:p>
+        </w:tc>
+        <w:tc>
+          <w:tcPr>
+            <w:tcW w:w="4500" w:type="dxa"/>
+            <w:hideMark/>
+          </w:tcPr>
+          <w:p>
+            <w:pPr>
+              <w:spacing w:line="278" w:lineRule="auto"/>
+              <w:cnfStyle w:val="000000100000" w:firstRow="0" w:lastRow="0" w:firstColumn="0" w:lastColumn="0" w:oddVBand="0" w:evenVBand="0" w:oddHBand="1" w:evenHBand="0" w:firstRowFirstColumn="0" w:firstRowLastColumn="0" w:lastRowFirstColumn="0" w:lastRowLastColumn="0"/>
+            </w:pPr>
+            <w:r>
+              <w:t>Business name</w:t>
+            </w:r>
+          </w:p>
+        </w:tc>
+      </w:tr>
+      <w:tr>
+        <w:tc>
+          <w:tcPr>
+            <w:cnfStyle w:val="001000000000" w:firstRow="0" w:lastRow="0" w:firstColumn="1" w:lastColumn="0" w:oddVBand="0" w:evenVBand="0" w:oddHBand="0" w:evenHBand="0" w:firstRowFirstColumn="0" w:firstRowLastColumn="0" w:lastRowFirstColumn="0" w:lastRowLastColumn="0"/>
+            <w:tcW w:w="2605" w:type="dxa"/>
+            <w:hideMark/>
+          </w:tcPr>
+          <w:p>
+            <w:pPr>
+              <w:spacing w:line="278" w:lineRule="auto"/>
+            </w:pPr>
+            <w:r>
+              <w:t>business_license</w:t>
+            </w:r>
+          </w:p>
+        </w:tc>
+        <w:tc>
+          <w:tcPr>
+            <w:tcW w:w="1980" w:type="dxa"/>
+            <w:hideMark/>
+          </w:tcPr>
+          <w:p>
+            <w:pPr>
+              <w:spacing w:line="278" w:lineRule="auto"/>
+              <w:cnfStyle w:val="000000000000" w:firstRow="0" w:lastRow="0" w:firstColumn="0" w:lastColumn="0" w:oddVBand="0" w:evenVBand="0" w:oddHBand="0" w:evenHBand="0" w:firstRowFirstColumn="0" w:firstRowLastColumn="0" w:lastRowFirstColumn="0" w:lastRowLastColumn="0"/>
+            </w:pPr>
+            <w:r>
+              <w:t>VARCHAR</w:t>
+            </w:r>
+            <w:r>
+              <w:t xml:space="preserve"> </w:t>
+            </w:r>
+            <w:r>
+              <w:t>(100)</w:t>
+            </w:r>
+          </w:p>
+        </w:tc>
+        <w:tc>
+          <w:tcPr>
+            <w:tcW w:w="4500" w:type="dxa"/>
+            <w:hideMark/>
+          </w:tcPr>
+          <w:p>
+            <w:pPr>
+              <w:spacing w:line="278" w:lineRule="auto"/>
+              <w:cnfStyle w:val="000000000000" w:firstRow="0" w:lastRow="0" w:firstColumn="0" w:lastColumn="0" w:oddVBand="0" w:evenVBand="0" w:oddHBand="0" w:evenHBand="0" w:firstRowFirstColumn="0" w:firstRowLastColumn="0" w:lastRowFirstColumn="0" w:lastRowLastColumn="0"/>
+            </w:pPr>
+            <w:r>
+              <w:t>Registration number</w:t>
+            </w:r>
+          </w:p>
+        </w:tc>
+      </w:tr>
+      <w:tr>
+        <w:trPr>
+          <w:cnfStyle w:val="000000100000" w:firstRow="0" w:lastRow="0" w:firstColumn="0" w:lastColumn="0" w:oddVBand="0" w:evenVBand="0" w:oddHBand="1" w:evenHBand="0" w:firstRowFirstColumn="0" w:firstRowLastColumn="0" w:lastRowFirstColumn="0" w:lastRowLastColumn="0"/>
+        </w:trPr>
+        <w:tc>
+          <w:tcPr>
+            <w:cnfStyle w:val="001000000000" w:firstRow="0" w:lastRow="0" w:firstColumn="1" w:lastColumn="0" w:oddVBand="0" w:evenVBand="0" w:oddHBand="0" w:evenHBand="0" w:firstRowFirstColumn="0" w:firstRowLastColumn="0" w:lastRowFirstColumn="0" w:lastRowLastColumn="0"/>
+            <w:tcW w:w="2605" w:type="dxa"/>
+            <w:hideMark/>
+          </w:tcPr>
+          <w:p>
+            <w:pPr>
+              <w:spacing w:line="278" w:lineRule="auto"/>
+            </w:pPr>
+            <w:r>
+              <w:t>verification_status</w:t>
+            </w:r>
+          </w:p>
+        </w:tc>
+        <w:tc>
+          <w:tcPr>
+            <w:tcW w:w="1980" w:type="dxa"/>
+            <w:hideMark/>
+          </w:tcPr>
+          <w:p>
+            <w:pPr>
+              <w:spacing w:line="278" w:lineRule="auto"/>
+              <w:cnfStyle w:val="000000100000" w:firstRow="0" w:lastRow="0" w:firstColumn="0" w:lastColumn="0" w:oddVBand="0" w:evenVBand="0" w:oddHBand="1" w:evenHBand="0" w:firstRowFirstColumn="0" w:firstRowLastColumn="0" w:lastRowFirstColumn="0" w:lastRowLastColumn="0"/>
+            </w:pPr>
+            <w:r>
+              <w:t>ENUM</w:t>
+            </w:r>
+          </w:p>
+        </w:tc>
+        <w:tc>
+          <w:tcPr>
+            <w:tcW w:w="4500" w:type="dxa"/>
+            <w:hideMark/>
+          </w:tcPr>
+          <w:p>
+            <w:pPr>
+              <w:spacing w:line="278" w:lineRule="auto"/>
+              <w:cnfStyle w:val="000000100000" w:firstRow="0" w:lastRow="0" w:firstColumn="0" w:lastColumn="0" w:oddVBand="0" w:evenVBand="0" w:oddHBand="1" w:evenHBand="0" w:firstRowFirstColumn="0" w:firstRowLastColumn="0" w:lastRowFirstColumn="0" w:lastRowLastColumn="0"/>
+            </w:pPr>
+            <w:r>
+              <w:t>Pending, Verified, Rejected</w:t>
+            </w:r>
+          </w:p>
+        </w:tc>
+      </w:tr>
+      <w:tr>
+        <w:tc>
+          <w:tcPr>
+            <w:cnfStyle w:val="001000000000" w:firstRow="0" w:lastRow="0" w:firstColumn="1" w:lastColumn="0" w:oddVBand="0" w:evenVBand="0" w:oddHBand="0" w:evenHBand="0" w:firstRowFirstColumn="0" w:firstRowLastColumn="0" w:lastRowFirstColumn="0" w:lastRowLastColumn="0"/>
+            <w:tcW w:w="2605" w:type="dxa"/>
+            <w:hideMark/>
+          </w:tcPr>
+          <w:p>
+            <w:pPr>
+              <w:spacing w:line="278" w:lineRule="auto"/>
+            </w:pPr>
+            <w:r>
+              <w:t>description</w:t>
+            </w:r>
+          </w:p>
+        </w:tc>
+        <w:tc>
+          <w:tcPr>
+            <w:tcW w:w="1980" w:type="dxa"/>
+            <w:hideMark/>
+          </w:tcPr>
+          <w:p>
+            <w:pPr>
+              <w:spacing w:line="278" w:lineRule="auto"/>
+              <w:cnfStyle w:val="000000000000" w:firstRow="0" w:lastRow="0" w:firstColumn="0" w:lastColumn="0" w:oddVBand="0" w:evenVBand="0" w:oddHBand="0" w:evenHBand="0" w:firstRowFirstColumn="0" w:firstRowLastColumn="0" w:lastRowFirstColumn="0" w:lastRowLastColumn="0"/>
+            </w:pPr>
+            <w:r>
+              <w:t>TEXT</w:t>
+            </w:r>
+          </w:p>
+        </w:tc>
+        <w:tc>
+          <w:tcPr>
+            <w:tcW w:w="4500" w:type="dxa"/>
+            <w:hideMark/>
+          </w:tcPr>
+          <w:p>
+            <w:pPr>
+              <w:spacing w:line="278" w:lineRule="auto"/>
+              <w:cnfStyle w:val="000000000000" w:firstRow="0" w:lastRow="0" w:firstColumn="0" w:lastColumn="0" w:oddVBand="0" w:evenVBand="0" w:oddHBand="0" w:evenHBand="0" w:firstRowFirstColumn="0" w:firstRowLastColumn="0" w:lastRowFirstColumn="0" w:lastRowLastColumn="0"/>
+            </w:pPr>
+            <w:r>
+              <w:t>Agency description</w:t>
+            </w:r>
+          </w:p>
+        </w:tc>
+      </w:tr>
+    </w:tbl>
+    <w:p>
+      <w:pPr>
+        <w:spacing w:before="240" w:after="0" w:line="278" w:lineRule="auto"/>
+      </w:pPr>
+    </w:p>
+    <w:p>
+      <w:pPr>
+        <w:pStyle w:val="Title"/>
+      </w:pPr>
+      <w:r>
+        <w:t>Branch</w:t>
+      </w:r>
+    </w:p>
+    <w:tbl>
+      <w:tblPr>
+        <w:tblStyle w:val="PlainTable1"/>
+        <w:tblW w:w="0" w:type="auto"/>
+        <w:tblLayout w:type="fixed"/>
+        <w:tblCellMar>
+          <w:top w:w="72" w:type="dxa"/>
+          <w:bottom w:w="72" w:type="dxa"/>
+        </w:tblCellMar>
+        <w:tblLook w:val="04A0" w:firstRow="1" w:lastRow="0" w:firstColumn="1" w:lastColumn="0" w:noHBand="0" w:noVBand="1"/>
+      </w:tblPr>
+      <w:tblGrid>
+        <w:gridCol w:w="2605"/>
+        <w:gridCol w:w="1980"/>
+        <w:gridCol w:w="4500"/>
+      </w:tblGrid>
+      <w:tr>
+        <w:trPr>
+          <w:cnfStyle w:val="100000000000" w:firstRow="1" w:lastRow="0" w:firstColumn="0" w:lastColumn="0" w:oddVBand="0" w:evenVBand="0" w:oddHBand="0" w:evenHBand="0" w:firstRowFirstColumn="0" w:firstRowLastColumn="0" w:lastRowFirstColumn="0" w:lastRowLastColumn="0"/>
+        </w:trPr>
+        <w:tc>
+          <w:tcPr>
+            <w:cnfStyle w:val="001000000000" w:firstRow="0" w:lastRow="0" w:firstColumn="1" w:lastColumn="0" w:oddVBand="0" w:evenVBand="0" w:oddHBand="0" w:evenHBand="0" w:firstRowFirstColumn="0" w:firstRowLastColumn="0" w:lastRowFirstColumn="0" w:lastRowLastColumn="0"/>
+            <w:tcW w:w="2605" w:type="dxa"/>
+            <w:hideMark/>
+          </w:tcPr>
+          <w:p>
+            <w:pPr>
+              <w:spacing w:line="278" w:lineRule="auto"/>
+            </w:pPr>
+            <w:r>
+              <w:t>Attribute</w:t>
+            </w:r>
+          </w:p>
+        </w:tc>
+        <w:tc>
+          <w:tcPr>
+            <w:tcW w:w="1980" w:type="dxa"/>
+            <w:hideMark/>
+          </w:tcPr>
+          <w:p>
+            <w:pPr>
+              <w:spacing w:line="278" w:lineRule="auto"/>
+              <w:cnfStyle w:val="100000000000" w:firstRow="1" w:lastRow="0" w:firstColumn="0" w:lastColumn="0" w:oddVBand="0" w:evenVBand="0" w:oddHBand="0" w:evenHBand="0" w:firstRowFirstColumn="0" w:firstRowLastColumn="0" w:lastRowFirstColumn="0" w:lastRowLastColumn="0"/>
+            </w:pPr>
+            <w:r>
+              <w:t>Data Type</w:t>
+            </w:r>
+          </w:p>
+        </w:tc>
+        <w:tc>
+          <w:tcPr>
+            <w:tcW w:w="4500" w:type="dxa"/>
+            <w:hideMark/>
+          </w:tcPr>
+          <w:p>
+            <w:pPr>
+              <w:spacing w:line="278" w:lineRule="auto"/>
+              <w:cnfStyle w:val="100000000000" w:firstRow="1" w:lastRow="0" w:firstColumn="0" w:lastColumn="0" w:oddVBand="0" w:evenVBand="0" w:oddHBand="0" w:evenHBand="0" w:firstRowFirstColumn="0" w:firstRowLastColumn="0" w:lastRowFirstColumn="0" w:lastRowLastColumn="0"/>
+            </w:pPr>
+            <w:r>
+              <w:t>Description</w:t>
+            </w:r>
+          </w:p>
+        </w:tc>
+      </w:tr>
+      <w:tr>
+        <w:trPr>
+          <w:cnfStyle w:val="000000100000" w:firstRow="0" w:lastRow="0" w:firstColumn="0" w:lastColumn="0" w:oddVBand="0" w:evenVBand="0" w:oddHBand="1" w:evenHBand="0" w:firstRowFirstColumn="0" w:firstRowLastColumn="0" w:lastRowFirstColumn="0" w:lastRowLastColumn="0"/>
+        </w:trPr>
+        <w:tc>
+          <w:tcPr>
+            <w:cnfStyle w:val="001000000000" w:firstRow="0" w:lastRow="0" w:firstColumn="1" w:lastColumn="0" w:oddVBand="0" w:evenVBand="0" w:oddHBand="0" w:evenHBand="0" w:firstRowFirstColumn="0" w:firstRowLastColumn="0" w:lastRowFirstColumn="0" w:lastRowLastColumn="0"/>
+            <w:tcW w:w="2605" w:type="dxa"/>
+            <w:hideMark/>
+          </w:tcPr>
+          <w:p>
+            <w:pPr>
+              <w:spacing w:line="278" w:lineRule="auto"/>
+            </w:pPr>
+            <w:r>
+              <w:t>branch_id</w:t>
+            </w:r>
+          </w:p>
+        </w:tc>
+        <w:tc>
+          <w:tcPr>
+            <w:tcW w:w="1980" w:type="dxa"/>
+            <w:hideMark/>
+          </w:tcPr>
+          <w:p>
+            <w:pPr>
+              <w:spacing w:line="278" w:lineRule="auto"/>
+              <w:cnfStyle w:val="000000100000" w:firstRow="0" w:lastRow="0" w:firstColumn="0" w:lastColumn="0" w:oddVBand="0" w:evenVBand="0" w:oddHBand="1" w:evenHBand="0" w:firstRowFirstColumn="0" w:firstRowLastColumn="0" w:lastRowFirstColumn="0" w:lastRowLastColumn="0"/>
+            </w:pPr>
+            <w:r>
+              <w:t>UUID</w:t>
+            </w:r>
+          </w:p>
+        </w:tc>
+        <w:tc>
+          <w:tcPr>
+            <w:tcW w:w="4500" w:type="dxa"/>
+            <w:hideMark/>
+          </w:tcPr>
+          <w:p>
+            <w:pPr>
+              <w:spacing w:line="278" w:lineRule="auto"/>
+              <w:cnfStyle w:val="000000100000" w:firstRow="0" w:lastRow="0" w:firstColumn="0" w:lastColumn="0" w:oddVBand="0" w:evenVBand="0" w:oddHBand="1" w:evenHBand="0" w:firstRowFirstColumn="0" w:firstRowLastColumn="0" w:lastRowFirstColumn="0" w:lastRowLastColumn="0"/>
+            </w:pPr>
+            <w:r>
+              <w:t>Branch identifier</w:t>
+            </w:r>
+          </w:p>
+        </w:tc>
+      </w:tr>
+      <w:tr>
+        <w:tc>
+          <w:tcPr>
+            <w:cnfStyle w:val="001000000000" w:firstRow="0" w:lastRow="0" w:firstColumn="1" w:lastColumn="0" w:oddVBand="0" w:evenVBand="0" w:oddHBand="0" w:evenHBand="0" w:firstRowFirstColumn="0" w:firstRowLastColumn="0" w:lastRowFirstColumn="0" w:lastRowLastColumn="0"/>
+            <w:tcW w:w="2605" w:type="dxa"/>
+            <w:hideMark/>
+          </w:tcPr>
+          <w:p>
+            <w:pPr>
+              <w:spacing w:line="278" w:lineRule="auto"/>
+            </w:pPr>
+            <w:r>
+              <w:t>agency_id</w:t>
+            </w:r>
+          </w:p>
+        </w:tc>
+        <w:tc>
+          <w:tcPr>
+            <w:tcW w:w="1980" w:type="dxa"/>
+            <w:hideMark/>
+          </w:tcPr>
+          <w:p>
+            <w:pPr>
+              <w:spacing w:line="278" w:lineRule="auto"/>
+              <w:cnfStyle w:val="000000000000" w:firstRow="0" w:lastRow="0" w:firstColumn="0" w:lastColumn="0" w:oddVBand="0" w:evenVBand="0" w:oddHBand="0" w:evenHBand="0" w:firstRowFirstColumn="0" w:firstRowLastColumn="0" w:lastRowFirstColumn="0" w:lastRowLastColumn="0"/>
+            </w:pPr>
+            <w:r>
+              <w:t>UUID (FK)</w:t>
+            </w:r>
+          </w:p>
+        </w:tc>
+        <w:tc>
+          <w:tcPr>
+            <w:tcW w:w="4500" w:type="dxa"/>
+            <w:hideMark/>
+          </w:tcPr>
+          <w:p>
+            <w:pPr>
+              <w:spacing w:line="278" w:lineRule="auto"/>
+              <w:cnfStyle w:val="000000000000" w:firstRow="0" w:lastRow="0" w:firstColumn="0" w:lastColumn="0" w:oddVBand="0" w:evenVBand="0" w:oddHBand="0" w:evenHBand="0" w:firstRowFirstColumn="0" w:firstRowLastColumn="0" w:lastRowFirstColumn="0" w:lastRowLastColumn="0"/>
+            </w:pPr>
+            <w:r>
+              <w:t>Parent agency</w:t>
+            </w:r>
+          </w:p>
+        </w:tc>
+      </w:tr>
+      <w:tr>
+        <w:trPr>
+          <w:cnfStyle w:val="000000100000" w:firstRow="0" w:lastRow="0" w:firstColumn="0" w:lastColumn="0" w:oddVBand="0" w:evenVBand="0" w:oddHBand="1" w:evenHBand="0" w:firstRowFirstColumn="0" w:firstRowLastColumn="0" w:lastRowFirstColumn="0" w:lastRowLastColumn="0"/>
+        </w:trPr>
+        <w:tc>
+          <w:tcPr>
+            <w:cnfStyle w:val="001000000000" w:firstRow="0" w:lastRow="0" w:firstColumn="1" w:lastColumn="0" w:oddVBand="0" w:evenVBand="0" w:oddHBand="0" w:evenHBand="0" w:firstRowFirstColumn="0" w:firstRowLastColumn="0" w:lastRowFirstColumn="0" w:lastRowLastColumn="0"/>
+            <w:tcW w:w="2605" w:type="dxa"/>
+            <w:hideMark/>
+          </w:tcPr>
+          <w:p>
+            <w:pPr>
+              <w:spacing w:line="278" w:lineRule="auto"/>
+            </w:pPr>
+            <w:r>
+              <w:t>branch_name</w:t>
+            </w:r>
+          </w:p>
+        </w:tc>
+        <w:tc>
+          <w:tcPr>
+            <w:tcW w:w="1980" w:type="dxa"/>
+            <w:hideMark/>
+          </w:tcPr>
+          <w:p>
+            <w:pPr>
+              <w:spacing w:line="278" w:lineRule="auto"/>
+              <w:cnfStyle w:val="000000100000" w:firstRow="0" w:lastRow="0" w:firstColumn="0" w:lastColumn="0" w:oddVBand="0" w:evenVBand="0" w:oddHBand="1" w:evenHBand="0" w:firstRowFirstColumn="0" w:firstRowLastColumn="0" w:lastRowFirstColumn="0" w:lastRowLastColumn="0"/>
+            </w:pPr>
+            <w:r>
+              <w:t>VARCHAR</w:t>
+            </w:r>
+            <w:r>
+              <w:t xml:space="preserve"> </w:t>
+            </w:r>
+            <w:r>
+              <w:t>(100)</w:t>
+            </w:r>
+          </w:p>
+        </w:tc>
+        <w:tc>
+          <w:tcPr>
+            <w:tcW w:w="4500" w:type="dxa"/>
+            <w:hideMark/>
+          </w:tcPr>
+          <w:p>
+            <w:pPr>
+              <w:spacing w:line="278" w:lineRule="auto"/>
+              <w:cnfStyle w:val="000000100000" w:firstRow="0" w:lastRow="0" w:firstColumn="0" w:lastColumn="0" w:oddVBand="0" w:evenVBand="0" w:oddHBand="1" w:evenHBand="0" w:firstRowFirstColumn="0" w:firstRowLastColumn="0" w:lastRowFirstColumn="0" w:lastRowLastColumn="0"/>
+            </w:pPr>
+            <w:r>
+              <w:t>Branch name</w:t>
+            </w:r>
+          </w:p>
+        </w:tc>
+      </w:tr>
+      <w:tr>
+        <w:tc>
+          <w:tcPr>
+            <w:cnfStyle w:val="001000000000" w:firstRow="0" w:lastRow="0" w:firstColumn="1" w:lastColumn="0" w:oddVBand="0" w:evenVBand="0" w:oddHBand="0" w:evenHBand="0" w:firstRowFirstColumn="0" w:firstRowLastColumn="0" w:lastRowFirstColumn="0" w:lastRowLastColumn="0"/>
+            <w:tcW w:w="2605" w:type="dxa"/>
+            <w:hideMark/>
+          </w:tcPr>
+          <w:p>
+            <w:pPr>
+              <w:spacing w:line="278" w:lineRule="auto"/>
+            </w:pPr>
+            <w:r>
+              <w:t>address</w:t>
+            </w:r>
+          </w:p>
+        </w:tc>
+        <w:tc>
+          <w:tcPr>
+            <w:tcW w:w="1980" w:type="dxa"/>
+            <w:hideMark/>
+          </w:tcPr>
+          <w:p>
+            <w:pPr>
+              <w:spacing w:line="278" w:lineRule="auto"/>
+              <w:cnfStyle w:val="000000000000" w:firstRow="0" w:lastRow="0" w:firstColumn="0" w:lastColumn="0" w:oddVBand="0" w:evenVBand="0" w:oddHBand="0" w:evenHBand="0" w:firstRowFirstColumn="0" w:firstRowLastColumn="0" w:lastRowFirstColumn="0" w:lastRowLastColumn="0"/>
+            </w:pPr>
+            <w:r>
+              <w:t>TEXT</w:t>
+            </w:r>
+          </w:p>
+        </w:tc>
+        <w:tc>
+          <w:tcPr>
+            <w:tcW w:w="4500" w:type="dxa"/>
+            <w:hideMark/>
+          </w:tcPr>
+          <w:p>
+            <w:pPr>
+              <w:spacing w:line="278" w:lineRule="auto"/>
+              <w:cnfStyle w:val="000000000000" w:firstRow="0" w:lastRow="0" w:firstColumn="0" w:lastColumn="0" w:oddVBand="0" w:evenVBand="0" w:oddHBand="0" w:evenHBand="0" w:firstRowFirstColumn="0" w:firstRowLastColumn="0" w:lastRowFirstColumn="0" w:lastRowLastColumn="0"/>
+            </w:pPr>
+            <w:r>
+              <w:t>Physical location</w:t>
+            </w:r>
+          </w:p>
+        </w:tc>
+      </w:tr>
+      <w:tr>
+        <w:trPr>
+          <w:cnfStyle w:val="000000100000" w:firstRow="0" w:lastRow="0" w:firstColumn="0" w:lastColumn="0" w:oddVBand="0" w:evenVBand="0" w:oddHBand="1" w:evenHBand="0" w:firstRowFirstColumn="0" w:firstRowLastColumn="0" w:lastRowFirstColumn="0" w:lastRowLastColumn="0"/>
+        </w:trPr>
+        <w:tc>
+          <w:tcPr>
+            <w:cnfStyle w:val="001000000000" w:firstRow="0" w:lastRow="0" w:firstColumn="1" w:lastColumn="0" w:oddVBand="0" w:evenVBand="0" w:oddHBand="0" w:evenHBand="0" w:firstRowFirstColumn="0" w:firstRowLastColumn="0" w:lastRowFirstColumn="0" w:lastRowLastColumn="0"/>
+            <w:tcW w:w="2605" w:type="dxa"/>
+            <w:hideMark/>
+          </w:tcPr>
+          <w:p>
+            <w:pPr>
+              <w:spacing w:line="278" w:lineRule="auto"/>
+            </w:pPr>
+            <w:r>
+              <w:t>city</w:t>
+            </w:r>
+          </w:p>
+        </w:tc>
+        <w:tc>
+          <w:tcPr>
+            <w:tcW w:w="1980" w:type="dxa"/>
+            <w:hideMark/>
+          </w:tcPr>
+          <w:p>
+            <w:pPr>
+              <w:spacing w:line="278" w:lineRule="auto"/>
+              <w:cnfStyle w:val="000000100000" w:firstRow="0" w:lastRow="0" w:firstColumn="0" w:lastColumn="0" w:oddVBand="0" w:evenVBand="0" w:oddHBand="1" w:evenHBand="0" w:firstRowFirstColumn="0" w:firstRowLastColumn="0" w:lastRowFirstColumn="0" w:lastRowLastColumn="0"/>
+            </w:pPr>
+            <w:r>
+              <w:t>VARCHAR</w:t>
+            </w:r>
+            <w:r>
+              <w:t xml:space="preserve"> </w:t>
+            </w:r>
+            <w:r>
+              <w:t>(100)</w:t>
+            </w:r>
+          </w:p>
+        </w:tc>
+        <w:tc>
+          <w:tcPr>
+            <w:tcW w:w="4500" w:type="dxa"/>
+            <w:hideMark/>
+          </w:tcPr>
+          <w:p>
+            <w:pPr>
+              <w:spacing w:line="278" w:lineRule="auto"/>
+              <w:cnfStyle w:val="000000100000" w:firstRow="0" w:lastRow="0" w:firstColumn="0" w:lastColumn="0" w:oddVBand="0" w:evenVBand="0" w:oddHBand="1" w:evenHBand="0" w:firstRowFirstColumn="0" w:firstRowLastColumn="0" w:lastRowFirstColumn="0" w:lastRowLastColumn="0"/>
+            </w:pPr>
+            <w:r>
+              <w:t>City</w:t>
+            </w:r>
+          </w:p>
+        </w:tc>
+      </w:tr>
+      <w:tr>
+        <w:tc>
+          <w:tcPr>
+            <w:cnfStyle w:val="001000000000" w:firstRow="0" w:lastRow="0" w:firstColumn="1" w:lastColumn="0" w:oddVBand="0" w:evenVBand="0" w:oddHBand="0" w:evenHBand="0" w:firstRowFirstColumn="0" w:firstRowLastColumn="0" w:lastRowFirstColumn="0" w:lastRowLastColumn="0"/>
+            <w:tcW w:w="2605" w:type="dxa"/>
+            <w:hideMark/>
+          </w:tcPr>
+          <w:p>
+            <w:pPr>
+              <w:spacing w:line="278" w:lineRule="auto"/>
+            </w:pPr>
+            <w:r>
+              <w:t>phone</w:t>
+            </w:r>
+          </w:p>
+        </w:tc>
+        <w:tc>
+          <w:tcPr>
+            <w:tcW w:w="1980" w:type="dxa"/>
+            <w:hideMark/>
+          </w:tcPr>
+          <w:p>
+            <w:pPr>
+              <w:spacing w:line="278" w:lineRule="auto"/>
+              <w:cnfStyle w:val="000000000000" w:firstRow="0" w:lastRow="0" w:firstColumn="0" w:lastColumn="0" w:oddVBand="0" w:evenVBand="0" w:oddHBand="0" w:evenHBand="0" w:firstRowFirstColumn="0" w:firstRowLastColumn="0" w:lastRowFirstColumn="0" w:lastRowLastColumn="0"/>
+            </w:pPr>
+            <w:r>
+              <w:t>VARCHAR</w:t>
+            </w:r>
+            <w:r>
+              <w:t xml:space="preserve"> </w:t>
+            </w:r>
+            <w:r>
+              <w:t>(20)</w:t>
+            </w:r>
+          </w:p>
+        </w:tc>
+        <w:tc>
+          <w:tcPr>
+            <w:tcW w:w="4500" w:type="dxa"/>
+            <w:hideMark/>
+          </w:tcPr>
+          <w:p>
+            <w:pPr>
+              <w:spacing w:line="278" w:lineRule="auto"/>
+              <w:cnfStyle w:val="000000000000" w:firstRow="0" w:lastRow="0" w:firstColumn="0" w:lastColumn="0" w:oddVBand="0" w:evenVBand="0" w:oddHBand="0" w:evenHBand="0" w:firstRowFirstColumn="0" w:firstRowLastColumn="0" w:lastRowFirstColumn="0" w:lastRowLastColumn="0"/>
+            </w:pPr>
+            <w:r>
+              <w:t>Contact number</w:t>
+            </w:r>
+          </w:p>
+        </w:tc>
+      </w:tr>
+    </w:tbl>
+    <w:p>
+      <w:pPr>
+        <w:spacing w:before="240" w:after="0" w:line="278" w:lineRule="auto"/>
+      </w:pPr>
+    </w:p>
+    <w:p>
+      <w:pPr>
+        <w:pStyle w:val="Title"/>
+      </w:pPr>
+      <w:r>
+        <w:t>Employee</w:t>
+      </w:r>
+    </w:p>
+    <w:tbl>
+      <w:tblPr>
+        <w:tblStyle w:val="PlainTable1"/>
+        <w:tblW w:w="0" w:type="auto"/>
+        <w:tblLayout w:type="fixed"/>
+        <w:tblCellMar>
+          <w:top w:w="72" w:type="dxa"/>
+          <w:bottom w:w="72" w:type="dxa"/>
+        </w:tblCellMar>
+        <w:tblLook w:val="04A0" w:firstRow="1" w:lastRow="0" w:firstColumn="1" w:lastColumn="0" w:noHBand="0" w:noVBand="1"/>
+      </w:tblPr>
+      <w:tblGrid>
+        <w:gridCol w:w="2605"/>
+        <w:gridCol w:w="1980"/>
+        <w:gridCol w:w="4500"/>
+      </w:tblGrid>
+      <w:tr>
+        <w:trPr>
+          <w:cnfStyle w:val="100000000000" w:firstRow="1" w:lastRow="0" w:firstColumn="0" w:lastColumn="0" w:oddVBand="0" w:evenVBand="0" w:oddHBand="0" w:evenHBand="0" w:firstRowFirstColumn="0" w:firstRowLastColumn="0" w:lastRowFirstColumn="0" w:lastRowLastColumn="0"/>
+        </w:trPr>
+        <w:tc>
+          <w:tcPr>
+            <w:cnfStyle w:val="001000000000" w:firstRow="0" w:lastRow="0" w:firstColumn="1" w:lastColumn="0" w:oddVBand="0" w:evenVBand="0" w:oddHBand="0" w:evenHBand="0" w:firstRowFirstColumn="0" w:firstRowLastColumn="0" w:lastRowFirstColumn="0" w:lastRowLastColumn="0"/>
+            <w:tcW w:w="2605" w:type="dxa"/>
+            <w:hideMark/>
+          </w:tcPr>
+          <w:p>
+            <w:pPr>
+              <w:spacing w:line="278" w:lineRule="auto"/>
+            </w:pPr>
+            <w:r>
+              <w:t>Attribute</w:t>
+            </w:r>
+          </w:p>
+        </w:tc>
+        <w:tc>
+          <w:tcPr>
+            <w:tcW w:w="1980" w:type="dxa"/>
+            <w:hideMark/>
+          </w:tcPr>
+          <w:p>
+            <w:pPr>
+              <w:spacing w:line="278" w:lineRule="auto"/>
+              <w:cnfStyle w:val="100000000000" w:firstRow="1" w:lastRow="0" w:firstColumn="0" w:lastColumn="0" w:oddVBand="0" w:evenVBand="0" w:oddHBand="0" w:evenHBand="0" w:firstRowFirstColumn="0" w:firstRowLastColumn="0" w:lastRowFirstColumn="0" w:lastRowLastColumn="0"/>
+            </w:pPr>
+            <w:r>
+              <w:t>Data Type</w:t>
+            </w:r>
+          </w:p>
+        </w:tc>
+        <w:tc>
+          <w:tcPr>
+            <w:tcW w:w="4500" w:type="dxa"/>
+            <w:hideMark/>
+          </w:tcPr>
+          <w:p>
+            <w:pPr>
+              <w:spacing w:line="278" w:lineRule="auto"/>
+              <w:cnfStyle w:val="100000000000" w:firstRow="1" w:lastRow="0" w:firstColumn="0" w:lastColumn="0" w:oddVBand="0" w:evenVBand="0" w:oddHBand="0" w:evenHBand="0" w:firstRowFirstColumn="0" w:firstRowLastColumn="0" w:lastRowFirstColumn="0" w:lastRowLastColumn="0"/>
+            </w:pPr>
+            <w:r>
+              <w:t>Description</w:t>
+            </w:r>
+          </w:p>
+        </w:tc>
+      </w:tr>
+      <w:tr>
+        <w:trPr>
+          <w:cnfStyle w:val="000000100000" w:firstRow="0" w:lastRow="0" w:firstColumn="0" w:lastColumn="0" w:oddVBand="0" w:evenVBand="0" w:oddHBand="1" w:evenHBand="0" w:firstRowFirstColumn="0" w:firstRowLastColumn="0" w:lastRowFirstColumn="0" w:lastRowLastColumn="0"/>
+        </w:trPr>
+        <w:tc>
+          <w:tcPr>
+            <w:cnfStyle w:val="001000000000" w:firstRow="0" w:lastRow="0" w:firstColumn="1" w:lastColumn="0" w:oddVBand="0" w:evenVBand="0" w:oddHBand="0" w:evenHBand="0" w:firstRowFirstColumn="0" w:firstRowLastColumn="0" w:lastRowFirstColumn="0" w:lastRowLastColumn="0"/>
+            <w:tcW w:w="2605" w:type="dxa"/>
+            <w:hideMark/>
+          </w:tcPr>
+          <w:p>
+            <w:pPr>
+              <w:spacing w:line="278" w:lineRule="auto"/>
+            </w:pPr>
+            <w:r>
+              <w:t>employee_id</w:t>
+            </w:r>
+          </w:p>
+        </w:tc>
+        <w:tc>
+          <w:tcPr>
+            <w:tcW w:w="1980" w:type="dxa"/>
+            <w:hideMark/>
+          </w:tcPr>
+          <w:p>
+            <w:pPr>
+              <w:spacing w:line="278" w:lineRule="auto"/>
+              <w:cnfStyle w:val="000000100000" w:firstRow="0" w:lastRow="0" w:firstColumn="0" w:lastColumn="0" w:oddVBand="0" w:evenVBand="0" w:oddHBand="1" w:evenHBand="0" w:firstRowFirstColumn="0" w:firstRowLastColumn="0" w:lastRowFirstColumn="0" w:lastRowLastColumn="0"/>
+            </w:pPr>
+            <w:r>
+              <w:t>UUID</w:t>
+            </w:r>
+          </w:p>
+        </w:tc>
+        <w:tc>
+          <w:tcPr>
+            <w:tcW w:w="4500" w:type="dxa"/>
+            <w:hideMark/>
+          </w:tcPr>
+          <w:p>
+            <w:pPr>
+              <w:spacing w:line="278" w:lineRule="auto"/>
+              <w:cnfStyle w:val="000000100000" w:firstRow="0" w:lastRow="0" w:firstColumn="0" w:lastColumn="0" w:oddVBand="0" w:evenVBand="0" w:oddHBand="1" w:evenHBand="0" w:firstRowFirstColumn="0" w:firstRowLastColumn="0" w:lastRowFirstColumn="0" w:lastRowLastColumn="0"/>
+            </w:pPr>
+            <w:r>
+              <w:t>Employee identifier</w:t>
+            </w:r>
+          </w:p>
+        </w:tc>
+      </w:tr>
+      <w:tr>
+        <w:tc>
+          <w:tcPr>
+            <w:cnfStyle w:val="001000000000" w:firstRow="0" w:lastRow="0" w:firstColumn="1" w:lastColumn="0" w:oddVBand="0" w:evenVBand="0" w:oddHBand="0" w:evenHBand="0" w:firstRowFirstColumn="0" w:firstRowLastColumn="0" w:lastRowFirstColumn="0" w:lastRowLastColumn="0"/>
+            <w:tcW w:w="2605" w:type="dxa"/>
+            <w:hideMark/>
+          </w:tcPr>
+          <w:p>
+            <w:pPr>
+              <w:spacing w:line="278" w:lineRule="auto"/>
+            </w:pPr>
+            <w:r>
+              <w:t>branch_id</w:t>
+            </w:r>
+          </w:p>
+        </w:tc>
+        <w:tc>
+          <w:tcPr>
+            <w:tcW w:w="1980" w:type="dxa"/>
+            <w:hideMark/>
+          </w:tcPr>
+          <w:p>
+            <w:pPr>
+              <w:spacing w:line="278" w:lineRule="auto"/>
+              <w:cnfStyle w:val="000000000000" w:firstRow="0" w:lastRow="0" w:firstColumn="0" w:lastColumn="0" w:oddVBand="0" w:evenVBand="0" w:oddHBand="0" w:evenHBand="0" w:firstRowFirstColumn="0" w:firstRowLastColumn="0" w:lastRowFirstColumn="0" w:lastRowLastColumn="0"/>
+            </w:pPr>
+            <w:r>
+              <w:t>UUID (FK)</w:t>
+            </w:r>
+          </w:p>
+        </w:tc>
+        <w:tc>
+          <w:tcPr>
+            <w:tcW w:w="4500" w:type="dxa"/>
+            <w:hideMark/>
+          </w:tcPr>
+          <w:p>
+            <w:pPr>
+              <w:spacing w:line="278" w:lineRule="auto"/>
+              <w:cnfStyle w:val="000000000000" w:firstRow="0" w:lastRow="0" w:firstColumn="0" w:lastColumn="0" w:oddVBand="0" w:evenVBand="0" w:oddHBand="0" w:evenHBand="0" w:firstRowFirstColumn="0" w:firstRowLastColumn="0" w:lastRowFirstColumn="0" w:lastRowLastColumn="0"/>
+            </w:pPr>
+            <w:r>
+              <w:t>Assigned branch</w:t>
+            </w:r>
+          </w:p>
+        </w:tc>
+      </w:tr>
+      <w:tr>
+        <w:trPr>
+          <w:cnfStyle w:val="000000100000" w:firstRow="0" w:lastRow="0" w:firstColumn="0" w:lastColumn="0" w:oddVBand="0" w:evenVBand="0" w:oddHBand="1" w:evenHBand="0" w:firstRowFirstColumn="0" w:firstRowLastColumn="0" w:lastRowFirstColumn="0" w:lastRowLastColumn="0"/>
+        </w:trPr>
+        <w:tc>
+          <w:tcPr>
+            <w:cnfStyle w:val="001000000000" w:firstRow="0" w:lastRow="0" w:firstColumn="1" w:lastColumn="0" w:oddVBand="0" w:evenVBand="0" w:oddHBand="0" w:evenHBand="0" w:firstRowFirstColumn="0" w:firstRowLastColumn="0" w:lastRowFirstColumn="0" w:lastRowLastColumn="0"/>
+            <w:tcW w:w="2605" w:type="dxa"/>
+            <w:hideMark/>
+          </w:tcPr>
+          <w:p>
+            <w:pPr>
+              <w:spacing w:line="278" w:lineRule="auto"/>
+            </w:pPr>
+            <w:r>
+              <w:t>full_name</w:t>
+            </w:r>
+          </w:p>
+        </w:tc>
+        <w:tc>
+          <w:tcPr>
+            <w:tcW w:w="1980" w:type="dxa"/>
+            <w:hideMark/>
+          </w:tcPr>
+          <w:p>
+            <w:pPr>
+              <w:spacing w:line="278" w:lineRule="auto"/>
+              <w:cnfStyle w:val="000000100000" w:firstRow="0" w:lastRow="0" w:firstColumn="0" w:lastColumn="0" w:oddVBand="0" w:evenVBand="0" w:oddHBand="1" w:evenHBand="0" w:firstRowFirstColumn="0" w:firstRowLastColumn="0" w:lastRowFirstColumn="0" w:lastRowLastColumn="0"/>
+            </w:pPr>
+            <w:r>
+              <w:t>VARCHAR</w:t>
+            </w:r>
+            <w:r>
+              <w:t xml:space="preserve"> </w:t>
+            </w:r>
+            <w:r>
+              <w:t>(100)</w:t>
+            </w:r>
+          </w:p>
+        </w:tc>
+        <w:tc>
+          <w:tcPr>
+            <w:tcW w:w="4500" w:type="dxa"/>
+            <w:hideMark/>
+          </w:tcPr>
+          <w:p>
+            <w:pPr>
+              <w:spacing w:line="278" w:lineRule="auto"/>
+              <w:cnfStyle w:val="000000100000" w:firstRow="0" w:lastRow="0" w:firstColumn="0" w:lastColumn="0" w:oddVBand="0" w:evenVBand="0" w:oddHBand="1" w:evenHBand="0" w:firstRowFirstColumn="0" w:firstRowLastColumn="0" w:lastRowFirstColumn="0" w:lastRowLastColumn="0"/>
+            </w:pPr>
+            <w:r>
+              <w:t>Employee name</w:t>
+            </w:r>
+          </w:p>
+        </w:tc>
+      </w:tr>
+      <w:tr>
+        <w:tc>
+          <w:tcPr>
+            <w:cnfStyle w:val="001000000000" w:firstRow="0" w:lastRow="0" w:firstColumn="1" w:lastColumn="0" w:oddVBand="0" w:evenVBand="0" w:oddHBand="0" w:evenHBand="0" w:firstRowFirstColumn="0" w:firstRowLastColumn="0" w:lastRowFirstColumn="0" w:lastRowLastColumn="0"/>
+            <w:tcW w:w="2605" w:type="dxa"/>
+            <w:hideMark/>
+          </w:tcPr>
+          <w:p>
+            <w:pPr>
+              <w:spacing w:line="278" w:lineRule="auto"/>
+            </w:pPr>
+            <w:r>
+              <w:t>position</w:t>
+            </w:r>
+          </w:p>
+        </w:tc>
+        <w:tc>
+          <w:tcPr>
+            <w:tcW w:w="1980" w:type="dxa"/>
+            <w:hideMark/>
+          </w:tcPr>
+          <w:p>
+            <w:pPr>
+              <w:spacing w:line="278" w:lineRule="auto"/>
+              <w:cnfStyle w:val="000000000000" w:firstRow="0" w:lastRow="0" w:firstColumn="0" w:lastColumn="0" w:oddVBand="0" w:evenVBand="0" w:oddHBand="0" w:evenHBand="0" w:firstRowFirstColumn="0" w:firstRowLastColumn="0" w:lastRowFirstColumn="0" w:lastRowLastColumn="0"/>
+            </w:pPr>
+            <w:r>
+              <w:t>VARCHAR</w:t>
+            </w:r>
+            <w:r>
+              <w:t xml:space="preserve"> </w:t>
+            </w:r>
+            <w:r>
+              <w:t>(50)</w:t>
+            </w:r>
+          </w:p>
+        </w:tc>
+        <w:tc>
+          <w:tcPr>
+            <w:tcW w:w="4500" w:type="dxa"/>
+            <w:hideMark/>
+          </w:tcPr>
+          <w:p>
+            <w:pPr>
+              <w:spacing w:line="278" w:lineRule="auto"/>
+              <w:cnfStyle w:val="000000000000" w:firstRow="0" w:lastRow="0" w:firstColumn="0" w:lastColumn="0" w:oddVBand="0" w:evenVBand="0" w:oddHBand="0" w:evenHBand="0" w:firstRowFirstColumn="0" w:firstRowLastColumn="0" w:lastRowFirstColumn="0" w:lastRowLastColumn="0"/>
+            </w:pPr>
+            <w:r>
+              <w:t>Job title</w:t>
+            </w:r>
+          </w:p>
+        </w:tc>
+      </w:tr>
+      <w:tr>
+        <w:trPr>
+          <w:cnfStyle w:val="000000100000" w:firstRow="0" w:lastRow="0" w:firstColumn="0" w:lastColumn="0" w:oddVBand="0" w:evenVBand="0" w:oddHBand="1" w:evenHBand="0" w:firstRowFirstColumn="0" w:firstRowLastColumn="0" w:lastRowFirstColumn="0" w:lastRowLastColumn="0"/>
+        </w:trPr>
+        <w:tc>
+          <w:tcPr>
+            <w:cnfStyle w:val="001000000000" w:firstRow="0" w:lastRow="0" w:firstColumn="1" w:lastColumn="0" w:oddVBand="0" w:evenVBand="0" w:oddHBand="0" w:evenHBand="0" w:firstRowFirstColumn="0" w:firstRowLastColumn="0" w:lastRowFirstColumn="0" w:lastRowLastColumn="0"/>
+            <w:tcW w:w="2605" w:type="dxa"/>
+            <w:hideMark/>
+          </w:tcPr>
+          <w:p>
+            <w:pPr>
+              <w:spacing w:line="278" w:lineRule="auto"/>
+            </w:pPr>
+            <w:r>
+              <w:t>email</w:t>
+            </w:r>
+          </w:p>
+        </w:tc>
+        <w:tc>
+          <w:tcPr>
+            <w:tcW w:w="1980" w:type="dxa"/>
+            <w:hideMark/>
+          </w:tcPr>
+          <w:p>
+            <w:pPr>
+              <w:spacing w:line="278" w:lineRule="auto"/>
+              <w:cnfStyle w:val="000000100000" w:firstRow="0" w:lastRow="0" w:firstColumn="0" w:lastColumn="0" w:oddVBand="0" w:evenVBand="0" w:oddHBand="1" w:evenHBand="0" w:firstRowFirstColumn="0" w:firstRowLastColumn="0" w:lastRowFirstColumn="0" w:lastRowLastColumn="0"/>
+            </w:pPr>
+            <w:r>
+              <w:t>VARCHAR</w:t>
+            </w:r>
+            <w:r>
+              <w:t xml:space="preserve"> </w:t>
+            </w:r>
+            <w:r>
+              <w:t>(100)</w:t>
+            </w:r>
+          </w:p>
+        </w:tc>
+        <w:tc>
+          <w:tcPr>
+            <w:tcW w:w="4500" w:type="dxa"/>
+            <w:hideMark/>
+          </w:tcPr>
+          <w:p>
+            <w:pPr>
+              <w:spacing w:line="278" w:lineRule="auto"/>
+              <w:cnfStyle w:val="000000100000" w:firstRow="0" w:lastRow="0" w:firstColumn="0" w:lastColumn="0" w:oddVBand="0" w:evenVBand="0" w:oddHBand="1" w:evenHBand="0" w:firstRowFirstColumn="0" w:firstRowLastColumn="0" w:lastRowFirstColumn="0" w:lastRowLastColumn="0"/>
+            </w:pPr>
+            <w:r>
+              <w:t>Email</w:t>
+            </w:r>
+          </w:p>
+        </w:tc>
+      </w:tr>
+      <w:tr>
+        <w:tc>
+          <w:tcPr>
+            <w:cnfStyle w:val="001000000000" w:firstRow="0" w:lastRow="0" w:firstColumn="1" w:lastColumn="0" w:oddVBand="0" w:evenVBand="0" w:oddHBand="0" w:evenHBand="0" w:firstRowFirstColumn="0" w:firstRowLastColumn="0" w:lastRowFirstColumn="0" w:lastRowLastColumn="0"/>
+            <w:tcW w:w="2605" w:type="dxa"/>
+            <w:hideMark/>
+          </w:tcPr>
+          <w:p>
+            <w:pPr>
+              <w:spacing w:line="278" w:lineRule="auto"/>
+            </w:pPr>
+            <w:r>
+              <w:t>phone</w:t>
+            </w:r>
+          </w:p>
+        </w:tc>
+        <w:tc>
+          <w:tcPr>
+            <w:tcW w:w="1980" w:type="dxa"/>
+            <w:hideMark/>
+          </w:tcPr>
+          <w:p>
+            <w:pPr>
+              <w:spacing w:line="278" w:lineRule="auto"/>
+              <w:cnfStyle w:val="000000000000" w:firstRow="0" w:lastRow="0" w:firstColumn="0" w:lastColumn="0" w:oddVBand="0" w:evenVBand="0" w:oddHBand="0" w:evenHBand="0" w:firstRowFirstColumn="0" w:firstRowLastColumn="0" w:lastRowFirstColumn="0" w:lastRowLastColumn="0"/>
+            </w:pPr>
+            <w:r>
+              <w:t>VARCHAR</w:t>
+            </w:r>
+            <w:r>
+              <w:t xml:space="preserve"> </w:t>
+            </w:r>
+            <w:r>
+              <w:t>(20)</w:t>
+            </w:r>
+          </w:p>
+        </w:tc>
+        <w:tc>
+          <w:tcPr>
+            <w:tcW w:w="4500" w:type="dxa"/>
+            <w:hideMark/>
+          </w:tcPr>
+          <w:p>
+            <w:pPr>
+              <w:spacing w:line="278" w:lineRule="auto"/>
+              <w:cnfStyle w:val="000000000000" w:firstRow="0" w:lastRow="0" w:firstColumn="0" w:lastColumn="0" w:oddVBand="0" w:evenVBand="0" w:oddHBand="0" w:evenHBand="0" w:firstRowFirstColumn="0" w:firstRowLastColumn="0" w:lastRowFirstColumn="0" w:lastRowLastColumn="0"/>
+            </w:pPr>
+            <w:r>
+              <w:t>Contact number</w:t>
+            </w:r>
+          </w:p>
+        </w:tc>
+      </w:tr>
+    </w:tbl>
+    <w:p>
+      <w:pPr>
+        <w:spacing w:before="240" w:after="0" w:line="278" w:lineRule="auto"/>
+      </w:pPr>
+    </w:p>
+    <w:p>
+      <w:pPr>
+        <w:spacing w:line="278" w:lineRule="auto"/>
+        <w:rPr>
+          <w:rFonts w:eastAsiaTheme="majorEastAsia" w:cstheme="majorBidi"/>
+          <w:b/>
+          <w:color w:val="000000" w:themeColor="text1"/>
+          <w:spacing w:val="-10"/>
+          <w:kern w:val="28"/>
+          <w:szCs w:val="56"/>
+        </w:rPr>
+      </w:pPr>
+      <w:r>
+        <w:br w:type="page"/>
+      </w:r>
+    </w:p>
+    <w:p>
+      <w:pPr>
+        <w:pStyle w:val="Title"/>
+      </w:pPr>
+      <w:r>
+        <w:lastRenderedPageBreak/>
+        <w:t>Vehicle</w:t>
+      </w:r>
+    </w:p>
+    <w:tbl>
+      <w:tblPr>
+        <w:tblStyle w:val="PlainTable1"/>
+        <w:tblW w:w="0" w:type="auto"/>
+        <w:tblLayout w:type="fixed"/>
+        <w:tblCellMar>
+          <w:top w:w="72" w:type="dxa"/>
+          <w:bottom w:w="72" w:type="dxa"/>
+        </w:tblCellMar>
+        <w:tblLook w:val="04A0" w:firstRow="1" w:lastRow="0" w:firstColumn="1" w:lastColumn="0" w:noHBand="0" w:noVBand="1"/>
+      </w:tblPr>
+      <w:tblGrid>
+        <w:gridCol w:w="2605"/>
+        <w:gridCol w:w="1980"/>
+        <w:gridCol w:w="4500"/>
+      </w:tblGrid>
+      <w:tr>
+        <w:trPr>
+          <w:cnfStyle w:val="100000000000" w:firstRow="1" w:lastRow="0" w:firstColumn="0" w:lastColumn="0" w:oddVBand="0" w:evenVBand="0" w:oddHBand="0" w:evenHBand="0" w:firstRowFirstColumn="0" w:firstRowLastColumn="0" w:lastRowFirstColumn="0" w:lastRowLastColumn="0"/>
+        </w:trPr>
+        <w:tc>
+          <w:tcPr>
+            <w:cnfStyle w:val="001000000000" w:firstRow="0" w:lastRow="0" w:firstColumn="1" w:lastColumn="0" w:oddVBand="0" w:evenVBand="0" w:oddHBand="0" w:evenHBand="0" w:firstRowFirstColumn="0" w:firstRowLastColumn="0" w:lastRowFirstColumn="0" w:lastRowLastColumn="0"/>
+            <w:tcW w:w="2605" w:type="dxa"/>
+            <w:hideMark/>
+          </w:tcPr>
+          <w:p>
+            <w:pPr>
+              <w:spacing w:line="278" w:lineRule="auto"/>
+            </w:pPr>
+            <w:r>
+              <w:t>Attribute</w:t>
+            </w:r>
+          </w:p>
+        </w:tc>
+        <w:tc>
+          <w:tcPr>
+            <w:tcW w:w="1980" w:type="dxa"/>
+            <w:hideMark/>
+          </w:tcPr>
+          <w:p>
+            <w:pPr>
+              <w:spacing w:line="278" w:lineRule="auto"/>
+              <w:cnfStyle w:val="100000000000" w:firstRow="1" w:lastRow="0" w:firstColumn="0" w:lastColumn="0" w:oddVBand="0" w:evenVBand="0" w:oddHBand="0" w:evenHBand="0" w:firstRowFirstColumn="0" w:firstRowLastColumn="0" w:lastRowFirstColumn="0" w:lastRowLastColumn="0"/>
+            </w:pPr>
+            <w:r>
+              <w:t>Data Type</w:t>
+            </w:r>
+          </w:p>
+        </w:tc>
+        <w:tc>
+          <w:tcPr>
+            <w:tcW w:w="4500" w:type="dxa"/>
+            <w:hideMark/>
+          </w:tcPr>
+          <w:p>
+            <w:pPr>
+              <w:spacing w:line="278" w:lineRule="auto"/>
+              <w:cnfStyle w:val="100000000000" w:firstRow="1" w:lastRow="0" w:firstColumn="0" w:lastColumn="0" w:oddVBand="0" w:evenVBand="0" w:oddHBand="0" w:evenHBand="0" w:firstRowFirstColumn="0" w:firstRowLastColumn="0" w:lastRowFirstColumn="0" w:lastRowLastColumn="0"/>
+            </w:pPr>
+            <w:r>
+              <w:t>Description</w:t>
+            </w:r>
+          </w:p>
+        </w:tc>
+      </w:tr>
+      <w:tr>
+        <w:trPr>
+          <w:cnfStyle w:val="000000100000" w:firstRow="0" w:lastRow="0" w:firstColumn="0" w:lastColumn="0" w:oddVBand="0" w:evenVBand="0" w:oddHBand="1" w:evenHBand="0" w:firstRowFirstColumn="0" w:firstRowLastColumn="0" w:lastRowFirstColumn="0" w:lastRowLastColumn="0"/>
+        </w:trPr>
+        <w:tc>
+          <w:tcPr>
+            <w:cnfStyle w:val="001000000000" w:firstRow="0" w:lastRow="0" w:firstColumn="1" w:lastColumn="0" w:oddVBand="0" w:evenVBand="0" w:oddHBand="0" w:evenHBand="0" w:firstRowFirstColumn="0" w:firstRowLastColumn="0" w:lastRowFirstColumn="0" w:lastRowLastColumn="0"/>
+            <w:tcW w:w="2605" w:type="dxa"/>
+            <w:hideMark/>
+          </w:tcPr>
+          <w:p>
+            <w:pPr>
+              <w:spacing w:line="278" w:lineRule="auto"/>
+            </w:pPr>
+            <w:r>
+              <w:t>vehicle_id</w:t>
+            </w:r>
+          </w:p>
+        </w:tc>
+        <w:tc>
+          <w:tcPr>
+            <w:tcW w:w="1980" w:type="dxa"/>
+            <w:hideMark/>
+          </w:tcPr>
+          <w:p>
+            <w:pPr>
+              <w:spacing w:line="278" w:lineRule="auto"/>
+              <w:cnfStyle w:val="000000100000" w:firstRow="0" w:lastRow="0" w:firstColumn="0" w:lastColumn="0" w:oddVBand="0" w:evenVBand="0" w:oddHBand="1" w:evenHBand="0" w:firstRowFirstColumn="0" w:firstRowLastColumn="0" w:lastRowFirstColumn="0" w:lastRowLastColumn="0"/>
+            </w:pPr>
+            <w:r>
+              <w:t>UUID</w:t>
+            </w:r>
+          </w:p>
+        </w:tc>
+        <w:tc>
+          <w:tcPr>
+            <w:tcW w:w="4500" w:type="dxa"/>
+            <w:hideMark/>
+          </w:tcPr>
+          <w:p>
+            <w:pPr>
+              <w:spacing w:line="278" w:lineRule="auto"/>
+              <w:cnfStyle w:val="000000100000" w:firstRow="0" w:lastRow="0" w:firstColumn="0" w:lastColumn="0" w:oddVBand="0" w:evenVBand="0" w:oddHBand="1" w:evenHBand="0" w:firstRowFirstColumn="0" w:firstRowLastColumn="0" w:lastRowFirstColumn="0" w:lastRowLastColumn="0"/>
+            </w:pPr>
+            <w:r>
+              <w:t>Vehicle identifier</w:t>
+            </w:r>
+          </w:p>
+        </w:tc>
+      </w:tr>
+      <w:tr>
+        <w:tc>
+          <w:tcPr>
+            <w:cnfStyle w:val="001000000000" w:firstRow="0" w:lastRow="0" w:firstColumn="1" w:lastColumn="0" w:oddVBand="0" w:evenVBand="0" w:oddHBand="0" w:evenHBand="0" w:firstRowFirstColumn="0" w:firstRowLastColumn="0" w:lastRowFirstColumn="0" w:lastRowLastColumn="0"/>
+            <w:tcW w:w="2605" w:type="dxa"/>
+            <w:hideMark/>
+          </w:tcPr>
+          <w:p>
+            <w:pPr>
+              <w:spacing w:line="278" w:lineRule="auto"/>
+            </w:pPr>
+            <w:r>
+              <w:t>agency_id</w:t>
+            </w:r>
+          </w:p>
+        </w:tc>
+        <w:tc>
+          <w:tcPr>
+            <w:tcW w:w="1980" w:type="dxa"/>
+            <w:hideMark/>
+          </w:tcPr>
+          <w:p>
+            <w:pPr>
+              <w:spacing w:line="278" w:lineRule="auto"/>
+              <w:cnfStyle w:val="000000000000" w:firstRow="0" w:lastRow="0" w:firstColumn="0" w:lastColumn="0" w:oddVBand="0" w:evenVBand="0" w:oddHBand="0" w:evenHBand="0" w:firstRowFirstColumn="0" w:firstRowLastColumn="0" w:lastRowFirstColumn="0" w:lastRowLastColumn="0"/>
+            </w:pPr>
+            <w:r>
+              <w:t>UUID (FK)</w:t>
+            </w:r>
+          </w:p>
+        </w:tc>
+        <w:tc>
+          <w:tcPr>
+            <w:tcW w:w="4500" w:type="dxa"/>
+            <w:hideMark/>
+          </w:tcPr>
+          <w:p>
+            <w:pPr>
+              <w:spacing w:line="278" w:lineRule="auto"/>
+              <w:cnfStyle w:val="000000000000" w:firstRow="0" w:lastRow="0" w:firstColumn="0" w:lastColumn="0" w:oddVBand="0" w:evenVBand="0" w:oddHBand="0" w:evenHBand="0" w:firstRowFirstColumn="0" w:firstRowLastColumn="0" w:lastRowFirstColumn="0" w:lastRowLastColumn="0"/>
+            </w:pPr>
+            <w:r>
+              <w:t>Vehicle owner</w:t>
+            </w:r>
+          </w:p>
+        </w:tc>
+      </w:tr>
+      <w:tr>
+        <w:trPr>
+          <w:cnfStyle w:val="000000100000" w:firstRow="0" w:lastRow="0" w:firstColumn="0" w:lastColumn="0" w:oddVBand="0" w:evenVBand="0" w:oddHBand="1" w:evenHBand="0" w:firstRowFirstColumn="0" w:firstRowLastColumn="0" w:lastRowFirstColumn="0" w:lastRowLastColumn="0"/>
+        </w:trPr>
+        <w:tc>
+          <w:tcPr>
+            <w:cnfStyle w:val="001000000000" w:firstRow="0" w:lastRow="0" w:firstColumn="1" w:lastColumn="0" w:oddVBand="0" w:evenVBand="0" w:oddHBand="0" w:evenHBand="0" w:firstRowFirstColumn="0" w:firstRowLastColumn="0" w:lastRowFirstColumn="0" w:lastRowLastColumn="0"/>
+            <w:tcW w:w="2605" w:type="dxa"/>
+            <w:hideMark/>
+          </w:tcPr>
+          <w:p>
+            <w:pPr>
+              <w:spacing w:line="278" w:lineRule="auto"/>
+            </w:pPr>
+            <w:r>
+              <w:t>branch_id</w:t>
+            </w:r>
+          </w:p>
+        </w:tc>
+        <w:tc>
+          <w:tcPr>
+            <w:tcW w:w="1980" w:type="dxa"/>
+            <w:hideMark/>
+          </w:tcPr>
+          <w:p>
+            <w:pPr>
+              <w:spacing w:line="278" w:lineRule="auto"/>
+              <w:cnfStyle w:val="000000100000" w:firstRow="0" w:lastRow="0" w:firstColumn="0" w:lastColumn="0" w:oddVBand="0" w:evenVBand="0" w:oddHBand="1" w:evenHBand="0" w:firstRowFirstColumn="0" w:firstRowLastColumn="0" w:lastRowFirstColumn="0" w:lastRowLastColumn="0"/>
+            </w:pPr>
+            <w:r>
+              <w:t>UUID (FK)</w:t>
+            </w:r>
+          </w:p>
+        </w:tc>
+        <w:tc>
+          <w:tcPr>
+            <w:tcW w:w="4500" w:type="dxa"/>
+            <w:hideMark/>
+          </w:tcPr>
+          <w:p>
+            <w:pPr>
+              <w:spacing w:line="278" w:lineRule="auto"/>
+              <w:cnfStyle w:val="000000100000" w:firstRow="0" w:lastRow="0" w:firstColumn="0" w:lastColumn="0" w:oddVBand="0" w:evenVBand="0" w:oddHBand="1" w:evenHBand="0" w:firstRowFirstColumn="0" w:firstRowLastColumn="0" w:lastRowFirstColumn="0" w:lastRowLastColumn="0"/>
+            </w:pPr>
+            <w:r>
+              <w:t>Current branch</w:t>
+            </w:r>
+          </w:p>
+        </w:tc>
+      </w:tr>
+      <w:tr>
+        <w:tc>
+          <w:tcPr>
+            <w:cnfStyle w:val="001000000000" w:firstRow="0" w:lastRow="0" w:firstColumn="1" w:lastColumn="0" w:oddVBand="0" w:evenVBand="0" w:oddHBand="0" w:evenHBand="0" w:firstRowFirstColumn="0" w:firstRowLastColumn="0" w:lastRowFirstColumn="0" w:lastRowLastColumn="0"/>
+            <w:tcW w:w="2605" w:type="dxa"/>
+            <w:hideMark/>
+          </w:tcPr>
+          <w:p>
+            <w:pPr>
+              <w:spacing w:line="278" w:lineRule="auto"/>
+            </w:pPr>
+            <w:r>
+              <w:t>brand</w:t>
+            </w:r>
+          </w:p>
+        </w:tc>
+        <w:tc>
+          <w:tcPr>
+            <w:tcW w:w="1980" w:type="dxa"/>
+            <w:hideMark/>
+          </w:tcPr>
+          <w:p>
+            <w:pPr>
+              <w:spacing w:line="278" w:lineRule="auto"/>
+              <w:cnfStyle w:val="000000000000" w:firstRow="0" w:lastRow="0" w:firstColumn="0" w:lastColumn="0" w:oddVBand="0" w:evenVBand="0" w:oddHBand="0" w:evenHBand="0" w:firstRowFirstColumn="0" w:firstRowLastColumn="0" w:lastRowFirstColumn="0" w:lastRowLastColumn="0"/>
+            </w:pPr>
+            <w:r>
+              <w:t>VARCHAR</w:t>
+            </w:r>
+            <w:r>
+              <w:t xml:space="preserve"> </w:t>
+            </w:r>
+            <w:r>
+              <w:t>(50)</w:t>
+            </w:r>
+          </w:p>
+        </w:tc>
+        <w:tc>
+          <w:tcPr>
+            <w:tcW w:w="4500" w:type="dxa"/>
+            <w:hideMark/>
+          </w:tcPr>
+          <w:p>
+            <w:pPr>
+              <w:spacing w:line="278" w:lineRule="auto"/>
+              <w:cnfStyle w:val="000000000000" w:firstRow="0" w:lastRow="0" w:firstColumn="0" w:lastColumn="0" w:oddVBand="0" w:evenVBand="0" w:oddHBand="0" w:evenHBand="0" w:firstRowFirstColumn="0" w:firstRowLastColumn="0" w:lastRowFirstColumn="0" w:lastRowLastColumn="0"/>
+            </w:pPr>
+            <w:r>
+              <w:t>Manufacturer</w:t>
+            </w:r>
+          </w:p>
+        </w:tc>
+      </w:tr>
+      <w:tr>
+        <w:trPr>
+          <w:cnfStyle w:val="000000100000" w:firstRow="0" w:lastRow="0" w:firstColumn="0" w:lastColumn="0" w:oddVBand="0" w:evenVBand="0" w:oddHBand="1" w:evenHBand="0" w:firstRowFirstColumn="0" w:firstRowLastColumn="0" w:lastRowFirstColumn="0" w:lastRowLastColumn="0"/>
+        </w:trPr>
+        <w:tc>
+          <w:tcPr>
+            <w:cnfStyle w:val="001000000000" w:firstRow="0" w:lastRow="0" w:firstColumn="1" w:lastColumn="0" w:oddVBand="0" w:evenVBand="0" w:oddHBand="0" w:evenHBand="0" w:firstRowFirstColumn="0" w:firstRowLastColumn="0" w:lastRowFirstColumn="0" w:lastRowLastColumn="0"/>
+            <w:tcW w:w="2605" w:type="dxa"/>
+            <w:hideMark/>
+          </w:tcPr>
+          <w:p>
+            <w:pPr>
+              <w:spacing w:line="278" w:lineRule="auto"/>
+            </w:pPr>
+            <w:r>
+              <w:t>model</w:t>
+            </w:r>
+          </w:p>
+        </w:tc>
+        <w:tc>
+          <w:tcPr>
+            <w:tcW w:w="1980" w:type="dxa"/>
+            <w:hideMark/>
+          </w:tcPr>
+          <w:p>
+            <w:pPr>
+              <w:spacing w:line="278" w:lineRule="auto"/>
+              <w:cnfStyle w:val="000000100000" w:firstRow="0" w:lastRow="0" w:firstColumn="0" w:lastColumn="0" w:oddVBand="0" w:evenVBand="0" w:oddHBand="1" w:evenHBand="0" w:firstRowFirstColumn="0" w:firstRowLastColumn="0" w:lastRowFirstColumn="0" w:lastRowLastColumn="0"/>
+            </w:pPr>
+            <w:r>
+              <w:t>VARCHAR</w:t>
+            </w:r>
+            <w:r>
+              <w:t xml:space="preserve"> </w:t>
+            </w:r>
+            <w:r>
+              <w:t>(50)</w:t>
+            </w:r>
+          </w:p>
+        </w:tc>
+        <w:tc>
+          <w:tcPr>
+            <w:tcW w:w="4500" w:type="dxa"/>
+            <w:hideMark/>
+          </w:tcPr>
+          <w:p>
+            <w:pPr>
+              <w:spacing w:line="278" w:lineRule="auto"/>
+              <w:cnfStyle w:val="000000100000" w:firstRow="0" w:lastRow="0" w:firstColumn="0" w:lastColumn="0" w:oddVBand="0" w:evenVBand="0" w:oddHBand="1" w:evenHBand="0" w:firstRowFirstColumn="0" w:firstRowLastColumn="0" w:lastRowFirstColumn="0" w:lastRowLastColumn="0"/>
+            </w:pPr>
+            <w:r>
+              <w:t>Vehicle model</w:t>
+            </w:r>
+          </w:p>
+        </w:tc>
+      </w:tr>
+      <w:tr>
+        <w:tc>
+          <w:tcPr>
+            <w:cnfStyle w:val="001000000000" w:firstRow="0" w:lastRow="0" w:firstColumn="1" w:lastColumn="0" w:oddVBand="0" w:evenVBand="0" w:oddHBand="0" w:evenHBand="0" w:firstRowFirstColumn="0" w:firstRowLastColumn="0" w:lastRowFirstColumn="0" w:lastRowLastColumn="0"/>
+            <w:tcW w:w="2605" w:type="dxa"/>
+            <w:hideMark/>
+          </w:tcPr>
+          <w:p>
+            <w:pPr>
+              <w:spacing w:line="278" w:lineRule="auto"/>
+            </w:pPr>
+            <w:r>
+              <w:t>year</w:t>
+            </w:r>
+          </w:p>
+        </w:tc>
+        <w:tc>
+          <w:tcPr>
+            <w:tcW w:w="1980" w:type="dxa"/>
+            <w:hideMark/>
+          </w:tcPr>
+          <w:p>
+            <w:pPr>
+              <w:spacing w:line="278" w:lineRule="auto"/>
+              <w:cnfStyle w:val="000000000000" w:firstRow="0" w:lastRow="0" w:firstColumn="0" w:lastColumn="0" w:oddVBand="0" w:evenVBand="0" w:oddHBand="0" w:evenHBand="0" w:firstRowFirstColumn="0" w:firstRowLastColumn="0" w:lastRowFirstColumn="0" w:lastRowLastColumn="0"/>
+            </w:pPr>
+            <w:r>
+              <w:t>INT</w:t>
+            </w:r>
+          </w:p>
+        </w:tc>
+        <w:tc>
+          <w:tcPr>
+            <w:tcW w:w="4500" w:type="dxa"/>
+            <w:hideMark/>
+          </w:tcPr>
+          <w:p>
+            <w:pPr>
+              <w:spacing w:line="278" w:lineRule="auto"/>
+              <w:cnfStyle w:val="000000000000" w:firstRow="0" w:lastRow="0" w:firstColumn="0" w:lastColumn="0" w:oddVBand="0" w:evenVBand="0" w:oddHBand="0" w:evenHBand="0" w:firstRowFirstColumn="0" w:firstRowLastColumn="0" w:lastRowFirstColumn="0" w:lastRowLastColumn="0"/>
+            </w:pPr>
+            <w:r>
+              <w:t>Manufacturing year</w:t>
+            </w:r>
+          </w:p>
+        </w:tc>
+      </w:tr>
+      <w:tr>
+        <w:trPr>
+          <w:cnfStyle w:val="000000100000" w:firstRow="0" w:lastRow="0" w:firstColumn="0" w:lastColumn="0" w:oddVBand="0" w:evenVBand="0" w:oddHBand="1" w:evenHBand="0" w:firstRowFirstColumn="0" w:firstRowLastColumn="0" w:lastRowFirstColumn="0" w:lastRowLastColumn="0"/>
+        </w:trPr>
+        <w:tc>
+          <w:tcPr>
+            <w:cnfStyle w:val="001000000000" w:firstRow="0" w:lastRow="0" w:firstColumn="1" w:lastColumn="0" w:oddVBand="0" w:evenVBand="0" w:oddHBand="0" w:evenHBand="0" w:firstRowFirstColumn="0" w:firstRowLastColumn="0" w:lastRowFirstColumn="0" w:lastRowLastColumn="0"/>
+            <w:tcW w:w="2605" w:type="dxa"/>
+            <w:hideMark/>
+          </w:tcPr>
+          <w:p>
+            <w:pPr>
+              <w:spacing w:line="278" w:lineRule="auto"/>
+            </w:pPr>
+            <w:r>
+              <w:t>category</w:t>
+            </w:r>
+          </w:p>
+        </w:tc>
+        <w:tc>
+          <w:tcPr>
+            <w:tcW w:w="1980" w:type="dxa"/>
+            <w:hideMark/>
+          </w:tcPr>
+          <w:p>
+            <w:pPr>
+              <w:spacing w:line="278" w:lineRule="auto"/>
+              <w:cnfStyle w:val="000000100000" w:firstRow="0" w:lastRow="0" w:firstColumn="0" w:lastColumn="0" w:oddVBand="0" w:evenVBand="0" w:oddHBand="1" w:evenHBand="0" w:firstRowFirstColumn="0" w:firstRowLastColumn="0" w:lastRowFirstColumn="0" w:lastRowLastColumn="0"/>
+            </w:pPr>
+            <w:r>
+              <w:t>VARCHAR</w:t>
+            </w:r>
+            <w:r>
+              <w:t xml:space="preserve"> </w:t>
+            </w:r>
+            <w:r>
+              <w:t>(50)</w:t>
+            </w:r>
+          </w:p>
+        </w:tc>
+        <w:tc>
+          <w:tcPr>
+            <w:tcW w:w="4500" w:type="dxa"/>
+            <w:hideMark/>
+          </w:tcPr>
+          <w:p>
+            <w:pPr>
+              <w:spacing w:line="278" w:lineRule="auto"/>
+              <w:cnfStyle w:val="000000100000" w:firstRow="0" w:lastRow="0" w:firstColumn="0" w:lastColumn="0" w:oddVBand="0" w:evenVBand="0" w:oddHBand="1" w:evenHBand="0" w:firstRowFirstColumn="0" w:firstRowLastColumn="0" w:lastRowFirstColumn="0" w:lastRowLastColumn="0"/>
+            </w:pPr>
+            <w:r>
+              <w:t>SUV, Sedan, etc.</w:t>
+            </w:r>
+          </w:p>
+        </w:tc>
+      </w:tr>
+      <w:tr>
+        <w:tc>
+          <w:tcPr>
+            <w:cnfStyle w:val="001000000000" w:firstRow="0" w:lastRow="0" w:firstColumn="1" w:lastColumn="0" w:oddVBand="0" w:evenVBand="0" w:oddHBand="0" w:evenHBand="0" w:firstRowFirstColumn="0" w:firstRowLastColumn="0" w:lastRowFirstColumn="0" w:lastRowLastColumn="0"/>
+            <w:tcW w:w="2605" w:type="dxa"/>
+            <w:hideMark/>
+          </w:tcPr>
+          <w:p>
+            <w:pPr>
+              <w:spacing w:line="278" w:lineRule="auto"/>
+            </w:pPr>
+            <w:r>
+              <w:t>transmission</w:t>
+            </w:r>
+          </w:p>
+        </w:tc>
+        <w:tc>
+          <w:tcPr>
+            <w:tcW w:w="1980" w:type="dxa"/>
+            <w:hideMark/>
+          </w:tcPr>
+          <w:p>
+            <w:pPr>
+              <w:spacing w:line="278" w:lineRule="auto"/>
+              <w:cnfStyle w:val="000000000000" w:firstRow="0" w:lastRow="0" w:firstColumn="0" w:lastColumn="0" w:oddVBand="0" w:evenVBand="0" w:oddHBand="0" w:evenHBand="0" w:firstRowFirstColumn="0" w:firstRowLastColumn="0" w:lastRowFirstColumn="0" w:lastRowLastColumn="0"/>
+            </w:pPr>
+            <w:r>
+              <w:t>ENUM</w:t>
+            </w:r>
+          </w:p>
+        </w:tc>
+        <w:tc>
+          <w:tcPr>
+            <w:tcW w:w="4500" w:type="dxa"/>
+            <w:hideMark/>
+          </w:tcPr>
+          <w:p>
+            <w:pPr>
+              <w:spacing w:line="278" w:lineRule="auto"/>
+              <w:cnfStyle w:val="000000000000" w:firstRow="0" w:lastRow="0" w:firstColumn="0" w:lastColumn="0" w:oddVBand="0" w:evenVBand="0" w:oddHBand="0" w:evenHBand="0" w:firstRowFirstColumn="0" w:firstRowLastColumn="0" w:lastRowFirstColumn="0" w:lastRowLastColumn="0"/>
+            </w:pPr>
+            <w:r>
+              <w:t>Automatic, Manual</w:t>
+            </w:r>
+          </w:p>
+        </w:tc>
+      </w:tr>
+      <w:tr>
+        <w:trPr>
+          <w:cnfStyle w:val="000000100000" w:firstRow="0" w:lastRow="0" w:firstColumn="0" w:lastColumn="0" w:oddVBand="0" w:evenVBand="0" w:oddHBand="1" w:evenHBand="0" w:firstRowFirstColumn="0" w:firstRowLastColumn="0" w:lastRowFirstColumn="0" w:lastRowLastColumn="0"/>
+        </w:trPr>
+        <w:tc>
+          <w:tcPr>
+            <w:cnfStyle w:val="001000000000" w:firstRow="0" w:lastRow="0" w:firstColumn="1" w:lastColumn="0" w:oddVBand="0" w:evenVBand="0" w:oddHBand="0" w:evenHBand="0" w:firstRowFirstColumn="0" w:firstRowLastColumn="0" w:lastRowFirstColumn="0" w:lastRowLastColumn="0"/>
+            <w:tcW w:w="2605" w:type="dxa"/>
+            <w:hideMark/>
+          </w:tcPr>
+          <w:p>
+            <w:pPr>
+              <w:spacing w:line="278" w:lineRule="auto"/>
+            </w:pPr>
+            <w:r>
+              <w:t>fuel_type</w:t>
+            </w:r>
+          </w:p>
+        </w:tc>
+        <w:tc>
+          <w:tcPr>
+            <w:tcW w:w="1980" w:type="dxa"/>
+            <w:hideMark/>
+          </w:tcPr>
+          <w:p>
+            <w:pPr>
+              <w:spacing w:line="278" w:lineRule="auto"/>
+              <w:cnfStyle w:val="000000100000" w:firstRow="0" w:lastRow="0" w:firstColumn="0" w:lastColumn="0" w:oddVBand="0" w:evenVBand="0" w:oddHBand="1" w:evenHBand="0" w:firstRowFirstColumn="0" w:firstRowLastColumn="0" w:lastRowFirstColumn="0" w:lastRowLastColumn="0"/>
+            </w:pPr>
+            <w:r>
+              <w:t>ENUM</w:t>
+            </w:r>
+          </w:p>
+        </w:tc>
+        <w:tc>
+          <w:tcPr>
+            <w:tcW w:w="4500" w:type="dxa"/>
+            <w:hideMark/>
+          </w:tcPr>
+          <w:p>
+            <w:pPr>
+              <w:spacing w:line="278" w:lineRule="auto"/>
+              <w:cnfStyle w:val="000000100000" w:firstRow="0" w:lastRow="0" w:firstColumn="0" w:lastColumn="0" w:oddVBand="0" w:evenVBand="0" w:oddHBand="1" w:evenHBand="0" w:firstRowFirstColumn="0" w:firstRowLastColumn="0" w:lastRowFirstColumn="0" w:lastRowLastColumn="0"/>
+            </w:pPr>
+            <w:r>
+              <w:t>Petrol, Diesel, Hybrid, Electric</w:t>
+            </w:r>
+          </w:p>
+        </w:tc>
+      </w:tr>
+      <w:tr>
+        <w:tc>
+          <w:tcPr>
+            <w:cnfStyle w:val="001000000000" w:firstRow="0" w:lastRow="0" w:firstColumn="1" w:lastColumn="0" w:oddVBand="0" w:evenVBand="0" w:oddHBand="0" w:evenHBand="0" w:firstRowFirstColumn="0" w:firstRowLastColumn="0" w:lastRowFirstColumn="0" w:lastRowLastColumn="0"/>
+            <w:tcW w:w="2605" w:type="dxa"/>
+            <w:hideMark/>
+          </w:tcPr>
+          <w:p>
+            <w:pPr>
+              <w:spacing w:line="278" w:lineRule="auto"/>
+            </w:pPr>
+            <w:r>
+              <w:t>daily_price</w:t>
+            </w:r>
+          </w:p>
+        </w:tc>
+        <w:tc>
+          <w:tcPr>
+            <w:tcW w:w="1980" w:type="dxa"/>
+            <w:hideMark/>
+          </w:tcPr>
+          <w:p>
+            <w:pPr>
+              <w:spacing w:line="278" w:lineRule="auto"/>
+              <w:cnfStyle w:val="000000000000" w:firstRow="0" w:lastRow="0" w:firstColumn="0" w:lastColumn="0" w:oddVBand="0" w:evenVBand="0" w:oddHBand="0" w:evenHBand="0" w:firstRowFirstColumn="0" w:firstRowLastColumn="0" w:lastRowFirstColumn="0" w:lastRowLastColumn="0"/>
+            </w:pPr>
+            <w:r>
+              <w:t>DECIMAL</w:t>
+            </w:r>
+          </w:p>
+        </w:tc>
+        <w:tc>
+          <w:tcPr>
+            <w:tcW w:w="4500" w:type="dxa"/>
+            <w:hideMark/>
+          </w:tcPr>
+          <w:p>
+            <w:pPr>
+              <w:spacing w:line="278" w:lineRule="auto"/>
+              <w:cnfStyle w:val="000000000000" w:firstRow="0" w:lastRow="0" w:firstColumn="0" w:lastColumn="0" w:oddVBand="0" w:evenVBand="0" w:oddHBand="0" w:evenHBand="0" w:firstRowFirstColumn="0" w:firstRowLastColumn="0" w:lastRowFirstColumn="0" w:lastRowLastColumn="0"/>
+            </w:pPr>
+            <w:r>
+              <w:t>Rental price</w:t>
+            </w:r>
+          </w:p>
+        </w:tc>
+      </w:tr>
+      <w:tr>
+        <w:trPr>
+          <w:cnfStyle w:val="000000100000" w:firstRow="0" w:lastRow="0" w:firstColumn="0" w:lastColumn="0" w:oddVBand="0" w:evenVBand="0" w:oddHBand="1" w:evenHBand="0" w:firstRowFirstColumn="0" w:firstRowLastColumn="0" w:lastRowFirstColumn="0" w:lastRowLastColumn="0"/>
+        </w:trPr>
+        <w:tc>
+          <w:tcPr>
+            <w:cnfStyle w:val="001000000000" w:firstRow="0" w:lastRow="0" w:firstColumn="1" w:lastColumn="0" w:oddVBand="0" w:evenVBand="0" w:oddHBand="0" w:evenHBand="0" w:firstRowFirstColumn="0" w:firstRowLastColumn="0" w:lastRowFirstColumn="0" w:lastRowLastColumn="0"/>
+            <w:tcW w:w="2605" w:type="dxa"/>
+            <w:hideMark/>
+          </w:tcPr>
+          <w:p>
+            <w:pPr>
+              <w:spacing w:line="278" w:lineRule="auto"/>
+            </w:pPr>
+            <w:r>
+              <w:t>availability_status</w:t>
+            </w:r>
+          </w:p>
+        </w:tc>
+        <w:tc>
+          <w:tcPr>
+            <w:tcW w:w="1980" w:type="dxa"/>
+            <w:hideMark/>
+          </w:tcPr>
+          <w:p>
+            <w:pPr>
+              <w:spacing w:line="278" w:lineRule="auto"/>
+              <w:cnfStyle w:val="000000100000" w:firstRow="0" w:lastRow="0" w:firstColumn="0" w:lastColumn="0" w:oddVBand="0" w:evenVBand="0" w:oddHBand="1" w:evenHBand="0" w:firstRowFirstColumn="0" w:firstRowLastColumn="0" w:lastRowFirstColumn="0" w:lastRowLastColumn="0"/>
+            </w:pPr>
+            <w:r>
+              <w:t>ENUM</w:t>
+            </w:r>
+          </w:p>
+        </w:tc>
+        <w:tc>
+          <w:tcPr>
+            <w:tcW w:w="4500" w:type="dxa"/>
+            <w:hideMark/>
+          </w:tcPr>
+          <w:p>
+            <w:pPr>
+              <w:spacing w:line="278" w:lineRule="auto"/>
+              <w:cnfStyle w:val="000000100000" w:firstRow="0" w:lastRow="0" w:firstColumn="0" w:lastColumn="0" w:oddVBand="0" w:evenVBand="0" w:oddHBand="1" w:evenHBand="0" w:firstRowFirstColumn="0" w:firstRowLastColumn="0" w:lastRowFirstColumn="0" w:lastRowLastColumn="0"/>
+            </w:pPr>
+            <w:r>
+              <w:t>Available, Reserved, Rented, Maintenance</w:t>
+            </w:r>
+          </w:p>
+        </w:tc>
+      </w:tr>
+      <w:tr>
+        <w:tc>
+          <w:tcPr>
+            <w:cnfStyle w:val="001000000000" w:firstRow="0" w:lastRow="0" w:firstColumn="1" w:lastColumn="0" w:oddVBand="0" w:evenVBand="0" w:oddHBand="0" w:evenHBand="0" w:firstRowFirstColumn="0" w:firstRowLastColumn="0" w:lastRowFirstColumn="0" w:lastRowLastColumn="0"/>
+            <w:tcW w:w="2605" w:type="dxa"/>
+            <w:hideMark/>
+          </w:tcPr>
+          <w:p>
+            <w:pPr>
+              <w:spacing w:line="278" w:lineRule="auto"/>
+            </w:pPr>
+            <w:r>
+              <w:t>registration_number</w:t>
+            </w:r>
+          </w:p>
+        </w:tc>
+        <w:tc>
+          <w:tcPr>
+            <w:tcW w:w="1980" w:type="dxa"/>
+            <w:hideMark/>
+          </w:tcPr>
+          <w:p>
+            <w:pPr>
+              <w:spacing w:line="278" w:lineRule="auto"/>
+              <w:cnfStyle w:val="000000000000" w:firstRow="0" w:lastRow="0" w:firstColumn="0" w:lastColumn="0" w:oddVBand="0" w:evenVBand="0" w:oddHBand="0" w:evenHBand="0" w:firstRowFirstColumn="0" w:firstRowLastColumn="0" w:lastRowFirstColumn="0" w:lastRowLastColumn="0"/>
+            </w:pPr>
+            <w:r>
+              <w:t>VARCHAR</w:t>
+            </w:r>
+            <w:r>
+              <w:t xml:space="preserve"> </w:t>
+            </w:r>
+            <w:r>
+              <w:t>(30)</w:t>
+            </w:r>
+          </w:p>
+        </w:tc>
+        <w:tc>
+          <w:tcPr>
+            <w:tcW w:w="4500" w:type="dxa"/>
+            <w:hideMark/>
+          </w:tcPr>
+          <w:p>
+            <w:pPr>
+              <w:spacing w:line="278" w:lineRule="auto"/>
+              <w:cnfStyle w:val="000000000000" w:firstRow="0" w:lastRow="0" w:firstColumn="0" w:lastColumn="0" w:oddVBand="0" w:evenVBand="0" w:oddHBand="0" w:evenHBand="0" w:firstRowFirstColumn="0" w:firstRowLastColumn="0" w:lastRowFirstColumn="0" w:lastRowLastColumn="0"/>
+            </w:pPr>
+            <w:r>
+              <w:t>License plate</w:t>
+            </w:r>
+          </w:p>
+        </w:tc>
+      </w:tr>
+    </w:tbl>
+    <w:p>
+      <w:pPr>
+        <w:spacing w:before="240" w:after="0" w:line="278" w:lineRule="auto"/>
+      </w:pPr>
+    </w:p>
+    <w:p>
+      <w:pPr>
+        <w:pStyle w:val="Title"/>
+      </w:pPr>
+      <w:r>
+        <w:t>Reservation</w:t>
+      </w:r>
+    </w:p>
+    <w:tbl>
+      <w:tblPr>
+        <w:tblStyle w:val="PlainTable1"/>
+        <w:tblW w:w="0" w:type="auto"/>
+        <w:tblLayout w:type="fixed"/>
+        <w:tblCellMar>
+          <w:top w:w="72" w:type="dxa"/>
+          <w:bottom w:w="72" w:type="dxa"/>
+        </w:tblCellMar>
+        <w:tblLook w:val="04A0" w:firstRow="1" w:lastRow="0" w:firstColumn="1" w:lastColumn="0" w:noHBand="0" w:noVBand="1"/>
+      </w:tblPr>
+      <w:tblGrid>
+        <w:gridCol w:w="2605"/>
+        <w:gridCol w:w="1980"/>
+        <w:gridCol w:w="4500"/>
+      </w:tblGrid>
+      <w:tr>
+        <w:trPr>
+          <w:cnfStyle w:val="100000000000" w:firstRow="1" w:lastRow="0" w:firstColumn="0" w:lastColumn="0" w:oddVBand="0" w:evenVBand="0" w:oddHBand="0" w:evenHBand="0" w:firstRowFirstColumn="0" w:firstRowLastColumn="0" w:lastRowFirstColumn="0" w:lastRowLastColumn="0"/>
+        </w:trPr>
+        <w:tc>
+          <w:tcPr>
+            <w:cnfStyle w:val="001000000000" w:firstRow="0" w:lastRow="0" w:firstColumn="1" w:lastColumn="0" w:oddVBand="0" w:evenVBand="0" w:oddHBand="0" w:evenHBand="0" w:firstRowFirstColumn="0" w:firstRowLastColumn="0" w:lastRowFirstColumn="0" w:lastRowLastColumn="0"/>
+            <w:tcW w:w="2605" w:type="dxa"/>
+            <w:hideMark/>
+          </w:tcPr>
+          <w:p>
+            <w:pPr>
+              <w:spacing w:line="278" w:lineRule="auto"/>
+            </w:pPr>
+            <w:r>
+              <w:t>Attribute</w:t>
+            </w:r>
+          </w:p>
+        </w:tc>
+        <w:tc>
+          <w:tcPr>
+            <w:tcW w:w="1980" w:type="dxa"/>
+            <w:hideMark/>
+          </w:tcPr>
+          <w:p>
+            <w:pPr>
+              <w:spacing w:line="278" w:lineRule="auto"/>
+              <w:cnfStyle w:val="100000000000" w:firstRow="1" w:lastRow="0" w:firstColumn="0" w:lastColumn="0" w:oddVBand="0" w:evenVBand="0" w:oddHBand="0" w:evenHBand="0" w:firstRowFirstColumn="0" w:firstRowLastColumn="0" w:lastRowFirstColumn="0" w:lastRowLastColumn="0"/>
+            </w:pPr>
+            <w:r>
+              <w:t>Data Type</w:t>
+            </w:r>
+          </w:p>
+        </w:tc>
+        <w:tc>
+          <w:tcPr>
+            <w:tcW w:w="4500" w:type="dxa"/>
+            <w:hideMark/>
+          </w:tcPr>
+          <w:p>
+            <w:pPr>
+              <w:spacing w:line="278" w:lineRule="auto"/>
+              <w:cnfStyle w:val="100000000000" w:firstRow="1" w:lastRow="0" w:firstColumn="0" w:lastColumn="0" w:oddVBand="0" w:evenVBand="0" w:oddHBand="0" w:evenHBand="0" w:firstRowFirstColumn="0" w:firstRowLastColumn="0" w:lastRowFirstColumn="0" w:lastRowLastColumn="0"/>
+            </w:pPr>
+            <w:r>
+              <w:t>Description</w:t>
+            </w:r>
+          </w:p>
+        </w:tc>
+      </w:tr>
+      <w:tr>
+        <w:trPr>
+          <w:cnfStyle w:val="000000100000" w:firstRow="0" w:lastRow="0" w:firstColumn="0" w:lastColumn="0" w:oddVBand="0" w:evenVBand="0" w:oddHBand="1" w:evenHBand="0" w:firstRowFirstColumn="0" w:firstRowLastColumn="0" w:lastRowFirstColumn="0" w:lastRowLastColumn="0"/>
+        </w:trPr>
+        <w:tc>
+          <w:tcPr>
+            <w:cnfStyle w:val="001000000000" w:firstRow="0" w:lastRow="0" w:firstColumn="1" w:lastColumn="0" w:oddVBand="0" w:evenVBand="0" w:oddHBand="0" w:evenHBand="0" w:firstRowFirstColumn="0" w:firstRowLastColumn="0" w:lastRowFirstColumn="0" w:lastRowLastColumn="0"/>
+            <w:tcW w:w="2605" w:type="dxa"/>
+            <w:hideMark/>
+          </w:tcPr>
+          <w:p>
+            <w:pPr>
+              <w:spacing w:line="278" w:lineRule="auto"/>
+            </w:pPr>
+            <w:r>
+              <w:t>reservation_id</w:t>
+            </w:r>
+          </w:p>
+        </w:tc>
+        <w:tc>
+          <w:tcPr>
+            <w:tcW w:w="1980" w:type="dxa"/>
+            <w:hideMark/>
+          </w:tcPr>
+          <w:p>
+            <w:pPr>
+              <w:spacing w:line="278" w:lineRule="auto"/>
+              <w:cnfStyle w:val="000000100000" w:firstRow="0" w:lastRow="0" w:firstColumn="0" w:lastColumn="0" w:oddVBand="0" w:evenVBand="0" w:oddHBand="1" w:evenHBand="0" w:firstRowFirstColumn="0" w:firstRowLastColumn="0" w:lastRowFirstColumn="0" w:lastRowLastColumn="0"/>
+            </w:pPr>
+            <w:r>
+              <w:t>UUID</w:t>
+            </w:r>
+          </w:p>
+        </w:tc>
+        <w:tc>
+          <w:tcPr>
+            <w:tcW w:w="4500" w:type="dxa"/>
+            <w:hideMark/>
+          </w:tcPr>
+          <w:p>
+            <w:pPr>
+              <w:spacing w:line="278" w:lineRule="auto"/>
+              <w:cnfStyle w:val="000000100000" w:firstRow="0" w:lastRow="0" w:firstColumn="0" w:lastColumn="0" w:oddVBand="0" w:evenVBand="0" w:oddHBand="1" w:evenHBand="0" w:firstRowFirstColumn="0" w:firstRowLastColumn="0" w:lastRowFirstColumn="0" w:lastRowLastColumn="0"/>
+            </w:pPr>
+            <w:r>
+              <w:t>Reservation identifier</w:t>
+            </w:r>
+          </w:p>
+        </w:tc>
+      </w:tr>
+      <w:tr>
+        <w:tc>
+          <w:tcPr>
+            <w:cnfStyle w:val="001000000000" w:firstRow="0" w:lastRow="0" w:firstColumn="1" w:lastColumn="0" w:oddVBand="0" w:evenVBand="0" w:oddHBand="0" w:evenHBand="0" w:firstRowFirstColumn="0" w:firstRowLastColumn="0" w:lastRowFirstColumn="0" w:lastRowLastColumn="0"/>
+            <w:tcW w:w="2605" w:type="dxa"/>
+            <w:hideMark/>
+          </w:tcPr>
+          <w:p>
+            <w:pPr>
+              <w:spacing w:line="278" w:lineRule="auto"/>
+            </w:pPr>
+            <w:r>
+              <w:t>customer_id</w:t>
+            </w:r>
+          </w:p>
+        </w:tc>
+        <w:tc>
+          <w:tcPr>
+            <w:tcW w:w="1980" w:type="dxa"/>
+            <w:hideMark/>
+          </w:tcPr>
+          <w:p>
+            <w:pPr>
+              <w:spacing w:line="278" w:lineRule="auto"/>
+              <w:cnfStyle w:val="000000000000" w:firstRow="0" w:lastRow="0" w:firstColumn="0" w:lastColumn="0" w:oddVBand="0" w:evenVBand="0" w:oddHBand="0" w:evenHBand="0" w:firstRowFirstColumn="0" w:firstRowLastColumn="0" w:lastRowFirstColumn="0" w:lastRowLastColumn="0"/>
+            </w:pPr>
+            <w:r>
+              <w:t>UUID (FK)</w:t>
+            </w:r>
+          </w:p>
+        </w:tc>
+        <w:tc>
+          <w:tcPr>
+            <w:tcW w:w="4500" w:type="dxa"/>
+            <w:hideMark/>
+          </w:tcPr>
+          <w:p>
+            <w:pPr>
+              <w:spacing w:line="278" w:lineRule="auto"/>
+              <w:cnfStyle w:val="000000000000" w:firstRow="0" w:lastRow="0" w:firstColumn="0" w:lastColumn="0" w:oddVBand="0" w:evenVBand="0" w:oddHBand="0" w:evenHBand="0" w:firstRowFirstColumn="0" w:firstRowLastColumn="0" w:lastRowFirstColumn="0" w:lastRowLastColumn="0"/>
+            </w:pPr>
+            <w:r>
+              <w:t>Customer</w:t>
+            </w:r>
+          </w:p>
+        </w:tc>
+      </w:tr>
+      <w:tr>
+        <w:trPr>
+          <w:cnfStyle w:val="000000100000" w:firstRow="0" w:lastRow="0" w:firstColumn="0" w:lastColumn="0" w:oddVBand="0" w:evenVBand="0" w:oddHBand="1" w:evenHBand="0" w:firstRowFirstColumn="0" w:firstRowLastColumn="0" w:lastRowFirstColumn="0" w:lastRowLastColumn="0"/>
+        </w:trPr>
+        <w:tc>
+          <w:tcPr>
+            <w:cnfStyle w:val="001000000000" w:firstRow="0" w:lastRow="0" w:firstColumn="1" w:lastColumn="0" w:oddVBand="0" w:evenVBand="0" w:oddHBand="0" w:evenHBand="0" w:firstRowFirstColumn="0" w:firstRowLastColumn="0" w:lastRowFirstColumn="0" w:lastRowLastColumn="0"/>
+            <w:tcW w:w="2605" w:type="dxa"/>
+            <w:hideMark/>
+          </w:tcPr>
+          <w:p>
+            <w:pPr>
+              <w:spacing w:line="278" w:lineRule="auto"/>
+            </w:pPr>
+            <w:r>
+              <w:t>vehicle_id</w:t>
+            </w:r>
+          </w:p>
+        </w:tc>
+        <w:tc>
+          <w:tcPr>
+            <w:tcW w:w="1980" w:type="dxa"/>
+            <w:hideMark/>
+          </w:tcPr>
+          <w:p>
+            <w:pPr>
+              <w:spacing w:line="278" w:lineRule="auto"/>
+              <w:cnfStyle w:val="000000100000" w:firstRow="0" w:lastRow="0" w:firstColumn="0" w:lastColumn="0" w:oddVBand="0" w:evenVBand="0" w:oddHBand="1" w:evenHBand="0" w:firstRowFirstColumn="0" w:firstRowLastColumn="0" w:lastRowFirstColumn="0" w:lastRowLastColumn="0"/>
+            </w:pPr>
+            <w:r>
+              <w:t>UUID (FK)</w:t>
+            </w:r>
+          </w:p>
+        </w:tc>
+        <w:tc>
+          <w:tcPr>
+            <w:tcW w:w="4500" w:type="dxa"/>
+            <w:hideMark/>
+          </w:tcPr>
+          <w:p>
+            <w:pPr>
+              <w:spacing w:line="278" w:lineRule="auto"/>
+              <w:cnfStyle w:val="000000100000" w:firstRow="0" w:lastRow="0" w:firstColumn="0" w:lastColumn="0" w:oddVBand="0" w:evenVBand="0" w:oddHBand="1" w:evenHBand="0" w:firstRowFirstColumn="0" w:firstRowLastColumn="0" w:lastRowFirstColumn="0" w:lastRowLastColumn="0"/>
+            </w:pPr>
+            <w:r>
+              <w:t>Reserved vehicle</w:t>
+            </w:r>
+          </w:p>
+        </w:tc>
+      </w:tr>
+      <w:tr>
+        <w:tc>
+          <w:tcPr>
+            <w:cnfStyle w:val="001000000000" w:firstRow="0" w:lastRow="0" w:firstColumn="1" w:lastColumn="0" w:oddVBand="0" w:evenVBand="0" w:oddHBand="0" w:evenHBand="0" w:firstRowFirstColumn="0" w:firstRowLastColumn="0" w:lastRowFirstColumn="0" w:lastRowLastColumn="0"/>
+            <w:tcW w:w="2605" w:type="dxa"/>
+            <w:hideMark/>
+          </w:tcPr>
+          <w:p>
+            <w:pPr>
+              <w:spacing w:line="278" w:lineRule="auto"/>
+            </w:pPr>
+            <w:r>
+              <w:t>pickup_date</w:t>
+            </w:r>
+          </w:p>
+        </w:tc>
+        <w:tc>
+          <w:tcPr>
+            <w:tcW w:w="1980" w:type="dxa"/>
+            <w:hideMark/>
+          </w:tcPr>
+          <w:p>
+            <w:pPr>
+              <w:spacing w:line="278" w:lineRule="auto"/>
+              <w:cnfStyle w:val="000000000000" w:firstRow="0" w:lastRow="0" w:firstColumn="0" w:lastColumn="0" w:oddVBand="0" w:evenVBand="0" w:oddHBand="0" w:evenHBand="0" w:firstRowFirstColumn="0" w:firstRowLastColumn="0" w:lastRowFirstColumn="0" w:lastRowLastColumn="0"/>
+            </w:pPr>
+            <w:r>
+              <w:t>DATE</w:t>
+            </w:r>
+          </w:p>
+        </w:tc>
+        <w:tc>
+          <w:tcPr>
+            <w:tcW w:w="4500" w:type="dxa"/>
+            <w:hideMark/>
+          </w:tcPr>
+          <w:p>
+            <w:pPr>
+              <w:spacing w:line="278" w:lineRule="auto"/>
+              <w:cnfStyle w:val="000000000000" w:firstRow="0" w:lastRow="0" w:firstColumn="0" w:lastColumn="0" w:oddVBand="0" w:evenVBand="0" w:oddHBand="0" w:evenHBand="0" w:firstRowFirstColumn="0" w:firstRowLastColumn="0" w:lastRowFirstColumn="0" w:lastRowLastColumn="0"/>
+            </w:pPr>
+            <w:r>
+              <w:t>Pickup date</w:t>
+            </w:r>
+          </w:p>
+        </w:tc>
+      </w:tr>
+      <w:tr>
+        <w:trPr>
+          <w:cnfStyle w:val="000000100000" w:firstRow="0" w:lastRow="0" w:firstColumn="0" w:lastColumn="0" w:oddVBand="0" w:evenVBand="0" w:oddHBand="1" w:evenHBand="0" w:firstRowFirstColumn="0" w:firstRowLastColumn="0" w:lastRowFirstColumn="0" w:lastRowLastColumn="0"/>
+        </w:trPr>
+        <w:tc>
+          <w:tcPr>
+            <w:cnfStyle w:val="001000000000" w:firstRow="0" w:lastRow="0" w:firstColumn="1" w:lastColumn="0" w:oddVBand="0" w:evenVBand="0" w:oddHBand="0" w:evenHBand="0" w:firstRowFirstColumn="0" w:firstRowLastColumn="0" w:lastRowFirstColumn="0" w:lastRowLastColumn="0"/>
+            <w:tcW w:w="2605" w:type="dxa"/>
+            <w:hideMark/>
+          </w:tcPr>
+          <w:p>
+            <w:pPr>
+              <w:spacing w:line="278" w:lineRule="auto"/>
+            </w:pPr>
+            <w:r>
+              <w:t>return_date</w:t>
+            </w:r>
+          </w:p>
+        </w:tc>
+        <w:tc>
+          <w:tcPr>
+            <w:tcW w:w="1980" w:type="dxa"/>
+            <w:hideMark/>
+          </w:tcPr>
+          <w:p>
+            <w:pPr>
+              <w:spacing w:line="278" w:lineRule="auto"/>
+              <w:cnfStyle w:val="000000100000" w:firstRow="0" w:lastRow="0" w:firstColumn="0" w:lastColumn="0" w:oddVBand="0" w:evenVBand="0" w:oddHBand="1" w:evenHBand="0" w:firstRowFirstColumn="0" w:firstRowLastColumn="0" w:lastRowFirstColumn="0" w:lastRowLastColumn="0"/>
+            </w:pPr>
+            <w:r>
+              <w:t>DATE</w:t>
+            </w:r>
+          </w:p>
+        </w:tc>
+        <w:tc>
+          <w:tcPr>
+            <w:tcW w:w="4500" w:type="dxa"/>
+            <w:hideMark/>
+          </w:tcPr>
+          <w:p>
+            <w:pPr>
+              <w:spacing w:line="278" w:lineRule="auto"/>
+              <w:cnfStyle w:val="000000100000" w:firstRow="0" w:lastRow="0" w:firstColumn="0" w:lastColumn="0" w:oddVBand="0" w:evenVBand="0" w:oddHBand="1" w:evenHBand="0" w:firstRowFirstColumn="0" w:firstRowLastColumn="0" w:lastRowFirstColumn="0" w:lastRowLastColumn="0"/>
+            </w:pPr>
+            <w:r>
+              <w:t>Return date</w:t>
+            </w:r>
+          </w:p>
+        </w:tc>
+      </w:tr>
+      <w:tr>
+        <w:tc>
+          <w:tcPr>
+            <w:cnfStyle w:val="001000000000" w:firstRow="0" w:lastRow="0" w:firstColumn="1" w:lastColumn="0" w:oddVBand="0" w:evenVBand="0" w:oddHBand="0" w:evenHBand="0" w:firstRowFirstColumn="0" w:firstRowLastColumn="0" w:lastRowFirstColumn="0" w:lastRowLastColumn="0"/>
+            <w:tcW w:w="2605" w:type="dxa"/>
+            <w:hideMark/>
+          </w:tcPr>
+          <w:p>
+            <w:pPr>
+              <w:spacing w:line="278" w:lineRule="auto"/>
+            </w:pPr>
+            <w:r>
+              <w:t>total_price</w:t>
+            </w:r>
+          </w:p>
+        </w:tc>
+        <w:tc>
+          <w:tcPr>
+            <w:tcW w:w="1980" w:type="dxa"/>
+            <w:hideMark/>
+          </w:tcPr>
+          <w:p>
+            <w:pPr>
+              <w:spacing w:line="278" w:lineRule="auto"/>
+              <w:cnfStyle w:val="000000000000" w:firstRow="0" w:lastRow="0" w:firstColumn="0" w:lastColumn="0" w:oddVBand="0" w:evenVBand="0" w:oddHBand="0" w:evenHBand="0" w:firstRowFirstColumn="0" w:firstRowLastColumn="0" w:lastRowFirstColumn="0" w:lastRowLastColumn="0"/>
+            </w:pPr>
+            <w:r>
+              <w:t>DECIMAL</w:t>
+            </w:r>
+          </w:p>
+        </w:tc>
+        <w:tc>
+          <w:tcPr>
+            <w:tcW w:w="4500" w:type="dxa"/>
+            <w:hideMark/>
+          </w:tcPr>
+          <w:p>
+            <w:pPr>
+              <w:spacing w:line="278" w:lineRule="auto"/>
+              <w:cnfStyle w:val="000000000000" w:firstRow="0" w:lastRow="0" w:firstColumn="0" w:lastColumn="0" w:oddVBand="0" w:evenVBand="0" w:oddHBand="0" w:evenHBand="0" w:firstRowFirstColumn="0" w:firstRowLastColumn="0" w:lastRowFirstColumn="0" w:lastRowLastColumn="0"/>
+            </w:pPr>
+            <w:r>
+              <w:t>Total rental cost</w:t>
+            </w:r>
+          </w:p>
+        </w:tc>
+      </w:tr>
+      <w:tr>
+        <w:trPr>
+          <w:cnfStyle w:val="000000100000" w:firstRow="0" w:lastRow="0" w:firstColumn="0" w:lastColumn="0" w:oddVBand="0" w:evenVBand="0" w:oddHBand="1" w:evenHBand="0" w:firstRowFirstColumn="0" w:firstRowLastColumn="0" w:lastRowFirstColumn="0" w:lastRowLastColumn="0"/>
+        </w:trPr>
+        <w:tc>
+          <w:tcPr>
+            <w:cnfStyle w:val="001000000000" w:firstRow="0" w:lastRow="0" w:firstColumn="1" w:lastColumn="0" w:oddVBand="0" w:evenVBand="0" w:oddHBand="0" w:evenHBand="0" w:firstRowFirstColumn="0" w:firstRowLastColumn="0" w:lastRowFirstColumn="0" w:lastRowLastColumn="0"/>
+            <w:tcW w:w="2605" w:type="dxa"/>
+            <w:hideMark/>
+          </w:tcPr>
+          <w:p>
+            <w:pPr>
+              <w:spacing w:line="278" w:lineRule="auto"/>
+            </w:pPr>
+            <w:r>
+              <w:t>reservation_status</w:t>
+            </w:r>
+          </w:p>
+        </w:tc>
+        <w:tc>
+          <w:tcPr>
+            <w:tcW w:w="1980" w:type="dxa"/>
+            <w:hideMark/>
+          </w:tcPr>
+          <w:p>
+            <w:pPr>
+              <w:spacing w:line="278" w:lineRule="auto"/>
+              <w:cnfStyle w:val="000000100000" w:firstRow="0" w:lastRow="0" w:firstColumn="0" w:lastColumn="0" w:oddVBand="0" w:evenVBand="0" w:oddHBand="1" w:evenHBand="0" w:firstRowFirstColumn="0" w:firstRowLastColumn="0" w:lastRowFirstColumn="0" w:lastRowLastColumn="0"/>
+            </w:pPr>
+            <w:r>
+              <w:t>ENUM</w:t>
+            </w:r>
+          </w:p>
+        </w:tc>
+        <w:tc>
+          <w:tcPr>
+            <w:tcW w:w="4500" w:type="dxa"/>
+            <w:hideMark/>
+          </w:tcPr>
+          <w:p>
+            <w:pPr>
+              <w:spacing w:line="278" w:lineRule="auto"/>
+              <w:cnfStyle w:val="000000100000" w:firstRow="0" w:lastRow="0" w:firstColumn="0" w:lastColumn="0" w:oddVBand="0" w:evenVBand="0" w:oddHBand="1" w:evenHBand="0" w:firstRowFirstColumn="0" w:firstRowLastColumn="0" w:lastRowFirstColumn="0" w:lastRowLastColumn="0"/>
+            </w:pPr>
+            <w:r>
+              <w:t>Pending, Confirmed, Active, Completed</w:t>
+            </w:r>
+            <w:r>
+              <w:t>…</w:t>
+            </w:r>
+          </w:p>
+        </w:tc>
+      </w:tr>
+    </w:tbl>
+    <w:p>
+      <w:pPr>
+        <w:spacing w:before="240" w:after="0" w:line="278" w:lineRule="auto"/>
+      </w:pPr>
+    </w:p>
+    <w:p>
+      <w:pPr>
+        <w:spacing w:line="278" w:lineRule="auto"/>
+        <w:rPr>
+          <w:rFonts w:eastAsiaTheme="majorEastAsia" w:cstheme="majorBidi"/>
+          <w:b/>
+          <w:color w:val="000000" w:themeColor="text1"/>
+          <w:spacing w:val="-10"/>
+          <w:kern w:val="28"/>
+          <w:szCs w:val="56"/>
+        </w:rPr>
+      </w:pPr>
+      <w:r>
+        <w:br w:type="page"/>
+      </w:r>
+    </w:p>
+    <w:p>
+      <w:pPr>
+        <w:pStyle w:val="Title"/>
+      </w:pPr>
+      <w:r>
+        <w:lastRenderedPageBreak/>
+        <w:t>Payment</w:t>
+      </w:r>
+    </w:p>
+    <w:tbl>
+      <w:tblPr>
+        <w:tblStyle w:val="PlainTable1"/>
+        <w:tblW w:w="0" w:type="auto"/>
+        <w:tblLayout w:type="fixed"/>
+        <w:tblCellMar>
+          <w:top w:w="72" w:type="dxa"/>
+          <w:bottom w:w="72" w:type="dxa"/>
+        </w:tblCellMar>
+        <w:tblLook w:val="04A0" w:firstRow="1" w:lastRow="0" w:firstColumn="1" w:lastColumn="0" w:noHBand="0" w:noVBand="1"/>
+      </w:tblPr>
+      <w:tblGrid>
+        <w:gridCol w:w="2605"/>
+        <w:gridCol w:w="1980"/>
+        <w:gridCol w:w="4762"/>
+      </w:tblGrid>
+      <w:tr>
+        <w:trPr>
+          <w:cnfStyle w:val="100000000000" w:firstRow="1" w:lastRow="0" w:firstColumn="0" w:lastColumn="0" w:oddVBand="0" w:evenVBand="0" w:oddHBand="0" w:evenHBand="0" w:firstRowFirstColumn="0" w:firstRowLastColumn="0" w:lastRowFirstColumn="0" w:lastRowLastColumn="0"/>
+        </w:trPr>
+        <w:tc>
+          <w:tcPr>
+            <w:cnfStyle w:val="001000000000" w:firstRow="0" w:lastRow="0" w:firstColumn="1" w:lastColumn="0" w:oddVBand="0" w:evenVBand="0" w:oddHBand="0" w:evenHBand="0" w:firstRowFirstColumn="0" w:firstRowLastColumn="0" w:lastRowFirstColumn="0" w:lastRowLastColumn="0"/>
+            <w:tcW w:w="2605" w:type="dxa"/>
+            <w:hideMark/>
+          </w:tcPr>
+          <w:p>
+            <w:pPr>
+              <w:spacing w:line="278" w:lineRule="auto"/>
+            </w:pPr>
+            <w:r>
+              <w:t>Attribute</w:t>
+            </w:r>
+          </w:p>
+        </w:tc>
+        <w:tc>
+          <w:tcPr>
+            <w:tcW w:w="1980" w:type="dxa"/>
+            <w:hideMark/>
+          </w:tcPr>
+          <w:p>
+            <w:pPr>
+              <w:spacing w:line="278" w:lineRule="auto"/>
+              <w:cnfStyle w:val="100000000000" w:firstRow="1" w:lastRow="0" w:firstColumn="0" w:lastColumn="0" w:oddVBand="0" w:evenVBand="0" w:oddHBand="0" w:evenHBand="0" w:firstRowFirstColumn="0" w:firstRowLastColumn="0" w:lastRowFirstColumn="0" w:lastRowLastColumn="0"/>
+            </w:pPr>
+            <w:r>
+              <w:t>Data Type</w:t>
+            </w:r>
+          </w:p>
+        </w:tc>
+        <w:tc>
+          <w:tcPr>
+            <w:tcW w:w="4762" w:type="dxa"/>
+            <w:hideMark/>
+          </w:tcPr>
+          <w:p>
+            <w:pPr>
+              <w:spacing w:line="278" w:lineRule="auto"/>
+              <w:cnfStyle w:val="100000000000" w:firstRow="1" w:lastRow="0" w:firstColumn="0" w:lastColumn="0" w:oddVBand="0" w:evenVBand="0" w:oddHBand="0" w:evenHBand="0" w:firstRowFirstColumn="0" w:firstRowLastColumn="0" w:lastRowFirstColumn="0" w:lastRowLastColumn="0"/>
+            </w:pPr>
+            <w:r>
+              <w:t>Description</w:t>
+            </w:r>
+          </w:p>
+        </w:tc>
+      </w:tr>
+      <w:tr>
+        <w:trPr>
+          <w:cnfStyle w:val="000000100000" w:firstRow="0" w:lastRow="0" w:firstColumn="0" w:lastColumn="0" w:oddVBand="0" w:evenVBand="0" w:oddHBand="1" w:evenHBand="0" w:firstRowFirstColumn="0" w:firstRowLastColumn="0" w:lastRowFirstColumn="0" w:lastRowLastColumn="0"/>
+        </w:trPr>
+        <w:tc>
+          <w:tcPr>
+            <w:cnfStyle w:val="001000000000" w:firstRow="0" w:lastRow="0" w:firstColumn="1" w:lastColumn="0" w:oddVBand="0" w:evenVBand="0" w:oddHBand="0" w:evenHBand="0" w:firstRowFirstColumn="0" w:firstRowLastColumn="0" w:lastRowFirstColumn="0" w:lastRowLastColumn="0"/>
+            <w:tcW w:w="2605" w:type="dxa"/>
+            <w:hideMark/>
+          </w:tcPr>
+          <w:p>
+            <w:pPr>
+              <w:spacing w:line="278" w:lineRule="auto"/>
+            </w:pPr>
+            <w:r>
+              <w:t>payment_id</w:t>
+            </w:r>
+          </w:p>
+        </w:tc>
+        <w:tc>
+          <w:tcPr>
+            <w:tcW w:w="1980" w:type="dxa"/>
+            <w:hideMark/>
+          </w:tcPr>
+          <w:p>
+            <w:pPr>
+              <w:spacing w:line="278" w:lineRule="auto"/>
+              <w:cnfStyle w:val="000000100000" w:firstRow="0" w:lastRow="0" w:firstColumn="0" w:lastColumn="0" w:oddVBand="0" w:evenVBand="0" w:oddHBand="1" w:evenHBand="0" w:firstRowFirstColumn="0" w:firstRowLastColumn="0" w:lastRowFirstColumn="0" w:lastRowLastColumn="0"/>
+            </w:pPr>
+            <w:r>
+              <w:t>UUID</w:t>
+            </w:r>
+          </w:p>
+        </w:tc>
+        <w:tc>
+          <w:tcPr>
+            <w:tcW w:w="4762" w:type="dxa"/>
+            <w:hideMark/>
+          </w:tcPr>
+          <w:p>
+            <w:pPr>
+              <w:spacing w:line="278" w:lineRule="auto"/>
+              <w:cnfStyle w:val="000000100000" w:firstRow="0" w:lastRow="0" w:firstColumn="0" w:lastColumn="0" w:oddVBand="0" w:evenVBand="0" w:oddHBand="1" w:evenHBand="0" w:firstRowFirstColumn="0" w:firstRowLastColumn="0" w:lastRowFirstColumn="0" w:lastRowLastColumn="0"/>
+            </w:pPr>
+            <w:r>
+              <w:t>Payment identifier</w:t>
+            </w:r>
+          </w:p>
+        </w:tc>
+      </w:tr>
+      <w:tr>
+        <w:tc>
+          <w:tcPr>
+            <w:cnfStyle w:val="001000000000" w:firstRow="0" w:lastRow="0" w:firstColumn="1" w:lastColumn="0" w:oddVBand="0" w:evenVBand="0" w:oddHBand="0" w:evenHBand="0" w:firstRowFirstColumn="0" w:firstRowLastColumn="0" w:lastRowFirstColumn="0" w:lastRowLastColumn="0"/>
+            <w:tcW w:w="2605" w:type="dxa"/>
+            <w:hideMark/>
+          </w:tcPr>
+          <w:p>
+            <w:pPr>
+              <w:spacing w:line="278" w:lineRule="auto"/>
+            </w:pPr>
+            <w:r>
+              <w:t>reservation_id</w:t>
+            </w:r>
+          </w:p>
+        </w:tc>
+        <w:tc>
+          <w:tcPr>
+            <w:tcW w:w="1980" w:type="dxa"/>
+            <w:hideMark/>
+          </w:tcPr>
+          <w:p>
+            <w:pPr>
+              <w:spacing w:line="278" w:lineRule="auto"/>
+              <w:cnfStyle w:val="000000000000" w:firstRow="0" w:lastRow="0" w:firstColumn="0" w:lastColumn="0" w:oddVBand="0" w:evenVBand="0" w:oddHBand="0" w:evenHBand="0" w:firstRowFirstColumn="0" w:firstRowLastColumn="0" w:lastRowFirstColumn="0" w:lastRowLastColumn="0"/>
+            </w:pPr>
+            <w:r>
+              <w:t>UUID (FK)</w:t>
+            </w:r>
+          </w:p>
+        </w:tc>
+        <w:tc>
+          <w:tcPr>
+            <w:tcW w:w="4762" w:type="dxa"/>
+            <w:hideMark/>
+          </w:tcPr>
+          <w:p>
+            <w:pPr>
+              <w:spacing w:line="278" w:lineRule="auto"/>
+              <w:cnfStyle w:val="000000000000" w:firstRow="0" w:lastRow="0" w:firstColumn="0" w:lastColumn="0" w:oddVBand="0" w:evenVBand="0" w:oddHBand="0" w:evenHBand="0" w:firstRowFirstColumn="0" w:firstRowLastColumn="0" w:lastRowFirstColumn="0" w:lastRowLastColumn="0"/>
+            </w:pPr>
+            <w:r>
+              <w:t>Related reservation</w:t>
+            </w:r>
+          </w:p>
+        </w:tc>
+      </w:tr>
+      <w:tr>
+        <w:trPr>
+          <w:cnfStyle w:val="000000100000" w:firstRow="0" w:lastRow="0" w:firstColumn="0" w:lastColumn="0" w:oddVBand="0" w:evenVBand="0" w:oddHBand="1" w:evenHBand="0" w:firstRowFirstColumn="0" w:firstRowLastColumn="0" w:lastRowFirstColumn="0" w:lastRowLastColumn="0"/>
+        </w:trPr>
+        <w:tc>
+          <w:tcPr>
+            <w:cnfStyle w:val="001000000000" w:firstRow="0" w:lastRow="0" w:firstColumn="1" w:lastColumn="0" w:oddVBand="0" w:evenVBand="0" w:oddHBand="0" w:evenHBand="0" w:firstRowFirstColumn="0" w:firstRowLastColumn="0" w:lastRowFirstColumn="0" w:lastRowLastColumn="0"/>
+            <w:tcW w:w="2605" w:type="dxa"/>
+            <w:hideMark/>
+          </w:tcPr>
+          <w:p>
+            <w:pPr>
+              <w:spacing w:line="278" w:lineRule="auto"/>
+            </w:pPr>
+            <w:r>
+              <w:t>amount</w:t>
+            </w:r>
+          </w:p>
+        </w:tc>
+        <w:tc>
+          <w:tcPr>
+            <w:tcW w:w="1980" w:type="dxa"/>
+            <w:hideMark/>
+          </w:tcPr>
+          <w:p>
+            <w:pPr>
+              <w:spacing w:line="278" w:lineRule="auto"/>
+              <w:cnfStyle w:val="000000100000" w:firstRow="0" w:lastRow="0" w:firstColumn="0" w:lastColumn="0" w:oddVBand="0" w:evenVBand="0" w:oddHBand="1" w:evenHBand="0" w:firstRowFirstColumn="0" w:firstRowLastColumn="0" w:lastRowFirstColumn="0" w:lastRowLastColumn="0"/>
+            </w:pPr>
+            <w:r>
+              <w:t>DECIMAL</w:t>
+            </w:r>
+          </w:p>
+        </w:tc>
+        <w:tc>
+          <w:tcPr>
+            <w:tcW w:w="4762" w:type="dxa"/>
+            <w:hideMark/>
+          </w:tcPr>
+          <w:p>
+            <w:pPr>
+              <w:spacing w:line="278" w:lineRule="auto"/>
+              <w:cnfStyle w:val="000000100000" w:firstRow="0" w:lastRow="0" w:firstColumn="0" w:lastColumn="0" w:oddVBand="0" w:evenVBand="0" w:oddHBand="1" w:evenHBand="0" w:firstRowFirstColumn="0" w:firstRowLastColumn="0" w:lastRowFirstColumn="0" w:lastRowLastColumn="0"/>
+            </w:pPr>
+            <w:r>
+              <w:t>Payment amount</w:t>
+            </w:r>
+          </w:p>
+        </w:tc>
+      </w:tr>
+      <w:tr>
+        <w:tc>
+          <w:tcPr>
+            <w:cnfStyle w:val="001000000000" w:firstRow="0" w:lastRow="0" w:firstColumn="1" w:lastColumn="0" w:oddVBand="0" w:evenVBand="0" w:oddHBand="0" w:evenHBand="0" w:firstRowFirstColumn="0" w:firstRowLastColumn="0" w:lastRowFirstColumn="0" w:lastRowLastColumn="0"/>
+            <w:tcW w:w="2605" w:type="dxa"/>
+            <w:hideMark/>
+          </w:tcPr>
+          <w:p>
+            <w:pPr>
+              <w:spacing w:line="278" w:lineRule="auto"/>
+            </w:pPr>
+            <w:r>
+              <w:t>payment_method</w:t>
+            </w:r>
+          </w:p>
+        </w:tc>
+        <w:tc>
+          <w:tcPr>
+            <w:tcW w:w="1980" w:type="dxa"/>
+            <w:hideMark/>
+          </w:tcPr>
+          <w:p>
+            <w:pPr>
+              <w:spacing w:line="278" w:lineRule="auto"/>
+              <w:cnfStyle w:val="000000000000" w:firstRow="0" w:lastRow="0" w:firstColumn="0" w:lastColumn="0" w:oddVBand="0" w:evenVBand="0" w:oddHBand="0" w:evenHBand="0" w:firstRowFirstColumn="0" w:firstRowLastColumn="0" w:lastRowFirstColumn="0" w:lastRowLastColumn="0"/>
+            </w:pPr>
+            <w:r>
+              <w:t>VARCHAR</w:t>
+            </w:r>
+            <w:r>
+              <w:t xml:space="preserve"> </w:t>
+            </w:r>
+            <w:r>
+              <w:t>(50)</w:t>
+            </w:r>
+          </w:p>
+        </w:tc>
+        <w:tc>
+          <w:tcPr>
+            <w:tcW w:w="4762" w:type="dxa"/>
+            <w:hideMark/>
+          </w:tcPr>
+          <w:p>
+            <w:pPr>
+              <w:spacing w:line="278" w:lineRule="auto"/>
+              <w:cnfStyle w:val="000000000000" w:firstRow="0" w:lastRow="0" w:firstColumn="0" w:lastColumn="0" w:oddVBand="0" w:evenVBand="0" w:oddHBand="0" w:evenHBand="0" w:firstRowFirstColumn="0" w:firstRowLastColumn="0" w:lastRowFirstColumn="0" w:lastRowLastColumn="0"/>
+            </w:pPr>
+            <w:r>
+              <w:t>Edahabia</w:t>
+            </w:r>
+          </w:p>
+        </w:tc>
+      </w:tr>
+      <w:tr>
+        <w:trPr>
+          <w:cnfStyle w:val="000000100000" w:firstRow="0" w:lastRow="0" w:firstColumn="0" w:lastColumn="0" w:oddVBand="0" w:evenVBand="0" w:oddHBand="1" w:evenHBand="0" w:firstRowFirstColumn="0" w:firstRowLastColumn="0" w:lastRowFirstColumn="0" w:lastRowLastColumn="0"/>
+        </w:trPr>
+        <w:tc>
+          <w:tcPr>
+            <w:cnfStyle w:val="001000000000" w:firstRow="0" w:lastRow="0" w:firstColumn="1" w:lastColumn="0" w:oddVBand="0" w:evenVBand="0" w:oddHBand="0" w:evenHBand="0" w:firstRowFirstColumn="0" w:firstRowLastColumn="0" w:lastRowFirstColumn="0" w:lastRowLastColumn="0"/>
+            <w:tcW w:w="2605" w:type="dxa"/>
+            <w:hideMark/>
+          </w:tcPr>
+          <w:p>
+            <w:pPr>
+              <w:spacing w:line="278" w:lineRule="auto"/>
+            </w:pPr>
+            <w:r>
+              <w:t>payment_status</w:t>
+            </w:r>
+          </w:p>
+        </w:tc>
+        <w:tc>
+          <w:tcPr>
+            <w:tcW w:w="1980" w:type="dxa"/>
+            <w:hideMark/>
+          </w:tcPr>
+          <w:p>
+            <w:pPr>
+              <w:spacing w:line="278" w:lineRule="auto"/>
+              <w:cnfStyle w:val="000000100000" w:firstRow="0" w:lastRow="0" w:firstColumn="0" w:lastColumn="0" w:oddVBand="0" w:evenVBand="0" w:oddHBand="1" w:evenHBand="0" w:firstRowFirstColumn="0" w:firstRowLastColumn="0" w:lastRowFirstColumn="0" w:lastRowLastColumn="0"/>
+            </w:pPr>
+            <w:r>
+              <w:t>ENUM</w:t>
+            </w:r>
+          </w:p>
+        </w:tc>
+        <w:tc>
+          <w:tcPr>
+            <w:tcW w:w="4762" w:type="dxa"/>
+            <w:hideMark/>
+          </w:tcPr>
+          <w:p>
+            <w:pPr>
+              <w:spacing w:line="278" w:lineRule="auto"/>
+              <w:cnfStyle w:val="000000100000" w:firstRow="0" w:lastRow="0" w:firstColumn="0" w:lastColumn="0" w:oddVBand="0" w:evenVBand="0" w:oddHBand="1" w:evenHBand="0" w:firstRowFirstColumn="0" w:firstRowLastColumn="0" w:lastRowFirstColumn="0" w:lastRowLastColumn="0"/>
+            </w:pPr>
+            <w:r>
+              <w:t>Pending, Authorized, Completed, Failed</w:t>
+            </w:r>
+            <w:r>
+              <w:t>…</w:t>
+            </w:r>
+          </w:p>
+        </w:tc>
+      </w:tr>
+      <w:tr>
+        <w:tc>
+          <w:tcPr>
+            <w:cnfStyle w:val="001000000000" w:firstRow="0" w:lastRow="0" w:firstColumn="1" w:lastColumn="0" w:oddVBand="0" w:evenVBand="0" w:oddHBand="0" w:evenHBand="0" w:firstRowFirstColumn="0" w:firstRowLastColumn="0" w:lastRowFirstColumn="0" w:lastRowLastColumn="0"/>
+            <w:tcW w:w="2605" w:type="dxa"/>
+            <w:hideMark/>
+          </w:tcPr>
+          <w:p>
+            <w:pPr>
+              <w:spacing w:line="278" w:lineRule="auto"/>
+            </w:pPr>
+            <w:r>
+              <w:t>transaction_reference</w:t>
+            </w:r>
+          </w:p>
+        </w:tc>
+        <w:tc>
+          <w:tcPr>
+            <w:tcW w:w="1980" w:type="dxa"/>
+            <w:hideMark/>
+          </w:tcPr>
+          <w:p>
+            <w:pPr>
+              <w:spacing w:line="278" w:lineRule="auto"/>
+              <w:cnfStyle w:val="000000000000" w:firstRow="0" w:lastRow="0" w:firstColumn="0" w:lastColumn="0" w:oddVBand="0" w:evenVBand="0" w:oddHBand="0" w:evenHBand="0" w:firstRowFirstColumn="0" w:firstRowLastColumn="0" w:lastRowFirstColumn="0" w:lastRowLastColumn="0"/>
+            </w:pPr>
+            <w:r>
+              <w:t>VARCHAR</w:t>
+            </w:r>
+            <w:r>
+              <w:t xml:space="preserve"> </w:t>
+            </w:r>
+            <w:r>
+              <w:t>(100)</w:t>
+            </w:r>
+          </w:p>
+        </w:tc>
+        <w:tc>
+          <w:tcPr>
+            <w:tcW w:w="4762" w:type="dxa"/>
+            <w:hideMark/>
+          </w:tcPr>
+          <w:p>
+            <w:pPr>
+              <w:spacing w:line="278" w:lineRule="auto"/>
+              <w:cnfStyle w:val="000000000000" w:firstRow="0" w:lastRow="0" w:firstColumn="0" w:lastColumn="0" w:oddVBand="0" w:evenVBand="0" w:oddHBand="0" w:evenHBand="0" w:firstRowFirstColumn="0" w:firstRowLastColumn="0" w:lastRowFirstColumn="0" w:lastRowLastColumn="0"/>
+            </w:pPr>
+            <w:r>
+              <w:t>Gateway reference</w:t>
+            </w:r>
+          </w:p>
+        </w:tc>
+      </w:tr>
+      <w:tr>
+        <w:trPr>
+          <w:cnfStyle w:val="000000100000" w:firstRow="0" w:lastRow="0" w:firstColumn="0" w:lastColumn="0" w:oddVBand="0" w:evenVBand="0" w:oddHBand="1" w:evenHBand="0" w:firstRowFirstColumn="0" w:firstRowLastColumn="0" w:lastRowFirstColumn="0" w:lastRowLastColumn="0"/>
+        </w:trPr>
+        <w:tc>
+          <w:tcPr>
+            <w:cnfStyle w:val="001000000000" w:firstRow="0" w:lastRow="0" w:firstColumn="1" w:lastColumn="0" w:oddVBand="0" w:evenVBand="0" w:oddHBand="0" w:evenHBand="0" w:firstRowFirstColumn="0" w:firstRowLastColumn="0" w:lastRowFirstColumn="0" w:lastRowLastColumn="0"/>
+            <w:tcW w:w="2605" w:type="dxa"/>
+            <w:hideMark/>
+          </w:tcPr>
+          <w:p>
+            <w:pPr>
+              <w:spacing w:line="278" w:lineRule="auto"/>
+            </w:pPr>
+            <w:r>
+              <w:t>payment_date</w:t>
+            </w:r>
+          </w:p>
+        </w:tc>
+        <w:tc>
+          <w:tcPr>
+            <w:tcW w:w="1980" w:type="dxa"/>
+            <w:hideMark/>
+          </w:tcPr>
+          <w:p>
+            <w:pPr>
+              <w:spacing w:line="278" w:lineRule="auto"/>
+              <w:cnfStyle w:val="000000100000" w:firstRow="0" w:lastRow="0" w:firstColumn="0" w:lastColumn="0" w:oddVBand="0" w:evenVBand="0" w:oddHBand="1" w:evenHBand="0" w:firstRowFirstColumn="0" w:firstRowLastColumn="0" w:lastRowFirstColumn="0" w:lastRowLastColumn="0"/>
+            </w:pPr>
+            <w:r>
+              <w:t>TIMESTAMP</w:t>
+            </w:r>
+          </w:p>
+        </w:tc>
+        <w:tc>
+          <w:tcPr>
+            <w:tcW w:w="4762" w:type="dxa"/>
+            <w:hideMark/>
+          </w:tcPr>
+          <w:p>
+            <w:pPr>
+              <w:spacing w:line="278" w:lineRule="auto"/>
+              <w:cnfStyle w:val="000000100000" w:firstRow="0" w:lastRow="0" w:firstColumn="0" w:lastColumn="0" w:oddVBand="0" w:evenVBand="0" w:oddHBand="1" w:evenHBand="0" w:firstRowFirstColumn="0" w:firstRowLastColumn="0" w:lastRowFirstColumn="0" w:lastRowLastColumn="0"/>
+            </w:pPr>
+            <w:r>
+              <w:t>Payment timestamp</w:t>
+            </w:r>
+          </w:p>
+        </w:tc>
+      </w:tr>
+    </w:tbl>
+    <w:p>
+      <w:pPr>
+        <w:spacing w:before="240" w:after="0" w:line="278" w:lineRule="auto"/>
+      </w:pPr>
+    </w:p>
+    <w:p>
+      <w:pPr>
+        <w:pStyle w:val="Title"/>
+      </w:pPr>
+      <w:r>
+        <w:t>Review</w:t>
+      </w:r>
+    </w:p>
+    <w:tbl>
+      <w:tblPr>
+        <w:tblStyle w:val="PlainTable1"/>
+        <w:tblW w:w="9355" w:type="dxa"/>
+        <w:tblLayout w:type="fixed"/>
+        <w:tblCellMar>
+          <w:top w:w="72" w:type="dxa"/>
+          <w:bottom w:w="72" w:type="dxa"/>
+        </w:tblCellMar>
+        <w:tblLook w:val="04A0" w:firstRow="1" w:lastRow="0" w:firstColumn="1" w:lastColumn="0" w:noHBand="0" w:noVBand="1"/>
+      </w:tblPr>
+      <w:tblGrid>
+        <w:gridCol w:w="2605"/>
+        <w:gridCol w:w="1980"/>
+        <w:gridCol w:w="4770"/>
+      </w:tblGrid>
+      <w:tr>
+        <w:trPr>
+          <w:cnfStyle w:val="100000000000" w:firstRow="1" w:lastRow="0" w:firstColumn="0" w:lastColumn="0" w:oddVBand="0" w:evenVBand="0" w:oddHBand="0" w:evenHBand="0" w:firstRowFirstColumn="0" w:firstRowLastColumn="0" w:lastRowFirstColumn="0" w:lastRowLastColumn="0"/>
+        </w:trPr>
+        <w:tc>
+          <w:tcPr>
+            <w:cnfStyle w:val="001000000000" w:firstRow="0" w:lastRow="0" w:firstColumn="1" w:lastColumn="0" w:oddVBand="0" w:evenVBand="0" w:oddHBand="0" w:evenHBand="0" w:firstRowFirstColumn="0" w:firstRowLastColumn="0" w:lastRowFirstColumn="0" w:lastRowLastColumn="0"/>
+            <w:tcW w:w="2605" w:type="dxa"/>
+            <w:hideMark/>
+          </w:tcPr>
+          <w:p>
+            <w:pPr>
+              <w:spacing w:line="278" w:lineRule="auto"/>
+            </w:pPr>
+            <w:r>
+              <w:t>Attribute</w:t>
+            </w:r>
+          </w:p>
+        </w:tc>
+        <w:tc>
+          <w:tcPr>
+            <w:tcW w:w="1980" w:type="dxa"/>
+            <w:hideMark/>
+          </w:tcPr>
+          <w:p>
+            <w:pPr>
+              <w:spacing w:line="278" w:lineRule="auto"/>
+              <w:cnfStyle w:val="100000000000" w:firstRow="1" w:lastRow="0" w:firstColumn="0" w:lastColumn="0" w:oddVBand="0" w:evenVBand="0" w:oddHBand="0" w:evenHBand="0" w:firstRowFirstColumn="0" w:firstRowLastColumn="0" w:lastRowFirstColumn="0" w:lastRowLastColumn="0"/>
+            </w:pPr>
+            <w:r>
+              <w:t>Data Type</w:t>
+            </w:r>
+          </w:p>
+        </w:tc>
+        <w:tc>
+          <w:tcPr>
+            <w:tcW w:w="4770" w:type="dxa"/>
+            <w:hideMark/>
+          </w:tcPr>
+          <w:p>
+            <w:pPr>
+              <w:spacing w:line="278" w:lineRule="auto"/>
+              <w:cnfStyle w:val="100000000000" w:firstRow="1" w:lastRow="0" w:firstColumn="0" w:lastColumn="0" w:oddVBand="0" w:evenVBand="0" w:oddHBand="0" w:evenHBand="0" w:firstRowFirstColumn="0" w:firstRowLastColumn="0" w:lastRowFirstColumn="0" w:lastRowLastColumn="0"/>
+            </w:pPr>
+            <w:r>
+              <w:t>Description</w:t>
+            </w:r>
+          </w:p>
+        </w:tc>
+      </w:tr>
+      <w:tr>
+        <w:trPr>
+          <w:cnfStyle w:val="000000100000" w:firstRow="0" w:lastRow="0" w:firstColumn="0" w:lastColumn="0" w:oddVBand="0" w:evenVBand="0" w:oddHBand="1" w:evenHBand="0" w:firstRowFirstColumn="0" w:firstRowLastColumn="0" w:lastRowFirstColumn="0" w:lastRowLastColumn="0"/>
+        </w:trPr>
+        <w:tc>
+          <w:tcPr>
+            <w:cnfStyle w:val="001000000000" w:firstRow="0" w:lastRow="0" w:firstColumn="1" w:lastColumn="0" w:oddVBand="0" w:evenVBand="0" w:oddHBand="0" w:evenHBand="0" w:firstRowFirstColumn="0" w:firstRowLastColumn="0" w:lastRowFirstColumn="0" w:lastRowLastColumn="0"/>
+            <w:tcW w:w="2605" w:type="dxa"/>
+            <w:hideMark/>
+          </w:tcPr>
+          <w:p>
+            <w:pPr>
+              <w:spacing w:line="278" w:lineRule="auto"/>
+            </w:pPr>
+            <w:r>
+              <w:t>review_id</w:t>
+            </w:r>
+          </w:p>
+        </w:tc>
+        <w:tc>
+          <w:tcPr>
+            <w:tcW w:w="1980" w:type="dxa"/>
+            <w:hideMark/>
+          </w:tcPr>
+          <w:p>
+            <w:pPr>
+              <w:spacing w:line="278" w:lineRule="auto"/>
+              <w:cnfStyle w:val="000000100000" w:firstRow="0" w:lastRow="0" w:firstColumn="0" w:lastColumn="0" w:oddVBand="0" w:evenVBand="0" w:oddHBand="1" w:evenHBand="0" w:firstRowFirstColumn="0" w:firstRowLastColumn="0" w:lastRowFirstColumn="0" w:lastRowLastColumn="0"/>
+            </w:pPr>
+            <w:r>
+              <w:t>UUID</w:t>
+            </w:r>
+          </w:p>
+        </w:tc>
+        <w:tc>
+          <w:tcPr>
+            <w:tcW w:w="4770" w:type="dxa"/>
+            <w:hideMark/>
+          </w:tcPr>
+          <w:p>
+            <w:pPr>
+              <w:spacing w:line="278" w:lineRule="auto"/>
+              <w:cnfStyle w:val="000000100000" w:firstRow="0" w:lastRow="0" w:firstColumn="0" w:lastColumn="0" w:oddVBand="0" w:evenVBand="0" w:oddHBand="1" w:evenHBand="0" w:firstRowFirstColumn="0" w:firstRowLastColumn="0" w:lastRowFirstColumn="0" w:lastRowLastColumn="0"/>
+            </w:pPr>
+            <w:r>
+              <w:t>Review identifier</w:t>
+            </w:r>
+          </w:p>
+        </w:tc>
+      </w:tr>
+      <w:tr>
+        <w:tc>
+          <w:tcPr>
+            <w:cnfStyle w:val="001000000000" w:firstRow="0" w:lastRow="0" w:firstColumn="1" w:lastColumn="0" w:oddVBand="0" w:evenVBand="0" w:oddHBand="0" w:evenHBand="0" w:firstRowFirstColumn="0" w:firstRowLastColumn="0" w:lastRowFirstColumn="0" w:lastRowLastColumn="0"/>
+            <w:tcW w:w="2605" w:type="dxa"/>
+            <w:hideMark/>
+          </w:tcPr>
+          <w:p>
+            <w:pPr>
+              <w:spacing w:line="278" w:lineRule="auto"/>
+            </w:pPr>
+            <w:r>
+              <w:t>reservation_id</w:t>
+            </w:r>
+          </w:p>
+        </w:tc>
+        <w:tc>
+          <w:tcPr>
+            <w:tcW w:w="1980" w:type="dxa"/>
+            <w:hideMark/>
+          </w:tcPr>
+          <w:p>
+            <w:pPr>
+              <w:spacing w:line="278" w:lineRule="auto"/>
+              <w:cnfStyle w:val="000000000000" w:firstRow="0" w:lastRow="0" w:firstColumn="0" w:lastColumn="0" w:oddVBand="0" w:evenVBand="0" w:oddHBand="0" w:evenHBand="0" w:firstRowFirstColumn="0" w:firstRowLastColumn="0" w:lastRowFirstColumn="0" w:lastRowLastColumn="0"/>
+            </w:pPr>
+            <w:r>
+              <w:t>UUID (FK)</w:t>
+            </w:r>
+          </w:p>
+        </w:tc>
+        <w:tc>
+          <w:tcPr>
+            <w:tcW w:w="4770" w:type="dxa"/>
+            <w:hideMark/>
+          </w:tcPr>
+          <w:p>
+            <w:pPr>
+              <w:spacing w:line="278" w:lineRule="auto"/>
+              <w:cnfStyle w:val="000000000000" w:firstRow="0" w:lastRow="0" w:firstColumn="0" w:lastColumn="0" w:oddVBand="0" w:evenVBand="0" w:oddHBand="0" w:evenHBand="0" w:firstRowFirstColumn="0" w:firstRowLastColumn="0" w:lastRowFirstColumn="0" w:lastRowLastColumn="0"/>
+            </w:pPr>
+            <w:r>
+              <w:t>Completed reservation</w:t>
+            </w:r>
+          </w:p>
+        </w:tc>
+      </w:tr>
+      <w:tr>
+        <w:trPr>
+          <w:cnfStyle w:val="000000100000" w:firstRow="0" w:lastRow="0" w:firstColumn="0" w:lastColumn="0" w:oddVBand="0" w:evenVBand="0" w:oddHBand="1" w:evenHBand="0" w:firstRowFirstColumn="0" w:firstRowLastColumn="0" w:lastRowFirstColumn="0" w:lastRowLastColumn="0"/>
+        </w:trPr>
+        <w:tc>
+          <w:tcPr>
+            <w:cnfStyle w:val="001000000000" w:firstRow="0" w:lastRow="0" w:firstColumn="1" w:lastColumn="0" w:oddVBand="0" w:evenVBand="0" w:oddHBand="0" w:evenHBand="0" w:firstRowFirstColumn="0" w:firstRowLastColumn="0" w:lastRowFirstColumn="0" w:lastRowLastColumn="0"/>
+            <w:tcW w:w="2605" w:type="dxa"/>
+            <w:hideMark/>
+          </w:tcPr>
+          <w:p>
+            <w:pPr>
+              <w:spacing w:line="278" w:lineRule="auto"/>
+            </w:pPr>
+            <w:r>
+              <w:t>customer_id</w:t>
+            </w:r>
+          </w:p>
+        </w:tc>
+        <w:tc>
+          <w:tcPr>
+            <w:tcW w:w="1980" w:type="dxa"/>
+            <w:hideMark/>
+          </w:tcPr>
+          <w:p>
+            <w:pPr>
+              <w:spacing w:line="278" w:lineRule="auto"/>
+              <w:cnfStyle w:val="000000100000" w:firstRow="0" w:lastRow="0" w:firstColumn="0" w:lastColumn="0" w:oddVBand="0" w:evenVBand="0" w:oddHBand="1" w:evenHBand="0" w:firstRowFirstColumn="0" w:firstRowLastColumn="0" w:lastRowFirstColumn="0" w:lastRowLastColumn="0"/>
+            </w:pPr>
+            <w:r>
+              <w:t>UUID (FK)</w:t>
+            </w:r>
+          </w:p>
+        </w:tc>
+        <w:tc>
+          <w:tcPr>
+            <w:tcW w:w="4770" w:type="dxa"/>
+            <w:hideMark/>
+          </w:tcPr>
+          <w:p>
+            <w:pPr>
+              <w:spacing w:line="278" w:lineRule="auto"/>
+              <w:cnfStyle w:val="000000100000" w:firstRow="0" w:lastRow="0" w:firstColumn="0" w:lastColumn="0" w:oddVBand="0" w:evenVBand="0" w:oddHBand="1" w:evenHBand="0" w:firstRowFirstColumn="0" w:firstRowLastColumn="0" w:lastRowFirstColumn="0" w:lastRowLastColumn="0"/>
+            </w:pPr>
+            <w:r>
+              <w:t>Review author</w:t>
+            </w:r>
+          </w:p>
+        </w:tc>
+      </w:tr>
+      <w:tr>
+        <w:tc>
+          <w:tcPr>
+            <w:cnfStyle w:val="001000000000" w:firstRow="0" w:lastRow="0" w:firstColumn="1" w:lastColumn="0" w:oddVBand="0" w:evenVBand="0" w:oddHBand="0" w:evenHBand="0" w:firstRowFirstColumn="0" w:firstRowLastColumn="0" w:lastRowFirstColumn="0" w:lastRowLastColumn="0"/>
+            <w:tcW w:w="2605" w:type="dxa"/>
+            <w:hideMark/>
+          </w:tcPr>
+          <w:p>
+            <w:pPr>
+              <w:spacing w:line="278" w:lineRule="auto"/>
+            </w:pPr>
+            <w:r>
+              <w:t>rating</w:t>
+            </w:r>
+          </w:p>
+        </w:tc>
+        <w:tc>
+          <w:tcPr>
+            <w:tcW w:w="1980" w:type="dxa"/>
+            <w:hideMark/>
+          </w:tcPr>
+          <w:p>
+            <w:pPr>
+              <w:spacing w:line="278" w:lineRule="auto"/>
+              <w:cnfStyle w:val="000000000000" w:firstRow="0" w:lastRow="0" w:firstColumn="0" w:lastColumn="0" w:oddVBand="0" w:evenVBand="0" w:oddHBand="0" w:evenHBand="0" w:firstRowFirstColumn="0" w:firstRowLastColumn="0" w:lastRowFirstColumn="0" w:lastRowLastColumn="0"/>
+            </w:pPr>
+            <w:r>
+              <w:t>INTEGER</w:t>
+            </w:r>
+          </w:p>
+        </w:tc>
+        <w:tc>
+          <w:tcPr>
+            <w:tcW w:w="4770" w:type="dxa"/>
+            <w:hideMark/>
+          </w:tcPr>
+          <w:p>
+            <w:pPr>
+              <w:spacing w:line="278" w:lineRule="auto"/>
+              <w:cnfStyle w:val="000000000000" w:firstRow="0" w:lastRow="0" w:firstColumn="0" w:lastColumn="0" w:oddVBand="0" w:evenVBand="0" w:oddHBand="0" w:evenHBand="0" w:firstRowFirstColumn="0" w:firstRowLastColumn="0" w:lastRowFirstColumn="0" w:lastRowLastColumn="0"/>
+            </w:pPr>
+            <w:r>
+              <w:t>Rating (1–5)</w:t>
+            </w:r>
+          </w:p>
+        </w:tc>
+      </w:tr>
+      <w:tr>
+        <w:trPr>
+          <w:cnfStyle w:val="000000100000" w:firstRow="0" w:lastRow="0" w:firstColumn="0" w:lastColumn="0" w:oddVBand="0" w:evenVBand="0" w:oddHBand="1" w:evenHBand="0" w:firstRowFirstColumn="0" w:firstRowLastColumn="0" w:lastRowFirstColumn="0" w:lastRowLastColumn="0"/>
+        </w:trPr>
+        <w:tc>
+          <w:tcPr>
+            <w:cnfStyle w:val="001000000000" w:firstRow="0" w:lastRow="0" w:firstColumn="1" w:lastColumn="0" w:oddVBand="0" w:evenVBand="0" w:oddHBand="0" w:evenHBand="0" w:firstRowFirstColumn="0" w:firstRowLastColumn="0" w:lastRowFirstColumn="0" w:lastRowLastColumn="0"/>
+            <w:tcW w:w="2605" w:type="dxa"/>
+            <w:hideMark/>
+          </w:tcPr>
+          <w:p>
+            <w:pPr>
+              <w:spacing w:line="278" w:lineRule="auto"/>
+            </w:pPr>
+            <w:r>
+              <w:t>comment</w:t>
+            </w:r>
+          </w:p>
+        </w:tc>
+        <w:tc>
+          <w:tcPr>
+            <w:tcW w:w="1980" w:type="dxa"/>
+            <w:hideMark/>
+          </w:tcPr>
+          <w:p>
+            <w:pPr>
+              <w:spacing w:line="278" w:lineRule="auto"/>
+              <w:cnfStyle w:val="000000100000" w:firstRow="0" w:lastRow="0" w:firstColumn="0" w:lastColumn="0" w:oddVBand="0" w:evenVBand="0" w:oddHBand="1" w:evenHBand="0" w:firstRowFirstColumn="0" w:firstRowLastColumn="0" w:lastRowFirstColumn="0" w:lastRowLastColumn="0"/>
+            </w:pPr>
+            <w:r>
+              <w:t>TEXT</w:t>
+            </w:r>
+          </w:p>
+        </w:tc>
+        <w:tc>
+          <w:tcPr>
+            <w:tcW w:w="4770" w:type="dxa"/>
+            <w:hideMark/>
+          </w:tcPr>
+          <w:p>
+            <w:pPr>
+              <w:spacing w:line="278" w:lineRule="auto"/>
+              <w:cnfStyle w:val="000000100000" w:firstRow="0" w:lastRow="0" w:firstColumn="0" w:lastColumn="0" w:oddVBand="0" w:evenVBand="0" w:oddHBand="1" w:evenHBand="0" w:firstRowFirstColumn="0" w:firstRowLastColumn="0" w:lastRowFirstColumn="0" w:lastRowLastColumn="0"/>
+            </w:pPr>
+            <w:r>
+              <w:t>Customer review</w:t>
+            </w:r>
+          </w:p>
+        </w:tc>
+      </w:tr>
+      <w:tr>
+        <w:tc>
+          <w:tcPr>
+            <w:cnfStyle w:val="001000000000" w:firstRow="0" w:lastRow="0" w:firstColumn="1" w:lastColumn="0" w:oddVBand="0" w:evenVBand="0" w:oddHBand="0" w:evenHBand="0" w:firstRowFirstColumn="0" w:firstRowLastColumn="0" w:lastRowFirstColumn="0" w:lastRowLastColumn="0"/>
+            <w:tcW w:w="2605" w:type="dxa"/>
+            <w:hideMark/>
+          </w:tcPr>
+          <w:p>
+            <w:pPr>
+              <w:spacing w:line="278" w:lineRule="auto"/>
+            </w:pPr>
+            <w:r>
+              <w:t>review_date</w:t>
+            </w:r>
+          </w:p>
+        </w:tc>
+        <w:tc>
+          <w:tcPr>
+            <w:tcW w:w="1980" w:type="dxa"/>
+            <w:hideMark/>
+          </w:tcPr>
+          <w:p>
+            <w:pPr>
+              <w:spacing w:line="278" w:lineRule="auto"/>
+              <w:cnfStyle w:val="000000000000" w:firstRow="0" w:lastRow="0" w:firstColumn="0" w:lastColumn="0" w:oddVBand="0" w:evenVBand="0" w:oddHBand="0" w:evenHBand="0" w:firstRowFirstColumn="0" w:firstRowLastColumn="0" w:lastRowFirstColumn="0" w:lastRowLastColumn="0"/>
+            </w:pPr>
+            <w:r>
+              <w:t>TIMESTAMP</w:t>
+            </w:r>
+          </w:p>
+        </w:tc>
+        <w:tc>
+          <w:tcPr>
+            <w:tcW w:w="4770" w:type="dxa"/>
+            <w:hideMark/>
+          </w:tcPr>
+          <w:p>
+            <w:pPr>
+              <w:spacing w:line="278" w:lineRule="auto"/>
+              <w:cnfStyle w:val="000000000000" w:firstRow="0" w:lastRow="0" w:firstColumn="0" w:lastColumn="0" w:oddVBand="0" w:evenVBand="0" w:oddHBand="0" w:evenHBand="0" w:firstRowFirstColumn="0" w:firstRowLastColumn="0" w:lastRowFirstColumn="0" w:lastRowLastColumn="0"/>
+            </w:pPr>
+            <w:r>
+              <w:t>Submission date</w:t>
+            </w:r>
+          </w:p>
+        </w:tc>
+      </w:tr>
+    </w:tbl>
+    <w:p>
+      <w:pPr>
+        <w:spacing w:before="240" w:after="0" w:line="278" w:lineRule="auto"/>
+      </w:pPr>
+    </w:p>
+    <w:p>
+      <w:pPr>
+        <w:pStyle w:val="Title"/>
+      </w:pPr>
+      <w:r>
+        <w:t>Dispute</w:t>
+      </w:r>
+    </w:p>
+    <w:tbl>
+      <w:tblPr>
+        <w:tblStyle w:val="PlainTable1"/>
+        <w:tblW w:w="9355" w:type="dxa"/>
+        <w:tblLayout w:type="fixed"/>
+        <w:tblCellMar>
+          <w:top w:w="72" w:type="dxa"/>
+          <w:bottom w:w="72" w:type="dxa"/>
+        </w:tblCellMar>
+        <w:tblLook w:val="04A0" w:firstRow="1" w:lastRow="0" w:firstColumn="1" w:lastColumn="0" w:noHBand="0" w:noVBand="1"/>
+      </w:tblPr>
+      <w:tblGrid>
+        <w:gridCol w:w="2605"/>
+        <w:gridCol w:w="1980"/>
+        <w:gridCol w:w="4770"/>
+      </w:tblGrid>
+      <w:tr>
+        <w:trPr>
+          <w:cnfStyle w:val="100000000000" w:firstRow="1" w:lastRow="0" w:firstColumn="0" w:lastColumn="0" w:oddVBand="0" w:evenVBand="0" w:oddHBand="0" w:evenHBand="0" w:firstRowFirstColumn="0" w:firstRowLastColumn="0" w:lastRowFirstColumn="0" w:lastRowLastColumn="0"/>
+        </w:trPr>
+        <w:tc>
+          <w:tcPr>
+            <w:cnfStyle w:val="001000000000" w:firstRow="0" w:lastRow="0" w:firstColumn="1" w:lastColumn="0" w:oddVBand="0" w:evenVBand="0" w:oddHBand="0" w:evenHBand="0" w:firstRowFirstColumn="0" w:firstRowLastColumn="0" w:lastRowFirstColumn="0" w:lastRowLastColumn="0"/>
+            <w:tcW w:w="2605" w:type="dxa"/>
+            <w:hideMark/>
+          </w:tcPr>
+          <w:p>
+            <w:pPr>
+              <w:spacing w:line="278" w:lineRule="auto"/>
+            </w:pPr>
+            <w:r>
+              <w:t>Attribute</w:t>
+            </w:r>
+          </w:p>
+        </w:tc>
+        <w:tc>
+          <w:tcPr>
+            <w:tcW w:w="1980" w:type="dxa"/>
+            <w:hideMark/>
+          </w:tcPr>
+          <w:p>
+            <w:pPr>
+              <w:spacing w:line="278" w:lineRule="auto"/>
+              <w:cnfStyle w:val="100000000000" w:firstRow="1" w:lastRow="0" w:firstColumn="0" w:lastColumn="0" w:oddVBand="0" w:evenVBand="0" w:oddHBand="0" w:evenHBand="0" w:firstRowFirstColumn="0" w:firstRowLastColumn="0" w:lastRowFirstColumn="0" w:lastRowLastColumn="0"/>
+            </w:pPr>
+            <w:r>
+              <w:t>Data Type</w:t>
+            </w:r>
+          </w:p>
+        </w:tc>
+        <w:tc>
+          <w:tcPr>
+            <w:tcW w:w="4770" w:type="dxa"/>
+            <w:hideMark/>
+          </w:tcPr>
+          <w:p>
+            <w:pPr>
+              <w:spacing w:line="278" w:lineRule="auto"/>
+              <w:cnfStyle w:val="100000000000" w:firstRow="1" w:lastRow="0" w:firstColumn="0" w:lastColumn="0" w:oddVBand="0" w:evenVBand="0" w:oddHBand="0" w:evenHBand="0" w:firstRowFirstColumn="0" w:firstRowLastColumn="0" w:lastRowFirstColumn="0" w:lastRowLastColumn="0"/>
+            </w:pPr>
+            <w:r>
+              <w:t>Description</w:t>
+            </w:r>
+          </w:p>
+        </w:tc>
+      </w:tr>
+      <w:tr>
+        <w:trPr>
+          <w:cnfStyle w:val="000000100000" w:firstRow="0" w:lastRow="0" w:firstColumn="0" w:lastColumn="0" w:oddVBand="0" w:evenVBand="0" w:oddHBand="1" w:evenHBand="0" w:firstRowFirstColumn="0" w:firstRowLastColumn="0" w:lastRowFirstColumn="0" w:lastRowLastColumn="0"/>
+        </w:trPr>
+        <w:tc>
+          <w:tcPr>
+            <w:cnfStyle w:val="001000000000" w:firstRow="0" w:lastRow="0" w:firstColumn="1" w:lastColumn="0" w:oddVBand="0" w:evenVBand="0" w:oddHBand="0" w:evenHBand="0" w:firstRowFirstColumn="0" w:firstRowLastColumn="0" w:lastRowFirstColumn="0" w:lastRowLastColumn="0"/>
+            <w:tcW w:w="2605" w:type="dxa"/>
+            <w:hideMark/>
+          </w:tcPr>
+          <w:p>
+            <w:pPr>
+              <w:spacing w:line="278" w:lineRule="auto"/>
+            </w:pPr>
+            <w:r>
+              <w:t>dispute_id</w:t>
+            </w:r>
+          </w:p>
+        </w:tc>
+        <w:tc>
+          <w:tcPr>
+            <w:tcW w:w="1980" w:type="dxa"/>
+            <w:hideMark/>
+          </w:tcPr>
+          <w:p>
+            <w:pPr>
+              <w:spacing w:line="278" w:lineRule="auto"/>
+              <w:cnfStyle w:val="000000100000" w:firstRow="0" w:lastRow="0" w:firstColumn="0" w:lastColumn="0" w:oddVBand="0" w:evenVBand="0" w:oddHBand="1" w:evenHBand="0" w:firstRowFirstColumn="0" w:firstRowLastColumn="0" w:lastRowFirstColumn="0" w:lastRowLastColumn="0"/>
+            </w:pPr>
+            <w:r>
+              <w:t>UUID</w:t>
+            </w:r>
+          </w:p>
+        </w:tc>
+        <w:tc>
+          <w:tcPr>
+            <w:tcW w:w="4770" w:type="dxa"/>
+            <w:hideMark/>
+          </w:tcPr>
+          <w:p>
+            <w:pPr>
+              <w:spacing w:line="278" w:lineRule="auto"/>
+              <w:cnfStyle w:val="000000100000" w:firstRow="0" w:lastRow="0" w:firstColumn="0" w:lastColumn="0" w:oddVBand="0" w:evenVBand="0" w:oddHBand="1" w:evenHBand="0" w:firstRowFirstColumn="0" w:firstRowLastColumn="0" w:lastRowFirstColumn="0" w:lastRowLastColumn="0"/>
+            </w:pPr>
+            <w:r>
+              <w:t>Dispute identifier</w:t>
+            </w:r>
+          </w:p>
+        </w:tc>
+      </w:tr>
+      <w:tr>
+        <w:tc>
+          <w:tcPr>
+            <w:cnfStyle w:val="001000000000" w:firstRow="0" w:lastRow="0" w:firstColumn="1" w:lastColumn="0" w:oddVBand="0" w:evenVBand="0" w:oddHBand="0" w:evenHBand="0" w:firstRowFirstColumn="0" w:firstRowLastColumn="0" w:lastRowFirstColumn="0" w:lastRowLastColumn="0"/>
+            <w:tcW w:w="2605" w:type="dxa"/>
+            <w:hideMark/>
+          </w:tcPr>
+          <w:p>
+            <w:pPr>
+              <w:spacing w:line="278" w:lineRule="auto"/>
+            </w:pPr>
+            <w:r>
+              <w:t>reservation_id</w:t>
+            </w:r>
+          </w:p>
+        </w:tc>
+        <w:tc>
+          <w:tcPr>
+            <w:tcW w:w="1980" w:type="dxa"/>
+            <w:hideMark/>
+          </w:tcPr>
+          <w:p>
+            <w:pPr>
+              <w:spacing w:line="278" w:lineRule="auto"/>
+              <w:cnfStyle w:val="000000000000" w:firstRow="0" w:lastRow="0" w:firstColumn="0" w:lastColumn="0" w:oddVBand="0" w:evenVBand="0" w:oddHBand="0" w:evenHBand="0" w:firstRowFirstColumn="0" w:firstRowLastColumn="0" w:lastRowFirstColumn="0" w:lastRowLastColumn="0"/>
+            </w:pPr>
+            <w:r>
+              <w:t>UUID (FK)</w:t>
+            </w:r>
+          </w:p>
+        </w:tc>
+        <w:tc>
+          <w:tcPr>
+            <w:tcW w:w="4770" w:type="dxa"/>
+            <w:hideMark/>
+          </w:tcPr>
+          <w:p>
+            <w:pPr>
+              <w:spacing w:line="278" w:lineRule="auto"/>
+              <w:cnfStyle w:val="000000000000" w:firstRow="0" w:lastRow="0" w:firstColumn="0" w:lastColumn="0" w:oddVBand="0" w:evenVBand="0" w:oddHBand="0" w:evenHBand="0" w:firstRowFirstColumn="0" w:firstRowLastColumn="0" w:lastRowFirstColumn="0" w:lastRowLastColumn="0"/>
+            </w:pPr>
+            <w:r>
+              <w:t>Related reservation</w:t>
+            </w:r>
+          </w:p>
+        </w:tc>
+      </w:tr>
+      <w:tr>
+        <w:trPr>
+          <w:cnfStyle w:val="000000100000" w:firstRow="0" w:lastRow="0" w:firstColumn="0" w:lastColumn="0" w:oddVBand="0" w:evenVBand="0" w:oddHBand="1" w:evenHBand="0" w:firstRowFirstColumn="0" w:firstRowLastColumn="0" w:lastRowFirstColumn="0" w:lastRowLastColumn="0"/>
+        </w:trPr>
+        <w:tc>
+          <w:tcPr>
+            <w:cnfStyle w:val="001000000000" w:firstRow="0" w:lastRow="0" w:firstColumn="1" w:lastColumn="0" w:oddVBand="0" w:evenVBand="0" w:oddHBand="0" w:evenHBand="0" w:firstRowFirstColumn="0" w:firstRowLastColumn="0" w:lastRowFirstColumn="0" w:lastRowLastColumn="0"/>
+            <w:tcW w:w="2605" w:type="dxa"/>
+            <w:hideMark/>
+          </w:tcPr>
+          <w:p>
+            <w:pPr>
+              <w:spacing w:line="278" w:lineRule="auto"/>
+            </w:pPr>
+            <w:r>
+              <w:t>submitted_by</w:t>
+            </w:r>
+          </w:p>
+        </w:tc>
+        <w:tc>
+          <w:tcPr>
+            <w:tcW w:w="1980" w:type="dxa"/>
+            <w:hideMark/>
+          </w:tcPr>
+          <w:p>
+            <w:pPr>
+              <w:spacing w:line="278" w:lineRule="auto"/>
+              <w:cnfStyle w:val="000000100000" w:firstRow="0" w:lastRow="0" w:firstColumn="0" w:lastColumn="0" w:oddVBand="0" w:evenVBand="0" w:oddHBand="1" w:evenHBand="0" w:firstRowFirstColumn="0" w:firstRowLastColumn="0" w:lastRowFirstColumn="0" w:lastRowLastColumn="0"/>
+            </w:pPr>
+            <w:r>
+              <w:t>UUID (FK)</w:t>
+            </w:r>
+          </w:p>
+        </w:tc>
+        <w:tc>
+          <w:tcPr>
+            <w:tcW w:w="4770" w:type="dxa"/>
+            <w:hideMark/>
+          </w:tcPr>
+          <w:p>
+            <w:pPr>
+              <w:spacing w:line="278" w:lineRule="auto"/>
+              <w:cnfStyle w:val="000000100000" w:firstRow="0" w:lastRow="0" w:firstColumn="0" w:lastColumn="0" w:oddVBand="0" w:evenVBand="0" w:oddHBand="1" w:evenHBand="0" w:firstRowFirstColumn="0" w:firstRowLastColumn="0" w:lastRowFirstColumn="0" w:lastRowLastColumn="0"/>
+            </w:pPr>
+            <w:r>
+              <w:t>Customer or agency</w:t>
+            </w:r>
+          </w:p>
+        </w:tc>
+      </w:tr>
+      <w:tr>
+        <w:tc>
+          <w:tcPr>
+            <w:cnfStyle w:val="001000000000" w:firstRow="0" w:lastRow="0" w:firstColumn="1" w:lastColumn="0" w:oddVBand="0" w:evenVBand="0" w:oddHBand="0" w:evenHBand="0" w:firstRowFirstColumn="0" w:firstRowLastColumn="0" w:lastRowFirstColumn="0" w:lastRowLastColumn="0"/>
+            <w:tcW w:w="2605" w:type="dxa"/>
+            <w:hideMark/>
+          </w:tcPr>
+          <w:p>
+            <w:pPr>
+              <w:spacing w:line="278" w:lineRule="auto"/>
+            </w:pPr>
+            <w:r>
+              <w:t>reason</w:t>
+            </w:r>
+          </w:p>
+        </w:tc>
+        <w:tc>
+          <w:tcPr>
+            <w:tcW w:w="1980" w:type="dxa"/>
+            <w:hideMark/>
+          </w:tcPr>
+          <w:p>
+            <w:pPr>
+              <w:spacing w:line="278" w:lineRule="auto"/>
+              <w:cnfStyle w:val="000000000000" w:firstRow="0" w:lastRow="0" w:firstColumn="0" w:lastColumn="0" w:oddVBand="0" w:evenVBand="0" w:oddHBand="0" w:evenHBand="0" w:firstRowFirstColumn="0" w:firstRowLastColumn="0" w:lastRowFirstColumn="0" w:lastRowLastColumn="0"/>
+            </w:pPr>
+            <w:r>
+              <w:t>TEXT</w:t>
+            </w:r>
+          </w:p>
+        </w:tc>
+        <w:tc>
+          <w:tcPr>
+            <w:tcW w:w="4770" w:type="dxa"/>
+            <w:hideMark/>
+          </w:tcPr>
+          <w:p>
+            <w:pPr>
+              <w:spacing w:line="278" w:lineRule="auto"/>
+              <w:cnfStyle w:val="000000000000" w:firstRow="0" w:lastRow="0" w:firstColumn="0" w:lastColumn="0" w:oddVBand="0" w:evenVBand="0" w:oddHBand="0" w:evenHBand="0" w:firstRowFirstColumn="0" w:firstRowLastColumn="0" w:lastRowFirstColumn="0" w:lastRowLastColumn="0"/>
+            </w:pPr>
+            <w:r>
+              <w:t>Dispute description</w:t>
+            </w:r>
+          </w:p>
+        </w:tc>
+      </w:tr>
+      <w:tr>
+        <w:trPr>
+          <w:cnfStyle w:val="000000100000" w:firstRow="0" w:lastRow="0" w:firstColumn="0" w:lastColumn="0" w:oddVBand="0" w:evenVBand="0" w:oddHBand="1" w:evenHBand="0" w:firstRowFirstColumn="0" w:firstRowLastColumn="0" w:lastRowFirstColumn="0" w:lastRowLastColumn="0"/>
+        </w:trPr>
+        <w:tc>
+          <w:tcPr>
+            <w:cnfStyle w:val="001000000000" w:firstRow="0" w:lastRow="0" w:firstColumn="1" w:lastColumn="0" w:oddVBand="0" w:evenVBand="0" w:oddHBand="0" w:evenHBand="0" w:firstRowFirstColumn="0" w:firstRowLastColumn="0" w:lastRowFirstColumn="0" w:lastRowLastColumn="0"/>
+            <w:tcW w:w="2605" w:type="dxa"/>
+            <w:hideMark/>
+          </w:tcPr>
+          <w:p>
+            <w:pPr>
+              <w:spacing w:line="278" w:lineRule="auto"/>
+            </w:pPr>
+            <w:r>
+              <w:t>status</w:t>
+            </w:r>
+          </w:p>
+        </w:tc>
+        <w:tc>
+          <w:tcPr>
+            <w:tcW w:w="1980" w:type="dxa"/>
+            <w:hideMark/>
+          </w:tcPr>
+          <w:p>
+            <w:pPr>
+              <w:spacing w:line="278" w:lineRule="auto"/>
+              <w:cnfStyle w:val="000000100000" w:firstRow="0" w:lastRow="0" w:firstColumn="0" w:lastColumn="0" w:oddVBand="0" w:evenVBand="0" w:oddHBand="1" w:evenHBand="0" w:firstRowFirstColumn="0" w:firstRowLastColumn="0" w:lastRowFirstColumn="0" w:lastRowLastColumn="0"/>
+            </w:pPr>
+            <w:r>
+              <w:t>ENUM</w:t>
+            </w:r>
+          </w:p>
+        </w:tc>
+        <w:tc>
+          <w:tcPr>
+            <w:tcW w:w="4770" w:type="dxa"/>
+            <w:hideMark/>
+          </w:tcPr>
+          <w:p>
+            <w:pPr>
+              <w:spacing w:line="278" w:lineRule="auto"/>
+              <w:cnfStyle w:val="000000100000" w:firstRow="0" w:lastRow="0" w:firstColumn="0" w:lastColumn="0" w:oddVBand="0" w:evenVBand="0" w:oddHBand="1" w:evenHBand="0" w:firstRowFirstColumn="0" w:firstRowLastColumn="0" w:lastRowFirstColumn="0" w:lastRowLastColumn="0"/>
+            </w:pPr>
+            <w:r>
+              <w:t>Submitted, Under Investigation, Resolved</w:t>
+            </w:r>
+            <w:r>
+              <w:t>…</w:t>
+            </w:r>
+          </w:p>
+        </w:tc>
+      </w:tr>
+      <w:tr>
+        <w:tc>
+          <w:tcPr>
+            <w:cnfStyle w:val="001000000000" w:firstRow="0" w:lastRow="0" w:firstColumn="1" w:lastColumn="0" w:oddVBand="0" w:evenVBand="0" w:oddHBand="0" w:evenHBand="0" w:firstRowFirstColumn="0" w:firstRowLastColumn="0" w:lastRowFirstColumn="0" w:lastRowLastColumn="0"/>
+            <w:tcW w:w="2605" w:type="dxa"/>
+            <w:hideMark/>
+          </w:tcPr>
+          <w:p>
+            <w:pPr>
+              <w:spacing w:line="278" w:lineRule="auto"/>
+            </w:pPr>
+            <w:r>
+              <w:t>resolution</w:t>
+            </w:r>
+          </w:p>
+        </w:tc>
+        <w:tc>
+          <w:tcPr>
+            <w:tcW w:w="1980" w:type="dxa"/>
+            <w:hideMark/>
+          </w:tcPr>
+          <w:p>
+            <w:pPr>
+              <w:spacing w:line="278" w:lineRule="auto"/>
+              <w:cnfStyle w:val="000000000000" w:firstRow="0" w:lastRow="0" w:firstColumn="0" w:lastColumn="0" w:oddVBand="0" w:evenVBand="0" w:oddHBand="0" w:evenHBand="0" w:firstRowFirstColumn="0" w:firstRowLastColumn="0" w:lastRowFirstColumn="0" w:lastRowLastColumn="0"/>
+            </w:pPr>
+            <w:r>
+              <w:t>TEXT</w:t>
+            </w:r>
+          </w:p>
+        </w:tc>
+        <w:tc>
+          <w:tcPr>
+            <w:tcW w:w="4770" w:type="dxa"/>
+            <w:hideMark/>
+          </w:tcPr>
+          <w:p>
+            <w:pPr>
+              <w:spacing w:line="278" w:lineRule="auto"/>
+              <w:cnfStyle w:val="000000000000" w:firstRow="0" w:lastRow="0" w:firstColumn="0" w:lastColumn="0" w:oddVBand="0" w:evenVBand="0" w:oddHBand="0" w:evenHBand="0" w:firstRowFirstColumn="0" w:firstRowLastColumn="0" w:lastRowFirstColumn="0" w:lastRowLastColumn="0"/>
+            </w:pPr>
+            <w:r>
+              <w:t>Final decision</w:t>
+            </w:r>
+          </w:p>
+        </w:tc>
+      </w:tr>
+      <w:tr>
+        <w:trPr>
+          <w:cnfStyle w:val="000000100000" w:firstRow="0" w:lastRow="0" w:firstColumn="0" w:lastColumn="0" w:oddVBand="0" w:evenVBand="0" w:oddHBand="1" w:evenHBand="0" w:firstRowFirstColumn="0" w:firstRowLastColumn="0" w:lastRowFirstColumn="0" w:lastRowLastColumn="0"/>
+        </w:trPr>
+        <w:tc>
+          <w:tcPr>
+            <w:cnfStyle w:val="001000000000" w:firstRow="0" w:lastRow="0" w:firstColumn="1" w:lastColumn="0" w:oddVBand="0" w:evenVBand="0" w:oddHBand="0" w:evenHBand="0" w:firstRowFirstColumn="0" w:firstRowLastColumn="0" w:lastRowFirstColumn="0" w:lastRowLastColumn="0"/>
+            <w:tcW w:w="2605" w:type="dxa"/>
+            <w:hideMark/>
+          </w:tcPr>
+          <w:p>
+            <w:pPr>
+              <w:spacing w:line="278" w:lineRule="auto"/>
+            </w:pPr>
+            <w:r>
+              <w:t>created_at</w:t>
+            </w:r>
+          </w:p>
+        </w:tc>
+        <w:tc>
+          <w:tcPr>
+            <w:tcW w:w="1980" w:type="dxa"/>
+            <w:hideMark/>
+          </w:tcPr>
+          <w:p>
+            <w:pPr>
+              <w:spacing w:line="278" w:lineRule="auto"/>
+              <w:cnfStyle w:val="000000100000" w:firstRow="0" w:lastRow="0" w:firstColumn="0" w:lastColumn="0" w:oddVBand="0" w:evenVBand="0" w:oddHBand="1" w:evenHBand="0" w:firstRowFirstColumn="0" w:firstRowLastColumn="0" w:lastRowFirstColumn="0" w:lastRowLastColumn="0"/>
+            </w:pPr>
+            <w:r>
+              <w:t>TIMESTAMP</w:t>
+            </w:r>
+          </w:p>
+        </w:tc>
+        <w:tc>
+          <w:tcPr>
+            <w:tcW w:w="4770" w:type="dxa"/>
+            <w:hideMark/>
+          </w:tcPr>
+          <w:p>
+            <w:pPr>
+              <w:spacing w:line="278" w:lineRule="auto"/>
+              <w:cnfStyle w:val="000000100000" w:firstRow="0" w:lastRow="0" w:firstColumn="0" w:lastColumn="0" w:oddVBand="0" w:evenVBand="0" w:oddHBand="1" w:evenHBand="0" w:firstRowFirstColumn="0" w:firstRowLastColumn="0" w:lastRowFirstColumn="0" w:lastRowLastColumn="0"/>
+            </w:pPr>
+            <w:r>
+              <w:t>Submission date</w:t>
+            </w:r>
+          </w:p>
+        </w:tc>
+      </w:tr>
+    </w:tbl>
+    <w:p>
+      <w:pPr>
+        <w:spacing w:before="240" w:after="0" w:line="278" w:lineRule="auto"/>
+      </w:pPr>
+    </w:p>
+    <w:p>
+      <w:pPr>
+        <w:pStyle w:val="Title"/>
+      </w:pPr>
+      <w:r>
+        <w:t>Notification</w:t>
+      </w:r>
+    </w:p>
+    <w:tbl>
+      <w:tblPr>
+        <w:tblStyle w:val="PlainTable1"/>
+        <w:tblW w:w="9355" w:type="dxa"/>
+        <w:tblLayout w:type="fixed"/>
+        <w:tblCellMar>
+          <w:top w:w="72" w:type="dxa"/>
+          <w:bottom w:w="72" w:type="dxa"/>
+        </w:tblCellMar>
+        <w:tblLook w:val="04A0" w:firstRow="1" w:lastRow="0" w:firstColumn="1" w:lastColumn="0" w:noHBand="0" w:noVBand="1"/>
+      </w:tblPr>
+      <w:tblGrid>
+        <w:gridCol w:w="2605"/>
+        <w:gridCol w:w="1980"/>
+        <w:gridCol w:w="4770"/>
+      </w:tblGrid>
+      <w:tr>
+        <w:trPr>
+          <w:cnfStyle w:val="100000000000" w:firstRow="1" w:lastRow="0" w:firstColumn="0" w:lastColumn="0" w:oddVBand="0" w:evenVBand="0" w:oddHBand="0" w:evenHBand="0" w:firstRowFirstColumn="0" w:firstRowLastColumn="0" w:lastRowFirstColumn="0" w:lastRowLastColumn="0"/>
+        </w:trPr>
+        <w:tc>
+          <w:tcPr>
+            <w:cnfStyle w:val="001000000000" w:firstRow="0" w:lastRow="0" w:firstColumn="1" w:lastColumn="0" w:oddVBand="0" w:evenVBand="0" w:oddHBand="0" w:evenHBand="0" w:firstRowFirstColumn="0" w:firstRowLastColumn="0" w:lastRowFirstColumn="0" w:lastRowLastColumn="0"/>
+            <w:tcW w:w="2605" w:type="dxa"/>
+            <w:hideMark/>
+          </w:tcPr>
+          <w:p>
+            <w:pPr>
+              <w:spacing w:line="278" w:lineRule="auto"/>
+            </w:pPr>
+            <w:r>
+              <w:t>Attribute</w:t>
+            </w:r>
+          </w:p>
+        </w:tc>
+        <w:tc>
+          <w:tcPr>
+            <w:tcW w:w="1980" w:type="dxa"/>
+            <w:hideMark/>
+          </w:tcPr>
+          <w:p>
+            <w:pPr>
+              <w:spacing w:line="278" w:lineRule="auto"/>
+              <w:cnfStyle w:val="100000000000" w:firstRow="1" w:lastRow="0" w:firstColumn="0" w:lastColumn="0" w:oddVBand="0" w:evenVBand="0" w:oddHBand="0" w:evenHBand="0" w:firstRowFirstColumn="0" w:firstRowLastColumn="0" w:lastRowFirstColumn="0" w:lastRowLastColumn="0"/>
+            </w:pPr>
+            <w:r>
+              <w:t>Data Type</w:t>
+            </w:r>
+          </w:p>
+        </w:tc>
+        <w:tc>
+          <w:tcPr>
+            <w:tcW w:w="4770" w:type="dxa"/>
+            <w:hideMark/>
+          </w:tcPr>
+          <w:p>
+            <w:pPr>
+              <w:spacing w:line="278" w:lineRule="auto"/>
+              <w:cnfStyle w:val="100000000000" w:firstRow="1" w:lastRow="0" w:firstColumn="0" w:lastColumn="0" w:oddVBand="0" w:evenVBand="0" w:oddHBand="0" w:evenHBand="0" w:firstRowFirstColumn="0" w:firstRowLastColumn="0" w:lastRowFirstColumn="0" w:lastRowLastColumn="0"/>
+            </w:pPr>
+            <w:r>
+              <w:t>Description</w:t>
+            </w:r>
+          </w:p>
+        </w:tc>
+      </w:tr>
+      <w:tr>
+        <w:trPr>
+          <w:cnfStyle w:val="000000100000" w:firstRow="0" w:lastRow="0" w:firstColumn="0" w:lastColumn="0" w:oddVBand="0" w:evenVBand="0" w:oddHBand="1" w:evenHBand="0" w:firstRowFirstColumn="0" w:firstRowLastColumn="0" w:lastRowFirstColumn="0" w:lastRowLastColumn="0"/>
+        </w:trPr>
+        <w:tc>
+          <w:tcPr>
+            <w:cnfStyle w:val="001000000000" w:firstRow="0" w:lastRow="0" w:firstColumn="1" w:lastColumn="0" w:oddVBand="0" w:evenVBand="0" w:oddHBand="0" w:evenHBand="0" w:firstRowFirstColumn="0" w:firstRowLastColumn="0" w:lastRowFirstColumn="0" w:lastRowLastColumn="0"/>
+            <w:tcW w:w="2605" w:type="dxa"/>
+            <w:hideMark/>
+          </w:tcPr>
+          <w:p>
+            <w:pPr>
+              <w:spacing w:line="278" w:lineRule="auto"/>
+            </w:pPr>
+            <w:r>
+              <w:t>notification_id</w:t>
+            </w:r>
+          </w:p>
+        </w:tc>
+        <w:tc>
+          <w:tcPr>
+            <w:tcW w:w="1980" w:type="dxa"/>
+            <w:hideMark/>
+          </w:tcPr>
+          <w:p>
+            <w:pPr>
+              <w:spacing w:line="278" w:lineRule="auto"/>
+              <w:cnfStyle w:val="000000100000" w:firstRow="0" w:lastRow="0" w:firstColumn="0" w:lastColumn="0" w:oddVBand="0" w:evenVBand="0" w:oddHBand="1" w:evenHBand="0" w:firstRowFirstColumn="0" w:firstRowLastColumn="0" w:lastRowFirstColumn="0" w:lastRowLastColumn="0"/>
+            </w:pPr>
+            <w:r>
+              <w:t>UUID</w:t>
+            </w:r>
+          </w:p>
+        </w:tc>
+        <w:tc>
+          <w:tcPr>
+            <w:tcW w:w="4770" w:type="dxa"/>
+            <w:hideMark/>
+          </w:tcPr>
+          <w:p>
+            <w:pPr>
+              <w:spacing w:line="278" w:lineRule="auto"/>
+              <w:cnfStyle w:val="000000100000" w:firstRow="0" w:lastRow="0" w:firstColumn="0" w:lastColumn="0" w:oddVBand="0" w:evenVBand="0" w:oddHBand="1" w:evenHBand="0" w:firstRowFirstColumn="0" w:firstRowLastColumn="0" w:lastRowFirstColumn="0" w:lastRowLastColumn="0"/>
+            </w:pPr>
+            <w:r>
+              <w:t>Notification identifier</w:t>
+            </w:r>
+          </w:p>
+        </w:tc>
+      </w:tr>
+      <w:tr>
+        <w:tc>
+          <w:tcPr>
+            <w:cnfStyle w:val="001000000000" w:firstRow="0" w:lastRow="0" w:firstColumn="1" w:lastColumn="0" w:oddVBand="0" w:evenVBand="0" w:oddHBand="0" w:evenHBand="0" w:firstRowFirstColumn="0" w:firstRowLastColumn="0" w:lastRowFirstColumn="0" w:lastRowLastColumn="0"/>
+            <w:tcW w:w="2605" w:type="dxa"/>
+            <w:hideMark/>
+          </w:tcPr>
+          <w:p>
+            <w:pPr>
+              <w:spacing w:line="278" w:lineRule="auto"/>
+            </w:pPr>
+            <w:r>
+              <w:t>user_id</w:t>
+            </w:r>
+          </w:p>
+        </w:tc>
+        <w:tc>
+          <w:tcPr>
+            <w:tcW w:w="1980" w:type="dxa"/>
+            <w:hideMark/>
+          </w:tcPr>
+          <w:p>
+            <w:pPr>
+              <w:spacing w:line="278" w:lineRule="auto"/>
+              <w:cnfStyle w:val="000000000000" w:firstRow="0" w:lastRow="0" w:firstColumn="0" w:lastColumn="0" w:oddVBand="0" w:evenVBand="0" w:oddHBand="0" w:evenHBand="0" w:firstRowFirstColumn="0" w:firstRowLastColumn="0" w:lastRowFirstColumn="0" w:lastRowLastColumn="0"/>
+            </w:pPr>
+            <w:r>
+              <w:t>UUID (FK)</w:t>
+            </w:r>
+          </w:p>
+        </w:tc>
+        <w:tc>
+          <w:tcPr>
+            <w:tcW w:w="4770" w:type="dxa"/>
+            <w:hideMark/>
+          </w:tcPr>
+          <w:p>
+            <w:pPr>
+              <w:spacing w:line="278" w:lineRule="auto"/>
+              <w:cnfStyle w:val="000000000000" w:firstRow="0" w:lastRow="0" w:firstColumn="0" w:lastColumn="0" w:oddVBand="0" w:evenVBand="0" w:oddHBand="0" w:evenHBand="0" w:firstRowFirstColumn="0" w:firstRowLastColumn="0" w:lastRowFirstColumn="0" w:lastRowLastColumn="0"/>
+            </w:pPr>
+            <w:r>
+              <w:t>Recipient</w:t>
+            </w:r>
+          </w:p>
+        </w:tc>
+      </w:tr>
+      <w:tr>
+        <w:trPr>
+          <w:cnfStyle w:val="000000100000" w:firstRow="0" w:lastRow="0" w:firstColumn="0" w:lastColumn="0" w:oddVBand="0" w:evenVBand="0" w:oddHBand="1" w:evenHBand="0" w:firstRowFirstColumn="0" w:firstRowLastColumn="0" w:lastRowFirstColumn="0" w:lastRowLastColumn="0"/>
+        </w:trPr>
+        <w:tc>
+          <w:tcPr>
+            <w:cnfStyle w:val="001000000000" w:firstRow="0" w:lastRow="0" w:firstColumn="1" w:lastColumn="0" w:oddVBand="0" w:evenVBand="0" w:oddHBand="0" w:evenHBand="0" w:firstRowFirstColumn="0" w:firstRowLastColumn="0" w:lastRowFirstColumn="0" w:lastRowLastColumn="0"/>
+            <w:tcW w:w="2605" w:type="dxa"/>
+            <w:hideMark/>
+          </w:tcPr>
+          <w:p>
+            <w:pPr>
+              <w:spacing w:line="278" w:lineRule="auto"/>
+            </w:pPr>
+            <w:r>
+              <w:t>title</w:t>
+            </w:r>
+          </w:p>
+        </w:tc>
+        <w:tc>
+          <w:tcPr>
+            <w:tcW w:w="1980" w:type="dxa"/>
+            <w:hideMark/>
+          </w:tcPr>
+          <w:p>
+            <w:pPr>
+              <w:spacing w:line="278" w:lineRule="auto"/>
+              <w:cnfStyle w:val="000000100000" w:firstRow="0" w:lastRow="0" w:firstColumn="0" w:lastColumn="0" w:oddVBand="0" w:evenVBand="0" w:oddHBand="1" w:evenHBand="0" w:firstRowFirstColumn="0" w:firstRowLastColumn="0" w:lastRowFirstColumn="0" w:lastRowLastColumn="0"/>
+            </w:pPr>
+            <w:r>
+              <w:t>VARCHAR</w:t>
+            </w:r>
+            <w:r>
+              <w:t xml:space="preserve"> </w:t>
+            </w:r>
+            <w:r>
+              <w:t>(150)</w:t>
+            </w:r>
+          </w:p>
+        </w:tc>
+        <w:tc>
+          <w:tcPr>
+            <w:tcW w:w="4770" w:type="dxa"/>
+            <w:hideMark/>
+          </w:tcPr>
+          <w:p>
+            <w:pPr>
+              <w:spacing w:line="278" w:lineRule="auto"/>
+              <w:cnfStyle w:val="000000100000" w:firstRow="0" w:lastRow="0" w:firstColumn="0" w:lastColumn="0" w:oddVBand="0" w:evenVBand="0" w:oddHBand="1" w:evenHBand="0" w:firstRowFirstColumn="0" w:firstRowLastColumn="0" w:lastRowFirstColumn="0" w:lastRowLastColumn="0"/>
+            </w:pPr>
+            <w:r>
+              <w:t>Notification title</w:t>
+            </w:r>
+          </w:p>
+        </w:tc>
+      </w:tr>
+      <w:tr>
+        <w:tc>
+          <w:tcPr>
+            <w:cnfStyle w:val="001000000000" w:firstRow="0" w:lastRow="0" w:firstColumn="1" w:lastColumn="0" w:oddVBand="0" w:evenVBand="0" w:oddHBand="0" w:evenHBand="0" w:firstRowFirstColumn="0" w:firstRowLastColumn="0" w:lastRowFirstColumn="0" w:lastRowLastColumn="0"/>
+            <w:tcW w:w="2605" w:type="dxa"/>
+            <w:hideMark/>
+          </w:tcPr>
+          <w:p>
+            <w:pPr>
+              <w:spacing w:line="278" w:lineRule="auto"/>
+            </w:pPr>
+            <w:r>
+              <w:t>message</w:t>
+            </w:r>
+          </w:p>
+        </w:tc>
+        <w:tc>
+          <w:tcPr>
+            <w:tcW w:w="1980" w:type="dxa"/>
+            <w:hideMark/>
+          </w:tcPr>
+          <w:p>
+            <w:pPr>
+              <w:spacing w:line="278" w:lineRule="auto"/>
+              <w:cnfStyle w:val="000000000000" w:firstRow="0" w:lastRow="0" w:firstColumn="0" w:lastColumn="0" w:oddVBand="0" w:evenVBand="0" w:oddHBand="0" w:evenHBand="0" w:firstRowFirstColumn="0" w:firstRowLastColumn="0" w:lastRowFirstColumn="0" w:lastRowLastColumn="0"/>
+            </w:pPr>
+            <w:r>
+              <w:t>TEXT</w:t>
+            </w:r>
+          </w:p>
+        </w:tc>
+        <w:tc>
+          <w:tcPr>
+            <w:tcW w:w="4770" w:type="dxa"/>
+            <w:hideMark/>
+          </w:tcPr>
+          <w:p>
+            <w:pPr>
+              <w:spacing w:line="278" w:lineRule="auto"/>
+              <w:cnfStyle w:val="000000000000" w:firstRow="0" w:lastRow="0" w:firstColumn="0" w:lastColumn="0" w:oddVBand="0" w:evenVBand="0" w:oddHBand="0" w:evenHBand="0" w:firstRowFirstColumn="0" w:firstRowLastColumn="0" w:lastRowFirstColumn="0" w:lastRowLastColumn="0"/>
+            </w:pPr>
+            <w:r>
+              <w:t>Notification content</w:t>
+            </w:r>
+          </w:p>
+        </w:tc>
+      </w:tr>
+      <w:tr>
+        <w:trPr>
+          <w:cnfStyle w:val="000000100000" w:firstRow="0" w:lastRow="0" w:firstColumn="0" w:lastColumn="0" w:oddVBand="0" w:evenVBand="0" w:oddHBand="1" w:evenHBand="0" w:firstRowFirstColumn="0" w:firstRowLastColumn="0" w:lastRowFirstColumn="0" w:lastRowLastColumn="0"/>
+        </w:trPr>
+        <w:tc>
+          <w:tcPr>
+            <w:cnfStyle w:val="001000000000" w:firstRow="0" w:lastRow="0" w:firstColumn="1" w:lastColumn="0" w:oddVBand="0" w:evenVBand="0" w:oddHBand="0" w:evenHBand="0" w:firstRowFirstColumn="0" w:firstRowLastColumn="0" w:lastRowFirstColumn="0" w:lastRowLastColumn="0"/>
+            <w:tcW w:w="2605" w:type="dxa"/>
+            <w:hideMark/>
+          </w:tcPr>
+          <w:p>
+            <w:pPr>
+              <w:spacing w:line="278" w:lineRule="auto"/>
+            </w:pPr>
+            <w:r>
+              <w:t>is_read</w:t>
+            </w:r>
+          </w:p>
+        </w:tc>
+        <w:tc>
+          <w:tcPr>
+            <w:tcW w:w="1980" w:type="dxa"/>
+            <w:hideMark/>
+          </w:tcPr>
+          <w:p>
+            <w:pPr>
+              <w:spacing w:line="278" w:lineRule="auto"/>
+              <w:cnfStyle w:val="000000100000" w:firstRow="0" w:lastRow="0" w:firstColumn="0" w:lastColumn="0" w:oddVBand="0" w:evenVBand="0" w:oddHBand="1" w:evenHBand="0" w:firstRowFirstColumn="0" w:firstRowLastColumn="0" w:lastRowFirstColumn="0" w:lastRowLastColumn="0"/>
+            </w:pPr>
+            <w:r>
+              <w:t>BOOLEAN</w:t>
+            </w:r>
+          </w:p>
+        </w:tc>
+        <w:tc>
+          <w:tcPr>
+            <w:tcW w:w="4770" w:type="dxa"/>
+            <w:hideMark/>
+          </w:tcPr>
+          <w:p>
+            <w:pPr>
+              <w:spacing w:line="278" w:lineRule="auto"/>
+              <w:cnfStyle w:val="000000100000" w:firstRow="0" w:lastRow="0" w:firstColumn="0" w:lastColumn="0" w:oddVBand="0" w:evenVBand="0" w:oddHBand="1" w:evenHBand="0" w:firstRowFirstColumn="0" w:firstRowLastColumn="0" w:lastRowFirstColumn="0" w:lastRowLastColumn="0"/>
+            </w:pPr>
+            <w:r>
+              <w:t>Read status</w:t>
+            </w:r>
+          </w:p>
+        </w:tc>
+      </w:tr>
+      <w:tr>
+        <w:tc>
+          <w:tcPr>
+            <w:cnfStyle w:val="001000000000" w:firstRow="0" w:lastRow="0" w:firstColumn="1" w:lastColumn="0" w:oddVBand="0" w:evenVBand="0" w:oddHBand="0" w:evenHBand="0" w:firstRowFirstColumn="0" w:firstRowLastColumn="0" w:lastRowFirstColumn="0" w:lastRowLastColumn="0"/>
+            <w:tcW w:w="2605" w:type="dxa"/>
+            <w:hideMark/>
+          </w:tcPr>
+          <w:p>
+            <w:pPr>
+              <w:spacing w:line="278" w:lineRule="auto"/>
+            </w:pPr>
+            <w:r>
+              <w:t>sent_at</w:t>
+            </w:r>
+          </w:p>
+        </w:tc>
+        <w:tc>
+          <w:tcPr>
+            <w:tcW w:w="1980" w:type="dxa"/>
+            <w:hideMark/>
+          </w:tcPr>
+          <w:p>
+            <w:pPr>
+              <w:spacing w:line="278" w:lineRule="auto"/>
+              <w:cnfStyle w:val="000000000000" w:firstRow="0" w:lastRow="0" w:firstColumn="0" w:lastColumn="0" w:oddVBand="0" w:evenVBand="0" w:oddHBand="0" w:evenHBand="0" w:firstRowFirstColumn="0" w:firstRowLastColumn="0" w:lastRowFirstColumn="0" w:lastRowLastColumn="0"/>
+            </w:pPr>
+            <w:r>
+              <w:t>TIMESTAMP</w:t>
+            </w:r>
+          </w:p>
+        </w:tc>
+        <w:tc>
+          <w:tcPr>
+            <w:tcW w:w="4770" w:type="dxa"/>
+            <w:hideMark/>
+          </w:tcPr>
+          <w:p>
+            <w:pPr>
+              <w:spacing w:line="278" w:lineRule="auto"/>
+              <w:cnfStyle w:val="000000000000" w:firstRow="0" w:lastRow="0" w:firstColumn="0" w:lastColumn="0" w:oddVBand="0" w:evenVBand="0" w:oddHBand="0" w:evenHBand="0" w:firstRowFirstColumn="0" w:firstRowLastColumn="0" w:lastRowFirstColumn="0" w:lastRowLastColumn="0"/>
+            </w:pPr>
+            <w:r>
+              <w:t>Delivery time</w:t>
+            </w:r>
+          </w:p>
+        </w:tc>
+      </w:tr>
+    </w:tbl>
+    <w:p>
+      <w:pPr>
+        <w:spacing w:before="240" w:after="0" w:line="278" w:lineRule="auto"/>
+      </w:pPr>
+    </w:p>
+    <w:p>
+      <w:pPr>
+        <w:pStyle w:val="Title"/>
+      </w:pPr>
+      <w:r>
+        <w:t>AI Recommendation</w:t>
+      </w:r>
+    </w:p>
+    <w:tbl>
+      <w:tblPr>
+        <w:tblStyle w:val="PlainTable1"/>
+        <w:tblW w:w="9355" w:type="dxa"/>
+        <w:tblLayout w:type="fixed"/>
+        <w:tblCellMar>
+          <w:top w:w="72" w:type="dxa"/>
+          <w:bottom w:w="72" w:type="dxa"/>
+        </w:tblCellMar>
+        <w:tblLook w:val="04A0" w:firstRow="1" w:lastRow="0" w:firstColumn="1" w:lastColumn="0" w:noHBand="0" w:noVBand="1"/>
+      </w:tblPr>
+      <w:tblGrid>
+        <w:gridCol w:w="2594"/>
+        <w:gridCol w:w="1991"/>
+        <w:gridCol w:w="4770"/>
+      </w:tblGrid>
+      <w:tr>
+        <w:trPr>
+          <w:cnfStyle w:val="100000000000" w:firstRow="1" w:lastRow="0" w:firstColumn="0" w:lastColumn="0" w:oddVBand="0" w:evenVBand="0" w:oddHBand="0" w:evenHBand="0" w:firstRowFirstColumn="0" w:firstRowLastColumn="0" w:lastRowFirstColumn="0" w:lastRowLastColumn="0"/>
+        </w:trPr>
+        <w:tc>
+          <w:tcPr>
+            <w:cnfStyle w:val="001000000000" w:firstRow="0" w:lastRow="0" w:firstColumn="1" w:lastColumn="0" w:oddVBand="0" w:evenVBand="0" w:oddHBand="0" w:evenHBand="0" w:firstRowFirstColumn="0" w:firstRowLastColumn="0" w:lastRowFirstColumn="0" w:lastRowLastColumn="0"/>
+            <w:tcW w:w="2594" w:type="dxa"/>
+            <w:hideMark/>
+          </w:tcPr>
+          <w:p>
+            <w:pPr>
+              <w:spacing w:line="278" w:lineRule="auto"/>
+            </w:pPr>
+            <w:r>
+              <w:t>Attribute</w:t>
+            </w:r>
+          </w:p>
+        </w:tc>
+        <w:tc>
+          <w:tcPr>
+            <w:tcW w:w="1991" w:type="dxa"/>
+            <w:hideMark/>
+          </w:tcPr>
+          <w:p>
+            <w:pPr>
+              <w:spacing w:line="278" w:lineRule="auto"/>
+              <w:cnfStyle w:val="100000000000" w:firstRow="1" w:lastRow="0" w:firstColumn="0" w:lastColumn="0" w:oddVBand="0" w:evenVBand="0" w:oddHBand="0" w:evenHBand="0" w:firstRowFirstColumn="0" w:firstRowLastColumn="0" w:lastRowFirstColumn="0" w:lastRowLastColumn="0"/>
+            </w:pPr>
+            <w:r>
+              <w:t>Data Type</w:t>
+            </w:r>
+          </w:p>
+        </w:tc>
+        <w:tc>
+          <w:tcPr>
+            <w:tcW w:w="4770" w:type="dxa"/>
+            <w:hideMark/>
+          </w:tcPr>
+          <w:p>
+            <w:pPr>
+              <w:spacing w:line="278" w:lineRule="auto"/>
+              <w:cnfStyle w:val="100000000000" w:firstRow="1" w:lastRow="0" w:firstColumn="0" w:lastColumn="0" w:oddVBand="0" w:evenVBand="0" w:oddHBand="0" w:evenHBand="0" w:firstRowFirstColumn="0" w:firstRowLastColumn="0" w:lastRowFirstColumn="0" w:lastRowLastColumn="0"/>
+            </w:pPr>
+            <w:r>
+              <w:t>Description</w:t>
+            </w:r>
+          </w:p>
+        </w:tc>
+      </w:tr>
+      <w:tr>
+        <w:trPr>
+          <w:cnfStyle w:val="000000100000" w:firstRow="0" w:lastRow="0" w:firstColumn="0" w:lastColumn="0" w:oddVBand="0" w:evenVBand="0" w:oddHBand="1" w:evenHBand="0" w:firstRowFirstColumn="0" w:firstRowLastColumn="0" w:lastRowFirstColumn="0" w:lastRowLastColumn="0"/>
+        </w:trPr>
+        <w:tc>
+          <w:tcPr>
+            <w:cnfStyle w:val="001000000000" w:firstRow="0" w:lastRow="0" w:firstColumn="1" w:lastColumn="0" w:oddVBand="0" w:evenVBand="0" w:oddHBand="0" w:evenHBand="0" w:firstRowFirstColumn="0" w:firstRowLastColumn="0" w:lastRowFirstColumn="0" w:lastRowLastColumn="0"/>
+            <w:tcW w:w="2594" w:type="dxa"/>
+            <w:hideMark/>
+          </w:tcPr>
+          <w:p>
+            <w:pPr>
+              <w:spacing w:line="278" w:lineRule="auto"/>
+            </w:pPr>
+            <w:r>
+              <w:t>recommendation_id</w:t>
+            </w:r>
+          </w:p>
+        </w:tc>
+        <w:tc>
+          <w:tcPr>
+            <w:tcW w:w="1991" w:type="dxa"/>
+            <w:hideMark/>
+          </w:tcPr>
+          <w:p>
+            <w:pPr>
+              <w:spacing w:line="278" w:lineRule="auto"/>
+              <w:cnfStyle w:val="000000100000" w:firstRow="0" w:lastRow="0" w:firstColumn="0" w:lastColumn="0" w:oddVBand="0" w:evenVBand="0" w:oddHBand="1" w:evenHBand="0" w:firstRowFirstColumn="0" w:firstRowLastColumn="0" w:lastRowFirstColumn="0" w:lastRowLastColumn="0"/>
+            </w:pPr>
+            <w:r>
+              <w:t>UUID</w:t>
+            </w:r>
+          </w:p>
+        </w:tc>
+        <w:tc>
+          <w:tcPr>
+            <w:tcW w:w="4770" w:type="dxa"/>
+            <w:hideMark/>
+          </w:tcPr>
+          <w:p>
+            <w:pPr>
+              <w:spacing w:line="278" w:lineRule="auto"/>
+              <w:cnfStyle w:val="000000100000" w:firstRow="0" w:lastRow="0" w:firstColumn="0" w:lastColumn="0" w:oddVBand="0" w:evenVBand="0" w:oddHBand="1" w:evenHBand="0" w:firstRowFirstColumn="0" w:firstRowLastColumn="0" w:lastRowFirstColumn="0" w:lastRowLastColumn="0"/>
+            </w:pPr>
+            <w:r>
+              <w:t>Recommendation identifier</w:t>
+            </w:r>
+          </w:p>
+        </w:tc>
+      </w:tr>
+      <w:tr>
+        <w:tc>
+          <w:tcPr>
+            <w:cnfStyle w:val="001000000000" w:firstRow="0" w:lastRow="0" w:firstColumn="1" w:lastColumn="0" w:oddVBand="0" w:evenVBand="0" w:oddHBand="0" w:evenHBand="0" w:firstRowFirstColumn="0" w:firstRowLastColumn="0" w:lastRowFirstColumn="0" w:lastRowLastColumn="0"/>
+            <w:tcW w:w="2594" w:type="dxa"/>
+            <w:hideMark/>
+          </w:tcPr>
+          <w:p>
+            <w:pPr>
+              <w:spacing w:line="278" w:lineRule="auto"/>
+            </w:pPr>
+            <w:r>
+              <w:t>customer_id</w:t>
+            </w:r>
+          </w:p>
+        </w:tc>
+        <w:tc>
+          <w:tcPr>
+            <w:tcW w:w="1991" w:type="dxa"/>
+            <w:hideMark/>
+          </w:tcPr>
+          <w:p>
+            <w:pPr>
+              <w:spacing w:line="278" w:lineRule="auto"/>
+              <w:cnfStyle w:val="000000000000" w:firstRow="0" w:lastRow="0" w:firstColumn="0" w:lastColumn="0" w:oddVBand="0" w:evenVBand="0" w:oddHBand="0" w:evenHBand="0" w:firstRowFirstColumn="0" w:firstRowLastColumn="0" w:lastRowFirstColumn="0" w:lastRowLastColumn="0"/>
+            </w:pPr>
+            <w:r>
+              <w:t>UUID (FK)</w:t>
+            </w:r>
+          </w:p>
+        </w:tc>
+        <w:tc>
+          <w:tcPr>
+            <w:tcW w:w="4770" w:type="dxa"/>
+            <w:hideMark/>
+          </w:tcPr>
+          <w:p>
+            <w:pPr>
+              <w:spacing w:line="278" w:lineRule="auto"/>
+              <w:cnfStyle w:val="000000000000" w:firstRow="0" w:lastRow="0" w:firstColumn="0" w:lastColumn="0" w:oddVBand="0" w:evenVBand="0" w:oddHBand="0" w:evenHBand="0" w:firstRowFirstColumn="0" w:firstRowLastColumn="0" w:lastRowFirstColumn="0" w:lastRowLastColumn="0"/>
+            </w:pPr>
+            <w:r>
+              <w:t>Customer</w:t>
+            </w:r>
+          </w:p>
+        </w:tc>
+      </w:tr>
+      <w:tr>
+        <w:trPr>
+          <w:cnfStyle w:val="000000100000" w:firstRow="0" w:lastRow="0" w:firstColumn="0" w:lastColumn="0" w:oddVBand="0" w:evenVBand="0" w:oddHBand="1" w:evenHBand="0" w:firstRowFirstColumn="0" w:firstRowLastColumn="0" w:lastRowFirstColumn="0" w:lastRowLastColumn="0"/>
+        </w:trPr>
+        <w:tc>
+          <w:tcPr>
+            <w:cnfStyle w:val="001000000000" w:firstRow="0" w:lastRow="0" w:firstColumn="1" w:lastColumn="0" w:oddVBand="0" w:evenVBand="0" w:oddHBand="0" w:evenHBand="0" w:firstRowFirstColumn="0" w:firstRowLastColumn="0" w:lastRowFirstColumn="0" w:lastRowLastColumn="0"/>
+            <w:tcW w:w="2594" w:type="dxa"/>
+            <w:hideMark/>
+          </w:tcPr>
+          <w:p>
+            <w:pPr>
+              <w:spacing w:line="278" w:lineRule="auto"/>
+            </w:pPr>
+            <w:r>
+              <w:t>vehicle_id</w:t>
+            </w:r>
+          </w:p>
+        </w:tc>
+        <w:tc>
+          <w:tcPr>
+            <w:tcW w:w="1991" w:type="dxa"/>
+            <w:hideMark/>
+          </w:tcPr>
+          <w:p>
+            <w:pPr>
+              <w:spacing w:line="278" w:lineRule="auto"/>
+              <w:cnfStyle w:val="000000100000" w:firstRow="0" w:lastRow="0" w:firstColumn="0" w:lastColumn="0" w:oddVBand="0" w:evenVBand="0" w:oddHBand="1" w:evenHBand="0" w:firstRowFirstColumn="0" w:firstRowLastColumn="0" w:lastRowFirstColumn="0" w:lastRowLastColumn="0"/>
+            </w:pPr>
+            <w:r>
+              <w:t>UUID (FK)</w:t>
+            </w:r>
+          </w:p>
+        </w:tc>
+        <w:tc>
+          <w:tcPr>
+            <w:tcW w:w="4770" w:type="dxa"/>
+            <w:hideMark/>
+          </w:tcPr>
+          <w:p>
+            <w:pPr>
+              <w:spacing w:line="278" w:lineRule="auto"/>
+              <w:cnfStyle w:val="000000100000" w:firstRow="0" w:lastRow="0" w:firstColumn="0" w:lastColumn="0" w:oddVBand="0" w:evenVBand="0" w:oddHBand="1" w:evenHBand="0" w:firstRowFirstColumn="0" w:firstRowLastColumn="0" w:lastRowFirstColumn="0" w:lastRowLastColumn="0"/>
+            </w:pPr>
+            <w:r>
+              <w:t>Recommended vehicle</w:t>
+            </w:r>
+          </w:p>
+        </w:tc>
+      </w:tr>
+      <w:tr>
+        <w:tc>
+          <w:tcPr>
+            <w:cnfStyle w:val="001000000000" w:firstRow="0" w:lastRow="0" w:firstColumn="1" w:lastColumn="0" w:oddVBand="0" w:evenVBand="0" w:oddHBand="0" w:evenHBand="0" w:firstRowFirstColumn="0" w:firstRowLastColumn="0" w:lastRowFirstColumn="0" w:lastRowLastColumn="0"/>
+            <w:tcW w:w="2594" w:type="dxa"/>
+            <w:hideMark/>
+          </w:tcPr>
+          <w:p>
+            <w:pPr>
+              <w:spacing w:line="278" w:lineRule="auto"/>
+            </w:pPr>
+            <w:r>
+              <w:t>recommendation_score</w:t>
+            </w:r>
+          </w:p>
+        </w:tc>
+        <w:tc>
+          <w:tcPr>
+            <w:tcW w:w="1991" w:type="dxa"/>
+            <w:hideMark/>
+          </w:tcPr>
+          <w:p>
+            <w:pPr>
+              <w:spacing w:line="278" w:lineRule="auto"/>
+              <w:cnfStyle w:val="000000000000" w:firstRow="0" w:lastRow="0" w:firstColumn="0" w:lastColumn="0" w:oddVBand="0" w:evenVBand="0" w:oddHBand="0" w:evenHBand="0" w:firstRowFirstColumn="0" w:firstRowLastColumn="0" w:lastRowFirstColumn="0" w:lastRowLastColumn="0"/>
+            </w:pPr>
+            <w:r>
+              <w:t>DECIMAL</w:t>
+            </w:r>
+          </w:p>
+        </w:tc>
+        <w:tc>
+          <w:tcPr>
+            <w:tcW w:w="4770" w:type="dxa"/>
+            <w:hideMark/>
+          </w:tcPr>
+          <w:p>
+            <w:pPr>
+              <w:spacing w:line="278" w:lineRule="auto"/>
+              <w:cnfStyle w:val="000000000000" w:firstRow="0" w:lastRow="0" w:firstColumn="0" w:lastColumn="0" w:oddVBand="0" w:evenVBand="0" w:oddHBand="0" w:evenHBand="0" w:firstRowFirstColumn="0" w:firstRowLastColumn="0" w:lastRowFirstColumn="0" w:lastRowLastColumn="0"/>
+            </w:pPr>
+            <w:r>
+              <w:t>AI confidence score</w:t>
+            </w:r>
+          </w:p>
+        </w:tc>
+      </w:tr>
+      <w:tr>
+        <w:trPr>
+          <w:cnfStyle w:val="000000100000" w:firstRow="0" w:lastRow="0" w:firstColumn="0" w:lastColumn="0" w:oddVBand="0" w:evenVBand="0" w:oddHBand="1" w:evenHBand="0" w:firstRowFirstColumn="0" w:firstRowLastColumn="0" w:lastRowFirstColumn="0" w:lastRowLastColumn="0"/>
+        </w:trPr>
+        <w:tc>
+          <w:tcPr>
+            <w:cnfStyle w:val="001000000000" w:firstRow="0" w:lastRow="0" w:firstColumn="1" w:lastColumn="0" w:oddVBand="0" w:evenVBand="0" w:oddHBand="0" w:evenHBand="0" w:firstRowFirstColumn="0" w:firstRowLastColumn="0" w:lastRowFirstColumn="0" w:lastRowLastColumn="0"/>
+            <w:tcW w:w="2594" w:type="dxa"/>
+            <w:hideMark/>
+          </w:tcPr>
+          <w:p>
+            <w:pPr>
+              <w:spacing w:line="278" w:lineRule="auto"/>
+            </w:pPr>
+            <w:r>
+              <w:t>generated_at</w:t>
+            </w:r>
+          </w:p>
+        </w:tc>
+        <w:tc>
+          <w:tcPr>
+            <w:tcW w:w="1991" w:type="dxa"/>
+            <w:hideMark/>
+          </w:tcPr>
+          <w:p>
+            <w:pPr>
+              <w:spacing w:line="278" w:lineRule="auto"/>
+              <w:cnfStyle w:val="000000100000" w:firstRow="0" w:lastRow="0" w:firstColumn="0" w:lastColumn="0" w:oddVBand="0" w:evenVBand="0" w:oddHBand="1" w:evenHBand="0" w:firstRowFirstColumn="0" w:firstRowLastColumn="0" w:lastRowFirstColumn="0" w:lastRowLastColumn="0"/>
+            </w:pPr>
+            <w:r>
+              <w:t>TIMESTAMP</w:t>
+            </w:r>
+          </w:p>
+        </w:tc>
+        <w:tc>
+          <w:tcPr>
+            <w:tcW w:w="4770" w:type="dxa"/>
+            <w:hideMark/>
+          </w:tcPr>
+          <w:p>
+            <w:pPr>
+              <w:spacing w:line="278" w:lineRule="auto"/>
+              <w:cnfStyle w:val="000000100000" w:firstRow="0" w:lastRow="0" w:firstColumn="0" w:lastColumn="0" w:oddVBand="0" w:evenVBand="0" w:oddHBand="1" w:evenHBand="0" w:firstRowFirstColumn="0" w:firstRowLastColumn="0" w:lastRowFirstColumn="0" w:lastRowLastColumn="0"/>
+            </w:pPr>
+            <w:r>
+              <w:t>Generation time</w:t>
+            </w:r>
+          </w:p>
+        </w:tc>
+      </w:tr>
+    </w:tbl>
+    <w:p>
+      <w:pPr>
+        <w:spacing w:before="240" w:after="0" w:line="278" w:lineRule="auto"/>
+      </w:pPr>
+    </w:p>
+    <w:p>
+      <w:pPr>
+        <w:pStyle w:val="Title"/>
+      </w:pPr>
+      <w:r>
+        <w:t>AI Conversation</w:t>
+      </w:r>
+    </w:p>
+    <w:tbl>
+      <w:tblPr>
+        <w:tblStyle w:val="PlainTable1"/>
+        <w:tblW w:w="9355" w:type="dxa"/>
+        <w:tblLayout w:type="fixed"/>
+        <w:tblCellMar>
+          <w:top w:w="72" w:type="dxa"/>
+          <w:bottom w:w="72" w:type="dxa"/>
+        </w:tblCellMar>
+        <w:tblLook w:val="04A0" w:firstRow="1" w:lastRow="0" w:firstColumn="1" w:lastColumn="0" w:noHBand="0" w:noVBand="1"/>
+      </w:tblPr>
+      <w:tblGrid>
+        <w:gridCol w:w="2605"/>
+        <w:gridCol w:w="1980"/>
+        <w:gridCol w:w="4770"/>
+      </w:tblGrid>
+      <w:tr>
+        <w:trPr>
+          <w:cnfStyle w:val="100000000000" w:firstRow="1" w:lastRow="0" w:firstColumn="0" w:lastColumn="0" w:oddVBand="0" w:evenVBand="0" w:oddHBand="0" w:evenHBand="0" w:firstRowFirstColumn="0" w:firstRowLastColumn="0" w:lastRowFirstColumn="0" w:lastRowLastColumn="0"/>
+        </w:trPr>
+        <w:tc>
+          <w:tcPr>
+            <w:cnfStyle w:val="001000000000" w:firstRow="0" w:lastRow="0" w:firstColumn="1" w:lastColumn="0" w:oddVBand="0" w:evenVBand="0" w:oddHBand="0" w:evenHBand="0" w:firstRowFirstColumn="0" w:firstRowLastColumn="0" w:lastRowFirstColumn="0" w:lastRowLastColumn="0"/>
+            <w:tcW w:w="2605" w:type="dxa"/>
+            <w:hideMark/>
+          </w:tcPr>
+          <w:p>
+            <w:pPr>
+              <w:spacing w:line="278" w:lineRule="auto"/>
+            </w:pPr>
+            <w:r>
+              <w:t>Attribute</w:t>
+            </w:r>
+          </w:p>
+        </w:tc>
+        <w:tc>
+          <w:tcPr>
+            <w:tcW w:w="1980" w:type="dxa"/>
+            <w:hideMark/>
+          </w:tcPr>
+          <w:p>
+            <w:pPr>
+              <w:spacing w:line="278" w:lineRule="auto"/>
+              <w:cnfStyle w:val="100000000000" w:firstRow="1" w:lastRow="0" w:firstColumn="0" w:lastColumn="0" w:oddVBand="0" w:evenVBand="0" w:oddHBand="0" w:evenHBand="0" w:firstRowFirstColumn="0" w:firstRowLastColumn="0" w:lastRowFirstColumn="0" w:lastRowLastColumn="0"/>
+            </w:pPr>
+            <w:r>
+              <w:t>Data Type</w:t>
+            </w:r>
+          </w:p>
+        </w:tc>
+        <w:tc>
+          <w:tcPr>
+            <w:tcW w:w="4770" w:type="dxa"/>
+            <w:hideMark/>
+          </w:tcPr>
+          <w:p>
+            <w:pPr>
+              <w:spacing w:line="278" w:lineRule="auto"/>
+              <w:cnfStyle w:val="100000000000" w:firstRow="1" w:lastRow="0" w:firstColumn="0" w:lastColumn="0" w:oddVBand="0" w:evenVBand="0" w:oddHBand="0" w:evenHBand="0" w:firstRowFirstColumn="0" w:firstRowLastColumn="0" w:lastRowFirstColumn="0" w:lastRowLastColumn="0"/>
+            </w:pPr>
+            <w:r>
+              <w:t>Description</w:t>
+            </w:r>
+          </w:p>
+        </w:tc>
+      </w:tr>
+      <w:tr>
+        <w:trPr>
+          <w:cnfStyle w:val="000000100000" w:firstRow="0" w:lastRow="0" w:firstColumn="0" w:lastColumn="0" w:oddVBand="0" w:evenVBand="0" w:oddHBand="1" w:evenHBand="0" w:firstRowFirstColumn="0" w:firstRowLastColumn="0" w:lastRowFirstColumn="0" w:lastRowLastColumn="0"/>
+        </w:trPr>
+        <w:tc>
+          <w:tcPr>
+            <w:cnfStyle w:val="001000000000" w:firstRow="0" w:lastRow="0" w:firstColumn="1" w:lastColumn="0" w:oddVBand="0" w:evenVBand="0" w:oddHBand="0" w:evenHBand="0" w:firstRowFirstColumn="0" w:firstRowLastColumn="0" w:lastRowFirstColumn="0" w:lastRowLastColumn="0"/>
+            <w:tcW w:w="2605" w:type="dxa"/>
+            <w:hideMark/>
+          </w:tcPr>
+          <w:p>
+            <w:pPr>
+              <w:spacing w:line="278" w:lineRule="auto"/>
+            </w:pPr>
+            <w:r>
+              <w:t>conversation_id</w:t>
+            </w:r>
+          </w:p>
+        </w:tc>
+        <w:tc>
+          <w:tcPr>
+            <w:tcW w:w="1980" w:type="dxa"/>
+            <w:hideMark/>
+          </w:tcPr>
+          <w:p>
+            <w:pPr>
+              <w:spacing w:line="278" w:lineRule="auto"/>
+              <w:cnfStyle w:val="000000100000" w:firstRow="0" w:lastRow="0" w:firstColumn="0" w:lastColumn="0" w:oddVBand="0" w:evenVBand="0" w:oddHBand="1" w:evenHBand="0" w:firstRowFirstColumn="0" w:firstRowLastColumn="0" w:lastRowFirstColumn="0" w:lastRowLastColumn="0"/>
+            </w:pPr>
+            <w:r>
+              <w:t>UUID</w:t>
+            </w:r>
+          </w:p>
+        </w:tc>
+        <w:tc>
+          <w:tcPr>
+            <w:tcW w:w="4770" w:type="dxa"/>
+            <w:hideMark/>
+          </w:tcPr>
+          <w:p>
+            <w:pPr>
+              <w:spacing w:line="278" w:lineRule="auto"/>
+              <w:cnfStyle w:val="000000100000" w:firstRow="0" w:lastRow="0" w:firstColumn="0" w:lastColumn="0" w:oddVBand="0" w:evenVBand="0" w:oddHBand="1" w:evenHBand="0" w:firstRowFirstColumn="0" w:firstRowLastColumn="0" w:lastRowFirstColumn="0" w:lastRowLastColumn="0"/>
+            </w:pPr>
+            <w:r>
+              <w:t>Conversation identifier</w:t>
+            </w:r>
+          </w:p>
+        </w:tc>
+      </w:tr>
+      <w:tr>
+        <w:tc>
+          <w:tcPr>
+            <w:cnfStyle w:val="001000000000" w:firstRow="0" w:lastRow="0" w:firstColumn="1" w:lastColumn="0" w:oddVBand="0" w:evenVBand="0" w:oddHBand="0" w:evenHBand="0" w:firstRowFirstColumn="0" w:firstRowLastColumn="0" w:lastRowFirstColumn="0" w:lastRowLastColumn="0"/>
+            <w:tcW w:w="2605" w:type="dxa"/>
+            <w:hideMark/>
+          </w:tcPr>
+          <w:p>
+            <w:pPr>
+              <w:spacing w:line="278" w:lineRule="auto"/>
+            </w:pPr>
+            <w:r>
+              <w:t>customer_id</w:t>
+            </w:r>
+          </w:p>
+        </w:tc>
+        <w:tc>
+          <w:tcPr>
+            <w:tcW w:w="1980" w:type="dxa"/>
+            <w:hideMark/>
+          </w:tcPr>
+          <w:p>
+            <w:pPr>
+              <w:spacing w:line="278" w:lineRule="auto"/>
+              <w:cnfStyle w:val="000000000000" w:firstRow="0" w:lastRow="0" w:firstColumn="0" w:lastColumn="0" w:oddVBand="0" w:evenVBand="0" w:oddHBand="0" w:evenHBand="0" w:firstRowFirstColumn="0" w:firstRowLastColumn="0" w:lastRowFirstColumn="0" w:lastRowLastColumn="0"/>
+            </w:pPr>
+            <w:r>
+              <w:t>UUID (FK)</w:t>
+            </w:r>
+          </w:p>
+        </w:tc>
+        <w:tc>
+          <w:tcPr>
+            <w:tcW w:w="4770" w:type="dxa"/>
+            <w:hideMark/>
+          </w:tcPr>
+          <w:p>
+            <w:pPr>
+              <w:spacing w:line="278" w:lineRule="auto"/>
+              <w:cnfStyle w:val="000000000000" w:firstRow="0" w:lastRow="0" w:firstColumn="0" w:lastColumn="0" w:oddVBand="0" w:evenVBand="0" w:oddHBand="0" w:evenHBand="0" w:firstRowFirstColumn="0" w:firstRowLastColumn="0" w:lastRowFirstColumn="0" w:lastRowLastColumn="0"/>
+            </w:pPr>
+            <w:r>
+              <w:t>Customer</w:t>
+            </w:r>
+          </w:p>
+        </w:tc>
+      </w:tr>
+      <w:tr>
+        <w:trPr>
+          <w:cnfStyle w:val="000000100000" w:firstRow="0" w:lastRow="0" w:firstColumn="0" w:lastColumn="0" w:oddVBand="0" w:evenVBand="0" w:oddHBand="1" w:evenHBand="0" w:firstRowFirstColumn="0" w:firstRowLastColumn="0" w:lastRowFirstColumn="0" w:lastRowLastColumn="0"/>
+        </w:trPr>
+        <w:tc>
+          <w:tcPr>
+            <w:cnfStyle w:val="001000000000" w:firstRow="0" w:lastRow="0" w:firstColumn="1" w:lastColumn="0" w:oddVBand="0" w:evenVBand="0" w:oddHBand="0" w:evenHBand="0" w:firstRowFirstColumn="0" w:firstRowLastColumn="0" w:lastRowFirstColumn="0" w:lastRowLastColumn="0"/>
+            <w:tcW w:w="2605" w:type="dxa"/>
+            <w:hideMark/>
+          </w:tcPr>
+          <w:p>
+            <w:pPr>
+              <w:spacing w:line="278" w:lineRule="auto"/>
+            </w:pPr>
+            <w:r>
+              <w:t>user_message</w:t>
+            </w:r>
+          </w:p>
+        </w:tc>
+        <w:tc>
+          <w:tcPr>
+            <w:tcW w:w="1980" w:type="dxa"/>
+            <w:hideMark/>
+          </w:tcPr>
+          <w:p>
+            <w:pPr>
+              <w:spacing w:line="278" w:lineRule="auto"/>
+              <w:cnfStyle w:val="000000100000" w:firstRow="0" w:lastRow="0" w:firstColumn="0" w:lastColumn="0" w:oddVBand="0" w:evenVBand="0" w:oddHBand="1" w:evenHBand="0" w:firstRowFirstColumn="0" w:firstRowLastColumn="0" w:lastRowFirstColumn="0" w:lastRowLastColumn="0"/>
+            </w:pPr>
+            <w:r>
+              <w:t>TEXT</w:t>
+            </w:r>
+          </w:p>
+        </w:tc>
+        <w:tc>
+          <w:tcPr>
+            <w:tcW w:w="4770" w:type="dxa"/>
+            <w:hideMark/>
+          </w:tcPr>
+          <w:p>
+            <w:pPr>
+              <w:spacing w:line="278" w:lineRule="auto"/>
+              <w:cnfStyle w:val="000000100000" w:firstRow="0" w:lastRow="0" w:firstColumn="0" w:lastColumn="0" w:oddVBand="0" w:evenVBand="0" w:oddHBand="1" w:evenHBand="0" w:firstRowFirstColumn="0" w:firstRowLastColumn="0" w:lastRowFirstColumn="0" w:lastRowLastColumn="0"/>
+            </w:pPr>
+            <w:r>
+              <w:t>Customer query</w:t>
+            </w:r>
+          </w:p>
+        </w:tc>
+      </w:tr>
+      <w:tr>
+        <w:tc>
+          <w:tcPr>
+            <w:cnfStyle w:val="001000000000" w:firstRow="0" w:lastRow="0" w:firstColumn="1" w:lastColumn="0" w:oddVBand="0" w:evenVBand="0" w:oddHBand="0" w:evenHBand="0" w:firstRowFirstColumn="0" w:firstRowLastColumn="0" w:lastRowFirstColumn="0" w:lastRowLastColumn="0"/>
+            <w:tcW w:w="2605" w:type="dxa"/>
+            <w:hideMark/>
+          </w:tcPr>
+          <w:p>
+            <w:pPr>
+              <w:spacing w:line="278" w:lineRule="auto"/>
+            </w:pPr>
+            <w:r>
+              <w:t>ai_response</w:t>
+            </w:r>
+          </w:p>
+        </w:tc>
+        <w:tc>
+          <w:tcPr>
+            <w:tcW w:w="1980" w:type="dxa"/>
+            <w:hideMark/>
+          </w:tcPr>
+          <w:p>
+            <w:pPr>
+              <w:spacing w:line="278" w:lineRule="auto"/>
+              <w:cnfStyle w:val="000000000000" w:firstRow="0" w:lastRow="0" w:firstColumn="0" w:lastColumn="0" w:oddVBand="0" w:evenVBand="0" w:oddHBand="0" w:evenHBand="0" w:firstRowFirstColumn="0" w:firstRowLastColumn="0" w:lastRowFirstColumn="0" w:lastRowLastColumn="0"/>
+            </w:pPr>
+            <w:r>
+              <w:t>TEXT</w:t>
+            </w:r>
+          </w:p>
+        </w:tc>
+        <w:tc>
+          <w:tcPr>
+            <w:tcW w:w="4770" w:type="dxa"/>
+            <w:hideMark/>
+          </w:tcPr>
+          <w:p>
+            <w:pPr>
+              <w:spacing w:line="278" w:lineRule="auto"/>
+              <w:cnfStyle w:val="000000000000" w:firstRow="0" w:lastRow="0" w:firstColumn="0" w:lastColumn="0" w:oddVBand="0" w:evenVBand="0" w:oddHBand="0" w:evenHBand="0" w:firstRowFirstColumn="0" w:firstRowLastColumn="0" w:lastRowFirstColumn="0" w:lastRowLastColumn="0"/>
+            </w:pPr>
+            <w:r>
+              <w:t>Assistant reply</w:t>
+            </w:r>
+          </w:p>
+        </w:tc>
+      </w:tr>
+      <w:tr>
+        <w:trPr>
+          <w:cnfStyle w:val="000000100000" w:firstRow="0" w:lastRow="0" w:firstColumn="0" w:lastColumn="0" w:oddVBand="0" w:evenVBand="0" w:oddHBand="1" w:evenHBand="0" w:firstRowFirstColumn="0" w:firstRowLastColumn="0" w:lastRowFirstColumn="0" w:lastRowLastColumn="0"/>
+        </w:trPr>
+        <w:tc>
+          <w:tcPr>
+            <w:cnfStyle w:val="001000000000" w:firstRow="0" w:lastRow="0" w:firstColumn="1" w:lastColumn="0" w:oddVBand="0" w:evenVBand="0" w:oddHBand="0" w:evenHBand="0" w:firstRowFirstColumn="0" w:firstRowLastColumn="0" w:lastRowFirstColumn="0" w:lastRowLastColumn="0"/>
+            <w:tcW w:w="2605" w:type="dxa"/>
+            <w:hideMark/>
+          </w:tcPr>
+          <w:p>
+            <w:pPr>
+              <w:spacing w:line="278" w:lineRule="auto"/>
+            </w:pPr>
+            <w:r>
+              <w:t>timestamp</w:t>
+            </w:r>
+          </w:p>
+        </w:tc>
+        <w:tc>
+          <w:tcPr>
+            <w:tcW w:w="1980" w:type="dxa"/>
+            <w:hideMark/>
+          </w:tcPr>
+          <w:p>
+            <w:pPr>
+              <w:spacing w:line="278" w:lineRule="auto"/>
+              <w:cnfStyle w:val="000000100000" w:firstRow="0" w:lastRow="0" w:firstColumn="0" w:lastColumn="0" w:oddVBand="0" w:evenVBand="0" w:oddHBand="1" w:evenHBand="0" w:firstRowFirstColumn="0" w:firstRowLastColumn="0" w:lastRowFirstColumn="0" w:lastRowLastColumn="0"/>
+            </w:pPr>
+            <w:r>
+              <w:t>TIMESTAMP</w:t>
+            </w:r>
+          </w:p>
+        </w:tc>
+        <w:tc>
+          <w:tcPr>
+            <w:tcW w:w="4770" w:type="dxa"/>
+            <w:hideMark/>
+          </w:tcPr>
+          <w:p>
+            <w:pPr>
+              <w:spacing w:line="278" w:lineRule="auto"/>
+              <w:cnfStyle w:val="000000100000" w:firstRow="0" w:lastRow="0" w:firstColumn="0" w:lastColumn="0" w:oddVBand="0" w:evenVBand="0" w:oddHBand="1" w:evenHBand="0" w:firstRowFirstColumn="0" w:firstRowLastColumn="0" w:lastRowFirstColumn="0" w:lastRowLastColumn="0"/>
+            </w:pPr>
+            <w:r>
+              <w:t>Interaction time</w:t>
+            </w:r>
+          </w:p>
+        </w:tc>
+      </w:tr>
+    </w:tbl>
+    <w:p>
+      <w:pPr>
+        <w:spacing w:before="240" w:after="0" w:line="278" w:lineRule="auto"/>
+      </w:pPr>
+    </w:p>
+    <w:p>
+      <w:pPr>
+        <w:spacing w:line="278" w:lineRule="auto"/>
+        <w:rPr>
+          <w:rFonts w:eastAsiaTheme="majorEastAsia" w:cstheme="majorBidi"/>
+          <w:b/>
+          <w:color w:val="000000" w:themeColor="text1"/>
+          <w:spacing w:val="-10"/>
+          <w:kern w:val="28"/>
+          <w:szCs w:val="56"/>
+        </w:rPr>
+      </w:pPr>
+      <w:r>
+        <w:br w:type="page"/>
+      </w:r>
+    </w:p>
+    <w:p>
+      <w:pPr>
+        <w:pStyle w:val="Title"/>
+      </w:pPr>
+      <w:r>
+        <w:lastRenderedPageBreak/>
+        <w:t>Analytics Report</w:t>
+      </w:r>
+    </w:p>
+    <w:tbl>
+      <w:tblPr>
+        <w:tblStyle w:val="PlainTable1"/>
+        <w:tblW w:w="9355" w:type="dxa"/>
+        <w:tblLayout w:type="fixed"/>
+        <w:tblCellMar>
+          <w:top w:w="72" w:type="dxa"/>
+          <w:bottom w:w="72" w:type="dxa"/>
+        </w:tblCellMar>
+        <w:tblLook w:val="04A0" w:firstRow="1" w:lastRow="0" w:firstColumn="1" w:lastColumn="0" w:noHBand="0" w:noVBand="1"/>
+      </w:tblPr>
+      <w:tblGrid>
+        <w:gridCol w:w="2605"/>
+        <w:gridCol w:w="1980"/>
+        <w:gridCol w:w="4770"/>
+      </w:tblGrid>
+      <w:tr>
+        <w:trPr>
+          <w:cnfStyle w:val="100000000000" w:firstRow="1" w:lastRow="0" w:firstColumn="0" w:lastColumn="0" w:oddVBand="0" w:evenVBand="0" w:oddHBand="0" w:evenHBand="0" w:firstRowFirstColumn="0" w:firstRowLastColumn="0" w:lastRowFirstColumn="0" w:lastRowLastColumn="0"/>
+        </w:trPr>
+        <w:tc>
+          <w:tcPr>
+            <w:cnfStyle w:val="001000000000" w:firstRow="0" w:lastRow="0" w:firstColumn="1" w:lastColumn="0" w:oddVBand="0" w:evenVBand="0" w:oddHBand="0" w:evenHBand="0" w:firstRowFirstColumn="0" w:firstRowLastColumn="0" w:lastRowFirstColumn="0" w:lastRowLastColumn="0"/>
+            <w:tcW w:w="2605" w:type="dxa"/>
+            <w:hideMark/>
+          </w:tcPr>
+          <w:p>
+            <w:pPr>
+              <w:spacing w:line="278" w:lineRule="auto"/>
+            </w:pPr>
+            <w:r>
+              <w:t>Attribute</w:t>
+            </w:r>
+          </w:p>
+        </w:tc>
+        <w:tc>
+          <w:tcPr>
+            <w:tcW w:w="1980" w:type="dxa"/>
+            <w:hideMark/>
+          </w:tcPr>
+          <w:p>
+            <w:pPr>
+              <w:spacing w:line="278" w:lineRule="auto"/>
+              <w:cnfStyle w:val="100000000000" w:firstRow="1" w:lastRow="0" w:firstColumn="0" w:lastColumn="0" w:oddVBand="0" w:evenVBand="0" w:oddHBand="0" w:evenHBand="0" w:firstRowFirstColumn="0" w:firstRowLastColumn="0" w:lastRowFirstColumn="0" w:lastRowLastColumn="0"/>
+            </w:pPr>
+            <w:r>
+              <w:t>Data Type</w:t>
+            </w:r>
+          </w:p>
+        </w:tc>
+        <w:tc>
+          <w:tcPr>
+            <w:tcW w:w="4770" w:type="dxa"/>
+            <w:hideMark/>
+          </w:tcPr>
+          <w:p>
+            <w:pPr>
+              <w:spacing w:line="278" w:lineRule="auto"/>
+              <w:cnfStyle w:val="100000000000" w:firstRow="1" w:lastRow="0" w:firstColumn="0" w:lastColumn="0" w:oddVBand="0" w:evenVBand="0" w:oddHBand="0" w:evenHBand="0" w:firstRowFirstColumn="0" w:firstRowLastColumn="0" w:lastRowFirstColumn="0" w:lastRowLastColumn="0"/>
+            </w:pPr>
+            <w:r>
+              <w:t>Description</w:t>
+            </w:r>
+          </w:p>
+        </w:tc>
+      </w:tr>
+      <w:tr>
+        <w:trPr>
+          <w:cnfStyle w:val="000000100000" w:firstRow="0" w:lastRow="0" w:firstColumn="0" w:lastColumn="0" w:oddVBand="0" w:evenVBand="0" w:oddHBand="1" w:evenHBand="0" w:firstRowFirstColumn="0" w:firstRowLastColumn="0" w:lastRowFirstColumn="0" w:lastRowLastColumn="0"/>
+        </w:trPr>
+        <w:tc>
+          <w:tcPr>
+            <w:cnfStyle w:val="001000000000" w:firstRow="0" w:lastRow="0" w:firstColumn="1" w:lastColumn="0" w:oddVBand="0" w:evenVBand="0" w:oddHBand="0" w:evenHBand="0" w:firstRowFirstColumn="0" w:firstRowLastColumn="0" w:lastRowFirstColumn="0" w:lastRowLastColumn="0"/>
+            <w:tcW w:w="2605" w:type="dxa"/>
+            <w:hideMark/>
+          </w:tcPr>
+          <w:p>
+            <w:pPr>
+              <w:spacing w:line="278" w:lineRule="auto"/>
+            </w:pPr>
+            <w:r>
+              <w:t>report_id</w:t>
+            </w:r>
+          </w:p>
+        </w:tc>
+        <w:tc>
+          <w:tcPr>
+            <w:tcW w:w="1980" w:type="dxa"/>
+            <w:hideMark/>
+          </w:tcPr>
+          <w:p>
+            <w:pPr>
+              <w:spacing w:line="278" w:lineRule="auto"/>
+              <w:cnfStyle w:val="000000100000" w:firstRow="0" w:lastRow="0" w:firstColumn="0" w:lastColumn="0" w:oddVBand="0" w:evenVBand="0" w:oddHBand="1" w:evenHBand="0" w:firstRowFirstColumn="0" w:firstRowLastColumn="0" w:lastRowFirstColumn="0" w:lastRowLastColumn="0"/>
+            </w:pPr>
+            <w:r>
+              <w:t>UUID</w:t>
+            </w:r>
+          </w:p>
+        </w:tc>
+        <w:tc>
+          <w:tcPr>
+            <w:tcW w:w="4770" w:type="dxa"/>
+            <w:hideMark/>
+          </w:tcPr>
+          <w:p>
+            <w:pPr>
+              <w:spacing w:line="278" w:lineRule="auto"/>
+              <w:cnfStyle w:val="000000100000" w:firstRow="0" w:lastRow="0" w:firstColumn="0" w:lastColumn="0" w:oddVBand="0" w:evenVBand="0" w:oddHBand="1" w:evenHBand="0" w:firstRowFirstColumn="0" w:firstRowLastColumn="0" w:lastRowFirstColumn="0" w:lastRowLastColumn="0"/>
+            </w:pPr>
+            <w:r>
+              <w:t>Report identifier</w:t>
+            </w:r>
+          </w:p>
+        </w:tc>
+      </w:tr>
+      <w:tr>
+        <w:tc>
+          <w:tcPr>
+            <w:cnfStyle w:val="001000000000" w:firstRow="0" w:lastRow="0" w:firstColumn="1" w:lastColumn="0" w:oddVBand="0" w:evenVBand="0" w:oddHBand="0" w:evenHBand="0" w:firstRowFirstColumn="0" w:firstRowLastColumn="0" w:lastRowFirstColumn="0" w:lastRowLastColumn="0"/>
+            <w:tcW w:w="2605" w:type="dxa"/>
+            <w:hideMark/>
+          </w:tcPr>
+          <w:p>
+            <w:pPr>
+              <w:spacing w:line="278" w:lineRule="auto"/>
+            </w:pPr>
+            <w:r>
+              <w:t>report_name</w:t>
+            </w:r>
+          </w:p>
+        </w:tc>
+        <w:tc>
+          <w:tcPr>
+            <w:tcW w:w="1980" w:type="dxa"/>
+            <w:hideMark/>
+          </w:tcPr>
+          <w:p>
+            <w:pPr>
+              <w:spacing w:line="278" w:lineRule="auto"/>
+              <w:cnfStyle w:val="000000000000" w:firstRow="0" w:lastRow="0" w:firstColumn="0" w:lastColumn="0" w:oddVBand="0" w:evenVBand="0" w:oddHBand="0" w:evenHBand="0" w:firstRowFirstColumn="0" w:firstRowLastColumn="0" w:lastRowFirstColumn="0" w:lastRowLastColumn="0"/>
+            </w:pPr>
+            <w:r>
+              <w:t>VARCHAR</w:t>
+            </w:r>
+            <w:r>
+              <w:t xml:space="preserve"> </w:t>
+            </w:r>
+            <w:r>
+              <w:t>(100)</w:t>
+            </w:r>
+          </w:p>
+        </w:tc>
+        <w:tc>
+          <w:tcPr>
+            <w:tcW w:w="4770" w:type="dxa"/>
+            <w:hideMark/>
+          </w:tcPr>
+          <w:p>
+            <w:pPr>
+              <w:spacing w:line="278" w:lineRule="auto"/>
+              <w:cnfStyle w:val="000000000000" w:firstRow="0" w:lastRow="0" w:firstColumn="0" w:lastColumn="0" w:oddVBand="0" w:evenVBand="0" w:oddHBand="0" w:evenHBand="0" w:firstRowFirstColumn="0" w:firstRowLastColumn="0" w:lastRowFirstColumn="0" w:lastRowLastColumn="0"/>
+            </w:pPr>
+            <w:r>
+              <w:t>Report title</w:t>
+            </w:r>
+          </w:p>
+        </w:tc>
+      </w:tr>
+      <w:tr>
+        <w:trPr>
+          <w:cnfStyle w:val="000000100000" w:firstRow="0" w:lastRow="0" w:firstColumn="0" w:lastColumn="0" w:oddVBand="0" w:evenVBand="0" w:oddHBand="1" w:evenHBand="0" w:firstRowFirstColumn="0" w:firstRowLastColumn="0" w:lastRowFirstColumn="0" w:lastRowLastColumn="0"/>
+        </w:trPr>
+        <w:tc>
+          <w:tcPr>
+            <w:cnfStyle w:val="001000000000" w:firstRow="0" w:lastRow="0" w:firstColumn="1" w:lastColumn="0" w:oddVBand="0" w:evenVBand="0" w:oddHBand="0" w:evenHBand="0" w:firstRowFirstColumn="0" w:firstRowLastColumn="0" w:lastRowFirstColumn="0" w:lastRowLastColumn="0"/>
+            <w:tcW w:w="2605" w:type="dxa"/>
+            <w:hideMark/>
+          </w:tcPr>
+          <w:p>
+            <w:pPr>
+              <w:spacing w:line="278" w:lineRule="auto"/>
+            </w:pPr>
+            <w:r>
+              <w:t>report_type</w:t>
+            </w:r>
+          </w:p>
+        </w:tc>
+        <w:tc>
+          <w:tcPr>
+            <w:tcW w:w="1980" w:type="dxa"/>
+            <w:hideMark/>
+          </w:tcPr>
+          <w:p>
+            <w:pPr>
+              <w:spacing w:line="278" w:lineRule="auto"/>
+              <w:cnfStyle w:val="000000100000" w:firstRow="0" w:lastRow="0" w:firstColumn="0" w:lastColumn="0" w:oddVBand="0" w:evenVBand="0" w:oddHBand="1" w:evenHBand="0" w:firstRowFirstColumn="0" w:firstRowLastColumn="0" w:lastRowFirstColumn="0" w:lastRowLastColumn="0"/>
+            </w:pPr>
+            <w:r>
+              <w:t>VARCHAR</w:t>
+            </w:r>
+            <w:r>
+              <w:t xml:space="preserve"> </w:t>
+            </w:r>
+            <w:r>
+              <w:t>(50)</w:t>
+            </w:r>
+          </w:p>
+        </w:tc>
+        <w:tc>
+          <w:tcPr>
+            <w:tcW w:w="4770" w:type="dxa"/>
+            <w:hideMark/>
+          </w:tcPr>
+          <w:p>
+            <w:pPr>
+              <w:spacing w:line="278" w:lineRule="auto"/>
+              <w:cnfStyle w:val="000000100000" w:firstRow="0" w:lastRow="0" w:firstColumn="0" w:lastColumn="0" w:oddVBand="0" w:evenVBand="0" w:oddHBand="1" w:evenHBand="0" w:firstRowFirstColumn="0" w:firstRowLastColumn="0" w:lastRowFirstColumn="0" w:lastRowLastColumn="0"/>
+            </w:pPr>
+            <w:r>
+              <w:t>Reservation, Revenue, Fleet, etc.</w:t>
+            </w:r>
+          </w:p>
+        </w:tc>
+      </w:tr>
+      <w:tr>
+        <w:tc>
+          <w:tcPr>
+            <w:cnfStyle w:val="001000000000" w:firstRow="0" w:lastRow="0" w:firstColumn="1" w:lastColumn="0" w:oddVBand="0" w:evenVBand="0" w:oddHBand="0" w:evenHBand="0" w:firstRowFirstColumn="0" w:firstRowLastColumn="0" w:lastRowFirstColumn="0" w:lastRowLastColumn="0"/>
+            <w:tcW w:w="2605" w:type="dxa"/>
+            <w:hideMark/>
+          </w:tcPr>
+          <w:p>
+            <w:pPr>
+              <w:spacing w:line="278" w:lineRule="auto"/>
+            </w:pPr>
+            <w:r>
+              <w:t>generated_by</w:t>
+            </w:r>
+          </w:p>
+        </w:tc>
+        <w:tc>
+          <w:tcPr>
+            <w:tcW w:w="1980" w:type="dxa"/>
+            <w:hideMark/>
+          </w:tcPr>
+          <w:p>
+            <w:pPr>
+              <w:spacing w:line="278" w:lineRule="auto"/>
+              <w:cnfStyle w:val="000000000000" w:firstRow="0" w:lastRow="0" w:firstColumn="0" w:lastColumn="0" w:oddVBand="0" w:evenVBand="0" w:oddHBand="0" w:evenHBand="0" w:firstRowFirstColumn="0" w:firstRowLastColumn="0" w:lastRowFirstColumn="0" w:lastRowLastColumn="0"/>
+            </w:pPr>
+            <w:r>
+              <w:t>UUID (FK)</w:t>
+            </w:r>
+          </w:p>
+        </w:tc>
+        <w:tc>
+          <w:tcPr>
+            <w:tcW w:w="4770" w:type="dxa"/>
+            <w:hideMark/>
+          </w:tcPr>
+          <w:p>
+            <w:pPr>
+              <w:spacing w:line="278" w:lineRule="auto"/>
+              <w:cnfStyle w:val="000000000000" w:firstRow="0" w:lastRow="0" w:firstColumn="0" w:lastColumn="0" w:oddVBand="0" w:evenVBand="0" w:oddHBand="0" w:evenHBand="0" w:firstRowFirstColumn="0" w:firstRowLastColumn="0" w:lastRowFirstColumn="0" w:lastRowLastColumn="0"/>
+            </w:pPr>
+            <w:r>
+              <w:t>Administrator</w:t>
+            </w:r>
+          </w:p>
+        </w:tc>
+      </w:tr>
+      <w:tr>
+        <w:trPr>
+          <w:cnfStyle w:val="000000100000" w:firstRow="0" w:lastRow="0" w:firstColumn="0" w:lastColumn="0" w:oddVBand="0" w:evenVBand="0" w:oddHBand="1" w:evenHBand="0" w:firstRowFirstColumn="0" w:firstRowLastColumn="0" w:lastRowFirstColumn="0" w:lastRowLastColumn="0"/>
+        </w:trPr>
+        <w:tc>
+          <w:tcPr>
+            <w:cnfStyle w:val="001000000000" w:firstRow="0" w:lastRow="0" w:firstColumn="1" w:lastColumn="0" w:oddVBand="0" w:evenVBand="0" w:oddHBand="0" w:evenHBand="0" w:firstRowFirstColumn="0" w:firstRowLastColumn="0" w:lastRowFirstColumn="0" w:lastRowLastColumn="0"/>
+            <w:tcW w:w="2605" w:type="dxa"/>
+            <w:hideMark/>
+          </w:tcPr>
+          <w:p>
+            <w:pPr>
+              <w:spacing w:line="278" w:lineRule="auto"/>
+            </w:pPr>
+            <w:r>
+              <w:t>generated_at</w:t>
+            </w:r>
+          </w:p>
+        </w:tc>
+        <w:tc>
+          <w:tcPr>
+            <w:tcW w:w="1980" w:type="dxa"/>
+            <w:hideMark/>
+          </w:tcPr>
+          <w:p>
+            <w:pPr>
+              <w:spacing w:line="278" w:lineRule="auto"/>
+              <w:cnfStyle w:val="000000100000" w:firstRow="0" w:lastRow="0" w:firstColumn="0" w:lastColumn="0" w:oddVBand="0" w:evenVBand="0" w:oddHBand="1" w:evenHBand="0" w:firstRowFirstColumn="0" w:firstRowLastColumn="0" w:lastRowFirstColumn="0" w:lastRowLastColumn="0"/>
+            </w:pPr>
+            <w:r>
+              <w:t>TIMESTAMP</w:t>
+            </w:r>
+          </w:p>
+        </w:tc>
+        <w:tc>
+          <w:tcPr>
+            <w:tcW w:w="4770" w:type="dxa"/>
+            <w:hideMark/>
+          </w:tcPr>
+          <w:p>
+            <w:pPr>
+              <w:spacing w:line="278" w:lineRule="auto"/>
+              <w:cnfStyle w:val="000000100000" w:firstRow="0" w:lastRow="0" w:firstColumn="0" w:lastColumn="0" w:oddVBand="0" w:evenVBand="0" w:oddHBand="1" w:evenHBand="0" w:firstRowFirstColumn="0" w:firstRowLastColumn="0" w:lastRowFirstColumn="0" w:lastRowLastColumn="0"/>
+            </w:pPr>
+            <w:r>
+              <w:t>Generation time</w:t>
+            </w:r>
+          </w:p>
+        </w:tc>
+      </w:tr>
+      <w:tr>
+        <w:tc>
+          <w:tcPr>
+            <w:cnfStyle w:val="001000000000" w:firstRow="0" w:lastRow="0" w:firstColumn="1" w:lastColumn="0" w:oddVBand="0" w:evenVBand="0" w:oddHBand="0" w:evenHBand="0" w:firstRowFirstColumn="0" w:firstRowLastColumn="0" w:lastRowFirstColumn="0" w:lastRowLastColumn="0"/>
+            <w:tcW w:w="2605" w:type="dxa"/>
+            <w:hideMark/>
+          </w:tcPr>
+          <w:p>
+            <w:pPr>
+              <w:spacing w:line="278" w:lineRule="auto"/>
+            </w:pPr>
+            <w:r>
+              <w:t>report_data</w:t>
+            </w:r>
+          </w:p>
+        </w:tc>
+        <w:tc>
+          <w:tcPr>
+            <w:tcW w:w="1980" w:type="dxa"/>
+            <w:hideMark/>
+          </w:tcPr>
+          <w:p>
+            <w:pPr>
+              <w:spacing w:line="278" w:lineRule="auto"/>
+              <w:cnfStyle w:val="000000000000" w:firstRow="0" w:lastRow="0" w:firstColumn="0" w:lastColumn="0" w:oddVBand="0" w:evenVBand="0" w:oddHBand="0" w:evenHBand="0" w:firstRowFirstColumn="0" w:firstRowLastColumn="0" w:lastRowFirstColumn="0" w:lastRowLastColumn="0"/>
+            </w:pPr>
+            <w:r>
+              <w:t>JSON</w:t>
+            </w:r>
+          </w:p>
+        </w:tc>
+        <w:tc>
+          <w:tcPr>
+            <w:tcW w:w="4770" w:type="dxa"/>
+            <w:hideMark/>
+          </w:tcPr>
+          <w:p>
+            <w:pPr>
+              <w:spacing w:line="278" w:lineRule="auto"/>
+              <w:cnfStyle w:val="000000000000" w:firstRow="0" w:lastRow="0" w:firstColumn="0" w:lastColumn="0" w:oddVBand="0" w:evenVBand="0" w:oddHBand="0" w:evenHBand="0" w:firstRowFirstColumn="0" w:firstRowLastColumn="0" w:lastRowFirstColumn="0" w:lastRowLastColumn="0"/>
+            </w:pPr>
+            <w:r>
+              <w:t>Analytical results</w:t>
+            </w:r>
+          </w:p>
+        </w:tc>
+      </w:tr>
+    </w:tbl>
+    <w:p>
+      <w:pPr>
+        <w:spacing w:before="240" w:after="0" w:line="278" w:lineRule="auto"/>
+      </w:pPr>
+    </w:p>
+    <w:p>
+      <w:pPr>
+        <w:spacing w:before="240" w:after="0" w:line="278" w:lineRule="auto"/>
+      </w:pPr>
+      <w:r>
+        <w:t>These entity descriptions form the basis upon which the following database designs are carried out, through the development of relationships, normalization, ER diagrams, and relational database schemas.</w:t>
+      </w:r>
     </w:p>
     <w:sectPr>
       <w:pgSz w:w="11906" w:h="16838" w:code="9"/>

--- a/Database/Database Design.docx
+++ b/Database/Database Design.docx
@@ -6710,6 +6710,381 @@
       <w:r>
         <w:t>These entity descriptions form the basis upon which the following database designs are carried out, through the development of relationships, normalization, ER diagrams, and relational database schemas.</w:t>
       </w:r>
+    </w:p>
+    <w:p>
+      <w:pPr>
+        <w:spacing w:line="278" w:lineRule="auto"/>
+      </w:pPr>
+      <w:r>
+        <w:br w:type="page"/>
+      </w:r>
+    </w:p>
+    <w:p>
+      <w:pPr>
+        <w:pStyle w:val="Heading2"/>
+      </w:pPr>
+      <w:r>
+        <w:lastRenderedPageBreak/>
+        <w:t>2. Relationship Modeling</w:t>
+      </w:r>
+    </w:p>
+    <w:p>
+      <w:pPr>
+        <w:pStyle w:val="Heading3"/>
+      </w:pPr>
+      <w:r>
+        <w:t>2.1 Relationship Analysis</w:t>
+      </w:r>
+    </w:p>
+    <w:p>
+      <w:pPr>
+        <w:spacing w:before="240" w:after="0" w:line="278" w:lineRule="auto"/>
+      </w:pPr>
+      <w:r>
+        <w:t xml:space="preserve">Relation modeling explains the way in which the main entities of the KriGo database relate to each other. The relations represent business rules that are developed during system analysis to ensure data consistency and logical connections between different pieces of data. </w:t>
+      </w:r>
+    </w:p>
+    <w:p>
+      <w:pPr>
+        <w:spacing w:after="0" w:line="278" w:lineRule="auto"/>
+      </w:pPr>
+      <w:r>
+        <w:t>Foreign keys are used to maintain the concept of referential integrity and avoid incorrect links between related entities. Relations between the entities support the key business processes of the platform, such as managing users, renting cars, processing payments, managing agencies, collecting feedback, handling disputes, using artificial intelligence, and analyzing results.</w:t>
+      </w:r>
+    </w:p>
+    <w:p>
+      <w:pPr>
+        <w:spacing w:line="278" w:lineRule="auto"/>
+      </w:pPr>
+      <w:r>
+        <w:t>The principal relationships within the KriGo database are described below.</w:t>
+      </w:r>
+    </w:p>
+    <w:p>
+      <w:pPr>
+        <w:pStyle w:val="Title"/>
+      </w:pPr>
+      <w:r>
+        <w:t>User – Customer</w:t>
+      </w:r>
+    </w:p>
+    <w:p>
+      <w:pPr>
+        <w:spacing w:line="278" w:lineRule="auto"/>
+      </w:pPr>
+      <w:r>
+        <w:t>Each customer account is associated with exactly one user account that stores authentication and profile information. A user account representing a customer cannot exist without the corresponding customer profile.</w:t>
+      </w:r>
+    </w:p>
+    <w:p>
+      <w:pPr>
+        <w:pStyle w:val="Title"/>
+      </w:pPr>
+      <w:r>
+        <w:t>User – Agency</w:t>
+      </w:r>
+    </w:p>
+    <w:p>
+      <w:pPr>
+        <w:spacing w:line="278" w:lineRule="auto"/>
+      </w:pPr>
+      <w:r>
+        <w:t>Each rental agency is linked to a user account responsible for authentication and account management. The agency entity stores business-specific information, while the user entity manages login credentials and account status.</w:t>
+      </w:r>
+    </w:p>
+    <w:p>
+      <w:pPr>
+        <w:pStyle w:val="Title"/>
+      </w:pPr>
+      <w:r>
+        <w:t>Agency – Branch</w:t>
+      </w:r>
+    </w:p>
+    <w:p>
+      <w:pPr>
+        <w:spacing w:line="278" w:lineRule="auto"/>
+      </w:pPr>
+      <w:r>
+        <w:t>A rental agency may operate one or more branches across different locations. Each branch belongs to one and only one agency.</w:t>
+      </w:r>
+    </w:p>
+    <w:p>
+      <w:pPr>
+        <w:pStyle w:val="Title"/>
+      </w:pPr>
+      <w:r>
+        <w:t>Branch – Employee</w:t>
+      </w:r>
+    </w:p>
+    <w:p>
+      <w:pPr>
+        <w:spacing w:line="278" w:lineRule="auto"/>
+      </w:pPr>
+      <w:r>
+        <w:t>Each branch employs multiple staff members responsible for daily operations. Every employee is assigned to a single branch.</w:t>
+      </w:r>
+    </w:p>
+    <w:p>
+      <w:pPr>
+        <w:pStyle w:val="Title"/>
+      </w:pPr>
+      <w:r>
+        <w:t>Agency – Vehicle</w:t>
+      </w:r>
+    </w:p>
+    <w:p>
+      <w:pPr>
+        <w:spacing w:line="278" w:lineRule="auto"/>
+      </w:pPr>
+      <w:r>
+        <w:t>Each rental agency owns and manages multiple vehicles. Every vehicle belongs to a single agency throughout its operational lifecycle.</w:t>
+      </w:r>
+    </w:p>
+    <w:p>
+      <w:pPr>
+        <w:pStyle w:val="Title"/>
+      </w:pPr>
+      <w:r>
+        <w:t>Branch – Vehicle</w:t>
+      </w:r>
+    </w:p>
+    <w:p>
+      <w:pPr>
+        <w:spacing w:after="0" w:line="278" w:lineRule="auto"/>
+      </w:pPr>
+      <w:r>
+        <w:t>Vehicles are assigned to branches from which customers collect and return them. Although a branch may manage many vehicles, each vehicle is assigned to one branch at any given time.</w:t>
+      </w:r>
+    </w:p>
+    <w:p>
+      <w:pPr>
+        <w:pStyle w:val="Title"/>
+      </w:pPr>
+      <w:r>
+        <w:t>Customer – Reservation</w:t>
+      </w:r>
+    </w:p>
+    <w:p>
+      <w:pPr>
+        <w:spacing w:line="278" w:lineRule="auto"/>
+      </w:pPr>
+      <w:r>
+        <w:t>Customers may create multiple reservations over time. Each reservation belongs to one customer.</w:t>
+      </w:r>
+    </w:p>
+    <w:p>
+      <w:pPr>
+        <w:spacing w:line="278" w:lineRule="auto"/>
+        <w:rPr>
+          <w:rFonts w:eastAsiaTheme="majorEastAsia" w:cstheme="majorBidi"/>
+          <w:b/>
+          <w:color w:val="000000" w:themeColor="text1"/>
+          <w:spacing w:val="-10"/>
+          <w:kern w:val="28"/>
+          <w:szCs w:val="56"/>
+        </w:rPr>
+      </w:pPr>
+      <w:r>
+        <w:br w:type="page"/>
+      </w:r>
+    </w:p>
+    <w:p>
+      <w:pPr>
+        <w:pStyle w:val="Title"/>
+      </w:pPr>
+      <w:r>
+        <w:lastRenderedPageBreak/>
+        <w:t>Vehicle – Reservation</w:t>
+      </w:r>
+    </w:p>
+    <w:p>
+      <w:pPr>
+        <w:spacing w:line="278" w:lineRule="auto"/>
+      </w:pPr>
+      <w:r>
+        <w:t>A vehicle may be reserved many times throughout its lifetime, but each reservation references only one vehicle.</w:t>
+      </w:r>
+    </w:p>
+    <w:p>
+      <w:pPr>
+        <w:pStyle w:val="Title"/>
+      </w:pPr>
+      <w:r>
+        <w:t>Reservation – Payment</w:t>
+      </w:r>
+    </w:p>
+    <w:p>
+      <w:pPr>
+        <w:spacing w:line="278" w:lineRule="auto"/>
+      </w:pPr>
+      <w:r>
+        <w:t>Every reservation generates a payment transaction. Depending on the business rules, a reservation typically has one associated payment record, while each payment belongs to one reservation.</w:t>
+      </w:r>
+    </w:p>
+    <w:p>
+      <w:pPr>
+        <w:pStyle w:val="Title"/>
+      </w:pPr>
+      <w:r>
+        <w:t>Reservation – Review</w:t>
+      </w:r>
+    </w:p>
+    <w:p>
+      <w:pPr>
+        <w:spacing w:line="278" w:lineRule="auto"/>
+      </w:pPr>
+      <w:r>
+        <w:t>Customers may submit one review after completing a reservation. Each review is associated with a single completed reservation.</w:t>
+      </w:r>
+    </w:p>
+    <w:p>
+      <w:pPr>
+        <w:pStyle w:val="Title"/>
+      </w:pPr>
+      <w:r>
+        <w:t>Customer – Review</w:t>
+      </w:r>
+    </w:p>
+    <w:p>
+      <w:pPr>
+        <w:spacing w:line="278" w:lineRule="auto"/>
+      </w:pPr>
+      <w:r>
+        <w:t>A customer may write multiple reviews for different completed reservations, while each review is authored by only one customer.</w:t>
+      </w:r>
+    </w:p>
+    <w:p>
+      <w:pPr>
+        <w:pStyle w:val="Title"/>
+      </w:pPr>
+      <w:r>
+        <w:t>Reservation – Dispute</w:t>
+      </w:r>
+    </w:p>
+    <w:p>
+      <w:pPr>
+        <w:spacing w:after="0" w:line="278" w:lineRule="auto"/>
+      </w:pPr>
+      <w:r>
+        <w:t xml:space="preserve">A reservation may generate zero or more disputes during or after the rental period. Every dispute </w:t>
+      </w:r>
+      <w:r>
+        <w:t>reference</w:t>
+      </w:r>
+      <w:r>
+        <w:t>s</w:t>
+      </w:r>
+      <w:r>
+        <w:t xml:space="preserve"> one reservation.</w:t>
+      </w:r>
+    </w:p>
+    <w:p>
+      <w:pPr>
+        <w:spacing w:before="240" w:line="278" w:lineRule="auto"/>
+        <w:rPr>
+          <w:b/>
+          <w:bCs/>
+        </w:rPr>
+      </w:pPr>
+      <w:r>
+        <w:rPr>
+          <w:rStyle w:val="TitleChar"/>
+        </w:rPr>
+        <w:t>User – Notification</w:t>
+      </w:r>
+    </w:p>
+    <w:p>
+      <w:pPr>
+        <w:spacing w:line="278" w:lineRule="auto"/>
+      </w:pPr>
+      <w:r>
+        <w:t>The system may send multiple notifications to each user regarding reservations, payments, verification status, or other platform events. Every notification is delivered to one user.</w:t>
+      </w:r>
+    </w:p>
+    <w:p>
+      <w:pPr>
+        <w:pStyle w:val="Title"/>
+      </w:pPr>
+      <w:r>
+        <w:t>Customer – AI Recommendation</w:t>
+      </w:r>
+    </w:p>
+    <w:p>
+      <w:pPr>
+        <w:spacing w:line="278" w:lineRule="auto"/>
+      </w:pPr>
+      <w:r>
+        <w:t>The recommendation engine generates personalized vehicle recommendations for customers. Each recommendation belongs to one customer and references one recommended vehicle.</w:t>
+      </w:r>
+    </w:p>
+    <w:p>
+      <w:pPr>
+        <w:pStyle w:val="Title"/>
+      </w:pPr>
+      <w:r>
+        <w:t>Vehicle – AI Recommendation</w:t>
+      </w:r>
+    </w:p>
+    <w:p>
+      <w:pPr>
+        <w:spacing w:line="278" w:lineRule="auto"/>
+      </w:pPr>
+      <w:r>
+        <w:t>A vehicle may appear in many recommendation results generated for different customers.</w:t>
+      </w:r>
+    </w:p>
+    <w:p>
+      <w:pPr>
+        <w:pStyle w:val="Title"/>
+      </w:pPr>
+      <w:r>
+        <w:t>Customer – AI Conversation</w:t>
+      </w:r>
+    </w:p>
+    <w:p>
+      <w:pPr>
+        <w:spacing w:line="278" w:lineRule="auto"/>
+      </w:pPr>
+      <w:r>
+        <w:t>Customers may have multiple interactions with the AI assistant. Each conversation record belongs to one customer.</w:t>
+      </w:r>
+    </w:p>
+    <w:p>
+      <w:pPr>
+        <w:pStyle w:val="Title"/>
+      </w:pPr>
+      <w:r>
+        <w:t>User – Analytics Report</w:t>
+      </w:r>
+    </w:p>
+    <w:p>
+      <w:pPr>
+        <w:spacing w:after="0" w:line="278" w:lineRule="auto"/>
+      </w:pPr>
+      <w:r>
+        <w:t>System administrators generate analytical reports for monitoring platform performance. Each report is associated with the administrator who generated it</w:t>
+      </w:r>
+      <w:r>
+        <w:t>.</w:t>
+      </w:r>
+    </w:p>
+    <w:p>
+      <w:pPr>
+        <w:spacing w:line="278" w:lineRule="auto"/>
+      </w:pPr>
+      <w:r>
+        <w:br w:type="page"/>
+      </w:r>
+    </w:p>
+    <w:p>
+      <w:pPr>
+        <w:spacing w:after="0" w:line="278" w:lineRule="auto"/>
+      </w:pPr>
+    </w:p>
+    <w:p>
+      <w:pPr>
+        <w:spacing w:before="240" w:after="0" w:line="278" w:lineRule="auto"/>
+      </w:pPr>
     </w:p>
     <w:sectPr>
       <w:pgSz w:w="11906" w:h="16838" w:code="9"/>

--- a/Database/Database Design.docx
+++ b/Database/Database Design.docx
@@ -7066,6 +7066,1090 @@
       </w:r>
       <w:r>
         <w:t>.</w:t>
+      </w:r>
+    </w:p>
+    <w:p>
+      <w:pPr>
+        <w:spacing w:line="278" w:lineRule="auto"/>
+      </w:pPr>
+      <w:r>
+        <w:br w:type="page"/>
+      </w:r>
+    </w:p>
+    <w:p>
+      <w:pPr>
+        <w:pStyle w:val="Heading3"/>
+      </w:pPr>
+      <w:r>
+        <w:lastRenderedPageBreak/>
+        <w:t>2.2 Cardinality Definition</w:t>
+      </w:r>
+    </w:p>
+    <w:p>
+      <w:pPr>
+        <w:spacing w:line="278" w:lineRule="auto"/>
+      </w:pPr>
+      <w:r>
+        <w:t>Cardinality specifies the number of instances of one entity that may be associated with instances of another entity. The following table summarizes the cardinality constraints of the principal relationships in the KriGo database.</w:t>
+      </w:r>
+    </w:p>
+    <w:p>
+      <w:pPr>
+        <w:spacing w:line="278" w:lineRule="auto"/>
+      </w:pPr>
+    </w:p>
+    <w:tbl>
+      <w:tblPr>
+        <w:tblStyle w:val="PlainTable1"/>
+        <w:tblW w:w="0" w:type="auto"/>
+        <w:tblCellMar>
+          <w:top w:w="43" w:type="dxa"/>
+          <w:bottom w:w="43" w:type="dxa"/>
+        </w:tblCellMar>
+        <w:tblLook w:val="04A0" w:firstRow="1" w:lastRow="0" w:firstColumn="1" w:lastColumn="0" w:noHBand="0" w:noVBand="1"/>
+      </w:tblPr>
+      <w:tblGrid>
+        <w:gridCol w:w="3523"/>
+        <w:gridCol w:w="1403"/>
+        <w:gridCol w:w="4421"/>
+      </w:tblGrid>
+      <w:tr>
+        <w:trPr>
+          <w:cnfStyle w:val="100000000000" w:firstRow="1" w:lastRow="0" w:firstColumn="0" w:lastColumn="0" w:oddVBand="0" w:evenVBand="0" w:oddHBand="0" w:evenHBand="0" w:firstRowFirstColumn="0" w:firstRowLastColumn="0" w:lastRowFirstColumn="0" w:lastRowLastColumn="0"/>
+          <w:trHeight w:val="489"/>
+          <w:tblHeader/>
+        </w:trPr>
+        <w:tc>
+          <w:tcPr>
+            <w:cnfStyle w:val="001000000000" w:firstRow="0" w:lastRow="0" w:firstColumn="1" w:lastColumn="0" w:oddVBand="0" w:evenVBand="0" w:oddHBand="0" w:evenHBand="0" w:firstRowFirstColumn="0" w:firstRowLastColumn="0" w:lastRowFirstColumn="0" w:lastRowLastColumn="0"/>
+            <w:tcW w:w="0" w:type="auto"/>
+            <w:vAlign w:val="center"/>
+            <w:hideMark/>
+          </w:tcPr>
+          <w:p>
+            <w:pPr>
+              <w:spacing w:line="278" w:lineRule="auto"/>
+            </w:pPr>
+            <w:r>
+              <w:t>Relationship</w:t>
+            </w:r>
+          </w:p>
+        </w:tc>
+        <w:tc>
+          <w:tcPr>
+            <w:tcW w:w="0" w:type="auto"/>
+            <w:vAlign w:val="center"/>
+            <w:hideMark/>
+          </w:tcPr>
+          <w:p>
+            <w:pPr>
+              <w:spacing w:line="278" w:lineRule="auto"/>
+              <w:cnfStyle w:val="100000000000" w:firstRow="1" w:lastRow="0" w:firstColumn="0" w:lastColumn="0" w:oddVBand="0" w:evenVBand="0" w:oddHBand="0" w:evenHBand="0" w:firstRowFirstColumn="0" w:firstRowLastColumn="0" w:lastRowFirstColumn="0" w:lastRowLastColumn="0"/>
+            </w:pPr>
+            <w:r>
+              <w:t>Cardinality</w:t>
+            </w:r>
+          </w:p>
+        </w:tc>
+        <w:tc>
+          <w:tcPr>
+            <w:tcW w:w="0" w:type="auto"/>
+            <w:vAlign w:val="center"/>
+            <w:hideMark/>
+          </w:tcPr>
+          <w:p>
+            <w:pPr>
+              <w:spacing w:line="278" w:lineRule="auto"/>
+              <w:cnfStyle w:val="100000000000" w:firstRow="1" w:lastRow="0" w:firstColumn="0" w:lastColumn="0" w:oddVBand="0" w:evenVBand="0" w:oddHBand="0" w:evenHBand="0" w:firstRowFirstColumn="0" w:firstRowLastColumn="0" w:lastRowFirstColumn="0" w:lastRowLastColumn="0"/>
+            </w:pPr>
+            <w:r>
+              <w:t>Description</w:t>
+            </w:r>
+          </w:p>
+        </w:tc>
+      </w:tr>
+      <w:tr>
+        <w:trPr>
+          <w:cnfStyle w:val="000000100000" w:firstRow="0" w:lastRow="0" w:firstColumn="0" w:lastColumn="0" w:oddVBand="0" w:evenVBand="0" w:oddHBand="1" w:evenHBand="0" w:firstRowFirstColumn="0" w:firstRowLastColumn="0" w:lastRowFirstColumn="0" w:lastRowLastColumn="0"/>
+          <w:trHeight w:val="639"/>
+        </w:trPr>
+        <w:tc>
+          <w:tcPr>
+            <w:cnfStyle w:val="001000000000" w:firstRow="0" w:lastRow="0" w:firstColumn="1" w:lastColumn="0" w:oddVBand="0" w:evenVBand="0" w:oddHBand="0" w:evenHBand="0" w:firstRowFirstColumn="0" w:firstRowLastColumn="0" w:lastRowFirstColumn="0" w:lastRowLastColumn="0"/>
+            <w:tcW w:w="0" w:type="auto"/>
+            <w:vAlign w:val="center"/>
+            <w:hideMark/>
+          </w:tcPr>
+          <w:p>
+            <w:pPr>
+              <w:spacing w:line="278" w:lineRule="auto"/>
+            </w:pPr>
+            <w:r>
+              <w:t>User — Customer</w:t>
+            </w:r>
+          </w:p>
+        </w:tc>
+        <w:tc>
+          <w:tcPr>
+            <w:tcW w:w="0" w:type="auto"/>
+            <w:vAlign w:val="center"/>
+            <w:hideMark/>
+          </w:tcPr>
+          <w:p>
+            <w:pPr>
+              <w:spacing w:line="278" w:lineRule="auto"/>
+              <w:jc w:val="center"/>
+              <w:cnfStyle w:val="000000100000" w:firstRow="0" w:lastRow="0" w:firstColumn="0" w:lastColumn="0" w:oddVBand="0" w:evenVBand="0" w:oddHBand="1" w:evenHBand="0" w:firstRowFirstColumn="0" w:firstRowLastColumn="0" w:lastRowFirstColumn="0" w:lastRowLastColumn="0"/>
+            </w:pPr>
+            <w:r>
+              <w:t>1 : 1</w:t>
+            </w:r>
+          </w:p>
+        </w:tc>
+        <w:tc>
+          <w:tcPr>
+            <w:tcW w:w="0" w:type="auto"/>
+            <w:vAlign w:val="center"/>
+            <w:hideMark/>
+          </w:tcPr>
+          <w:p>
+            <w:pPr>
+              <w:spacing w:line="278" w:lineRule="auto"/>
+              <w:cnfStyle w:val="000000100000" w:firstRow="0" w:lastRow="0" w:firstColumn="0" w:lastColumn="0" w:oddVBand="0" w:evenVBand="0" w:oddHBand="1" w:evenHBand="0" w:firstRowFirstColumn="0" w:firstRowLastColumn="0" w:lastRowFirstColumn="0" w:lastRowLastColumn="0"/>
+            </w:pPr>
+            <w:r>
+              <w:t>One user account corresponds to one customer profile.</w:t>
+            </w:r>
+          </w:p>
+        </w:tc>
+      </w:tr>
+      <w:tr>
+        <w:trPr>
+          <w:trHeight w:val="639"/>
+        </w:trPr>
+        <w:tc>
+          <w:tcPr>
+            <w:cnfStyle w:val="001000000000" w:firstRow="0" w:lastRow="0" w:firstColumn="1" w:lastColumn="0" w:oddVBand="0" w:evenVBand="0" w:oddHBand="0" w:evenHBand="0" w:firstRowFirstColumn="0" w:firstRowLastColumn="0" w:lastRowFirstColumn="0" w:lastRowLastColumn="0"/>
+            <w:tcW w:w="0" w:type="auto"/>
+            <w:vAlign w:val="center"/>
+            <w:hideMark/>
+          </w:tcPr>
+          <w:p>
+            <w:pPr>
+              <w:spacing w:line="278" w:lineRule="auto"/>
+            </w:pPr>
+            <w:r>
+              <w:t>User — Agency</w:t>
+            </w:r>
+          </w:p>
+        </w:tc>
+        <w:tc>
+          <w:tcPr>
+            <w:tcW w:w="0" w:type="auto"/>
+            <w:vAlign w:val="center"/>
+            <w:hideMark/>
+          </w:tcPr>
+          <w:p>
+            <w:pPr>
+              <w:spacing w:line="278" w:lineRule="auto"/>
+              <w:jc w:val="center"/>
+              <w:cnfStyle w:val="000000000000" w:firstRow="0" w:lastRow="0" w:firstColumn="0" w:lastColumn="0" w:oddVBand="0" w:evenVBand="0" w:oddHBand="0" w:evenHBand="0" w:firstRowFirstColumn="0" w:firstRowLastColumn="0" w:lastRowFirstColumn="0" w:lastRowLastColumn="0"/>
+            </w:pPr>
+            <w:r>
+              <w:t>1 : 1</w:t>
+            </w:r>
+          </w:p>
+        </w:tc>
+        <w:tc>
+          <w:tcPr>
+            <w:tcW w:w="0" w:type="auto"/>
+            <w:vAlign w:val="center"/>
+            <w:hideMark/>
+          </w:tcPr>
+          <w:p>
+            <w:pPr>
+              <w:spacing w:line="278" w:lineRule="auto"/>
+              <w:cnfStyle w:val="000000000000" w:firstRow="0" w:lastRow="0" w:firstColumn="0" w:lastColumn="0" w:oddVBand="0" w:evenVBand="0" w:oddHBand="0" w:evenHBand="0" w:firstRowFirstColumn="0" w:firstRowLastColumn="0" w:lastRowFirstColumn="0" w:lastRowLastColumn="0"/>
+            </w:pPr>
+            <w:r>
+              <w:t>One user account corresponds to one rental agency account.</w:t>
+            </w:r>
+          </w:p>
+        </w:tc>
+      </w:tr>
+      <w:tr>
+        <w:trPr>
+          <w:cnfStyle w:val="000000100000" w:firstRow="0" w:lastRow="0" w:firstColumn="0" w:lastColumn="0" w:oddVBand="0" w:evenVBand="0" w:oddHBand="1" w:evenHBand="0" w:firstRowFirstColumn="0" w:firstRowLastColumn="0" w:lastRowFirstColumn="0" w:lastRowLastColumn="0"/>
+          <w:trHeight w:val="639"/>
+        </w:trPr>
+        <w:tc>
+          <w:tcPr>
+            <w:cnfStyle w:val="001000000000" w:firstRow="0" w:lastRow="0" w:firstColumn="1" w:lastColumn="0" w:oddVBand="0" w:evenVBand="0" w:oddHBand="0" w:evenHBand="0" w:firstRowFirstColumn="0" w:firstRowLastColumn="0" w:lastRowFirstColumn="0" w:lastRowLastColumn="0"/>
+            <w:tcW w:w="0" w:type="auto"/>
+            <w:vAlign w:val="center"/>
+            <w:hideMark/>
+          </w:tcPr>
+          <w:p>
+            <w:pPr>
+              <w:spacing w:line="278" w:lineRule="auto"/>
+            </w:pPr>
+            <w:r>
+              <w:t>Agency — Branch</w:t>
+            </w:r>
+          </w:p>
+        </w:tc>
+        <w:tc>
+          <w:tcPr>
+            <w:tcW w:w="0" w:type="auto"/>
+            <w:vAlign w:val="center"/>
+            <w:hideMark/>
+          </w:tcPr>
+          <w:p>
+            <w:pPr>
+              <w:spacing w:line="278" w:lineRule="auto"/>
+              <w:jc w:val="center"/>
+              <w:cnfStyle w:val="000000100000" w:firstRow="0" w:lastRow="0" w:firstColumn="0" w:lastColumn="0" w:oddVBand="0" w:evenVBand="0" w:oddHBand="1" w:evenHBand="0" w:firstRowFirstColumn="0" w:firstRowLastColumn="0" w:lastRowFirstColumn="0" w:lastRowLastColumn="0"/>
+            </w:pPr>
+            <w:r>
+              <w:t>1 : N</w:t>
+            </w:r>
+          </w:p>
+        </w:tc>
+        <w:tc>
+          <w:tcPr>
+            <w:tcW w:w="0" w:type="auto"/>
+            <w:vAlign w:val="center"/>
+            <w:hideMark/>
+          </w:tcPr>
+          <w:p>
+            <w:pPr>
+              <w:spacing w:line="278" w:lineRule="auto"/>
+              <w:cnfStyle w:val="000000100000" w:firstRow="0" w:lastRow="0" w:firstColumn="0" w:lastColumn="0" w:oddVBand="0" w:evenVBand="0" w:oddHBand="1" w:evenHBand="0" w:firstRowFirstColumn="0" w:firstRowLastColumn="0" w:lastRowFirstColumn="0" w:lastRowLastColumn="0"/>
+            </w:pPr>
+            <w:r>
+              <w:t>One agency manages multiple branches.</w:t>
+            </w:r>
+          </w:p>
+        </w:tc>
+      </w:tr>
+      <w:tr>
+        <w:trPr>
+          <w:trHeight w:val="639"/>
+        </w:trPr>
+        <w:tc>
+          <w:tcPr>
+            <w:cnfStyle w:val="001000000000" w:firstRow="0" w:lastRow="0" w:firstColumn="1" w:lastColumn="0" w:oddVBand="0" w:evenVBand="0" w:oddHBand="0" w:evenHBand="0" w:firstRowFirstColumn="0" w:firstRowLastColumn="0" w:lastRowFirstColumn="0" w:lastRowLastColumn="0"/>
+            <w:tcW w:w="0" w:type="auto"/>
+            <w:vAlign w:val="center"/>
+            <w:hideMark/>
+          </w:tcPr>
+          <w:p>
+            <w:pPr>
+              <w:spacing w:line="278" w:lineRule="auto"/>
+            </w:pPr>
+            <w:r>
+              <w:t>Branch — Employee</w:t>
+            </w:r>
+          </w:p>
+        </w:tc>
+        <w:tc>
+          <w:tcPr>
+            <w:tcW w:w="0" w:type="auto"/>
+            <w:vAlign w:val="center"/>
+            <w:hideMark/>
+          </w:tcPr>
+          <w:p>
+            <w:pPr>
+              <w:spacing w:line="278" w:lineRule="auto"/>
+              <w:jc w:val="center"/>
+              <w:cnfStyle w:val="000000000000" w:firstRow="0" w:lastRow="0" w:firstColumn="0" w:lastColumn="0" w:oddVBand="0" w:evenVBand="0" w:oddHBand="0" w:evenHBand="0" w:firstRowFirstColumn="0" w:firstRowLastColumn="0" w:lastRowFirstColumn="0" w:lastRowLastColumn="0"/>
+            </w:pPr>
+            <w:r>
+              <w:t>1 : N</w:t>
+            </w:r>
+          </w:p>
+        </w:tc>
+        <w:tc>
+          <w:tcPr>
+            <w:tcW w:w="0" w:type="auto"/>
+            <w:vAlign w:val="center"/>
+            <w:hideMark/>
+          </w:tcPr>
+          <w:p>
+            <w:pPr>
+              <w:spacing w:line="278" w:lineRule="auto"/>
+              <w:cnfStyle w:val="000000000000" w:firstRow="0" w:lastRow="0" w:firstColumn="0" w:lastColumn="0" w:oddVBand="0" w:evenVBand="0" w:oddHBand="0" w:evenHBand="0" w:firstRowFirstColumn="0" w:firstRowLastColumn="0" w:lastRowFirstColumn="0" w:lastRowLastColumn="0"/>
+            </w:pPr>
+            <w:r>
+              <w:t>One branch employs multiple employees.</w:t>
+            </w:r>
+          </w:p>
+        </w:tc>
+      </w:tr>
+      <w:tr>
+        <w:trPr>
+          <w:cnfStyle w:val="000000100000" w:firstRow="0" w:lastRow="0" w:firstColumn="0" w:lastColumn="0" w:oddVBand="0" w:evenVBand="0" w:oddHBand="1" w:evenHBand="0" w:firstRowFirstColumn="0" w:firstRowLastColumn="0" w:lastRowFirstColumn="0" w:lastRowLastColumn="0"/>
+          <w:trHeight w:val="640"/>
+        </w:trPr>
+        <w:tc>
+          <w:tcPr>
+            <w:cnfStyle w:val="001000000000" w:firstRow="0" w:lastRow="0" w:firstColumn="1" w:lastColumn="0" w:oddVBand="0" w:evenVBand="0" w:oddHBand="0" w:evenHBand="0" w:firstRowFirstColumn="0" w:firstRowLastColumn="0" w:lastRowFirstColumn="0" w:lastRowLastColumn="0"/>
+            <w:tcW w:w="0" w:type="auto"/>
+            <w:vAlign w:val="center"/>
+            <w:hideMark/>
+          </w:tcPr>
+          <w:p>
+            <w:pPr>
+              <w:spacing w:line="278" w:lineRule="auto"/>
+            </w:pPr>
+            <w:r>
+              <w:t>Agency — Vehicle</w:t>
+            </w:r>
+          </w:p>
+        </w:tc>
+        <w:tc>
+          <w:tcPr>
+            <w:tcW w:w="0" w:type="auto"/>
+            <w:vAlign w:val="center"/>
+            <w:hideMark/>
+          </w:tcPr>
+          <w:p>
+            <w:pPr>
+              <w:spacing w:line="278" w:lineRule="auto"/>
+              <w:jc w:val="center"/>
+              <w:cnfStyle w:val="000000100000" w:firstRow="0" w:lastRow="0" w:firstColumn="0" w:lastColumn="0" w:oddVBand="0" w:evenVBand="0" w:oddHBand="1" w:evenHBand="0" w:firstRowFirstColumn="0" w:firstRowLastColumn="0" w:lastRowFirstColumn="0" w:lastRowLastColumn="0"/>
+            </w:pPr>
+            <w:r>
+              <w:t>1 : N</w:t>
+            </w:r>
+          </w:p>
+        </w:tc>
+        <w:tc>
+          <w:tcPr>
+            <w:tcW w:w="0" w:type="auto"/>
+            <w:vAlign w:val="center"/>
+            <w:hideMark/>
+          </w:tcPr>
+          <w:p>
+            <w:pPr>
+              <w:spacing w:line="278" w:lineRule="auto"/>
+              <w:cnfStyle w:val="000000100000" w:firstRow="0" w:lastRow="0" w:firstColumn="0" w:lastColumn="0" w:oddVBand="0" w:evenVBand="0" w:oddHBand="1" w:evenHBand="0" w:firstRowFirstColumn="0" w:firstRowLastColumn="0" w:lastRowFirstColumn="0" w:lastRowLastColumn="0"/>
+            </w:pPr>
+            <w:r>
+              <w:t>One agency owns multiple vehicles.</w:t>
+            </w:r>
+          </w:p>
+        </w:tc>
+      </w:tr>
+      <w:tr>
+        <w:trPr>
+          <w:trHeight w:val="639"/>
+        </w:trPr>
+        <w:tc>
+          <w:tcPr>
+            <w:cnfStyle w:val="001000000000" w:firstRow="0" w:lastRow="0" w:firstColumn="1" w:lastColumn="0" w:oddVBand="0" w:evenVBand="0" w:oddHBand="0" w:evenHBand="0" w:firstRowFirstColumn="0" w:firstRowLastColumn="0" w:lastRowFirstColumn="0" w:lastRowLastColumn="0"/>
+            <w:tcW w:w="0" w:type="auto"/>
+            <w:vAlign w:val="center"/>
+            <w:hideMark/>
+          </w:tcPr>
+          <w:p>
+            <w:pPr>
+              <w:spacing w:line="278" w:lineRule="auto"/>
+            </w:pPr>
+            <w:r>
+              <w:t>Branch — Vehicle</w:t>
+            </w:r>
+          </w:p>
+        </w:tc>
+        <w:tc>
+          <w:tcPr>
+            <w:tcW w:w="0" w:type="auto"/>
+            <w:vAlign w:val="center"/>
+            <w:hideMark/>
+          </w:tcPr>
+          <w:p>
+            <w:pPr>
+              <w:spacing w:line="278" w:lineRule="auto"/>
+              <w:jc w:val="center"/>
+              <w:cnfStyle w:val="000000000000" w:firstRow="0" w:lastRow="0" w:firstColumn="0" w:lastColumn="0" w:oddVBand="0" w:evenVBand="0" w:oddHBand="0" w:evenHBand="0" w:firstRowFirstColumn="0" w:firstRowLastColumn="0" w:lastRowFirstColumn="0" w:lastRowLastColumn="0"/>
+            </w:pPr>
+            <w:r>
+              <w:t>1 : N</w:t>
+            </w:r>
+          </w:p>
+        </w:tc>
+        <w:tc>
+          <w:tcPr>
+            <w:tcW w:w="0" w:type="auto"/>
+            <w:vAlign w:val="center"/>
+            <w:hideMark/>
+          </w:tcPr>
+          <w:p>
+            <w:pPr>
+              <w:spacing w:line="278" w:lineRule="auto"/>
+              <w:cnfStyle w:val="000000000000" w:firstRow="0" w:lastRow="0" w:firstColumn="0" w:lastColumn="0" w:oddVBand="0" w:evenVBand="0" w:oddHBand="0" w:evenHBand="0" w:firstRowFirstColumn="0" w:firstRowLastColumn="0" w:lastRowFirstColumn="0" w:lastRowLastColumn="0"/>
+            </w:pPr>
+            <w:r>
+              <w:t>One branch manages multiple vehicles.</w:t>
+            </w:r>
+          </w:p>
+        </w:tc>
+      </w:tr>
+      <w:tr>
+        <w:trPr>
+          <w:cnfStyle w:val="000000100000" w:firstRow="0" w:lastRow="0" w:firstColumn="0" w:lastColumn="0" w:oddVBand="0" w:evenVBand="0" w:oddHBand="1" w:evenHBand="0" w:firstRowFirstColumn="0" w:firstRowLastColumn="0" w:lastRowFirstColumn="0" w:lastRowLastColumn="0"/>
+          <w:trHeight w:val="639"/>
+        </w:trPr>
+        <w:tc>
+          <w:tcPr>
+            <w:cnfStyle w:val="001000000000" w:firstRow="0" w:lastRow="0" w:firstColumn="1" w:lastColumn="0" w:oddVBand="0" w:evenVBand="0" w:oddHBand="0" w:evenHBand="0" w:firstRowFirstColumn="0" w:firstRowLastColumn="0" w:lastRowFirstColumn="0" w:lastRowLastColumn="0"/>
+            <w:tcW w:w="0" w:type="auto"/>
+            <w:vAlign w:val="center"/>
+            <w:hideMark/>
+          </w:tcPr>
+          <w:p>
+            <w:pPr>
+              <w:spacing w:line="278" w:lineRule="auto"/>
+            </w:pPr>
+            <w:r>
+              <w:t>Customer — Reservation</w:t>
+            </w:r>
+          </w:p>
+        </w:tc>
+        <w:tc>
+          <w:tcPr>
+            <w:tcW w:w="0" w:type="auto"/>
+            <w:vAlign w:val="center"/>
+            <w:hideMark/>
+          </w:tcPr>
+          <w:p>
+            <w:pPr>
+              <w:spacing w:line="278" w:lineRule="auto"/>
+              <w:jc w:val="center"/>
+              <w:cnfStyle w:val="000000100000" w:firstRow="0" w:lastRow="0" w:firstColumn="0" w:lastColumn="0" w:oddVBand="0" w:evenVBand="0" w:oddHBand="1" w:evenHBand="0" w:firstRowFirstColumn="0" w:firstRowLastColumn="0" w:lastRowFirstColumn="0" w:lastRowLastColumn="0"/>
+            </w:pPr>
+            <w:r>
+              <w:t>1 : N</w:t>
+            </w:r>
+          </w:p>
+        </w:tc>
+        <w:tc>
+          <w:tcPr>
+            <w:tcW w:w="0" w:type="auto"/>
+            <w:vAlign w:val="center"/>
+            <w:hideMark/>
+          </w:tcPr>
+          <w:p>
+            <w:pPr>
+              <w:spacing w:line="278" w:lineRule="auto"/>
+              <w:cnfStyle w:val="000000100000" w:firstRow="0" w:lastRow="0" w:firstColumn="0" w:lastColumn="0" w:oddVBand="0" w:evenVBand="0" w:oddHBand="1" w:evenHBand="0" w:firstRowFirstColumn="0" w:firstRowLastColumn="0" w:lastRowFirstColumn="0" w:lastRowLastColumn="0"/>
+            </w:pPr>
+            <w:r>
+              <w:t>A customer can create many reservations.</w:t>
+            </w:r>
+          </w:p>
+        </w:tc>
+      </w:tr>
+      <w:tr>
+        <w:trPr>
+          <w:trHeight w:val="639"/>
+        </w:trPr>
+        <w:tc>
+          <w:tcPr>
+            <w:cnfStyle w:val="001000000000" w:firstRow="0" w:lastRow="0" w:firstColumn="1" w:lastColumn="0" w:oddVBand="0" w:evenVBand="0" w:oddHBand="0" w:evenHBand="0" w:firstRowFirstColumn="0" w:firstRowLastColumn="0" w:lastRowFirstColumn="0" w:lastRowLastColumn="0"/>
+            <w:tcW w:w="0" w:type="auto"/>
+            <w:vAlign w:val="center"/>
+            <w:hideMark/>
+          </w:tcPr>
+          <w:p>
+            <w:pPr>
+              <w:spacing w:line="278" w:lineRule="auto"/>
+            </w:pPr>
+            <w:r>
+              <w:t>Vehicle — Reservation</w:t>
+            </w:r>
+          </w:p>
+        </w:tc>
+        <w:tc>
+          <w:tcPr>
+            <w:tcW w:w="0" w:type="auto"/>
+            <w:vAlign w:val="center"/>
+            <w:hideMark/>
+          </w:tcPr>
+          <w:p>
+            <w:pPr>
+              <w:spacing w:line="278" w:lineRule="auto"/>
+              <w:jc w:val="center"/>
+              <w:cnfStyle w:val="000000000000" w:firstRow="0" w:lastRow="0" w:firstColumn="0" w:lastColumn="0" w:oddVBand="0" w:evenVBand="0" w:oddHBand="0" w:evenHBand="0" w:firstRowFirstColumn="0" w:firstRowLastColumn="0" w:lastRowFirstColumn="0" w:lastRowLastColumn="0"/>
+            </w:pPr>
+            <w:r>
+              <w:t>1 : N</w:t>
+            </w:r>
+          </w:p>
+        </w:tc>
+        <w:tc>
+          <w:tcPr>
+            <w:tcW w:w="0" w:type="auto"/>
+            <w:vAlign w:val="center"/>
+            <w:hideMark/>
+          </w:tcPr>
+          <w:p>
+            <w:pPr>
+              <w:spacing w:line="278" w:lineRule="auto"/>
+              <w:cnfStyle w:val="000000000000" w:firstRow="0" w:lastRow="0" w:firstColumn="0" w:lastColumn="0" w:oddVBand="0" w:evenVBand="0" w:oddHBand="0" w:evenHBand="0" w:firstRowFirstColumn="0" w:firstRowLastColumn="0" w:lastRowFirstColumn="0" w:lastRowLastColumn="0"/>
+            </w:pPr>
+            <w:r>
+              <w:t>A vehicle can participate in many reservations over time.</w:t>
+            </w:r>
+          </w:p>
+        </w:tc>
+      </w:tr>
+      <w:tr>
+        <w:trPr>
+          <w:cnfStyle w:val="000000100000" w:firstRow="0" w:lastRow="0" w:firstColumn="0" w:lastColumn="0" w:oddVBand="0" w:evenVBand="0" w:oddHBand="1" w:evenHBand="0" w:firstRowFirstColumn="0" w:firstRowLastColumn="0" w:lastRowFirstColumn="0" w:lastRowLastColumn="0"/>
+          <w:trHeight w:val="639"/>
+        </w:trPr>
+        <w:tc>
+          <w:tcPr>
+            <w:cnfStyle w:val="001000000000" w:firstRow="0" w:lastRow="0" w:firstColumn="1" w:lastColumn="0" w:oddVBand="0" w:evenVBand="0" w:oddHBand="0" w:evenHBand="0" w:firstRowFirstColumn="0" w:firstRowLastColumn="0" w:lastRowFirstColumn="0" w:lastRowLastColumn="0"/>
+            <w:tcW w:w="0" w:type="auto"/>
+            <w:vAlign w:val="center"/>
+            <w:hideMark/>
+          </w:tcPr>
+          <w:p>
+            <w:pPr>
+              <w:spacing w:line="278" w:lineRule="auto"/>
+            </w:pPr>
+            <w:r>
+              <w:t>Reservation — Payment</w:t>
+            </w:r>
+          </w:p>
+        </w:tc>
+        <w:tc>
+          <w:tcPr>
+            <w:tcW w:w="0" w:type="auto"/>
+            <w:vAlign w:val="center"/>
+            <w:hideMark/>
+          </w:tcPr>
+          <w:p>
+            <w:pPr>
+              <w:spacing w:line="278" w:lineRule="auto"/>
+              <w:jc w:val="center"/>
+              <w:cnfStyle w:val="000000100000" w:firstRow="0" w:lastRow="0" w:firstColumn="0" w:lastColumn="0" w:oddVBand="0" w:evenVBand="0" w:oddHBand="1" w:evenHBand="0" w:firstRowFirstColumn="0" w:firstRowLastColumn="0" w:lastRowFirstColumn="0" w:lastRowLastColumn="0"/>
+            </w:pPr>
+            <w:r>
+              <w:t>1 : 1</w:t>
+            </w:r>
+          </w:p>
+        </w:tc>
+        <w:tc>
+          <w:tcPr>
+            <w:tcW w:w="0" w:type="auto"/>
+            <w:vAlign w:val="center"/>
+            <w:hideMark/>
+          </w:tcPr>
+          <w:p>
+            <w:pPr>
+              <w:spacing w:line="278" w:lineRule="auto"/>
+              <w:cnfStyle w:val="000000100000" w:firstRow="0" w:lastRow="0" w:firstColumn="0" w:lastColumn="0" w:oddVBand="0" w:evenVBand="0" w:oddHBand="1" w:evenHBand="0" w:firstRowFirstColumn="0" w:firstRowLastColumn="0" w:lastRowFirstColumn="0" w:lastRowLastColumn="0"/>
+            </w:pPr>
+            <w:r>
+              <w:t>Each reservation has one payment transaction.</w:t>
+            </w:r>
+          </w:p>
+        </w:tc>
+      </w:tr>
+      <w:tr>
+        <w:trPr>
+          <w:trHeight w:val="639"/>
+        </w:trPr>
+        <w:tc>
+          <w:tcPr>
+            <w:cnfStyle w:val="001000000000" w:firstRow="0" w:lastRow="0" w:firstColumn="1" w:lastColumn="0" w:oddVBand="0" w:evenVBand="0" w:oddHBand="0" w:evenHBand="0" w:firstRowFirstColumn="0" w:firstRowLastColumn="0" w:lastRowFirstColumn="0" w:lastRowLastColumn="0"/>
+            <w:tcW w:w="0" w:type="auto"/>
+            <w:vAlign w:val="center"/>
+            <w:hideMark/>
+          </w:tcPr>
+          <w:p>
+            <w:pPr>
+              <w:spacing w:line="278" w:lineRule="auto"/>
+            </w:pPr>
+            <w:r>
+              <w:t>Reservation — Review</w:t>
+            </w:r>
+          </w:p>
+        </w:tc>
+        <w:tc>
+          <w:tcPr>
+            <w:tcW w:w="0" w:type="auto"/>
+            <w:vAlign w:val="center"/>
+            <w:hideMark/>
+          </w:tcPr>
+          <w:p>
+            <w:pPr>
+              <w:spacing w:line="278" w:lineRule="auto"/>
+              <w:jc w:val="center"/>
+              <w:cnfStyle w:val="000000000000" w:firstRow="0" w:lastRow="0" w:firstColumn="0" w:lastColumn="0" w:oddVBand="0" w:evenVBand="0" w:oddHBand="0" w:evenHBand="0" w:firstRowFirstColumn="0" w:firstRowLastColumn="0" w:lastRowFirstColumn="0" w:lastRowLastColumn="0"/>
+            </w:pPr>
+            <w:r>
+              <w:t>1 : 0..1</w:t>
+            </w:r>
+          </w:p>
+        </w:tc>
+        <w:tc>
+          <w:tcPr>
+            <w:tcW w:w="0" w:type="auto"/>
+            <w:vAlign w:val="center"/>
+            <w:hideMark/>
+          </w:tcPr>
+          <w:p>
+            <w:pPr>
+              <w:spacing w:line="278" w:lineRule="auto"/>
+              <w:cnfStyle w:val="000000000000" w:firstRow="0" w:lastRow="0" w:firstColumn="0" w:lastColumn="0" w:oddVBand="0" w:evenVBand="0" w:oddHBand="0" w:evenHBand="0" w:firstRowFirstColumn="0" w:firstRowLastColumn="0" w:lastRowFirstColumn="0" w:lastRowLastColumn="0"/>
+            </w:pPr>
+            <w:r>
+              <w:t>A completed reservation may have one review or none.</w:t>
+            </w:r>
+          </w:p>
+        </w:tc>
+      </w:tr>
+      <w:tr>
+        <w:trPr>
+          <w:cnfStyle w:val="000000100000" w:firstRow="0" w:lastRow="0" w:firstColumn="0" w:lastColumn="0" w:oddVBand="0" w:evenVBand="0" w:oddHBand="1" w:evenHBand="0" w:firstRowFirstColumn="0" w:firstRowLastColumn="0" w:lastRowFirstColumn="0" w:lastRowLastColumn="0"/>
+          <w:trHeight w:val="640"/>
+        </w:trPr>
+        <w:tc>
+          <w:tcPr>
+            <w:cnfStyle w:val="001000000000" w:firstRow="0" w:lastRow="0" w:firstColumn="1" w:lastColumn="0" w:oddVBand="0" w:evenVBand="0" w:oddHBand="0" w:evenHBand="0" w:firstRowFirstColumn="0" w:firstRowLastColumn="0" w:lastRowFirstColumn="0" w:lastRowLastColumn="0"/>
+            <w:tcW w:w="0" w:type="auto"/>
+            <w:vAlign w:val="center"/>
+            <w:hideMark/>
+          </w:tcPr>
+          <w:p>
+            <w:pPr>
+              <w:spacing w:line="278" w:lineRule="auto"/>
+            </w:pPr>
+            <w:r>
+              <w:t>Customer — Review</w:t>
+            </w:r>
+          </w:p>
+        </w:tc>
+        <w:tc>
+          <w:tcPr>
+            <w:tcW w:w="0" w:type="auto"/>
+            <w:vAlign w:val="center"/>
+            <w:hideMark/>
+          </w:tcPr>
+          <w:p>
+            <w:pPr>
+              <w:spacing w:line="278" w:lineRule="auto"/>
+              <w:jc w:val="center"/>
+              <w:cnfStyle w:val="000000100000" w:firstRow="0" w:lastRow="0" w:firstColumn="0" w:lastColumn="0" w:oddVBand="0" w:evenVBand="0" w:oddHBand="1" w:evenHBand="0" w:firstRowFirstColumn="0" w:firstRowLastColumn="0" w:lastRowFirstColumn="0" w:lastRowLastColumn="0"/>
+            </w:pPr>
+            <w:r>
+              <w:t>1 : N</w:t>
+            </w:r>
+          </w:p>
+        </w:tc>
+        <w:tc>
+          <w:tcPr>
+            <w:tcW w:w="0" w:type="auto"/>
+            <w:vAlign w:val="center"/>
+            <w:hideMark/>
+          </w:tcPr>
+          <w:p>
+            <w:pPr>
+              <w:spacing w:line="278" w:lineRule="auto"/>
+              <w:cnfStyle w:val="000000100000" w:firstRow="0" w:lastRow="0" w:firstColumn="0" w:lastColumn="0" w:oddVBand="0" w:evenVBand="0" w:oddHBand="1" w:evenHBand="0" w:firstRowFirstColumn="0" w:firstRowLastColumn="0" w:lastRowFirstColumn="0" w:lastRowLastColumn="0"/>
+            </w:pPr>
+            <w:r>
+              <w:t>A customer may submit multiple reviews.</w:t>
+            </w:r>
+          </w:p>
+        </w:tc>
+      </w:tr>
+      <w:tr>
+        <w:trPr>
+          <w:trHeight w:val="639"/>
+        </w:trPr>
+        <w:tc>
+          <w:tcPr>
+            <w:cnfStyle w:val="001000000000" w:firstRow="0" w:lastRow="0" w:firstColumn="1" w:lastColumn="0" w:oddVBand="0" w:evenVBand="0" w:oddHBand="0" w:evenHBand="0" w:firstRowFirstColumn="0" w:firstRowLastColumn="0" w:lastRowFirstColumn="0" w:lastRowLastColumn="0"/>
+            <w:tcW w:w="0" w:type="auto"/>
+            <w:vAlign w:val="center"/>
+            <w:hideMark/>
+          </w:tcPr>
+          <w:p>
+            <w:pPr>
+              <w:spacing w:line="278" w:lineRule="auto"/>
+            </w:pPr>
+            <w:r>
+              <w:t>Reservation — Dispute</w:t>
+            </w:r>
+          </w:p>
+        </w:tc>
+        <w:tc>
+          <w:tcPr>
+            <w:tcW w:w="0" w:type="auto"/>
+            <w:vAlign w:val="center"/>
+            <w:hideMark/>
+          </w:tcPr>
+          <w:p>
+            <w:pPr>
+              <w:spacing w:line="278" w:lineRule="auto"/>
+              <w:jc w:val="center"/>
+              <w:cnfStyle w:val="000000000000" w:firstRow="0" w:lastRow="0" w:firstColumn="0" w:lastColumn="0" w:oddVBand="0" w:evenVBand="0" w:oddHBand="0" w:evenHBand="0" w:firstRowFirstColumn="0" w:firstRowLastColumn="0" w:lastRowFirstColumn="0" w:lastRowLastColumn="0"/>
+            </w:pPr>
+            <w:r>
+              <w:t>1 : 0..N</w:t>
+            </w:r>
+          </w:p>
+        </w:tc>
+        <w:tc>
+          <w:tcPr>
+            <w:tcW w:w="0" w:type="auto"/>
+            <w:vAlign w:val="center"/>
+            <w:hideMark/>
+          </w:tcPr>
+          <w:p>
+            <w:pPr>
+              <w:spacing w:line="278" w:lineRule="auto"/>
+              <w:cnfStyle w:val="000000000000" w:firstRow="0" w:lastRow="0" w:firstColumn="0" w:lastColumn="0" w:oddVBand="0" w:evenVBand="0" w:oddHBand="0" w:evenHBand="0" w:firstRowFirstColumn="0" w:firstRowLastColumn="0" w:lastRowFirstColumn="0" w:lastRowLastColumn="0"/>
+            </w:pPr>
+            <w:r>
+              <w:t>A reservation may generate multiple disputes if necessary.</w:t>
+            </w:r>
+          </w:p>
+        </w:tc>
+      </w:tr>
+      <w:tr>
+        <w:trPr>
+          <w:cnfStyle w:val="000000100000" w:firstRow="0" w:lastRow="0" w:firstColumn="0" w:lastColumn="0" w:oddVBand="0" w:evenVBand="0" w:oddHBand="1" w:evenHBand="0" w:firstRowFirstColumn="0" w:firstRowLastColumn="0" w:lastRowFirstColumn="0" w:lastRowLastColumn="0"/>
+          <w:trHeight w:val="639"/>
+        </w:trPr>
+        <w:tc>
+          <w:tcPr>
+            <w:cnfStyle w:val="001000000000" w:firstRow="0" w:lastRow="0" w:firstColumn="1" w:lastColumn="0" w:oddVBand="0" w:evenVBand="0" w:oddHBand="0" w:evenHBand="0" w:firstRowFirstColumn="0" w:firstRowLastColumn="0" w:lastRowFirstColumn="0" w:lastRowLastColumn="0"/>
+            <w:tcW w:w="0" w:type="auto"/>
+            <w:vAlign w:val="center"/>
+            <w:hideMark/>
+          </w:tcPr>
+          <w:p>
+            <w:pPr>
+              <w:spacing w:line="278" w:lineRule="auto"/>
+            </w:pPr>
+            <w:r>
+              <w:t>User — Notification</w:t>
+            </w:r>
+          </w:p>
+        </w:tc>
+        <w:tc>
+          <w:tcPr>
+            <w:tcW w:w="0" w:type="auto"/>
+            <w:vAlign w:val="center"/>
+            <w:hideMark/>
+          </w:tcPr>
+          <w:p>
+            <w:pPr>
+              <w:spacing w:line="278" w:lineRule="auto"/>
+              <w:jc w:val="center"/>
+              <w:cnfStyle w:val="000000100000" w:firstRow="0" w:lastRow="0" w:firstColumn="0" w:lastColumn="0" w:oddVBand="0" w:evenVBand="0" w:oddHBand="1" w:evenHBand="0" w:firstRowFirstColumn="0" w:firstRowLastColumn="0" w:lastRowFirstColumn="0" w:lastRowLastColumn="0"/>
+            </w:pPr>
+            <w:r>
+              <w:t>1 : N</w:t>
+            </w:r>
+          </w:p>
+        </w:tc>
+        <w:tc>
+          <w:tcPr>
+            <w:tcW w:w="0" w:type="auto"/>
+            <w:vAlign w:val="center"/>
+            <w:hideMark/>
+          </w:tcPr>
+          <w:p>
+            <w:pPr>
+              <w:spacing w:line="278" w:lineRule="auto"/>
+              <w:cnfStyle w:val="000000100000" w:firstRow="0" w:lastRow="0" w:firstColumn="0" w:lastColumn="0" w:oddVBand="0" w:evenVBand="0" w:oddHBand="1" w:evenHBand="0" w:firstRowFirstColumn="0" w:firstRowLastColumn="0" w:lastRowFirstColumn="0" w:lastRowLastColumn="0"/>
+            </w:pPr>
+            <w:r>
+              <w:t>A user may receive many notifications.</w:t>
+            </w:r>
+          </w:p>
+        </w:tc>
+      </w:tr>
+      <w:tr>
+        <w:trPr>
+          <w:trHeight w:val="639"/>
+        </w:trPr>
+        <w:tc>
+          <w:tcPr>
+            <w:cnfStyle w:val="001000000000" w:firstRow="0" w:lastRow="0" w:firstColumn="1" w:lastColumn="0" w:oddVBand="0" w:evenVBand="0" w:oddHBand="0" w:evenHBand="0" w:firstRowFirstColumn="0" w:firstRowLastColumn="0" w:lastRowFirstColumn="0" w:lastRowLastColumn="0"/>
+            <w:tcW w:w="0" w:type="auto"/>
+            <w:vAlign w:val="center"/>
+            <w:hideMark/>
+          </w:tcPr>
+          <w:p>
+            <w:pPr>
+              <w:spacing w:line="278" w:lineRule="auto"/>
+            </w:pPr>
+            <w:r>
+              <w:t>Customer — AI Recommendation</w:t>
+            </w:r>
+          </w:p>
+        </w:tc>
+        <w:tc>
+          <w:tcPr>
+            <w:tcW w:w="0" w:type="auto"/>
+            <w:vAlign w:val="center"/>
+            <w:hideMark/>
+          </w:tcPr>
+          <w:p>
+            <w:pPr>
+              <w:spacing w:line="278" w:lineRule="auto"/>
+              <w:jc w:val="center"/>
+              <w:cnfStyle w:val="000000000000" w:firstRow="0" w:lastRow="0" w:firstColumn="0" w:lastColumn="0" w:oddVBand="0" w:evenVBand="0" w:oddHBand="0" w:evenHBand="0" w:firstRowFirstColumn="0" w:firstRowLastColumn="0" w:lastRowFirstColumn="0" w:lastRowLastColumn="0"/>
+            </w:pPr>
+            <w:r>
+              <w:t>1 : N</w:t>
+            </w:r>
+          </w:p>
+        </w:tc>
+        <w:tc>
+          <w:tcPr>
+            <w:tcW w:w="0" w:type="auto"/>
+            <w:vAlign w:val="center"/>
+            <w:hideMark/>
+          </w:tcPr>
+          <w:p>
+            <w:pPr>
+              <w:spacing w:line="278" w:lineRule="auto"/>
+              <w:cnfStyle w:val="000000000000" w:firstRow="0" w:lastRow="0" w:firstColumn="0" w:lastColumn="0" w:oddVBand="0" w:evenVBand="0" w:oddHBand="0" w:evenHBand="0" w:firstRowFirstColumn="0" w:firstRowLastColumn="0" w:lastRowFirstColumn="0" w:lastRowLastColumn="0"/>
+            </w:pPr>
+            <w:r>
+              <w:t>A customer may receive multiple recommendations.</w:t>
+            </w:r>
+          </w:p>
+        </w:tc>
+      </w:tr>
+      <w:tr>
+        <w:trPr>
+          <w:cnfStyle w:val="000000100000" w:firstRow="0" w:lastRow="0" w:firstColumn="0" w:lastColumn="0" w:oddVBand="0" w:evenVBand="0" w:oddHBand="1" w:evenHBand="0" w:firstRowFirstColumn="0" w:firstRowLastColumn="0" w:lastRowFirstColumn="0" w:lastRowLastColumn="0"/>
+          <w:trHeight w:val="639"/>
+        </w:trPr>
+        <w:tc>
+          <w:tcPr>
+            <w:cnfStyle w:val="001000000000" w:firstRow="0" w:lastRow="0" w:firstColumn="1" w:lastColumn="0" w:oddVBand="0" w:evenVBand="0" w:oddHBand="0" w:evenHBand="0" w:firstRowFirstColumn="0" w:firstRowLastColumn="0" w:lastRowFirstColumn="0" w:lastRowLastColumn="0"/>
+            <w:tcW w:w="0" w:type="auto"/>
+            <w:vAlign w:val="center"/>
+            <w:hideMark/>
+          </w:tcPr>
+          <w:p>
+            <w:pPr>
+              <w:spacing w:line="278" w:lineRule="auto"/>
+            </w:pPr>
+            <w:r>
+              <w:t>Vehicle — AI Recommendation</w:t>
+            </w:r>
+          </w:p>
+        </w:tc>
+        <w:tc>
+          <w:tcPr>
+            <w:tcW w:w="0" w:type="auto"/>
+            <w:vAlign w:val="center"/>
+            <w:hideMark/>
+          </w:tcPr>
+          <w:p>
+            <w:pPr>
+              <w:spacing w:line="278" w:lineRule="auto"/>
+              <w:jc w:val="center"/>
+              <w:cnfStyle w:val="000000100000" w:firstRow="0" w:lastRow="0" w:firstColumn="0" w:lastColumn="0" w:oddVBand="0" w:evenVBand="0" w:oddHBand="1" w:evenHBand="0" w:firstRowFirstColumn="0" w:firstRowLastColumn="0" w:lastRowFirstColumn="0" w:lastRowLastColumn="0"/>
+            </w:pPr>
+            <w:r>
+              <w:t>1 : N</w:t>
+            </w:r>
+          </w:p>
+        </w:tc>
+        <w:tc>
+          <w:tcPr>
+            <w:tcW w:w="0" w:type="auto"/>
+            <w:vAlign w:val="center"/>
+            <w:hideMark/>
+          </w:tcPr>
+          <w:p>
+            <w:pPr>
+              <w:spacing w:line="278" w:lineRule="auto"/>
+              <w:cnfStyle w:val="000000100000" w:firstRow="0" w:lastRow="0" w:firstColumn="0" w:lastColumn="0" w:oddVBand="0" w:evenVBand="0" w:oddHBand="1" w:evenHBand="0" w:firstRowFirstColumn="0" w:firstRowLastColumn="0" w:lastRowFirstColumn="0" w:lastRowLastColumn="0"/>
+            </w:pPr>
+            <w:r>
+              <w:t>A vehicle may be recommended to many customers.</w:t>
+            </w:r>
+          </w:p>
+        </w:tc>
+      </w:tr>
+      <w:tr>
+        <w:trPr>
+          <w:trHeight w:val="639"/>
+        </w:trPr>
+        <w:tc>
+          <w:tcPr>
+            <w:cnfStyle w:val="001000000000" w:firstRow="0" w:lastRow="0" w:firstColumn="1" w:lastColumn="0" w:oddVBand="0" w:evenVBand="0" w:oddHBand="0" w:evenHBand="0" w:firstRowFirstColumn="0" w:firstRowLastColumn="0" w:lastRowFirstColumn="0" w:lastRowLastColumn="0"/>
+            <w:tcW w:w="0" w:type="auto"/>
+            <w:vAlign w:val="center"/>
+            <w:hideMark/>
+          </w:tcPr>
+          <w:p>
+            <w:pPr>
+              <w:spacing w:line="278" w:lineRule="auto"/>
+            </w:pPr>
+            <w:r>
+              <w:lastRenderedPageBreak/>
+              <w:t>Customer — AI Conversation</w:t>
+            </w:r>
+          </w:p>
+        </w:tc>
+        <w:tc>
+          <w:tcPr>
+            <w:tcW w:w="0" w:type="auto"/>
+            <w:vAlign w:val="center"/>
+            <w:hideMark/>
+          </w:tcPr>
+          <w:p>
+            <w:pPr>
+              <w:spacing w:line="278" w:lineRule="auto"/>
+              <w:jc w:val="center"/>
+              <w:cnfStyle w:val="000000000000" w:firstRow="0" w:lastRow="0" w:firstColumn="0" w:lastColumn="0" w:oddVBand="0" w:evenVBand="0" w:oddHBand="0" w:evenHBand="0" w:firstRowFirstColumn="0" w:firstRowLastColumn="0" w:lastRowFirstColumn="0" w:lastRowLastColumn="0"/>
+            </w:pPr>
+            <w:r>
+              <w:t>1 : N</w:t>
+            </w:r>
+          </w:p>
+        </w:tc>
+        <w:tc>
+          <w:tcPr>
+            <w:tcW w:w="0" w:type="auto"/>
+            <w:vAlign w:val="center"/>
+            <w:hideMark/>
+          </w:tcPr>
+          <w:p>
+            <w:pPr>
+              <w:spacing w:line="278" w:lineRule="auto"/>
+              <w:cnfStyle w:val="000000000000" w:firstRow="0" w:lastRow="0" w:firstColumn="0" w:lastColumn="0" w:oddVBand="0" w:evenVBand="0" w:oddHBand="0" w:evenHBand="0" w:firstRowFirstColumn="0" w:firstRowLastColumn="0" w:lastRowFirstColumn="0" w:lastRowLastColumn="0"/>
+            </w:pPr>
+            <w:r>
+              <w:t>A customer may have multiple AI interactions.</w:t>
+            </w:r>
+          </w:p>
+        </w:tc>
+      </w:tr>
+      <w:tr>
+        <w:trPr>
+          <w:cnfStyle w:val="000000100000" w:firstRow="0" w:lastRow="0" w:firstColumn="0" w:lastColumn="0" w:oddVBand="0" w:evenVBand="0" w:oddHBand="1" w:evenHBand="0" w:firstRowFirstColumn="0" w:firstRowLastColumn="0" w:lastRowFirstColumn="0" w:lastRowLastColumn="0"/>
+          <w:trHeight w:val="640"/>
+        </w:trPr>
+        <w:tc>
+          <w:tcPr>
+            <w:cnfStyle w:val="001000000000" w:firstRow="0" w:lastRow="0" w:firstColumn="1" w:lastColumn="0" w:oddVBand="0" w:evenVBand="0" w:oddHBand="0" w:evenHBand="0" w:firstRowFirstColumn="0" w:firstRowLastColumn="0" w:lastRowFirstColumn="0" w:lastRowLastColumn="0"/>
+            <w:tcW w:w="0" w:type="auto"/>
+            <w:vAlign w:val="center"/>
+            <w:hideMark/>
+          </w:tcPr>
+          <w:p>
+            <w:pPr>
+              <w:spacing w:line="278" w:lineRule="auto"/>
+            </w:pPr>
+            <w:r>
+              <w:t>User (Administrator) — Analytics Report</w:t>
+            </w:r>
+          </w:p>
+        </w:tc>
+        <w:tc>
+          <w:tcPr>
+            <w:tcW w:w="0" w:type="auto"/>
+            <w:vAlign w:val="center"/>
+            <w:hideMark/>
+          </w:tcPr>
+          <w:p>
+            <w:pPr>
+              <w:spacing w:line="278" w:lineRule="auto"/>
+              <w:jc w:val="center"/>
+              <w:cnfStyle w:val="000000100000" w:firstRow="0" w:lastRow="0" w:firstColumn="0" w:lastColumn="0" w:oddVBand="0" w:evenVBand="0" w:oddHBand="1" w:evenHBand="0" w:firstRowFirstColumn="0" w:firstRowLastColumn="0" w:lastRowFirstColumn="0" w:lastRowLastColumn="0"/>
+            </w:pPr>
+            <w:r>
+              <w:t>1 : N</w:t>
+            </w:r>
+          </w:p>
+        </w:tc>
+        <w:tc>
+          <w:tcPr>
+            <w:tcW w:w="0" w:type="auto"/>
+            <w:vAlign w:val="center"/>
+            <w:hideMark/>
+          </w:tcPr>
+          <w:p>
+            <w:pPr>
+              <w:spacing w:line="278" w:lineRule="auto"/>
+              <w:cnfStyle w:val="000000100000" w:firstRow="0" w:lastRow="0" w:firstColumn="0" w:lastColumn="0" w:oddVBand="0" w:evenVBand="0" w:oddHBand="1" w:evenHBand="0" w:firstRowFirstColumn="0" w:firstRowLastColumn="0" w:lastRowFirstColumn="0" w:lastRowLastColumn="0"/>
+            </w:pPr>
+            <w:r>
+              <w:t>An administrator may generate multiple reports.</w:t>
+            </w:r>
+          </w:p>
+        </w:tc>
+      </w:tr>
+    </w:tbl>
+    <w:p>
+      <w:pPr>
+        <w:spacing w:line="278" w:lineRule="auto"/>
+        <w:rPr>
+          <w:b/>
+          <w:bCs/>
+        </w:rPr>
+      </w:pPr>
+    </w:p>
+    <w:p>
+      <w:pPr>
+        <w:spacing w:line="278" w:lineRule="auto"/>
+        <w:rPr>
+          <w:b/>
+          <w:bCs/>
+        </w:rPr>
+      </w:pPr>
+      <w:r>
+        <w:rPr>
+          <w:b/>
+          <w:bCs/>
+        </w:rPr>
+        <w:t>Relationship Summary</w:t>
+      </w:r>
+    </w:p>
+    <w:p>
+      <w:pPr>
+        <w:spacing w:line="278" w:lineRule="auto"/>
+      </w:pPr>
+      <w:r>
+        <w:t>One-to-many (</w:t>
+      </w:r>
+      <w:r>
+        <w:t>1: N</w:t>
+      </w:r>
+      <w:r>
+        <w:t xml:space="preserve">) relationships prevail in the KriGo database, as they adequately describe business processes like customer reservation creation, agency fleet management, and branch employee management. </w:t>
+      </w:r>
+    </w:p>
+    <w:p>
+      <w:pPr>
+        <w:spacing w:line="278" w:lineRule="auto"/>
+      </w:pPr>
+      <w:r>
+        <w:t xml:space="preserve">Relationships of type 1:1 are used in the case when entities contain additional user account data, as in the case of Customer and Agency. </w:t>
+      </w:r>
+    </w:p>
+    <w:p>
+      <w:pPr>
+        <w:spacing w:after="0" w:line="278" w:lineRule="auto"/>
+      </w:pPr>
+      <w:r>
+        <w:t>The optional relationships, such as Reservation-Review (1:0..1) and Reservation-Dispute (1:0..N), describe business processes that take place in some specific circumstances. Such relationships define the logic structure of the database and provide the basis for the ERD diagram, database normalization, and relational schema described in the next sections of the database design chapter.</w:t>
       </w:r>
     </w:p>
     <w:p>

--- a/Database/Database Design.docx
+++ b/Database/Database Design.docx
@@ -8162,7 +8162,2407 @@
     </w:p>
     <w:p>
       <w:pPr>
+        <w:pStyle w:val="Heading2"/>
+        <w:rPr>
+          <w:lang w:bidi="ar-DZ"/>
+        </w:rPr>
+      </w:pPr>
+      <w:r>
+        <w:rPr>
+          <w:lang w:bidi="ar-DZ"/>
+        </w:rPr>
+        <w:lastRenderedPageBreak/>
+        <w:t>3. First Normal Form (1NF) Review</w:t>
+      </w:r>
+    </w:p>
+    <w:p>
+      <w:pPr>
+        <w:pStyle w:val="Heading3"/>
+        <w:rPr>
+          <w:lang w:bidi="ar-DZ"/>
+        </w:rPr>
+      </w:pPr>
+      <w:r>
+        <w:rPr>
+          <w:lang w:bidi="ar-DZ"/>
+        </w:rPr>
+        <w:t>3.1 Overview</w:t>
+      </w:r>
+    </w:p>
+    <w:p>
+      <w:pPr>
         <w:spacing w:after="0" w:line="278" w:lineRule="auto"/>
+        <w:rPr>
+          <w:lang w:bidi="ar-DZ"/>
+        </w:rPr>
+      </w:pPr>
+      <w:r>
+        <w:rPr>
+          <w:lang w:bidi="ar-DZ"/>
+        </w:rPr>
+        <w:t>First Normal Form (1NF) signifies the first step towards database normalization. It stipulates that every table consists of indivisible values, removes repeating groups/multi-values and provides unique identification for every record through primary key. The use of 1NF leads to increased data consistency, easier queries and decreased data redundancy.</w:t>
+      </w:r>
+    </w:p>
+    <w:p>
+      <w:pPr>
+        <w:spacing w:line="278" w:lineRule="auto"/>
+        <w:rPr>
+          <w:lang w:bidi="ar-DZ"/>
+        </w:rPr>
+      </w:pPr>
+      <w:r>
+        <w:rPr>
+          <w:lang w:bidi="ar-DZ"/>
+        </w:rPr>
+        <w:t>An assessment of the database design of the vehicle rental service KriGo with regard to First Normal Form was undertaken. It was found that all entities satisfy the conditions of 1NF as they consist of single valued attributes and have a unique primary key.</w:t>
+      </w:r>
+    </w:p>
+    <w:p>
+      <w:pPr>
+        <w:pStyle w:val="Heading3"/>
+        <w:rPr>
+          <w:lang w:bidi="ar-DZ"/>
+        </w:rPr>
+      </w:pPr>
+      <w:r>
+        <w:rPr>
+          <w:lang w:bidi="ar-DZ"/>
+        </w:rPr>
+        <w:t>3.2 First Normal Form Analysis</w:t>
+      </w:r>
+    </w:p>
+    <w:p>
+      <w:pPr>
+        <w:spacing w:line="278" w:lineRule="auto"/>
+        <w:rPr>
+          <w:lang w:bidi="ar-DZ"/>
+        </w:rPr>
+      </w:pPr>
+      <w:r>
+        <w:rPr>
+          <w:lang w:bidi="ar-DZ"/>
+        </w:rPr>
+        <w:t>The review of the KriGo database schema focused on the following criteria:</w:t>
+      </w:r>
+    </w:p>
+    <w:p>
+      <w:pPr>
+        <w:pStyle w:val="ListParagraph"/>
+        <w:numPr>
+          <w:ilvl w:val="0"/>
+          <w:numId w:val="149"/>
+        </w:numPr>
+        <w:spacing w:line="360" w:lineRule="auto"/>
+        <w:rPr>
+          <w:lang w:bidi="ar-DZ"/>
+        </w:rPr>
+      </w:pPr>
+      <w:r>
+        <w:rPr>
+          <w:lang w:bidi="ar-DZ"/>
+        </w:rPr>
+        <w:t xml:space="preserve">Each entity has a unique primary key. </w:t>
+      </w:r>
+    </w:p>
+    <w:p>
+      <w:pPr>
+        <w:pStyle w:val="ListParagraph"/>
+        <w:numPr>
+          <w:ilvl w:val="0"/>
+          <w:numId w:val="149"/>
+        </w:numPr>
+        <w:spacing w:line="360" w:lineRule="auto"/>
+        <w:rPr>
+          <w:lang w:bidi="ar-DZ"/>
+        </w:rPr>
+      </w:pPr>
+      <w:r>
+        <w:rPr>
+          <w:lang w:bidi="ar-DZ"/>
+        </w:rPr>
+        <w:t xml:space="preserve">Every attribute stores a single (atomic) value. </w:t>
+      </w:r>
+    </w:p>
+    <w:p>
+      <w:pPr>
+        <w:pStyle w:val="ListParagraph"/>
+        <w:numPr>
+          <w:ilvl w:val="0"/>
+          <w:numId w:val="149"/>
+        </w:numPr>
+        <w:spacing w:line="360" w:lineRule="auto"/>
+        <w:rPr>
+          <w:lang w:bidi="ar-DZ"/>
+        </w:rPr>
+      </w:pPr>
+      <w:r>
+        <w:rPr>
+          <w:lang w:bidi="ar-DZ"/>
+        </w:rPr>
+        <w:t xml:space="preserve">No repeating groups or arrays are stored within a table. </w:t>
+      </w:r>
+    </w:p>
+    <w:p>
+      <w:pPr>
+        <w:pStyle w:val="ListParagraph"/>
+        <w:numPr>
+          <w:ilvl w:val="0"/>
+          <w:numId w:val="149"/>
+        </w:numPr>
+        <w:spacing w:line="360" w:lineRule="auto"/>
+        <w:rPr>
+          <w:lang w:bidi="ar-DZ"/>
+        </w:rPr>
+      </w:pPr>
+      <w:r>
+        <w:rPr>
+          <w:lang w:bidi="ar-DZ"/>
+        </w:rPr>
+        <w:t xml:space="preserve">Each column contains values of a single data type. </w:t>
+      </w:r>
+    </w:p>
+    <w:p>
+      <w:pPr>
+        <w:pStyle w:val="ListParagraph"/>
+        <w:numPr>
+          <w:ilvl w:val="0"/>
+          <w:numId w:val="149"/>
+        </w:numPr>
+        <w:spacing w:line="360" w:lineRule="auto"/>
+        <w:rPr>
+          <w:lang w:bidi="ar-DZ"/>
+        </w:rPr>
+      </w:pPr>
+      <w:r>
+        <w:rPr>
+          <w:lang w:bidi="ar-DZ"/>
+        </w:rPr>
+        <w:t xml:space="preserve">Each row represents a unique entity instance. </w:t>
+      </w:r>
+    </w:p>
+    <w:p>
+      <w:pPr>
+        <w:spacing w:after="0" w:line="278" w:lineRule="auto"/>
+        <w:rPr>
+          <w:lang w:bidi="ar-DZ"/>
+        </w:rPr>
+      </w:pPr>
+      <w:r>
+        <w:rPr>
+          <w:lang w:bidi="ar-DZ"/>
+        </w:rPr>
+        <w:t>The results indicate that all core entities conform to the requirements of First Normal Form.</w:t>
+      </w:r>
+    </w:p>
+    <w:p>
+      <w:pPr>
+        <w:spacing w:after="0" w:line="278" w:lineRule="auto"/>
+        <w:rPr>
+          <w:lang w:bidi="ar-DZ"/>
+        </w:rPr>
+      </w:pPr>
+    </w:p>
+    <w:p>
+      <w:pPr>
+        <w:pStyle w:val="Heading3"/>
+        <w:rPr>
+          <w:lang w:bidi="ar-DZ"/>
+        </w:rPr>
+      </w:pPr>
+      <w:r>
+        <w:rPr>
+          <w:lang w:bidi="ar-DZ"/>
+        </w:rPr>
+        <w:t>3.3 First Normal Form Review</w:t>
+      </w:r>
+    </w:p>
+    <w:tbl>
+      <w:tblPr>
+        <w:tblStyle w:val="PlainTable1"/>
+        <w:tblW w:w="0" w:type="auto"/>
+        <w:tblCellMar>
+          <w:top w:w="43" w:type="dxa"/>
+          <w:bottom w:w="43" w:type="dxa"/>
+        </w:tblCellMar>
+        <w:tblLook w:val="04A0" w:firstRow="1" w:lastRow="0" w:firstColumn="1" w:lastColumn="0" w:noHBand="0" w:noVBand="1"/>
+      </w:tblPr>
+      <w:tblGrid>
+        <w:gridCol w:w="2379"/>
+        <w:gridCol w:w="2136"/>
+        <w:gridCol w:w="1388"/>
+        <w:gridCol w:w="1339"/>
+        <w:gridCol w:w="2105"/>
+      </w:tblGrid>
+      <w:tr>
+        <w:trPr>
+          <w:cnfStyle w:val="100000000000" w:firstRow="1" w:lastRow="0" w:firstColumn="0" w:lastColumn="0" w:oddVBand="0" w:evenVBand="0" w:oddHBand="0" w:evenHBand="0" w:firstRowFirstColumn="0" w:firstRowLastColumn="0" w:lastRowFirstColumn="0" w:lastRowLastColumn="0"/>
+          <w:tblHeader/>
+        </w:trPr>
+        <w:tc>
+          <w:tcPr>
+            <w:cnfStyle w:val="001000000000" w:firstRow="0" w:lastRow="0" w:firstColumn="1" w:lastColumn="0" w:oddVBand="0" w:evenVBand="0" w:oddHBand="0" w:evenHBand="0" w:firstRowFirstColumn="0" w:firstRowLastColumn="0" w:lastRowFirstColumn="0" w:lastRowLastColumn="0"/>
+            <w:tcW w:w="2425" w:type="dxa"/>
+            <w:vAlign w:val="center"/>
+            <w:hideMark/>
+          </w:tcPr>
+          <w:p>
+            <w:pPr>
+              <w:spacing w:line="278" w:lineRule="auto"/>
+              <w:rPr>
+                <w:lang w:bidi="ar-DZ"/>
+              </w:rPr>
+            </w:pPr>
+            <w:r>
+              <w:rPr>
+                <w:lang w:bidi="ar-DZ"/>
+              </w:rPr>
+              <w:t>Entity</w:t>
+            </w:r>
+          </w:p>
+        </w:tc>
+        <w:tc>
+          <w:tcPr>
+            <w:tcW w:w="1927" w:type="dxa"/>
+            <w:vAlign w:val="center"/>
+            <w:hideMark/>
+          </w:tcPr>
+          <w:p>
+            <w:pPr>
+              <w:spacing w:line="278" w:lineRule="auto"/>
+              <w:cnfStyle w:val="100000000000" w:firstRow="1" w:lastRow="0" w:firstColumn="0" w:lastColumn="0" w:oddVBand="0" w:evenVBand="0" w:oddHBand="0" w:evenHBand="0" w:firstRowFirstColumn="0" w:firstRowLastColumn="0" w:lastRowFirstColumn="0" w:lastRowLastColumn="0"/>
+              <w:rPr>
+                <w:lang w:bidi="ar-DZ"/>
+              </w:rPr>
+            </w:pPr>
+            <w:r>
+              <w:rPr>
+                <w:lang w:bidi="ar-DZ"/>
+              </w:rPr>
+              <w:t>Primary Key</w:t>
+            </w:r>
+          </w:p>
+        </w:tc>
+        <w:tc>
+          <w:tcPr>
+            <w:tcW w:w="1403" w:type="dxa"/>
+            <w:vAlign w:val="center"/>
+            <w:hideMark/>
+          </w:tcPr>
+          <w:p>
+            <w:pPr>
+              <w:spacing w:line="278" w:lineRule="auto"/>
+              <w:cnfStyle w:val="100000000000" w:firstRow="1" w:lastRow="0" w:firstColumn="0" w:lastColumn="0" w:oddVBand="0" w:evenVBand="0" w:oddHBand="0" w:evenHBand="0" w:firstRowFirstColumn="0" w:firstRowLastColumn="0" w:lastRowFirstColumn="0" w:lastRowLastColumn="0"/>
+              <w:rPr>
+                <w:lang w:bidi="ar-DZ"/>
+              </w:rPr>
+            </w:pPr>
+            <w:r>
+              <w:rPr>
+                <w:lang w:bidi="ar-DZ"/>
+              </w:rPr>
+              <w:t>Atomic Attributes</w:t>
+            </w:r>
+          </w:p>
+        </w:tc>
+        <w:tc>
+          <w:tcPr>
+            <w:tcW w:w="1350" w:type="dxa"/>
+            <w:vAlign w:val="center"/>
+            <w:hideMark/>
+          </w:tcPr>
+          <w:p>
+            <w:pPr>
+              <w:spacing w:line="278" w:lineRule="auto"/>
+              <w:cnfStyle w:val="100000000000" w:firstRow="1" w:lastRow="0" w:firstColumn="0" w:lastColumn="0" w:oddVBand="0" w:evenVBand="0" w:oddHBand="0" w:evenHBand="0" w:firstRowFirstColumn="0" w:firstRowLastColumn="0" w:lastRowFirstColumn="0" w:lastRowLastColumn="0"/>
+              <w:rPr>
+                <w:lang w:bidi="ar-DZ"/>
+              </w:rPr>
+            </w:pPr>
+            <w:r>
+              <w:rPr>
+                <w:lang w:bidi="ar-DZ"/>
+              </w:rPr>
+              <w:t>Repeating Groups</w:t>
+            </w:r>
+          </w:p>
+        </w:tc>
+        <w:tc>
+          <w:tcPr>
+            <w:tcW w:w="2242" w:type="dxa"/>
+            <w:vAlign w:val="center"/>
+            <w:hideMark/>
+          </w:tcPr>
+          <w:p>
+            <w:pPr>
+              <w:spacing w:line="278" w:lineRule="auto"/>
+              <w:cnfStyle w:val="100000000000" w:firstRow="1" w:lastRow="0" w:firstColumn="0" w:lastColumn="0" w:oddVBand="0" w:evenVBand="0" w:oddHBand="0" w:evenHBand="0" w:firstRowFirstColumn="0" w:firstRowLastColumn="0" w:lastRowFirstColumn="0" w:lastRowLastColumn="0"/>
+              <w:rPr>
+                <w:lang w:bidi="ar-DZ"/>
+              </w:rPr>
+            </w:pPr>
+            <w:r>
+              <w:rPr>
+                <w:lang w:bidi="ar-DZ"/>
+              </w:rPr>
+              <w:t>1NF Status</w:t>
+            </w:r>
+          </w:p>
+        </w:tc>
+      </w:tr>
+      <w:tr>
+        <w:trPr>
+          <w:cnfStyle w:val="000000100000" w:firstRow="0" w:lastRow="0" w:firstColumn="0" w:lastColumn="0" w:oddVBand="0" w:evenVBand="0" w:oddHBand="1" w:evenHBand="0" w:firstRowFirstColumn="0" w:firstRowLastColumn="0" w:lastRowFirstColumn="0" w:lastRowLastColumn="0"/>
+        </w:trPr>
+        <w:tc>
+          <w:tcPr>
+            <w:cnfStyle w:val="001000000000" w:firstRow="0" w:lastRow="0" w:firstColumn="1" w:lastColumn="0" w:oddVBand="0" w:evenVBand="0" w:oddHBand="0" w:evenHBand="0" w:firstRowFirstColumn="0" w:firstRowLastColumn="0" w:lastRowFirstColumn="0" w:lastRowLastColumn="0"/>
+            <w:tcW w:w="2425" w:type="dxa"/>
+            <w:hideMark/>
+          </w:tcPr>
+          <w:p>
+            <w:pPr>
+              <w:spacing w:line="278" w:lineRule="auto"/>
+              <w:rPr>
+                <w:lang w:bidi="ar-DZ"/>
+              </w:rPr>
+            </w:pPr>
+            <w:r>
+              <w:rPr>
+                <w:lang w:bidi="ar-DZ"/>
+              </w:rPr>
+              <w:t>User</w:t>
+            </w:r>
+          </w:p>
+        </w:tc>
+        <w:tc>
+          <w:tcPr>
+            <w:tcW w:w="1927" w:type="dxa"/>
+            <w:hideMark/>
+          </w:tcPr>
+          <w:p>
+            <w:pPr>
+              <w:spacing w:line="278" w:lineRule="auto"/>
+              <w:cnfStyle w:val="000000100000" w:firstRow="0" w:lastRow="0" w:firstColumn="0" w:lastColumn="0" w:oddVBand="0" w:evenVBand="0" w:oddHBand="1" w:evenHBand="0" w:firstRowFirstColumn="0" w:firstRowLastColumn="0" w:lastRowFirstColumn="0" w:lastRowLastColumn="0"/>
+              <w:rPr>
+                <w:lang w:bidi="ar-DZ"/>
+              </w:rPr>
+            </w:pPr>
+            <w:r>
+              <w:rPr>
+                <w:lang w:bidi="ar-DZ"/>
+              </w:rPr>
+              <w:t>user_id</w:t>
+            </w:r>
+          </w:p>
+        </w:tc>
+        <w:tc>
+          <w:tcPr>
+            <w:tcW w:w="1403" w:type="dxa"/>
+            <w:hideMark/>
+          </w:tcPr>
+          <w:p>
+            <w:pPr>
+              <w:spacing w:line="278" w:lineRule="auto"/>
+              <w:cnfStyle w:val="000000100000" w:firstRow="0" w:lastRow="0" w:firstColumn="0" w:lastColumn="0" w:oddVBand="0" w:evenVBand="0" w:oddHBand="1" w:evenHBand="0" w:firstRowFirstColumn="0" w:firstRowLastColumn="0" w:lastRowFirstColumn="0" w:lastRowLastColumn="0"/>
+              <w:rPr>
+                <w:lang w:bidi="ar-DZ"/>
+              </w:rPr>
+            </w:pPr>
+            <w:r>
+              <w:rPr>
+                <w:lang w:bidi="ar-DZ"/>
+              </w:rPr>
+              <w:t>Yes</w:t>
+            </w:r>
+          </w:p>
+        </w:tc>
+        <w:tc>
+          <w:tcPr>
+            <w:tcW w:w="1350" w:type="dxa"/>
+            <w:hideMark/>
+          </w:tcPr>
+          <w:p>
+            <w:pPr>
+              <w:spacing w:line="278" w:lineRule="auto"/>
+              <w:cnfStyle w:val="000000100000" w:firstRow="0" w:lastRow="0" w:firstColumn="0" w:lastColumn="0" w:oddVBand="0" w:evenVBand="0" w:oddHBand="1" w:evenHBand="0" w:firstRowFirstColumn="0" w:firstRowLastColumn="0" w:lastRowFirstColumn="0" w:lastRowLastColumn="0"/>
+              <w:rPr>
+                <w:lang w:bidi="ar-DZ"/>
+              </w:rPr>
+            </w:pPr>
+            <w:r>
+              <w:rPr>
+                <w:lang w:bidi="ar-DZ"/>
+              </w:rPr>
+              <w:t>None</w:t>
+            </w:r>
+          </w:p>
+        </w:tc>
+        <w:tc>
+          <w:tcPr>
+            <w:tcW w:w="2242" w:type="dxa"/>
+            <w:hideMark/>
+          </w:tcPr>
+          <w:p>
+            <w:pPr>
+              <w:spacing w:line="278" w:lineRule="auto"/>
+              <w:cnfStyle w:val="000000100000" w:firstRow="0" w:lastRow="0" w:firstColumn="0" w:lastColumn="0" w:oddVBand="0" w:evenVBand="0" w:oddHBand="1" w:evenHBand="0" w:firstRowFirstColumn="0" w:firstRowLastColumn="0" w:lastRowFirstColumn="0" w:lastRowLastColumn="0"/>
+              <w:rPr>
+                <w:lang w:bidi="ar-DZ"/>
+              </w:rPr>
+            </w:pPr>
+            <w:r>
+              <w:rPr>
+                <w:rFonts w:ascii="Segoe UI Symbol" w:hAnsi="Segoe UI Symbol" w:cs="Segoe UI Symbol"/>
+                <w:lang w:bidi="ar-DZ"/>
+              </w:rPr>
+              <w:t>✓</w:t>
+            </w:r>
+            <w:r>
+              <w:rPr>
+                <w:lang w:bidi="ar-DZ"/>
+              </w:rPr>
+              <w:t xml:space="preserve"> Satisfies 1NF</w:t>
+            </w:r>
+          </w:p>
+        </w:tc>
+      </w:tr>
+      <w:tr>
+        <w:tc>
+          <w:tcPr>
+            <w:cnfStyle w:val="001000000000" w:firstRow="0" w:lastRow="0" w:firstColumn="1" w:lastColumn="0" w:oddVBand="0" w:evenVBand="0" w:oddHBand="0" w:evenHBand="0" w:firstRowFirstColumn="0" w:firstRowLastColumn="0" w:lastRowFirstColumn="0" w:lastRowLastColumn="0"/>
+            <w:tcW w:w="2425" w:type="dxa"/>
+            <w:hideMark/>
+          </w:tcPr>
+          <w:p>
+            <w:pPr>
+              <w:spacing w:line="278" w:lineRule="auto"/>
+              <w:rPr>
+                <w:lang w:bidi="ar-DZ"/>
+              </w:rPr>
+            </w:pPr>
+            <w:r>
+              <w:rPr>
+                <w:lang w:bidi="ar-DZ"/>
+              </w:rPr>
+              <w:t>Customer</w:t>
+            </w:r>
+          </w:p>
+        </w:tc>
+        <w:tc>
+          <w:tcPr>
+            <w:tcW w:w="1927" w:type="dxa"/>
+            <w:hideMark/>
+          </w:tcPr>
+          <w:p>
+            <w:pPr>
+              <w:spacing w:line="278" w:lineRule="auto"/>
+              <w:cnfStyle w:val="000000000000" w:firstRow="0" w:lastRow="0" w:firstColumn="0" w:lastColumn="0" w:oddVBand="0" w:evenVBand="0" w:oddHBand="0" w:evenHBand="0" w:firstRowFirstColumn="0" w:firstRowLastColumn="0" w:lastRowFirstColumn="0" w:lastRowLastColumn="0"/>
+              <w:rPr>
+                <w:lang w:bidi="ar-DZ"/>
+              </w:rPr>
+            </w:pPr>
+            <w:r>
+              <w:rPr>
+                <w:lang w:bidi="ar-DZ"/>
+              </w:rPr>
+              <w:t>customer_id</w:t>
+            </w:r>
+          </w:p>
+        </w:tc>
+        <w:tc>
+          <w:tcPr>
+            <w:tcW w:w="1403" w:type="dxa"/>
+            <w:hideMark/>
+          </w:tcPr>
+          <w:p>
+            <w:pPr>
+              <w:spacing w:line="278" w:lineRule="auto"/>
+              <w:cnfStyle w:val="000000000000" w:firstRow="0" w:lastRow="0" w:firstColumn="0" w:lastColumn="0" w:oddVBand="0" w:evenVBand="0" w:oddHBand="0" w:evenHBand="0" w:firstRowFirstColumn="0" w:firstRowLastColumn="0" w:lastRowFirstColumn="0" w:lastRowLastColumn="0"/>
+              <w:rPr>
+                <w:lang w:bidi="ar-DZ"/>
+              </w:rPr>
+            </w:pPr>
+            <w:r>
+              <w:rPr>
+                <w:lang w:bidi="ar-DZ"/>
+              </w:rPr>
+              <w:t>Yes</w:t>
+            </w:r>
+          </w:p>
+        </w:tc>
+        <w:tc>
+          <w:tcPr>
+            <w:tcW w:w="1350" w:type="dxa"/>
+            <w:hideMark/>
+          </w:tcPr>
+          <w:p>
+            <w:pPr>
+              <w:spacing w:line="278" w:lineRule="auto"/>
+              <w:cnfStyle w:val="000000000000" w:firstRow="0" w:lastRow="0" w:firstColumn="0" w:lastColumn="0" w:oddVBand="0" w:evenVBand="0" w:oddHBand="0" w:evenHBand="0" w:firstRowFirstColumn="0" w:firstRowLastColumn="0" w:lastRowFirstColumn="0" w:lastRowLastColumn="0"/>
+              <w:rPr>
+                <w:lang w:bidi="ar-DZ"/>
+              </w:rPr>
+            </w:pPr>
+            <w:r>
+              <w:rPr>
+                <w:lang w:bidi="ar-DZ"/>
+              </w:rPr>
+              <w:t>None</w:t>
+            </w:r>
+          </w:p>
+        </w:tc>
+        <w:tc>
+          <w:tcPr>
+            <w:tcW w:w="2242" w:type="dxa"/>
+            <w:hideMark/>
+          </w:tcPr>
+          <w:p>
+            <w:pPr>
+              <w:spacing w:line="278" w:lineRule="auto"/>
+              <w:cnfStyle w:val="000000000000" w:firstRow="0" w:lastRow="0" w:firstColumn="0" w:lastColumn="0" w:oddVBand="0" w:evenVBand="0" w:oddHBand="0" w:evenHBand="0" w:firstRowFirstColumn="0" w:firstRowLastColumn="0" w:lastRowFirstColumn="0" w:lastRowLastColumn="0"/>
+              <w:rPr>
+                <w:lang w:bidi="ar-DZ"/>
+              </w:rPr>
+            </w:pPr>
+            <w:r>
+              <w:rPr>
+                <w:rFonts w:ascii="Segoe UI Symbol" w:hAnsi="Segoe UI Symbol" w:cs="Segoe UI Symbol"/>
+                <w:lang w:bidi="ar-DZ"/>
+              </w:rPr>
+              <w:t>✓</w:t>
+            </w:r>
+            <w:r>
+              <w:rPr>
+                <w:lang w:bidi="ar-DZ"/>
+              </w:rPr>
+              <w:t xml:space="preserve"> Satisfies 1NF</w:t>
+            </w:r>
+          </w:p>
+        </w:tc>
+      </w:tr>
+      <w:tr>
+        <w:trPr>
+          <w:cnfStyle w:val="000000100000" w:firstRow="0" w:lastRow="0" w:firstColumn="0" w:lastColumn="0" w:oddVBand="0" w:evenVBand="0" w:oddHBand="1" w:evenHBand="0" w:firstRowFirstColumn="0" w:firstRowLastColumn="0" w:lastRowFirstColumn="0" w:lastRowLastColumn="0"/>
+        </w:trPr>
+        <w:tc>
+          <w:tcPr>
+            <w:cnfStyle w:val="001000000000" w:firstRow="0" w:lastRow="0" w:firstColumn="1" w:lastColumn="0" w:oddVBand="0" w:evenVBand="0" w:oddHBand="0" w:evenHBand="0" w:firstRowFirstColumn="0" w:firstRowLastColumn="0" w:lastRowFirstColumn="0" w:lastRowLastColumn="0"/>
+            <w:tcW w:w="2425" w:type="dxa"/>
+            <w:hideMark/>
+          </w:tcPr>
+          <w:p>
+            <w:pPr>
+              <w:spacing w:line="278" w:lineRule="auto"/>
+              <w:rPr>
+                <w:lang w:bidi="ar-DZ"/>
+              </w:rPr>
+            </w:pPr>
+            <w:r>
+              <w:rPr>
+                <w:lang w:bidi="ar-DZ"/>
+              </w:rPr>
+              <w:t>Agency</w:t>
+            </w:r>
+          </w:p>
+        </w:tc>
+        <w:tc>
+          <w:tcPr>
+            <w:tcW w:w="1927" w:type="dxa"/>
+            <w:hideMark/>
+          </w:tcPr>
+          <w:p>
+            <w:pPr>
+              <w:spacing w:line="278" w:lineRule="auto"/>
+              <w:cnfStyle w:val="000000100000" w:firstRow="0" w:lastRow="0" w:firstColumn="0" w:lastColumn="0" w:oddVBand="0" w:evenVBand="0" w:oddHBand="1" w:evenHBand="0" w:firstRowFirstColumn="0" w:firstRowLastColumn="0" w:lastRowFirstColumn="0" w:lastRowLastColumn="0"/>
+              <w:rPr>
+                <w:lang w:bidi="ar-DZ"/>
+              </w:rPr>
+            </w:pPr>
+            <w:r>
+              <w:rPr>
+                <w:lang w:bidi="ar-DZ"/>
+              </w:rPr>
+              <w:t>agency_id</w:t>
+            </w:r>
+          </w:p>
+        </w:tc>
+        <w:tc>
+          <w:tcPr>
+            <w:tcW w:w="1403" w:type="dxa"/>
+            <w:hideMark/>
+          </w:tcPr>
+          <w:p>
+            <w:pPr>
+              <w:spacing w:line="278" w:lineRule="auto"/>
+              <w:cnfStyle w:val="000000100000" w:firstRow="0" w:lastRow="0" w:firstColumn="0" w:lastColumn="0" w:oddVBand="0" w:evenVBand="0" w:oddHBand="1" w:evenHBand="0" w:firstRowFirstColumn="0" w:firstRowLastColumn="0" w:lastRowFirstColumn="0" w:lastRowLastColumn="0"/>
+              <w:rPr>
+                <w:lang w:bidi="ar-DZ"/>
+              </w:rPr>
+            </w:pPr>
+            <w:r>
+              <w:rPr>
+                <w:lang w:bidi="ar-DZ"/>
+              </w:rPr>
+              <w:t>Yes</w:t>
+            </w:r>
+          </w:p>
+        </w:tc>
+        <w:tc>
+          <w:tcPr>
+            <w:tcW w:w="1350" w:type="dxa"/>
+            <w:hideMark/>
+          </w:tcPr>
+          <w:p>
+            <w:pPr>
+              <w:spacing w:line="278" w:lineRule="auto"/>
+              <w:cnfStyle w:val="000000100000" w:firstRow="0" w:lastRow="0" w:firstColumn="0" w:lastColumn="0" w:oddVBand="0" w:evenVBand="0" w:oddHBand="1" w:evenHBand="0" w:firstRowFirstColumn="0" w:firstRowLastColumn="0" w:lastRowFirstColumn="0" w:lastRowLastColumn="0"/>
+              <w:rPr>
+                <w:lang w:bidi="ar-DZ"/>
+              </w:rPr>
+            </w:pPr>
+            <w:r>
+              <w:rPr>
+                <w:lang w:bidi="ar-DZ"/>
+              </w:rPr>
+              <w:t>None</w:t>
+            </w:r>
+          </w:p>
+        </w:tc>
+        <w:tc>
+          <w:tcPr>
+            <w:tcW w:w="2242" w:type="dxa"/>
+            <w:hideMark/>
+          </w:tcPr>
+          <w:p>
+            <w:pPr>
+              <w:spacing w:line="278" w:lineRule="auto"/>
+              <w:cnfStyle w:val="000000100000" w:firstRow="0" w:lastRow="0" w:firstColumn="0" w:lastColumn="0" w:oddVBand="0" w:evenVBand="0" w:oddHBand="1" w:evenHBand="0" w:firstRowFirstColumn="0" w:firstRowLastColumn="0" w:lastRowFirstColumn="0" w:lastRowLastColumn="0"/>
+              <w:rPr>
+                <w:lang w:bidi="ar-DZ"/>
+              </w:rPr>
+            </w:pPr>
+            <w:r>
+              <w:rPr>
+                <w:rFonts w:ascii="Segoe UI Symbol" w:hAnsi="Segoe UI Symbol" w:cs="Segoe UI Symbol"/>
+                <w:lang w:bidi="ar-DZ"/>
+              </w:rPr>
+              <w:t>✓</w:t>
+            </w:r>
+            <w:r>
+              <w:rPr>
+                <w:lang w:bidi="ar-DZ"/>
+              </w:rPr>
+              <w:t xml:space="preserve"> Satisfies 1NF</w:t>
+            </w:r>
+          </w:p>
+        </w:tc>
+      </w:tr>
+      <w:tr>
+        <w:tc>
+          <w:tcPr>
+            <w:cnfStyle w:val="001000000000" w:firstRow="0" w:lastRow="0" w:firstColumn="1" w:lastColumn="0" w:oddVBand="0" w:evenVBand="0" w:oddHBand="0" w:evenHBand="0" w:firstRowFirstColumn="0" w:firstRowLastColumn="0" w:lastRowFirstColumn="0" w:lastRowLastColumn="0"/>
+            <w:tcW w:w="2425" w:type="dxa"/>
+            <w:hideMark/>
+          </w:tcPr>
+          <w:p>
+            <w:pPr>
+              <w:spacing w:line="278" w:lineRule="auto"/>
+              <w:rPr>
+                <w:lang w:bidi="ar-DZ"/>
+              </w:rPr>
+            </w:pPr>
+            <w:r>
+              <w:rPr>
+                <w:lang w:bidi="ar-DZ"/>
+              </w:rPr>
+              <w:t>Agency Verification</w:t>
+            </w:r>
+          </w:p>
+        </w:tc>
+        <w:tc>
+          <w:tcPr>
+            <w:tcW w:w="1927" w:type="dxa"/>
+            <w:hideMark/>
+          </w:tcPr>
+          <w:p>
+            <w:pPr>
+              <w:spacing w:line="278" w:lineRule="auto"/>
+              <w:cnfStyle w:val="000000000000" w:firstRow="0" w:lastRow="0" w:firstColumn="0" w:lastColumn="0" w:oddVBand="0" w:evenVBand="0" w:oddHBand="0" w:evenHBand="0" w:firstRowFirstColumn="0" w:firstRowLastColumn="0" w:lastRowFirstColumn="0" w:lastRowLastColumn="0"/>
+              <w:rPr>
+                <w:lang w:bidi="ar-DZ"/>
+              </w:rPr>
+            </w:pPr>
+            <w:r>
+              <w:rPr>
+                <w:lang w:bidi="ar-DZ"/>
+              </w:rPr>
+              <w:t>verification_id</w:t>
+            </w:r>
+          </w:p>
+        </w:tc>
+        <w:tc>
+          <w:tcPr>
+            <w:tcW w:w="1403" w:type="dxa"/>
+            <w:hideMark/>
+          </w:tcPr>
+          <w:p>
+            <w:pPr>
+              <w:spacing w:line="278" w:lineRule="auto"/>
+              <w:cnfStyle w:val="000000000000" w:firstRow="0" w:lastRow="0" w:firstColumn="0" w:lastColumn="0" w:oddVBand="0" w:evenVBand="0" w:oddHBand="0" w:evenHBand="0" w:firstRowFirstColumn="0" w:firstRowLastColumn="0" w:lastRowFirstColumn="0" w:lastRowLastColumn="0"/>
+              <w:rPr>
+                <w:lang w:bidi="ar-DZ"/>
+              </w:rPr>
+            </w:pPr>
+            <w:r>
+              <w:rPr>
+                <w:lang w:bidi="ar-DZ"/>
+              </w:rPr>
+              <w:t>Yes</w:t>
+            </w:r>
+          </w:p>
+        </w:tc>
+        <w:tc>
+          <w:tcPr>
+            <w:tcW w:w="1350" w:type="dxa"/>
+            <w:hideMark/>
+          </w:tcPr>
+          <w:p>
+            <w:pPr>
+              <w:spacing w:line="278" w:lineRule="auto"/>
+              <w:cnfStyle w:val="000000000000" w:firstRow="0" w:lastRow="0" w:firstColumn="0" w:lastColumn="0" w:oddVBand="0" w:evenVBand="0" w:oddHBand="0" w:evenHBand="0" w:firstRowFirstColumn="0" w:firstRowLastColumn="0" w:lastRowFirstColumn="0" w:lastRowLastColumn="0"/>
+              <w:rPr>
+                <w:lang w:bidi="ar-DZ"/>
+              </w:rPr>
+            </w:pPr>
+            <w:r>
+              <w:rPr>
+                <w:lang w:bidi="ar-DZ"/>
+              </w:rPr>
+              <w:t>None</w:t>
+            </w:r>
+          </w:p>
+        </w:tc>
+        <w:tc>
+          <w:tcPr>
+            <w:tcW w:w="2242" w:type="dxa"/>
+            <w:hideMark/>
+          </w:tcPr>
+          <w:p>
+            <w:pPr>
+              <w:spacing w:line="278" w:lineRule="auto"/>
+              <w:cnfStyle w:val="000000000000" w:firstRow="0" w:lastRow="0" w:firstColumn="0" w:lastColumn="0" w:oddVBand="0" w:evenVBand="0" w:oddHBand="0" w:evenHBand="0" w:firstRowFirstColumn="0" w:firstRowLastColumn="0" w:lastRowFirstColumn="0" w:lastRowLastColumn="0"/>
+              <w:rPr>
+                <w:lang w:bidi="ar-DZ"/>
+              </w:rPr>
+            </w:pPr>
+            <w:r>
+              <w:rPr>
+                <w:rFonts w:ascii="Segoe UI Symbol" w:hAnsi="Segoe UI Symbol" w:cs="Segoe UI Symbol"/>
+                <w:lang w:bidi="ar-DZ"/>
+              </w:rPr>
+              <w:t>✓</w:t>
+            </w:r>
+            <w:r>
+              <w:rPr>
+                <w:lang w:bidi="ar-DZ"/>
+              </w:rPr>
+              <w:t xml:space="preserve"> Satisfies 1NF</w:t>
+            </w:r>
+          </w:p>
+        </w:tc>
+      </w:tr>
+      <w:tr>
+        <w:trPr>
+          <w:cnfStyle w:val="000000100000" w:firstRow="0" w:lastRow="0" w:firstColumn="0" w:lastColumn="0" w:oddVBand="0" w:evenVBand="0" w:oddHBand="1" w:evenHBand="0" w:firstRowFirstColumn="0" w:firstRowLastColumn="0" w:lastRowFirstColumn="0" w:lastRowLastColumn="0"/>
+        </w:trPr>
+        <w:tc>
+          <w:tcPr>
+            <w:cnfStyle w:val="001000000000" w:firstRow="0" w:lastRow="0" w:firstColumn="1" w:lastColumn="0" w:oddVBand="0" w:evenVBand="0" w:oddHBand="0" w:evenHBand="0" w:firstRowFirstColumn="0" w:firstRowLastColumn="0" w:lastRowFirstColumn="0" w:lastRowLastColumn="0"/>
+            <w:tcW w:w="2425" w:type="dxa"/>
+            <w:hideMark/>
+          </w:tcPr>
+          <w:p>
+            <w:pPr>
+              <w:spacing w:line="278" w:lineRule="auto"/>
+              <w:rPr>
+                <w:lang w:bidi="ar-DZ"/>
+              </w:rPr>
+            </w:pPr>
+            <w:r>
+              <w:rPr>
+                <w:lang w:bidi="ar-DZ"/>
+              </w:rPr>
+              <w:t>Branch</w:t>
+            </w:r>
+          </w:p>
+        </w:tc>
+        <w:tc>
+          <w:tcPr>
+            <w:tcW w:w="1927" w:type="dxa"/>
+            <w:hideMark/>
+          </w:tcPr>
+          <w:p>
+            <w:pPr>
+              <w:spacing w:line="278" w:lineRule="auto"/>
+              <w:cnfStyle w:val="000000100000" w:firstRow="0" w:lastRow="0" w:firstColumn="0" w:lastColumn="0" w:oddVBand="0" w:evenVBand="0" w:oddHBand="1" w:evenHBand="0" w:firstRowFirstColumn="0" w:firstRowLastColumn="0" w:lastRowFirstColumn="0" w:lastRowLastColumn="0"/>
+              <w:rPr>
+                <w:lang w:bidi="ar-DZ"/>
+              </w:rPr>
+            </w:pPr>
+            <w:r>
+              <w:rPr>
+                <w:lang w:bidi="ar-DZ"/>
+              </w:rPr>
+              <w:t>branch_id</w:t>
+            </w:r>
+          </w:p>
+        </w:tc>
+        <w:tc>
+          <w:tcPr>
+            <w:tcW w:w="1403" w:type="dxa"/>
+            <w:hideMark/>
+          </w:tcPr>
+          <w:p>
+            <w:pPr>
+              <w:spacing w:line="278" w:lineRule="auto"/>
+              <w:cnfStyle w:val="000000100000" w:firstRow="0" w:lastRow="0" w:firstColumn="0" w:lastColumn="0" w:oddVBand="0" w:evenVBand="0" w:oddHBand="1" w:evenHBand="0" w:firstRowFirstColumn="0" w:firstRowLastColumn="0" w:lastRowFirstColumn="0" w:lastRowLastColumn="0"/>
+              <w:rPr>
+                <w:lang w:bidi="ar-DZ"/>
+              </w:rPr>
+            </w:pPr>
+            <w:r>
+              <w:rPr>
+                <w:lang w:bidi="ar-DZ"/>
+              </w:rPr>
+              <w:t>Yes</w:t>
+            </w:r>
+          </w:p>
+        </w:tc>
+        <w:tc>
+          <w:tcPr>
+            <w:tcW w:w="1350" w:type="dxa"/>
+            <w:hideMark/>
+          </w:tcPr>
+          <w:p>
+            <w:pPr>
+              <w:spacing w:line="278" w:lineRule="auto"/>
+              <w:cnfStyle w:val="000000100000" w:firstRow="0" w:lastRow="0" w:firstColumn="0" w:lastColumn="0" w:oddVBand="0" w:evenVBand="0" w:oddHBand="1" w:evenHBand="0" w:firstRowFirstColumn="0" w:firstRowLastColumn="0" w:lastRowFirstColumn="0" w:lastRowLastColumn="0"/>
+              <w:rPr>
+                <w:lang w:bidi="ar-DZ"/>
+              </w:rPr>
+            </w:pPr>
+            <w:r>
+              <w:rPr>
+                <w:lang w:bidi="ar-DZ"/>
+              </w:rPr>
+              <w:t>None</w:t>
+            </w:r>
+          </w:p>
+        </w:tc>
+        <w:tc>
+          <w:tcPr>
+            <w:tcW w:w="2242" w:type="dxa"/>
+            <w:hideMark/>
+          </w:tcPr>
+          <w:p>
+            <w:pPr>
+              <w:spacing w:line="278" w:lineRule="auto"/>
+              <w:cnfStyle w:val="000000100000" w:firstRow="0" w:lastRow="0" w:firstColumn="0" w:lastColumn="0" w:oddVBand="0" w:evenVBand="0" w:oddHBand="1" w:evenHBand="0" w:firstRowFirstColumn="0" w:firstRowLastColumn="0" w:lastRowFirstColumn="0" w:lastRowLastColumn="0"/>
+              <w:rPr>
+                <w:lang w:bidi="ar-DZ"/>
+              </w:rPr>
+            </w:pPr>
+            <w:r>
+              <w:rPr>
+                <w:rFonts w:ascii="Segoe UI Symbol" w:hAnsi="Segoe UI Symbol" w:cs="Segoe UI Symbol"/>
+                <w:lang w:bidi="ar-DZ"/>
+              </w:rPr>
+              <w:t>✓</w:t>
+            </w:r>
+            <w:r>
+              <w:rPr>
+                <w:lang w:bidi="ar-DZ"/>
+              </w:rPr>
+              <w:t xml:space="preserve"> Satisfies 1NF</w:t>
+            </w:r>
+          </w:p>
+        </w:tc>
+      </w:tr>
+      <w:tr>
+        <w:tc>
+          <w:tcPr>
+            <w:cnfStyle w:val="001000000000" w:firstRow="0" w:lastRow="0" w:firstColumn="1" w:lastColumn="0" w:oddVBand="0" w:evenVBand="0" w:oddHBand="0" w:evenHBand="0" w:firstRowFirstColumn="0" w:firstRowLastColumn="0" w:lastRowFirstColumn="0" w:lastRowLastColumn="0"/>
+            <w:tcW w:w="2425" w:type="dxa"/>
+            <w:hideMark/>
+          </w:tcPr>
+          <w:p>
+            <w:pPr>
+              <w:spacing w:line="278" w:lineRule="auto"/>
+              <w:rPr>
+                <w:lang w:bidi="ar-DZ"/>
+              </w:rPr>
+            </w:pPr>
+            <w:r>
+              <w:rPr>
+                <w:lang w:bidi="ar-DZ"/>
+              </w:rPr>
+              <w:t>Employee</w:t>
+            </w:r>
+          </w:p>
+        </w:tc>
+        <w:tc>
+          <w:tcPr>
+            <w:tcW w:w="1927" w:type="dxa"/>
+            <w:hideMark/>
+          </w:tcPr>
+          <w:p>
+            <w:pPr>
+              <w:spacing w:line="278" w:lineRule="auto"/>
+              <w:cnfStyle w:val="000000000000" w:firstRow="0" w:lastRow="0" w:firstColumn="0" w:lastColumn="0" w:oddVBand="0" w:evenVBand="0" w:oddHBand="0" w:evenHBand="0" w:firstRowFirstColumn="0" w:firstRowLastColumn="0" w:lastRowFirstColumn="0" w:lastRowLastColumn="0"/>
+              <w:rPr>
+                <w:lang w:bidi="ar-DZ"/>
+              </w:rPr>
+            </w:pPr>
+            <w:r>
+              <w:rPr>
+                <w:lang w:bidi="ar-DZ"/>
+              </w:rPr>
+              <w:t>employee_id</w:t>
+            </w:r>
+          </w:p>
+        </w:tc>
+        <w:tc>
+          <w:tcPr>
+            <w:tcW w:w="1403" w:type="dxa"/>
+            <w:hideMark/>
+          </w:tcPr>
+          <w:p>
+            <w:pPr>
+              <w:spacing w:line="278" w:lineRule="auto"/>
+              <w:cnfStyle w:val="000000000000" w:firstRow="0" w:lastRow="0" w:firstColumn="0" w:lastColumn="0" w:oddVBand="0" w:evenVBand="0" w:oddHBand="0" w:evenHBand="0" w:firstRowFirstColumn="0" w:firstRowLastColumn="0" w:lastRowFirstColumn="0" w:lastRowLastColumn="0"/>
+              <w:rPr>
+                <w:lang w:bidi="ar-DZ"/>
+              </w:rPr>
+            </w:pPr>
+            <w:r>
+              <w:rPr>
+                <w:lang w:bidi="ar-DZ"/>
+              </w:rPr>
+              <w:t>Yes</w:t>
+            </w:r>
+          </w:p>
+        </w:tc>
+        <w:tc>
+          <w:tcPr>
+            <w:tcW w:w="1350" w:type="dxa"/>
+            <w:hideMark/>
+          </w:tcPr>
+          <w:p>
+            <w:pPr>
+              <w:spacing w:line="278" w:lineRule="auto"/>
+              <w:cnfStyle w:val="000000000000" w:firstRow="0" w:lastRow="0" w:firstColumn="0" w:lastColumn="0" w:oddVBand="0" w:evenVBand="0" w:oddHBand="0" w:evenHBand="0" w:firstRowFirstColumn="0" w:firstRowLastColumn="0" w:lastRowFirstColumn="0" w:lastRowLastColumn="0"/>
+              <w:rPr>
+                <w:lang w:bidi="ar-DZ"/>
+              </w:rPr>
+            </w:pPr>
+            <w:r>
+              <w:rPr>
+                <w:lang w:bidi="ar-DZ"/>
+              </w:rPr>
+              <w:t>None</w:t>
+            </w:r>
+          </w:p>
+        </w:tc>
+        <w:tc>
+          <w:tcPr>
+            <w:tcW w:w="2242" w:type="dxa"/>
+            <w:hideMark/>
+          </w:tcPr>
+          <w:p>
+            <w:pPr>
+              <w:spacing w:line="278" w:lineRule="auto"/>
+              <w:cnfStyle w:val="000000000000" w:firstRow="0" w:lastRow="0" w:firstColumn="0" w:lastColumn="0" w:oddVBand="0" w:evenVBand="0" w:oddHBand="0" w:evenHBand="0" w:firstRowFirstColumn="0" w:firstRowLastColumn="0" w:lastRowFirstColumn="0" w:lastRowLastColumn="0"/>
+              <w:rPr>
+                <w:lang w:bidi="ar-DZ"/>
+              </w:rPr>
+            </w:pPr>
+            <w:r>
+              <w:rPr>
+                <w:rFonts w:ascii="Segoe UI Symbol" w:hAnsi="Segoe UI Symbol" w:cs="Segoe UI Symbol"/>
+                <w:lang w:bidi="ar-DZ"/>
+              </w:rPr>
+              <w:t>✓</w:t>
+            </w:r>
+            <w:r>
+              <w:rPr>
+                <w:lang w:bidi="ar-DZ"/>
+              </w:rPr>
+              <w:t xml:space="preserve"> Satisfies 1NF</w:t>
+            </w:r>
+          </w:p>
+        </w:tc>
+      </w:tr>
+      <w:tr>
+        <w:trPr>
+          <w:cnfStyle w:val="000000100000" w:firstRow="0" w:lastRow="0" w:firstColumn="0" w:lastColumn="0" w:oddVBand="0" w:evenVBand="0" w:oddHBand="1" w:evenHBand="0" w:firstRowFirstColumn="0" w:firstRowLastColumn="0" w:lastRowFirstColumn="0" w:lastRowLastColumn="0"/>
+        </w:trPr>
+        <w:tc>
+          <w:tcPr>
+            <w:cnfStyle w:val="001000000000" w:firstRow="0" w:lastRow="0" w:firstColumn="1" w:lastColumn="0" w:oddVBand="0" w:evenVBand="0" w:oddHBand="0" w:evenHBand="0" w:firstRowFirstColumn="0" w:firstRowLastColumn="0" w:lastRowFirstColumn="0" w:lastRowLastColumn="0"/>
+            <w:tcW w:w="2425" w:type="dxa"/>
+            <w:hideMark/>
+          </w:tcPr>
+          <w:p>
+            <w:pPr>
+              <w:spacing w:line="278" w:lineRule="auto"/>
+              <w:rPr>
+                <w:lang w:bidi="ar-DZ"/>
+              </w:rPr>
+            </w:pPr>
+            <w:r>
+              <w:rPr>
+                <w:lang w:bidi="ar-DZ"/>
+              </w:rPr>
+              <w:t>Vehicle</w:t>
+            </w:r>
+          </w:p>
+        </w:tc>
+        <w:tc>
+          <w:tcPr>
+            <w:tcW w:w="1927" w:type="dxa"/>
+            <w:hideMark/>
+          </w:tcPr>
+          <w:p>
+            <w:pPr>
+              <w:spacing w:line="278" w:lineRule="auto"/>
+              <w:cnfStyle w:val="000000100000" w:firstRow="0" w:lastRow="0" w:firstColumn="0" w:lastColumn="0" w:oddVBand="0" w:evenVBand="0" w:oddHBand="1" w:evenHBand="0" w:firstRowFirstColumn="0" w:firstRowLastColumn="0" w:lastRowFirstColumn="0" w:lastRowLastColumn="0"/>
+              <w:rPr>
+                <w:lang w:bidi="ar-DZ"/>
+              </w:rPr>
+            </w:pPr>
+            <w:r>
+              <w:rPr>
+                <w:lang w:bidi="ar-DZ"/>
+              </w:rPr>
+              <w:t>vehicle_id</w:t>
+            </w:r>
+          </w:p>
+        </w:tc>
+        <w:tc>
+          <w:tcPr>
+            <w:tcW w:w="1403" w:type="dxa"/>
+            <w:hideMark/>
+          </w:tcPr>
+          <w:p>
+            <w:pPr>
+              <w:spacing w:line="278" w:lineRule="auto"/>
+              <w:cnfStyle w:val="000000100000" w:firstRow="0" w:lastRow="0" w:firstColumn="0" w:lastColumn="0" w:oddVBand="0" w:evenVBand="0" w:oddHBand="1" w:evenHBand="0" w:firstRowFirstColumn="0" w:firstRowLastColumn="0" w:lastRowFirstColumn="0" w:lastRowLastColumn="0"/>
+              <w:rPr>
+                <w:lang w:bidi="ar-DZ"/>
+              </w:rPr>
+            </w:pPr>
+            <w:r>
+              <w:rPr>
+                <w:lang w:bidi="ar-DZ"/>
+              </w:rPr>
+              <w:t>Yes</w:t>
+            </w:r>
+          </w:p>
+        </w:tc>
+        <w:tc>
+          <w:tcPr>
+            <w:tcW w:w="1350" w:type="dxa"/>
+            <w:hideMark/>
+          </w:tcPr>
+          <w:p>
+            <w:pPr>
+              <w:spacing w:line="278" w:lineRule="auto"/>
+              <w:cnfStyle w:val="000000100000" w:firstRow="0" w:lastRow="0" w:firstColumn="0" w:lastColumn="0" w:oddVBand="0" w:evenVBand="0" w:oddHBand="1" w:evenHBand="0" w:firstRowFirstColumn="0" w:firstRowLastColumn="0" w:lastRowFirstColumn="0" w:lastRowLastColumn="0"/>
+              <w:rPr>
+                <w:lang w:bidi="ar-DZ"/>
+              </w:rPr>
+            </w:pPr>
+            <w:r>
+              <w:rPr>
+                <w:lang w:bidi="ar-DZ"/>
+              </w:rPr>
+              <w:t>None</w:t>
+            </w:r>
+          </w:p>
+        </w:tc>
+        <w:tc>
+          <w:tcPr>
+            <w:tcW w:w="2242" w:type="dxa"/>
+            <w:hideMark/>
+          </w:tcPr>
+          <w:p>
+            <w:pPr>
+              <w:spacing w:line="278" w:lineRule="auto"/>
+              <w:cnfStyle w:val="000000100000" w:firstRow="0" w:lastRow="0" w:firstColumn="0" w:lastColumn="0" w:oddVBand="0" w:evenVBand="0" w:oddHBand="1" w:evenHBand="0" w:firstRowFirstColumn="0" w:firstRowLastColumn="0" w:lastRowFirstColumn="0" w:lastRowLastColumn="0"/>
+              <w:rPr>
+                <w:lang w:bidi="ar-DZ"/>
+              </w:rPr>
+            </w:pPr>
+            <w:r>
+              <w:rPr>
+                <w:rFonts w:ascii="Segoe UI Symbol" w:hAnsi="Segoe UI Symbol" w:cs="Segoe UI Symbol"/>
+                <w:lang w:bidi="ar-DZ"/>
+              </w:rPr>
+              <w:t>✓</w:t>
+            </w:r>
+            <w:r>
+              <w:rPr>
+                <w:lang w:bidi="ar-DZ"/>
+              </w:rPr>
+              <w:t xml:space="preserve"> Satisfies 1NF</w:t>
+            </w:r>
+          </w:p>
+        </w:tc>
+      </w:tr>
+      <w:tr>
+        <w:tc>
+          <w:tcPr>
+            <w:cnfStyle w:val="001000000000" w:firstRow="0" w:lastRow="0" w:firstColumn="1" w:lastColumn="0" w:oddVBand="0" w:evenVBand="0" w:oddHBand="0" w:evenHBand="0" w:firstRowFirstColumn="0" w:firstRowLastColumn="0" w:lastRowFirstColumn="0" w:lastRowLastColumn="0"/>
+            <w:tcW w:w="2425" w:type="dxa"/>
+            <w:hideMark/>
+          </w:tcPr>
+          <w:p>
+            <w:pPr>
+              <w:spacing w:line="278" w:lineRule="auto"/>
+              <w:rPr>
+                <w:lang w:bidi="ar-DZ"/>
+              </w:rPr>
+            </w:pPr>
+            <w:r>
+              <w:rPr>
+                <w:lang w:bidi="ar-DZ"/>
+              </w:rPr>
+              <w:t>Reservation</w:t>
+            </w:r>
+          </w:p>
+        </w:tc>
+        <w:tc>
+          <w:tcPr>
+            <w:tcW w:w="1927" w:type="dxa"/>
+            <w:hideMark/>
+          </w:tcPr>
+          <w:p>
+            <w:pPr>
+              <w:spacing w:line="278" w:lineRule="auto"/>
+              <w:cnfStyle w:val="000000000000" w:firstRow="0" w:lastRow="0" w:firstColumn="0" w:lastColumn="0" w:oddVBand="0" w:evenVBand="0" w:oddHBand="0" w:evenHBand="0" w:firstRowFirstColumn="0" w:firstRowLastColumn="0" w:lastRowFirstColumn="0" w:lastRowLastColumn="0"/>
+              <w:rPr>
+                <w:lang w:bidi="ar-DZ"/>
+              </w:rPr>
+            </w:pPr>
+            <w:r>
+              <w:rPr>
+                <w:lang w:bidi="ar-DZ"/>
+              </w:rPr>
+              <w:t>reservation_id</w:t>
+            </w:r>
+          </w:p>
+        </w:tc>
+        <w:tc>
+          <w:tcPr>
+            <w:tcW w:w="1403" w:type="dxa"/>
+            <w:hideMark/>
+          </w:tcPr>
+          <w:p>
+            <w:pPr>
+              <w:spacing w:line="278" w:lineRule="auto"/>
+              <w:cnfStyle w:val="000000000000" w:firstRow="0" w:lastRow="0" w:firstColumn="0" w:lastColumn="0" w:oddVBand="0" w:evenVBand="0" w:oddHBand="0" w:evenHBand="0" w:firstRowFirstColumn="0" w:firstRowLastColumn="0" w:lastRowFirstColumn="0" w:lastRowLastColumn="0"/>
+              <w:rPr>
+                <w:lang w:bidi="ar-DZ"/>
+              </w:rPr>
+            </w:pPr>
+            <w:r>
+              <w:rPr>
+                <w:lang w:bidi="ar-DZ"/>
+              </w:rPr>
+              <w:t>Yes</w:t>
+            </w:r>
+          </w:p>
+        </w:tc>
+        <w:tc>
+          <w:tcPr>
+            <w:tcW w:w="1350" w:type="dxa"/>
+            <w:hideMark/>
+          </w:tcPr>
+          <w:p>
+            <w:pPr>
+              <w:spacing w:line="278" w:lineRule="auto"/>
+              <w:cnfStyle w:val="000000000000" w:firstRow="0" w:lastRow="0" w:firstColumn="0" w:lastColumn="0" w:oddVBand="0" w:evenVBand="0" w:oddHBand="0" w:evenHBand="0" w:firstRowFirstColumn="0" w:firstRowLastColumn="0" w:lastRowFirstColumn="0" w:lastRowLastColumn="0"/>
+              <w:rPr>
+                <w:lang w:bidi="ar-DZ"/>
+              </w:rPr>
+            </w:pPr>
+            <w:r>
+              <w:rPr>
+                <w:lang w:bidi="ar-DZ"/>
+              </w:rPr>
+              <w:t>None</w:t>
+            </w:r>
+          </w:p>
+        </w:tc>
+        <w:tc>
+          <w:tcPr>
+            <w:tcW w:w="2242" w:type="dxa"/>
+            <w:hideMark/>
+          </w:tcPr>
+          <w:p>
+            <w:pPr>
+              <w:spacing w:line="278" w:lineRule="auto"/>
+              <w:cnfStyle w:val="000000000000" w:firstRow="0" w:lastRow="0" w:firstColumn="0" w:lastColumn="0" w:oddVBand="0" w:evenVBand="0" w:oddHBand="0" w:evenHBand="0" w:firstRowFirstColumn="0" w:firstRowLastColumn="0" w:lastRowFirstColumn="0" w:lastRowLastColumn="0"/>
+              <w:rPr>
+                <w:lang w:bidi="ar-DZ"/>
+              </w:rPr>
+            </w:pPr>
+            <w:r>
+              <w:rPr>
+                <w:rFonts w:ascii="Segoe UI Symbol" w:hAnsi="Segoe UI Symbol" w:cs="Segoe UI Symbol"/>
+                <w:lang w:bidi="ar-DZ"/>
+              </w:rPr>
+              <w:t>✓</w:t>
+            </w:r>
+            <w:r>
+              <w:rPr>
+                <w:lang w:bidi="ar-DZ"/>
+              </w:rPr>
+              <w:t xml:space="preserve"> Satisfies 1NF</w:t>
+            </w:r>
+          </w:p>
+        </w:tc>
+      </w:tr>
+      <w:tr>
+        <w:trPr>
+          <w:cnfStyle w:val="000000100000" w:firstRow="0" w:lastRow="0" w:firstColumn="0" w:lastColumn="0" w:oddVBand="0" w:evenVBand="0" w:oddHBand="1" w:evenHBand="0" w:firstRowFirstColumn="0" w:firstRowLastColumn="0" w:lastRowFirstColumn="0" w:lastRowLastColumn="0"/>
+        </w:trPr>
+        <w:tc>
+          <w:tcPr>
+            <w:cnfStyle w:val="001000000000" w:firstRow="0" w:lastRow="0" w:firstColumn="1" w:lastColumn="0" w:oddVBand="0" w:evenVBand="0" w:oddHBand="0" w:evenHBand="0" w:firstRowFirstColumn="0" w:firstRowLastColumn="0" w:lastRowFirstColumn="0" w:lastRowLastColumn="0"/>
+            <w:tcW w:w="2425" w:type="dxa"/>
+            <w:hideMark/>
+          </w:tcPr>
+          <w:p>
+            <w:pPr>
+              <w:spacing w:line="278" w:lineRule="auto"/>
+              <w:rPr>
+                <w:lang w:bidi="ar-DZ"/>
+              </w:rPr>
+            </w:pPr>
+            <w:r>
+              <w:rPr>
+                <w:lang w:bidi="ar-DZ"/>
+              </w:rPr>
+              <w:t>Payment</w:t>
+            </w:r>
+          </w:p>
+        </w:tc>
+        <w:tc>
+          <w:tcPr>
+            <w:tcW w:w="1927" w:type="dxa"/>
+            <w:hideMark/>
+          </w:tcPr>
+          <w:p>
+            <w:pPr>
+              <w:spacing w:line="278" w:lineRule="auto"/>
+              <w:cnfStyle w:val="000000100000" w:firstRow="0" w:lastRow="0" w:firstColumn="0" w:lastColumn="0" w:oddVBand="0" w:evenVBand="0" w:oddHBand="1" w:evenHBand="0" w:firstRowFirstColumn="0" w:firstRowLastColumn="0" w:lastRowFirstColumn="0" w:lastRowLastColumn="0"/>
+              <w:rPr>
+                <w:lang w:bidi="ar-DZ"/>
+              </w:rPr>
+            </w:pPr>
+            <w:r>
+              <w:rPr>
+                <w:lang w:bidi="ar-DZ"/>
+              </w:rPr>
+              <w:t>payment_id</w:t>
+            </w:r>
+          </w:p>
+        </w:tc>
+        <w:tc>
+          <w:tcPr>
+            <w:tcW w:w="1403" w:type="dxa"/>
+            <w:hideMark/>
+          </w:tcPr>
+          <w:p>
+            <w:pPr>
+              <w:spacing w:line="278" w:lineRule="auto"/>
+              <w:cnfStyle w:val="000000100000" w:firstRow="0" w:lastRow="0" w:firstColumn="0" w:lastColumn="0" w:oddVBand="0" w:evenVBand="0" w:oddHBand="1" w:evenHBand="0" w:firstRowFirstColumn="0" w:firstRowLastColumn="0" w:lastRowFirstColumn="0" w:lastRowLastColumn="0"/>
+              <w:rPr>
+                <w:lang w:bidi="ar-DZ"/>
+              </w:rPr>
+            </w:pPr>
+            <w:r>
+              <w:rPr>
+                <w:lang w:bidi="ar-DZ"/>
+              </w:rPr>
+              <w:t>Yes</w:t>
+            </w:r>
+          </w:p>
+        </w:tc>
+        <w:tc>
+          <w:tcPr>
+            <w:tcW w:w="1350" w:type="dxa"/>
+            <w:hideMark/>
+          </w:tcPr>
+          <w:p>
+            <w:pPr>
+              <w:spacing w:line="278" w:lineRule="auto"/>
+              <w:cnfStyle w:val="000000100000" w:firstRow="0" w:lastRow="0" w:firstColumn="0" w:lastColumn="0" w:oddVBand="0" w:evenVBand="0" w:oddHBand="1" w:evenHBand="0" w:firstRowFirstColumn="0" w:firstRowLastColumn="0" w:lastRowFirstColumn="0" w:lastRowLastColumn="0"/>
+              <w:rPr>
+                <w:lang w:bidi="ar-DZ"/>
+              </w:rPr>
+            </w:pPr>
+            <w:r>
+              <w:rPr>
+                <w:lang w:bidi="ar-DZ"/>
+              </w:rPr>
+              <w:t>None</w:t>
+            </w:r>
+          </w:p>
+        </w:tc>
+        <w:tc>
+          <w:tcPr>
+            <w:tcW w:w="2242" w:type="dxa"/>
+            <w:hideMark/>
+          </w:tcPr>
+          <w:p>
+            <w:pPr>
+              <w:spacing w:line="278" w:lineRule="auto"/>
+              <w:cnfStyle w:val="000000100000" w:firstRow="0" w:lastRow="0" w:firstColumn="0" w:lastColumn="0" w:oddVBand="0" w:evenVBand="0" w:oddHBand="1" w:evenHBand="0" w:firstRowFirstColumn="0" w:firstRowLastColumn="0" w:lastRowFirstColumn="0" w:lastRowLastColumn="0"/>
+              <w:rPr>
+                <w:lang w:bidi="ar-DZ"/>
+              </w:rPr>
+            </w:pPr>
+            <w:r>
+              <w:rPr>
+                <w:rFonts w:ascii="Segoe UI Symbol" w:hAnsi="Segoe UI Symbol" w:cs="Segoe UI Symbol"/>
+                <w:lang w:bidi="ar-DZ"/>
+              </w:rPr>
+              <w:t>✓</w:t>
+            </w:r>
+            <w:r>
+              <w:rPr>
+                <w:lang w:bidi="ar-DZ"/>
+              </w:rPr>
+              <w:t xml:space="preserve"> Satisfies 1NF</w:t>
+            </w:r>
+          </w:p>
+        </w:tc>
+      </w:tr>
+      <w:tr>
+        <w:tc>
+          <w:tcPr>
+            <w:cnfStyle w:val="001000000000" w:firstRow="0" w:lastRow="0" w:firstColumn="1" w:lastColumn="0" w:oddVBand="0" w:evenVBand="0" w:oddHBand="0" w:evenHBand="0" w:firstRowFirstColumn="0" w:firstRowLastColumn="0" w:lastRowFirstColumn="0" w:lastRowLastColumn="0"/>
+            <w:tcW w:w="2425" w:type="dxa"/>
+            <w:hideMark/>
+          </w:tcPr>
+          <w:p>
+            <w:pPr>
+              <w:spacing w:line="278" w:lineRule="auto"/>
+              <w:rPr>
+                <w:lang w:bidi="ar-DZ"/>
+              </w:rPr>
+            </w:pPr>
+            <w:r>
+              <w:rPr>
+                <w:lang w:bidi="ar-DZ"/>
+              </w:rPr>
+              <w:t>Review</w:t>
+            </w:r>
+          </w:p>
+        </w:tc>
+        <w:tc>
+          <w:tcPr>
+            <w:tcW w:w="1927" w:type="dxa"/>
+            <w:hideMark/>
+          </w:tcPr>
+          <w:p>
+            <w:pPr>
+              <w:spacing w:line="278" w:lineRule="auto"/>
+              <w:cnfStyle w:val="000000000000" w:firstRow="0" w:lastRow="0" w:firstColumn="0" w:lastColumn="0" w:oddVBand="0" w:evenVBand="0" w:oddHBand="0" w:evenHBand="0" w:firstRowFirstColumn="0" w:firstRowLastColumn="0" w:lastRowFirstColumn="0" w:lastRowLastColumn="0"/>
+              <w:rPr>
+                <w:lang w:bidi="ar-DZ"/>
+              </w:rPr>
+            </w:pPr>
+            <w:r>
+              <w:rPr>
+                <w:lang w:bidi="ar-DZ"/>
+              </w:rPr>
+              <w:t>review_id</w:t>
+            </w:r>
+          </w:p>
+        </w:tc>
+        <w:tc>
+          <w:tcPr>
+            <w:tcW w:w="1403" w:type="dxa"/>
+            <w:hideMark/>
+          </w:tcPr>
+          <w:p>
+            <w:pPr>
+              <w:spacing w:line="278" w:lineRule="auto"/>
+              <w:cnfStyle w:val="000000000000" w:firstRow="0" w:lastRow="0" w:firstColumn="0" w:lastColumn="0" w:oddVBand="0" w:evenVBand="0" w:oddHBand="0" w:evenHBand="0" w:firstRowFirstColumn="0" w:firstRowLastColumn="0" w:lastRowFirstColumn="0" w:lastRowLastColumn="0"/>
+              <w:rPr>
+                <w:lang w:bidi="ar-DZ"/>
+              </w:rPr>
+            </w:pPr>
+            <w:r>
+              <w:rPr>
+                <w:lang w:bidi="ar-DZ"/>
+              </w:rPr>
+              <w:t>Yes</w:t>
+            </w:r>
+          </w:p>
+        </w:tc>
+        <w:tc>
+          <w:tcPr>
+            <w:tcW w:w="1350" w:type="dxa"/>
+            <w:hideMark/>
+          </w:tcPr>
+          <w:p>
+            <w:pPr>
+              <w:spacing w:line="278" w:lineRule="auto"/>
+              <w:cnfStyle w:val="000000000000" w:firstRow="0" w:lastRow="0" w:firstColumn="0" w:lastColumn="0" w:oddVBand="0" w:evenVBand="0" w:oddHBand="0" w:evenHBand="0" w:firstRowFirstColumn="0" w:firstRowLastColumn="0" w:lastRowFirstColumn="0" w:lastRowLastColumn="0"/>
+              <w:rPr>
+                <w:lang w:bidi="ar-DZ"/>
+              </w:rPr>
+            </w:pPr>
+            <w:r>
+              <w:rPr>
+                <w:lang w:bidi="ar-DZ"/>
+              </w:rPr>
+              <w:t>None</w:t>
+            </w:r>
+          </w:p>
+        </w:tc>
+        <w:tc>
+          <w:tcPr>
+            <w:tcW w:w="2242" w:type="dxa"/>
+            <w:hideMark/>
+          </w:tcPr>
+          <w:p>
+            <w:pPr>
+              <w:spacing w:line="278" w:lineRule="auto"/>
+              <w:cnfStyle w:val="000000000000" w:firstRow="0" w:lastRow="0" w:firstColumn="0" w:lastColumn="0" w:oddVBand="0" w:evenVBand="0" w:oddHBand="0" w:evenHBand="0" w:firstRowFirstColumn="0" w:firstRowLastColumn="0" w:lastRowFirstColumn="0" w:lastRowLastColumn="0"/>
+              <w:rPr>
+                <w:lang w:bidi="ar-DZ"/>
+              </w:rPr>
+            </w:pPr>
+            <w:r>
+              <w:rPr>
+                <w:rFonts w:ascii="Segoe UI Symbol" w:hAnsi="Segoe UI Symbol" w:cs="Segoe UI Symbol"/>
+                <w:lang w:bidi="ar-DZ"/>
+              </w:rPr>
+              <w:t>✓</w:t>
+            </w:r>
+            <w:r>
+              <w:rPr>
+                <w:lang w:bidi="ar-DZ"/>
+              </w:rPr>
+              <w:t xml:space="preserve"> Satisfies 1NF</w:t>
+            </w:r>
+          </w:p>
+        </w:tc>
+      </w:tr>
+      <w:tr>
+        <w:trPr>
+          <w:cnfStyle w:val="000000100000" w:firstRow="0" w:lastRow="0" w:firstColumn="0" w:lastColumn="0" w:oddVBand="0" w:evenVBand="0" w:oddHBand="1" w:evenHBand="0" w:firstRowFirstColumn="0" w:firstRowLastColumn="0" w:lastRowFirstColumn="0" w:lastRowLastColumn="0"/>
+        </w:trPr>
+        <w:tc>
+          <w:tcPr>
+            <w:cnfStyle w:val="001000000000" w:firstRow="0" w:lastRow="0" w:firstColumn="1" w:lastColumn="0" w:oddVBand="0" w:evenVBand="0" w:oddHBand="0" w:evenHBand="0" w:firstRowFirstColumn="0" w:firstRowLastColumn="0" w:lastRowFirstColumn="0" w:lastRowLastColumn="0"/>
+            <w:tcW w:w="2425" w:type="dxa"/>
+            <w:hideMark/>
+          </w:tcPr>
+          <w:p>
+            <w:pPr>
+              <w:spacing w:line="278" w:lineRule="auto"/>
+              <w:rPr>
+                <w:lang w:bidi="ar-DZ"/>
+              </w:rPr>
+            </w:pPr>
+            <w:r>
+              <w:rPr>
+                <w:lang w:bidi="ar-DZ"/>
+              </w:rPr>
+              <w:t>Dispute</w:t>
+            </w:r>
+          </w:p>
+        </w:tc>
+        <w:tc>
+          <w:tcPr>
+            <w:tcW w:w="1927" w:type="dxa"/>
+            <w:hideMark/>
+          </w:tcPr>
+          <w:p>
+            <w:pPr>
+              <w:spacing w:line="278" w:lineRule="auto"/>
+              <w:cnfStyle w:val="000000100000" w:firstRow="0" w:lastRow="0" w:firstColumn="0" w:lastColumn="0" w:oddVBand="0" w:evenVBand="0" w:oddHBand="1" w:evenHBand="0" w:firstRowFirstColumn="0" w:firstRowLastColumn="0" w:lastRowFirstColumn="0" w:lastRowLastColumn="0"/>
+              <w:rPr>
+                <w:lang w:bidi="ar-DZ"/>
+              </w:rPr>
+            </w:pPr>
+            <w:r>
+              <w:rPr>
+                <w:lang w:bidi="ar-DZ"/>
+              </w:rPr>
+              <w:t>dispute_id</w:t>
+            </w:r>
+          </w:p>
+        </w:tc>
+        <w:tc>
+          <w:tcPr>
+            <w:tcW w:w="1403" w:type="dxa"/>
+            <w:hideMark/>
+          </w:tcPr>
+          <w:p>
+            <w:pPr>
+              <w:spacing w:line="278" w:lineRule="auto"/>
+              <w:cnfStyle w:val="000000100000" w:firstRow="0" w:lastRow="0" w:firstColumn="0" w:lastColumn="0" w:oddVBand="0" w:evenVBand="0" w:oddHBand="1" w:evenHBand="0" w:firstRowFirstColumn="0" w:firstRowLastColumn="0" w:lastRowFirstColumn="0" w:lastRowLastColumn="0"/>
+              <w:rPr>
+                <w:lang w:bidi="ar-DZ"/>
+              </w:rPr>
+            </w:pPr>
+            <w:r>
+              <w:rPr>
+                <w:lang w:bidi="ar-DZ"/>
+              </w:rPr>
+              <w:t>Yes</w:t>
+            </w:r>
+          </w:p>
+        </w:tc>
+        <w:tc>
+          <w:tcPr>
+            <w:tcW w:w="1350" w:type="dxa"/>
+            <w:hideMark/>
+          </w:tcPr>
+          <w:p>
+            <w:pPr>
+              <w:spacing w:line="278" w:lineRule="auto"/>
+              <w:cnfStyle w:val="000000100000" w:firstRow="0" w:lastRow="0" w:firstColumn="0" w:lastColumn="0" w:oddVBand="0" w:evenVBand="0" w:oddHBand="1" w:evenHBand="0" w:firstRowFirstColumn="0" w:firstRowLastColumn="0" w:lastRowFirstColumn="0" w:lastRowLastColumn="0"/>
+              <w:rPr>
+                <w:lang w:bidi="ar-DZ"/>
+              </w:rPr>
+            </w:pPr>
+            <w:r>
+              <w:rPr>
+                <w:lang w:bidi="ar-DZ"/>
+              </w:rPr>
+              <w:t>None</w:t>
+            </w:r>
+          </w:p>
+        </w:tc>
+        <w:tc>
+          <w:tcPr>
+            <w:tcW w:w="2242" w:type="dxa"/>
+            <w:hideMark/>
+          </w:tcPr>
+          <w:p>
+            <w:pPr>
+              <w:spacing w:line="278" w:lineRule="auto"/>
+              <w:cnfStyle w:val="000000100000" w:firstRow="0" w:lastRow="0" w:firstColumn="0" w:lastColumn="0" w:oddVBand="0" w:evenVBand="0" w:oddHBand="1" w:evenHBand="0" w:firstRowFirstColumn="0" w:firstRowLastColumn="0" w:lastRowFirstColumn="0" w:lastRowLastColumn="0"/>
+              <w:rPr>
+                <w:lang w:bidi="ar-DZ"/>
+              </w:rPr>
+            </w:pPr>
+            <w:r>
+              <w:rPr>
+                <w:rFonts w:ascii="Segoe UI Symbol" w:hAnsi="Segoe UI Symbol" w:cs="Segoe UI Symbol"/>
+                <w:lang w:bidi="ar-DZ"/>
+              </w:rPr>
+              <w:t>✓</w:t>
+            </w:r>
+            <w:r>
+              <w:rPr>
+                <w:lang w:bidi="ar-DZ"/>
+              </w:rPr>
+              <w:t xml:space="preserve"> Satisfies 1NF</w:t>
+            </w:r>
+          </w:p>
+        </w:tc>
+      </w:tr>
+      <w:tr>
+        <w:tc>
+          <w:tcPr>
+            <w:cnfStyle w:val="001000000000" w:firstRow="0" w:lastRow="0" w:firstColumn="1" w:lastColumn="0" w:oddVBand="0" w:evenVBand="0" w:oddHBand="0" w:evenHBand="0" w:firstRowFirstColumn="0" w:firstRowLastColumn="0" w:lastRowFirstColumn="0" w:lastRowLastColumn="0"/>
+            <w:tcW w:w="2425" w:type="dxa"/>
+            <w:hideMark/>
+          </w:tcPr>
+          <w:p>
+            <w:pPr>
+              <w:spacing w:line="278" w:lineRule="auto"/>
+              <w:rPr>
+                <w:lang w:bidi="ar-DZ"/>
+              </w:rPr>
+            </w:pPr>
+            <w:r>
+              <w:rPr>
+                <w:lang w:bidi="ar-DZ"/>
+              </w:rPr>
+              <w:lastRenderedPageBreak/>
+              <w:t>Notification</w:t>
+            </w:r>
+          </w:p>
+        </w:tc>
+        <w:tc>
+          <w:tcPr>
+            <w:tcW w:w="1927" w:type="dxa"/>
+            <w:hideMark/>
+          </w:tcPr>
+          <w:p>
+            <w:pPr>
+              <w:spacing w:line="278" w:lineRule="auto"/>
+              <w:cnfStyle w:val="000000000000" w:firstRow="0" w:lastRow="0" w:firstColumn="0" w:lastColumn="0" w:oddVBand="0" w:evenVBand="0" w:oddHBand="0" w:evenHBand="0" w:firstRowFirstColumn="0" w:firstRowLastColumn="0" w:lastRowFirstColumn="0" w:lastRowLastColumn="0"/>
+              <w:rPr>
+                <w:lang w:bidi="ar-DZ"/>
+              </w:rPr>
+            </w:pPr>
+            <w:r>
+              <w:rPr>
+                <w:lang w:bidi="ar-DZ"/>
+              </w:rPr>
+              <w:t>notification_id</w:t>
+            </w:r>
+          </w:p>
+        </w:tc>
+        <w:tc>
+          <w:tcPr>
+            <w:tcW w:w="1403" w:type="dxa"/>
+            <w:hideMark/>
+          </w:tcPr>
+          <w:p>
+            <w:pPr>
+              <w:spacing w:line="278" w:lineRule="auto"/>
+              <w:cnfStyle w:val="000000000000" w:firstRow="0" w:lastRow="0" w:firstColumn="0" w:lastColumn="0" w:oddVBand="0" w:evenVBand="0" w:oddHBand="0" w:evenHBand="0" w:firstRowFirstColumn="0" w:firstRowLastColumn="0" w:lastRowFirstColumn="0" w:lastRowLastColumn="0"/>
+              <w:rPr>
+                <w:lang w:bidi="ar-DZ"/>
+              </w:rPr>
+            </w:pPr>
+            <w:r>
+              <w:rPr>
+                <w:lang w:bidi="ar-DZ"/>
+              </w:rPr>
+              <w:t>Yes</w:t>
+            </w:r>
+          </w:p>
+        </w:tc>
+        <w:tc>
+          <w:tcPr>
+            <w:tcW w:w="1350" w:type="dxa"/>
+            <w:hideMark/>
+          </w:tcPr>
+          <w:p>
+            <w:pPr>
+              <w:spacing w:line="278" w:lineRule="auto"/>
+              <w:cnfStyle w:val="000000000000" w:firstRow="0" w:lastRow="0" w:firstColumn="0" w:lastColumn="0" w:oddVBand="0" w:evenVBand="0" w:oddHBand="0" w:evenHBand="0" w:firstRowFirstColumn="0" w:firstRowLastColumn="0" w:lastRowFirstColumn="0" w:lastRowLastColumn="0"/>
+              <w:rPr>
+                <w:lang w:bidi="ar-DZ"/>
+              </w:rPr>
+            </w:pPr>
+            <w:r>
+              <w:rPr>
+                <w:lang w:bidi="ar-DZ"/>
+              </w:rPr>
+              <w:t>None</w:t>
+            </w:r>
+          </w:p>
+        </w:tc>
+        <w:tc>
+          <w:tcPr>
+            <w:tcW w:w="2242" w:type="dxa"/>
+            <w:hideMark/>
+          </w:tcPr>
+          <w:p>
+            <w:pPr>
+              <w:spacing w:line="278" w:lineRule="auto"/>
+              <w:cnfStyle w:val="000000000000" w:firstRow="0" w:lastRow="0" w:firstColumn="0" w:lastColumn="0" w:oddVBand="0" w:evenVBand="0" w:oddHBand="0" w:evenHBand="0" w:firstRowFirstColumn="0" w:firstRowLastColumn="0" w:lastRowFirstColumn="0" w:lastRowLastColumn="0"/>
+              <w:rPr>
+                <w:lang w:bidi="ar-DZ"/>
+              </w:rPr>
+            </w:pPr>
+            <w:r>
+              <w:rPr>
+                <w:rFonts w:ascii="Segoe UI Symbol" w:hAnsi="Segoe UI Symbol" w:cs="Segoe UI Symbol"/>
+                <w:lang w:bidi="ar-DZ"/>
+              </w:rPr>
+              <w:t>✓</w:t>
+            </w:r>
+            <w:r>
+              <w:rPr>
+                <w:lang w:bidi="ar-DZ"/>
+              </w:rPr>
+              <w:t xml:space="preserve"> Satisfies 1NF</w:t>
+            </w:r>
+          </w:p>
+        </w:tc>
+      </w:tr>
+      <w:tr>
+        <w:trPr>
+          <w:cnfStyle w:val="000000100000" w:firstRow="0" w:lastRow="0" w:firstColumn="0" w:lastColumn="0" w:oddVBand="0" w:evenVBand="0" w:oddHBand="1" w:evenHBand="0" w:firstRowFirstColumn="0" w:firstRowLastColumn="0" w:lastRowFirstColumn="0" w:lastRowLastColumn="0"/>
+        </w:trPr>
+        <w:tc>
+          <w:tcPr>
+            <w:cnfStyle w:val="001000000000" w:firstRow="0" w:lastRow="0" w:firstColumn="1" w:lastColumn="0" w:oddVBand="0" w:evenVBand="0" w:oddHBand="0" w:evenHBand="0" w:firstRowFirstColumn="0" w:firstRowLastColumn="0" w:lastRowFirstColumn="0" w:lastRowLastColumn="0"/>
+            <w:tcW w:w="2425" w:type="dxa"/>
+            <w:hideMark/>
+          </w:tcPr>
+          <w:p>
+            <w:pPr>
+              <w:spacing w:line="278" w:lineRule="auto"/>
+              <w:rPr>
+                <w:lang w:bidi="ar-DZ"/>
+              </w:rPr>
+            </w:pPr>
+            <w:r>
+              <w:rPr>
+                <w:lang w:bidi="ar-DZ"/>
+              </w:rPr>
+              <w:t>AI Recommendation</w:t>
+            </w:r>
+          </w:p>
+        </w:tc>
+        <w:tc>
+          <w:tcPr>
+            <w:tcW w:w="1927" w:type="dxa"/>
+            <w:hideMark/>
+          </w:tcPr>
+          <w:p>
+            <w:pPr>
+              <w:spacing w:line="278" w:lineRule="auto"/>
+              <w:cnfStyle w:val="000000100000" w:firstRow="0" w:lastRow="0" w:firstColumn="0" w:lastColumn="0" w:oddVBand="0" w:evenVBand="0" w:oddHBand="1" w:evenHBand="0" w:firstRowFirstColumn="0" w:firstRowLastColumn="0" w:lastRowFirstColumn="0" w:lastRowLastColumn="0"/>
+              <w:rPr>
+                <w:lang w:bidi="ar-DZ"/>
+              </w:rPr>
+            </w:pPr>
+            <w:r>
+              <w:rPr>
+                <w:lang w:bidi="ar-DZ"/>
+              </w:rPr>
+              <w:t>recommendation_id</w:t>
+            </w:r>
+          </w:p>
+        </w:tc>
+        <w:tc>
+          <w:tcPr>
+            <w:tcW w:w="1403" w:type="dxa"/>
+            <w:hideMark/>
+          </w:tcPr>
+          <w:p>
+            <w:pPr>
+              <w:spacing w:line="278" w:lineRule="auto"/>
+              <w:cnfStyle w:val="000000100000" w:firstRow="0" w:lastRow="0" w:firstColumn="0" w:lastColumn="0" w:oddVBand="0" w:evenVBand="0" w:oddHBand="1" w:evenHBand="0" w:firstRowFirstColumn="0" w:firstRowLastColumn="0" w:lastRowFirstColumn="0" w:lastRowLastColumn="0"/>
+              <w:rPr>
+                <w:lang w:bidi="ar-DZ"/>
+              </w:rPr>
+            </w:pPr>
+            <w:r>
+              <w:rPr>
+                <w:lang w:bidi="ar-DZ"/>
+              </w:rPr>
+              <w:t>Yes</w:t>
+            </w:r>
+          </w:p>
+        </w:tc>
+        <w:tc>
+          <w:tcPr>
+            <w:tcW w:w="1350" w:type="dxa"/>
+            <w:hideMark/>
+          </w:tcPr>
+          <w:p>
+            <w:pPr>
+              <w:spacing w:line="278" w:lineRule="auto"/>
+              <w:cnfStyle w:val="000000100000" w:firstRow="0" w:lastRow="0" w:firstColumn="0" w:lastColumn="0" w:oddVBand="0" w:evenVBand="0" w:oddHBand="1" w:evenHBand="0" w:firstRowFirstColumn="0" w:firstRowLastColumn="0" w:lastRowFirstColumn="0" w:lastRowLastColumn="0"/>
+              <w:rPr>
+                <w:lang w:bidi="ar-DZ"/>
+              </w:rPr>
+            </w:pPr>
+            <w:r>
+              <w:rPr>
+                <w:lang w:bidi="ar-DZ"/>
+              </w:rPr>
+              <w:t>None</w:t>
+            </w:r>
+          </w:p>
+        </w:tc>
+        <w:tc>
+          <w:tcPr>
+            <w:tcW w:w="2242" w:type="dxa"/>
+            <w:hideMark/>
+          </w:tcPr>
+          <w:p>
+            <w:pPr>
+              <w:spacing w:line="278" w:lineRule="auto"/>
+              <w:cnfStyle w:val="000000100000" w:firstRow="0" w:lastRow="0" w:firstColumn="0" w:lastColumn="0" w:oddVBand="0" w:evenVBand="0" w:oddHBand="1" w:evenHBand="0" w:firstRowFirstColumn="0" w:firstRowLastColumn="0" w:lastRowFirstColumn="0" w:lastRowLastColumn="0"/>
+              <w:rPr>
+                <w:lang w:bidi="ar-DZ"/>
+              </w:rPr>
+            </w:pPr>
+            <w:r>
+              <w:rPr>
+                <w:rFonts w:ascii="Segoe UI Symbol" w:hAnsi="Segoe UI Symbol" w:cs="Segoe UI Symbol"/>
+                <w:lang w:bidi="ar-DZ"/>
+              </w:rPr>
+              <w:t>✓</w:t>
+            </w:r>
+            <w:r>
+              <w:rPr>
+                <w:lang w:bidi="ar-DZ"/>
+              </w:rPr>
+              <w:t xml:space="preserve"> Satisfies 1NF</w:t>
+            </w:r>
+          </w:p>
+        </w:tc>
+      </w:tr>
+      <w:tr>
+        <w:tc>
+          <w:tcPr>
+            <w:cnfStyle w:val="001000000000" w:firstRow="0" w:lastRow="0" w:firstColumn="1" w:lastColumn="0" w:oddVBand="0" w:evenVBand="0" w:oddHBand="0" w:evenHBand="0" w:firstRowFirstColumn="0" w:firstRowLastColumn="0" w:lastRowFirstColumn="0" w:lastRowLastColumn="0"/>
+            <w:tcW w:w="2425" w:type="dxa"/>
+            <w:hideMark/>
+          </w:tcPr>
+          <w:p>
+            <w:pPr>
+              <w:spacing w:line="278" w:lineRule="auto"/>
+              <w:rPr>
+                <w:lang w:bidi="ar-DZ"/>
+              </w:rPr>
+            </w:pPr>
+            <w:r>
+              <w:rPr>
+                <w:lang w:bidi="ar-DZ"/>
+              </w:rPr>
+              <w:t>AI Conversation</w:t>
+            </w:r>
+          </w:p>
+        </w:tc>
+        <w:tc>
+          <w:tcPr>
+            <w:tcW w:w="1927" w:type="dxa"/>
+            <w:hideMark/>
+          </w:tcPr>
+          <w:p>
+            <w:pPr>
+              <w:spacing w:line="278" w:lineRule="auto"/>
+              <w:cnfStyle w:val="000000000000" w:firstRow="0" w:lastRow="0" w:firstColumn="0" w:lastColumn="0" w:oddVBand="0" w:evenVBand="0" w:oddHBand="0" w:evenHBand="0" w:firstRowFirstColumn="0" w:firstRowLastColumn="0" w:lastRowFirstColumn="0" w:lastRowLastColumn="0"/>
+              <w:rPr>
+                <w:lang w:bidi="ar-DZ"/>
+              </w:rPr>
+            </w:pPr>
+            <w:r>
+              <w:rPr>
+                <w:lang w:bidi="ar-DZ"/>
+              </w:rPr>
+              <w:t>conversation_id</w:t>
+            </w:r>
+          </w:p>
+        </w:tc>
+        <w:tc>
+          <w:tcPr>
+            <w:tcW w:w="1403" w:type="dxa"/>
+            <w:hideMark/>
+          </w:tcPr>
+          <w:p>
+            <w:pPr>
+              <w:spacing w:line="278" w:lineRule="auto"/>
+              <w:cnfStyle w:val="000000000000" w:firstRow="0" w:lastRow="0" w:firstColumn="0" w:lastColumn="0" w:oddVBand="0" w:evenVBand="0" w:oddHBand="0" w:evenHBand="0" w:firstRowFirstColumn="0" w:firstRowLastColumn="0" w:lastRowFirstColumn="0" w:lastRowLastColumn="0"/>
+              <w:rPr>
+                <w:lang w:bidi="ar-DZ"/>
+              </w:rPr>
+            </w:pPr>
+            <w:r>
+              <w:rPr>
+                <w:lang w:bidi="ar-DZ"/>
+              </w:rPr>
+              <w:t>Yes</w:t>
+            </w:r>
+          </w:p>
+        </w:tc>
+        <w:tc>
+          <w:tcPr>
+            <w:tcW w:w="1350" w:type="dxa"/>
+            <w:hideMark/>
+          </w:tcPr>
+          <w:p>
+            <w:pPr>
+              <w:spacing w:line="278" w:lineRule="auto"/>
+              <w:cnfStyle w:val="000000000000" w:firstRow="0" w:lastRow="0" w:firstColumn="0" w:lastColumn="0" w:oddVBand="0" w:evenVBand="0" w:oddHBand="0" w:evenHBand="0" w:firstRowFirstColumn="0" w:firstRowLastColumn="0" w:lastRowFirstColumn="0" w:lastRowLastColumn="0"/>
+              <w:rPr>
+                <w:lang w:bidi="ar-DZ"/>
+              </w:rPr>
+            </w:pPr>
+            <w:r>
+              <w:rPr>
+                <w:lang w:bidi="ar-DZ"/>
+              </w:rPr>
+              <w:t>None</w:t>
+            </w:r>
+          </w:p>
+        </w:tc>
+        <w:tc>
+          <w:tcPr>
+            <w:tcW w:w="2242" w:type="dxa"/>
+            <w:hideMark/>
+          </w:tcPr>
+          <w:p>
+            <w:pPr>
+              <w:spacing w:line="278" w:lineRule="auto"/>
+              <w:cnfStyle w:val="000000000000" w:firstRow="0" w:lastRow="0" w:firstColumn="0" w:lastColumn="0" w:oddVBand="0" w:evenVBand="0" w:oddHBand="0" w:evenHBand="0" w:firstRowFirstColumn="0" w:firstRowLastColumn="0" w:lastRowFirstColumn="0" w:lastRowLastColumn="0"/>
+              <w:rPr>
+                <w:lang w:bidi="ar-DZ"/>
+              </w:rPr>
+            </w:pPr>
+            <w:r>
+              <w:rPr>
+                <w:rFonts w:ascii="Segoe UI Symbol" w:hAnsi="Segoe UI Symbol" w:cs="Segoe UI Symbol"/>
+                <w:lang w:bidi="ar-DZ"/>
+              </w:rPr>
+              <w:t>✓</w:t>
+            </w:r>
+            <w:r>
+              <w:rPr>
+                <w:lang w:bidi="ar-DZ"/>
+              </w:rPr>
+              <w:t xml:space="preserve"> Satisfies 1NF</w:t>
+            </w:r>
+          </w:p>
+        </w:tc>
+      </w:tr>
+      <w:tr>
+        <w:trPr>
+          <w:cnfStyle w:val="000000100000" w:firstRow="0" w:lastRow="0" w:firstColumn="0" w:lastColumn="0" w:oddVBand="0" w:evenVBand="0" w:oddHBand="1" w:evenHBand="0" w:firstRowFirstColumn="0" w:firstRowLastColumn="0" w:lastRowFirstColumn="0" w:lastRowLastColumn="0"/>
+        </w:trPr>
+        <w:tc>
+          <w:tcPr>
+            <w:cnfStyle w:val="001000000000" w:firstRow="0" w:lastRow="0" w:firstColumn="1" w:lastColumn="0" w:oddVBand="0" w:evenVBand="0" w:oddHBand="0" w:evenHBand="0" w:firstRowFirstColumn="0" w:firstRowLastColumn="0" w:lastRowFirstColumn="0" w:lastRowLastColumn="0"/>
+            <w:tcW w:w="2425" w:type="dxa"/>
+            <w:hideMark/>
+          </w:tcPr>
+          <w:p>
+            <w:pPr>
+              <w:spacing w:line="278" w:lineRule="auto"/>
+              <w:rPr>
+                <w:lang w:bidi="ar-DZ"/>
+              </w:rPr>
+            </w:pPr>
+            <w:r>
+              <w:rPr>
+                <w:lang w:bidi="ar-DZ"/>
+              </w:rPr>
+              <w:t>Analytics Report</w:t>
+            </w:r>
+          </w:p>
+        </w:tc>
+        <w:tc>
+          <w:tcPr>
+            <w:tcW w:w="1927" w:type="dxa"/>
+            <w:hideMark/>
+          </w:tcPr>
+          <w:p>
+            <w:pPr>
+              <w:spacing w:line="278" w:lineRule="auto"/>
+              <w:cnfStyle w:val="000000100000" w:firstRow="0" w:lastRow="0" w:firstColumn="0" w:lastColumn="0" w:oddVBand="0" w:evenVBand="0" w:oddHBand="1" w:evenHBand="0" w:firstRowFirstColumn="0" w:firstRowLastColumn="0" w:lastRowFirstColumn="0" w:lastRowLastColumn="0"/>
+              <w:rPr>
+                <w:lang w:bidi="ar-DZ"/>
+              </w:rPr>
+            </w:pPr>
+            <w:r>
+              <w:rPr>
+                <w:lang w:bidi="ar-DZ"/>
+              </w:rPr>
+              <w:t>report_id</w:t>
+            </w:r>
+          </w:p>
+        </w:tc>
+        <w:tc>
+          <w:tcPr>
+            <w:tcW w:w="1403" w:type="dxa"/>
+            <w:hideMark/>
+          </w:tcPr>
+          <w:p>
+            <w:pPr>
+              <w:spacing w:line="278" w:lineRule="auto"/>
+              <w:cnfStyle w:val="000000100000" w:firstRow="0" w:lastRow="0" w:firstColumn="0" w:lastColumn="0" w:oddVBand="0" w:evenVBand="0" w:oddHBand="1" w:evenHBand="0" w:firstRowFirstColumn="0" w:firstRowLastColumn="0" w:lastRowFirstColumn="0" w:lastRowLastColumn="0"/>
+              <w:rPr>
+                <w:lang w:bidi="ar-DZ"/>
+              </w:rPr>
+            </w:pPr>
+            <w:r>
+              <w:rPr>
+                <w:lang w:bidi="ar-DZ"/>
+              </w:rPr>
+              <w:t>Yes</w:t>
+            </w:r>
+          </w:p>
+        </w:tc>
+        <w:tc>
+          <w:tcPr>
+            <w:tcW w:w="1350" w:type="dxa"/>
+            <w:hideMark/>
+          </w:tcPr>
+          <w:p>
+            <w:pPr>
+              <w:spacing w:line="278" w:lineRule="auto"/>
+              <w:cnfStyle w:val="000000100000" w:firstRow="0" w:lastRow="0" w:firstColumn="0" w:lastColumn="0" w:oddVBand="0" w:evenVBand="0" w:oddHBand="1" w:evenHBand="0" w:firstRowFirstColumn="0" w:firstRowLastColumn="0" w:lastRowFirstColumn="0" w:lastRowLastColumn="0"/>
+              <w:rPr>
+                <w:lang w:bidi="ar-DZ"/>
+              </w:rPr>
+            </w:pPr>
+            <w:r>
+              <w:rPr>
+                <w:lang w:bidi="ar-DZ"/>
+              </w:rPr>
+              <w:t>None</w:t>
+            </w:r>
+          </w:p>
+        </w:tc>
+        <w:tc>
+          <w:tcPr>
+            <w:tcW w:w="2242" w:type="dxa"/>
+            <w:hideMark/>
+          </w:tcPr>
+          <w:p>
+            <w:pPr>
+              <w:spacing w:line="278" w:lineRule="auto"/>
+              <w:cnfStyle w:val="000000100000" w:firstRow="0" w:lastRow="0" w:firstColumn="0" w:lastColumn="0" w:oddVBand="0" w:evenVBand="0" w:oddHBand="1" w:evenHBand="0" w:firstRowFirstColumn="0" w:firstRowLastColumn="0" w:lastRowFirstColumn="0" w:lastRowLastColumn="0"/>
+              <w:rPr>
+                <w:lang w:bidi="ar-DZ"/>
+              </w:rPr>
+            </w:pPr>
+            <w:r>
+              <w:rPr>
+                <w:rFonts w:ascii="Segoe UI Symbol" w:hAnsi="Segoe UI Symbol" w:cs="Segoe UI Symbol"/>
+                <w:lang w:bidi="ar-DZ"/>
+              </w:rPr>
+              <w:t>✓</w:t>
+            </w:r>
+            <w:r>
+              <w:rPr>
+                <w:lang w:bidi="ar-DZ"/>
+              </w:rPr>
+              <w:t xml:space="preserve"> Satisfies 1NF</w:t>
+            </w:r>
+          </w:p>
+        </w:tc>
+      </w:tr>
+    </w:tbl>
+    <w:p>
+      <w:pPr>
+        <w:spacing w:after="0" w:line="278" w:lineRule="auto"/>
+        <w:rPr>
+          <w:lang w:bidi="ar-DZ"/>
+        </w:rPr>
+      </w:pPr>
+    </w:p>
+    <w:p>
+      <w:pPr>
+        <w:pStyle w:val="Heading3"/>
+        <w:rPr>
+          <w:lang w:bidi="ar-DZ"/>
+        </w:rPr>
+      </w:pPr>
+      <w:r>
+        <w:rPr>
+          <w:lang w:bidi="ar-DZ"/>
+        </w:rPr>
+        <w:t>3.4 Examples of 1NF Compliance</w:t>
+      </w:r>
+    </w:p>
+    <w:p>
+      <w:pPr>
+        <w:spacing w:line="278" w:lineRule="auto"/>
+        <w:rPr>
+          <w:b/>
+          <w:bCs/>
+          <w:lang w:bidi="ar-DZ"/>
+        </w:rPr>
+      </w:pPr>
+      <w:r>
+        <w:rPr>
+          <w:b/>
+          <w:bCs/>
+          <w:lang w:bidi="ar-DZ"/>
+        </w:rPr>
+        <w:t>Vehicle Entity</w:t>
+      </w:r>
+    </w:p>
+    <w:p>
+      <w:pPr>
+        <w:spacing w:line="278" w:lineRule="auto"/>
+        <w:rPr>
+          <w:lang w:bidi="ar-DZ"/>
+        </w:rPr>
+      </w:pPr>
+      <w:r>
+        <w:rPr>
+          <w:lang w:bidi="ar-DZ"/>
+        </w:rPr>
+        <w:t xml:space="preserve">The </w:t>
+      </w:r>
+      <w:r>
+        <w:rPr>
+          <w:b/>
+          <w:bCs/>
+          <w:lang w:bidi="ar-DZ"/>
+        </w:rPr>
+        <w:t>Vehicle</w:t>
+      </w:r>
+      <w:r>
+        <w:rPr>
+          <w:lang w:bidi="ar-DZ"/>
+        </w:rPr>
+        <w:t xml:space="preserve"> entity stores each vehicle as a separate record. Attributes such as </w:t>
+      </w:r>
+      <w:r>
+        <w:rPr>
+          <w:b/>
+          <w:bCs/>
+          <w:lang w:bidi="ar-DZ"/>
+        </w:rPr>
+        <w:t>brand</w:t>
+      </w:r>
+      <w:r>
+        <w:rPr>
+          <w:lang w:bidi="ar-DZ"/>
+        </w:rPr>
+        <w:t xml:space="preserve">, </w:t>
+      </w:r>
+      <w:r>
+        <w:rPr>
+          <w:b/>
+          <w:bCs/>
+          <w:lang w:bidi="ar-DZ"/>
+        </w:rPr>
+        <w:t>model</w:t>
+      </w:r>
+      <w:r>
+        <w:rPr>
+          <w:lang w:bidi="ar-DZ"/>
+        </w:rPr>
+        <w:t xml:space="preserve">, </w:t>
+      </w:r>
+      <w:r>
+        <w:rPr>
+          <w:b/>
+          <w:bCs/>
+          <w:lang w:bidi="ar-DZ"/>
+        </w:rPr>
+        <w:t>registration_number</w:t>
+      </w:r>
+      <w:r>
+        <w:rPr>
+          <w:lang w:bidi="ar-DZ"/>
+        </w:rPr>
+        <w:t xml:space="preserve">, and </w:t>
+      </w:r>
+      <w:r>
+        <w:rPr>
+          <w:b/>
+          <w:bCs/>
+          <w:lang w:bidi="ar-DZ"/>
+        </w:rPr>
+        <w:t>daily_price</w:t>
+      </w:r>
+      <w:r>
+        <w:rPr>
+          <w:lang w:bidi="ar-DZ"/>
+        </w:rPr>
+        <w:t xml:space="preserve"> each contain a single value. Vehicle features (transmission, fuel type, category, etc.) are stored as separate attributes rather than multiple values within one field.</w:t>
+      </w:r>
+    </w:p>
+    <w:p>
+      <w:pPr>
+        <w:spacing w:line="278" w:lineRule="auto"/>
+        <w:rPr>
+          <w:b/>
+          <w:bCs/>
+          <w:lang w:bidi="ar-DZ"/>
+        </w:rPr>
+      </w:pPr>
+      <w:r>
+        <w:rPr>
+          <w:b/>
+          <w:bCs/>
+          <w:lang w:bidi="ar-DZ"/>
+        </w:rPr>
+        <w:t>Reservation Entity</w:t>
+      </w:r>
+    </w:p>
+    <w:p>
+      <w:pPr>
+        <w:spacing w:line="278" w:lineRule="auto"/>
+        <w:rPr>
+          <w:lang w:bidi="ar-DZ"/>
+        </w:rPr>
+      </w:pPr>
+      <w:r>
+        <w:rPr>
+          <w:lang w:bidi="ar-DZ"/>
+        </w:rPr>
+        <w:t>Each reservation contains a single customer, one vehicle, one pickup date, and one return date. Multiple vehicles are not stored in a single reservation record, ensuring atomicity.</w:t>
+      </w:r>
+    </w:p>
+    <w:p>
+      <w:pPr>
+        <w:spacing w:line="278" w:lineRule="auto"/>
+        <w:rPr>
+          <w:b/>
+          <w:bCs/>
+          <w:lang w:bidi="ar-DZ"/>
+        </w:rPr>
+      </w:pPr>
+      <w:r>
+        <w:rPr>
+          <w:b/>
+          <w:bCs/>
+          <w:lang w:bidi="ar-DZ"/>
+        </w:rPr>
+        <w:t>Payment Entity</w:t>
+      </w:r>
+    </w:p>
+    <w:p>
+      <w:pPr>
+        <w:spacing w:after="0" w:line="278" w:lineRule="auto"/>
+        <w:rPr>
+          <w:lang w:bidi="ar-DZ"/>
+        </w:rPr>
+      </w:pPr>
+      <w:r>
+        <w:rPr>
+          <w:lang w:bidi="ar-DZ"/>
+        </w:rPr>
+        <w:t>Each payment record represents one transaction associated with a single reservation. Payment information such as amount, payment method, transaction reference, and payment status is stored in separate atomic attributes.</w:t>
+      </w:r>
+    </w:p>
+    <w:p>
+      <w:pPr>
+        <w:spacing w:after="0" w:line="278" w:lineRule="auto"/>
+        <w:rPr>
+          <w:b/>
+          <w:bCs/>
+          <w:lang w:bidi="ar-DZ"/>
+        </w:rPr>
+      </w:pPr>
+      <w:r>
+        <w:rPr>
+          <w:b/>
+          <w:bCs/>
+          <w:lang w:bidi="ar-DZ"/>
+        </w:rPr>
+        <w:t>Review Entity</w:t>
+      </w:r>
+    </w:p>
+    <w:p>
+      <w:pPr>
+        <w:spacing w:after="0" w:line="278" w:lineRule="auto"/>
+        <w:rPr>
+          <w:lang w:bidi="ar-DZ"/>
+        </w:rPr>
+      </w:pPr>
+      <w:r>
+        <w:rPr>
+          <w:lang w:bidi="ar-DZ"/>
+        </w:rPr>
+        <w:t>Each review is linked to one reservation and contains one rating and one comment. Multiple ratings or comments are not stored in a single record.</w:t>
+      </w:r>
+    </w:p>
+    <w:p>
+      <w:pPr>
+        <w:spacing w:after="0" w:line="278" w:lineRule="auto"/>
+        <w:rPr>
+          <w:lang w:bidi="ar-DZ"/>
+        </w:rPr>
+      </w:pPr>
+    </w:p>
+    <w:p>
+      <w:pPr>
+        <w:pStyle w:val="Heading3"/>
+        <w:rPr>
+          <w:lang w:bidi="ar-DZ"/>
+        </w:rPr>
+      </w:pPr>
+      <w:r>
+        <w:rPr>
+          <w:lang w:bidi="ar-DZ"/>
+        </w:rPr>
+        <w:t>3.</w:t>
+      </w:r>
+      <w:r>
+        <w:rPr>
+          <w:lang w:bidi="ar-DZ"/>
+        </w:rPr>
+        <w:t>5</w:t>
+      </w:r>
+      <w:r>
+        <w:rPr>
+          <w:lang w:bidi="ar-DZ"/>
+        </w:rPr>
+        <w:t xml:space="preserve"> Conclusion</w:t>
+      </w:r>
+    </w:p>
+    <w:p>
+      <w:pPr>
+        <w:spacing w:after="0" w:line="278" w:lineRule="auto"/>
+        <w:rPr>
+          <w:lang w:bidi="ar-DZ"/>
+        </w:rPr>
+      </w:pPr>
+      <w:r>
+        <w:rPr>
+          <w:lang w:bidi="ar-DZ"/>
+        </w:rPr>
+        <w:t xml:space="preserve">The review confirms that the KriGo database schema fully satisfies the requirements of </w:t>
+      </w:r>
+      <w:r>
+        <w:rPr>
+          <w:b/>
+          <w:bCs/>
+          <w:lang w:bidi="ar-DZ"/>
+        </w:rPr>
+        <w:t>First Normal Form (1NF)</w:t>
+      </w:r>
+      <w:r>
+        <w:rPr>
+          <w:lang w:bidi="ar-DZ"/>
+        </w:rPr>
+        <w:t xml:space="preserve">. Every entity defines a unique primary key, stores only atomic attribute values, and avoids repeating groups or multi-valued fields. This normalization step establishes a well-structured database foundation that supports efficient data management and prepares the schema for further refinement through </w:t>
+      </w:r>
+      <w:r>
+        <w:rPr>
+          <w:b/>
+          <w:bCs/>
+          <w:lang w:bidi="ar-DZ"/>
+        </w:rPr>
+        <w:t>Second Normal Form (2NF)</w:t>
+      </w:r>
+      <w:r>
+        <w:rPr>
+          <w:lang w:bidi="ar-DZ"/>
+        </w:rPr>
+        <w:t xml:space="preserve"> and </w:t>
+      </w:r>
+      <w:r>
+        <w:rPr>
+          <w:b/>
+          <w:bCs/>
+          <w:lang w:bidi="ar-DZ"/>
+        </w:rPr>
+        <w:t>Third Normal Form (3NF)</w:t>
+      </w:r>
+      <w:r>
+        <w:rPr>
+          <w:lang w:bidi="ar-DZ"/>
+        </w:rPr>
+        <w:t>.</w:t>
+      </w:r>
+    </w:p>
+    <w:p>
+      <w:pPr>
+        <w:spacing w:after="0" w:line="278" w:lineRule="auto"/>
+        <w:rPr>
+          <w:rFonts w:hint="cs"/>
+          <w:rtl/>
+          <w:lang w:bidi="ar-DZ"/>
+        </w:rPr>
       </w:pPr>
     </w:p>
     <w:p>
@@ -8382,6 +10782,268 @@
     </w:lvl>
   </w:abstractNum>
   <w:abstractNum w:abstractNumId="1" w15:restartNumberingAfterBreak="0">
+    <w:nsid w:val="02890296"/>
+    <w:multiLevelType w:val="multilevel"/>
+    <w:tmpl w:val="B0A669C0"/>
+    <w:lvl w:ilvl="0">
+      <w:start w:val="1"/>
+      <w:numFmt w:val="bullet"/>
+      <w:lvlText w:val=""/>
+      <w:lvlJc w:val="left"/>
+      <w:pPr>
+        <w:tabs>
+          <w:tab w:val="num" w:pos="720"/>
+        </w:tabs>
+        <w:ind w:left="720" w:hanging="360"/>
+      </w:pPr>
+      <w:rPr>
+        <w:rFonts w:ascii="Symbol" w:hAnsi="Symbol" w:hint="default"/>
+        <w:sz w:val="20"/>
+      </w:rPr>
+    </w:lvl>
+    <w:lvl w:ilvl="1" w:tentative="1">
+      <w:start w:val="1"/>
+      <w:numFmt w:val="bullet"/>
+      <w:lvlText w:val="o"/>
+      <w:lvlJc w:val="left"/>
+      <w:pPr>
+        <w:tabs>
+          <w:tab w:val="num" w:pos="1440"/>
+        </w:tabs>
+        <w:ind w:left="1440" w:hanging="360"/>
+      </w:pPr>
+      <w:rPr>
+        <w:rFonts w:ascii="Courier New" w:hAnsi="Courier New" w:hint="default"/>
+        <w:sz w:val="20"/>
+      </w:rPr>
+    </w:lvl>
+    <w:lvl w:ilvl="2" w:tentative="1">
+      <w:start w:val="1"/>
+      <w:numFmt w:val="bullet"/>
+      <w:lvlText w:val=""/>
+      <w:lvlJc w:val="left"/>
+      <w:pPr>
+        <w:tabs>
+          <w:tab w:val="num" w:pos="2160"/>
+        </w:tabs>
+        <w:ind w:left="2160" w:hanging="360"/>
+      </w:pPr>
+      <w:rPr>
+        <w:rFonts w:ascii="Wingdings" w:hAnsi="Wingdings" w:hint="default"/>
+        <w:sz w:val="20"/>
+      </w:rPr>
+    </w:lvl>
+    <w:lvl w:ilvl="3" w:tentative="1">
+      <w:start w:val="1"/>
+      <w:numFmt w:val="bullet"/>
+      <w:lvlText w:val=""/>
+      <w:lvlJc w:val="left"/>
+      <w:pPr>
+        <w:tabs>
+          <w:tab w:val="num" w:pos="2880"/>
+        </w:tabs>
+        <w:ind w:left="2880" w:hanging="360"/>
+      </w:pPr>
+      <w:rPr>
+        <w:rFonts w:ascii="Wingdings" w:hAnsi="Wingdings" w:hint="default"/>
+        <w:sz w:val="20"/>
+      </w:rPr>
+    </w:lvl>
+    <w:lvl w:ilvl="4" w:tentative="1">
+      <w:start w:val="1"/>
+      <w:numFmt w:val="bullet"/>
+      <w:lvlText w:val=""/>
+      <w:lvlJc w:val="left"/>
+      <w:pPr>
+        <w:tabs>
+          <w:tab w:val="num" w:pos="3600"/>
+        </w:tabs>
+        <w:ind w:left="3600" w:hanging="360"/>
+      </w:pPr>
+      <w:rPr>
+        <w:rFonts w:ascii="Wingdings" w:hAnsi="Wingdings" w:hint="default"/>
+        <w:sz w:val="20"/>
+      </w:rPr>
+    </w:lvl>
+    <w:lvl w:ilvl="5" w:tentative="1">
+      <w:start w:val="1"/>
+      <w:numFmt w:val="bullet"/>
+      <w:lvlText w:val=""/>
+      <w:lvlJc w:val="left"/>
+      <w:pPr>
+        <w:tabs>
+          <w:tab w:val="num" w:pos="4320"/>
+        </w:tabs>
+        <w:ind w:left="4320" w:hanging="360"/>
+      </w:pPr>
+      <w:rPr>
+        <w:rFonts w:ascii="Wingdings" w:hAnsi="Wingdings" w:hint="default"/>
+        <w:sz w:val="20"/>
+      </w:rPr>
+    </w:lvl>
+    <w:lvl w:ilvl="6" w:tentative="1">
+      <w:start w:val="1"/>
+      <w:numFmt w:val="bullet"/>
+      <w:lvlText w:val=""/>
+      <w:lvlJc w:val="left"/>
+      <w:pPr>
+        <w:tabs>
+          <w:tab w:val="num" w:pos="5040"/>
+        </w:tabs>
+        <w:ind w:left="5040" w:hanging="360"/>
+      </w:pPr>
+      <w:rPr>
+        <w:rFonts w:ascii="Wingdings" w:hAnsi="Wingdings" w:hint="default"/>
+        <w:sz w:val="20"/>
+      </w:rPr>
+    </w:lvl>
+    <w:lvl w:ilvl="7" w:tentative="1">
+      <w:start w:val="1"/>
+      <w:numFmt w:val="bullet"/>
+      <w:lvlText w:val=""/>
+      <w:lvlJc w:val="left"/>
+      <w:pPr>
+        <w:tabs>
+          <w:tab w:val="num" w:pos="5760"/>
+        </w:tabs>
+        <w:ind w:left="5760" w:hanging="360"/>
+      </w:pPr>
+      <w:rPr>
+        <w:rFonts w:ascii="Wingdings" w:hAnsi="Wingdings" w:hint="default"/>
+        <w:sz w:val="20"/>
+      </w:rPr>
+    </w:lvl>
+    <w:lvl w:ilvl="8" w:tentative="1">
+      <w:start w:val="1"/>
+      <w:numFmt w:val="bullet"/>
+      <w:lvlText w:val=""/>
+      <w:lvlJc w:val="left"/>
+      <w:pPr>
+        <w:tabs>
+          <w:tab w:val="num" w:pos="6480"/>
+        </w:tabs>
+        <w:ind w:left="6480" w:hanging="360"/>
+      </w:pPr>
+      <w:rPr>
+        <w:rFonts w:ascii="Wingdings" w:hAnsi="Wingdings" w:hint="default"/>
+        <w:sz w:val="20"/>
+      </w:rPr>
+    </w:lvl>
+  </w:abstractNum>
+  <w:abstractNum w:abstractNumId="2" w15:restartNumberingAfterBreak="0">
+    <w:nsid w:val="05647EC9"/>
+    <w:multiLevelType w:val="hybridMultilevel"/>
+    <w:tmpl w:val="858EF910"/>
+    <w:lvl w:ilvl="0" w:tplc="04090001">
+      <w:start w:val="1"/>
+      <w:numFmt w:val="bullet"/>
+      <w:lvlText w:val=""/>
+      <w:lvlJc w:val="left"/>
+      <w:pPr>
+        <w:ind w:left="1080" w:hanging="360"/>
+      </w:pPr>
+      <w:rPr>
+        <w:rFonts w:ascii="Symbol" w:hAnsi="Symbol" w:hint="default"/>
+      </w:rPr>
+    </w:lvl>
+    <w:lvl w:ilvl="1" w:tplc="04090003" w:tentative="1">
+      <w:start w:val="1"/>
+      <w:numFmt w:val="bullet"/>
+      <w:lvlText w:val="o"/>
+      <w:lvlJc w:val="left"/>
+      <w:pPr>
+        <w:ind w:left="1800" w:hanging="360"/>
+      </w:pPr>
+      <w:rPr>
+        <w:rFonts w:ascii="Courier New" w:hAnsi="Courier New" w:cs="Courier New" w:hint="default"/>
+      </w:rPr>
+    </w:lvl>
+    <w:lvl w:ilvl="2" w:tplc="04090005" w:tentative="1">
+      <w:start w:val="1"/>
+      <w:numFmt w:val="bullet"/>
+      <w:lvlText w:val=""/>
+      <w:lvlJc w:val="left"/>
+      <w:pPr>
+        <w:ind w:left="2520" w:hanging="360"/>
+      </w:pPr>
+      <w:rPr>
+        <w:rFonts w:ascii="Wingdings" w:hAnsi="Wingdings" w:hint="default"/>
+      </w:rPr>
+    </w:lvl>
+    <w:lvl w:ilvl="3" w:tplc="04090001" w:tentative="1">
+      <w:start w:val="1"/>
+      <w:numFmt w:val="bullet"/>
+      <w:lvlText w:val=""/>
+      <w:lvlJc w:val="left"/>
+      <w:pPr>
+        <w:ind w:left="3240" w:hanging="360"/>
+      </w:pPr>
+      <w:rPr>
+        <w:rFonts w:ascii="Symbol" w:hAnsi="Symbol" w:hint="default"/>
+      </w:rPr>
+    </w:lvl>
+    <w:lvl w:ilvl="4" w:tplc="04090003" w:tentative="1">
+      <w:start w:val="1"/>
+      <w:numFmt w:val="bullet"/>
+      <w:lvlText w:val="o"/>
+      <w:lvlJc w:val="left"/>
+      <w:pPr>
+        <w:ind w:left="3960" w:hanging="360"/>
+      </w:pPr>
+      <w:rPr>
+        <w:rFonts w:ascii="Courier New" w:hAnsi="Courier New" w:cs="Courier New" w:hint="default"/>
+      </w:rPr>
+    </w:lvl>
+    <w:lvl w:ilvl="5" w:tplc="04090005" w:tentative="1">
+      <w:start w:val="1"/>
+      <w:numFmt w:val="bullet"/>
+      <w:lvlText w:val=""/>
+      <w:lvlJc w:val="left"/>
+      <w:pPr>
+        <w:ind w:left="4680" w:hanging="360"/>
+      </w:pPr>
+      <w:rPr>
+        <w:rFonts w:ascii="Wingdings" w:hAnsi="Wingdings" w:hint="default"/>
+      </w:rPr>
+    </w:lvl>
+    <w:lvl w:ilvl="6" w:tplc="04090001" w:tentative="1">
+      <w:start w:val="1"/>
+      <w:numFmt w:val="bullet"/>
+      <w:lvlText w:val=""/>
+      <w:lvlJc w:val="left"/>
+      <w:pPr>
+        <w:ind w:left="5400" w:hanging="360"/>
+      </w:pPr>
+      <w:rPr>
+        <w:rFonts w:ascii="Symbol" w:hAnsi="Symbol" w:hint="default"/>
+      </w:rPr>
+    </w:lvl>
+    <w:lvl w:ilvl="7" w:tplc="04090003" w:tentative="1">
+      <w:start w:val="1"/>
+      <w:numFmt w:val="bullet"/>
+      <w:lvlText w:val="o"/>
+      <w:lvlJc w:val="left"/>
+      <w:pPr>
+        <w:ind w:left="6120" w:hanging="360"/>
+      </w:pPr>
+      <w:rPr>
+        <w:rFonts w:ascii="Courier New" w:hAnsi="Courier New" w:cs="Courier New" w:hint="default"/>
+      </w:rPr>
+    </w:lvl>
+    <w:lvl w:ilvl="8" w:tplc="04090005" w:tentative="1">
+      <w:start w:val="1"/>
+      <w:numFmt w:val="bullet"/>
+      <w:lvlText w:val=""/>
+      <w:lvlJc w:val="left"/>
+      <w:pPr>
+        <w:ind w:left="6840" w:hanging="360"/>
+      </w:pPr>
+      <w:rPr>
+        <w:rFonts w:ascii="Wingdings" w:hAnsi="Wingdings" w:hint="default"/>
+      </w:rPr>
+    </w:lvl>
+  </w:abstractNum>
+  <w:abstractNum w:abstractNumId="3" w15:restartNumberingAfterBreak="0">
     <w:nsid w:val="05CA53BE"/>
     <w:multiLevelType w:val="multilevel"/>
     <w:tmpl w:val="63F4E6F0"/>
@@ -8530,7 +11192,7 @@
       </w:rPr>
     </w:lvl>
   </w:abstractNum>
-  <w:abstractNum w:abstractNumId="2" w15:restartNumberingAfterBreak="0">
+  <w:abstractNum w:abstractNumId="4" w15:restartNumberingAfterBreak="0">
     <w:nsid w:val="05D01B76"/>
     <w:multiLevelType w:val="hybridMultilevel"/>
     <w:tmpl w:val="5E9E3974"/>
@@ -8643,7 +11305,7 @@
       </w:rPr>
     </w:lvl>
   </w:abstractNum>
-  <w:abstractNum w:abstractNumId="3" w15:restartNumberingAfterBreak="0">
+  <w:abstractNum w:abstractNumId="5" w15:restartNumberingAfterBreak="0">
     <w:nsid w:val="067865BF"/>
     <w:multiLevelType w:val="multilevel"/>
     <w:tmpl w:val="63F4E6F0"/>
@@ -8792,7 +11454,7 @@
       </w:rPr>
     </w:lvl>
   </w:abstractNum>
-  <w:abstractNum w:abstractNumId="4" w15:restartNumberingAfterBreak="0">
+  <w:abstractNum w:abstractNumId="6" w15:restartNumberingAfterBreak="0">
     <w:nsid w:val="068F4D2E"/>
     <w:multiLevelType w:val="hybridMultilevel"/>
     <w:tmpl w:val="49F46C20"/>
@@ -8904,7 +11566,7 @@
       </w:rPr>
     </w:lvl>
   </w:abstractNum>
-  <w:abstractNum w:abstractNumId="5" w15:restartNumberingAfterBreak="0">
+  <w:abstractNum w:abstractNumId="7" w15:restartNumberingAfterBreak="0">
     <w:nsid w:val="0B782C17"/>
     <w:multiLevelType w:val="hybridMultilevel"/>
     <w:tmpl w:val="18A01304"/>
@@ -9017,7 +11679,7 @@
       </w:rPr>
     </w:lvl>
   </w:abstractNum>
-  <w:abstractNum w:abstractNumId="6" w15:restartNumberingAfterBreak="0">
+  <w:abstractNum w:abstractNumId="8" w15:restartNumberingAfterBreak="0">
     <w:nsid w:val="0C1B283C"/>
     <w:multiLevelType w:val="multilevel"/>
     <w:tmpl w:val="63F4E6F0"/>
@@ -9166,7 +11828,7 @@
       </w:rPr>
     </w:lvl>
   </w:abstractNum>
-  <w:abstractNum w:abstractNumId="7" w15:restartNumberingAfterBreak="0">
+  <w:abstractNum w:abstractNumId="9" w15:restartNumberingAfterBreak="0">
     <w:nsid w:val="0C6E0690"/>
     <w:multiLevelType w:val="hybridMultilevel"/>
     <w:tmpl w:val="54D4A188"/>
@@ -9278,7 +11940,7 @@
       </w:rPr>
     </w:lvl>
   </w:abstractNum>
-  <w:abstractNum w:abstractNumId="8" w15:restartNumberingAfterBreak="0">
+  <w:abstractNum w:abstractNumId="10" w15:restartNumberingAfterBreak="0">
     <w:nsid w:val="0F4F06D8"/>
     <w:multiLevelType w:val="multilevel"/>
     <w:tmpl w:val="68E44DE0"/>
@@ -9427,7 +12089,7 @@
       </w:rPr>
     </w:lvl>
   </w:abstractNum>
-  <w:abstractNum w:abstractNumId="9" w15:restartNumberingAfterBreak="0">
+  <w:abstractNum w:abstractNumId="11" w15:restartNumberingAfterBreak="0">
     <w:nsid w:val="0FDE792A"/>
     <w:multiLevelType w:val="hybridMultilevel"/>
     <w:tmpl w:val="43823D74"/>
@@ -9539,7 +12201,7 @@
       </w:rPr>
     </w:lvl>
   </w:abstractNum>
-  <w:abstractNum w:abstractNumId="10" w15:restartNumberingAfterBreak="0">
+  <w:abstractNum w:abstractNumId="12" w15:restartNumberingAfterBreak="0">
     <w:nsid w:val="12201BE9"/>
     <w:multiLevelType w:val="multilevel"/>
     <w:tmpl w:val="CED6A096"/>
@@ -9688,7 +12350,7 @@
       </w:rPr>
     </w:lvl>
   </w:abstractNum>
-  <w:abstractNum w:abstractNumId="11" w15:restartNumberingAfterBreak="0">
+  <w:abstractNum w:abstractNumId="13" w15:restartNumberingAfterBreak="0">
     <w:nsid w:val="135C5CF3"/>
     <w:multiLevelType w:val="multilevel"/>
     <w:tmpl w:val="61D20A04"/>
@@ -9837,7 +12499,7 @@
       </w:rPr>
     </w:lvl>
   </w:abstractNum>
-  <w:abstractNum w:abstractNumId="12" w15:restartNumberingAfterBreak="0">
+  <w:abstractNum w:abstractNumId="14" w15:restartNumberingAfterBreak="0">
     <w:nsid w:val="137648CC"/>
     <w:multiLevelType w:val="multilevel"/>
     <w:tmpl w:val="EC983E9E"/>
@@ -9986,7 +12648,120 @@
       </w:rPr>
     </w:lvl>
   </w:abstractNum>
-  <w:abstractNum w:abstractNumId="13" w15:restartNumberingAfterBreak="0">
+  <w:abstractNum w:abstractNumId="15" w15:restartNumberingAfterBreak="0">
+    <w:nsid w:val="15187FD2"/>
+    <w:multiLevelType w:val="hybridMultilevel"/>
+    <w:tmpl w:val="8B86F564"/>
+    <w:lvl w:ilvl="0" w:tplc="04090005">
+      <w:start w:val="1"/>
+      <w:numFmt w:val="bullet"/>
+      <w:lvlText w:val=""/>
+      <w:lvlJc w:val="left"/>
+      <w:pPr>
+        <w:ind w:left="1080" w:hanging="360"/>
+      </w:pPr>
+      <w:rPr>
+        <w:rFonts w:ascii="Wingdings" w:hAnsi="Wingdings" w:hint="default"/>
+      </w:rPr>
+    </w:lvl>
+    <w:lvl w:ilvl="1" w:tplc="FFFFFFFF" w:tentative="1">
+      <w:start w:val="1"/>
+      <w:numFmt w:val="bullet"/>
+      <w:lvlText w:val="o"/>
+      <w:lvlJc w:val="left"/>
+      <w:pPr>
+        <w:ind w:left="1800" w:hanging="360"/>
+      </w:pPr>
+      <w:rPr>
+        <w:rFonts w:ascii="Courier New" w:hAnsi="Courier New" w:cs="Courier New" w:hint="default"/>
+      </w:rPr>
+    </w:lvl>
+    <w:lvl w:ilvl="2" w:tplc="FFFFFFFF" w:tentative="1">
+      <w:start w:val="1"/>
+      <w:numFmt w:val="bullet"/>
+      <w:lvlText w:val=""/>
+      <w:lvlJc w:val="left"/>
+      <w:pPr>
+        <w:ind w:left="2520" w:hanging="360"/>
+      </w:pPr>
+      <w:rPr>
+        <w:rFonts w:ascii="Wingdings" w:hAnsi="Wingdings" w:hint="default"/>
+      </w:rPr>
+    </w:lvl>
+    <w:lvl w:ilvl="3" w:tplc="FFFFFFFF" w:tentative="1">
+      <w:start w:val="1"/>
+      <w:numFmt w:val="bullet"/>
+      <w:lvlText w:val=""/>
+      <w:lvlJc w:val="left"/>
+      <w:pPr>
+        <w:ind w:left="3240" w:hanging="360"/>
+      </w:pPr>
+      <w:rPr>
+        <w:rFonts w:ascii="Symbol" w:hAnsi="Symbol" w:hint="default"/>
+      </w:rPr>
+    </w:lvl>
+    <w:lvl w:ilvl="4" w:tplc="FFFFFFFF" w:tentative="1">
+      <w:start w:val="1"/>
+      <w:numFmt w:val="bullet"/>
+      <w:lvlText w:val="o"/>
+      <w:lvlJc w:val="left"/>
+      <w:pPr>
+        <w:ind w:left="3960" w:hanging="360"/>
+      </w:pPr>
+      <w:rPr>
+        <w:rFonts w:ascii="Courier New" w:hAnsi="Courier New" w:cs="Courier New" w:hint="default"/>
+      </w:rPr>
+    </w:lvl>
+    <w:lvl w:ilvl="5" w:tplc="FFFFFFFF" w:tentative="1">
+      <w:start w:val="1"/>
+      <w:numFmt w:val="bullet"/>
+      <w:lvlText w:val=""/>
+      <w:lvlJc w:val="left"/>
+      <w:pPr>
+        <w:ind w:left="4680" w:hanging="360"/>
+      </w:pPr>
+      <w:rPr>
+        <w:rFonts w:ascii="Wingdings" w:hAnsi="Wingdings" w:hint="default"/>
+      </w:rPr>
+    </w:lvl>
+    <w:lvl w:ilvl="6" w:tplc="FFFFFFFF" w:tentative="1">
+      <w:start w:val="1"/>
+      <w:numFmt w:val="bullet"/>
+      <w:lvlText w:val=""/>
+      <w:lvlJc w:val="left"/>
+      <w:pPr>
+        <w:ind w:left="5400" w:hanging="360"/>
+      </w:pPr>
+      <w:rPr>
+        <w:rFonts w:ascii="Symbol" w:hAnsi="Symbol" w:hint="default"/>
+      </w:rPr>
+    </w:lvl>
+    <w:lvl w:ilvl="7" w:tplc="FFFFFFFF" w:tentative="1">
+      <w:start w:val="1"/>
+      <w:numFmt w:val="bullet"/>
+      <w:lvlText w:val="o"/>
+      <w:lvlJc w:val="left"/>
+      <w:pPr>
+        <w:ind w:left="6120" w:hanging="360"/>
+      </w:pPr>
+      <w:rPr>
+        <w:rFonts w:ascii="Courier New" w:hAnsi="Courier New" w:cs="Courier New" w:hint="default"/>
+      </w:rPr>
+    </w:lvl>
+    <w:lvl w:ilvl="8" w:tplc="FFFFFFFF" w:tentative="1">
+      <w:start w:val="1"/>
+      <w:numFmt w:val="bullet"/>
+      <w:lvlText w:val=""/>
+      <w:lvlJc w:val="left"/>
+      <w:pPr>
+        <w:ind w:left="6840" w:hanging="360"/>
+      </w:pPr>
+      <w:rPr>
+        <w:rFonts w:ascii="Wingdings" w:hAnsi="Wingdings" w:hint="default"/>
+      </w:rPr>
+    </w:lvl>
+  </w:abstractNum>
+  <w:abstractNum w:abstractNumId="16" w15:restartNumberingAfterBreak="0">
     <w:nsid w:val="15354085"/>
     <w:multiLevelType w:val="multilevel"/>
     <w:tmpl w:val="ED488EA0"/>
@@ -10135,7 +12910,7 @@
       </w:rPr>
     </w:lvl>
   </w:abstractNum>
-  <w:abstractNum w:abstractNumId="14" w15:restartNumberingAfterBreak="0">
+  <w:abstractNum w:abstractNumId="17" w15:restartNumberingAfterBreak="0">
     <w:nsid w:val="15923962"/>
     <w:multiLevelType w:val="hybridMultilevel"/>
     <w:tmpl w:val="2A8A437A"/>
@@ -10247,7 +13022,7 @@
       </w:rPr>
     </w:lvl>
   </w:abstractNum>
-  <w:abstractNum w:abstractNumId="15" w15:restartNumberingAfterBreak="0">
+  <w:abstractNum w:abstractNumId="18" w15:restartNumberingAfterBreak="0">
     <w:nsid w:val="15E231DD"/>
     <w:multiLevelType w:val="hybridMultilevel"/>
     <w:tmpl w:val="48B4AB8E"/>
@@ -10360,7 +13135,7 @@
       </w:rPr>
     </w:lvl>
   </w:abstractNum>
-  <w:abstractNum w:abstractNumId="16" w15:restartNumberingAfterBreak="0">
+  <w:abstractNum w:abstractNumId="19" w15:restartNumberingAfterBreak="0">
     <w:nsid w:val="15FB6E59"/>
     <w:multiLevelType w:val="multilevel"/>
     <w:tmpl w:val="63F4E6F0"/>
@@ -10509,7 +13284,7 @@
       </w:rPr>
     </w:lvl>
   </w:abstractNum>
-  <w:abstractNum w:abstractNumId="17" w15:restartNumberingAfterBreak="0">
+  <w:abstractNum w:abstractNumId="20" w15:restartNumberingAfterBreak="0">
     <w:nsid w:val="16057B40"/>
     <w:multiLevelType w:val="hybridMultilevel"/>
     <w:tmpl w:val="C63C7D68"/>
@@ -10621,7 +13396,7 @@
       </w:rPr>
     </w:lvl>
   </w:abstractNum>
-  <w:abstractNum w:abstractNumId="18" w15:restartNumberingAfterBreak="0">
+  <w:abstractNum w:abstractNumId="21" w15:restartNumberingAfterBreak="0">
     <w:nsid w:val="18441B3D"/>
     <w:multiLevelType w:val="hybridMultilevel"/>
     <w:tmpl w:val="F162D252"/>
@@ -10733,7 +13508,7 @@
       </w:rPr>
     </w:lvl>
   </w:abstractNum>
-  <w:abstractNum w:abstractNumId="19" w15:restartNumberingAfterBreak="0">
+  <w:abstractNum w:abstractNumId="22" w15:restartNumberingAfterBreak="0">
     <w:nsid w:val="185230B0"/>
     <w:multiLevelType w:val="hybridMultilevel"/>
     <w:tmpl w:val="FDFE89EE"/>
@@ -10846,7 +13621,7 @@
       </w:rPr>
     </w:lvl>
   </w:abstractNum>
-  <w:abstractNum w:abstractNumId="20" w15:restartNumberingAfterBreak="0">
+  <w:abstractNum w:abstractNumId="23" w15:restartNumberingAfterBreak="0">
     <w:nsid w:val="18A93E35"/>
     <w:multiLevelType w:val="hybridMultilevel"/>
     <w:tmpl w:val="7A6E3062"/>
@@ -10958,7 +13733,7 @@
       </w:rPr>
     </w:lvl>
   </w:abstractNum>
-  <w:abstractNum w:abstractNumId="21" w15:restartNumberingAfterBreak="0">
+  <w:abstractNum w:abstractNumId="24" w15:restartNumberingAfterBreak="0">
     <w:nsid w:val="18EC3D82"/>
     <w:multiLevelType w:val="hybridMultilevel"/>
     <w:tmpl w:val="BC5A743C"/>
@@ -11071,7 +13846,7 @@
       </w:rPr>
     </w:lvl>
   </w:abstractNum>
-  <w:abstractNum w:abstractNumId="22" w15:restartNumberingAfterBreak="0">
+  <w:abstractNum w:abstractNumId="25" w15:restartNumberingAfterBreak="0">
     <w:nsid w:val="18F46E01"/>
     <w:multiLevelType w:val="multilevel"/>
     <w:tmpl w:val="C77EDED0"/>
@@ -11220,7 +13995,7 @@
       </w:rPr>
     </w:lvl>
   </w:abstractNum>
-  <w:abstractNum w:abstractNumId="23" w15:restartNumberingAfterBreak="0">
+  <w:abstractNum w:abstractNumId="26" w15:restartNumberingAfterBreak="0">
     <w:nsid w:val="19C83C12"/>
     <w:multiLevelType w:val="multilevel"/>
     <w:tmpl w:val="7690D588"/>
@@ -11369,7 +14144,7 @@
       </w:rPr>
     </w:lvl>
   </w:abstractNum>
-  <w:abstractNum w:abstractNumId="24" w15:restartNumberingAfterBreak="0">
+  <w:abstractNum w:abstractNumId="27" w15:restartNumberingAfterBreak="0">
     <w:nsid w:val="1A236A44"/>
     <w:multiLevelType w:val="hybridMultilevel"/>
     <w:tmpl w:val="E06C248C"/>
@@ -11482,7 +14257,7 @@
       </w:rPr>
     </w:lvl>
   </w:abstractNum>
-  <w:abstractNum w:abstractNumId="25" w15:restartNumberingAfterBreak="0">
+  <w:abstractNum w:abstractNumId="28" w15:restartNumberingAfterBreak="0">
     <w:nsid w:val="1C511176"/>
     <w:multiLevelType w:val="multilevel"/>
     <w:tmpl w:val="201E7F12"/>
@@ -11631,7 +14406,7 @@
       </w:rPr>
     </w:lvl>
   </w:abstractNum>
-  <w:abstractNum w:abstractNumId="26" w15:restartNumberingAfterBreak="0">
+  <w:abstractNum w:abstractNumId="29" w15:restartNumberingAfterBreak="0">
     <w:nsid w:val="1D4C2E50"/>
     <w:multiLevelType w:val="multilevel"/>
     <w:tmpl w:val="63F4E6F0"/>
@@ -11780,7 +14555,7 @@
       </w:rPr>
     </w:lvl>
   </w:abstractNum>
-  <w:abstractNum w:abstractNumId="27" w15:restartNumberingAfterBreak="0">
+  <w:abstractNum w:abstractNumId="30" w15:restartNumberingAfterBreak="0">
     <w:nsid w:val="1EC4731F"/>
     <w:multiLevelType w:val="hybridMultilevel"/>
     <w:tmpl w:val="8E26D8F0"/>
@@ -11892,7 +14667,7 @@
       </w:rPr>
     </w:lvl>
   </w:abstractNum>
-  <w:abstractNum w:abstractNumId="28" w15:restartNumberingAfterBreak="0">
+  <w:abstractNum w:abstractNumId="31" w15:restartNumberingAfterBreak="0">
     <w:nsid w:val="20017871"/>
     <w:multiLevelType w:val="hybridMultilevel"/>
     <w:tmpl w:val="EA76608A"/>
@@ -12005,7 +14780,7 @@
       </w:rPr>
     </w:lvl>
   </w:abstractNum>
-  <w:abstractNum w:abstractNumId="29" w15:restartNumberingAfterBreak="0">
+  <w:abstractNum w:abstractNumId="32" w15:restartNumberingAfterBreak="0">
     <w:nsid w:val="206A32F9"/>
     <w:multiLevelType w:val="hybridMultilevel"/>
     <w:tmpl w:val="7A405CA6"/>
@@ -12117,7 +14892,7 @@
       </w:rPr>
     </w:lvl>
   </w:abstractNum>
-  <w:abstractNum w:abstractNumId="30" w15:restartNumberingAfterBreak="0">
+  <w:abstractNum w:abstractNumId="33" w15:restartNumberingAfterBreak="0">
     <w:nsid w:val="20786568"/>
     <w:multiLevelType w:val="hybridMultilevel"/>
     <w:tmpl w:val="200CC0BC"/>
@@ -12229,7 +15004,7 @@
       </w:rPr>
     </w:lvl>
   </w:abstractNum>
-  <w:abstractNum w:abstractNumId="31" w15:restartNumberingAfterBreak="0">
+  <w:abstractNum w:abstractNumId="34" w15:restartNumberingAfterBreak="0">
     <w:nsid w:val="207D21A1"/>
     <w:multiLevelType w:val="hybridMultilevel"/>
     <w:tmpl w:val="AAAE4260"/>
@@ -12341,7 +15116,7 @@
       </w:rPr>
     </w:lvl>
   </w:abstractNum>
-  <w:abstractNum w:abstractNumId="32" w15:restartNumberingAfterBreak="0">
+  <w:abstractNum w:abstractNumId="35" w15:restartNumberingAfterBreak="0">
     <w:nsid w:val="20DC5034"/>
     <w:multiLevelType w:val="hybridMultilevel"/>
     <w:tmpl w:val="4B5425EA"/>
@@ -12453,7 +15228,7 @@
       </w:rPr>
     </w:lvl>
   </w:abstractNum>
-  <w:abstractNum w:abstractNumId="33" w15:restartNumberingAfterBreak="0">
+  <w:abstractNum w:abstractNumId="36" w15:restartNumberingAfterBreak="0">
     <w:nsid w:val="224C7C45"/>
     <w:multiLevelType w:val="multilevel"/>
     <w:tmpl w:val="5C800264"/>
@@ -12602,7 +15377,7 @@
       </w:rPr>
     </w:lvl>
   </w:abstractNum>
-  <w:abstractNum w:abstractNumId="34" w15:restartNumberingAfterBreak="0">
+  <w:abstractNum w:abstractNumId="37" w15:restartNumberingAfterBreak="0">
     <w:nsid w:val="23970AD1"/>
     <w:multiLevelType w:val="hybridMultilevel"/>
     <w:tmpl w:val="6A1E8A04"/>
@@ -12714,7 +15489,7 @@
       </w:rPr>
     </w:lvl>
   </w:abstractNum>
-  <w:abstractNum w:abstractNumId="35" w15:restartNumberingAfterBreak="0">
+  <w:abstractNum w:abstractNumId="38" w15:restartNumberingAfterBreak="0">
     <w:nsid w:val="243D731E"/>
     <w:multiLevelType w:val="multilevel"/>
     <w:tmpl w:val="51303158"/>
@@ -12863,7 +15638,7 @@
       </w:rPr>
     </w:lvl>
   </w:abstractNum>
-  <w:abstractNum w:abstractNumId="36" w15:restartNumberingAfterBreak="0">
+  <w:abstractNum w:abstractNumId="39" w15:restartNumberingAfterBreak="0">
     <w:nsid w:val="26BA6D3C"/>
     <w:multiLevelType w:val="hybridMultilevel"/>
     <w:tmpl w:val="F03CC954"/>
@@ -12975,7 +15750,7 @@
       </w:rPr>
     </w:lvl>
   </w:abstractNum>
-  <w:abstractNum w:abstractNumId="37" w15:restartNumberingAfterBreak="0">
+  <w:abstractNum w:abstractNumId="40" w15:restartNumberingAfterBreak="0">
     <w:nsid w:val="28765EA3"/>
     <w:multiLevelType w:val="hybridMultilevel"/>
     <w:tmpl w:val="1CFAEB30"/>
@@ -13088,7 +15863,7 @@
       </w:rPr>
     </w:lvl>
   </w:abstractNum>
-  <w:abstractNum w:abstractNumId="38" w15:restartNumberingAfterBreak="0">
+  <w:abstractNum w:abstractNumId="41" w15:restartNumberingAfterBreak="0">
     <w:nsid w:val="28940045"/>
     <w:multiLevelType w:val="multilevel"/>
     <w:tmpl w:val="23DE4804"/>
@@ -13237,7 +16012,7 @@
       </w:rPr>
     </w:lvl>
   </w:abstractNum>
-  <w:abstractNum w:abstractNumId="39" w15:restartNumberingAfterBreak="0">
+  <w:abstractNum w:abstractNumId="42" w15:restartNumberingAfterBreak="0">
     <w:nsid w:val="289938CC"/>
     <w:multiLevelType w:val="multilevel"/>
     <w:tmpl w:val="57745EE2"/>
@@ -13386,7 +16161,7 @@
       </w:rPr>
     </w:lvl>
   </w:abstractNum>
-  <w:abstractNum w:abstractNumId="40" w15:restartNumberingAfterBreak="0">
+  <w:abstractNum w:abstractNumId="43" w15:restartNumberingAfterBreak="0">
     <w:nsid w:val="2ADE3401"/>
     <w:multiLevelType w:val="multilevel"/>
     <w:tmpl w:val="63F4E6F0"/>
@@ -13535,7 +16310,7 @@
       </w:rPr>
     </w:lvl>
   </w:abstractNum>
-  <w:abstractNum w:abstractNumId="41" w15:restartNumberingAfterBreak="0">
+  <w:abstractNum w:abstractNumId="44" w15:restartNumberingAfterBreak="0">
     <w:nsid w:val="2B592B9C"/>
     <w:multiLevelType w:val="hybridMultilevel"/>
     <w:tmpl w:val="99D4C34E"/>
@@ -13648,7 +16423,7 @@
       </w:rPr>
     </w:lvl>
   </w:abstractNum>
-  <w:abstractNum w:abstractNumId="42" w15:restartNumberingAfterBreak="0">
+  <w:abstractNum w:abstractNumId="45" w15:restartNumberingAfterBreak="0">
     <w:nsid w:val="2B9413C9"/>
     <w:multiLevelType w:val="hybridMultilevel"/>
     <w:tmpl w:val="4F7A7546"/>
@@ -13760,7 +16535,7 @@
       </w:rPr>
     </w:lvl>
   </w:abstractNum>
-  <w:abstractNum w:abstractNumId="43" w15:restartNumberingAfterBreak="0">
+  <w:abstractNum w:abstractNumId="46" w15:restartNumberingAfterBreak="0">
     <w:nsid w:val="2B9539E3"/>
     <w:multiLevelType w:val="hybridMultilevel"/>
     <w:tmpl w:val="E6B8BBB6"/>
@@ -13872,7 +16647,7 @@
       </w:rPr>
     </w:lvl>
   </w:abstractNum>
-  <w:abstractNum w:abstractNumId="44" w15:restartNumberingAfterBreak="0">
+  <w:abstractNum w:abstractNumId="47" w15:restartNumberingAfterBreak="0">
     <w:nsid w:val="2E164C9A"/>
     <w:multiLevelType w:val="hybridMultilevel"/>
     <w:tmpl w:val="C6BA489A"/>
@@ -13985,7 +16760,7 @@
       </w:rPr>
     </w:lvl>
   </w:abstractNum>
-  <w:abstractNum w:abstractNumId="45" w15:restartNumberingAfterBreak="0">
+  <w:abstractNum w:abstractNumId="48" w15:restartNumberingAfterBreak="0">
     <w:nsid w:val="2E34438D"/>
     <w:multiLevelType w:val="multilevel"/>
     <w:tmpl w:val="63F4E6F0"/>
@@ -14134,7 +16909,7 @@
       </w:rPr>
     </w:lvl>
   </w:abstractNum>
-  <w:abstractNum w:abstractNumId="46" w15:restartNumberingAfterBreak="0">
+  <w:abstractNum w:abstractNumId="49" w15:restartNumberingAfterBreak="0">
     <w:nsid w:val="2E5D6D2A"/>
     <w:multiLevelType w:val="hybridMultilevel"/>
     <w:tmpl w:val="5D5ADC98"/>
@@ -14247,7 +17022,7 @@
       </w:rPr>
     </w:lvl>
   </w:abstractNum>
-  <w:abstractNum w:abstractNumId="47" w15:restartNumberingAfterBreak="0">
+  <w:abstractNum w:abstractNumId="50" w15:restartNumberingAfterBreak="0">
     <w:nsid w:val="2E716C12"/>
     <w:multiLevelType w:val="hybridMultilevel"/>
     <w:tmpl w:val="6D90C552"/>
@@ -14360,7 +17135,7 @@
       </w:rPr>
     </w:lvl>
   </w:abstractNum>
-  <w:abstractNum w:abstractNumId="48" w15:restartNumberingAfterBreak="0">
+  <w:abstractNum w:abstractNumId="51" w15:restartNumberingAfterBreak="0">
     <w:nsid w:val="2F162517"/>
     <w:multiLevelType w:val="hybridMultilevel"/>
     <w:tmpl w:val="4E3CAB7C"/>
@@ -14472,7 +17247,7 @@
       </w:rPr>
     </w:lvl>
   </w:abstractNum>
-  <w:abstractNum w:abstractNumId="49" w15:restartNumberingAfterBreak="0">
+  <w:abstractNum w:abstractNumId="52" w15:restartNumberingAfterBreak="0">
     <w:nsid w:val="2F1F6483"/>
     <w:multiLevelType w:val="multilevel"/>
     <w:tmpl w:val="993E874E"/>
@@ -14621,7 +17396,7 @@
       </w:rPr>
     </w:lvl>
   </w:abstractNum>
-  <w:abstractNum w:abstractNumId="50" w15:restartNumberingAfterBreak="0">
+  <w:abstractNum w:abstractNumId="53" w15:restartNumberingAfterBreak="0">
     <w:nsid w:val="2F2B2F8E"/>
     <w:multiLevelType w:val="multilevel"/>
     <w:tmpl w:val="547EDCFE"/>
@@ -14770,7 +17545,7 @@
       </w:rPr>
     </w:lvl>
   </w:abstractNum>
-  <w:abstractNum w:abstractNumId="51" w15:restartNumberingAfterBreak="0">
+  <w:abstractNum w:abstractNumId="54" w15:restartNumberingAfterBreak="0">
     <w:nsid w:val="2FF161E6"/>
     <w:multiLevelType w:val="hybridMultilevel"/>
     <w:tmpl w:val="ED6AA478"/>
@@ -14882,7 +17657,7 @@
       </w:rPr>
     </w:lvl>
   </w:abstractNum>
-  <w:abstractNum w:abstractNumId="52" w15:restartNumberingAfterBreak="0">
+  <w:abstractNum w:abstractNumId="55" w15:restartNumberingAfterBreak="0">
     <w:nsid w:val="30CD5DF3"/>
     <w:multiLevelType w:val="hybridMultilevel"/>
     <w:tmpl w:val="127EBD02"/>
@@ -14994,7 +17769,7 @@
       </w:rPr>
     </w:lvl>
   </w:abstractNum>
-  <w:abstractNum w:abstractNumId="53" w15:restartNumberingAfterBreak="0">
+  <w:abstractNum w:abstractNumId="56" w15:restartNumberingAfterBreak="0">
     <w:nsid w:val="31A24DDF"/>
     <w:multiLevelType w:val="multilevel"/>
     <w:tmpl w:val="63F4E6F0"/>
@@ -15143,7 +17918,7 @@
       </w:rPr>
     </w:lvl>
   </w:abstractNum>
-  <w:abstractNum w:abstractNumId="54" w15:restartNumberingAfterBreak="0">
+  <w:abstractNum w:abstractNumId="57" w15:restartNumberingAfterBreak="0">
     <w:nsid w:val="321E65E6"/>
     <w:multiLevelType w:val="multilevel"/>
     <w:tmpl w:val="63F4E6F0"/>
@@ -15292,7 +18067,7 @@
       </w:rPr>
     </w:lvl>
   </w:abstractNum>
-  <w:abstractNum w:abstractNumId="55" w15:restartNumberingAfterBreak="0">
+  <w:abstractNum w:abstractNumId="58" w15:restartNumberingAfterBreak="0">
     <w:nsid w:val="332E29E8"/>
     <w:multiLevelType w:val="multilevel"/>
     <w:tmpl w:val="BF082128"/>
@@ -15441,7 +18216,7 @@
       </w:rPr>
     </w:lvl>
   </w:abstractNum>
-  <w:abstractNum w:abstractNumId="56" w15:restartNumberingAfterBreak="0">
+  <w:abstractNum w:abstractNumId="59" w15:restartNumberingAfterBreak="0">
     <w:nsid w:val="34251C5D"/>
     <w:multiLevelType w:val="multilevel"/>
     <w:tmpl w:val="C31CBCE0"/>
@@ -15590,7 +18365,7 @@
       </w:rPr>
     </w:lvl>
   </w:abstractNum>
-  <w:abstractNum w:abstractNumId="57" w15:restartNumberingAfterBreak="0">
+  <w:abstractNum w:abstractNumId="60" w15:restartNumberingAfterBreak="0">
     <w:nsid w:val="342A6150"/>
     <w:multiLevelType w:val="multilevel"/>
     <w:tmpl w:val="29E0BE1C"/>
@@ -15739,7 +18514,7 @@
       </w:rPr>
     </w:lvl>
   </w:abstractNum>
-  <w:abstractNum w:abstractNumId="58" w15:restartNumberingAfterBreak="0">
+  <w:abstractNum w:abstractNumId="61" w15:restartNumberingAfterBreak="0">
     <w:nsid w:val="356F220A"/>
     <w:multiLevelType w:val="multilevel"/>
     <w:tmpl w:val="0FFA5254"/>
@@ -15888,7 +18663,7 @@
       </w:rPr>
     </w:lvl>
   </w:abstractNum>
-  <w:abstractNum w:abstractNumId="59" w15:restartNumberingAfterBreak="0">
+  <w:abstractNum w:abstractNumId="62" w15:restartNumberingAfterBreak="0">
     <w:nsid w:val="357B7363"/>
     <w:multiLevelType w:val="hybridMultilevel"/>
     <w:tmpl w:val="00D411EC"/>
@@ -16000,7 +18775,7 @@
       </w:rPr>
     </w:lvl>
   </w:abstractNum>
-  <w:abstractNum w:abstractNumId="60" w15:restartNumberingAfterBreak="0">
+  <w:abstractNum w:abstractNumId="63" w15:restartNumberingAfterBreak="0">
     <w:nsid w:val="3583100F"/>
     <w:multiLevelType w:val="hybridMultilevel"/>
     <w:tmpl w:val="848ECFAA"/>
@@ -16113,7 +18888,7 @@
       </w:rPr>
     </w:lvl>
   </w:abstractNum>
-  <w:abstractNum w:abstractNumId="61" w15:restartNumberingAfterBreak="0">
+  <w:abstractNum w:abstractNumId="64" w15:restartNumberingAfterBreak="0">
     <w:nsid w:val="3623194A"/>
     <w:multiLevelType w:val="multilevel"/>
     <w:tmpl w:val="63F4E6F0"/>
@@ -16262,7 +19037,7 @@
       </w:rPr>
     </w:lvl>
   </w:abstractNum>
-  <w:abstractNum w:abstractNumId="62" w15:restartNumberingAfterBreak="0">
+  <w:abstractNum w:abstractNumId="65" w15:restartNumberingAfterBreak="0">
     <w:nsid w:val="36AD3FB0"/>
     <w:multiLevelType w:val="multilevel"/>
     <w:tmpl w:val="0644AEEA"/>
@@ -16411,7 +19186,7 @@
       </w:rPr>
     </w:lvl>
   </w:abstractNum>
-  <w:abstractNum w:abstractNumId="63" w15:restartNumberingAfterBreak="0">
+  <w:abstractNum w:abstractNumId="66" w15:restartNumberingAfterBreak="0">
     <w:nsid w:val="371A2CDE"/>
     <w:multiLevelType w:val="hybridMultilevel"/>
     <w:tmpl w:val="EA9C00CC"/>
@@ -16523,7 +19298,7 @@
       </w:rPr>
     </w:lvl>
   </w:abstractNum>
-  <w:abstractNum w:abstractNumId="64" w15:restartNumberingAfterBreak="0">
+  <w:abstractNum w:abstractNumId="67" w15:restartNumberingAfterBreak="0">
     <w:nsid w:val="373D5E48"/>
     <w:multiLevelType w:val="hybridMultilevel"/>
     <w:tmpl w:val="8A6E38C0"/>
@@ -16636,7 +19411,7 @@
       </w:rPr>
     </w:lvl>
   </w:abstractNum>
-  <w:abstractNum w:abstractNumId="65" w15:restartNumberingAfterBreak="0">
+  <w:abstractNum w:abstractNumId="68" w15:restartNumberingAfterBreak="0">
     <w:nsid w:val="3B446B2D"/>
     <w:multiLevelType w:val="hybridMultilevel"/>
     <w:tmpl w:val="B638176E"/>
@@ -16748,7 +19523,7 @@
       </w:rPr>
     </w:lvl>
   </w:abstractNum>
-  <w:abstractNum w:abstractNumId="66" w15:restartNumberingAfterBreak="0">
+  <w:abstractNum w:abstractNumId="69" w15:restartNumberingAfterBreak="0">
     <w:nsid w:val="3B6B41F5"/>
     <w:multiLevelType w:val="hybridMultilevel"/>
     <w:tmpl w:val="10A26168"/>
@@ -16860,7 +19635,7 @@
       </w:rPr>
     </w:lvl>
   </w:abstractNum>
-  <w:abstractNum w:abstractNumId="67" w15:restartNumberingAfterBreak="0">
+  <w:abstractNum w:abstractNumId="70" w15:restartNumberingAfterBreak="0">
     <w:nsid w:val="3C5546BA"/>
     <w:multiLevelType w:val="hybridMultilevel"/>
     <w:tmpl w:val="3434F5E4"/>
@@ -16972,7 +19747,7 @@
       </w:rPr>
     </w:lvl>
   </w:abstractNum>
-  <w:abstractNum w:abstractNumId="68" w15:restartNumberingAfterBreak="0">
+  <w:abstractNum w:abstractNumId="71" w15:restartNumberingAfterBreak="0">
     <w:nsid w:val="3C623C55"/>
     <w:multiLevelType w:val="multilevel"/>
     <w:tmpl w:val="A0B0E8F4"/>
@@ -17121,7 +19896,7 @@
       </w:rPr>
     </w:lvl>
   </w:abstractNum>
-  <w:abstractNum w:abstractNumId="69" w15:restartNumberingAfterBreak="0">
+  <w:abstractNum w:abstractNumId="72" w15:restartNumberingAfterBreak="0">
     <w:nsid w:val="3CD27F78"/>
     <w:multiLevelType w:val="multilevel"/>
     <w:tmpl w:val="FCDE767A"/>
@@ -17270,7 +20045,7 @@
       </w:rPr>
     </w:lvl>
   </w:abstractNum>
-  <w:abstractNum w:abstractNumId="70" w15:restartNumberingAfterBreak="0">
+  <w:abstractNum w:abstractNumId="73" w15:restartNumberingAfterBreak="0">
     <w:nsid w:val="3CD74B18"/>
     <w:multiLevelType w:val="hybridMultilevel"/>
     <w:tmpl w:val="2FF42220"/>
@@ -17383,7 +20158,7 @@
       </w:rPr>
     </w:lvl>
   </w:abstractNum>
-  <w:abstractNum w:abstractNumId="71" w15:restartNumberingAfterBreak="0">
+  <w:abstractNum w:abstractNumId="74" w15:restartNumberingAfterBreak="0">
     <w:nsid w:val="3D2F7E79"/>
     <w:multiLevelType w:val="hybridMultilevel"/>
     <w:tmpl w:val="6ED674BE"/>
@@ -17495,7 +20270,7 @@
       </w:rPr>
     </w:lvl>
   </w:abstractNum>
-  <w:abstractNum w:abstractNumId="72" w15:restartNumberingAfterBreak="0">
+  <w:abstractNum w:abstractNumId="75" w15:restartNumberingAfterBreak="0">
     <w:nsid w:val="3D397287"/>
     <w:multiLevelType w:val="hybridMultilevel"/>
     <w:tmpl w:val="F4503122"/>
@@ -17607,7 +20382,156 @@
       </w:rPr>
     </w:lvl>
   </w:abstractNum>
-  <w:abstractNum w:abstractNumId="73" w15:restartNumberingAfterBreak="0">
+  <w:abstractNum w:abstractNumId="76" w15:restartNumberingAfterBreak="0">
+    <w:nsid w:val="3DD260EB"/>
+    <w:multiLevelType w:val="multilevel"/>
+    <w:tmpl w:val="B07886AE"/>
+    <w:lvl w:ilvl="0">
+      <w:start w:val="1"/>
+      <w:numFmt w:val="bullet"/>
+      <w:lvlText w:val=""/>
+      <w:lvlJc w:val="left"/>
+      <w:pPr>
+        <w:tabs>
+          <w:tab w:val="num" w:pos="720"/>
+        </w:tabs>
+        <w:ind w:left="720" w:hanging="360"/>
+      </w:pPr>
+      <w:rPr>
+        <w:rFonts w:ascii="Symbol" w:hAnsi="Symbol" w:hint="default"/>
+        <w:sz w:val="20"/>
+      </w:rPr>
+    </w:lvl>
+    <w:lvl w:ilvl="1" w:tentative="1">
+      <w:start w:val="1"/>
+      <w:numFmt w:val="bullet"/>
+      <w:lvlText w:val="o"/>
+      <w:lvlJc w:val="left"/>
+      <w:pPr>
+        <w:tabs>
+          <w:tab w:val="num" w:pos="1440"/>
+        </w:tabs>
+        <w:ind w:left="1440" w:hanging="360"/>
+      </w:pPr>
+      <w:rPr>
+        <w:rFonts w:ascii="Courier New" w:hAnsi="Courier New" w:hint="default"/>
+        <w:sz w:val="20"/>
+      </w:rPr>
+    </w:lvl>
+    <w:lvl w:ilvl="2" w:tentative="1">
+      <w:start w:val="1"/>
+      <w:numFmt w:val="bullet"/>
+      <w:lvlText w:val=""/>
+      <w:lvlJc w:val="left"/>
+      <w:pPr>
+        <w:tabs>
+          <w:tab w:val="num" w:pos="2160"/>
+        </w:tabs>
+        <w:ind w:left="2160" w:hanging="360"/>
+      </w:pPr>
+      <w:rPr>
+        <w:rFonts w:ascii="Wingdings" w:hAnsi="Wingdings" w:hint="default"/>
+        <w:sz w:val="20"/>
+      </w:rPr>
+    </w:lvl>
+    <w:lvl w:ilvl="3" w:tentative="1">
+      <w:start w:val="1"/>
+      <w:numFmt w:val="bullet"/>
+      <w:lvlText w:val=""/>
+      <w:lvlJc w:val="left"/>
+      <w:pPr>
+        <w:tabs>
+          <w:tab w:val="num" w:pos="2880"/>
+        </w:tabs>
+        <w:ind w:left="2880" w:hanging="360"/>
+      </w:pPr>
+      <w:rPr>
+        <w:rFonts w:ascii="Wingdings" w:hAnsi="Wingdings" w:hint="default"/>
+        <w:sz w:val="20"/>
+      </w:rPr>
+    </w:lvl>
+    <w:lvl w:ilvl="4" w:tentative="1">
+      <w:start w:val="1"/>
+      <w:numFmt w:val="bullet"/>
+      <w:lvlText w:val=""/>
+      <w:lvlJc w:val="left"/>
+      <w:pPr>
+        <w:tabs>
+          <w:tab w:val="num" w:pos="3600"/>
+        </w:tabs>
+        <w:ind w:left="3600" w:hanging="360"/>
+      </w:pPr>
+      <w:rPr>
+        <w:rFonts w:ascii="Wingdings" w:hAnsi="Wingdings" w:hint="default"/>
+        <w:sz w:val="20"/>
+      </w:rPr>
+    </w:lvl>
+    <w:lvl w:ilvl="5" w:tentative="1">
+      <w:start w:val="1"/>
+      <w:numFmt w:val="bullet"/>
+      <w:lvlText w:val=""/>
+      <w:lvlJc w:val="left"/>
+      <w:pPr>
+        <w:tabs>
+          <w:tab w:val="num" w:pos="4320"/>
+        </w:tabs>
+        <w:ind w:left="4320" w:hanging="360"/>
+      </w:pPr>
+      <w:rPr>
+        <w:rFonts w:ascii="Wingdings" w:hAnsi="Wingdings" w:hint="default"/>
+        <w:sz w:val="20"/>
+      </w:rPr>
+    </w:lvl>
+    <w:lvl w:ilvl="6" w:tentative="1">
+      <w:start w:val="1"/>
+      <w:numFmt w:val="bullet"/>
+      <w:lvlText w:val=""/>
+      <w:lvlJc w:val="left"/>
+      <w:pPr>
+        <w:tabs>
+          <w:tab w:val="num" w:pos="5040"/>
+        </w:tabs>
+        <w:ind w:left="5040" w:hanging="360"/>
+      </w:pPr>
+      <w:rPr>
+        <w:rFonts w:ascii="Wingdings" w:hAnsi="Wingdings" w:hint="default"/>
+        <w:sz w:val="20"/>
+      </w:rPr>
+    </w:lvl>
+    <w:lvl w:ilvl="7" w:tentative="1">
+      <w:start w:val="1"/>
+      <w:numFmt w:val="bullet"/>
+      <w:lvlText w:val=""/>
+      <w:lvlJc w:val="left"/>
+      <w:pPr>
+        <w:tabs>
+          <w:tab w:val="num" w:pos="5760"/>
+        </w:tabs>
+        <w:ind w:left="5760" w:hanging="360"/>
+      </w:pPr>
+      <w:rPr>
+        <w:rFonts w:ascii="Wingdings" w:hAnsi="Wingdings" w:hint="default"/>
+        <w:sz w:val="20"/>
+      </w:rPr>
+    </w:lvl>
+    <w:lvl w:ilvl="8" w:tentative="1">
+      <w:start w:val="1"/>
+      <w:numFmt w:val="bullet"/>
+      <w:lvlText w:val=""/>
+      <w:lvlJc w:val="left"/>
+      <w:pPr>
+        <w:tabs>
+          <w:tab w:val="num" w:pos="6480"/>
+        </w:tabs>
+        <w:ind w:left="6480" w:hanging="360"/>
+      </w:pPr>
+      <w:rPr>
+        <w:rFonts w:ascii="Wingdings" w:hAnsi="Wingdings" w:hint="default"/>
+        <w:sz w:val="20"/>
+      </w:rPr>
+    </w:lvl>
+  </w:abstractNum>
+  <w:abstractNum w:abstractNumId="77" w15:restartNumberingAfterBreak="0">
     <w:nsid w:val="3E685FF3"/>
     <w:multiLevelType w:val="multilevel"/>
     <w:tmpl w:val="7D20B538"/>
@@ -17756,7 +20680,7 @@
       </w:rPr>
     </w:lvl>
   </w:abstractNum>
-  <w:abstractNum w:abstractNumId="74" w15:restartNumberingAfterBreak="0">
+  <w:abstractNum w:abstractNumId="78" w15:restartNumberingAfterBreak="0">
     <w:nsid w:val="3F346C2C"/>
     <w:multiLevelType w:val="multilevel"/>
     <w:tmpl w:val="63F4E6F0"/>
@@ -17905,7 +20829,7 @@
       </w:rPr>
     </w:lvl>
   </w:abstractNum>
-  <w:abstractNum w:abstractNumId="75" w15:restartNumberingAfterBreak="0">
+  <w:abstractNum w:abstractNumId="79" w15:restartNumberingAfterBreak="0">
     <w:nsid w:val="3FCB1322"/>
     <w:multiLevelType w:val="hybridMultilevel"/>
     <w:tmpl w:val="55C012B2"/>
@@ -18017,7 +20941,7 @@
       </w:rPr>
     </w:lvl>
   </w:abstractNum>
-  <w:abstractNum w:abstractNumId="76" w15:restartNumberingAfterBreak="0">
+  <w:abstractNum w:abstractNumId="80" w15:restartNumberingAfterBreak="0">
     <w:nsid w:val="41A9344F"/>
     <w:multiLevelType w:val="hybridMultilevel"/>
     <w:tmpl w:val="0FB60038"/>
@@ -18130,7 +21054,7 @@
       </w:rPr>
     </w:lvl>
   </w:abstractNum>
-  <w:abstractNum w:abstractNumId="77" w15:restartNumberingAfterBreak="0">
+  <w:abstractNum w:abstractNumId="81" w15:restartNumberingAfterBreak="0">
     <w:nsid w:val="42004E1F"/>
     <w:multiLevelType w:val="hybridMultilevel"/>
     <w:tmpl w:val="770C8314"/>
@@ -18242,7 +21166,7 @@
       </w:rPr>
     </w:lvl>
   </w:abstractNum>
-  <w:abstractNum w:abstractNumId="78" w15:restartNumberingAfterBreak="0">
+  <w:abstractNum w:abstractNumId="82" w15:restartNumberingAfterBreak="0">
     <w:nsid w:val="439F7169"/>
     <w:multiLevelType w:val="hybridMultilevel"/>
     <w:tmpl w:val="1884EDCA"/>
@@ -18355,7 +21279,7 @@
       </w:rPr>
     </w:lvl>
   </w:abstractNum>
-  <w:abstractNum w:abstractNumId="79" w15:restartNumberingAfterBreak="0">
+  <w:abstractNum w:abstractNumId="83" w15:restartNumberingAfterBreak="0">
     <w:nsid w:val="43EA1D69"/>
     <w:multiLevelType w:val="multilevel"/>
     <w:tmpl w:val="DFEC23EC"/>
@@ -18504,7 +21428,7 @@
       </w:rPr>
     </w:lvl>
   </w:abstractNum>
-  <w:abstractNum w:abstractNumId="80" w15:restartNumberingAfterBreak="0">
+  <w:abstractNum w:abstractNumId="84" w15:restartNumberingAfterBreak="0">
     <w:nsid w:val="44320084"/>
     <w:multiLevelType w:val="hybridMultilevel"/>
     <w:tmpl w:val="CE5076D4"/>
@@ -18616,7 +21540,7 @@
       </w:rPr>
     </w:lvl>
   </w:abstractNum>
-  <w:abstractNum w:abstractNumId="81" w15:restartNumberingAfterBreak="0">
+  <w:abstractNum w:abstractNumId="85" w15:restartNumberingAfterBreak="0">
     <w:nsid w:val="44554567"/>
     <w:multiLevelType w:val="hybridMultilevel"/>
     <w:tmpl w:val="78748252"/>
@@ -18728,7 +21652,7 @@
       </w:rPr>
     </w:lvl>
   </w:abstractNum>
-  <w:abstractNum w:abstractNumId="82" w15:restartNumberingAfterBreak="0">
+  <w:abstractNum w:abstractNumId="86" w15:restartNumberingAfterBreak="0">
     <w:nsid w:val="49005094"/>
     <w:multiLevelType w:val="hybridMultilevel"/>
     <w:tmpl w:val="14848CBE"/>
@@ -18840,7 +21764,7 @@
       </w:rPr>
     </w:lvl>
   </w:abstractNum>
-  <w:abstractNum w:abstractNumId="83" w15:restartNumberingAfterBreak="0">
+  <w:abstractNum w:abstractNumId="87" w15:restartNumberingAfterBreak="0">
     <w:nsid w:val="49243794"/>
     <w:multiLevelType w:val="multilevel"/>
     <w:tmpl w:val="E7681528"/>
@@ -18989,7 +21913,7 @@
       </w:rPr>
     </w:lvl>
   </w:abstractNum>
-  <w:abstractNum w:abstractNumId="84" w15:restartNumberingAfterBreak="0">
+  <w:abstractNum w:abstractNumId="88" w15:restartNumberingAfterBreak="0">
     <w:nsid w:val="4A880990"/>
     <w:multiLevelType w:val="hybridMultilevel"/>
     <w:tmpl w:val="F17E12C2"/>
@@ -19101,7 +22025,7 @@
       </w:rPr>
     </w:lvl>
   </w:abstractNum>
-  <w:abstractNum w:abstractNumId="85" w15:restartNumberingAfterBreak="0">
+  <w:abstractNum w:abstractNumId="89" w15:restartNumberingAfterBreak="0">
     <w:nsid w:val="4B182B12"/>
     <w:multiLevelType w:val="hybridMultilevel"/>
     <w:tmpl w:val="31C486B4"/>
@@ -19213,7 +22137,7 @@
       </w:rPr>
     </w:lvl>
   </w:abstractNum>
-  <w:abstractNum w:abstractNumId="86" w15:restartNumberingAfterBreak="0">
+  <w:abstractNum w:abstractNumId="90" w15:restartNumberingAfterBreak="0">
     <w:nsid w:val="4BA13766"/>
     <w:multiLevelType w:val="multilevel"/>
     <w:tmpl w:val="63F4E6F0"/>
@@ -19362,7 +22286,7 @@
       </w:rPr>
     </w:lvl>
   </w:abstractNum>
-  <w:abstractNum w:abstractNumId="87" w15:restartNumberingAfterBreak="0">
+  <w:abstractNum w:abstractNumId="91" w15:restartNumberingAfterBreak="0">
     <w:nsid w:val="4E65371E"/>
     <w:multiLevelType w:val="hybridMultilevel"/>
     <w:tmpl w:val="53EE4538"/>
@@ -19474,7 +22398,7 @@
       </w:rPr>
     </w:lvl>
   </w:abstractNum>
-  <w:abstractNum w:abstractNumId="88" w15:restartNumberingAfterBreak="0">
+  <w:abstractNum w:abstractNumId="92" w15:restartNumberingAfterBreak="0">
     <w:nsid w:val="4E9A3F16"/>
     <w:multiLevelType w:val="multilevel"/>
     <w:tmpl w:val="63F4E6F0"/>
@@ -19623,7 +22547,7 @@
       </w:rPr>
     </w:lvl>
   </w:abstractNum>
-  <w:abstractNum w:abstractNumId="89" w15:restartNumberingAfterBreak="0">
+  <w:abstractNum w:abstractNumId="93" w15:restartNumberingAfterBreak="0">
     <w:nsid w:val="500B790D"/>
     <w:multiLevelType w:val="multilevel"/>
     <w:tmpl w:val="63F4E6F0"/>
@@ -19772,7 +22696,7 @@
       </w:rPr>
     </w:lvl>
   </w:abstractNum>
-  <w:abstractNum w:abstractNumId="90" w15:restartNumberingAfterBreak="0">
+  <w:abstractNum w:abstractNumId="94" w15:restartNumberingAfterBreak="0">
     <w:nsid w:val="526538B7"/>
     <w:multiLevelType w:val="hybridMultilevel"/>
     <w:tmpl w:val="E6A017F2"/>
@@ -19885,7 +22809,7 @@
       </w:rPr>
     </w:lvl>
   </w:abstractNum>
-  <w:abstractNum w:abstractNumId="91" w15:restartNumberingAfterBreak="0">
+  <w:abstractNum w:abstractNumId="95" w15:restartNumberingAfterBreak="0">
     <w:nsid w:val="537E56D9"/>
     <w:multiLevelType w:val="multilevel"/>
     <w:tmpl w:val="1B6E8B6A"/>
@@ -20034,7 +22958,7 @@
       </w:rPr>
     </w:lvl>
   </w:abstractNum>
-  <w:abstractNum w:abstractNumId="92" w15:restartNumberingAfterBreak="0">
+  <w:abstractNum w:abstractNumId="96" w15:restartNumberingAfterBreak="0">
     <w:nsid w:val="53E6601E"/>
     <w:multiLevelType w:val="hybridMultilevel"/>
     <w:tmpl w:val="66F0666A"/>
@@ -20147,7 +23071,7 @@
       </w:rPr>
     </w:lvl>
   </w:abstractNum>
-  <w:abstractNum w:abstractNumId="93" w15:restartNumberingAfterBreak="0">
+  <w:abstractNum w:abstractNumId="97" w15:restartNumberingAfterBreak="0">
     <w:nsid w:val="551D6F91"/>
     <w:multiLevelType w:val="hybridMultilevel"/>
     <w:tmpl w:val="9522B3C6"/>
@@ -20259,7 +23183,7 @@
       </w:rPr>
     </w:lvl>
   </w:abstractNum>
-  <w:abstractNum w:abstractNumId="94" w15:restartNumberingAfterBreak="0">
+  <w:abstractNum w:abstractNumId="98" w15:restartNumberingAfterBreak="0">
     <w:nsid w:val="55655B93"/>
     <w:multiLevelType w:val="multilevel"/>
     <w:tmpl w:val="9C88A4A8"/>
@@ -20408,7 +23332,7 @@
       </w:rPr>
     </w:lvl>
   </w:abstractNum>
-  <w:abstractNum w:abstractNumId="95" w15:restartNumberingAfterBreak="0">
+  <w:abstractNum w:abstractNumId="99" w15:restartNumberingAfterBreak="0">
     <w:nsid w:val="562D4F1F"/>
     <w:multiLevelType w:val="hybridMultilevel"/>
     <w:tmpl w:val="1FF8D31C"/>
@@ -20520,7 +23444,7 @@
       </w:rPr>
     </w:lvl>
   </w:abstractNum>
-  <w:abstractNum w:abstractNumId="96" w15:restartNumberingAfterBreak="0">
+  <w:abstractNum w:abstractNumId="100" w15:restartNumberingAfterBreak="0">
     <w:nsid w:val="565A0C8B"/>
     <w:multiLevelType w:val="multilevel"/>
     <w:tmpl w:val="AB24FF2E"/>
@@ -20669,7 +23593,7 @@
       </w:rPr>
     </w:lvl>
   </w:abstractNum>
-  <w:abstractNum w:abstractNumId="97" w15:restartNumberingAfterBreak="0">
+  <w:abstractNum w:abstractNumId="101" w15:restartNumberingAfterBreak="0">
     <w:nsid w:val="566E7C65"/>
     <w:multiLevelType w:val="multilevel"/>
     <w:tmpl w:val="28803B4C"/>
@@ -20818,7 +23742,7 @@
       </w:rPr>
     </w:lvl>
   </w:abstractNum>
-  <w:abstractNum w:abstractNumId="98" w15:restartNumberingAfterBreak="0">
+  <w:abstractNum w:abstractNumId="102" w15:restartNumberingAfterBreak="0">
     <w:nsid w:val="57407594"/>
     <w:multiLevelType w:val="multilevel"/>
     <w:tmpl w:val="E6E2F8AE"/>
@@ -20967,7 +23891,7 @@
       </w:rPr>
     </w:lvl>
   </w:abstractNum>
-  <w:abstractNum w:abstractNumId="99" w15:restartNumberingAfterBreak="0">
+  <w:abstractNum w:abstractNumId="103" w15:restartNumberingAfterBreak="0">
     <w:nsid w:val="577F771B"/>
     <w:multiLevelType w:val="hybridMultilevel"/>
     <w:tmpl w:val="0F2C5914"/>
@@ -21079,7 +24003,7 @@
       </w:rPr>
     </w:lvl>
   </w:abstractNum>
-  <w:abstractNum w:abstractNumId="100" w15:restartNumberingAfterBreak="0">
+  <w:abstractNum w:abstractNumId="104" w15:restartNumberingAfterBreak="0">
     <w:nsid w:val="57C43CDD"/>
     <w:multiLevelType w:val="hybridMultilevel"/>
     <w:tmpl w:val="6C94FB5E"/>
@@ -21192,7 +24116,7 @@
       </w:rPr>
     </w:lvl>
   </w:abstractNum>
-  <w:abstractNum w:abstractNumId="101" w15:restartNumberingAfterBreak="0">
+  <w:abstractNum w:abstractNumId="105" w15:restartNumberingAfterBreak="0">
     <w:nsid w:val="58393977"/>
     <w:multiLevelType w:val="hybridMultilevel"/>
     <w:tmpl w:val="985A5484"/>
@@ -21305,7 +24229,7 @@
       </w:rPr>
     </w:lvl>
   </w:abstractNum>
-  <w:abstractNum w:abstractNumId="102" w15:restartNumberingAfterBreak="0">
+  <w:abstractNum w:abstractNumId="106" w15:restartNumberingAfterBreak="0">
     <w:nsid w:val="59EB4CE4"/>
     <w:multiLevelType w:val="multilevel"/>
     <w:tmpl w:val="63F4E6F0"/>
@@ -21454,7 +24378,7 @@
       </w:rPr>
     </w:lvl>
   </w:abstractNum>
-  <w:abstractNum w:abstractNumId="103" w15:restartNumberingAfterBreak="0">
+  <w:abstractNum w:abstractNumId="107" w15:restartNumberingAfterBreak="0">
     <w:nsid w:val="5BD11962"/>
     <w:multiLevelType w:val="hybridMultilevel"/>
     <w:tmpl w:val="89A4B834"/>
@@ -21543,7 +24467,7 @@
       </w:pPr>
     </w:lvl>
   </w:abstractNum>
-  <w:abstractNum w:abstractNumId="104" w15:restartNumberingAfterBreak="0">
+  <w:abstractNum w:abstractNumId="108" w15:restartNumberingAfterBreak="0">
     <w:nsid w:val="5C950DBA"/>
     <w:multiLevelType w:val="hybridMultilevel"/>
     <w:tmpl w:val="7D78F950"/>
@@ -21655,7 +24579,7 @@
       </w:rPr>
     </w:lvl>
   </w:abstractNum>
-  <w:abstractNum w:abstractNumId="105" w15:restartNumberingAfterBreak="0">
+  <w:abstractNum w:abstractNumId="109" w15:restartNumberingAfterBreak="0">
     <w:nsid w:val="5D2A5D3B"/>
     <w:multiLevelType w:val="hybridMultilevel"/>
     <w:tmpl w:val="3AF89EA6"/>
@@ -21746,7 +24670,7 @@
       </w:pPr>
     </w:lvl>
   </w:abstractNum>
-  <w:abstractNum w:abstractNumId="106" w15:restartNumberingAfterBreak="0">
+  <w:abstractNum w:abstractNumId="110" w15:restartNumberingAfterBreak="0">
     <w:nsid w:val="5D9E49FD"/>
     <w:multiLevelType w:val="hybridMultilevel"/>
     <w:tmpl w:val="4EE40BB4"/>
@@ -21858,7 +24782,7 @@
       </w:rPr>
     </w:lvl>
   </w:abstractNum>
-  <w:abstractNum w:abstractNumId="107" w15:restartNumberingAfterBreak="0">
+  <w:abstractNum w:abstractNumId="111" w15:restartNumberingAfterBreak="0">
     <w:nsid w:val="5DB7107D"/>
     <w:multiLevelType w:val="multilevel"/>
     <w:tmpl w:val="6520107A"/>
@@ -22007,7 +24931,7 @@
       </w:rPr>
     </w:lvl>
   </w:abstractNum>
-  <w:abstractNum w:abstractNumId="108" w15:restartNumberingAfterBreak="0">
+  <w:abstractNum w:abstractNumId="112" w15:restartNumberingAfterBreak="0">
     <w:nsid w:val="60421322"/>
     <w:multiLevelType w:val="hybridMultilevel"/>
     <w:tmpl w:val="447CDBDC"/>
@@ -22119,7 +25043,7 @@
       </w:rPr>
     </w:lvl>
   </w:abstractNum>
-  <w:abstractNum w:abstractNumId="109" w15:restartNumberingAfterBreak="0">
+  <w:abstractNum w:abstractNumId="113" w15:restartNumberingAfterBreak="0">
     <w:nsid w:val="61926C31"/>
     <w:multiLevelType w:val="hybridMultilevel"/>
     <w:tmpl w:val="AFD27E5C"/>
@@ -22232,7 +25156,7 @@
       </w:rPr>
     </w:lvl>
   </w:abstractNum>
-  <w:abstractNum w:abstractNumId="110" w15:restartNumberingAfterBreak="0">
+  <w:abstractNum w:abstractNumId="114" w15:restartNumberingAfterBreak="0">
     <w:nsid w:val="622F5FC7"/>
     <w:multiLevelType w:val="hybridMultilevel"/>
     <w:tmpl w:val="49A6C2A6"/>
@@ -22345,7 +25269,7 @@
       </w:rPr>
     </w:lvl>
   </w:abstractNum>
-  <w:abstractNum w:abstractNumId="111" w15:restartNumberingAfterBreak="0">
+  <w:abstractNum w:abstractNumId="115" w15:restartNumberingAfterBreak="0">
     <w:nsid w:val="62AC33B4"/>
     <w:multiLevelType w:val="multilevel"/>
     <w:tmpl w:val="A074F3CA"/>
@@ -22494,7 +25418,7 @@
       </w:rPr>
     </w:lvl>
   </w:abstractNum>
-  <w:abstractNum w:abstractNumId="112" w15:restartNumberingAfterBreak="0">
+  <w:abstractNum w:abstractNumId="116" w15:restartNumberingAfterBreak="0">
     <w:nsid w:val="63B44674"/>
     <w:multiLevelType w:val="multilevel"/>
     <w:tmpl w:val="08F4FA9A"/>
@@ -22643,7 +25567,7 @@
       </w:rPr>
     </w:lvl>
   </w:abstractNum>
-  <w:abstractNum w:abstractNumId="113" w15:restartNumberingAfterBreak="0">
+  <w:abstractNum w:abstractNumId="117" w15:restartNumberingAfterBreak="0">
     <w:nsid w:val="63C245D4"/>
     <w:multiLevelType w:val="hybridMultilevel"/>
     <w:tmpl w:val="E1563A56"/>
@@ -22755,7 +25679,7 @@
       </w:rPr>
     </w:lvl>
   </w:abstractNum>
-  <w:abstractNum w:abstractNumId="114" w15:restartNumberingAfterBreak="0">
+  <w:abstractNum w:abstractNumId="118" w15:restartNumberingAfterBreak="0">
     <w:nsid w:val="64F30198"/>
     <w:multiLevelType w:val="multilevel"/>
     <w:tmpl w:val="63F4E6F0"/>
@@ -22904,7 +25828,7 @@
       </w:rPr>
     </w:lvl>
   </w:abstractNum>
-  <w:abstractNum w:abstractNumId="115" w15:restartNumberingAfterBreak="0">
+  <w:abstractNum w:abstractNumId="119" w15:restartNumberingAfterBreak="0">
     <w:nsid w:val="65AF2502"/>
     <w:multiLevelType w:val="hybridMultilevel"/>
     <w:tmpl w:val="FB2A44D8"/>
@@ -23017,7 +25941,7 @@
       </w:rPr>
     </w:lvl>
   </w:abstractNum>
-  <w:abstractNum w:abstractNumId="116" w15:restartNumberingAfterBreak="0">
+  <w:abstractNum w:abstractNumId="120" w15:restartNumberingAfterBreak="0">
     <w:nsid w:val="671614F0"/>
     <w:multiLevelType w:val="multilevel"/>
     <w:tmpl w:val="63F4E6F0"/>
@@ -23166,7 +26090,7 @@
       </w:rPr>
     </w:lvl>
   </w:abstractNum>
-  <w:abstractNum w:abstractNumId="117" w15:restartNumberingAfterBreak="0">
+  <w:abstractNum w:abstractNumId="121" w15:restartNumberingAfterBreak="0">
     <w:nsid w:val="6859691D"/>
     <w:multiLevelType w:val="multilevel"/>
     <w:tmpl w:val="826A9D48"/>
@@ -23315,7 +26239,7 @@
       </w:rPr>
     </w:lvl>
   </w:abstractNum>
-  <w:abstractNum w:abstractNumId="118" w15:restartNumberingAfterBreak="0">
+  <w:abstractNum w:abstractNumId="122" w15:restartNumberingAfterBreak="0">
     <w:nsid w:val="68817757"/>
     <w:multiLevelType w:val="multilevel"/>
     <w:tmpl w:val="34EE1968"/>
@@ -23464,7 +26388,7 @@
       </w:rPr>
     </w:lvl>
   </w:abstractNum>
-  <w:abstractNum w:abstractNumId="119" w15:restartNumberingAfterBreak="0">
+  <w:abstractNum w:abstractNumId="123" w15:restartNumberingAfterBreak="0">
     <w:nsid w:val="68BE10E8"/>
     <w:multiLevelType w:val="hybridMultilevel"/>
     <w:tmpl w:val="326CD592"/>
@@ -23577,7 +26501,7 @@
       </w:rPr>
     </w:lvl>
   </w:abstractNum>
-  <w:abstractNum w:abstractNumId="120" w15:restartNumberingAfterBreak="0">
+  <w:abstractNum w:abstractNumId="124" w15:restartNumberingAfterBreak="0">
     <w:nsid w:val="69996D9A"/>
     <w:multiLevelType w:val="multilevel"/>
     <w:tmpl w:val="1780FC38"/>
@@ -23726,7 +26650,7 @@
       </w:rPr>
     </w:lvl>
   </w:abstractNum>
-  <w:abstractNum w:abstractNumId="121" w15:restartNumberingAfterBreak="0">
+  <w:abstractNum w:abstractNumId="125" w15:restartNumberingAfterBreak="0">
     <w:nsid w:val="6B3C30B9"/>
     <w:multiLevelType w:val="hybridMultilevel"/>
     <w:tmpl w:val="C938F8DE"/>
@@ -23838,7 +26762,7 @@
       </w:rPr>
     </w:lvl>
   </w:abstractNum>
-  <w:abstractNum w:abstractNumId="122" w15:restartNumberingAfterBreak="0">
+  <w:abstractNum w:abstractNumId="126" w15:restartNumberingAfterBreak="0">
     <w:nsid w:val="6D1511A0"/>
     <w:multiLevelType w:val="hybridMultilevel"/>
     <w:tmpl w:val="AAD8B9B4"/>
@@ -23950,7 +26874,7 @@
       </w:rPr>
     </w:lvl>
   </w:abstractNum>
-  <w:abstractNum w:abstractNumId="123" w15:restartNumberingAfterBreak="0">
+  <w:abstractNum w:abstractNumId="127" w15:restartNumberingAfterBreak="0">
     <w:nsid w:val="6DD255F1"/>
     <w:multiLevelType w:val="hybridMultilevel"/>
     <w:tmpl w:val="ACBC1404"/>
@@ -24063,7 +26987,7 @@
       </w:rPr>
     </w:lvl>
   </w:abstractNum>
-  <w:abstractNum w:abstractNumId="124" w15:restartNumberingAfterBreak="0">
+  <w:abstractNum w:abstractNumId="128" w15:restartNumberingAfterBreak="0">
     <w:nsid w:val="6DDB4404"/>
     <w:multiLevelType w:val="hybridMultilevel"/>
     <w:tmpl w:val="06428E32"/>
@@ -24176,7 +27100,7 @@
       </w:rPr>
     </w:lvl>
   </w:abstractNum>
-  <w:abstractNum w:abstractNumId="125" w15:restartNumberingAfterBreak="0">
+  <w:abstractNum w:abstractNumId="129" w15:restartNumberingAfterBreak="0">
     <w:nsid w:val="6F014B3B"/>
     <w:multiLevelType w:val="hybridMultilevel"/>
     <w:tmpl w:val="C89A39BE"/>
@@ -24288,7 +27212,7 @@
       </w:rPr>
     </w:lvl>
   </w:abstractNum>
-  <w:abstractNum w:abstractNumId="126" w15:restartNumberingAfterBreak="0">
+  <w:abstractNum w:abstractNumId="130" w15:restartNumberingAfterBreak="0">
     <w:nsid w:val="6F171273"/>
     <w:multiLevelType w:val="multilevel"/>
     <w:tmpl w:val="0240C564"/>
@@ -24437,7 +27361,7 @@
       </w:rPr>
     </w:lvl>
   </w:abstractNum>
-  <w:abstractNum w:abstractNumId="127" w15:restartNumberingAfterBreak="0">
+  <w:abstractNum w:abstractNumId="131" w15:restartNumberingAfterBreak="0">
     <w:nsid w:val="6FB82AAA"/>
     <w:multiLevelType w:val="multilevel"/>
     <w:tmpl w:val="FC46C7C0"/>
@@ -24586,7 +27510,7 @@
       </w:rPr>
     </w:lvl>
   </w:abstractNum>
-  <w:abstractNum w:abstractNumId="128" w15:restartNumberingAfterBreak="0">
+  <w:abstractNum w:abstractNumId="132" w15:restartNumberingAfterBreak="0">
     <w:nsid w:val="6FD46DCF"/>
     <w:multiLevelType w:val="hybridMultilevel"/>
     <w:tmpl w:val="EF5E6EC6"/>
@@ -24699,7 +27623,7 @@
       </w:rPr>
     </w:lvl>
   </w:abstractNum>
-  <w:abstractNum w:abstractNumId="129" w15:restartNumberingAfterBreak="0">
+  <w:abstractNum w:abstractNumId="133" w15:restartNumberingAfterBreak="0">
     <w:nsid w:val="70484E38"/>
     <w:multiLevelType w:val="multilevel"/>
     <w:tmpl w:val="22B26DD2"/>
@@ -24848,7 +27772,7 @@
       </w:rPr>
     </w:lvl>
   </w:abstractNum>
-  <w:abstractNum w:abstractNumId="130" w15:restartNumberingAfterBreak="0">
+  <w:abstractNum w:abstractNumId="134" w15:restartNumberingAfterBreak="0">
     <w:nsid w:val="70CB723E"/>
     <w:multiLevelType w:val="multilevel"/>
     <w:tmpl w:val="63F4E6F0"/>
@@ -24997,7 +27921,7 @@
       </w:rPr>
     </w:lvl>
   </w:abstractNum>
-  <w:abstractNum w:abstractNumId="131" w15:restartNumberingAfterBreak="0">
+  <w:abstractNum w:abstractNumId="135" w15:restartNumberingAfterBreak="0">
     <w:nsid w:val="71DB3F58"/>
     <w:multiLevelType w:val="multilevel"/>
     <w:tmpl w:val="63F4E6F0"/>
@@ -25146,7 +28070,7 @@
       </w:rPr>
     </w:lvl>
   </w:abstractNum>
-  <w:abstractNum w:abstractNumId="132" w15:restartNumberingAfterBreak="0">
+  <w:abstractNum w:abstractNumId="136" w15:restartNumberingAfterBreak="0">
     <w:nsid w:val="72F31FF2"/>
     <w:multiLevelType w:val="hybridMultilevel"/>
     <w:tmpl w:val="5C2693A0"/>
@@ -25258,7 +28182,7 @@
       </w:rPr>
     </w:lvl>
   </w:abstractNum>
-  <w:abstractNum w:abstractNumId="133" w15:restartNumberingAfterBreak="0">
+  <w:abstractNum w:abstractNumId="137" w15:restartNumberingAfterBreak="0">
     <w:nsid w:val="75B45140"/>
     <w:multiLevelType w:val="hybridMultilevel"/>
     <w:tmpl w:val="93F8F3C4"/>
@@ -25371,7 +28295,7 @@
       </w:rPr>
     </w:lvl>
   </w:abstractNum>
-  <w:abstractNum w:abstractNumId="134" w15:restartNumberingAfterBreak="0">
+  <w:abstractNum w:abstractNumId="138" w15:restartNumberingAfterBreak="0">
     <w:nsid w:val="76F60FFE"/>
     <w:multiLevelType w:val="multilevel"/>
     <w:tmpl w:val="63F4E6F0"/>
@@ -25520,7 +28444,7 @@
       </w:rPr>
     </w:lvl>
   </w:abstractNum>
-  <w:abstractNum w:abstractNumId="135" w15:restartNumberingAfterBreak="0">
+  <w:abstractNum w:abstractNumId="139" w15:restartNumberingAfterBreak="0">
     <w:nsid w:val="77572323"/>
     <w:multiLevelType w:val="multilevel"/>
     <w:tmpl w:val="63F4E6F0"/>
@@ -25669,7 +28593,7 @@
       </w:rPr>
     </w:lvl>
   </w:abstractNum>
-  <w:abstractNum w:abstractNumId="136" w15:restartNumberingAfterBreak="0">
+  <w:abstractNum w:abstractNumId="140" w15:restartNumberingAfterBreak="0">
     <w:nsid w:val="77B8201F"/>
     <w:multiLevelType w:val="hybridMultilevel"/>
     <w:tmpl w:val="D7160708"/>
@@ -25781,7 +28705,7 @@
       </w:rPr>
     </w:lvl>
   </w:abstractNum>
-  <w:abstractNum w:abstractNumId="137" w15:restartNumberingAfterBreak="0">
+  <w:abstractNum w:abstractNumId="141" w15:restartNumberingAfterBreak="0">
     <w:nsid w:val="79796FF9"/>
     <w:multiLevelType w:val="hybridMultilevel"/>
     <w:tmpl w:val="CFA8EF82"/>
@@ -25893,7 +28817,7 @@
       </w:rPr>
     </w:lvl>
   </w:abstractNum>
-  <w:abstractNum w:abstractNumId="138" w15:restartNumberingAfterBreak="0">
+  <w:abstractNum w:abstractNumId="142" w15:restartNumberingAfterBreak="0">
     <w:nsid w:val="79910410"/>
     <w:multiLevelType w:val="hybridMultilevel"/>
     <w:tmpl w:val="FC923542"/>
@@ -26005,7 +28929,7 @@
       </w:rPr>
     </w:lvl>
   </w:abstractNum>
-  <w:abstractNum w:abstractNumId="139" w15:restartNumberingAfterBreak="0">
+  <w:abstractNum w:abstractNumId="143" w15:restartNumberingAfterBreak="0">
     <w:nsid w:val="7AFF575A"/>
     <w:multiLevelType w:val="hybridMultilevel"/>
     <w:tmpl w:val="A6323D3E"/>
@@ -26117,7 +29041,7 @@
       </w:rPr>
     </w:lvl>
   </w:abstractNum>
-  <w:abstractNum w:abstractNumId="140" w15:restartNumberingAfterBreak="0">
+  <w:abstractNum w:abstractNumId="144" w15:restartNumberingAfterBreak="0">
     <w:nsid w:val="7B4018BF"/>
     <w:multiLevelType w:val="multilevel"/>
     <w:tmpl w:val="63F4E6F0"/>
@@ -26266,7 +29190,7 @@
       </w:rPr>
     </w:lvl>
   </w:abstractNum>
-  <w:abstractNum w:abstractNumId="141" w15:restartNumberingAfterBreak="0">
+  <w:abstractNum w:abstractNumId="145" w15:restartNumberingAfterBreak="0">
     <w:nsid w:val="7B4D1B33"/>
     <w:multiLevelType w:val="hybridMultilevel"/>
     <w:tmpl w:val="5EAC717E"/>
@@ -26378,7 +29302,7 @@
       </w:rPr>
     </w:lvl>
   </w:abstractNum>
-  <w:abstractNum w:abstractNumId="142" w15:restartNumberingAfterBreak="0">
+  <w:abstractNum w:abstractNumId="146" w15:restartNumberingAfterBreak="0">
     <w:nsid w:val="7CAC27CD"/>
     <w:multiLevelType w:val="multilevel"/>
     <w:tmpl w:val="3BC20E58"/>
@@ -26527,7 +29451,7 @@
       </w:rPr>
     </w:lvl>
   </w:abstractNum>
-  <w:abstractNum w:abstractNumId="143" w15:restartNumberingAfterBreak="0">
+  <w:abstractNum w:abstractNumId="147" w15:restartNumberingAfterBreak="0">
     <w:nsid w:val="7E5978EA"/>
     <w:multiLevelType w:val="hybridMultilevel"/>
     <w:tmpl w:val="D74C0DB0"/>
@@ -26639,7 +29563,7 @@
       </w:rPr>
     </w:lvl>
   </w:abstractNum>
-  <w:abstractNum w:abstractNumId="144" w15:restartNumberingAfterBreak="0">
+  <w:abstractNum w:abstractNumId="148" w15:restartNumberingAfterBreak="0">
     <w:nsid w:val="7F106A5D"/>
     <w:multiLevelType w:val="hybridMultilevel"/>
     <w:tmpl w:val="A1CA4816"/>
@@ -26752,439 +29676,451 @@
     </w:lvl>
   </w:abstractNum>
   <w:num w:numId="1" w16cid:durableId="1882476756">
+    <w:abstractNumId w:val="87"/>
+  </w:num>
+  <w:num w:numId="2" w16cid:durableId="871453468">
+    <w:abstractNumId w:val="25"/>
+  </w:num>
+  <w:num w:numId="3" w16cid:durableId="698706805">
+    <w:abstractNumId w:val="38"/>
+  </w:num>
+  <w:num w:numId="4" w16cid:durableId="1105467722">
+    <w:abstractNumId w:val="71"/>
+  </w:num>
+  <w:num w:numId="5" w16cid:durableId="769932622">
+    <w:abstractNumId w:val="101"/>
+  </w:num>
+  <w:num w:numId="6" w16cid:durableId="575944109">
+    <w:abstractNumId w:val="41"/>
+  </w:num>
+  <w:num w:numId="7" w16cid:durableId="877661689">
+    <w:abstractNumId w:val="133"/>
+  </w:num>
+  <w:num w:numId="8" w16cid:durableId="1390107422">
+    <w:abstractNumId w:val="77"/>
+  </w:num>
+  <w:num w:numId="9" w16cid:durableId="881866424">
+    <w:abstractNumId w:val="98"/>
+  </w:num>
+  <w:num w:numId="10" w16cid:durableId="1037244995">
+    <w:abstractNumId w:val="124"/>
+  </w:num>
+  <w:num w:numId="11" w16cid:durableId="1575554597">
+    <w:abstractNumId w:val="61"/>
+  </w:num>
+  <w:num w:numId="12" w16cid:durableId="915364478">
     <w:abstractNumId w:val="83"/>
   </w:num>
-  <w:num w:numId="2" w16cid:durableId="871453468">
+  <w:num w:numId="13" w16cid:durableId="1386294114">
+    <w:abstractNumId w:val="116"/>
+  </w:num>
+  <w:num w:numId="14" w16cid:durableId="1071851223">
+    <w:abstractNumId w:val="26"/>
+  </w:num>
+  <w:num w:numId="15" w16cid:durableId="1545557520">
+    <w:abstractNumId w:val="72"/>
+  </w:num>
+  <w:num w:numId="16" w16cid:durableId="1102919547">
+    <w:abstractNumId w:val="146"/>
+  </w:num>
+  <w:num w:numId="17" w16cid:durableId="294526838">
+    <w:abstractNumId w:val="52"/>
+  </w:num>
+  <w:num w:numId="18" w16cid:durableId="679889896">
+    <w:abstractNumId w:val="59"/>
+  </w:num>
+  <w:num w:numId="19" w16cid:durableId="2119449470">
+    <w:abstractNumId w:val="95"/>
+  </w:num>
+  <w:num w:numId="20" w16cid:durableId="1365054799">
+    <w:abstractNumId w:val="14"/>
+  </w:num>
+  <w:num w:numId="21" w16cid:durableId="1683512738">
+    <w:abstractNumId w:val="60"/>
+  </w:num>
+  <w:num w:numId="22" w16cid:durableId="1080098953">
+    <w:abstractNumId w:val="121"/>
+  </w:num>
+  <w:num w:numId="23" w16cid:durableId="1635717296">
+    <w:abstractNumId w:val="65"/>
+  </w:num>
+  <w:num w:numId="24" w16cid:durableId="544873123">
+    <w:abstractNumId w:val="115"/>
+  </w:num>
+  <w:num w:numId="25" w16cid:durableId="1128352778">
+    <w:abstractNumId w:val="13"/>
+  </w:num>
+  <w:num w:numId="26" w16cid:durableId="1732537407">
+    <w:abstractNumId w:val="128"/>
+  </w:num>
+  <w:num w:numId="27" w16cid:durableId="945502064">
+    <w:abstractNumId w:val="7"/>
+  </w:num>
+  <w:num w:numId="28" w16cid:durableId="1997681677">
+    <w:abstractNumId w:val="4"/>
+  </w:num>
+  <w:num w:numId="29" w16cid:durableId="815955639">
+    <w:abstractNumId w:val="58"/>
+  </w:num>
+  <w:num w:numId="30" w16cid:durableId="1500659483">
+    <w:abstractNumId w:val="80"/>
+  </w:num>
+  <w:num w:numId="31" w16cid:durableId="118301211">
+    <w:abstractNumId w:val="16"/>
+  </w:num>
+  <w:num w:numId="32" w16cid:durableId="732387979">
+    <w:abstractNumId w:val="42"/>
+  </w:num>
+  <w:num w:numId="33" w16cid:durableId="2129276417">
+    <w:abstractNumId w:val="18"/>
+  </w:num>
+  <w:num w:numId="34" w16cid:durableId="1470708820">
+    <w:abstractNumId w:val="47"/>
+  </w:num>
+  <w:num w:numId="35" w16cid:durableId="356852923">
+    <w:abstractNumId w:val="94"/>
+  </w:num>
+  <w:num w:numId="36" w16cid:durableId="430662559">
+    <w:abstractNumId w:val="21"/>
+  </w:num>
+  <w:num w:numId="37" w16cid:durableId="247080868">
+    <w:abstractNumId w:val="137"/>
+  </w:num>
+  <w:num w:numId="38" w16cid:durableId="158887408">
+    <w:abstractNumId w:val="113"/>
+  </w:num>
+  <w:num w:numId="39" w16cid:durableId="1681347932">
+    <w:abstractNumId w:val="132"/>
+  </w:num>
+  <w:num w:numId="40" w16cid:durableId="2101440158">
+    <w:abstractNumId w:val="75"/>
+  </w:num>
+  <w:num w:numId="41" w16cid:durableId="1250391122">
+    <w:abstractNumId w:val="109"/>
+  </w:num>
+  <w:num w:numId="42" w16cid:durableId="479083359">
+    <w:abstractNumId w:val="136"/>
+  </w:num>
+  <w:num w:numId="43" w16cid:durableId="1557860317">
+    <w:abstractNumId w:val="96"/>
+  </w:num>
+  <w:num w:numId="44" w16cid:durableId="2142183763">
+    <w:abstractNumId w:val="9"/>
+  </w:num>
+  <w:num w:numId="45" w16cid:durableId="1357736349">
+    <w:abstractNumId w:val="142"/>
+  </w:num>
+  <w:num w:numId="46" w16cid:durableId="1519656040">
+    <w:abstractNumId w:val="141"/>
+  </w:num>
+  <w:num w:numId="47" w16cid:durableId="1078596852">
+    <w:abstractNumId w:val="148"/>
+  </w:num>
+  <w:num w:numId="48" w16cid:durableId="1027950100">
+    <w:abstractNumId w:val="35"/>
+  </w:num>
+  <w:num w:numId="49" w16cid:durableId="878516382">
+    <w:abstractNumId w:val="20"/>
+  </w:num>
+  <w:num w:numId="50" w16cid:durableId="363404927">
+    <w:abstractNumId w:val="66"/>
+  </w:num>
+  <w:num w:numId="51" w16cid:durableId="1128354320">
+    <w:abstractNumId w:val="126"/>
+  </w:num>
+  <w:num w:numId="52" w16cid:durableId="248543928">
+    <w:abstractNumId w:val="74"/>
+  </w:num>
+  <w:num w:numId="53" w16cid:durableId="965889214">
+    <w:abstractNumId w:val="99"/>
+  </w:num>
+  <w:num w:numId="54" w16cid:durableId="1827503240">
+    <w:abstractNumId w:val="107"/>
+  </w:num>
+  <w:num w:numId="55" w16cid:durableId="505748256">
+    <w:abstractNumId w:val="91"/>
+  </w:num>
+  <w:num w:numId="56" w16cid:durableId="2120370925">
+    <w:abstractNumId w:val="32"/>
+  </w:num>
+  <w:num w:numId="57" w16cid:durableId="369182267">
+    <w:abstractNumId w:val="17"/>
+  </w:num>
+  <w:num w:numId="58" w16cid:durableId="1000235123">
+    <w:abstractNumId w:val="97"/>
+  </w:num>
+  <w:num w:numId="59" w16cid:durableId="628516409">
+    <w:abstractNumId w:val="125"/>
+  </w:num>
+  <w:num w:numId="60" w16cid:durableId="2028865444">
+    <w:abstractNumId w:val="89"/>
+  </w:num>
+  <w:num w:numId="61" w16cid:durableId="943926811">
+    <w:abstractNumId w:val="145"/>
+  </w:num>
+  <w:num w:numId="62" w16cid:durableId="1841193257">
+    <w:abstractNumId w:val="68"/>
+  </w:num>
+  <w:num w:numId="63" w16cid:durableId="682322850">
+    <w:abstractNumId w:val="129"/>
+  </w:num>
+  <w:num w:numId="64" w16cid:durableId="2043705333">
+    <w:abstractNumId w:val="69"/>
+  </w:num>
+  <w:num w:numId="65" w16cid:durableId="1164854761">
+    <w:abstractNumId w:val="51"/>
+  </w:num>
+  <w:num w:numId="66" w16cid:durableId="1919972541">
+    <w:abstractNumId w:val="85"/>
+  </w:num>
+  <w:num w:numId="67" w16cid:durableId="463617329">
+    <w:abstractNumId w:val="55"/>
+  </w:num>
+  <w:num w:numId="68" w16cid:durableId="2064014330">
+    <w:abstractNumId w:val="103"/>
+  </w:num>
+  <w:num w:numId="69" w16cid:durableId="452797354">
+    <w:abstractNumId w:val="108"/>
+  </w:num>
+  <w:num w:numId="70" w16cid:durableId="1196650037">
+    <w:abstractNumId w:val="46"/>
+  </w:num>
+  <w:num w:numId="71" w16cid:durableId="940071828">
+    <w:abstractNumId w:val="140"/>
+  </w:num>
+  <w:num w:numId="72" w16cid:durableId="1608273926">
+    <w:abstractNumId w:val="70"/>
+  </w:num>
+  <w:num w:numId="73" w16cid:durableId="2009864772">
+    <w:abstractNumId w:val="86"/>
+  </w:num>
+  <w:num w:numId="74" w16cid:durableId="712267004">
+    <w:abstractNumId w:val="34"/>
+  </w:num>
+  <w:num w:numId="75" w16cid:durableId="506480902">
+    <w:abstractNumId w:val="30"/>
+  </w:num>
+  <w:num w:numId="76" w16cid:durableId="286202349">
+    <w:abstractNumId w:val="112"/>
+  </w:num>
+  <w:num w:numId="77" w16cid:durableId="156460757">
+    <w:abstractNumId w:val="62"/>
+  </w:num>
+  <w:num w:numId="78" w16cid:durableId="1230077056">
+    <w:abstractNumId w:val="6"/>
+  </w:num>
+  <w:num w:numId="79" w16cid:durableId="1837106927">
+    <w:abstractNumId w:val="45"/>
+  </w:num>
+  <w:num w:numId="80" w16cid:durableId="287929152">
+    <w:abstractNumId w:val="33"/>
+  </w:num>
+  <w:num w:numId="81" w16cid:durableId="1672175260">
+    <w:abstractNumId w:val="81"/>
+  </w:num>
+  <w:num w:numId="82" w16cid:durableId="1954820163">
+    <w:abstractNumId w:val="54"/>
+  </w:num>
+  <w:num w:numId="83" w16cid:durableId="1990016594">
+    <w:abstractNumId w:val="23"/>
+  </w:num>
+  <w:num w:numId="84" w16cid:durableId="366876741">
+    <w:abstractNumId w:val="88"/>
+  </w:num>
+  <w:num w:numId="85" w16cid:durableId="15274915">
+    <w:abstractNumId w:val="36"/>
+  </w:num>
+  <w:num w:numId="86" w16cid:durableId="288124443">
+    <w:abstractNumId w:val="10"/>
+  </w:num>
+  <w:num w:numId="87" w16cid:durableId="591351385">
+    <w:abstractNumId w:val="100"/>
+  </w:num>
+  <w:num w:numId="88" w16cid:durableId="1361005725">
+    <w:abstractNumId w:val="143"/>
+  </w:num>
+  <w:num w:numId="89" w16cid:durableId="219681743">
+    <w:abstractNumId w:val="11"/>
+  </w:num>
+  <w:num w:numId="90" w16cid:durableId="194386594">
+    <w:abstractNumId w:val="110"/>
+  </w:num>
+  <w:num w:numId="91" w16cid:durableId="777793346">
+    <w:abstractNumId w:val="79"/>
+  </w:num>
+  <w:num w:numId="92" w16cid:durableId="173346871">
+    <w:abstractNumId w:val="84"/>
+  </w:num>
+  <w:num w:numId="93" w16cid:durableId="948700467">
+    <w:abstractNumId w:val="37"/>
+  </w:num>
+  <w:num w:numId="94" w16cid:durableId="1328363750">
     <w:abstractNumId w:val="22"/>
   </w:num>
-  <w:num w:numId="3" w16cid:durableId="698706805">
-    <w:abstractNumId w:val="35"/>
+  <w:num w:numId="95" w16cid:durableId="541676570">
+    <w:abstractNumId w:val="63"/>
   </w:num>
-  <w:num w:numId="4" w16cid:durableId="1105467722">
-    <w:abstractNumId w:val="68"/>
+  <w:num w:numId="96" w16cid:durableId="694119229">
+    <w:abstractNumId w:val="82"/>
   </w:num>
-  <w:num w:numId="5" w16cid:durableId="769932622">
-    <w:abstractNumId w:val="97"/>
-  </w:num>
-  <w:num w:numId="6" w16cid:durableId="575944109">
-    <w:abstractNumId w:val="38"/>
-  </w:num>
-  <w:num w:numId="7" w16cid:durableId="877661689">
-    <w:abstractNumId w:val="129"/>
-  </w:num>
-  <w:num w:numId="8" w16cid:durableId="1390107422">
-    <w:abstractNumId w:val="73"/>
-  </w:num>
-  <w:num w:numId="9" w16cid:durableId="881866424">
-    <w:abstractNumId w:val="94"/>
-  </w:num>
-  <w:num w:numId="10" w16cid:durableId="1037244995">
-    <w:abstractNumId w:val="120"/>
-  </w:num>
-  <w:num w:numId="11" w16cid:durableId="1575554597">
-    <w:abstractNumId w:val="58"/>
-  </w:num>
-  <w:num w:numId="12" w16cid:durableId="915364478">
-    <w:abstractNumId w:val="79"/>
-  </w:num>
-  <w:num w:numId="13" w16cid:durableId="1386294114">
-    <w:abstractNumId w:val="112"/>
-  </w:num>
-  <w:num w:numId="14" w16cid:durableId="1071851223">
-    <w:abstractNumId w:val="23"/>
-  </w:num>
-  <w:num w:numId="15" w16cid:durableId="1545557520">
-    <w:abstractNumId w:val="69"/>
-  </w:num>
-  <w:num w:numId="16" w16cid:durableId="1102919547">
-    <w:abstractNumId w:val="142"/>
-  </w:num>
-  <w:num w:numId="17" w16cid:durableId="294526838">
+  <w:num w:numId="97" w16cid:durableId="704327987">
     <w:abstractNumId w:val="49"/>
   </w:num>
-  <w:num w:numId="18" w16cid:durableId="679889896">
-    <w:abstractNumId w:val="56"/>
+  <w:num w:numId="98" w16cid:durableId="1157303613">
+    <w:abstractNumId w:val="24"/>
   </w:num>
-  <w:num w:numId="19" w16cid:durableId="2119449470">
-    <w:abstractNumId w:val="91"/>
+  <w:num w:numId="99" w16cid:durableId="1706099794">
+    <w:abstractNumId w:val="131"/>
   </w:num>
-  <w:num w:numId="20" w16cid:durableId="1365054799">
+  <w:num w:numId="100" w16cid:durableId="256404901">
+    <w:abstractNumId w:val="130"/>
+  </w:num>
+  <w:num w:numId="101" w16cid:durableId="924923012">
+    <w:abstractNumId w:val="28"/>
+  </w:num>
+  <w:num w:numId="102" w16cid:durableId="536550966">
+    <w:abstractNumId w:val="144"/>
+  </w:num>
+  <w:num w:numId="103" w16cid:durableId="425157302">
+    <w:abstractNumId w:val="64"/>
+  </w:num>
+  <w:num w:numId="104" w16cid:durableId="967664612">
+    <w:abstractNumId w:val="118"/>
+  </w:num>
+  <w:num w:numId="105" w16cid:durableId="361631616">
+    <w:abstractNumId w:val="90"/>
+  </w:num>
+  <w:num w:numId="106" w16cid:durableId="443623616">
+    <w:abstractNumId w:val="122"/>
+  </w:num>
+  <w:num w:numId="107" w16cid:durableId="150101619">
     <w:abstractNumId w:val="12"/>
   </w:num>
-  <w:num w:numId="21" w16cid:durableId="1683512738">
-    <w:abstractNumId w:val="57"/>
-  </w:num>
-  <w:num w:numId="22" w16cid:durableId="1080098953">
-    <w:abstractNumId w:val="117"/>
-  </w:num>
-  <w:num w:numId="23" w16cid:durableId="1635717296">
-    <w:abstractNumId w:val="62"/>
-  </w:num>
-  <w:num w:numId="24" w16cid:durableId="544873123">
-    <w:abstractNumId w:val="111"/>
-  </w:num>
-  <w:num w:numId="25" w16cid:durableId="1128352778">
-    <w:abstractNumId w:val="11"/>
-  </w:num>
-  <w:num w:numId="26" w16cid:durableId="1732537407">
-    <w:abstractNumId w:val="124"/>
-  </w:num>
-  <w:num w:numId="27" w16cid:durableId="945502064">
-    <w:abstractNumId w:val="5"/>
-  </w:num>
-  <w:num w:numId="28" w16cid:durableId="1997681677">
-    <w:abstractNumId w:val="2"/>
-  </w:num>
-  <w:num w:numId="29" w16cid:durableId="815955639">
-    <w:abstractNumId w:val="55"/>
-  </w:num>
-  <w:num w:numId="30" w16cid:durableId="1500659483">
-    <w:abstractNumId w:val="76"/>
-  </w:num>
-  <w:num w:numId="31" w16cid:durableId="118301211">
-    <w:abstractNumId w:val="13"/>
-  </w:num>
-  <w:num w:numId="32" w16cid:durableId="732387979">
-    <w:abstractNumId w:val="39"/>
-  </w:num>
-  <w:num w:numId="33" w16cid:durableId="2129276417">
-    <w:abstractNumId w:val="15"/>
-  </w:num>
-  <w:num w:numId="34" w16cid:durableId="1470708820">
-    <w:abstractNumId w:val="44"/>
-  </w:num>
-  <w:num w:numId="35" w16cid:durableId="356852923">
-    <w:abstractNumId w:val="90"/>
-  </w:num>
-  <w:num w:numId="36" w16cid:durableId="430662559">
-    <w:abstractNumId w:val="18"/>
-  </w:num>
-  <w:num w:numId="37" w16cid:durableId="247080868">
-    <w:abstractNumId w:val="133"/>
-  </w:num>
-  <w:num w:numId="38" w16cid:durableId="158887408">
-    <w:abstractNumId w:val="109"/>
-  </w:num>
-  <w:num w:numId="39" w16cid:durableId="1681347932">
-    <w:abstractNumId w:val="128"/>
-  </w:num>
-  <w:num w:numId="40" w16cid:durableId="2101440158">
-    <w:abstractNumId w:val="72"/>
-  </w:num>
-  <w:num w:numId="41" w16cid:durableId="1250391122">
-    <w:abstractNumId w:val="105"/>
-  </w:num>
-  <w:num w:numId="42" w16cid:durableId="479083359">
-    <w:abstractNumId w:val="132"/>
-  </w:num>
-  <w:num w:numId="43" w16cid:durableId="1557860317">
-    <w:abstractNumId w:val="92"/>
-  </w:num>
-  <w:num w:numId="44" w16cid:durableId="2142183763">
-    <w:abstractNumId w:val="7"/>
-  </w:num>
-  <w:num w:numId="45" w16cid:durableId="1357736349">
-    <w:abstractNumId w:val="138"/>
-  </w:num>
-  <w:num w:numId="46" w16cid:durableId="1519656040">
-    <w:abstractNumId w:val="137"/>
-  </w:num>
-  <w:num w:numId="47" w16cid:durableId="1078596852">
-    <w:abstractNumId w:val="144"/>
-  </w:num>
-  <w:num w:numId="48" w16cid:durableId="1027950100">
-    <w:abstractNumId w:val="32"/>
-  </w:num>
-  <w:num w:numId="49" w16cid:durableId="878516382">
-    <w:abstractNumId w:val="17"/>
-  </w:num>
-  <w:num w:numId="50" w16cid:durableId="363404927">
-    <w:abstractNumId w:val="63"/>
-  </w:num>
-  <w:num w:numId="51" w16cid:durableId="1128354320">
-    <w:abstractNumId w:val="122"/>
-  </w:num>
-  <w:num w:numId="52" w16cid:durableId="248543928">
-    <w:abstractNumId w:val="71"/>
-  </w:num>
-  <w:num w:numId="53" w16cid:durableId="965889214">
-    <w:abstractNumId w:val="95"/>
-  </w:num>
-  <w:num w:numId="54" w16cid:durableId="1827503240">
-    <w:abstractNumId w:val="103"/>
-  </w:num>
-  <w:num w:numId="55" w16cid:durableId="505748256">
-    <w:abstractNumId w:val="87"/>
-  </w:num>
-  <w:num w:numId="56" w16cid:durableId="2120370925">
-    <w:abstractNumId w:val="29"/>
-  </w:num>
-  <w:num w:numId="57" w16cid:durableId="369182267">
-    <w:abstractNumId w:val="14"/>
-  </w:num>
-  <w:num w:numId="58" w16cid:durableId="1000235123">
-    <w:abstractNumId w:val="93"/>
-  </w:num>
-  <w:num w:numId="59" w16cid:durableId="628516409">
-    <w:abstractNumId w:val="121"/>
-  </w:num>
-  <w:num w:numId="60" w16cid:durableId="2028865444">
-    <w:abstractNumId w:val="85"/>
-  </w:num>
-  <w:num w:numId="61" w16cid:durableId="943926811">
-    <w:abstractNumId w:val="141"/>
-  </w:num>
-  <w:num w:numId="62" w16cid:durableId="1841193257">
-    <w:abstractNumId w:val="65"/>
-  </w:num>
-  <w:num w:numId="63" w16cid:durableId="682322850">
-    <w:abstractNumId w:val="125"/>
-  </w:num>
-  <w:num w:numId="64" w16cid:durableId="2043705333">
-    <w:abstractNumId w:val="66"/>
-  </w:num>
-  <w:num w:numId="65" w16cid:durableId="1164854761">
-    <w:abstractNumId w:val="48"/>
-  </w:num>
-  <w:num w:numId="66" w16cid:durableId="1919972541">
-    <w:abstractNumId w:val="81"/>
-  </w:num>
-  <w:num w:numId="67" w16cid:durableId="463617329">
-    <w:abstractNumId w:val="52"/>
-  </w:num>
-  <w:num w:numId="68" w16cid:durableId="2064014330">
-    <w:abstractNumId w:val="99"/>
-  </w:num>
-  <w:num w:numId="69" w16cid:durableId="452797354">
-    <w:abstractNumId w:val="104"/>
-  </w:num>
-  <w:num w:numId="70" w16cid:durableId="1196650037">
-    <w:abstractNumId w:val="43"/>
-  </w:num>
-  <w:num w:numId="71" w16cid:durableId="940071828">
-    <w:abstractNumId w:val="136"/>
-  </w:num>
-  <w:num w:numId="72" w16cid:durableId="1608273926">
-    <w:abstractNumId w:val="67"/>
-  </w:num>
-  <w:num w:numId="73" w16cid:durableId="2009864772">
-    <w:abstractNumId w:val="82"/>
-  </w:num>
-  <w:num w:numId="74" w16cid:durableId="712267004">
-    <w:abstractNumId w:val="31"/>
-  </w:num>
-  <w:num w:numId="75" w16cid:durableId="506480902">
-    <w:abstractNumId w:val="27"/>
-  </w:num>
-  <w:num w:numId="76" w16cid:durableId="286202349">
-    <w:abstractNumId w:val="108"/>
-  </w:num>
-  <w:num w:numId="77" w16cid:durableId="156460757">
-    <w:abstractNumId w:val="59"/>
-  </w:num>
-  <w:num w:numId="78" w16cid:durableId="1230077056">
-    <w:abstractNumId w:val="4"/>
-  </w:num>
-  <w:num w:numId="79" w16cid:durableId="1837106927">
-    <w:abstractNumId w:val="42"/>
-  </w:num>
-  <w:num w:numId="80" w16cid:durableId="287929152">
-    <w:abstractNumId w:val="30"/>
-  </w:num>
-  <w:num w:numId="81" w16cid:durableId="1672175260">
-    <w:abstractNumId w:val="77"/>
-  </w:num>
-  <w:num w:numId="82" w16cid:durableId="1954820163">
-    <w:abstractNumId w:val="51"/>
-  </w:num>
-  <w:num w:numId="83" w16cid:durableId="1990016594">
-    <w:abstractNumId w:val="20"/>
-  </w:num>
-  <w:num w:numId="84" w16cid:durableId="366876741">
-    <w:abstractNumId w:val="84"/>
-  </w:num>
-  <w:num w:numId="85" w16cid:durableId="15274915">
-    <w:abstractNumId w:val="33"/>
-  </w:num>
-  <w:num w:numId="86" w16cid:durableId="288124443">
-    <w:abstractNumId w:val="8"/>
-  </w:num>
-  <w:num w:numId="87" w16cid:durableId="591351385">
-    <w:abstractNumId w:val="96"/>
-  </w:num>
-  <w:num w:numId="88" w16cid:durableId="1361005725">
-    <w:abstractNumId w:val="139"/>
-  </w:num>
-  <w:num w:numId="89" w16cid:durableId="219681743">
-    <w:abstractNumId w:val="9"/>
-  </w:num>
-  <w:num w:numId="90" w16cid:durableId="194386594">
-    <w:abstractNumId w:val="106"/>
-  </w:num>
-  <w:num w:numId="91" w16cid:durableId="777793346">
-    <w:abstractNumId w:val="75"/>
-  </w:num>
-  <w:num w:numId="92" w16cid:durableId="173346871">
-    <w:abstractNumId w:val="80"/>
-  </w:num>
-  <w:num w:numId="93" w16cid:durableId="948700467">
-    <w:abstractNumId w:val="34"/>
-  </w:num>
-  <w:num w:numId="94" w16cid:durableId="1328363750">
-    <w:abstractNumId w:val="19"/>
-  </w:num>
-  <w:num w:numId="95" w16cid:durableId="541676570">
-    <w:abstractNumId w:val="60"/>
-  </w:num>
-  <w:num w:numId="96" w16cid:durableId="694119229">
-    <w:abstractNumId w:val="78"/>
-  </w:num>
-  <w:num w:numId="97" w16cid:durableId="704327987">
-    <w:abstractNumId w:val="46"/>
-  </w:num>
-  <w:num w:numId="98" w16cid:durableId="1157303613">
-    <w:abstractNumId w:val="21"/>
-  </w:num>
-  <w:num w:numId="99" w16cid:durableId="1706099794">
-    <w:abstractNumId w:val="127"/>
-  </w:num>
-  <w:num w:numId="100" w16cid:durableId="256404901">
-    <w:abstractNumId w:val="126"/>
-  </w:num>
-  <w:num w:numId="101" w16cid:durableId="924923012">
-    <w:abstractNumId w:val="25"/>
-  </w:num>
-  <w:num w:numId="102" w16cid:durableId="536550966">
-    <w:abstractNumId w:val="140"/>
-  </w:num>
-  <w:num w:numId="103" w16cid:durableId="425157302">
-    <w:abstractNumId w:val="61"/>
-  </w:num>
-  <w:num w:numId="104" w16cid:durableId="967664612">
-    <w:abstractNumId w:val="114"/>
-  </w:num>
-  <w:num w:numId="105" w16cid:durableId="361631616">
-    <w:abstractNumId w:val="86"/>
-  </w:num>
-  <w:num w:numId="106" w16cid:durableId="443623616">
-    <w:abstractNumId w:val="118"/>
-  </w:num>
-  <w:num w:numId="107" w16cid:durableId="150101619">
-    <w:abstractNumId w:val="10"/>
-  </w:num>
   <w:num w:numId="108" w16cid:durableId="1431658174">
-    <w:abstractNumId w:val="50"/>
+    <w:abstractNumId w:val="53"/>
   </w:num>
   <w:num w:numId="109" w16cid:durableId="1050495440">
     <w:abstractNumId w:val="0"/>
   </w:num>
   <w:num w:numId="110" w16cid:durableId="712924661">
+    <w:abstractNumId w:val="106"/>
+  </w:num>
+  <w:num w:numId="111" w16cid:durableId="1917784113">
     <w:abstractNumId w:val="102"/>
   </w:num>
-  <w:num w:numId="111" w16cid:durableId="1917784113">
-    <w:abstractNumId w:val="98"/>
-  </w:num>
   <w:num w:numId="112" w16cid:durableId="896237065">
-    <w:abstractNumId w:val="107"/>
+    <w:abstractNumId w:val="111"/>
   </w:num>
   <w:num w:numId="113" w16cid:durableId="1171681430">
-    <w:abstractNumId w:val="130"/>
+    <w:abstractNumId w:val="134"/>
   </w:num>
   <w:num w:numId="114" w16cid:durableId="1552573199">
-    <w:abstractNumId w:val="131"/>
+    <w:abstractNumId w:val="135"/>
   </w:num>
   <w:num w:numId="115" w16cid:durableId="1920869674">
-    <w:abstractNumId w:val="116"/>
+    <w:abstractNumId w:val="120"/>
   </w:num>
   <w:num w:numId="116" w16cid:durableId="476724716">
-    <w:abstractNumId w:val="89"/>
+    <w:abstractNumId w:val="93"/>
   </w:num>
   <w:num w:numId="117" w16cid:durableId="658919541">
-    <w:abstractNumId w:val="88"/>
+    <w:abstractNumId w:val="92"/>
   </w:num>
   <w:num w:numId="118" w16cid:durableId="1622418131">
+    <w:abstractNumId w:val="43"/>
+  </w:num>
+  <w:num w:numId="119" w16cid:durableId="1693994672">
+    <w:abstractNumId w:val="3"/>
+  </w:num>
+  <w:num w:numId="120" w16cid:durableId="396828229">
+    <w:abstractNumId w:val="139"/>
+  </w:num>
+  <w:num w:numId="121" w16cid:durableId="986058889">
+    <w:abstractNumId w:val="19"/>
+  </w:num>
+  <w:num w:numId="122" w16cid:durableId="1224410703">
+    <w:abstractNumId w:val="57"/>
+  </w:num>
+  <w:num w:numId="123" w16cid:durableId="1804040304">
+    <w:abstractNumId w:val="78"/>
+  </w:num>
+  <w:num w:numId="124" w16cid:durableId="114181197">
+    <w:abstractNumId w:val="138"/>
+  </w:num>
+  <w:num w:numId="125" w16cid:durableId="772671624">
+    <w:abstractNumId w:val="5"/>
+  </w:num>
+  <w:num w:numId="126" w16cid:durableId="889919055">
+    <w:abstractNumId w:val="8"/>
+  </w:num>
+  <w:num w:numId="127" w16cid:durableId="1818105337">
+    <w:abstractNumId w:val="48"/>
+  </w:num>
+  <w:num w:numId="128" w16cid:durableId="384987847">
+    <w:abstractNumId w:val="29"/>
+  </w:num>
+  <w:num w:numId="129" w16cid:durableId="659895420">
+    <w:abstractNumId w:val="56"/>
+  </w:num>
+  <w:num w:numId="130" w16cid:durableId="1168907903">
+    <w:abstractNumId w:val="123"/>
+  </w:num>
+  <w:num w:numId="131" w16cid:durableId="430206235">
+    <w:abstractNumId w:val="114"/>
+  </w:num>
+  <w:num w:numId="132" w16cid:durableId="1207327089">
+    <w:abstractNumId w:val="27"/>
+  </w:num>
+  <w:num w:numId="133" w16cid:durableId="596404292">
+    <w:abstractNumId w:val="104"/>
+  </w:num>
+  <w:num w:numId="134" w16cid:durableId="2070372549">
     <w:abstractNumId w:val="40"/>
   </w:num>
-  <w:num w:numId="119" w16cid:durableId="1693994672">
+  <w:num w:numId="135" w16cid:durableId="1841265039">
+    <w:abstractNumId w:val="44"/>
+  </w:num>
+  <w:num w:numId="136" w16cid:durableId="1988632595">
+    <w:abstractNumId w:val="39"/>
+  </w:num>
+  <w:num w:numId="137" w16cid:durableId="1218275126">
+    <w:abstractNumId w:val="67"/>
+  </w:num>
+  <w:num w:numId="138" w16cid:durableId="568660900">
+    <w:abstractNumId w:val="73"/>
+  </w:num>
+  <w:num w:numId="139" w16cid:durableId="967976864">
+    <w:abstractNumId w:val="105"/>
+  </w:num>
+  <w:num w:numId="140" w16cid:durableId="650643288">
+    <w:abstractNumId w:val="119"/>
+  </w:num>
+  <w:num w:numId="141" w16cid:durableId="219370247">
+    <w:abstractNumId w:val="117"/>
+  </w:num>
+  <w:num w:numId="142" w16cid:durableId="323239876">
+    <w:abstractNumId w:val="147"/>
+  </w:num>
+  <w:num w:numId="143" w16cid:durableId="1619793156">
+    <w:abstractNumId w:val="31"/>
+  </w:num>
+  <w:num w:numId="144" w16cid:durableId="1186332867">
+    <w:abstractNumId w:val="127"/>
+  </w:num>
+  <w:num w:numId="145" w16cid:durableId="89937035">
+    <w:abstractNumId w:val="50"/>
+  </w:num>
+  <w:num w:numId="146" w16cid:durableId="954754694">
     <w:abstractNumId w:val="1"/>
   </w:num>
-  <w:num w:numId="120" w16cid:durableId="396828229">
-    <w:abstractNumId w:val="135"/>
+  <w:num w:numId="147" w16cid:durableId="864370856">
+    <w:abstractNumId w:val="76"/>
   </w:num>
-  <w:num w:numId="121" w16cid:durableId="986058889">
-    <w:abstractNumId w:val="16"/>
+  <w:num w:numId="148" w16cid:durableId="939608849">
+    <w:abstractNumId w:val="2"/>
   </w:num>
-  <w:num w:numId="122" w16cid:durableId="1224410703">
-    <w:abstractNumId w:val="54"/>
-  </w:num>
-  <w:num w:numId="123" w16cid:durableId="1804040304">
-    <w:abstractNumId w:val="74"/>
-  </w:num>
-  <w:num w:numId="124" w16cid:durableId="114181197">
-    <w:abstractNumId w:val="134"/>
-  </w:num>
-  <w:num w:numId="125" w16cid:durableId="772671624">
-    <w:abstractNumId w:val="3"/>
-  </w:num>
-  <w:num w:numId="126" w16cid:durableId="889919055">
-    <w:abstractNumId w:val="6"/>
-  </w:num>
-  <w:num w:numId="127" w16cid:durableId="1818105337">
-    <w:abstractNumId w:val="45"/>
-  </w:num>
-  <w:num w:numId="128" w16cid:durableId="384987847">
-    <w:abstractNumId w:val="26"/>
-  </w:num>
-  <w:num w:numId="129" w16cid:durableId="659895420">
-    <w:abstractNumId w:val="53"/>
-  </w:num>
-  <w:num w:numId="130" w16cid:durableId="1168907903">
-    <w:abstractNumId w:val="119"/>
-  </w:num>
-  <w:num w:numId="131" w16cid:durableId="430206235">
-    <w:abstractNumId w:val="110"/>
-  </w:num>
-  <w:num w:numId="132" w16cid:durableId="1207327089">
-    <w:abstractNumId w:val="24"/>
-  </w:num>
-  <w:num w:numId="133" w16cid:durableId="596404292">
-    <w:abstractNumId w:val="100"/>
-  </w:num>
-  <w:num w:numId="134" w16cid:durableId="2070372549">
-    <w:abstractNumId w:val="37"/>
-  </w:num>
-  <w:num w:numId="135" w16cid:durableId="1841265039">
-    <w:abstractNumId w:val="41"/>
-  </w:num>
-  <w:num w:numId="136" w16cid:durableId="1988632595">
-    <w:abstractNumId w:val="36"/>
-  </w:num>
-  <w:num w:numId="137" w16cid:durableId="1218275126">
-    <w:abstractNumId w:val="64"/>
-  </w:num>
-  <w:num w:numId="138" w16cid:durableId="568660900">
-    <w:abstractNumId w:val="70"/>
-  </w:num>
-  <w:num w:numId="139" w16cid:durableId="967976864">
-    <w:abstractNumId w:val="101"/>
-  </w:num>
-  <w:num w:numId="140" w16cid:durableId="650643288">
-    <w:abstractNumId w:val="115"/>
-  </w:num>
-  <w:num w:numId="141" w16cid:durableId="219370247">
-    <w:abstractNumId w:val="113"/>
-  </w:num>
-  <w:num w:numId="142" w16cid:durableId="323239876">
-    <w:abstractNumId w:val="143"/>
-  </w:num>
-  <w:num w:numId="143" w16cid:durableId="1619793156">
-    <w:abstractNumId w:val="28"/>
-  </w:num>
-  <w:num w:numId="144" w16cid:durableId="1186332867">
-    <w:abstractNumId w:val="123"/>
-  </w:num>
-  <w:num w:numId="145" w16cid:durableId="89937035">
-    <w:abstractNumId w:val="47"/>
+  <w:num w:numId="149" w16cid:durableId="1676493059">
+    <w:abstractNumId w:val="15"/>
   </w:num>
 </w:numbering>
 </file>

--- a/Database/Database Design.docx
+++ b/Database/Database Design.docx
@@ -10557,6 +10557,5060 @@
     </w:p>
     <w:p>
       <w:pPr>
+        <w:spacing w:line="278" w:lineRule="auto"/>
+        <w:rPr>
+          <w:lang w:bidi="ar-DZ"/>
+        </w:rPr>
+      </w:pPr>
+      <w:r>
+        <w:rPr>
+          <w:lang w:bidi="ar-DZ"/>
+        </w:rPr>
+        <w:br w:type="page"/>
+      </w:r>
+    </w:p>
+    <w:p>
+      <w:pPr>
+        <w:pStyle w:val="Heading2"/>
+        <w:rPr>
+          <w:lang w:bidi="ar-DZ"/>
+        </w:rPr>
+      </w:pPr>
+      <w:r>
+        <w:rPr>
+          <w:lang w:bidi="ar-DZ"/>
+        </w:rPr>
+        <w:lastRenderedPageBreak/>
+        <w:t>4. Second &amp; Third Normal Form Design</w:t>
+      </w:r>
+    </w:p>
+    <w:p>
+      <w:pPr>
+        <w:pStyle w:val="Heading3"/>
+        <w:rPr>
+          <w:lang w:bidi="ar-DZ"/>
+        </w:rPr>
+      </w:pPr>
+      <w:r>
+        <w:rPr>
+          <w:lang w:bidi="ar-DZ"/>
+        </w:rPr>
+        <w:t>4.1 Overview</w:t>
+      </w:r>
+    </w:p>
+    <w:p>
+      <w:pPr>
+        <w:spacing w:after="0" w:line="278" w:lineRule="auto"/>
+        <w:rPr>
+          <w:lang w:bidi="ar-DZ"/>
+        </w:rPr>
+      </w:pPr>
+      <w:r>
+        <w:rPr>
+          <w:lang w:bidi="ar-DZ"/>
+        </w:rPr>
+        <w:t xml:space="preserve">Verified if the KriGo database adheres to the </w:t>
+      </w:r>
+      <w:r>
+        <w:rPr>
+          <w:b/>
+          <w:bCs/>
+          <w:lang w:bidi="ar-DZ"/>
+        </w:rPr>
+        <w:t>1NF</w:t>
+      </w:r>
+      <w:r>
+        <w:rPr>
+          <w:lang w:bidi="ar-DZ"/>
+        </w:rPr>
+        <w:t xml:space="preserve">, followed by an evaluation of the </w:t>
+      </w:r>
+      <w:r>
+        <w:rPr>
+          <w:b/>
+          <w:bCs/>
+          <w:lang w:bidi="ar-DZ"/>
+        </w:rPr>
+        <w:t>2NF</w:t>
+      </w:r>
+      <w:r>
+        <w:rPr>
+          <w:lang w:bidi="ar-DZ"/>
+        </w:rPr>
+        <w:t xml:space="preserve"> and </w:t>
+      </w:r>
+      <w:r>
+        <w:rPr>
+          <w:b/>
+          <w:bCs/>
+          <w:lang w:bidi="ar-DZ"/>
+        </w:rPr>
+        <w:t>3NF</w:t>
+      </w:r>
+      <w:r>
+        <w:rPr>
+          <w:lang w:bidi="ar-DZ"/>
+        </w:rPr>
+        <w:t>. Normalization ensures that there is reduced data redundancy, eliminates any possible dependency issues, and enhances data integrity without affecting performance.</w:t>
+      </w:r>
+    </w:p>
+    <w:p>
+      <w:pPr>
+        <w:spacing w:after="0" w:line="278" w:lineRule="auto"/>
+        <w:rPr>
+          <w:lang w:bidi="ar-DZ"/>
+        </w:rPr>
+      </w:pPr>
+      <w:r>
+        <w:rPr>
+          <w:lang w:bidi="ar-DZ"/>
+        </w:rPr>
+        <w:t xml:space="preserve">KriGo implements a surrogate key (UUIDs) as the primary key for all its entities. It also divides business components into distinct tables which communicate using foreign keys, thus satisfying the </w:t>
+      </w:r>
+      <w:r>
+        <w:rPr>
+          <w:b/>
+          <w:bCs/>
+          <w:lang w:bidi="ar-DZ"/>
+        </w:rPr>
+        <w:t>2NF</w:t>
+      </w:r>
+      <w:r>
+        <w:rPr>
+          <w:lang w:bidi="ar-DZ"/>
+        </w:rPr>
+        <w:t xml:space="preserve"> and </w:t>
+      </w:r>
+      <w:r>
+        <w:rPr>
+          <w:b/>
+          <w:bCs/>
+          <w:lang w:bidi="ar-DZ"/>
+        </w:rPr>
+        <w:t>3NF</w:t>
+      </w:r>
+      <w:r>
+        <w:rPr>
+          <w:lang w:bidi="ar-DZ"/>
+        </w:rPr>
+        <w:t xml:space="preserve"> requirements.</w:t>
+      </w:r>
+    </w:p>
+    <w:p>
+      <w:pPr>
+        <w:pStyle w:val="Heading3"/>
+        <w:rPr>
+          <w:lang w:bidi="ar-DZ"/>
+        </w:rPr>
+      </w:pPr>
+      <w:r>
+        <w:rPr>
+          <w:lang w:bidi="ar-DZ"/>
+        </w:rPr>
+        <w:t>4.2 Second Normal Form (2NF)</w:t>
+      </w:r>
+    </w:p>
+    <w:p>
+      <w:pPr>
+        <w:spacing w:after="0" w:line="278" w:lineRule="auto"/>
+        <w:rPr>
+          <w:b/>
+          <w:bCs/>
+          <w:lang w:bidi="ar-DZ"/>
+        </w:rPr>
+      </w:pPr>
+      <w:r>
+        <w:rPr>
+          <w:b/>
+          <w:bCs/>
+          <w:lang w:bidi="ar-DZ"/>
+        </w:rPr>
+        <w:t>Overview</w:t>
+      </w:r>
+    </w:p>
+    <w:p>
+      <w:pPr>
+        <w:spacing w:after="0" w:line="278" w:lineRule="auto"/>
+        <w:rPr>
+          <w:lang w:bidi="ar-DZ"/>
+        </w:rPr>
+      </w:pPr>
+      <w:r>
+        <w:rPr>
+          <w:lang w:bidi="ar-DZ"/>
+        </w:rPr>
+        <w:t>Second Normal Form requires that:</w:t>
+      </w:r>
+    </w:p>
+    <w:p>
+      <w:pPr>
+        <w:pStyle w:val="ListParagraph"/>
+        <w:numPr>
+          <w:ilvl w:val="0"/>
+          <w:numId w:val="162"/>
+        </w:numPr>
+        <w:spacing w:after="0" w:line="278" w:lineRule="auto"/>
+        <w:rPr>
+          <w:lang w:bidi="ar-DZ"/>
+        </w:rPr>
+      </w:pPr>
+      <w:r>
+        <w:rPr>
+          <w:lang w:bidi="ar-DZ"/>
+        </w:rPr>
+        <w:t xml:space="preserve">The database already satisfies First Normal Form. </w:t>
+      </w:r>
+    </w:p>
+    <w:p>
+      <w:pPr>
+        <w:pStyle w:val="ListParagraph"/>
+        <w:numPr>
+          <w:ilvl w:val="0"/>
+          <w:numId w:val="162"/>
+        </w:numPr>
+        <w:spacing w:after="0" w:line="278" w:lineRule="auto"/>
+        <w:rPr>
+          <w:lang w:bidi="ar-DZ"/>
+        </w:rPr>
+      </w:pPr>
+      <w:r>
+        <w:rPr>
+          <w:lang w:bidi="ar-DZ"/>
+        </w:rPr>
+        <w:t xml:space="preserve">Every non-key attribute is fully functionally dependent on the entire primary key. </w:t>
+      </w:r>
+    </w:p>
+    <w:p>
+      <w:pPr>
+        <w:pStyle w:val="ListParagraph"/>
+        <w:numPr>
+          <w:ilvl w:val="0"/>
+          <w:numId w:val="162"/>
+        </w:numPr>
+        <w:spacing w:after="0" w:line="278" w:lineRule="auto"/>
+        <w:rPr>
+          <w:lang w:bidi="ar-DZ"/>
+        </w:rPr>
+      </w:pPr>
+      <w:r>
+        <w:rPr>
+          <w:lang w:bidi="ar-DZ"/>
+        </w:rPr>
+        <w:t xml:space="preserve">Partial dependencies are eliminated. </w:t>
+      </w:r>
+    </w:p>
+    <w:p>
+      <w:pPr>
+        <w:spacing w:after="0" w:line="278" w:lineRule="auto"/>
+        <w:rPr>
+          <w:lang w:bidi="ar-DZ"/>
+        </w:rPr>
+      </w:pPr>
+      <w:r>
+        <w:rPr>
+          <w:lang w:bidi="ar-DZ"/>
+        </w:rPr>
+        <w:t xml:space="preserve">Since every entity in the KriGo database uses a </w:t>
+      </w:r>
+      <w:r>
+        <w:rPr>
+          <w:b/>
+          <w:bCs/>
+          <w:lang w:bidi="ar-DZ"/>
+        </w:rPr>
+        <w:t>single-column primary key</w:t>
+      </w:r>
+      <w:r>
+        <w:rPr>
+          <w:lang w:bidi="ar-DZ"/>
+        </w:rPr>
+        <w:t>, partial dependencies cannot occur. Each non-key attribute depends entirely on its entity's primary key.</w:t>
+      </w:r>
+    </w:p>
+    <w:p>
+      <w:pPr>
+        <w:spacing w:after="0" w:line="278" w:lineRule="auto"/>
+        <w:rPr>
+          <w:lang w:bidi="ar-DZ"/>
+        </w:rPr>
+      </w:pPr>
+    </w:p>
+    <w:p>
+      <w:pPr>
+        <w:pStyle w:val="Title"/>
+        <w:rPr>
+          <w:lang w:bidi="ar-DZ"/>
+        </w:rPr>
+      </w:pPr>
+      <w:r>
+        <w:rPr>
+          <w:lang w:bidi="ar-DZ"/>
+        </w:rPr>
+        <w:t>2NF Analysis</w:t>
+      </w:r>
+    </w:p>
+    <w:p>
+      <w:pPr>
+        <w:spacing w:after="0" w:line="278" w:lineRule="auto"/>
+        <w:rPr>
+          <w:lang w:bidi="ar-DZ"/>
+        </w:rPr>
+      </w:pPr>
+      <w:r>
+        <w:rPr>
+          <w:b/>
+          <w:bCs/>
+          <w:lang w:bidi="ar-DZ"/>
+        </w:rPr>
+        <w:t>User</w:t>
+      </w:r>
+      <w:r>
+        <w:rPr>
+          <w:b/>
+          <w:bCs/>
+          <w:lang w:bidi="ar-DZ"/>
+        </w:rPr>
+        <w:t xml:space="preserve"> - </w:t>
+      </w:r>
+      <w:r>
+        <w:rPr>
+          <w:rFonts w:ascii="Segoe UI Symbol" w:hAnsi="Segoe UI Symbol" w:cs="Segoe UI Symbol"/>
+          <w:lang w:bidi="ar-DZ"/>
+        </w:rPr>
+        <w:t>✔</w:t>
+      </w:r>
+      <w:r>
+        <w:rPr>
+          <w:lang w:bidi="ar-DZ"/>
+        </w:rPr>
+        <w:t xml:space="preserve"> Satisfies 2NF</w:t>
+      </w:r>
+    </w:p>
+    <w:p>
+      <w:pPr>
+        <w:spacing w:after="0" w:line="278" w:lineRule="auto"/>
+        <w:rPr>
+          <w:lang w:bidi="ar-DZ"/>
+        </w:rPr>
+      </w:pPr>
+      <w:r>
+        <w:rPr>
+          <w:lang w:bidi="ar-DZ"/>
+        </w:rPr>
+        <w:t xml:space="preserve">All attributes (name, email, password, phone, role, account status) depend solely on </w:t>
+      </w:r>
+      <w:r>
+        <w:rPr>
+          <w:b/>
+          <w:bCs/>
+          <w:lang w:bidi="ar-DZ"/>
+        </w:rPr>
+        <w:t>user_id</w:t>
+      </w:r>
+      <w:r>
+        <w:rPr>
+          <w:lang w:bidi="ar-DZ"/>
+        </w:rPr>
+        <w:t>.</w:t>
+      </w:r>
+    </w:p>
+    <w:p>
+      <w:pPr>
+        <w:spacing w:after="0" w:line="278" w:lineRule="auto"/>
+        <w:rPr>
+          <w:lang w:bidi="ar-DZ"/>
+        </w:rPr>
+      </w:pPr>
+    </w:p>
+    <w:p>
+      <w:pPr>
+        <w:spacing w:after="0" w:line="278" w:lineRule="auto"/>
+        <w:rPr>
+          <w:lang w:bidi="ar-DZ"/>
+        </w:rPr>
+      </w:pPr>
+      <w:r>
+        <w:rPr>
+          <w:b/>
+          <w:bCs/>
+          <w:lang w:bidi="ar-DZ"/>
+        </w:rPr>
+        <w:t>Customer</w:t>
+      </w:r>
+      <w:r>
+        <w:rPr>
+          <w:b/>
+          <w:bCs/>
+          <w:lang w:bidi="ar-DZ"/>
+        </w:rPr>
+        <w:t xml:space="preserve"> - </w:t>
+      </w:r>
+      <w:r>
+        <w:rPr>
+          <w:rFonts w:ascii="Segoe UI Symbol" w:hAnsi="Segoe UI Symbol" w:cs="Segoe UI Symbol"/>
+          <w:lang w:bidi="ar-DZ"/>
+        </w:rPr>
+        <w:t>✔</w:t>
+      </w:r>
+      <w:r>
+        <w:rPr>
+          <w:lang w:bidi="ar-DZ"/>
+        </w:rPr>
+        <w:t xml:space="preserve"> Satisfies 2NF</w:t>
+      </w:r>
+    </w:p>
+    <w:p>
+      <w:pPr>
+        <w:spacing w:after="0" w:line="278" w:lineRule="auto"/>
+        <w:rPr>
+          <w:lang w:bidi="ar-DZ"/>
+        </w:rPr>
+      </w:pPr>
+      <w:r>
+        <w:rPr>
+          <w:lang w:bidi="ar-DZ"/>
+        </w:rPr>
+        <w:t xml:space="preserve">Customer information depends only on </w:t>
+      </w:r>
+      <w:r>
+        <w:rPr>
+          <w:b/>
+          <w:bCs/>
+          <w:lang w:bidi="ar-DZ"/>
+        </w:rPr>
+        <w:t>customer_id</w:t>
+      </w:r>
+      <w:r>
+        <w:rPr>
+          <w:lang w:bidi="ar-DZ"/>
+        </w:rPr>
+        <w:t>.</w:t>
+      </w:r>
+    </w:p>
+    <w:p>
+      <w:pPr>
+        <w:spacing w:after="0" w:line="278" w:lineRule="auto"/>
+        <w:rPr>
+          <w:lang w:bidi="ar-DZ"/>
+        </w:rPr>
+      </w:pPr>
+      <w:r>
+        <w:rPr>
+          <w:lang w:bidi="ar-DZ"/>
+        </w:rPr>
+        <w:t xml:space="preserve">Authentication information is stored separately in the </w:t>
+      </w:r>
+      <w:r>
+        <w:rPr>
+          <w:b/>
+          <w:bCs/>
+          <w:lang w:bidi="ar-DZ"/>
+        </w:rPr>
+        <w:t>User</w:t>
+      </w:r>
+      <w:r>
+        <w:rPr>
+          <w:lang w:bidi="ar-DZ"/>
+        </w:rPr>
+        <w:t xml:space="preserve"> entity, preventing duplication.</w:t>
+      </w:r>
+    </w:p>
+    <w:p>
+      <w:pPr>
+        <w:spacing w:after="0" w:line="278" w:lineRule="auto"/>
+        <w:rPr>
+          <w:lang w:bidi="ar-DZ"/>
+        </w:rPr>
+      </w:pPr>
+    </w:p>
+    <w:p>
+      <w:pPr>
+        <w:spacing w:after="0" w:line="278" w:lineRule="auto"/>
+        <w:rPr>
+          <w:lang w:bidi="ar-DZ"/>
+        </w:rPr>
+      </w:pPr>
+      <w:r>
+        <w:rPr>
+          <w:b/>
+          <w:bCs/>
+          <w:lang w:bidi="ar-DZ"/>
+        </w:rPr>
+        <w:t>Agency</w:t>
+      </w:r>
+      <w:r>
+        <w:rPr>
+          <w:b/>
+          <w:bCs/>
+          <w:lang w:bidi="ar-DZ"/>
+        </w:rPr>
+        <w:t xml:space="preserve"> - </w:t>
+      </w:r>
+      <w:r>
+        <w:rPr>
+          <w:rFonts w:ascii="Segoe UI Symbol" w:hAnsi="Segoe UI Symbol" w:cs="Segoe UI Symbol"/>
+          <w:lang w:bidi="ar-DZ"/>
+        </w:rPr>
+        <w:t>✔</w:t>
+      </w:r>
+      <w:r>
+        <w:rPr>
+          <w:lang w:bidi="ar-DZ"/>
+        </w:rPr>
+        <w:t xml:space="preserve"> Satisfies 2NF</w:t>
+      </w:r>
+    </w:p>
+    <w:p>
+      <w:pPr>
+        <w:spacing w:after="0" w:line="278" w:lineRule="auto"/>
+        <w:rPr>
+          <w:lang w:bidi="ar-DZ"/>
+        </w:rPr>
+      </w:pPr>
+      <w:r>
+        <w:rPr>
+          <w:lang w:bidi="ar-DZ"/>
+        </w:rPr>
+        <w:t xml:space="preserve">Business information depends entirely on </w:t>
+      </w:r>
+      <w:r>
+        <w:rPr>
+          <w:b/>
+          <w:bCs/>
+          <w:lang w:bidi="ar-DZ"/>
+        </w:rPr>
+        <w:t>agency_id</w:t>
+      </w:r>
+      <w:r>
+        <w:rPr>
+          <w:lang w:bidi="ar-DZ"/>
+        </w:rPr>
+        <w:t>.</w:t>
+      </w:r>
+    </w:p>
+    <w:p>
+      <w:pPr>
+        <w:spacing w:after="0" w:line="278" w:lineRule="auto"/>
+        <w:rPr>
+          <w:lang w:bidi="ar-DZ"/>
+        </w:rPr>
+      </w:pPr>
+      <w:r>
+        <w:rPr>
+          <w:lang w:bidi="ar-DZ"/>
+        </w:rPr>
+        <w:t xml:space="preserve">Login credentials remain in the </w:t>
+      </w:r>
+      <w:r>
+        <w:rPr>
+          <w:b/>
+          <w:bCs/>
+          <w:lang w:bidi="ar-DZ"/>
+        </w:rPr>
+        <w:t>User</w:t>
+      </w:r>
+      <w:r>
+        <w:rPr>
+          <w:lang w:bidi="ar-DZ"/>
+        </w:rPr>
+        <w:t xml:space="preserve"> table.</w:t>
+      </w:r>
+    </w:p>
+    <w:p>
+      <w:pPr>
+        <w:spacing w:after="0" w:line="278" w:lineRule="auto"/>
+        <w:rPr>
+          <w:lang w:bidi="ar-DZ"/>
+        </w:rPr>
+      </w:pPr>
+    </w:p>
+    <w:p>
+      <w:pPr>
+        <w:spacing w:after="0" w:line="278" w:lineRule="auto"/>
+        <w:rPr>
+          <w:lang w:bidi="ar-DZ"/>
+        </w:rPr>
+      </w:pPr>
+      <w:r>
+        <w:rPr>
+          <w:b/>
+          <w:bCs/>
+          <w:lang w:bidi="ar-DZ"/>
+        </w:rPr>
+        <w:t>Vehicle</w:t>
+      </w:r>
+      <w:r>
+        <w:rPr>
+          <w:b/>
+          <w:bCs/>
+          <w:lang w:bidi="ar-DZ"/>
+        </w:rPr>
+        <w:t xml:space="preserve"> - </w:t>
+      </w:r>
+      <w:r>
+        <w:rPr>
+          <w:rFonts w:ascii="Segoe UI Symbol" w:hAnsi="Segoe UI Symbol" w:cs="Segoe UI Symbol"/>
+          <w:lang w:bidi="ar-DZ"/>
+        </w:rPr>
+        <w:t>✔</w:t>
+      </w:r>
+      <w:r>
+        <w:rPr>
+          <w:lang w:bidi="ar-DZ"/>
+        </w:rPr>
+        <w:t xml:space="preserve"> Satisfies 2NF</w:t>
+      </w:r>
+    </w:p>
+    <w:p>
+      <w:pPr>
+        <w:spacing w:after="0" w:line="278" w:lineRule="auto"/>
+        <w:rPr>
+          <w:lang w:bidi="ar-DZ"/>
+        </w:rPr>
+      </w:pPr>
+      <w:r>
+        <w:rPr>
+          <w:lang w:bidi="ar-DZ"/>
+        </w:rPr>
+        <w:t>Vehicle characteristics such as:</w:t>
+      </w:r>
+    </w:p>
+    <w:p>
+      <w:pPr>
+        <w:pStyle w:val="ListParagraph"/>
+        <w:numPr>
+          <w:ilvl w:val="0"/>
+          <w:numId w:val="163"/>
+        </w:numPr>
+        <w:spacing w:after="0" w:line="278" w:lineRule="auto"/>
+        <w:rPr>
+          <w:lang w:bidi="ar-DZ"/>
+        </w:rPr>
+      </w:pPr>
+      <w:r>
+        <w:rPr>
+          <w:lang w:bidi="ar-DZ"/>
+        </w:rPr>
+        <w:t xml:space="preserve">Brand </w:t>
+      </w:r>
+    </w:p>
+    <w:p>
+      <w:pPr>
+        <w:pStyle w:val="ListParagraph"/>
+        <w:numPr>
+          <w:ilvl w:val="0"/>
+          <w:numId w:val="163"/>
+        </w:numPr>
+        <w:spacing w:after="0" w:line="278" w:lineRule="auto"/>
+        <w:rPr>
+          <w:lang w:bidi="ar-DZ"/>
+        </w:rPr>
+      </w:pPr>
+      <w:r>
+        <w:rPr>
+          <w:lang w:bidi="ar-DZ"/>
+        </w:rPr>
+        <w:t xml:space="preserve">Model </w:t>
+      </w:r>
+    </w:p>
+    <w:p>
+      <w:pPr>
+        <w:pStyle w:val="ListParagraph"/>
+        <w:numPr>
+          <w:ilvl w:val="0"/>
+          <w:numId w:val="163"/>
+        </w:numPr>
+        <w:spacing w:after="0" w:line="278" w:lineRule="auto"/>
+        <w:rPr>
+          <w:lang w:bidi="ar-DZ"/>
+        </w:rPr>
+      </w:pPr>
+      <w:r>
+        <w:rPr>
+          <w:lang w:bidi="ar-DZ"/>
+        </w:rPr>
+        <w:t xml:space="preserve">Category </w:t>
+      </w:r>
+    </w:p>
+    <w:p>
+      <w:pPr>
+        <w:pStyle w:val="ListParagraph"/>
+        <w:numPr>
+          <w:ilvl w:val="0"/>
+          <w:numId w:val="163"/>
+        </w:numPr>
+        <w:spacing w:after="0" w:line="278" w:lineRule="auto"/>
+        <w:rPr>
+          <w:lang w:bidi="ar-DZ"/>
+        </w:rPr>
+      </w:pPr>
+      <w:r>
+        <w:rPr>
+          <w:lang w:bidi="ar-DZ"/>
+        </w:rPr>
+        <w:t xml:space="preserve">Daily Price </w:t>
+      </w:r>
+    </w:p>
+    <w:p>
+      <w:pPr>
+        <w:pStyle w:val="ListParagraph"/>
+        <w:numPr>
+          <w:ilvl w:val="0"/>
+          <w:numId w:val="163"/>
+        </w:numPr>
+        <w:spacing w:after="0" w:line="278" w:lineRule="auto"/>
+        <w:rPr>
+          <w:lang w:bidi="ar-DZ"/>
+        </w:rPr>
+      </w:pPr>
+      <w:r>
+        <w:rPr>
+          <w:lang w:bidi="ar-DZ"/>
+        </w:rPr>
+        <w:t xml:space="preserve">Fuel Type </w:t>
+      </w:r>
+    </w:p>
+    <w:p>
+      <w:pPr>
+        <w:pStyle w:val="ListParagraph"/>
+        <w:numPr>
+          <w:ilvl w:val="0"/>
+          <w:numId w:val="163"/>
+        </w:numPr>
+        <w:spacing w:after="0" w:line="278" w:lineRule="auto"/>
+        <w:rPr>
+          <w:lang w:bidi="ar-DZ"/>
+        </w:rPr>
+      </w:pPr>
+      <w:r>
+        <w:rPr>
+          <w:lang w:bidi="ar-DZ"/>
+        </w:rPr>
+        <w:t xml:space="preserve">Transmission </w:t>
+      </w:r>
+    </w:p>
+    <w:p>
+      <w:pPr>
+        <w:spacing w:after="0" w:line="278" w:lineRule="auto"/>
+        <w:rPr>
+          <w:lang w:bidi="ar-DZ"/>
+        </w:rPr>
+      </w:pPr>
+      <w:r>
+        <w:rPr>
+          <w:lang w:bidi="ar-DZ"/>
+        </w:rPr>
+        <w:t xml:space="preserve">depend only on </w:t>
+      </w:r>
+      <w:r>
+        <w:rPr>
+          <w:b/>
+          <w:bCs/>
+          <w:lang w:bidi="ar-DZ"/>
+        </w:rPr>
+        <w:t>vehicle_id</w:t>
+      </w:r>
+      <w:r>
+        <w:rPr>
+          <w:lang w:bidi="ar-DZ"/>
+        </w:rPr>
+        <w:t>.</w:t>
+      </w:r>
+    </w:p>
+    <w:p>
+      <w:pPr>
+        <w:spacing w:after="0" w:line="278" w:lineRule="auto"/>
+        <w:rPr>
+          <w:lang w:bidi="ar-DZ"/>
+        </w:rPr>
+      </w:pPr>
+      <w:r>
+        <w:rPr>
+          <w:lang w:bidi="ar-DZ"/>
+        </w:rPr>
+        <w:t>Branch and agency references are represented through foreign keys.</w:t>
+      </w:r>
+    </w:p>
+    <w:p>
+      <w:pPr>
+        <w:spacing w:after="0" w:line="278" w:lineRule="auto"/>
+        <w:rPr>
+          <w:lang w:bidi="ar-DZ"/>
+        </w:rPr>
+      </w:pPr>
+    </w:p>
+    <w:p>
+      <w:pPr>
+        <w:spacing w:after="0" w:line="278" w:lineRule="auto"/>
+        <w:rPr>
+          <w:lang w:bidi="ar-DZ"/>
+        </w:rPr>
+      </w:pPr>
+      <w:r>
+        <w:rPr>
+          <w:b/>
+          <w:bCs/>
+          <w:lang w:bidi="ar-DZ"/>
+        </w:rPr>
+        <w:lastRenderedPageBreak/>
+        <w:t>Reservation</w:t>
+      </w:r>
+      <w:r>
+        <w:rPr>
+          <w:b/>
+          <w:bCs/>
+          <w:lang w:bidi="ar-DZ"/>
+        </w:rPr>
+        <w:t xml:space="preserve"> - </w:t>
+      </w:r>
+      <w:r>
+        <w:rPr>
+          <w:rFonts w:ascii="Segoe UI Symbol" w:hAnsi="Segoe UI Symbol" w:cs="Segoe UI Symbol"/>
+          <w:lang w:bidi="ar-DZ"/>
+        </w:rPr>
+        <w:t>✔</w:t>
+      </w:r>
+      <w:r>
+        <w:rPr>
+          <w:lang w:bidi="ar-DZ"/>
+        </w:rPr>
+        <w:t xml:space="preserve"> Satisfies 2NF</w:t>
+      </w:r>
+    </w:p>
+    <w:p>
+      <w:pPr>
+        <w:spacing w:after="0" w:line="278" w:lineRule="auto"/>
+        <w:rPr>
+          <w:lang w:bidi="ar-DZ"/>
+        </w:rPr>
+      </w:pPr>
+      <w:r>
+        <w:rPr>
+          <w:lang w:bidi="ar-DZ"/>
+        </w:rPr>
+        <w:t>Reservation attributes including:</w:t>
+      </w:r>
+    </w:p>
+    <w:p>
+      <w:pPr>
+        <w:pStyle w:val="ListParagraph"/>
+        <w:numPr>
+          <w:ilvl w:val="0"/>
+          <w:numId w:val="166"/>
+        </w:numPr>
+        <w:spacing w:after="0" w:line="278" w:lineRule="auto"/>
+        <w:rPr>
+          <w:lang w:bidi="ar-DZ"/>
+        </w:rPr>
+      </w:pPr>
+      <w:r>
+        <w:rPr>
+          <w:lang w:bidi="ar-DZ"/>
+        </w:rPr>
+        <w:t xml:space="preserve">Pickup Date </w:t>
+      </w:r>
+    </w:p>
+    <w:p>
+      <w:pPr>
+        <w:pStyle w:val="ListParagraph"/>
+        <w:numPr>
+          <w:ilvl w:val="0"/>
+          <w:numId w:val="166"/>
+        </w:numPr>
+        <w:spacing w:after="0" w:line="278" w:lineRule="auto"/>
+        <w:rPr>
+          <w:lang w:bidi="ar-DZ"/>
+        </w:rPr>
+      </w:pPr>
+      <w:r>
+        <w:rPr>
+          <w:lang w:bidi="ar-DZ"/>
+        </w:rPr>
+        <w:t xml:space="preserve">Return Date </w:t>
+      </w:r>
+    </w:p>
+    <w:p>
+      <w:pPr>
+        <w:pStyle w:val="ListParagraph"/>
+        <w:numPr>
+          <w:ilvl w:val="0"/>
+          <w:numId w:val="166"/>
+        </w:numPr>
+        <w:spacing w:after="0" w:line="278" w:lineRule="auto"/>
+        <w:rPr>
+          <w:lang w:bidi="ar-DZ"/>
+        </w:rPr>
+      </w:pPr>
+      <w:r>
+        <w:rPr>
+          <w:lang w:bidi="ar-DZ"/>
+        </w:rPr>
+        <w:t xml:space="preserve">Total Price </w:t>
+      </w:r>
+    </w:p>
+    <w:p>
+      <w:pPr>
+        <w:pStyle w:val="ListParagraph"/>
+        <w:numPr>
+          <w:ilvl w:val="0"/>
+          <w:numId w:val="166"/>
+        </w:numPr>
+        <w:spacing w:after="0" w:line="278" w:lineRule="auto"/>
+        <w:rPr>
+          <w:lang w:bidi="ar-DZ"/>
+        </w:rPr>
+      </w:pPr>
+      <w:r>
+        <w:rPr>
+          <w:lang w:bidi="ar-DZ"/>
+        </w:rPr>
+        <w:t xml:space="preserve">Reservation Status </w:t>
+      </w:r>
+    </w:p>
+    <w:p>
+      <w:pPr>
+        <w:spacing w:after="0" w:line="278" w:lineRule="auto"/>
+        <w:rPr>
+          <w:lang w:bidi="ar-DZ"/>
+        </w:rPr>
+      </w:pPr>
+      <w:r>
+        <w:rPr>
+          <w:lang w:bidi="ar-DZ"/>
+        </w:rPr>
+        <w:t xml:space="preserve">depend only on </w:t>
+      </w:r>
+      <w:r>
+        <w:rPr>
+          <w:b/>
+          <w:bCs/>
+          <w:lang w:bidi="ar-DZ"/>
+        </w:rPr>
+        <w:t>reservation_id</w:t>
+      </w:r>
+      <w:r>
+        <w:rPr>
+          <w:lang w:bidi="ar-DZ"/>
+        </w:rPr>
+        <w:t>.</w:t>
+      </w:r>
+    </w:p>
+    <w:p>
+      <w:pPr>
+        <w:spacing w:after="0" w:line="278" w:lineRule="auto"/>
+        <w:rPr>
+          <w:lang w:bidi="ar-DZ"/>
+        </w:rPr>
+      </w:pPr>
+    </w:p>
+    <w:p>
+      <w:pPr>
+        <w:spacing w:after="0" w:line="278" w:lineRule="auto"/>
+        <w:rPr>
+          <w:lang w:bidi="ar-DZ"/>
+        </w:rPr>
+      </w:pPr>
+      <w:r>
+        <w:rPr>
+          <w:b/>
+          <w:bCs/>
+          <w:lang w:bidi="ar-DZ"/>
+        </w:rPr>
+        <w:t>Payment</w:t>
+      </w:r>
+      <w:r>
+        <w:rPr>
+          <w:b/>
+          <w:bCs/>
+          <w:lang w:bidi="ar-DZ"/>
+        </w:rPr>
+        <w:t xml:space="preserve"> - </w:t>
+      </w:r>
+      <w:r>
+        <w:rPr>
+          <w:rFonts w:ascii="Segoe UI Symbol" w:hAnsi="Segoe UI Symbol" w:cs="Segoe UI Symbol"/>
+          <w:lang w:bidi="ar-DZ"/>
+        </w:rPr>
+        <w:t>✔</w:t>
+      </w:r>
+      <w:r>
+        <w:rPr>
+          <w:lang w:bidi="ar-DZ"/>
+        </w:rPr>
+        <w:t xml:space="preserve"> Satisfies 2NF</w:t>
+      </w:r>
+    </w:p>
+    <w:p>
+      <w:pPr>
+        <w:spacing w:after="0" w:line="278" w:lineRule="auto"/>
+        <w:rPr>
+          <w:lang w:bidi="ar-DZ"/>
+        </w:rPr>
+      </w:pPr>
+      <w:r>
+        <w:rPr>
+          <w:lang w:bidi="ar-DZ"/>
+        </w:rPr>
+        <w:t xml:space="preserve">Payment details depend only on </w:t>
+      </w:r>
+      <w:r>
+        <w:rPr>
+          <w:b/>
+          <w:bCs/>
+          <w:lang w:bidi="ar-DZ"/>
+        </w:rPr>
+        <w:t>payment_id</w:t>
+      </w:r>
+      <w:r>
+        <w:rPr>
+          <w:lang w:bidi="ar-DZ"/>
+        </w:rPr>
+        <w:t>.</w:t>
+      </w:r>
+    </w:p>
+    <w:p>
+      <w:pPr>
+        <w:spacing w:after="0" w:line="278" w:lineRule="auto"/>
+        <w:rPr>
+          <w:lang w:bidi="ar-DZ"/>
+        </w:rPr>
+      </w:pPr>
+      <w:r>
+        <w:rPr>
+          <w:lang w:bidi="ar-DZ"/>
+        </w:rPr>
+        <w:t>Reservation information is referenced through a foreign key instead of duplication.</w:t>
+      </w:r>
+    </w:p>
+    <w:p>
+      <w:pPr>
+        <w:spacing w:after="0" w:line="278" w:lineRule="auto"/>
+        <w:rPr>
+          <w:lang w:bidi="ar-DZ"/>
+        </w:rPr>
+      </w:pPr>
+    </w:p>
+    <w:p>
+      <w:pPr>
+        <w:spacing w:after="0" w:line="278" w:lineRule="auto"/>
+        <w:rPr>
+          <w:b/>
+          <w:bCs/>
+          <w:lang w:bidi="ar-DZ"/>
+        </w:rPr>
+      </w:pPr>
+      <w:r>
+        <w:rPr>
+          <w:b/>
+          <w:bCs/>
+          <w:lang w:bidi="ar-DZ"/>
+        </w:rPr>
+        <w:t>Remaining Entities</w:t>
+      </w:r>
+    </w:p>
+    <w:p>
+      <w:pPr>
+        <w:spacing w:after="0" w:line="278" w:lineRule="auto"/>
+        <w:rPr>
+          <w:lang w:bidi="ar-DZ"/>
+        </w:rPr>
+      </w:pPr>
+      <w:r>
+        <w:rPr>
+          <w:lang w:bidi="ar-DZ"/>
+        </w:rPr>
+        <w:t>The same principle applies to:</w:t>
+      </w:r>
+    </w:p>
+    <w:p>
+      <w:pPr>
+        <w:pStyle w:val="ListParagraph"/>
+        <w:numPr>
+          <w:ilvl w:val="0"/>
+          <w:numId w:val="165"/>
+        </w:numPr>
+        <w:spacing w:after="0" w:line="278" w:lineRule="auto"/>
+        <w:rPr>
+          <w:lang w:bidi="ar-DZ"/>
+        </w:rPr>
+      </w:pPr>
+      <w:r>
+        <w:rPr>
+          <w:lang w:bidi="ar-DZ"/>
+        </w:rPr>
+        <w:t xml:space="preserve">Review </w:t>
+      </w:r>
+    </w:p>
+    <w:p>
+      <w:pPr>
+        <w:pStyle w:val="ListParagraph"/>
+        <w:numPr>
+          <w:ilvl w:val="0"/>
+          <w:numId w:val="165"/>
+        </w:numPr>
+        <w:spacing w:after="0" w:line="278" w:lineRule="auto"/>
+        <w:rPr>
+          <w:lang w:bidi="ar-DZ"/>
+        </w:rPr>
+      </w:pPr>
+      <w:r>
+        <w:rPr>
+          <w:lang w:bidi="ar-DZ"/>
+        </w:rPr>
+        <w:t xml:space="preserve">Dispute </w:t>
+      </w:r>
+    </w:p>
+    <w:p>
+      <w:pPr>
+        <w:pStyle w:val="ListParagraph"/>
+        <w:numPr>
+          <w:ilvl w:val="0"/>
+          <w:numId w:val="165"/>
+        </w:numPr>
+        <w:spacing w:after="0" w:line="278" w:lineRule="auto"/>
+        <w:rPr>
+          <w:lang w:bidi="ar-DZ"/>
+        </w:rPr>
+      </w:pPr>
+      <w:r>
+        <w:rPr>
+          <w:lang w:bidi="ar-DZ"/>
+        </w:rPr>
+        <w:t xml:space="preserve">Branch </w:t>
+      </w:r>
+    </w:p>
+    <w:p>
+      <w:pPr>
+        <w:pStyle w:val="ListParagraph"/>
+        <w:numPr>
+          <w:ilvl w:val="0"/>
+          <w:numId w:val="165"/>
+        </w:numPr>
+        <w:spacing w:after="0" w:line="278" w:lineRule="auto"/>
+        <w:rPr>
+          <w:lang w:bidi="ar-DZ"/>
+        </w:rPr>
+      </w:pPr>
+      <w:r>
+        <w:rPr>
+          <w:lang w:bidi="ar-DZ"/>
+        </w:rPr>
+        <w:t xml:space="preserve">Employee </w:t>
+      </w:r>
+    </w:p>
+    <w:p>
+      <w:pPr>
+        <w:pStyle w:val="ListParagraph"/>
+        <w:numPr>
+          <w:ilvl w:val="0"/>
+          <w:numId w:val="165"/>
+        </w:numPr>
+        <w:spacing w:after="0" w:line="278" w:lineRule="auto"/>
+        <w:rPr>
+          <w:lang w:bidi="ar-DZ"/>
+        </w:rPr>
+      </w:pPr>
+      <w:r>
+        <w:rPr>
+          <w:lang w:bidi="ar-DZ"/>
+        </w:rPr>
+        <w:t xml:space="preserve">Notification </w:t>
+      </w:r>
+    </w:p>
+    <w:p>
+      <w:pPr>
+        <w:pStyle w:val="ListParagraph"/>
+        <w:numPr>
+          <w:ilvl w:val="0"/>
+          <w:numId w:val="165"/>
+        </w:numPr>
+        <w:spacing w:after="0" w:line="278" w:lineRule="auto"/>
+        <w:rPr>
+          <w:lang w:bidi="ar-DZ"/>
+        </w:rPr>
+      </w:pPr>
+      <w:r>
+        <w:rPr>
+          <w:lang w:bidi="ar-DZ"/>
+        </w:rPr>
+        <w:t xml:space="preserve">AI Recommendation </w:t>
+      </w:r>
+    </w:p>
+    <w:p>
+      <w:pPr>
+        <w:pStyle w:val="ListParagraph"/>
+        <w:numPr>
+          <w:ilvl w:val="0"/>
+          <w:numId w:val="165"/>
+        </w:numPr>
+        <w:spacing w:after="0" w:line="278" w:lineRule="auto"/>
+        <w:rPr>
+          <w:lang w:bidi="ar-DZ"/>
+        </w:rPr>
+      </w:pPr>
+      <w:r>
+        <w:rPr>
+          <w:lang w:bidi="ar-DZ"/>
+        </w:rPr>
+        <w:t xml:space="preserve">AI Conversation </w:t>
+      </w:r>
+    </w:p>
+    <w:p>
+      <w:pPr>
+        <w:pStyle w:val="ListParagraph"/>
+        <w:numPr>
+          <w:ilvl w:val="0"/>
+          <w:numId w:val="165"/>
+        </w:numPr>
+        <w:spacing w:after="0" w:line="278" w:lineRule="auto"/>
+        <w:rPr>
+          <w:lang w:bidi="ar-DZ"/>
+        </w:rPr>
+      </w:pPr>
+      <w:r>
+        <w:rPr>
+          <w:lang w:bidi="ar-DZ"/>
+        </w:rPr>
+        <w:t xml:space="preserve">Analytics Report </w:t>
+      </w:r>
+    </w:p>
+    <w:p>
+      <w:pPr>
+        <w:pStyle w:val="ListParagraph"/>
+        <w:numPr>
+          <w:ilvl w:val="0"/>
+          <w:numId w:val="165"/>
+        </w:numPr>
+        <w:spacing w:line="278" w:lineRule="auto"/>
+        <w:rPr>
+          <w:lang w:bidi="ar-DZ"/>
+        </w:rPr>
+      </w:pPr>
+      <w:r>
+        <w:rPr>
+          <w:lang w:bidi="ar-DZ"/>
+        </w:rPr>
+        <w:t xml:space="preserve">Agency Verification </w:t>
+      </w:r>
+    </w:p>
+    <w:p>
+      <w:pPr>
+        <w:spacing w:after="0" w:line="278" w:lineRule="auto"/>
+        <w:rPr>
+          <w:lang w:bidi="ar-DZ"/>
+        </w:rPr>
+      </w:pPr>
+      <w:r>
+        <w:rPr>
+          <w:lang w:bidi="ar-DZ"/>
+        </w:rPr>
+        <w:t>Each entity contains a single primary key, and all descriptive attributes depend exclusively on that key.</w:t>
+      </w:r>
+    </w:p>
+    <w:p>
+      <w:pPr>
+        <w:spacing w:after="0" w:line="278" w:lineRule="auto"/>
+        <w:rPr>
+          <w:lang w:bidi="ar-DZ"/>
+        </w:rPr>
+      </w:pPr>
+    </w:p>
+    <w:p>
+      <w:pPr>
+        <w:pStyle w:val="Title"/>
+        <w:rPr>
+          <w:lang w:bidi="ar-DZ"/>
+        </w:rPr>
+      </w:pPr>
+      <w:r>
+        <w:rPr>
+          <w:lang w:bidi="ar-DZ"/>
+        </w:rPr>
+        <w:t>Second Normal Form Summary</w:t>
+      </w:r>
+    </w:p>
+    <w:tbl>
+      <w:tblPr>
+        <w:tblStyle w:val="PlainTable1"/>
+        <w:tblW w:w="0" w:type="auto"/>
+        <w:tblCellMar>
+          <w:top w:w="58" w:type="dxa"/>
+          <w:bottom w:w="58" w:type="dxa"/>
+        </w:tblCellMar>
+        <w:tblLook w:val="04A0" w:firstRow="1" w:lastRow="0" w:firstColumn="1" w:lastColumn="0" w:noHBand="0" w:noVBand="1"/>
+      </w:tblPr>
+      <w:tblGrid>
+        <w:gridCol w:w="3415"/>
+        <w:gridCol w:w="3600"/>
+        <w:gridCol w:w="1980"/>
+      </w:tblGrid>
+      <w:tr>
+        <w:trPr>
+          <w:cnfStyle w:val="100000000000" w:firstRow="1" w:lastRow="0" w:firstColumn="0" w:lastColumn="0" w:oddVBand="0" w:evenVBand="0" w:oddHBand="0" w:evenHBand="0" w:firstRowFirstColumn="0" w:firstRowLastColumn="0" w:lastRowFirstColumn="0" w:lastRowLastColumn="0"/>
+          <w:tblHeader/>
+        </w:trPr>
+        <w:tc>
+          <w:tcPr>
+            <w:cnfStyle w:val="001000000000" w:firstRow="0" w:lastRow="0" w:firstColumn="1" w:lastColumn="0" w:oddVBand="0" w:evenVBand="0" w:oddHBand="0" w:evenHBand="0" w:firstRowFirstColumn="0" w:firstRowLastColumn="0" w:lastRowFirstColumn="0" w:lastRowLastColumn="0"/>
+            <w:tcW w:w="3415" w:type="dxa"/>
+            <w:hideMark/>
+          </w:tcPr>
+          <w:p>
+            <w:pPr>
+              <w:spacing w:line="278" w:lineRule="auto"/>
+              <w:rPr>
+                <w:lang w:bidi="ar-DZ"/>
+              </w:rPr>
+            </w:pPr>
+            <w:r>
+              <w:rPr>
+                <w:lang w:bidi="ar-DZ"/>
+              </w:rPr>
+              <w:t>Entity</w:t>
+            </w:r>
+          </w:p>
+        </w:tc>
+        <w:tc>
+          <w:tcPr>
+            <w:tcW w:w="3600" w:type="dxa"/>
+            <w:hideMark/>
+          </w:tcPr>
+          <w:p>
+            <w:pPr>
+              <w:spacing w:line="278" w:lineRule="auto"/>
+              <w:cnfStyle w:val="100000000000" w:firstRow="1" w:lastRow="0" w:firstColumn="0" w:lastColumn="0" w:oddVBand="0" w:evenVBand="0" w:oddHBand="0" w:evenHBand="0" w:firstRowFirstColumn="0" w:firstRowLastColumn="0" w:lastRowFirstColumn="0" w:lastRowLastColumn="0"/>
+              <w:rPr>
+                <w:lang w:bidi="ar-DZ"/>
+              </w:rPr>
+            </w:pPr>
+            <w:r>
+              <w:rPr>
+                <w:lang w:bidi="ar-DZ"/>
+              </w:rPr>
+              <w:t>Partial Dependency</w:t>
+            </w:r>
+          </w:p>
+        </w:tc>
+        <w:tc>
+          <w:tcPr>
+            <w:tcW w:w="1980" w:type="dxa"/>
+            <w:hideMark/>
+          </w:tcPr>
+          <w:p>
+            <w:pPr>
+              <w:spacing w:line="278" w:lineRule="auto"/>
+              <w:cnfStyle w:val="100000000000" w:firstRow="1" w:lastRow="0" w:firstColumn="0" w:lastColumn="0" w:oddVBand="0" w:evenVBand="0" w:oddHBand="0" w:evenHBand="0" w:firstRowFirstColumn="0" w:firstRowLastColumn="0" w:lastRowFirstColumn="0" w:lastRowLastColumn="0"/>
+              <w:rPr>
+                <w:lang w:bidi="ar-DZ"/>
+              </w:rPr>
+            </w:pPr>
+            <w:r>
+              <w:rPr>
+                <w:lang w:bidi="ar-DZ"/>
+              </w:rPr>
+              <w:t>2NF Status</w:t>
+            </w:r>
+          </w:p>
+        </w:tc>
+      </w:tr>
+      <w:tr>
+        <w:trPr>
+          <w:cnfStyle w:val="000000100000" w:firstRow="0" w:lastRow="0" w:firstColumn="0" w:lastColumn="0" w:oddVBand="0" w:evenVBand="0" w:oddHBand="1" w:evenHBand="0" w:firstRowFirstColumn="0" w:firstRowLastColumn="0" w:lastRowFirstColumn="0" w:lastRowLastColumn="0"/>
+        </w:trPr>
+        <w:tc>
+          <w:tcPr>
+            <w:cnfStyle w:val="001000000000" w:firstRow="0" w:lastRow="0" w:firstColumn="1" w:lastColumn="0" w:oddVBand="0" w:evenVBand="0" w:oddHBand="0" w:evenHBand="0" w:firstRowFirstColumn="0" w:firstRowLastColumn="0" w:lastRowFirstColumn="0" w:lastRowLastColumn="0"/>
+            <w:tcW w:w="3415" w:type="dxa"/>
+            <w:hideMark/>
+          </w:tcPr>
+          <w:p>
+            <w:pPr>
+              <w:spacing w:line="278" w:lineRule="auto"/>
+              <w:rPr>
+                <w:lang w:bidi="ar-DZ"/>
+              </w:rPr>
+            </w:pPr>
+            <w:r>
+              <w:rPr>
+                <w:lang w:bidi="ar-DZ"/>
+              </w:rPr>
+              <w:t>User</w:t>
+            </w:r>
+          </w:p>
+        </w:tc>
+        <w:tc>
+          <w:tcPr>
+            <w:tcW w:w="3600" w:type="dxa"/>
+            <w:hideMark/>
+          </w:tcPr>
+          <w:p>
+            <w:pPr>
+              <w:spacing w:line="278" w:lineRule="auto"/>
+              <w:cnfStyle w:val="000000100000" w:firstRow="0" w:lastRow="0" w:firstColumn="0" w:lastColumn="0" w:oddVBand="0" w:evenVBand="0" w:oddHBand="1" w:evenHBand="0" w:firstRowFirstColumn="0" w:firstRowLastColumn="0" w:lastRowFirstColumn="0" w:lastRowLastColumn="0"/>
+              <w:rPr>
+                <w:lang w:bidi="ar-DZ"/>
+              </w:rPr>
+            </w:pPr>
+            <w:r>
+              <w:rPr>
+                <w:lang w:bidi="ar-DZ"/>
+              </w:rPr>
+              <w:t>None</w:t>
+            </w:r>
+          </w:p>
+        </w:tc>
+        <w:tc>
+          <w:tcPr>
+            <w:tcW w:w="1980" w:type="dxa"/>
+            <w:hideMark/>
+          </w:tcPr>
+          <w:p>
+            <w:pPr>
+              <w:spacing w:line="278" w:lineRule="auto"/>
+              <w:cnfStyle w:val="000000100000" w:firstRow="0" w:lastRow="0" w:firstColumn="0" w:lastColumn="0" w:oddVBand="0" w:evenVBand="0" w:oddHBand="1" w:evenHBand="0" w:firstRowFirstColumn="0" w:firstRowLastColumn="0" w:lastRowFirstColumn="0" w:lastRowLastColumn="0"/>
+              <w:rPr>
+                <w:lang w:bidi="ar-DZ"/>
+              </w:rPr>
+            </w:pPr>
+            <w:r>
+              <w:rPr>
+                <w:rFonts w:ascii="Segoe UI Symbol" w:hAnsi="Segoe UI Symbol" w:cs="Segoe UI Symbol"/>
+                <w:lang w:bidi="ar-DZ"/>
+              </w:rPr>
+              <w:t>✓</w:t>
+            </w:r>
+          </w:p>
+        </w:tc>
+      </w:tr>
+      <w:tr>
+        <w:tc>
+          <w:tcPr>
+            <w:cnfStyle w:val="001000000000" w:firstRow="0" w:lastRow="0" w:firstColumn="1" w:lastColumn="0" w:oddVBand="0" w:evenVBand="0" w:oddHBand="0" w:evenHBand="0" w:firstRowFirstColumn="0" w:firstRowLastColumn="0" w:lastRowFirstColumn="0" w:lastRowLastColumn="0"/>
+            <w:tcW w:w="3415" w:type="dxa"/>
+            <w:hideMark/>
+          </w:tcPr>
+          <w:p>
+            <w:pPr>
+              <w:spacing w:line="278" w:lineRule="auto"/>
+              <w:rPr>
+                <w:lang w:bidi="ar-DZ"/>
+              </w:rPr>
+            </w:pPr>
+            <w:r>
+              <w:rPr>
+                <w:lang w:bidi="ar-DZ"/>
+              </w:rPr>
+              <w:t>Customer</w:t>
+            </w:r>
+          </w:p>
+        </w:tc>
+        <w:tc>
+          <w:tcPr>
+            <w:tcW w:w="3600" w:type="dxa"/>
+            <w:hideMark/>
+          </w:tcPr>
+          <w:p>
+            <w:pPr>
+              <w:spacing w:line="278" w:lineRule="auto"/>
+              <w:cnfStyle w:val="000000000000" w:firstRow="0" w:lastRow="0" w:firstColumn="0" w:lastColumn="0" w:oddVBand="0" w:evenVBand="0" w:oddHBand="0" w:evenHBand="0" w:firstRowFirstColumn="0" w:firstRowLastColumn="0" w:lastRowFirstColumn="0" w:lastRowLastColumn="0"/>
+              <w:rPr>
+                <w:lang w:bidi="ar-DZ"/>
+              </w:rPr>
+            </w:pPr>
+            <w:r>
+              <w:rPr>
+                <w:lang w:bidi="ar-DZ"/>
+              </w:rPr>
+              <w:t>None</w:t>
+            </w:r>
+          </w:p>
+        </w:tc>
+        <w:tc>
+          <w:tcPr>
+            <w:tcW w:w="1980" w:type="dxa"/>
+            <w:hideMark/>
+          </w:tcPr>
+          <w:p>
+            <w:pPr>
+              <w:spacing w:line="278" w:lineRule="auto"/>
+              <w:cnfStyle w:val="000000000000" w:firstRow="0" w:lastRow="0" w:firstColumn="0" w:lastColumn="0" w:oddVBand="0" w:evenVBand="0" w:oddHBand="0" w:evenHBand="0" w:firstRowFirstColumn="0" w:firstRowLastColumn="0" w:lastRowFirstColumn="0" w:lastRowLastColumn="0"/>
+              <w:rPr>
+                <w:lang w:bidi="ar-DZ"/>
+              </w:rPr>
+            </w:pPr>
+            <w:r>
+              <w:rPr>
+                <w:rFonts w:ascii="Segoe UI Symbol" w:hAnsi="Segoe UI Symbol" w:cs="Segoe UI Symbol"/>
+                <w:lang w:bidi="ar-DZ"/>
+              </w:rPr>
+              <w:t>✓</w:t>
+            </w:r>
+          </w:p>
+        </w:tc>
+      </w:tr>
+      <w:tr>
+        <w:trPr>
+          <w:cnfStyle w:val="000000100000" w:firstRow="0" w:lastRow="0" w:firstColumn="0" w:lastColumn="0" w:oddVBand="0" w:evenVBand="0" w:oddHBand="1" w:evenHBand="0" w:firstRowFirstColumn="0" w:firstRowLastColumn="0" w:lastRowFirstColumn="0" w:lastRowLastColumn="0"/>
+        </w:trPr>
+        <w:tc>
+          <w:tcPr>
+            <w:cnfStyle w:val="001000000000" w:firstRow="0" w:lastRow="0" w:firstColumn="1" w:lastColumn="0" w:oddVBand="0" w:evenVBand="0" w:oddHBand="0" w:evenHBand="0" w:firstRowFirstColumn="0" w:firstRowLastColumn="0" w:lastRowFirstColumn="0" w:lastRowLastColumn="0"/>
+            <w:tcW w:w="3415" w:type="dxa"/>
+            <w:hideMark/>
+          </w:tcPr>
+          <w:p>
+            <w:pPr>
+              <w:spacing w:line="278" w:lineRule="auto"/>
+              <w:rPr>
+                <w:lang w:bidi="ar-DZ"/>
+              </w:rPr>
+            </w:pPr>
+            <w:r>
+              <w:rPr>
+                <w:lang w:bidi="ar-DZ"/>
+              </w:rPr>
+              <w:t>Agency</w:t>
+            </w:r>
+          </w:p>
+        </w:tc>
+        <w:tc>
+          <w:tcPr>
+            <w:tcW w:w="3600" w:type="dxa"/>
+            <w:hideMark/>
+          </w:tcPr>
+          <w:p>
+            <w:pPr>
+              <w:spacing w:line="278" w:lineRule="auto"/>
+              <w:cnfStyle w:val="000000100000" w:firstRow="0" w:lastRow="0" w:firstColumn="0" w:lastColumn="0" w:oddVBand="0" w:evenVBand="0" w:oddHBand="1" w:evenHBand="0" w:firstRowFirstColumn="0" w:firstRowLastColumn="0" w:lastRowFirstColumn="0" w:lastRowLastColumn="0"/>
+              <w:rPr>
+                <w:lang w:bidi="ar-DZ"/>
+              </w:rPr>
+            </w:pPr>
+            <w:r>
+              <w:rPr>
+                <w:lang w:bidi="ar-DZ"/>
+              </w:rPr>
+              <w:t>None</w:t>
+            </w:r>
+          </w:p>
+        </w:tc>
+        <w:tc>
+          <w:tcPr>
+            <w:tcW w:w="1980" w:type="dxa"/>
+            <w:hideMark/>
+          </w:tcPr>
+          <w:p>
+            <w:pPr>
+              <w:spacing w:line="278" w:lineRule="auto"/>
+              <w:cnfStyle w:val="000000100000" w:firstRow="0" w:lastRow="0" w:firstColumn="0" w:lastColumn="0" w:oddVBand="0" w:evenVBand="0" w:oddHBand="1" w:evenHBand="0" w:firstRowFirstColumn="0" w:firstRowLastColumn="0" w:lastRowFirstColumn="0" w:lastRowLastColumn="0"/>
+              <w:rPr>
+                <w:lang w:bidi="ar-DZ"/>
+              </w:rPr>
+            </w:pPr>
+            <w:r>
+              <w:rPr>
+                <w:rFonts w:ascii="Segoe UI Symbol" w:hAnsi="Segoe UI Symbol" w:cs="Segoe UI Symbol"/>
+                <w:lang w:bidi="ar-DZ"/>
+              </w:rPr>
+              <w:t>✓</w:t>
+            </w:r>
+          </w:p>
+        </w:tc>
+      </w:tr>
+      <w:tr>
+        <w:tc>
+          <w:tcPr>
+            <w:cnfStyle w:val="001000000000" w:firstRow="0" w:lastRow="0" w:firstColumn="1" w:lastColumn="0" w:oddVBand="0" w:evenVBand="0" w:oddHBand="0" w:evenHBand="0" w:firstRowFirstColumn="0" w:firstRowLastColumn="0" w:lastRowFirstColumn="0" w:lastRowLastColumn="0"/>
+            <w:tcW w:w="3415" w:type="dxa"/>
+            <w:hideMark/>
+          </w:tcPr>
+          <w:p>
+            <w:pPr>
+              <w:spacing w:line="278" w:lineRule="auto"/>
+              <w:rPr>
+                <w:lang w:bidi="ar-DZ"/>
+              </w:rPr>
+            </w:pPr>
+            <w:r>
+              <w:rPr>
+                <w:lang w:bidi="ar-DZ"/>
+              </w:rPr>
+              <w:t>Agency Verification</w:t>
+            </w:r>
+          </w:p>
+        </w:tc>
+        <w:tc>
+          <w:tcPr>
+            <w:tcW w:w="3600" w:type="dxa"/>
+            <w:hideMark/>
+          </w:tcPr>
+          <w:p>
+            <w:pPr>
+              <w:spacing w:line="278" w:lineRule="auto"/>
+              <w:cnfStyle w:val="000000000000" w:firstRow="0" w:lastRow="0" w:firstColumn="0" w:lastColumn="0" w:oddVBand="0" w:evenVBand="0" w:oddHBand="0" w:evenHBand="0" w:firstRowFirstColumn="0" w:firstRowLastColumn="0" w:lastRowFirstColumn="0" w:lastRowLastColumn="0"/>
+              <w:rPr>
+                <w:lang w:bidi="ar-DZ"/>
+              </w:rPr>
+            </w:pPr>
+            <w:r>
+              <w:rPr>
+                <w:lang w:bidi="ar-DZ"/>
+              </w:rPr>
+              <w:t>None</w:t>
+            </w:r>
+          </w:p>
+        </w:tc>
+        <w:tc>
+          <w:tcPr>
+            <w:tcW w:w="1980" w:type="dxa"/>
+            <w:hideMark/>
+          </w:tcPr>
+          <w:p>
+            <w:pPr>
+              <w:spacing w:line="278" w:lineRule="auto"/>
+              <w:cnfStyle w:val="000000000000" w:firstRow="0" w:lastRow="0" w:firstColumn="0" w:lastColumn="0" w:oddVBand="0" w:evenVBand="0" w:oddHBand="0" w:evenHBand="0" w:firstRowFirstColumn="0" w:firstRowLastColumn="0" w:lastRowFirstColumn="0" w:lastRowLastColumn="0"/>
+              <w:rPr>
+                <w:lang w:bidi="ar-DZ"/>
+              </w:rPr>
+            </w:pPr>
+            <w:r>
+              <w:rPr>
+                <w:rFonts w:ascii="Segoe UI Symbol" w:hAnsi="Segoe UI Symbol" w:cs="Segoe UI Symbol"/>
+                <w:lang w:bidi="ar-DZ"/>
+              </w:rPr>
+              <w:t>✓</w:t>
+            </w:r>
+          </w:p>
+        </w:tc>
+      </w:tr>
+      <w:tr>
+        <w:trPr>
+          <w:cnfStyle w:val="000000100000" w:firstRow="0" w:lastRow="0" w:firstColumn="0" w:lastColumn="0" w:oddVBand="0" w:evenVBand="0" w:oddHBand="1" w:evenHBand="0" w:firstRowFirstColumn="0" w:firstRowLastColumn="0" w:lastRowFirstColumn="0" w:lastRowLastColumn="0"/>
+        </w:trPr>
+        <w:tc>
+          <w:tcPr>
+            <w:cnfStyle w:val="001000000000" w:firstRow="0" w:lastRow="0" w:firstColumn="1" w:lastColumn="0" w:oddVBand="0" w:evenVBand="0" w:oddHBand="0" w:evenHBand="0" w:firstRowFirstColumn="0" w:firstRowLastColumn="0" w:lastRowFirstColumn="0" w:lastRowLastColumn="0"/>
+            <w:tcW w:w="3415" w:type="dxa"/>
+            <w:hideMark/>
+          </w:tcPr>
+          <w:p>
+            <w:pPr>
+              <w:spacing w:line="278" w:lineRule="auto"/>
+              <w:rPr>
+                <w:lang w:bidi="ar-DZ"/>
+              </w:rPr>
+            </w:pPr>
+            <w:r>
+              <w:rPr>
+                <w:lang w:bidi="ar-DZ"/>
+              </w:rPr>
+              <w:t>Branch</w:t>
+            </w:r>
+          </w:p>
+        </w:tc>
+        <w:tc>
+          <w:tcPr>
+            <w:tcW w:w="3600" w:type="dxa"/>
+            <w:hideMark/>
+          </w:tcPr>
+          <w:p>
+            <w:pPr>
+              <w:spacing w:line="278" w:lineRule="auto"/>
+              <w:cnfStyle w:val="000000100000" w:firstRow="0" w:lastRow="0" w:firstColumn="0" w:lastColumn="0" w:oddVBand="0" w:evenVBand="0" w:oddHBand="1" w:evenHBand="0" w:firstRowFirstColumn="0" w:firstRowLastColumn="0" w:lastRowFirstColumn="0" w:lastRowLastColumn="0"/>
+              <w:rPr>
+                <w:lang w:bidi="ar-DZ"/>
+              </w:rPr>
+            </w:pPr>
+            <w:r>
+              <w:rPr>
+                <w:lang w:bidi="ar-DZ"/>
+              </w:rPr>
+              <w:t>None</w:t>
+            </w:r>
+          </w:p>
+        </w:tc>
+        <w:tc>
+          <w:tcPr>
+            <w:tcW w:w="1980" w:type="dxa"/>
+            <w:hideMark/>
+          </w:tcPr>
+          <w:p>
+            <w:pPr>
+              <w:spacing w:line="278" w:lineRule="auto"/>
+              <w:cnfStyle w:val="000000100000" w:firstRow="0" w:lastRow="0" w:firstColumn="0" w:lastColumn="0" w:oddVBand="0" w:evenVBand="0" w:oddHBand="1" w:evenHBand="0" w:firstRowFirstColumn="0" w:firstRowLastColumn="0" w:lastRowFirstColumn="0" w:lastRowLastColumn="0"/>
+              <w:rPr>
+                <w:lang w:bidi="ar-DZ"/>
+              </w:rPr>
+            </w:pPr>
+            <w:r>
+              <w:rPr>
+                <w:rFonts w:ascii="Segoe UI Symbol" w:hAnsi="Segoe UI Symbol" w:cs="Segoe UI Symbol"/>
+                <w:lang w:bidi="ar-DZ"/>
+              </w:rPr>
+              <w:t>✓</w:t>
+            </w:r>
+          </w:p>
+        </w:tc>
+      </w:tr>
+      <w:tr>
+        <w:tc>
+          <w:tcPr>
+            <w:cnfStyle w:val="001000000000" w:firstRow="0" w:lastRow="0" w:firstColumn="1" w:lastColumn="0" w:oddVBand="0" w:evenVBand="0" w:oddHBand="0" w:evenHBand="0" w:firstRowFirstColumn="0" w:firstRowLastColumn="0" w:lastRowFirstColumn="0" w:lastRowLastColumn="0"/>
+            <w:tcW w:w="3415" w:type="dxa"/>
+            <w:hideMark/>
+          </w:tcPr>
+          <w:p>
+            <w:pPr>
+              <w:spacing w:line="278" w:lineRule="auto"/>
+              <w:rPr>
+                <w:lang w:bidi="ar-DZ"/>
+              </w:rPr>
+            </w:pPr>
+            <w:r>
+              <w:rPr>
+                <w:lang w:bidi="ar-DZ"/>
+              </w:rPr>
+              <w:t>Employee</w:t>
+            </w:r>
+          </w:p>
+        </w:tc>
+        <w:tc>
+          <w:tcPr>
+            <w:tcW w:w="3600" w:type="dxa"/>
+            <w:hideMark/>
+          </w:tcPr>
+          <w:p>
+            <w:pPr>
+              <w:spacing w:line="278" w:lineRule="auto"/>
+              <w:cnfStyle w:val="000000000000" w:firstRow="0" w:lastRow="0" w:firstColumn="0" w:lastColumn="0" w:oddVBand="0" w:evenVBand="0" w:oddHBand="0" w:evenHBand="0" w:firstRowFirstColumn="0" w:firstRowLastColumn="0" w:lastRowFirstColumn="0" w:lastRowLastColumn="0"/>
+              <w:rPr>
+                <w:lang w:bidi="ar-DZ"/>
+              </w:rPr>
+            </w:pPr>
+            <w:r>
+              <w:rPr>
+                <w:lang w:bidi="ar-DZ"/>
+              </w:rPr>
+              <w:t>None</w:t>
+            </w:r>
+          </w:p>
+        </w:tc>
+        <w:tc>
+          <w:tcPr>
+            <w:tcW w:w="1980" w:type="dxa"/>
+            <w:hideMark/>
+          </w:tcPr>
+          <w:p>
+            <w:pPr>
+              <w:spacing w:line="278" w:lineRule="auto"/>
+              <w:cnfStyle w:val="000000000000" w:firstRow="0" w:lastRow="0" w:firstColumn="0" w:lastColumn="0" w:oddVBand="0" w:evenVBand="0" w:oddHBand="0" w:evenHBand="0" w:firstRowFirstColumn="0" w:firstRowLastColumn="0" w:lastRowFirstColumn="0" w:lastRowLastColumn="0"/>
+              <w:rPr>
+                <w:lang w:bidi="ar-DZ"/>
+              </w:rPr>
+            </w:pPr>
+            <w:r>
+              <w:rPr>
+                <w:rFonts w:ascii="Segoe UI Symbol" w:hAnsi="Segoe UI Symbol" w:cs="Segoe UI Symbol"/>
+                <w:lang w:bidi="ar-DZ"/>
+              </w:rPr>
+              <w:t>✓</w:t>
+            </w:r>
+          </w:p>
+        </w:tc>
+      </w:tr>
+      <w:tr>
+        <w:trPr>
+          <w:cnfStyle w:val="000000100000" w:firstRow="0" w:lastRow="0" w:firstColumn="0" w:lastColumn="0" w:oddVBand="0" w:evenVBand="0" w:oddHBand="1" w:evenHBand="0" w:firstRowFirstColumn="0" w:firstRowLastColumn="0" w:lastRowFirstColumn="0" w:lastRowLastColumn="0"/>
+        </w:trPr>
+        <w:tc>
+          <w:tcPr>
+            <w:cnfStyle w:val="001000000000" w:firstRow="0" w:lastRow="0" w:firstColumn="1" w:lastColumn="0" w:oddVBand="0" w:evenVBand="0" w:oddHBand="0" w:evenHBand="0" w:firstRowFirstColumn="0" w:firstRowLastColumn="0" w:lastRowFirstColumn="0" w:lastRowLastColumn="0"/>
+            <w:tcW w:w="3415" w:type="dxa"/>
+            <w:hideMark/>
+          </w:tcPr>
+          <w:p>
+            <w:pPr>
+              <w:spacing w:line="278" w:lineRule="auto"/>
+              <w:rPr>
+                <w:lang w:bidi="ar-DZ"/>
+              </w:rPr>
+            </w:pPr>
+            <w:r>
+              <w:rPr>
+                <w:lang w:bidi="ar-DZ"/>
+              </w:rPr>
+              <w:t>Vehicle</w:t>
+            </w:r>
+          </w:p>
+        </w:tc>
+        <w:tc>
+          <w:tcPr>
+            <w:tcW w:w="3600" w:type="dxa"/>
+            <w:hideMark/>
+          </w:tcPr>
+          <w:p>
+            <w:pPr>
+              <w:spacing w:line="278" w:lineRule="auto"/>
+              <w:cnfStyle w:val="000000100000" w:firstRow="0" w:lastRow="0" w:firstColumn="0" w:lastColumn="0" w:oddVBand="0" w:evenVBand="0" w:oddHBand="1" w:evenHBand="0" w:firstRowFirstColumn="0" w:firstRowLastColumn="0" w:lastRowFirstColumn="0" w:lastRowLastColumn="0"/>
+              <w:rPr>
+                <w:lang w:bidi="ar-DZ"/>
+              </w:rPr>
+            </w:pPr>
+            <w:r>
+              <w:rPr>
+                <w:lang w:bidi="ar-DZ"/>
+              </w:rPr>
+              <w:t>None</w:t>
+            </w:r>
+          </w:p>
+        </w:tc>
+        <w:tc>
+          <w:tcPr>
+            <w:tcW w:w="1980" w:type="dxa"/>
+            <w:hideMark/>
+          </w:tcPr>
+          <w:p>
+            <w:pPr>
+              <w:spacing w:line="278" w:lineRule="auto"/>
+              <w:cnfStyle w:val="000000100000" w:firstRow="0" w:lastRow="0" w:firstColumn="0" w:lastColumn="0" w:oddVBand="0" w:evenVBand="0" w:oddHBand="1" w:evenHBand="0" w:firstRowFirstColumn="0" w:firstRowLastColumn="0" w:lastRowFirstColumn="0" w:lastRowLastColumn="0"/>
+              <w:rPr>
+                <w:lang w:bidi="ar-DZ"/>
+              </w:rPr>
+            </w:pPr>
+            <w:r>
+              <w:rPr>
+                <w:rFonts w:ascii="Segoe UI Symbol" w:hAnsi="Segoe UI Symbol" w:cs="Segoe UI Symbol"/>
+                <w:lang w:bidi="ar-DZ"/>
+              </w:rPr>
+              <w:t>✓</w:t>
+            </w:r>
+          </w:p>
+        </w:tc>
+      </w:tr>
+      <w:tr>
+        <w:tc>
+          <w:tcPr>
+            <w:cnfStyle w:val="001000000000" w:firstRow="0" w:lastRow="0" w:firstColumn="1" w:lastColumn="0" w:oddVBand="0" w:evenVBand="0" w:oddHBand="0" w:evenHBand="0" w:firstRowFirstColumn="0" w:firstRowLastColumn="0" w:lastRowFirstColumn="0" w:lastRowLastColumn="0"/>
+            <w:tcW w:w="3415" w:type="dxa"/>
+            <w:hideMark/>
+          </w:tcPr>
+          <w:p>
+            <w:pPr>
+              <w:spacing w:line="278" w:lineRule="auto"/>
+              <w:rPr>
+                <w:lang w:bidi="ar-DZ"/>
+              </w:rPr>
+            </w:pPr>
+            <w:r>
+              <w:rPr>
+                <w:lang w:bidi="ar-DZ"/>
+              </w:rPr>
+              <w:t>Reservation</w:t>
+            </w:r>
+          </w:p>
+        </w:tc>
+        <w:tc>
+          <w:tcPr>
+            <w:tcW w:w="3600" w:type="dxa"/>
+            <w:hideMark/>
+          </w:tcPr>
+          <w:p>
+            <w:pPr>
+              <w:spacing w:line="278" w:lineRule="auto"/>
+              <w:cnfStyle w:val="000000000000" w:firstRow="0" w:lastRow="0" w:firstColumn="0" w:lastColumn="0" w:oddVBand="0" w:evenVBand="0" w:oddHBand="0" w:evenHBand="0" w:firstRowFirstColumn="0" w:firstRowLastColumn="0" w:lastRowFirstColumn="0" w:lastRowLastColumn="0"/>
+              <w:rPr>
+                <w:lang w:bidi="ar-DZ"/>
+              </w:rPr>
+            </w:pPr>
+            <w:r>
+              <w:rPr>
+                <w:lang w:bidi="ar-DZ"/>
+              </w:rPr>
+              <w:t>None</w:t>
+            </w:r>
+          </w:p>
+        </w:tc>
+        <w:tc>
+          <w:tcPr>
+            <w:tcW w:w="1980" w:type="dxa"/>
+            <w:hideMark/>
+          </w:tcPr>
+          <w:p>
+            <w:pPr>
+              <w:spacing w:line="278" w:lineRule="auto"/>
+              <w:cnfStyle w:val="000000000000" w:firstRow="0" w:lastRow="0" w:firstColumn="0" w:lastColumn="0" w:oddVBand="0" w:evenVBand="0" w:oddHBand="0" w:evenHBand="0" w:firstRowFirstColumn="0" w:firstRowLastColumn="0" w:lastRowFirstColumn="0" w:lastRowLastColumn="0"/>
+              <w:rPr>
+                <w:lang w:bidi="ar-DZ"/>
+              </w:rPr>
+            </w:pPr>
+            <w:r>
+              <w:rPr>
+                <w:rFonts w:ascii="Segoe UI Symbol" w:hAnsi="Segoe UI Symbol" w:cs="Segoe UI Symbol"/>
+                <w:lang w:bidi="ar-DZ"/>
+              </w:rPr>
+              <w:t>✓</w:t>
+            </w:r>
+          </w:p>
+        </w:tc>
+      </w:tr>
+      <w:tr>
+        <w:trPr>
+          <w:cnfStyle w:val="000000100000" w:firstRow="0" w:lastRow="0" w:firstColumn="0" w:lastColumn="0" w:oddVBand="0" w:evenVBand="0" w:oddHBand="1" w:evenHBand="0" w:firstRowFirstColumn="0" w:firstRowLastColumn="0" w:lastRowFirstColumn="0" w:lastRowLastColumn="0"/>
+        </w:trPr>
+        <w:tc>
+          <w:tcPr>
+            <w:cnfStyle w:val="001000000000" w:firstRow="0" w:lastRow="0" w:firstColumn="1" w:lastColumn="0" w:oddVBand="0" w:evenVBand="0" w:oddHBand="0" w:evenHBand="0" w:firstRowFirstColumn="0" w:firstRowLastColumn="0" w:lastRowFirstColumn="0" w:lastRowLastColumn="0"/>
+            <w:tcW w:w="3415" w:type="dxa"/>
+            <w:hideMark/>
+          </w:tcPr>
+          <w:p>
+            <w:pPr>
+              <w:spacing w:line="278" w:lineRule="auto"/>
+              <w:rPr>
+                <w:lang w:bidi="ar-DZ"/>
+              </w:rPr>
+            </w:pPr>
+            <w:r>
+              <w:rPr>
+                <w:lang w:bidi="ar-DZ"/>
+              </w:rPr>
+              <w:t>Payment</w:t>
+            </w:r>
+          </w:p>
+        </w:tc>
+        <w:tc>
+          <w:tcPr>
+            <w:tcW w:w="3600" w:type="dxa"/>
+            <w:hideMark/>
+          </w:tcPr>
+          <w:p>
+            <w:pPr>
+              <w:spacing w:line="278" w:lineRule="auto"/>
+              <w:cnfStyle w:val="000000100000" w:firstRow="0" w:lastRow="0" w:firstColumn="0" w:lastColumn="0" w:oddVBand="0" w:evenVBand="0" w:oddHBand="1" w:evenHBand="0" w:firstRowFirstColumn="0" w:firstRowLastColumn="0" w:lastRowFirstColumn="0" w:lastRowLastColumn="0"/>
+              <w:rPr>
+                <w:lang w:bidi="ar-DZ"/>
+              </w:rPr>
+            </w:pPr>
+            <w:r>
+              <w:rPr>
+                <w:lang w:bidi="ar-DZ"/>
+              </w:rPr>
+              <w:t>None</w:t>
+            </w:r>
+          </w:p>
+        </w:tc>
+        <w:tc>
+          <w:tcPr>
+            <w:tcW w:w="1980" w:type="dxa"/>
+            <w:hideMark/>
+          </w:tcPr>
+          <w:p>
+            <w:pPr>
+              <w:spacing w:line="278" w:lineRule="auto"/>
+              <w:cnfStyle w:val="000000100000" w:firstRow="0" w:lastRow="0" w:firstColumn="0" w:lastColumn="0" w:oddVBand="0" w:evenVBand="0" w:oddHBand="1" w:evenHBand="0" w:firstRowFirstColumn="0" w:firstRowLastColumn="0" w:lastRowFirstColumn="0" w:lastRowLastColumn="0"/>
+              <w:rPr>
+                <w:lang w:bidi="ar-DZ"/>
+              </w:rPr>
+            </w:pPr>
+            <w:r>
+              <w:rPr>
+                <w:rFonts w:ascii="Segoe UI Symbol" w:hAnsi="Segoe UI Symbol" w:cs="Segoe UI Symbol"/>
+                <w:lang w:bidi="ar-DZ"/>
+              </w:rPr>
+              <w:t>✓</w:t>
+            </w:r>
+          </w:p>
+        </w:tc>
+      </w:tr>
+      <w:tr>
+        <w:tc>
+          <w:tcPr>
+            <w:cnfStyle w:val="001000000000" w:firstRow="0" w:lastRow="0" w:firstColumn="1" w:lastColumn="0" w:oddVBand="0" w:evenVBand="0" w:oddHBand="0" w:evenHBand="0" w:firstRowFirstColumn="0" w:firstRowLastColumn="0" w:lastRowFirstColumn="0" w:lastRowLastColumn="0"/>
+            <w:tcW w:w="3415" w:type="dxa"/>
+            <w:hideMark/>
+          </w:tcPr>
+          <w:p>
+            <w:pPr>
+              <w:spacing w:line="278" w:lineRule="auto"/>
+              <w:rPr>
+                <w:lang w:bidi="ar-DZ"/>
+              </w:rPr>
+            </w:pPr>
+            <w:r>
+              <w:rPr>
+                <w:lang w:bidi="ar-DZ"/>
+              </w:rPr>
+              <w:lastRenderedPageBreak/>
+              <w:t>Review</w:t>
+            </w:r>
+          </w:p>
+        </w:tc>
+        <w:tc>
+          <w:tcPr>
+            <w:tcW w:w="3600" w:type="dxa"/>
+            <w:hideMark/>
+          </w:tcPr>
+          <w:p>
+            <w:pPr>
+              <w:spacing w:line="278" w:lineRule="auto"/>
+              <w:cnfStyle w:val="000000000000" w:firstRow="0" w:lastRow="0" w:firstColumn="0" w:lastColumn="0" w:oddVBand="0" w:evenVBand="0" w:oddHBand="0" w:evenHBand="0" w:firstRowFirstColumn="0" w:firstRowLastColumn="0" w:lastRowFirstColumn="0" w:lastRowLastColumn="0"/>
+              <w:rPr>
+                <w:lang w:bidi="ar-DZ"/>
+              </w:rPr>
+            </w:pPr>
+            <w:r>
+              <w:rPr>
+                <w:lang w:bidi="ar-DZ"/>
+              </w:rPr>
+              <w:t>None</w:t>
+            </w:r>
+          </w:p>
+        </w:tc>
+        <w:tc>
+          <w:tcPr>
+            <w:tcW w:w="1980" w:type="dxa"/>
+            <w:hideMark/>
+          </w:tcPr>
+          <w:p>
+            <w:pPr>
+              <w:spacing w:line="278" w:lineRule="auto"/>
+              <w:cnfStyle w:val="000000000000" w:firstRow="0" w:lastRow="0" w:firstColumn="0" w:lastColumn="0" w:oddVBand="0" w:evenVBand="0" w:oddHBand="0" w:evenHBand="0" w:firstRowFirstColumn="0" w:firstRowLastColumn="0" w:lastRowFirstColumn="0" w:lastRowLastColumn="0"/>
+              <w:rPr>
+                <w:lang w:bidi="ar-DZ"/>
+              </w:rPr>
+            </w:pPr>
+            <w:r>
+              <w:rPr>
+                <w:rFonts w:ascii="Segoe UI Symbol" w:hAnsi="Segoe UI Symbol" w:cs="Segoe UI Symbol"/>
+                <w:lang w:bidi="ar-DZ"/>
+              </w:rPr>
+              <w:t>✓</w:t>
+            </w:r>
+          </w:p>
+        </w:tc>
+      </w:tr>
+      <w:tr>
+        <w:trPr>
+          <w:cnfStyle w:val="000000100000" w:firstRow="0" w:lastRow="0" w:firstColumn="0" w:lastColumn="0" w:oddVBand="0" w:evenVBand="0" w:oddHBand="1" w:evenHBand="0" w:firstRowFirstColumn="0" w:firstRowLastColumn="0" w:lastRowFirstColumn="0" w:lastRowLastColumn="0"/>
+        </w:trPr>
+        <w:tc>
+          <w:tcPr>
+            <w:cnfStyle w:val="001000000000" w:firstRow="0" w:lastRow="0" w:firstColumn="1" w:lastColumn="0" w:oddVBand="0" w:evenVBand="0" w:oddHBand="0" w:evenHBand="0" w:firstRowFirstColumn="0" w:firstRowLastColumn="0" w:lastRowFirstColumn="0" w:lastRowLastColumn="0"/>
+            <w:tcW w:w="3415" w:type="dxa"/>
+            <w:hideMark/>
+          </w:tcPr>
+          <w:p>
+            <w:pPr>
+              <w:spacing w:line="278" w:lineRule="auto"/>
+              <w:rPr>
+                <w:lang w:bidi="ar-DZ"/>
+              </w:rPr>
+            </w:pPr>
+            <w:r>
+              <w:rPr>
+                <w:lang w:bidi="ar-DZ"/>
+              </w:rPr>
+              <w:t>Dispute</w:t>
+            </w:r>
+          </w:p>
+        </w:tc>
+        <w:tc>
+          <w:tcPr>
+            <w:tcW w:w="3600" w:type="dxa"/>
+            <w:hideMark/>
+          </w:tcPr>
+          <w:p>
+            <w:pPr>
+              <w:spacing w:line="278" w:lineRule="auto"/>
+              <w:cnfStyle w:val="000000100000" w:firstRow="0" w:lastRow="0" w:firstColumn="0" w:lastColumn="0" w:oddVBand="0" w:evenVBand="0" w:oddHBand="1" w:evenHBand="0" w:firstRowFirstColumn="0" w:firstRowLastColumn="0" w:lastRowFirstColumn="0" w:lastRowLastColumn="0"/>
+              <w:rPr>
+                <w:lang w:bidi="ar-DZ"/>
+              </w:rPr>
+            </w:pPr>
+            <w:r>
+              <w:rPr>
+                <w:lang w:bidi="ar-DZ"/>
+              </w:rPr>
+              <w:t>None</w:t>
+            </w:r>
+          </w:p>
+        </w:tc>
+        <w:tc>
+          <w:tcPr>
+            <w:tcW w:w="1980" w:type="dxa"/>
+            <w:hideMark/>
+          </w:tcPr>
+          <w:p>
+            <w:pPr>
+              <w:spacing w:line="278" w:lineRule="auto"/>
+              <w:cnfStyle w:val="000000100000" w:firstRow="0" w:lastRow="0" w:firstColumn="0" w:lastColumn="0" w:oddVBand="0" w:evenVBand="0" w:oddHBand="1" w:evenHBand="0" w:firstRowFirstColumn="0" w:firstRowLastColumn="0" w:lastRowFirstColumn="0" w:lastRowLastColumn="0"/>
+              <w:rPr>
+                <w:lang w:bidi="ar-DZ"/>
+              </w:rPr>
+            </w:pPr>
+            <w:r>
+              <w:rPr>
+                <w:rFonts w:ascii="Segoe UI Symbol" w:hAnsi="Segoe UI Symbol" w:cs="Segoe UI Symbol"/>
+                <w:lang w:bidi="ar-DZ"/>
+              </w:rPr>
+              <w:t>✓</w:t>
+            </w:r>
+          </w:p>
+        </w:tc>
+      </w:tr>
+      <w:tr>
+        <w:tc>
+          <w:tcPr>
+            <w:cnfStyle w:val="001000000000" w:firstRow="0" w:lastRow="0" w:firstColumn="1" w:lastColumn="0" w:oddVBand="0" w:evenVBand="0" w:oddHBand="0" w:evenHBand="0" w:firstRowFirstColumn="0" w:firstRowLastColumn="0" w:lastRowFirstColumn="0" w:lastRowLastColumn="0"/>
+            <w:tcW w:w="3415" w:type="dxa"/>
+            <w:hideMark/>
+          </w:tcPr>
+          <w:p>
+            <w:pPr>
+              <w:spacing w:line="278" w:lineRule="auto"/>
+              <w:rPr>
+                <w:lang w:bidi="ar-DZ"/>
+              </w:rPr>
+            </w:pPr>
+            <w:r>
+              <w:rPr>
+                <w:lang w:bidi="ar-DZ"/>
+              </w:rPr>
+              <w:t>Notification</w:t>
+            </w:r>
+          </w:p>
+        </w:tc>
+        <w:tc>
+          <w:tcPr>
+            <w:tcW w:w="3600" w:type="dxa"/>
+            <w:hideMark/>
+          </w:tcPr>
+          <w:p>
+            <w:pPr>
+              <w:spacing w:line="278" w:lineRule="auto"/>
+              <w:cnfStyle w:val="000000000000" w:firstRow="0" w:lastRow="0" w:firstColumn="0" w:lastColumn="0" w:oddVBand="0" w:evenVBand="0" w:oddHBand="0" w:evenHBand="0" w:firstRowFirstColumn="0" w:firstRowLastColumn="0" w:lastRowFirstColumn="0" w:lastRowLastColumn="0"/>
+              <w:rPr>
+                <w:lang w:bidi="ar-DZ"/>
+              </w:rPr>
+            </w:pPr>
+            <w:r>
+              <w:rPr>
+                <w:lang w:bidi="ar-DZ"/>
+              </w:rPr>
+              <w:t>None</w:t>
+            </w:r>
+          </w:p>
+        </w:tc>
+        <w:tc>
+          <w:tcPr>
+            <w:tcW w:w="1980" w:type="dxa"/>
+            <w:hideMark/>
+          </w:tcPr>
+          <w:p>
+            <w:pPr>
+              <w:spacing w:line="278" w:lineRule="auto"/>
+              <w:cnfStyle w:val="000000000000" w:firstRow="0" w:lastRow="0" w:firstColumn="0" w:lastColumn="0" w:oddVBand="0" w:evenVBand="0" w:oddHBand="0" w:evenHBand="0" w:firstRowFirstColumn="0" w:firstRowLastColumn="0" w:lastRowFirstColumn="0" w:lastRowLastColumn="0"/>
+              <w:rPr>
+                <w:lang w:bidi="ar-DZ"/>
+              </w:rPr>
+            </w:pPr>
+            <w:r>
+              <w:rPr>
+                <w:rFonts w:ascii="Segoe UI Symbol" w:hAnsi="Segoe UI Symbol" w:cs="Segoe UI Symbol"/>
+                <w:lang w:bidi="ar-DZ"/>
+              </w:rPr>
+              <w:t>✓</w:t>
+            </w:r>
+          </w:p>
+        </w:tc>
+      </w:tr>
+      <w:tr>
+        <w:trPr>
+          <w:cnfStyle w:val="000000100000" w:firstRow="0" w:lastRow="0" w:firstColumn="0" w:lastColumn="0" w:oddVBand="0" w:evenVBand="0" w:oddHBand="1" w:evenHBand="0" w:firstRowFirstColumn="0" w:firstRowLastColumn="0" w:lastRowFirstColumn="0" w:lastRowLastColumn="0"/>
+        </w:trPr>
+        <w:tc>
+          <w:tcPr>
+            <w:cnfStyle w:val="001000000000" w:firstRow="0" w:lastRow="0" w:firstColumn="1" w:lastColumn="0" w:oddVBand="0" w:evenVBand="0" w:oddHBand="0" w:evenHBand="0" w:firstRowFirstColumn="0" w:firstRowLastColumn="0" w:lastRowFirstColumn="0" w:lastRowLastColumn="0"/>
+            <w:tcW w:w="3415" w:type="dxa"/>
+            <w:hideMark/>
+          </w:tcPr>
+          <w:p>
+            <w:pPr>
+              <w:spacing w:line="278" w:lineRule="auto"/>
+              <w:rPr>
+                <w:lang w:bidi="ar-DZ"/>
+              </w:rPr>
+            </w:pPr>
+            <w:r>
+              <w:rPr>
+                <w:lang w:bidi="ar-DZ"/>
+              </w:rPr>
+              <w:t>AI Recommendation</w:t>
+            </w:r>
+          </w:p>
+        </w:tc>
+        <w:tc>
+          <w:tcPr>
+            <w:tcW w:w="3600" w:type="dxa"/>
+            <w:hideMark/>
+          </w:tcPr>
+          <w:p>
+            <w:pPr>
+              <w:spacing w:line="278" w:lineRule="auto"/>
+              <w:cnfStyle w:val="000000100000" w:firstRow="0" w:lastRow="0" w:firstColumn="0" w:lastColumn="0" w:oddVBand="0" w:evenVBand="0" w:oddHBand="1" w:evenHBand="0" w:firstRowFirstColumn="0" w:firstRowLastColumn="0" w:lastRowFirstColumn="0" w:lastRowLastColumn="0"/>
+              <w:rPr>
+                <w:lang w:bidi="ar-DZ"/>
+              </w:rPr>
+            </w:pPr>
+            <w:r>
+              <w:rPr>
+                <w:lang w:bidi="ar-DZ"/>
+              </w:rPr>
+              <w:t>None</w:t>
+            </w:r>
+          </w:p>
+        </w:tc>
+        <w:tc>
+          <w:tcPr>
+            <w:tcW w:w="1980" w:type="dxa"/>
+            <w:hideMark/>
+          </w:tcPr>
+          <w:p>
+            <w:pPr>
+              <w:spacing w:line="278" w:lineRule="auto"/>
+              <w:cnfStyle w:val="000000100000" w:firstRow="0" w:lastRow="0" w:firstColumn="0" w:lastColumn="0" w:oddVBand="0" w:evenVBand="0" w:oddHBand="1" w:evenHBand="0" w:firstRowFirstColumn="0" w:firstRowLastColumn="0" w:lastRowFirstColumn="0" w:lastRowLastColumn="0"/>
+              <w:rPr>
+                <w:lang w:bidi="ar-DZ"/>
+              </w:rPr>
+            </w:pPr>
+            <w:r>
+              <w:rPr>
+                <w:rFonts w:ascii="Segoe UI Symbol" w:hAnsi="Segoe UI Symbol" w:cs="Segoe UI Symbol"/>
+                <w:lang w:bidi="ar-DZ"/>
+              </w:rPr>
+              <w:t>✓</w:t>
+            </w:r>
+          </w:p>
+        </w:tc>
+      </w:tr>
+      <w:tr>
+        <w:tc>
+          <w:tcPr>
+            <w:cnfStyle w:val="001000000000" w:firstRow="0" w:lastRow="0" w:firstColumn="1" w:lastColumn="0" w:oddVBand="0" w:evenVBand="0" w:oddHBand="0" w:evenHBand="0" w:firstRowFirstColumn="0" w:firstRowLastColumn="0" w:lastRowFirstColumn="0" w:lastRowLastColumn="0"/>
+            <w:tcW w:w="3415" w:type="dxa"/>
+            <w:hideMark/>
+          </w:tcPr>
+          <w:p>
+            <w:pPr>
+              <w:spacing w:line="278" w:lineRule="auto"/>
+              <w:rPr>
+                <w:lang w:bidi="ar-DZ"/>
+              </w:rPr>
+            </w:pPr>
+            <w:r>
+              <w:rPr>
+                <w:lang w:bidi="ar-DZ"/>
+              </w:rPr>
+              <w:t>AI Conversation</w:t>
+            </w:r>
+          </w:p>
+        </w:tc>
+        <w:tc>
+          <w:tcPr>
+            <w:tcW w:w="3600" w:type="dxa"/>
+            <w:hideMark/>
+          </w:tcPr>
+          <w:p>
+            <w:pPr>
+              <w:spacing w:line="278" w:lineRule="auto"/>
+              <w:cnfStyle w:val="000000000000" w:firstRow="0" w:lastRow="0" w:firstColumn="0" w:lastColumn="0" w:oddVBand="0" w:evenVBand="0" w:oddHBand="0" w:evenHBand="0" w:firstRowFirstColumn="0" w:firstRowLastColumn="0" w:lastRowFirstColumn="0" w:lastRowLastColumn="0"/>
+              <w:rPr>
+                <w:lang w:bidi="ar-DZ"/>
+              </w:rPr>
+            </w:pPr>
+            <w:r>
+              <w:rPr>
+                <w:lang w:bidi="ar-DZ"/>
+              </w:rPr>
+              <w:t>None</w:t>
+            </w:r>
+          </w:p>
+        </w:tc>
+        <w:tc>
+          <w:tcPr>
+            <w:tcW w:w="1980" w:type="dxa"/>
+            <w:hideMark/>
+          </w:tcPr>
+          <w:p>
+            <w:pPr>
+              <w:spacing w:line="278" w:lineRule="auto"/>
+              <w:cnfStyle w:val="000000000000" w:firstRow="0" w:lastRow="0" w:firstColumn="0" w:lastColumn="0" w:oddVBand="0" w:evenVBand="0" w:oddHBand="0" w:evenHBand="0" w:firstRowFirstColumn="0" w:firstRowLastColumn="0" w:lastRowFirstColumn="0" w:lastRowLastColumn="0"/>
+              <w:rPr>
+                <w:lang w:bidi="ar-DZ"/>
+              </w:rPr>
+            </w:pPr>
+            <w:r>
+              <w:rPr>
+                <w:rFonts w:ascii="Segoe UI Symbol" w:hAnsi="Segoe UI Symbol" w:cs="Segoe UI Symbol"/>
+                <w:lang w:bidi="ar-DZ"/>
+              </w:rPr>
+              <w:t>✓</w:t>
+            </w:r>
+          </w:p>
+        </w:tc>
+      </w:tr>
+      <w:tr>
+        <w:trPr>
+          <w:cnfStyle w:val="000000100000" w:firstRow="0" w:lastRow="0" w:firstColumn="0" w:lastColumn="0" w:oddVBand="0" w:evenVBand="0" w:oddHBand="1" w:evenHBand="0" w:firstRowFirstColumn="0" w:firstRowLastColumn="0" w:lastRowFirstColumn="0" w:lastRowLastColumn="0"/>
+        </w:trPr>
+        <w:tc>
+          <w:tcPr>
+            <w:cnfStyle w:val="001000000000" w:firstRow="0" w:lastRow="0" w:firstColumn="1" w:lastColumn="0" w:oddVBand="0" w:evenVBand="0" w:oddHBand="0" w:evenHBand="0" w:firstRowFirstColumn="0" w:firstRowLastColumn="0" w:lastRowFirstColumn="0" w:lastRowLastColumn="0"/>
+            <w:tcW w:w="3415" w:type="dxa"/>
+            <w:hideMark/>
+          </w:tcPr>
+          <w:p>
+            <w:pPr>
+              <w:spacing w:line="278" w:lineRule="auto"/>
+              <w:rPr>
+                <w:lang w:bidi="ar-DZ"/>
+              </w:rPr>
+            </w:pPr>
+            <w:r>
+              <w:rPr>
+                <w:lang w:bidi="ar-DZ"/>
+              </w:rPr>
+              <w:t>Analytics Report</w:t>
+            </w:r>
+          </w:p>
+        </w:tc>
+        <w:tc>
+          <w:tcPr>
+            <w:tcW w:w="3600" w:type="dxa"/>
+            <w:hideMark/>
+          </w:tcPr>
+          <w:p>
+            <w:pPr>
+              <w:spacing w:line="278" w:lineRule="auto"/>
+              <w:cnfStyle w:val="000000100000" w:firstRow="0" w:lastRow="0" w:firstColumn="0" w:lastColumn="0" w:oddVBand="0" w:evenVBand="0" w:oddHBand="1" w:evenHBand="0" w:firstRowFirstColumn="0" w:firstRowLastColumn="0" w:lastRowFirstColumn="0" w:lastRowLastColumn="0"/>
+              <w:rPr>
+                <w:lang w:bidi="ar-DZ"/>
+              </w:rPr>
+            </w:pPr>
+            <w:r>
+              <w:rPr>
+                <w:lang w:bidi="ar-DZ"/>
+              </w:rPr>
+              <w:t>None</w:t>
+            </w:r>
+          </w:p>
+        </w:tc>
+        <w:tc>
+          <w:tcPr>
+            <w:tcW w:w="1980" w:type="dxa"/>
+            <w:hideMark/>
+          </w:tcPr>
+          <w:p>
+            <w:pPr>
+              <w:spacing w:line="278" w:lineRule="auto"/>
+              <w:cnfStyle w:val="000000100000" w:firstRow="0" w:lastRow="0" w:firstColumn="0" w:lastColumn="0" w:oddVBand="0" w:evenVBand="0" w:oddHBand="1" w:evenHBand="0" w:firstRowFirstColumn="0" w:firstRowLastColumn="0" w:lastRowFirstColumn="0" w:lastRowLastColumn="0"/>
+              <w:rPr>
+                <w:lang w:bidi="ar-DZ"/>
+              </w:rPr>
+            </w:pPr>
+            <w:r>
+              <w:rPr>
+                <w:rFonts w:ascii="Segoe UI Symbol" w:hAnsi="Segoe UI Symbol" w:cs="Segoe UI Symbol"/>
+                <w:lang w:bidi="ar-DZ"/>
+              </w:rPr>
+              <w:t>✓</w:t>
+            </w:r>
+          </w:p>
+        </w:tc>
+      </w:tr>
+    </w:tbl>
+    <w:p>
+      <w:pPr>
+        <w:spacing w:line="278" w:lineRule="auto"/>
+        <w:rPr>
+          <w:rFonts w:asciiTheme="majorBidi" w:eastAsiaTheme="majorEastAsia" w:hAnsiTheme="majorBidi" w:cstheme="majorBidi"/>
+          <w:b/>
+          <w:color w:val="000000" w:themeColor="text1"/>
+          <w:szCs w:val="28"/>
+          <w:lang w:bidi="ar-DZ"/>
+        </w:rPr>
+      </w:pPr>
+    </w:p>
+    <w:p>
+      <w:pPr>
+        <w:pStyle w:val="Heading3"/>
+        <w:rPr>
+          <w:lang w:bidi="ar-DZ"/>
+        </w:rPr>
+      </w:pPr>
+      <w:r>
+        <w:rPr>
+          <w:lang w:bidi="ar-DZ"/>
+        </w:rPr>
+        <w:t>4.3 Third Normal Form (3NF)</w:t>
+      </w:r>
+    </w:p>
+    <w:p>
+      <w:pPr>
+        <w:pStyle w:val="Title"/>
+        <w:rPr>
+          <w:lang w:bidi="ar-DZ"/>
+        </w:rPr>
+      </w:pPr>
+      <w:r>
+        <w:rPr>
+          <w:lang w:bidi="ar-DZ"/>
+        </w:rPr>
+        <w:t>Overview</w:t>
+      </w:r>
+    </w:p>
+    <w:p>
+      <w:pPr>
+        <w:spacing w:after="0" w:line="278" w:lineRule="auto"/>
+        <w:rPr>
+          <w:lang w:bidi="ar-DZ"/>
+        </w:rPr>
+      </w:pPr>
+      <w:r>
+        <w:rPr>
+          <w:lang w:bidi="ar-DZ"/>
+        </w:rPr>
+        <w:t>Third Normal Form requires that:</w:t>
+      </w:r>
+    </w:p>
+    <w:p>
+      <w:pPr>
+        <w:numPr>
+          <w:ilvl w:val="0"/>
+          <w:numId w:val="154"/>
+        </w:numPr>
+        <w:spacing w:after="0" w:line="278" w:lineRule="auto"/>
+        <w:rPr>
+          <w:lang w:bidi="ar-DZ"/>
+        </w:rPr>
+      </w:pPr>
+      <w:r>
+        <w:rPr>
+          <w:lang w:bidi="ar-DZ"/>
+        </w:rPr>
+        <w:t xml:space="preserve">The database satisfies Second Normal Form. </w:t>
+      </w:r>
+    </w:p>
+    <w:p>
+      <w:pPr>
+        <w:numPr>
+          <w:ilvl w:val="0"/>
+          <w:numId w:val="154"/>
+        </w:numPr>
+        <w:spacing w:after="0" w:line="278" w:lineRule="auto"/>
+        <w:rPr>
+          <w:lang w:bidi="ar-DZ"/>
+        </w:rPr>
+      </w:pPr>
+      <w:r>
+        <w:rPr>
+          <w:lang w:bidi="ar-DZ"/>
+        </w:rPr>
+        <w:t xml:space="preserve">There are no transitive dependencies. </w:t>
+      </w:r>
+    </w:p>
+    <w:p>
+      <w:pPr>
+        <w:numPr>
+          <w:ilvl w:val="0"/>
+          <w:numId w:val="154"/>
+        </w:numPr>
+        <w:spacing w:after="0" w:line="278" w:lineRule="auto"/>
+        <w:rPr>
+          <w:lang w:bidi="ar-DZ"/>
+        </w:rPr>
+      </w:pPr>
+      <w:r>
+        <w:rPr>
+          <w:lang w:bidi="ar-DZ"/>
+        </w:rPr>
+        <w:t xml:space="preserve">Every non-key attribute depends only on the primary key and not on another non-key attribute. </w:t>
+      </w:r>
+    </w:p>
+    <w:p>
+      <w:pPr>
+        <w:spacing w:after="0" w:line="278" w:lineRule="auto"/>
+        <w:rPr>
+          <w:lang w:bidi="ar-DZ"/>
+        </w:rPr>
+      </w:pPr>
+      <w:r>
+        <w:rPr>
+          <w:lang w:bidi="ar-DZ"/>
+        </w:rPr>
+        <w:t>The KriGo database separates independent business concepts into distinct entities connected by foreign keys. This eliminates transitive dependencies while maintaining referential integrity.</w:t>
+      </w:r>
+    </w:p>
+    <w:p>
+      <w:pPr>
+        <w:spacing w:after="0" w:line="278" w:lineRule="auto"/>
+        <w:rPr>
+          <w:lang w:bidi="ar-DZ"/>
+        </w:rPr>
+      </w:pPr>
+    </w:p>
+    <w:p>
+      <w:pPr>
+        <w:spacing w:after="0" w:line="278" w:lineRule="auto"/>
+        <w:rPr>
+          <w:b/>
+          <w:bCs/>
+          <w:lang w:bidi="ar-DZ"/>
+        </w:rPr>
+      </w:pPr>
+      <w:r>
+        <w:rPr>
+          <w:b/>
+          <w:bCs/>
+          <w:lang w:bidi="ar-DZ"/>
+        </w:rPr>
+        <w:t>3NF Analysis</w:t>
+      </w:r>
+    </w:p>
+    <w:p>
+      <w:pPr>
+        <w:spacing w:after="0" w:line="278" w:lineRule="auto"/>
+        <w:rPr>
+          <w:lang w:bidi="ar-DZ"/>
+        </w:rPr>
+      </w:pPr>
+      <w:r>
+        <w:rPr>
+          <w:b/>
+          <w:bCs/>
+          <w:lang w:bidi="ar-DZ"/>
+        </w:rPr>
+        <w:t>User</w:t>
+      </w:r>
+      <w:r>
+        <w:rPr>
+          <w:b/>
+          <w:bCs/>
+          <w:lang w:bidi="ar-DZ"/>
+        </w:rPr>
+        <w:t xml:space="preserve"> - </w:t>
+      </w:r>
+      <w:r>
+        <w:rPr>
+          <w:rFonts w:ascii="Segoe UI Symbol" w:hAnsi="Segoe UI Symbol" w:cs="Segoe UI Symbol"/>
+          <w:lang w:bidi="ar-DZ"/>
+        </w:rPr>
+        <w:t>✔</w:t>
+      </w:r>
+      <w:r>
+        <w:rPr>
+          <w:lang w:bidi="ar-DZ"/>
+        </w:rPr>
+        <w:t xml:space="preserve"> Satisfies 3NF</w:t>
+      </w:r>
+    </w:p>
+    <w:p>
+      <w:pPr>
+        <w:spacing w:after="0" w:line="278" w:lineRule="auto"/>
+        <w:rPr>
+          <w:lang w:bidi="ar-DZ"/>
+        </w:rPr>
+      </w:pPr>
+      <w:r>
+        <w:rPr>
+          <w:lang w:bidi="ar-DZ"/>
+        </w:rPr>
+        <w:t xml:space="preserve">Customer-specific information is </w:t>
+      </w:r>
+      <w:r>
+        <w:rPr>
+          <w:b/>
+          <w:bCs/>
+          <w:lang w:bidi="ar-DZ"/>
+        </w:rPr>
+        <w:t>not</w:t>
+      </w:r>
+      <w:r>
+        <w:rPr>
+          <w:lang w:bidi="ar-DZ"/>
+        </w:rPr>
+        <w:t xml:space="preserve"> stored inside the User table.</w:t>
+      </w:r>
+    </w:p>
+    <w:p>
+      <w:pPr>
+        <w:spacing w:after="0" w:line="278" w:lineRule="auto"/>
+        <w:rPr>
+          <w:lang w:bidi="ar-DZ"/>
+        </w:rPr>
+      </w:pPr>
+      <w:r>
+        <w:rPr>
+          <w:lang w:bidi="ar-DZ"/>
+        </w:rPr>
+        <w:t>Instead:</w:t>
+      </w:r>
+    </w:p>
+    <w:p>
+      <w:pPr>
+        <w:spacing w:after="0" w:line="278" w:lineRule="auto"/>
+        <w:rPr>
+          <w:lang w:bidi="ar-DZ"/>
+        </w:rPr>
+      </w:pPr>
+      <w:r>
+        <w:rPr>
+          <w:lang w:bidi="ar-DZ"/>
+        </w:rPr>
+        <w:t>User</w:t>
+      </w:r>
+    </w:p>
+    <w:p>
+      <w:pPr>
+        <w:spacing w:after="0" w:line="278" w:lineRule="auto"/>
+        <w:rPr>
+          <w:lang w:bidi="ar-DZ"/>
+        </w:rPr>
+      </w:pPr>
+      <w:r>
+        <w:rPr>
+          <w:lang w:bidi="ar-DZ"/>
+        </w:rPr>
+        <w:t>↓</w:t>
+      </w:r>
+    </w:p>
+    <w:p>
+      <w:pPr>
+        <w:spacing w:after="0" w:line="278" w:lineRule="auto"/>
+        <w:rPr>
+          <w:lang w:bidi="ar-DZ"/>
+        </w:rPr>
+      </w:pPr>
+      <w:r>
+        <w:rPr>
+          <w:lang w:bidi="ar-DZ"/>
+        </w:rPr>
+        <w:t>Customer</w:t>
+      </w:r>
+    </w:p>
+    <w:p>
+      <w:pPr>
+        <w:spacing w:after="0" w:line="278" w:lineRule="auto"/>
+        <w:rPr>
+          <w:lang w:bidi="ar-DZ"/>
+        </w:rPr>
+      </w:pPr>
+      <w:r>
+        <w:rPr>
+          <w:lang w:bidi="ar-DZ"/>
+        </w:rPr>
+        <w:t>This removes transitive dependencies.</w:t>
+      </w:r>
+    </w:p>
+    <w:p>
+      <w:pPr>
+        <w:spacing w:after="0" w:line="278" w:lineRule="auto"/>
+        <w:rPr>
+          <w:lang w:bidi="ar-DZ"/>
+        </w:rPr>
+      </w:pPr>
+    </w:p>
+    <w:p>
+      <w:pPr>
+        <w:spacing w:after="0" w:line="278" w:lineRule="auto"/>
+        <w:rPr>
+          <w:lang w:bidi="ar-DZ"/>
+        </w:rPr>
+      </w:pPr>
+      <w:r>
+        <w:rPr>
+          <w:b/>
+          <w:bCs/>
+          <w:lang w:bidi="ar-DZ"/>
+        </w:rPr>
+        <w:t>Agency</w:t>
+      </w:r>
+      <w:r>
+        <w:rPr>
+          <w:b/>
+          <w:bCs/>
+          <w:lang w:bidi="ar-DZ"/>
+        </w:rPr>
+        <w:t xml:space="preserve"> - </w:t>
+      </w:r>
+      <w:r>
+        <w:rPr>
+          <w:rFonts w:ascii="Segoe UI Symbol" w:hAnsi="Segoe UI Symbol" w:cs="Segoe UI Symbol"/>
+          <w:lang w:bidi="ar-DZ"/>
+        </w:rPr>
+        <w:t>✔</w:t>
+      </w:r>
+      <w:r>
+        <w:rPr>
+          <w:lang w:bidi="ar-DZ"/>
+        </w:rPr>
+        <w:t xml:space="preserve"> Satisfies 3NF</w:t>
+      </w:r>
+    </w:p>
+    <w:p>
+      <w:pPr>
+        <w:spacing w:after="0" w:line="278" w:lineRule="auto"/>
+        <w:rPr>
+          <w:lang w:bidi="ar-DZ"/>
+        </w:rPr>
+      </w:pPr>
+      <w:r>
+        <w:rPr>
+          <w:lang w:bidi="ar-DZ"/>
+        </w:rPr>
+        <w:t>Branch information is not stored inside Agency.</w:t>
+      </w:r>
+    </w:p>
+    <w:p>
+      <w:pPr>
+        <w:spacing w:after="0" w:line="278" w:lineRule="auto"/>
+        <w:rPr>
+          <w:lang w:bidi="ar-DZ"/>
+        </w:rPr>
+      </w:pPr>
+      <w:r>
+        <w:rPr>
+          <w:lang w:bidi="ar-DZ"/>
+        </w:rPr>
+        <w:t>Instead:</w:t>
+      </w:r>
+    </w:p>
+    <w:p>
+      <w:pPr>
+        <w:spacing w:after="0" w:line="278" w:lineRule="auto"/>
+        <w:rPr>
+          <w:lang w:bidi="ar-DZ"/>
+        </w:rPr>
+      </w:pPr>
+      <w:r>
+        <w:rPr>
+          <w:lang w:bidi="ar-DZ"/>
+        </w:rPr>
+        <w:t>Agency</w:t>
+      </w:r>
+    </w:p>
+    <w:p>
+      <w:pPr>
+        <w:spacing w:after="0" w:line="278" w:lineRule="auto"/>
+        <w:rPr>
+          <w:lang w:bidi="ar-DZ"/>
+        </w:rPr>
+      </w:pPr>
+      <w:r>
+        <w:rPr>
+          <w:lang w:bidi="ar-DZ"/>
+        </w:rPr>
+        <w:t>↓</w:t>
+      </w:r>
+    </w:p>
+    <w:p>
+      <w:pPr>
+        <w:spacing w:after="0" w:line="278" w:lineRule="auto"/>
+        <w:rPr>
+          <w:lang w:bidi="ar-DZ"/>
+        </w:rPr>
+      </w:pPr>
+      <w:r>
+        <w:rPr>
+          <w:lang w:bidi="ar-DZ"/>
+        </w:rPr>
+        <w:t>Branch</w:t>
+      </w:r>
+    </w:p>
+    <w:p>
+      <w:pPr>
+        <w:spacing w:after="0" w:line="278" w:lineRule="auto"/>
+        <w:rPr>
+          <w:lang w:bidi="ar-DZ"/>
+        </w:rPr>
+      </w:pPr>
+      <w:r>
+        <w:rPr>
+          <w:lang w:bidi="ar-DZ"/>
+        </w:rPr>
+        <w:t>This avoids duplicated branch addresses and contact information.</w:t>
+      </w:r>
+    </w:p>
+    <w:p>
+      <w:pPr>
+        <w:spacing w:after="0" w:line="278" w:lineRule="auto"/>
+        <w:rPr>
+          <w:lang w:bidi="ar-DZ"/>
+        </w:rPr>
+      </w:pPr>
+    </w:p>
+    <w:p>
+      <w:pPr>
+        <w:spacing w:line="278" w:lineRule="auto"/>
+        <w:rPr>
+          <w:b/>
+          <w:bCs/>
+          <w:lang w:bidi="ar-DZ"/>
+        </w:rPr>
+      </w:pPr>
+      <w:r>
+        <w:rPr>
+          <w:b/>
+          <w:bCs/>
+          <w:lang w:bidi="ar-DZ"/>
+        </w:rPr>
+        <w:br w:type="page"/>
+      </w:r>
+    </w:p>
+    <w:p>
+      <w:pPr>
+        <w:spacing w:after="0" w:line="278" w:lineRule="auto"/>
+        <w:rPr>
+          <w:lang w:bidi="ar-DZ"/>
+        </w:rPr>
+      </w:pPr>
+      <w:r>
+        <w:rPr>
+          <w:b/>
+          <w:bCs/>
+          <w:lang w:bidi="ar-DZ"/>
+        </w:rPr>
+        <w:lastRenderedPageBreak/>
+        <w:t>Vehicle</w:t>
+      </w:r>
+      <w:r>
+        <w:rPr>
+          <w:b/>
+          <w:bCs/>
+          <w:lang w:bidi="ar-DZ"/>
+        </w:rPr>
+        <w:t xml:space="preserve"> - </w:t>
+      </w:r>
+      <w:r>
+        <w:rPr>
+          <w:rFonts w:ascii="Segoe UI Symbol" w:hAnsi="Segoe UI Symbol" w:cs="Segoe UI Symbol"/>
+          <w:lang w:bidi="ar-DZ"/>
+        </w:rPr>
+        <w:t>✔</w:t>
+      </w:r>
+      <w:r>
+        <w:rPr>
+          <w:lang w:bidi="ar-DZ"/>
+        </w:rPr>
+        <w:t xml:space="preserve"> Satisfies 3NF</w:t>
+      </w:r>
+    </w:p>
+    <w:p>
+      <w:pPr>
+        <w:spacing w:after="0" w:line="278" w:lineRule="auto"/>
+        <w:rPr>
+          <w:lang w:bidi="ar-DZ"/>
+        </w:rPr>
+      </w:pPr>
+      <w:r>
+        <w:rPr>
+          <w:lang w:bidi="ar-DZ"/>
+        </w:rPr>
+        <w:t>Agency details and branch information are referenced using foreign keys.</w:t>
+      </w:r>
+    </w:p>
+    <w:p>
+      <w:pPr>
+        <w:spacing w:after="0" w:line="278" w:lineRule="auto"/>
+        <w:rPr>
+          <w:lang w:bidi="ar-DZ"/>
+        </w:rPr>
+      </w:pPr>
+      <w:r>
+        <w:rPr>
+          <w:lang w:bidi="ar-DZ"/>
+        </w:rPr>
+        <w:t>Vehicle records do not duplicate:</w:t>
+      </w:r>
+    </w:p>
+    <w:p>
+      <w:pPr>
+        <w:numPr>
+          <w:ilvl w:val="0"/>
+          <w:numId w:val="155"/>
+        </w:numPr>
+        <w:spacing w:after="0" w:line="278" w:lineRule="auto"/>
+        <w:rPr>
+          <w:lang w:bidi="ar-DZ"/>
+        </w:rPr>
+      </w:pPr>
+      <w:r>
+        <w:rPr>
+          <w:lang w:bidi="ar-DZ"/>
+        </w:rPr>
+        <w:t xml:space="preserve">Agency Name </w:t>
+      </w:r>
+    </w:p>
+    <w:p>
+      <w:pPr>
+        <w:numPr>
+          <w:ilvl w:val="0"/>
+          <w:numId w:val="155"/>
+        </w:numPr>
+        <w:spacing w:after="0" w:line="278" w:lineRule="auto"/>
+        <w:rPr>
+          <w:lang w:bidi="ar-DZ"/>
+        </w:rPr>
+      </w:pPr>
+      <w:r>
+        <w:rPr>
+          <w:lang w:bidi="ar-DZ"/>
+        </w:rPr>
+        <w:t xml:space="preserve">Branch Address </w:t>
+      </w:r>
+    </w:p>
+    <w:p>
+      <w:pPr>
+        <w:numPr>
+          <w:ilvl w:val="0"/>
+          <w:numId w:val="155"/>
+        </w:numPr>
+        <w:spacing w:after="0" w:line="278" w:lineRule="auto"/>
+        <w:rPr>
+          <w:lang w:bidi="ar-DZ"/>
+        </w:rPr>
+      </w:pPr>
+      <w:r>
+        <w:rPr>
+          <w:lang w:bidi="ar-DZ"/>
+        </w:rPr>
+        <w:t xml:space="preserve">Employee Information </w:t>
+      </w:r>
+    </w:p>
+    <w:p>
+      <w:pPr>
+        <w:spacing w:after="0" w:line="278" w:lineRule="auto"/>
+        <w:rPr>
+          <w:lang w:bidi="ar-DZ"/>
+        </w:rPr>
+      </w:pPr>
+    </w:p>
+    <w:p>
+      <w:pPr>
+        <w:spacing w:after="0" w:line="278" w:lineRule="auto"/>
+        <w:rPr>
+          <w:lang w:bidi="ar-DZ"/>
+        </w:rPr>
+      </w:pPr>
+      <w:r>
+        <w:rPr>
+          <w:b/>
+          <w:bCs/>
+          <w:lang w:bidi="ar-DZ"/>
+        </w:rPr>
+        <w:t>Reservation</w:t>
+      </w:r>
+      <w:r>
+        <w:rPr>
+          <w:b/>
+          <w:bCs/>
+          <w:lang w:bidi="ar-DZ"/>
+        </w:rPr>
+        <w:t xml:space="preserve"> - </w:t>
+      </w:r>
+      <w:r>
+        <w:rPr>
+          <w:rFonts w:ascii="Segoe UI Symbol" w:hAnsi="Segoe UI Symbol" w:cs="Segoe UI Symbol"/>
+          <w:lang w:bidi="ar-DZ"/>
+        </w:rPr>
+        <w:t>✔</w:t>
+      </w:r>
+      <w:r>
+        <w:rPr>
+          <w:lang w:bidi="ar-DZ"/>
+        </w:rPr>
+        <w:t xml:space="preserve"> Satisfies 3NF</w:t>
+      </w:r>
+    </w:p>
+    <w:p>
+      <w:pPr>
+        <w:spacing w:after="0" w:line="278" w:lineRule="auto"/>
+        <w:rPr>
+          <w:lang w:bidi="ar-DZ"/>
+        </w:rPr>
+      </w:pPr>
+      <w:r>
+        <w:rPr>
+          <w:lang w:bidi="ar-DZ"/>
+        </w:rPr>
+        <w:t>Reservation records reference:</w:t>
+      </w:r>
+    </w:p>
+    <w:p>
+      <w:pPr>
+        <w:numPr>
+          <w:ilvl w:val="0"/>
+          <w:numId w:val="156"/>
+        </w:numPr>
+        <w:spacing w:after="0" w:line="278" w:lineRule="auto"/>
+        <w:rPr>
+          <w:lang w:bidi="ar-DZ"/>
+        </w:rPr>
+      </w:pPr>
+      <w:r>
+        <w:rPr>
+          <w:lang w:bidi="ar-DZ"/>
+        </w:rPr>
+        <w:t xml:space="preserve">Customer </w:t>
+      </w:r>
+    </w:p>
+    <w:p>
+      <w:pPr>
+        <w:numPr>
+          <w:ilvl w:val="0"/>
+          <w:numId w:val="156"/>
+        </w:numPr>
+        <w:spacing w:after="0" w:line="278" w:lineRule="auto"/>
+        <w:rPr>
+          <w:lang w:bidi="ar-DZ"/>
+        </w:rPr>
+      </w:pPr>
+      <w:r>
+        <w:rPr>
+          <w:lang w:bidi="ar-DZ"/>
+        </w:rPr>
+        <w:t xml:space="preserve">Vehicle </w:t>
+      </w:r>
+    </w:p>
+    <w:p>
+      <w:pPr>
+        <w:spacing w:after="0" w:line="278" w:lineRule="auto"/>
+        <w:rPr>
+          <w:lang w:bidi="ar-DZ"/>
+        </w:rPr>
+      </w:pPr>
+      <w:r>
+        <w:rPr>
+          <w:lang w:bidi="ar-DZ"/>
+        </w:rPr>
+        <w:t>instead of storing:</w:t>
+      </w:r>
+    </w:p>
+    <w:p>
+      <w:pPr>
+        <w:numPr>
+          <w:ilvl w:val="0"/>
+          <w:numId w:val="157"/>
+        </w:numPr>
+        <w:spacing w:after="0" w:line="278" w:lineRule="auto"/>
+        <w:rPr>
+          <w:lang w:bidi="ar-DZ"/>
+        </w:rPr>
+      </w:pPr>
+      <w:r>
+        <w:rPr>
+          <w:lang w:bidi="ar-DZ"/>
+        </w:rPr>
+        <w:t xml:space="preserve">Customer Name </w:t>
+      </w:r>
+    </w:p>
+    <w:p>
+      <w:pPr>
+        <w:numPr>
+          <w:ilvl w:val="0"/>
+          <w:numId w:val="157"/>
+        </w:numPr>
+        <w:spacing w:after="0" w:line="278" w:lineRule="auto"/>
+        <w:rPr>
+          <w:lang w:bidi="ar-DZ"/>
+        </w:rPr>
+      </w:pPr>
+      <w:r>
+        <w:rPr>
+          <w:lang w:bidi="ar-DZ"/>
+        </w:rPr>
+        <w:t xml:space="preserve">Agency Name </w:t>
+      </w:r>
+    </w:p>
+    <w:p>
+      <w:pPr>
+        <w:numPr>
+          <w:ilvl w:val="0"/>
+          <w:numId w:val="157"/>
+        </w:numPr>
+        <w:spacing w:after="0" w:line="278" w:lineRule="auto"/>
+        <w:rPr>
+          <w:lang w:bidi="ar-DZ"/>
+        </w:rPr>
+      </w:pPr>
+      <w:r>
+        <w:rPr>
+          <w:lang w:bidi="ar-DZ"/>
+        </w:rPr>
+        <w:t xml:space="preserve">Vehicle Model </w:t>
+      </w:r>
+    </w:p>
+    <w:p>
+      <w:pPr>
+        <w:numPr>
+          <w:ilvl w:val="0"/>
+          <w:numId w:val="157"/>
+        </w:numPr>
+        <w:spacing w:after="0" w:line="278" w:lineRule="auto"/>
+        <w:rPr>
+          <w:lang w:bidi="ar-DZ"/>
+        </w:rPr>
+      </w:pPr>
+      <w:r>
+        <w:rPr>
+          <w:lang w:bidi="ar-DZ"/>
+        </w:rPr>
+        <w:t xml:space="preserve">Branch Address </w:t>
+      </w:r>
+    </w:p>
+    <w:p>
+      <w:pPr>
+        <w:spacing w:after="0" w:line="278" w:lineRule="auto"/>
+        <w:rPr>
+          <w:lang w:bidi="ar-DZ"/>
+        </w:rPr>
+      </w:pPr>
+      <w:r>
+        <w:rPr>
+          <w:lang w:bidi="ar-DZ"/>
+        </w:rPr>
+        <w:t>These values can be retrieved through joins.</w:t>
+      </w:r>
+    </w:p>
+    <w:p>
+      <w:pPr>
+        <w:spacing w:after="0" w:line="278" w:lineRule="auto"/>
+        <w:rPr>
+          <w:lang w:bidi="ar-DZ"/>
+        </w:rPr>
+      </w:pPr>
+    </w:p>
+    <w:p>
+      <w:pPr>
+        <w:spacing w:after="0" w:line="278" w:lineRule="auto"/>
+        <w:rPr>
+          <w:lang w:bidi="ar-DZ"/>
+        </w:rPr>
+      </w:pPr>
+      <w:r>
+        <w:rPr>
+          <w:b/>
+          <w:bCs/>
+          <w:lang w:bidi="ar-DZ"/>
+        </w:rPr>
+        <w:t>Payment</w:t>
+      </w:r>
+      <w:r>
+        <w:rPr>
+          <w:b/>
+          <w:bCs/>
+          <w:lang w:bidi="ar-DZ"/>
+        </w:rPr>
+        <w:t xml:space="preserve"> - </w:t>
+      </w:r>
+      <w:r>
+        <w:rPr>
+          <w:rFonts w:ascii="Segoe UI Symbol" w:hAnsi="Segoe UI Symbol" w:cs="Segoe UI Symbol"/>
+          <w:lang w:bidi="ar-DZ"/>
+        </w:rPr>
+        <w:t>✔</w:t>
+      </w:r>
+      <w:r>
+        <w:rPr>
+          <w:lang w:bidi="ar-DZ"/>
+        </w:rPr>
+        <w:t xml:space="preserve"> Satisfies 3NF</w:t>
+      </w:r>
+    </w:p>
+    <w:p>
+      <w:pPr>
+        <w:spacing w:after="0" w:line="278" w:lineRule="auto"/>
+        <w:rPr>
+          <w:lang w:bidi="ar-DZ"/>
+        </w:rPr>
+      </w:pPr>
+      <w:r>
+        <w:rPr>
+          <w:lang w:bidi="ar-DZ"/>
+        </w:rPr>
+        <w:t>Payment stores only:</w:t>
+      </w:r>
+    </w:p>
+    <w:p>
+      <w:pPr>
+        <w:numPr>
+          <w:ilvl w:val="0"/>
+          <w:numId w:val="158"/>
+        </w:numPr>
+        <w:spacing w:after="0" w:line="278" w:lineRule="auto"/>
+        <w:rPr>
+          <w:lang w:bidi="ar-DZ"/>
+        </w:rPr>
+      </w:pPr>
+      <w:r>
+        <w:rPr>
+          <w:lang w:bidi="ar-DZ"/>
+        </w:rPr>
+        <w:t xml:space="preserve">Amount </w:t>
+      </w:r>
+    </w:p>
+    <w:p>
+      <w:pPr>
+        <w:numPr>
+          <w:ilvl w:val="0"/>
+          <w:numId w:val="158"/>
+        </w:numPr>
+        <w:spacing w:after="0" w:line="278" w:lineRule="auto"/>
+        <w:rPr>
+          <w:lang w:bidi="ar-DZ"/>
+        </w:rPr>
+      </w:pPr>
+      <w:r>
+        <w:rPr>
+          <w:lang w:bidi="ar-DZ"/>
+        </w:rPr>
+        <w:t xml:space="preserve">Status </w:t>
+      </w:r>
+    </w:p>
+    <w:p>
+      <w:pPr>
+        <w:numPr>
+          <w:ilvl w:val="0"/>
+          <w:numId w:val="158"/>
+        </w:numPr>
+        <w:spacing w:after="0" w:line="278" w:lineRule="auto"/>
+        <w:rPr>
+          <w:lang w:bidi="ar-DZ"/>
+        </w:rPr>
+      </w:pPr>
+      <w:r>
+        <w:rPr>
+          <w:lang w:bidi="ar-DZ"/>
+        </w:rPr>
+        <w:t xml:space="preserve">Transaction Reference </w:t>
+      </w:r>
+    </w:p>
+    <w:p>
+      <w:pPr>
+        <w:spacing w:after="0" w:line="278" w:lineRule="auto"/>
+        <w:rPr>
+          <w:lang w:bidi="ar-DZ"/>
+        </w:rPr>
+      </w:pPr>
+      <w:r>
+        <w:rPr>
+          <w:lang w:bidi="ar-DZ"/>
+        </w:rPr>
+        <w:t>Reservation details remain in the Reservation entity.</w:t>
+      </w:r>
+    </w:p>
+    <w:p>
+      <w:pPr>
+        <w:spacing w:after="0" w:line="278" w:lineRule="auto"/>
+        <w:rPr>
+          <w:lang w:bidi="ar-DZ"/>
+        </w:rPr>
+      </w:pPr>
+    </w:p>
+    <w:p>
+      <w:pPr>
+        <w:spacing w:after="0" w:line="278" w:lineRule="auto"/>
+        <w:rPr>
+          <w:b/>
+          <w:bCs/>
+          <w:lang w:bidi="ar-DZ"/>
+        </w:rPr>
+      </w:pPr>
+      <w:r>
+        <w:rPr>
+          <w:b/>
+          <w:bCs/>
+          <w:lang w:bidi="ar-DZ"/>
+        </w:rPr>
+        <w:t>Review</w:t>
+      </w:r>
+      <w:r>
+        <w:rPr>
+          <w:b/>
+          <w:bCs/>
+          <w:lang w:bidi="ar-DZ"/>
+        </w:rPr>
+        <w:t xml:space="preserve"> - </w:t>
+      </w:r>
+      <w:r>
+        <w:rPr>
+          <w:rFonts w:ascii="Segoe UI Symbol" w:hAnsi="Segoe UI Symbol" w:cs="Segoe UI Symbol"/>
+          <w:lang w:bidi="ar-DZ"/>
+        </w:rPr>
+        <w:t>✔</w:t>
+      </w:r>
+      <w:r>
+        <w:rPr>
+          <w:lang w:bidi="ar-DZ"/>
+        </w:rPr>
+        <w:t xml:space="preserve"> Satisfies 3NF</w:t>
+      </w:r>
+    </w:p>
+    <w:p>
+      <w:pPr>
+        <w:spacing w:after="0" w:line="278" w:lineRule="auto"/>
+        <w:rPr>
+          <w:lang w:bidi="ar-DZ"/>
+        </w:rPr>
+      </w:pPr>
+      <w:r>
+        <w:rPr>
+          <w:lang w:bidi="ar-DZ"/>
+        </w:rPr>
+        <w:t>Reviews reference:</w:t>
+      </w:r>
+    </w:p>
+    <w:p>
+      <w:pPr>
+        <w:numPr>
+          <w:ilvl w:val="0"/>
+          <w:numId w:val="159"/>
+        </w:numPr>
+        <w:spacing w:after="0" w:line="278" w:lineRule="auto"/>
+        <w:rPr>
+          <w:lang w:bidi="ar-DZ"/>
+        </w:rPr>
+      </w:pPr>
+      <w:r>
+        <w:rPr>
+          <w:lang w:bidi="ar-DZ"/>
+        </w:rPr>
+        <w:t xml:space="preserve">Customer </w:t>
+      </w:r>
+    </w:p>
+    <w:p>
+      <w:pPr>
+        <w:numPr>
+          <w:ilvl w:val="0"/>
+          <w:numId w:val="159"/>
+        </w:numPr>
+        <w:spacing w:after="0" w:line="278" w:lineRule="auto"/>
+        <w:rPr>
+          <w:lang w:bidi="ar-DZ"/>
+        </w:rPr>
+      </w:pPr>
+      <w:r>
+        <w:rPr>
+          <w:lang w:bidi="ar-DZ"/>
+        </w:rPr>
+        <w:t xml:space="preserve">Reservation </w:t>
+      </w:r>
+    </w:p>
+    <w:p>
+      <w:pPr>
+        <w:spacing w:after="0" w:line="278" w:lineRule="auto"/>
+        <w:rPr>
+          <w:lang w:bidi="ar-DZ"/>
+        </w:rPr>
+      </w:pPr>
+      <w:r>
+        <w:rPr>
+          <w:lang w:bidi="ar-DZ"/>
+        </w:rPr>
+        <w:t>rather than storing duplicated customer information.</w:t>
+      </w:r>
+    </w:p>
+    <w:p>
+      <w:pPr>
+        <w:spacing w:after="0" w:line="278" w:lineRule="auto"/>
+        <w:rPr>
+          <w:lang w:bidi="ar-DZ"/>
+        </w:rPr>
+      </w:pPr>
+    </w:p>
+    <w:p>
+      <w:pPr>
+        <w:spacing w:after="0" w:line="278" w:lineRule="auto"/>
+        <w:rPr>
+          <w:b/>
+          <w:bCs/>
+          <w:lang w:bidi="ar-DZ"/>
+        </w:rPr>
+      </w:pPr>
+      <w:r>
+        <w:rPr>
+          <w:b/>
+          <w:bCs/>
+          <w:lang w:bidi="ar-DZ"/>
+        </w:rPr>
+        <w:t>Dispute</w:t>
+      </w:r>
+      <w:r>
+        <w:rPr>
+          <w:b/>
+          <w:bCs/>
+          <w:lang w:bidi="ar-DZ"/>
+        </w:rPr>
+        <w:t xml:space="preserve"> - </w:t>
+      </w:r>
+      <w:r>
+        <w:rPr>
+          <w:rFonts w:ascii="Segoe UI Symbol" w:hAnsi="Segoe UI Symbol" w:cs="Segoe UI Symbol"/>
+          <w:lang w:bidi="ar-DZ"/>
+        </w:rPr>
+        <w:t>✔</w:t>
+      </w:r>
+      <w:r>
+        <w:rPr>
+          <w:lang w:bidi="ar-DZ"/>
+        </w:rPr>
+        <w:t xml:space="preserve"> Satisfies 3NF</w:t>
+      </w:r>
+    </w:p>
+    <w:p>
+      <w:pPr>
+        <w:spacing w:after="0" w:line="278" w:lineRule="auto"/>
+        <w:rPr>
+          <w:lang w:bidi="ar-DZ"/>
+        </w:rPr>
+      </w:pPr>
+      <w:r>
+        <w:rPr>
+          <w:lang w:bidi="ar-DZ"/>
+        </w:rPr>
+        <w:t>Disputes reference reservations and users through foreign keys instead of repeating reservation and customer data.</w:t>
+      </w:r>
+    </w:p>
+    <w:p>
+      <w:pPr>
+        <w:spacing w:after="0" w:line="278" w:lineRule="auto"/>
+        <w:rPr>
+          <w:lang w:bidi="ar-DZ"/>
+        </w:rPr>
+      </w:pPr>
+    </w:p>
+    <w:p>
+      <w:pPr>
+        <w:spacing w:after="0" w:line="278" w:lineRule="auto"/>
+        <w:rPr>
+          <w:b/>
+          <w:bCs/>
+          <w:lang w:bidi="ar-DZ"/>
+        </w:rPr>
+      </w:pPr>
+      <w:r>
+        <w:rPr>
+          <w:b/>
+          <w:bCs/>
+          <w:lang w:bidi="ar-DZ"/>
+        </w:rPr>
+        <w:t>AI Recommendation</w:t>
+      </w:r>
+      <w:r>
+        <w:rPr>
+          <w:b/>
+          <w:bCs/>
+          <w:lang w:bidi="ar-DZ"/>
+        </w:rPr>
+        <w:t xml:space="preserve"> - </w:t>
+      </w:r>
+      <w:r>
+        <w:rPr>
+          <w:rFonts w:ascii="Segoe UI Symbol" w:hAnsi="Segoe UI Symbol" w:cs="Segoe UI Symbol"/>
+          <w:lang w:bidi="ar-DZ"/>
+        </w:rPr>
+        <w:t>✔</w:t>
+      </w:r>
+      <w:r>
+        <w:rPr>
+          <w:lang w:bidi="ar-DZ"/>
+        </w:rPr>
+        <w:t xml:space="preserve"> Satisfies 3NF</w:t>
+      </w:r>
+    </w:p>
+    <w:p>
+      <w:pPr>
+        <w:spacing w:after="0" w:line="278" w:lineRule="auto"/>
+        <w:rPr>
+          <w:lang w:bidi="ar-DZ"/>
+        </w:rPr>
+      </w:pPr>
+      <w:r>
+        <w:rPr>
+          <w:lang w:bidi="ar-DZ"/>
+        </w:rPr>
+        <w:t>Recommendations reference both:</w:t>
+      </w:r>
+    </w:p>
+    <w:p>
+      <w:pPr>
+        <w:numPr>
+          <w:ilvl w:val="0"/>
+          <w:numId w:val="160"/>
+        </w:numPr>
+        <w:spacing w:after="0" w:line="278" w:lineRule="auto"/>
+        <w:rPr>
+          <w:lang w:bidi="ar-DZ"/>
+        </w:rPr>
+      </w:pPr>
+      <w:r>
+        <w:rPr>
+          <w:lang w:bidi="ar-DZ"/>
+        </w:rPr>
+        <w:t xml:space="preserve">Customer </w:t>
+      </w:r>
+    </w:p>
+    <w:p>
+      <w:pPr>
+        <w:numPr>
+          <w:ilvl w:val="0"/>
+          <w:numId w:val="160"/>
+        </w:numPr>
+        <w:spacing w:after="0" w:line="278" w:lineRule="auto"/>
+        <w:rPr>
+          <w:lang w:bidi="ar-DZ"/>
+        </w:rPr>
+      </w:pPr>
+      <w:r>
+        <w:rPr>
+          <w:lang w:bidi="ar-DZ"/>
+        </w:rPr>
+        <w:t xml:space="preserve">Vehicle </w:t>
+      </w:r>
+    </w:p>
+    <w:p>
+      <w:pPr>
+        <w:spacing w:after="0" w:line="278" w:lineRule="auto"/>
+        <w:rPr>
+          <w:lang w:bidi="ar-DZ"/>
+        </w:rPr>
+      </w:pPr>
+      <w:r>
+        <w:rPr>
+          <w:lang w:bidi="ar-DZ"/>
+        </w:rPr>
+        <w:t>No vehicle specifications or customer profile data are duplicated.</w:t>
+      </w:r>
+    </w:p>
+    <w:p>
+      <w:pPr>
+        <w:spacing w:after="0" w:line="278" w:lineRule="auto"/>
+        <w:rPr>
+          <w:lang w:bidi="ar-DZ"/>
+        </w:rPr>
+      </w:pPr>
+    </w:p>
+    <w:p>
+      <w:pPr>
+        <w:spacing w:line="278" w:lineRule="auto"/>
+        <w:rPr>
+          <w:rFonts w:eastAsiaTheme="majorEastAsia" w:cstheme="majorBidi"/>
+          <w:b/>
+          <w:color w:val="000000" w:themeColor="text1"/>
+          <w:spacing w:val="-10"/>
+          <w:kern w:val="28"/>
+          <w:szCs w:val="56"/>
+          <w:lang w:bidi="ar-DZ"/>
+        </w:rPr>
+      </w:pPr>
+      <w:r>
+        <w:rPr>
+          <w:lang w:bidi="ar-DZ"/>
+        </w:rPr>
+        <w:br w:type="page"/>
+      </w:r>
+    </w:p>
+    <w:p>
+      <w:pPr>
+        <w:pStyle w:val="Title"/>
+        <w:spacing w:line="240" w:lineRule="auto"/>
+        <w:rPr>
+          <w:lang w:bidi="ar-DZ"/>
+        </w:rPr>
+      </w:pPr>
+      <w:r>
+        <w:rPr>
+          <w:lang w:bidi="ar-DZ"/>
+        </w:rPr>
+        <w:lastRenderedPageBreak/>
+        <w:t>Analytics Report</w:t>
+      </w:r>
+      <w:r>
+        <w:rPr>
+          <w:lang w:bidi="ar-DZ"/>
+        </w:rPr>
+        <w:t xml:space="preserve"> - </w:t>
+      </w:r>
+      <w:r>
+        <w:rPr>
+          <w:rFonts w:ascii="Segoe UI Symbol" w:hAnsi="Segoe UI Symbol" w:cs="Segoe UI Symbol"/>
+          <w:b w:val="0"/>
+          <w:bCs/>
+          <w:lang w:bidi="ar-DZ"/>
+        </w:rPr>
+        <w:t>✔</w:t>
+      </w:r>
+      <w:r>
+        <w:rPr>
+          <w:b w:val="0"/>
+          <w:bCs/>
+          <w:lang w:bidi="ar-DZ"/>
+        </w:rPr>
+        <w:t xml:space="preserve"> Satisfies 3NF</w:t>
+      </w:r>
+    </w:p>
+    <w:p>
+      <w:pPr>
+        <w:spacing w:after="0" w:line="278" w:lineRule="auto"/>
+        <w:rPr>
+          <w:lang w:bidi="ar-DZ"/>
+        </w:rPr>
+      </w:pPr>
+      <w:r>
+        <w:rPr>
+          <w:lang w:bidi="ar-DZ"/>
+        </w:rPr>
+        <w:t>Reports reference the administrator who generated them without duplicating administrator profile information.</w:t>
+      </w:r>
+    </w:p>
+    <w:p>
+      <w:pPr>
+        <w:spacing w:after="0" w:line="278" w:lineRule="auto"/>
+        <w:rPr>
+          <w:lang w:bidi="ar-DZ"/>
+        </w:rPr>
+      </w:pPr>
+    </w:p>
+    <w:p>
+      <w:pPr>
+        <w:pStyle w:val="Title"/>
+        <w:rPr>
+          <w:lang w:bidi="ar-DZ"/>
+        </w:rPr>
+      </w:pPr>
+      <w:r>
+        <w:rPr>
+          <w:lang w:bidi="ar-DZ"/>
+        </w:rPr>
+        <w:t>Third Normal Form Summary</w:t>
+      </w:r>
+    </w:p>
+    <w:tbl>
+      <w:tblPr>
+        <w:tblStyle w:val="PlainTable1"/>
+        <w:tblW w:w="0" w:type="auto"/>
+        <w:tblCellMar>
+          <w:top w:w="58" w:type="dxa"/>
+          <w:bottom w:w="58" w:type="dxa"/>
+        </w:tblCellMar>
+        <w:tblLook w:val="04A0" w:firstRow="1" w:lastRow="0" w:firstColumn="1" w:lastColumn="0" w:noHBand="0" w:noVBand="1"/>
+      </w:tblPr>
+      <w:tblGrid>
+        <w:gridCol w:w="3415"/>
+        <w:gridCol w:w="3600"/>
+        <w:gridCol w:w="2070"/>
+      </w:tblGrid>
+      <w:tr>
+        <w:trPr>
+          <w:cnfStyle w:val="100000000000" w:firstRow="1" w:lastRow="0" w:firstColumn="0" w:lastColumn="0" w:oddVBand="0" w:evenVBand="0" w:oddHBand="0" w:evenHBand="0" w:firstRowFirstColumn="0" w:firstRowLastColumn="0" w:lastRowFirstColumn="0" w:lastRowLastColumn="0"/>
+          <w:trHeight w:val="231"/>
+        </w:trPr>
+        <w:tc>
+          <w:tcPr>
+            <w:cnfStyle w:val="001000000000" w:firstRow="0" w:lastRow="0" w:firstColumn="1" w:lastColumn="0" w:oddVBand="0" w:evenVBand="0" w:oddHBand="0" w:evenHBand="0" w:firstRowFirstColumn="0" w:firstRowLastColumn="0" w:lastRowFirstColumn="0" w:lastRowLastColumn="0"/>
+            <w:tcW w:w="3415" w:type="dxa"/>
+            <w:vAlign w:val="center"/>
+            <w:hideMark/>
+          </w:tcPr>
+          <w:p>
+            <w:pPr>
+              <w:spacing w:line="278" w:lineRule="auto"/>
+              <w:rPr>
+                <w:lang w:bidi="ar-DZ"/>
+              </w:rPr>
+            </w:pPr>
+            <w:r>
+              <w:rPr>
+                <w:lang w:bidi="ar-DZ"/>
+              </w:rPr>
+              <w:t>Entity</w:t>
+            </w:r>
+          </w:p>
+        </w:tc>
+        <w:tc>
+          <w:tcPr>
+            <w:tcW w:w="3600" w:type="dxa"/>
+            <w:vAlign w:val="center"/>
+            <w:hideMark/>
+          </w:tcPr>
+          <w:p>
+            <w:pPr>
+              <w:spacing w:line="278" w:lineRule="auto"/>
+              <w:cnfStyle w:val="100000000000" w:firstRow="1" w:lastRow="0" w:firstColumn="0" w:lastColumn="0" w:oddVBand="0" w:evenVBand="0" w:oddHBand="0" w:evenHBand="0" w:firstRowFirstColumn="0" w:firstRowLastColumn="0" w:lastRowFirstColumn="0" w:lastRowLastColumn="0"/>
+              <w:rPr>
+                <w:lang w:bidi="ar-DZ"/>
+              </w:rPr>
+            </w:pPr>
+            <w:r>
+              <w:rPr>
+                <w:lang w:bidi="ar-DZ"/>
+              </w:rPr>
+              <w:t>Transitive Dependency</w:t>
+            </w:r>
+          </w:p>
+        </w:tc>
+        <w:tc>
+          <w:tcPr>
+            <w:tcW w:w="2070" w:type="dxa"/>
+            <w:vAlign w:val="center"/>
+            <w:hideMark/>
+          </w:tcPr>
+          <w:p>
+            <w:pPr>
+              <w:spacing w:line="278" w:lineRule="auto"/>
+              <w:cnfStyle w:val="100000000000" w:firstRow="1" w:lastRow="0" w:firstColumn="0" w:lastColumn="0" w:oddVBand="0" w:evenVBand="0" w:oddHBand="0" w:evenHBand="0" w:firstRowFirstColumn="0" w:firstRowLastColumn="0" w:lastRowFirstColumn="0" w:lastRowLastColumn="0"/>
+              <w:rPr>
+                <w:lang w:bidi="ar-DZ"/>
+              </w:rPr>
+            </w:pPr>
+            <w:r>
+              <w:rPr>
+                <w:lang w:bidi="ar-DZ"/>
+              </w:rPr>
+              <w:t>3NF Status</w:t>
+            </w:r>
+          </w:p>
+        </w:tc>
+      </w:tr>
+      <w:tr>
+        <w:trPr>
+          <w:cnfStyle w:val="000000100000" w:firstRow="0" w:lastRow="0" w:firstColumn="0" w:lastColumn="0" w:oddVBand="0" w:evenVBand="0" w:oddHBand="1" w:evenHBand="0" w:firstRowFirstColumn="0" w:firstRowLastColumn="0" w:lastRowFirstColumn="0" w:lastRowLastColumn="0"/>
+          <w:trHeight w:val="432"/>
+        </w:trPr>
+        <w:tc>
+          <w:tcPr>
+            <w:cnfStyle w:val="001000000000" w:firstRow="0" w:lastRow="0" w:firstColumn="1" w:lastColumn="0" w:oddVBand="0" w:evenVBand="0" w:oddHBand="0" w:evenHBand="0" w:firstRowFirstColumn="0" w:firstRowLastColumn="0" w:lastRowFirstColumn="0" w:lastRowLastColumn="0"/>
+            <w:tcW w:w="3415" w:type="dxa"/>
+            <w:vAlign w:val="center"/>
+            <w:hideMark/>
+          </w:tcPr>
+          <w:p>
+            <w:pPr>
+              <w:spacing w:line="278" w:lineRule="auto"/>
+              <w:rPr>
+                <w:lang w:bidi="ar-DZ"/>
+              </w:rPr>
+            </w:pPr>
+            <w:r>
+              <w:rPr>
+                <w:lang w:bidi="ar-DZ"/>
+              </w:rPr>
+              <w:t>User</w:t>
+            </w:r>
+          </w:p>
+        </w:tc>
+        <w:tc>
+          <w:tcPr>
+            <w:tcW w:w="3600" w:type="dxa"/>
+            <w:vAlign w:val="center"/>
+            <w:hideMark/>
+          </w:tcPr>
+          <w:p>
+            <w:pPr>
+              <w:spacing w:line="278" w:lineRule="auto"/>
+              <w:cnfStyle w:val="000000100000" w:firstRow="0" w:lastRow="0" w:firstColumn="0" w:lastColumn="0" w:oddVBand="0" w:evenVBand="0" w:oddHBand="1" w:evenHBand="0" w:firstRowFirstColumn="0" w:firstRowLastColumn="0" w:lastRowFirstColumn="0" w:lastRowLastColumn="0"/>
+              <w:rPr>
+                <w:lang w:bidi="ar-DZ"/>
+              </w:rPr>
+            </w:pPr>
+            <w:r>
+              <w:rPr>
+                <w:lang w:bidi="ar-DZ"/>
+              </w:rPr>
+              <w:t>None</w:t>
+            </w:r>
+          </w:p>
+        </w:tc>
+        <w:tc>
+          <w:tcPr>
+            <w:tcW w:w="2070" w:type="dxa"/>
+            <w:vAlign w:val="center"/>
+            <w:hideMark/>
+          </w:tcPr>
+          <w:p>
+            <w:pPr>
+              <w:spacing w:line="278" w:lineRule="auto"/>
+              <w:cnfStyle w:val="000000100000" w:firstRow="0" w:lastRow="0" w:firstColumn="0" w:lastColumn="0" w:oddVBand="0" w:evenVBand="0" w:oddHBand="1" w:evenHBand="0" w:firstRowFirstColumn="0" w:firstRowLastColumn="0" w:lastRowFirstColumn="0" w:lastRowLastColumn="0"/>
+              <w:rPr>
+                <w:lang w:bidi="ar-DZ"/>
+              </w:rPr>
+            </w:pPr>
+            <w:r>
+              <w:rPr>
+                <w:rFonts w:ascii="Segoe UI Symbol" w:hAnsi="Segoe UI Symbol" w:cs="Segoe UI Symbol"/>
+                <w:lang w:bidi="ar-DZ"/>
+              </w:rPr>
+              <w:t>✓</w:t>
+            </w:r>
+          </w:p>
+        </w:tc>
+      </w:tr>
+      <w:tr>
+        <w:trPr>
+          <w:trHeight w:val="432"/>
+        </w:trPr>
+        <w:tc>
+          <w:tcPr>
+            <w:cnfStyle w:val="001000000000" w:firstRow="0" w:lastRow="0" w:firstColumn="1" w:lastColumn="0" w:oddVBand="0" w:evenVBand="0" w:oddHBand="0" w:evenHBand="0" w:firstRowFirstColumn="0" w:firstRowLastColumn="0" w:lastRowFirstColumn="0" w:lastRowLastColumn="0"/>
+            <w:tcW w:w="3415" w:type="dxa"/>
+            <w:vAlign w:val="center"/>
+            <w:hideMark/>
+          </w:tcPr>
+          <w:p>
+            <w:pPr>
+              <w:spacing w:line="278" w:lineRule="auto"/>
+              <w:rPr>
+                <w:lang w:bidi="ar-DZ"/>
+              </w:rPr>
+            </w:pPr>
+            <w:r>
+              <w:rPr>
+                <w:lang w:bidi="ar-DZ"/>
+              </w:rPr>
+              <w:t>Customer</w:t>
+            </w:r>
+          </w:p>
+        </w:tc>
+        <w:tc>
+          <w:tcPr>
+            <w:tcW w:w="3600" w:type="dxa"/>
+            <w:vAlign w:val="center"/>
+            <w:hideMark/>
+          </w:tcPr>
+          <w:p>
+            <w:pPr>
+              <w:spacing w:line="278" w:lineRule="auto"/>
+              <w:cnfStyle w:val="000000000000" w:firstRow="0" w:lastRow="0" w:firstColumn="0" w:lastColumn="0" w:oddVBand="0" w:evenVBand="0" w:oddHBand="0" w:evenHBand="0" w:firstRowFirstColumn="0" w:firstRowLastColumn="0" w:lastRowFirstColumn="0" w:lastRowLastColumn="0"/>
+              <w:rPr>
+                <w:lang w:bidi="ar-DZ"/>
+              </w:rPr>
+            </w:pPr>
+            <w:r>
+              <w:rPr>
+                <w:lang w:bidi="ar-DZ"/>
+              </w:rPr>
+              <w:t>None</w:t>
+            </w:r>
+          </w:p>
+        </w:tc>
+        <w:tc>
+          <w:tcPr>
+            <w:tcW w:w="2070" w:type="dxa"/>
+            <w:vAlign w:val="center"/>
+            <w:hideMark/>
+          </w:tcPr>
+          <w:p>
+            <w:pPr>
+              <w:spacing w:line="278" w:lineRule="auto"/>
+              <w:cnfStyle w:val="000000000000" w:firstRow="0" w:lastRow="0" w:firstColumn="0" w:lastColumn="0" w:oddVBand="0" w:evenVBand="0" w:oddHBand="0" w:evenHBand="0" w:firstRowFirstColumn="0" w:firstRowLastColumn="0" w:lastRowFirstColumn="0" w:lastRowLastColumn="0"/>
+              <w:rPr>
+                <w:lang w:bidi="ar-DZ"/>
+              </w:rPr>
+            </w:pPr>
+            <w:r>
+              <w:rPr>
+                <w:rFonts w:ascii="Segoe UI Symbol" w:hAnsi="Segoe UI Symbol" w:cs="Segoe UI Symbol"/>
+                <w:lang w:bidi="ar-DZ"/>
+              </w:rPr>
+              <w:t>✓</w:t>
+            </w:r>
+          </w:p>
+        </w:tc>
+      </w:tr>
+      <w:tr>
+        <w:trPr>
+          <w:cnfStyle w:val="000000100000" w:firstRow="0" w:lastRow="0" w:firstColumn="0" w:lastColumn="0" w:oddVBand="0" w:evenVBand="0" w:oddHBand="1" w:evenHBand="0" w:firstRowFirstColumn="0" w:firstRowLastColumn="0" w:lastRowFirstColumn="0" w:lastRowLastColumn="0"/>
+          <w:trHeight w:val="432"/>
+        </w:trPr>
+        <w:tc>
+          <w:tcPr>
+            <w:cnfStyle w:val="001000000000" w:firstRow="0" w:lastRow="0" w:firstColumn="1" w:lastColumn="0" w:oddVBand="0" w:evenVBand="0" w:oddHBand="0" w:evenHBand="0" w:firstRowFirstColumn="0" w:firstRowLastColumn="0" w:lastRowFirstColumn="0" w:lastRowLastColumn="0"/>
+            <w:tcW w:w="3415" w:type="dxa"/>
+            <w:vAlign w:val="center"/>
+            <w:hideMark/>
+          </w:tcPr>
+          <w:p>
+            <w:pPr>
+              <w:spacing w:line="278" w:lineRule="auto"/>
+              <w:rPr>
+                <w:lang w:bidi="ar-DZ"/>
+              </w:rPr>
+            </w:pPr>
+            <w:r>
+              <w:rPr>
+                <w:lang w:bidi="ar-DZ"/>
+              </w:rPr>
+              <w:t>Agency</w:t>
+            </w:r>
+          </w:p>
+        </w:tc>
+        <w:tc>
+          <w:tcPr>
+            <w:tcW w:w="3600" w:type="dxa"/>
+            <w:vAlign w:val="center"/>
+            <w:hideMark/>
+          </w:tcPr>
+          <w:p>
+            <w:pPr>
+              <w:spacing w:line="278" w:lineRule="auto"/>
+              <w:cnfStyle w:val="000000100000" w:firstRow="0" w:lastRow="0" w:firstColumn="0" w:lastColumn="0" w:oddVBand="0" w:evenVBand="0" w:oddHBand="1" w:evenHBand="0" w:firstRowFirstColumn="0" w:firstRowLastColumn="0" w:lastRowFirstColumn="0" w:lastRowLastColumn="0"/>
+              <w:rPr>
+                <w:lang w:bidi="ar-DZ"/>
+              </w:rPr>
+            </w:pPr>
+            <w:r>
+              <w:rPr>
+                <w:lang w:bidi="ar-DZ"/>
+              </w:rPr>
+              <w:t>None</w:t>
+            </w:r>
+          </w:p>
+        </w:tc>
+        <w:tc>
+          <w:tcPr>
+            <w:tcW w:w="2070" w:type="dxa"/>
+            <w:vAlign w:val="center"/>
+            <w:hideMark/>
+          </w:tcPr>
+          <w:p>
+            <w:pPr>
+              <w:spacing w:line="278" w:lineRule="auto"/>
+              <w:cnfStyle w:val="000000100000" w:firstRow="0" w:lastRow="0" w:firstColumn="0" w:lastColumn="0" w:oddVBand="0" w:evenVBand="0" w:oddHBand="1" w:evenHBand="0" w:firstRowFirstColumn="0" w:firstRowLastColumn="0" w:lastRowFirstColumn="0" w:lastRowLastColumn="0"/>
+              <w:rPr>
+                <w:lang w:bidi="ar-DZ"/>
+              </w:rPr>
+            </w:pPr>
+            <w:r>
+              <w:rPr>
+                <w:rFonts w:ascii="Segoe UI Symbol" w:hAnsi="Segoe UI Symbol" w:cs="Segoe UI Symbol"/>
+                <w:lang w:bidi="ar-DZ"/>
+              </w:rPr>
+              <w:t>✓</w:t>
+            </w:r>
+          </w:p>
+        </w:tc>
+      </w:tr>
+      <w:tr>
+        <w:trPr>
+          <w:trHeight w:val="432"/>
+        </w:trPr>
+        <w:tc>
+          <w:tcPr>
+            <w:cnfStyle w:val="001000000000" w:firstRow="0" w:lastRow="0" w:firstColumn="1" w:lastColumn="0" w:oddVBand="0" w:evenVBand="0" w:oddHBand="0" w:evenHBand="0" w:firstRowFirstColumn="0" w:firstRowLastColumn="0" w:lastRowFirstColumn="0" w:lastRowLastColumn="0"/>
+            <w:tcW w:w="3415" w:type="dxa"/>
+            <w:vAlign w:val="center"/>
+            <w:hideMark/>
+          </w:tcPr>
+          <w:p>
+            <w:pPr>
+              <w:spacing w:line="278" w:lineRule="auto"/>
+              <w:rPr>
+                <w:lang w:bidi="ar-DZ"/>
+              </w:rPr>
+            </w:pPr>
+            <w:r>
+              <w:rPr>
+                <w:lang w:bidi="ar-DZ"/>
+              </w:rPr>
+              <w:t>Agency Verification</w:t>
+            </w:r>
+          </w:p>
+        </w:tc>
+        <w:tc>
+          <w:tcPr>
+            <w:tcW w:w="3600" w:type="dxa"/>
+            <w:vAlign w:val="center"/>
+            <w:hideMark/>
+          </w:tcPr>
+          <w:p>
+            <w:pPr>
+              <w:spacing w:line="278" w:lineRule="auto"/>
+              <w:cnfStyle w:val="000000000000" w:firstRow="0" w:lastRow="0" w:firstColumn="0" w:lastColumn="0" w:oddVBand="0" w:evenVBand="0" w:oddHBand="0" w:evenHBand="0" w:firstRowFirstColumn="0" w:firstRowLastColumn="0" w:lastRowFirstColumn="0" w:lastRowLastColumn="0"/>
+              <w:rPr>
+                <w:lang w:bidi="ar-DZ"/>
+              </w:rPr>
+            </w:pPr>
+            <w:r>
+              <w:rPr>
+                <w:lang w:bidi="ar-DZ"/>
+              </w:rPr>
+              <w:t>None</w:t>
+            </w:r>
+          </w:p>
+        </w:tc>
+        <w:tc>
+          <w:tcPr>
+            <w:tcW w:w="2070" w:type="dxa"/>
+            <w:vAlign w:val="center"/>
+            <w:hideMark/>
+          </w:tcPr>
+          <w:p>
+            <w:pPr>
+              <w:spacing w:line="278" w:lineRule="auto"/>
+              <w:cnfStyle w:val="000000000000" w:firstRow="0" w:lastRow="0" w:firstColumn="0" w:lastColumn="0" w:oddVBand="0" w:evenVBand="0" w:oddHBand="0" w:evenHBand="0" w:firstRowFirstColumn="0" w:firstRowLastColumn="0" w:lastRowFirstColumn="0" w:lastRowLastColumn="0"/>
+              <w:rPr>
+                <w:lang w:bidi="ar-DZ"/>
+              </w:rPr>
+            </w:pPr>
+            <w:r>
+              <w:rPr>
+                <w:rFonts w:ascii="Segoe UI Symbol" w:hAnsi="Segoe UI Symbol" w:cs="Segoe UI Symbol"/>
+                <w:lang w:bidi="ar-DZ"/>
+              </w:rPr>
+              <w:t>✓</w:t>
+            </w:r>
+          </w:p>
+        </w:tc>
+      </w:tr>
+      <w:tr>
+        <w:trPr>
+          <w:cnfStyle w:val="000000100000" w:firstRow="0" w:lastRow="0" w:firstColumn="0" w:lastColumn="0" w:oddVBand="0" w:evenVBand="0" w:oddHBand="1" w:evenHBand="0" w:firstRowFirstColumn="0" w:firstRowLastColumn="0" w:lastRowFirstColumn="0" w:lastRowLastColumn="0"/>
+          <w:trHeight w:val="432"/>
+        </w:trPr>
+        <w:tc>
+          <w:tcPr>
+            <w:cnfStyle w:val="001000000000" w:firstRow="0" w:lastRow="0" w:firstColumn="1" w:lastColumn="0" w:oddVBand="0" w:evenVBand="0" w:oddHBand="0" w:evenHBand="0" w:firstRowFirstColumn="0" w:firstRowLastColumn="0" w:lastRowFirstColumn="0" w:lastRowLastColumn="0"/>
+            <w:tcW w:w="3415" w:type="dxa"/>
+            <w:vAlign w:val="center"/>
+            <w:hideMark/>
+          </w:tcPr>
+          <w:p>
+            <w:pPr>
+              <w:spacing w:line="278" w:lineRule="auto"/>
+              <w:rPr>
+                <w:lang w:bidi="ar-DZ"/>
+              </w:rPr>
+            </w:pPr>
+            <w:r>
+              <w:rPr>
+                <w:lang w:bidi="ar-DZ"/>
+              </w:rPr>
+              <w:t>Branch</w:t>
+            </w:r>
+          </w:p>
+        </w:tc>
+        <w:tc>
+          <w:tcPr>
+            <w:tcW w:w="3600" w:type="dxa"/>
+            <w:vAlign w:val="center"/>
+            <w:hideMark/>
+          </w:tcPr>
+          <w:p>
+            <w:pPr>
+              <w:spacing w:line="278" w:lineRule="auto"/>
+              <w:cnfStyle w:val="000000100000" w:firstRow="0" w:lastRow="0" w:firstColumn="0" w:lastColumn="0" w:oddVBand="0" w:evenVBand="0" w:oddHBand="1" w:evenHBand="0" w:firstRowFirstColumn="0" w:firstRowLastColumn="0" w:lastRowFirstColumn="0" w:lastRowLastColumn="0"/>
+              <w:rPr>
+                <w:lang w:bidi="ar-DZ"/>
+              </w:rPr>
+            </w:pPr>
+            <w:r>
+              <w:rPr>
+                <w:lang w:bidi="ar-DZ"/>
+              </w:rPr>
+              <w:t>None</w:t>
+            </w:r>
+          </w:p>
+        </w:tc>
+        <w:tc>
+          <w:tcPr>
+            <w:tcW w:w="2070" w:type="dxa"/>
+            <w:vAlign w:val="center"/>
+            <w:hideMark/>
+          </w:tcPr>
+          <w:p>
+            <w:pPr>
+              <w:spacing w:line="278" w:lineRule="auto"/>
+              <w:cnfStyle w:val="000000100000" w:firstRow="0" w:lastRow="0" w:firstColumn="0" w:lastColumn="0" w:oddVBand="0" w:evenVBand="0" w:oddHBand="1" w:evenHBand="0" w:firstRowFirstColumn="0" w:firstRowLastColumn="0" w:lastRowFirstColumn="0" w:lastRowLastColumn="0"/>
+              <w:rPr>
+                <w:lang w:bidi="ar-DZ"/>
+              </w:rPr>
+            </w:pPr>
+            <w:r>
+              <w:rPr>
+                <w:rFonts w:ascii="Segoe UI Symbol" w:hAnsi="Segoe UI Symbol" w:cs="Segoe UI Symbol"/>
+                <w:lang w:bidi="ar-DZ"/>
+              </w:rPr>
+              <w:t>✓</w:t>
+            </w:r>
+          </w:p>
+        </w:tc>
+      </w:tr>
+      <w:tr>
+        <w:trPr>
+          <w:trHeight w:val="432"/>
+        </w:trPr>
+        <w:tc>
+          <w:tcPr>
+            <w:cnfStyle w:val="001000000000" w:firstRow="0" w:lastRow="0" w:firstColumn="1" w:lastColumn="0" w:oddVBand="0" w:evenVBand="0" w:oddHBand="0" w:evenHBand="0" w:firstRowFirstColumn="0" w:firstRowLastColumn="0" w:lastRowFirstColumn="0" w:lastRowLastColumn="0"/>
+            <w:tcW w:w="3415" w:type="dxa"/>
+            <w:vAlign w:val="center"/>
+            <w:hideMark/>
+          </w:tcPr>
+          <w:p>
+            <w:pPr>
+              <w:spacing w:line="278" w:lineRule="auto"/>
+              <w:rPr>
+                <w:lang w:bidi="ar-DZ"/>
+              </w:rPr>
+            </w:pPr>
+            <w:r>
+              <w:rPr>
+                <w:lang w:bidi="ar-DZ"/>
+              </w:rPr>
+              <w:t>Employee</w:t>
+            </w:r>
+          </w:p>
+        </w:tc>
+        <w:tc>
+          <w:tcPr>
+            <w:tcW w:w="3600" w:type="dxa"/>
+            <w:vAlign w:val="center"/>
+            <w:hideMark/>
+          </w:tcPr>
+          <w:p>
+            <w:pPr>
+              <w:spacing w:line="278" w:lineRule="auto"/>
+              <w:cnfStyle w:val="000000000000" w:firstRow="0" w:lastRow="0" w:firstColumn="0" w:lastColumn="0" w:oddVBand="0" w:evenVBand="0" w:oddHBand="0" w:evenHBand="0" w:firstRowFirstColumn="0" w:firstRowLastColumn="0" w:lastRowFirstColumn="0" w:lastRowLastColumn="0"/>
+              <w:rPr>
+                <w:lang w:bidi="ar-DZ"/>
+              </w:rPr>
+            </w:pPr>
+            <w:r>
+              <w:rPr>
+                <w:lang w:bidi="ar-DZ"/>
+              </w:rPr>
+              <w:t>None</w:t>
+            </w:r>
+          </w:p>
+        </w:tc>
+        <w:tc>
+          <w:tcPr>
+            <w:tcW w:w="2070" w:type="dxa"/>
+            <w:vAlign w:val="center"/>
+            <w:hideMark/>
+          </w:tcPr>
+          <w:p>
+            <w:pPr>
+              <w:spacing w:line="278" w:lineRule="auto"/>
+              <w:cnfStyle w:val="000000000000" w:firstRow="0" w:lastRow="0" w:firstColumn="0" w:lastColumn="0" w:oddVBand="0" w:evenVBand="0" w:oddHBand="0" w:evenHBand="0" w:firstRowFirstColumn="0" w:firstRowLastColumn="0" w:lastRowFirstColumn="0" w:lastRowLastColumn="0"/>
+              <w:rPr>
+                <w:lang w:bidi="ar-DZ"/>
+              </w:rPr>
+            </w:pPr>
+            <w:r>
+              <w:rPr>
+                <w:rFonts w:ascii="Segoe UI Symbol" w:hAnsi="Segoe UI Symbol" w:cs="Segoe UI Symbol"/>
+                <w:lang w:bidi="ar-DZ"/>
+              </w:rPr>
+              <w:t>✓</w:t>
+            </w:r>
+          </w:p>
+        </w:tc>
+      </w:tr>
+      <w:tr>
+        <w:trPr>
+          <w:cnfStyle w:val="000000100000" w:firstRow="0" w:lastRow="0" w:firstColumn="0" w:lastColumn="0" w:oddVBand="0" w:evenVBand="0" w:oddHBand="1" w:evenHBand="0" w:firstRowFirstColumn="0" w:firstRowLastColumn="0" w:lastRowFirstColumn="0" w:lastRowLastColumn="0"/>
+          <w:trHeight w:val="432"/>
+        </w:trPr>
+        <w:tc>
+          <w:tcPr>
+            <w:cnfStyle w:val="001000000000" w:firstRow="0" w:lastRow="0" w:firstColumn="1" w:lastColumn="0" w:oddVBand="0" w:evenVBand="0" w:oddHBand="0" w:evenHBand="0" w:firstRowFirstColumn="0" w:firstRowLastColumn="0" w:lastRowFirstColumn="0" w:lastRowLastColumn="0"/>
+            <w:tcW w:w="3415" w:type="dxa"/>
+            <w:vAlign w:val="center"/>
+            <w:hideMark/>
+          </w:tcPr>
+          <w:p>
+            <w:pPr>
+              <w:spacing w:line="278" w:lineRule="auto"/>
+              <w:rPr>
+                <w:lang w:bidi="ar-DZ"/>
+              </w:rPr>
+            </w:pPr>
+            <w:r>
+              <w:rPr>
+                <w:lang w:bidi="ar-DZ"/>
+              </w:rPr>
+              <w:t>Vehicle</w:t>
+            </w:r>
+          </w:p>
+        </w:tc>
+        <w:tc>
+          <w:tcPr>
+            <w:tcW w:w="3600" w:type="dxa"/>
+            <w:vAlign w:val="center"/>
+            <w:hideMark/>
+          </w:tcPr>
+          <w:p>
+            <w:pPr>
+              <w:spacing w:line="278" w:lineRule="auto"/>
+              <w:cnfStyle w:val="000000100000" w:firstRow="0" w:lastRow="0" w:firstColumn="0" w:lastColumn="0" w:oddVBand="0" w:evenVBand="0" w:oddHBand="1" w:evenHBand="0" w:firstRowFirstColumn="0" w:firstRowLastColumn="0" w:lastRowFirstColumn="0" w:lastRowLastColumn="0"/>
+              <w:rPr>
+                <w:lang w:bidi="ar-DZ"/>
+              </w:rPr>
+            </w:pPr>
+            <w:r>
+              <w:rPr>
+                <w:lang w:bidi="ar-DZ"/>
+              </w:rPr>
+              <w:t>None</w:t>
+            </w:r>
+          </w:p>
+        </w:tc>
+        <w:tc>
+          <w:tcPr>
+            <w:tcW w:w="2070" w:type="dxa"/>
+            <w:vAlign w:val="center"/>
+            <w:hideMark/>
+          </w:tcPr>
+          <w:p>
+            <w:pPr>
+              <w:spacing w:line="278" w:lineRule="auto"/>
+              <w:cnfStyle w:val="000000100000" w:firstRow="0" w:lastRow="0" w:firstColumn="0" w:lastColumn="0" w:oddVBand="0" w:evenVBand="0" w:oddHBand="1" w:evenHBand="0" w:firstRowFirstColumn="0" w:firstRowLastColumn="0" w:lastRowFirstColumn="0" w:lastRowLastColumn="0"/>
+              <w:rPr>
+                <w:lang w:bidi="ar-DZ"/>
+              </w:rPr>
+            </w:pPr>
+            <w:r>
+              <w:rPr>
+                <w:rFonts w:ascii="Segoe UI Symbol" w:hAnsi="Segoe UI Symbol" w:cs="Segoe UI Symbol"/>
+                <w:lang w:bidi="ar-DZ"/>
+              </w:rPr>
+              <w:t>✓</w:t>
+            </w:r>
+          </w:p>
+        </w:tc>
+      </w:tr>
+      <w:tr>
+        <w:trPr>
+          <w:trHeight w:val="432"/>
+        </w:trPr>
+        <w:tc>
+          <w:tcPr>
+            <w:cnfStyle w:val="001000000000" w:firstRow="0" w:lastRow="0" w:firstColumn="1" w:lastColumn="0" w:oddVBand="0" w:evenVBand="0" w:oddHBand="0" w:evenHBand="0" w:firstRowFirstColumn="0" w:firstRowLastColumn="0" w:lastRowFirstColumn="0" w:lastRowLastColumn="0"/>
+            <w:tcW w:w="3415" w:type="dxa"/>
+            <w:vAlign w:val="center"/>
+            <w:hideMark/>
+          </w:tcPr>
+          <w:p>
+            <w:pPr>
+              <w:spacing w:line="278" w:lineRule="auto"/>
+              <w:rPr>
+                <w:lang w:bidi="ar-DZ"/>
+              </w:rPr>
+            </w:pPr>
+            <w:r>
+              <w:rPr>
+                <w:lang w:bidi="ar-DZ"/>
+              </w:rPr>
+              <w:t>Reservation</w:t>
+            </w:r>
+          </w:p>
+        </w:tc>
+        <w:tc>
+          <w:tcPr>
+            <w:tcW w:w="3600" w:type="dxa"/>
+            <w:vAlign w:val="center"/>
+            <w:hideMark/>
+          </w:tcPr>
+          <w:p>
+            <w:pPr>
+              <w:spacing w:line="278" w:lineRule="auto"/>
+              <w:cnfStyle w:val="000000000000" w:firstRow="0" w:lastRow="0" w:firstColumn="0" w:lastColumn="0" w:oddVBand="0" w:evenVBand="0" w:oddHBand="0" w:evenHBand="0" w:firstRowFirstColumn="0" w:firstRowLastColumn="0" w:lastRowFirstColumn="0" w:lastRowLastColumn="0"/>
+              <w:rPr>
+                <w:lang w:bidi="ar-DZ"/>
+              </w:rPr>
+            </w:pPr>
+            <w:r>
+              <w:rPr>
+                <w:lang w:bidi="ar-DZ"/>
+              </w:rPr>
+              <w:t>None</w:t>
+            </w:r>
+          </w:p>
+        </w:tc>
+        <w:tc>
+          <w:tcPr>
+            <w:tcW w:w="2070" w:type="dxa"/>
+            <w:vAlign w:val="center"/>
+            <w:hideMark/>
+          </w:tcPr>
+          <w:p>
+            <w:pPr>
+              <w:spacing w:line="278" w:lineRule="auto"/>
+              <w:cnfStyle w:val="000000000000" w:firstRow="0" w:lastRow="0" w:firstColumn="0" w:lastColumn="0" w:oddVBand="0" w:evenVBand="0" w:oddHBand="0" w:evenHBand="0" w:firstRowFirstColumn="0" w:firstRowLastColumn="0" w:lastRowFirstColumn="0" w:lastRowLastColumn="0"/>
+              <w:rPr>
+                <w:lang w:bidi="ar-DZ"/>
+              </w:rPr>
+            </w:pPr>
+            <w:r>
+              <w:rPr>
+                <w:rFonts w:ascii="Segoe UI Symbol" w:hAnsi="Segoe UI Symbol" w:cs="Segoe UI Symbol"/>
+                <w:lang w:bidi="ar-DZ"/>
+              </w:rPr>
+              <w:t>✓</w:t>
+            </w:r>
+          </w:p>
+        </w:tc>
+      </w:tr>
+      <w:tr>
+        <w:trPr>
+          <w:cnfStyle w:val="000000100000" w:firstRow="0" w:lastRow="0" w:firstColumn="0" w:lastColumn="0" w:oddVBand="0" w:evenVBand="0" w:oddHBand="1" w:evenHBand="0" w:firstRowFirstColumn="0" w:firstRowLastColumn="0" w:lastRowFirstColumn="0" w:lastRowLastColumn="0"/>
+          <w:trHeight w:val="432"/>
+        </w:trPr>
+        <w:tc>
+          <w:tcPr>
+            <w:cnfStyle w:val="001000000000" w:firstRow="0" w:lastRow="0" w:firstColumn="1" w:lastColumn="0" w:oddVBand="0" w:evenVBand="0" w:oddHBand="0" w:evenHBand="0" w:firstRowFirstColumn="0" w:firstRowLastColumn="0" w:lastRowFirstColumn="0" w:lastRowLastColumn="0"/>
+            <w:tcW w:w="3415" w:type="dxa"/>
+            <w:vAlign w:val="center"/>
+            <w:hideMark/>
+          </w:tcPr>
+          <w:p>
+            <w:pPr>
+              <w:spacing w:line="278" w:lineRule="auto"/>
+              <w:rPr>
+                <w:lang w:bidi="ar-DZ"/>
+              </w:rPr>
+            </w:pPr>
+            <w:r>
+              <w:rPr>
+                <w:lang w:bidi="ar-DZ"/>
+              </w:rPr>
+              <w:t>Payment</w:t>
+            </w:r>
+          </w:p>
+        </w:tc>
+        <w:tc>
+          <w:tcPr>
+            <w:tcW w:w="3600" w:type="dxa"/>
+            <w:vAlign w:val="center"/>
+            <w:hideMark/>
+          </w:tcPr>
+          <w:p>
+            <w:pPr>
+              <w:spacing w:line="278" w:lineRule="auto"/>
+              <w:cnfStyle w:val="000000100000" w:firstRow="0" w:lastRow="0" w:firstColumn="0" w:lastColumn="0" w:oddVBand="0" w:evenVBand="0" w:oddHBand="1" w:evenHBand="0" w:firstRowFirstColumn="0" w:firstRowLastColumn="0" w:lastRowFirstColumn="0" w:lastRowLastColumn="0"/>
+              <w:rPr>
+                <w:lang w:bidi="ar-DZ"/>
+              </w:rPr>
+            </w:pPr>
+            <w:r>
+              <w:rPr>
+                <w:lang w:bidi="ar-DZ"/>
+              </w:rPr>
+              <w:t>None</w:t>
+            </w:r>
+          </w:p>
+        </w:tc>
+        <w:tc>
+          <w:tcPr>
+            <w:tcW w:w="2070" w:type="dxa"/>
+            <w:vAlign w:val="center"/>
+            <w:hideMark/>
+          </w:tcPr>
+          <w:p>
+            <w:pPr>
+              <w:spacing w:line="278" w:lineRule="auto"/>
+              <w:cnfStyle w:val="000000100000" w:firstRow="0" w:lastRow="0" w:firstColumn="0" w:lastColumn="0" w:oddVBand="0" w:evenVBand="0" w:oddHBand="1" w:evenHBand="0" w:firstRowFirstColumn="0" w:firstRowLastColumn="0" w:lastRowFirstColumn="0" w:lastRowLastColumn="0"/>
+              <w:rPr>
+                <w:lang w:bidi="ar-DZ"/>
+              </w:rPr>
+            </w:pPr>
+            <w:r>
+              <w:rPr>
+                <w:rFonts w:ascii="Segoe UI Symbol" w:hAnsi="Segoe UI Symbol" w:cs="Segoe UI Symbol"/>
+                <w:lang w:bidi="ar-DZ"/>
+              </w:rPr>
+              <w:t>✓</w:t>
+            </w:r>
+          </w:p>
+        </w:tc>
+      </w:tr>
+      <w:tr>
+        <w:trPr>
+          <w:trHeight w:val="432"/>
+        </w:trPr>
+        <w:tc>
+          <w:tcPr>
+            <w:cnfStyle w:val="001000000000" w:firstRow="0" w:lastRow="0" w:firstColumn="1" w:lastColumn="0" w:oddVBand="0" w:evenVBand="0" w:oddHBand="0" w:evenHBand="0" w:firstRowFirstColumn="0" w:firstRowLastColumn="0" w:lastRowFirstColumn="0" w:lastRowLastColumn="0"/>
+            <w:tcW w:w="3415" w:type="dxa"/>
+            <w:vAlign w:val="center"/>
+            <w:hideMark/>
+          </w:tcPr>
+          <w:p>
+            <w:pPr>
+              <w:spacing w:line="278" w:lineRule="auto"/>
+              <w:rPr>
+                <w:lang w:bidi="ar-DZ"/>
+              </w:rPr>
+            </w:pPr>
+            <w:r>
+              <w:rPr>
+                <w:lang w:bidi="ar-DZ"/>
+              </w:rPr>
+              <w:t>Review</w:t>
+            </w:r>
+          </w:p>
+        </w:tc>
+        <w:tc>
+          <w:tcPr>
+            <w:tcW w:w="3600" w:type="dxa"/>
+            <w:vAlign w:val="center"/>
+            <w:hideMark/>
+          </w:tcPr>
+          <w:p>
+            <w:pPr>
+              <w:spacing w:line="278" w:lineRule="auto"/>
+              <w:cnfStyle w:val="000000000000" w:firstRow="0" w:lastRow="0" w:firstColumn="0" w:lastColumn="0" w:oddVBand="0" w:evenVBand="0" w:oddHBand="0" w:evenHBand="0" w:firstRowFirstColumn="0" w:firstRowLastColumn="0" w:lastRowFirstColumn="0" w:lastRowLastColumn="0"/>
+              <w:rPr>
+                <w:lang w:bidi="ar-DZ"/>
+              </w:rPr>
+            </w:pPr>
+            <w:r>
+              <w:rPr>
+                <w:lang w:bidi="ar-DZ"/>
+              </w:rPr>
+              <w:t>None</w:t>
+            </w:r>
+          </w:p>
+        </w:tc>
+        <w:tc>
+          <w:tcPr>
+            <w:tcW w:w="2070" w:type="dxa"/>
+            <w:vAlign w:val="center"/>
+            <w:hideMark/>
+          </w:tcPr>
+          <w:p>
+            <w:pPr>
+              <w:spacing w:line="278" w:lineRule="auto"/>
+              <w:cnfStyle w:val="000000000000" w:firstRow="0" w:lastRow="0" w:firstColumn="0" w:lastColumn="0" w:oddVBand="0" w:evenVBand="0" w:oddHBand="0" w:evenHBand="0" w:firstRowFirstColumn="0" w:firstRowLastColumn="0" w:lastRowFirstColumn="0" w:lastRowLastColumn="0"/>
+              <w:rPr>
+                <w:lang w:bidi="ar-DZ"/>
+              </w:rPr>
+            </w:pPr>
+            <w:r>
+              <w:rPr>
+                <w:rFonts w:ascii="Segoe UI Symbol" w:hAnsi="Segoe UI Symbol" w:cs="Segoe UI Symbol"/>
+                <w:lang w:bidi="ar-DZ"/>
+              </w:rPr>
+              <w:t>✓</w:t>
+            </w:r>
+          </w:p>
+        </w:tc>
+      </w:tr>
+      <w:tr>
+        <w:trPr>
+          <w:cnfStyle w:val="000000100000" w:firstRow="0" w:lastRow="0" w:firstColumn="0" w:lastColumn="0" w:oddVBand="0" w:evenVBand="0" w:oddHBand="1" w:evenHBand="0" w:firstRowFirstColumn="0" w:firstRowLastColumn="0" w:lastRowFirstColumn="0" w:lastRowLastColumn="0"/>
+          <w:trHeight w:val="432"/>
+        </w:trPr>
+        <w:tc>
+          <w:tcPr>
+            <w:cnfStyle w:val="001000000000" w:firstRow="0" w:lastRow="0" w:firstColumn="1" w:lastColumn="0" w:oddVBand="0" w:evenVBand="0" w:oddHBand="0" w:evenHBand="0" w:firstRowFirstColumn="0" w:firstRowLastColumn="0" w:lastRowFirstColumn="0" w:lastRowLastColumn="0"/>
+            <w:tcW w:w="3415" w:type="dxa"/>
+            <w:vAlign w:val="center"/>
+            <w:hideMark/>
+          </w:tcPr>
+          <w:p>
+            <w:pPr>
+              <w:spacing w:line="278" w:lineRule="auto"/>
+              <w:rPr>
+                <w:lang w:bidi="ar-DZ"/>
+              </w:rPr>
+            </w:pPr>
+            <w:r>
+              <w:rPr>
+                <w:lang w:bidi="ar-DZ"/>
+              </w:rPr>
+              <w:t>Dispute</w:t>
+            </w:r>
+          </w:p>
+        </w:tc>
+        <w:tc>
+          <w:tcPr>
+            <w:tcW w:w="3600" w:type="dxa"/>
+            <w:vAlign w:val="center"/>
+            <w:hideMark/>
+          </w:tcPr>
+          <w:p>
+            <w:pPr>
+              <w:spacing w:line="278" w:lineRule="auto"/>
+              <w:cnfStyle w:val="000000100000" w:firstRow="0" w:lastRow="0" w:firstColumn="0" w:lastColumn="0" w:oddVBand="0" w:evenVBand="0" w:oddHBand="1" w:evenHBand="0" w:firstRowFirstColumn="0" w:firstRowLastColumn="0" w:lastRowFirstColumn="0" w:lastRowLastColumn="0"/>
+              <w:rPr>
+                <w:lang w:bidi="ar-DZ"/>
+              </w:rPr>
+            </w:pPr>
+            <w:r>
+              <w:rPr>
+                <w:lang w:bidi="ar-DZ"/>
+              </w:rPr>
+              <w:t>None</w:t>
+            </w:r>
+          </w:p>
+        </w:tc>
+        <w:tc>
+          <w:tcPr>
+            <w:tcW w:w="2070" w:type="dxa"/>
+            <w:vAlign w:val="center"/>
+            <w:hideMark/>
+          </w:tcPr>
+          <w:p>
+            <w:pPr>
+              <w:spacing w:line="278" w:lineRule="auto"/>
+              <w:cnfStyle w:val="000000100000" w:firstRow="0" w:lastRow="0" w:firstColumn="0" w:lastColumn="0" w:oddVBand="0" w:evenVBand="0" w:oddHBand="1" w:evenHBand="0" w:firstRowFirstColumn="0" w:firstRowLastColumn="0" w:lastRowFirstColumn="0" w:lastRowLastColumn="0"/>
+              <w:rPr>
+                <w:lang w:bidi="ar-DZ"/>
+              </w:rPr>
+            </w:pPr>
+            <w:r>
+              <w:rPr>
+                <w:rFonts w:ascii="Segoe UI Symbol" w:hAnsi="Segoe UI Symbol" w:cs="Segoe UI Symbol"/>
+                <w:lang w:bidi="ar-DZ"/>
+              </w:rPr>
+              <w:t>✓</w:t>
+            </w:r>
+          </w:p>
+        </w:tc>
+      </w:tr>
+      <w:tr>
+        <w:trPr>
+          <w:trHeight w:val="432"/>
+        </w:trPr>
+        <w:tc>
+          <w:tcPr>
+            <w:cnfStyle w:val="001000000000" w:firstRow="0" w:lastRow="0" w:firstColumn="1" w:lastColumn="0" w:oddVBand="0" w:evenVBand="0" w:oddHBand="0" w:evenHBand="0" w:firstRowFirstColumn="0" w:firstRowLastColumn="0" w:lastRowFirstColumn="0" w:lastRowLastColumn="0"/>
+            <w:tcW w:w="3415" w:type="dxa"/>
+            <w:vAlign w:val="center"/>
+            <w:hideMark/>
+          </w:tcPr>
+          <w:p>
+            <w:pPr>
+              <w:spacing w:line="278" w:lineRule="auto"/>
+              <w:rPr>
+                <w:lang w:bidi="ar-DZ"/>
+              </w:rPr>
+            </w:pPr>
+            <w:r>
+              <w:rPr>
+                <w:lang w:bidi="ar-DZ"/>
+              </w:rPr>
+              <w:t>Notification</w:t>
+            </w:r>
+          </w:p>
+        </w:tc>
+        <w:tc>
+          <w:tcPr>
+            <w:tcW w:w="3600" w:type="dxa"/>
+            <w:vAlign w:val="center"/>
+            <w:hideMark/>
+          </w:tcPr>
+          <w:p>
+            <w:pPr>
+              <w:spacing w:line="278" w:lineRule="auto"/>
+              <w:cnfStyle w:val="000000000000" w:firstRow="0" w:lastRow="0" w:firstColumn="0" w:lastColumn="0" w:oddVBand="0" w:evenVBand="0" w:oddHBand="0" w:evenHBand="0" w:firstRowFirstColumn="0" w:firstRowLastColumn="0" w:lastRowFirstColumn="0" w:lastRowLastColumn="0"/>
+              <w:rPr>
+                <w:lang w:bidi="ar-DZ"/>
+              </w:rPr>
+            </w:pPr>
+            <w:r>
+              <w:rPr>
+                <w:lang w:bidi="ar-DZ"/>
+              </w:rPr>
+              <w:t>None</w:t>
+            </w:r>
+          </w:p>
+        </w:tc>
+        <w:tc>
+          <w:tcPr>
+            <w:tcW w:w="2070" w:type="dxa"/>
+            <w:vAlign w:val="center"/>
+            <w:hideMark/>
+          </w:tcPr>
+          <w:p>
+            <w:pPr>
+              <w:spacing w:line="278" w:lineRule="auto"/>
+              <w:cnfStyle w:val="000000000000" w:firstRow="0" w:lastRow="0" w:firstColumn="0" w:lastColumn="0" w:oddVBand="0" w:evenVBand="0" w:oddHBand="0" w:evenHBand="0" w:firstRowFirstColumn="0" w:firstRowLastColumn="0" w:lastRowFirstColumn="0" w:lastRowLastColumn="0"/>
+              <w:rPr>
+                <w:lang w:bidi="ar-DZ"/>
+              </w:rPr>
+            </w:pPr>
+            <w:r>
+              <w:rPr>
+                <w:rFonts w:ascii="Segoe UI Symbol" w:hAnsi="Segoe UI Symbol" w:cs="Segoe UI Symbol"/>
+                <w:lang w:bidi="ar-DZ"/>
+              </w:rPr>
+              <w:t>✓</w:t>
+            </w:r>
+          </w:p>
+        </w:tc>
+      </w:tr>
+      <w:tr>
+        <w:trPr>
+          <w:cnfStyle w:val="000000100000" w:firstRow="0" w:lastRow="0" w:firstColumn="0" w:lastColumn="0" w:oddVBand="0" w:evenVBand="0" w:oddHBand="1" w:evenHBand="0" w:firstRowFirstColumn="0" w:firstRowLastColumn="0" w:lastRowFirstColumn="0" w:lastRowLastColumn="0"/>
+          <w:trHeight w:val="432"/>
+        </w:trPr>
+        <w:tc>
+          <w:tcPr>
+            <w:cnfStyle w:val="001000000000" w:firstRow="0" w:lastRow="0" w:firstColumn="1" w:lastColumn="0" w:oddVBand="0" w:evenVBand="0" w:oddHBand="0" w:evenHBand="0" w:firstRowFirstColumn="0" w:firstRowLastColumn="0" w:lastRowFirstColumn="0" w:lastRowLastColumn="0"/>
+            <w:tcW w:w="3415" w:type="dxa"/>
+            <w:vAlign w:val="center"/>
+            <w:hideMark/>
+          </w:tcPr>
+          <w:p>
+            <w:pPr>
+              <w:spacing w:line="278" w:lineRule="auto"/>
+              <w:rPr>
+                <w:lang w:bidi="ar-DZ"/>
+              </w:rPr>
+            </w:pPr>
+            <w:r>
+              <w:rPr>
+                <w:lang w:bidi="ar-DZ"/>
+              </w:rPr>
+              <w:t>AI Recommendation</w:t>
+            </w:r>
+          </w:p>
+        </w:tc>
+        <w:tc>
+          <w:tcPr>
+            <w:tcW w:w="3600" w:type="dxa"/>
+            <w:vAlign w:val="center"/>
+            <w:hideMark/>
+          </w:tcPr>
+          <w:p>
+            <w:pPr>
+              <w:spacing w:line="278" w:lineRule="auto"/>
+              <w:cnfStyle w:val="000000100000" w:firstRow="0" w:lastRow="0" w:firstColumn="0" w:lastColumn="0" w:oddVBand="0" w:evenVBand="0" w:oddHBand="1" w:evenHBand="0" w:firstRowFirstColumn="0" w:firstRowLastColumn="0" w:lastRowFirstColumn="0" w:lastRowLastColumn="0"/>
+              <w:rPr>
+                <w:lang w:bidi="ar-DZ"/>
+              </w:rPr>
+            </w:pPr>
+            <w:r>
+              <w:rPr>
+                <w:lang w:bidi="ar-DZ"/>
+              </w:rPr>
+              <w:t>None</w:t>
+            </w:r>
+          </w:p>
+        </w:tc>
+        <w:tc>
+          <w:tcPr>
+            <w:tcW w:w="2070" w:type="dxa"/>
+            <w:vAlign w:val="center"/>
+            <w:hideMark/>
+          </w:tcPr>
+          <w:p>
+            <w:pPr>
+              <w:spacing w:line="278" w:lineRule="auto"/>
+              <w:cnfStyle w:val="000000100000" w:firstRow="0" w:lastRow="0" w:firstColumn="0" w:lastColumn="0" w:oddVBand="0" w:evenVBand="0" w:oddHBand="1" w:evenHBand="0" w:firstRowFirstColumn="0" w:firstRowLastColumn="0" w:lastRowFirstColumn="0" w:lastRowLastColumn="0"/>
+              <w:rPr>
+                <w:lang w:bidi="ar-DZ"/>
+              </w:rPr>
+            </w:pPr>
+            <w:r>
+              <w:rPr>
+                <w:rFonts w:ascii="Segoe UI Symbol" w:hAnsi="Segoe UI Symbol" w:cs="Segoe UI Symbol"/>
+                <w:lang w:bidi="ar-DZ"/>
+              </w:rPr>
+              <w:t>✓</w:t>
+            </w:r>
+          </w:p>
+        </w:tc>
+      </w:tr>
+      <w:tr>
+        <w:trPr>
+          <w:trHeight w:val="432"/>
+        </w:trPr>
+        <w:tc>
+          <w:tcPr>
+            <w:cnfStyle w:val="001000000000" w:firstRow="0" w:lastRow="0" w:firstColumn="1" w:lastColumn="0" w:oddVBand="0" w:evenVBand="0" w:oddHBand="0" w:evenHBand="0" w:firstRowFirstColumn="0" w:firstRowLastColumn="0" w:lastRowFirstColumn="0" w:lastRowLastColumn="0"/>
+            <w:tcW w:w="3415" w:type="dxa"/>
+            <w:vAlign w:val="center"/>
+            <w:hideMark/>
+          </w:tcPr>
+          <w:p>
+            <w:pPr>
+              <w:spacing w:line="278" w:lineRule="auto"/>
+              <w:rPr>
+                <w:lang w:bidi="ar-DZ"/>
+              </w:rPr>
+            </w:pPr>
+            <w:r>
+              <w:rPr>
+                <w:lang w:bidi="ar-DZ"/>
+              </w:rPr>
+              <w:t>AI Conversation</w:t>
+            </w:r>
+          </w:p>
+        </w:tc>
+        <w:tc>
+          <w:tcPr>
+            <w:tcW w:w="3600" w:type="dxa"/>
+            <w:vAlign w:val="center"/>
+            <w:hideMark/>
+          </w:tcPr>
+          <w:p>
+            <w:pPr>
+              <w:spacing w:line="278" w:lineRule="auto"/>
+              <w:cnfStyle w:val="000000000000" w:firstRow="0" w:lastRow="0" w:firstColumn="0" w:lastColumn="0" w:oddVBand="0" w:evenVBand="0" w:oddHBand="0" w:evenHBand="0" w:firstRowFirstColumn="0" w:firstRowLastColumn="0" w:lastRowFirstColumn="0" w:lastRowLastColumn="0"/>
+              <w:rPr>
+                <w:lang w:bidi="ar-DZ"/>
+              </w:rPr>
+            </w:pPr>
+            <w:r>
+              <w:rPr>
+                <w:lang w:bidi="ar-DZ"/>
+              </w:rPr>
+              <w:t>None</w:t>
+            </w:r>
+          </w:p>
+        </w:tc>
+        <w:tc>
+          <w:tcPr>
+            <w:tcW w:w="2070" w:type="dxa"/>
+            <w:vAlign w:val="center"/>
+            <w:hideMark/>
+          </w:tcPr>
+          <w:p>
+            <w:pPr>
+              <w:spacing w:line="278" w:lineRule="auto"/>
+              <w:cnfStyle w:val="000000000000" w:firstRow="0" w:lastRow="0" w:firstColumn="0" w:lastColumn="0" w:oddVBand="0" w:evenVBand="0" w:oddHBand="0" w:evenHBand="0" w:firstRowFirstColumn="0" w:firstRowLastColumn="0" w:lastRowFirstColumn="0" w:lastRowLastColumn="0"/>
+              <w:rPr>
+                <w:lang w:bidi="ar-DZ"/>
+              </w:rPr>
+            </w:pPr>
+            <w:r>
+              <w:rPr>
+                <w:rFonts w:ascii="Segoe UI Symbol" w:hAnsi="Segoe UI Symbol" w:cs="Segoe UI Symbol"/>
+                <w:lang w:bidi="ar-DZ"/>
+              </w:rPr>
+              <w:t>✓</w:t>
+            </w:r>
+          </w:p>
+        </w:tc>
+      </w:tr>
+      <w:tr>
+        <w:trPr>
+          <w:cnfStyle w:val="000000100000" w:firstRow="0" w:lastRow="0" w:firstColumn="0" w:lastColumn="0" w:oddVBand="0" w:evenVBand="0" w:oddHBand="1" w:evenHBand="0" w:firstRowFirstColumn="0" w:firstRowLastColumn="0" w:lastRowFirstColumn="0" w:lastRowLastColumn="0"/>
+          <w:trHeight w:val="432"/>
+        </w:trPr>
+        <w:tc>
+          <w:tcPr>
+            <w:cnfStyle w:val="001000000000" w:firstRow="0" w:lastRow="0" w:firstColumn="1" w:lastColumn="0" w:oddVBand="0" w:evenVBand="0" w:oddHBand="0" w:evenHBand="0" w:firstRowFirstColumn="0" w:firstRowLastColumn="0" w:lastRowFirstColumn="0" w:lastRowLastColumn="0"/>
+            <w:tcW w:w="3415" w:type="dxa"/>
+            <w:vAlign w:val="center"/>
+            <w:hideMark/>
+          </w:tcPr>
+          <w:p>
+            <w:pPr>
+              <w:spacing w:line="278" w:lineRule="auto"/>
+              <w:rPr>
+                <w:lang w:bidi="ar-DZ"/>
+              </w:rPr>
+            </w:pPr>
+            <w:r>
+              <w:rPr>
+                <w:lang w:bidi="ar-DZ"/>
+              </w:rPr>
+              <w:t>Analytics Report</w:t>
+            </w:r>
+          </w:p>
+        </w:tc>
+        <w:tc>
+          <w:tcPr>
+            <w:tcW w:w="3600" w:type="dxa"/>
+            <w:vAlign w:val="center"/>
+            <w:hideMark/>
+          </w:tcPr>
+          <w:p>
+            <w:pPr>
+              <w:spacing w:line="278" w:lineRule="auto"/>
+              <w:cnfStyle w:val="000000100000" w:firstRow="0" w:lastRow="0" w:firstColumn="0" w:lastColumn="0" w:oddVBand="0" w:evenVBand="0" w:oddHBand="1" w:evenHBand="0" w:firstRowFirstColumn="0" w:firstRowLastColumn="0" w:lastRowFirstColumn="0" w:lastRowLastColumn="0"/>
+              <w:rPr>
+                <w:lang w:bidi="ar-DZ"/>
+              </w:rPr>
+            </w:pPr>
+            <w:r>
+              <w:rPr>
+                <w:lang w:bidi="ar-DZ"/>
+              </w:rPr>
+              <w:t>None</w:t>
+            </w:r>
+          </w:p>
+        </w:tc>
+        <w:tc>
+          <w:tcPr>
+            <w:tcW w:w="2070" w:type="dxa"/>
+            <w:vAlign w:val="center"/>
+            <w:hideMark/>
+          </w:tcPr>
+          <w:p>
+            <w:pPr>
+              <w:spacing w:line="278" w:lineRule="auto"/>
+              <w:cnfStyle w:val="000000100000" w:firstRow="0" w:lastRow="0" w:firstColumn="0" w:lastColumn="0" w:oddVBand="0" w:evenVBand="0" w:oddHBand="1" w:evenHBand="0" w:firstRowFirstColumn="0" w:firstRowLastColumn="0" w:lastRowFirstColumn="0" w:lastRowLastColumn="0"/>
+              <w:rPr>
+                <w:lang w:bidi="ar-DZ"/>
+              </w:rPr>
+            </w:pPr>
+            <w:r>
+              <w:rPr>
+                <w:rFonts w:ascii="Segoe UI Symbol" w:hAnsi="Segoe UI Symbol" w:cs="Segoe UI Symbol"/>
+                <w:lang w:bidi="ar-DZ"/>
+              </w:rPr>
+              <w:t>✓</w:t>
+            </w:r>
+          </w:p>
+        </w:tc>
+      </w:tr>
+    </w:tbl>
+    <w:p>
+      <w:pPr>
+        <w:spacing w:after="0" w:line="278" w:lineRule="auto"/>
+        <w:rPr>
+          <w:lang w:bidi="ar-DZ"/>
+        </w:rPr>
+      </w:pPr>
+    </w:p>
+    <w:p>
+      <w:pPr>
+        <w:spacing w:line="278" w:lineRule="auto"/>
+        <w:rPr>
+          <w:rFonts w:asciiTheme="majorBidi" w:eastAsiaTheme="majorEastAsia" w:hAnsiTheme="majorBidi" w:cstheme="majorBidi"/>
+          <w:b/>
+          <w:color w:val="000000" w:themeColor="text1"/>
+          <w:szCs w:val="28"/>
+          <w:lang w:bidi="ar-DZ"/>
+        </w:rPr>
+      </w:pPr>
+      <w:r>
+        <w:rPr>
+          <w:lang w:bidi="ar-DZ"/>
+        </w:rPr>
+        <w:br w:type="page"/>
+      </w:r>
+    </w:p>
+    <w:p>
+      <w:pPr>
+        <w:pStyle w:val="Heading3"/>
+        <w:rPr>
+          <w:lang w:bidi="ar-DZ"/>
+        </w:rPr>
+      </w:pPr>
+      <w:r>
+        <w:rPr>
+          <w:lang w:bidi="ar-DZ"/>
+        </w:rPr>
+        <w:lastRenderedPageBreak/>
+        <w:t>4.4 Normalization Benefits</w:t>
+      </w:r>
+    </w:p>
+    <w:p>
+      <w:pPr>
+        <w:spacing w:after="0" w:line="278" w:lineRule="auto"/>
+        <w:rPr>
+          <w:lang w:bidi="ar-DZ"/>
+        </w:rPr>
+      </w:pPr>
+      <w:r>
+        <w:rPr>
+          <w:lang w:bidi="ar-DZ"/>
+        </w:rPr>
+        <w:t>Applying Second and Third Normal Forms provides several advantages to the KriGo database:</w:t>
+      </w:r>
+    </w:p>
+    <w:p>
+      <w:pPr>
+        <w:pStyle w:val="ListParagraph"/>
+        <w:numPr>
+          <w:ilvl w:val="0"/>
+          <w:numId w:val="164"/>
+        </w:numPr>
+        <w:spacing w:after="0" w:line="278" w:lineRule="auto"/>
+        <w:rPr>
+          <w:lang w:bidi="ar-DZ"/>
+        </w:rPr>
+      </w:pPr>
+      <w:r>
+        <w:rPr>
+          <w:lang w:bidi="ar-DZ"/>
+        </w:rPr>
+        <w:t xml:space="preserve">Eliminates partial and transitive dependencies. </w:t>
+      </w:r>
+    </w:p>
+    <w:p>
+      <w:pPr>
+        <w:pStyle w:val="ListParagraph"/>
+        <w:numPr>
+          <w:ilvl w:val="0"/>
+          <w:numId w:val="164"/>
+        </w:numPr>
+        <w:spacing w:after="0" w:line="278" w:lineRule="auto"/>
+        <w:rPr>
+          <w:lang w:bidi="ar-DZ"/>
+        </w:rPr>
+      </w:pPr>
+      <w:r>
+        <w:rPr>
+          <w:lang w:bidi="ar-DZ"/>
+        </w:rPr>
+        <w:t xml:space="preserve">Reduces data redundancy across related entities. </w:t>
+      </w:r>
+    </w:p>
+    <w:p>
+      <w:pPr>
+        <w:pStyle w:val="ListParagraph"/>
+        <w:numPr>
+          <w:ilvl w:val="0"/>
+          <w:numId w:val="164"/>
+        </w:numPr>
+        <w:spacing w:after="0" w:line="278" w:lineRule="auto"/>
+        <w:rPr>
+          <w:lang w:bidi="ar-DZ"/>
+        </w:rPr>
+      </w:pPr>
+      <w:r>
+        <w:rPr>
+          <w:lang w:bidi="ar-DZ"/>
+        </w:rPr>
+        <w:t xml:space="preserve">Prevents update, insertion, and deletion anomalies. </w:t>
+      </w:r>
+    </w:p>
+    <w:p>
+      <w:pPr>
+        <w:pStyle w:val="ListParagraph"/>
+        <w:numPr>
+          <w:ilvl w:val="0"/>
+          <w:numId w:val="164"/>
+        </w:numPr>
+        <w:spacing w:after="0" w:line="278" w:lineRule="auto"/>
+        <w:rPr>
+          <w:lang w:bidi="ar-DZ"/>
+        </w:rPr>
+      </w:pPr>
+      <w:r>
+        <w:rPr>
+          <w:lang w:bidi="ar-DZ"/>
+        </w:rPr>
+        <w:t xml:space="preserve">Improves data integrity through referential constraints. </w:t>
+      </w:r>
+    </w:p>
+    <w:p>
+      <w:pPr>
+        <w:pStyle w:val="ListParagraph"/>
+        <w:numPr>
+          <w:ilvl w:val="0"/>
+          <w:numId w:val="164"/>
+        </w:numPr>
+        <w:spacing w:after="0" w:line="278" w:lineRule="auto"/>
+        <w:rPr>
+          <w:lang w:bidi="ar-DZ"/>
+        </w:rPr>
+      </w:pPr>
+      <w:r>
+        <w:rPr>
+          <w:lang w:bidi="ar-DZ"/>
+        </w:rPr>
+        <w:t xml:space="preserve">Simplifies database maintenance and future schema extensions. </w:t>
+      </w:r>
+    </w:p>
+    <w:p>
+      <w:pPr>
+        <w:pStyle w:val="ListParagraph"/>
+        <w:numPr>
+          <w:ilvl w:val="0"/>
+          <w:numId w:val="164"/>
+        </w:numPr>
+        <w:spacing w:after="0" w:line="278" w:lineRule="auto"/>
+        <w:rPr>
+          <w:lang w:bidi="ar-DZ"/>
+        </w:rPr>
+      </w:pPr>
+      <w:r>
+        <w:rPr>
+          <w:lang w:bidi="ar-DZ"/>
+        </w:rPr>
+        <w:t xml:space="preserve">Enhances query consistency by separating business concepts into dedicated tables. </w:t>
+      </w:r>
+    </w:p>
+    <w:p>
+      <w:pPr>
+        <w:pStyle w:val="ListParagraph"/>
+        <w:numPr>
+          <w:ilvl w:val="0"/>
+          <w:numId w:val="164"/>
+        </w:numPr>
+        <w:spacing w:after="0" w:line="278" w:lineRule="auto"/>
+        <w:rPr>
+          <w:lang w:bidi="ar-DZ"/>
+        </w:rPr>
+      </w:pPr>
+      <w:r>
+        <w:rPr>
+          <w:lang w:bidi="ar-DZ"/>
+        </w:rPr>
+        <w:t xml:space="preserve">Supports scalable application development by maintaining a modular database structure. </w:t>
+      </w:r>
+    </w:p>
+    <w:p>
+      <w:pPr>
+        <w:spacing w:after="0" w:line="278" w:lineRule="auto"/>
+        <w:rPr>
+          <w:lang w:bidi="ar-DZ"/>
+        </w:rPr>
+      </w:pPr>
+    </w:p>
+    <w:p>
+      <w:pPr>
+        <w:pStyle w:val="Heading3"/>
+        <w:rPr>
+          <w:lang w:bidi="ar-DZ"/>
+        </w:rPr>
+      </w:pPr>
+      <w:r>
+        <w:rPr>
+          <w:lang w:bidi="ar-DZ"/>
+        </w:rPr>
+        <w:t>4.5 Conclusion</w:t>
+      </w:r>
+    </w:p>
+    <w:p>
+      <w:pPr>
+        <w:spacing w:after="0" w:line="278" w:lineRule="auto"/>
+        <w:rPr>
+          <w:lang w:bidi="ar-DZ"/>
+        </w:rPr>
+      </w:pPr>
+      <w:r>
+        <w:rPr>
+          <w:lang w:bidi="ar-DZ"/>
+        </w:rPr>
+        <w:t>As per the normal forms test, it is evident that the database schema for KriGo satisfies 2NF and 3NF. This is because all entities utilize a surrogate key as their primary key, and non-key attributes are dependent on that one key. In addition to that, segregating business concepts to form various entities and using foreign keys helps eliminate transitive dependencies and repetition of data.</w:t>
+      </w:r>
+    </w:p>
+    <w:p>
+      <w:pPr>
+        <w:spacing w:after="0" w:line="278" w:lineRule="auto"/>
+        <w:rPr>
+          <w:lang w:bidi="ar-DZ"/>
+        </w:rPr>
+      </w:pPr>
+      <w:r>
+        <w:rPr>
+          <w:lang w:bidi="ar-DZ"/>
+        </w:rPr>
+        <w:t>This provides a robust and scalable relational schema design, which serves the purpose of the operations, administration, and analytical requirements of the KriGo vehicle rental application.</w:t>
+      </w:r>
+    </w:p>
+    <w:p>
+      <w:pPr>
         <w:spacing w:after="0" w:line="278" w:lineRule="auto"/>
         <w:rPr>
           <w:rFonts w:hint="cs"/>
@@ -10782,6 +15836,119 @@
     </w:lvl>
   </w:abstractNum>
   <w:abstractNum w:abstractNumId="1" w15:restartNumberingAfterBreak="0">
+    <w:nsid w:val="02373931"/>
+    <w:multiLevelType w:val="hybridMultilevel"/>
+    <w:tmpl w:val="76B43C76"/>
+    <w:lvl w:ilvl="0" w:tplc="04090005">
+      <w:start w:val="1"/>
+      <w:numFmt w:val="bullet"/>
+      <w:lvlText w:val=""/>
+      <w:lvlJc w:val="left"/>
+      <w:pPr>
+        <w:ind w:left="810" w:hanging="360"/>
+      </w:pPr>
+      <w:rPr>
+        <w:rFonts w:ascii="Wingdings" w:hAnsi="Wingdings" w:hint="default"/>
+      </w:rPr>
+    </w:lvl>
+    <w:lvl w:ilvl="1" w:tplc="04090003" w:tentative="1">
+      <w:start w:val="1"/>
+      <w:numFmt w:val="bullet"/>
+      <w:lvlText w:val="o"/>
+      <w:lvlJc w:val="left"/>
+      <w:pPr>
+        <w:ind w:left="1530" w:hanging="360"/>
+      </w:pPr>
+      <w:rPr>
+        <w:rFonts w:ascii="Courier New" w:hAnsi="Courier New" w:cs="Courier New" w:hint="default"/>
+      </w:rPr>
+    </w:lvl>
+    <w:lvl w:ilvl="2" w:tplc="04090005" w:tentative="1">
+      <w:start w:val="1"/>
+      <w:numFmt w:val="bullet"/>
+      <w:lvlText w:val=""/>
+      <w:lvlJc w:val="left"/>
+      <w:pPr>
+        <w:ind w:left="2250" w:hanging="360"/>
+      </w:pPr>
+      <w:rPr>
+        <w:rFonts w:ascii="Wingdings" w:hAnsi="Wingdings" w:hint="default"/>
+      </w:rPr>
+    </w:lvl>
+    <w:lvl w:ilvl="3" w:tplc="04090001" w:tentative="1">
+      <w:start w:val="1"/>
+      <w:numFmt w:val="bullet"/>
+      <w:lvlText w:val=""/>
+      <w:lvlJc w:val="left"/>
+      <w:pPr>
+        <w:ind w:left="2970" w:hanging="360"/>
+      </w:pPr>
+      <w:rPr>
+        <w:rFonts w:ascii="Symbol" w:hAnsi="Symbol" w:hint="default"/>
+      </w:rPr>
+    </w:lvl>
+    <w:lvl w:ilvl="4" w:tplc="04090003" w:tentative="1">
+      <w:start w:val="1"/>
+      <w:numFmt w:val="bullet"/>
+      <w:lvlText w:val="o"/>
+      <w:lvlJc w:val="left"/>
+      <w:pPr>
+        <w:ind w:left="3690" w:hanging="360"/>
+      </w:pPr>
+      <w:rPr>
+        <w:rFonts w:ascii="Courier New" w:hAnsi="Courier New" w:cs="Courier New" w:hint="default"/>
+      </w:rPr>
+    </w:lvl>
+    <w:lvl w:ilvl="5" w:tplc="04090005" w:tentative="1">
+      <w:start w:val="1"/>
+      <w:numFmt w:val="bullet"/>
+      <w:lvlText w:val=""/>
+      <w:lvlJc w:val="left"/>
+      <w:pPr>
+        <w:ind w:left="4410" w:hanging="360"/>
+      </w:pPr>
+      <w:rPr>
+        <w:rFonts w:ascii="Wingdings" w:hAnsi="Wingdings" w:hint="default"/>
+      </w:rPr>
+    </w:lvl>
+    <w:lvl w:ilvl="6" w:tplc="04090001" w:tentative="1">
+      <w:start w:val="1"/>
+      <w:numFmt w:val="bullet"/>
+      <w:lvlText w:val=""/>
+      <w:lvlJc w:val="left"/>
+      <w:pPr>
+        <w:ind w:left="5130" w:hanging="360"/>
+      </w:pPr>
+      <w:rPr>
+        <w:rFonts w:ascii="Symbol" w:hAnsi="Symbol" w:hint="default"/>
+      </w:rPr>
+    </w:lvl>
+    <w:lvl w:ilvl="7" w:tplc="04090003" w:tentative="1">
+      <w:start w:val="1"/>
+      <w:numFmt w:val="bullet"/>
+      <w:lvlText w:val="o"/>
+      <w:lvlJc w:val="left"/>
+      <w:pPr>
+        <w:ind w:left="5850" w:hanging="360"/>
+      </w:pPr>
+      <w:rPr>
+        <w:rFonts w:ascii="Courier New" w:hAnsi="Courier New" w:cs="Courier New" w:hint="default"/>
+      </w:rPr>
+    </w:lvl>
+    <w:lvl w:ilvl="8" w:tplc="04090005" w:tentative="1">
+      <w:start w:val="1"/>
+      <w:numFmt w:val="bullet"/>
+      <w:lvlText w:val=""/>
+      <w:lvlJc w:val="left"/>
+      <w:pPr>
+        <w:ind w:left="6570" w:hanging="360"/>
+      </w:pPr>
+      <w:rPr>
+        <w:rFonts w:ascii="Wingdings" w:hAnsi="Wingdings" w:hint="default"/>
+      </w:rPr>
+    </w:lvl>
+  </w:abstractNum>
+  <w:abstractNum w:abstractNumId="2" w15:restartNumberingAfterBreak="0">
     <w:nsid w:val="02890296"/>
     <w:multiLevelType w:val="multilevel"/>
     <w:tmpl w:val="B0A669C0"/>
@@ -10930,7 +16097,7 @@
       </w:rPr>
     </w:lvl>
   </w:abstractNum>
-  <w:abstractNum w:abstractNumId="2" w15:restartNumberingAfterBreak="0">
+  <w:abstractNum w:abstractNumId="3" w15:restartNumberingAfterBreak="0">
     <w:nsid w:val="05647EC9"/>
     <w:multiLevelType w:val="hybridMultilevel"/>
     <w:tmpl w:val="858EF910"/>
@@ -11043,7 +16210,7 @@
       </w:rPr>
     </w:lvl>
   </w:abstractNum>
-  <w:abstractNum w:abstractNumId="3" w15:restartNumberingAfterBreak="0">
+  <w:abstractNum w:abstractNumId="4" w15:restartNumberingAfterBreak="0">
     <w:nsid w:val="05CA53BE"/>
     <w:multiLevelType w:val="multilevel"/>
     <w:tmpl w:val="63F4E6F0"/>
@@ -11192,7 +16359,7 @@
       </w:rPr>
     </w:lvl>
   </w:abstractNum>
-  <w:abstractNum w:abstractNumId="4" w15:restartNumberingAfterBreak="0">
+  <w:abstractNum w:abstractNumId="5" w15:restartNumberingAfterBreak="0">
     <w:nsid w:val="05D01B76"/>
     <w:multiLevelType w:val="hybridMultilevel"/>
     <w:tmpl w:val="5E9E3974"/>
@@ -11305,7 +16472,7 @@
       </w:rPr>
     </w:lvl>
   </w:abstractNum>
-  <w:abstractNum w:abstractNumId="5" w15:restartNumberingAfterBreak="0">
+  <w:abstractNum w:abstractNumId="6" w15:restartNumberingAfterBreak="0">
     <w:nsid w:val="067865BF"/>
     <w:multiLevelType w:val="multilevel"/>
     <w:tmpl w:val="63F4E6F0"/>
@@ -11454,7 +16621,7 @@
       </w:rPr>
     </w:lvl>
   </w:abstractNum>
-  <w:abstractNum w:abstractNumId="6" w15:restartNumberingAfterBreak="0">
+  <w:abstractNum w:abstractNumId="7" w15:restartNumberingAfterBreak="0">
     <w:nsid w:val="068F4D2E"/>
     <w:multiLevelType w:val="hybridMultilevel"/>
     <w:tmpl w:val="49F46C20"/>
@@ -11566,7 +16733,7 @@
       </w:rPr>
     </w:lvl>
   </w:abstractNum>
-  <w:abstractNum w:abstractNumId="7" w15:restartNumberingAfterBreak="0">
+  <w:abstractNum w:abstractNumId="8" w15:restartNumberingAfterBreak="0">
     <w:nsid w:val="0B782C17"/>
     <w:multiLevelType w:val="hybridMultilevel"/>
     <w:tmpl w:val="18A01304"/>
@@ -11679,7 +16846,7 @@
       </w:rPr>
     </w:lvl>
   </w:abstractNum>
-  <w:abstractNum w:abstractNumId="8" w15:restartNumberingAfterBreak="0">
+  <w:abstractNum w:abstractNumId="9" w15:restartNumberingAfterBreak="0">
     <w:nsid w:val="0C1B283C"/>
     <w:multiLevelType w:val="multilevel"/>
     <w:tmpl w:val="63F4E6F0"/>
@@ -11828,7 +16995,7 @@
       </w:rPr>
     </w:lvl>
   </w:abstractNum>
-  <w:abstractNum w:abstractNumId="9" w15:restartNumberingAfterBreak="0">
+  <w:abstractNum w:abstractNumId="10" w15:restartNumberingAfterBreak="0">
     <w:nsid w:val="0C6E0690"/>
     <w:multiLevelType w:val="hybridMultilevel"/>
     <w:tmpl w:val="54D4A188"/>
@@ -11940,7 +17107,156 @@
       </w:rPr>
     </w:lvl>
   </w:abstractNum>
-  <w:abstractNum w:abstractNumId="10" w15:restartNumberingAfterBreak="0">
+  <w:abstractNum w:abstractNumId="11" w15:restartNumberingAfterBreak="0">
+    <w:nsid w:val="0CAB3C8B"/>
+    <w:multiLevelType w:val="multilevel"/>
+    <w:tmpl w:val="CE505066"/>
+    <w:lvl w:ilvl="0">
+      <w:start w:val="1"/>
+      <w:numFmt w:val="bullet"/>
+      <w:lvlText w:val=""/>
+      <w:lvlJc w:val="left"/>
+      <w:pPr>
+        <w:tabs>
+          <w:tab w:val="num" w:pos="720"/>
+        </w:tabs>
+        <w:ind w:left="720" w:hanging="360"/>
+      </w:pPr>
+      <w:rPr>
+        <w:rFonts w:ascii="Symbol" w:hAnsi="Symbol" w:hint="default"/>
+        <w:sz w:val="20"/>
+      </w:rPr>
+    </w:lvl>
+    <w:lvl w:ilvl="1" w:tentative="1">
+      <w:start w:val="1"/>
+      <w:numFmt w:val="bullet"/>
+      <w:lvlText w:val="o"/>
+      <w:lvlJc w:val="left"/>
+      <w:pPr>
+        <w:tabs>
+          <w:tab w:val="num" w:pos="1440"/>
+        </w:tabs>
+        <w:ind w:left="1440" w:hanging="360"/>
+      </w:pPr>
+      <w:rPr>
+        <w:rFonts w:ascii="Courier New" w:hAnsi="Courier New" w:hint="default"/>
+        <w:sz w:val="20"/>
+      </w:rPr>
+    </w:lvl>
+    <w:lvl w:ilvl="2" w:tentative="1">
+      <w:start w:val="1"/>
+      <w:numFmt w:val="bullet"/>
+      <w:lvlText w:val=""/>
+      <w:lvlJc w:val="left"/>
+      <w:pPr>
+        <w:tabs>
+          <w:tab w:val="num" w:pos="2160"/>
+        </w:tabs>
+        <w:ind w:left="2160" w:hanging="360"/>
+      </w:pPr>
+      <w:rPr>
+        <w:rFonts w:ascii="Wingdings" w:hAnsi="Wingdings" w:hint="default"/>
+        <w:sz w:val="20"/>
+      </w:rPr>
+    </w:lvl>
+    <w:lvl w:ilvl="3" w:tentative="1">
+      <w:start w:val="1"/>
+      <w:numFmt w:val="bullet"/>
+      <w:lvlText w:val=""/>
+      <w:lvlJc w:val="left"/>
+      <w:pPr>
+        <w:tabs>
+          <w:tab w:val="num" w:pos="2880"/>
+        </w:tabs>
+        <w:ind w:left="2880" w:hanging="360"/>
+      </w:pPr>
+      <w:rPr>
+        <w:rFonts w:ascii="Wingdings" w:hAnsi="Wingdings" w:hint="default"/>
+        <w:sz w:val="20"/>
+      </w:rPr>
+    </w:lvl>
+    <w:lvl w:ilvl="4" w:tentative="1">
+      <w:start w:val="1"/>
+      <w:numFmt w:val="bullet"/>
+      <w:lvlText w:val=""/>
+      <w:lvlJc w:val="left"/>
+      <w:pPr>
+        <w:tabs>
+          <w:tab w:val="num" w:pos="3600"/>
+        </w:tabs>
+        <w:ind w:left="3600" w:hanging="360"/>
+      </w:pPr>
+      <w:rPr>
+        <w:rFonts w:ascii="Wingdings" w:hAnsi="Wingdings" w:hint="default"/>
+        <w:sz w:val="20"/>
+      </w:rPr>
+    </w:lvl>
+    <w:lvl w:ilvl="5" w:tentative="1">
+      <w:start w:val="1"/>
+      <w:numFmt w:val="bullet"/>
+      <w:lvlText w:val=""/>
+      <w:lvlJc w:val="left"/>
+      <w:pPr>
+        <w:tabs>
+          <w:tab w:val="num" w:pos="4320"/>
+        </w:tabs>
+        <w:ind w:left="4320" w:hanging="360"/>
+      </w:pPr>
+      <w:rPr>
+        <w:rFonts w:ascii="Wingdings" w:hAnsi="Wingdings" w:hint="default"/>
+        <w:sz w:val="20"/>
+      </w:rPr>
+    </w:lvl>
+    <w:lvl w:ilvl="6" w:tentative="1">
+      <w:start w:val="1"/>
+      <w:numFmt w:val="bullet"/>
+      <w:lvlText w:val=""/>
+      <w:lvlJc w:val="left"/>
+      <w:pPr>
+        <w:tabs>
+          <w:tab w:val="num" w:pos="5040"/>
+        </w:tabs>
+        <w:ind w:left="5040" w:hanging="360"/>
+      </w:pPr>
+      <w:rPr>
+        <w:rFonts w:ascii="Wingdings" w:hAnsi="Wingdings" w:hint="default"/>
+        <w:sz w:val="20"/>
+      </w:rPr>
+    </w:lvl>
+    <w:lvl w:ilvl="7" w:tentative="1">
+      <w:start w:val="1"/>
+      <w:numFmt w:val="bullet"/>
+      <w:lvlText w:val=""/>
+      <w:lvlJc w:val="left"/>
+      <w:pPr>
+        <w:tabs>
+          <w:tab w:val="num" w:pos="5760"/>
+        </w:tabs>
+        <w:ind w:left="5760" w:hanging="360"/>
+      </w:pPr>
+      <w:rPr>
+        <w:rFonts w:ascii="Wingdings" w:hAnsi="Wingdings" w:hint="default"/>
+        <w:sz w:val="20"/>
+      </w:rPr>
+    </w:lvl>
+    <w:lvl w:ilvl="8" w:tentative="1">
+      <w:start w:val="1"/>
+      <w:numFmt w:val="bullet"/>
+      <w:lvlText w:val=""/>
+      <w:lvlJc w:val="left"/>
+      <w:pPr>
+        <w:tabs>
+          <w:tab w:val="num" w:pos="6480"/>
+        </w:tabs>
+        <w:ind w:left="6480" w:hanging="360"/>
+      </w:pPr>
+      <w:rPr>
+        <w:rFonts w:ascii="Wingdings" w:hAnsi="Wingdings" w:hint="default"/>
+        <w:sz w:val="20"/>
+      </w:rPr>
+    </w:lvl>
+  </w:abstractNum>
+  <w:abstractNum w:abstractNumId="12" w15:restartNumberingAfterBreak="0">
     <w:nsid w:val="0F4F06D8"/>
     <w:multiLevelType w:val="multilevel"/>
     <w:tmpl w:val="68E44DE0"/>
@@ -12089,7 +17405,7 @@
       </w:rPr>
     </w:lvl>
   </w:abstractNum>
-  <w:abstractNum w:abstractNumId="11" w15:restartNumberingAfterBreak="0">
+  <w:abstractNum w:abstractNumId="13" w15:restartNumberingAfterBreak="0">
     <w:nsid w:val="0FDE792A"/>
     <w:multiLevelType w:val="hybridMultilevel"/>
     <w:tmpl w:val="43823D74"/>
@@ -12201,7 +17517,7 @@
       </w:rPr>
     </w:lvl>
   </w:abstractNum>
-  <w:abstractNum w:abstractNumId="12" w15:restartNumberingAfterBreak="0">
+  <w:abstractNum w:abstractNumId="14" w15:restartNumberingAfterBreak="0">
     <w:nsid w:val="12201BE9"/>
     <w:multiLevelType w:val="multilevel"/>
     <w:tmpl w:val="CED6A096"/>
@@ -12350,7 +17666,7 @@
       </w:rPr>
     </w:lvl>
   </w:abstractNum>
-  <w:abstractNum w:abstractNumId="13" w15:restartNumberingAfterBreak="0">
+  <w:abstractNum w:abstractNumId="15" w15:restartNumberingAfterBreak="0">
     <w:nsid w:val="135C5CF3"/>
     <w:multiLevelType w:val="multilevel"/>
     <w:tmpl w:val="61D20A04"/>
@@ -12499,7 +17815,7 @@
       </w:rPr>
     </w:lvl>
   </w:abstractNum>
-  <w:abstractNum w:abstractNumId="14" w15:restartNumberingAfterBreak="0">
+  <w:abstractNum w:abstractNumId="16" w15:restartNumberingAfterBreak="0">
     <w:nsid w:val="137648CC"/>
     <w:multiLevelType w:val="multilevel"/>
     <w:tmpl w:val="EC983E9E"/>
@@ -12648,7 +17964,7 @@
       </w:rPr>
     </w:lvl>
   </w:abstractNum>
-  <w:abstractNum w:abstractNumId="15" w15:restartNumberingAfterBreak="0">
+  <w:abstractNum w:abstractNumId="17" w15:restartNumberingAfterBreak="0">
     <w:nsid w:val="15187FD2"/>
     <w:multiLevelType w:val="hybridMultilevel"/>
     <w:tmpl w:val="8B86F564"/>
@@ -12761,7 +18077,7 @@
       </w:rPr>
     </w:lvl>
   </w:abstractNum>
-  <w:abstractNum w:abstractNumId="16" w15:restartNumberingAfterBreak="0">
+  <w:abstractNum w:abstractNumId="18" w15:restartNumberingAfterBreak="0">
     <w:nsid w:val="15354085"/>
     <w:multiLevelType w:val="multilevel"/>
     <w:tmpl w:val="ED488EA0"/>
@@ -12910,7 +18226,7 @@
       </w:rPr>
     </w:lvl>
   </w:abstractNum>
-  <w:abstractNum w:abstractNumId="17" w15:restartNumberingAfterBreak="0">
+  <w:abstractNum w:abstractNumId="19" w15:restartNumberingAfterBreak="0">
     <w:nsid w:val="15923962"/>
     <w:multiLevelType w:val="hybridMultilevel"/>
     <w:tmpl w:val="2A8A437A"/>
@@ -13022,7 +18338,7 @@
       </w:rPr>
     </w:lvl>
   </w:abstractNum>
-  <w:abstractNum w:abstractNumId="18" w15:restartNumberingAfterBreak="0">
+  <w:abstractNum w:abstractNumId="20" w15:restartNumberingAfterBreak="0">
     <w:nsid w:val="15E231DD"/>
     <w:multiLevelType w:val="hybridMultilevel"/>
     <w:tmpl w:val="48B4AB8E"/>
@@ -13135,7 +18451,7 @@
       </w:rPr>
     </w:lvl>
   </w:abstractNum>
-  <w:abstractNum w:abstractNumId="19" w15:restartNumberingAfterBreak="0">
+  <w:abstractNum w:abstractNumId="21" w15:restartNumberingAfterBreak="0">
     <w:nsid w:val="15FB6E59"/>
     <w:multiLevelType w:val="multilevel"/>
     <w:tmpl w:val="63F4E6F0"/>
@@ -13284,7 +18600,7 @@
       </w:rPr>
     </w:lvl>
   </w:abstractNum>
-  <w:abstractNum w:abstractNumId="20" w15:restartNumberingAfterBreak="0">
+  <w:abstractNum w:abstractNumId="22" w15:restartNumberingAfterBreak="0">
     <w:nsid w:val="16057B40"/>
     <w:multiLevelType w:val="hybridMultilevel"/>
     <w:tmpl w:val="C63C7D68"/>
@@ -13396,7 +18712,7 @@
       </w:rPr>
     </w:lvl>
   </w:abstractNum>
-  <w:abstractNum w:abstractNumId="21" w15:restartNumberingAfterBreak="0">
+  <w:abstractNum w:abstractNumId="23" w15:restartNumberingAfterBreak="0">
     <w:nsid w:val="18441B3D"/>
     <w:multiLevelType w:val="hybridMultilevel"/>
     <w:tmpl w:val="F162D252"/>
@@ -13508,7 +18824,7 @@
       </w:rPr>
     </w:lvl>
   </w:abstractNum>
-  <w:abstractNum w:abstractNumId="22" w15:restartNumberingAfterBreak="0">
+  <w:abstractNum w:abstractNumId="24" w15:restartNumberingAfterBreak="0">
     <w:nsid w:val="185230B0"/>
     <w:multiLevelType w:val="hybridMultilevel"/>
     <w:tmpl w:val="FDFE89EE"/>
@@ -13621,7 +18937,7 @@
       </w:rPr>
     </w:lvl>
   </w:abstractNum>
-  <w:abstractNum w:abstractNumId="23" w15:restartNumberingAfterBreak="0">
+  <w:abstractNum w:abstractNumId="25" w15:restartNumberingAfterBreak="0">
     <w:nsid w:val="18A93E35"/>
     <w:multiLevelType w:val="hybridMultilevel"/>
     <w:tmpl w:val="7A6E3062"/>
@@ -13733,7 +19049,7 @@
       </w:rPr>
     </w:lvl>
   </w:abstractNum>
-  <w:abstractNum w:abstractNumId="24" w15:restartNumberingAfterBreak="0">
+  <w:abstractNum w:abstractNumId="26" w15:restartNumberingAfterBreak="0">
     <w:nsid w:val="18EC3D82"/>
     <w:multiLevelType w:val="hybridMultilevel"/>
     <w:tmpl w:val="BC5A743C"/>
@@ -13846,7 +19162,7 @@
       </w:rPr>
     </w:lvl>
   </w:abstractNum>
-  <w:abstractNum w:abstractNumId="25" w15:restartNumberingAfterBreak="0">
+  <w:abstractNum w:abstractNumId="27" w15:restartNumberingAfterBreak="0">
     <w:nsid w:val="18F46E01"/>
     <w:multiLevelType w:val="multilevel"/>
     <w:tmpl w:val="C77EDED0"/>
@@ -13995,7 +19311,7 @@
       </w:rPr>
     </w:lvl>
   </w:abstractNum>
-  <w:abstractNum w:abstractNumId="26" w15:restartNumberingAfterBreak="0">
+  <w:abstractNum w:abstractNumId="28" w15:restartNumberingAfterBreak="0">
     <w:nsid w:val="19C83C12"/>
     <w:multiLevelType w:val="multilevel"/>
     <w:tmpl w:val="7690D588"/>
@@ -14144,7 +19460,7 @@
       </w:rPr>
     </w:lvl>
   </w:abstractNum>
-  <w:abstractNum w:abstractNumId="27" w15:restartNumberingAfterBreak="0">
+  <w:abstractNum w:abstractNumId="29" w15:restartNumberingAfterBreak="0">
     <w:nsid w:val="1A236A44"/>
     <w:multiLevelType w:val="hybridMultilevel"/>
     <w:tmpl w:val="E06C248C"/>
@@ -14257,7 +19573,120 @@
       </w:rPr>
     </w:lvl>
   </w:abstractNum>
-  <w:abstractNum w:abstractNumId="28" w15:restartNumberingAfterBreak="0">
+  <w:abstractNum w:abstractNumId="30" w15:restartNumberingAfterBreak="0">
+    <w:nsid w:val="1A3F1E3B"/>
+    <w:multiLevelType w:val="hybridMultilevel"/>
+    <w:tmpl w:val="FEB869E4"/>
+    <w:lvl w:ilvl="0" w:tplc="04090005">
+      <w:start w:val="1"/>
+      <w:numFmt w:val="bullet"/>
+      <w:lvlText w:val=""/>
+      <w:lvlJc w:val="left"/>
+      <w:pPr>
+        <w:ind w:left="1080" w:hanging="360"/>
+      </w:pPr>
+      <w:rPr>
+        <w:rFonts w:ascii="Wingdings" w:hAnsi="Wingdings" w:hint="default"/>
+      </w:rPr>
+    </w:lvl>
+    <w:lvl w:ilvl="1" w:tplc="04090003" w:tentative="1">
+      <w:start w:val="1"/>
+      <w:numFmt w:val="bullet"/>
+      <w:lvlText w:val="o"/>
+      <w:lvlJc w:val="left"/>
+      <w:pPr>
+        <w:ind w:left="1800" w:hanging="360"/>
+      </w:pPr>
+      <w:rPr>
+        <w:rFonts w:ascii="Courier New" w:hAnsi="Courier New" w:cs="Courier New" w:hint="default"/>
+      </w:rPr>
+    </w:lvl>
+    <w:lvl w:ilvl="2" w:tplc="04090005" w:tentative="1">
+      <w:start w:val="1"/>
+      <w:numFmt w:val="bullet"/>
+      <w:lvlText w:val=""/>
+      <w:lvlJc w:val="left"/>
+      <w:pPr>
+        <w:ind w:left="2520" w:hanging="360"/>
+      </w:pPr>
+      <w:rPr>
+        <w:rFonts w:ascii="Wingdings" w:hAnsi="Wingdings" w:hint="default"/>
+      </w:rPr>
+    </w:lvl>
+    <w:lvl w:ilvl="3" w:tplc="04090001" w:tentative="1">
+      <w:start w:val="1"/>
+      <w:numFmt w:val="bullet"/>
+      <w:lvlText w:val=""/>
+      <w:lvlJc w:val="left"/>
+      <w:pPr>
+        <w:ind w:left="3240" w:hanging="360"/>
+      </w:pPr>
+      <w:rPr>
+        <w:rFonts w:ascii="Symbol" w:hAnsi="Symbol" w:hint="default"/>
+      </w:rPr>
+    </w:lvl>
+    <w:lvl w:ilvl="4" w:tplc="04090003" w:tentative="1">
+      <w:start w:val="1"/>
+      <w:numFmt w:val="bullet"/>
+      <w:lvlText w:val="o"/>
+      <w:lvlJc w:val="left"/>
+      <w:pPr>
+        <w:ind w:left="3960" w:hanging="360"/>
+      </w:pPr>
+      <w:rPr>
+        <w:rFonts w:ascii="Courier New" w:hAnsi="Courier New" w:cs="Courier New" w:hint="default"/>
+      </w:rPr>
+    </w:lvl>
+    <w:lvl w:ilvl="5" w:tplc="04090005" w:tentative="1">
+      <w:start w:val="1"/>
+      <w:numFmt w:val="bullet"/>
+      <w:lvlText w:val=""/>
+      <w:lvlJc w:val="left"/>
+      <w:pPr>
+        <w:ind w:left="4680" w:hanging="360"/>
+      </w:pPr>
+      <w:rPr>
+        <w:rFonts w:ascii="Wingdings" w:hAnsi="Wingdings" w:hint="default"/>
+      </w:rPr>
+    </w:lvl>
+    <w:lvl w:ilvl="6" w:tplc="04090001" w:tentative="1">
+      <w:start w:val="1"/>
+      <w:numFmt w:val="bullet"/>
+      <w:lvlText w:val=""/>
+      <w:lvlJc w:val="left"/>
+      <w:pPr>
+        <w:ind w:left="5400" w:hanging="360"/>
+      </w:pPr>
+      <w:rPr>
+        <w:rFonts w:ascii="Symbol" w:hAnsi="Symbol" w:hint="default"/>
+      </w:rPr>
+    </w:lvl>
+    <w:lvl w:ilvl="7" w:tplc="04090003" w:tentative="1">
+      <w:start w:val="1"/>
+      <w:numFmt w:val="bullet"/>
+      <w:lvlText w:val="o"/>
+      <w:lvlJc w:val="left"/>
+      <w:pPr>
+        <w:ind w:left="6120" w:hanging="360"/>
+      </w:pPr>
+      <w:rPr>
+        <w:rFonts w:ascii="Courier New" w:hAnsi="Courier New" w:cs="Courier New" w:hint="default"/>
+      </w:rPr>
+    </w:lvl>
+    <w:lvl w:ilvl="8" w:tplc="04090005" w:tentative="1">
+      <w:start w:val="1"/>
+      <w:numFmt w:val="bullet"/>
+      <w:lvlText w:val=""/>
+      <w:lvlJc w:val="left"/>
+      <w:pPr>
+        <w:ind w:left="6840" w:hanging="360"/>
+      </w:pPr>
+      <w:rPr>
+        <w:rFonts w:ascii="Wingdings" w:hAnsi="Wingdings" w:hint="default"/>
+      </w:rPr>
+    </w:lvl>
+  </w:abstractNum>
+  <w:abstractNum w:abstractNumId="31" w15:restartNumberingAfterBreak="0">
     <w:nsid w:val="1C511176"/>
     <w:multiLevelType w:val="multilevel"/>
     <w:tmpl w:val="201E7F12"/>
@@ -14406,7 +19835,7 @@
       </w:rPr>
     </w:lvl>
   </w:abstractNum>
-  <w:abstractNum w:abstractNumId="29" w15:restartNumberingAfterBreak="0">
+  <w:abstractNum w:abstractNumId="32" w15:restartNumberingAfterBreak="0">
     <w:nsid w:val="1D4C2E50"/>
     <w:multiLevelType w:val="multilevel"/>
     <w:tmpl w:val="63F4E6F0"/>
@@ -14555,7 +19984,7 @@
       </w:rPr>
     </w:lvl>
   </w:abstractNum>
-  <w:abstractNum w:abstractNumId="30" w15:restartNumberingAfterBreak="0">
+  <w:abstractNum w:abstractNumId="33" w15:restartNumberingAfterBreak="0">
     <w:nsid w:val="1EC4731F"/>
     <w:multiLevelType w:val="hybridMultilevel"/>
     <w:tmpl w:val="8E26D8F0"/>
@@ -14667,7 +20096,7 @@
       </w:rPr>
     </w:lvl>
   </w:abstractNum>
-  <w:abstractNum w:abstractNumId="31" w15:restartNumberingAfterBreak="0">
+  <w:abstractNum w:abstractNumId="34" w15:restartNumberingAfterBreak="0">
     <w:nsid w:val="20017871"/>
     <w:multiLevelType w:val="hybridMultilevel"/>
     <w:tmpl w:val="EA76608A"/>
@@ -14780,7 +20209,7 @@
       </w:rPr>
     </w:lvl>
   </w:abstractNum>
-  <w:abstractNum w:abstractNumId="32" w15:restartNumberingAfterBreak="0">
+  <w:abstractNum w:abstractNumId="35" w15:restartNumberingAfterBreak="0">
     <w:nsid w:val="206A32F9"/>
     <w:multiLevelType w:val="hybridMultilevel"/>
     <w:tmpl w:val="7A405CA6"/>
@@ -14892,7 +20321,7 @@
       </w:rPr>
     </w:lvl>
   </w:abstractNum>
-  <w:abstractNum w:abstractNumId="33" w15:restartNumberingAfterBreak="0">
+  <w:abstractNum w:abstractNumId="36" w15:restartNumberingAfterBreak="0">
     <w:nsid w:val="20786568"/>
     <w:multiLevelType w:val="hybridMultilevel"/>
     <w:tmpl w:val="200CC0BC"/>
@@ -15004,7 +20433,7 @@
       </w:rPr>
     </w:lvl>
   </w:abstractNum>
-  <w:abstractNum w:abstractNumId="34" w15:restartNumberingAfterBreak="0">
+  <w:abstractNum w:abstractNumId="37" w15:restartNumberingAfterBreak="0">
     <w:nsid w:val="207D21A1"/>
     <w:multiLevelType w:val="hybridMultilevel"/>
     <w:tmpl w:val="AAAE4260"/>
@@ -15116,7 +20545,7 @@
       </w:rPr>
     </w:lvl>
   </w:abstractNum>
-  <w:abstractNum w:abstractNumId="35" w15:restartNumberingAfterBreak="0">
+  <w:abstractNum w:abstractNumId="38" w15:restartNumberingAfterBreak="0">
     <w:nsid w:val="20DC5034"/>
     <w:multiLevelType w:val="hybridMultilevel"/>
     <w:tmpl w:val="4B5425EA"/>
@@ -15228,7 +20657,7 @@
       </w:rPr>
     </w:lvl>
   </w:abstractNum>
-  <w:abstractNum w:abstractNumId="36" w15:restartNumberingAfterBreak="0">
+  <w:abstractNum w:abstractNumId="39" w15:restartNumberingAfterBreak="0">
     <w:nsid w:val="224C7C45"/>
     <w:multiLevelType w:val="multilevel"/>
     <w:tmpl w:val="5C800264"/>
@@ -15377,7 +20806,7 @@
       </w:rPr>
     </w:lvl>
   </w:abstractNum>
-  <w:abstractNum w:abstractNumId="37" w15:restartNumberingAfterBreak="0">
+  <w:abstractNum w:abstractNumId="40" w15:restartNumberingAfterBreak="0">
     <w:nsid w:val="23970AD1"/>
     <w:multiLevelType w:val="hybridMultilevel"/>
     <w:tmpl w:val="6A1E8A04"/>
@@ -15489,7 +20918,7 @@
       </w:rPr>
     </w:lvl>
   </w:abstractNum>
-  <w:abstractNum w:abstractNumId="38" w15:restartNumberingAfterBreak="0">
+  <w:abstractNum w:abstractNumId="41" w15:restartNumberingAfterBreak="0">
     <w:nsid w:val="243D731E"/>
     <w:multiLevelType w:val="multilevel"/>
     <w:tmpl w:val="51303158"/>
@@ -15638,7 +21067,7 @@
       </w:rPr>
     </w:lvl>
   </w:abstractNum>
-  <w:abstractNum w:abstractNumId="39" w15:restartNumberingAfterBreak="0">
+  <w:abstractNum w:abstractNumId="42" w15:restartNumberingAfterBreak="0">
     <w:nsid w:val="26BA6D3C"/>
     <w:multiLevelType w:val="hybridMultilevel"/>
     <w:tmpl w:val="F03CC954"/>
@@ -15750,7 +21179,7 @@
       </w:rPr>
     </w:lvl>
   </w:abstractNum>
-  <w:abstractNum w:abstractNumId="40" w15:restartNumberingAfterBreak="0">
+  <w:abstractNum w:abstractNumId="43" w15:restartNumberingAfterBreak="0">
     <w:nsid w:val="28765EA3"/>
     <w:multiLevelType w:val="hybridMultilevel"/>
     <w:tmpl w:val="1CFAEB30"/>
@@ -15863,7 +21292,7 @@
       </w:rPr>
     </w:lvl>
   </w:abstractNum>
-  <w:abstractNum w:abstractNumId="41" w15:restartNumberingAfterBreak="0">
+  <w:abstractNum w:abstractNumId="44" w15:restartNumberingAfterBreak="0">
     <w:nsid w:val="28940045"/>
     <w:multiLevelType w:val="multilevel"/>
     <w:tmpl w:val="23DE4804"/>
@@ -16012,7 +21441,7 @@
       </w:rPr>
     </w:lvl>
   </w:abstractNum>
-  <w:abstractNum w:abstractNumId="42" w15:restartNumberingAfterBreak="0">
+  <w:abstractNum w:abstractNumId="45" w15:restartNumberingAfterBreak="0">
     <w:nsid w:val="289938CC"/>
     <w:multiLevelType w:val="multilevel"/>
     <w:tmpl w:val="57745EE2"/>
@@ -16161,7 +21590,7 @@
       </w:rPr>
     </w:lvl>
   </w:abstractNum>
-  <w:abstractNum w:abstractNumId="43" w15:restartNumberingAfterBreak="0">
+  <w:abstractNum w:abstractNumId="46" w15:restartNumberingAfterBreak="0">
     <w:nsid w:val="2ADE3401"/>
     <w:multiLevelType w:val="multilevel"/>
     <w:tmpl w:val="63F4E6F0"/>
@@ -16310,7 +21739,7 @@
       </w:rPr>
     </w:lvl>
   </w:abstractNum>
-  <w:abstractNum w:abstractNumId="44" w15:restartNumberingAfterBreak="0">
+  <w:abstractNum w:abstractNumId="47" w15:restartNumberingAfterBreak="0">
     <w:nsid w:val="2B592B9C"/>
     <w:multiLevelType w:val="hybridMultilevel"/>
     <w:tmpl w:val="99D4C34E"/>
@@ -16423,7 +21852,7 @@
       </w:rPr>
     </w:lvl>
   </w:abstractNum>
-  <w:abstractNum w:abstractNumId="45" w15:restartNumberingAfterBreak="0">
+  <w:abstractNum w:abstractNumId="48" w15:restartNumberingAfterBreak="0">
     <w:nsid w:val="2B9413C9"/>
     <w:multiLevelType w:val="hybridMultilevel"/>
     <w:tmpl w:val="4F7A7546"/>
@@ -16535,7 +21964,7 @@
       </w:rPr>
     </w:lvl>
   </w:abstractNum>
-  <w:abstractNum w:abstractNumId="46" w15:restartNumberingAfterBreak="0">
+  <w:abstractNum w:abstractNumId="49" w15:restartNumberingAfterBreak="0">
     <w:nsid w:val="2B9539E3"/>
     <w:multiLevelType w:val="hybridMultilevel"/>
     <w:tmpl w:val="E6B8BBB6"/>
@@ -16647,7 +22076,156 @@
       </w:rPr>
     </w:lvl>
   </w:abstractNum>
-  <w:abstractNum w:abstractNumId="47" w15:restartNumberingAfterBreak="0">
+  <w:abstractNum w:abstractNumId="50" w15:restartNumberingAfterBreak="0">
+    <w:nsid w:val="2D7477A8"/>
+    <w:multiLevelType w:val="multilevel"/>
+    <w:tmpl w:val="8AB0F3DA"/>
+    <w:lvl w:ilvl="0">
+      <w:start w:val="1"/>
+      <w:numFmt w:val="bullet"/>
+      <w:lvlText w:val=""/>
+      <w:lvlJc w:val="left"/>
+      <w:pPr>
+        <w:tabs>
+          <w:tab w:val="num" w:pos="720"/>
+        </w:tabs>
+        <w:ind w:left="720" w:hanging="360"/>
+      </w:pPr>
+      <w:rPr>
+        <w:rFonts w:ascii="Symbol" w:hAnsi="Symbol" w:hint="default"/>
+        <w:sz w:val="20"/>
+      </w:rPr>
+    </w:lvl>
+    <w:lvl w:ilvl="1" w:tentative="1">
+      <w:start w:val="1"/>
+      <w:numFmt w:val="bullet"/>
+      <w:lvlText w:val="o"/>
+      <w:lvlJc w:val="left"/>
+      <w:pPr>
+        <w:tabs>
+          <w:tab w:val="num" w:pos="1440"/>
+        </w:tabs>
+        <w:ind w:left="1440" w:hanging="360"/>
+      </w:pPr>
+      <w:rPr>
+        <w:rFonts w:ascii="Courier New" w:hAnsi="Courier New" w:hint="default"/>
+        <w:sz w:val="20"/>
+      </w:rPr>
+    </w:lvl>
+    <w:lvl w:ilvl="2" w:tentative="1">
+      <w:start w:val="1"/>
+      <w:numFmt w:val="bullet"/>
+      <w:lvlText w:val=""/>
+      <w:lvlJc w:val="left"/>
+      <w:pPr>
+        <w:tabs>
+          <w:tab w:val="num" w:pos="2160"/>
+        </w:tabs>
+        <w:ind w:left="2160" w:hanging="360"/>
+      </w:pPr>
+      <w:rPr>
+        <w:rFonts w:ascii="Wingdings" w:hAnsi="Wingdings" w:hint="default"/>
+        <w:sz w:val="20"/>
+      </w:rPr>
+    </w:lvl>
+    <w:lvl w:ilvl="3" w:tentative="1">
+      <w:start w:val="1"/>
+      <w:numFmt w:val="bullet"/>
+      <w:lvlText w:val=""/>
+      <w:lvlJc w:val="left"/>
+      <w:pPr>
+        <w:tabs>
+          <w:tab w:val="num" w:pos="2880"/>
+        </w:tabs>
+        <w:ind w:left="2880" w:hanging="360"/>
+      </w:pPr>
+      <w:rPr>
+        <w:rFonts w:ascii="Wingdings" w:hAnsi="Wingdings" w:hint="default"/>
+        <w:sz w:val="20"/>
+      </w:rPr>
+    </w:lvl>
+    <w:lvl w:ilvl="4" w:tentative="1">
+      <w:start w:val="1"/>
+      <w:numFmt w:val="bullet"/>
+      <w:lvlText w:val=""/>
+      <w:lvlJc w:val="left"/>
+      <w:pPr>
+        <w:tabs>
+          <w:tab w:val="num" w:pos="3600"/>
+        </w:tabs>
+        <w:ind w:left="3600" w:hanging="360"/>
+      </w:pPr>
+      <w:rPr>
+        <w:rFonts w:ascii="Wingdings" w:hAnsi="Wingdings" w:hint="default"/>
+        <w:sz w:val="20"/>
+      </w:rPr>
+    </w:lvl>
+    <w:lvl w:ilvl="5" w:tentative="1">
+      <w:start w:val="1"/>
+      <w:numFmt w:val="bullet"/>
+      <w:lvlText w:val=""/>
+      <w:lvlJc w:val="left"/>
+      <w:pPr>
+        <w:tabs>
+          <w:tab w:val="num" w:pos="4320"/>
+        </w:tabs>
+        <w:ind w:left="4320" w:hanging="360"/>
+      </w:pPr>
+      <w:rPr>
+        <w:rFonts w:ascii="Wingdings" w:hAnsi="Wingdings" w:hint="default"/>
+        <w:sz w:val="20"/>
+      </w:rPr>
+    </w:lvl>
+    <w:lvl w:ilvl="6" w:tentative="1">
+      <w:start w:val="1"/>
+      <w:numFmt w:val="bullet"/>
+      <w:lvlText w:val=""/>
+      <w:lvlJc w:val="left"/>
+      <w:pPr>
+        <w:tabs>
+          <w:tab w:val="num" w:pos="5040"/>
+        </w:tabs>
+        <w:ind w:left="5040" w:hanging="360"/>
+      </w:pPr>
+      <w:rPr>
+        <w:rFonts w:ascii="Wingdings" w:hAnsi="Wingdings" w:hint="default"/>
+        <w:sz w:val="20"/>
+      </w:rPr>
+    </w:lvl>
+    <w:lvl w:ilvl="7" w:tentative="1">
+      <w:start w:val="1"/>
+      <w:numFmt w:val="bullet"/>
+      <w:lvlText w:val=""/>
+      <w:lvlJc w:val="left"/>
+      <w:pPr>
+        <w:tabs>
+          <w:tab w:val="num" w:pos="5760"/>
+        </w:tabs>
+        <w:ind w:left="5760" w:hanging="360"/>
+      </w:pPr>
+      <w:rPr>
+        <w:rFonts w:ascii="Wingdings" w:hAnsi="Wingdings" w:hint="default"/>
+        <w:sz w:val="20"/>
+      </w:rPr>
+    </w:lvl>
+    <w:lvl w:ilvl="8" w:tentative="1">
+      <w:start w:val="1"/>
+      <w:numFmt w:val="bullet"/>
+      <w:lvlText w:val=""/>
+      <w:lvlJc w:val="left"/>
+      <w:pPr>
+        <w:tabs>
+          <w:tab w:val="num" w:pos="6480"/>
+        </w:tabs>
+        <w:ind w:left="6480" w:hanging="360"/>
+      </w:pPr>
+      <w:rPr>
+        <w:rFonts w:ascii="Wingdings" w:hAnsi="Wingdings" w:hint="default"/>
+        <w:sz w:val="20"/>
+      </w:rPr>
+    </w:lvl>
+  </w:abstractNum>
+  <w:abstractNum w:abstractNumId="51" w15:restartNumberingAfterBreak="0">
     <w:nsid w:val="2E164C9A"/>
     <w:multiLevelType w:val="hybridMultilevel"/>
     <w:tmpl w:val="C6BA489A"/>
@@ -16760,7 +22338,7 @@
       </w:rPr>
     </w:lvl>
   </w:abstractNum>
-  <w:abstractNum w:abstractNumId="48" w15:restartNumberingAfterBreak="0">
+  <w:abstractNum w:abstractNumId="52" w15:restartNumberingAfterBreak="0">
     <w:nsid w:val="2E34438D"/>
     <w:multiLevelType w:val="multilevel"/>
     <w:tmpl w:val="63F4E6F0"/>
@@ -16909,7 +22487,7 @@
       </w:rPr>
     </w:lvl>
   </w:abstractNum>
-  <w:abstractNum w:abstractNumId="49" w15:restartNumberingAfterBreak="0">
+  <w:abstractNum w:abstractNumId="53" w15:restartNumberingAfterBreak="0">
     <w:nsid w:val="2E5D6D2A"/>
     <w:multiLevelType w:val="hybridMultilevel"/>
     <w:tmpl w:val="5D5ADC98"/>
@@ -17022,7 +22600,7 @@
       </w:rPr>
     </w:lvl>
   </w:abstractNum>
-  <w:abstractNum w:abstractNumId="50" w15:restartNumberingAfterBreak="0">
+  <w:abstractNum w:abstractNumId="54" w15:restartNumberingAfterBreak="0">
     <w:nsid w:val="2E716C12"/>
     <w:multiLevelType w:val="hybridMultilevel"/>
     <w:tmpl w:val="6D90C552"/>
@@ -17135,7 +22713,7 @@
       </w:rPr>
     </w:lvl>
   </w:abstractNum>
-  <w:abstractNum w:abstractNumId="51" w15:restartNumberingAfterBreak="0">
+  <w:abstractNum w:abstractNumId="55" w15:restartNumberingAfterBreak="0">
     <w:nsid w:val="2F162517"/>
     <w:multiLevelType w:val="hybridMultilevel"/>
     <w:tmpl w:val="4E3CAB7C"/>
@@ -17247,7 +22825,7 @@
       </w:rPr>
     </w:lvl>
   </w:abstractNum>
-  <w:abstractNum w:abstractNumId="52" w15:restartNumberingAfterBreak="0">
+  <w:abstractNum w:abstractNumId="56" w15:restartNumberingAfterBreak="0">
     <w:nsid w:val="2F1F6483"/>
     <w:multiLevelType w:val="multilevel"/>
     <w:tmpl w:val="993E874E"/>
@@ -17396,7 +22974,7 @@
       </w:rPr>
     </w:lvl>
   </w:abstractNum>
-  <w:abstractNum w:abstractNumId="53" w15:restartNumberingAfterBreak="0">
+  <w:abstractNum w:abstractNumId="57" w15:restartNumberingAfterBreak="0">
     <w:nsid w:val="2F2B2F8E"/>
     <w:multiLevelType w:val="multilevel"/>
     <w:tmpl w:val="547EDCFE"/>
@@ -17545,7 +23123,156 @@
       </w:rPr>
     </w:lvl>
   </w:abstractNum>
-  <w:abstractNum w:abstractNumId="54" w15:restartNumberingAfterBreak="0">
+  <w:abstractNum w:abstractNumId="58" w15:restartNumberingAfterBreak="0">
+    <w:nsid w:val="2F8122A0"/>
+    <w:multiLevelType w:val="multilevel"/>
+    <w:tmpl w:val="37C6F796"/>
+    <w:lvl w:ilvl="0">
+      <w:start w:val="1"/>
+      <w:numFmt w:val="bullet"/>
+      <w:lvlText w:val=""/>
+      <w:lvlJc w:val="left"/>
+      <w:pPr>
+        <w:tabs>
+          <w:tab w:val="num" w:pos="720"/>
+        </w:tabs>
+        <w:ind w:left="720" w:hanging="360"/>
+      </w:pPr>
+      <w:rPr>
+        <w:rFonts w:ascii="Symbol" w:hAnsi="Symbol" w:hint="default"/>
+        <w:sz w:val="20"/>
+      </w:rPr>
+    </w:lvl>
+    <w:lvl w:ilvl="1" w:tentative="1">
+      <w:start w:val="1"/>
+      <w:numFmt w:val="bullet"/>
+      <w:lvlText w:val="o"/>
+      <w:lvlJc w:val="left"/>
+      <w:pPr>
+        <w:tabs>
+          <w:tab w:val="num" w:pos="1440"/>
+        </w:tabs>
+        <w:ind w:left="1440" w:hanging="360"/>
+      </w:pPr>
+      <w:rPr>
+        <w:rFonts w:ascii="Courier New" w:hAnsi="Courier New" w:hint="default"/>
+        <w:sz w:val="20"/>
+      </w:rPr>
+    </w:lvl>
+    <w:lvl w:ilvl="2" w:tentative="1">
+      <w:start w:val="1"/>
+      <w:numFmt w:val="bullet"/>
+      <w:lvlText w:val=""/>
+      <w:lvlJc w:val="left"/>
+      <w:pPr>
+        <w:tabs>
+          <w:tab w:val="num" w:pos="2160"/>
+        </w:tabs>
+        <w:ind w:left="2160" w:hanging="360"/>
+      </w:pPr>
+      <w:rPr>
+        <w:rFonts w:ascii="Wingdings" w:hAnsi="Wingdings" w:hint="default"/>
+        <w:sz w:val="20"/>
+      </w:rPr>
+    </w:lvl>
+    <w:lvl w:ilvl="3" w:tentative="1">
+      <w:start w:val="1"/>
+      <w:numFmt w:val="bullet"/>
+      <w:lvlText w:val=""/>
+      <w:lvlJc w:val="left"/>
+      <w:pPr>
+        <w:tabs>
+          <w:tab w:val="num" w:pos="2880"/>
+        </w:tabs>
+        <w:ind w:left="2880" w:hanging="360"/>
+      </w:pPr>
+      <w:rPr>
+        <w:rFonts w:ascii="Wingdings" w:hAnsi="Wingdings" w:hint="default"/>
+        <w:sz w:val="20"/>
+      </w:rPr>
+    </w:lvl>
+    <w:lvl w:ilvl="4" w:tentative="1">
+      <w:start w:val="1"/>
+      <w:numFmt w:val="bullet"/>
+      <w:lvlText w:val=""/>
+      <w:lvlJc w:val="left"/>
+      <w:pPr>
+        <w:tabs>
+          <w:tab w:val="num" w:pos="3600"/>
+        </w:tabs>
+        <w:ind w:left="3600" w:hanging="360"/>
+      </w:pPr>
+      <w:rPr>
+        <w:rFonts w:ascii="Wingdings" w:hAnsi="Wingdings" w:hint="default"/>
+        <w:sz w:val="20"/>
+      </w:rPr>
+    </w:lvl>
+    <w:lvl w:ilvl="5" w:tentative="1">
+      <w:start w:val="1"/>
+      <w:numFmt w:val="bullet"/>
+      <w:lvlText w:val=""/>
+      <w:lvlJc w:val="left"/>
+      <w:pPr>
+        <w:tabs>
+          <w:tab w:val="num" w:pos="4320"/>
+        </w:tabs>
+        <w:ind w:left="4320" w:hanging="360"/>
+      </w:pPr>
+      <w:rPr>
+        <w:rFonts w:ascii="Wingdings" w:hAnsi="Wingdings" w:hint="default"/>
+        <w:sz w:val="20"/>
+      </w:rPr>
+    </w:lvl>
+    <w:lvl w:ilvl="6" w:tentative="1">
+      <w:start w:val="1"/>
+      <w:numFmt w:val="bullet"/>
+      <w:lvlText w:val=""/>
+      <w:lvlJc w:val="left"/>
+      <w:pPr>
+        <w:tabs>
+          <w:tab w:val="num" w:pos="5040"/>
+        </w:tabs>
+        <w:ind w:left="5040" w:hanging="360"/>
+      </w:pPr>
+      <w:rPr>
+        <w:rFonts w:ascii="Wingdings" w:hAnsi="Wingdings" w:hint="default"/>
+        <w:sz w:val="20"/>
+      </w:rPr>
+    </w:lvl>
+    <w:lvl w:ilvl="7" w:tentative="1">
+      <w:start w:val="1"/>
+      <w:numFmt w:val="bullet"/>
+      <w:lvlText w:val=""/>
+      <w:lvlJc w:val="left"/>
+      <w:pPr>
+        <w:tabs>
+          <w:tab w:val="num" w:pos="5760"/>
+        </w:tabs>
+        <w:ind w:left="5760" w:hanging="360"/>
+      </w:pPr>
+      <w:rPr>
+        <w:rFonts w:ascii="Wingdings" w:hAnsi="Wingdings" w:hint="default"/>
+        <w:sz w:val="20"/>
+      </w:rPr>
+    </w:lvl>
+    <w:lvl w:ilvl="8" w:tentative="1">
+      <w:start w:val="1"/>
+      <w:numFmt w:val="bullet"/>
+      <w:lvlText w:val=""/>
+      <w:lvlJc w:val="left"/>
+      <w:pPr>
+        <w:tabs>
+          <w:tab w:val="num" w:pos="6480"/>
+        </w:tabs>
+        <w:ind w:left="6480" w:hanging="360"/>
+      </w:pPr>
+      <w:rPr>
+        <w:rFonts w:ascii="Wingdings" w:hAnsi="Wingdings" w:hint="default"/>
+        <w:sz w:val="20"/>
+      </w:rPr>
+    </w:lvl>
+  </w:abstractNum>
+  <w:abstractNum w:abstractNumId="59" w15:restartNumberingAfterBreak="0">
     <w:nsid w:val="2FF161E6"/>
     <w:multiLevelType w:val="hybridMultilevel"/>
     <w:tmpl w:val="ED6AA478"/>
@@ -17657,7 +23384,7 @@
       </w:rPr>
     </w:lvl>
   </w:abstractNum>
-  <w:abstractNum w:abstractNumId="55" w15:restartNumberingAfterBreak="0">
+  <w:abstractNum w:abstractNumId="60" w15:restartNumberingAfterBreak="0">
     <w:nsid w:val="30CD5DF3"/>
     <w:multiLevelType w:val="hybridMultilevel"/>
     <w:tmpl w:val="127EBD02"/>
@@ -17769,7 +23496,156 @@
       </w:rPr>
     </w:lvl>
   </w:abstractNum>
-  <w:abstractNum w:abstractNumId="56" w15:restartNumberingAfterBreak="0">
+  <w:abstractNum w:abstractNumId="61" w15:restartNumberingAfterBreak="0">
+    <w:nsid w:val="311E1416"/>
+    <w:multiLevelType w:val="multilevel"/>
+    <w:tmpl w:val="7E68BE5E"/>
+    <w:lvl w:ilvl="0">
+      <w:start w:val="1"/>
+      <w:numFmt w:val="bullet"/>
+      <w:lvlText w:val=""/>
+      <w:lvlJc w:val="left"/>
+      <w:pPr>
+        <w:tabs>
+          <w:tab w:val="num" w:pos="720"/>
+        </w:tabs>
+        <w:ind w:left="720" w:hanging="360"/>
+      </w:pPr>
+      <w:rPr>
+        <w:rFonts w:ascii="Symbol" w:hAnsi="Symbol" w:hint="default"/>
+        <w:sz w:val="20"/>
+      </w:rPr>
+    </w:lvl>
+    <w:lvl w:ilvl="1" w:tentative="1">
+      <w:start w:val="1"/>
+      <w:numFmt w:val="bullet"/>
+      <w:lvlText w:val="o"/>
+      <w:lvlJc w:val="left"/>
+      <w:pPr>
+        <w:tabs>
+          <w:tab w:val="num" w:pos="1440"/>
+        </w:tabs>
+        <w:ind w:left="1440" w:hanging="360"/>
+      </w:pPr>
+      <w:rPr>
+        <w:rFonts w:ascii="Courier New" w:hAnsi="Courier New" w:hint="default"/>
+        <w:sz w:val="20"/>
+      </w:rPr>
+    </w:lvl>
+    <w:lvl w:ilvl="2" w:tentative="1">
+      <w:start w:val="1"/>
+      <w:numFmt w:val="bullet"/>
+      <w:lvlText w:val=""/>
+      <w:lvlJc w:val="left"/>
+      <w:pPr>
+        <w:tabs>
+          <w:tab w:val="num" w:pos="2160"/>
+        </w:tabs>
+        <w:ind w:left="2160" w:hanging="360"/>
+      </w:pPr>
+      <w:rPr>
+        <w:rFonts w:ascii="Wingdings" w:hAnsi="Wingdings" w:hint="default"/>
+        <w:sz w:val="20"/>
+      </w:rPr>
+    </w:lvl>
+    <w:lvl w:ilvl="3" w:tentative="1">
+      <w:start w:val="1"/>
+      <w:numFmt w:val="bullet"/>
+      <w:lvlText w:val=""/>
+      <w:lvlJc w:val="left"/>
+      <w:pPr>
+        <w:tabs>
+          <w:tab w:val="num" w:pos="2880"/>
+        </w:tabs>
+        <w:ind w:left="2880" w:hanging="360"/>
+      </w:pPr>
+      <w:rPr>
+        <w:rFonts w:ascii="Wingdings" w:hAnsi="Wingdings" w:hint="default"/>
+        <w:sz w:val="20"/>
+      </w:rPr>
+    </w:lvl>
+    <w:lvl w:ilvl="4" w:tentative="1">
+      <w:start w:val="1"/>
+      <w:numFmt w:val="bullet"/>
+      <w:lvlText w:val=""/>
+      <w:lvlJc w:val="left"/>
+      <w:pPr>
+        <w:tabs>
+          <w:tab w:val="num" w:pos="3600"/>
+        </w:tabs>
+        <w:ind w:left="3600" w:hanging="360"/>
+      </w:pPr>
+      <w:rPr>
+        <w:rFonts w:ascii="Wingdings" w:hAnsi="Wingdings" w:hint="default"/>
+        <w:sz w:val="20"/>
+      </w:rPr>
+    </w:lvl>
+    <w:lvl w:ilvl="5" w:tentative="1">
+      <w:start w:val="1"/>
+      <w:numFmt w:val="bullet"/>
+      <w:lvlText w:val=""/>
+      <w:lvlJc w:val="left"/>
+      <w:pPr>
+        <w:tabs>
+          <w:tab w:val="num" w:pos="4320"/>
+        </w:tabs>
+        <w:ind w:left="4320" w:hanging="360"/>
+      </w:pPr>
+      <w:rPr>
+        <w:rFonts w:ascii="Wingdings" w:hAnsi="Wingdings" w:hint="default"/>
+        <w:sz w:val="20"/>
+      </w:rPr>
+    </w:lvl>
+    <w:lvl w:ilvl="6" w:tentative="1">
+      <w:start w:val="1"/>
+      <w:numFmt w:val="bullet"/>
+      <w:lvlText w:val=""/>
+      <w:lvlJc w:val="left"/>
+      <w:pPr>
+        <w:tabs>
+          <w:tab w:val="num" w:pos="5040"/>
+        </w:tabs>
+        <w:ind w:left="5040" w:hanging="360"/>
+      </w:pPr>
+      <w:rPr>
+        <w:rFonts w:ascii="Wingdings" w:hAnsi="Wingdings" w:hint="default"/>
+        <w:sz w:val="20"/>
+      </w:rPr>
+    </w:lvl>
+    <w:lvl w:ilvl="7" w:tentative="1">
+      <w:start w:val="1"/>
+      <w:numFmt w:val="bullet"/>
+      <w:lvlText w:val=""/>
+      <w:lvlJc w:val="left"/>
+      <w:pPr>
+        <w:tabs>
+          <w:tab w:val="num" w:pos="5760"/>
+        </w:tabs>
+        <w:ind w:left="5760" w:hanging="360"/>
+      </w:pPr>
+      <w:rPr>
+        <w:rFonts w:ascii="Wingdings" w:hAnsi="Wingdings" w:hint="default"/>
+        <w:sz w:val="20"/>
+      </w:rPr>
+    </w:lvl>
+    <w:lvl w:ilvl="8" w:tentative="1">
+      <w:start w:val="1"/>
+      <w:numFmt w:val="bullet"/>
+      <w:lvlText w:val=""/>
+      <w:lvlJc w:val="left"/>
+      <w:pPr>
+        <w:tabs>
+          <w:tab w:val="num" w:pos="6480"/>
+        </w:tabs>
+        <w:ind w:left="6480" w:hanging="360"/>
+      </w:pPr>
+      <w:rPr>
+        <w:rFonts w:ascii="Wingdings" w:hAnsi="Wingdings" w:hint="default"/>
+        <w:sz w:val="20"/>
+      </w:rPr>
+    </w:lvl>
+  </w:abstractNum>
+  <w:abstractNum w:abstractNumId="62" w15:restartNumberingAfterBreak="0">
     <w:nsid w:val="31A24DDF"/>
     <w:multiLevelType w:val="multilevel"/>
     <w:tmpl w:val="63F4E6F0"/>
@@ -17918,7 +23794,7 @@
       </w:rPr>
     </w:lvl>
   </w:abstractNum>
-  <w:abstractNum w:abstractNumId="57" w15:restartNumberingAfterBreak="0">
+  <w:abstractNum w:abstractNumId="63" w15:restartNumberingAfterBreak="0">
     <w:nsid w:val="321E65E6"/>
     <w:multiLevelType w:val="multilevel"/>
     <w:tmpl w:val="63F4E6F0"/>
@@ -18067,7 +23943,7 @@
       </w:rPr>
     </w:lvl>
   </w:abstractNum>
-  <w:abstractNum w:abstractNumId="58" w15:restartNumberingAfterBreak="0">
+  <w:abstractNum w:abstractNumId="64" w15:restartNumberingAfterBreak="0">
     <w:nsid w:val="332E29E8"/>
     <w:multiLevelType w:val="multilevel"/>
     <w:tmpl w:val="BF082128"/>
@@ -18216,7 +24092,7 @@
       </w:rPr>
     </w:lvl>
   </w:abstractNum>
-  <w:abstractNum w:abstractNumId="59" w15:restartNumberingAfterBreak="0">
+  <w:abstractNum w:abstractNumId="65" w15:restartNumberingAfterBreak="0">
     <w:nsid w:val="34251C5D"/>
     <w:multiLevelType w:val="multilevel"/>
     <w:tmpl w:val="C31CBCE0"/>
@@ -18365,7 +24241,7 @@
       </w:rPr>
     </w:lvl>
   </w:abstractNum>
-  <w:abstractNum w:abstractNumId="60" w15:restartNumberingAfterBreak="0">
+  <w:abstractNum w:abstractNumId="66" w15:restartNumberingAfterBreak="0">
     <w:nsid w:val="342A6150"/>
     <w:multiLevelType w:val="multilevel"/>
     <w:tmpl w:val="29E0BE1C"/>
@@ -18514,7 +24390,120 @@
       </w:rPr>
     </w:lvl>
   </w:abstractNum>
-  <w:abstractNum w:abstractNumId="61" w15:restartNumberingAfterBreak="0">
+  <w:abstractNum w:abstractNumId="67" w15:restartNumberingAfterBreak="0">
+    <w:nsid w:val="352806E0"/>
+    <w:multiLevelType w:val="hybridMultilevel"/>
+    <w:tmpl w:val="C4D01788"/>
+    <w:lvl w:ilvl="0" w:tplc="04090005">
+      <w:start w:val="1"/>
+      <w:numFmt w:val="bullet"/>
+      <w:lvlText w:val=""/>
+      <w:lvlJc w:val="left"/>
+      <w:pPr>
+        <w:ind w:left="810" w:hanging="360"/>
+      </w:pPr>
+      <w:rPr>
+        <w:rFonts w:ascii="Wingdings" w:hAnsi="Wingdings" w:hint="default"/>
+      </w:rPr>
+    </w:lvl>
+    <w:lvl w:ilvl="1" w:tplc="04090003" w:tentative="1">
+      <w:start w:val="1"/>
+      <w:numFmt w:val="bullet"/>
+      <w:lvlText w:val="o"/>
+      <w:lvlJc w:val="left"/>
+      <w:pPr>
+        <w:ind w:left="1530" w:hanging="360"/>
+      </w:pPr>
+      <w:rPr>
+        <w:rFonts w:ascii="Courier New" w:hAnsi="Courier New" w:cs="Courier New" w:hint="default"/>
+      </w:rPr>
+    </w:lvl>
+    <w:lvl w:ilvl="2" w:tplc="04090005" w:tentative="1">
+      <w:start w:val="1"/>
+      <w:numFmt w:val="bullet"/>
+      <w:lvlText w:val=""/>
+      <w:lvlJc w:val="left"/>
+      <w:pPr>
+        <w:ind w:left="2250" w:hanging="360"/>
+      </w:pPr>
+      <w:rPr>
+        <w:rFonts w:ascii="Wingdings" w:hAnsi="Wingdings" w:hint="default"/>
+      </w:rPr>
+    </w:lvl>
+    <w:lvl w:ilvl="3" w:tplc="04090001" w:tentative="1">
+      <w:start w:val="1"/>
+      <w:numFmt w:val="bullet"/>
+      <w:lvlText w:val=""/>
+      <w:lvlJc w:val="left"/>
+      <w:pPr>
+        <w:ind w:left="2970" w:hanging="360"/>
+      </w:pPr>
+      <w:rPr>
+        <w:rFonts w:ascii="Symbol" w:hAnsi="Symbol" w:hint="default"/>
+      </w:rPr>
+    </w:lvl>
+    <w:lvl w:ilvl="4" w:tplc="04090003" w:tentative="1">
+      <w:start w:val="1"/>
+      <w:numFmt w:val="bullet"/>
+      <w:lvlText w:val="o"/>
+      <w:lvlJc w:val="left"/>
+      <w:pPr>
+        <w:ind w:left="3690" w:hanging="360"/>
+      </w:pPr>
+      <w:rPr>
+        <w:rFonts w:ascii="Courier New" w:hAnsi="Courier New" w:cs="Courier New" w:hint="default"/>
+      </w:rPr>
+    </w:lvl>
+    <w:lvl w:ilvl="5" w:tplc="04090005" w:tentative="1">
+      <w:start w:val="1"/>
+      <w:numFmt w:val="bullet"/>
+      <w:lvlText w:val=""/>
+      <w:lvlJc w:val="left"/>
+      <w:pPr>
+        <w:ind w:left="4410" w:hanging="360"/>
+      </w:pPr>
+      <w:rPr>
+        <w:rFonts w:ascii="Wingdings" w:hAnsi="Wingdings" w:hint="default"/>
+      </w:rPr>
+    </w:lvl>
+    <w:lvl w:ilvl="6" w:tplc="04090001" w:tentative="1">
+      <w:start w:val="1"/>
+      <w:numFmt w:val="bullet"/>
+      <w:lvlText w:val=""/>
+      <w:lvlJc w:val="left"/>
+      <w:pPr>
+        <w:ind w:left="5130" w:hanging="360"/>
+      </w:pPr>
+      <w:rPr>
+        <w:rFonts w:ascii="Symbol" w:hAnsi="Symbol" w:hint="default"/>
+      </w:rPr>
+    </w:lvl>
+    <w:lvl w:ilvl="7" w:tplc="04090003" w:tentative="1">
+      <w:start w:val="1"/>
+      <w:numFmt w:val="bullet"/>
+      <w:lvlText w:val="o"/>
+      <w:lvlJc w:val="left"/>
+      <w:pPr>
+        <w:ind w:left="5850" w:hanging="360"/>
+      </w:pPr>
+      <w:rPr>
+        <w:rFonts w:ascii="Courier New" w:hAnsi="Courier New" w:cs="Courier New" w:hint="default"/>
+      </w:rPr>
+    </w:lvl>
+    <w:lvl w:ilvl="8" w:tplc="04090005" w:tentative="1">
+      <w:start w:val="1"/>
+      <w:numFmt w:val="bullet"/>
+      <w:lvlText w:val=""/>
+      <w:lvlJc w:val="left"/>
+      <w:pPr>
+        <w:ind w:left="6570" w:hanging="360"/>
+      </w:pPr>
+      <w:rPr>
+        <w:rFonts w:ascii="Wingdings" w:hAnsi="Wingdings" w:hint="default"/>
+      </w:rPr>
+    </w:lvl>
+  </w:abstractNum>
+  <w:abstractNum w:abstractNumId="68" w15:restartNumberingAfterBreak="0">
     <w:nsid w:val="356F220A"/>
     <w:multiLevelType w:val="multilevel"/>
     <w:tmpl w:val="0FFA5254"/>
@@ -18663,7 +24652,7 @@
       </w:rPr>
     </w:lvl>
   </w:abstractNum>
-  <w:abstractNum w:abstractNumId="62" w15:restartNumberingAfterBreak="0">
+  <w:abstractNum w:abstractNumId="69" w15:restartNumberingAfterBreak="0">
     <w:nsid w:val="357B7363"/>
     <w:multiLevelType w:val="hybridMultilevel"/>
     <w:tmpl w:val="00D411EC"/>
@@ -18775,7 +24764,7 @@
       </w:rPr>
     </w:lvl>
   </w:abstractNum>
-  <w:abstractNum w:abstractNumId="63" w15:restartNumberingAfterBreak="0">
+  <w:abstractNum w:abstractNumId="70" w15:restartNumberingAfterBreak="0">
     <w:nsid w:val="3583100F"/>
     <w:multiLevelType w:val="hybridMultilevel"/>
     <w:tmpl w:val="848ECFAA"/>
@@ -18888,7 +24877,7 @@
       </w:rPr>
     </w:lvl>
   </w:abstractNum>
-  <w:abstractNum w:abstractNumId="64" w15:restartNumberingAfterBreak="0">
+  <w:abstractNum w:abstractNumId="71" w15:restartNumberingAfterBreak="0">
     <w:nsid w:val="3623194A"/>
     <w:multiLevelType w:val="multilevel"/>
     <w:tmpl w:val="63F4E6F0"/>
@@ -19037,7 +25026,7 @@
       </w:rPr>
     </w:lvl>
   </w:abstractNum>
-  <w:abstractNum w:abstractNumId="65" w15:restartNumberingAfterBreak="0">
+  <w:abstractNum w:abstractNumId="72" w15:restartNumberingAfterBreak="0">
     <w:nsid w:val="36AD3FB0"/>
     <w:multiLevelType w:val="multilevel"/>
     <w:tmpl w:val="0644AEEA"/>
@@ -19186,7 +25175,7 @@
       </w:rPr>
     </w:lvl>
   </w:abstractNum>
-  <w:abstractNum w:abstractNumId="66" w15:restartNumberingAfterBreak="0">
+  <w:abstractNum w:abstractNumId="73" w15:restartNumberingAfterBreak="0">
     <w:nsid w:val="371A2CDE"/>
     <w:multiLevelType w:val="hybridMultilevel"/>
     <w:tmpl w:val="EA9C00CC"/>
@@ -19298,7 +25287,7 @@
       </w:rPr>
     </w:lvl>
   </w:abstractNum>
-  <w:abstractNum w:abstractNumId="67" w15:restartNumberingAfterBreak="0">
+  <w:abstractNum w:abstractNumId="74" w15:restartNumberingAfterBreak="0">
     <w:nsid w:val="373D5E48"/>
     <w:multiLevelType w:val="hybridMultilevel"/>
     <w:tmpl w:val="8A6E38C0"/>
@@ -19411,7 +25400,120 @@
       </w:rPr>
     </w:lvl>
   </w:abstractNum>
-  <w:abstractNum w:abstractNumId="68" w15:restartNumberingAfterBreak="0">
+  <w:abstractNum w:abstractNumId="75" w15:restartNumberingAfterBreak="0">
+    <w:nsid w:val="38C04ECD"/>
+    <w:multiLevelType w:val="hybridMultilevel"/>
+    <w:tmpl w:val="BD96A908"/>
+    <w:lvl w:ilvl="0" w:tplc="04090005">
+      <w:start w:val="1"/>
+      <w:numFmt w:val="bullet"/>
+      <w:lvlText w:val=""/>
+      <w:lvlJc w:val="left"/>
+      <w:pPr>
+        <w:ind w:left="720" w:hanging="360"/>
+      </w:pPr>
+      <w:rPr>
+        <w:rFonts w:ascii="Wingdings" w:hAnsi="Wingdings" w:hint="default"/>
+      </w:rPr>
+    </w:lvl>
+    <w:lvl w:ilvl="1" w:tplc="04090003" w:tentative="1">
+      <w:start w:val="1"/>
+      <w:numFmt w:val="bullet"/>
+      <w:lvlText w:val="o"/>
+      <w:lvlJc w:val="left"/>
+      <w:pPr>
+        <w:ind w:left="1440" w:hanging="360"/>
+      </w:pPr>
+      <w:rPr>
+        <w:rFonts w:ascii="Courier New" w:hAnsi="Courier New" w:cs="Courier New" w:hint="default"/>
+      </w:rPr>
+    </w:lvl>
+    <w:lvl w:ilvl="2" w:tplc="04090005" w:tentative="1">
+      <w:start w:val="1"/>
+      <w:numFmt w:val="bullet"/>
+      <w:lvlText w:val=""/>
+      <w:lvlJc w:val="left"/>
+      <w:pPr>
+        <w:ind w:left="2160" w:hanging="360"/>
+      </w:pPr>
+      <w:rPr>
+        <w:rFonts w:ascii="Wingdings" w:hAnsi="Wingdings" w:hint="default"/>
+      </w:rPr>
+    </w:lvl>
+    <w:lvl w:ilvl="3" w:tplc="04090001" w:tentative="1">
+      <w:start w:val="1"/>
+      <w:numFmt w:val="bullet"/>
+      <w:lvlText w:val=""/>
+      <w:lvlJc w:val="left"/>
+      <w:pPr>
+        <w:ind w:left="2880" w:hanging="360"/>
+      </w:pPr>
+      <w:rPr>
+        <w:rFonts w:ascii="Symbol" w:hAnsi="Symbol" w:hint="default"/>
+      </w:rPr>
+    </w:lvl>
+    <w:lvl w:ilvl="4" w:tplc="04090003" w:tentative="1">
+      <w:start w:val="1"/>
+      <w:numFmt w:val="bullet"/>
+      <w:lvlText w:val="o"/>
+      <w:lvlJc w:val="left"/>
+      <w:pPr>
+        <w:ind w:left="3600" w:hanging="360"/>
+      </w:pPr>
+      <w:rPr>
+        <w:rFonts w:ascii="Courier New" w:hAnsi="Courier New" w:cs="Courier New" w:hint="default"/>
+      </w:rPr>
+    </w:lvl>
+    <w:lvl w:ilvl="5" w:tplc="04090005" w:tentative="1">
+      <w:start w:val="1"/>
+      <w:numFmt w:val="bullet"/>
+      <w:lvlText w:val=""/>
+      <w:lvlJc w:val="left"/>
+      <w:pPr>
+        <w:ind w:left="4320" w:hanging="360"/>
+      </w:pPr>
+      <w:rPr>
+        <w:rFonts w:ascii="Wingdings" w:hAnsi="Wingdings" w:hint="default"/>
+      </w:rPr>
+    </w:lvl>
+    <w:lvl w:ilvl="6" w:tplc="04090001" w:tentative="1">
+      <w:start w:val="1"/>
+      <w:numFmt w:val="bullet"/>
+      <w:lvlText w:val=""/>
+      <w:lvlJc w:val="left"/>
+      <w:pPr>
+        <w:ind w:left="5040" w:hanging="360"/>
+      </w:pPr>
+      <w:rPr>
+        <w:rFonts w:ascii="Symbol" w:hAnsi="Symbol" w:hint="default"/>
+      </w:rPr>
+    </w:lvl>
+    <w:lvl w:ilvl="7" w:tplc="04090003" w:tentative="1">
+      <w:start w:val="1"/>
+      <w:numFmt w:val="bullet"/>
+      <w:lvlText w:val="o"/>
+      <w:lvlJc w:val="left"/>
+      <w:pPr>
+        <w:ind w:left="5760" w:hanging="360"/>
+      </w:pPr>
+      <w:rPr>
+        <w:rFonts w:ascii="Courier New" w:hAnsi="Courier New" w:cs="Courier New" w:hint="default"/>
+      </w:rPr>
+    </w:lvl>
+    <w:lvl w:ilvl="8" w:tplc="04090005" w:tentative="1">
+      <w:start w:val="1"/>
+      <w:numFmt w:val="bullet"/>
+      <w:lvlText w:val=""/>
+      <w:lvlJc w:val="left"/>
+      <w:pPr>
+        <w:ind w:left="6480" w:hanging="360"/>
+      </w:pPr>
+      <w:rPr>
+        <w:rFonts w:ascii="Wingdings" w:hAnsi="Wingdings" w:hint="default"/>
+      </w:rPr>
+    </w:lvl>
+  </w:abstractNum>
+  <w:abstractNum w:abstractNumId="76" w15:restartNumberingAfterBreak="0">
     <w:nsid w:val="3B446B2D"/>
     <w:multiLevelType w:val="hybridMultilevel"/>
     <w:tmpl w:val="B638176E"/>
@@ -19523,7 +25625,7 @@
       </w:rPr>
     </w:lvl>
   </w:abstractNum>
-  <w:abstractNum w:abstractNumId="69" w15:restartNumberingAfterBreak="0">
+  <w:abstractNum w:abstractNumId="77" w15:restartNumberingAfterBreak="0">
     <w:nsid w:val="3B6B41F5"/>
     <w:multiLevelType w:val="hybridMultilevel"/>
     <w:tmpl w:val="10A26168"/>
@@ -19635,7 +25737,7 @@
       </w:rPr>
     </w:lvl>
   </w:abstractNum>
-  <w:abstractNum w:abstractNumId="70" w15:restartNumberingAfterBreak="0">
+  <w:abstractNum w:abstractNumId="78" w15:restartNumberingAfterBreak="0">
     <w:nsid w:val="3C5546BA"/>
     <w:multiLevelType w:val="hybridMultilevel"/>
     <w:tmpl w:val="3434F5E4"/>
@@ -19747,7 +25849,7 @@
       </w:rPr>
     </w:lvl>
   </w:abstractNum>
-  <w:abstractNum w:abstractNumId="71" w15:restartNumberingAfterBreak="0">
+  <w:abstractNum w:abstractNumId="79" w15:restartNumberingAfterBreak="0">
     <w:nsid w:val="3C623C55"/>
     <w:multiLevelType w:val="multilevel"/>
     <w:tmpl w:val="A0B0E8F4"/>
@@ -19896,7 +25998,7 @@
       </w:rPr>
     </w:lvl>
   </w:abstractNum>
-  <w:abstractNum w:abstractNumId="72" w15:restartNumberingAfterBreak="0">
+  <w:abstractNum w:abstractNumId="80" w15:restartNumberingAfterBreak="0">
     <w:nsid w:val="3CD27F78"/>
     <w:multiLevelType w:val="multilevel"/>
     <w:tmpl w:val="FCDE767A"/>
@@ -20045,7 +26147,7 @@
       </w:rPr>
     </w:lvl>
   </w:abstractNum>
-  <w:abstractNum w:abstractNumId="73" w15:restartNumberingAfterBreak="0">
+  <w:abstractNum w:abstractNumId="81" w15:restartNumberingAfterBreak="0">
     <w:nsid w:val="3CD74B18"/>
     <w:multiLevelType w:val="hybridMultilevel"/>
     <w:tmpl w:val="2FF42220"/>
@@ -20158,7 +26260,7 @@
       </w:rPr>
     </w:lvl>
   </w:abstractNum>
-  <w:abstractNum w:abstractNumId="74" w15:restartNumberingAfterBreak="0">
+  <w:abstractNum w:abstractNumId="82" w15:restartNumberingAfterBreak="0">
     <w:nsid w:val="3D2F7E79"/>
     <w:multiLevelType w:val="hybridMultilevel"/>
     <w:tmpl w:val="6ED674BE"/>
@@ -20270,7 +26372,7 @@
       </w:rPr>
     </w:lvl>
   </w:abstractNum>
-  <w:abstractNum w:abstractNumId="75" w15:restartNumberingAfterBreak="0">
+  <w:abstractNum w:abstractNumId="83" w15:restartNumberingAfterBreak="0">
     <w:nsid w:val="3D397287"/>
     <w:multiLevelType w:val="hybridMultilevel"/>
     <w:tmpl w:val="F4503122"/>
@@ -20382,7 +26484,7 @@
       </w:rPr>
     </w:lvl>
   </w:abstractNum>
-  <w:abstractNum w:abstractNumId="76" w15:restartNumberingAfterBreak="0">
+  <w:abstractNum w:abstractNumId="84" w15:restartNumberingAfterBreak="0">
     <w:nsid w:val="3DD260EB"/>
     <w:multiLevelType w:val="multilevel"/>
     <w:tmpl w:val="B07886AE"/>
@@ -20531,7 +26633,7 @@
       </w:rPr>
     </w:lvl>
   </w:abstractNum>
-  <w:abstractNum w:abstractNumId="77" w15:restartNumberingAfterBreak="0">
+  <w:abstractNum w:abstractNumId="85" w15:restartNumberingAfterBreak="0">
     <w:nsid w:val="3E685FF3"/>
     <w:multiLevelType w:val="multilevel"/>
     <w:tmpl w:val="7D20B538"/>
@@ -20680,7 +26782,7 @@
       </w:rPr>
     </w:lvl>
   </w:abstractNum>
-  <w:abstractNum w:abstractNumId="78" w15:restartNumberingAfterBreak="0">
+  <w:abstractNum w:abstractNumId="86" w15:restartNumberingAfterBreak="0">
     <w:nsid w:val="3F346C2C"/>
     <w:multiLevelType w:val="multilevel"/>
     <w:tmpl w:val="63F4E6F0"/>
@@ -20829,7 +26931,7 @@
       </w:rPr>
     </w:lvl>
   </w:abstractNum>
-  <w:abstractNum w:abstractNumId="79" w15:restartNumberingAfterBreak="0">
+  <w:abstractNum w:abstractNumId="87" w15:restartNumberingAfterBreak="0">
     <w:nsid w:val="3FCB1322"/>
     <w:multiLevelType w:val="hybridMultilevel"/>
     <w:tmpl w:val="55C012B2"/>
@@ -20941,7 +27043,156 @@
       </w:rPr>
     </w:lvl>
   </w:abstractNum>
-  <w:abstractNum w:abstractNumId="80" w15:restartNumberingAfterBreak="0">
+  <w:abstractNum w:abstractNumId="88" w15:restartNumberingAfterBreak="0">
+    <w:nsid w:val="414B1957"/>
+    <w:multiLevelType w:val="multilevel"/>
+    <w:tmpl w:val="B270F070"/>
+    <w:lvl w:ilvl="0">
+      <w:start w:val="1"/>
+      <w:numFmt w:val="bullet"/>
+      <w:lvlText w:val=""/>
+      <w:lvlJc w:val="left"/>
+      <w:pPr>
+        <w:tabs>
+          <w:tab w:val="num" w:pos="720"/>
+        </w:tabs>
+        <w:ind w:left="720" w:hanging="360"/>
+      </w:pPr>
+      <w:rPr>
+        <w:rFonts w:ascii="Symbol" w:hAnsi="Symbol" w:hint="default"/>
+        <w:sz w:val="20"/>
+      </w:rPr>
+    </w:lvl>
+    <w:lvl w:ilvl="1" w:tentative="1">
+      <w:start w:val="1"/>
+      <w:numFmt w:val="bullet"/>
+      <w:lvlText w:val="o"/>
+      <w:lvlJc w:val="left"/>
+      <w:pPr>
+        <w:tabs>
+          <w:tab w:val="num" w:pos="1440"/>
+        </w:tabs>
+        <w:ind w:left="1440" w:hanging="360"/>
+      </w:pPr>
+      <w:rPr>
+        <w:rFonts w:ascii="Courier New" w:hAnsi="Courier New" w:hint="default"/>
+        <w:sz w:val="20"/>
+      </w:rPr>
+    </w:lvl>
+    <w:lvl w:ilvl="2" w:tentative="1">
+      <w:start w:val="1"/>
+      <w:numFmt w:val="bullet"/>
+      <w:lvlText w:val=""/>
+      <w:lvlJc w:val="left"/>
+      <w:pPr>
+        <w:tabs>
+          <w:tab w:val="num" w:pos="2160"/>
+        </w:tabs>
+        <w:ind w:left="2160" w:hanging="360"/>
+      </w:pPr>
+      <w:rPr>
+        <w:rFonts w:ascii="Wingdings" w:hAnsi="Wingdings" w:hint="default"/>
+        <w:sz w:val="20"/>
+      </w:rPr>
+    </w:lvl>
+    <w:lvl w:ilvl="3" w:tentative="1">
+      <w:start w:val="1"/>
+      <w:numFmt w:val="bullet"/>
+      <w:lvlText w:val=""/>
+      <w:lvlJc w:val="left"/>
+      <w:pPr>
+        <w:tabs>
+          <w:tab w:val="num" w:pos="2880"/>
+        </w:tabs>
+        <w:ind w:left="2880" w:hanging="360"/>
+      </w:pPr>
+      <w:rPr>
+        <w:rFonts w:ascii="Wingdings" w:hAnsi="Wingdings" w:hint="default"/>
+        <w:sz w:val="20"/>
+      </w:rPr>
+    </w:lvl>
+    <w:lvl w:ilvl="4" w:tentative="1">
+      <w:start w:val="1"/>
+      <w:numFmt w:val="bullet"/>
+      <w:lvlText w:val=""/>
+      <w:lvlJc w:val="left"/>
+      <w:pPr>
+        <w:tabs>
+          <w:tab w:val="num" w:pos="3600"/>
+        </w:tabs>
+        <w:ind w:left="3600" w:hanging="360"/>
+      </w:pPr>
+      <w:rPr>
+        <w:rFonts w:ascii="Wingdings" w:hAnsi="Wingdings" w:hint="default"/>
+        <w:sz w:val="20"/>
+      </w:rPr>
+    </w:lvl>
+    <w:lvl w:ilvl="5" w:tentative="1">
+      <w:start w:val="1"/>
+      <w:numFmt w:val="bullet"/>
+      <w:lvlText w:val=""/>
+      <w:lvlJc w:val="left"/>
+      <w:pPr>
+        <w:tabs>
+          <w:tab w:val="num" w:pos="4320"/>
+        </w:tabs>
+        <w:ind w:left="4320" w:hanging="360"/>
+      </w:pPr>
+      <w:rPr>
+        <w:rFonts w:ascii="Wingdings" w:hAnsi="Wingdings" w:hint="default"/>
+        <w:sz w:val="20"/>
+      </w:rPr>
+    </w:lvl>
+    <w:lvl w:ilvl="6" w:tentative="1">
+      <w:start w:val="1"/>
+      <w:numFmt w:val="bullet"/>
+      <w:lvlText w:val=""/>
+      <w:lvlJc w:val="left"/>
+      <w:pPr>
+        <w:tabs>
+          <w:tab w:val="num" w:pos="5040"/>
+        </w:tabs>
+        <w:ind w:left="5040" w:hanging="360"/>
+      </w:pPr>
+      <w:rPr>
+        <w:rFonts w:ascii="Wingdings" w:hAnsi="Wingdings" w:hint="default"/>
+        <w:sz w:val="20"/>
+      </w:rPr>
+    </w:lvl>
+    <w:lvl w:ilvl="7" w:tentative="1">
+      <w:start w:val="1"/>
+      <w:numFmt w:val="bullet"/>
+      <w:lvlText w:val=""/>
+      <w:lvlJc w:val="left"/>
+      <w:pPr>
+        <w:tabs>
+          <w:tab w:val="num" w:pos="5760"/>
+        </w:tabs>
+        <w:ind w:left="5760" w:hanging="360"/>
+      </w:pPr>
+      <w:rPr>
+        <w:rFonts w:ascii="Wingdings" w:hAnsi="Wingdings" w:hint="default"/>
+        <w:sz w:val="20"/>
+      </w:rPr>
+    </w:lvl>
+    <w:lvl w:ilvl="8" w:tentative="1">
+      <w:start w:val="1"/>
+      <w:numFmt w:val="bullet"/>
+      <w:lvlText w:val=""/>
+      <w:lvlJc w:val="left"/>
+      <w:pPr>
+        <w:tabs>
+          <w:tab w:val="num" w:pos="6480"/>
+        </w:tabs>
+        <w:ind w:left="6480" w:hanging="360"/>
+      </w:pPr>
+      <w:rPr>
+        <w:rFonts w:ascii="Wingdings" w:hAnsi="Wingdings" w:hint="default"/>
+        <w:sz w:val="20"/>
+      </w:rPr>
+    </w:lvl>
+  </w:abstractNum>
+  <w:abstractNum w:abstractNumId="89" w15:restartNumberingAfterBreak="0">
     <w:nsid w:val="41A9344F"/>
     <w:multiLevelType w:val="hybridMultilevel"/>
     <w:tmpl w:val="0FB60038"/>
@@ -21054,7 +27305,7 @@
       </w:rPr>
     </w:lvl>
   </w:abstractNum>
-  <w:abstractNum w:abstractNumId="81" w15:restartNumberingAfterBreak="0">
+  <w:abstractNum w:abstractNumId="90" w15:restartNumberingAfterBreak="0">
     <w:nsid w:val="42004E1F"/>
     <w:multiLevelType w:val="hybridMultilevel"/>
     <w:tmpl w:val="770C8314"/>
@@ -21166,7 +27417,7 @@
       </w:rPr>
     </w:lvl>
   </w:abstractNum>
-  <w:abstractNum w:abstractNumId="82" w15:restartNumberingAfterBreak="0">
+  <w:abstractNum w:abstractNumId="91" w15:restartNumberingAfterBreak="0">
     <w:nsid w:val="439F7169"/>
     <w:multiLevelType w:val="hybridMultilevel"/>
     <w:tmpl w:val="1884EDCA"/>
@@ -21279,7 +27530,7 @@
       </w:rPr>
     </w:lvl>
   </w:abstractNum>
-  <w:abstractNum w:abstractNumId="83" w15:restartNumberingAfterBreak="0">
+  <w:abstractNum w:abstractNumId="92" w15:restartNumberingAfterBreak="0">
     <w:nsid w:val="43EA1D69"/>
     <w:multiLevelType w:val="multilevel"/>
     <w:tmpl w:val="DFEC23EC"/>
@@ -21428,7 +27679,7 @@
       </w:rPr>
     </w:lvl>
   </w:abstractNum>
-  <w:abstractNum w:abstractNumId="84" w15:restartNumberingAfterBreak="0">
+  <w:abstractNum w:abstractNumId="93" w15:restartNumberingAfterBreak="0">
     <w:nsid w:val="44320084"/>
     <w:multiLevelType w:val="hybridMultilevel"/>
     <w:tmpl w:val="CE5076D4"/>
@@ -21540,7 +27791,7 @@
       </w:rPr>
     </w:lvl>
   </w:abstractNum>
-  <w:abstractNum w:abstractNumId="85" w15:restartNumberingAfterBreak="0">
+  <w:abstractNum w:abstractNumId="94" w15:restartNumberingAfterBreak="0">
     <w:nsid w:val="44554567"/>
     <w:multiLevelType w:val="hybridMultilevel"/>
     <w:tmpl w:val="78748252"/>
@@ -21652,7 +27903,7 @@
       </w:rPr>
     </w:lvl>
   </w:abstractNum>
-  <w:abstractNum w:abstractNumId="86" w15:restartNumberingAfterBreak="0">
+  <w:abstractNum w:abstractNumId="95" w15:restartNumberingAfterBreak="0">
     <w:nsid w:val="49005094"/>
     <w:multiLevelType w:val="hybridMultilevel"/>
     <w:tmpl w:val="14848CBE"/>
@@ -21764,7 +28015,7 @@
       </w:rPr>
     </w:lvl>
   </w:abstractNum>
-  <w:abstractNum w:abstractNumId="87" w15:restartNumberingAfterBreak="0">
+  <w:abstractNum w:abstractNumId="96" w15:restartNumberingAfterBreak="0">
     <w:nsid w:val="49243794"/>
     <w:multiLevelType w:val="multilevel"/>
     <w:tmpl w:val="E7681528"/>
@@ -21913,7 +28164,7 @@
       </w:rPr>
     </w:lvl>
   </w:abstractNum>
-  <w:abstractNum w:abstractNumId="88" w15:restartNumberingAfterBreak="0">
+  <w:abstractNum w:abstractNumId="97" w15:restartNumberingAfterBreak="0">
     <w:nsid w:val="4A880990"/>
     <w:multiLevelType w:val="hybridMultilevel"/>
     <w:tmpl w:val="F17E12C2"/>
@@ -22025,7 +28276,7 @@
       </w:rPr>
     </w:lvl>
   </w:abstractNum>
-  <w:abstractNum w:abstractNumId="89" w15:restartNumberingAfterBreak="0">
+  <w:abstractNum w:abstractNumId="98" w15:restartNumberingAfterBreak="0">
     <w:nsid w:val="4B182B12"/>
     <w:multiLevelType w:val="hybridMultilevel"/>
     <w:tmpl w:val="31C486B4"/>
@@ -22137,7 +28388,7 @@
       </w:rPr>
     </w:lvl>
   </w:abstractNum>
-  <w:abstractNum w:abstractNumId="90" w15:restartNumberingAfterBreak="0">
+  <w:abstractNum w:abstractNumId="99" w15:restartNumberingAfterBreak="0">
     <w:nsid w:val="4BA13766"/>
     <w:multiLevelType w:val="multilevel"/>
     <w:tmpl w:val="63F4E6F0"/>
@@ -22286,7 +28537,7 @@
       </w:rPr>
     </w:lvl>
   </w:abstractNum>
-  <w:abstractNum w:abstractNumId="91" w15:restartNumberingAfterBreak="0">
+  <w:abstractNum w:abstractNumId="100" w15:restartNumberingAfterBreak="0">
     <w:nsid w:val="4E65371E"/>
     <w:multiLevelType w:val="hybridMultilevel"/>
     <w:tmpl w:val="53EE4538"/>
@@ -22398,7 +28649,7 @@
       </w:rPr>
     </w:lvl>
   </w:abstractNum>
-  <w:abstractNum w:abstractNumId="92" w15:restartNumberingAfterBreak="0">
+  <w:abstractNum w:abstractNumId="101" w15:restartNumberingAfterBreak="0">
     <w:nsid w:val="4E9A3F16"/>
     <w:multiLevelType w:val="multilevel"/>
     <w:tmpl w:val="63F4E6F0"/>
@@ -22547,7 +28798,7 @@
       </w:rPr>
     </w:lvl>
   </w:abstractNum>
-  <w:abstractNum w:abstractNumId="93" w15:restartNumberingAfterBreak="0">
+  <w:abstractNum w:abstractNumId="102" w15:restartNumberingAfterBreak="0">
     <w:nsid w:val="500B790D"/>
     <w:multiLevelType w:val="multilevel"/>
     <w:tmpl w:val="63F4E6F0"/>
@@ -22696,7 +28947,7 @@
       </w:rPr>
     </w:lvl>
   </w:abstractNum>
-  <w:abstractNum w:abstractNumId="94" w15:restartNumberingAfterBreak="0">
+  <w:abstractNum w:abstractNumId="103" w15:restartNumberingAfterBreak="0">
     <w:nsid w:val="526538B7"/>
     <w:multiLevelType w:val="hybridMultilevel"/>
     <w:tmpl w:val="E6A017F2"/>
@@ -22809,7 +29060,7 @@
       </w:rPr>
     </w:lvl>
   </w:abstractNum>
-  <w:abstractNum w:abstractNumId="95" w15:restartNumberingAfterBreak="0">
+  <w:abstractNum w:abstractNumId="104" w15:restartNumberingAfterBreak="0">
     <w:nsid w:val="537E56D9"/>
     <w:multiLevelType w:val="multilevel"/>
     <w:tmpl w:val="1B6E8B6A"/>
@@ -22958,7 +29209,7 @@
       </w:rPr>
     </w:lvl>
   </w:abstractNum>
-  <w:abstractNum w:abstractNumId="96" w15:restartNumberingAfterBreak="0">
+  <w:abstractNum w:abstractNumId="105" w15:restartNumberingAfterBreak="0">
     <w:nsid w:val="53E6601E"/>
     <w:multiLevelType w:val="hybridMultilevel"/>
     <w:tmpl w:val="66F0666A"/>
@@ -23071,7 +29322,156 @@
       </w:rPr>
     </w:lvl>
   </w:abstractNum>
-  <w:abstractNum w:abstractNumId="97" w15:restartNumberingAfterBreak="0">
+  <w:abstractNum w:abstractNumId="106" w15:restartNumberingAfterBreak="0">
+    <w:nsid w:val="54E9416B"/>
+    <w:multiLevelType w:val="multilevel"/>
+    <w:tmpl w:val="A98E3AA0"/>
+    <w:lvl w:ilvl="0">
+      <w:start w:val="1"/>
+      <w:numFmt w:val="bullet"/>
+      <w:lvlText w:val=""/>
+      <w:lvlJc w:val="left"/>
+      <w:pPr>
+        <w:tabs>
+          <w:tab w:val="num" w:pos="720"/>
+        </w:tabs>
+        <w:ind w:left="720" w:hanging="360"/>
+      </w:pPr>
+      <w:rPr>
+        <w:rFonts w:ascii="Symbol" w:hAnsi="Symbol" w:hint="default"/>
+        <w:sz w:val="20"/>
+      </w:rPr>
+    </w:lvl>
+    <w:lvl w:ilvl="1" w:tentative="1">
+      <w:start w:val="1"/>
+      <w:numFmt w:val="bullet"/>
+      <w:lvlText w:val="o"/>
+      <w:lvlJc w:val="left"/>
+      <w:pPr>
+        <w:tabs>
+          <w:tab w:val="num" w:pos="1440"/>
+        </w:tabs>
+        <w:ind w:left="1440" w:hanging="360"/>
+      </w:pPr>
+      <w:rPr>
+        <w:rFonts w:ascii="Courier New" w:hAnsi="Courier New" w:hint="default"/>
+        <w:sz w:val="20"/>
+      </w:rPr>
+    </w:lvl>
+    <w:lvl w:ilvl="2" w:tentative="1">
+      <w:start w:val="1"/>
+      <w:numFmt w:val="bullet"/>
+      <w:lvlText w:val=""/>
+      <w:lvlJc w:val="left"/>
+      <w:pPr>
+        <w:tabs>
+          <w:tab w:val="num" w:pos="2160"/>
+        </w:tabs>
+        <w:ind w:left="2160" w:hanging="360"/>
+      </w:pPr>
+      <w:rPr>
+        <w:rFonts w:ascii="Wingdings" w:hAnsi="Wingdings" w:hint="default"/>
+        <w:sz w:val="20"/>
+      </w:rPr>
+    </w:lvl>
+    <w:lvl w:ilvl="3" w:tentative="1">
+      <w:start w:val="1"/>
+      <w:numFmt w:val="bullet"/>
+      <w:lvlText w:val=""/>
+      <w:lvlJc w:val="left"/>
+      <w:pPr>
+        <w:tabs>
+          <w:tab w:val="num" w:pos="2880"/>
+        </w:tabs>
+        <w:ind w:left="2880" w:hanging="360"/>
+      </w:pPr>
+      <w:rPr>
+        <w:rFonts w:ascii="Wingdings" w:hAnsi="Wingdings" w:hint="default"/>
+        <w:sz w:val="20"/>
+      </w:rPr>
+    </w:lvl>
+    <w:lvl w:ilvl="4" w:tentative="1">
+      <w:start w:val="1"/>
+      <w:numFmt w:val="bullet"/>
+      <w:lvlText w:val=""/>
+      <w:lvlJc w:val="left"/>
+      <w:pPr>
+        <w:tabs>
+          <w:tab w:val="num" w:pos="3600"/>
+        </w:tabs>
+        <w:ind w:left="3600" w:hanging="360"/>
+      </w:pPr>
+      <w:rPr>
+        <w:rFonts w:ascii="Wingdings" w:hAnsi="Wingdings" w:hint="default"/>
+        <w:sz w:val="20"/>
+      </w:rPr>
+    </w:lvl>
+    <w:lvl w:ilvl="5" w:tentative="1">
+      <w:start w:val="1"/>
+      <w:numFmt w:val="bullet"/>
+      <w:lvlText w:val=""/>
+      <w:lvlJc w:val="left"/>
+      <w:pPr>
+        <w:tabs>
+          <w:tab w:val="num" w:pos="4320"/>
+        </w:tabs>
+        <w:ind w:left="4320" w:hanging="360"/>
+      </w:pPr>
+      <w:rPr>
+        <w:rFonts w:ascii="Wingdings" w:hAnsi="Wingdings" w:hint="default"/>
+        <w:sz w:val="20"/>
+      </w:rPr>
+    </w:lvl>
+    <w:lvl w:ilvl="6" w:tentative="1">
+      <w:start w:val="1"/>
+      <w:numFmt w:val="bullet"/>
+      <w:lvlText w:val=""/>
+      <w:lvlJc w:val="left"/>
+      <w:pPr>
+        <w:tabs>
+          <w:tab w:val="num" w:pos="5040"/>
+        </w:tabs>
+        <w:ind w:left="5040" w:hanging="360"/>
+      </w:pPr>
+      <w:rPr>
+        <w:rFonts w:ascii="Wingdings" w:hAnsi="Wingdings" w:hint="default"/>
+        <w:sz w:val="20"/>
+      </w:rPr>
+    </w:lvl>
+    <w:lvl w:ilvl="7" w:tentative="1">
+      <w:start w:val="1"/>
+      <w:numFmt w:val="bullet"/>
+      <w:lvlText w:val=""/>
+      <w:lvlJc w:val="left"/>
+      <w:pPr>
+        <w:tabs>
+          <w:tab w:val="num" w:pos="5760"/>
+        </w:tabs>
+        <w:ind w:left="5760" w:hanging="360"/>
+      </w:pPr>
+      <w:rPr>
+        <w:rFonts w:ascii="Wingdings" w:hAnsi="Wingdings" w:hint="default"/>
+        <w:sz w:val="20"/>
+      </w:rPr>
+    </w:lvl>
+    <w:lvl w:ilvl="8" w:tentative="1">
+      <w:start w:val="1"/>
+      <w:numFmt w:val="bullet"/>
+      <w:lvlText w:val=""/>
+      <w:lvlJc w:val="left"/>
+      <w:pPr>
+        <w:tabs>
+          <w:tab w:val="num" w:pos="6480"/>
+        </w:tabs>
+        <w:ind w:left="6480" w:hanging="360"/>
+      </w:pPr>
+      <w:rPr>
+        <w:rFonts w:ascii="Wingdings" w:hAnsi="Wingdings" w:hint="default"/>
+        <w:sz w:val="20"/>
+      </w:rPr>
+    </w:lvl>
+  </w:abstractNum>
+  <w:abstractNum w:abstractNumId="107" w15:restartNumberingAfterBreak="0">
     <w:nsid w:val="551D6F91"/>
     <w:multiLevelType w:val="hybridMultilevel"/>
     <w:tmpl w:val="9522B3C6"/>
@@ -23183,7 +29583,7 @@
       </w:rPr>
     </w:lvl>
   </w:abstractNum>
-  <w:abstractNum w:abstractNumId="98" w15:restartNumberingAfterBreak="0">
+  <w:abstractNum w:abstractNumId="108" w15:restartNumberingAfterBreak="0">
     <w:nsid w:val="55655B93"/>
     <w:multiLevelType w:val="multilevel"/>
     <w:tmpl w:val="9C88A4A8"/>
@@ -23332,7 +29732,7 @@
       </w:rPr>
     </w:lvl>
   </w:abstractNum>
-  <w:abstractNum w:abstractNumId="99" w15:restartNumberingAfterBreak="0">
+  <w:abstractNum w:abstractNumId="109" w15:restartNumberingAfterBreak="0">
     <w:nsid w:val="562D4F1F"/>
     <w:multiLevelType w:val="hybridMultilevel"/>
     <w:tmpl w:val="1FF8D31C"/>
@@ -23444,7 +29844,7 @@
       </w:rPr>
     </w:lvl>
   </w:abstractNum>
-  <w:abstractNum w:abstractNumId="100" w15:restartNumberingAfterBreak="0">
+  <w:abstractNum w:abstractNumId="110" w15:restartNumberingAfterBreak="0">
     <w:nsid w:val="565A0C8B"/>
     <w:multiLevelType w:val="multilevel"/>
     <w:tmpl w:val="AB24FF2E"/>
@@ -23593,7 +29993,7 @@
       </w:rPr>
     </w:lvl>
   </w:abstractNum>
-  <w:abstractNum w:abstractNumId="101" w15:restartNumberingAfterBreak="0">
+  <w:abstractNum w:abstractNumId="111" w15:restartNumberingAfterBreak="0">
     <w:nsid w:val="566E7C65"/>
     <w:multiLevelType w:val="multilevel"/>
     <w:tmpl w:val="28803B4C"/>
@@ -23742,7 +30142,7 @@
       </w:rPr>
     </w:lvl>
   </w:abstractNum>
-  <w:abstractNum w:abstractNumId="102" w15:restartNumberingAfterBreak="0">
+  <w:abstractNum w:abstractNumId="112" w15:restartNumberingAfterBreak="0">
     <w:nsid w:val="57407594"/>
     <w:multiLevelType w:val="multilevel"/>
     <w:tmpl w:val="E6E2F8AE"/>
@@ -23891,7 +30291,7 @@
       </w:rPr>
     </w:lvl>
   </w:abstractNum>
-  <w:abstractNum w:abstractNumId="103" w15:restartNumberingAfterBreak="0">
+  <w:abstractNum w:abstractNumId="113" w15:restartNumberingAfterBreak="0">
     <w:nsid w:val="577F771B"/>
     <w:multiLevelType w:val="hybridMultilevel"/>
     <w:tmpl w:val="0F2C5914"/>
@@ -24003,7 +30403,7 @@
       </w:rPr>
     </w:lvl>
   </w:abstractNum>
-  <w:abstractNum w:abstractNumId="104" w15:restartNumberingAfterBreak="0">
+  <w:abstractNum w:abstractNumId="114" w15:restartNumberingAfterBreak="0">
     <w:nsid w:val="57C43CDD"/>
     <w:multiLevelType w:val="hybridMultilevel"/>
     <w:tmpl w:val="6C94FB5E"/>
@@ -24116,7 +30516,7 @@
       </w:rPr>
     </w:lvl>
   </w:abstractNum>
-  <w:abstractNum w:abstractNumId="105" w15:restartNumberingAfterBreak="0">
+  <w:abstractNum w:abstractNumId="115" w15:restartNumberingAfterBreak="0">
     <w:nsid w:val="58393977"/>
     <w:multiLevelType w:val="hybridMultilevel"/>
     <w:tmpl w:val="985A5484"/>
@@ -24229,7 +30629,7 @@
       </w:rPr>
     </w:lvl>
   </w:abstractNum>
-  <w:abstractNum w:abstractNumId="106" w15:restartNumberingAfterBreak="0">
+  <w:abstractNum w:abstractNumId="116" w15:restartNumberingAfterBreak="0">
     <w:nsid w:val="59EB4CE4"/>
     <w:multiLevelType w:val="multilevel"/>
     <w:tmpl w:val="63F4E6F0"/>
@@ -24378,7 +30778,7 @@
       </w:rPr>
     </w:lvl>
   </w:abstractNum>
-  <w:abstractNum w:abstractNumId="107" w15:restartNumberingAfterBreak="0">
+  <w:abstractNum w:abstractNumId="117" w15:restartNumberingAfterBreak="0">
     <w:nsid w:val="5BD11962"/>
     <w:multiLevelType w:val="hybridMultilevel"/>
     <w:tmpl w:val="89A4B834"/>
@@ -24467,7 +30867,7 @@
       </w:pPr>
     </w:lvl>
   </w:abstractNum>
-  <w:abstractNum w:abstractNumId="108" w15:restartNumberingAfterBreak="0">
+  <w:abstractNum w:abstractNumId="118" w15:restartNumberingAfterBreak="0">
     <w:nsid w:val="5C950DBA"/>
     <w:multiLevelType w:val="hybridMultilevel"/>
     <w:tmpl w:val="7D78F950"/>
@@ -24579,7 +30979,7 @@
       </w:rPr>
     </w:lvl>
   </w:abstractNum>
-  <w:abstractNum w:abstractNumId="109" w15:restartNumberingAfterBreak="0">
+  <w:abstractNum w:abstractNumId="119" w15:restartNumberingAfterBreak="0">
     <w:nsid w:val="5D2A5D3B"/>
     <w:multiLevelType w:val="hybridMultilevel"/>
     <w:tmpl w:val="3AF89EA6"/>
@@ -24670,7 +31070,7 @@
       </w:pPr>
     </w:lvl>
   </w:abstractNum>
-  <w:abstractNum w:abstractNumId="110" w15:restartNumberingAfterBreak="0">
+  <w:abstractNum w:abstractNumId="120" w15:restartNumberingAfterBreak="0">
     <w:nsid w:val="5D9E49FD"/>
     <w:multiLevelType w:val="hybridMultilevel"/>
     <w:tmpl w:val="4EE40BB4"/>
@@ -24782,7 +31182,7 @@
       </w:rPr>
     </w:lvl>
   </w:abstractNum>
-  <w:abstractNum w:abstractNumId="111" w15:restartNumberingAfterBreak="0">
+  <w:abstractNum w:abstractNumId="121" w15:restartNumberingAfterBreak="0">
     <w:nsid w:val="5DB7107D"/>
     <w:multiLevelType w:val="multilevel"/>
     <w:tmpl w:val="6520107A"/>
@@ -24931,7 +31331,156 @@
       </w:rPr>
     </w:lvl>
   </w:abstractNum>
-  <w:abstractNum w:abstractNumId="112" w15:restartNumberingAfterBreak="0">
+  <w:abstractNum w:abstractNumId="122" w15:restartNumberingAfterBreak="0">
+    <w:nsid w:val="5E3B3A2D"/>
+    <w:multiLevelType w:val="multilevel"/>
+    <w:tmpl w:val="35708E5C"/>
+    <w:lvl w:ilvl="0">
+      <w:start w:val="1"/>
+      <w:numFmt w:val="bullet"/>
+      <w:lvlText w:val=""/>
+      <w:lvlJc w:val="left"/>
+      <w:pPr>
+        <w:tabs>
+          <w:tab w:val="num" w:pos="720"/>
+        </w:tabs>
+        <w:ind w:left="720" w:hanging="360"/>
+      </w:pPr>
+      <w:rPr>
+        <w:rFonts w:ascii="Symbol" w:hAnsi="Symbol" w:hint="default"/>
+        <w:sz w:val="20"/>
+      </w:rPr>
+    </w:lvl>
+    <w:lvl w:ilvl="1" w:tentative="1">
+      <w:start w:val="1"/>
+      <w:numFmt w:val="bullet"/>
+      <w:lvlText w:val="o"/>
+      <w:lvlJc w:val="left"/>
+      <w:pPr>
+        <w:tabs>
+          <w:tab w:val="num" w:pos="1440"/>
+        </w:tabs>
+        <w:ind w:left="1440" w:hanging="360"/>
+      </w:pPr>
+      <w:rPr>
+        <w:rFonts w:ascii="Courier New" w:hAnsi="Courier New" w:hint="default"/>
+        <w:sz w:val="20"/>
+      </w:rPr>
+    </w:lvl>
+    <w:lvl w:ilvl="2" w:tentative="1">
+      <w:start w:val="1"/>
+      <w:numFmt w:val="bullet"/>
+      <w:lvlText w:val=""/>
+      <w:lvlJc w:val="left"/>
+      <w:pPr>
+        <w:tabs>
+          <w:tab w:val="num" w:pos="2160"/>
+        </w:tabs>
+        <w:ind w:left="2160" w:hanging="360"/>
+      </w:pPr>
+      <w:rPr>
+        <w:rFonts w:ascii="Wingdings" w:hAnsi="Wingdings" w:hint="default"/>
+        <w:sz w:val="20"/>
+      </w:rPr>
+    </w:lvl>
+    <w:lvl w:ilvl="3" w:tentative="1">
+      <w:start w:val="1"/>
+      <w:numFmt w:val="bullet"/>
+      <w:lvlText w:val=""/>
+      <w:lvlJc w:val="left"/>
+      <w:pPr>
+        <w:tabs>
+          <w:tab w:val="num" w:pos="2880"/>
+        </w:tabs>
+        <w:ind w:left="2880" w:hanging="360"/>
+      </w:pPr>
+      <w:rPr>
+        <w:rFonts w:ascii="Wingdings" w:hAnsi="Wingdings" w:hint="default"/>
+        <w:sz w:val="20"/>
+      </w:rPr>
+    </w:lvl>
+    <w:lvl w:ilvl="4" w:tentative="1">
+      <w:start w:val="1"/>
+      <w:numFmt w:val="bullet"/>
+      <w:lvlText w:val=""/>
+      <w:lvlJc w:val="left"/>
+      <w:pPr>
+        <w:tabs>
+          <w:tab w:val="num" w:pos="3600"/>
+        </w:tabs>
+        <w:ind w:left="3600" w:hanging="360"/>
+      </w:pPr>
+      <w:rPr>
+        <w:rFonts w:ascii="Wingdings" w:hAnsi="Wingdings" w:hint="default"/>
+        <w:sz w:val="20"/>
+      </w:rPr>
+    </w:lvl>
+    <w:lvl w:ilvl="5" w:tentative="1">
+      <w:start w:val="1"/>
+      <w:numFmt w:val="bullet"/>
+      <w:lvlText w:val=""/>
+      <w:lvlJc w:val="left"/>
+      <w:pPr>
+        <w:tabs>
+          <w:tab w:val="num" w:pos="4320"/>
+        </w:tabs>
+        <w:ind w:left="4320" w:hanging="360"/>
+      </w:pPr>
+      <w:rPr>
+        <w:rFonts w:ascii="Wingdings" w:hAnsi="Wingdings" w:hint="default"/>
+        <w:sz w:val="20"/>
+      </w:rPr>
+    </w:lvl>
+    <w:lvl w:ilvl="6" w:tentative="1">
+      <w:start w:val="1"/>
+      <w:numFmt w:val="bullet"/>
+      <w:lvlText w:val=""/>
+      <w:lvlJc w:val="left"/>
+      <w:pPr>
+        <w:tabs>
+          <w:tab w:val="num" w:pos="5040"/>
+        </w:tabs>
+        <w:ind w:left="5040" w:hanging="360"/>
+      </w:pPr>
+      <w:rPr>
+        <w:rFonts w:ascii="Wingdings" w:hAnsi="Wingdings" w:hint="default"/>
+        <w:sz w:val="20"/>
+      </w:rPr>
+    </w:lvl>
+    <w:lvl w:ilvl="7" w:tentative="1">
+      <w:start w:val="1"/>
+      <w:numFmt w:val="bullet"/>
+      <w:lvlText w:val=""/>
+      <w:lvlJc w:val="left"/>
+      <w:pPr>
+        <w:tabs>
+          <w:tab w:val="num" w:pos="5760"/>
+        </w:tabs>
+        <w:ind w:left="5760" w:hanging="360"/>
+      </w:pPr>
+      <w:rPr>
+        <w:rFonts w:ascii="Wingdings" w:hAnsi="Wingdings" w:hint="default"/>
+        <w:sz w:val="20"/>
+      </w:rPr>
+    </w:lvl>
+    <w:lvl w:ilvl="8" w:tentative="1">
+      <w:start w:val="1"/>
+      <w:numFmt w:val="bullet"/>
+      <w:lvlText w:val=""/>
+      <w:lvlJc w:val="left"/>
+      <w:pPr>
+        <w:tabs>
+          <w:tab w:val="num" w:pos="6480"/>
+        </w:tabs>
+        <w:ind w:left="6480" w:hanging="360"/>
+      </w:pPr>
+      <w:rPr>
+        <w:rFonts w:ascii="Wingdings" w:hAnsi="Wingdings" w:hint="default"/>
+        <w:sz w:val="20"/>
+      </w:rPr>
+    </w:lvl>
+  </w:abstractNum>
+  <w:abstractNum w:abstractNumId="123" w15:restartNumberingAfterBreak="0">
     <w:nsid w:val="60421322"/>
     <w:multiLevelType w:val="hybridMultilevel"/>
     <w:tmpl w:val="447CDBDC"/>
@@ -25043,7 +31592,7 @@
       </w:rPr>
     </w:lvl>
   </w:abstractNum>
-  <w:abstractNum w:abstractNumId="113" w15:restartNumberingAfterBreak="0">
+  <w:abstractNum w:abstractNumId="124" w15:restartNumberingAfterBreak="0">
     <w:nsid w:val="61926C31"/>
     <w:multiLevelType w:val="hybridMultilevel"/>
     <w:tmpl w:val="AFD27E5C"/>
@@ -25156,7 +31705,7 @@
       </w:rPr>
     </w:lvl>
   </w:abstractNum>
-  <w:abstractNum w:abstractNumId="114" w15:restartNumberingAfterBreak="0">
+  <w:abstractNum w:abstractNumId="125" w15:restartNumberingAfterBreak="0">
     <w:nsid w:val="622F5FC7"/>
     <w:multiLevelType w:val="hybridMultilevel"/>
     <w:tmpl w:val="49A6C2A6"/>
@@ -25269,7 +31818,7 @@
       </w:rPr>
     </w:lvl>
   </w:abstractNum>
-  <w:abstractNum w:abstractNumId="115" w15:restartNumberingAfterBreak="0">
+  <w:abstractNum w:abstractNumId="126" w15:restartNumberingAfterBreak="0">
     <w:nsid w:val="62AC33B4"/>
     <w:multiLevelType w:val="multilevel"/>
     <w:tmpl w:val="A074F3CA"/>
@@ -25418,7 +31967,7 @@
       </w:rPr>
     </w:lvl>
   </w:abstractNum>
-  <w:abstractNum w:abstractNumId="116" w15:restartNumberingAfterBreak="0">
+  <w:abstractNum w:abstractNumId="127" w15:restartNumberingAfterBreak="0">
     <w:nsid w:val="63B44674"/>
     <w:multiLevelType w:val="multilevel"/>
     <w:tmpl w:val="08F4FA9A"/>
@@ -25567,7 +32116,7 @@
       </w:rPr>
     </w:lvl>
   </w:abstractNum>
-  <w:abstractNum w:abstractNumId="117" w15:restartNumberingAfterBreak="0">
+  <w:abstractNum w:abstractNumId="128" w15:restartNumberingAfterBreak="0">
     <w:nsid w:val="63C245D4"/>
     <w:multiLevelType w:val="hybridMultilevel"/>
     <w:tmpl w:val="E1563A56"/>
@@ -25679,7 +32228,7 @@
       </w:rPr>
     </w:lvl>
   </w:abstractNum>
-  <w:abstractNum w:abstractNumId="118" w15:restartNumberingAfterBreak="0">
+  <w:abstractNum w:abstractNumId="129" w15:restartNumberingAfterBreak="0">
     <w:nsid w:val="64F30198"/>
     <w:multiLevelType w:val="multilevel"/>
     <w:tmpl w:val="63F4E6F0"/>
@@ -25828,7 +32377,7 @@
       </w:rPr>
     </w:lvl>
   </w:abstractNum>
-  <w:abstractNum w:abstractNumId="119" w15:restartNumberingAfterBreak="0">
+  <w:abstractNum w:abstractNumId="130" w15:restartNumberingAfterBreak="0">
     <w:nsid w:val="65AF2502"/>
     <w:multiLevelType w:val="hybridMultilevel"/>
     <w:tmpl w:val="FB2A44D8"/>
@@ -25941,7 +32490,7 @@
       </w:rPr>
     </w:lvl>
   </w:abstractNum>
-  <w:abstractNum w:abstractNumId="120" w15:restartNumberingAfterBreak="0">
+  <w:abstractNum w:abstractNumId="131" w15:restartNumberingAfterBreak="0">
     <w:nsid w:val="671614F0"/>
     <w:multiLevelType w:val="multilevel"/>
     <w:tmpl w:val="63F4E6F0"/>
@@ -26090,7 +32639,156 @@
       </w:rPr>
     </w:lvl>
   </w:abstractNum>
-  <w:abstractNum w:abstractNumId="121" w15:restartNumberingAfterBreak="0">
+  <w:abstractNum w:abstractNumId="132" w15:restartNumberingAfterBreak="0">
+    <w:nsid w:val="68112B9F"/>
+    <w:multiLevelType w:val="multilevel"/>
+    <w:tmpl w:val="4BDA49AC"/>
+    <w:lvl w:ilvl="0">
+      <w:start w:val="1"/>
+      <w:numFmt w:val="bullet"/>
+      <w:lvlText w:val=""/>
+      <w:lvlJc w:val="left"/>
+      <w:pPr>
+        <w:tabs>
+          <w:tab w:val="num" w:pos="720"/>
+        </w:tabs>
+        <w:ind w:left="720" w:hanging="360"/>
+      </w:pPr>
+      <w:rPr>
+        <w:rFonts w:ascii="Symbol" w:hAnsi="Symbol" w:hint="default"/>
+        <w:sz w:val="20"/>
+      </w:rPr>
+    </w:lvl>
+    <w:lvl w:ilvl="1" w:tentative="1">
+      <w:start w:val="1"/>
+      <w:numFmt w:val="bullet"/>
+      <w:lvlText w:val="o"/>
+      <w:lvlJc w:val="left"/>
+      <w:pPr>
+        <w:tabs>
+          <w:tab w:val="num" w:pos="1440"/>
+        </w:tabs>
+        <w:ind w:left="1440" w:hanging="360"/>
+      </w:pPr>
+      <w:rPr>
+        <w:rFonts w:ascii="Courier New" w:hAnsi="Courier New" w:hint="default"/>
+        <w:sz w:val="20"/>
+      </w:rPr>
+    </w:lvl>
+    <w:lvl w:ilvl="2" w:tentative="1">
+      <w:start w:val="1"/>
+      <w:numFmt w:val="bullet"/>
+      <w:lvlText w:val=""/>
+      <w:lvlJc w:val="left"/>
+      <w:pPr>
+        <w:tabs>
+          <w:tab w:val="num" w:pos="2160"/>
+        </w:tabs>
+        <w:ind w:left="2160" w:hanging="360"/>
+      </w:pPr>
+      <w:rPr>
+        <w:rFonts w:ascii="Wingdings" w:hAnsi="Wingdings" w:hint="default"/>
+        <w:sz w:val="20"/>
+      </w:rPr>
+    </w:lvl>
+    <w:lvl w:ilvl="3" w:tentative="1">
+      <w:start w:val="1"/>
+      <w:numFmt w:val="bullet"/>
+      <w:lvlText w:val=""/>
+      <w:lvlJc w:val="left"/>
+      <w:pPr>
+        <w:tabs>
+          <w:tab w:val="num" w:pos="2880"/>
+        </w:tabs>
+        <w:ind w:left="2880" w:hanging="360"/>
+      </w:pPr>
+      <w:rPr>
+        <w:rFonts w:ascii="Wingdings" w:hAnsi="Wingdings" w:hint="default"/>
+        <w:sz w:val="20"/>
+      </w:rPr>
+    </w:lvl>
+    <w:lvl w:ilvl="4" w:tentative="1">
+      <w:start w:val="1"/>
+      <w:numFmt w:val="bullet"/>
+      <w:lvlText w:val=""/>
+      <w:lvlJc w:val="left"/>
+      <w:pPr>
+        <w:tabs>
+          <w:tab w:val="num" w:pos="3600"/>
+        </w:tabs>
+        <w:ind w:left="3600" w:hanging="360"/>
+      </w:pPr>
+      <w:rPr>
+        <w:rFonts w:ascii="Wingdings" w:hAnsi="Wingdings" w:hint="default"/>
+        <w:sz w:val="20"/>
+      </w:rPr>
+    </w:lvl>
+    <w:lvl w:ilvl="5" w:tentative="1">
+      <w:start w:val="1"/>
+      <w:numFmt w:val="bullet"/>
+      <w:lvlText w:val=""/>
+      <w:lvlJc w:val="left"/>
+      <w:pPr>
+        <w:tabs>
+          <w:tab w:val="num" w:pos="4320"/>
+        </w:tabs>
+        <w:ind w:left="4320" w:hanging="360"/>
+      </w:pPr>
+      <w:rPr>
+        <w:rFonts w:ascii="Wingdings" w:hAnsi="Wingdings" w:hint="default"/>
+        <w:sz w:val="20"/>
+      </w:rPr>
+    </w:lvl>
+    <w:lvl w:ilvl="6" w:tentative="1">
+      <w:start w:val="1"/>
+      <w:numFmt w:val="bullet"/>
+      <w:lvlText w:val=""/>
+      <w:lvlJc w:val="left"/>
+      <w:pPr>
+        <w:tabs>
+          <w:tab w:val="num" w:pos="5040"/>
+        </w:tabs>
+        <w:ind w:left="5040" w:hanging="360"/>
+      </w:pPr>
+      <w:rPr>
+        <w:rFonts w:ascii="Wingdings" w:hAnsi="Wingdings" w:hint="default"/>
+        <w:sz w:val="20"/>
+      </w:rPr>
+    </w:lvl>
+    <w:lvl w:ilvl="7" w:tentative="1">
+      <w:start w:val="1"/>
+      <w:numFmt w:val="bullet"/>
+      <w:lvlText w:val=""/>
+      <w:lvlJc w:val="left"/>
+      <w:pPr>
+        <w:tabs>
+          <w:tab w:val="num" w:pos="5760"/>
+        </w:tabs>
+        <w:ind w:left="5760" w:hanging="360"/>
+      </w:pPr>
+      <w:rPr>
+        <w:rFonts w:ascii="Wingdings" w:hAnsi="Wingdings" w:hint="default"/>
+        <w:sz w:val="20"/>
+      </w:rPr>
+    </w:lvl>
+    <w:lvl w:ilvl="8" w:tentative="1">
+      <w:start w:val="1"/>
+      <w:numFmt w:val="bullet"/>
+      <w:lvlText w:val=""/>
+      <w:lvlJc w:val="left"/>
+      <w:pPr>
+        <w:tabs>
+          <w:tab w:val="num" w:pos="6480"/>
+        </w:tabs>
+        <w:ind w:left="6480" w:hanging="360"/>
+      </w:pPr>
+      <w:rPr>
+        <w:rFonts w:ascii="Wingdings" w:hAnsi="Wingdings" w:hint="default"/>
+        <w:sz w:val="20"/>
+      </w:rPr>
+    </w:lvl>
+  </w:abstractNum>
+  <w:abstractNum w:abstractNumId="133" w15:restartNumberingAfterBreak="0">
     <w:nsid w:val="6859691D"/>
     <w:multiLevelType w:val="multilevel"/>
     <w:tmpl w:val="826A9D48"/>
@@ -26239,7 +32937,7 @@
       </w:rPr>
     </w:lvl>
   </w:abstractNum>
-  <w:abstractNum w:abstractNumId="122" w15:restartNumberingAfterBreak="0">
+  <w:abstractNum w:abstractNumId="134" w15:restartNumberingAfterBreak="0">
     <w:nsid w:val="68817757"/>
     <w:multiLevelType w:val="multilevel"/>
     <w:tmpl w:val="34EE1968"/>
@@ -26388,7 +33086,7 @@
       </w:rPr>
     </w:lvl>
   </w:abstractNum>
-  <w:abstractNum w:abstractNumId="123" w15:restartNumberingAfterBreak="0">
+  <w:abstractNum w:abstractNumId="135" w15:restartNumberingAfterBreak="0">
     <w:nsid w:val="68BE10E8"/>
     <w:multiLevelType w:val="hybridMultilevel"/>
     <w:tmpl w:val="326CD592"/>
@@ -26501,7 +33199,7 @@
       </w:rPr>
     </w:lvl>
   </w:abstractNum>
-  <w:abstractNum w:abstractNumId="124" w15:restartNumberingAfterBreak="0">
+  <w:abstractNum w:abstractNumId="136" w15:restartNumberingAfterBreak="0">
     <w:nsid w:val="69996D9A"/>
     <w:multiLevelType w:val="multilevel"/>
     <w:tmpl w:val="1780FC38"/>
@@ -26650,7 +33348,120 @@
       </w:rPr>
     </w:lvl>
   </w:abstractNum>
-  <w:abstractNum w:abstractNumId="125" w15:restartNumberingAfterBreak="0">
+  <w:abstractNum w:abstractNumId="137" w15:restartNumberingAfterBreak="0">
+    <w:nsid w:val="6A3705AD"/>
+    <w:multiLevelType w:val="hybridMultilevel"/>
+    <w:tmpl w:val="BCA45810"/>
+    <w:lvl w:ilvl="0" w:tplc="04090005">
+      <w:start w:val="1"/>
+      <w:numFmt w:val="bullet"/>
+      <w:lvlText w:val=""/>
+      <w:lvlJc w:val="left"/>
+      <w:pPr>
+        <w:ind w:left="1080" w:hanging="360"/>
+      </w:pPr>
+      <w:rPr>
+        <w:rFonts w:ascii="Wingdings" w:hAnsi="Wingdings" w:hint="default"/>
+      </w:rPr>
+    </w:lvl>
+    <w:lvl w:ilvl="1" w:tplc="04090003" w:tentative="1">
+      <w:start w:val="1"/>
+      <w:numFmt w:val="bullet"/>
+      <w:lvlText w:val="o"/>
+      <w:lvlJc w:val="left"/>
+      <w:pPr>
+        <w:ind w:left="1800" w:hanging="360"/>
+      </w:pPr>
+      <w:rPr>
+        <w:rFonts w:ascii="Courier New" w:hAnsi="Courier New" w:cs="Courier New" w:hint="default"/>
+      </w:rPr>
+    </w:lvl>
+    <w:lvl w:ilvl="2" w:tplc="04090005" w:tentative="1">
+      <w:start w:val="1"/>
+      <w:numFmt w:val="bullet"/>
+      <w:lvlText w:val=""/>
+      <w:lvlJc w:val="left"/>
+      <w:pPr>
+        <w:ind w:left="2520" w:hanging="360"/>
+      </w:pPr>
+      <w:rPr>
+        <w:rFonts w:ascii="Wingdings" w:hAnsi="Wingdings" w:hint="default"/>
+      </w:rPr>
+    </w:lvl>
+    <w:lvl w:ilvl="3" w:tplc="04090001" w:tentative="1">
+      <w:start w:val="1"/>
+      <w:numFmt w:val="bullet"/>
+      <w:lvlText w:val=""/>
+      <w:lvlJc w:val="left"/>
+      <w:pPr>
+        <w:ind w:left="3240" w:hanging="360"/>
+      </w:pPr>
+      <w:rPr>
+        <w:rFonts w:ascii="Symbol" w:hAnsi="Symbol" w:hint="default"/>
+      </w:rPr>
+    </w:lvl>
+    <w:lvl w:ilvl="4" w:tplc="04090003" w:tentative="1">
+      <w:start w:val="1"/>
+      <w:numFmt w:val="bullet"/>
+      <w:lvlText w:val="o"/>
+      <w:lvlJc w:val="left"/>
+      <w:pPr>
+        <w:ind w:left="3960" w:hanging="360"/>
+      </w:pPr>
+      <w:rPr>
+        <w:rFonts w:ascii="Courier New" w:hAnsi="Courier New" w:cs="Courier New" w:hint="default"/>
+      </w:rPr>
+    </w:lvl>
+    <w:lvl w:ilvl="5" w:tplc="04090005" w:tentative="1">
+      <w:start w:val="1"/>
+      <w:numFmt w:val="bullet"/>
+      <w:lvlText w:val=""/>
+      <w:lvlJc w:val="left"/>
+      <w:pPr>
+        <w:ind w:left="4680" w:hanging="360"/>
+      </w:pPr>
+      <w:rPr>
+        <w:rFonts w:ascii="Wingdings" w:hAnsi="Wingdings" w:hint="default"/>
+      </w:rPr>
+    </w:lvl>
+    <w:lvl w:ilvl="6" w:tplc="04090001" w:tentative="1">
+      <w:start w:val="1"/>
+      <w:numFmt w:val="bullet"/>
+      <w:lvlText w:val=""/>
+      <w:lvlJc w:val="left"/>
+      <w:pPr>
+        <w:ind w:left="5400" w:hanging="360"/>
+      </w:pPr>
+      <w:rPr>
+        <w:rFonts w:ascii="Symbol" w:hAnsi="Symbol" w:hint="default"/>
+      </w:rPr>
+    </w:lvl>
+    <w:lvl w:ilvl="7" w:tplc="04090003" w:tentative="1">
+      <w:start w:val="1"/>
+      <w:numFmt w:val="bullet"/>
+      <w:lvlText w:val="o"/>
+      <w:lvlJc w:val="left"/>
+      <w:pPr>
+        <w:ind w:left="6120" w:hanging="360"/>
+      </w:pPr>
+      <w:rPr>
+        <w:rFonts w:ascii="Courier New" w:hAnsi="Courier New" w:cs="Courier New" w:hint="default"/>
+      </w:rPr>
+    </w:lvl>
+    <w:lvl w:ilvl="8" w:tplc="04090005" w:tentative="1">
+      <w:start w:val="1"/>
+      <w:numFmt w:val="bullet"/>
+      <w:lvlText w:val=""/>
+      <w:lvlJc w:val="left"/>
+      <w:pPr>
+        <w:ind w:left="6840" w:hanging="360"/>
+      </w:pPr>
+      <w:rPr>
+        <w:rFonts w:ascii="Wingdings" w:hAnsi="Wingdings" w:hint="default"/>
+      </w:rPr>
+    </w:lvl>
+  </w:abstractNum>
+  <w:abstractNum w:abstractNumId="138" w15:restartNumberingAfterBreak="0">
     <w:nsid w:val="6B3C30B9"/>
     <w:multiLevelType w:val="hybridMultilevel"/>
     <w:tmpl w:val="C938F8DE"/>
@@ -26762,7 +33573,7 @@
       </w:rPr>
     </w:lvl>
   </w:abstractNum>
-  <w:abstractNum w:abstractNumId="126" w15:restartNumberingAfterBreak="0">
+  <w:abstractNum w:abstractNumId="139" w15:restartNumberingAfterBreak="0">
     <w:nsid w:val="6D1511A0"/>
     <w:multiLevelType w:val="hybridMultilevel"/>
     <w:tmpl w:val="AAD8B9B4"/>
@@ -26874,7 +33685,7 @@
       </w:rPr>
     </w:lvl>
   </w:abstractNum>
-  <w:abstractNum w:abstractNumId="127" w15:restartNumberingAfterBreak="0">
+  <w:abstractNum w:abstractNumId="140" w15:restartNumberingAfterBreak="0">
     <w:nsid w:val="6DD255F1"/>
     <w:multiLevelType w:val="hybridMultilevel"/>
     <w:tmpl w:val="ACBC1404"/>
@@ -26987,7 +33798,7 @@
       </w:rPr>
     </w:lvl>
   </w:abstractNum>
-  <w:abstractNum w:abstractNumId="128" w15:restartNumberingAfterBreak="0">
+  <w:abstractNum w:abstractNumId="141" w15:restartNumberingAfterBreak="0">
     <w:nsid w:val="6DDB4404"/>
     <w:multiLevelType w:val="hybridMultilevel"/>
     <w:tmpl w:val="06428E32"/>
@@ -27100,7 +33911,7 @@
       </w:rPr>
     </w:lvl>
   </w:abstractNum>
-  <w:abstractNum w:abstractNumId="129" w15:restartNumberingAfterBreak="0">
+  <w:abstractNum w:abstractNumId="142" w15:restartNumberingAfterBreak="0">
     <w:nsid w:val="6F014B3B"/>
     <w:multiLevelType w:val="hybridMultilevel"/>
     <w:tmpl w:val="C89A39BE"/>
@@ -27212,7 +34023,7 @@
       </w:rPr>
     </w:lvl>
   </w:abstractNum>
-  <w:abstractNum w:abstractNumId="130" w15:restartNumberingAfterBreak="0">
+  <w:abstractNum w:abstractNumId="143" w15:restartNumberingAfterBreak="0">
     <w:nsid w:val="6F171273"/>
     <w:multiLevelType w:val="multilevel"/>
     <w:tmpl w:val="0240C564"/>
@@ -27361,7 +34172,7 @@
       </w:rPr>
     </w:lvl>
   </w:abstractNum>
-  <w:abstractNum w:abstractNumId="131" w15:restartNumberingAfterBreak="0">
+  <w:abstractNum w:abstractNumId="144" w15:restartNumberingAfterBreak="0">
     <w:nsid w:val="6FB82AAA"/>
     <w:multiLevelType w:val="multilevel"/>
     <w:tmpl w:val="FC46C7C0"/>
@@ -27510,7 +34321,7 @@
       </w:rPr>
     </w:lvl>
   </w:abstractNum>
-  <w:abstractNum w:abstractNumId="132" w15:restartNumberingAfterBreak="0">
+  <w:abstractNum w:abstractNumId="145" w15:restartNumberingAfterBreak="0">
     <w:nsid w:val="6FD46DCF"/>
     <w:multiLevelType w:val="hybridMultilevel"/>
     <w:tmpl w:val="EF5E6EC6"/>
@@ -27623,7 +34434,156 @@
       </w:rPr>
     </w:lvl>
   </w:abstractNum>
-  <w:abstractNum w:abstractNumId="133" w15:restartNumberingAfterBreak="0">
+  <w:abstractNum w:abstractNumId="146" w15:restartNumberingAfterBreak="0">
+    <w:nsid w:val="6FDE6C2A"/>
+    <w:multiLevelType w:val="multilevel"/>
+    <w:tmpl w:val="A4BEBC9C"/>
+    <w:lvl w:ilvl="0">
+      <w:start w:val="1"/>
+      <w:numFmt w:val="bullet"/>
+      <w:lvlText w:val=""/>
+      <w:lvlJc w:val="left"/>
+      <w:pPr>
+        <w:tabs>
+          <w:tab w:val="num" w:pos="720"/>
+        </w:tabs>
+        <w:ind w:left="720" w:hanging="360"/>
+      </w:pPr>
+      <w:rPr>
+        <w:rFonts w:ascii="Symbol" w:hAnsi="Symbol" w:hint="default"/>
+        <w:sz w:val="20"/>
+      </w:rPr>
+    </w:lvl>
+    <w:lvl w:ilvl="1" w:tentative="1">
+      <w:start w:val="1"/>
+      <w:numFmt w:val="bullet"/>
+      <w:lvlText w:val="o"/>
+      <w:lvlJc w:val="left"/>
+      <w:pPr>
+        <w:tabs>
+          <w:tab w:val="num" w:pos="1440"/>
+        </w:tabs>
+        <w:ind w:left="1440" w:hanging="360"/>
+      </w:pPr>
+      <w:rPr>
+        <w:rFonts w:ascii="Courier New" w:hAnsi="Courier New" w:hint="default"/>
+        <w:sz w:val="20"/>
+      </w:rPr>
+    </w:lvl>
+    <w:lvl w:ilvl="2" w:tentative="1">
+      <w:start w:val="1"/>
+      <w:numFmt w:val="bullet"/>
+      <w:lvlText w:val=""/>
+      <w:lvlJc w:val="left"/>
+      <w:pPr>
+        <w:tabs>
+          <w:tab w:val="num" w:pos="2160"/>
+        </w:tabs>
+        <w:ind w:left="2160" w:hanging="360"/>
+      </w:pPr>
+      <w:rPr>
+        <w:rFonts w:ascii="Wingdings" w:hAnsi="Wingdings" w:hint="default"/>
+        <w:sz w:val="20"/>
+      </w:rPr>
+    </w:lvl>
+    <w:lvl w:ilvl="3" w:tentative="1">
+      <w:start w:val="1"/>
+      <w:numFmt w:val="bullet"/>
+      <w:lvlText w:val=""/>
+      <w:lvlJc w:val="left"/>
+      <w:pPr>
+        <w:tabs>
+          <w:tab w:val="num" w:pos="2880"/>
+        </w:tabs>
+        <w:ind w:left="2880" w:hanging="360"/>
+      </w:pPr>
+      <w:rPr>
+        <w:rFonts w:ascii="Wingdings" w:hAnsi="Wingdings" w:hint="default"/>
+        <w:sz w:val="20"/>
+      </w:rPr>
+    </w:lvl>
+    <w:lvl w:ilvl="4" w:tentative="1">
+      <w:start w:val="1"/>
+      <w:numFmt w:val="bullet"/>
+      <w:lvlText w:val=""/>
+      <w:lvlJc w:val="left"/>
+      <w:pPr>
+        <w:tabs>
+          <w:tab w:val="num" w:pos="3600"/>
+        </w:tabs>
+        <w:ind w:left="3600" w:hanging="360"/>
+      </w:pPr>
+      <w:rPr>
+        <w:rFonts w:ascii="Wingdings" w:hAnsi="Wingdings" w:hint="default"/>
+        <w:sz w:val="20"/>
+      </w:rPr>
+    </w:lvl>
+    <w:lvl w:ilvl="5" w:tentative="1">
+      <w:start w:val="1"/>
+      <w:numFmt w:val="bullet"/>
+      <w:lvlText w:val=""/>
+      <w:lvlJc w:val="left"/>
+      <w:pPr>
+        <w:tabs>
+          <w:tab w:val="num" w:pos="4320"/>
+        </w:tabs>
+        <w:ind w:left="4320" w:hanging="360"/>
+      </w:pPr>
+      <w:rPr>
+        <w:rFonts w:ascii="Wingdings" w:hAnsi="Wingdings" w:hint="default"/>
+        <w:sz w:val="20"/>
+      </w:rPr>
+    </w:lvl>
+    <w:lvl w:ilvl="6" w:tentative="1">
+      <w:start w:val="1"/>
+      <w:numFmt w:val="bullet"/>
+      <w:lvlText w:val=""/>
+      <w:lvlJc w:val="left"/>
+      <w:pPr>
+        <w:tabs>
+          <w:tab w:val="num" w:pos="5040"/>
+        </w:tabs>
+        <w:ind w:left="5040" w:hanging="360"/>
+      </w:pPr>
+      <w:rPr>
+        <w:rFonts w:ascii="Wingdings" w:hAnsi="Wingdings" w:hint="default"/>
+        <w:sz w:val="20"/>
+      </w:rPr>
+    </w:lvl>
+    <w:lvl w:ilvl="7" w:tentative="1">
+      <w:start w:val="1"/>
+      <w:numFmt w:val="bullet"/>
+      <w:lvlText w:val=""/>
+      <w:lvlJc w:val="left"/>
+      <w:pPr>
+        <w:tabs>
+          <w:tab w:val="num" w:pos="5760"/>
+        </w:tabs>
+        <w:ind w:left="5760" w:hanging="360"/>
+      </w:pPr>
+      <w:rPr>
+        <w:rFonts w:ascii="Wingdings" w:hAnsi="Wingdings" w:hint="default"/>
+        <w:sz w:val="20"/>
+      </w:rPr>
+    </w:lvl>
+    <w:lvl w:ilvl="8" w:tentative="1">
+      <w:start w:val="1"/>
+      <w:numFmt w:val="bullet"/>
+      <w:lvlText w:val=""/>
+      <w:lvlJc w:val="left"/>
+      <w:pPr>
+        <w:tabs>
+          <w:tab w:val="num" w:pos="6480"/>
+        </w:tabs>
+        <w:ind w:left="6480" w:hanging="360"/>
+      </w:pPr>
+      <w:rPr>
+        <w:rFonts w:ascii="Wingdings" w:hAnsi="Wingdings" w:hint="default"/>
+        <w:sz w:val="20"/>
+      </w:rPr>
+    </w:lvl>
+  </w:abstractNum>
+  <w:abstractNum w:abstractNumId="147" w15:restartNumberingAfterBreak="0">
     <w:nsid w:val="70484E38"/>
     <w:multiLevelType w:val="multilevel"/>
     <w:tmpl w:val="22B26DD2"/>
@@ -27772,7 +34732,7 @@
       </w:rPr>
     </w:lvl>
   </w:abstractNum>
-  <w:abstractNum w:abstractNumId="134" w15:restartNumberingAfterBreak="0">
+  <w:abstractNum w:abstractNumId="148" w15:restartNumberingAfterBreak="0">
     <w:nsid w:val="70CB723E"/>
     <w:multiLevelType w:val="multilevel"/>
     <w:tmpl w:val="63F4E6F0"/>
@@ -27921,7 +34881,7 @@
       </w:rPr>
     </w:lvl>
   </w:abstractNum>
-  <w:abstractNum w:abstractNumId="135" w15:restartNumberingAfterBreak="0">
+  <w:abstractNum w:abstractNumId="149" w15:restartNumberingAfterBreak="0">
     <w:nsid w:val="71DB3F58"/>
     <w:multiLevelType w:val="multilevel"/>
     <w:tmpl w:val="63F4E6F0"/>
@@ -28070,7 +35030,7 @@
       </w:rPr>
     </w:lvl>
   </w:abstractNum>
-  <w:abstractNum w:abstractNumId="136" w15:restartNumberingAfterBreak="0">
+  <w:abstractNum w:abstractNumId="150" w15:restartNumberingAfterBreak="0">
     <w:nsid w:val="72F31FF2"/>
     <w:multiLevelType w:val="hybridMultilevel"/>
     <w:tmpl w:val="5C2693A0"/>
@@ -28182,7 +35142,156 @@
       </w:rPr>
     </w:lvl>
   </w:abstractNum>
-  <w:abstractNum w:abstractNumId="137" w15:restartNumberingAfterBreak="0">
+  <w:abstractNum w:abstractNumId="151" w15:restartNumberingAfterBreak="0">
+    <w:nsid w:val="758F4049"/>
+    <w:multiLevelType w:val="multilevel"/>
+    <w:tmpl w:val="FEB27F32"/>
+    <w:lvl w:ilvl="0">
+      <w:start w:val="1"/>
+      <w:numFmt w:val="bullet"/>
+      <w:lvlText w:val=""/>
+      <w:lvlJc w:val="left"/>
+      <w:pPr>
+        <w:tabs>
+          <w:tab w:val="num" w:pos="720"/>
+        </w:tabs>
+        <w:ind w:left="720" w:hanging="360"/>
+      </w:pPr>
+      <w:rPr>
+        <w:rFonts w:ascii="Symbol" w:hAnsi="Symbol" w:hint="default"/>
+        <w:sz w:val="20"/>
+      </w:rPr>
+    </w:lvl>
+    <w:lvl w:ilvl="1" w:tentative="1">
+      <w:start w:val="1"/>
+      <w:numFmt w:val="bullet"/>
+      <w:lvlText w:val="o"/>
+      <w:lvlJc w:val="left"/>
+      <w:pPr>
+        <w:tabs>
+          <w:tab w:val="num" w:pos="1440"/>
+        </w:tabs>
+        <w:ind w:left="1440" w:hanging="360"/>
+      </w:pPr>
+      <w:rPr>
+        <w:rFonts w:ascii="Courier New" w:hAnsi="Courier New" w:hint="default"/>
+        <w:sz w:val="20"/>
+      </w:rPr>
+    </w:lvl>
+    <w:lvl w:ilvl="2" w:tentative="1">
+      <w:start w:val="1"/>
+      <w:numFmt w:val="bullet"/>
+      <w:lvlText w:val=""/>
+      <w:lvlJc w:val="left"/>
+      <w:pPr>
+        <w:tabs>
+          <w:tab w:val="num" w:pos="2160"/>
+        </w:tabs>
+        <w:ind w:left="2160" w:hanging="360"/>
+      </w:pPr>
+      <w:rPr>
+        <w:rFonts w:ascii="Wingdings" w:hAnsi="Wingdings" w:hint="default"/>
+        <w:sz w:val="20"/>
+      </w:rPr>
+    </w:lvl>
+    <w:lvl w:ilvl="3" w:tentative="1">
+      <w:start w:val="1"/>
+      <w:numFmt w:val="bullet"/>
+      <w:lvlText w:val=""/>
+      <w:lvlJc w:val="left"/>
+      <w:pPr>
+        <w:tabs>
+          <w:tab w:val="num" w:pos="2880"/>
+        </w:tabs>
+        <w:ind w:left="2880" w:hanging="360"/>
+      </w:pPr>
+      <w:rPr>
+        <w:rFonts w:ascii="Wingdings" w:hAnsi="Wingdings" w:hint="default"/>
+        <w:sz w:val="20"/>
+      </w:rPr>
+    </w:lvl>
+    <w:lvl w:ilvl="4" w:tentative="1">
+      <w:start w:val="1"/>
+      <w:numFmt w:val="bullet"/>
+      <w:lvlText w:val=""/>
+      <w:lvlJc w:val="left"/>
+      <w:pPr>
+        <w:tabs>
+          <w:tab w:val="num" w:pos="3600"/>
+        </w:tabs>
+        <w:ind w:left="3600" w:hanging="360"/>
+      </w:pPr>
+      <w:rPr>
+        <w:rFonts w:ascii="Wingdings" w:hAnsi="Wingdings" w:hint="default"/>
+        <w:sz w:val="20"/>
+      </w:rPr>
+    </w:lvl>
+    <w:lvl w:ilvl="5" w:tentative="1">
+      <w:start w:val="1"/>
+      <w:numFmt w:val="bullet"/>
+      <w:lvlText w:val=""/>
+      <w:lvlJc w:val="left"/>
+      <w:pPr>
+        <w:tabs>
+          <w:tab w:val="num" w:pos="4320"/>
+        </w:tabs>
+        <w:ind w:left="4320" w:hanging="360"/>
+      </w:pPr>
+      <w:rPr>
+        <w:rFonts w:ascii="Wingdings" w:hAnsi="Wingdings" w:hint="default"/>
+        <w:sz w:val="20"/>
+      </w:rPr>
+    </w:lvl>
+    <w:lvl w:ilvl="6" w:tentative="1">
+      <w:start w:val="1"/>
+      <w:numFmt w:val="bullet"/>
+      <w:lvlText w:val=""/>
+      <w:lvlJc w:val="left"/>
+      <w:pPr>
+        <w:tabs>
+          <w:tab w:val="num" w:pos="5040"/>
+        </w:tabs>
+        <w:ind w:left="5040" w:hanging="360"/>
+      </w:pPr>
+      <w:rPr>
+        <w:rFonts w:ascii="Wingdings" w:hAnsi="Wingdings" w:hint="default"/>
+        <w:sz w:val="20"/>
+      </w:rPr>
+    </w:lvl>
+    <w:lvl w:ilvl="7" w:tentative="1">
+      <w:start w:val="1"/>
+      <w:numFmt w:val="bullet"/>
+      <w:lvlText w:val=""/>
+      <w:lvlJc w:val="left"/>
+      <w:pPr>
+        <w:tabs>
+          <w:tab w:val="num" w:pos="5760"/>
+        </w:tabs>
+        <w:ind w:left="5760" w:hanging="360"/>
+      </w:pPr>
+      <w:rPr>
+        <w:rFonts w:ascii="Wingdings" w:hAnsi="Wingdings" w:hint="default"/>
+        <w:sz w:val="20"/>
+      </w:rPr>
+    </w:lvl>
+    <w:lvl w:ilvl="8" w:tentative="1">
+      <w:start w:val="1"/>
+      <w:numFmt w:val="bullet"/>
+      <w:lvlText w:val=""/>
+      <w:lvlJc w:val="left"/>
+      <w:pPr>
+        <w:tabs>
+          <w:tab w:val="num" w:pos="6480"/>
+        </w:tabs>
+        <w:ind w:left="6480" w:hanging="360"/>
+      </w:pPr>
+      <w:rPr>
+        <w:rFonts w:ascii="Wingdings" w:hAnsi="Wingdings" w:hint="default"/>
+        <w:sz w:val="20"/>
+      </w:rPr>
+    </w:lvl>
+  </w:abstractNum>
+  <w:abstractNum w:abstractNumId="152" w15:restartNumberingAfterBreak="0">
     <w:nsid w:val="75B45140"/>
     <w:multiLevelType w:val="hybridMultilevel"/>
     <w:tmpl w:val="93F8F3C4"/>
@@ -28295,7 +35404,7 @@
       </w:rPr>
     </w:lvl>
   </w:abstractNum>
-  <w:abstractNum w:abstractNumId="138" w15:restartNumberingAfterBreak="0">
+  <w:abstractNum w:abstractNumId="153" w15:restartNumberingAfterBreak="0">
     <w:nsid w:val="76F60FFE"/>
     <w:multiLevelType w:val="multilevel"/>
     <w:tmpl w:val="63F4E6F0"/>
@@ -28444,7 +35553,7 @@
       </w:rPr>
     </w:lvl>
   </w:abstractNum>
-  <w:abstractNum w:abstractNumId="139" w15:restartNumberingAfterBreak="0">
+  <w:abstractNum w:abstractNumId="154" w15:restartNumberingAfterBreak="0">
     <w:nsid w:val="77572323"/>
     <w:multiLevelType w:val="multilevel"/>
     <w:tmpl w:val="63F4E6F0"/>
@@ -28593,7 +35702,7 @@
       </w:rPr>
     </w:lvl>
   </w:abstractNum>
-  <w:abstractNum w:abstractNumId="140" w15:restartNumberingAfterBreak="0">
+  <w:abstractNum w:abstractNumId="155" w15:restartNumberingAfterBreak="0">
     <w:nsid w:val="77B8201F"/>
     <w:multiLevelType w:val="hybridMultilevel"/>
     <w:tmpl w:val="D7160708"/>
@@ -28705,7 +35814,7 @@
       </w:rPr>
     </w:lvl>
   </w:abstractNum>
-  <w:abstractNum w:abstractNumId="141" w15:restartNumberingAfterBreak="0">
+  <w:abstractNum w:abstractNumId="156" w15:restartNumberingAfterBreak="0">
     <w:nsid w:val="79796FF9"/>
     <w:multiLevelType w:val="hybridMultilevel"/>
     <w:tmpl w:val="CFA8EF82"/>
@@ -28817,7 +35926,7 @@
       </w:rPr>
     </w:lvl>
   </w:abstractNum>
-  <w:abstractNum w:abstractNumId="142" w15:restartNumberingAfterBreak="0">
+  <w:abstractNum w:abstractNumId="157" w15:restartNumberingAfterBreak="0">
     <w:nsid w:val="79910410"/>
     <w:multiLevelType w:val="hybridMultilevel"/>
     <w:tmpl w:val="FC923542"/>
@@ -28929,7 +36038,156 @@
       </w:rPr>
     </w:lvl>
   </w:abstractNum>
-  <w:abstractNum w:abstractNumId="143" w15:restartNumberingAfterBreak="0">
+  <w:abstractNum w:abstractNumId="158" w15:restartNumberingAfterBreak="0">
+    <w:nsid w:val="7A543765"/>
+    <w:multiLevelType w:val="multilevel"/>
+    <w:tmpl w:val="CD143834"/>
+    <w:lvl w:ilvl="0">
+      <w:start w:val="1"/>
+      <w:numFmt w:val="bullet"/>
+      <w:lvlText w:val=""/>
+      <w:lvlJc w:val="left"/>
+      <w:pPr>
+        <w:tabs>
+          <w:tab w:val="num" w:pos="720"/>
+        </w:tabs>
+        <w:ind w:left="720" w:hanging="360"/>
+      </w:pPr>
+      <w:rPr>
+        <w:rFonts w:ascii="Symbol" w:hAnsi="Symbol" w:hint="default"/>
+        <w:sz w:val="20"/>
+      </w:rPr>
+    </w:lvl>
+    <w:lvl w:ilvl="1" w:tentative="1">
+      <w:start w:val="1"/>
+      <w:numFmt w:val="bullet"/>
+      <w:lvlText w:val="o"/>
+      <w:lvlJc w:val="left"/>
+      <w:pPr>
+        <w:tabs>
+          <w:tab w:val="num" w:pos="1440"/>
+        </w:tabs>
+        <w:ind w:left="1440" w:hanging="360"/>
+      </w:pPr>
+      <w:rPr>
+        <w:rFonts w:ascii="Courier New" w:hAnsi="Courier New" w:hint="default"/>
+        <w:sz w:val="20"/>
+      </w:rPr>
+    </w:lvl>
+    <w:lvl w:ilvl="2" w:tentative="1">
+      <w:start w:val="1"/>
+      <w:numFmt w:val="bullet"/>
+      <w:lvlText w:val=""/>
+      <w:lvlJc w:val="left"/>
+      <w:pPr>
+        <w:tabs>
+          <w:tab w:val="num" w:pos="2160"/>
+        </w:tabs>
+        <w:ind w:left="2160" w:hanging="360"/>
+      </w:pPr>
+      <w:rPr>
+        <w:rFonts w:ascii="Wingdings" w:hAnsi="Wingdings" w:hint="default"/>
+        <w:sz w:val="20"/>
+      </w:rPr>
+    </w:lvl>
+    <w:lvl w:ilvl="3" w:tentative="1">
+      <w:start w:val="1"/>
+      <w:numFmt w:val="bullet"/>
+      <w:lvlText w:val=""/>
+      <w:lvlJc w:val="left"/>
+      <w:pPr>
+        <w:tabs>
+          <w:tab w:val="num" w:pos="2880"/>
+        </w:tabs>
+        <w:ind w:left="2880" w:hanging="360"/>
+      </w:pPr>
+      <w:rPr>
+        <w:rFonts w:ascii="Wingdings" w:hAnsi="Wingdings" w:hint="default"/>
+        <w:sz w:val="20"/>
+      </w:rPr>
+    </w:lvl>
+    <w:lvl w:ilvl="4" w:tentative="1">
+      <w:start w:val="1"/>
+      <w:numFmt w:val="bullet"/>
+      <w:lvlText w:val=""/>
+      <w:lvlJc w:val="left"/>
+      <w:pPr>
+        <w:tabs>
+          <w:tab w:val="num" w:pos="3600"/>
+        </w:tabs>
+        <w:ind w:left="3600" w:hanging="360"/>
+      </w:pPr>
+      <w:rPr>
+        <w:rFonts w:ascii="Wingdings" w:hAnsi="Wingdings" w:hint="default"/>
+        <w:sz w:val="20"/>
+      </w:rPr>
+    </w:lvl>
+    <w:lvl w:ilvl="5" w:tentative="1">
+      <w:start w:val="1"/>
+      <w:numFmt w:val="bullet"/>
+      <w:lvlText w:val=""/>
+      <w:lvlJc w:val="left"/>
+      <w:pPr>
+        <w:tabs>
+          <w:tab w:val="num" w:pos="4320"/>
+        </w:tabs>
+        <w:ind w:left="4320" w:hanging="360"/>
+      </w:pPr>
+      <w:rPr>
+        <w:rFonts w:ascii="Wingdings" w:hAnsi="Wingdings" w:hint="default"/>
+        <w:sz w:val="20"/>
+      </w:rPr>
+    </w:lvl>
+    <w:lvl w:ilvl="6" w:tentative="1">
+      <w:start w:val="1"/>
+      <w:numFmt w:val="bullet"/>
+      <w:lvlText w:val=""/>
+      <w:lvlJc w:val="left"/>
+      <w:pPr>
+        <w:tabs>
+          <w:tab w:val="num" w:pos="5040"/>
+        </w:tabs>
+        <w:ind w:left="5040" w:hanging="360"/>
+      </w:pPr>
+      <w:rPr>
+        <w:rFonts w:ascii="Wingdings" w:hAnsi="Wingdings" w:hint="default"/>
+        <w:sz w:val="20"/>
+      </w:rPr>
+    </w:lvl>
+    <w:lvl w:ilvl="7" w:tentative="1">
+      <w:start w:val="1"/>
+      <w:numFmt w:val="bullet"/>
+      <w:lvlText w:val=""/>
+      <w:lvlJc w:val="left"/>
+      <w:pPr>
+        <w:tabs>
+          <w:tab w:val="num" w:pos="5760"/>
+        </w:tabs>
+        <w:ind w:left="5760" w:hanging="360"/>
+      </w:pPr>
+      <w:rPr>
+        <w:rFonts w:ascii="Wingdings" w:hAnsi="Wingdings" w:hint="default"/>
+        <w:sz w:val="20"/>
+      </w:rPr>
+    </w:lvl>
+    <w:lvl w:ilvl="8" w:tentative="1">
+      <w:start w:val="1"/>
+      <w:numFmt w:val="bullet"/>
+      <w:lvlText w:val=""/>
+      <w:lvlJc w:val="left"/>
+      <w:pPr>
+        <w:tabs>
+          <w:tab w:val="num" w:pos="6480"/>
+        </w:tabs>
+        <w:ind w:left="6480" w:hanging="360"/>
+      </w:pPr>
+      <w:rPr>
+        <w:rFonts w:ascii="Wingdings" w:hAnsi="Wingdings" w:hint="default"/>
+        <w:sz w:val="20"/>
+      </w:rPr>
+    </w:lvl>
+  </w:abstractNum>
+  <w:abstractNum w:abstractNumId="159" w15:restartNumberingAfterBreak="0">
     <w:nsid w:val="7AFF575A"/>
     <w:multiLevelType w:val="hybridMultilevel"/>
     <w:tmpl w:val="A6323D3E"/>
@@ -29041,7 +36299,7 @@
       </w:rPr>
     </w:lvl>
   </w:abstractNum>
-  <w:abstractNum w:abstractNumId="144" w15:restartNumberingAfterBreak="0">
+  <w:abstractNum w:abstractNumId="160" w15:restartNumberingAfterBreak="0">
     <w:nsid w:val="7B4018BF"/>
     <w:multiLevelType w:val="multilevel"/>
     <w:tmpl w:val="63F4E6F0"/>
@@ -29190,7 +36448,7 @@
       </w:rPr>
     </w:lvl>
   </w:abstractNum>
-  <w:abstractNum w:abstractNumId="145" w15:restartNumberingAfterBreak="0">
+  <w:abstractNum w:abstractNumId="161" w15:restartNumberingAfterBreak="0">
     <w:nsid w:val="7B4D1B33"/>
     <w:multiLevelType w:val="hybridMultilevel"/>
     <w:tmpl w:val="5EAC717E"/>
@@ -29302,7 +36560,7 @@
       </w:rPr>
     </w:lvl>
   </w:abstractNum>
-  <w:abstractNum w:abstractNumId="146" w15:restartNumberingAfterBreak="0">
+  <w:abstractNum w:abstractNumId="162" w15:restartNumberingAfterBreak="0">
     <w:nsid w:val="7CAC27CD"/>
     <w:multiLevelType w:val="multilevel"/>
     <w:tmpl w:val="3BC20E58"/>
@@ -29451,7 +36709,7 @@
       </w:rPr>
     </w:lvl>
   </w:abstractNum>
-  <w:abstractNum w:abstractNumId="147" w15:restartNumberingAfterBreak="0">
+  <w:abstractNum w:abstractNumId="163" w15:restartNumberingAfterBreak="0">
     <w:nsid w:val="7E5978EA"/>
     <w:multiLevelType w:val="hybridMultilevel"/>
     <w:tmpl w:val="D74C0DB0"/>
@@ -29563,7 +36821,156 @@
       </w:rPr>
     </w:lvl>
   </w:abstractNum>
-  <w:abstractNum w:abstractNumId="148" w15:restartNumberingAfterBreak="0">
+  <w:abstractNum w:abstractNumId="164" w15:restartNumberingAfterBreak="0">
+    <w:nsid w:val="7E94385D"/>
+    <w:multiLevelType w:val="multilevel"/>
+    <w:tmpl w:val="02F01B00"/>
+    <w:lvl w:ilvl="0">
+      <w:start w:val="1"/>
+      <w:numFmt w:val="bullet"/>
+      <w:lvlText w:val=""/>
+      <w:lvlJc w:val="left"/>
+      <w:pPr>
+        <w:tabs>
+          <w:tab w:val="num" w:pos="720"/>
+        </w:tabs>
+        <w:ind w:left="720" w:hanging="360"/>
+      </w:pPr>
+      <w:rPr>
+        <w:rFonts w:ascii="Symbol" w:hAnsi="Symbol" w:hint="default"/>
+        <w:sz w:val="20"/>
+      </w:rPr>
+    </w:lvl>
+    <w:lvl w:ilvl="1" w:tentative="1">
+      <w:start w:val="1"/>
+      <w:numFmt w:val="bullet"/>
+      <w:lvlText w:val="o"/>
+      <w:lvlJc w:val="left"/>
+      <w:pPr>
+        <w:tabs>
+          <w:tab w:val="num" w:pos="1440"/>
+        </w:tabs>
+        <w:ind w:left="1440" w:hanging="360"/>
+      </w:pPr>
+      <w:rPr>
+        <w:rFonts w:ascii="Courier New" w:hAnsi="Courier New" w:hint="default"/>
+        <w:sz w:val="20"/>
+      </w:rPr>
+    </w:lvl>
+    <w:lvl w:ilvl="2" w:tentative="1">
+      <w:start w:val="1"/>
+      <w:numFmt w:val="bullet"/>
+      <w:lvlText w:val=""/>
+      <w:lvlJc w:val="left"/>
+      <w:pPr>
+        <w:tabs>
+          <w:tab w:val="num" w:pos="2160"/>
+        </w:tabs>
+        <w:ind w:left="2160" w:hanging="360"/>
+      </w:pPr>
+      <w:rPr>
+        <w:rFonts w:ascii="Wingdings" w:hAnsi="Wingdings" w:hint="default"/>
+        <w:sz w:val="20"/>
+      </w:rPr>
+    </w:lvl>
+    <w:lvl w:ilvl="3" w:tentative="1">
+      <w:start w:val="1"/>
+      <w:numFmt w:val="bullet"/>
+      <w:lvlText w:val=""/>
+      <w:lvlJc w:val="left"/>
+      <w:pPr>
+        <w:tabs>
+          <w:tab w:val="num" w:pos="2880"/>
+        </w:tabs>
+        <w:ind w:left="2880" w:hanging="360"/>
+      </w:pPr>
+      <w:rPr>
+        <w:rFonts w:ascii="Wingdings" w:hAnsi="Wingdings" w:hint="default"/>
+        <w:sz w:val="20"/>
+      </w:rPr>
+    </w:lvl>
+    <w:lvl w:ilvl="4" w:tentative="1">
+      <w:start w:val="1"/>
+      <w:numFmt w:val="bullet"/>
+      <w:lvlText w:val=""/>
+      <w:lvlJc w:val="left"/>
+      <w:pPr>
+        <w:tabs>
+          <w:tab w:val="num" w:pos="3600"/>
+        </w:tabs>
+        <w:ind w:left="3600" w:hanging="360"/>
+      </w:pPr>
+      <w:rPr>
+        <w:rFonts w:ascii="Wingdings" w:hAnsi="Wingdings" w:hint="default"/>
+        <w:sz w:val="20"/>
+      </w:rPr>
+    </w:lvl>
+    <w:lvl w:ilvl="5" w:tentative="1">
+      <w:start w:val="1"/>
+      <w:numFmt w:val="bullet"/>
+      <w:lvlText w:val=""/>
+      <w:lvlJc w:val="left"/>
+      <w:pPr>
+        <w:tabs>
+          <w:tab w:val="num" w:pos="4320"/>
+        </w:tabs>
+        <w:ind w:left="4320" w:hanging="360"/>
+      </w:pPr>
+      <w:rPr>
+        <w:rFonts w:ascii="Wingdings" w:hAnsi="Wingdings" w:hint="default"/>
+        <w:sz w:val="20"/>
+      </w:rPr>
+    </w:lvl>
+    <w:lvl w:ilvl="6" w:tentative="1">
+      <w:start w:val="1"/>
+      <w:numFmt w:val="bullet"/>
+      <w:lvlText w:val=""/>
+      <w:lvlJc w:val="left"/>
+      <w:pPr>
+        <w:tabs>
+          <w:tab w:val="num" w:pos="5040"/>
+        </w:tabs>
+        <w:ind w:left="5040" w:hanging="360"/>
+      </w:pPr>
+      <w:rPr>
+        <w:rFonts w:ascii="Wingdings" w:hAnsi="Wingdings" w:hint="default"/>
+        <w:sz w:val="20"/>
+      </w:rPr>
+    </w:lvl>
+    <w:lvl w:ilvl="7" w:tentative="1">
+      <w:start w:val="1"/>
+      <w:numFmt w:val="bullet"/>
+      <w:lvlText w:val=""/>
+      <w:lvlJc w:val="left"/>
+      <w:pPr>
+        <w:tabs>
+          <w:tab w:val="num" w:pos="5760"/>
+        </w:tabs>
+        <w:ind w:left="5760" w:hanging="360"/>
+      </w:pPr>
+      <w:rPr>
+        <w:rFonts w:ascii="Wingdings" w:hAnsi="Wingdings" w:hint="default"/>
+        <w:sz w:val="20"/>
+      </w:rPr>
+    </w:lvl>
+    <w:lvl w:ilvl="8" w:tentative="1">
+      <w:start w:val="1"/>
+      <w:numFmt w:val="bullet"/>
+      <w:lvlText w:val=""/>
+      <w:lvlJc w:val="left"/>
+      <w:pPr>
+        <w:tabs>
+          <w:tab w:val="num" w:pos="6480"/>
+        </w:tabs>
+        <w:ind w:left="6480" w:hanging="360"/>
+      </w:pPr>
+      <w:rPr>
+        <w:rFonts w:ascii="Wingdings" w:hAnsi="Wingdings" w:hint="default"/>
+        <w:sz w:val="20"/>
+      </w:rPr>
+    </w:lvl>
+  </w:abstractNum>
+  <w:abstractNum w:abstractNumId="165" w15:restartNumberingAfterBreak="0">
     <w:nsid w:val="7F106A5D"/>
     <w:multiLevelType w:val="hybridMultilevel"/>
     <w:tmpl w:val="A1CA4816"/>
@@ -29676,451 +37083,502 @@
     </w:lvl>
   </w:abstractNum>
   <w:num w:numId="1" w16cid:durableId="1882476756">
+    <w:abstractNumId w:val="96"/>
+  </w:num>
+  <w:num w:numId="2" w16cid:durableId="871453468">
+    <w:abstractNumId w:val="27"/>
+  </w:num>
+  <w:num w:numId="3" w16cid:durableId="698706805">
+    <w:abstractNumId w:val="41"/>
+  </w:num>
+  <w:num w:numId="4" w16cid:durableId="1105467722">
+    <w:abstractNumId w:val="79"/>
+  </w:num>
+  <w:num w:numId="5" w16cid:durableId="769932622">
+    <w:abstractNumId w:val="111"/>
+  </w:num>
+  <w:num w:numId="6" w16cid:durableId="575944109">
+    <w:abstractNumId w:val="44"/>
+  </w:num>
+  <w:num w:numId="7" w16cid:durableId="877661689">
+    <w:abstractNumId w:val="147"/>
+  </w:num>
+  <w:num w:numId="8" w16cid:durableId="1390107422">
+    <w:abstractNumId w:val="85"/>
+  </w:num>
+  <w:num w:numId="9" w16cid:durableId="881866424">
+    <w:abstractNumId w:val="108"/>
+  </w:num>
+  <w:num w:numId="10" w16cid:durableId="1037244995">
+    <w:abstractNumId w:val="136"/>
+  </w:num>
+  <w:num w:numId="11" w16cid:durableId="1575554597">
+    <w:abstractNumId w:val="68"/>
+  </w:num>
+  <w:num w:numId="12" w16cid:durableId="915364478">
+    <w:abstractNumId w:val="92"/>
+  </w:num>
+  <w:num w:numId="13" w16cid:durableId="1386294114">
+    <w:abstractNumId w:val="127"/>
+  </w:num>
+  <w:num w:numId="14" w16cid:durableId="1071851223">
+    <w:abstractNumId w:val="28"/>
+  </w:num>
+  <w:num w:numId="15" w16cid:durableId="1545557520">
+    <w:abstractNumId w:val="80"/>
+  </w:num>
+  <w:num w:numId="16" w16cid:durableId="1102919547">
+    <w:abstractNumId w:val="162"/>
+  </w:num>
+  <w:num w:numId="17" w16cid:durableId="294526838">
+    <w:abstractNumId w:val="56"/>
+  </w:num>
+  <w:num w:numId="18" w16cid:durableId="679889896">
+    <w:abstractNumId w:val="65"/>
+  </w:num>
+  <w:num w:numId="19" w16cid:durableId="2119449470">
+    <w:abstractNumId w:val="104"/>
+  </w:num>
+  <w:num w:numId="20" w16cid:durableId="1365054799">
+    <w:abstractNumId w:val="16"/>
+  </w:num>
+  <w:num w:numId="21" w16cid:durableId="1683512738">
+    <w:abstractNumId w:val="66"/>
+  </w:num>
+  <w:num w:numId="22" w16cid:durableId="1080098953">
+    <w:abstractNumId w:val="133"/>
+  </w:num>
+  <w:num w:numId="23" w16cid:durableId="1635717296">
+    <w:abstractNumId w:val="72"/>
+  </w:num>
+  <w:num w:numId="24" w16cid:durableId="544873123">
+    <w:abstractNumId w:val="126"/>
+  </w:num>
+  <w:num w:numId="25" w16cid:durableId="1128352778">
+    <w:abstractNumId w:val="15"/>
+  </w:num>
+  <w:num w:numId="26" w16cid:durableId="1732537407">
+    <w:abstractNumId w:val="141"/>
+  </w:num>
+  <w:num w:numId="27" w16cid:durableId="945502064">
+    <w:abstractNumId w:val="8"/>
+  </w:num>
+  <w:num w:numId="28" w16cid:durableId="1997681677">
+    <w:abstractNumId w:val="5"/>
+  </w:num>
+  <w:num w:numId="29" w16cid:durableId="815955639">
+    <w:abstractNumId w:val="64"/>
+  </w:num>
+  <w:num w:numId="30" w16cid:durableId="1500659483">
+    <w:abstractNumId w:val="89"/>
+  </w:num>
+  <w:num w:numId="31" w16cid:durableId="118301211">
+    <w:abstractNumId w:val="18"/>
+  </w:num>
+  <w:num w:numId="32" w16cid:durableId="732387979">
+    <w:abstractNumId w:val="45"/>
+  </w:num>
+  <w:num w:numId="33" w16cid:durableId="2129276417">
+    <w:abstractNumId w:val="20"/>
+  </w:num>
+  <w:num w:numId="34" w16cid:durableId="1470708820">
+    <w:abstractNumId w:val="51"/>
+  </w:num>
+  <w:num w:numId="35" w16cid:durableId="356852923">
+    <w:abstractNumId w:val="103"/>
+  </w:num>
+  <w:num w:numId="36" w16cid:durableId="430662559">
+    <w:abstractNumId w:val="23"/>
+  </w:num>
+  <w:num w:numId="37" w16cid:durableId="247080868">
+    <w:abstractNumId w:val="152"/>
+  </w:num>
+  <w:num w:numId="38" w16cid:durableId="158887408">
+    <w:abstractNumId w:val="124"/>
+  </w:num>
+  <w:num w:numId="39" w16cid:durableId="1681347932">
+    <w:abstractNumId w:val="145"/>
+  </w:num>
+  <w:num w:numId="40" w16cid:durableId="2101440158">
+    <w:abstractNumId w:val="83"/>
+  </w:num>
+  <w:num w:numId="41" w16cid:durableId="1250391122">
+    <w:abstractNumId w:val="119"/>
+  </w:num>
+  <w:num w:numId="42" w16cid:durableId="479083359">
+    <w:abstractNumId w:val="150"/>
+  </w:num>
+  <w:num w:numId="43" w16cid:durableId="1557860317">
+    <w:abstractNumId w:val="105"/>
+  </w:num>
+  <w:num w:numId="44" w16cid:durableId="2142183763">
+    <w:abstractNumId w:val="10"/>
+  </w:num>
+  <w:num w:numId="45" w16cid:durableId="1357736349">
+    <w:abstractNumId w:val="157"/>
+  </w:num>
+  <w:num w:numId="46" w16cid:durableId="1519656040">
+    <w:abstractNumId w:val="156"/>
+  </w:num>
+  <w:num w:numId="47" w16cid:durableId="1078596852">
+    <w:abstractNumId w:val="165"/>
+  </w:num>
+  <w:num w:numId="48" w16cid:durableId="1027950100">
+    <w:abstractNumId w:val="38"/>
+  </w:num>
+  <w:num w:numId="49" w16cid:durableId="878516382">
+    <w:abstractNumId w:val="22"/>
+  </w:num>
+  <w:num w:numId="50" w16cid:durableId="363404927">
+    <w:abstractNumId w:val="73"/>
+  </w:num>
+  <w:num w:numId="51" w16cid:durableId="1128354320">
+    <w:abstractNumId w:val="139"/>
+  </w:num>
+  <w:num w:numId="52" w16cid:durableId="248543928">
+    <w:abstractNumId w:val="82"/>
+  </w:num>
+  <w:num w:numId="53" w16cid:durableId="965889214">
+    <w:abstractNumId w:val="109"/>
+  </w:num>
+  <w:num w:numId="54" w16cid:durableId="1827503240">
+    <w:abstractNumId w:val="117"/>
+  </w:num>
+  <w:num w:numId="55" w16cid:durableId="505748256">
+    <w:abstractNumId w:val="100"/>
+  </w:num>
+  <w:num w:numId="56" w16cid:durableId="2120370925">
+    <w:abstractNumId w:val="35"/>
+  </w:num>
+  <w:num w:numId="57" w16cid:durableId="369182267">
+    <w:abstractNumId w:val="19"/>
+  </w:num>
+  <w:num w:numId="58" w16cid:durableId="1000235123">
+    <w:abstractNumId w:val="107"/>
+  </w:num>
+  <w:num w:numId="59" w16cid:durableId="628516409">
+    <w:abstractNumId w:val="138"/>
+  </w:num>
+  <w:num w:numId="60" w16cid:durableId="2028865444">
+    <w:abstractNumId w:val="98"/>
+  </w:num>
+  <w:num w:numId="61" w16cid:durableId="943926811">
+    <w:abstractNumId w:val="161"/>
+  </w:num>
+  <w:num w:numId="62" w16cid:durableId="1841193257">
+    <w:abstractNumId w:val="76"/>
+  </w:num>
+  <w:num w:numId="63" w16cid:durableId="682322850">
+    <w:abstractNumId w:val="142"/>
+  </w:num>
+  <w:num w:numId="64" w16cid:durableId="2043705333">
+    <w:abstractNumId w:val="77"/>
+  </w:num>
+  <w:num w:numId="65" w16cid:durableId="1164854761">
+    <w:abstractNumId w:val="55"/>
+  </w:num>
+  <w:num w:numId="66" w16cid:durableId="1919972541">
+    <w:abstractNumId w:val="94"/>
+  </w:num>
+  <w:num w:numId="67" w16cid:durableId="463617329">
+    <w:abstractNumId w:val="60"/>
+  </w:num>
+  <w:num w:numId="68" w16cid:durableId="2064014330">
+    <w:abstractNumId w:val="113"/>
+  </w:num>
+  <w:num w:numId="69" w16cid:durableId="452797354">
+    <w:abstractNumId w:val="118"/>
+  </w:num>
+  <w:num w:numId="70" w16cid:durableId="1196650037">
+    <w:abstractNumId w:val="49"/>
+  </w:num>
+  <w:num w:numId="71" w16cid:durableId="940071828">
+    <w:abstractNumId w:val="155"/>
+  </w:num>
+  <w:num w:numId="72" w16cid:durableId="1608273926">
+    <w:abstractNumId w:val="78"/>
+  </w:num>
+  <w:num w:numId="73" w16cid:durableId="2009864772">
+    <w:abstractNumId w:val="95"/>
+  </w:num>
+  <w:num w:numId="74" w16cid:durableId="712267004">
+    <w:abstractNumId w:val="37"/>
+  </w:num>
+  <w:num w:numId="75" w16cid:durableId="506480902">
+    <w:abstractNumId w:val="33"/>
+  </w:num>
+  <w:num w:numId="76" w16cid:durableId="286202349">
+    <w:abstractNumId w:val="123"/>
+  </w:num>
+  <w:num w:numId="77" w16cid:durableId="156460757">
+    <w:abstractNumId w:val="69"/>
+  </w:num>
+  <w:num w:numId="78" w16cid:durableId="1230077056">
+    <w:abstractNumId w:val="7"/>
+  </w:num>
+  <w:num w:numId="79" w16cid:durableId="1837106927">
+    <w:abstractNumId w:val="48"/>
+  </w:num>
+  <w:num w:numId="80" w16cid:durableId="287929152">
+    <w:abstractNumId w:val="36"/>
+  </w:num>
+  <w:num w:numId="81" w16cid:durableId="1672175260">
+    <w:abstractNumId w:val="90"/>
+  </w:num>
+  <w:num w:numId="82" w16cid:durableId="1954820163">
+    <w:abstractNumId w:val="59"/>
+  </w:num>
+  <w:num w:numId="83" w16cid:durableId="1990016594">
+    <w:abstractNumId w:val="25"/>
+  </w:num>
+  <w:num w:numId="84" w16cid:durableId="366876741">
+    <w:abstractNumId w:val="97"/>
+  </w:num>
+  <w:num w:numId="85" w16cid:durableId="15274915">
+    <w:abstractNumId w:val="39"/>
+  </w:num>
+  <w:num w:numId="86" w16cid:durableId="288124443">
+    <w:abstractNumId w:val="12"/>
+  </w:num>
+  <w:num w:numId="87" w16cid:durableId="591351385">
+    <w:abstractNumId w:val="110"/>
+  </w:num>
+  <w:num w:numId="88" w16cid:durableId="1361005725">
+    <w:abstractNumId w:val="159"/>
+  </w:num>
+  <w:num w:numId="89" w16cid:durableId="219681743">
+    <w:abstractNumId w:val="13"/>
+  </w:num>
+  <w:num w:numId="90" w16cid:durableId="194386594">
+    <w:abstractNumId w:val="120"/>
+  </w:num>
+  <w:num w:numId="91" w16cid:durableId="777793346">
     <w:abstractNumId w:val="87"/>
   </w:num>
-  <w:num w:numId="2" w16cid:durableId="871453468">
-    <w:abstractNumId w:val="25"/>
+  <w:num w:numId="92" w16cid:durableId="173346871">
+    <w:abstractNumId w:val="93"/>
   </w:num>
-  <w:num w:numId="3" w16cid:durableId="698706805">
-    <w:abstractNumId w:val="38"/>
+  <w:num w:numId="93" w16cid:durableId="948700467">
+    <w:abstractNumId w:val="40"/>
   </w:num>
-  <w:num w:numId="4" w16cid:durableId="1105467722">
+  <w:num w:numId="94" w16cid:durableId="1328363750">
+    <w:abstractNumId w:val="24"/>
+  </w:num>
+  <w:num w:numId="95" w16cid:durableId="541676570">
+    <w:abstractNumId w:val="70"/>
+  </w:num>
+  <w:num w:numId="96" w16cid:durableId="694119229">
+    <w:abstractNumId w:val="91"/>
+  </w:num>
+  <w:num w:numId="97" w16cid:durableId="704327987">
+    <w:abstractNumId w:val="53"/>
+  </w:num>
+  <w:num w:numId="98" w16cid:durableId="1157303613">
+    <w:abstractNumId w:val="26"/>
+  </w:num>
+  <w:num w:numId="99" w16cid:durableId="1706099794">
+    <w:abstractNumId w:val="144"/>
+  </w:num>
+  <w:num w:numId="100" w16cid:durableId="256404901">
+    <w:abstractNumId w:val="143"/>
+  </w:num>
+  <w:num w:numId="101" w16cid:durableId="924923012">
+    <w:abstractNumId w:val="31"/>
+  </w:num>
+  <w:num w:numId="102" w16cid:durableId="536550966">
+    <w:abstractNumId w:val="160"/>
+  </w:num>
+  <w:num w:numId="103" w16cid:durableId="425157302">
     <w:abstractNumId w:val="71"/>
   </w:num>
-  <w:num w:numId="5" w16cid:durableId="769932622">
-    <w:abstractNumId w:val="101"/>
+  <w:num w:numId="104" w16cid:durableId="967664612">
+    <w:abstractNumId w:val="129"/>
   </w:num>
-  <w:num w:numId="6" w16cid:durableId="575944109">
-    <w:abstractNumId w:val="41"/>
+  <w:num w:numId="105" w16cid:durableId="361631616">
+    <w:abstractNumId w:val="99"/>
   </w:num>
-  <w:num w:numId="7" w16cid:durableId="877661689">
-    <w:abstractNumId w:val="133"/>
+  <w:num w:numId="106" w16cid:durableId="443623616">
+    <w:abstractNumId w:val="134"/>
   </w:num>
-  <w:num w:numId="8" w16cid:durableId="1390107422">
-    <w:abstractNumId w:val="77"/>
-  </w:num>
-  <w:num w:numId="9" w16cid:durableId="881866424">
-    <w:abstractNumId w:val="98"/>
-  </w:num>
-  <w:num w:numId="10" w16cid:durableId="1037244995">
-    <w:abstractNumId w:val="124"/>
-  </w:num>
-  <w:num w:numId="11" w16cid:durableId="1575554597">
-    <w:abstractNumId w:val="61"/>
-  </w:num>
-  <w:num w:numId="12" w16cid:durableId="915364478">
-    <w:abstractNumId w:val="83"/>
-  </w:num>
-  <w:num w:numId="13" w16cid:durableId="1386294114">
-    <w:abstractNumId w:val="116"/>
-  </w:num>
-  <w:num w:numId="14" w16cid:durableId="1071851223">
-    <w:abstractNumId w:val="26"/>
-  </w:num>
-  <w:num w:numId="15" w16cid:durableId="1545557520">
-    <w:abstractNumId w:val="72"/>
-  </w:num>
-  <w:num w:numId="16" w16cid:durableId="1102919547">
-    <w:abstractNumId w:val="146"/>
-  </w:num>
-  <w:num w:numId="17" w16cid:durableId="294526838">
-    <w:abstractNumId w:val="52"/>
-  </w:num>
-  <w:num w:numId="18" w16cid:durableId="679889896">
-    <w:abstractNumId w:val="59"/>
-  </w:num>
-  <w:num w:numId="19" w16cid:durableId="2119449470">
-    <w:abstractNumId w:val="95"/>
-  </w:num>
-  <w:num w:numId="20" w16cid:durableId="1365054799">
+  <w:num w:numId="107" w16cid:durableId="150101619">
     <w:abstractNumId w:val="14"/>
   </w:num>
-  <w:num w:numId="21" w16cid:durableId="1683512738">
-    <w:abstractNumId w:val="60"/>
-  </w:num>
-  <w:num w:numId="22" w16cid:durableId="1080098953">
-    <w:abstractNumId w:val="121"/>
-  </w:num>
-  <w:num w:numId="23" w16cid:durableId="1635717296">
-    <w:abstractNumId w:val="65"/>
-  </w:num>
-  <w:num w:numId="24" w16cid:durableId="544873123">
-    <w:abstractNumId w:val="115"/>
-  </w:num>
-  <w:num w:numId="25" w16cid:durableId="1128352778">
-    <w:abstractNumId w:val="13"/>
-  </w:num>
-  <w:num w:numId="26" w16cid:durableId="1732537407">
-    <w:abstractNumId w:val="128"/>
-  </w:num>
-  <w:num w:numId="27" w16cid:durableId="945502064">
-    <w:abstractNumId w:val="7"/>
-  </w:num>
-  <w:num w:numId="28" w16cid:durableId="1997681677">
-    <w:abstractNumId w:val="4"/>
-  </w:num>
-  <w:num w:numId="29" w16cid:durableId="815955639">
-    <w:abstractNumId w:val="58"/>
-  </w:num>
-  <w:num w:numId="30" w16cid:durableId="1500659483">
-    <w:abstractNumId w:val="80"/>
-  </w:num>
-  <w:num w:numId="31" w16cid:durableId="118301211">
-    <w:abstractNumId w:val="16"/>
-  </w:num>
-  <w:num w:numId="32" w16cid:durableId="732387979">
-    <w:abstractNumId w:val="42"/>
-  </w:num>
-  <w:num w:numId="33" w16cid:durableId="2129276417">
-    <w:abstractNumId w:val="18"/>
-  </w:num>
-  <w:num w:numId="34" w16cid:durableId="1470708820">
-    <w:abstractNumId w:val="47"/>
-  </w:num>
-  <w:num w:numId="35" w16cid:durableId="356852923">
-    <w:abstractNumId w:val="94"/>
-  </w:num>
-  <w:num w:numId="36" w16cid:durableId="430662559">
-    <w:abstractNumId w:val="21"/>
-  </w:num>
-  <w:num w:numId="37" w16cid:durableId="247080868">
-    <w:abstractNumId w:val="137"/>
-  </w:num>
-  <w:num w:numId="38" w16cid:durableId="158887408">
-    <w:abstractNumId w:val="113"/>
-  </w:num>
-  <w:num w:numId="39" w16cid:durableId="1681347932">
-    <w:abstractNumId w:val="132"/>
-  </w:num>
-  <w:num w:numId="40" w16cid:durableId="2101440158">
-    <w:abstractNumId w:val="75"/>
-  </w:num>
-  <w:num w:numId="41" w16cid:durableId="1250391122">
-    <w:abstractNumId w:val="109"/>
-  </w:num>
-  <w:num w:numId="42" w16cid:durableId="479083359">
-    <w:abstractNumId w:val="136"/>
-  </w:num>
-  <w:num w:numId="43" w16cid:durableId="1557860317">
-    <w:abstractNumId w:val="96"/>
-  </w:num>
-  <w:num w:numId="44" w16cid:durableId="2142183763">
-    <w:abstractNumId w:val="9"/>
-  </w:num>
-  <w:num w:numId="45" w16cid:durableId="1357736349">
-    <w:abstractNumId w:val="142"/>
-  </w:num>
-  <w:num w:numId="46" w16cid:durableId="1519656040">
-    <w:abstractNumId w:val="141"/>
-  </w:num>
-  <w:num w:numId="47" w16cid:durableId="1078596852">
-    <w:abstractNumId w:val="148"/>
-  </w:num>
-  <w:num w:numId="48" w16cid:durableId="1027950100">
-    <w:abstractNumId w:val="35"/>
-  </w:num>
-  <w:num w:numId="49" w16cid:durableId="878516382">
-    <w:abstractNumId w:val="20"/>
-  </w:num>
-  <w:num w:numId="50" w16cid:durableId="363404927">
-    <w:abstractNumId w:val="66"/>
-  </w:num>
-  <w:num w:numId="51" w16cid:durableId="1128354320">
-    <w:abstractNumId w:val="126"/>
-  </w:num>
-  <w:num w:numId="52" w16cid:durableId="248543928">
-    <w:abstractNumId w:val="74"/>
-  </w:num>
-  <w:num w:numId="53" w16cid:durableId="965889214">
-    <w:abstractNumId w:val="99"/>
-  </w:num>
-  <w:num w:numId="54" w16cid:durableId="1827503240">
-    <w:abstractNumId w:val="107"/>
-  </w:num>
-  <w:num w:numId="55" w16cid:durableId="505748256">
-    <w:abstractNumId w:val="91"/>
-  </w:num>
-  <w:num w:numId="56" w16cid:durableId="2120370925">
-    <w:abstractNumId w:val="32"/>
-  </w:num>
-  <w:num w:numId="57" w16cid:durableId="369182267">
-    <w:abstractNumId w:val="17"/>
-  </w:num>
-  <w:num w:numId="58" w16cid:durableId="1000235123">
-    <w:abstractNumId w:val="97"/>
-  </w:num>
-  <w:num w:numId="59" w16cid:durableId="628516409">
-    <w:abstractNumId w:val="125"/>
-  </w:num>
-  <w:num w:numId="60" w16cid:durableId="2028865444">
-    <w:abstractNumId w:val="89"/>
-  </w:num>
-  <w:num w:numId="61" w16cid:durableId="943926811">
-    <w:abstractNumId w:val="145"/>
-  </w:num>
-  <w:num w:numId="62" w16cid:durableId="1841193257">
-    <w:abstractNumId w:val="68"/>
-  </w:num>
-  <w:num w:numId="63" w16cid:durableId="682322850">
-    <w:abstractNumId w:val="129"/>
-  </w:num>
-  <w:num w:numId="64" w16cid:durableId="2043705333">
-    <w:abstractNumId w:val="69"/>
-  </w:num>
-  <w:num w:numId="65" w16cid:durableId="1164854761">
-    <w:abstractNumId w:val="51"/>
-  </w:num>
-  <w:num w:numId="66" w16cid:durableId="1919972541">
-    <w:abstractNumId w:val="85"/>
-  </w:num>
-  <w:num w:numId="67" w16cid:durableId="463617329">
-    <w:abstractNumId w:val="55"/>
-  </w:num>
-  <w:num w:numId="68" w16cid:durableId="2064014330">
-    <w:abstractNumId w:val="103"/>
-  </w:num>
-  <w:num w:numId="69" w16cid:durableId="452797354">
-    <w:abstractNumId w:val="108"/>
-  </w:num>
-  <w:num w:numId="70" w16cid:durableId="1196650037">
-    <w:abstractNumId w:val="46"/>
-  </w:num>
-  <w:num w:numId="71" w16cid:durableId="940071828">
-    <w:abstractNumId w:val="140"/>
-  </w:num>
-  <w:num w:numId="72" w16cid:durableId="1608273926">
-    <w:abstractNumId w:val="70"/>
-  </w:num>
-  <w:num w:numId="73" w16cid:durableId="2009864772">
-    <w:abstractNumId w:val="86"/>
-  </w:num>
-  <w:num w:numId="74" w16cid:durableId="712267004">
-    <w:abstractNumId w:val="34"/>
-  </w:num>
-  <w:num w:numId="75" w16cid:durableId="506480902">
-    <w:abstractNumId w:val="30"/>
-  </w:num>
-  <w:num w:numId="76" w16cid:durableId="286202349">
-    <w:abstractNumId w:val="112"/>
-  </w:num>
-  <w:num w:numId="77" w16cid:durableId="156460757">
-    <w:abstractNumId w:val="62"/>
-  </w:num>
-  <w:num w:numId="78" w16cid:durableId="1230077056">
-    <w:abstractNumId w:val="6"/>
-  </w:num>
-  <w:num w:numId="79" w16cid:durableId="1837106927">
-    <w:abstractNumId w:val="45"/>
-  </w:num>
-  <w:num w:numId="80" w16cid:durableId="287929152">
-    <w:abstractNumId w:val="33"/>
-  </w:num>
-  <w:num w:numId="81" w16cid:durableId="1672175260">
-    <w:abstractNumId w:val="81"/>
-  </w:num>
-  <w:num w:numId="82" w16cid:durableId="1954820163">
-    <w:abstractNumId w:val="54"/>
-  </w:num>
-  <w:num w:numId="83" w16cid:durableId="1990016594">
-    <w:abstractNumId w:val="23"/>
-  </w:num>
-  <w:num w:numId="84" w16cid:durableId="366876741">
-    <w:abstractNumId w:val="88"/>
-  </w:num>
-  <w:num w:numId="85" w16cid:durableId="15274915">
-    <w:abstractNumId w:val="36"/>
-  </w:num>
-  <w:num w:numId="86" w16cid:durableId="288124443">
-    <w:abstractNumId w:val="10"/>
-  </w:num>
-  <w:num w:numId="87" w16cid:durableId="591351385">
-    <w:abstractNumId w:val="100"/>
-  </w:num>
-  <w:num w:numId="88" w16cid:durableId="1361005725">
-    <w:abstractNumId w:val="143"/>
-  </w:num>
-  <w:num w:numId="89" w16cid:durableId="219681743">
-    <w:abstractNumId w:val="11"/>
-  </w:num>
-  <w:num w:numId="90" w16cid:durableId="194386594">
-    <w:abstractNumId w:val="110"/>
-  </w:num>
-  <w:num w:numId="91" w16cid:durableId="777793346">
-    <w:abstractNumId w:val="79"/>
-  </w:num>
-  <w:num w:numId="92" w16cid:durableId="173346871">
-    <w:abstractNumId w:val="84"/>
-  </w:num>
-  <w:num w:numId="93" w16cid:durableId="948700467">
-    <w:abstractNumId w:val="37"/>
-  </w:num>
-  <w:num w:numId="94" w16cid:durableId="1328363750">
-    <w:abstractNumId w:val="22"/>
-  </w:num>
-  <w:num w:numId="95" w16cid:durableId="541676570">
-    <w:abstractNumId w:val="63"/>
-  </w:num>
-  <w:num w:numId="96" w16cid:durableId="694119229">
-    <w:abstractNumId w:val="82"/>
-  </w:num>
-  <w:num w:numId="97" w16cid:durableId="704327987">
-    <w:abstractNumId w:val="49"/>
-  </w:num>
-  <w:num w:numId="98" w16cid:durableId="1157303613">
-    <w:abstractNumId w:val="24"/>
-  </w:num>
-  <w:num w:numId="99" w16cid:durableId="1706099794">
-    <w:abstractNumId w:val="131"/>
-  </w:num>
-  <w:num w:numId="100" w16cid:durableId="256404901">
-    <w:abstractNumId w:val="130"/>
-  </w:num>
-  <w:num w:numId="101" w16cid:durableId="924923012">
-    <w:abstractNumId w:val="28"/>
-  </w:num>
-  <w:num w:numId="102" w16cid:durableId="536550966">
-    <w:abstractNumId w:val="144"/>
-  </w:num>
-  <w:num w:numId="103" w16cid:durableId="425157302">
-    <w:abstractNumId w:val="64"/>
-  </w:num>
-  <w:num w:numId="104" w16cid:durableId="967664612">
-    <w:abstractNumId w:val="118"/>
-  </w:num>
-  <w:num w:numId="105" w16cid:durableId="361631616">
-    <w:abstractNumId w:val="90"/>
-  </w:num>
-  <w:num w:numId="106" w16cid:durableId="443623616">
-    <w:abstractNumId w:val="122"/>
-  </w:num>
-  <w:num w:numId="107" w16cid:durableId="150101619">
-    <w:abstractNumId w:val="12"/>
-  </w:num>
   <w:num w:numId="108" w16cid:durableId="1431658174">
-    <w:abstractNumId w:val="53"/>
+    <w:abstractNumId w:val="57"/>
   </w:num>
   <w:num w:numId="109" w16cid:durableId="1050495440">
     <w:abstractNumId w:val="0"/>
   </w:num>
   <w:num w:numId="110" w16cid:durableId="712924661">
+    <w:abstractNumId w:val="116"/>
+  </w:num>
+  <w:num w:numId="111" w16cid:durableId="1917784113">
+    <w:abstractNumId w:val="112"/>
+  </w:num>
+  <w:num w:numId="112" w16cid:durableId="896237065">
+    <w:abstractNumId w:val="121"/>
+  </w:num>
+  <w:num w:numId="113" w16cid:durableId="1171681430">
+    <w:abstractNumId w:val="148"/>
+  </w:num>
+  <w:num w:numId="114" w16cid:durableId="1552573199">
+    <w:abstractNumId w:val="149"/>
+  </w:num>
+  <w:num w:numId="115" w16cid:durableId="1920869674">
+    <w:abstractNumId w:val="131"/>
+  </w:num>
+  <w:num w:numId="116" w16cid:durableId="476724716">
+    <w:abstractNumId w:val="102"/>
+  </w:num>
+  <w:num w:numId="117" w16cid:durableId="658919541">
+    <w:abstractNumId w:val="101"/>
+  </w:num>
+  <w:num w:numId="118" w16cid:durableId="1622418131">
+    <w:abstractNumId w:val="46"/>
+  </w:num>
+  <w:num w:numId="119" w16cid:durableId="1693994672">
+    <w:abstractNumId w:val="4"/>
+  </w:num>
+  <w:num w:numId="120" w16cid:durableId="396828229">
+    <w:abstractNumId w:val="154"/>
+  </w:num>
+  <w:num w:numId="121" w16cid:durableId="986058889">
+    <w:abstractNumId w:val="21"/>
+  </w:num>
+  <w:num w:numId="122" w16cid:durableId="1224410703">
+    <w:abstractNumId w:val="63"/>
+  </w:num>
+  <w:num w:numId="123" w16cid:durableId="1804040304">
+    <w:abstractNumId w:val="86"/>
+  </w:num>
+  <w:num w:numId="124" w16cid:durableId="114181197">
+    <w:abstractNumId w:val="153"/>
+  </w:num>
+  <w:num w:numId="125" w16cid:durableId="772671624">
+    <w:abstractNumId w:val="6"/>
+  </w:num>
+  <w:num w:numId="126" w16cid:durableId="889919055">
+    <w:abstractNumId w:val="9"/>
+  </w:num>
+  <w:num w:numId="127" w16cid:durableId="1818105337">
+    <w:abstractNumId w:val="52"/>
+  </w:num>
+  <w:num w:numId="128" w16cid:durableId="384987847">
+    <w:abstractNumId w:val="32"/>
+  </w:num>
+  <w:num w:numId="129" w16cid:durableId="659895420">
+    <w:abstractNumId w:val="62"/>
+  </w:num>
+  <w:num w:numId="130" w16cid:durableId="1168907903">
+    <w:abstractNumId w:val="135"/>
+  </w:num>
+  <w:num w:numId="131" w16cid:durableId="430206235">
+    <w:abstractNumId w:val="125"/>
+  </w:num>
+  <w:num w:numId="132" w16cid:durableId="1207327089">
+    <w:abstractNumId w:val="29"/>
+  </w:num>
+  <w:num w:numId="133" w16cid:durableId="596404292">
+    <w:abstractNumId w:val="114"/>
+  </w:num>
+  <w:num w:numId="134" w16cid:durableId="2070372549">
+    <w:abstractNumId w:val="43"/>
+  </w:num>
+  <w:num w:numId="135" w16cid:durableId="1841265039">
+    <w:abstractNumId w:val="47"/>
+  </w:num>
+  <w:num w:numId="136" w16cid:durableId="1988632595">
+    <w:abstractNumId w:val="42"/>
+  </w:num>
+  <w:num w:numId="137" w16cid:durableId="1218275126">
+    <w:abstractNumId w:val="74"/>
+  </w:num>
+  <w:num w:numId="138" w16cid:durableId="568660900">
+    <w:abstractNumId w:val="81"/>
+  </w:num>
+  <w:num w:numId="139" w16cid:durableId="967976864">
+    <w:abstractNumId w:val="115"/>
+  </w:num>
+  <w:num w:numId="140" w16cid:durableId="650643288">
+    <w:abstractNumId w:val="130"/>
+  </w:num>
+  <w:num w:numId="141" w16cid:durableId="219370247">
+    <w:abstractNumId w:val="128"/>
+  </w:num>
+  <w:num w:numId="142" w16cid:durableId="323239876">
+    <w:abstractNumId w:val="163"/>
+  </w:num>
+  <w:num w:numId="143" w16cid:durableId="1619793156">
+    <w:abstractNumId w:val="34"/>
+  </w:num>
+  <w:num w:numId="144" w16cid:durableId="1186332867">
+    <w:abstractNumId w:val="140"/>
+  </w:num>
+  <w:num w:numId="145" w16cid:durableId="89937035">
+    <w:abstractNumId w:val="54"/>
+  </w:num>
+  <w:num w:numId="146" w16cid:durableId="954754694">
+    <w:abstractNumId w:val="2"/>
+  </w:num>
+  <w:num w:numId="147" w16cid:durableId="864370856">
+    <w:abstractNumId w:val="84"/>
+  </w:num>
+  <w:num w:numId="148" w16cid:durableId="939608849">
+    <w:abstractNumId w:val="3"/>
+  </w:num>
+  <w:num w:numId="149" w16cid:durableId="1676493059">
+    <w:abstractNumId w:val="17"/>
+  </w:num>
+  <w:num w:numId="150" w16cid:durableId="1090004801">
+    <w:abstractNumId w:val="88"/>
+  </w:num>
+  <w:num w:numId="151" w16cid:durableId="1414087550">
+    <w:abstractNumId w:val="61"/>
+  </w:num>
+  <w:num w:numId="152" w16cid:durableId="366570778">
+    <w:abstractNumId w:val="151"/>
+  </w:num>
+  <w:num w:numId="153" w16cid:durableId="1906184224">
+    <w:abstractNumId w:val="122"/>
+  </w:num>
+  <w:num w:numId="154" w16cid:durableId="1642348878">
+    <w:abstractNumId w:val="132"/>
+  </w:num>
+  <w:num w:numId="155" w16cid:durableId="1843541058">
+    <w:abstractNumId w:val="11"/>
+  </w:num>
+  <w:num w:numId="156" w16cid:durableId="167868443">
+    <w:abstractNumId w:val="164"/>
+  </w:num>
+  <w:num w:numId="157" w16cid:durableId="387999141">
+    <w:abstractNumId w:val="146"/>
+  </w:num>
+  <w:num w:numId="158" w16cid:durableId="1357195449">
+    <w:abstractNumId w:val="50"/>
+  </w:num>
+  <w:num w:numId="159" w16cid:durableId="1514228641">
+    <w:abstractNumId w:val="158"/>
+  </w:num>
+  <w:num w:numId="160" w16cid:durableId="2043549187">
+    <w:abstractNumId w:val="58"/>
+  </w:num>
+  <w:num w:numId="161" w16cid:durableId="1054545887">
     <w:abstractNumId w:val="106"/>
   </w:num>
-  <w:num w:numId="111" w16cid:durableId="1917784113">
-    <w:abstractNumId w:val="102"/>
+  <w:num w:numId="162" w16cid:durableId="8140075">
+    <w:abstractNumId w:val="137"/>
   </w:num>
-  <w:num w:numId="112" w16cid:durableId="896237065">
-    <w:abstractNumId w:val="111"/>
+  <w:num w:numId="163" w16cid:durableId="1797868849">
+    <w:abstractNumId w:val="30"/>
   </w:num>
-  <w:num w:numId="113" w16cid:durableId="1171681430">
-    <w:abstractNumId w:val="134"/>
-  </w:num>
-  <w:num w:numId="114" w16cid:durableId="1552573199">
-    <w:abstractNumId w:val="135"/>
-  </w:num>
-  <w:num w:numId="115" w16cid:durableId="1920869674">
-    <w:abstractNumId w:val="120"/>
-  </w:num>
-  <w:num w:numId="116" w16cid:durableId="476724716">
-    <w:abstractNumId w:val="93"/>
-  </w:num>
-  <w:num w:numId="117" w16cid:durableId="658919541">
-    <w:abstractNumId w:val="92"/>
-  </w:num>
-  <w:num w:numId="118" w16cid:durableId="1622418131">
-    <w:abstractNumId w:val="43"/>
-  </w:num>
-  <w:num w:numId="119" w16cid:durableId="1693994672">
-    <w:abstractNumId w:val="3"/>
-  </w:num>
-  <w:num w:numId="120" w16cid:durableId="396828229">
-    <w:abstractNumId w:val="139"/>
-  </w:num>
-  <w:num w:numId="121" w16cid:durableId="986058889">
-    <w:abstractNumId w:val="19"/>
-  </w:num>
-  <w:num w:numId="122" w16cid:durableId="1224410703">
-    <w:abstractNumId w:val="57"/>
-  </w:num>
-  <w:num w:numId="123" w16cid:durableId="1804040304">
-    <w:abstractNumId w:val="78"/>
-  </w:num>
-  <w:num w:numId="124" w16cid:durableId="114181197">
-    <w:abstractNumId w:val="138"/>
-  </w:num>
-  <w:num w:numId="125" w16cid:durableId="772671624">
-    <w:abstractNumId w:val="5"/>
-  </w:num>
-  <w:num w:numId="126" w16cid:durableId="889919055">
-    <w:abstractNumId w:val="8"/>
-  </w:num>
-  <w:num w:numId="127" w16cid:durableId="1818105337">
-    <w:abstractNumId w:val="48"/>
-  </w:num>
-  <w:num w:numId="128" w16cid:durableId="384987847">
-    <w:abstractNumId w:val="29"/>
-  </w:num>
-  <w:num w:numId="129" w16cid:durableId="659895420">
-    <w:abstractNumId w:val="56"/>
-  </w:num>
-  <w:num w:numId="130" w16cid:durableId="1168907903">
-    <w:abstractNumId w:val="123"/>
-  </w:num>
-  <w:num w:numId="131" w16cid:durableId="430206235">
-    <w:abstractNumId w:val="114"/>
-  </w:num>
-  <w:num w:numId="132" w16cid:durableId="1207327089">
-    <w:abstractNumId w:val="27"/>
-  </w:num>
-  <w:num w:numId="133" w16cid:durableId="596404292">
-    <w:abstractNumId w:val="104"/>
-  </w:num>
-  <w:num w:numId="134" w16cid:durableId="2070372549">
-    <w:abstractNumId w:val="40"/>
-  </w:num>
-  <w:num w:numId="135" w16cid:durableId="1841265039">
-    <w:abstractNumId w:val="44"/>
-  </w:num>
-  <w:num w:numId="136" w16cid:durableId="1988632595">
-    <w:abstractNumId w:val="39"/>
-  </w:num>
-  <w:num w:numId="137" w16cid:durableId="1218275126">
+  <w:num w:numId="164" w16cid:durableId="1646817552">
     <w:abstractNumId w:val="67"/>
   </w:num>
-  <w:num w:numId="138" w16cid:durableId="568660900">
-    <w:abstractNumId w:val="73"/>
+  <w:num w:numId="165" w16cid:durableId="1819759365">
+    <w:abstractNumId w:val="75"/>
   </w:num>
-  <w:num w:numId="139" w16cid:durableId="967976864">
-    <w:abstractNumId w:val="105"/>
-  </w:num>
-  <w:num w:numId="140" w16cid:durableId="650643288">
-    <w:abstractNumId w:val="119"/>
-  </w:num>
-  <w:num w:numId="141" w16cid:durableId="219370247">
-    <w:abstractNumId w:val="117"/>
-  </w:num>
-  <w:num w:numId="142" w16cid:durableId="323239876">
-    <w:abstractNumId w:val="147"/>
-  </w:num>
-  <w:num w:numId="143" w16cid:durableId="1619793156">
-    <w:abstractNumId w:val="31"/>
-  </w:num>
-  <w:num w:numId="144" w16cid:durableId="1186332867">
-    <w:abstractNumId w:val="127"/>
-  </w:num>
-  <w:num w:numId="145" w16cid:durableId="89937035">
-    <w:abstractNumId w:val="50"/>
-  </w:num>
-  <w:num w:numId="146" w16cid:durableId="954754694">
+  <w:num w:numId="166" w16cid:durableId="788085786">
     <w:abstractNumId w:val="1"/>
-  </w:num>
-  <w:num w:numId="147" w16cid:durableId="864370856">
-    <w:abstractNumId w:val="76"/>
-  </w:num>
-  <w:num w:numId="148" w16cid:durableId="939608849">
-    <w:abstractNumId w:val="2"/>
-  </w:num>
-  <w:num w:numId="149" w16cid:durableId="1676493059">
-    <w:abstractNumId w:val="15"/>
   </w:num>
 </w:numbering>
 </file>
@@ -30149,8 +37607,8 @@
     <w:lsdException w:name="heading 1" w:uiPriority="9" w:qFormat="1"/>
     <w:lsdException w:name="heading 2" w:semiHidden="1" w:uiPriority="9" w:unhideWhenUsed="1" w:qFormat="1"/>
     <w:lsdException w:name="heading 3" w:semiHidden="1" w:uiPriority="9" w:unhideWhenUsed="1" w:qFormat="1"/>
-    <w:lsdException w:name="heading 4" w:semiHidden="1" w:uiPriority="9" w:unhideWhenUsed="1" w:qFormat="1"/>
-    <w:lsdException w:name="heading 5" w:semiHidden="1" w:uiPriority="9" w:unhideWhenUsed="1" w:qFormat="1"/>
+    <w:lsdException w:name="heading 4" w:semiHidden="1" w:uiPriority="9" w:unhideWhenUsed="1"/>
+    <w:lsdException w:name="heading 5" w:semiHidden="1" w:uiPriority="9" w:unhideWhenUsed="1"/>
     <w:lsdException w:name="heading 6" w:semiHidden="1" w:uiPriority="9" w:unhideWhenUsed="1" w:qFormat="1"/>
     <w:lsdException w:name="heading 7" w:semiHidden="1" w:uiPriority="9" w:unhideWhenUsed="1" w:qFormat="1"/>
     <w:lsdException w:name="heading 8" w:semiHidden="1" w:uiPriority="9" w:unhideWhenUsed="1" w:qFormat="1"/>
@@ -30607,7 +38065,6 @@
     <w:link w:val="Heading4Char"/>
     <w:uiPriority w:val="9"/>
     <w:unhideWhenUsed/>
-    <w:qFormat/>
     <w:rsid w:val="003D176F"/>
     <w:pPr>
       <w:keepNext/>
@@ -30630,7 +38087,6 @@
     <w:uiPriority w:val="9"/>
     <w:semiHidden/>
     <w:unhideWhenUsed/>
-    <w:qFormat/>
     <w:rsid w:val="003D176F"/>
     <w:pPr>
       <w:keepNext/>
@@ -31373,6 +38829,25 @@
       <w:szCs w:val="18"/>
     </w:rPr>
   </w:style>
+  <w:style w:type="table" w:styleId="TableGridLight">
+    <w:name w:val="Grid Table Light"/>
+    <w:basedOn w:val="TableNormal"/>
+    <w:uiPriority w:val="40"/>
+    <w:rsid w:val="00E67538"/>
+    <w:pPr>
+      <w:spacing w:after="0" w:line="240" w:lineRule="auto"/>
+    </w:pPr>
+    <w:tblPr>
+      <w:tblBorders>
+        <w:top w:val="single" w:sz="4" w:space="0" w:color="BFBFBF" w:themeColor="background1" w:themeShade="BF"/>
+        <w:left w:val="single" w:sz="4" w:space="0" w:color="BFBFBF" w:themeColor="background1" w:themeShade="BF"/>
+        <w:bottom w:val="single" w:sz="4" w:space="0" w:color="BFBFBF" w:themeColor="background1" w:themeShade="BF"/>
+        <w:right w:val="single" w:sz="4" w:space="0" w:color="BFBFBF" w:themeColor="background1" w:themeShade="BF"/>
+        <w:insideH w:val="single" w:sz="4" w:space="0" w:color="BFBFBF" w:themeColor="background1" w:themeShade="BF"/>
+        <w:insideV w:val="single" w:sz="4" w:space="0" w:color="BFBFBF" w:themeColor="background1" w:themeShade="BF"/>
+      </w:tblBorders>
+    </w:tblPr>
+  </w:style>
 </w:styles>
 </file>
 

--- a/Database/Database Design.docx
+++ b/Database/Database Design.docx
@@ -47,8 +47,13 @@
       <w:pPr>
         <w:spacing w:line="276" w:lineRule="auto"/>
       </w:pPr>
+      <w:proofErr w:type="spellStart"/>
       <w:r>
-        <w:t>KriGo’s vehicle rental service is built on the basis of a number of core business entities which represent the key objects handled by the system. The mentioned core business entities were selected after carrying out requirements analysis, use-case analysis and designing class diagrams. The core business entities represent the concepts of reality that are important for vehicle renting process and contain all the data needed for the effective work of the application.</w:t>
+        <w:t>KriGo’s</w:t>
+      </w:r>
+      <w:proofErr w:type="spellEnd"/>
+      <w:r>
+        <w:t xml:space="preserve"> vehicle rental service is built on the basis of a number of core business entities which represent the key objects handled by the system. The mentioned core business entities were selected after carrying out requirements analysis, use-case analysis and designing class diagrams. The core business entities represent the concepts of reality that are important for vehicle renting process and contain all the data needed for the effective work of the application.</w:t>
       </w:r>
     </w:p>
     <w:p>
@@ -8127,13 +8132,7 @@
         <w:spacing w:line="278" w:lineRule="auto"/>
       </w:pPr>
       <w:r>
-        <w:t>One-to-many (</w:t>
-      </w:r>
-      <w:r>
-        <w:t>1: N</w:t>
-      </w:r>
-      <w:r>
-        <w:t xml:space="preserve">) relationships prevail in the KriGo database, as they adequately describe business processes like customer reservation creation, agency fleet management, and branch employee management. </w:t>
+        <w:t xml:space="preserve">One-to-many (1: N) relationships prevail in the KriGo database, as they adequately describe business processes like customer reservation creation, agency fleet management, and branch employee management. </w:t>
       </w:r>
     </w:p>
     <w:p>
@@ -15613,7 +15612,6 @@
       <w:pPr>
         <w:spacing w:after="0" w:line="278" w:lineRule="auto"/>
         <w:rPr>
-          <w:rFonts w:hint="cs"/>
           <w:rtl/>
           <w:lang w:bidi="ar-DZ"/>
         </w:rPr>
@@ -15621,8 +15619,2768 @@
     </w:p>
     <w:p>
       <w:pPr>
+        <w:spacing w:line="278" w:lineRule="auto"/>
+        <w:rPr>
+          <w:lang w:bidi="ar-DZ"/>
+        </w:rPr>
+      </w:pPr>
+      <w:r>
+        <w:rPr>
+          <w:lang w:bidi="ar-DZ"/>
+        </w:rPr>
+        <w:br w:type="page"/>
+      </w:r>
+    </w:p>
+    <w:p>
+      <w:pPr>
+        <w:pStyle w:val="Heading2"/>
+        <w:rPr>
+          <w:lang w:bidi="ar-DZ"/>
+        </w:rPr>
+      </w:pPr>
+      <w:r>
+        <w:rPr>
+          <w:lang w:bidi="ar-DZ"/>
+        </w:rPr>
+        <w:lastRenderedPageBreak/>
+        <w:t>5. Core Entity-Relationship Diagram (ERD) Development</w:t>
+      </w:r>
+    </w:p>
+    <w:p>
+      <w:pPr>
+        <w:pStyle w:val="Heading3"/>
+        <w:rPr>
+          <w:lang w:bidi="ar-DZ"/>
+        </w:rPr>
+      </w:pPr>
+      <w:r>
+        <w:rPr>
+          <w:lang w:bidi="ar-DZ"/>
+        </w:rPr>
+        <w:t>5.1 Overview</w:t>
+      </w:r>
+    </w:p>
+    <w:p>
+      <w:pPr>
         <w:spacing w:before="240" w:after="0" w:line="278" w:lineRule="auto"/>
-      </w:pPr>
+        <w:rPr>
+          <w:lang w:bidi="ar-DZ"/>
+        </w:rPr>
+      </w:pPr>
+      <w:r>
+        <w:rPr>
+          <w:b/>
+          <w:bCs/>
+          <w:lang w:bidi="ar-DZ"/>
+        </w:rPr>
+        <w:t xml:space="preserve">The Entity Relationship Diagram (ERD) </w:t>
+      </w:r>
+      <w:r>
+        <w:rPr>
+          <w:lang w:bidi="ar-DZ"/>
+        </w:rPr>
+        <w:t>is the conceptual design of the KriGo database design. This diagram represents the entities that have been recognized during the data modeling stage along with their attributes, primary keys, foreign keys and relationship among them. The ERD helps in designing both the logical and physical design of the database through its visualization of data.</w:t>
+      </w:r>
+    </w:p>
+    <w:p>
+      <w:pPr>
+        <w:spacing w:before="240" w:after="0" w:line="278" w:lineRule="auto"/>
+        <w:rPr>
+          <w:lang w:bidi="ar-DZ"/>
+        </w:rPr>
+      </w:pPr>
+      <w:r>
+        <w:rPr>
+          <w:lang w:bidi="ar-DZ"/>
+        </w:rPr>
+        <w:t>The ERD of the KriGo system has been designed taking into consideration the system requirements, use case analysis, class diagrams and normalization. It includes the basic business entities which would be needed to facilitate vehicle renting process, agency management, payment processing, customer service provision and artificial intelligence capabilities and analysis reporting.</w:t>
+      </w:r>
+    </w:p>
+    <w:p>
+      <w:pPr>
+        <w:spacing w:before="240" w:after="0" w:line="278" w:lineRule="auto"/>
+        <w:rPr>
+          <w:lang w:bidi="ar-DZ"/>
+        </w:rPr>
+      </w:pPr>
+      <w:r>
+        <w:rPr>
+          <w:lang w:bidi="ar-DZ"/>
+        </w:rPr>
+        <w:t>This database design maintains data integrity by means of well defined relationships and referential constraints and avoids redundancy through normalization.</w:t>
+      </w:r>
+    </w:p>
+    <w:p>
+      <w:pPr>
+        <w:pStyle w:val="Heading3"/>
+        <w:rPr>
+          <w:lang w:bidi="ar-DZ"/>
+        </w:rPr>
+      </w:pPr>
+      <w:r>
+        <w:rPr>
+          <w:lang w:bidi="ar-DZ"/>
+        </w:rPr>
+        <w:t>5.2 Core Entities</w:t>
+      </w:r>
+    </w:p>
+    <w:p>
+      <w:pPr>
+        <w:spacing w:before="240" w:line="278" w:lineRule="auto"/>
+        <w:rPr>
+          <w:lang w:bidi="ar-DZ"/>
+        </w:rPr>
+      </w:pPr>
+      <w:r>
+        <w:rPr>
+          <w:lang w:bidi="ar-DZ"/>
+        </w:rPr>
+        <w:t>The Core ERD consists of the following principal entities:</w:t>
+      </w:r>
+    </w:p>
+    <w:tbl>
+      <w:tblPr>
+        <w:tblStyle w:val="PlainTable1"/>
+        <w:tblW w:w="0" w:type="auto"/>
+        <w:tblLook w:val="04A0" w:firstRow="1" w:lastRow="0" w:firstColumn="1" w:lastColumn="0" w:noHBand="0" w:noVBand="1"/>
+      </w:tblPr>
+      <w:tblGrid>
+        <w:gridCol w:w="2515"/>
+        <w:gridCol w:w="6832"/>
+      </w:tblGrid>
+      <w:tr>
+        <w:trPr>
+          <w:cnfStyle w:val="100000000000" w:firstRow="1" w:lastRow="0" w:firstColumn="0" w:lastColumn="0" w:oddVBand="0" w:evenVBand="0" w:oddHBand="0" w:evenHBand="0" w:firstRowFirstColumn="0" w:firstRowLastColumn="0" w:lastRowFirstColumn="0" w:lastRowLastColumn="0"/>
+          <w:trHeight w:val="532"/>
+          <w:tblHeader/>
+        </w:trPr>
+        <w:tc>
+          <w:tcPr>
+            <w:cnfStyle w:val="001000000000" w:firstRow="0" w:lastRow="0" w:firstColumn="1" w:lastColumn="0" w:oddVBand="0" w:evenVBand="0" w:oddHBand="0" w:evenHBand="0" w:firstRowFirstColumn="0" w:firstRowLastColumn="0" w:lastRowFirstColumn="0" w:lastRowLastColumn="0"/>
+            <w:tcW w:w="2515" w:type="dxa"/>
+            <w:vAlign w:val="center"/>
+            <w:hideMark/>
+          </w:tcPr>
+          <w:p>
+            <w:pPr>
+              <w:spacing w:line="278" w:lineRule="auto"/>
+              <w:rPr>
+                <w:lang w:bidi="ar-DZ"/>
+              </w:rPr>
+            </w:pPr>
+            <w:r>
+              <w:rPr>
+                <w:lang w:bidi="ar-DZ"/>
+              </w:rPr>
+              <w:t>Entity</w:t>
+            </w:r>
+          </w:p>
+        </w:tc>
+        <w:tc>
+          <w:tcPr>
+            <w:tcW w:w="6832" w:type="dxa"/>
+            <w:vAlign w:val="center"/>
+            <w:hideMark/>
+          </w:tcPr>
+          <w:p>
+            <w:pPr>
+              <w:spacing w:line="278" w:lineRule="auto"/>
+              <w:cnfStyle w:val="100000000000" w:firstRow="1" w:lastRow="0" w:firstColumn="0" w:lastColumn="0" w:oddVBand="0" w:evenVBand="0" w:oddHBand="0" w:evenHBand="0" w:firstRowFirstColumn="0" w:firstRowLastColumn="0" w:lastRowFirstColumn="0" w:lastRowLastColumn="0"/>
+              <w:rPr>
+                <w:lang w:bidi="ar-DZ"/>
+              </w:rPr>
+            </w:pPr>
+            <w:r>
+              <w:rPr>
+                <w:lang w:bidi="ar-DZ"/>
+              </w:rPr>
+              <w:t>Purpose</w:t>
+            </w:r>
+          </w:p>
+        </w:tc>
+      </w:tr>
+      <w:tr>
+        <w:trPr>
+          <w:cnfStyle w:val="000000100000" w:firstRow="0" w:lastRow="0" w:firstColumn="0" w:lastColumn="0" w:oddVBand="0" w:evenVBand="0" w:oddHBand="1" w:evenHBand="0" w:firstRowFirstColumn="0" w:firstRowLastColumn="0" w:lastRowFirstColumn="0" w:lastRowLastColumn="0"/>
+          <w:trHeight w:val="639"/>
+        </w:trPr>
+        <w:tc>
+          <w:tcPr>
+            <w:cnfStyle w:val="001000000000" w:firstRow="0" w:lastRow="0" w:firstColumn="1" w:lastColumn="0" w:oddVBand="0" w:evenVBand="0" w:oddHBand="0" w:evenHBand="0" w:firstRowFirstColumn="0" w:firstRowLastColumn="0" w:lastRowFirstColumn="0" w:lastRowLastColumn="0"/>
+            <w:tcW w:w="2515" w:type="dxa"/>
+            <w:vAlign w:val="center"/>
+            <w:hideMark/>
+          </w:tcPr>
+          <w:p>
+            <w:pPr>
+              <w:spacing w:line="278" w:lineRule="auto"/>
+              <w:rPr>
+                <w:lang w:bidi="ar-DZ"/>
+              </w:rPr>
+            </w:pPr>
+            <w:r>
+              <w:rPr>
+                <w:lang w:bidi="ar-DZ"/>
+              </w:rPr>
+              <w:t>User</w:t>
+            </w:r>
+          </w:p>
+        </w:tc>
+        <w:tc>
+          <w:tcPr>
+            <w:tcW w:w="6832" w:type="dxa"/>
+            <w:vAlign w:val="center"/>
+            <w:hideMark/>
+          </w:tcPr>
+          <w:p>
+            <w:pPr>
+              <w:spacing w:line="278" w:lineRule="auto"/>
+              <w:cnfStyle w:val="000000100000" w:firstRow="0" w:lastRow="0" w:firstColumn="0" w:lastColumn="0" w:oddVBand="0" w:evenVBand="0" w:oddHBand="1" w:evenHBand="0" w:firstRowFirstColumn="0" w:firstRowLastColumn="0" w:lastRowFirstColumn="0" w:lastRowLastColumn="0"/>
+              <w:rPr>
+                <w:lang w:bidi="ar-DZ"/>
+              </w:rPr>
+            </w:pPr>
+            <w:r>
+              <w:rPr>
+                <w:lang w:bidi="ar-DZ"/>
+              </w:rPr>
+              <w:t>Stores authentication and account information for all users.</w:t>
+            </w:r>
+          </w:p>
+        </w:tc>
+      </w:tr>
+      <w:tr>
+        <w:trPr>
+          <w:trHeight w:val="639"/>
+        </w:trPr>
+        <w:tc>
+          <w:tcPr>
+            <w:cnfStyle w:val="001000000000" w:firstRow="0" w:lastRow="0" w:firstColumn="1" w:lastColumn="0" w:oddVBand="0" w:evenVBand="0" w:oddHBand="0" w:evenHBand="0" w:firstRowFirstColumn="0" w:firstRowLastColumn="0" w:lastRowFirstColumn="0" w:lastRowLastColumn="0"/>
+            <w:tcW w:w="2515" w:type="dxa"/>
+            <w:vAlign w:val="center"/>
+            <w:hideMark/>
+          </w:tcPr>
+          <w:p>
+            <w:pPr>
+              <w:spacing w:line="278" w:lineRule="auto"/>
+              <w:rPr>
+                <w:lang w:bidi="ar-DZ"/>
+              </w:rPr>
+            </w:pPr>
+            <w:r>
+              <w:rPr>
+                <w:lang w:bidi="ar-DZ"/>
+              </w:rPr>
+              <w:t>Customer</w:t>
+            </w:r>
+          </w:p>
+        </w:tc>
+        <w:tc>
+          <w:tcPr>
+            <w:tcW w:w="6832" w:type="dxa"/>
+            <w:vAlign w:val="center"/>
+            <w:hideMark/>
+          </w:tcPr>
+          <w:p>
+            <w:pPr>
+              <w:spacing w:line="278" w:lineRule="auto"/>
+              <w:cnfStyle w:val="000000000000" w:firstRow="0" w:lastRow="0" w:firstColumn="0" w:lastColumn="0" w:oddVBand="0" w:evenVBand="0" w:oddHBand="0" w:evenHBand="0" w:firstRowFirstColumn="0" w:firstRowLastColumn="0" w:lastRowFirstColumn="0" w:lastRowLastColumn="0"/>
+              <w:rPr>
+                <w:lang w:bidi="ar-DZ"/>
+              </w:rPr>
+            </w:pPr>
+            <w:r>
+              <w:rPr>
+                <w:lang w:bidi="ar-DZ"/>
+              </w:rPr>
+              <w:t>Stores customer-specific profile information.</w:t>
+            </w:r>
+          </w:p>
+        </w:tc>
+      </w:tr>
+      <w:tr>
+        <w:trPr>
+          <w:cnfStyle w:val="000000100000" w:firstRow="0" w:lastRow="0" w:firstColumn="0" w:lastColumn="0" w:oddVBand="0" w:evenVBand="0" w:oddHBand="1" w:evenHBand="0" w:firstRowFirstColumn="0" w:firstRowLastColumn="0" w:lastRowFirstColumn="0" w:lastRowLastColumn="0"/>
+          <w:trHeight w:val="639"/>
+        </w:trPr>
+        <w:tc>
+          <w:tcPr>
+            <w:cnfStyle w:val="001000000000" w:firstRow="0" w:lastRow="0" w:firstColumn="1" w:lastColumn="0" w:oddVBand="0" w:evenVBand="0" w:oddHBand="0" w:evenHBand="0" w:firstRowFirstColumn="0" w:firstRowLastColumn="0" w:lastRowFirstColumn="0" w:lastRowLastColumn="0"/>
+            <w:tcW w:w="2515" w:type="dxa"/>
+            <w:vAlign w:val="center"/>
+            <w:hideMark/>
+          </w:tcPr>
+          <w:p>
+            <w:pPr>
+              <w:spacing w:line="278" w:lineRule="auto"/>
+              <w:rPr>
+                <w:lang w:bidi="ar-DZ"/>
+              </w:rPr>
+            </w:pPr>
+            <w:r>
+              <w:rPr>
+                <w:lang w:bidi="ar-DZ"/>
+              </w:rPr>
+              <w:t>Agency</w:t>
+            </w:r>
+          </w:p>
+        </w:tc>
+        <w:tc>
+          <w:tcPr>
+            <w:tcW w:w="6832" w:type="dxa"/>
+            <w:vAlign w:val="center"/>
+            <w:hideMark/>
+          </w:tcPr>
+          <w:p>
+            <w:pPr>
+              <w:spacing w:line="278" w:lineRule="auto"/>
+              <w:cnfStyle w:val="000000100000" w:firstRow="0" w:lastRow="0" w:firstColumn="0" w:lastColumn="0" w:oddVBand="0" w:evenVBand="0" w:oddHBand="1" w:evenHBand="0" w:firstRowFirstColumn="0" w:firstRowLastColumn="0" w:lastRowFirstColumn="0" w:lastRowLastColumn="0"/>
+              <w:rPr>
+                <w:lang w:bidi="ar-DZ"/>
+              </w:rPr>
+            </w:pPr>
+            <w:r>
+              <w:rPr>
+                <w:lang w:bidi="ar-DZ"/>
+              </w:rPr>
+              <w:t>Represents registered rental agencies.</w:t>
+            </w:r>
+          </w:p>
+        </w:tc>
+      </w:tr>
+      <w:tr>
+        <w:trPr>
+          <w:trHeight w:val="639"/>
+        </w:trPr>
+        <w:tc>
+          <w:tcPr>
+            <w:cnfStyle w:val="001000000000" w:firstRow="0" w:lastRow="0" w:firstColumn="1" w:lastColumn="0" w:oddVBand="0" w:evenVBand="0" w:oddHBand="0" w:evenHBand="0" w:firstRowFirstColumn="0" w:firstRowLastColumn="0" w:lastRowFirstColumn="0" w:lastRowLastColumn="0"/>
+            <w:tcW w:w="2515" w:type="dxa"/>
+            <w:vAlign w:val="center"/>
+            <w:hideMark/>
+          </w:tcPr>
+          <w:p>
+            <w:pPr>
+              <w:spacing w:line="278" w:lineRule="auto"/>
+              <w:rPr>
+                <w:lang w:bidi="ar-DZ"/>
+              </w:rPr>
+            </w:pPr>
+            <w:r>
+              <w:rPr>
+                <w:lang w:bidi="ar-DZ"/>
+              </w:rPr>
+              <w:t>Agency Verification</w:t>
+            </w:r>
+          </w:p>
+        </w:tc>
+        <w:tc>
+          <w:tcPr>
+            <w:tcW w:w="6832" w:type="dxa"/>
+            <w:vAlign w:val="center"/>
+            <w:hideMark/>
+          </w:tcPr>
+          <w:p>
+            <w:pPr>
+              <w:spacing w:line="278" w:lineRule="auto"/>
+              <w:cnfStyle w:val="000000000000" w:firstRow="0" w:lastRow="0" w:firstColumn="0" w:lastColumn="0" w:oddVBand="0" w:evenVBand="0" w:oddHBand="0" w:evenHBand="0" w:firstRowFirstColumn="0" w:firstRowLastColumn="0" w:lastRowFirstColumn="0" w:lastRowLastColumn="0"/>
+              <w:rPr>
+                <w:lang w:bidi="ar-DZ"/>
+              </w:rPr>
+            </w:pPr>
+            <w:r>
+              <w:rPr>
+                <w:lang w:bidi="ar-DZ"/>
+              </w:rPr>
+              <w:t>Manages agency verification requests and approval status.</w:t>
+            </w:r>
+          </w:p>
+        </w:tc>
+      </w:tr>
+      <w:tr>
+        <w:trPr>
+          <w:cnfStyle w:val="000000100000" w:firstRow="0" w:lastRow="0" w:firstColumn="0" w:lastColumn="0" w:oddVBand="0" w:evenVBand="0" w:oddHBand="1" w:evenHBand="0" w:firstRowFirstColumn="0" w:firstRowLastColumn="0" w:lastRowFirstColumn="0" w:lastRowLastColumn="0"/>
+          <w:trHeight w:val="639"/>
+        </w:trPr>
+        <w:tc>
+          <w:tcPr>
+            <w:cnfStyle w:val="001000000000" w:firstRow="0" w:lastRow="0" w:firstColumn="1" w:lastColumn="0" w:oddVBand="0" w:evenVBand="0" w:oddHBand="0" w:evenHBand="0" w:firstRowFirstColumn="0" w:firstRowLastColumn="0" w:lastRowFirstColumn="0" w:lastRowLastColumn="0"/>
+            <w:tcW w:w="2515" w:type="dxa"/>
+            <w:vAlign w:val="center"/>
+            <w:hideMark/>
+          </w:tcPr>
+          <w:p>
+            <w:pPr>
+              <w:spacing w:line="278" w:lineRule="auto"/>
+              <w:rPr>
+                <w:lang w:bidi="ar-DZ"/>
+              </w:rPr>
+            </w:pPr>
+            <w:r>
+              <w:rPr>
+                <w:lang w:bidi="ar-DZ"/>
+              </w:rPr>
+              <w:t>Branch</w:t>
+            </w:r>
+          </w:p>
+        </w:tc>
+        <w:tc>
+          <w:tcPr>
+            <w:tcW w:w="6832" w:type="dxa"/>
+            <w:vAlign w:val="center"/>
+            <w:hideMark/>
+          </w:tcPr>
+          <w:p>
+            <w:pPr>
+              <w:spacing w:line="278" w:lineRule="auto"/>
+              <w:cnfStyle w:val="000000100000" w:firstRow="0" w:lastRow="0" w:firstColumn="0" w:lastColumn="0" w:oddVBand="0" w:evenVBand="0" w:oddHBand="1" w:evenHBand="0" w:firstRowFirstColumn="0" w:firstRowLastColumn="0" w:lastRowFirstColumn="0" w:lastRowLastColumn="0"/>
+              <w:rPr>
+                <w:lang w:bidi="ar-DZ"/>
+              </w:rPr>
+            </w:pPr>
+            <w:r>
+              <w:rPr>
+                <w:lang w:bidi="ar-DZ"/>
+              </w:rPr>
+              <w:t>Represents physical rental locations.</w:t>
+            </w:r>
+          </w:p>
+        </w:tc>
+      </w:tr>
+      <w:tr>
+        <w:trPr>
+          <w:trHeight w:val="639"/>
+        </w:trPr>
+        <w:tc>
+          <w:tcPr>
+            <w:cnfStyle w:val="001000000000" w:firstRow="0" w:lastRow="0" w:firstColumn="1" w:lastColumn="0" w:oddVBand="0" w:evenVBand="0" w:oddHBand="0" w:evenHBand="0" w:firstRowFirstColumn="0" w:firstRowLastColumn="0" w:lastRowFirstColumn="0" w:lastRowLastColumn="0"/>
+            <w:tcW w:w="2515" w:type="dxa"/>
+            <w:vAlign w:val="center"/>
+            <w:hideMark/>
+          </w:tcPr>
+          <w:p>
+            <w:pPr>
+              <w:spacing w:line="278" w:lineRule="auto"/>
+              <w:rPr>
+                <w:lang w:bidi="ar-DZ"/>
+              </w:rPr>
+            </w:pPr>
+            <w:r>
+              <w:rPr>
+                <w:lang w:bidi="ar-DZ"/>
+              </w:rPr>
+              <w:t>Employee</w:t>
+            </w:r>
+          </w:p>
+        </w:tc>
+        <w:tc>
+          <w:tcPr>
+            <w:tcW w:w="6832" w:type="dxa"/>
+            <w:vAlign w:val="center"/>
+            <w:hideMark/>
+          </w:tcPr>
+          <w:p>
+            <w:pPr>
+              <w:spacing w:line="278" w:lineRule="auto"/>
+              <w:cnfStyle w:val="000000000000" w:firstRow="0" w:lastRow="0" w:firstColumn="0" w:lastColumn="0" w:oddVBand="0" w:evenVBand="0" w:oddHBand="0" w:evenHBand="0" w:firstRowFirstColumn="0" w:firstRowLastColumn="0" w:lastRowFirstColumn="0" w:lastRowLastColumn="0"/>
+              <w:rPr>
+                <w:lang w:bidi="ar-DZ"/>
+              </w:rPr>
+            </w:pPr>
+            <w:r>
+              <w:rPr>
+                <w:lang w:bidi="ar-DZ"/>
+              </w:rPr>
+              <w:t>Stores branch employee information.</w:t>
+            </w:r>
+          </w:p>
+        </w:tc>
+      </w:tr>
+      <w:tr>
+        <w:trPr>
+          <w:cnfStyle w:val="000000100000" w:firstRow="0" w:lastRow="0" w:firstColumn="0" w:lastColumn="0" w:oddVBand="0" w:evenVBand="0" w:oddHBand="1" w:evenHBand="0" w:firstRowFirstColumn="0" w:firstRowLastColumn="0" w:lastRowFirstColumn="0" w:lastRowLastColumn="0"/>
+          <w:trHeight w:val="639"/>
+        </w:trPr>
+        <w:tc>
+          <w:tcPr>
+            <w:cnfStyle w:val="001000000000" w:firstRow="0" w:lastRow="0" w:firstColumn="1" w:lastColumn="0" w:oddVBand="0" w:evenVBand="0" w:oddHBand="0" w:evenHBand="0" w:firstRowFirstColumn="0" w:firstRowLastColumn="0" w:lastRowFirstColumn="0" w:lastRowLastColumn="0"/>
+            <w:tcW w:w="2515" w:type="dxa"/>
+            <w:vAlign w:val="center"/>
+            <w:hideMark/>
+          </w:tcPr>
+          <w:p>
+            <w:pPr>
+              <w:spacing w:line="278" w:lineRule="auto"/>
+              <w:rPr>
+                <w:lang w:bidi="ar-DZ"/>
+              </w:rPr>
+            </w:pPr>
+            <w:r>
+              <w:rPr>
+                <w:lang w:bidi="ar-DZ"/>
+              </w:rPr>
+              <w:t>Vehicle</w:t>
+            </w:r>
+          </w:p>
+        </w:tc>
+        <w:tc>
+          <w:tcPr>
+            <w:tcW w:w="6832" w:type="dxa"/>
+            <w:vAlign w:val="center"/>
+            <w:hideMark/>
+          </w:tcPr>
+          <w:p>
+            <w:pPr>
+              <w:spacing w:line="278" w:lineRule="auto"/>
+              <w:cnfStyle w:val="000000100000" w:firstRow="0" w:lastRow="0" w:firstColumn="0" w:lastColumn="0" w:oddVBand="0" w:evenVBand="0" w:oddHBand="1" w:evenHBand="0" w:firstRowFirstColumn="0" w:firstRowLastColumn="0" w:lastRowFirstColumn="0" w:lastRowLastColumn="0"/>
+              <w:rPr>
+                <w:lang w:bidi="ar-DZ"/>
+              </w:rPr>
+            </w:pPr>
+            <w:r>
+              <w:rPr>
+                <w:lang w:bidi="ar-DZ"/>
+              </w:rPr>
+              <w:t>Stores vehicle specifications and availability information.</w:t>
+            </w:r>
+          </w:p>
+        </w:tc>
+      </w:tr>
+      <w:tr>
+        <w:trPr>
+          <w:trHeight w:val="639"/>
+        </w:trPr>
+        <w:tc>
+          <w:tcPr>
+            <w:cnfStyle w:val="001000000000" w:firstRow="0" w:lastRow="0" w:firstColumn="1" w:lastColumn="0" w:oddVBand="0" w:evenVBand="0" w:oddHBand="0" w:evenHBand="0" w:firstRowFirstColumn="0" w:firstRowLastColumn="0" w:lastRowFirstColumn="0" w:lastRowLastColumn="0"/>
+            <w:tcW w:w="2515" w:type="dxa"/>
+            <w:vAlign w:val="center"/>
+            <w:hideMark/>
+          </w:tcPr>
+          <w:p>
+            <w:pPr>
+              <w:spacing w:line="278" w:lineRule="auto"/>
+              <w:rPr>
+                <w:lang w:bidi="ar-DZ"/>
+              </w:rPr>
+            </w:pPr>
+            <w:r>
+              <w:rPr>
+                <w:lang w:bidi="ar-DZ"/>
+              </w:rPr>
+              <w:t>Reservation</w:t>
+            </w:r>
+          </w:p>
+        </w:tc>
+        <w:tc>
+          <w:tcPr>
+            <w:tcW w:w="6832" w:type="dxa"/>
+            <w:vAlign w:val="center"/>
+            <w:hideMark/>
+          </w:tcPr>
+          <w:p>
+            <w:pPr>
+              <w:spacing w:line="278" w:lineRule="auto"/>
+              <w:cnfStyle w:val="000000000000" w:firstRow="0" w:lastRow="0" w:firstColumn="0" w:lastColumn="0" w:oddVBand="0" w:evenVBand="0" w:oddHBand="0" w:evenHBand="0" w:firstRowFirstColumn="0" w:firstRowLastColumn="0" w:lastRowFirstColumn="0" w:lastRowLastColumn="0"/>
+              <w:rPr>
+                <w:lang w:bidi="ar-DZ"/>
+              </w:rPr>
+            </w:pPr>
+            <w:r>
+              <w:rPr>
+                <w:lang w:bidi="ar-DZ"/>
+              </w:rPr>
+              <w:t>Records vehicle booking transactions.</w:t>
+            </w:r>
+          </w:p>
+        </w:tc>
+      </w:tr>
+      <w:tr>
+        <w:trPr>
+          <w:cnfStyle w:val="000000100000" w:firstRow="0" w:lastRow="0" w:firstColumn="0" w:lastColumn="0" w:oddVBand="0" w:evenVBand="0" w:oddHBand="1" w:evenHBand="0" w:firstRowFirstColumn="0" w:firstRowLastColumn="0" w:lastRowFirstColumn="0" w:lastRowLastColumn="0"/>
+          <w:trHeight w:val="639"/>
+        </w:trPr>
+        <w:tc>
+          <w:tcPr>
+            <w:cnfStyle w:val="001000000000" w:firstRow="0" w:lastRow="0" w:firstColumn="1" w:lastColumn="0" w:oddVBand="0" w:evenVBand="0" w:oddHBand="0" w:evenHBand="0" w:firstRowFirstColumn="0" w:firstRowLastColumn="0" w:lastRowFirstColumn="0" w:lastRowLastColumn="0"/>
+            <w:tcW w:w="2515" w:type="dxa"/>
+            <w:vAlign w:val="center"/>
+            <w:hideMark/>
+          </w:tcPr>
+          <w:p>
+            <w:pPr>
+              <w:spacing w:line="278" w:lineRule="auto"/>
+              <w:rPr>
+                <w:lang w:bidi="ar-DZ"/>
+              </w:rPr>
+            </w:pPr>
+            <w:r>
+              <w:rPr>
+                <w:lang w:bidi="ar-DZ"/>
+              </w:rPr>
+              <w:t>Payment</w:t>
+            </w:r>
+          </w:p>
+        </w:tc>
+        <w:tc>
+          <w:tcPr>
+            <w:tcW w:w="6832" w:type="dxa"/>
+            <w:vAlign w:val="center"/>
+            <w:hideMark/>
+          </w:tcPr>
+          <w:p>
+            <w:pPr>
+              <w:spacing w:line="278" w:lineRule="auto"/>
+              <w:cnfStyle w:val="000000100000" w:firstRow="0" w:lastRow="0" w:firstColumn="0" w:lastColumn="0" w:oddVBand="0" w:evenVBand="0" w:oddHBand="1" w:evenHBand="0" w:firstRowFirstColumn="0" w:firstRowLastColumn="0" w:lastRowFirstColumn="0" w:lastRowLastColumn="0"/>
+              <w:rPr>
+                <w:lang w:bidi="ar-DZ"/>
+              </w:rPr>
+            </w:pPr>
+            <w:r>
+              <w:rPr>
+                <w:lang w:bidi="ar-DZ"/>
+              </w:rPr>
+              <w:t>Stores payment transactions processed through the Edahabia payment gateway.</w:t>
+            </w:r>
+          </w:p>
+        </w:tc>
+      </w:tr>
+      <w:tr>
+        <w:trPr>
+          <w:trHeight w:val="639"/>
+        </w:trPr>
+        <w:tc>
+          <w:tcPr>
+            <w:cnfStyle w:val="001000000000" w:firstRow="0" w:lastRow="0" w:firstColumn="1" w:lastColumn="0" w:oddVBand="0" w:evenVBand="0" w:oddHBand="0" w:evenHBand="0" w:firstRowFirstColumn="0" w:firstRowLastColumn="0" w:lastRowFirstColumn="0" w:lastRowLastColumn="0"/>
+            <w:tcW w:w="2515" w:type="dxa"/>
+            <w:vAlign w:val="center"/>
+            <w:hideMark/>
+          </w:tcPr>
+          <w:p>
+            <w:pPr>
+              <w:spacing w:line="278" w:lineRule="auto"/>
+              <w:rPr>
+                <w:lang w:bidi="ar-DZ"/>
+              </w:rPr>
+            </w:pPr>
+            <w:r>
+              <w:rPr>
+                <w:lang w:bidi="ar-DZ"/>
+              </w:rPr>
+              <w:t>Review</w:t>
+            </w:r>
+          </w:p>
+        </w:tc>
+        <w:tc>
+          <w:tcPr>
+            <w:tcW w:w="6832" w:type="dxa"/>
+            <w:vAlign w:val="center"/>
+            <w:hideMark/>
+          </w:tcPr>
+          <w:p>
+            <w:pPr>
+              <w:spacing w:line="278" w:lineRule="auto"/>
+              <w:cnfStyle w:val="000000000000" w:firstRow="0" w:lastRow="0" w:firstColumn="0" w:lastColumn="0" w:oddVBand="0" w:evenVBand="0" w:oddHBand="0" w:evenHBand="0" w:firstRowFirstColumn="0" w:firstRowLastColumn="0" w:lastRowFirstColumn="0" w:lastRowLastColumn="0"/>
+              <w:rPr>
+                <w:lang w:bidi="ar-DZ"/>
+              </w:rPr>
+            </w:pPr>
+            <w:r>
+              <w:rPr>
+                <w:lang w:bidi="ar-DZ"/>
+              </w:rPr>
+              <w:t>Stores customer ratings and reviews.</w:t>
+            </w:r>
+          </w:p>
+        </w:tc>
+      </w:tr>
+      <w:tr>
+        <w:trPr>
+          <w:cnfStyle w:val="000000100000" w:firstRow="0" w:lastRow="0" w:firstColumn="0" w:lastColumn="0" w:oddVBand="0" w:evenVBand="0" w:oddHBand="1" w:evenHBand="0" w:firstRowFirstColumn="0" w:firstRowLastColumn="0" w:lastRowFirstColumn="0" w:lastRowLastColumn="0"/>
+          <w:trHeight w:val="639"/>
+        </w:trPr>
+        <w:tc>
+          <w:tcPr>
+            <w:cnfStyle w:val="001000000000" w:firstRow="0" w:lastRow="0" w:firstColumn="1" w:lastColumn="0" w:oddVBand="0" w:evenVBand="0" w:oddHBand="0" w:evenHBand="0" w:firstRowFirstColumn="0" w:firstRowLastColumn="0" w:lastRowFirstColumn="0" w:lastRowLastColumn="0"/>
+            <w:tcW w:w="2515" w:type="dxa"/>
+            <w:vAlign w:val="center"/>
+            <w:hideMark/>
+          </w:tcPr>
+          <w:p>
+            <w:pPr>
+              <w:spacing w:line="278" w:lineRule="auto"/>
+              <w:rPr>
+                <w:lang w:bidi="ar-DZ"/>
+              </w:rPr>
+            </w:pPr>
+            <w:r>
+              <w:rPr>
+                <w:lang w:bidi="ar-DZ"/>
+              </w:rPr>
+              <w:lastRenderedPageBreak/>
+              <w:t>Dispute</w:t>
+            </w:r>
+          </w:p>
+        </w:tc>
+        <w:tc>
+          <w:tcPr>
+            <w:tcW w:w="6832" w:type="dxa"/>
+            <w:vAlign w:val="center"/>
+            <w:hideMark/>
+          </w:tcPr>
+          <w:p>
+            <w:pPr>
+              <w:spacing w:line="278" w:lineRule="auto"/>
+              <w:cnfStyle w:val="000000100000" w:firstRow="0" w:lastRow="0" w:firstColumn="0" w:lastColumn="0" w:oddVBand="0" w:evenVBand="0" w:oddHBand="1" w:evenHBand="0" w:firstRowFirstColumn="0" w:firstRowLastColumn="0" w:lastRowFirstColumn="0" w:lastRowLastColumn="0"/>
+              <w:rPr>
+                <w:lang w:bidi="ar-DZ"/>
+              </w:rPr>
+            </w:pPr>
+            <w:r>
+              <w:rPr>
+                <w:lang w:bidi="ar-DZ"/>
+              </w:rPr>
+              <w:t>Manages customer and agency dispute cases.</w:t>
+            </w:r>
+          </w:p>
+        </w:tc>
+      </w:tr>
+      <w:tr>
+        <w:trPr>
+          <w:trHeight w:val="639"/>
+        </w:trPr>
+        <w:tc>
+          <w:tcPr>
+            <w:cnfStyle w:val="001000000000" w:firstRow="0" w:lastRow="0" w:firstColumn="1" w:lastColumn="0" w:oddVBand="0" w:evenVBand="0" w:oddHBand="0" w:evenHBand="0" w:firstRowFirstColumn="0" w:firstRowLastColumn="0" w:lastRowFirstColumn="0" w:lastRowLastColumn="0"/>
+            <w:tcW w:w="2515" w:type="dxa"/>
+            <w:vAlign w:val="center"/>
+            <w:hideMark/>
+          </w:tcPr>
+          <w:p>
+            <w:pPr>
+              <w:spacing w:line="278" w:lineRule="auto"/>
+              <w:rPr>
+                <w:lang w:bidi="ar-DZ"/>
+              </w:rPr>
+            </w:pPr>
+            <w:r>
+              <w:rPr>
+                <w:lang w:bidi="ar-DZ"/>
+              </w:rPr>
+              <w:t>Notification</w:t>
+            </w:r>
+          </w:p>
+        </w:tc>
+        <w:tc>
+          <w:tcPr>
+            <w:tcW w:w="6832" w:type="dxa"/>
+            <w:vAlign w:val="center"/>
+            <w:hideMark/>
+          </w:tcPr>
+          <w:p>
+            <w:pPr>
+              <w:spacing w:line="278" w:lineRule="auto"/>
+              <w:cnfStyle w:val="000000000000" w:firstRow="0" w:lastRow="0" w:firstColumn="0" w:lastColumn="0" w:oddVBand="0" w:evenVBand="0" w:oddHBand="0" w:evenHBand="0" w:firstRowFirstColumn="0" w:firstRowLastColumn="0" w:lastRowFirstColumn="0" w:lastRowLastColumn="0"/>
+              <w:rPr>
+                <w:lang w:bidi="ar-DZ"/>
+              </w:rPr>
+            </w:pPr>
+            <w:r>
+              <w:rPr>
+                <w:lang w:bidi="ar-DZ"/>
+              </w:rPr>
+              <w:t>Stores system notifications sent to users.</w:t>
+            </w:r>
+          </w:p>
+        </w:tc>
+      </w:tr>
+      <w:tr>
+        <w:trPr>
+          <w:cnfStyle w:val="000000100000" w:firstRow="0" w:lastRow="0" w:firstColumn="0" w:lastColumn="0" w:oddVBand="0" w:evenVBand="0" w:oddHBand="1" w:evenHBand="0" w:firstRowFirstColumn="0" w:firstRowLastColumn="0" w:lastRowFirstColumn="0" w:lastRowLastColumn="0"/>
+          <w:trHeight w:val="639"/>
+        </w:trPr>
+        <w:tc>
+          <w:tcPr>
+            <w:cnfStyle w:val="001000000000" w:firstRow="0" w:lastRow="0" w:firstColumn="1" w:lastColumn="0" w:oddVBand="0" w:evenVBand="0" w:oddHBand="0" w:evenHBand="0" w:firstRowFirstColumn="0" w:firstRowLastColumn="0" w:lastRowFirstColumn="0" w:lastRowLastColumn="0"/>
+            <w:tcW w:w="2515" w:type="dxa"/>
+            <w:vAlign w:val="center"/>
+            <w:hideMark/>
+          </w:tcPr>
+          <w:p>
+            <w:pPr>
+              <w:spacing w:line="278" w:lineRule="auto"/>
+              <w:rPr>
+                <w:lang w:bidi="ar-DZ"/>
+              </w:rPr>
+            </w:pPr>
+            <w:r>
+              <w:rPr>
+                <w:lang w:bidi="ar-DZ"/>
+              </w:rPr>
+              <w:t>AI Recommendation</w:t>
+            </w:r>
+          </w:p>
+        </w:tc>
+        <w:tc>
+          <w:tcPr>
+            <w:tcW w:w="6832" w:type="dxa"/>
+            <w:vAlign w:val="center"/>
+            <w:hideMark/>
+          </w:tcPr>
+          <w:p>
+            <w:pPr>
+              <w:spacing w:line="278" w:lineRule="auto"/>
+              <w:cnfStyle w:val="000000100000" w:firstRow="0" w:lastRow="0" w:firstColumn="0" w:lastColumn="0" w:oddVBand="0" w:evenVBand="0" w:oddHBand="1" w:evenHBand="0" w:firstRowFirstColumn="0" w:firstRowLastColumn="0" w:lastRowFirstColumn="0" w:lastRowLastColumn="0"/>
+              <w:rPr>
+                <w:lang w:bidi="ar-DZ"/>
+              </w:rPr>
+            </w:pPr>
+            <w:r>
+              <w:rPr>
+                <w:lang w:bidi="ar-DZ"/>
+              </w:rPr>
+              <w:t>Stores personalized vehicle recommendations generated by the AI engine.</w:t>
+            </w:r>
+          </w:p>
+        </w:tc>
+      </w:tr>
+      <w:tr>
+        <w:trPr>
+          <w:trHeight w:val="639"/>
+        </w:trPr>
+        <w:tc>
+          <w:tcPr>
+            <w:cnfStyle w:val="001000000000" w:firstRow="0" w:lastRow="0" w:firstColumn="1" w:lastColumn="0" w:oddVBand="0" w:evenVBand="0" w:oddHBand="0" w:evenHBand="0" w:firstRowFirstColumn="0" w:firstRowLastColumn="0" w:lastRowFirstColumn="0" w:lastRowLastColumn="0"/>
+            <w:tcW w:w="2515" w:type="dxa"/>
+            <w:vAlign w:val="center"/>
+            <w:hideMark/>
+          </w:tcPr>
+          <w:p>
+            <w:pPr>
+              <w:spacing w:line="278" w:lineRule="auto"/>
+              <w:rPr>
+                <w:lang w:bidi="ar-DZ"/>
+              </w:rPr>
+            </w:pPr>
+            <w:r>
+              <w:rPr>
+                <w:lang w:bidi="ar-DZ"/>
+              </w:rPr>
+              <w:t>AI Conversation</w:t>
+            </w:r>
+          </w:p>
+        </w:tc>
+        <w:tc>
+          <w:tcPr>
+            <w:tcW w:w="6832" w:type="dxa"/>
+            <w:vAlign w:val="center"/>
+            <w:hideMark/>
+          </w:tcPr>
+          <w:p>
+            <w:pPr>
+              <w:spacing w:line="278" w:lineRule="auto"/>
+              <w:cnfStyle w:val="000000000000" w:firstRow="0" w:lastRow="0" w:firstColumn="0" w:lastColumn="0" w:oddVBand="0" w:evenVBand="0" w:oddHBand="0" w:evenHBand="0" w:firstRowFirstColumn="0" w:firstRowLastColumn="0" w:lastRowFirstColumn="0" w:lastRowLastColumn="0"/>
+              <w:rPr>
+                <w:lang w:bidi="ar-DZ"/>
+              </w:rPr>
+            </w:pPr>
+            <w:r>
+              <w:rPr>
+                <w:lang w:bidi="ar-DZ"/>
+              </w:rPr>
+              <w:t>Stores customer interactions with the AI assistant.</w:t>
+            </w:r>
+          </w:p>
+        </w:tc>
+      </w:tr>
+      <w:tr>
+        <w:trPr>
+          <w:cnfStyle w:val="000000100000" w:firstRow="0" w:lastRow="0" w:firstColumn="0" w:lastColumn="0" w:oddVBand="0" w:evenVBand="0" w:oddHBand="1" w:evenHBand="0" w:firstRowFirstColumn="0" w:firstRowLastColumn="0" w:lastRowFirstColumn="0" w:lastRowLastColumn="0"/>
+          <w:trHeight w:val="640"/>
+        </w:trPr>
+        <w:tc>
+          <w:tcPr>
+            <w:cnfStyle w:val="001000000000" w:firstRow="0" w:lastRow="0" w:firstColumn="1" w:lastColumn="0" w:oddVBand="0" w:evenVBand="0" w:oddHBand="0" w:evenHBand="0" w:firstRowFirstColumn="0" w:firstRowLastColumn="0" w:lastRowFirstColumn="0" w:lastRowLastColumn="0"/>
+            <w:tcW w:w="2515" w:type="dxa"/>
+            <w:vAlign w:val="center"/>
+            <w:hideMark/>
+          </w:tcPr>
+          <w:p>
+            <w:pPr>
+              <w:spacing w:line="278" w:lineRule="auto"/>
+              <w:rPr>
+                <w:lang w:bidi="ar-DZ"/>
+              </w:rPr>
+            </w:pPr>
+            <w:r>
+              <w:rPr>
+                <w:lang w:bidi="ar-DZ"/>
+              </w:rPr>
+              <w:t>Analytics Report</w:t>
+            </w:r>
+          </w:p>
+        </w:tc>
+        <w:tc>
+          <w:tcPr>
+            <w:tcW w:w="6832" w:type="dxa"/>
+            <w:vAlign w:val="center"/>
+            <w:hideMark/>
+          </w:tcPr>
+          <w:p>
+            <w:pPr>
+              <w:spacing w:line="278" w:lineRule="auto"/>
+              <w:cnfStyle w:val="000000100000" w:firstRow="0" w:lastRow="0" w:firstColumn="0" w:lastColumn="0" w:oddVBand="0" w:evenVBand="0" w:oddHBand="1" w:evenHBand="0" w:firstRowFirstColumn="0" w:firstRowLastColumn="0" w:lastRowFirstColumn="0" w:lastRowLastColumn="0"/>
+              <w:rPr>
+                <w:lang w:bidi="ar-DZ"/>
+              </w:rPr>
+            </w:pPr>
+            <w:r>
+              <w:rPr>
+                <w:lang w:bidi="ar-DZ"/>
+              </w:rPr>
+              <w:t>Stores reports generated for system administrators.</w:t>
+            </w:r>
+          </w:p>
+        </w:tc>
+      </w:tr>
+    </w:tbl>
+    <w:p>
+      <w:pPr>
+        <w:spacing w:before="240" w:after="0" w:line="278" w:lineRule="auto"/>
+        <w:rPr>
+          <w:lang w:bidi="ar-DZ"/>
+        </w:rPr>
+      </w:pPr>
+    </w:p>
+    <w:p>
+      <w:pPr>
+        <w:pStyle w:val="Heading3"/>
+        <w:rPr>
+          <w:lang w:bidi="ar-DZ"/>
+        </w:rPr>
+      </w:pPr>
+      <w:r>
+        <w:rPr>
+          <w:lang w:bidi="ar-DZ"/>
+        </w:rPr>
+        <w:t>5.3 Entity Relationships</w:t>
+      </w:r>
+    </w:p>
+    <w:p>
+      <w:pPr>
+        <w:spacing w:before="240" w:line="278" w:lineRule="auto"/>
+        <w:rPr>
+          <w:lang w:bidi="ar-DZ"/>
+        </w:rPr>
+      </w:pPr>
+      <w:r>
+        <w:rPr>
+          <w:lang w:bidi="ar-DZ"/>
+        </w:rPr>
+        <w:t>The Core ERD models the following relationships:</w:t>
+      </w:r>
+    </w:p>
+    <w:tbl>
+      <w:tblPr>
+        <w:tblStyle w:val="PlainTable1"/>
+        <w:tblW w:w="9355" w:type="dxa"/>
+        <w:tblCellMar>
+          <w:top w:w="29" w:type="dxa"/>
+          <w:bottom w:w="29" w:type="dxa"/>
+        </w:tblCellMar>
+        <w:tblLook w:val="04A0" w:firstRow="1" w:lastRow="0" w:firstColumn="1" w:lastColumn="0" w:noHBand="0" w:noVBand="1"/>
+      </w:tblPr>
+      <w:tblGrid>
+        <w:gridCol w:w="6565"/>
+        <w:gridCol w:w="2790"/>
+      </w:tblGrid>
+      <w:tr>
+        <w:trPr>
+          <w:cnfStyle w:val="100000000000" w:firstRow="1" w:lastRow="0" w:firstColumn="0" w:lastColumn="0" w:oddVBand="0" w:evenVBand="0" w:oddHBand="0" w:evenHBand="0" w:firstRowFirstColumn="0" w:firstRowLastColumn="0" w:lastRowFirstColumn="0" w:lastRowLastColumn="0"/>
+          <w:trHeight w:val="550"/>
+        </w:trPr>
+        <w:tc>
+          <w:tcPr>
+            <w:cnfStyle w:val="001000000000" w:firstRow="0" w:lastRow="0" w:firstColumn="1" w:lastColumn="0" w:oddVBand="0" w:evenVBand="0" w:oddHBand="0" w:evenHBand="0" w:firstRowFirstColumn="0" w:firstRowLastColumn="0" w:lastRowFirstColumn="0" w:lastRowLastColumn="0"/>
+            <w:tcW w:w="6565" w:type="dxa"/>
+            <w:vAlign w:val="center"/>
+            <w:hideMark/>
+          </w:tcPr>
+          <w:p>
+            <w:pPr>
+              <w:spacing w:line="278" w:lineRule="auto"/>
+              <w:rPr>
+                <w:lang w:bidi="ar-DZ"/>
+              </w:rPr>
+            </w:pPr>
+            <w:r>
+              <w:rPr>
+                <w:lang w:bidi="ar-DZ"/>
+              </w:rPr>
+              <w:t>Relationship</w:t>
+            </w:r>
+          </w:p>
+        </w:tc>
+        <w:tc>
+          <w:tcPr>
+            <w:tcW w:w="2790" w:type="dxa"/>
+            <w:vAlign w:val="center"/>
+            <w:hideMark/>
+          </w:tcPr>
+          <w:p>
+            <w:pPr>
+              <w:spacing w:line="278" w:lineRule="auto"/>
+              <w:cnfStyle w:val="100000000000" w:firstRow="1" w:lastRow="0" w:firstColumn="0" w:lastColumn="0" w:oddVBand="0" w:evenVBand="0" w:oddHBand="0" w:evenHBand="0" w:firstRowFirstColumn="0" w:firstRowLastColumn="0" w:lastRowFirstColumn="0" w:lastRowLastColumn="0"/>
+              <w:rPr>
+                <w:lang w:bidi="ar-DZ"/>
+              </w:rPr>
+            </w:pPr>
+            <w:r>
+              <w:rPr>
+                <w:lang w:bidi="ar-DZ"/>
+              </w:rPr>
+              <w:t>Cardinality</w:t>
+            </w:r>
+          </w:p>
+        </w:tc>
+      </w:tr>
+      <w:tr>
+        <w:trPr>
+          <w:cnfStyle w:val="000000100000" w:firstRow="0" w:lastRow="0" w:firstColumn="0" w:lastColumn="0" w:oddVBand="0" w:evenVBand="0" w:oddHBand="1" w:evenHBand="0" w:firstRowFirstColumn="0" w:firstRowLastColumn="0" w:lastRowFirstColumn="0" w:lastRowLastColumn="0"/>
+          <w:trHeight w:val="576"/>
+        </w:trPr>
+        <w:tc>
+          <w:tcPr>
+            <w:cnfStyle w:val="001000000000" w:firstRow="0" w:lastRow="0" w:firstColumn="1" w:lastColumn="0" w:oddVBand="0" w:evenVBand="0" w:oddHBand="0" w:evenHBand="0" w:firstRowFirstColumn="0" w:firstRowLastColumn="0" w:lastRowFirstColumn="0" w:lastRowLastColumn="0"/>
+            <w:tcW w:w="6565" w:type="dxa"/>
+            <w:vAlign w:val="center"/>
+            <w:hideMark/>
+          </w:tcPr>
+          <w:p>
+            <w:pPr>
+              <w:spacing w:line="278" w:lineRule="auto"/>
+              <w:rPr>
+                <w:lang w:bidi="ar-DZ"/>
+              </w:rPr>
+            </w:pPr>
+            <w:r>
+              <w:rPr>
+                <w:lang w:bidi="ar-DZ"/>
+              </w:rPr>
+              <w:t>User — Customer</w:t>
+            </w:r>
+          </w:p>
+        </w:tc>
+        <w:tc>
+          <w:tcPr>
+            <w:tcW w:w="2790" w:type="dxa"/>
+            <w:vAlign w:val="center"/>
+            <w:hideMark/>
+          </w:tcPr>
+          <w:p>
+            <w:pPr>
+              <w:spacing w:line="278" w:lineRule="auto"/>
+              <w:cnfStyle w:val="000000100000" w:firstRow="0" w:lastRow="0" w:firstColumn="0" w:lastColumn="0" w:oddVBand="0" w:evenVBand="0" w:oddHBand="1" w:evenHBand="0" w:firstRowFirstColumn="0" w:firstRowLastColumn="0" w:lastRowFirstColumn="0" w:lastRowLastColumn="0"/>
+              <w:rPr>
+                <w:lang w:bidi="ar-DZ"/>
+              </w:rPr>
+            </w:pPr>
+            <w:r>
+              <w:rPr>
+                <w:lang w:bidi="ar-DZ"/>
+              </w:rPr>
+              <w:t>1 : 1</w:t>
+            </w:r>
+          </w:p>
+        </w:tc>
+      </w:tr>
+      <w:tr>
+        <w:trPr>
+          <w:trHeight w:val="576"/>
+        </w:trPr>
+        <w:tc>
+          <w:tcPr>
+            <w:cnfStyle w:val="001000000000" w:firstRow="0" w:lastRow="0" w:firstColumn="1" w:lastColumn="0" w:oddVBand="0" w:evenVBand="0" w:oddHBand="0" w:evenHBand="0" w:firstRowFirstColumn="0" w:firstRowLastColumn="0" w:lastRowFirstColumn="0" w:lastRowLastColumn="0"/>
+            <w:tcW w:w="6565" w:type="dxa"/>
+            <w:vAlign w:val="center"/>
+            <w:hideMark/>
+          </w:tcPr>
+          <w:p>
+            <w:pPr>
+              <w:spacing w:line="278" w:lineRule="auto"/>
+              <w:rPr>
+                <w:lang w:bidi="ar-DZ"/>
+              </w:rPr>
+            </w:pPr>
+            <w:r>
+              <w:rPr>
+                <w:lang w:bidi="ar-DZ"/>
+              </w:rPr>
+              <w:t>User — Agency</w:t>
+            </w:r>
+          </w:p>
+        </w:tc>
+        <w:tc>
+          <w:tcPr>
+            <w:tcW w:w="2790" w:type="dxa"/>
+            <w:vAlign w:val="center"/>
+            <w:hideMark/>
+          </w:tcPr>
+          <w:p>
+            <w:pPr>
+              <w:spacing w:line="278" w:lineRule="auto"/>
+              <w:cnfStyle w:val="000000000000" w:firstRow="0" w:lastRow="0" w:firstColumn="0" w:lastColumn="0" w:oddVBand="0" w:evenVBand="0" w:oddHBand="0" w:evenHBand="0" w:firstRowFirstColumn="0" w:firstRowLastColumn="0" w:lastRowFirstColumn="0" w:lastRowLastColumn="0"/>
+              <w:rPr>
+                <w:lang w:bidi="ar-DZ"/>
+              </w:rPr>
+            </w:pPr>
+            <w:r>
+              <w:rPr>
+                <w:lang w:bidi="ar-DZ"/>
+              </w:rPr>
+              <w:t>1 : 1</w:t>
+            </w:r>
+          </w:p>
+        </w:tc>
+      </w:tr>
+      <w:tr>
+        <w:trPr>
+          <w:cnfStyle w:val="000000100000" w:firstRow="0" w:lastRow="0" w:firstColumn="0" w:lastColumn="0" w:oddVBand="0" w:evenVBand="0" w:oddHBand="1" w:evenHBand="0" w:firstRowFirstColumn="0" w:firstRowLastColumn="0" w:lastRowFirstColumn="0" w:lastRowLastColumn="0"/>
+          <w:trHeight w:val="576"/>
+        </w:trPr>
+        <w:tc>
+          <w:tcPr>
+            <w:cnfStyle w:val="001000000000" w:firstRow="0" w:lastRow="0" w:firstColumn="1" w:lastColumn="0" w:oddVBand="0" w:evenVBand="0" w:oddHBand="0" w:evenHBand="0" w:firstRowFirstColumn="0" w:firstRowLastColumn="0" w:lastRowFirstColumn="0" w:lastRowLastColumn="0"/>
+            <w:tcW w:w="6565" w:type="dxa"/>
+            <w:vAlign w:val="center"/>
+            <w:hideMark/>
+          </w:tcPr>
+          <w:p>
+            <w:pPr>
+              <w:spacing w:line="278" w:lineRule="auto"/>
+              <w:rPr>
+                <w:lang w:bidi="ar-DZ"/>
+              </w:rPr>
+            </w:pPr>
+            <w:r>
+              <w:rPr>
+                <w:lang w:bidi="ar-DZ"/>
+              </w:rPr>
+              <w:t>Agency — Agency Verification</w:t>
+            </w:r>
+          </w:p>
+        </w:tc>
+        <w:tc>
+          <w:tcPr>
+            <w:tcW w:w="2790" w:type="dxa"/>
+            <w:vAlign w:val="center"/>
+            <w:hideMark/>
+          </w:tcPr>
+          <w:p>
+            <w:pPr>
+              <w:spacing w:line="278" w:lineRule="auto"/>
+              <w:cnfStyle w:val="000000100000" w:firstRow="0" w:lastRow="0" w:firstColumn="0" w:lastColumn="0" w:oddVBand="0" w:evenVBand="0" w:oddHBand="1" w:evenHBand="0" w:firstRowFirstColumn="0" w:firstRowLastColumn="0" w:lastRowFirstColumn="0" w:lastRowLastColumn="0"/>
+              <w:rPr>
+                <w:lang w:bidi="ar-DZ"/>
+              </w:rPr>
+            </w:pPr>
+            <w:r>
+              <w:rPr>
+                <w:lang w:bidi="ar-DZ"/>
+              </w:rPr>
+              <w:t>1 : 0..1</w:t>
+            </w:r>
+          </w:p>
+        </w:tc>
+      </w:tr>
+      <w:tr>
+        <w:trPr>
+          <w:trHeight w:val="576"/>
+        </w:trPr>
+        <w:tc>
+          <w:tcPr>
+            <w:cnfStyle w:val="001000000000" w:firstRow="0" w:lastRow="0" w:firstColumn="1" w:lastColumn="0" w:oddVBand="0" w:evenVBand="0" w:oddHBand="0" w:evenHBand="0" w:firstRowFirstColumn="0" w:firstRowLastColumn="0" w:lastRowFirstColumn="0" w:lastRowLastColumn="0"/>
+            <w:tcW w:w="6565" w:type="dxa"/>
+            <w:vAlign w:val="center"/>
+            <w:hideMark/>
+          </w:tcPr>
+          <w:p>
+            <w:pPr>
+              <w:spacing w:line="278" w:lineRule="auto"/>
+              <w:rPr>
+                <w:lang w:bidi="ar-DZ"/>
+              </w:rPr>
+            </w:pPr>
+            <w:r>
+              <w:rPr>
+                <w:lang w:bidi="ar-DZ"/>
+              </w:rPr>
+              <w:t>Agency — Branch</w:t>
+            </w:r>
+          </w:p>
+        </w:tc>
+        <w:tc>
+          <w:tcPr>
+            <w:tcW w:w="2790" w:type="dxa"/>
+            <w:vAlign w:val="center"/>
+            <w:hideMark/>
+          </w:tcPr>
+          <w:p>
+            <w:pPr>
+              <w:spacing w:line="278" w:lineRule="auto"/>
+              <w:cnfStyle w:val="000000000000" w:firstRow="0" w:lastRow="0" w:firstColumn="0" w:lastColumn="0" w:oddVBand="0" w:evenVBand="0" w:oddHBand="0" w:evenHBand="0" w:firstRowFirstColumn="0" w:firstRowLastColumn="0" w:lastRowFirstColumn="0" w:lastRowLastColumn="0"/>
+              <w:rPr>
+                <w:lang w:bidi="ar-DZ"/>
+              </w:rPr>
+            </w:pPr>
+            <w:r>
+              <w:rPr>
+                <w:lang w:bidi="ar-DZ"/>
+              </w:rPr>
+              <w:t>1 : N</w:t>
+            </w:r>
+          </w:p>
+        </w:tc>
+      </w:tr>
+      <w:tr>
+        <w:trPr>
+          <w:cnfStyle w:val="000000100000" w:firstRow="0" w:lastRow="0" w:firstColumn="0" w:lastColumn="0" w:oddVBand="0" w:evenVBand="0" w:oddHBand="1" w:evenHBand="0" w:firstRowFirstColumn="0" w:firstRowLastColumn="0" w:lastRowFirstColumn="0" w:lastRowLastColumn="0"/>
+          <w:trHeight w:val="576"/>
+        </w:trPr>
+        <w:tc>
+          <w:tcPr>
+            <w:cnfStyle w:val="001000000000" w:firstRow="0" w:lastRow="0" w:firstColumn="1" w:lastColumn="0" w:oddVBand="0" w:evenVBand="0" w:oddHBand="0" w:evenHBand="0" w:firstRowFirstColumn="0" w:firstRowLastColumn="0" w:lastRowFirstColumn="0" w:lastRowLastColumn="0"/>
+            <w:tcW w:w="6565" w:type="dxa"/>
+            <w:vAlign w:val="center"/>
+            <w:hideMark/>
+          </w:tcPr>
+          <w:p>
+            <w:pPr>
+              <w:spacing w:line="278" w:lineRule="auto"/>
+              <w:rPr>
+                <w:lang w:bidi="ar-DZ"/>
+              </w:rPr>
+            </w:pPr>
+            <w:r>
+              <w:rPr>
+                <w:lang w:bidi="ar-DZ"/>
+              </w:rPr>
+              <w:t>Branch — Employee</w:t>
+            </w:r>
+          </w:p>
+        </w:tc>
+        <w:tc>
+          <w:tcPr>
+            <w:tcW w:w="2790" w:type="dxa"/>
+            <w:vAlign w:val="center"/>
+            <w:hideMark/>
+          </w:tcPr>
+          <w:p>
+            <w:pPr>
+              <w:spacing w:line="278" w:lineRule="auto"/>
+              <w:cnfStyle w:val="000000100000" w:firstRow="0" w:lastRow="0" w:firstColumn="0" w:lastColumn="0" w:oddVBand="0" w:evenVBand="0" w:oddHBand="1" w:evenHBand="0" w:firstRowFirstColumn="0" w:firstRowLastColumn="0" w:lastRowFirstColumn="0" w:lastRowLastColumn="0"/>
+              <w:rPr>
+                <w:lang w:bidi="ar-DZ"/>
+              </w:rPr>
+            </w:pPr>
+            <w:r>
+              <w:rPr>
+                <w:lang w:bidi="ar-DZ"/>
+              </w:rPr>
+              <w:t>1 : N</w:t>
+            </w:r>
+          </w:p>
+        </w:tc>
+      </w:tr>
+      <w:tr>
+        <w:trPr>
+          <w:trHeight w:val="576"/>
+        </w:trPr>
+        <w:tc>
+          <w:tcPr>
+            <w:cnfStyle w:val="001000000000" w:firstRow="0" w:lastRow="0" w:firstColumn="1" w:lastColumn="0" w:oddVBand="0" w:evenVBand="0" w:oddHBand="0" w:evenHBand="0" w:firstRowFirstColumn="0" w:firstRowLastColumn="0" w:lastRowFirstColumn="0" w:lastRowLastColumn="0"/>
+            <w:tcW w:w="6565" w:type="dxa"/>
+            <w:vAlign w:val="center"/>
+            <w:hideMark/>
+          </w:tcPr>
+          <w:p>
+            <w:pPr>
+              <w:spacing w:line="278" w:lineRule="auto"/>
+              <w:rPr>
+                <w:lang w:bidi="ar-DZ"/>
+              </w:rPr>
+            </w:pPr>
+            <w:r>
+              <w:rPr>
+                <w:lang w:bidi="ar-DZ"/>
+              </w:rPr>
+              <w:t>Agency — Vehicle</w:t>
+            </w:r>
+          </w:p>
+        </w:tc>
+        <w:tc>
+          <w:tcPr>
+            <w:tcW w:w="2790" w:type="dxa"/>
+            <w:vAlign w:val="center"/>
+            <w:hideMark/>
+          </w:tcPr>
+          <w:p>
+            <w:pPr>
+              <w:spacing w:line="278" w:lineRule="auto"/>
+              <w:cnfStyle w:val="000000000000" w:firstRow="0" w:lastRow="0" w:firstColumn="0" w:lastColumn="0" w:oddVBand="0" w:evenVBand="0" w:oddHBand="0" w:evenHBand="0" w:firstRowFirstColumn="0" w:firstRowLastColumn="0" w:lastRowFirstColumn="0" w:lastRowLastColumn="0"/>
+              <w:rPr>
+                <w:lang w:bidi="ar-DZ"/>
+              </w:rPr>
+            </w:pPr>
+            <w:r>
+              <w:rPr>
+                <w:lang w:bidi="ar-DZ"/>
+              </w:rPr>
+              <w:t>1 : N</w:t>
+            </w:r>
+          </w:p>
+        </w:tc>
+      </w:tr>
+      <w:tr>
+        <w:trPr>
+          <w:cnfStyle w:val="000000100000" w:firstRow="0" w:lastRow="0" w:firstColumn="0" w:lastColumn="0" w:oddVBand="0" w:evenVBand="0" w:oddHBand="1" w:evenHBand="0" w:firstRowFirstColumn="0" w:firstRowLastColumn="0" w:lastRowFirstColumn="0" w:lastRowLastColumn="0"/>
+          <w:trHeight w:val="576"/>
+        </w:trPr>
+        <w:tc>
+          <w:tcPr>
+            <w:cnfStyle w:val="001000000000" w:firstRow="0" w:lastRow="0" w:firstColumn="1" w:lastColumn="0" w:oddVBand="0" w:evenVBand="0" w:oddHBand="0" w:evenHBand="0" w:firstRowFirstColumn="0" w:firstRowLastColumn="0" w:lastRowFirstColumn="0" w:lastRowLastColumn="0"/>
+            <w:tcW w:w="6565" w:type="dxa"/>
+            <w:vAlign w:val="center"/>
+            <w:hideMark/>
+          </w:tcPr>
+          <w:p>
+            <w:pPr>
+              <w:spacing w:line="278" w:lineRule="auto"/>
+              <w:rPr>
+                <w:lang w:bidi="ar-DZ"/>
+              </w:rPr>
+            </w:pPr>
+            <w:r>
+              <w:rPr>
+                <w:lang w:bidi="ar-DZ"/>
+              </w:rPr>
+              <w:t>Branch — Vehicle</w:t>
+            </w:r>
+          </w:p>
+        </w:tc>
+        <w:tc>
+          <w:tcPr>
+            <w:tcW w:w="2790" w:type="dxa"/>
+            <w:vAlign w:val="center"/>
+            <w:hideMark/>
+          </w:tcPr>
+          <w:p>
+            <w:pPr>
+              <w:spacing w:line="278" w:lineRule="auto"/>
+              <w:cnfStyle w:val="000000100000" w:firstRow="0" w:lastRow="0" w:firstColumn="0" w:lastColumn="0" w:oddVBand="0" w:evenVBand="0" w:oddHBand="1" w:evenHBand="0" w:firstRowFirstColumn="0" w:firstRowLastColumn="0" w:lastRowFirstColumn="0" w:lastRowLastColumn="0"/>
+              <w:rPr>
+                <w:lang w:bidi="ar-DZ"/>
+              </w:rPr>
+            </w:pPr>
+            <w:r>
+              <w:rPr>
+                <w:lang w:bidi="ar-DZ"/>
+              </w:rPr>
+              <w:t>1 : N</w:t>
+            </w:r>
+          </w:p>
+        </w:tc>
+      </w:tr>
+      <w:tr>
+        <w:trPr>
+          <w:trHeight w:val="576"/>
+        </w:trPr>
+        <w:tc>
+          <w:tcPr>
+            <w:cnfStyle w:val="001000000000" w:firstRow="0" w:lastRow="0" w:firstColumn="1" w:lastColumn="0" w:oddVBand="0" w:evenVBand="0" w:oddHBand="0" w:evenHBand="0" w:firstRowFirstColumn="0" w:firstRowLastColumn="0" w:lastRowFirstColumn="0" w:lastRowLastColumn="0"/>
+            <w:tcW w:w="6565" w:type="dxa"/>
+            <w:vAlign w:val="center"/>
+            <w:hideMark/>
+          </w:tcPr>
+          <w:p>
+            <w:pPr>
+              <w:spacing w:line="278" w:lineRule="auto"/>
+              <w:rPr>
+                <w:lang w:bidi="ar-DZ"/>
+              </w:rPr>
+            </w:pPr>
+            <w:r>
+              <w:rPr>
+                <w:lang w:bidi="ar-DZ"/>
+              </w:rPr>
+              <w:t>Customer — Reservation</w:t>
+            </w:r>
+          </w:p>
+        </w:tc>
+        <w:tc>
+          <w:tcPr>
+            <w:tcW w:w="2790" w:type="dxa"/>
+            <w:vAlign w:val="center"/>
+            <w:hideMark/>
+          </w:tcPr>
+          <w:p>
+            <w:pPr>
+              <w:spacing w:line="278" w:lineRule="auto"/>
+              <w:cnfStyle w:val="000000000000" w:firstRow="0" w:lastRow="0" w:firstColumn="0" w:lastColumn="0" w:oddVBand="0" w:evenVBand="0" w:oddHBand="0" w:evenHBand="0" w:firstRowFirstColumn="0" w:firstRowLastColumn="0" w:lastRowFirstColumn="0" w:lastRowLastColumn="0"/>
+              <w:rPr>
+                <w:lang w:bidi="ar-DZ"/>
+              </w:rPr>
+            </w:pPr>
+            <w:r>
+              <w:rPr>
+                <w:lang w:bidi="ar-DZ"/>
+              </w:rPr>
+              <w:t>1 : N</w:t>
+            </w:r>
+          </w:p>
+        </w:tc>
+      </w:tr>
+      <w:tr>
+        <w:trPr>
+          <w:cnfStyle w:val="000000100000" w:firstRow="0" w:lastRow="0" w:firstColumn="0" w:lastColumn="0" w:oddVBand="0" w:evenVBand="0" w:oddHBand="1" w:evenHBand="0" w:firstRowFirstColumn="0" w:firstRowLastColumn="0" w:lastRowFirstColumn="0" w:lastRowLastColumn="0"/>
+          <w:trHeight w:val="576"/>
+        </w:trPr>
+        <w:tc>
+          <w:tcPr>
+            <w:cnfStyle w:val="001000000000" w:firstRow="0" w:lastRow="0" w:firstColumn="1" w:lastColumn="0" w:oddVBand="0" w:evenVBand="0" w:oddHBand="0" w:evenHBand="0" w:firstRowFirstColumn="0" w:firstRowLastColumn="0" w:lastRowFirstColumn="0" w:lastRowLastColumn="0"/>
+            <w:tcW w:w="6565" w:type="dxa"/>
+            <w:vAlign w:val="center"/>
+            <w:hideMark/>
+          </w:tcPr>
+          <w:p>
+            <w:pPr>
+              <w:spacing w:line="278" w:lineRule="auto"/>
+              <w:rPr>
+                <w:lang w:bidi="ar-DZ"/>
+              </w:rPr>
+            </w:pPr>
+            <w:r>
+              <w:rPr>
+                <w:lang w:bidi="ar-DZ"/>
+              </w:rPr>
+              <w:t>Vehicle — Reservation</w:t>
+            </w:r>
+          </w:p>
+        </w:tc>
+        <w:tc>
+          <w:tcPr>
+            <w:tcW w:w="2790" w:type="dxa"/>
+            <w:vAlign w:val="center"/>
+            <w:hideMark/>
+          </w:tcPr>
+          <w:p>
+            <w:pPr>
+              <w:spacing w:line="278" w:lineRule="auto"/>
+              <w:cnfStyle w:val="000000100000" w:firstRow="0" w:lastRow="0" w:firstColumn="0" w:lastColumn="0" w:oddVBand="0" w:evenVBand="0" w:oddHBand="1" w:evenHBand="0" w:firstRowFirstColumn="0" w:firstRowLastColumn="0" w:lastRowFirstColumn="0" w:lastRowLastColumn="0"/>
+              <w:rPr>
+                <w:lang w:bidi="ar-DZ"/>
+              </w:rPr>
+            </w:pPr>
+            <w:r>
+              <w:rPr>
+                <w:lang w:bidi="ar-DZ"/>
+              </w:rPr>
+              <w:t>1 : N</w:t>
+            </w:r>
+          </w:p>
+        </w:tc>
+      </w:tr>
+      <w:tr>
+        <w:trPr>
+          <w:trHeight w:val="576"/>
+        </w:trPr>
+        <w:tc>
+          <w:tcPr>
+            <w:cnfStyle w:val="001000000000" w:firstRow="0" w:lastRow="0" w:firstColumn="1" w:lastColumn="0" w:oddVBand="0" w:evenVBand="0" w:oddHBand="0" w:evenHBand="0" w:firstRowFirstColumn="0" w:firstRowLastColumn="0" w:lastRowFirstColumn="0" w:lastRowLastColumn="0"/>
+            <w:tcW w:w="6565" w:type="dxa"/>
+            <w:vAlign w:val="center"/>
+            <w:hideMark/>
+          </w:tcPr>
+          <w:p>
+            <w:pPr>
+              <w:spacing w:line="278" w:lineRule="auto"/>
+              <w:rPr>
+                <w:lang w:bidi="ar-DZ"/>
+              </w:rPr>
+            </w:pPr>
+            <w:r>
+              <w:rPr>
+                <w:lang w:bidi="ar-DZ"/>
+              </w:rPr>
+              <w:t>Reservation — Payment</w:t>
+            </w:r>
+          </w:p>
+        </w:tc>
+        <w:tc>
+          <w:tcPr>
+            <w:tcW w:w="2790" w:type="dxa"/>
+            <w:vAlign w:val="center"/>
+            <w:hideMark/>
+          </w:tcPr>
+          <w:p>
+            <w:pPr>
+              <w:spacing w:line="278" w:lineRule="auto"/>
+              <w:cnfStyle w:val="000000000000" w:firstRow="0" w:lastRow="0" w:firstColumn="0" w:lastColumn="0" w:oddVBand="0" w:evenVBand="0" w:oddHBand="0" w:evenHBand="0" w:firstRowFirstColumn="0" w:firstRowLastColumn="0" w:lastRowFirstColumn="0" w:lastRowLastColumn="0"/>
+              <w:rPr>
+                <w:lang w:bidi="ar-DZ"/>
+              </w:rPr>
+            </w:pPr>
+            <w:r>
+              <w:rPr>
+                <w:lang w:bidi="ar-DZ"/>
+              </w:rPr>
+              <w:t>1 : 1</w:t>
+            </w:r>
+          </w:p>
+        </w:tc>
+      </w:tr>
+      <w:tr>
+        <w:trPr>
+          <w:cnfStyle w:val="000000100000" w:firstRow="0" w:lastRow="0" w:firstColumn="0" w:lastColumn="0" w:oddVBand="0" w:evenVBand="0" w:oddHBand="1" w:evenHBand="0" w:firstRowFirstColumn="0" w:firstRowLastColumn="0" w:lastRowFirstColumn="0" w:lastRowLastColumn="0"/>
+          <w:trHeight w:val="576"/>
+        </w:trPr>
+        <w:tc>
+          <w:tcPr>
+            <w:cnfStyle w:val="001000000000" w:firstRow="0" w:lastRow="0" w:firstColumn="1" w:lastColumn="0" w:oddVBand="0" w:evenVBand="0" w:oddHBand="0" w:evenHBand="0" w:firstRowFirstColumn="0" w:firstRowLastColumn="0" w:lastRowFirstColumn="0" w:lastRowLastColumn="0"/>
+            <w:tcW w:w="6565" w:type="dxa"/>
+            <w:vAlign w:val="center"/>
+            <w:hideMark/>
+          </w:tcPr>
+          <w:p>
+            <w:pPr>
+              <w:spacing w:line="278" w:lineRule="auto"/>
+              <w:rPr>
+                <w:lang w:bidi="ar-DZ"/>
+              </w:rPr>
+            </w:pPr>
+            <w:r>
+              <w:rPr>
+                <w:lang w:bidi="ar-DZ"/>
+              </w:rPr>
+              <w:t>Reservation — Review</w:t>
+            </w:r>
+          </w:p>
+        </w:tc>
+        <w:tc>
+          <w:tcPr>
+            <w:tcW w:w="2790" w:type="dxa"/>
+            <w:vAlign w:val="center"/>
+            <w:hideMark/>
+          </w:tcPr>
+          <w:p>
+            <w:pPr>
+              <w:spacing w:line="278" w:lineRule="auto"/>
+              <w:cnfStyle w:val="000000100000" w:firstRow="0" w:lastRow="0" w:firstColumn="0" w:lastColumn="0" w:oddVBand="0" w:evenVBand="0" w:oddHBand="1" w:evenHBand="0" w:firstRowFirstColumn="0" w:firstRowLastColumn="0" w:lastRowFirstColumn="0" w:lastRowLastColumn="0"/>
+              <w:rPr>
+                <w:lang w:bidi="ar-DZ"/>
+              </w:rPr>
+            </w:pPr>
+            <w:r>
+              <w:rPr>
+                <w:lang w:bidi="ar-DZ"/>
+              </w:rPr>
+              <w:t>1 : 0..1</w:t>
+            </w:r>
+          </w:p>
+        </w:tc>
+      </w:tr>
+      <w:tr>
+        <w:trPr>
+          <w:trHeight w:val="576"/>
+        </w:trPr>
+        <w:tc>
+          <w:tcPr>
+            <w:cnfStyle w:val="001000000000" w:firstRow="0" w:lastRow="0" w:firstColumn="1" w:lastColumn="0" w:oddVBand="0" w:evenVBand="0" w:oddHBand="0" w:evenHBand="0" w:firstRowFirstColumn="0" w:firstRowLastColumn="0" w:lastRowFirstColumn="0" w:lastRowLastColumn="0"/>
+            <w:tcW w:w="6565" w:type="dxa"/>
+            <w:vAlign w:val="center"/>
+            <w:hideMark/>
+          </w:tcPr>
+          <w:p>
+            <w:pPr>
+              <w:spacing w:line="278" w:lineRule="auto"/>
+              <w:rPr>
+                <w:lang w:bidi="ar-DZ"/>
+              </w:rPr>
+            </w:pPr>
+            <w:r>
+              <w:rPr>
+                <w:lang w:bidi="ar-DZ"/>
+              </w:rPr>
+              <w:t>Customer — Review</w:t>
+            </w:r>
+          </w:p>
+        </w:tc>
+        <w:tc>
+          <w:tcPr>
+            <w:tcW w:w="2790" w:type="dxa"/>
+            <w:vAlign w:val="center"/>
+            <w:hideMark/>
+          </w:tcPr>
+          <w:p>
+            <w:pPr>
+              <w:spacing w:line="278" w:lineRule="auto"/>
+              <w:cnfStyle w:val="000000000000" w:firstRow="0" w:lastRow="0" w:firstColumn="0" w:lastColumn="0" w:oddVBand="0" w:evenVBand="0" w:oddHBand="0" w:evenHBand="0" w:firstRowFirstColumn="0" w:firstRowLastColumn="0" w:lastRowFirstColumn="0" w:lastRowLastColumn="0"/>
+              <w:rPr>
+                <w:lang w:bidi="ar-DZ"/>
+              </w:rPr>
+            </w:pPr>
+            <w:r>
+              <w:rPr>
+                <w:lang w:bidi="ar-DZ"/>
+              </w:rPr>
+              <w:t>1 : N</w:t>
+            </w:r>
+          </w:p>
+        </w:tc>
+      </w:tr>
+      <w:tr>
+        <w:trPr>
+          <w:cnfStyle w:val="000000100000" w:firstRow="0" w:lastRow="0" w:firstColumn="0" w:lastColumn="0" w:oddVBand="0" w:evenVBand="0" w:oddHBand="1" w:evenHBand="0" w:firstRowFirstColumn="0" w:firstRowLastColumn="0" w:lastRowFirstColumn="0" w:lastRowLastColumn="0"/>
+          <w:trHeight w:val="576"/>
+        </w:trPr>
+        <w:tc>
+          <w:tcPr>
+            <w:cnfStyle w:val="001000000000" w:firstRow="0" w:lastRow="0" w:firstColumn="1" w:lastColumn="0" w:oddVBand="0" w:evenVBand="0" w:oddHBand="0" w:evenHBand="0" w:firstRowFirstColumn="0" w:firstRowLastColumn="0" w:lastRowFirstColumn="0" w:lastRowLastColumn="0"/>
+            <w:tcW w:w="6565" w:type="dxa"/>
+            <w:vAlign w:val="center"/>
+            <w:hideMark/>
+          </w:tcPr>
+          <w:p>
+            <w:pPr>
+              <w:spacing w:line="278" w:lineRule="auto"/>
+              <w:rPr>
+                <w:lang w:bidi="ar-DZ"/>
+              </w:rPr>
+            </w:pPr>
+            <w:r>
+              <w:rPr>
+                <w:lang w:bidi="ar-DZ"/>
+              </w:rPr>
+              <w:lastRenderedPageBreak/>
+              <w:t>Reservation — Dispute</w:t>
+            </w:r>
+          </w:p>
+        </w:tc>
+        <w:tc>
+          <w:tcPr>
+            <w:tcW w:w="2790" w:type="dxa"/>
+            <w:vAlign w:val="center"/>
+            <w:hideMark/>
+          </w:tcPr>
+          <w:p>
+            <w:pPr>
+              <w:spacing w:line="278" w:lineRule="auto"/>
+              <w:cnfStyle w:val="000000100000" w:firstRow="0" w:lastRow="0" w:firstColumn="0" w:lastColumn="0" w:oddVBand="0" w:evenVBand="0" w:oddHBand="1" w:evenHBand="0" w:firstRowFirstColumn="0" w:firstRowLastColumn="0" w:lastRowFirstColumn="0" w:lastRowLastColumn="0"/>
+              <w:rPr>
+                <w:lang w:bidi="ar-DZ"/>
+              </w:rPr>
+            </w:pPr>
+            <w:r>
+              <w:rPr>
+                <w:lang w:bidi="ar-DZ"/>
+              </w:rPr>
+              <w:t>1 : 0..N</w:t>
+            </w:r>
+          </w:p>
+        </w:tc>
+      </w:tr>
+      <w:tr>
+        <w:trPr>
+          <w:trHeight w:val="576"/>
+        </w:trPr>
+        <w:tc>
+          <w:tcPr>
+            <w:cnfStyle w:val="001000000000" w:firstRow="0" w:lastRow="0" w:firstColumn="1" w:lastColumn="0" w:oddVBand="0" w:evenVBand="0" w:oddHBand="0" w:evenHBand="0" w:firstRowFirstColumn="0" w:firstRowLastColumn="0" w:lastRowFirstColumn="0" w:lastRowLastColumn="0"/>
+            <w:tcW w:w="6565" w:type="dxa"/>
+            <w:vAlign w:val="center"/>
+            <w:hideMark/>
+          </w:tcPr>
+          <w:p>
+            <w:pPr>
+              <w:spacing w:line="278" w:lineRule="auto"/>
+              <w:rPr>
+                <w:lang w:bidi="ar-DZ"/>
+              </w:rPr>
+            </w:pPr>
+            <w:r>
+              <w:rPr>
+                <w:lang w:bidi="ar-DZ"/>
+              </w:rPr>
+              <w:t>User — Notification</w:t>
+            </w:r>
+          </w:p>
+        </w:tc>
+        <w:tc>
+          <w:tcPr>
+            <w:tcW w:w="2790" w:type="dxa"/>
+            <w:vAlign w:val="center"/>
+            <w:hideMark/>
+          </w:tcPr>
+          <w:p>
+            <w:pPr>
+              <w:spacing w:line="278" w:lineRule="auto"/>
+              <w:cnfStyle w:val="000000000000" w:firstRow="0" w:lastRow="0" w:firstColumn="0" w:lastColumn="0" w:oddVBand="0" w:evenVBand="0" w:oddHBand="0" w:evenHBand="0" w:firstRowFirstColumn="0" w:firstRowLastColumn="0" w:lastRowFirstColumn="0" w:lastRowLastColumn="0"/>
+              <w:rPr>
+                <w:lang w:bidi="ar-DZ"/>
+              </w:rPr>
+            </w:pPr>
+            <w:r>
+              <w:rPr>
+                <w:lang w:bidi="ar-DZ"/>
+              </w:rPr>
+              <w:t>1 : N</w:t>
+            </w:r>
+          </w:p>
+        </w:tc>
+      </w:tr>
+      <w:tr>
+        <w:trPr>
+          <w:cnfStyle w:val="000000100000" w:firstRow="0" w:lastRow="0" w:firstColumn="0" w:lastColumn="0" w:oddVBand="0" w:evenVBand="0" w:oddHBand="1" w:evenHBand="0" w:firstRowFirstColumn="0" w:firstRowLastColumn="0" w:lastRowFirstColumn="0" w:lastRowLastColumn="0"/>
+          <w:trHeight w:val="576"/>
+        </w:trPr>
+        <w:tc>
+          <w:tcPr>
+            <w:cnfStyle w:val="001000000000" w:firstRow="0" w:lastRow="0" w:firstColumn="1" w:lastColumn="0" w:oddVBand="0" w:evenVBand="0" w:oddHBand="0" w:evenHBand="0" w:firstRowFirstColumn="0" w:firstRowLastColumn="0" w:lastRowFirstColumn="0" w:lastRowLastColumn="0"/>
+            <w:tcW w:w="6565" w:type="dxa"/>
+            <w:vAlign w:val="center"/>
+            <w:hideMark/>
+          </w:tcPr>
+          <w:p>
+            <w:pPr>
+              <w:spacing w:line="278" w:lineRule="auto"/>
+              <w:rPr>
+                <w:lang w:bidi="ar-DZ"/>
+              </w:rPr>
+            </w:pPr>
+            <w:r>
+              <w:rPr>
+                <w:lang w:bidi="ar-DZ"/>
+              </w:rPr>
+              <w:t>Customer — AI Recommendation</w:t>
+            </w:r>
+          </w:p>
+        </w:tc>
+        <w:tc>
+          <w:tcPr>
+            <w:tcW w:w="2790" w:type="dxa"/>
+            <w:vAlign w:val="center"/>
+            <w:hideMark/>
+          </w:tcPr>
+          <w:p>
+            <w:pPr>
+              <w:spacing w:line="278" w:lineRule="auto"/>
+              <w:cnfStyle w:val="000000100000" w:firstRow="0" w:lastRow="0" w:firstColumn="0" w:lastColumn="0" w:oddVBand="0" w:evenVBand="0" w:oddHBand="1" w:evenHBand="0" w:firstRowFirstColumn="0" w:firstRowLastColumn="0" w:lastRowFirstColumn="0" w:lastRowLastColumn="0"/>
+              <w:rPr>
+                <w:lang w:bidi="ar-DZ"/>
+              </w:rPr>
+            </w:pPr>
+            <w:r>
+              <w:rPr>
+                <w:lang w:bidi="ar-DZ"/>
+              </w:rPr>
+              <w:t>1 : N</w:t>
+            </w:r>
+          </w:p>
+        </w:tc>
+      </w:tr>
+      <w:tr>
+        <w:trPr>
+          <w:trHeight w:val="576"/>
+        </w:trPr>
+        <w:tc>
+          <w:tcPr>
+            <w:cnfStyle w:val="001000000000" w:firstRow="0" w:lastRow="0" w:firstColumn="1" w:lastColumn="0" w:oddVBand="0" w:evenVBand="0" w:oddHBand="0" w:evenHBand="0" w:firstRowFirstColumn="0" w:firstRowLastColumn="0" w:lastRowFirstColumn="0" w:lastRowLastColumn="0"/>
+            <w:tcW w:w="6565" w:type="dxa"/>
+            <w:vAlign w:val="center"/>
+            <w:hideMark/>
+          </w:tcPr>
+          <w:p>
+            <w:pPr>
+              <w:spacing w:line="278" w:lineRule="auto"/>
+              <w:rPr>
+                <w:lang w:bidi="ar-DZ"/>
+              </w:rPr>
+            </w:pPr>
+            <w:r>
+              <w:rPr>
+                <w:lang w:bidi="ar-DZ"/>
+              </w:rPr>
+              <w:t>Vehicle — AI Recommendation</w:t>
+            </w:r>
+          </w:p>
+        </w:tc>
+        <w:tc>
+          <w:tcPr>
+            <w:tcW w:w="2790" w:type="dxa"/>
+            <w:vAlign w:val="center"/>
+            <w:hideMark/>
+          </w:tcPr>
+          <w:p>
+            <w:pPr>
+              <w:spacing w:line="278" w:lineRule="auto"/>
+              <w:cnfStyle w:val="000000000000" w:firstRow="0" w:lastRow="0" w:firstColumn="0" w:lastColumn="0" w:oddVBand="0" w:evenVBand="0" w:oddHBand="0" w:evenHBand="0" w:firstRowFirstColumn="0" w:firstRowLastColumn="0" w:lastRowFirstColumn="0" w:lastRowLastColumn="0"/>
+              <w:rPr>
+                <w:lang w:bidi="ar-DZ"/>
+              </w:rPr>
+            </w:pPr>
+            <w:r>
+              <w:rPr>
+                <w:lang w:bidi="ar-DZ"/>
+              </w:rPr>
+              <w:t>1 : N</w:t>
+            </w:r>
+          </w:p>
+        </w:tc>
+      </w:tr>
+      <w:tr>
+        <w:trPr>
+          <w:cnfStyle w:val="000000100000" w:firstRow="0" w:lastRow="0" w:firstColumn="0" w:lastColumn="0" w:oddVBand="0" w:evenVBand="0" w:oddHBand="1" w:evenHBand="0" w:firstRowFirstColumn="0" w:firstRowLastColumn="0" w:lastRowFirstColumn="0" w:lastRowLastColumn="0"/>
+          <w:trHeight w:val="576"/>
+        </w:trPr>
+        <w:tc>
+          <w:tcPr>
+            <w:cnfStyle w:val="001000000000" w:firstRow="0" w:lastRow="0" w:firstColumn="1" w:lastColumn="0" w:oddVBand="0" w:evenVBand="0" w:oddHBand="0" w:evenHBand="0" w:firstRowFirstColumn="0" w:firstRowLastColumn="0" w:lastRowFirstColumn="0" w:lastRowLastColumn="0"/>
+            <w:tcW w:w="6565" w:type="dxa"/>
+            <w:vAlign w:val="center"/>
+            <w:hideMark/>
+          </w:tcPr>
+          <w:p>
+            <w:pPr>
+              <w:spacing w:line="278" w:lineRule="auto"/>
+              <w:rPr>
+                <w:lang w:bidi="ar-DZ"/>
+              </w:rPr>
+            </w:pPr>
+            <w:r>
+              <w:rPr>
+                <w:lang w:bidi="ar-DZ"/>
+              </w:rPr>
+              <w:t>Customer — AI Conversation</w:t>
+            </w:r>
+          </w:p>
+        </w:tc>
+        <w:tc>
+          <w:tcPr>
+            <w:tcW w:w="2790" w:type="dxa"/>
+            <w:vAlign w:val="center"/>
+            <w:hideMark/>
+          </w:tcPr>
+          <w:p>
+            <w:pPr>
+              <w:spacing w:line="278" w:lineRule="auto"/>
+              <w:cnfStyle w:val="000000100000" w:firstRow="0" w:lastRow="0" w:firstColumn="0" w:lastColumn="0" w:oddVBand="0" w:evenVBand="0" w:oddHBand="1" w:evenHBand="0" w:firstRowFirstColumn="0" w:firstRowLastColumn="0" w:lastRowFirstColumn="0" w:lastRowLastColumn="0"/>
+              <w:rPr>
+                <w:lang w:bidi="ar-DZ"/>
+              </w:rPr>
+            </w:pPr>
+            <w:r>
+              <w:rPr>
+                <w:lang w:bidi="ar-DZ"/>
+              </w:rPr>
+              <w:t>1 : N</w:t>
+            </w:r>
+          </w:p>
+        </w:tc>
+      </w:tr>
+      <w:tr>
+        <w:trPr>
+          <w:trHeight w:val="576"/>
+        </w:trPr>
+        <w:tc>
+          <w:tcPr>
+            <w:cnfStyle w:val="001000000000" w:firstRow="0" w:lastRow="0" w:firstColumn="1" w:lastColumn="0" w:oddVBand="0" w:evenVBand="0" w:oddHBand="0" w:evenHBand="0" w:firstRowFirstColumn="0" w:firstRowLastColumn="0" w:lastRowFirstColumn="0" w:lastRowLastColumn="0"/>
+            <w:tcW w:w="6565" w:type="dxa"/>
+            <w:vAlign w:val="center"/>
+            <w:hideMark/>
+          </w:tcPr>
+          <w:p>
+            <w:pPr>
+              <w:spacing w:line="278" w:lineRule="auto"/>
+              <w:rPr>
+                <w:lang w:bidi="ar-DZ"/>
+              </w:rPr>
+            </w:pPr>
+            <w:r>
+              <w:rPr>
+                <w:lang w:bidi="ar-DZ"/>
+              </w:rPr>
+              <w:t>User (Administrator) — Analytics Report</w:t>
+            </w:r>
+          </w:p>
+        </w:tc>
+        <w:tc>
+          <w:tcPr>
+            <w:tcW w:w="2790" w:type="dxa"/>
+            <w:vAlign w:val="center"/>
+            <w:hideMark/>
+          </w:tcPr>
+          <w:p>
+            <w:pPr>
+              <w:spacing w:line="278" w:lineRule="auto"/>
+              <w:cnfStyle w:val="000000000000" w:firstRow="0" w:lastRow="0" w:firstColumn="0" w:lastColumn="0" w:oddVBand="0" w:evenVBand="0" w:oddHBand="0" w:evenHBand="0" w:firstRowFirstColumn="0" w:firstRowLastColumn="0" w:lastRowFirstColumn="0" w:lastRowLastColumn="0"/>
+              <w:rPr>
+                <w:lang w:bidi="ar-DZ"/>
+              </w:rPr>
+            </w:pPr>
+            <w:r>
+              <w:rPr>
+                <w:lang w:bidi="ar-DZ"/>
+              </w:rPr>
+              <w:t>1 : N</w:t>
+            </w:r>
+          </w:p>
+        </w:tc>
+      </w:tr>
+    </w:tbl>
+    <w:p>
+      <w:pPr>
+        <w:rPr>
+          <w:lang w:bidi="ar-DZ"/>
+        </w:rPr>
+      </w:pPr>
+    </w:p>
+    <w:p>
+      <w:pPr>
+        <w:pStyle w:val="Heading3"/>
+        <w:rPr>
+          <w:lang w:bidi="ar-DZ"/>
+        </w:rPr>
+      </w:pPr>
+      <w:r>
+        <w:rPr>
+          <w:lang w:bidi="ar-DZ"/>
+        </w:rPr>
+        <w:t>5.4 Primary and Foreign Keys</w:t>
+      </w:r>
+    </w:p>
+    <w:p>
+      <w:pPr>
+        <w:spacing w:before="240" w:after="0" w:line="278" w:lineRule="auto"/>
+        <w:rPr>
+          <w:lang w:bidi="ar-DZ"/>
+        </w:rPr>
+      </w:pPr>
+      <w:r>
+        <w:rPr>
+          <w:lang w:bidi="ar-DZ"/>
+        </w:rPr>
+        <w:t>The ERD defines unique primary keys for each entity and foreign keys to enforce referential integrity.</w:t>
+      </w:r>
+    </w:p>
+    <w:p>
+      <w:pPr>
+        <w:spacing w:before="240" w:after="0" w:line="278" w:lineRule="auto"/>
+        <w:rPr>
+          <w:lang w:bidi="ar-DZ"/>
+        </w:rPr>
+      </w:pPr>
+      <w:r>
+        <w:rPr>
+          <w:lang w:bidi="ar-DZ"/>
+        </w:rPr>
+        <w:t>Examples include:</w:t>
+      </w:r>
+    </w:p>
+    <w:p>
+      <w:pPr>
+        <w:pStyle w:val="ListParagraph"/>
+        <w:numPr>
+          <w:ilvl w:val="0"/>
+          <w:numId w:val="170"/>
+        </w:numPr>
+        <w:spacing w:before="240" w:after="0" w:line="278" w:lineRule="auto"/>
+        <w:rPr>
+          <w:lang w:bidi="ar-DZ"/>
+        </w:rPr>
+      </w:pPr>
+      <w:r>
+        <w:rPr>
+          <w:b/>
+          <w:bCs/>
+          <w:lang w:bidi="ar-DZ"/>
+        </w:rPr>
+        <w:t>Customer.UserID → User.UserID</w:t>
+      </w:r>
+      <w:r>
+        <w:rPr>
+          <w:lang w:bidi="ar-DZ"/>
+        </w:rPr>
+        <w:t xml:space="preserve"> </w:t>
+      </w:r>
+    </w:p>
+    <w:p>
+      <w:pPr>
+        <w:pStyle w:val="ListParagraph"/>
+        <w:numPr>
+          <w:ilvl w:val="0"/>
+          <w:numId w:val="170"/>
+        </w:numPr>
+        <w:spacing w:before="240" w:after="0" w:line="278" w:lineRule="auto"/>
+        <w:rPr>
+          <w:lang w:bidi="ar-DZ"/>
+        </w:rPr>
+      </w:pPr>
+      <w:r>
+        <w:rPr>
+          <w:b/>
+          <w:bCs/>
+          <w:lang w:bidi="ar-DZ"/>
+        </w:rPr>
+        <w:t>Agency.UserID → User.UserID</w:t>
+      </w:r>
+      <w:r>
+        <w:rPr>
+          <w:lang w:bidi="ar-DZ"/>
+        </w:rPr>
+        <w:t xml:space="preserve"> </w:t>
+      </w:r>
+    </w:p>
+    <w:p>
+      <w:pPr>
+        <w:pStyle w:val="ListParagraph"/>
+        <w:numPr>
+          <w:ilvl w:val="0"/>
+          <w:numId w:val="170"/>
+        </w:numPr>
+        <w:spacing w:before="240" w:after="0" w:line="278" w:lineRule="auto"/>
+        <w:rPr>
+          <w:lang w:bidi="ar-DZ"/>
+        </w:rPr>
+      </w:pPr>
+      <w:r>
+        <w:rPr>
+          <w:b/>
+          <w:bCs/>
+          <w:lang w:bidi="ar-DZ"/>
+        </w:rPr>
+        <w:t>AgencyVerification.AgencyID → Agency.AgencyID</w:t>
+      </w:r>
+      <w:r>
+        <w:rPr>
+          <w:lang w:bidi="ar-DZ"/>
+        </w:rPr>
+        <w:t xml:space="preserve"> </w:t>
+      </w:r>
+    </w:p>
+    <w:p>
+      <w:pPr>
+        <w:pStyle w:val="ListParagraph"/>
+        <w:numPr>
+          <w:ilvl w:val="0"/>
+          <w:numId w:val="170"/>
+        </w:numPr>
+        <w:spacing w:before="240" w:after="0" w:line="278" w:lineRule="auto"/>
+        <w:rPr>
+          <w:lang w:bidi="ar-DZ"/>
+        </w:rPr>
+      </w:pPr>
+      <w:r>
+        <w:rPr>
+          <w:b/>
+          <w:bCs/>
+          <w:lang w:bidi="ar-DZ"/>
+        </w:rPr>
+        <w:t>Branch.AgencyID → Agency.AgencyID</w:t>
+      </w:r>
+      <w:r>
+        <w:rPr>
+          <w:lang w:bidi="ar-DZ"/>
+        </w:rPr>
+        <w:t xml:space="preserve"> </w:t>
+      </w:r>
+    </w:p>
+    <w:p>
+      <w:pPr>
+        <w:pStyle w:val="ListParagraph"/>
+        <w:numPr>
+          <w:ilvl w:val="0"/>
+          <w:numId w:val="170"/>
+        </w:numPr>
+        <w:spacing w:before="240" w:after="0" w:line="278" w:lineRule="auto"/>
+        <w:rPr>
+          <w:lang w:bidi="ar-DZ"/>
+        </w:rPr>
+      </w:pPr>
+      <w:r>
+        <w:rPr>
+          <w:b/>
+          <w:bCs/>
+          <w:lang w:bidi="ar-DZ"/>
+        </w:rPr>
+        <w:t>Employee.BranchID → Branch.BranchID</w:t>
+      </w:r>
+      <w:r>
+        <w:rPr>
+          <w:lang w:bidi="ar-DZ"/>
+        </w:rPr>
+        <w:t xml:space="preserve"> </w:t>
+      </w:r>
+    </w:p>
+    <w:p>
+      <w:pPr>
+        <w:pStyle w:val="ListParagraph"/>
+        <w:numPr>
+          <w:ilvl w:val="0"/>
+          <w:numId w:val="170"/>
+        </w:numPr>
+        <w:spacing w:before="240" w:after="0" w:line="278" w:lineRule="auto"/>
+        <w:rPr>
+          <w:lang w:bidi="ar-DZ"/>
+        </w:rPr>
+      </w:pPr>
+      <w:r>
+        <w:rPr>
+          <w:b/>
+          <w:bCs/>
+          <w:lang w:bidi="ar-DZ"/>
+        </w:rPr>
+        <w:t>Vehicle.AgencyID → Agency.AgencyID</w:t>
+      </w:r>
+      <w:r>
+        <w:rPr>
+          <w:lang w:bidi="ar-DZ"/>
+        </w:rPr>
+        <w:t xml:space="preserve"> </w:t>
+      </w:r>
+    </w:p>
+    <w:p>
+      <w:pPr>
+        <w:pStyle w:val="ListParagraph"/>
+        <w:numPr>
+          <w:ilvl w:val="0"/>
+          <w:numId w:val="170"/>
+        </w:numPr>
+        <w:spacing w:before="240" w:after="0" w:line="278" w:lineRule="auto"/>
+        <w:rPr>
+          <w:lang w:bidi="ar-DZ"/>
+        </w:rPr>
+      </w:pPr>
+      <w:r>
+        <w:rPr>
+          <w:b/>
+          <w:bCs/>
+          <w:lang w:bidi="ar-DZ"/>
+        </w:rPr>
+        <w:t>Vehicle.BranchID → Branch.BranchID</w:t>
+      </w:r>
+      <w:r>
+        <w:rPr>
+          <w:lang w:bidi="ar-DZ"/>
+        </w:rPr>
+        <w:t xml:space="preserve"> </w:t>
+      </w:r>
+    </w:p>
+    <w:p>
+      <w:pPr>
+        <w:pStyle w:val="ListParagraph"/>
+        <w:numPr>
+          <w:ilvl w:val="0"/>
+          <w:numId w:val="170"/>
+        </w:numPr>
+        <w:spacing w:before="240" w:after="0" w:line="278" w:lineRule="auto"/>
+        <w:rPr>
+          <w:lang w:bidi="ar-DZ"/>
+        </w:rPr>
+      </w:pPr>
+      <w:r>
+        <w:rPr>
+          <w:b/>
+          <w:bCs/>
+          <w:lang w:bidi="ar-DZ"/>
+        </w:rPr>
+        <w:t>Reservation.CustomerID → Customer.CustomerID</w:t>
+      </w:r>
+      <w:r>
+        <w:rPr>
+          <w:lang w:bidi="ar-DZ"/>
+        </w:rPr>
+        <w:t xml:space="preserve"> </w:t>
+      </w:r>
+    </w:p>
+    <w:p>
+      <w:pPr>
+        <w:pStyle w:val="ListParagraph"/>
+        <w:numPr>
+          <w:ilvl w:val="0"/>
+          <w:numId w:val="170"/>
+        </w:numPr>
+        <w:spacing w:before="240" w:after="0" w:line="278" w:lineRule="auto"/>
+        <w:rPr>
+          <w:lang w:bidi="ar-DZ"/>
+        </w:rPr>
+      </w:pPr>
+      <w:r>
+        <w:rPr>
+          <w:b/>
+          <w:bCs/>
+          <w:lang w:bidi="ar-DZ"/>
+        </w:rPr>
+        <w:t>Reservation.VehicleID → Vehicle.VehicleID</w:t>
+      </w:r>
+      <w:r>
+        <w:rPr>
+          <w:lang w:bidi="ar-DZ"/>
+        </w:rPr>
+        <w:t xml:space="preserve"> </w:t>
+      </w:r>
+    </w:p>
+    <w:p>
+      <w:pPr>
+        <w:pStyle w:val="ListParagraph"/>
+        <w:numPr>
+          <w:ilvl w:val="0"/>
+          <w:numId w:val="170"/>
+        </w:numPr>
+        <w:spacing w:before="240" w:after="0" w:line="278" w:lineRule="auto"/>
+        <w:rPr>
+          <w:lang w:bidi="ar-DZ"/>
+        </w:rPr>
+      </w:pPr>
+      <w:r>
+        <w:rPr>
+          <w:b/>
+          <w:bCs/>
+          <w:lang w:bidi="ar-DZ"/>
+        </w:rPr>
+        <w:t>Payment.ReservationID → Reservation.ReservationID</w:t>
+      </w:r>
+      <w:r>
+        <w:rPr>
+          <w:lang w:bidi="ar-DZ"/>
+        </w:rPr>
+        <w:t xml:space="preserve"> </w:t>
+      </w:r>
+    </w:p>
+    <w:p>
+      <w:pPr>
+        <w:pStyle w:val="ListParagraph"/>
+        <w:numPr>
+          <w:ilvl w:val="0"/>
+          <w:numId w:val="170"/>
+        </w:numPr>
+        <w:spacing w:before="240" w:after="0" w:line="278" w:lineRule="auto"/>
+        <w:rPr>
+          <w:lang w:bidi="ar-DZ"/>
+        </w:rPr>
+      </w:pPr>
+      <w:r>
+        <w:rPr>
+          <w:b/>
+          <w:bCs/>
+          <w:lang w:bidi="ar-DZ"/>
+        </w:rPr>
+        <w:t>Review.CustomerID → Customer.CustomerID</w:t>
+      </w:r>
+      <w:r>
+        <w:rPr>
+          <w:lang w:bidi="ar-DZ"/>
+        </w:rPr>
+        <w:t xml:space="preserve"> </w:t>
+      </w:r>
+    </w:p>
+    <w:p>
+      <w:pPr>
+        <w:pStyle w:val="ListParagraph"/>
+        <w:numPr>
+          <w:ilvl w:val="0"/>
+          <w:numId w:val="170"/>
+        </w:numPr>
+        <w:spacing w:before="240" w:after="0" w:line="278" w:lineRule="auto"/>
+        <w:rPr>
+          <w:lang w:bidi="ar-DZ"/>
+        </w:rPr>
+      </w:pPr>
+      <w:r>
+        <w:rPr>
+          <w:b/>
+          <w:bCs/>
+          <w:lang w:bidi="ar-DZ"/>
+        </w:rPr>
+        <w:t>Review.ReservationID → Reservation.ReservationID</w:t>
+      </w:r>
+      <w:r>
+        <w:rPr>
+          <w:lang w:bidi="ar-DZ"/>
+        </w:rPr>
+        <w:t xml:space="preserve"> </w:t>
+      </w:r>
+    </w:p>
+    <w:p>
+      <w:pPr>
+        <w:pStyle w:val="ListParagraph"/>
+        <w:numPr>
+          <w:ilvl w:val="0"/>
+          <w:numId w:val="170"/>
+        </w:numPr>
+        <w:spacing w:before="240" w:after="0" w:line="278" w:lineRule="auto"/>
+        <w:rPr>
+          <w:lang w:bidi="ar-DZ"/>
+        </w:rPr>
+      </w:pPr>
+      <w:r>
+        <w:rPr>
+          <w:b/>
+          <w:bCs/>
+          <w:lang w:bidi="ar-DZ"/>
+        </w:rPr>
+        <w:t>Dispute.ReservationID → Reservation.ReservationID</w:t>
+      </w:r>
+      <w:r>
+        <w:rPr>
+          <w:lang w:bidi="ar-DZ"/>
+        </w:rPr>
+        <w:t xml:space="preserve"> </w:t>
+      </w:r>
+    </w:p>
+    <w:p>
+      <w:pPr>
+        <w:pStyle w:val="ListParagraph"/>
+        <w:numPr>
+          <w:ilvl w:val="0"/>
+          <w:numId w:val="170"/>
+        </w:numPr>
+        <w:spacing w:before="240" w:after="0" w:line="278" w:lineRule="auto"/>
+        <w:rPr>
+          <w:lang w:bidi="ar-DZ"/>
+        </w:rPr>
+      </w:pPr>
+      <w:r>
+        <w:rPr>
+          <w:b/>
+          <w:bCs/>
+          <w:lang w:bidi="ar-DZ"/>
+        </w:rPr>
+        <w:t>Notification.UserID → User.UserID</w:t>
+      </w:r>
+      <w:r>
+        <w:rPr>
+          <w:lang w:bidi="ar-DZ"/>
+        </w:rPr>
+        <w:t xml:space="preserve"> </w:t>
+      </w:r>
+    </w:p>
+    <w:p>
+      <w:pPr>
+        <w:pStyle w:val="ListParagraph"/>
+        <w:numPr>
+          <w:ilvl w:val="0"/>
+          <w:numId w:val="170"/>
+        </w:numPr>
+        <w:spacing w:before="240" w:after="0" w:line="278" w:lineRule="auto"/>
+        <w:rPr>
+          <w:lang w:bidi="ar-DZ"/>
+        </w:rPr>
+      </w:pPr>
+      <w:r>
+        <w:rPr>
+          <w:b/>
+          <w:bCs/>
+          <w:lang w:bidi="ar-DZ"/>
+        </w:rPr>
+        <w:t>AIRecommendation.CustomerID → Customer.CustomerID</w:t>
+      </w:r>
+      <w:r>
+        <w:rPr>
+          <w:lang w:bidi="ar-DZ"/>
+        </w:rPr>
+        <w:t xml:space="preserve"> </w:t>
+      </w:r>
+    </w:p>
+    <w:p>
+      <w:pPr>
+        <w:pStyle w:val="ListParagraph"/>
+        <w:numPr>
+          <w:ilvl w:val="0"/>
+          <w:numId w:val="170"/>
+        </w:numPr>
+        <w:spacing w:before="240" w:after="0" w:line="278" w:lineRule="auto"/>
+        <w:rPr>
+          <w:lang w:bidi="ar-DZ"/>
+        </w:rPr>
+      </w:pPr>
+      <w:r>
+        <w:rPr>
+          <w:b/>
+          <w:bCs/>
+          <w:lang w:bidi="ar-DZ"/>
+        </w:rPr>
+        <w:t>AIRecommendation.VehicleID → Vehicle.VehicleID</w:t>
+      </w:r>
+      <w:r>
+        <w:rPr>
+          <w:lang w:bidi="ar-DZ"/>
+        </w:rPr>
+        <w:t xml:space="preserve"> </w:t>
+      </w:r>
+    </w:p>
+    <w:p>
+      <w:pPr>
+        <w:pStyle w:val="ListParagraph"/>
+        <w:numPr>
+          <w:ilvl w:val="0"/>
+          <w:numId w:val="170"/>
+        </w:numPr>
+        <w:spacing w:before="240" w:after="0" w:line="278" w:lineRule="auto"/>
+        <w:rPr>
+          <w:lang w:bidi="ar-DZ"/>
+        </w:rPr>
+      </w:pPr>
+      <w:r>
+        <w:rPr>
+          <w:b/>
+          <w:bCs/>
+          <w:lang w:bidi="ar-DZ"/>
+        </w:rPr>
+        <w:t>AIConversation.CustomerID → Customer.CustomerID</w:t>
+      </w:r>
+      <w:r>
+        <w:rPr>
+          <w:lang w:bidi="ar-DZ"/>
+        </w:rPr>
+        <w:t xml:space="preserve"> </w:t>
+      </w:r>
+    </w:p>
+    <w:p>
+      <w:pPr>
+        <w:pStyle w:val="ListParagraph"/>
+        <w:numPr>
+          <w:ilvl w:val="0"/>
+          <w:numId w:val="170"/>
+        </w:numPr>
+        <w:spacing w:before="240" w:after="0" w:line="278" w:lineRule="auto"/>
+        <w:rPr>
+          <w:lang w:bidi="ar-DZ"/>
+        </w:rPr>
+      </w:pPr>
+      <w:r>
+        <w:rPr>
+          <w:b/>
+          <w:bCs/>
+          <w:lang w:bidi="ar-DZ"/>
+        </w:rPr>
+        <w:t>AnalyticsReport.GeneratedBy → User.UserID</w:t>
+      </w:r>
+      <w:r>
+        <w:rPr>
+          <w:lang w:bidi="ar-DZ"/>
+        </w:rPr>
+        <w:t xml:space="preserve"> </w:t>
+      </w:r>
+    </w:p>
+    <w:p>
+      <w:pPr>
+        <w:spacing w:before="240" w:after="0" w:line="278" w:lineRule="auto"/>
+        <w:rPr>
+          <w:lang w:bidi="ar-DZ"/>
+        </w:rPr>
+      </w:pPr>
+      <w:r>
+        <w:rPr>
+          <w:lang w:bidi="ar-DZ"/>
+        </w:rPr>
+        <w:t>These foreign keys ensure consistent relationships between records while preventing orphaned data.</w:t>
+      </w:r>
+    </w:p>
+    <w:p>
+      <w:pPr>
+        <w:spacing w:before="240" w:after="0" w:line="278" w:lineRule="auto"/>
+        <w:rPr>
+          <w:lang w:bidi="ar-DZ"/>
+        </w:rPr>
+      </w:pPr>
+    </w:p>
+    <w:p>
+      <w:pPr>
+        <w:pStyle w:val="Heading3"/>
+        <w:rPr>
+          <w:lang w:bidi="ar-DZ"/>
+        </w:rPr>
+      </w:pPr>
+      <w:r>
+        <w:rPr>
+          <w:lang w:bidi="ar-DZ"/>
+        </w:rPr>
+        <w:lastRenderedPageBreak/>
+        <w:t>5.5 ERD Design Characteristics</w:t>
+      </w:r>
+    </w:p>
+    <w:p>
+      <w:pPr>
+        <w:spacing w:before="240" w:after="0" w:line="278" w:lineRule="auto"/>
+        <w:rPr>
+          <w:lang w:bidi="ar-DZ"/>
+        </w:rPr>
+      </w:pPr>
+      <w:r>
+        <w:rPr>
+          <w:lang w:bidi="ar-DZ"/>
+        </w:rPr>
+        <w:t>The Core ERD has been designed according to the following principles:</w:t>
+      </w:r>
+    </w:p>
+    <w:p>
+      <w:pPr>
+        <w:pStyle w:val="ListParagraph"/>
+        <w:numPr>
+          <w:ilvl w:val="0"/>
+          <w:numId w:val="171"/>
+        </w:numPr>
+        <w:spacing w:before="240" w:after="0" w:line="278" w:lineRule="auto"/>
+        <w:rPr>
+          <w:lang w:bidi="ar-DZ"/>
+        </w:rPr>
+      </w:pPr>
+      <w:r>
+        <w:rPr>
+          <w:lang w:bidi="ar-DZ"/>
+        </w:rPr>
+        <w:t xml:space="preserve">Every entity possesses a unique primary key. </w:t>
+      </w:r>
+    </w:p>
+    <w:p>
+      <w:pPr>
+        <w:pStyle w:val="ListParagraph"/>
+        <w:numPr>
+          <w:ilvl w:val="0"/>
+          <w:numId w:val="171"/>
+        </w:numPr>
+        <w:spacing w:before="240" w:after="0" w:line="278" w:lineRule="auto"/>
+        <w:rPr>
+          <w:lang w:bidi="ar-DZ"/>
+        </w:rPr>
+      </w:pPr>
+      <w:r>
+        <w:rPr>
+          <w:lang w:bidi="ar-DZ"/>
+        </w:rPr>
+        <w:t xml:space="preserve">Relationships are implemented using foreign keys. </w:t>
+      </w:r>
+    </w:p>
+    <w:p>
+      <w:pPr>
+        <w:pStyle w:val="ListParagraph"/>
+        <w:numPr>
+          <w:ilvl w:val="0"/>
+          <w:numId w:val="171"/>
+        </w:numPr>
+        <w:spacing w:before="240" w:after="0" w:line="278" w:lineRule="auto"/>
+        <w:rPr>
+          <w:lang w:bidi="ar-DZ"/>
+        </w:rPr>
+      </w:pPr>
+      <w:r>
+        <w:rPr>
+          <w:lang w:bidi="ar-DZ"/>
+        </w:rPr>
+        <w:t xml:space="preserve">The schema satisfies the requirements of </w:t>
+      </w:r>
+      <w:r>
+        <w:rPr>
+          <w:b/>
+          <w:bCs/>
+          <w:lang w:bidi="ar-DZ"/>
+        </w:rPr>
+        <w:t>First Normal Form (1NF)</w:t>
+      </w:r>
+      <w:r>
+        <w:rPr>
+          <w:lang w:bidi="ar-DZ"/>
+        </w:rPr>
+        <w:t xml:space="preserve">, </w:t>
+      </w:r>
+      <w:r>
+        <w:rPr>
+          <w:b/>
+          <w:bCs/>
+          <w:lang w:bidi="ar-DZ"/>
+        </w:rPr>
+        <w:t>Second Normal Form (2NF)</w:t>
+      </w:r>
+      <w:r>
+        <w:rPr>
+          <w:lang w:bidi="ar-DZ"/>
+        </w:rPr>
+        <w:t xml:space="preserve">, and </w:t>
+      </w:r>
+      <w:r>
+        <w:rPr>
+          <w:b/>
+          <w:bCs/>
+          <w:lang w:bidi="ar-DZ"/>
+        </w:rPr>
+        <w:t>Third Normal Form (3NF)</w:t>
+      </w:r>
+      <w:r>
+        <w:rPr>
+          <w:lang w:bidi="ar-DZ"/>
+        </w:rPr>
+        <w:t xml:space="preserve">. </w:t>
+      </w:r>
+    </w:p>
+    <w:p>
+      <w:pPr>
+        <w:pStyle w:val="ListParagraph"/>
+        <w:numPr>
+          <w:ilvl w:val="0"/>
+          <w:numId w:val="171"/>
+        </w:numPr>
+        <w:spacing w:before="240" w:after="0" w:line="278" w:lineRule="auto"/>
+        <w:rPr>
+          <w:lang w:bidi="ar-DZ"/>
+        </w:rPr>
+      </w:pPr>
+      <w:r>
+        <w:rPr>
+          <w:lang w:bidi="ar-DZ"/>
+        </w:rPr>
+        <w:t xml:space="preserve">Business entities are separated to eliminate redundancy and improve maintainability. </w:t>
+      </w:r>
+    </w:p>
+    <w:p>
+      <w:pPr>
+        <w:pStyle w:val="ListParagraph"/>
+        <w:numPr>
+          <w:ilvl w:val="0"/>
+          <w:numId w:val="171"/>
+        </w:numPr>
+        <w:spacing w:before="240" w:after="0" w:line="278" w:lineRule="auto"/>
+        <w:rPr>
+          <w:lang w:bidi="ar-DZ"/>
+        </w:rPr>
+      </w:pPr>
+      <w:r>
+        <w:rPr>
+          <w:lang w:bidi="ar-DZ"/>
+        </w:rPr>
+        <w:t xml:space="preserve">Referential integrity constraints preserve data consistency. </w:t>
+      </w:r>
+    </w:p>
+    <w:p>
+      <w:pPr>
+        <w:pStyle w:val="ListParagraph"/>
+        <w:numPr>
+          <w:ilvl w:val="0"/>
+          <w:numId w:val="171"/>
+        </w:numPr>
+        <w:spacing w:before="240" w:after="0" w:line="278" w:lineRule="auto"/>
+        <w:rPr>
+          <w:lang w:bidi="ar-DZ"/>
+        </w:rPr>
+      </w:pPr>
+      <w:r>
+        <w:rPr>
+          <w:lang w:bidi="ar-DZ"/>
+        </w:rPr>
+        <w:t xml:space="preserve">The design supports future scalability, allowing new entities or relationships to be introduced with minimal structural changes. </w:t>
+      </w:r>
+    </w:p>
+    <w:p>
+      <w:pPr>
+        <w:pStyle w:val="ListParagraph"/>
+        <w:numPr>
+          <w:ilvl w:val="0"/>
+          <w:numId w:val="171"/>
+        </w:numPr>
+        <w:spacing w:before="240" w:after="0" w:line="278" w:lineRule="auto"/>
+        <w:rPr>
+          <w:lang w:bidi="ar-DZ"/>
+        </w:rPr>
+      </w:pPr>
+      <w:r>
+        <w:rPr>
+          <w:lang w:bidi="ar-DZ"/>
+        </w:rPr>
+        <w:t xml:space="preserve">AI, analytics, and notification modules are modeled independently to maintain modularity and extensibility. </w:t>
+      </w:r>
+    </w:p>
+    <w:p>
+      <w:pPr>
+        <w:pStyle w:val="Heading3"/>
+        <w:rPr>
+          <w:lang w:bidi="ar-DZ"/>
+        </w:rPr>
+      </w:pPr>
+      <w:r>
+        <w:rPr>
+          <w:lang w:bidi="ar-DZ"/>
+        </w:rPr>
+        <w:t>5.6 Core ERD Description</w:t>
+      </w:r>
+    </w:p>
+    <w:p>
+      <w:pPr>
+        <w:spacing w:before="240" w:after="0" w:line="278" w:lineRule="auto"/>
+        <w:rPr>
+          <w:lang w:bidi="ar-DZ"/>
+        </w:rPr>
+      </w:pPr>
+      <w:r>
+        <w:rPr>
+          <w:lang w:bidi="ar-DZ"/>
+        </w:rPr>
+        <w:t>User is the main entity of our database and serves for authentication and user accounts for customers, rental agencies, employees, and administration. Profiles of customers and rental agencies expand user accounts via one-to-one relations.</w:t>
+      </w:r>
+    </w:p>
+    <w:p>
+      <w:pPr>
+        <w:spacing w:before="240" w:after="0" w:line="278" w:lineRule="auto"/>
+        <w:rPr>
+          <w:lang w:bidi="ar-DZ"/>
+        </w:rPr>
+      </w:pPr>
+      <w:r>
+        <w:rPr>
+          <w:lang w:bidi="ar-DZ"/>
+        </w:rPr>
+        <w:t>Agencies own one or several Branches where work employees and there are several Vehicles under management of each agency. Customers make Reservations for the available vehicles, and each reservation is connected to some Payment transaction. After renting the vehicle, customers can write some Reviews, and all problems that occurred during the rent are handled in the form of Disputes.</w:t>
+      </w:r>
+    </w:p>
+    <w:p>
+      <w:pPr>
+        <w:spacing w:before="240" w:after="0" w:line="278" w:lineRule="auto"/>
+        <w:rPr>
+          <w:lang w:bidi="ar-DZ"/>
+        </w:rPr>
+      </w:pPr>
+      <w:r>
+        <w:rPr>
+          <w:lang w:bidi="ar-DZ"/>
+        </w:rPr>
+        <w:t>Our system communicates with users via Notifications, makes AI Recommendations, tracks communications between customer and AI Assistant, and generates Analytics Reports.</w:t>
+      </w:r>
+    </w:p>
+    <w:p>
+      <w:pPr>
+        <w:pStyle w:val="Heading3"/>
+        <w:rPr>
+          <w:lang w:bidi="ar-DZ"/>
+        </w:rPr>
+      </w:pPr>
+      <w:r>
+        <w:rPr>
+          <w:lang w:bidi="ar-DZ"/>
+        </w:rPr>
+        <w:t>5.7 Conclusion</w:t>
+      </w:r>
+    </w:p>
+    <w:p>
+      <w:pPr>
+        <w:spacing w:before="240" w:after="0" w:line="278" w:lineRule="auto"/>
+        <w:rPr>
+          <w:lang w:bidi="ar-DZ"/>
+        </w:rPr>
+      </w:pPr>
+      <w:r>
+        <w:rPr>
+          <w:lang w:bidi="ar-DZ"/>
+        </w:rPr>
+        <w:t>The Core Entity Relationship Diagram is the complete depiction of the data model in relation to the logical structure of the KriGo application. By creating entities, attributes, primary key, foreign key, and cardinality of relationships, the ERD forms the basis of the relational database design. This ensures consistency of data and minimizes redundancy by means of normalization, while meeting all of the functional requirements of the application such as user, rental, payment, agency administration, artificial intelligence, and business analysis functionalities.</w:t>
+      </w:r>
     </w:p>
     <w:sectPr>
       <w:pgSz w:w="11906" w:h="16838" w:code="9"/>
@@ -23795,6 +26553,155 @@
     </w:lvl>
   </w:abstractNum>
   <w:abstractNum w:abstractNumId="63" w15:restartNumberingAfterBreak="0">
+    <w:nsid w:val="31BE7B56"/>
+    <w:multiLevelType w:val="multilevel"/>
+    <w:tmpl w:val="ED985E60"/>
+    <w:lvl w:ilvl="0">
+      <w:start w:val="1"/>
+      <w:numFmt w:val="bullet"/>
+      <w:lvlText w:val=""/>
+      <w:lvlJc w:val="left"/>
+      <w:pPr>
+        <w:tabs>
+          <w:tab w:val="num" w:pos="720"/>
+        </w:tabs>
+        <w:ind w:left="720" w:hanging="360"/>
+      </w:pPr>
+      <w:rPr>
+        <w:rFonts w:ascii="Symbol" w:hAnsi="Symbol" w:hint="default"/>
+        <w:sz w:val="20"/>
+      </w:rPr>
+    </w:lvl>
+    <w:lvl w:ilvl="1" w:tentative="1">
+      <w:start w:val="1"/>
+      <w:numFmt w:val="bullet"/>
+      <w:lvlText w:val="o"/>
+      <w:lvlJc w:val="left"/>
+      <w:pPr>
+        <w:tabs>
+          <w:tab w:val="num" w:pos="1440"/>
+        </w:tabs>
+        <w:ind w:left="1440" w:hanging="360"/>
+      </w:pPr>
+      <w:rPr>
+        <w:rFonts w:ascii="Courier New" w:hAnsi="Courier New" w:hint="default"/>
+        <w:sz w:val="20"/>
+      </w:rPr>
+    </w:lvl>
+    <w:lvl w:ilvl="2" w:tentative="1">
+      <w:start w:val="1"/>
+      <w:numFmt w:val="bullet"/>
+      <w:lvlText w:val=""/>
+      <w:lvlJc w:val="left"/>
+      <w:pPr>
+        <w:tabs>
+          <w:tab w:val="num" w:pos="2160"/>
+        </w:tabs>
+        <w:ind w:left="2160" w:hanging="360"/>
+      </w:pPr>
+      <w:rPr>
+        <w:rFonts w:ascii="Wingdings" w:hAnsi="Wingdings" w:hint="default"/>
+        <w:sz w:val="20"/>
+      </w:rPr>
+    </w:lvl>
+    <w:lvl w:ilvl="3" w:tentative="1">
+      <w:start w:val="1"/>
+      <w:numFmt w:val="bullet"/>
+      <w:lvlText w:val=""/>
+      <w:lvlJc w:val="left"/>
+      <w:pPr>
+        <w:tabs>
+          <w:tab w:val="num" w:pos="2880"/>
+        </w:tabs>
+        <w:ind w:left="2880" w:hanging="360"/>
+      </w:pPr>
+      <w:rPr>
+        <w:rFonts w:ascii="Wingdings" w:hAnsi="Wingdings" w:hint="default"/>
+        <w:sz w:val="20"/>
+      </w:rPr>
+    </w:lvl>
+    <w:lvl w:ilvl="4" w:tentative="1">
+      <w:start w:val="1"/>
+      <w:numFmt w:val="bullet"/>
+      <w:lvlText w:val=""/>
+      <w:lvlJc w:val="left"/>
+      <w:pPr>
+        <w:tabs>
+          <w:tab w:val="num" w:pos="3600"/>
+        </w:tabs>
+        <w:ind w:left="3600" w:hanging="360"/>
+      </w:pPr>
+      <w:rPr>
+        <w:rFonts w:ascii="Wingdings" w:hAnsi="Wingdings" w:hint="default"/>
+        <w:sz w:val="20"/>
+      </w:rPr>
+    </w:lvl>
+    <w:lvl w:ilvl="5" w:tentative="1">
+      <w:start w:val="1"/>
+      <w:numFmt w:val="bullet"/>
+      <w:lvlText w:val=""/>
+      <w:lvlJc w:val="left"/>
+      <w:pPr>
+        <w:tabs>
+          <w:tab w:val="num" w:pos="4320"/>
+        </w:tabs>
+        <w:ind w:left="4320" w:hanging="360"/>
+      </w:pPr>
+      <w:rPr>
+        <w:rFonts w:ascii="Wingdings" w:hAnsi="Wingdings" w:hint="default"/>
+        <w:sz w:val="20"/>
+      </w:rPr>
+    </w:lvl>
+    <w:lvl w:ilvl="6" w:tentative="1">
+      <w:start w:val="1"/>
+      <w:numFmt w:val="bullet"/>
+      <w:lvlText w:val=""/>
+      <w:lvlJc w:val="left"/>
+      <w:pPr>
+        <w:tabs>
+          <w:tab w:val="num" w:pos="5040"/>
+        </w:tabs>
+        <w:ind w:left="5040" w:hanging="360"/>
+      </w:pPr>
+      <w:rPr>
+        <w:rFonts w:ascii="Wingdings" w:hAnsi="Wingdings" w:hint="default"/>
+        <w:sz w:val="20"/>
+      </w:rPr>
+    </w:lvl>
+    <w:lvl w:ilvl="7" w:tentative="1">
+      <w:start w:val="1"/>
+      <w:numFmt w:val="bullet"/>
+      <w:lvlText w:val=""/>
+      <w:lvlJc w:val="left"/>
+      <w:pPr>
+        <w:tabs>
+          <w:tab w:val="num" w:pos="5760"/>
+        </w:tabs>
+        <w:ind w:left="5760" w:hanging="360"/>
+      </w:pPr>
+      <w:rPr>
+        <w:rFonts w:ascii="Wingdings" w:hAnsi="Wingdings" w:hint="default"/>
+        <w:sz w:val="20"/>
+      </w:rPr>
+    </w:lvl>
+    <w:lvl w:ilvl="8" w:tentative="1">
+      <w:start w:val="1"/>
+      <w:numFmt w:val="bullet"/>
+      <w:lvlText w:val=""/>
+      <w:lvlJc w:val="left"/>
+      <w:pPr>
+        <w:tabs>
+          <w:tab w:val="num" w:pos="6480"/>
+        </w:tabs>
+        <w:ind w:left="6480" w:hanging="360"/>
+      </w:pPr>
+      <w:rPr>
+        <w:rFonts w:ascii="Wingdings" w:hAnsi="Wingdings" w:hint="default"/>
+        <w:sz w:val="20"/>
+      </w:rPr>
+    </w:lvl>
+  </w:abstractNum>
+  <w:abstractNum w:abstractNumId="64" w15:restartNumberingAfterBreak="0">
     <w:nsid w:val="321E65E6"/>
     <w:multiLevelType w:val="multilevel"/>
     <w:tmpl w:val="63F4E6F0"/>
@@ -23943,7 +26850,7 @@
       </w:rPr>
     </w:lvl>
   </w:abstractNum>
-  <w:abstractNum w:abstractNumId="64" w15:restartNumberingAfterBreak="0">
+  <w:abstractNum w:abstractNumId="65" w15:restartNumberingAfterBreak="0">
     <w:nsid w:val="332E29E8"/>
     <w:multiLevelType w:val="multilevel"/>
     <w:tmpl w:val="BF082128"/>
@@ -24092,7 +26999,7 @@
       </w:rPr>
     </w:lvl>
   </w:abstractNum>
-  <w:abstractNum w:abstractNumId="65" w15:restartNumberingAfterBreak="0">
+  <w:abstractNum w:abstractNumId="66" w15:restartNumberingAfterBreak="0">
     <w:nsid w:val="34251C5D"/>
     <w:multiLevelType w:val="multilevel"/>
     <w:tmpl w:val="C31CBCE0"/>
@@ -24241,7 +27148,7 @@
       </w:rPr>
     </w:lvl>
   </w:abstractNum>
-  <w:abstractNum w:abstractNumId="66" w15:restartNumberingAfterBreak="0">
+  <w:abstractNum w:abstractNumId="67" w15:restartNumberingAfterBreak="0">
     <w:nsid w:val="342A6150"/>
     <w:multiLevelType w:val="multilevel"/>
     <w:tmpl w:val="29E0BE1C"/>
@@ -24390,7 +27297,7 @@
       </w:rPr>
     </w:lvl>
   </w:abstractNum>
-  <w:abstractNum w:abstractNumId="67" w15:restartNumberingAfterBreak="0">
+  <w:abstractNum w:abstractNumId="68" w15:restartNumberingAfterBreak="0">
     <w:nsid w:val="352806E0"/>
     <w:multiLevelType w:val="hybridMultilevel"/>
     <w:tmpl w:val="C4D01788"/>
@@ -24503,7 +27410,7 @@
       </w:rPr>
     </w:lvl>
   </w:abstractNum>
-  <w:abstractNum w:abstractNumId="68" w15:restartNumberingAfterBreak="0">
+  <w:abstractNum w:abstractNumId="69" w15:restartNumberingAfterBreak="0">
     <w:nsid w:val="356F220A"/>
     <w:multiLevelType w:val="multilevel"/>
     <w:tmpl w:val="0FFA5254"/>
@@ -24652,7 +27559,7 @@
       </w:rPr>
     </w:lvl>
   </w:abstractNum>
-  <w:abstractNum w:abstractNumId="69" w15:restartNumberingAfterBreak="0">
+  <w:abstractNum w:abstractNumId="70" w15:restartNumberingAfterBreak="0">
     <w:nsid w:val="357B7363"/>
     <w:multiLevelType w:val="hybridMultilevel"/>
     <w:tmpl w:val="00D411EC"/>
@@ -24764,7 +27671,7 @@
       </w:rPr>
     </w:lvl>
   </w:abstractNum>
-  <w:abstractNum w:abstractNumId="70" w15:restartNumberingAfterBreak="0">
+  <w:abstractNum w:abstractNumId="71" w15:restartNumberingAfterBreak="0">
     <w:nsid w:val="3583100F"/>
     <w:multiLevelType w:val="hybridMultilevel"/>
     <w:tmpl w:val="848ECFAA"/>
@@ -24877,7 +27784,7 @@
       </w:rPr>
     </w:lvl>
   </w:abstractNum>
-  <w:abstractNum w:abstractNumId="71" w15:restartNumberingAfterBreak="0">
+  <w:abstractNum w:abstractNumId="72" w15:restartNumberingAfterBreak="0">
     <w:nsid w:val="3623194A"/>
     <w:multiLevelType w:val="multilevel"/>
     <w:tmpl w:val="63F4E6F0"/>
@@ -25026,7 +27933,7 @@
       </w:rPr>
     </w:lvl>
   </w:abstractNum>
-  <w:abstractNum w:abstractNumId="72" w15:restartNumberingAfterBreak="0">
+  <w:abstractNum w:abstractNumId="73" w15:restartNumberingAfterBreak="0">
     <w:nsid w:val="36AD3FB0"/>
     <w:multiLevelType w:val="multilevel"/>
     <w:tmpl w:val="0644AEEA"/>
@@ -25175,7 +28082,7 @@
       </w:rPr>
     </w:lvl>
   </w:abstractNum>
-  <w:abstractNum w:abstractNumId="73" w15:restartNumberingAfterBreak="0">
+  <w:abstractNum w:abstractNumId="74" w15:restartNumberingAfterBreak="0">
     <w:nsid w:val="371A2CDE"/>
     <w:multiLevelType w:val="hybridMultilevel"/>
     <w:tmpl w:val="EA9C00CC"/>
@@ -25287,7 +28194,7 @@
       </w:rPr>
     </w:lvl>
   </w:abstractNum>
-  <w:abstractNum w:abstractNumId="74" w15:restartNumberingAfterBreak="0">
+  <w:abstractNum w:abstractNumId="75" w15:restartNumberingAfterBreak="0">
     <w:nsid w:val="373D5E48"/>
     <w:multiLevelType w:val="hybridMultilevel"/>
     <w:tmpl w:val="8A6E38C0"/>
@@ -25400,7 +28307,7 @@
       </w:rPr>
     </w:lvl>
   </w:abstractNum>
-  <w:abstractNum w:abstractNumId="75" w15:restartNumberingAfterBreak="0">
+  <w:abstractNum w:abstractNumId="76" w15:restartNumberingAfterBreak="0">
     <w:nsid w:val="38C04ECD"/>
     <w:multiLevelType w:val="hybridMultilevel"/>
     <w:tmpl w:val="BD96A908"/>
@@ -25513,7 +28420,7 @@
       </w:rPr>
     </w:lvl>
   </w:abstractNum>
-  <w:abstractNum w:abstractNumId="76" w15:restartNumberingAfterBreak="0">
+  <w:abstractNum w:abstractNumId="77" w15:restartNumberingAfterBreak="0">
     <w:nsid w:val="3B446B2D"/>
     <w:multiLevelType w:val="hybridMultilevel"/>
     <w:tmpl w:val="B638176E"/>
@@ -25625,7 +28532,7 @@
       </w:rPr>
     </w:lvl>
   </w:abstractNum>
-  <w:abstractNum w:abstractNumId="77" w15:restartNumberingAfterBreak="0">
+  <w:abstractNum w:abstractNumId="78" w15:restartNumberingAfterBreak="0">
     <w:nsid w:val="3B6B41F5"/>
     <w:multiLevelType w:val="hybridMultilevel"/>
     <w:tmpl w:val="10A26168"/>
@@ -25737,7 +28644,7 @@
       </w:rPr>
     </w:lvl>
   </w:abstractNum>
-  <w:abstractNum w:abstractNumId="78" w15:restartNumberingAfterBreak="0">
+  <w:abstractNum w:abstractNumId="79" w15:restartNumberingAfterBreak="0">
     <w:nsid w:val="3C5546BA"/>
     <w:multiLevelType w:val="hybridMultilevel"/>
     <w:tmpl w:val="3434F5E4"/>
@@ -25849,7 +28756,7 @@
       </w:rPr>
     </w:lvl>
   </w:abstractNum>
-  <w:abstractNum w:abstractNumId="79" w15:restartNumberingAfterBreak="0">
+  <w:abstractNum w:abstractNumId="80" w15:restartNumberingAfterBreak="0">
     <w:nsid w:val="3C623C55"/>
     <w:multiLevelType w:val="multilevel"/>
     <w:tmpl w:val="A0B0E8F4"/>
@@ -25998,7 +28905,7 @@
       </w:rPr>
     </w:lvl>
   </w:abstractNum>
-  <w:abstractNum w:abstractNumId="80" w15:restartNumberingAfterBreak="0">
+  <w:abstractNum w:abstractNumId="81" w15:restartNumberingAfterBreak="0">
     <w:nsid w:val="3CD27F78"/>
     <w:multiLevelType w:val="multilevel"/>
     <w:tmpl w:val="FCDE767A"/>
@@ -26147,7 +29054,7 @@
       </w:rPr>
     </w:lvl>
   </w:abstractNum>
-  <w:abstractNum w:abstractNumId="81" w15:restartNumberingAfterBreak="0">
+  <w:abstractNum w:abstractNumId="82" w15:restartNumberingAfterBreak="0">
     <w:nsid w:val="3CD74B18"/>
     <w:multiLevelType w:val="hybridMultilevel"/>
     <w:tmpl w:val="2FF42220"/>
@@ -26260,7 +29167,7 @@
       </w:rPr>
     </w:lvl>
   </w:abstractNum>
-  <w:abstractNum w:abstractNumId="82" w15:restartNumberingAfterBreak="0">
+  <w:abstractNum w:abstractNumId="83" w15:restartNumberingAfterBreak="0">
     <w:nsid w:val="3D2F7E79"/>
     <w:multiLevelType w:val="hybridMultilevel"/>
     <w:tmpl w:val="6ED674BE"/>
@@ -26372,7 +29279,7 @@
       </w:rPr>
     </w:lvl>
   </w:abstractNum>
-  <w:abstractNum w:abstractNumId="83" w15:restartNumberingAfterBreak="0">
+  <w:abstractNum w:abstractNumId="84" w15:restartNumberingAfterBreak="0">
     <w:nsid w:val="3D397287"/>
     <w:multiLevelType w:val="hybridMultilevel"/>
     <w:tmpl w:val="F4503122"/>
@@ -26484,7 +29391,7 @@
       </w:rPr>
     </w:lvl>
   </w:abstractNum>
-  <w:abstractNum w:abstractNumId="84" w15:restartNumberingAfterBreak="0">
+  <w:abstractNum w:abstractNumId="85" w15:restartNumberingAfterBreak="0">
     <w:nsid w:val="3DD260EB"/>
     <w:multiLevelType w:val="multilevel"/>
     <w:tmpl w:val="B07886AE"/>
@@ -26633,7 +29540,7 @@
       </w:rPr>
     </w:lvl>
   </w:abstractNum>
-  <w:abstractNum w:abstractNumId="85" w15:restartNumberingAfterBreak="0">
+  <w:abstractNum w:abstractNumId="86" w15:restartNumberingAfterBreak="0">
     <w:nsid w:val="3E685FF3"/>
     <w:multiLevelType w:val="multilevel"/>
     <w:tmpl w:val="7D20B538"/>
@@ -26782,7 +29689,7 @@
       </w:rPr>
     </w:lvl>
   </w:abstractNum>
-  <w:abstractNum w:abstractNumId="86" w15:restartNumberingAfterBreak="0">
+  <w:abstractNum w:abstractNumId="87" w15:restartNumberingAfterBreak="0">
     <w:nsid w:val="3F346C2C"/>
     <w:multiLevelType w:val="multilevel"/>
     <w:tmpl w:val="63F4E6F0"/>
@@ -26931,7 +29838,7 @@
       </w:rPr>
     </w:lvl>
   </w:abstractNum>
-  <w:abstractNum w:abstractNumId="87" w15:restartNumberingAfterBreak="0">
+  <w:abstractNum w:abstractNumId="88" w15:restartNumberingAfterBreak="0">
     <w:nsid w:val="3FCB1322"/>
     <w:multiLevelType w:val="hybridMultilevel"/>
     <w:tmpl w:val="55C012B2"/>
@@ -27043,7 +29950,7 @@
       </w:rPr>
     </w:lvl>
   </w:abstractNum>
-  <w:abstractNum w:abstractNumId="88" w15:restartNumberingAfterBreak="0">
+  <w:abstractNum w:abstractNumId="89" w15:restartNumberingAfterBreak="0">
     <w:nsid w:val="414B1957"/>
     <w:multiLevelType w:val="multilevel"/>
     <w:tmpl w:val="B270F070"/>
@@ -27192,7 +30099,7 @@
       </w:rPr>
     </w:lvl>
   </w:abstractNum>
-  <w:abstractNum w:abstractNumId="89" w15:restartNumberingAfterBreak="0">
+  <w:abstractNum w:abstractNumId="90" w15:restartNumberingAfterBreak="0">
     <w:nsid w:val="41A9344F"/>
     <w:multiLevelType w:val="hybridMultilevel"/>
     <w:tmpl w:val="0FB60038"/>
@@ -27305,7 +30212,7 @@
       </w:rPr>
     </w:lvl>
   </w:abstractNum>
-  <w:abstractNum w:abstractNumId="90" w15:restartNumberingAfterBreak="0">
+  <w:abstractNum w:abstractNumId="91" w15:restartNumberingAfterBreak="0">
     <w:nsid w:val="42004E1F"/>
     <w:multiLevelType w:val="hybridMultilevel"/>
     <w:tmpl w:val="770C8314"/>
@@ -27417,7 +30324,7 @@
       </w:rPr>
     </w:lvl>
   </w:abstractNum>
-  <w:abstractNum w:abstractNumId="91" w15:restartNumberingAfterBreak="0">
+  <w:abstractNum w:abstractNumId="92" w15:restartNumberingAfterBreak="0">
     <w:nsid w:val="439F7169"/>
     <w:multiLevelType w:val="hybridMultilevel"/>
     <w:tmpl w:val="1884EDCA"/>
@@ -27530,7 +30437,7 @@
       </w:rPr>
     </w:lvl>
   </w:abstractNum>
-  <w:abstractNum w:abstractNumId="92" w15:restartNumberingAfterBreak="0">
+  <w:abstractNum w:abstractNumId="93" w15:restartNumberingAfterBreak="0">
     <w:nsid w:val="43EA1D69"/>
     <w:multiLevelType w:val="multilevel"/>
     <w:tmpl w:val="DFEC23EC"/>
@@ -27679,7 +30586,7 @@
       </w:rPr>
     </w:lvl>
   </w:abstractNum>
-  <w:abstractNum w:abstractNumId="93" w15:restartNumberingAfterBreak="0">
+  <w:abstractNum w:abstractNumId="94" w15:restartNumberingAfterBreak="0">
     <w:nsid w:val="44320084"/>
     <w:multiLevelType w:val="hybridMultilevel"/>
     <w:tmpl w:val="CE5076D4"/>
@@ -27791,7 +30698,7 @@
       </w:rPr>
     </w:lvl>
   </w:abstractNum>
-  <w:abstractNum w:abstractNumId="94" w15:restartNumberingAfterBreak="0">
+  <w:abstractNum w:abstractNumId="95" w15:restartNumberingAfterBreak="0">
     <w:nsid w:val="44554567"/>
     <w:multiLevelType w:val="hybridMultilevel"/>
     <w:tmpl w:val="78748252"/>
@@ -27903,7 +30810,7 @@
       </w:rPr>
     </w:lvl>
   </w:abstractNum>
-  <w:abstractNum w:abstractNumId="95" w15:restartNumberingAfterBreak="0">
+  <w:abstractNum w:abstractNumId="96" w15:restartNumberingAfterBreak="0">
     <w:nsid w:val="49005094"/>
     <w:multiLevelType w:val="hybridMultilevel"/>
     <w:tmpl w:val="14848CBE"/>
@@ -28015,7 +30922,7 @@
       </w:rPr>
     </w:lvl>
   </w:abstractNum>
-  <w:abstractNum w:abstractNumId="96" w15:restartNumberingAfterBreak="0">
+  <w:abstractNum w:abstractNumId="97" w15:restartNumberingAfterBreak="0">
     <w:nsid w:val="49243794"/>
     <w:multiLevelType w:val="multilevel"/>
     <w:tmpl w:val="E7681528"/>
@@ -28164,7 +31071,7 @@
       </w:rPr>
     </w:lvl>
   </w:abstractNum>
-  <w:abstractNum w:abstractNumId="97" w15:restartNumberingAfterBreak="0">
+  <w:abstractNum w:abstractNumId="98" w15:restartNumberingAfterBreak="0">
     <w:nsid w:val="4A880990"/>
     <w:multiLevelType w:val="hybridMultilevel"/>
     <w:tmpl w:val="F17E12C2"/>
@@ -28276,7 +31183,7 @@
       </w:rPr>
     </w:lvl>
   </w:abstractNum>
-  <w:abstractNum w:abstractNumId="98" w15:restartNumberingAfterBreak="0">
+  <w:abstractNum w:abstractNumId="99" w15:restartNumberingAfterBreak="0">
     <w:nsid w:val="4B182B12"/>
     <w:multiLevelType w:val="hybridMultilevel"/>
     <w:tmpl w:val="31C486B4"/>
@@ -28388,7 +31295,7 @@
       </w:rPr>
     </w:lvl>
   </w:abstractNum>
-  <w:abstractNum w:abstractNumId="99" w15:restartNumberingAfterBreak="0">
+  <w:abstractNum w:abstractNumId="100" w15:restartNumberingAfterBreak="0">
     <w:nsid w:val="4BA13766"/>
     <w:multiLevelType w:val="multilevel"/>
     <w:tmpl w:val="63F4E6F0"/>
@@ -28537,7 +31444,156 @@
       </w:rPr>
     </w:lvl>
   </w:abstractNum>
-  <w:abstractNum w:abstractNumId="100" w15:restartNumberingAfterBreak="0">
+  <w:abstractNum w:abstractNumId="101" w15:restartNumberingAfterBreak="0">
+    <w:nsid w:val="4BC76145"/>
+    <w:multiLevelType w:val="multilevel"/>
+    <w:tmpl w:val="AD66B3F0"/>
+    <w:lvl w:ilvl="0">
+      <w:start w:val="1"/>
+      <w:numFmt w:val="bullet"/>
+      <w:lvlText w:val=""/>
+      <w:lvlJc w:val="left"/>
+      <w:pPr>
+        <w:tabs>
+          <w:tab w:val="num" w:pos="720"/>
+        </w:tabs>
+        <w:ind w:left="720" w:hanging="360"/>
+      </w:pPr>
+      <w:rPr>
+        <w:rFonts w:ascii="Symbol" w:hAnsi="Symbol" w:hint="default"/>
+        <w:sz w:val="20"/>
+      </w:rPr>
+    </w:lvl>
+    <w:lvl w:ilvl="1" w:tentative="1">
+      <w:start w:val="1"/>
+      <w:numFmt w:val="bullet"/>
+      <w:lvlText w:val="o"/>
+      <w:lvlJc w:val="left"/>
+      <w:pPr>
+        <w:tabs>
+          <w:tab w:val="num" w:pos="1440"/>
+        </w:tabs>
+        <w:ind w:left="1440" w:hanging="360"/>
+      </w:pPr>
+      <w:rPr>
+        <w:rFonts w:ascii="Courier New" w:hAnsi="Courier New" w:hint="default"/>
+        <w:sz w:val="20"/>
+      </w:rPr>
+    </w:lvl>
+    <w:lvl w:ilvl="2" w:tentative="1">
+      <w:start w:val="1"/>
+      <w:numFmt w:val="bullet"/>
+      <w:lvlText w:val=""/>
+      <w:lvlJc w:val="left"/>
+      <w:pPr>
+        <w:tabs>
+          <w:tab w:val="num" w:pos="2160"/>
+        </w:tabs>
+        <w:ind w:left="2160" w:hanging="360"/>
+      </w:pPr>
+      <w:rPr>
+        <w:rFonts w:ascii="Wingdings" w:hAnsi="Wingdings" w:hint="default"/>
+        <w:sz w:val="20"/>
+      </w:rPr>
+    </w:lvl>
+    <w:lvl w:ilvl="3" w:tentative="1">
+      <w:start w:val="1"/>
+      <w:numFmt w:val="bullet"/>
+      <w:lvlText w:val=""/>
+      <w:lvlJc w:val="left"/>
+      <w:pPr>
+        <w:tabs>
+          <w:tab w:val="num" w:pos="2880"/>
+        </w:tabs>
+        <w:ind w:left="2880" w:hanging="360"/>
+      </w:pPr>
+      <w:rPr>
+        <w:rFonts w:ascii="Wingdings" w:hAnsi="Wingdings" w:hint="default"/>
+        <w:sz w:val="20"/>
+      </w:rPr>
+    </w:lvl>
+    <w:lvl w:ilvl="4" w:tentative="1">
+      <w:start w:val="1"/>
+      <w:numFmt w:val="bullet"/>
+      <w:lvlText w:val=""/>
+      <w:lvlJc w:val="left"/>
+      <w:pPr>
+        <w:tabs>
+          <w:tab w:val="num" w:pos="3600"/>
+        </w:tabs>
+        <w:ind w:left="3600" w:hanging="360"/>
+      </w:pPr>
+      <w:rPr>
+        <w:rFonts w:ascii="Wingdings" w:hAnsi="Wingdings" w:hint="default"/>
+        <w:sz w:val="20"/>
+      </w:rPr>
+    </w:lvl>
+    <w:lvl w:ilvl="5" w:tentative="1">
+      <w:start w:val="1"/>
+      <w:numFmt w:val="bullet"/>
+      <w:lvlText w:val=""/>
+      <w:lvlJc w:val="left"/>
+      <w:pPr>
+        <w:tabs>
+          <w:tab w:val="num" w:pos="4320"/>
+        </w:tabs>
+        <w:ind w:left="4320" w:hanging="360"/>
+      </w:pPr>
+      <w:rPr>
+        <w:rFonts w:ascii="Wingdings" w:hAnsi="Wingdings" w:hint="default"/>
+        <w:sz w:val="20"/>
+      </w:rPr>
+    </w:lvl>
+    <w:lvl w:ilvl="6" w:tentative="1">
+      <w:start w:val="1"/>
+      <w:numFmt w:val="bullet"/>
+      <w:lvlText w:val=""/>
+      <w:lvlJc w:val="left"/>
+      <w:pPr>
+        <w:tabs>
+          <w:tab w:val="num" w:pos="5040"/>
+        </w:tabs>
+        <w:ind w:left="5040" w:hanging="360"/>
+      </w:pPr>
+      <w:rPr>
+        <w:rFonts w:ascii="Wingdings" w:hAnsi="Wingdings" w:hint="default"/>
+        <w:sz w:val="20"/>
+      </w:rPr>
+    </w:lvl>
+    <w:lvl w:ilvl="7" w:tentative="1">
+      <w:start w:val="1"/>
+      <w:numFmt w:val="bullet"/>
+      <w:lvlText w:val=""/>
+      <w:lvlJc w:val="left"/>
+      <w:pPr>
+        <w:tabs>
+          <w:tab w:val="num" w:pos="5760"/>
+        </w:tabs>
+        <w:ind w:left="5760" w:hanging="360"/>
+      </w:pPr>
+      <w:rPr>
+        <w:rFonts w:ascii="Wingdings" w:hAnsi="Wingdings" w:hint="default"/>
+        <w:sz w:val="20"/>
+      </w:rPr>
+    </w:lvl>
+    <w:lvl w:ilvl="8" w:tentative="1">
+      <w:start w:val="1"/>
+      <w:numFmt w:val="bullet"/>
+      <w:lvlText w:val=""/>
+      <w:lvlJc w:val="left"/>
+      <w:pPr>
+        <w:tabs>
+          <w:tab w:val="num" w:pos="6480"/>
+        </w:tabs>
+        <w:ind w:left="6480" w:hanging="360"/>
+      </w:pPr>
+      <w:rPr>
+        <w:rFonts w:ascii="Wingdings" w:hAnsi="Wingdings" w:hint="default"/>
+        <w:sz w:val="20"/>
+      </w:rPr>
+    </w:lvl>
+  </w:abstractNum>
+  <w:abstractNum w:abstractNumId="102" w15:restartNumberingAfterBreak="0">
     <w:nsid w:val="4E65371E"/>
     <w:multiLevelType w:val="hybridMultilevel"/>
     <w:tmpl w:val="53EE4538"/>
@@ -28649,7 +31705,7 @@
       </w:rPr>
     </w:lvl>
   </w:abstractNum>
-  <w:abstractNum w:abstractNumId="101" w15:restartNumberingAfterBreak="0">
+  <w:abstractNum w:abstractNumId="103" w15:restartNumberingAfterBreak="0">
     <w:nsid w:val="4E9A3F16"/>
     <w:multiLevelType w:val="multilevel"/>
     <w:tmpl w:val="63F4E6F0"/>
@@ -28798,7 +31854,7 @@
       </w:rPr>
     </w:lvl>
   </w:abstractNum>
-  <w:abstractNum w:abstractNumId="102" w15:restartNumberingAfterBreak="0">
+  <w:abstractNum w:abstractNumId="104" w15:restartNumberingAfterBreak="0">
     <w:nsid w:val="500B790D"/>
     <w:multiLevelType w:val="multilevel"/>
     <w:tmpl w:val="63F4E6F0"/>
@@ -28947,7 +32003,7 @@
       </w:rPr>
     </w:lvl>
   </w:abstractNum>
-  <w:abstractNum w:abstractNumId="103" w15:restartNumberingAfterBreak="0">
+  <w:abstractNum w:abstractNumId="105" w15:restartNumberingAfterBreak="0">
     <w:nsid w:val="526538B7"/>
     <w:multiLevelType w:val="hybridMultilevel"/>
     <w:tmpl w:val="E6A017F2"/>
@@ -29060,7 +32116,7 @@
       </w:rPr>
     </w:lvl>
   </w:abstractNum>
-  <w:abstractNum w:abstractNumId="104" w15:restartNumberingAfterBreak="0">
+  <w:abstractNum w:abstractNumId="106" w15:restartNumberingAfterBreak="0">
     <w:nsid w:val="537E56D9"/>
     <w:multiLevelType w:val="multilevel"/>
     <w:tmpl w:val="1B6E8B6A"/>
@@ -29209,7 +32265,7 @@
       </w:rPr>
     </w:lvl>
   </w:abstractNum>
-  <w:abstractNum w:abstractNumId="105" w15:restartNumberingAfterBreak="0">
+  <w:abstractNum w:abstractNumId="107" w15:restartNumberingAfterBreak="0">
     <w:nsid w:val="53E6601E"/>
     <w:multiLevelType w:val="hybridMultilevel"/>
     <w:tmpl w:val="66F0666A"/>
@@ -29322,7 +32378,7 @@
       </w:rPr>
     </w:lvl>
   </w:abstractNum>
-  <w:abstractNum w:abstractNumId="106" w15:restartNumberingAfterBreak="0">
+  <w:abstractNum w:abstractNumId="108" w15:restartNumberingAfterBreak="0">
     <w:nsid w:val="54E9416B"/>
     <w:multiLevelType w:val="multilevel"/>
     <w:tmpl w:val="A98E3AA0"/>
@@ -29471,7 +32527,7 @@
       </w:rPr>
     </w:lvl>
   </w:abstractNum>
-  <w:abstractNum w:abstractNumId="107" w15:restartNumberingAfterBreak="0">
+  <w:abstractNum w:abstractNumId="109" w15:restartNumberingAfterBreak="0">
     <w:nsid w:val="551D6F91"/>
     <w:multiLevelType w:val="hybridMultilevel"/>
     <w:tmpl w:val="9522B3C6"/>
@@ -29583,7 +32639,7 @@
       </w:rPr>
     </w:lvl>
   </w:abstractNum>
-  <w:abstractNum w:abstractNumId="108" w15:restartNumberingAfterBreak="0">
+  <w:abstractNum w:abstractNumId="110" w15:restartNumberingAfterBreak="0">
     <w:nsid w:val="55655B93"/>
     <w:multiLevelType w:val="multilevel"/>
     <w:tmpl w:val="9C88A4A8"/>
@@ -29732,7 +32788,7 @@
       </w:rPr>
     </w:lvl>
   </w:abstractNum>
-  <w:abstractNum w:abstractNumId="109" w15:restartNumberingAfterBreak="0">
+  <w:abstractNum w:abstractNumId="111" w15:restartNumberingAfterBreak="0">
     <w:nsid w:val="562D4F1F"/>
     <w:multiLevelType w:val="hybridMultilevel"/>
     <w:tmpl w:val="1FF8D31C"/>
@@ -29844,7 +32900,7 @@
       </w:rPr>
     </w:lvl>
   </w:abstractNum>
-  <w:abstractNum w:abstractNumId="110" w15:restartNumberingAfterBreak="0">
+  <w:abstractNum w:abstractNumId="112" w15:restartNumberingAfterBreak="0">
     <w:nsid w:val="565A0C8B"/>
     <w:multiLevelType w:val="multilevel"/>
     <w:tmpl w:val="AB24FF2E"/>
@@ -29993,7 +33049,7 @@
       </w:rPr>
     </w:lvl>
   </w:abstractNum>
-  <w:abstractNum w:abstractNumId="111" w15:restartNumberingAfterBreak="0">
+  <w:abstractNum w:abstractNumId="113" w15:restartNumberingAfterBreak="0">
     <w:nsid w:val="566E7C65"/>
     <w:multiLevelType w:val="multilevel"/>
     <w:tmpl w:val="28803B4C"/>
@@ -30142,7 +33198,7 @@
       </w:rPr>
     </w:lvl>
   </w:abstractNum>
-  <w:abstractNum w:abstractNumId="112" w15:restartNumberingAfterBreak="0">
+  <w:abstractNum w:abstractNumId="114" w15:restartNumberingAfterBreak="0">
     <w:nsid w:val="57407594"/>
     <w:multiLevelType w:val="multilevel"/>
     <w:tmpl w:val="E6E2F8AE"/>
@@ -30291,7 +33347,7 @@
       </w:rPr>
     </w:lvl>
   </w:abstractNum>
-  <w:abstractNum w:abstractNumId="113" w15:restartNumberingAfterBreak="0">
+  <w:abstractNum w:abstractNumId="115" w15:restartNumberingAfterBreak="0">
     <w:nsid w:val="577F771B"/>
     <w:multiLevelType w:val="hybridMultilevel"/>
     <w:tmpl w:val="0F2C5914"/>
@@ -30403,7 +33459,7 @@
       </w:rPr>
     </w:lvl>
   </w:abstractNum>
-  <w:abstractNum w:abstractNumId="114" w15:restartNumberingAfterBreak="0">
+  <w:abstractNum w:abstractNumId="116" w15:restartNumberingAfterBreak="0">
     <w:nsid w:val="57C43CDD"/>
     <w:multiLevelType w:val="hybridMultilevel"/>
     <w:tmpl w:val="6C94FB5E"/>
@@ -30516,7 +33572,7 @@
       </w:rPr>
     </w:lvl>
   </w:abstractNum>
-  <w:abstractNum w:abstractNumId="115" w15:restartNumberingAfterBreak="0">
+  <w:abstractNum w:abstractNumId="117" w15:restartNumberingAfterBreak="0">
     <w:nsid w:val="58393977"/>
     <w:multiLevelType w:val="hybridMultilevel"/>
     <w:tmpl w:val="985A5484"/>
@@ -30629,7 +33685,7 @@
       </w:rPr>
     </w:lvl>
   </w:abstractNum>
-  <w:abstractNum w:abstractNumId="116" w15:restartNumberingAfterBreak="0">
+  <w:abstractNum w:abstractNumId="118" w15:restartNumberingAfterBreak="0">
     <w:nsid w:val="59EB4CE4"/>
     <w:multiLevelType w:val="multilevel"/>
     <w:tmpl w:val="63F4E6F0"/>
@@ -30778,7 +33834,7 @@
       </w:rPr>
     </w:lvl>
   </w:abstractNum>
-  <w:abstractNum w:abstractNumId="117" w15:restartNumberingAfterBreak="0">
+  <w:abstractNum w:abstractNumId="119" w15:restartNumberingAfterBreak="0">
     <w:nsid w:val="5BD11962"/>
     <w:multiLevelType w:val="hybridMultilevel"/>
     <w:tmpl w:val="89A4B834"/>
@@ -30867,7 +33923,7 @@
       </w:pPr>
     </w:lvl>
   </w:abstractNum>
-  <w:abstractNum w:abstractNumId="118" w15:restartNumberingAfterBreak="0">
+  <w:abstractNum w:abstractNumId="120" w15:restartNumberingAfterBreak="0">
     <w:nsid w:val="5C950DBA"/>
     <w:multiLevelType w:val="hybridMultilevel"/>
     <w:tmpl w:val="7D78F950"/>
@@ -30979,7 +34035,7 @@
       </w:rPr>
     </w:lvl>
   </w:abstractNum>
-  <w:abstractNum w:abstractNumId="119" w15:restartNumberingAfterBreak="0">
+  <w:abstractNum w:abstractNumId="121" w15:restartNumberingAfterBreak="0">
     <w:nsid w:val="5D2A5D3B"/>
     <w:multiLevelType w:val="hybridMultilevel"/>
     <w:tmpl w:val="3AF89EA6"/>
@@ -31070,7 +34126,7 @@
       </w:pPr>
     </w:lvl>
   </w:abstractNum>
-  <w:abstractNum w:abstractNumId="120" w15:restartNumberingAfterBreak="0">
+  <w:abstractNum w:abstractNumId="122" w15:restartNumberingAfterBreak="0">
     <w:nsid w:val="5D9E49FD"/>
     <w:multiLevelType w:val="hybridMultilevel"/>
     <w:tmpl w:val="4EE40BB4"/>
@@ -31182,7 +34238,7 @@
       </w:rPr>
     </w:lvl>
   </w:abstractNum>
-  <w:abstractNum w:abstractNumId="121" w15:restartNumberingAfterBreak="0">
+  <w:abstractNum w:abstractNumId="123" w15:restartNumberingAfterBreak="0">
     <w:nsid w:val="5DB7107D"/>
     <w:multiLevelType w:val="multilevel"/>
     <w:tmpl w:val="6520107A"/>
@@ -31331,7 +34387,7 @@
       </w:rPr>
     </w:lvl>
   </w:abstractNum>
-  <w:abstractNum w:abstractNumId="122" w15:restartNumberingAfterBreak="0">
+  <w:abstractNum w:abstractNumId="124" w15:restartNumberingAfterBreak="0">
     <w:nsid w:val="5E3B3A2D"/>
     <w:multiLevelType w:val="multilevel"/>
     <w:tmpl w:val="35708E5C"/>
@@ -31480,7 +34536,7 @@
       </w:rPr>
     </w:lvl>
   </w:abstractNum>
-  <w:abstractNum w:abstractNumId="123" w15:restartNumberingAfterBreak="0">
+  <w:abstractNum w:abstractNumId="125" w15:restartNumberingAfterBreak="0">
     <w:nsid w:val="60421322"/>
     <w:multiLevelType w:val="hybridMultilevel"/>
     <w:tmpl w:val="447CDBDC"/>
@@ -31592,7 +34648,7 @@
       </w:rPr>
     </w:lvl>
   </w:abstractNum>
-  <w:abstractNum w:abstractNumId="124" w15:restartNumberingAfterBreak="0">
+  <w:abstractNum w:abstractNumId="126" w15:restartNumberingAfterBreak="0">
     <w:nsid w:val="61926C31"/>
     <w:multiLevelType w:val="hybridMultilevel"/>
     <w:tmpl w:val="AFD27E5C"/>
@@ -31705,7 +34761,7 @@
       </w:rPr>
     </w:lvl>
   </w:abstractNum>
-  <w:abstractNum w:abstractNumId="125" w15:restartNumberingAfterBreak="0">
+  <w:abstractNum w:abstractNumId="127" w15:restartNumberingAfterBreak="0">
     <w:nsid w:val="622F5FC7"/>
     <w:multiLevelType w:val="hybridMultilevel"/>
     <w:tmpl w:val="49A6C2A6"/>
@@ -31818,7 +34874,7 @@
       </w:rPr>
     </w:lvl>
   </w:abstractNum>
-  <w:abstractNum w:abstractNumId="126" w15:restartNumberingAfterBreak="0">
+  <w:abstractNum w:abstractNumId="128" w15:restartNumberingAfterBreak="0">
     <w:nsid w:val="62AC33B4"/>
     <w:multiLevelType w:val="multilevel"/>
     <w:tmpl w:val="A074F3CA"/>
@@ -31967,7 +35023,7 @@
       </w:rPr>
     </w:lvl>
   </w:abstractNum>
-  <w:abstractNum w:abstractNumId="127" w15:restartNumberingAfterBreak="0">
+  <w:abstractNum w:abstractNumId="129" w15:restartNumberingAfterBreak="0">
     <w:nsid w:val="63B44674"/>
     <w:multiLevelType w:val="multilevel"/>
     <w:tmpl w:val="08F4FA9A"/>
@@ -32116,7 +35172,7 @@
       </w:rPr>
     </w:lvl>
   </w:abstractNum>
-  <w:abstractNum w:abstractNumId="128" w15:restartNumberingAfterBreak="0">
+  <w:abstractNum w:abstractNumId="130" w15:restartNumberingAfterBreak="0">
     <w:nsid w:val="63C245D4"/>
     <w:multiLevelType w:val="hybridMultilevel"/>
     <w:tmpl w:val="E1563A56"/>
@@ -32228,7 +35284,7 @@
       </w:rPr>
     </w:lvl>
   </w:abstractNum>
-  <w:abstractNum w:abstractNumId="129" w15:restartNumberingAfterBreak="0">
+  <w:abstractNum w:abstractNumId="131" w15:restartNumberingAfterBreak="0">
     <w:nsid w:val="64F30198"/>
     <w:multiLevelType w:val="multilevel"/>
     <w:tmpl w:val="63F4E6F0"/>
@@ -32377,7 +35433,7 @@
       </w:rPr>
     </w:lvl>
   </w:abstractNum>
-  <w:abstractNum w:abstractNumId="130" w15:restartNumberingAfterBreak="0">
+  <w:abstractNum w:abstractNumId="132" w15:restartNumberingAfterBreak="0">
     <w:nsid w:val="65AF2502"/>
     <w:multiLevelType w:val="hybridMultilevel"/>
     <w:tmpl w:val="FB2A44D8"/>
@@ -32490,7 +35546,7 @@
       </w:rPr>
     </w:lvl>
   </w:abstractNum>
-  <w:abstractNum w:abstractNumId="131" w15:restartNumberingAfterBreak="0">
+  <w:abstractNum w:abstractNumId="133" w15:restartNumberingAfterBreak="0">
     <w:nsid w:val="671614F0"/>
     <w:multiLevelType w:val="multilevel"/>
     <w:tmpl w:val="63F4E6F0"/>
@@ -32639,7 +35695,7 @@
       </w:rPr>
     </w:lvl>
   </w:abstractNum>
-  <w:abstractNum w:abstractNumId="132" w15:restartNumberingAfterBreak="0">
+  <w:abstractNum w:abstractNumId="134" w15:restartNumberingAfterBreak="0">
     <w:nsid w:val="68112B9F"/>
     <w:multiLevelType w:val="multilevel"/>
     <w:tmpl w:val="4BDA49AC"/>
@@ -32788,7 +35844,7 @@
       </w:rPr>
     </w:lvl>
   </w:abstractNum>
-  <w:abstractNum w:abstractNumId="133" w15:restartNumberingAfterBreak="0">
+  <w:abstractNum w:abstractNumId="135" w15:restartNumberingAfterBreak="0">
     <w:nsid w:val="6859691D"/>
     <w:multiLevelType w:val="multilevel"/>
     <w:tmpl w:val="826A9D48"/>
@@ -32937,7 +35993,7 @@
       </w:rPr>
     </w:lvl>
   </w:abstractNum>
-  <w:abstractNum w:abstractNumId="134" w15:restartNumberingAfterBreak="0">
+  <w:abstractNum w:abstractNumId="136" w15:restartNumberingAfterBreak="0">
     <w:nsid w:val="68817757"/>
     <w:multiLevelType w:val="multilevel"/>
     <w:tmpl w:val="34EE1968"/>
@@ -33086,7 +36142,7 @@
       </w:rPr>
     </w:lvl>
   </w:abstractNum>
-  <w:abstractNum w:abstractNumId="135" w15:restartNumberingAfterBreak="0">
+  <w:abstractNum w:abstractNumId="137" w15:restartNumberingAfterBreak="0">
     <w:nsid w:val="68BE10E8"/>
     <w:multiLevelType w:val="hybridMultilevel"/>
     <w:tmpl w:val="326CD592"/>
@@ -33199,7 +36255,7 @@
       </w:rPr>
     </w:lvl>
   </w:abstractNum>
-  <w:abstractNum w:abstractNumId="136" w15:restartNumberingAfterBreak="0">
+  <w:abstractNum w:abstractNumId="138" w15:restartNumberingAfterBreak="0">
     <w:nsid w:val="69996D9A"/>
     <w:multiLevelType w:val="multilevel"/>
     <w:tmpl w:val="1780FC38"/>
@@ -33348,7 +36404,7 @@
       </w:rPr>
     </w:lvl>
   </w:abstractNum>
-  <w:abstractNum w:abstractNumId="137" w15:restartNumberingAfterBreak="0">
+  <w:abstractNum w:abstractNumId="139" w15:restartNumberingAfterBreak="0">
     <w:nsid w:val="6A3705AD"/>
     <w:multiLevelType w:val="hybridMultilevel"/>
     <w:tmpl w:val="BCA45810"/>
@@ -33461,7 +36517,7 @@
       </w:rPr>
     </w:lvl>
   </w:abstractNum>
-  <w:abstractNum w:abstractNumId="138" w15:restartNumberingAfterBreak="0">
+  <w:abstractNum w:abstractNumId="140" w15:restartNumberingAfterBreak="0">
     <w:nsid w:val="6B3C30B9"/>
     <w:multiLevelType w:val="hybridMultilevel"/>
     <w:tmpl w:val="C938F8DE"/>
@@ -33573,7 +36629,120 @@
       </w:rPr>
     </w:lvl>
   </w:abstractNum>
-  <w:abstractNum w:abstractNumId="139" w15:restartNumberingAfterBreak="0">
+  <w:abstractNum w:abstractNumId="141" w15:restartNumberingAfterBreak="0">
+    <w:nsid w:val="6C141949"/>
+    <w:multiLevelType w:val="hybridMultilevel"/>
+    <w:tmpl w:val="878A5DBC"/>
+    <w:lvl w:ilvl="0" w:tplc="04090005">
+      <w:start w:val="1"/>
+      <w:numFmt w:val="bullet"/>
+      <w:lvlText w:val=""/>
+      <w:lvlJc w:val="left"/>
+      <w:pPr>
+        <w:ind w:left="810" w:hanging="360"/>
+      </w:pPr>
+      <w:rPr>
+        <w:rFonts w:ascii="Wingdings" w:hAnsi="Wingdings" w:hint="default"/>
+      </w:rPr>
+    </w:lvl>
+    <w:lvl w:ilvl="1" w:tplc="04090003" w:tentative="1">
+      <w:start w:val="1"/>
+      <w:numFmt w:val="bullet"/>
+      <w:lvlText w:val="o"/>
+      <w:lvlJc w:val="left"/>
+      <w:pPr>
+        <w:ind w:left="1530" w:hanging="360"/>
+      </w:pPr>
+      <w:rPr>
+        <w:rFonts w:ascii="Courier New" w:hAnsi="Courier New" w:cs="Courier New" w:hint="default"/>
+      </w:rPr>
+    </w:lvl>
+    <w:lvl w:ilvl="2" w:tplc="04090005" w:tentative="1">
+      <w:start w:val="1"/>
+      <w:numFmt w:val="bullet"/>
+      <w:lvlText w:val=""/>
+      <w:lvlJc w:val="left"/>
+      <w:pPr>
+        <w:ind w:left="2250" w:hanging="360"/>
+      </w:pPr>
+      <w:rPr>
+        <w:rFonts w:ascii="Wingdings" w:hAnsi="Wingdings" w:hint="default"/>
+      </w:rPr>
+    </w:lvl>
+    <w:lvl w:ilvl="3" w:tplc="04090001" w:tentative="1">
+      <w:start w:val="1"/>
+      <w:numFmt w:val="bullet"/>
+      <w:lvlText w:val=""/>
+      <w:lvlJc w:val="left"/>
+      <w:pPr>
+        <w:ind w:left="2970" w:hanging="360"/>
+      </w:pPr>
+      <w:rPr>
+        <w:rFonts w:ascii="Symbol" w:hAnsi="Symbol" w:hint="default"/>
+      </w:rPr>
+    </w:lvl>
+    <w:lvl w:ilvl="4" w:tplc="04090003" w:tentative="1">
+      <w:start w:val="1"/>
+      <w:numFmt w:val="bullet"/>
+      <w:lvlText w:val="o"/>
+      <w:lvlJc w:val="left"/>
+      <w:pPr>
+        <w:ind w:left="3690" w:hanging="360"/>
+      </w:pPr>
+      <w:rPr>
+        <w:rFonts w:ascii="Courier New" w:hAnsi="Courier New" w:cs="Courier New" w:hint="default"/>
+      </w:rPr>
+    </w:lvl>
+    <w:lvl w:ilvl="5" w:tplc="04090005" w:tentative="1">
+      <w:start w:val="1"/>
+      <w:numFmt w:val="bullet"/>
+      <w:lvlText w:val=""/>
+      <w:lvlJc w:val="left"/>
+      <w:pPr>
+        <w:ind w:left="4410" w:hanging="360"/>
+      </w:pPr>
+      <w:rPr>
+        <w:rFonts w:ascii="Wingdings" w:hAnsi="Wingdings" w:hint="default"/>
+      </w:rPr>
+    </w:lvl>
+    <w:lvl w:ilvl="6" w:tplc="04090001" w:tentative="1">
+      <w:start w:val="1"/>
+      <w:numFmt w:val="bullet"/>
+      <w:lvlText w:val=""/>
+      <w:lvlJc w:val="left"/>
+      <w:pPr>
+        <w:ind w:left="5130" w:hanging="360"/>
+      </w:pPr>
+      <w:rPr>
+        <w:rFonts w:ascii="Symbol" w:hAnsi="Symbol" w:hint="default"/>
+      </w:rPr>
+    </w:lvl>
+    <w:lvl w:ilvl="7" w:tplc="04090003" w:tentative="1">
+      <w:start w:val="1"/>
+      <w:numFmt w:val="bullet"/>
+      <w:lvlText w:val="o"/>
+      <w:lvlJc w:val="left"/>
+      <w:pPr>
+        <w:ind w:left="5850" w:hanging="360"/>
+      </w:pPr>
+      <w:rPr>
+        <w:rFonts w:ascii="Courier New" w:hAnsi="Courier New" w:cs="Courier New" w:hint="default"/>
+      </w:rPr>
+    </w:lvl>
+    <w:lvl w:ilvl="8" w:tplc="04090005" w:tentative="1">
+      <w:start w:val="1"/>
+      <w:numFmt w:val="bullet"/>
+      <w:lvlText w:val=""/>
+      <w:lvlJc w:val="left"/>
+      <w:pPr>
+        <w:ind w:left="6570" w:hanging="360"/>
+      </w:pPr>
+      <w:rPr>
+        <w:rFonts w:ascii="Wingdings" w:hAnsi="Wingdings" w:hint="default"/>
+      </w:rPr>
+    </w:lvl>
+  </w:abstractNum>
+  <w:abstractNum w:abstractNumId="142" w15:restartNumberingAfterBreak="0">
     <w:nsid w:val="6D1511A0"/>
     <w:multiLevelType w:val="hybridMultilevel"/>
     <w:tmpl w:val="AAD8B9B4"/>
@@ -33685,7 +36854,7 @@
       </w:rPr>
     </w:lvl>
   </w:abstractNum>
-  <w:abstractNum w:abstractNumId="140" w15:restartNumberingAfterBreak="0">
+  <w:abstractNum w:abstractNumId="143" w15:restartNumberingAfterBreak="0">
     <w:nsid w:val="6DD255F1"/>
     <w:multiLevelType w:val="hybridMultilevel"/>
     <w:tmpl w:val="ACBC1404"/>
@@ -33798,7 +36967,7 @@
       </w:rPr>
     </w:lvl>
   </w:abstractNum>
-  <w:abstractNum w:abstractNumId="141" w15:restartNumberingAfterBreak="0">
+  <w:abstractNum w:abstractNumId="144" w15:restartNumberingAfterBreak="0">
     <w:nsid w:val="6DDB4404"/>
     <w:multiLevelType w:val="hybridMultilevel"/>
     <w:tmpl w:val="06428E32"/>
@@ -33911,7 +37080,7 @@
       </w:rPr>
     </w:lvl>
   </w:abstractNum>
-  <w:abstractNum w:abstractNumId="142" w15:restartNumberingAfterBreak="0">
+  <w:abstractNum w:abstractNumId="145" w15:restartNumberingAfterBreak="0">
     <w:nsid w:val="6F014B3B"/>
     <w:multiLevelType w:val="hybridMultilevel"/>
     <w:tmpl w:val="C89A39BE"/>
@@ -34023,7 +37192,7 @@
       </w:rPr>
     </w:lvl>
   </w:abstractNum>
-  <w:abstractNum w:abstractNumId="143" w15:restartNumberingAfterBreak="0">
+  <w:abstractNum w:abstractNumId="146" w15:restartNumberingAfterBreak="0">
     <w:nsid w:val="6F171273"/>
     <w:multiLevelType w:val="multilevel"/>
     <w:tmpl w:val="0240C564"/>
@@ -34172,7 +37341,7 @@
       </w:rPr>
     </w:lvl>
   </w:abstractNum>
-  <w:abstractNum w:abstractNumId="144" w15:restartNumberingAfterBreak="0">
+  <w:abstractNum w:abstractNumId="147" w15:restartNumberingAfterBreak="0">
     <w:nsid w:val="6FB82AAA"/>
     <w:multiLevelType w:val="multilevel"/>
     <w:tmpl w:val="FC46C7C0"/>
@@ -34321,7 +37490,7 @@
       </w:rPr>
     </w:lvl>
   </w:abstractNum>
-  <w:abstractNum w:abstractNumId="145" w15:restartNumberingAfterBreak="0">
+  <w:abstractNum w:abstractNumId="148" w15:restartNumberingAfterBreak="0">
     <w:nsid w:val="6FD46DCF"/>
     <w:multiLevelType w:val="hybridMultilevel"/>
     <w:tmpl w:val="EF5E6EC6"/>
@@ -34434,7 +37603,7 @@
       </w:rPr>
     </w:lvl>
   </w:abstractNum>
-  <w:abstractNum w:abstractNumId="146" w15:restartNumberingAfterBreak="0">
+  <w:abstractNum w:abstractNumId="149" w15:restartNumberingAfterBreak="0">
     <w:nsid w:val="6FDE6C2A"/>
     <w:multiLevelType w:val="multilevel"/>
     <w:tmpl w:val="A4BEBC9C"/>
@@ -34583,7 +37752,7 @@
       </w:rPr>
     </w:lvl>
   </w:abstractNum>
-  <w:abstractNum w:abstractNumId="147" w15:restartNumberingAfterBreak="0">
+  <w:abstractNum w:abstractNumId="150" w15:restartNumberingAfterBreak="0">
     <w:nsid w:val="70484E38"/>
     <w:multiLevelType w:val="multilevel"/>
     <w:tmpl w:val="22B26DD2"/>
@@ -34732,7 +37901,7 @@
       </w:rPr>
     </w:lvl>
   </w:abstractNum>
-  <w:abstractNum w:abstractNumId="148" w15:restartNumberingAfterBreak="0">
+  <w:abstractNum w:abstractNumId="151" w15:restartNumberingAfterBreak="0">
     <w:nsid w:val="70CB723E"/>
     <w:multiLevelType w:val="multilevel"/>
     <w:tmpl w:val="63F4E6F0"/>
@@ -34881,7 +38050,7 @@
       </w:rPr>
     </w:lvl>
   </w:abstractNum>
-  <w:abstractNum w:abstractNumId="149" w15:restartNumberingAfterBreak="0">
+  <w:abstractNum w:abstractNumId="152" w15:restartNumberingAfterBreak="0">
     <w:nsid w:val="71DB3F58"/>
     <w:multiLevelType w:val="multilevel"/>
     <w:tmpl w:val="63F4E6F0"/>
@@ -35030,7 +38199,7 @@
       </w:rPr>
     </w:lvl>
   </w:abstractNum>
-  <w:abstractNum w:abstractNumId="150" w15:restartNumberingAfterBreak="0">
+  <w:abstractNum w:abstractNumId="153" w15:restartNumberingAfterBreak="0">
     <w:nsid w:val="72F31FF2"/>
     <w:multiLevelType w:val="hybridMultilevel"/>
     <w:tmpl w:val="5C2693A0"/>
@@ -35142,7 +38311,7 @@
       </w:rPr>
     </w:lvl>
   </w:abstractNum>
-  <w:abstractNum w:abstractNumId="151" w15:restartNumberingAfterBreak="0">
+  <w:abstractNum w:abstractNumId="154" w15:restartNumberingAfterBreak="0">
     <w:nsid w:val="758F4049"/>
     <w:multiLevelType w:val="multilevel"/>
     <w:tmpl w:val="FEB27F32"/>
@@ -35291,7 +38460,7 @@
       </w:rPr>
     </w:lvl>
   </w:abstractNum>
-  <w:abstractNum w:abstractNumId="152" w15:restartNumberingAfterBreak="0">
+  <w:abstractNum w:abstractNumId="155" w15:restartNumberingAfterBreak="0">
     <w:nsid w:val="75B45140"/>
     <w:multiLevelType w:val="hybridMultilevel"/>
     <w:tmpl w:val="93F8F3C4"/>
@@ -35404,7 +38573,7 @@
       </w:rPr>
     </w:lvl>
   </w:abstractNum>
-  <w:abstractNum w:abstractNumId="153" w15:restartNumberingAfterBreak="0">
+  <w:abstractNum w:abstractNumId="156" w15:restartNumberingAfterBreak="0">
     <w:nsid w:val="76F60FFE"/>
     <w:multiLevelType w:val="multilevel"/>
     <w:tmpl w:val="63F4E6F0"/>
@@ -35553,7 +38722,7 @@
       </w:rPr>
     </w:lvl>
   </w:abstractNum>
-  <w:abstractNum w:abstractNumId="154" w15:restartNumberingAfterBreak="0">
+  <w:abstractNum w:abstractNumId="157" w15:restartNumberingAfterBreak="0">
     <w:nsid w:val="77572323"/>
     <w:multiLevelType w:val="multilevel"/>
     <w:tmpl w:val="63F4E6F0"/>
@@ -35702,7 +38871,7 @@
       </w:rPr>
     </w:lvl>
   </w:abstractNum>
-  <w:abstractNum w:abstractNumId="155" w15:restartNumberingAfterBreak="0">
+  <w:abstractNum w:abstractNumId="158" w15:restartNumberingAfterBreak="0">
     <w:nsid w:val="77B8201F"/>
     <w:multiLevelType w:val="hybridMultilevel"/>
     <w:tmpl w:val="D7160708"/>
@@ -35814,7 +38983,7 @@
       </w:rPr>
     </w:lvl>
   </w:abstractNum>
-  <w:abstractNum w:abstractNumId="156" w15:restartNumberingAfterBreak="0">
+  <w:abstractNum w:abstractNumId="159" w15:restartNumberingAfterBreak="0">
     <w:nsid w:val="79796FF9"/>
     <w:multiLevelType w:val="hybridMultilevel"/>
     <w:tmpl w:val="CFA8EF82"/>
@@ -35926,7 +39095,7 @@
       </w:rPr>
     </w:lvl>
   </w:abstractNum>
-  <w:abstractNum w:abstractNumId="157" w15:restartNumberingAfterBreak="0">
+  <w:abstractNum w:abstractNumId="160" w15:restartNumberingAfterBreak="0">
     <w:nsid w:val="79910410"/>
     <w:multiLevelType w:val="hybridMultilevel"/>
     <w:tmpl w:val="FC923542"/>
@@ -36038,7 +39207,7 @@
       </w:rPr>
     </w:lvl>
   </w:abstractNum>
-  <w:abstractNum w:abstractNumId="158" w15:restartNumberingAfterBreak="0">
+  <w:abstractNum w:abstractNumId="161" w15:restartNumberingAfterBreak="0">
     <w:nsid w:val="7A543765"/>
     <w:multiLevelType w:val="multilevel"/>
     <w:tmpl w:val="CD143834"/>
@@ -36187,7 +39356,7 @@
       </w:rPr>
     </w:lvl>
   </w:abstractNum>
-  <w:abstractNum w:abstractNumId="159" w15:restartNumberingAfterBreak="0">
+  <w:abstractNum w:abstractNumId="162" w15:restartNumberingAfterBreak="0">
     <w:nsid w:val="7AFF575A"/>
     <w:multiLevelType w:val="hybridMultilevel"/>
     <w:tmpl w:val="A6323D3E"/>
@@ -36299,7 +39468,7 @@
       </w:rPr>
     </w:lvl>
   </w:abstractNum>
-  <w:abstractNum w:abstractNumId="160" w15:restartNumberingAfterBreak="0">
+  <w:abstractNum w:abstractNumId="163" w15:restartNumberingAfterBreak="0">
     <w:nsid w:val="7B4018BF"/>
     <w:multiLevelType w:val="multilevel"/>
     <w:tmpl w:val="63F4E6F0"/>
@@ -36448,7 +39617,120 @@
       </w:rPr>
     </w:lvl>
   </w:abstractNum>
-  <w:abstractNum w:abstractNumId="161" w15:restartNumberingAfterBreak="0">
+  <w:abstractNum w:abstractNumId="164" w15:restartNumberingAfterBreak="0">
+    <w:nsid w:val="7B41364C"/>
+    <w:multiLevelType w:val="hybridMultilevel"/>
+    <w:tmpl w:val="A6385A14"/>
+    <w:lvl w:ilvl="0" w:tplc="04090001">
+      <w:start w:val="1"/>
+      <w:numFmt w:val="bullet"/>
+      <w:lvlText w:val=""/>
+      <w:lvlJc w:val="left"/>
+      <w:pPr>
+        <w:ind w:left="1080" w:hanging="360"/>
+      </w:pPr>
+      <w:rPr>
+        <w:rFonts w:ascii="Symbol" w:hAnsi="Symbol" w:hint="default"/>
+      </w:rPr>
+    </w:lvl>
+    <w:lvl w:ilvl="1" w:tplc="04090003" w:tentative="1">
+      <w:start w:val="1"/>
+      <w:numFmt w:val="bullet"/>
+      <w:lvlText w:val="o"/>
+      <w:lvlJc w:val="left"/>
+      <w:pPr>
+        <w:ind w:left="1800" w:hanging="360"/>
+      </w:pPr>
+      <w:rPr>
+        <w:rFonts w:ascii="Courier New" w:hAnsi="Courier New" w:cs="Courier New" w:hint="default"/>
+      </w:rPr>
+    </w:lvl>
+    <w:lvl w:ilvl="2" w:tplc="04090005" w:tentative="1">
+      <w:start w:val="1"/>
+      <w:numFmt w:val="bullet"/>
+      <w:lvlText w:val=""/>
+      <w:lvlJc w:val="left"/>
+      <w:pPr>
+        <w:ind w:left="2520" w:hanging="360"/>
+      </w:pPr>
+      <w:rPr>
+        <w:rFonts w:ascii="Wingdings" w:hAnsi="Wingdings" w:hint="default"/>
+      </w:rPr>
+    </w:lvl>
+    <w:lvl w:ilvl="3" w:tplc="04090001" w:tentative="1">
+      <w:start w:val="1"/>
+      <w:numFmt w:val="bullet"/>
+      <w:lvlText w:val=""/>
+      <w:lvlJc w:val="left"/>
+      <w:pPr>
+        <w:ind w:left="3240" w:hanging="360"/>
+      </w:pPr>
+      <w:rPr>
+        <w:rFonts w:ascii="Symbol" w:hAnsi="Symbol" w:hint="default"/>
+      </w:rPr>
+    </w:lvl>
+    <w:lvl w:ilvl="4" w:tplc="04090003" w:tentative="1">
+      <w:start w:val="1"/>
+      <w:numFmt w:val="bullet"/>
+      <w:lvlText w:val="o"/>
+      <w:lvlJc w:val="left"/>
+      <w:pPr>
+        <w:ind w:left="3960" w:hanging="360"/>
+      </w:pPr>
+      <w:rPr>
+        <w:rFonts w:ascii="Courier New" w:hAnsi="Courier New" w:cs="Courier New" w:hint="default"/>
+      </w:rPr>
+    </w:lvl>
+    <w:lvl w:ilvl="5" w:tplc="04090005" w:tentative="1">
+      <w:start w:val="1"/>
+      <w:numFmt w:val="bullet"/>
+      <w:lvlText w:val=""/>
+      <w:lvlJc w:val="left"/>
+      <w:pPr>
+        <w:ind w:left="4680" w:hanging="360"/>
+      </w:pPr>
+      <w:rPr>
+        <w:rFonts w:ascii="Wingdings" w:hAnsi="Wingdings" w:hint="default"/>
+      </w:rPr>
+    </w:lvl>
+    <w:lvl w:ilvl="6" w:tplc="04090001" w:tentative="1">
+      <w:start w:val="1"/>
+      <w:numFmt w:val="bullet"/>
+      <w:lvlText w:val=""/>
+      <w:lvlJc w:val="left"/>
+      <w:pPr>
+        <w:ind w:left="5400" w:hanging="360"/>
+      </w:pPr>
+      <w:rPr>
+        <w:rFonts w:ascii="Symbol" w:hAnsi="Symbol" w:hint="default"/>
+      </w:rPr>
+    </w:lvl>
+    <w:lvl w:ilvl="7" w:tplc="04090003" w:tentative="1">
+      <w:start w:val="1"/>
+      <w:numFmt w:val="bullet"/>
+      <w:lvlText w:val="o"/>
+      <w:lvlJc w:val="left"/>
+      <w:pPr>
+        <w:ind w:left="6120" w:hanging="360"/>
+      </w:pPr>
+      <w:rPr>
+        <w:rFonts w:ascii="Courier New" w:hAnsi="Courier New" w:cs="Courier New" w:hint="default"/>
+      </w:rPr>
+    </w:lvl>
+    <w:lvl w:ilvl="8" w:tplc="04090005" w:tentative="1">
+      <w:start w:val="1"/>
+      <w:numFmt w:val="bullet"/>
+      <w:lvlText w:val=""/>
+      <w:lvlJc w:val="left"/>
+      <w:pPr>
+        <w:ind w:left="6840" w:hanging="360"/>
+      </w:pPr>
+      <w:rPr>
+        <w:rFonts w:ascii="Wingdings" w:hAnsi="Wingdings" w:hint="default"/>
+      </w:rPr>
+    </w:lvl>
+  </w:abstractNum>
+  <w:abstractNum w:abstractNumId="165" w15:restartNumberingAfterBreak="0">
     <w:nsid w:val="7B4D1B33"/>
     <w:multiLevelType w:val="hybridMultilevel"/>
     <w:tmpl w:val="5EAC717E"/>
@@ -36560,7 +39842,120 @@
       </w:rPr>
     </w:lvl>
   </w:abstractNum>
-  <w:abstractNum w:abstractNumId="162" w15:restartNumberingAfterBreak="0">
+  <w:abstractNum w:abstractNumId="166" w15:restartNumberingAfterBreak="0">
+    <w:nsid w:val="7C8A0A2A"/>
+    <w:multiLevelType w:val="hybridMultilevel"/>
+    <w:tmpl w:val="2AAEA8A4"/>
+    <w:lvl w:ilvl="0" w:tplc="04090005">
+      <w:start w:val="1"/>
+      <w:numFmt w:val="bullet"/>
+      <w:lvlText w:val=""/>
+      <w:lvlJc w:val="left"/>
+      <w:pPr>
+        <w:ind w:left="810" w:hanging="360"/>
+      </w:pPr>
+      <w:rPr>
+        <w:rFonts w:ascii="Wingdings" w:hAnsi="Wingdings" w:hint="default"/>
+      </w:rPr>
+    </w:lvl>
+    <w:lvl w:ilvl="1" w:tplc="FFFFFFFF" w:tentative="1">
+      <w:start w:val="1"/>
+      <w:numFmt w:val="bullet"/>
+      <w:lvlText w:val="o"/>
+      <w:lvlJc w:val="left"/>
+      <w:pPr>
+        <w:ind w:left="1530" w:hanging="360"/>
+      </w:pPr>
+      <w:rPr>
+        <w:rFonts w:ascii="Courier New" w:hAnsi="Courier New" w:cs="Courier New" w:hint="default"/>
+      </w:rPr>
+    </w:lvl>
+    <w:lvl w:ilvl="2" w:tplc="FFFFFFFF" w:tentative="1">
+      <w:start w:val="1"/>
+      <w:numFmt w:val="bullet"/>
+      <w:lvlText w:val=""/>
+      <w:lvlJc w:val="left"/>
+      <w:pPr>
+        <w:ind w:left="2250" w:hanging="360"/>
+      </w:pPr>
+      <w:rPr>
+        <w:rFonts w:ascii="Wingdings" w:hAnsi="Wingdings" w:hint="default"/>
+      </w:rPr>
+    </w:lvl>
+    <w:lvl w:ilvl="3" w:tplc="FFFFFFFF" w:tentative="1">
+      <w:start w:val="1"/>
+      <w:numFmt w:val="bullet"/>
+      <w:lvlText w:val=""/>
+      <w:lvlJc w:val="left"/>
+      <w:pPr>
+        <w:ind w:left="2970" w:hanging="360"/>
+      </w:pPr>
+      <w:rPr>
+        <w:rFonts w:ascii="Symbol" w:hAnsi="Symbol" w:hint="default"/>
+      </w:rPr>
+    </w:lvl>
+    <w:lvl w:ilvl="4" w:tplc="FFFFFFFF" w:tentative="1">
+      <w:start w:val="1"/>
+      <w:numFmt w:val="bullet"/>
+      <w:lvlText w:val="o"/>
+      <w:lvlJc w:val="left"/>
+      <w:pPr>
+        <w:ind w:left="3690" w:hanging="360"/>
+      </w:pPr>
+      <w:rPr>
+        <w:rFonts w:ascii="Courier New" w:hAnsi="Courier New" w:cs="Courier New" w:hint="default"/>
+      </w:rPr>
+    </w:lvl>
+    <w:lvl w:ilvl="5" w:tplc="FFFFFFFF" w:tentative="1">
+      <w:start w:val="1"/>
+      <w:numFmt w:val="bullet"/>
+      <w:lvlText w:val=""/>
+      <w:lvlJc w:val="left"/>
+      <w:pPr>
+        <w:ind w:left="4410" w:hanging="360"/>
+      </w:pPr>
+      <w:rPr>
+        <w:rFonts w:ascii="Wingdings" w:hAnsi="Wingdings" w:hint="default"/>
+      </w:rPr>
+    </w:lvl>
+    <w:lvl w:ilvl="6" w:tplc="FFFFFFFF" w:tentative="1">
+      <w:start w:val="1"/>
+      <w:numFmt w:val="bullet"/>
+      <w:lvlText w:val=""/>
+      <w:lvlJc w:val="left"/>
+      <w:pPr>
+        <w:ind w:left="5130" w:hanging="360"/>
+      </w:pPr>
+      <w:rPr>
+        <w:rFonts w:ascii="Symbol" w:hAnsi="Symbol" w:hint="default"/>
+      </w:rPr>
+    </w:lvl>
+    <w:lvl w:ilvl="7" w:tplc="FFFFFFFF" w:tentative="1">
+      <w:start w:val="1"/>
+      <w:numFmt w:val="bullet"/>
+      <w:lvlText w:val="o"/>
+      <w:lvlJc w:val="left"/>
+      <w:pPr>
+        <w:ind w:left="5850" w:hanging="360"/>
+      </w:pPr>
+      <w:rPr>
+        <w:rFonts w:ascii="Courier New" w:hAnsi="Courier New" w:cs="Courier New" w:hint="default"/>
+      </w:rPr>
+    </w:lvl>
+    <w:lvl w:ilvl="8" w:tplc="FFFFFFFF" w:tentative="1">
+      <w:start w:val="1"/>
+      <w:numFmt w:val="bullet"/>
+      <w:lvlText w:val=""/>
+      <w:lvlJc w:val="left"/>
+      <w:pPr>
+        <w:ind w:left="6570" w:hanging="360"/>
+      </w:pPr>
+      <w:rPr>
+        <w:rFonts w:ascii="Wingdings" w:hAnsi="Wingdings" w:hint="default"/>
+      </w:rPr>
+    </w:lvl>
+  </w:abstractNum>
+  <w:abstractNum w:abstractNumId="167" w15:restartNumberingAfterBreak="0">
     <w:nsid w:val="7CAC27CD"/>
     <w:multiLevelType w:val="multilevel"/>
     <w:tmpl w:val="3BC20E58"/>
@@ -36709,7 +40104,7 @@
       </w:rPr>
     </w:lvl>
   </w:abstractNum>
-  <w:abstractNum w:abstractNumId="163" w15:restartNumberingAfterBreak="0">
+  <w:abstractNum w:abstractNumId="168" w15:restartNumberingAfterBreak="0">
     <w:nsid w:val="7E5978EA"/>
     <w:multiLevelType w:val="hybridMultilevel"/>
     <w:tmpl w:val="D74C0DB0"/>
@@ -36821,7 +40216,7 @@
       </w:rPr>
     </w:lvl>
   </w:abstractNum>
-  <w:abstractNum w:abstractNumId="164" w15:restartNumberingAfterBreak="0">
+  <w:abstractNum w:abstractNumId="169" w15:restartNumberingAfterBreak="0">
     <w:nsid w:val="7E94385D"/>
     <w:multiLevelType w:val="multilevel"/>
     <w:tmpl w:val="02F01B00"/>
@@ -36970,7 +40365,7 @@
       </w:rPr>
     </w:lvl>
   </w:abstractNum>
-  <w:abstractNum w:abstractNumId="165" w15:restartNumberingAfterBreak="0">
+  <w:abstractNum w:abstractNumId="170" w15:restartNumberingAfterBreak="0">
     <w:nsid w:val="7F106A5D"/>
     <w:multiLevelType w:val="hybridMultilevel"/>
     <w:tmpl w:val="A1CA4816"/>
@@ -37083,7 +40478,7 @@
     </w:lvl>
   </w:abstractNum>
   <w:num w:numId="1" w16cid:durableId="1882476756">
-    <w:abstractNumId w:val="96"/>
+    <w:abstractNumId w:val="97"/>
   </w:num>
   <w:num w:numId="2" w16cid:durableId="871453468">
     <w:abstractNumId w:val="27"/>
@@ -37092,73 +40487,73 @@
     <w:abstractNumId w:val="41"/>
   </w:num>
   <w:num w:numId="4" w16cid:durableId="1105467722">
-    <w:abstractNumId w:val="79"/>
+    <w:abstractNumId w:val="80"/>
   </w:num>
   <w:num w:numId="5" w16cid:durableId="769932622">
-    <w:abstractNumId w:val="111"/>
+    <w:abstractNumId w:val="113"/>
   </w:num>
   <w:num w:numId="6" w16cid:durableId="575944109">
     <w:abstractNumId w:val="44"/>
   </w:num>
   <w:num w:numId="7" w16cid:durableId="877661689">
-    <w:abstractNumId w:val="147"/>
+    <w:abstractNumId w:val="150"/>
   </w:num>
   <w:num w:numId="8" w16cid:durableId="1390107422">
-    <w:abstractNumId w:val="85"/>
+    <w:abstractNumId w:val="86"/>
   </w:num>
   <w:num w:numId="9" w16cid:durableId="881866424">
-    <w:abstractNumId w:val="108"/>
+    <w:abstractNumId w:val="110"/>
   </w:num>
   <w:num w:numId="10" w16cid:durableId="1037244995">
-    <w:abstractNumId w:val="136"/>
+    <w:abstractNumId w:val="138"/>
   </w:num>
   <w:num w:numId="11" w16cid:durableId="1575554597">
-    <w:abstractNumId w:val="68"/>
+    <w:abstractNumId w:val="69"/>
   </w:num>
   <w:num w:numId="12" w16cid:durableId="915364478">
-    <w:abstractNumId w:val="92"/>
+    <w:abstractNumId w:val="93"/>
   </w:num>
   <w:num w:numId="13" w16cid:durableId="1386294114">
-    <w:abstractNumId w:val="127"/>
+    <w:abstractNumId w:val="129"/>
   </w:num>
   <w:num w:numId="14" w16cid:durableId="1071851223">
     <w:abstractNumId w:val="28"/>
   </w:num>
   <w:num w:numId="15" w16cid:durableId="1545557520">
-    <w:abstractNumId w:val="80"/>
+    <w:abstractNumId w:val="81"/>
   </w:num>
   <w:num w:numId="16" w16cid:durableId="1102919547">
-    <w:abstractNumId w:val="162"/>
+    <w:abstractNumId w:val="167"/>
   </w:num>
   <w:num w:numId="17" w16cid:durableId="294526838">
     <w:abstractNumId w:val="56"/>
   </w:num>
   <w:num w:numId="18" w16cid:durableId="679889896">
-    <w:abstractNumId w:val="65"/>
+    <w:abstractNumId w:val="66"/>
   </w:num>
   <w:num w:numId="19" w16cid:durableId="2119449470">
-    <w:abstractNumId w:val="104"/>
+    <w:abstractNumId w:val="106"/>
   </w:num>
   <w:num w:numId="20" w16cid:durableId="1365054799">
     <w:abstractNumId w:val="16"/>
   </w:num>
   <w:num w:numId="21" w16cid:durableId="1683512738">
-    <w:abstractNumId w:val="66"/>
+    <w:abstractNumId w:val="67"/>
   </w:num>
   <w:num w:numId="22" w16cid:durableId="1080098953">
-    <w:abstractNumId w:val="133"/>
+    <w:abstractNumId w:val="135"/>
   </w:num>
   <w:num w:numId="23" w16cid:durableId="1635717296">
-    <w:abstractNumId w:val="72"/>
+    <w:abstractNumId w:val="73"/>
   </w:num>
   <w:num w:numId="24" w16cid:durableId="544873123">
-    <w:abstractNumId w:val="126"/>
+    <w:abstractNumId w:val="128"/>
   </w:num>
   <w:num w:numId="25" w16cid:durableId="1128352778">
     <w:abstractNumId w:val="15"/>
   </w:num>
   <w:num w:numId="26" w16cid:durableId="1732537407">
-    <w:abstractNumId w:val="141"/>
+    <w:abstractNumId w:val="144"/>
   </w:num>
   <w:num w:numId="27" w16cid:durableId="945502064">
     <w:abstractNumId w:val="8"/>
@@ -37167,10 +40562,10 @@
     <w:abstractNumId w:val="5"/>
   </w:num>
   <w:num w:numId="29" w16cid:durableId="815955639">
-    <w:abstractNumId w:val="64"/>
+    <w:abstractNumId w:val="65"/>
   </w:num>
   <w:num w:numId="30" w16cid:durableId="1500659483">
-    <w:abstractNumId w:val="89"/>
+    <w:abstractNumId w:val="90"/>
   </w:num>
   <w:num w:numId="31" w16cid:durableId="118301211">
     <w:abstractNumId w:val="18"/>
@@ -37185,43 +40580,43 @@
     <w:abstractNumId w:val="51"/>
   </w:num>
   <w:num w:numId="35" w16cid:durableId="356852923">
-    <w:abstractNumId w:val="103"/>
+    <w:abstractNumId w:val="105"/>
   </w:num>
   <w:num w:numId="36" w16cid:durableId="430662559">
     <w:abstractNumId w:val="23"/>
   </w:num>
   <w:num w:numId="37" w16cid:durableId="247080868">
-    <w:abstractNumId w:val="152"/>
+    <w:abstractNumId w:val="155"/>
   </w:num>
   <w:num w:numId="38" w16cid:durableId="158887408">
-    <w:abstractNumId w:val="124"/>
+    <w:abstractNumId w:val="126"/>
   </w:num>
   <w:num w:numId="39" w16cid:durableId="1681347932">
-    <w:abstractNumId w:val="145"/>
+    <w:abstractNumId w:val="148"/>
   </w:num>
   <w:num w:numId="40" w16cid:durableId="2101440158">
-    <w:abstractNumId w:val="83"/>
+    <w:abstractNumId w:val="84"/>
   </w:num>
   <w:num w:numId="41" w16cid:durableId="1250391122">
-    <w:abstractNumId w:val="119"/>
+    <w:abstractNumId w:val="121"/>
   </w:num>
   <w:num w:numId="42" w16cid:durableId="479083359">
-    <w:abstractNumId w:val="150"/>
+    <w:abstractNumId w:val="153"/>
   </w:num>
   <w:num w:numId="43" w16cid:durableId="1557860317">
-    <w:abstractNumId w:val="105"/>
+    <w:abstractNumId w:val="107"/>
   </w:num>
   <w:num w:numId="44" w16cid:durableId="2142183763">
     <w:abstractNumId w:val="10"/>
   </w:num>
   <w:num w:numId="45" w16cid:durableId="1357736349">
-    <w:abstractNumId w:val="157"/>
+    <w:abstractNumId w:val="160"/>
   </w:num>
   <w:num w:numId="46" w16cid:durableId="1519656040">
-    <w:abstractNumId w:val="156"/>
+    <w:abstractNumId w:val="159"/>
   </w:num>
   <w:num w:numId="47" w16cid:durableId="1078596852">
-    <w:abstractNumId w:val="165"/>
+    <w:abstractNumId w:val="170"/>
   </w:num>
   <w:num w:numId="48" w16cid:durableId="1027950100">
     <w:abstractNumId w:val="38"/>
@@ -37230,22 +40625,22 @@
     <w:abstractNumId w:val="22"/>
   </w:num>
   <w:num w:numId="50" w16cid:durableId="363404927">
-    <w:abstractNumId w:val="73"/>
+    <w:abstractNumId w:val="74"/>
   </w:num>
   <w:num w:numId="51" w16cid:durableId="1128354320">
-    <w:abstractNumId w:val="139"/>
+    <w:abstractNumId w:val="142"/>
   </w:num>
   <w:num w:numId="52" w16cid:durableId="248543928">
-    <w:abstractNumId w:val="82"/>
+    <w:abstractNumId w:val="83"/>
   </w:num>
   <w:num w:numId="53" w16cid:durableId="965889214">
-    <w:abstractNumId w:val="109"/>
+    <w:abstractNumId w:val="111"/>
   </w:num>
   <w:num w:numId="54" w16cid:durableId="1827503240">
-    <w:abstractNumId w:val="117"/>
+    <w:abstractNumId w:val="119"/>
   </w:num>
   <w:num w:numId="55" w16cid:durableId="505748256">
-    <w:abstractNumId w:val="100"/>
+    <w:abstractNumId w:val="102"/>
   </w:num>
   <w:num w:numId="56" w16cid:durableId="2120370925">
     <w:abstractNumId w:val="35"/>
@@ -37254,52 +40649,52 @@
     <w:abstractNumId w:val="19"/>
   </w:num>
   <w:num w:numId="58" w16cid:durableId="1000235123">
-    <w:abstractNumId w:val="107"/>
+    <w:abstractNumId w:val="109"/>
   </w:num>
   <w:num w:numId="59" w16cid:durableId="628516409">
-    <w:abstractNumId w:val="138"/>
+    <w:abstractNumId w:val="140"/>
   </w:num>
   <w:num w:numId="60" w16cid:durableId="2028865444">
-    <w:abstractNumId w:val="98"/>
+    <w:abstractNumId w:val="99"/>
   </w:num>
   <w:num w:numId="61" w16cid:durableId="943926811">
-    <w:abstractNumId w:val="161"/>
+    <w:abstractNumId w:val="165"/>
   </w:num>
   <w:num w:numId="62" w16cid:durableId="1841193257">
-    <w:abstractNumId w:val="76"/>
+    <w:abstractNumId w:val="77"/>
   </w:num>
   <w:num w:numId="63" w16cid:durableId="682322850">
-    <w:abstractNumId w:val="142"/>
+    <w:abstractNumId w:val="145"/>
   </w:num>
   <w:num w:numId="64" w16cid:durableId="2043705333">
-    <w:abstractNumId w:val="77"/>
+    <w:abstractNumId w:val="78"/>
   </w:num>
   <w:num w:numId="65" w16cid:durableId="1164854761">
     <w:abstractNumId w:val="55"/>
   </w:num>
   <w:num w:numId="66" w16cid:durableId="1919972541">
-    <w:abstractNumId w:val="94"/>
+    <w:abstractNumId w:val="95"/>
   </w:num>
   <w:num w:numId="67" w16cid:durableId="463617329">
     <w:abstractNumId w:val="60"/>
   </w:num>
   <w:num w:numId="68" w16cid:durableId="2064014330">
-    <w:abstractNumId w:val="113"/>
+    <w:abstractNumId w:val="115"/>
   </w:num>
   <w:num w:numId="69" w16cid:durableId="452797354">
-    <w:abstractNumId w:val="118"/>
+    <w:abstractNumId w:val="120"/>
   </w:num>
   <w:num w:numId="70" w16cid:durableId="1196650037">
     <w:abstractNumId w:val="49"/>
   </w:num>
   <w:num w:numId="71" w16cid:durableId="940071828">
-    <w:abstractNumId w:val="155"/>
+    <w:abstractNumId w:val="158"/>
   </w:num>
   <w:num w:numId="72" w16cid:durableId="1608273926">
-    <w:abstractNumId w:val="78"/>
+    <w:abstractNumId w:val="79"/>
   </w:num>
   <w:num w:numId="73" w16cid:durableId="2009864772">
-    <w:abstractNumId w:val="95"/>
+    <w:abstractNumId w:val="96"/>
   </w:num>
   <w:num w:numId="74" w16cid:durableId="712267004">
     <w:abstractNumId w:val="37"/>
@@ -37308,10 +40703,10 @@
     <w:abstractNumId w:val="33"/>
   </w:num>
   <w:num w:numId="76" w16cid:durableId="286202349">
-    <w:abstractNumId w:val="123"/>
+    <w:abstractNumId w:val="125"/>
   </w:num>
   <w:num w:numId="77" w16cid:durableId="156460757">
-    <w:abstractNumId w:val="69"/>
+    <w:abstractNumId w:val="70"/>
   </w:num>
   <w:num w:numId="78" w16cid:durableId="1230077056">
     <w:abstractNumId w:val="7"/>
@@ -37323,7 +40718,7 @@
     <w:abstractNumId w:val="36"/>
   </w:num>
   <w:num w:numId="81" w16cid:durableId="1672175260">
-    <w:abstractNumId w:val="90"/>
+    <w:abstractNumId w:val="91"/>
   </w:num>
   <w:num w:numId="82" w16cid:durableId="1954820163">
     <w:abstractNumId w:val="59"/>
@@ -37332,7 +40727,7 @@
     <w:abstractNumId w:val="25"/>
   </w:num>
   <w:num w:numId="84" w16cid:durableId="366876741">
-    <w:abstractNumId w:val="97"/>
+    <w:abstractNumId w:val="98"/>
   </w:num>
   <w:num w:numId="85" w16cid:durableId="15274915">
     <w:abstractNumId w:val="39"/>
@@ -37341,22 +40736,22 @@
     <w:abstractNumId w:val="12"/>
   </w:num>
   <w:num w:numId="87" w16cid:durableId="591351385">
-    <w:abstractNumId w:val="110"/>
+    <w:abstractNumId w:val="112"/>
   </w:num>
   <w:num w:numId="88" w16cid:durableId="1361005725">
-    <w:abstractNumId w:val="159"/>
+    <w:abstractNumId w:val="162"/>
   </w:num>
   <w:num w:numId="89" w16cid:durableId="219681743">
     <w:abstractNumId w:val="13"/>
   </w:num>
   <w:num w:numId="90" w16cid:durableId="194386594">
-    <w:abstractNumId w:val="120"/>
+    <w:abstractNumId w:val="122"/>
   </w:num>
   <w:num w:numId="91" w16cid:durableId="777793346">
-    <w:abstractNumId w:val="87"/>
+    <w:abstractNumId w:val="88"/>
   </w:num>
   <w:num w:numId="92" w16cid:durableId="173346871">
-    <w:abstractNumId w:val="93"/>
+    <w:abstractNumId w:val="94"/>
   </w:num>
   <w:num w:numId="93" w16cid:durableId="948700467">
     <w:abstractNumId w:val="40"/>
@@ -37365,10 +40760,10 @@
     <w:abstractNumId w:val="24"/>
   </w:num>
   <w:num w:numId="95" w16cid:durableId="541676570">
-    <w:abstractNumId w:val="70"/>
+    <w:abstractNumId w:val="71"/>
   </w:num>
   <w:num w:numId="96" w16cid:durableId="694119229">
-    <w:abstractNumId w:val="91"/>
+    <w:abstractNumId w:val="92"/>
   </w:num>
   <w:num w:numId="97" w16cid:durableId="704327987">
     <w:abstractNumId w:val="53"/>
@@ -37377,28 +40772,28 @@
     <w:abstractNumId w:val="26"/>
   </w:num>
   <w:num w:numId="99" w16cid:durableId="1706099794">
-    <w:abstractNumId w:val="144"/>
+    <w:abstractNumId w:val="147"/>
   </w:num>
   <w:num w:numId="100" w16cid:durableId="256404901">
-    <w:abstractNumId w:val="143"/>
+    <w:abstractNumId w:val="146"/>
   </w:num>
   <w:num w:numId="101" w16cid:durableId="924923012">
     <w:abstractNumId w:val="31"/>
   </w:num>
   <w:num w:numId="102" w16cid:durableId="536550966">
-    <w:abstractNumId w:val="160"/>
+    <w:abstractNumId w:val="163"/>
   </w:num>
   <w:num w:numId="103" w16cid:durableId="425157302">
-    <w:abstractNumId w:val="71"/>
+    <w:abstractNumId w:val="72"/>
   </w:num>
   <w:num w:numId="104" w16cid:durableId="967664612">
-    <w:abstractNumId w:val="129"/>
+    <w:abstractNumId w:val="131"/>
   </w:num>
   <w:num w:numId="105" w16cid:durableId="361631616">
-    <w:abstractNumId w:val="99"/>
+    <w:abstractNumId w:val="100"/>
   </w:num>
   <w:num w:numId="106" w16cid:durableId="443623616">
-    <w:abstractNumId w:val="134"/>
+    <w:abstractNumId w:val="136"/>
   </w:num>
   <w:num w:numId="107" w16cid:durableId="150101619">
     <w:abstractNumId w:val="14"/>
@@ -37410,28 +40805,28 @@
     <w:abstractNumId w:val="0"/>
   </w:num>
   <w:num w:numId="110" w16cid:durableId="712924661">
-    <w:abstractNumId w:val="116"/>
+    <w:abstractNumId w:val="118"/>
   </w:num>
   <w:num w:numId="111" w16cid:durableId="1917784113">
-    <w:abstractNumId w:val="112"/>
+    <w:abstractNumId w:val="114"/>
   </w:num>
   <w:num w:numId="112" w16cid:durableId="896237065">
-    <w:abstractNumId w:val="121"/>
+    <w:abstractNumId w:val="123"/>
   </w:num>
   <w:num w:numId="113" w16cid:durableId="1171681430">
-    <w:abstractNumId w:val="148"/>
+    <w:abstractNumId w:val="151"/>
   </w:num>
   <w:num w:numId="114" w16cid:durableId="1552573199">
-    <w:abstractNumId w:val="149"/>
+    <w:abstractNumId w:val="152"/>
   </w:num>
   <w:num w:numId="115" w16cid:durableId="1920869674">
-    <w:abstractNumId w:val="131"/>
+    <w:abstractNumId w:val="133"/>
   </w:num>
   <w:num w:numId="116" w16cid:durableId="476724716">
-    <w:abstractNumId w:val="102"/>
+    <w:abstractNumId w:val="104"/>
   </w:num>
   <w:num w:numId="117" w16cid:durableId="658919541">
-    <w:abstractNumId w:val="101"/>
+    <w:abstractNumId w:val="103"/>
   </w:num>
   <w:num w:numId="118" w16cid:durableId="1622418131">
     <w:abstractNumId w:val="46"/>
@@ -37440,19 +40835,19 @@
     <w:abstractNumId w:val="4"/>
   </w:num>
   <w:num w:numId="120" w16cid:durableId="396828229">
-    <w:abstractNumId w:val="154"/>
+    <w:abstractNumId w:val="157"/>
   </w:num>
   <w:num w:numId="121" w16cid:durableId="986058889">
     <w:abstractNumId w:val="21"/>
   </w:num>
   <w:num w:numId="122" w16cid:durableId="1224410703">
-    <w:abstractNumId w:val="63"/>
+    <w:abstractNumId w:val="64"/>
   </w:num>
   <w:num w:numId="123" w16cid:durableId="1804040304">
-    <w:abstractNumId w:val="86"/>
+    <w:abstractNumId w:val="87"/>
   </w:num>
   <w:num w:numId="124" w16cid:durableId="114181197">
-    <w:abstractNumId w:val="153"/>
+    <w:abstractNumId w:val="156"/>
   </w:num>
   <w:num w:numId="125" w16cid:durableId="772671624">
     <w:abstractNumId w:val="6"/>
@@ -37470,16 +40865,16 @@
     <w:abstractNumId w:val="62"/>
   </w:num>
   <w:num w:numId="130" w16cid:durableId="1168907903">
-    <w:abstractNumId w:val="135"/>
+    <w:abstractNumId w:val="137"/>
   </w:num>
   <w:num w:numId="131" w16cid:durableId="430206235">
-    <w:abstractNumId w:val="125"/>
+    <w:abstractNumId w:val="127"/>
   </w:num>
   <w:num w:numId="132" w16cid:durableId="1207327089">
     <w:abstractNumId w:val="29"/>
   </w:num>
   <w:num w:numId="133" w16cid:durableId="596404292">
-    <w:abstractNumId w:val="114"/>
+    <w:abstractNumId w:val="116"/>
   </w:num>
   <w:num w:numId="134" w16cid:durableId="2070372549">
     <w:abstractNumId w:val="43"/>
@@ -37491,28 +40886,28 @@
     <w:abstractNumId w:val="42"/>
   </w:num>
   <w:num w:numId="137" w16cid:durableId="1218275126">
-    <w:abstractNumId w:val="74"/>
+    <w:abstractNumId w:val="75"/>
   </w:num>
   <w:num w:numId="138" w16cid:durableId="568660900">
-    <w:abstractNumId w:val="81"/>
+    <w:abstractNumId w:val="82"/>
   </w:num>
   <w:num w:numId="139" w16cid:durableId="967976864">
-    <w:abstractNumId w:val="115"/>
+    <w:abstractNumId w:val="117"/>
   </w:num>
   <w:num w:numId="140" w16cid:durableId="650643288">
+    <w:abstractNumId w:val="132"/>
+  </w:num>
+  <w:num w:numId="141" w16cid:durableId="219370247">
     <w:abstractNumId w:val="130"/>
   </w:num>
-  <w:num w:numId="141" w16cid:durableId="219370247">
-    <w:abstractNumId w:val="128"/>
-  </w:num>
   <w:num w:numId="142" w16cid:durableId="323239876">
-    <w:abstractNumId w:val="163"/>
+    <w:abstractNumId w:val="168"/>
   </w:num>
   <w:num w:numId="143" w16cid:durableId="1619793156">
     <w:abstractNumId w:val="34"/>
   </w:num>
   <w:num w:numId="144" w16cid:durableId="1186332867">
-    <w:abstractNumId w:val="140"/>
+    <w:abstractNumId w:val="143"/>
   </w:num>
   <w:num w:numId="145" w16cid:durableId="89937035">
     <w:abstractNumId w:val="54"/>
@@ -37521,7 +40916,7 @@
     <w:abstractNumId w:val="2"/>
   </w:num>
   <w:num w:numId="147" w16cid:durableId="864370856">
-    <w:abstractNumId w:val="84"/>
+    <w:abstractNumId w:val="85"/>
   </w:num>
   <w:num w:numId="148" w16cid:durableId="939608849">
     <w:abstractNumId w:val="3"/>
@@ -37530,55 +40925,70 @@
     <w:abstractNumId w:val="17"/>
   </w:num>
   <w:num w:numId="150" w16cid:durableId="1090004801">
-    <w:abstractNumId w:val="88"/>
+    <w:abstractNumId w:val="89"/>
   </w:num>
   <w:num w:numId="151" w16cid:durableId="1414087550">
     <w:abstractNumId w:val="61"/>
   </w:num>
   <w:num w:numId="152" w16cid:durableId="366570778">
-    <w:abstractNumId w:val="151"/>
+    <w:abstractNumId w:val="154"/>
   </w:num>
   <w:num w:numId="153" w16cid:durableId="1906184224">
-    <w:abstractNumId w:val="122"/>
+    <w:abstractNumId w:val="124"/>
   </w:num>
   <w:num w:numId="154" w16cid:durableId="1642348878">
-    <w:abstractNumId w:val="132"/>
+    <w:abstractNumId w:val="134"/>
   </w:num>
   <w:num w:numId="155" w16cid:durableId="1843541058">
     <w:abstractNumId w:val="11"/>
   </w:num>
   <w:num w:numId="156" w16cid:durableId="167868443">
-    <w:abstractNumId w:val="164"/>
+    <w:abstractNumId w:val="169"/>
   </w:num>
   <w:num w:numId="157" w16cid:durableId="387999141">
-    <w:abstractNumId w:val="146"/>
+    <w:abstractNumId w:val="149"/>
   </w:num>
   <w:num w:numId="158" w16cid:durableId="1357195449">
     <w:abstractNumId w:val="50"/>
   </w:num>
   <w:num w:numId="159" w16cid:durableId="1514228641">
-    <w:abstractNumId w:val="158"/>
+    <w:abstractNumId w:val="161"/>
   </w:num>
   <w:num w:numId="160" w16cid:durableId="2043549187">
     <w:abstractNumId w:val="58"/>
   </w:num>
   <w:num w:numId="161" w16cid:durableId="1054545887">
-    <w:abstractNumId w:val="106"/>
+    <w:abstractNumId w:val="108"/>
   </w:num>
   <w:num w:numId="162" w16cid:durableId="8140075">
-    <w:abstractNumId w:val="137"/>
+    <w:abstractNumId w:val="139"/>
   </w:num>
   <w:num w:numId="163" w16cid:durableId="1797868849">
     <w:abstractNumId w:val="30"/>
   </w:num>
   <w:num w:numId="164" w16cid:durableId="1646817552">
-    <w:abstractNumId w:val="67"/>
+    <w:abstractNumId w:val="68"/>
   </w:num>
   <w:num w:numId="165" w16cid:durableId="1819759365">
-    <w:abstractNumId w:val="75"/>
+    <w:abstractNumId w:val="76"/>
   </w:num>
   <w:num w:numId="166" w16cid:durableId="788085786">
     <w:abstractNumId w:val="1"/>
+  </w:num>
+  <w:num w:numId="167" w16cid:durableId="139007736">
+    <w:abstractNumId w:val="63"/>
+  </w:num>
+  <w:num w:numId="168" w16cid:durableId="1106316643">
+    <w:abstractNumId w:val="101"/>
+  </w:num>
+  <w:num w:numId="169" w16cid:durableId="396438159">
+    <w:abstractNumId w:val="164"/>
+  </w:num>
+  <w:num w:numId="170" w16cid:durableId="824931713">
+    <w:abstractNumId w:val="166"/>
+  </w:num>
+  <w:num w:numId="171" w16cid:durableId="1830705377">
+    <w:abstractNumId w:val="141"/>
   </w:num>
 </w:numbering>
 </file>

--- a/Database/Database Design.docx
+++ b/Database/Database Design.docx
@@ -18382,6 +18382,3362 @@
         <w:t>The Core Entity Relationship Diagram is the complete depiction of the data model in relation to the logical structure of the KriGo application. By creating entities, attributes, primary key, foreign key, and cardinality of relationships, the ERD forms the basis of the relational database design. This ensures consistency of data and minimizes redundancy by means of normalization, while meeting all of the functional requirements of the application such as user, rental, payment, agency administration, artificial intelligence, and business analysis functionalities.</w:t>
       </w:r>
     </w:p>
+    <w:p>
+      <w:pPr>
+        <w:spacing w:before="240" w:after="0" w:line="278" w:lineRule="auto"/>
+        <w:rPr>
+          <w:lang w:bidi="ar-DZ"/>
+        </w:rPr>
+      </w:pPr>
+      <w:r>
+        <w:rPr>
+          <w:lang w:bidi="ar-DZ"/>
+        </w:rPr>
+        <w:br/>
+      </w:r>
+    </w:p>
+    <w:p>
+      <w:pPr>
+        <w:spacing w:line="278" w:lineRule="auto"/>
+        <w:rPr>
+          <w:lang w:bidi="ar-DZ"/>
+        </w:rPr>
+      </w:pPr>
+      <w:r>
+        <w:rPr>
+          <w:lang w:bidi="ar-DZ"/>
+        </w:rPr>
+        <w:br w:type="page"/>
+      </w:r>
+    </w:p>
+    <w:p>
+      <w:pPr>
+        <w:pStyle w:val="Heading2"/>
+        <w:rPr>
+          <w:lang w:bidi="ar-DZ"/>
+        </w:rPr>
+      </w:pPr>
+      <w:r>
+        <w:rPr>
+          <w:lang w:bidi="ar-DZ"/>
+        </w:rPr>
+        <w:lastRenderedPageBreak/>
+        <w:t>6. Package-Level Entity-Relationship Diagram (ERD) Development</w:t>
+      </w:r>
+    </w:p>
+    <w:p>
+      <w:pPr>
+        <w:pStyle w:val="Heading3"/>
+        <w:rPr>
+          <w:lang w:bidi="ar-DZ"/>
+        </w:rPr>
+      </w:pPr>
+      <w:r>
+        <w:rPr>
+          <w:lang w:bidi="ar-DZ"/>
+        </w:rPr>
+        <w:t>6.1 Overview</w:t>
+      </w:r>
+    </w:p>
+    <w:p>
+      <w:pPr>
+        <w:spacing w:before="240" w:after="0" w:line="278" w:lineRule="auto"/>
+        <w:rPr>
+          <w:lang w:bidi="ar-DZ"/>
+        </w:rPr>
+      </w:pPr>
+      <w:r>
+        <w:rPr>
+          <w:lang w:bidi="ar-DZ"/>
+        </w:rPr>
+        <w:t>Given that the KriGo car rental system entails various entities to facilitate diverse operations, including several entities in one ERD diagram might complicate understanding the model. In order to enhance understanding and maintainability of the database, the model is split into logical packages, where each package contains entities grouped according to their respective functional areas of the system.</w:t>
+      </w:r>
+    </w:p>
+    <w:p>
+      <w:pPr>
+        <w:spacing w:before="240" w:after="0" w:line="278" w:lineRule="auto"/>
+        <w:rPr>
+          <w:lang w:bidi="ar-DZ"/>
+        </w:rPr>
+      </w:pPr>
+      <w:r>
+        <w:rPr>
+          <w:lang w:bidi="ar-DZ"/>
+        </w:rPr>
+        <w:t>Entity relationship diagrams at the package level offer a modular structure for the database, helping developers, DBAs, and interested parties concentrate on each separate subsystem but without losing sight of relations between the entities.</w:t>
+      </w:r>
+    </w:p>
+    <w:p>
+      <w:pPr>
+        <w:spacing w:before="240" w:after="0" w:line="278" w:lineRule="auto"/>
+        <w:rPr>
+          <w:lang w:bidi="ar-DZ"/>
+        </w:rPr>
+      </w:pPr>
+      <w:r>
+        <w:rPr>
+          <w:lang w:bidi="ar-DZ"/>
+        </w:rPr>
+        <w:t>The KriGo database is organized into the following functional packages:</w:t>
+      </w:r>
+    </w:p>
+    <w:p>
+      <w:pPr>
+        <w:pStyle w:val="ListParagraph"/>
+        <w:numPr>
+          <w:ilvl w:val="0"/>
+          <w:numId w:val="180"/>
+        </w:numPr>
+        <w:spacing w:before="240" w:after="0" w:line="360" w:lineRule="auto"/>
+        <w:rPr>
+          <w:lang w:bidi="ar-DZ"/>
+        </w:rPr>
+      </w:pPr>
+      <w:r>
+        <w:rPr>
+          <w:lang w:bidi="ar-DZ"/>
+        </w:rPr>
+        <w:t xml:space="preserve">User Management Package </w:t>
+      </w:r>
+    </w:p>
+    <w:p>
+      <w:pPr>
+        <w:pStyle w:val="ListParagraph"/>
+        <w:numPr>
+          <w:ilvl w:val="0"/>
+          <w:numId w:val="180"/>
+        </w:numPr>
+        <w:spacing w:before="240" w:after="0" w:line="360" w:lineRule="auto"/>
+        <w:rPr>
+          <w:lang w:bidi="ar-DZ"/>
+        </w:rPr>
+      </w:pPr>
+      <w:r>
+        <w:rPr>
+          <w:lang w:bidi="ar-DZ"/>
+        </w:rPr>
+        <w:t xml:space="preserve">Agency Management Package </w:t>
+      </w:r>
+    </w:p>
+    <w:p>
+      <w:pPr>
+        <w:pStyle w:val="ListParagraph"/>
+        <w:numPr>
+          <w:ilvl w:val="0"/>
+          <w:numId w:val="180"/>
+        </w:numPr>
+        <w:spacing w:before="240" w:after="0" w:line="360" w:lineRule="auto"/>
+        <w:rPr>
+          <w:lang w:bidi="ar-DZ"/>
+        </w:rPr>
+      </w:pPr>
+      <w:r>
+        <w:rPr>
+          <w:lang w:bidi="ar-DZ"/>
+        </w:rPr>
+        <w:t xml:space="preserve">Fleet Management Package </w:t>
+      </w:r>
+    </w:p>
+    <w:p>
+      <w:pPr>
+        <w:pStyle w:val="ListParagraph"/>
+        <w:numPr>
+          <w:ilvl w:val="0"/>
+          <w:numId w:val="180"/>
+        </w:numPr>
+        <w:spacing w:before="240" w:after="0" w:line="360" w:lineRule="auto"/>
+        <w:rPr>
+          <w:lang w:bidi="ar-DZ"/>
+        </w:rPr>
+      </w:pPr>
+      <w:r>
+        <w:rPr>
+          <w:lang w:bidi="ar-DZ"/>
+        </w:rPr>
+        <w:t xml:space="preserve">Reservation &amp; Payment Package </w:t>
+      </w:r>
+    </w:p>
+    <w:p>
+      <w:pPr>
+        <w:pStyle w:val="ListParagraph"/>
+        <w:numPr>
+          <w:ilvl w:val="0"/>
+          <w:numId w:val="180"/>
+        </w:numPr>
+        <w:spacing w:before="240" w:after="0" w:line="360" w:lineRule="auto"/>
+        <w:rPr>
+          <w:lang w:bidi="ar-DZ"/>
+        </w:rPr>
+      </w:pPr>
+      <w:r>
+        <w:rPr>
+          <w:lang w:bidi="ar-DZ"/>
+        </w:rPr>
+        <w:t xml:space="preserve">Customer Services Package </w:t>
+      </w:r>
+    </w:p>
+    <w:p>
+      <w:pPr>
+        <w:pStyle w:val="ListParagraph"/>
+        <w:numPr>
+          <w:ilvl w:val="0"/>
+          <w:numId w:val="180"/>
+        </w:numPr>
+        <w:spacing w:before="240" w:after="0" w:line="360" w:lineRule="auto"/>
+        <w:rPr>
+          <w:lang w:bidi="ar-DZ"/>
+        </w:rPr>
+      </w:pPr>
+      <w:r>
+        <w:rPr>
+          <w:lang w:bidi="ar-DZ"/>
+        </w:rPr>
+        <w:t xml:space="preserve">AI &amp; Analytics Package </w:t>
+      </w:r>
+    </w:p>
+    <w:p>
+      <w:pPr>
+        <w:spacing w:before="240" w:after="0" w:line="278" w:lineRule="auto"/>
+        <w:rPr>
+          <w:lang w:bidi="ar-DZ"/>
+        </w:rPr>
+      </w:pPr>
+      <w:r>
+        <w:rPr>
+          <w:lang w:bidi="ar-DZ"/>
+        </w:rPr>
+        <w:t>Each package represents a cohesive collection of entities supporting a common business process.</w:t>
+      </w:r>
+    </w:p>
+    <w:p>
+      <w:pPr>
+        <w:spacing w:line="278" w:lineRule="auto"/>
+        <w:rPr>
+          <w:rFonts w:asciiTheme="majorBidi" w:eastAsiaTheme="majorEastAsia" w:hAnsiTheme="majorBidi" w:cstheme="majorBidi"/>
+          <w:b/>
+          <w:color w:val="000000" w:themeColor="text1"/>
+          <w:szCs w:val="28"/>
+          <w:lang w:bidi="ar-DZ"/>
+        </w:rPr>
+      </w:pPr>
+      <w:r>
+        <w:rPr>
+          <w:lang w:bidi="ar-DZ"/>
+        </w:rPr>
+        <w:br w:type="page"/>
+      </w:r>
+    </w:p>
+    <w:p>
+      <w:pPr>
+        <w:pStyle w:val="Heading3"/>
+        <w:rPr>
+          <w:lang w:bidi="ar-DZ"/>
+        </w:rPr>
+      </w:pPr>
+      <w:r>
+        <w:rPr>
+          <w:lang w:bidi="ar-DZ"/>
+        </w:rPr>
+        <w:lastRenderedPageBreak/>
+        <w:t>6.2 User Management Package</w:t>
+      </w:r>
+    </w:p>
+    <w:p>
+      <w:pPr>
+        <w:pStyle w:val="Title"/>
+        <w:rPr>
+          <w:lang w:bidi="ar-DZ"/>
+        </w:rPr>
+      </w:pPr>
+      <w:r>
+        <w:rPr>
+          <w:lang w:bidi="ar-DZ"/>
+        </w:rPr>
+        <w:t>Purpose</w:t>
+      </w:r>
+    </w:p>
+    <w:p>
+      <w:pPr>
+        <w:spacing w:before="240" w:line="278" w:lineRule="auto"/>
+        <w:rPr>
+          <w:lang w:bidi="ar-DZ"/>
+        </w:rPr>
+      </w:pPr>
+      <w:r>
+        <w:rPr>
+          <w:lang w:bidi="ar-DZ"/>
+        </w:rPr>
+        <w:t>The User Management Package manages user authentication, authorization, user profiles, and system notifications. It serves as the foundation for user access control across the KriGo platform.</w:t>
+      </w:r>
+    </w:p>
+    <w:p>
+      <w:pPr>
+        <w:pStyle w:val="Title"/>
+        <w:rPr>
+          <w:lang w:bidi="ar-DZ"/>
+        </w:rPr>
+      </w:pPr>
+      <w:r>
+        <w:rPr>
+          <w:lang w:bidi="ar-DZ"/>
+        </w:rPr>
+        <w:t>Entities</w:t>
+      </w:r>
+    </w:p>
+    <w:p>
+      <w:pPr>
+        <w:pStyle w:val="ListParagraph"/>
+        <w:numPr>
+          <w:ilvl w:val="0"/>
+          <w:numId w:val="181"/>
+        </w:numPr>
+        <w:spacing w:before="240" w:after="0" w:line="360" w:lineRule="auto"/>
+        <w:rPr>
+          <w:lang w:bidi="ar-DZ"/>
+        </w:rPr>
+      </w:pPr>
+      <w:r>
+        <w:rPr>
+          <w:lang w:bidi="ar-DZ"/>
+        </w:rPr>
+        <w:t xml:space="preserve">User </w:t>
+      </w:r>
+    </w:p>
+    <w:p>
+      <w:pPr>
+        <w:pStyle w:val="ListParagraph"/>
+        <w:numPr>
+          <w:ilvl w:val="0"/>
+          <w:numId w:val="181"/>
+        </w:numPr>
+        <w:spacing w:before="240" w:after="0" w:line="360" w:lineRule="auto"/>
+        <w:rPr>
+          <w:lang w:bidi="ar-DZ"/>
+        </w:rPr>
+      </w:pPr>
+      <w:r>
+        <w:rPr>
+          <w:lang w:bidi="ar-DZ"/>
+        </w:rPr>
+        <w:t xml:space="preserve">Customer </w:t>
+      </w:r>
+    </w:p>
+    <w:p>
+      <w:pPr>
+        <w:pStyle w:val="ListParagraph"/>
+        <w:numPr>
+          <w:ilvl w:val="0"/>
+          <w:numId w:val="181"/>
+        </w:numPr>
+        <w:spacing w:before="240" w:line="360" w:lineRule="auto"/>
+        <w:rPr>
+          <w:lang w:bidi="ar-DZ"/>
+        </w:rPr>
+      </w:pPr>
+      <w:r>
+        <w:rPr>
+          <w:lang w:bidi="ar-DZ"/>
+        </w:rPr>
+        <w:t xml:space="preserve">Notification </w:t>
+      </w:r>
+    </w:p>
+    <w:p>
+      <w:pPr>
+        <w:pStyle w:val="Title"/>
+        <w:rPr>
+          <w:lang w:bidi="ar-DZ"/>
+        </w:rPr>
+      </w:pPr>
+      <w:r>
+        <w:rPr>
+          <w:lang w:bidi="ar-DZ"/>
+        </w:rPr>
+        <w:t>Relationships</w:t>
+      </w:r>
+    </w:p>
+    <w:tbl>
+      <w:tblPr>
+        <w:tblStyle w:val="PlainTable1"/>
+        <w:tblW w:w="0" w:type="auto"/>
+        <w:tblLook w:val="04A0" w:firstRow="1" w:lastRow="0" w:firstColumn="1" w:lastColumn="0" w:noHBand="0" w:noVBand="1"/>
+      </w:tblPr>
+      <w:tblGrid>
+        <w:gridCol w:w="2265"/>
+        <w:gridCol w:w="1403"/>
+      </w:tblGrid>
+      <w:tr>
+        <w:trPr>
+          <w:cnfStyle w:val="100000000000" w:firstRow="1" w:lastRow="0" w:firstColumn="0" w:lastColumn="0" w:oddVBand="0" w:evenVBand="0" w:oddHBand="0" w:evenHBand="0" w:firstRowFirstColumn="0" w:firstRowLastColumn="0" w:lastRowFirstColumn="0" w:lastRowLastColumn="0"/>
+        </w:trPr>
+        <w:tc>
+          <w:tcPr>
+            <w:cnfStyle w:val="001000000000" w:firstRow="0" w:lastRow="0" w:firstColumn="1" w:lastColumn="0" w:oddVBand="0" w:evenVBand="0" w:oddHBand="0" w:evenHBand="0" w:firstRowFirstColumn="0" w:firstRowLastColumn="0" w:lastRowFirstColumn="0" w:lastRowLastColumn="0"/>
+            <w:tcW w:w="0" w:type="auto"/>
+            <w:hideMark/>
+          </w:tcPr>
+          <w:p>
+            <w:pPr>
+              <w:spacing w:before="240" w:line="278" w:lineRule="auto"/>
+              <w:rPr>
+                <w:lang w:bidi="ar-DZ"/>
+              </w:rPr>
+            </w:pPr>
+            <w:r>
+              <w:rPr>
+                <w:lang w:bidi="ar-DZ"/>
+              </w:rPr>
+              <w:t>Relationship</w:t>
+            </w:r>
+          </w:p>
+        </w:tc>
+        <w:tc>
+          <w:tcPr>
+            <w:tcW w:w="0" w:type="auto"/>
+            <w:hideMark/>
+          </w:tcPr>
+          <w:p>
+            <w:pPr>
+              <w:spacing w:before="240" w:line="278" w:lineRule="auto"/>
+              <w:cnfStyle w:val="100000000000" w:firstRow="1" w:lastRow="0" w:firstColumn="0" w:lastColumn="0" w:oddVBand="0" w:evenVBand="0" w:oddHBand="0" w:evenHBand="0" w:firstRowFirstColumn="0" w:firstRowLastColumn="0" w:lastRowFirstColumn="0" w:lastRowLastColumn="0"/>
+              <w:rPr>
+                <w:lang w:bidi="ar-DZ"/>
+              </w:rPr>
+            </w:pPr>
+            <w:r>
+              <w:rPr>
+                <w:lang w:bidi="ar-DZ"/>
+              </w:rPr>
+              <w:t>Cardinality</w:t>
+            </w:r>
+          </w:p>
+        </w:tc>
+      </w:tr>
+      <w:tr>
+        <w:trPr>
+          <w:cnfStyle w:val="000000100000" w:firstRow="0" w:lastRow="0" w:firstColumn="0" w:lastColumn="0" w:oddVBand="0" w:evenVBand="0" w:oddHBand="1" w:evenHBand="0" w:firstRowFirstColumn="0" w:firstRowLastColumn="0" w:lastRowFirstColumn="0" w:lastRowLastColumn="0"/>
+        </w:trPr>
+        <w:tc>
+          <w:tcPr>
+            <w:cnfStyle w:val="001000000000" w:firstRow="0" w:lastRow="0" w:firstColumn="1" w:lastColumn="0" w:oddVBand="0" w:evenVBand="0" w:oddHBand="0" w:evenHBand="0" w:firstRowFirstColumn="0" w:firstRowLastColumn="0" w:lastRowFirstColumn="0" w:lastRowLastColumn="0"/>
+            <w:tcW w:w="0" w:type="auto"/>
+            <w:hideMark/>
+          </w:tcPr>
+          <w:p>
+            <w:pPr>
+              <w:spacing w:before="240" w:line="278" w:lineRule="auto"/>
+              <w:rPr>
+                <w:lang w:bidi="ar-DZ"/>
+              </w:rPr>
+            </w:pPr>
+            <w:r>
+              <w:rPr>
+                <w:lang w:bidi="ar-DZ"/>
+              </w:rPr>
+              <w:t>User — Customer</w:t>
+            </w:r>
+          </w:p>
+        </w:tc>
+        <w:tc>
+          <w:tcPr>
+            <w:tcW w:w="0" w:type="auto"/>
+            <w:hideMark/>
+          </w:tcPr>
+          <w:p>
+            <w:pPr>
+              <w:spacing w:before="240" w:line="278" w:lineRule="auto"/>
+              <w:cnfStyle w:val="000000100000" w:firstRow="0" w:lastRow="0" w:firstColumn="0" w:lastColumn="0" w:oddVBand="0" w:evenVBand="0" w:oddHBand="1" w:evenHBand="0" w:firstRowFirstColumn="0" w:firstRowLastColumn="0" w:lastRowFirstColumn="0" w:lastRowLastColumn="0"/>
+              <w:rPr>
+                <w:lang w:bidi="ar-DZ"/>
+              </w:rPr>
+            </w:pPr>
+            <w:r>
+              <w:rPr>
+                <w:lang w:bidi="ar-DZ"/>
+              </w:rPr>
+              <w:t>1 : 1</w:t>
+            </w:r>
+          </w:p>
+        </w:tc>
+      </w:tr>
+      <w:tr>
+        <w:tc>
+          <w:tcPr>
+            <w:cnfStyle w:val="001000000000" w:firstRow="0" w:lastRow="0" w:firstColumn="1" w:lastColumn="0" w:oddVBand="0" w:evenVBand="0" w:oddHBand="0" w:evenHBand="0" w:firstRowFirstColumn="0" w:firstRowLastColumn="0" w:lastRowFirstColumn="0" w:lastRowLastColumn="0"/>
+            <w:tcW w:w="0" w:type="auto"/>
+            <w:hideMark/>
+          </w:tcPr>
+          <w:p>
+            <w:pPr>
+              <w:spacing w:before="240" w:line="278" w:lineRule="auto"/>
+              <w:rPr>
+                <w:lang w:bidi="ar-DZ"/>
+              </w:rPr>
+            </w:pPr>
+            <w:r>
+              <w:rPr>
+                <w:lang w:bidi="ar-DZ"/>
+              </w:rPr>
+              <w:t>User — Notification</w:t>
+            </w:r>
+          </w:p>
+        </w:tc>
+        <w:tc>
+          <w:tcPr>
+            <w:tcW w:w="0" w:type="auto"/>
+            <w:hideMark/>
+          </w:tcPr>
+          <w:p>
+            <w:pPr>
+              <w:spacing w:before="240" w:line="278" w:lineRule="auto"/>
+              <w:cnfStyle w:val="000000000000" w:firstRow="0" w:lastRow="0" w:firstColumn="0" w:lastColumn="0" w:oddVBand="0" w:evenVBand="0" w:oddHBand="0" w:evenHBand="0" w:firstRowFirstColumn="0" w:firstRowLastColumn="0" w:lastRowFirstColumn="0" w:lastRowLastColumn="0"/>
+              <w:rPr>
+                <w:lang w:bidi="ar-DZ"/>
+              </w:rPr>
+            </w:pPr>
+            <w:r>
+              <w:rPr>
+                <w:lang w:bidi="ar-DZ"/>
+              </w:rPr>
+              <w:t>1 : N</w:t>
+            </w:r>
+          </w:p>
+        </w:tc>
+      </w:tr>
+    </w:tbl>
+    <w:p>
+      <w:pPr>
+        <w:pStyle w:val="Title"/>
+        <w:spacing w:before="240"/>
+        <w:rPr>
+          <w:lang w:bidi="ar-DZ"/>
+        </w:rPr>
+      </w:pPr>
+      <w:r>
+        <w:rPr>
+          <w:lang w:bidi="ar-DZ"/>
+        </w:rPr>
+        <w:t>Description</w:t>
+      </w:r>
+    </w:p>
+    <w:p>
+      <w:pPr>
+        <w:spacing w:before="240" w:after="0" w:line="278" w:lineRule="auto"/>
+        <w:rPr>
+          <w:lang w:bidi="ar-DZ"/>
+        </w:rPr>
+      </w:pPr>
+      <w:r>
+        <w:rPr>
+          <w:lang w:bidi="ar-DZ"/>
+        </w:rPr>
+        <w:t>The user table holds information about the credentials and the account. The customer table is an extension of the user account using a one-to-one relationship. The users can receive several notifications created by the system, including notifications about reservations, payments, verification outcomes, and promotions.</w:t>
+      </w:r>
+    </w:p>
+    <w:p>
+      <w:pPr>
+        <w:spacing w:line="278" w:lineRule="auto"/>
+        <w:rPr>
+          <w:b/>
+          <w:bCs/>
+          <w:lang w:bidi="ar-DZ"/>
+        </w:rPr>
+      </w:pPr>
+      <w:r>
+        <w:rPr>
+          <w:b/>
+          <w:bCs/>
+          <w:lang w:bidi="ar-DZ"/>
+        </w:rPr>
+        <w:br w:type="page"/>
+      </w:r>
+    </w:p>
+    <w:p>
+      <w:pPr>
+        <w:pStyle w:val="Heading3"/>
+        <w:rPr>
+          <w:lang w:bidi="ar-DZ"/>
+        </w:rPr>
+      </w:pPr>
+      <w:r>
+        <w:rPr>
+          <w:lang w:bidi="ar-DZ"/>
+        </w:rPr>
+        <w:lastRenderedPageBreak/>
+        <w:t>6.3 Agency Management Package</w:t>
+      </w:r>
+    </w:p>
+    <w:p>
+      <w:pPr>
+        <w:pStyle w:val="Title"/>
+        <w:spacing w:before="240"/>
+        <w:rPr>
+          <w:lang w:bidi="ar-DZ"/>
+        </w:rPr>
+      </w:pPr>
+      <w:r>
+        <w:rPr>
+          <w:lang w:bidi="ar-DZ"/>
+        </w:rPr>
+        <w:t>Purpose</w:t>
+      </w:r>
+    </w:p>
+    <w:p>
+      <w:pPr>
+        <w:spacing w:before="240" w:after="0" w:line="278" w:lineRule="auto"/>
+        <w:rPr>
+          <w:lang w:bidi="ar-DZ"/>
+        </w:rPr>
+      </w:pPr>
+      <w:r>
+        <w:rPr>
+          <w:lang w:bidi="ar-DZ"/>
+        </w:rPr>
+        <w:t>The Agency Management Package manages rental agencies, branch operations, employee administration, and agency verification.</w:t>
+      </w:r>
+    </w:p>
+    <w:p>
+      <w:pPr>
+        <w:pStyle w:val="Title"/>
+        <w:spacing w:before="240"/>
+        <w:rPr>
+          <w:lang w:bidi="ar-DZ"/>
+        </w:rPr>
+      </w:pPr>
+      <w:r>
+        <w:rPr>
+          <w:lang w:bidi="ar-DZ"/>
+        </w:rPr>
+        <w:t>Entities</w:t>
+      </w:r>
+    </w:p>
+    <w:p>
+      <w:pPr>
+        <w:pStyle w:val="ListParagraph"/>
+        <w:numPr>
+          <w:ilvl w:val="0"/>
+          <w:numId w:val="182"/>
+        </w:numPr>
+        <w:spacing w:before="240" w:after="0" w:line="360" w:lineRule="auto"/>
+        <w:rPr>
+          <w:lang w:bidi="ar-DZ"/>
+        </w:rPr>
+      </w:pPr>
+      <w:r>
+        <w:rPr>
+          <w:lang w:bidi="ar-DZ"/>
+        </w:rPr>
+        <w:t xml:space="preserve">Agency </w:t>
+      </w:r>
+    </w:p>
+    <w:p>
+      <w:pPr>
+        <w:pStyle w:val="ListParagraph"/>
+        <w:numPr>
+          <w:ilvl w:val="0"/>
+          <w:numId w:val="182"/>
+        </w:numPr>
+        <w:spacing w:before="240" w:after="0" w:line="360" w:lineRule="auto"/>
+        <w:rPr>
+          <w:lang w:bidi="ar-DZ"/>
+        </w:rPr>
+      </w:pPr>
+      <w:r>
+        <w:rPr>
+          <w:lang w:bidi="ar-DZ"/>
+        </w:rPr>
+        <w:t xml:space="preserve">Agency Verification </w:t>
+      </w:r>
+    </w:p>
+    <w:p>
+      <w:pPr>
+        <w:pStyle w:val="ListParagraph"/>
+        <w:numPr>
+          <w:ilvl w:val="0"/>
+          <w:numId w:val="182"/>
+        </w:numPr>
+        <w:spacing w:before="240" w:after="0" w:line="360" w:lineRule="auto"/>
+        <w:rPr>
+          <w:lang w:bidi="ar-DZ"/>
+        </w:rPr>
+      </w:pPr>
+      <w:r>
+        <w:rPr>
+          <w:lang w:bidi="ar-DZ"/>
+        </w:rPr>
+        <w:t xml:space="preserve">Branch </w:t>
+      </w:r>
+    </w:p>
+    <w:p>
+      <w:pPr>
+        <w:pStyle w:val="ListParagraph"/>
+        <w:numPr>
+          <w:ilvl w:val="0"/>
+          <w:numId w:val="182"/>
+        </w:numPr>
+        <w:spacing w:before="240" w:after="0" w:line="360" w:lineRule="auto"/>
+        <w:rPr>
+          <w:lang w:bidi="ar-DZ"/>
+        </w:rPr>
+      </w:pPr>
+      <w:r>
+        <w:rPr>
+          <w:lang w:bidi="ar-DZ"/>
+        </w:rPr>
+        <w:t xml:space="preserve">Employee </w:t>
+      </w:r>
+    </w:p>
+    <w:p>
+      <w:pPr>
+        <w:pStyle w:val="Title"/>
+        <w:spacing w:before="240"/>
+        <w:rPr>
+          <w:lang w:bidi="ar-DZ"/>
+        </w:rPr>
+      </w:pPr>
+      <w:r>
+        <w:rPr>
+          <w:lang w:bidi="ar-DZ"/>
+        </w:rPr>
+        <w:t>Relationships</w:t>
+      </w:r>
+    </w:p>
+    <w:tbl>
+      <w:tblPr>
+        <w:tblStyle w:val="PlainTable1"/>
+        <w:tblW w:w="0" w:type="auto"/>
+        <w:tblCellMar>
+          <w:top w:w="29" w:type="dxa"/>
+          <w:bottom w:w="29" w:type="dxa"/>
+        </w:tblCellMar>
+        <w:tblLook w:val="04A0" w:firstRow="1" w:lastRow="0" w:firstColumn="1" w:lastColumn="0" w:noHBand="0" w:noVBand="1"/>
+      </w:tblPr>
+      <w:tblGrid>
+        <w:gridCol w:w="6925"/>
+        <w:gridCol w:w="2250"/>
+      </w:tblGrid>
+      <w:tr>
+        <w:trPr>
+          <w:cnfStyle w:val="100000000000" w:firstRow="1" w:lastRow="0" w:firstColumn="0" w:lastColumn="0" w:oddVBand="0" w:evenVBand="0" w:oddHBand="0" w:evenHBand="0" w:firstRowFirstColumn="0" w:firstRowLastColumn="0" w:lastRowFirstColumn="0" w:lastRowLastColumn="0"/>
+          <w:trHeight w:val="576"/>
+        </w:trPr>
+        <w:tc>
+          <w:tcPr>
+            <w:cnfStyle w:val="001000000000" w:firstRow="0" w:lastRow="0" w:firstColumn="1" w:lastColumn="0" w:oddVBand="0" w:evenVBand="0" w:oddHBand="0" w:evenHBand="0" w:firstRowFirstColumn="0" w:firstRowLastColumn="0" w:lastRowFirstColumn="0" w:lastRowLastColumn="0"/>
+            <w:tcW w:w="6925" w:type="dxa"/>
+            <w:vAlign w:val="center"/>
+            <w:hideMark/>
+          </w:tcPr>
+          <w:p>
+            <w:pPr>
+              <w:spacing w:line="278" w:lineRule="auto"/>
+              <w:rPr>
+                <w:lang w:bidi="ar-DZ"/>
+              </w:rPr>
+            </w:pPr>
+            <w:r>
+              <w:rPr>
+                <w:lang w:bidi="ar-DZ"/>
+              </w:rPr>
+              <w:t>Relationship</w:t>
+            </w:r>
+          </w:p>
+        </w:tc>
+        <w:tc>
+          <w:tcPr>
+            <w:tcW w:w="2250" w:type="dxa"/>
+            <w:vAlign w:val="center"/>
+            <w:hideMark/>
+          </w:tcPr>
+          <w:p>
+            <w:pPr>
+              <w:spacing w:line="278" w:lineRule="auto"/>
+              <w:cnfStyle w:val="100000000000" w:firstRow="1" w:lastRow="0" w:firstColumn="0" w:lastColumn="0" w:oddVBand="0" w:evenVBand="0" w:oddHBand="0" w:evenHBand="0" w:firstRowFirstColumn="0" w:firstRowLastColumn="0" w:lastRowFirstColumn="0" w:lastRowLastColumn="0"/>
+              <w:rPr>
+                <w:lang w:bidi="ar-DZ"/>
+              </w:rPr>
+            </w:pPr>
+            <w:r>
+              <w:rPr>
+                <w:lang w:bidi="ar-DZ"/>
+              </w:rPr>
+              <w:t>Cardinality</w:t>
+            </w:r>
+          </w:p>
+        </w:tc>
+      </w:tr>
+      <w:tr>
+        <w:trPr>
+          <w:cnfStyle w:val="000000100000" w:firstRow="0" w:lastRow="0" w:firstColumn="0" w:lastColumn="0" w:oddVBand="0" w:evenVBand="0" w:oddHBand="1" w:evenHBand="0" w:firstRowFirstColumn="0" w:firstRowLastColumn="0" w:lastRowFirstColumn="0" w:lastRowLastColumn="0"/>
+          <w:trHeight w:val="576"/>
+        </w:trPr>
+        <w:tc>
+          <w:tcPr>
+            <w:cnfStyle w:val="001000000000" w:firstRow="0" w:lastRow="0" w:firstColumn="1" w:lastColumn="0" w:oddVBand="0" w:evenVBand="0" w:oddHBand="0" w:evenHBand="0" w:firstRowFirstColumn="0" w:firstRowLastColumn="0" w:lastRowFirstColumn="0" w:lastRowLastColumn="0"/>
+            <w:tcW w:w="6925" w:type="dxa"/>
+            <w:vAlign w:val="center"/>
+            <w:hideMark/>
+          </w:tcPr>
+          <w:p>
+            <w:pPr>
+              <w:spacing w:line="278" w:lineRule="auto"/>
+              <w:rPr>
+                <w:lang w:bidi="ar-DZ"/>
+              </w:rPr>
+            </w:pPr>
+            <w:r>
+              <w:rPr>
+                <w:lang w:bidi="ar-DZ"/>
+              </w:rPr>
+              <w:t>Agency — Agency Verification</w:t>
+            </w:r>
+          </w:p>
+        </w:tc>
+        <w:tc>
+          <w:tcPr>
+            <w:tcW w:w="2250" w:type="dxa"/>
+            <w:vAlign w:val="center"/>
+            <w:hideMark/>
+          </w:tcPr>
+          <w:p>
+            <w:pPr>
+              <w:spacing w:line="278" w:lineRule="auto"/>
+              <w:cnfStyle w:val="000000100000" w:firstRow="0" w:lastRow="0" w:firstColumn="0" w:lastColumn="0" w:oddVBand="0" w:evenVBand="0" w:oddHBand="1" w:evenHBand="0" w:firstRowFirstColumn="0" w:firstRowLastColumn="0" w:lastRowFirstColumn="0" w:lastRowLastColumn="0"/>
+              <w:rPr>
+                <w:lang w:bidi="ar-DZ"/>
+              </w:rPr>
+            </w:pPr>
+            <w:r>
+              <w:rPr>
+                <w:lang w:bidi="ar-DZ"/>
+              </w:rPr>
+              <w:t>1 : 0..1</w:t>
+            </w:r>
+          </w:p>
+        </w:tc>
+      </w:tr>
+      <w:tr>
+        <w:trPr>
+          <w:trHeight w:val="576"/>
+        </w:trPr>
+        <w:tc>
+          <w:tcPr>
+            <w:cnfStyle w:val="001000000000" w:firstRow="0" w:lastRow="0" w:firstColumn="1" w:lastColumn="0" w:oddVBand="0" w:evenVBand="0" w:oddHBand="0" w:evenHBand="0" w:firstRowFirstColumn="0" w:firstRowLastColumn="0" w:lastRowFirstColumn="0" w:lastRowLastColumn="0"/>
+            <w:tcW w:w="6925" w:type="dxa"/>
+            <w:vAlign w:val="center"/>
+            <w:hideMark/>
+          </w:tcPr>
+          <w:p>
+            <w:pPr>
+              <w:spacing w:line="278" w:lineRule="auto"/>
+              <w:rPr>
+                <w:lang w:bidi="ar-DZ"/>
+              </w:rPr>
+            </w:pPr>
+            <w:r>
+              <w:rPr>
+                <w:lang w:bidi="ar-DZ"/>
+              </w:rPr>
+              <w:t>Agency — Branch</w:t>
+            </w:r>
+          </w:p>
+        </w:tc>
+        <w:tc>
+          <w:tcPr>
+            <w:tcW w:w="2250" w:type="dxa"/>
+            <w:vAlign w:val="center"/>
+            <w:hideMark/>
+          </w:tcPr>
+          <w:p>
+            <w:pPr>
+              <w:spacing w:line="278" w:lineRule="auto"/>
+              <w:cnfStyle w:val="000000000000" w:firstRow="0" w:lastRow="0" w:firstColumn="0" w:lastColumn="0" w:oddVBand="0" w:evenVBand="0" w:oddHBand="0" w:evenHBand="0" w:firstRowFirstColumn="0" w:firstRowLastColumn="0" w:lastRowFirstColumn="0" w:lastRowLastColumn="0"/>
+              <w:rPr>
+                <w:lang w:bidi="ar-DZ"/>
+              </w:rPr>
+            </w:pPr>
+            <w:r>
+              <w:rPr>
+                <w:lang w:bidi="ar-DZ"/>
+              </w:rPr>
+              <w:t>1 : N</w:t>
+            </w:r>
+          </w:p>
+        </w:tc>
+      </w:tr>
+      <w:tr>
+        <w:trPr>
+          <w:cnfStyle w:val="000000100000" w:firstRow="0" w:lastRow="0" w:firstColumn="0" w:lastColumn="0" w:oddVBand="0" w:evenVBand="0" w:oddHBand="1" w:evenHBand="0" w:firstRowFirstColumn="0" w:firstRowLastColumn="0" w:lastRowFirstColumn="0" w:lastRowLastColumn="0"/>
+          <w:trHeight w:val="576"/>
+        </w:trPr>
+        <w:tc>
+          <w:tcPr>
+            <w:cnfStyle w:val="001000000000" w:firstRow="0" w:lastRow="0" w:firstColumn="1" w:lastColumn="0" w:oddVBand="0" w:evenVBand="0" w:oddHBand="0" w:evenHBand="0" w:firstRowFirstColumn="0" w:firstRowLastColumn="0" w:lastRowFirstColumn="0" w:lastRowLastColumn="0"/>
+            <w:tcW w:w="6925" w:type="dxa"/>
+            <w:vAlign w:val="center"/>
+            <w:hideMark/>
+          </w:tcPr>
+          <w:p>
+            <w:pPr>
+              <w:spacing w:line="278" w:lineRule="auto"/>
+              <w:rPr>
+                <w:lang w:bidi="ar-DZ"/>
+              </w:rPr>
+            </w:pPr>
+            <w:r>
+              <w:rPr>
+                <w:lang w:bidi="ar-DZ"/>
+              </w:rPr>
+              <w:t>Branch — Employee</w:t>
+            </w:r>
+          </w:p>
+        </w:tc>
+        <w:tc>
+          <w:tcPr>
+            <w:tcW w:w="2250" w:type="dxa"/>
+            <w:vAlign w:val="center"/>
+            <w:hideMark/>
+          </w:tcPr>
+          <w:p>
+            <w:pPr>
+              <w:spacing w:line="278" w:lineRule="auto"/>
+              <w:cnfStyle w:val="000000100000" w:firstRow="0" w:lastRow="0" w:firstColumn="0" w:lastColumn="0" w:oddVBand="0" w:evenVBand="0" w:oddHBand="1" w:evenHBand="0" w:firstRowFirstColumn="0" w:firstRowLastColumn="0" w:lastRowFirstColumn="0" w:lastRowLastColumn="0"/>
+              <w:rPr>
+                <w:lang w:bidi="ar-DZ"/>
+              </w:rPr>
+            </w:pPr>
+            <w:r>
+              <w:rPr>
+                <w:lang w:bidi="ar-DZ"/>
+              </w:rPr>
+              <w:t>1 : N</w:t>
+            </w:r>
+          </w:p>
+        </w:tc>
+      </w:tr>
+    </w:tbl>
+    <w:p>
+      <w:pPr>
+        <w:pStyle w:val="Title"/>
+        <w:spacing w:before="240"/>
+        <w:rPr>
+          <w:lang w:bidi="ar-DZ"/>
+        </w:rPr>
+      </w:pPr>
+      <w:r>
+        <w:rPr>
+          <w:lang w:bidi="ar-DZ"/>
+        </w:rPr>
+        <w:t>Description</w:t>
+      </w:r>
+    </w:p>
+    <w:p>
+      <w:pPr>
+        <w:spacing w:before="240" w:after="0" w:line="278" w:lineRule="auto"/>
+        <w:rPr>
+          <w:lang w:bidi="ar-DZ"/>
+        </w:rPr>
+      </w:pPr>
+      <w:r>
+        <w:rPr>
+          <w:lang w:bidi="ar-DZ"/>
+        </w:rPr>
+        <w:t>The rental agency could consist of more than one branch. Each of these branches is run by more than one member who manages vehicles. The agencies have to go through the process of verification before they participate in the system.</w:t>
+      </w:r>
+    </w:p>
+    <w:p>
+      <w:pPr>
+        <w:spacing w:line="278" w:lineRule="auto"/>
+        <w:rPr>
+          <w:b/>
+          <w:bCs/>
+          <w:lang w:bidi="ar-DZ"/>
+        </w:rPr>
+      </w:pPr>
+      <w:r>
+        <w:rPr>
+          <w:b/>
+          <w:bCs/>
+          <w:lang w:bidi="ar-DZ"/>
+        </w:rPr>
+        <w:br w:type="page"/>
+      </w:r>
+    </w:p>
+    <w:p>
+      <w:pPr>
+        <w:pStyle w:val="Heading3"/>
+        <w:rPr>
+          <w:lang w:bidi="ar-DZ"/>
+        </w:rPr>
+      </w:pPr>
+      <w:r>
+        <w:rPr>
+          <w:lang w:bidi="ar-DZ"/>
+        </w:rPr>
+        <w:lastRenderedPageBreak/>
+        <w:t>6.4 Fleet Management Package</w:t>
+      </w:r>
+    </w:p>
+    <w:p>
+      <w:pPr>
+        <w:pStyle w:val="Title"/>
+        <w:spacing w:before="240"/>
+        <w:rPr>
+          <w:lang w:bidi="ar-DZ"/>
+        </w:rPr>
+      </w:pPr>
+      <w:r>
+        <w:rPr>
+          <w:lang w:bidi="ar-DZ"/>
+        </w:rPr>
+        <w:t>Purpose</w:t>
+      </w:r>
+    </w:p>
+    <w:p>
+      <w:pPr>
+        <w:spacing w:before="240" w:after="0" w:line="278" w:lineRule="auto"/>
+        <w:rPr>
+          <w:lang w:bidi="ar-DZ"/>
+        </w:rPr>
+      </w:pPr>
+      <w:r>
+        <w:rPr>
+          <w:lang w:bidi="ar-DZ"/>
+        </w:rPr>
+        <w:t>The Fleet Management Package manages vehicle information and branch assignments.</w:t>
+      </w:r>
+    </w:p>
+    <w:p>
+      <w:pPr>
+        <w:pStyle w:val="Title"/>
+        <w:spacing w:before="240"/>
+        <w:rPr>
+          <w:lang w:bidi="ar-DZ"/>
+        </w:rPr>
+      </w:pPr>
+      <w:r>
+        <w:rPr>
+          <w:lang w:bidi="ar-DZ"/>
+        </w:rPr>
+        <w:t>Entities</w:t>
+      </w:r>
+    </w:p>
+    <w:p>
+      <w:pPr>
+        <w:pStyle w:val="ListParagraph"/>
+        <w:numPr>
+          <w:ilvl w:val="0"/>
+          <w:numId w:val="185"/>
+        </w:numPr>
+        <w:spacing w:before="240" w:after="0" w:line="360" w:lineRule="auto"/>
+        <w:rPr>
+          <w:lang w:bidi="ar-DZ"/>
+        </w:rPr>
+      </w:pPr>
+      <w:r>
+        <w:rPr>
+          <w:lang w:bidi="ar-DZ"/>
+        </w:rPr>
+        <w:t xml:space="preserve">Vehicle </w:t>
+      </w:r>
+    </w:p>
+    <w:p>
+      <w:pPr>
+        <w:pStyle w:val="ListParagraph"/>
+        <w:numPr>
+          <w:ilvl w:val="0"/>
+          <w:numId w:val="185"/>
+        </w:numPr>
+        <w:spacing w:before="240" w:after="0" w:line="360" w:lineRule="auto"/>
+        <w:rPr>
+          <w:lang w:bidi="ar-DZ"/>
+        </w:rPr>
+      </w:pPr>
+      <w:r>
+        <w:rPr>
+          <w:lang w:bidi="ar-DZ"/>
+        </w:rPr>
+        <w:t xml:space="preserve">Agency </w:t>
+      </w:r>
+    </w:p>
+    <w:p>
+      <w:pPr>
+        <w:pStyle w:val="ListParagraph"/>
+        <w:numPr>
+          <w:ilvl w:val="0"/>
+          <w:numId w:val="185"/>
+        </w:numPr>
+        <w:spacing w:before="240" w:after="0" w:line="360" w:lineRule="auto"/>
+        <w:rPr>
+          <w:lang w:bidi="ar-DZ"/>
+        </w:rPr>
+      </w:pPr>
+      <w:r>
+        <w:rPr>
+          <w:lang w:bidi="ar-DZ"/>
+        </w:rPr>
+        <w:t xml:space="preserve">Branch </w:t>
+      </w:r>
+    </w:p>
+    <w:p>
+      <w:pPr>
+        <w:pStyle w:val="Title"/>
+        <w:spacing w:before="240"/>
+        <w:rPr>
+          <w:lang w:bidi="ar-DZ"/>
+        </w:rPr>
+      </w:pPr>
+      <w:r>
+        <w:rPr>
+          <w:lang w:bidi="ar-DZ"/>
+        </w:rPr>
+        <w:t>Relationships</w:t>
+      </w:r>
+    </w:p>
+    <w:tbl>
+      <w:tblPr>
+        <w:tblStyle w:val="PlainTable1"/>
+        <w:tblW w:w="0" w:type="auto"/>
+        <w:tblCellMar>
+          <w:top w:w="29" w:type="dxa"/>
+          <w:bottom w:w="29" w:type="dxa"/>
+        </w:tblCellMar>
+        <w:tblLook w:val="04A0" w:firstRow="1" w:lastRow="0" w:firstColumn="1" w:lastColumn="0" w:noHBand="0" w:noVBand="1"/>
+      </w:tblPr>
+      <w:tblGrid>
+        <w:gridCol w:w="6745"/>
+        <w:gridCol w:w="2160"/>
+      </w:tblGrid>
+      <w:tr>
+        <w:trPr>
+          <w:cnfStyle w:val="100000000000" w:firstRow="1" w:lastRow="0" w:firstColumn="0" w:lastColumn="0" w:oddVBand="0" w:evenVBand="0" w:oddHBand="0" w:evenHBand="0" w:firstRowFirstColumn="0" w:firstRowLastColumn="0" w:lastRowFirstColumn="0" w:lastRowLastColumn="0"/>
+          <w:trHeight w:val="576"/>
+        </w:trPr>
+        <w:tc>
+          <w:tcPr>
+            <w:cnfStyle w:val="001000000000" w:firstRow="0" w:lastRow="0" w:firstColumn="1" w:lastColumn="0" w:oddVBand="0" w:evenVBand="0" w:oddHBand="0" w:evenHBand="0" w:firstRowFirstColumn="0" w:firstRowLastColumn="0" w:lastRowFirstColumn="0" w:lastRowLastColumn="0"/>
+            <w:tcW w:w="6745" w:type="dxa"/>
+            <w:vAlign w:val="center"/>
+            <w:hideMark/>
+          </w:tcPr>
+          <w:p>
+            <w:pPr>
+              <w:spacing w:line="278" w:lineRule="auto"/>
+              <w:rPr>
+                <w:lang w:bidi="ar-DZ"/>
+              </w:rPr>
+            </w:pPr>
+            <w:r>
+              <w:rPr>
+                <w:lang w:bidi="ar-DZ"/>
+              </w:rPr>
+              <w:t>Relationship</w:t>
+            </w:r>
+          </w:p>
+        </w:tc>
+        <w:tc>
+          <w:tcPr>
+            <w:tcW w:w="2160" w:type="dxa"/>
+            <w:vAlign w:val="center"/>
+            <w:hideMark/>
+          </w:tcPr>
+          <w:p>
+            <w:pPr>
+              <w:spacing w:line="278" w:lineRule="auto"/>
+              <w:cnfStyle w:val="100000000000" w:firstRow="1" w:lastRow="0" w:firstColumn="0" w:lastColumn="0" w:oddVBand="0" w:evenVBand="0" w:oddHBand="0" w:evenHBand="0" w:firstRowFirstColumn="0" w:firstRowLastColumn="0" w:lastRowFirstColumn="0" w:lastRowLastColumn="0"/>
+              <w:rPr>
+                <w:lang w:bidi="ar-DZ"/>
+              </w:rPr>
+            </w:pPr>
+            <w:r>
+              <w:rPr>
+                <w:lang w:bidi="ar-DZ"/>
+              </w:rPr>
+              <w:t>Cardinality</w:t>
+            </w:r>
+          </w:p>
+        </w:tc>
+      </w:tr>
+      <w:tr>
+        <w:trPr>
+          <w:cnfStyle w:val="000000100000" w:firstRow="0" w:lastRow="0" w:firstColumn="0" w:lastColumn="0" w:oddVBand="0" w:evenVBand="0" w:oddHBand="1" w:evenHBand="0" w:firstRowFirstColumn="0" w:firstRowLastColumn="0" w:lastRowFirstColumn="0" w:lastRowLastColumn="0"/>
+          <w:trHeight w:val="576"/>
+        </w:trPr>
+        <w:tc>
+          <w:tcPr>
+            <w:cnfStyle w:val="001000000000" w:firstRow="0" w:lastRow="0" w:firstColumn="1" w:lastColumn="0" w:oddVBand="0" w:evenVBand="0" w:oddHBand="0" w:evenHBand="0" w:firstRowFirstColumn="0" w:firstRowLastColumn="0" w:lastRowFirstColumn="0" w:lastRowLastColumn="0"/>
+            <w:tcW w:w="6745" w:type="dxa"/>
+            <w:vAlign w:val="center"/>
+            <w:hideMark/>
+          </w:tcPr>
+          <w:p>
+            <w:pPr>
+              <w:spacing w:line="278" w:lineRule="auto"/>
+              <w:rPr>
+                <w:lang w:bidi="ar-DZ"/>
+              </w:rPr>
+            </w:pPr>
+            <w:r>
+              <w:rPr>
+                <w:lang w:bidi="ar-DZ"/>
+              </w:rPr>
+              <w:t>Agency — Vehicle</w:t>
+            </w:r>
+          </w:p>
+        </w:tc>
+        <w:tc>
+          <w:tcPr>
+            <w:tcW w:w="2160" w:type="dxa"/>
+            <w:vAlign w:val="center"/>
+            <w:hideMark/>
+          </w:tcPr>
+          <w:p>
+            <w:pPr>
+              <w:spacing w:line="278" w:lineRule="auto"/>
+              <w:cnfStyle w:val="000000100000" w:firstRow="0" w:lastRow="0" w:firstColumn="0" w:lastColumn="0" w:oddVBand="0" w:evenVBand="0" w:oddHBand="1" w:evenHBand="0" w:firstRowFirstColumn="0" w:firstRowLastColumn="0" w:lastRowFirstColumn="0" w:lastRowLastColumn="0"/>
+              <w:rPr>
+                <w:lang w:bidi="ar-DZ"/>
+              </w:rPr>
+            </w:pPr>
+            <w:r>
+              <w:rPr>
+                <w:lang w:bidi="ar-DZ"/>
+              </w:rPr>
+              <w:t>1 : N</w:t>
+            </w:r>
+          </w:p>
+        </w:tc>
+      </w:tr>
+      <w:tr>
+        <w:trPr>
+          <w:trHeight w:val="576"/>
+        </w:trPr>
+        <w:tc>
+          <w:tcPr>
+            <w:cnfStyle w:val="001000000000" w:firstRow="0" w:lastRow="0" w:firstColumn="1" w:lastColumn="0" w:oddVBand="0" w:evenVBand="0" w:oddHBand="0" w:evenHBand="0" w:firstRowFirstColumn="0" w:firstRowLastColumn="0" w:lastRowFirstColumn="0" w:lastRowLastColumn="0"/>
+            <w:tcW w:w="6745" w:type="dxa"/>
+            <w:vAlign w:val="center"/>
+            <w:hideMark/>
+          </w:tcPr>
+          <w:p>
+            <w:pPr>
+              <w:spacing w:line="278" w:lineRule="auto"/>
+              <w:rPr>
+                <w:lang w:bidi="ar-DZ"/>
+              </w:rPr>
+            </w:pPr>
+            <w:r>
+              <w:rPr>
+                <w:lang w:bidi="ar-DZ"/>
+              </w:rPr>
+              <w:t>Branch — Vehicle</w:t>
+            </w:r>
+          </w:p>
+        </w:tc>
+        <w:tc>
+          <w:tcPr>
+            <w:tcW w:w="2160" w:type="dxa"/>
+            <w:vAlign w:val="center"/>
+            <w:hideMark/>
+          </w:tcPr>
+          <w:p>
+            <w:pPr>
+              <w:spacing w:line="278" w:lineRule="auto"/>
+              <w:cnfStyle w:val="000000000000" w:firstRow="0" w:lastRow="0" w:firstColumn="0" w:lastColumn="0" w:oddVBand="0" w:evenVBand="0" w:oddHBand="0" w:evenHBand="0" w:firstRowFirstColumn="0" w:firstRowLastColumn="0" w:lastRowFirstColumn="0" w:lastRowLastColumn="0"/>
+              <w:rPr>
+                <w:lang w:bidi="ar-DZ"/>
+              </w:rPr>
+            </w:pPr>
+            <w:r>
+              <w:rPr>
+                <w:lang w:bidi="ar-DZ"/>
+              </w:rPr>
+              <w:t>1 : N</w:t>
+            </w:r>
+          </w:p>
+        </w:tc>
+      </w:tr>
+    </w:tbl>
+    <w:p>
+      <w:pPr>
+        <w:pStyle w:val="Title"/>
+        <w:spacing w:before="240"/>
+        <w:rPr>
+          <w:lang w:bidi="ar-DZ"/>
+        </w:rPr>
+      </w:pPr>
+      <w:r>
+        <w:rPr>
+          <w:lang w:bidi="ar-DZ"/>
+        </w:rPr>
+        <w:t>Description</w:t>
+      </w:r>
+    </w:p>
+    <w:p>
+      <w:pPr>
+        <w:spacing w:before="240" w:after="0" w:line="278" w:lineRule="auto"/>
+        <w:rPr>
+          <w:lang w:bidi="ar-DZ"/>
+        </w:rPr>
+      </w:pPr>
+      <w:r>
+        <w:rPr>
+          <w:lang w:bidi="ar-DZ"/>
+        </w:rPr>
+        <w:t>Cars will be owned by renting organizations and assigned to individual branches. Information about vehicles will include their technical details, price, availability status, and maintenance information.</w:t>
+      </w:r>
+    </w:p>
+    <w:p>
+      <w:pPr>
+        <w:spacing w:line="278" w:lineRule="auto"/>
+        <w:rPr>
+          <w:b/>
+          <w:bCs/>
+          <w:lang w:bidi="ar-DZ"/>
+        </w:rPr>
+      </w:pPr>
+      <w:r>
+        <w:rPr>
+          <w:b/>
+          <w:bCs/>
+          <w:lang w:bidi="ar-DZ"/>
+        </w:rPr>
+        <w:br w:type="page"/>
+      </w:r>
+    </w:p>
+    <w:p>
+      <w:pPr>
+        <w:pStyle w:val="Heading3"/>
+        <w:rPr>
+          <w:lang w:bidi="ar-DZ"/>
+        </w:rPr>
+      </w:pPr>
+      <w:r>
+        <w:rPr>
+          <w:lang w:bidi="ar-DZ"/>
+        </w:rPr>
+        <w:lastRenderedPageBreak/>
+        <w:t>6.5 Reservation &amp; Payment Package</w:t>
+      </w:r>
+    </w:p>
+    <w:p>
+      <w:pPr>
+        <w:pStyle w:val="Title"/>
+        <w:spacing w:before="240"/>
+        <w:rPr>
+          <w:lang w:bidi="ar-DZ"/>
+        </w:rPr>
+      </w:pPr>
+      <w:r>
+        <w:rPr>
+          <w:lang w:bidi="ar-DZ"/>
+        </w:rPr>
+        <w:t>Purpose</w:t>
+      </w:r>
+    </w:p>
+    <w:p>
+      <w:pPr>
+        <w:spacing w:before="240" w:after="0" w:line="278" w:lineRule="auto"/>
+        <w:rPr>
+          <w:lang w:bidi="ar-DZ"/>
+        </w:rPr>
+      </w:pPr>
+      <w:r>
+        <w:rPr>
+          <w:lang w:bidi="ar-DZ"/>
+        </w:rPr>
+        <w:t>The Reservation &amp; Payment Package supports the complete vehicle rental transaction process, including reservations and online payments.</w:t>
+      </w:r>
+    </w:p>
+    <w:p>
+      <w:pPr>
+        <w:spacing w:before="240" w:after="0" w:line="278" w:lineRule="auto"/>
+        <w:rPr>
+          <w:b/>
+          <w:bCs/>
+          <w:lang w:bidi="ar-DZ"/>
+        </w:rPr>
+      </w:pPr>
+      <w:r>
+        <w:rPr>
+          <w:b/>
+          <w:bCs/>
+          <w:lang w:bidi="ar-DZ"/>
+        </w:rPr>
+        <w:t>Entities</w:t>
+      </w:r>
+    </w:p>
+    <w:p>
+      <w:pPr>
+        <w:numPr>
+          <w:ilvl w:val="0"/>
+          <w:numId w:val="176"/>
+        </w:numPr>
+        <w:spacing w:before="240" w:after="0" w:line="278" w:lineRule="auto"/>
+        <w:rPr>
+          <w:lang w:bidi="ar-DZ"/>
+        </w:rPr>
+      </w:pPr>
+      <w:r>
+        <w:rPr>
+          <w:lang w:bidi="ar-DZ"/>
+        </w:rPr>
+        <w:t xml:space="preserve">Reservation </w:t>
+      </w:r>
+    </w:p>
+    <w:p>
+      <w:pPr>
+        <w:numPr>
+          <w:ilvl w:val="0"/>
+          <w:numId w:val="176"/>
+        </w:numPr>
+        <w:spacing w:before="240" w:after="0" w:line="278" w:lineRule="auto"/>
+        <w:rPr>
+          <w:lang w:bidi="ar-DZ"/>
+        </w:rPr>
+      </w:pPr>
+      <w:r>
+        <w:rPr>
+          <w:lang w:bidi="ar-DZ"/>
+        </w:rPr>
+        <w:t xml:space="preserve">Payment </w:t>
+      </w:r>
+    </w:p>
+    <w:p>
+      <w:pPr>
+        <w:numPr>
+          <w:ilvl w:val="0"/>
+          <w:numId w:val="176"/>
+        </w:numPr>
+        <w:spacing w:before="240" w:after="0" w:line="278" w:lineRule="auto"/>
+        <w:rPr>
+          <w:lang w:bidi="ar-DZ"/>
+        </w:rPr>
+      </w:pPr>
+      <w:r>
+        <w:rPr>
+          <w:lang w:bidi="ar-DZ"/>
+        </w:rPr>
+        <w:t xml:space="preserve">Customer </w:t>
+      </w:r>
+    </w:p>
+    <w:p>
+      <w:pPr>
+        <w:numPr>
+          <w:ilvl w:val="0"/>
+          <w:numId w:val="176"/>
+        </w:numPr>
+        <w:spacing w:before="240" w:after="0" w:line="278" w:lineRule="auto"/>
+        <w:rPr>
+          <w:lang w:bidi="ar-DZ"/>
+        </w:rPr>
+      </w:pPr>
+      <w:r>
+        <w:rPr>
+          <w:lang w:bidi="ar-DZ"/>
+        </w:rPr>
+        <w:t xml:space="preserve">Vehicle </w:t>
+      </w:r>
+    </w:p>
+    <w:p>
+      <w:pPr>
+        <w:pStyle w:val="Title"/>
+        <w:spacing w:before="240"/>
+        <w:rPr>
+          <w:lang w:bidi="ar-DZ"/>
+        </w:rPr>
+      </w:pPr>
+      <w:r>
+        <w:rPr>
+          <w:lang w:bidi="ar-DZ"/>
+        </w:rPr>
+        <w:t>Relationships</w:t>
+      </w:r>
+    </w:p>
+    <w:tbl>
+      <w:tblPr>
+        <w:tblStyle w:val="PlainTable1"/>
+        <w:tblW w:w="0" w:type="auto"/>
+        <w:tblCellMar>
+          <w:top w:w="29" w:type="dxa"/>
+          <w:bottom w:w="29" w:type="dxa"/>
+        </w:tblCellMar>
+        <w:tblLook w:val="04A0" w:firstRow="1" w:lastRow="0" w:firstColumn="1" w:lastColumn="0" w:noHBand="0" w:noVBand="1"/>
+      </w:tblPr>
+      <w:tblGrid>
+        <w:gridCol w:w="6925"/>
+        <w:gridCol w:w="1980"/>
+      </w:tblGrid>
+      <w:tr>
+        <w:trPr>
+          <w:cnfStyle w:val="100000000000" w:firstRow="1" w:lastRow="0" w:firstColumn="0" w:lastColumn="0" w:oddVBand="0" w:evenVBand="0" w:oddHBand="0" w:evenHBand="0" w:firstRowFirstColumn="0" w:firstRowLastColumn="0" w:lastRowFirstColumn="0" w:lastRowLastColumn="0"/>
+          <w:trHeight w:val="576"/>
+        </w:trPr>
+        <w:tc>
+          <w:tcPr>
+            <w:cnfStyle w:val="001000000000" w:firstRow="0" w:lastRow="0" w:firstColumn="1" w:lastColumn="0" w:oddVBand="0" w:evenVBand="0" w:oddHBand="0" w:evenHBand="0" w:firstRowFirstColumn="0" w:firstRowLastColumn="0" w:lastRowFirstColumn="0" w:lastRowLastColumn="0"/>
+            <w:tcW w:w="6925" w:type="dxa"/>
+            <w:vAlign w:val="center"/>
+            <w:hideMark/>
+          </w:tcPr>
+          <w:p>
+            <w:pPr>
+              <w:spacing w:line="278" w:lineRule="auto"/>
+              <w:rPr>
+                <w:lang w:bidi="ar-DZ"/>
+              </w:rPr>
+            </w:pPr>
+            <w:r>
+              <w:rPr>
+                <w:lang w:bidi="ar-DZ"/>
+              </w:rPr>
+              <w:t>Relationship</w:t>
+            </w:r>
+          </w:p>
+        </w:tc>
+        <w:tc>
+          <w:tcPr>
+            <w:tcW w:w="1980" w:type="dxa"/>
+            <w:vAlign w:val="center"/>
+            <w:hideMark/>
+          </w:tcPr>
+          <w:p>
+            <w:pPr>
+              <w:spacing w:line="278" w:lineRule="auto"/>
+              <w:cnfStyle w:val="100000000000" w:firstRow="1" w:lastRow="0" w:firstColumn="0" w:lastColumn="0" w:oddVBand="0" w:evenVBand="0" w:oddHBand="0" w:evenHBand="0" w:firstRowFirstColumn="0" w:firstRowLastColumn="0" w:lastRowFirstColumn="0" w:lastRowLastColumn="0"/>
+              <w:rPr>
+                <w:lang w:bidi="ar-DZ"/>
+              </w:rPr>
+            </w:pPr>
+            <w:r>
+              <w:rPr>
+                <w:lang w:bidi="ar-DZ"/>
+              </w:rPr>
+              <w:t>Cardinality</w:t>
+            </w:r>
+          </w:p>
+        </w:tc>
+      </w:tr>
+      <w:tr>
+        <w:trPr>
+          <w:cnfStyle w:val="000000100000" w:firstRow="0" w:lastRow="0" w:firstColumn="0" w:lastColumn="0" w:oddVBand="0" w:evenVBand="0" w:oddHBand="1" w:evenHBand="0" w:firstRowFirstColumn="0" w:firstRowLastColumn="0" w:lastRowFirstColumn="0" w:lastRowLastColumn="0"/>
+          <w:trHeight w:val="576"/>
+        </w:trPr>
+        <w:tc>
+          <w:tcPr>
+            <w:cnfStyle w:val="001000000000" w:firstRow="0" w:lastRow="0" w:firstColumn="1" w:lastColumn="0" w:oddVBand="0" w:evenVBand="0" w:oddHBand="0" w:evenHBand="0" w:firstRowFirstColumn="0" w:firstRowLastColumn="0" w:lastRowFirstColumn="0" w:lastRowLastColumn="0"/>
+            <w:tcW w:w="6925" w:type="dxa"/>
+            <w:vAlign w:val="center"/>
+            <w:hideMark/>
+          </w:tcPr>
+          <w:p>
+            <w:pPr>
+              <w:spacing w:line="278" w:lineRule="auto"/>
+              <w:rPr>
+                <w:lang w:bidi="ar-DZ"/>
+              </w:rPr>
+            </w:pPr>
+            <w:r>
+              <w:rPr>
+                <w:lang w:bidi="ar-DZ"/>
+              </w:rPr>
+              <w:t>Customer — Reservation</w:t>
+            </w:r>
+          </w:p>
+        </w:tc>
+        <w:tc>
+          <w:tcPr>
+            <w:tcW w:w="1980" w:type="dxa"/>
+            <w:vAlign w:val="center"/>
+            <w:hideMark/>
+          </w:tcPr>
+          <w:p>
+            <w:pPr>
+              <w:spacing w:line="278" w:lineRule="auto"/>
+              <w:cnfStyle w:val="000000100000" w:firstRow="0" w:lastRow="0" w:firstColumn="0" w:lastColumn="0" w:oddVBand="0" w:evenVBand="0" w:oddHBand="1" w:evenHBand="0" w:firstRowFirstColumn="0" w:firstRowLastColumn="0" w:lastRowFirstColumn="0" w:lastRowLastColumn="0"/>
+              <w:rPr>
+                <w:lang w:bidi="ar-DZ"/>
+              </w:rPr>
+            </w:pPr>
+            <w:r>
+              <w:rPr>
+                <w:lang w:bidi="ar-DZ"/>
+              </w:rPr>
+              <w:t>1 : N</w:t>
+            </w:r>
+          </w:p>
+        </w:tc>
+      </w:tr>
+      <w:tr>
+        <w:trPr>
+          <w:trHeight w:val="576"/>
+        </w:trPr>
+        <w:tc>
+          <w:tcPr>
+            <w:cnfStyle w:val="001000000000" w:firstRow="0" w:lastRow="0" w:firstColumn="1" w:lastColumn="0" w:oddVBand="0" w:evenVBand="0" w:oddHBand="0" w:evenHBand="0" w:firstRowFirstColumn="0" w:firstRowLastColumn="0" w:lastRowFirstColumn="0" w:lastRowLastColumn="0"/>
+            <w:tcW w:w="6925" w:type="dxa"/>
+            <w:vAlign w:val="center"/>
+            <w:hideMark/>
+          </w:tcPr>
+          <w:p>
+            <w:pPr>
+              <w:spacing w:line="278" w:lineRule="auto"/>
+              <w:rPr>
+                <w:lang w:bidi="ar-DZ"/>
+              </w:rPr>
+            </w:pPr>
+            <w:r>
+              <w:rPr>
+                <w:lang w:bidi="ar-DZ"/>
+              </w:rPr>
+              <w:t>Vehicle — Reservation</w:t>
+            </w:r>
+          </w:p>
+        </w:tc>
+        <w:tc>
+          <w:tcPr>
+            <w:tcW w:w="1980" w:type="dxa"/>
+            <w:vAlign w:val="center"/>
+            <w:hideMark/>
+          </w:tcPr>
+          <w:p>
+            <w:pPr>
+              <w:spacing w:line="278" w:lineRule="auto"/>
+              <w:cnfStyle w:val="000000000000" w:firstRow="0" w:lastRow="0" w:firstColumn="0" w:lastColumn="0" w:oddVBand="0" w:evenVBand="0" w:oddHBand="0" w:evenHBand="0" w:firstRowFirstColumn="0" w:firstRowLastColumn="0" w:lastRowFirstColumn="0" w:lastRowLastColumn="0"/>
+              <w:rPr>
+                <w:lang w:bidi="ar-DZ"/>
+              </w:rPr>
+            </w:pPr>
+            <w:r>
+              <w:rPr>
+                <w:lang w:bidi="ar-DZ"/>
+              </w:rPr>
+              <w:t>1 : N</w:t>
+            </w:r>
+          </w:p>
+        </w:tc>
+      </w:tr>
+      <w:tr>
+        <w:trPr>
+          <w:cnfStyle w:val="000000100000" w:firstRow="0" w:lastRow="0" w:firstColumn="0" w:lastColumn="0" w:oddVBand="0" w:evenVBand="0" w:oddHBand="1" w:evenHBand="0" w:firstRowFirstColumn="0" w:firstRowLastColumn="0" w:lastRowFirstColumn="0" w:lastRowLastColumn="0"/>
+          <w:trHeight w:val="576"/>
+        </w:trPr>
+        <w:tc>
+          <w:tcPr>
+            <w:cnfStyle w:val="001000000000" w:firstRow="0" w:lastRow="0" w:firstColumn="1" w:lastColumn="0" w:oddVBand="0" w:evenVBand="0" w:oddHBand="0" w:evenHBand="0" w:firstRowFirstColumn="0" w:firstRowLastColumn="0" w:lastRowFirstColumn="0" w:lastRowLastColumn="0"/>
+            <w:tcW w:w="6925" w:type="dxa"/>
+            <w:vAlign w:val="center"/>
+            <w:hideMark/>
+          </w:tcPr>
+          <w:p>
+            <w:pPr>
+              <w:spacing w:line="278" w:lineRule="auto"/>
+              <w:rPr>
+                <w:lang w:bidi="ar-DZ"/>
+              </w:rPr>
+            </w:pPr>
+            <w:r>
+              <w:rPr>
+                <w:lang w:bidi="ar-DZ"/>
+              </w:rPr>
+              <w:t>Reservation — Payment</w:t>
+            </w:r>
+          </w:p>
+        </w:tc>
+        <w:tc>
+          <w:tcPr>
+            <w:tcW w:w="1980" w:type="dxa"/>
+            <w:vAlign w:val="center"/>
+            <w:hideMark/>
+          </w:tcPr>
+          <w:p>
+            <w:pPr>
+              <w:spacing w:line="278" w:lineRule="auto"/>
+              <w:cnfStyle w:val="000000100000" w:firstRow="0" w:lastRow="0" w:firstColumn="0" w:lastColumn="0" w:oddVBand="0" w:evenVBand="0" w:oddHBand="1" w:evenHBand="0" w:firstRowFirstColumn="0" w:firstRowLastColumn="0" w:lastRowFirstColumn="0" w:lastRowLastColumn="0"/>
+              <w:rPr>
+                <w:lang w:bidi="ar-DZ"/>
+              </w:rPr>
+            </w:pPr>
+            <w:r>
+              <w:rPr>
+                <w:lang w:bidi="ar-DZ"/>
+              </w:rPr>
+              <w:t>1 : 1</w:t>
+            </w:r>
+          </w:p>
+        </w:tc>
+      </w:tr>
+    </w:tbl>
+    <w:p>
+      <w:pPr>
+        <w:pStyle w:val="Title"/>
+        <w:spacing w:before="240"/>
+        <w:rPr>
+          <w:lang w:bidi="ar-DZ"/>
+        </w:rPr>
+      </w:pPr>
+      <w:r>
+        <w:rPr>
+          <w:lang w:bidi="ar-DZ"/>
+        </w:rPr>
+        <w:t>Description</w:t>
+      </w:r>
+    </w:p>
+    <w:p>
+      <w:pPr>
+        <w:spacing w:before="240" w:after="0" w:line="278" w:lineRule="auto"/>
+        <w:rPr>
+          <w:lang w:bidi="ar-DZ"/>
+        </w:rPr>
+      </w:pPr>
+      <w:r>
+        <w:rPr>
+          <w:lang w:bidi="ar-DZ"/>
+        </w:rPr>
+        <w:t>Reservation entries are used to book any available car. There exists a relationship between a reservation and one client and one vehicle, and there is also a relationship between one completed reservation and the payment transaction.</w:t>
+      </w:r>
+    </w:p>
+    <w:p>
+      <w:pPr>
+        <w:spacing w:line="278" w:lineRule="auto"/>
+        <w:rPr>
+          <w:b/>
+          <w:bCs/>
+          <w:lang w:bidi="ar-DZ"/>
+        </w:rPr>
+      </w:pPr>
+      <w:r>
+        <w:rPr>
+          <w:b/>
+          <w:bCs/>
+          <w:lang w:bidi="ar-DZ"/>
+        </w:rPr>
+        <w:br w:type="page"/>
+      </w:r>
+    </w:p>
+    <w:p>
+      <w:pPr>
+        <w:pStyle w:val="Heading3"/>
+        <w:rPr>
+          <w:lang w:bidi="ar-DZ"/>
+        </w:rPr>
+      </w:pPr>
+      <w:r>
+        <w:rPr>
+          <w:lang w:bidi="ar-DZ"/>
+        </w:rPr>
+        <w:lastRenderedPageBreak/>
+        <w:t>6.6 Customer Services Package</w:t>
+      </w:r>
+    </w:p>
+    <w:p>
+      <w:pPr>
+        <w:pStyle w:val="Title"/>
+        <w:spacing w:before="240"/>
+        <w:rPr>
+          <w:lang w:bidi="ar-DZ"/>
+        </w:rPr>
+      </w:pPr>
+      <w:r>
+        <w:rPr>
+          <w:lang w:bidi="ar-DZ"/>
+        </w:rPr>
+        <w:t>Purpose</w:t>
+      </w:r>
+    </w:p>
+    <w:p>
+      <w:pPr>
+        <w:spacing w:before="240" w:after="0" w:line="278" w:lineRule="auto"/>
+        <w:rPr>
+          <w:lang w:bidi="ar-DZ"/>
+        </w:rPr>
+      </w:pPr>
+      <w:r>
+        <w:rPr>
+          <w:lang w:bidi="ar-DZ"/>
+        </w:rPr>
+        <w:t>The Customer Services Package manages customer feedback and issue resolution after rental completion.</w:t>
+      </w:r>
+    </w:p>
+    <w:p>
+      <w:pPr>
+        <w:pStyle w:val="Title"/>
+        <w:spacing w:before="240"/>
+        <w:rPr>
+          <w:lang w:bidi="ar-DZ"/>
+        </w:rPr>
+      </w:pPr>
+      <w:r>
+        <w:rPr>
+          <w:lang w:bidi="ar-DZ"/>
+        </w:rPr>
+        <w:t>Entities</w:t>
+      </w:r>
+    </w:p>
+    <w:p>
+      <w:pPr>
+        <w:numPr>
+          <w:ilvl w:val="0"/>
+          <w:numId w:val="177"/>
+        </w:numPr>
+        <w:spacing w:before="240" w:after="0" w:line="278" w:lineRule="auto"/>
+        <w:rPr>
+          <w:lang w:bidi="ar-DZ"/>
+        </w:rPr>
+      </w:pPr>
+      <w:r>
+        <w:rPr>
+          <w:lang w:bidi="ar-DZ"/>
+        </w:rPr>
+        <w:t xml:space="preserve">Review </w:t>
+      </w:r>
+    </w:p>
+    <w:p>
+      <w:pPr>
+        <w:numPr>
+          <w:ilvl w:val="0"/>
+          <w:numId w:val="177"/>
+        </w:numPr>
+        <w:spacing w:before="240" w:after="0" w:line="278" w:lineRule="auto"/>
+        <w:rPr>
+          <w:lang w:bidi="ar-DZ"/>
+        </w:rPr>
+      </w:pPr>
+      <w:r>
+        <w:rPr>
+          <w:lang w:bidi="ar-DZ"/>
+        </w:rPr>
+        <w:t xml:space="preserve">Dispute </w:t>
+      </w:r>
+    </w:p>
+    <w:p>
+      <w:pPr>
+        <w:numPr>
+          <w:ilvl w:val="0"/>
+          <w:numId w:val="177"/>
+        </w:numPr>
+        <w:spacing w:before="240" w:after="0" w:line="278" w:lineRule="auto"/>
+        <w:rPr>
+          <w:lang w:bidi="ar-DZ"/>
+        </w:rPr>
+      </w:pPr>
+      <w:r>
+        <w:rPr>
+          <w:lang w:bidi="ar-DZ"/>
+        </w:rPr>
+        <w:t xml:space="preserve">Reservation </w:t>
+      </w:r>
+    </w:p>
+    <w:p>
+      <w:pPr>
+        <w:numPr>
+          <w:ilvl w:val="0"/>
+          <w:numId w:val="177"/>
+        </w:numPr>
+        <w:spacing w:before="240" w:after="0" w:line="278" w:lineRule="auto"/>
+        <w:rPr>
+          <w:lang w:bidi="ar-DZ"/>
+        </w:rPr>
+      </w:pPr>
+      <w:r>
+        <w:rPr>
+          <w:lang w:bidi="ar-DZ"/>
+        </w:rPr>
+        <w:t xml:space="preserve">Customer </w:t>
+      </w:r>
+    </w:p>
+    <w:p>
+      <w:pPr>
+        <w:pStyle w:val="Title"/>
+        <w:spacing w:before="240"/>
+        <w:rPr>
+          <w:lang w:bidi="ar-DZ"/>
+        </w:rPr>
+      </w:pPr>
+      <w:r>
+        <w:rPr>
+          <w:lang w:bidi="ar-DZ"/>
+        </w:rPr>
+        <w:t>Relationships</w:t>
+      </w:r>
+    </w:p>
+    <w:tbl>
+      <w:tblPr>
+        <w:tblStyle w:val="PlainTable1"/>
+        <w:tblW w:w="0" w:type="auto"/>
+        <w:tblCellMar>
+          <w:top w:w="29" w:type="dxa"/>
+          <w:bottom w:w="29" w:type="dxa"/>
+        </w:tblCellMar>
+        <w:tblLook w:val="04A0" w:firstRow="1" w:lastRow="0" w:firstColumn="1" w:lastColumn="0" w:noHBand="0" w:noVBand="1"/>
+      </w:tblPr>
+      <w:tblGrid>
+        <w:gridCol w:w="7015"/>
+        <w:gridCol w:w="2160"/>
+      </w:tblGrid>
+      <w:tr>
+        <w:trPr>
+          <w:cnfStyle w:val="100000000000" w:firstRow="1" w:lastRow="0" w:firstColumn="0" w:lastColumn="0" w:oddVBand="0" w:evenVBand="0" w:oddHBand="0" w:evenHBand="0" w:firstRowFirstColumn="0" w:firstRowLastColumn="0" w:lastRowFirstColumn="0" w:lastRowLastColumn="0"/>
+          <w:trHeight w:val="521"/>
+        </w:trPr>
+        <w:tc>
+          <w:tcPr>
+            <w:cnfStyle w:val="001000000000" w:firstRow="0" w:lastRow="0" w:firstColumn="1" w:lastColumn="0" w:oddVBand="0" w:evenVBand="0" w:oddHBand="0" w:evenHBand="0" w:firstRowFirstColumn="0" w:firstRowLastColumn="0" w:lastRowFirstColumn="0" w:lastRowLastColumn="0"/>
+            <w:tcW w:w="7015" w:type="dxa"/>
+            <w:vAlign w:val="center"/>
+            <w:hideMark/>
+          </w:tcPr>
+          <w:p>
+            <w:pPr>
+              <w:spacing w:line="278" w:lineRule="auto"/>
+              <w:rPr>
+                <w:lang w:bidi="ar-DZ"/>
+              </w:rPr>
+            </w:pPr>
+            <w:r>
+              <w:rPr>
+                <w:lang w:bidi="ar-DZ"/>
+              </w:rPr>
+              <w:t>Relationship</w:t>
+            </w:r>
+          </w:p>
+        </w:tc>
+        <w:tc>
+          <w:tcPr>
+            <w:tcW w:w="2160" w:type="dxa"/>
+            <w:vAlign w:val="center"/>
+            <w:hideMark/>
+          </w:tcPr>
+          <w:p>
+            <w:pPr>
+              <w:spacing w:line="278" w:lineRule="auto"/>
+              <w:cnfStyle w:val="100000000000" w:firstRow="1" w:lastRow="0" w:firstColumn="0" w:lastColumn="0" w:oddVBand="0" w:evenVBand="0" w:oddHBand="0" w:evenHBand="0" w:firstRowFirstColumn="0" w:firstRowLastColumn="0" w:lastRowFirstColumn="0" w:lastRowLastColumn="0"/>
+              <w:rPr>
+                <w:lang w:bidi="ar-DZ"/>
+              </w:rPr>
+            </w:pPr>
+            <w:r>
+              <w:rPr>
+                <w:lang w:bidi="ar-DZ"/>
+              </w:rPr>
+              <w:t>Cardinality</w:t>
+            </w:r>
+          </w:p>
+        </w:tc>
+      </w:tr>
+      <w:tr>
+        <w:trPr>
+          <w:cnfStyle w:val="000000100000" w:firstRow="0" w:lastRow="0" w:firstColumn="0" w:lastColumn="0" w:oddVBand="0" w:evenVBand="0" w:oddHBand="1" w:evenHBand="0" w:firstRowFirstColumn="0" w:firstRowLastColumn="0" w:lastRowFirstColumn="0" w:lastRowLastColumn="0"/>
+          <w:trHeight w:val="576"/>
+        </w:trPr>
+        <w:tc>
+          <w:tcPr>
+            <w:cnfStyle w:val="001000000000" w:firstRow="0" w:lastRow="0" w:firstColumn="1" w:lastColumn="0" w:oddVBand="0" w:evenVBand="0" w:oddHBand="0" w:evenHBand="0" w:firstRowFirstColumn="0" w:firstRowLastColumn="0" w:lastRowFirstColumn="0" w:lastRowLastColumn="0"/>
+            <w:tcW w:w="7015" w:type="dxa"/>
+            <w:vAlign w:val="center"/>
+            <w:hideMark/>
+          </w:tcPr>
+          <w:p>
+            <w:pPr>
+              <w:spacing w:line="278" w:lineRule="auto"/>
+              <w:rPr>
+                <w:lang w:bidi="ar-DZ"/>
+              </w:rPr>
+            </w:pPr>
+            <w:r>
+              <w:rPr>
+                <w:lang w:bidi="ar-DZ"/>
+              </w:rPr>
+              <w:t>Customer — Review</w:t>
+            </w:r>
+          </w:p>
+        </w:tc>
+        <w:tc>
+          <w:tcPr>
+            <w:tcW w:w="2160" w:type="dxa"/>
+            <w:vAlign w:val="center"/>
+            <w:hideMark/>
+          </w:tcPr>
+          <w:p>
+            <w:pPr>
+              <w:spacing w:line="278" w:lineRule="auto"/>
+              <w:cnfStyle w:val="000000100000" w:firstRow="0" w:lastRow="0" w:firstColumn="0" w:lastColumn="0" w:oddVBand="0" w:evenVBand="0" w:oddHBand="1" w:evenHBand="0" w:firstRowFirstColumn="0" w:firstRowLastColumn="0" w:lastRowFirstColumn="0" w:lastRowLastColumn="0"/>
+              <w:rPr>
+                <w:lang w:bidi="ar-DZ"/>
+              </w:rPr>
+            </w:pPr>
+            <w:r>
+              <w:rPr>
+                <w:lang w:bidi="ar-DZ"/>
+              </w:rPr>
+              <w:t>1 : N</w:t>
+            </w:r>
+          </w:p>
+        </w:tc>
+      </w:tr>
+      <w:tr>
+        <w:trPr>
+          <w:trHeight w:val="576"/>
+        </w:trPr>
+        <w:tc>
+          <w:tcPr>
+            <w:cnfStyle w:val="001000000000" w:firstRow="0" w:lastRow="0" w:firstColumn="1" w:lastColumn="0" w:oddVBand="0" w:evenVBand="0" w:oddHBand="0" w:evenHBand="0" w:firstRowFirstColumn="0" w:firstRowLastColumn="0" w:lastRowFirstColumn="0" w:lastRowLastColumn="0"/>
+            <w:tcW w:w="7015" w:type="dxa"/>
+            <w:vAlign w:val="center"/>
+            <w:hideMark/>
+          </w:tcPr>
+          <w:p>
+            <w:pPr>
+              <w:spacing w:line="278" w:lineRule="auto"/>
+              <w:rPr>
+                <w:lang w:bidi="ar-DZ"/>
+              </w:rPr>
+            </w:pPr>
+            <w:r>
+              <w:rPr>
+                <w:lang w:bidi="ar-DZ"/>
+              </w:rPr>
+              <w:t>Reservation — Review</w:t>
+            </w:r>
+          </w:p>
+        </w:tc>
+        <w:tc>
+          <w:tcPr>
+            <w:tcW w:w="2160" w:type="dxa"/>
+            <w:vAlign w:val="center"/>
+            <w:hideMark/>
+          </w:tcPr>
+          <w:p>
+            <w:pPr>
+              <w:spacing w:line="278" w:lineRule="auto"/>
+              <w:cnfStyle w:val="000000000000" w:firstRow="0" w:lastRow="0" w:firstColumn="0" w:lastColumn="0" w:oddVBand="0" w:evenVBand="0" w:oddHBand="0" w:evenHBand="0" w:firstRowFirstColumn="0" w:firstRowLastColumn="0" w:lastRowFirstColumn="0" w:lastRowLastColumn="0"/>
+              <w:rPr>
+                <w:lang w:bidi="ar-DZ"/>
+              </w:rPr>
+            </w:pPr>
+            <w:r>
+              <w:rPr>
+                <w:lang w:bidi="ar-DZ"/>
+              </w:rPr>
+              <w:t>1 : 0..1</w:t>
+            </w:r>
+          </w:p>
+        </w:tc>
+      </w:tr>
+      <w:tr>
+        <w:trPr>
+          <w:cnfStyle w:val="000000100000" w:firstRow="0" w:lastRow="0" w:firstColumn="0" w:lastColumn="0" w:oddVBand="0" w:evenVBand="0" w:oddHBand="1" w:evenHBand="0" w:firstRowFirstColumn="0" w:firstRowLastColumn="0" w:lastRowFirstColumn="0" w:lastRowLastColumn="0"/>
+          <w:trHeight w:val="576"/>
+        </w:trPr>
+        <w:tc>
+          <w:tcPr>
+            <w:cnfStyle w:val="001000000000" w:firstRow="0" w:lastRow="0" w:firstColumn="1" w:lastColumn="0" w:oddVBand="0" w:evenVBand="0" w:oddHBand="0" w:evenHBand="0" w:firstRowFirstColumn="0" w:firstRowLastColumn="0" w:lastRowFirstColumn="0" w:lastRowLastColumn="0"/>
+            <w:tcW w:w="7015" w:type="dxa"/>
+            <w:vAlign w:val="center"/>
+            <w:hideMark/>
+          </w:tcPr>
+          <w:p>
+            <w:pPr>
+              <w:spacing w:line="278" w:lineRule="auto"/>
+              <w:rPr>
+                <w:lang w:bidi="ar-DZ"/>
+              </w:rPr>
+            </w:pPr>
+            <w:r>
+              <w:rPr>
+                <w:lang w:bidi="ar-DZ"/>
+              </w:rPr>
+              <w:t>Reservation — Dispute</w:t>
+            </w:r>
+          </w:p>
+        </w:tc>
+        <w:tc>
+          <w:tcPr>
+            <w:tcW w:w="2160" w:type="dxa"/>
+            <w:vAlign w:val="center"/>
+            <w:hideMark/>
+          </w:tcPr>
+          <w:p>
+            <w:pPr>
+              <w:spacing w:line="278" w:lineRule="auto"/>
+              <w:cnfStyle w:val="000000100000" w:firstRow="0" w:lastRow="0" w:firstColumn="0" w:lastColumn="0" w:oddVBand="0" w:evenVBand="0" w:oddHBand="1" w:evenHBand="0" w:firstRowFirstColumn="0" w:firstRowLastColumn="0" w:lastRowFirstColumn="0" w:lastRowLastColumn="0"/>
+              <w:rPr>
+                <w:lang w:bidi="ar-DZ"/>
+              </w:rPr>
+            </w:pPr>
+            <w:r>
+              <w:rPr>
+                <w:lang w:bidi="ar-DZ"/>
+              </w:rPr>
+              <w:t>1 : 0..N</w:t>
+            </w:r>
+          </w:p>
+        </w:tc>
+      </w:tr>
+    </w:tbl>
+    <w:p>
+      <w:pPr>
+        <w:pStyle w:val="Title"/>
+        <w:spacing w:before="240"/>
+        <w:rPr>
+          <w:lang w:bidi="ar-DZ"/>
+        </w:rPr>
+      </w:pPr>
+      <w:r>
+        <w:rPr>
+          <w:lang w:bidi="ar-DZ"/>
+        </w:rPr>
+        <w:t>Description</w:t>
+      </w:r>
+    </w:p>
+    <w:p>
+      <w:pPr>
+        <w:spacing w:before="240" w:after="0" w:line="278" w:lineRule="auto"/>
+        <w:rPr>
+          <w:lang w:bidi="ar-DZ"/>
+        </w:rPr>
+      </w:pPr>
+      <w:r>
+        <w:rPr>
+          <w:lang w:bidi="ar-DZ"/>
+        </w:rPr>
+        <w:t>Once a customer completes a booking process, they can post reviews on their rental experience. In case there are any issues encountered in the course of renting, disputes can be posted to be sorted out by the administrators of the platform.</w:t>
+      </w:r>
+    </w:p>
+    <w:p>
+      <w:pPr>
+        <w:spacing w:line="278" w:lineRule="auto"/>
+        <w:rPr>
+          <w:b/>
+          <w:bCs/>
+          <w:lang w:bidi="ar-DZ"/>
+        </w:rPr>
+      </w:pPr>
+      <w:r>
+        <w:rPr>
+          <w:b/>
+          <w:bCs/>
+          <w:lang w:bidi="ar-DZ"/>
+        </w:rPr>
+        <w:br w:type="page"/>
+      </w:r>
+    </w:p>
+    <w:p>
+      <w:pPr>
+        <w:pStyle w:val="Heading3"/>
+        <w:rPr>
+          <w:lang w:bidi="ar-DZ"/>
+        </w:rPr>
+      </w:pPr>
+      <w:r>
+        <w:rPr>
+          <w:lang w:bidi="ar-DZ"/>
+        </w:rPr>
+        <w:lastRenderedPageBreak/>
+        <w:t>6.7 AI &amp; Analytics Package</w:t>
+      </w:r>
+    </w:p>
+    <w:p>
+      <w:pPr>
+        <w:pStyle w:val="Title"/>
+        <w:spacing w:before="240"/>
+        <w:rPr>
+          <w:lang w:bidi="ar-DZ"/>
+        </w:rPr>
+      </w:pPr>
+      <w:r>
+        <w:rPr>
+          <w:lang w:bidi="ar-DZ"/>
+        </w:rPr>
+        <w:t>Purpose</w:t>
+      </w:r>
+    </w:p>
+    <w:p>
+      <w:pPr>
+        <w:spacing w:before="240" w:after="0" w:line="278" w:lineRule="auto"/>
+        <w:rPr>
+          <w:lang w:bidi="ar-DZ"/>
+        </w:rPr>
+      </w:pPr>
+      <w:r>
+        <w:rPr>
+          <w:lang w:bidi="ar-DZ"/>
+        </w:rPr>
+        <w:t>The AI &amp; Analytics Package provides intelligent services and business reporting capabilities.</w:t>
+      </w:r>
+    </w:p>
+    <w:p>
+      <w:pPr>
+        <w:pStyle w:val="Title"/>
+        <w:spacing w:before="240"/>
+        <w:rPr>
+          <w:lang w:bidi="ar-DZ"/>
+        </w:rPr>
+      </w:pPr>
+      <w:r>
+        <w:rPr>
+          <w:lang w:bidi="ar-DZ"/>
+        </w:rPr>
+        <w:t>Entities</w:t>
+      </w:r>
+    </w:p>
+    <w:p>
+      <w:pPr>
+        <w:pStyle w:val="ListParagraph"/>
+        <w:numPr>
+          <w:ilvl w:val="0"/>
+          <w:numId w:val="184"/>
+        </w:numPr>
+        <w:spacing w:before="240" w:after="0" w:line="360" w:lineRule="auto"/>
+        <w:rPr>
+          <w:lang w:bidi="ar-DZ"/>
+        </w:rPr>
+      </w:pPr>
+      <w:r>
+        <w:rPr>
+          <w:lang w:bidi="ar-DZ"/>
+        </w:rPr>
+        <w:t xml:space="preserve">AI Recommendation </w:t>
+      </w:r>
+    </w:p>
+    <w:p>
+      <w:pPr>
+        <w:pStyle w:val="ListParagraph"/>
+        <w:numPr>
+          <w:ilvl w:val="0"/>
+          <w:numId w:val="184"/>
+        </w:numPr>
+        <w:spacing w:before="240" w:after="0" w:line="360" w:lineRule="auto"/>
+        <w:rPr>
+          <w:lang w:bidi="ar-DZ"/>
+        </w:rPr>
+      </w:pPr>
+      <w:r>
+        <w:rPr>
+          <w:lang w:bidi="ar-DZ"/>
+        </w:rPr>
+        <w:t xml:space="preserve">AI Conversation </w:t>
+      </w:r>
+    </w:p>
+    <w:p>
+      <w:pPr>
+        <w:pStyle w:val="ListParagraph"/>
+        <w:numPr>
+          <w:ilvl w:val="0"/>
+          <w:numId w:val="184"/>
+        </w:numPr>
+        <w:spacing w:before="240" w:after="0" w:line="360" w:lineRule="auto"/>
+        <w:rPr>
+          <w:lang w:bidi="ar-DZ"/>
+        </w:rPr>
+      </w:pPr>
+      <w:r>
+        <w:rPr>
+          <w:lang w:bidi="ar-DZ"/>
+        </w:rPr>
+        <w:t xml:space="preserve">Analytics Report </w:t>
+      </w:r>
+    </w:p>
+    <w:p>
+      <w:pPr>
+        <w:pStyle w:val="ListParagraph"/>
+        <w:numPr>
+          <w:ilvl w:val="0"/>
+          <w:numId w:val="184"/>
+        </w:numPr>
+        <w:spacing w:before="240" w:after="0" w:line="360" w:lineRule="auto"/>
+        <w:rPr>
+          <w:lang w:bidi="ar-DZ"/>
+        </w:rPr>
+      </w:pPr>
+      <w:r>
+        <w:rPr>
+          <w:lang w:bidi="ar-DZ"/>
+        </w:rPr>
+        <w:t xml:space="preserve">Customer </w:t>
+      </w:r>
+    </w:p>
+    <w:p>
+      <w:pPr>
+        <w:pStyle w:val="ListParagraph"/>
+        <w:numPr>
+          <w:ilvl w:val="0"/>
+          <w:numId w:val="184"/>
+        </w:numPr>
+        <w:spacing w:before="240" w:after="0" w:line="360" w:lineRule="auto"/>
+        <w:rPr>
+          <w:lang w:bidi="ar-DZ"/>
+        </w:rPr>
+      </w:pPr>
+      <w:r>
+        <w:rPr>
+          <w:lang w:bidi="ar-DZ"/>
+        </w:rPr>
+        <w:t xml:space="preserve">Vehicle </w:t>
+      </w:r>
+    </w:p>
+    <w:p>
+      <w:pPr>
+        <w:pStyle w:val="ListParagraph"/>
+        <w:numPr>
+          <w:ilvl w:val="0"/>
+          <w:numId w:val="184"/>
+        </w:numPr>
+        <w:spacing w:before="240" w:after="0" w:line="360" w:lineRule="auto"/>
+        <w:rPr>
+          <w:lang w:bidi="ar-DZ"/>
+        </w:rPr>
+      </w:pPr>
+      <w:r>
+        <w:rPr>
+          <w:lang w:bidi="ar-DZ"/>
+        </w:rPr>
+        <w:t xml:space="preserve">User (Administrator) </w:t>
+      </w:r>
+    </w:p>
+    <w:p>
+      <w:pPr>
+        <w:pStyle w:val="Title"/>
+        <w:spacing w:before="240"/>
+        <w:rPr>
+          <w:lang w:bidi="ar-DZ"/>
+        </w:rPr>
+      </w:pPr>
+      <w:r>
+        <w:rPr>
+          <w:lang w:bidi="ar-DZ"/>
+        </w:rPr>
+        <w:t>Relationships</w:t>
+      </w:r>
+    </w:p>
+    <w:tbl>
+      <w:tblPr>
+        <w:tblStyle w:val="PlainTable1"/>
+        <w:tblW w:w="0" w:type="auto"/>
+        <w:tblLook w:val="04A0" w:firstRow="1" w:lastRow="0" w:firstColumn="1" w:lastColumn="0" w:noHBand="0" w:noVBand="1"/>
+      </w:tblPr>
+      <w:tblGrid>
+        <w:gridCol w:w="7555"/>
+        <w:gridCol w:w="1710"/>
+      </w:tblGrid>
+      <w:tr>
+        <w:trPr>
+          <w:cnfStyle w:val="100000000000" w:firstRow="1" w:lastRow="0" w:firstColumn="0" w:lastColumn="0" w:oddVBand="0" w:evenVBand="0" w:oddHBand="0" w:evenHBand="0" w:firstRowFirstColumn="0" w:firstRowLastColumn="0" w:lastRowFirstColumn="0" w:lastRowLastColumn="0"/>
+        </w:trPr>
+        <w:tc>
+          <w:tcPr>
+            <w:cnfStyle w:val="001000000000" w:firstRow="0" w:lastRow="0" w:firstColumn="1" w:lastColumn="0" w:oddVBand="0" w:evenVBand="0" w:oddHBand="0" w:evenHBand="0" w:firstRowFirstColumn="0" w:firstRowLastColumn="0" w:lastRowFirstColumn="0" w:lastRowLastColumn="0"/>
+            <w:tcW w:w="7555" w:type="dxa"/>
+            <w:hideMark/>
+          </w:tcPr>
+          <w:p>
+            <w:pPr>
+              <w:spacing w:before="240" w:line="278" w:lineRule="auto"/>
+              <w:rPr>
+                <w:lang w:bidi="ar-DZ"/>
+              </w:rPr>
+            </w:pPr>
+            <w:r>
+              <w:rPr>
+                <w:lang w:bidi="ar-DZ"/>
+              </w:rPr>
+              <w:t>Relationship</w:t>
+            </w:r>
+          </w:p>
+        </w:tc>
+        <w:tc>
+          <w:tcPr>
+            <w:tcW w:w="1710" w:type="dxa"/>
+            <w:hideMark/>
+          </w:tcPr>
+          <w:p>
+            <w:pPr>
+              <w:spacing w:before="240" w:line="278" w:lineRule="auto"/>
+              <w:cnfStyle w:val="100000000000" w:firstRow="1" w:lastRow="0" w:firstColumn="0" w:lastColumn="0" w:oddVBand="0" w:evenVBand="0" w:oddHBand="0" w:evenHBand="0" w:firstRowFirstColumn="0" w:firstRowLastColumn="0" w:lastRowFirstColumn="0" w:lastRowLastColumn="0"/>
+              <w:rPr>
+                <w:lang w:bidi="ar-DZ"/>
+              </w:rPr>
+            </w:pPr>
+            <w:r>
+              <w:rPr>
+                <w:lang w:bidi="ar-DZ"/>
+              </w:rPr>
+              <w:t>Cardinality</w:t>
+            </w:r>
+          </w:p>
+        </w:tc>
+      </w:tr>
+      <w:tr>
+        <w:trPr>
+          <w:cnfStyle w:val="000000100000" w:firstRow="0" w:lastRow="0" w:firstColumn="0" w:lastColumn="0" w:oddVBand="0" w:evenVBand="0" w:oddHBand="1" w:evenHBand="0" w:firstRowFirstColumn="0" w:firstRowLastColumn="0" w:lastRowFirstColumn="0" w:lastRowLastColumn="0"/>
+        </w:trPr>
+        <w:tc>
+          <w:tcPr>
+            <w:cnfStyle w:val="001000000000" w:firstRow="0" w:lastRow="0" w:firstColumn="1" w:lastColumn="0" w:oddVBand="0" w:evenVBand="0" w:oddHBand="0" w:evenHBand="0" w:firstRowFirstColumn="0" w:firstRowLastColumn="0" w:lastRowFirstColumn="0" w:lastRowLastColumn="0"/>
+            <w:tcW w:w="7555" w:type="dxa"/>
+            <w:hideMark/>
+          </w:tcPr>
+          <w:p>
+            <w:pPr>
+              <w:spacing w:before="240" w:line="278" w:lineRule="auto"/>
+              <w:rPr>
+                <w:lang w:bidi="ar-DZ"/>
+              </w:rPr>
+            </w:pPr>
+            <w:r>
+              <w:rPr>
+                <w:lang w:bidi="ar-DZ"/>
+              </w:rPr>
+              <w:t>Customer — AI Recommendation</w:t>
+            </w:r>
+          </w:p>
+        </w:tc>
+        <w:tc>
+          <w:tcPr>
+            <w:tcW w:w="1710" w:type="dxa"/>
+            <w:hideMark/>
+          </w:tcPr>
+          <w:p>
+            <w:pPr>
+              <w:spacing w:before="240" w:line="278" w:lineRule="auto"/>
+              <w:cnfStyle w:val="000000100000" w:firstRow="0" w:lastRow="0" w:firstColumn="0" w:lastColumn="0" w:oddVBand="0" w:evenVBand="0" w:oddHBand="1" w:evenHBand="0" w:firstRowFirstColumn="0" w:firstRowLastColumn="0" w:lastRowFirstColumn="0" w:lastRowLastColumn="0"/>
+              <w:rPr>
+                <w:lang w:bidi="ar-DZ"/>
+              </w:rPr>
+            </w:pPr>
+            <w:r>
+              <w:rPr>
+                <w:lang w:bidi="ar-DZ"/>
+              </w:rPr>
+              <w:t>1 : N</w:t>
+            </w:r>
+          </w:p>
+        </w:tc>
+      </w:tr>
+      <w:tr>
+        <w:tc>
+          <w:tcPr>
+            <w:cnfStyle w:val="001000000000" w:firstRow="0" w:lastRow="0" w:firstColumn="1" w:lastColumn="0" w:oddVBand="0" w:evenVBand="0" w:oddHBand="0" w:evenHBand="0" w:firstRowFirstColumn="0" w:firstRowLastColumn="0" w:lastRowFirstColumn="0" w:lastRowLastColumn="0"/>
+            <w:tcW w:w="7555" w:type="dxa"/>
+            <w:hideMark/>
+          </w:tcPr>
+          <w:p>
+            <w:pPr>
+              <w:spacing w:before="240" w:line="278" w:lineRule="auto"/>
+              <w:rPr>
+                <w:lang w:bidi="ar-DZ"/>
+              </w:rPr>
+            </w:pPr>
+            <w:r>
+              <w:rPr>
+                <w:lang w:bidi="ar-DZ"/>
+              </w:rPr>
+              <w:t>Vehicle — AI Recommendation</w:t>
+            </w:r>
+          </w:p>
+        </w:tc>
+        <w:tc>
+          <w:tcPr>
+            <w:tcW w:w="1710" w:type="dxa"/>
+            <w:hideMark/>
+          </w:tcPr>
+          <w:p>
+            <w:pPr>
+              <w:spacing w:before="240" w:line="278" w:lineRule="auto"/>
+              <w:cnfStyle w:val="000000000000" w:firstRow="0" w:lastRow="0" w:firstColumn="0" w:lastColumn="0" w:oddVBand="0" w:evenVBand="0" w:oddHBand="0" w:evenHBand="0" w:firstRowFirstColumn="0" w:firstRowLastColumn="0" w:lastRowFirstColumn="0" w:lastRowLastColumn="0"/>
+              <w:rPr>
+                <w:lang w:bidi="ar-DZ"/>
+              </w:rPr>
+            </w:pPr>
+            <w:r>
+              <w:rPr>
+                <w:lang w:bidi="ar-DZ"/>
+              </w:rPr>
+              <w:t>1 : N</w:t>
+            </w:r>
+          </w:p>
+        </w:tc>
+      </w:tr>
+      <w:tr>
+        <w:trPr>
+          <w:cnfStyle w:val="000000100000" w:firstRow="0" w:lastRow="0" w:firstColumn="0" w:lastColumn="0" w:oddVBand="0" w:evenVBand="0" w:oddHBand="1" w:evenHBand="0" w:firstRowFirstColumn="0" w:firstRowLastColumn="0" w:lastRowFirstColumn="0" w:lastRowLastColumn="0"/>
+        </w:trPr>
+        <w:tc>
+          <w:tcPr>
+            <w:cnfStyle w:val="001000000000" w:firstRow="0" w:lastRow="0" w:firstColumn="1" w:lastColumn="0" w:oddVBand="0" w:evenVBand="0" w:oddHBand="0" w:evenHBand="0" w:firstRowFirstColumn="0" w:firstRowLastColumn="0" w:lastRowFirstColumn="0" w:lastRowLastColumn="0"/>
+            <w:tcW w:w="7555" w:type="dxa"/>
+            <w:hideMark/>
+          </w:tcPr>
+          <w:p>
+            <w:pPr>
+              <w:spacing w:before="240" w:line="278" w:lineRule="auto"/>
+              <w:rPr>
+                <w:lang w:bidi="ar-DZ"/>
+              </w:rPr>
+            </w:pPr>
+            <w:r>
+              <w:rPr>
+                <w:lang w:bidi="ar-DZ"/>
+              </w:rPr>
+              <w:t>Customer — AI Conversation</w:t>
+            </w:r>
+          </w:p>
+        </w:tc>
+        <w:tc>
+          <w:tcPr>
+            <w:tcW w:w="1710" w:type="dxa"/>
+            <w:hideMark/>
+          </w:tcPr>
+          <w:p>
+            <w:pPr>
+              <w:spacing w:before="240" w:line="278" w:lineRule="auto"/>
+              <w:cnfStyle w:val="000000100000" w:firstRow="0" w:lastRow="0" w:firstColumn="0" w:lastColumn="0" w:oddVBand="0" w:evenVBand="0" w:oddHBand="1" w:evenHBand="0" w:firstRowFirstColumn="0" w:firstRowLastColumn="0" w:lastRowFirstColumn="0" w:lastRowLastColumn="0"/>
+              <w:rPr>
+                <w:lang w:bidi="ar-DZ"/>
+              </w:rPr>
+            </w:pPr>
+            <w:r>
+              <w:rPr>
+                <w:lang w:bidi="ar-DZ"/>
+              </w:rPr>
+              <w:t>1 : N</w:t>
+            </w:r>
+          </w:p>
+        </w:tc>
+      </w:tr>
+      <w:tr>
+        <w:tc>
+          <w:tcPr>
+            <w:cnfStyle w:val="001000000000" w:firstRow="0" w:lastRow="0" w:firstColumn="1" w:lastColumn="0" w:oddVBand="0" w:evenVBand="0" w:oddHBand="0" w:evenHBand="0" w:firstRowFirstColumn="0" w:firstRowLastColumn="0" w:lastRowFirstColumn="0" w:lastRowLastColumn="0"/>
+            <w:tcW w:w="7555" w:type="dxa"/>
+            <w:hideMark/>
+          </w:tcPr>
+          <w:p>
+            <w:pPr>
+              <w:spacing w:before="240" w:line="278" w:lineRule="auto"/>
+              <w:rPr>
+                <w:lang w:bidi="ar-DZ"/>
+              </w:rPr>
+            </w:pPr>
+            <w:r>
+              <w:rPr>
+                <w:lang w:bidi="ar-DZ"/>
+              </w:rPr>
+              <w:t>User (Administrator) — Analytics Report</w:t>
+            </w:r>
+          </w:p>
+        </w:tc>
+        <w:tc>
+          <w:tcPr>
+            <w:tcW w:w="1710" w:type="dxa"/>
+            <w:hideMark/>
+          </w:tcPr>
+          <w:p>
+            <w:pPr>
+              <w:spacing w:before="240" w:line="278" w:lineRule="auto"/>
+              <w:cnfStyle w:val="000000000000" w:firstRow="0" w:lastRow="0" w:firstColumn="0" w:lastColumn="0" w:oddVBand="0" w:evenVBand="0" w:oddHBand="0" w:evenHBand="0" w:firstRowFirstColumn="0" w:firstRowLastColumn="0" w:lastRowFirstColumn="0" w:lastRowLastColumn="0"/>
+              <w:rPr>
+                <w:lang w:bidi="ar-DZ"/>
+              </w:rPr>
+            </w:pPr>
+            <w:r>
+              <w:rPr>
+                <w:lang w:bidi="ar-DZ"/>
+              </w:rPr>
+              <w:t>1 : N</w:t>
+            </w:r>
+          </w:p>
+        </w:tc>
+      </w:tr>
+    </w:tbl>
+    <w:p>
+      <w:pPr>
+        <w:pStyle w:val="Title"/>
+        <w:spacing w:before="240"/>
+        <w:rPr>
+          <w:lang w:bidi="ar-DZ"/>
+        </w:rPr>
+      </w:pPr>
+      <w:r>
+        <w:rPr>
+          <w:lang w:bidi="ar-DZ"/>
+        </w:rPr>
+        <w:t>Description</w:t>
+      </w:r>
+    </w:p>
+    <w:p>
+      <w:pPr>
+        <w:spacing w:before="240" w:after="0" w:line="278" w:lineRule="auto"/>
+        <w:rPr>
+          <w:lang w:bidi="ar-DZ"/>
+        </w:rPr>
+      </w:pPr>
+      <w:r>
+        <w:rPr>
+          <w:lang w:bidi="ar-DZ"/>
+        </w:rPr>
+        <w:t>AI Recommendation is an entity that stores personal vehicle recommendations made through the recommendation engine. AI Conversation includes interactions between customers and the AI assistant. Analytics Reports are made by administrators for evaluating platform performance, earning, fleet usage, and customer engagement.</w:t>
+      </w:r>
+    </w:p>
+    <w:p>
+      <w:pPr>
+        <w:spacing w:line="278" w:lineRule="auto"/>
+        <w:rPr>
+          <w:b/>
+          <w:bCs/>
+          <w:lang w:bidi="ar-DZ"/>
+        </w:rPr>
+      </w:pPr>
+      <w:r>
+        <w:rPr>
+          <w:b/>
+          <w:bCs/>
+          <w:lang w:bidi="ar-DZ"/>
+        </w:rPr>
+        <w:br w:type="page"/>
+      </w:r>
+    </w:p>
+    <w:p>
+      <w:pPr>
+        <w:spacing w:before="240" w:after="0" w:line="278" w:lineRule="auto"/>
+        <w:rPr>
+          <w:b/>
+          <w:bCs/>
+          <w:lang w:bidi="ar-DZ"/>
+        </w:rPr>
+      </w:pPr>
+      <w:r>
+        <w:rPr>
+          <w:b/>
+          <w:bCs/>
+          <w:lang w:bidi="ar-DZ"/>
+        </w:rPr>
+        <w:lastRenderedPageBreak/>
+        <w:t>6.8 Package Integration</w:t>
+      </w:r>
+    </w:p>
+    <w:p>
+      <w:pPr>
+        <w:spacing w:before="240" w:after="0" w:line="278" w:lineRule="auto"/>
+        <w:rPr>
+          <w:lang w:bidi="ar-DZ"/>
+        </w:rPr>
+      </w:pPr>
+      <w:r>
+        <w:rPr>
+          <w:lang w:bidi="ar-DZ"/>
+        </w:rPr>
+        <w:t>Although each package represents an independent functional module, the packages are interconnected through shared entities and foreign key relationships. The principal integrations include:</w:t>
+      </w:r>
+    </w:p>
+    <w:tbl>
+      <w:tblPr>
+        <w:tblStyle w:val="PlainTable1"/>
+        <w:tblW w:w="0" w:type="auto"/>
+        <w:tblCellMar>
+          <w:top w:w="29" w:type="dxa"/>
+          <w:bottom w:w="29" w:type="dxa"/>
+        </w:tblCellMar>
+        <w:tblLook w:val="04A0" w:firstRow="1" w:lastRow="0" w:firstColumn="1" w:lastColumn="0" w:noHBand="0" w:noVBand="1"/>
+      </w:tblPr>
+      <w:tblGrid>
+        <w:gridCol w:w="3505"/>
+        <w:gridCol w:w="3060"/>
+        <w:gridCol w:w="2700"/>
+      </w:tblGrid>
+      <w:tr>
+        <w:trPr>
+          <w:cnfStyle w:val="100000000000" w:firstRow="1" w:lastRow="0" w:firstColumn="0" w:lastColumn="0" w:oddVBand="0" w:evenVBand="0" w:oddHBand="0" w:evenHBand="0" w:firstRowFirstColumn="0" w:firstRowLastColumn="0" w:lastRowFirstColumn="0" w:lastRowLastColumn="0"/>
+          <w:trHeight w:val="550"/>
+        </w:trPr>
+        <w:tc>
+          <w:tcPr>
+            <w:cnfStyle w:val="001000000000" w:firstRow="0" w:lastRow="0" w:firstColumn="1" w:lastColumn="0" w:oddVBand="0" w:evenVBand="0" w:oddHBand="0" w:evenHBand="0" w:firstRowFirstColumn="0" w:firstRowLastColumn="0" w:lastRowFirstColumn="0" w:lastRowLastColumn="0"/>
+            <w:tcW w:w="3505" w:type="dxa"/>
+            <w:vAlign w:val="center"/>
+            <w:hideMark/>
+          </w:tcPr>
+          <w:p>
+            <w:pPr>
+              <w:spacing w:line="278" w:lineRule="auto"/>
+              <w:rPr>
+                <w:lang w:bidi="ar-DZ"/>
+              </w:rPr>
+            </w:pPr>
+            <w:r>
+              <w:rPr>
+                <w:lang w:bidi="ar-DZ"/>
+              </w:rPr>
+              <w:t>Source Package</w:t>
+            </w:r>
+          </w:p>
+        </w:tc>
+        <w:tc>
+          <w:tcPr>
+            <w:tcW w:w="3060" w:type="dxa"/>
+            <w:vAlign w:val="center"/>
+            <w:hideMark/>
+          </w:tcPr>
+          <w:p>
+            <w:pPr>
+              <w:spacing w:line="278" w:lineRule="auto"/>
+              <w:cnfStyle w:val="100000000000" w:firstRow="1" w:lastRow="0" w:firstColumn="0" w:lastColumn="0" w:oddVBand="0" w:evenVBand="0" w:oddHBand="0" w:evenHBand="0" w:firstRowFirstColumn="0" w:firstRowLastColumn="0" w:lastRowFirstColumn="0" w:lastRowLastColumn="0"/>
+              <w:rPr>
+                <w:lang w:bidi="ar-DZ"/>
+              </w:rPr>
+            </w:pPr>
+            <w:r>
+              <w:rPr>
+                <w:lang w:bidi="ar-DZ"/>
+              </w:rPr>
+              <w:t>Target Package</w:t>
+            </w:r>
+          </w:p>
+        </w:tc>
+        <w:tc>
+          <w:tcPr>
+            <w:tcW w:w="2700" w:type="dxa"/>
+            <w:vAlign w:val="center"/>
+            <w:hideMark/>
+          </w:tcPr>
+          <w:p>
+            <w:pPr>
+              <w:spacing w:line="278" w:lineRule="auto"/>
+              <w:cnfStyle w:val="100000000000" w:firstRow="1" w:lastRow="0" w:firstColumn="0" w:lastColumn="0" w:oddVBand="0" w:evenVBand="0" w:oddHBand="0" w:evenHBand="0" w:firstRowFirstColumn="0" w:firstRowLastColumn="0" w:lastRowFirstColumn="0" w:lastRowLastColumn="0"/>
+              <w:rPr>
+                <w:lang w:bidi="ar-DZ"/>
+              </w:rPr>
+            </w:pPr>
+            <w:r>
+              <w:rPr>
+                <w:lang w:bidi="ar-DZ"/>
+              </w:rPr>
+              <w:t>Shared Entity</w:t>
+            </w:r>
+          </w:p>
+        </w:tc>
+      </w:tr>
+      <w:tr>
+        <w:trPr>
+          <w:cnfStyle w:val="000000100000" w:firstRow="0" w:lastRow="0" w:firstColumn="0" w:lastColumn="0" w:oddVBand="0" w:evenVBand="0" w:oddHBand="1" w:evenHBand="0" w:firstRowFirstColumn="0" w:firstRowLastColumn="0" w:lastRowFirstColumn="0" w:lastRowLastColumn="0"/>
+          <w:trHeight w:val="576"/>
+        </w:trPr>
+        <w:tc>
+          <w:tcPr>
+            <w:cnfStyle w:val="001000000000" w:firstRow="0" w:lastRow="0" w:firstColumn="1" w:lastColumn="0" w:oddVBand="0" w:evenVBand="0" w:oddHBand="0" w:evenHBand="0" w:firstRowFirstColumn="0" w:firstRowLastColumn="0" w:lastRowFirstColumn="0" w:lastRowLastColumn="0"/>
+            <w:tcW w:w="3505" w:type="dxa"/>
+            <w:vAlign w:val="center"/>
+            <w:hideMark/>
+          </w:tcPr>
+          <w:p>
+            <w:pPr>
+              <w:spacing w:line="278" w:lineRule="auto"/>
+              <w:rPr>
+                <w:lang w:bidi="ar-DZ"/>
+              </w:rPr>
+            </w:pPr>
+            <w:r>
+              <w:rPr>
+                <w:lang w:bidi="ar-DZ"/>
+              </w:rPr>
+              <w:t>User Management</w:t>
+            </w:r>
+          </w:p>
+        </w:tc>
+        <w:tc>
+          <w:tcPr>
+            <w:tcW w:w="3060" w:type="dxa"/>
+            <w:vAlign w:val="center"/>
+            <w:hideMark/>
+          </w:tcPr>
+          <w:p>
+            <w:pPr>
+              <w:spacing w:line="278" w:lineRule="auto"/>
+              <w:cnfStyle w:val="000000100000" w:firstRow="0" w:lastRow="0" w:firstColumn="0" w:lastColumn="0" w:oddVBand="0" w:evenVBand="0" w:oddHBand="1" w:evenHBand="0" w:firstRowFirstColumn="0" w:firstRowLastColumn="0" w:lastRowFirstColumn="0" w:lastRowLastColumn="0"/>
+              <w:rPr>
+                <w:lang w:bidi="ar-DZ"/>
+              </w:rPr>
+            </w:pPr>
+            <w:r>
+              <w:rPr>
+                <w:lang w:bidi="ar-DZ"/>
+              </w:rPr>
+              <w:t>Reservation &amp; Payment</w:t>
+            </w:r>
+          </w:p>
+        </w:tc>
+        <w:tc>
+          <w:tcPr>
+            <w:tcW w:w="2700" w:type="dxa"/>
+            <w:vAlign w:val="center"/>
+            <w:hideMark/>
+          </w:tcPr>
+          <w:p>
+            <w:pPr>
+              <w:spacing w:line="278" w:lineRule="auto"/>
+              <w:cnfStyle w:val="000000100000" w:firstRow="0" w:lastRow="0" w:firstColumn="0" w:lastColumn="0" w:oddVBand="0" w:evenVBand="0" w:oddHBand="1" w:evenHBand="0" w:firstRowFirstColumn="0" w:firstRowLastColumn="0" w:lastRowFirstColumn="0" w:lastRowLastColumn="0"/>
+              <w:rPr>
+                <w:lang w:bidi="ar-DZ"/>
+              </w:rPr>
+            </w:pPr>
+            <w:r>
+              <w:rPr>
+                <w:lang w:bidi="ar-DZ"/>
+              </w:rPr>
+              <w:t>Customer</w:t>
+            </w:r>
+          </w:p>
+        </w:tc>
+      </w:tr>
+      <w:tr>
+        <w:trPr>
+          <w:trHeight w:val="576"/>
+        </w:trPr>
+        <w:tc>
+          <w:tcPr>
+            <w:cnfStyle w:val="001000000000" w:firstRow="0" w:lastRow="0" w:firstColumn="1" w:lastColumn="0" w:oddVBand="0" w:evenVBand="0" w:oddHBand="0" w:evenHBand="0" w:firstRowFirstColumn="0" w:firstRowLastColumn="0" w:lastRowFirstColumn="0" w:lastRowLastColumn="0"/>
+            <w:tcW w:w="3505" w:type="dxa"/>
+            <w:vAlign w:val="center"/>
+            <w:hideMark/>
+          </w:tcPr>
+          <w:p>
+            <w:pPr>
+              <w:spacing w:line="278" w:lineRule="auto"/>
+              <w:rPr>
+                <w:lang w:bidi="ar-DZ"/>
+              </w:rPr>
+            </w:pPr>
+            <w:r>
+              <w:rPr>
+                <w:lang w:bidi="ar-DZ"/>
+              </w:rPr>
+              <w:t>Agency Management</w:t>
+            </w:r>
+          </w:p>
+        </w:tc>
+        <w:tc>
+          <w:tcPr>
+            <w:tcW w:w="3060" w:type="dxa"/>
+            <w:vAlign w:val="center"/>
+            <w:hideMark/>
+          </w:tcPr>
+          <w:p>
+            <w:pPr>
+              <w:spacing w:line="278" w:lineRule="auto"/>
+              <w:cnfStyle w:val="000000000000" w:firstRow="0" w:lastRow="0" w:firstColumn="0" w:lastColumn="0" w:oddVBand="0" w:evenVBand="0" w:oddHBand="0" w:evenHBand="0" w:firstRowFirstColumn="0" w:firstRowLastColumn="0" w:lastRowFirstColumn="0" w:lastRowLastColumn="0"/>
+              <w:rPr>
+                <w:lang w:bidi="ar-DZ"/>
+              </w:rPr>
+            </w:pPr>
+            <w:r>
+              <w:rPr>
+                <w:lang w:bidi="ar-DZ"/>
+              </w:rPr>
+              <w:t>Fleet Management</w:t>
+            </w:r>
+          </w:p>
+        </w:tc>
+        <w:tc>
+          <w:tcPr>
+            <w:tcW w:w="2700" w:type="dxa"/>
+            <w:vAlign w:val="center"/>
+            <w:hideMark/>
+          </w:tcPr>
+          <w:p>
+            <w:pPr>
+              <w:spacing w:line="278" w:lineRule="auto"/>
+              <w:cnfStyle w:val="000000000000" w:firstRow="0" w:lastRow="0" w:firstColumn="0" w:lastColumn="0" w:oddVBand="0" w:evenVBand="0" w:oddHBand="0" w:evenHBand="0" w:firstRowFirstColumn="0" w:firstRowLastColumn="0" w:lastRowFirstColumn="0" w:lastRowLastColumn="0"/>
+              <w:rPr>
+                <w:lang w:bidi="ar-DZ"/>
+              </w:rPr>
+            </w:pPr>
+            <w:r>
+              <w:rPr>
+                <w:lang w:bidi="ar-DZ"/>
+              </w:rPr>
+              <w:t>Agency, Branch</w:t>
+            </w:r>
+          </w:p>
+        </w:tc>
+      </w:tr>
+      <w:tr>
+        <w:trPr>
+          <w:cnfStyle w:val="000000100000" w:firstRow="0" w:lastRow="0" w:firstColumn="0" w:lastColumn="0" w:oddVBand="0" w:evenVBand="0" w:oddHBand="1" w:evenHBand="0" w:firstRowFirstColumn="0" w:firstRowLastColumn="0" w:lastRowFirstColumn="0" w:lastRowLastColumn="0"/>
+          <w:trHeight w:val="576"/>
+        </w:trPr>
+        <w:tc>
+          <w:tcPr>
+            <w:cnfStyle w:val="001000000000" w:firstRow="0" w:lastRow="0" w:firstColumn="1" w:lastColumn="0" w:oddVBand="0" w:evenVBand="0" w:oddHBand="0" w:evenHBand="0" w:firstRowFirstColumn="0" w:firstRowLastColumn="0" w:lastRowFirstColumn="0" w:lastRowLastColumn="0"/>
+            <w:tcW w:w="3505" w:type="dxa"/>
+            <w:vAlign w:val="center"/>
+            <w:hideMark/>
+          </w:tcPr>
+          <w:p>
+            <w:pPr>
+              <w:spacing w:line="278" w:lineRule="auto"/>
+              <w:rPr>
+                <w:lang w:bidi="ar-DZ"/>
+              </w:rPr>
+            </w:pPr>
+            <w:r>
+              <w:rPr>
+                <w:lang w:bidi="ar-DZ"/>
+              </w:rPr>
+              <w:t>Fleet Management</w:t>
+            </w:r>
+          </w:p>
+        </w:tc>
+        <w:tc>
+          <w:tcPr>
+            <w:tcW w:w="3060" w:type="dxa"/>
+            <w:vAlign w:val="center"/>
+            <w:hideMark/>
+          </w:tcPr>
+          <w:p>
+            <w:pPr>
+              <w:spacing w:line="278" w:lineRule="auto"/>
+              <w:cnfStyle w:val="000000100000" w:firstRow="0" w:lastRow="0" w:firstColumn="0" w:lastColumn="0" w:oddVBand="0" w:evenVBand="0" w:oddHBand="1" w:evenHBand="0" w:firstRowFirstColumn="0" w:firstRowLastColumn="0" w:lastRowFirstColumn="0" w:lastRowLastColumn="0"/>
+              <w:rPr>
+                <w:lang w:bidi="ar-DZ"/>
+              </w:rPr>
+            </w:pPr>
+            <w:r>
+              <w:rPr>
+                <w:lang w:bidi="ar-DZ"/>
+              </w:rPr>
+              <w:t>Reservation &amp; Payment</w:t>
+            </w:r>
+          </w:p>
+        </w:tc>
+        <w:tc>
+          <w:tcPr>
+            <w:tcW w:w="2700" w:type="dxa"/>
+            <w:vAlign w:val="center"/>
+            <w:hideMark/>
+          </w:tcPr>
+          <w:p>
+            <w:pPr>
+              <w:spacing w:line="278" w:lineRule="auto"/>
+              <w:cnfStyle w:val="000000100000" w:firstRow="0" w:lastRow="0" w:firstColumn="0" w:lastColumn="0" w:oddVBand="0" w:evenVBand="0" w:oddHBand="1" w:evenHBand="0" w:firstRowFirstColumn="0" w:firstRowLastColumn="0" w:lastRowFirstColumn="0" w:lastRowLastColumn="0"/>
+              <w:rPr>
+                <w:lang w:bidi="ar-DZ"/>
+              </w:rPr>
+            </w:pPr>
+            <w:r>
+              <w:rPr>
+                <w:lang w:bidi="ar-DZ"/>
+              </w:rPr>
+              <w:t>Vehicle</w:t>
+            </w:r>
+          </w:p>
+        </w:tc>
+      </w:tr>
+      <w:tr>
+        <w:trPr>
+          <w:trHeight w:val="576"/>
+        </w:trPr>
+        <w:tc>
+          <w:tcPr>
+            <w:cnfStyle w:val="001000000000" w:firstRow="0" w:lastRow="0" w:firstColumn="1" w:lastColumn="0" w:oddVBand="0" w:evenVBand="0" w:oddHBand="0" w:evenHBand="0" w:firstRowFirstColumn="0" w:firstRowLastColumn="0" w:lastRowFirstColumn="0" w:lastRowLastColumn="0"/>
+            <w:tcW w:w="3505" w:type="dxa"/>
+            <w:vAlign w:val="center"/>
+            <w:hideMark/>
+          </w:tcPr>
+          <w:p>
+            <w:pPr>
+              <w:spacing w:line="278" w:lineRule="auto"/>
+              <w:rPr>
+                <w:lang w:bidi="ar-DZ"/>
+              </w:rPr>
+            </w:pPr>
+            <w:r>
+              <w:rPr>
+                <w:lang w:bidi="ar-DZ"/>
+              </w:rPr>
+              <w:t>Reservation &amp; Payment</w:t>
+            </w:r>
+          </w:p>
+        </w:tc>
+        <w:tc>
+          <w:tcPr>
+            <w:tcW w:w="3060" w:type="dxa"/>
+            <w:vAlign w:val="center"/>
+            <w:hideMark/>
+          </w:tcPr>
+          <w:p>
+            <w:pPr>
+              <w:spacing w:line="278" w:lineRule="auto"/>
+              <w:cnfStyle w:val="000000000000" w:firstRow="0" w:lastRow="0" w:firstColumn="0" w:lastColumn="0" w:oddVBand="0" w:evenVBand="0" w:oddHBand="0" w:evenHBand="0" w:firstRowFirstColumn="0" w:firstRowLastColumn="0" w:lastRowFirstColumn="0" w:lastRowLastColumn="0"/>
+              <w:rPr>
+                <w:lang w:bidi="ar-DZ"/>
+              </w:rPr>
+            </w:pPr>
+            <w:r>
+              <w:rPr>
+                <w:lang w:bidi="ar-DZ"/>
+              </w:rPr>
+              <w:t>Customer Services</w:t>
+            </w:r>
+          </w:p>
+        </w:tc>
+        <w:tc>
+          <w:tcPr>
+            <w:tcW w:w="2700" w:type="dxa"/>
+            <w:vAlign w:val="center"/>
+            <w:hideMark/>
+          </w:tcPr>
+          <w:p>
+            <w:pPr>
+              <w:spacing w:line="278" w:lineRule="auto"/>
+              <w:cnfStyle w:val="000000000000" w:firstRow="0" w:lastRow="0" w:firstColumn="0" w:lastColumn="0" w:oddVBand="0" w:evenVBand="0" w:oddHBand="0" w:evenHBand="0" w:firstRowFirstColumn="0" w:firstRowLastColumn="0" w:lastRowFirstColumn="0" w:lastRowLastColumn="0"/>
+              <w:rPr>
+                <w:lang w:bidi="ar-DZ"/>
+              </w:rPr>
+            </w:pPr>
+            <w:r>
+              <w:rPr>
+                <w:lang w:bidi="ar-DZ"/>
+              </w:rPr>
+              <w:t>Reservation</w:t>
+            </w:r>
+          </w:p>
+        </w:tc>
+      </w:tr>
+      <w:tr>
+        <w:trPr>
+          <w:cnfStyle w:val="000000100000" w:firstRow="0" w:lastRow="0" w:firstColumn="0" w:lastColumn="0" w:oddVBand="0" w:evenVBand="0" w:oddHBand="1" w:evenHBand="0" w:firstRowFirstColumn="0" w:firstRowLastColumn="0" w:lastRowFirstColumn="0" w:lastRowLastColumn="0"/>
+          <w:trHeight w:val="576"/>
+        </w:trPr>
+        <w:tc>
+          <w:tcPr>
+            <w:cnfStyle w:val="001000000000" w:firstRow="0" w:lastRow="0" w:firstColumn="1" w:lastColumn="0" w:oddVBand="0" w:evenVBand="0" w:oddHBand="0" w:evenHBand="0" w:firstRowFirstColumn="0" w:firstRowLastColumn="0" w:lastRowFirstColumn="0" w:lastRowLastColumn="0"/>
+            <w:tcW w:w="3505" w:type="dxa"/>
+            <w:vAlign w:val="center"/>
+            <w:hideMark/>
+          </w:tcPr>
+          <w:p>
+            <w:pPr>
+              <w:spacing w:line="278" w:lineRule="auto"/>
+              <w:rPr>
+                <w:lang w:bidi="ar-DZ"/>
+              </w:rPr>
+            </w:pPr>
+            <w:r>
+              <w:rPr>
+                <w:lang w:bidi="ar-DZ"/>
+              </w:rPr>
+              <w:t>User Management</w:t>
+            </w:r>
+          </w:p>
+        </w:tc>
+        <w:tc>
+          <w:tcPr>
+            <w:tcW w:w="3060" w:type="dxa"/>
+            <w:vAlign w:val="center"/>
+            <w:hideMark/>
+          </w:tcPr>
+          <w:p>
+            <w:pPr>
+              <w:spacing w:line="278" w:lineRule="auto"/>
+              <w:cnfStyle w:val="000000100000" w:firstRow="0" w:lastRow="0" w:firstColumn="0" w:lastColumn="0" w:oddVBand="0" w:evenVBand="0" w:oddHBand="1" w:evenHBand="0" w:firstRowFirstColumn="0" w:firstRowLastColumn="0" w:lastRowFirstColumn="0" w:lastRowLastColumn="0"/>
+              <w:rPr>
+                <w:lang w:bidi="ar-DZ"/>
+              </w:rPr>
+            </w:pPr>
+            <w:r>
+              <w:rPr>
+                <w:lang w:bidi="ar-DZ"/>
+              </w:rPr>
+              <w:t>AI &amp; Analytics</w:t>
+            </w:r>
+          </w:p>
+        </w:tc>
+        <w:tc>
+          <w:tcPr>
+            <w:tcW w:w="2700" w:type="dxa"/>
+            <w:vAlign w:val="center"/>
+            <w:hideMark/>
+          </w:tcPr>
+          <w:p>
+            <w:pPr>
+              <w:spacing w:line="278" w:lineRule="auto"/>
+              <w:cnfStyle w:val="000000100000" w:firstRow="0" w:lastRow="0" w:firstColumn="0" w:lastColumn="0" w:oddVBand="0" w:evenVBand="0" w:oddHBand="1" w:evenHBand="0" w:firstRowFirstColumn="0" w:firstRowLastColumn="0" w:lastRowFirstColumn="0" w:lastRowLastColumn="0"/>
+              <w:rPr>
+                <w:lang w:bidi="ar-DZ"/>
+              </w:rPr>
+            </w:pPr>
+            <w:r>
+              <w:rPr>
+                <w:lang w:bidi="ar-DZ"/>
+              </w:rPr>
+              <w:t>User</w:t>
+            </w:r>
+          </w:p>
+        </w:tc>
+      </w:tr>
+      <w:tr>
+        <w:trPr>
+          <w:trHeight w:val="576"/>
+        </w:trPr>
+        <w:tc>
+          <w:tcPr>
+            <w:cnfStyle w:val="001000000000" w:firstRow="0" w:lastRow="0" w:firstColumn="1" w:lastColumn="0" w:oddVBand="0" w:evenVBand="0" w:oddHBand="0" w:evenHBand="0" w:firstRowFirstColumn="0" w:firstRowLastColumn="0" w:lastRowFirstColumn="0" w:lastRowLastColumn="0"/>
+            <w:tcW w:w="3505" w:type="dxa"/>
+            <w:vAlign w:val="center"/>
+            <w:hideMark/>
+          </w:tcPr>
+          <w:p>
+            <w:pPr>
+              <w:spacing w:line="278" w:lineRule="auto"/>
+              <w:rPr>
+                <w:lang w:bidi="ar-DZ"/>
+              </w:rPr>
+            </w:pPr>
+            <w:r>
+              <w:rPr>
+                <w:lang w:bidi="ar-DZ"/>
+              </w:rPr>
+              <w:t>Reservation &amp; Payment</w:t>
+            </w:r>
+          </w:p>
+        </w:tc>
+        <w:tc>
+          <w:tcPr>
+            <w:tcW w:w="3060" w:type="dxa"/>
+            <w:vAlign w:val="center"/>
+            <w:hideMark/>
+          </w:tcPr>
+          <w:p>
+            <w:pPr>
+              <w:spacing w:line="278" w:lineRule="auto"/>
+              <w:cnfStyle w:val="000000000000" w:firstRow="0" w:lastRow="0" w:firstColumn="0" w:lastColumn="0" w:oddVBand="0" w:evenVBand="0" w:oddHBand="0" w:evenHBand="0" w:firstRowFirstColumn="0" w:firstRowLastColumn="0" w:lastRowFirstColumn="0" w:lastRowLastColumn="0"/>
+              <w:rPr>
+                <w:lang w:bidi="ar-DZ"/>
+              </w:rPr>
+            </w:pPr>
+            <w:r>
+              <w:rPr>
+                <w:lang w:bidi="ar-DZ"/>
+              </w:rPr>
+              <w:t>AI &amp; Analytics</w:t>
+            </w:r>
+          </w:p>
+        </w:tc>
+        <w:tc>
+          <w:tcPr>
+            <w:tcW w:w="2700" w:type="dxa"/>
+            <w:vAlign w:val="center"/>
+            <w:hideMark/>
+          </w:tcPr>
+          <w:p>
+            <w:pPr>
+              <w:spacing w:line="278" w:lineRule="auto"/>
+              <w:cnfStyle w:val="000000000000" w:firstRow="0" w:lastRow="0" w:firstColumn="0" w:lastColumn="0" w:oddVBand="0" w:evenVBand="0" w:oddHBand="0" w:evenHBand="0" w:firstRowFirstColumn="0" w:firstRowLastColumn="0" w:lastRowFirstColumn="0" w:lastRowLastColumn="0"/>
+              <w:rPr>
+                <w:lang w:bidi="ar-DZ"/>
+              </w:rPr>
+            </w:pPr>
+            <w:r>
+              <w:rPr>
+                <w:lang w:bidi="ar-DZ"/>
+              </w:rPr>
+              <w:t>Customer</w:t>
+            </w:r>
+          </w:p>
+        </w:tc>
+      </w:tr>
+    </w:tbl>
+    <w:p>
+      <w:pPr>
+        <w:spacing w:before="240" w:after="0" w:line="278" w:lineRule="auto"/>
+        <w:rPr>
+          <w:lang w:bidi="ar-DZ"/>
+        </w:rPr>
+      </w:pPr>
+      <w:r>
+        <w:rPr>
+          <w:lang w:bidi="ar-DZ"/>
+        </w:rPr>
+        <w:t>These integrations ensure seamless communication between business modules while maintaining a modular database architecture.</w:t>
+      </w:r>
+    </w:p>
+    <w:p>
+      <w:pPr>
+        <w:spacing w:before="240" w:after="0" w:line="278" w:lineRule="auto"/>
+        <w:rPr>
+          <w:b/>
+          <w:bCs/>
+          <w:lang w:bidi="ar-DZ"/>
+        </w:rPr>
+      </w:pPr>
+      <w:r>
+        <w:rPr>
+          <w:b/>
+          <w:bCs/>
+          <w:lang w:bidi="ar-DZ"/>
+        </w:rPr>
+        <w:t>6.9 Benefits of Package-Level ERDs</w:t>
+      </w:r>
+    </w:p>
+    <w:p>
+      <w:pPr>
+        <w:spacing w:before="240" w:after="0" w:line="278" w:lineRule="auto"/>
+        <w:rPr>
+          <w:lang w:bidi="ar-DZ"/>
+        </w:rPr>
+      </w:pPr>
+      <w:r>
+        <w:rPr>
+          <w:lang w:bidi="ar-DZ"/>
+        </w:rPr>
+        <w:t>The package-based decomposition of the ERD offers several advantages:</w:t>
+      </w:r>
+    </w:p>
+    <w:p>
+      <w:pPr>
+        <w:pStyle w:val="ListParagraph"/>
+        <w:numPr>
+          <w:ilvl w:val="0"/>
+          <w:numId w:val="183"/>
+        </w:numPr>
+        <w:spacing w:before="240" w:after="0" w:line="278" w:lineRule="auto"/>
+        <w:rPr>
+          <w:lang w:bidi="ar-DZ"/>
+        </w:rPr>
+      </w:pPr>
+      <w:r>
+        <w:rPr>
+          <w:lang w:bidi="ar-DZ"/>
+        </w:rPr>
+        <w:t xml:space="preserve">Improves readability by reducing diagram complexity. </w:t>
+      </w:r>
+    </w:p>
+    <w:p>
+      <w:pPr>
+        <w:pStyle w:val="ListParagraph"/>
+        <w:numPr>
+          <w:ilvl w:val="0"/>
+          <w:numId w:val="183"/>
+        </w:numPr>
+        <w:spacing w:before="240" w:after="0" w:line="278" w:lineRule="auto"/>
+        <w:rPr>
+          <w:lang w:bidi="ar-DZ"/>
+        </w:rPr>
+      </w:pPr>
+      <w:r>
+        <w:rPr>
+          <w:lang w:bidi="ar-DZ"/>
+        </w:rPr>
+        <w:t xml:space="preserve">Organizes the database into logical business modules. </w:t>
+      </w:r>
+    </w:p>
+    <w:p>
+      <w:pPr>
+        <w:pStyle w:val="ListParagraph"/>
+        <w:numPr>
+          <w:ilvl w:val="0"/>
+          <w:numId w:val="183"/>
+        </w:numPr>
+        <w:spacing w:before="240" w:after="0" w:line="278" w:lineRule="auto"/>
+        <w:rPr>
+          <w:lang w:bidi="ar-DZ"/>
+        </w:rPr>
+      </w:pPr>
+      <w:r>
+        <w:rPr>
+          <w:lang w:bidi="ar-DZ"/>
+        </w:rPr>
+        <w:t xml:space="preserve">Facilitates parallel development by separating responsibilities. </w:t>
+      </w:r>
+    </w:p>
+    <w:p>
+      <w:pPr>
+        <w:pStyle w:val="ListParagraph"/>
+        <w:numPr>
+          <w:ilvl w:val="0"/>
+          <w:numId w:val="183"/>
+        </w:numPr>
+        <w:spacing w:before="240" w:after="0" w:line="278" w:lineRule="auto"/>
+        <w:rPr>
+          <w:lang w:bidi="ar-DZ"/>
+        </w:rPr>
+      </w:pPr>
+      <w:r>
+        <w:rPr>
+          <w:lang w:bidi="ar-DZ"/>
+        </w:rPr>
+        <w:t xml:space="preserve">Simplifies database maintenance and future enhancements. </w:t>
+      </w:r>
+    </w:p>
+    <w:p>
+      <w:pPr>
+        <w:pStyle w:val="ListParagraph"/>
+        <w:numPr>
+          <w:ilvl w:val="0"/>
+          <w:numId w:val="183"/>
+        </w:numPr>
+        <w:spacing w:before="240" w:after="0" w:line="278" w:lineRule="auto"/>
+        <w:rPr>
+          <w:lang w:bidi="ar-DZ"/>
+        </w:rPr>
+      </w:pPr>
+      <w:r>
+        <w:rPr>
+          <w:lang w:bidi="ar-DZ"/>
+        </w:rPr>
+        <w:t xml:space="preserve">Supports scalable system architecture. </w:t>
+      </w:r>
+    </w:p>
+    <w:p>
+      <w:pPr>
+        <w:pStyle w:val="ListParagraph"/>
+        <w:numPr>
+          <w:ilvl w:val="0"/>
+          <w:numId w:val="183"/>
+        </w:numPr>
+        <w:spacing w:before="240" w:after="0" w:line="278" w:lineRule="auto"/>
+        <w:rPr>
+          <w:lang w:bidi="ar-DZ"/>
+        </w:rPr>
+      </w:pPr>
+      <w:r>
+        <w:rPr>
+          <w:lang w:bidi="ar-DZ"/>
+        </w:rPr>
+        <w:t xml:space="preserve">Makes documentation easier to understand for developers and stakeholders. </w:t>
+      </w:r>
+    </w:p>
+    <w:p>
+      <w:pPr>
+        <w:spacing w:before="240" w:after="0" w:line="278" w:lineRule="auto"/>
+        <w:rPr>
+          <w:b/>
+          <w:bCs/>
+          <w:lang w:bidi="ar-DZ"/>
+        </w:rPr>
+      </w:pPr>
+      <w:r>
+        <w:rPr>
+          <w:b/>
+          <w:bCs/>
+          <w:lang w:bidi="ar-DZ"/>
+        </w:rPr>
+        <w:t>6.10 Conclusion</w:t>
+      </w:r>
+    </w:p>
+    <w:p>
+      <w:pPr>
+        <w:spacing w:before="240" w:after="0" w:line="278" w:lineRule="auto"/>
+        <w:rPr>
+          <w:lang w:bidi="ar-DZ"/>
+        </w:rPr>
+      </w:pPr>
+      <w:r>
+        <w:rPr>
+          <w:lang w:bidi="ar-DZ"/>
+        </w:rPr>
+        <w:t>Package-Level ERDs for the KriGo database split the database into modular functions that relate to the main business functions of the platform. By grouping the entities according to the packages such as User Management, Agency Management, Fleet Management, Reservation &amp; Payment, Customer Services, and AI &amp; Analytics, the database design is made easier to understand and maintain. The package-level ERDs complement the Core ERD because they provide a detailed look at the various subsystems while maintaining integrity of the entire database design.</w:t>
+      </w:r>
+    </w:p>
     <w:sectPr>
       <w:pgSz w:w="11906" w:h="16838" w:code="9"/>
       <w:pgMar w:top="1411" w:right="850" w:bottom="1411" w:left="1699" w:header="720" w:footer="720" w:gutter="0"/>
@@ -18856,6 +22212,119 @@
     </w:lvl>
   </w:abstractNum>
   <w:abstractNum w:abstractNumId="3" w15:restartNumberingAfterBreak="0">
+    <w:nsid w:val="048A4CD2"/>
+    <w:multiLevelType w:val="hybridMultilevel"/>
+    <w:tmpl w:val="988241C2"/>
+    <w:lvl w:ilvl="0" w:tplc="04090005">
+      <w:start w:val="1"/>
+      <w:numFmt w:val="bullet"/>
+      <w:lvlText w:val=""/>
+      <w:lvlJc w:val="left"/>
+      <w:pPr>
+        <w:ind w:left="720" w:hanging="360"/>
+      </w:pPr>
+      <w:rPr>
+        <w:rFonts w:ascii="Wingdings" w:hAnsi="Wingdings" w:hint="default"/>
+      </w:rPr>
+    </w:lvl>
+    <w:lvl w:ilvl="1" w:tplc="04090003" w:tentative="1">
+      <w:start w:val="1"/>
+      <w:numFmt w:val="bullet"/>
+      <w:lvlText w:val="o"/>
+      <w:lvlJc w:val="left"/>
+      <w:pPr>
+        <w:ind w:left="1440" w:hanging="360"/>
+      </w:pPr>
+      <w:rPr>
+        <w:rFonts w:ascii="Courier New" w:hAnsi="Courier New" w:cs="Courier New" w:hint="default"/>
+      </w:rPr>
+    </w:lvl>
+    <w:lvl w:ilvl="2" w:tplc="04090005" w:tentative="1">
+      <w:start w:val="1"/>
+      <w:numFmt w:val="bullet"/>
+      <w:lvlText w:val=""/>
+      <w:lvlJc w:val="left"/>
+      <w:pPr>
+        <w:ind w:left="2160" w:hanging="360"/>
+      </w:pPr>
+      <w:rPr>
+        <w:rFonts w:ascii="Wingdings" w:hAnsi="Wingdings" w:hint="default"/>
+      </w:rPr>
+    </w:lvl>
+    <w:lvl w:ilvl="3" w:tplc="04090001" w:tentative="1">
+      <w:start w:val="1"/>
+      <w:numFmt w:val="bullet"/>
+      <w:lvlText w:val=""/>
+      <w:lvlJc w:val="left"/>
+      <w:pPr>
+        <w:ind w:left="2880" w:hanging="360"/>
+      </w:pPr>
+      <w:rPr>
+        <w:rFonts w:ascii="Symbol" w:hAnsi="Symbol" w:hint="default"/>
+      </w:rPr>
+    </w:lvl>
+    <w:lvl w:ilvl="4" w:tplc="04090003" w:tentative="1">
+      <w:start w:val="1"/>
+      <w:numFmt w:val="bullet"/>
+      <w:lvlText w:val="o"/>
+      <w:lvlJc w:val="left"/>
+      <w:pPr>
+        <w:ind w:left="3600" w:hanging="360"/>
+      </w:pPr>
+      <w:rPr>
+        <w:rFonts w:ascii="Courier New" w:hAnsi="Courier New" w:cs="Courier New" w:hint="default"/>
+      </w:rPr>
+    </w:lvl>
+    <w:lvl w:ilvl="5" w:tplc="04090005" w:tentative="1">
+      <w:start w:val="1"/>
+      <w:numFmt w:val="bullet"/>
+      <w:lvlText w:val=""/>
+      <w:lvlJc w:val="left"/>
+      <w:pPr>
+        <w:ind w:left="4320" w:hanging="360"/>
+      </w:pPr>
+      <w:rPr>
+        <w:rFonts w:ascii="Wingdings" w:hAnsi="Wingdings" w:hint="default"/>
+      </w:rPr>
+    </w:lvl>
+    <w:lvl w:ilvl="6" w:tplc="04090001" w:tentative="1">
+      <w:start w:val="1"/>
+      <w:numFmt w:val="bullet"/>
+      <w:lvlText w:val=""/>
+      <w:lvlJc w:val="left"/>
+      <w:pPr>
+        <w:ind w:left="5040" w:hanging="360"/>
+      </w:pPr>
+      <w:rPr>
+        <w:rFonts w:ascii="Symbol" w:hAnsi="Symbol" w:hint="default"/>
+      </w:rPr>
+    </w:lvl>
+    <w:lvl w:ilvl="7" w:tplc="04090003" w:tentative="1">
+      <w:start w:val="1"/>
+      <w:numFmt w:val="bullet"/>
+      <w:lvlText w:val="o"/>
+      <w:lvlJc w:val="left"/>
+      <w:pPr>
+        <w:ind w:left="5760" w:hanging="360"/>
+      </w:pPr>
+      <w:rPr>
+        <w:rFonts w:ascii="Courier New" w:hAnsi="Courier New" w:cs="Courier New" w:hint="default"/>
+      </w:rPr>
+    </w:lvl>
+    <w:lvl w:ilvl="8" w:tplc="04090005" w:tentative="1">
+      <w:start w:val="1"/>
+      <w:numFmt w:val="bullet"/>
+      <w:lvlText w:val=""/>
+      <w:lvlJc w:val="left"/>
+      <w:pPr>
+        <w:ind w:left="6480" w:hanging="360"/>
+      </w:pPr>
+      <w:rPr>
+        <w:rFonts w:ascii="Wingdings" w:hAnsi="Wingdings" w:hint="default"/>
+      </w:rPr>
+    </w:lvl>
+  </w:abstractNum>
+  <w:abstractNum w:abstractNumId="4" w15:restartNumberingAfterBreak="0">
     <w:nsid w:val="05647EC9"/>
     <w:multiLevelType w:val="hybridMultilevel"/>
     <w:tmpl w:val="858EF910"/>
@@ -18968,7 +22437,7 @@
       </w:rPr>
     </w:lvl>
   </w:abstractNum>
-  <w:abstractNum w:abstractNumId="4" w15:restartNumberingAfterBreak="0">
+  <w:abstractNum w:abstractNumId="5" w15:restartNumberingAfterBreak="0">
     <w:nsid w:val="05CA53BE"/>
     <w:multiLevelType w:val="multilevel"/>
     <w:tmpl w:val="63F4E6F0"/>
@@ -19117,7 +22586,7 @@
       </w:rPr>
     </w:lvl>
   </w:abstractNum>
-  <w:abstractNum w:abstractNumId="5" w15:restartNumberingAfterBreak="0">
+  <w:abstractNum w:abstractNumId="6" w15:restartNumberingAfterBreak="0">
     <w:nsid w:val="05D01B76"/>
     <w:multiLevelType w:val="hybridMultilevel"/>
     <w:tmpl w:val="5E9E3974"/>
@@ -19230,7 +22699,7 @@
       </w:rPr>
     </w:lvl>
   </w:abstractNum>
-  <w:abstractNum w:abstractNumId="6" w15:restartNumberingAfterBreak="0">
+  <w:abstractNum w:abstractNumId="7" w15:restartNumberingAfterBreak="0">
     <w:nsid w:val="067865BF"/>
     <w:multiLevelType w:val="multilevel"/>
     <w:tmpl w:val="63F4E6F0"/>
@@ -19379,7 +22848,7 @@
       </w:rPr>
     </w:lvl>
   </w:abstractNum>
-  <w:abstractNum w:abstractNumId="7" w15:restartNumberingAfterBreak="0">
+  <w:abstractNum w:abstractNumId="8" w15:restartNumberingAfterBreak="0">
     <w:nsid w:val="068F4D2E"/>
     <w:multiLevelType w:val="hybridMultilevel"/>
     <w:tmpl w:val="49F46C20"/>
@@ -19491,7 +22960,418 @@
       </w:rPr>
     </w:lvl>
   </w:abstractNum>
-  <w:abstractNum w:abstractNumId="8" w15:restartNumberingAfterBreak="0">
+  <w:abstractNum w:abstractNumId="9" w15:restartNumberingAfterBreak="0">
+    <w:nsid w:val="07F32778"/>
+    <w:multiLevelType w:val="multilevel"/>
+    <w:tmpl w:val="AB486F30"/>
+    <w:lvl w:ilvl="0">
+      <w:start w:val="1"/>
+      <w:numFmt w:val="bullet"/>
+      <w:lvlText w:val=""/>
+      <w:lvlJc w:val="left"/>
+      <w:pPr>
+        <w:tabs>
+          <w:tab w:val="num" w:pos="720"/>
+        </w:tabs>
+        <w:ind w:left="720" w:hanging="360"/>
+      </w:pPr>
+      <w:rPr>
+        <w:rFonts w:ascii="Symbol" w:hAnsi="Symbol" w:hint="default"/>
+        <w:sz w:val="20"/>
+      </w:rPr>
+    </w:lvl>
+    <w:lvl w:ilvl="1" w:tentative="1">
+      <w:start w:val="1"/>
+      <w:numFmt w:val="bullet"/>
+      <w:lvlText w:val="o"/>
+      <w:lvlJc w:val="left"/>
+      <w:pPr>
+        <w:tabs>
+          <w:tab w:val="num" w:pos="1440"/>
+        </w:tabs>
+        <w:ind w:left="1440" w:hanging="360"/>
+      </w:pPr>
+      <w:rPr>
+        <w:rFonts w:ascii="Courier New" w:hAnsi="Courier New" w:hint="default"/>
+        <w:sz w:val="20"/>
+      </w:rPr>
+    </w:lvl>
+    <w:lvl w:ilvl="2" w:tentative="1">
+      <w:start w:val="1"/>
+      <w:numFmt w:val="bullet"/>
+      <w:lvlText w:val=""/>
+      <w:lvlJc w:val="left"/>
+      <w:pPr>
+        <w:tabs>
+          <w:tab w:val="num" w:pos="2160"/>
+        </w:tabs>
+        <w:ind w:left="2160" w:hanging="360"/>
+      </w:pPr>
+      <w:rPr>
+        <w:rFonts w:ascii="Wingdings" w:hAnsi="Wingdings" w:hint="default"/>
+        <w:sz w:val="20"/>
+      </w:rPr>
+    </w:lvl>
+    <w:lvl w:ilvl="3" w:tentative="1">
+      <w:start w:val="1"/>
+      <w:numFmt w:val="bullet"/>
+      <w:lvlText w:val=""/>
+      <w:lvlJc w:val="left"/>
+      <w:pPr>
+        <w:tabs>
+          <w:tab w:val="num" w:pos="2880"/>
+        </w:tabs>
+        <w:ind w:left="2880" w:hanging="360"/>
+      </w:pPr>
+      <w:rPr>
+        <w:rFonts w:ascii="Wingdings" w:hAnsi="Wingdings" w:hint="default"/>
+        <w:sz w:val="20"/>
+      </w:rPr>
+    </w:lvl>
+    <w:lvl w:ilvl="4" w:tentative="1">
+      <w:start w:val="1"/>
+      <w:numFmt w:val="bullet"/>
+      <w:lvlText w:val=""/>
+      <w:lvlJc w:val="left"/>
+      <w:pPr>
+        <w:tabs>
+          <w:tab w:val="num" w:pos="3600"/>
+        </w:tabs>
+        <w:ind w:left="3600" w:hanging="360"/>
+      </w:pPr>
+      <w:rPr>
+        <w:rFonts w:ascii="Wingdings" w:hAnsi="Wingdings" w:hint="default"/>
+        <w:sz w:val="20"/>
+      </w:rPr>
+    </w:lvl>
+    <w:lvl w:ilvl="5" w:tentative="1">
+      <w:start w:val="1"/>
+      <w:numFmt w:val="bullet"/>
+      <w:lvlText w:val=""/>
+      <w:lvlJc w:val="left"/>
+      <w:pPr>
+        <w:tabs>
+          <w:tab w:val="num" w:pos="4320"/>
+        </w:tabs>
+        <w:ind w:left="4320" w:hanging="360"/>
+      </w:pPr>
+      <w:rPr>
+        <w:rFonts w:ascii="Wingdings" w:hAnsi="Wingdings" w:hint="default"/>
+        <w:sz w:val="20"/>
+      </w:rPr>
+    </w:lvl>
+    <w:lvl w:ilvl="6" w:tentative="1">
+      <w:start w:val="1"/>
+      <w:numFmt w:val="bullet"/>
+      <w:lvlText w:val=""/>
+      <w:lvlJc w:val="left"/>
+      <w:pPr>
+        <w:tabs>
+          <w:tab w:val="num" w:pos="5040"/>
+        </w:tabs>
+        <w:ind w:left="5040" w:hanging="360"/>
+      </w:pPr>
+      <w:rPr>
+        <w:rFonts w:ascii="Wingdings" w:hAnsi="Wingdings" w:hint="default"/>
+        <w:sz w:val="20"/>
+      </w:rPr>
+    </w:lvl>
+    <w:lvl w:ilvl="7" w:tentative="1">
+      <w:start w:val="1"/>
+      <w:numFmt w:val="bullet"/>
+      <w:lvlText w:val=""/>
+      <w:lvlJc w:val="left"/>
+      <w:pPr>
+        <w:tabs>
+          <w:tab w:val="num" w:pos="5760"/>
+        </w:tabs>
+        <w:ind w:left="5760" w:hanging="360"/>
+      </w:pPr>
+      <w:rPr>
+        <w:rFonts w:ascii="Wingdings" w:hAnsi="Wingdings" w:hint="default"/>
+        <w:sz w:val="20"/>
+      </w:rPr>
+    </w:lvl>
+    <w:lvl w:ilvl="8" w:tentative="1">
+      <w:start w:val="1"/>
+      <w:numFmt w:val="bullet"/>
+      <w:lvlText w:val=""/>
+      <w:lvlJc w:val="left"/>
+      <w:pPr>
+        <w:tabs>
+          <w:tab w:val="num" w:pos="6480"/>
+        </w:tabs>
+        <w:ind w:left="6480" w:hanging="360"/>
+      </w:pPr>
+      <w:rPr>
+        <w:rFonts w:ascii="Wingdings" w:hAnsi="Wingdings" w:hint="default"/>
+        <w:sz w:val="20"/>
+      </w:rPr>
+    </w:lvl>
+  </w:abstractNum>
+  <w:abstractNum w:abstractNumId="10" w15:restartNumberingAfterBreak="0">
+    <w:nsid w:val="09180B44"/>
+    <w:multiLevelType w:val="multilevel"/>
+    <w:tmpl w:val="A1F01D02"/>
+    <w:lvl w:ilvl="0">
+      <w:start w:val="1"/>
+      <w:numFmt w:val="bullet"/>
+      <w:lvlText w:val=""/>
+      <w:lvlJc w:val="left"/>
+      <w:pPr>
+        <w:tabs>
+          <w:tab w:val="num" w:pos="720"/>
+        </w:tabs>
+        <w:ind w:left="720" w:hanging="360"/>
+      </w:pPr>
+      <w:rPr>
+        <w:rFonts w:ascii="Symbol" w:hAnsi="Symbol" w:hint="default"/>
+        <w:sz w:val="20"/>
+      </w:rPr>
+    </w:lvl>
+    <w:lvl w:ilvl="1" w:tentative="1">
+      <w:start w:val="1"/>
+      <w:numFmt w:val="bullet"/>
+      <w:lvlText w:val="o"/>
+      <w:lvlJc w:val="left"/>
+      <w:pPr>
+        <w:tabs>
+          <w:tab w:val="num" w:pos="1440"/>
+        </w:tabs>
+        <w:ind w:left="1440" w:hanging="360"/>
+      </w:pPr>
+      <w:rPr>
+        <w:rFonts w:ascii="Courier New" w:hAnsi="Courier New" w:hint="default"/>
+        <w:sz w:val="20"/>
+      </w:rPr>
+    </w:lvl>
+    <w:lvl w:ilvl="2" w:tentative="1">
+      <w:start w:val="1"/>
+      <w:numFmt w:val="bullet"/>
+      <w:lvlText w:val=""/>
+      <w:lvlJc w:val="left"/>
+      <w:pPr>
+        <w:tabs>
+          <w:tab w:val="num" w:pos="2160"/>
+        </w:tabs>
+        <w:ind w:left="2160" w:hanging="360"/>
+      </w:pPr>
+      <w:rPr>
+        <w:rFonts w:ascii="Wingdings" w:hAnsi="Wingdings" w:hint="default"/>
+        <w:sz w:val="20"/>
+      </w:rPr>
+    </w:lvl>
+    <w:lvl w:ilvl="3" w:tentative="1">
+      <w:start w:val="1"/>
+      <w:numFmt w:val="bullet"/>
+      <w:lvlText w:val=""/>
+      <w:lvlJc w:val="left"/>
+      <w:pPr>
+        <w:tabs>
+          <w:tab w:val="num" w:pos="2880"/>
+        </w:tabs>
+        <w:ind w:left="2880" w:hanging="360"/>
+      </w:pPr>
+      <w:rPr>
+        <w:rFonts w:ascii="Wingdings" w:hAnsi="Wingdings" w:hint="default"/>
+        <w:sz w:val="20"/>
+      </w:rPr>
+    </w:lvl>
+    <w:lvl w:ilvl="4" w:tentative="1">
+      <w:start w:val="1"/>
+      <w:numFmt w:val="bullet"/>
+      <w:lvlText w:val=""/>
+      <w:lvlJc w:val="left"/>
+      <w:pPr>
+        <w:tabs>
+          <w:tab w:val="num" w:pos="3600"/>
+        </w:tabs>
+        <w:ind w:left="3600" w:hanging="360"/>
+      </w:pPr>
+      <w:rPr>
+        <w:rFonts w:ascii="Wingdings" w:hAnsi="Wingdings" w:hint="default"/>
+        <w:sz w:val="20"/>
+      </w:rPr>
+    </w:lvl>
+    <w:lvl w:ilvl="5" w:tentative="1">
+      <w:start w:val="1"/>
+      <w:numFmt w:val="bullet"/>
+      <w:lvlText w:val=""/>
+      <w:lvlJc w:val="left"/>
+      <w:pPr>
+        <w:tabs>
+          <w:tab w:val="num" w:pos="4320"/>
+        </w:tabs>
+        <w:ind w:left="4320" w:hanging="360"/>
+      </w:pPr>
+      <w:rPr>
+        <w:rFonts w:ascii="Wingdings" w:hAnsi="Wingdings" w:hint="default"/>
+        <w:sz w:val="20"/>
+      </w:rPr>
+    </w:lvl>
+    <w:lvl w:ilvl="6" w:tentative="1">
+      <w:start w:val="1"/>
+      <w:numFmt w:val="bullet"/>
+      <w:lvlText w:val=""/>
+      <w:lvlJc w:val="left"/>
+      <w:pPr>
+        <w:tabs>
+          <w:tab w:val="num" w:pos="5040"/>
+        </w:tabs>
+        <w:ind w:left="5040" w:hanging="360"/>
+      </w:pPr>
+      <w:rPr>
+        <w:rFonts w:ascii="Wingdings" w:hAnsi="Wingdings" w:hint="default"/>
+        <w:sz w:val="20"/>
+      </w:rPr>
+    </w:lvl>
+    <w:lvl w:ilvl="7" w:tentative="1">
+      <w:start w:val="1"/>
+      <w:numFmt w:val="bullet"/>
+      <w:lvlText w:val=""/>
+      <w:lvlJc w:val="left"/>
+      <w:pPr>
+        <w:tabs>
+          <w:tab w:val="num" w:pos="5760"/>
+        </w:tabs>
+        <w:ind w:left="5760" w:hanging="360"/>
+      </w:pPr>
+      <w:rPr>
+        <w:rFonts w:ascii="Wingdings" w:hAnsi="Wingdings" w:hint="default"/>
+        <w:sz w:val="20"/>
+      </w:rPr>
+    </w:lvl>
+    <w:lvl w:ilvl="8" w:tentative="1">
+      <w:start w:val="1"/>
+      <w:numFmt w:val="bullet"/>
+      <w:lvlText w:val=""/>
+      <w:lvlJc w:val="left"/>
+      <w:pPr>
+        <w:tabs>
+          <w:tab w:val="num" w:pos="6480"/>
+        </w:tabs>
+        <w:ind w:left="6480" w:hanging="360"/>
+      </w:pPr>
+      <w:rPr>
+        <w:rFonts w:ascii="Wingdings" w:hAnsi="Wingdings" w:hint="default"/>
+        <w:sz w:val="20"/>
+      </w:rPr>
+    </w:lvl>
+  </w:abstractNum>
+  <w:abstractNum w:abstractNumId="11" w15:restartNumberingAfterBreak="0">
+    <w:nsid w:val="0ABA3F4D"/>
+    <w:multiLevelType w:val="hybridMultilevel"/>
+    <w:tmpl w:val="68EC8A06"/>
+    <w:lvl w:ilvl="0" w:tplc="04090005">
+      <w:start w:val="1"/>
+      <w:numFmt w:val="bullet"/>
+      <w:lvlText w:val=""/>
+      <w:lvlJc w:val="left"/>
+      <w:pPr>
+        <w:ind w:left="1080" w:hanging="360"/>
+      </w:pPr>
+      <w:rPr>
+        <w:rFonts w:ascii="Wingdings" w:hAnsi="Wingdings" w:hint="default"/>
+      </w:rPr>
+    </w:lvl>
+    <w:lvl w:ilvl="1" w:tplc="04090003" w:tentative="1">
+      <w:start w:val="1"/>
+      <w:numFmt w:val="bullet"/>
+      <w:lvlText w:val="o"/>
+      <w:lvlJc w:val="left"/>
+      <w:pPr>
+        <w:ind w:left="1800" w:hanging="360"/>
+      </w:pPr>
+      <w:rPr>
+        <w:rFonts w:ascii="Courier New" w:hAnsi="Courier New" w:cs="Courier New" w:hint="default"/>
+      </w:rPr>
+    </w:lvl>
+    <w:lvl w:ilvl="2" w:tplc="04090005" w:tentative="1">
+      <w:start w:val="1"/>
+      <w:numFmt w:val="bullet"/>
+      <w:lvlText w:val=""/>
+      <w:lvlJc w:val="left"/>
+      <w:pPr>
+        <w:ind w:left="2520" w:hanging="360"/>
+      </w:pPr>
+      <w:rPr>
+        <w:rFonts w:ascii="Wingdings" w:hAnsi="Wingdings" w:hint="default"/>
+      </w:rPr>
+    </w:lvl>
+    <w:lvl w:ilvl="3" w:tplc="04090001" w:tentative="1">
+      <w:start w:val="1"/>
+      <w:numFmt w:val="bullet"/>
+      <w:lvlText w:val=""/>
+      <w:lvlJc w:val="left"/>
+      <w:pPr>
+        <w:ind w:left="3240" w:hanging="360"/>
+      </w:pPr>
+      <w:rPr>
+        <w:rFonts w:ascii="Symbol" w:hAnsi="Symbol" w:hint="default"/>
+      </w:rPr>
+    </w:lvl>
+    <w:lvl w:ilvl="4" w:tplc="04090003" w:tentative="1">
+      <w:start w:val="1"/>
+      <w:numFmt w:val="bullet"/>
+      <w:lvlText w:val="o"/>
+      <w:lvlJc w:val="left"/>
+      <w:pPr>
+        <w:ind w:left="3960" w:hanging="360"/>
+      </w:pPr>
+      <w:rPr>
+        <w:rFonts w:ascii="Courier New" w:hAnsi="Courier New" w:cs="Courier New" w:hint="default"/>
+      </w:rPr>
+    </w:lvl>
+    <w:lvl w:ilvl="5" w:tplc="04090005" w:tentative="1">
+      <w:start w:val="1"/>
+      <w:numFmt w:val="bullet"/>
+      <w:lvlText w:val=""/>
+      <w:lvlJc w:val="left"/>
+      <w:pPr>
+        <w:ind w:left="4680" w:hanging="360"/>
+      </w:pPr>
+      <w:rPr>
+        <w:rFonts w:ascii="Wingdings" w:hAnsi="Wingdings" w:hint="default"/>
+      </w:rPr>
+    </w:lvl>
+    <w:lvl w:ilvl="6" w:tplc="04090001" w:tentative="1">
+      <w:start w:val="1"/>
+      <w:numFmt w:val="bullet"/>
+      <w:lvlText w:val=""/>
+      <w:lvlJc w:val="left"/>
+      <w:pPr>
+        <w:ind w:left="5400" w:hanging="360"/>
+      </w:pPr>
+      <w:rPr>
+        <w:rFonts w:ascii="Symbol" w:hAnsi="Symbol" w:hint="default"/>
+      </w:rPr>
+    </w:lvl>
+    <w:lvl w:ilvl="7" w:tplc="04090003" w:tentative="1">
+      <w:start w:val="1"/>
+      <w:numFmt w:val="bullet"/>
+      <w:lvlText w:val="o"/>
+      <w:lvlJc w:val="left"/>
+      <w:pPr>
+        <w:ind w:left="6120" w:hanging="360"/>
+      </w:pPr>
+      <w:rPr>
+        <w:rFonts w:ascii="Courier New" w:hAnsi="Courier New" w:cs="Courier New" w:hint="default"/>
+      </w:rPr>
+    </w:lvl>
+    <w:lvl w:ilvl="8" w:tplc="04090005" w:tentative="1">
+      <w:start w:val="1"/>
+      <w:numFmt w:val="bullet"/>
+      <w:lvlText w:val=""/>
+      <w:lvlJc w:val="left"/>
+      <w:pPr>
+        <w:ind w:left="6840" w:hanging="360"/>
+      </w:pPr>
+      <w:rPr>
+        <w:rFonts w:ascii="Wingdings" w:hAnsi="Wingdings" w:hint="default"/>
+      </w:rPr>
+    </w:lvl>
+  </w:abstractNum>
+  <w:abstractNum w:abstractNumId="12" w15:restartNumberingAfterBreak="0">
     <w:nsid w:val="0B782C17"/>
     <w:multiLevelType w:val="hybridMultilevel"/>
     <w:tmpl w:val="18A01304"/>
@@ -19604,7 +23484,7 @@
       </w:rPr>
     </w:lvl>
   </w:abstractNum>
-  <w:abstractNum w:abstractNumId="9" w15:restartNumberingAfterBreak="0">
+  <w:abstractNum w:abstractNumId="13" w15:restartNumberingAfterBreak="0">
     <w:nsid w:val="0C1B283C"/>
     <w:multiLevelType w:val="multilevel"/>
     <w:tmpl w:val="63F4E6F0"/>
@@ -19753,7 +23633,7 @@
       </w:rPr>
     </w:lvl>
   </w:abstractNum>
-  <w:abstractNum w:abstractNumId="10" w15:restartNumberingAfterBreak="0">
+  <w:abstractNum w:abstractNumId="14" w15:restartNumberingAfterBreak="0">
     <w:nsid w:val="0C6E0690"/>
     <w:multiLevelType w:val="hybridMultilevel"/>
     <w:tmpl w:val="54D4A188"/>
@@ -19865,7 +23745,7 @@
       </w:rPr>
     </w:lvl>
   </w:abstractNum>
-  <w:abstractNum w:abstractNumId="11" w15:restartNumberingAfterBreak="0">
+  <w:abstractNum w:abstractNumId="15" w15:restartNumberingAfterBreak="0">
     <w:nsid w:val="0CAB3C8B"/>
     <w:multiLevelType w:val="multilevel"/>
     <w:tmpl w:val="CE505066"/>
@@ -20014,7 +23894,7 @@
       </w:rPr>
     </w:lvl>
   </w:abstractNum>
-  <w:abstractNum w:abstractNumId="12" w15:restartNumberingAfterBreak="0">
+  <w:abstractNum w:abstractNumId="16" w15:restartNumberingAfterBreak="0">
     <w:nsid w:val="0F4F06D8"/>
     <w:multiLevelType w:val="multilevel"/>
     <w:tmpl w:val="68E44DE0"/>
@@ -20163,7 +24043,7 @@
       </w:rPr>
     </w:lvl>
   </w:abstractNum>
-  <w:abstractNum w:abstractNumId="13" w15:restartNumberingAfterBreak="0">
+  <w:abstractNum w:abstractNumId="17" w15:restartNumberingAfterBreak="0">
     <w:nsid w:val="0FDE792A"/>
     <w:multiLevelType w:val="hybridMultilevel"/>
     <w:tmpl w:val="43823D74"/>
@@ -20275,7 +24155,7 @@
       </w:rPr>
     </w:lvl>
   </w:abstractNum>
-  <w:abstractNum w:abstractNumId="14" w15:restartNumberingAfterBreak="0">
+  <w:abstractNum w:abstractNumId="18" w15:restartNumberingAfterBreak="0">
     <w:nsid w:val="12201BE9"/>
     <w:multiLevelType w:val="multilevel"/>
     <w:tmpl w:val="CED6A096"/>
@@ -20424,7 +24304,7 @@
       </w:rPr>
     </w:lvl>
   </w:abstractNum>
-  <w:abstractNum w:abstractNumId="15" w15:restartNumberingAfterBreak="0">
+  <w:abstractNum w:abstractNumId="19" w15:restartNumberingAfterBreak="0">
     <w:nsid w:val="135C5CF3"/>
     <w:multiLevelType w:val="multilevel"/>
     <w:tmpl w:val="61D20A04"/>
@@ -20573,7 +24453,7 @@
       </w:rPr>
     </w:lvl>
   </w:abstractNum>
-  <w:abstractNum w:abstractNumId="16" w15:restartNumberingAfterBreak="0">
+  <w:abstractNum w:abstractNumId="20" w15:restartNumberingAfterBreak="0">
     <w:nsid w:val="137648CC"/>
     <w:multiLevelType w:val="multilevel"/>
     <w:tmpl w:val="EC983E9E"/>
@@ -20722,7 +24602,7 @@
       </w:rPr>
     </w:lvl>
   </w:abstractNum>
-  <w:abstractNum w:abstractNumId="17" w15:restartNumberingAfterBreak="0">
+  <w:abstractNum w:abstractNumId="21" w15:restartNumberingAfterBreak="0">
     <w:nsid w:val="15187FD2"/>
     <w:multiLevelType w:val="hybridMultilevel"/>
     <w:tmpl w:val="8B86F564"/>
@@ -20835,7 +24715,7 @@
       </w:rPr>
     </w:lvl>
   </w:abstractNum>
-  <w:abstractNum w:abstractNumId="18" w15:restartNumberingAfterBreak="0">
+  <w:abstractNum w:abstractNumId="22" w15:restartNumberingAfterBreak="0">
     <w:nsid w:val="15354085"/>
     <w:multiLevelType w:val="multilevel"/>
     <w:tmpl w:val="ED488EA0"/>
@@ -20984,7 +24864,7 @@
       </w:rPr>
     </w:lvl>
   </w:abstractNum>
-  <w:abstractNum w:abstractNumId="19" w15:restartNumberingAfterBreak="0">
+  <w:abstractNum w:abstractNumId="23" w15:restartNumberingAfterBreak="0">
     <w:nsid w:val="15923962"/>
     <w:multiLevelType w:val="hybridMultilevel"/>
     <w:tmpl w:val="2A8A437A"/>
@@ -21096,7 +24976,7 @@
       </w:rPr>
     </w:lvl>
   </w:abstractNum>
-  <w:abstractNum w:abstractNumId="20" w15:restartNumberingAfterBreak="0">
+  <w:abstractNum w:abstractNumId="24" w15:restartNumberingAfterBreak="0">
     <w:nsid w:val="15E231DD"/>
     <w:multiLevelType w:val="hybridMultilevel"/>
     <w:tmpl w:val="48B4AB8E"/>
@@ -21209,7 +25089,7 @@
       </w:rPr>
     </w:lvl>
   </w:abstractNum>
-  <w:abstractNum w:abstractNumId="21" w15:restartNumberingAfterBreak="0">
+  <w:abstractNum w:abstractNumId="25" w15:restartNumberingAfterBreak="0">
     <w:nsid w:val="15FB6E59"/>
     <w:multiLevelType w:val="multilevel"/>
     <w:tmpl w:val="63F4E6F0"/>
@@ -21358,7 +25238,7 @@
       </w:rPr>
     </w:lvl>
   </w:abstractNum>
-  <w:abstractNum w:abstractNumId="22" w15:restartNumberingAfterBreak="0">
+  <w:abstractNum w:abstractNumId="26" w15:restartNumberingAfterBreak="0">
     <w:nsid w:val="16057B40"/>
     <w:multiLevelType w:val="hybridMultilevel"/>
     <w:tmpl w:val="C63C7D68"/>
@@ -21470,7 +25350,7 @@
       </w:rPr>
     </w:lvl>
   </w:abstractNum>
-  <w:abstractNum w:abstractNumId="23" w15:restartNumberingAfterBreak="0">
+  <w:abstractNum w:abstractNumId="27" w15:restartNumberingAfterBreak="0">
     <w:nsid w:val="18441B3D"/>
     <w:multiLevelType w:val="hybridMultilevel"/>
     <w:tmpl w:val="F162D252"/>
@@ -21582,7 +25462,7 @@
       </w:rPr>
     </w:lvl>
   </w:abstractNum>
-  <w:abstractNum w:abstractNumId="24" w15:restartNumberingAfterBreak="0">
+  <w:abstractNum w:abstractNumId="28" w15:restartNumberingAfterBreak="0">
     <w:nsid w:val="185230B0"/>
     <w:multiLevelType w:val="hybridMultilevel"/>
     <w:tmpl w:val="FDFE89EE"/>
@@ -21695,7 +25575,7 @@
       </w:rPr>
     </w:lvl>
   </w:abstractNum>
-  <w:abstractNum w:abstractNumId="25" w15:restartNumberingAfterBreak="0">
+  <w:abstractNum w:abstractNumId="29" w15:restartNumberingAfterBreak="0">
     <w:nsid w:val="18A93E35"/>
     <w:multiLevelType w:val="hybridMultilevel"/>
     <w:tmpl w:val="7A6E3062"/>
@@ -21807,7 +25687,7 @@
       </w:rPr>
     </w:lvl>
   </w:abstractNum>
-  <w:abstractNum w:abstractNumId="26" w15:restartNumberingAfterBreak="0">
+  <w:abstractNum w:abstractNumId="30" w15:restartNumberingAfterBreak="0">
     <w:nsid w:val="18EC3D82"/>
     <w:multiLevelType w:val="hybridMultilevel"/>
     <w:tmpl w:val="BC5A743C"/>
@@ -21920,7 +25800,7 @@
       </w:rPr>
     </w:lvl>
   </w:abstractNum>
-  <w:abstractNum w:abstractNumId="27" w15:restartNumberingAfterBreak="0">
+  <w:abstractNum w:abstractNumId="31" w15:restartNumberingAfterBreak="0">
     <w:nsid w:val="18F46E01"/>
     <w:multiLevelType w:val="multilevel"/>
     <w:tmpl w:val="C77EDED0"/>
@@ -22069,7 +25949,7 @@
       </w:rPr>
     </w:lvl>
   </w:abstractNum>
-  <w:abstractNum w:abstractNumId="28" w15:restartNumberingAfterBreak="0">
+  <w:abstractNum w:abstractNumId="32" w15:restartNumberingAfterBreak="0">
     <w:nsid w:val="19C83C12"/>
     <w:multiLevelType w:val="multilevel"/>
     <w:tmpl w:val="7690D588"/>
@@ -22218,7 +26098,7 @@
       </w:rPr>
     </w:lvl>
   </w:abstractNum>
-  <w:abstractNum w:abstractNumId="29" w15:restartNumberingAfterBreak="0">
+  <w:abstractNum w:abstractNumId="33" w15:restartNumberingAfterBreak="0">
     <w:nsid w:val="1A236A44"/>
     <w:multiLevelType w:val="hybridMultilevel"/>
     <w:tmpl w:val="E06C248C"/>
@@ -22331,7 +26211,7 @@
       </w:rPr>
     </w:lvl>
   </w:abstractNum>
-  <w:abstractNum w:abstractNumId="30" w15:restartNumberingAfterBreak="0">
+  <w:abstractNum w:abstractNumId="34" w15:restartNumberingAfterBreak="0">
     <w:nsid w:val="1A3F1E3B"/>
     <w:multiLevelType w:val="hybridMultilevel"/>
     <w:tmpl w:val="FEB869E4"/>
@@ -22444,7 +26324,7 @@
       </w:rPr>
     </w:lvl>
   </w:abstractNum>
-  <w:abstractNum w:abstractNumId="31" w15:restartNumberingAfterBreak="0">
+  <w:abstractNum w:abstractNumId="35" w15:restartNumberingAfterBreak="0">
     <w:nsid w:val="1C511176"/>
     <w:multiLevelType w:val="multilevel"/>
     <w:tmpl w:val="201E7F12"/>
@@ -22593,7 +26473,7 @@
       </w:rPr>
     </w:lvl>
   </w:abstractNum>
-  <w:abstractNum w:abstractNumId="32" w15:restartNumberingAfterBreak="0">
+  <w:abstractNum w:abstractNumId="36" w15:restartNumberingAfterBreak="0">
     <w:nsid w:val="1D4C2E50"/>
     <w:multiLevelType w:val="multilevel"/>
     <w:tmpl w:val="63F4E6F0"/>
@@ -22742,7 +26622,7 @@
       </w:rPr>
     </w:lvl>
   </w:abstractNum>
-  <w:abstractNum w:abstractNumId="33" w15:restartNumberingAfterBreak="0">
+  <w:abstractNum w:abstractNumId="37" w15:restartNumberingAfterBreak="0">
     <w:nsid w:val="1EC4731F"/>
     <w:multiLevelType w:val="hybridMultilevel"/>
     <w:tmpl w:val="8E26D8F0"/>
@@ -22854,7 +26734,7 @@
       </w:rPr>
     </w:lvl>
   </w:abstractNum>
-  <w:abstractNum w:abstractNumId="34" w15:restartNumberingAfterBreak="0">
+  <w:abstractNum w:abstractNumId="38" w15:restartNumberingAfterBreak="0">
     <w:nsid w:val="20017871"/>
     <w:multiLevelType w:val="hybridMultilevel"/>
     <w:tmpl w:val="EA76608A"/>
@@ -22967,7 +26847,7 @@
       </w:rPr>
     </w:lvl>
   </w:abstractNum>
-  <w:abstractNum w:abstractNumId="35" w15:restartNumberingAfterBreak="0">
+  <w:abstractNum w:abstractNumId="39" w15:restartNumberingAfterBreak="0">
     <w:nsid w:val="206A32F9"/>
     <w:multiLevelType w:val="hybridMultilevel"/>
     <w:tmpl w:val="7A405CA6"/>
@@ -23079,7 +26959,7 @@
       </w:rPr>
     </w:lvl>
   </w:abstractNum>
-  <w:abstractNum w:abstractNumId="36" w15:restartNumberingAfterBreak="0">
+  <w:abstractNum w:abstractNumId="40" w15:restartNumberingAfterBreak="0">
     <w:nsid w:val="20786568"/>
     <w:multiLevelType w:val="hybridMultilevel"/>
     <w:tmpl w:val="200CC0BC"/>
@@ -23191,7 +27071,7 @@
       </w:rPr>
     </w:lvl>
   </w:abstractNum>
-  <w:abstractNum w:abstractNumId="37" w15:restartNumberingAfterBreak="0">
+  <w:abstractNum w:abstractNumId="41" w15:restartNumberingAfterBreak="0">
     <w:nsid w:val="207D21A1"/>
     <w:multiLevelType w:val="hybridMultilevel"/>
     <w:tmpl w:val="AAAE4260"/>
@@ -23303,7 +27183,7 @@
       </w:rPr>
     </w:lvl>
   </w:abstractNum>
-  <w:abstractNum w:abstractNumId="38" w15:restartNumberingAfterBreak="0">
+  <w:abstractNum w:abstractNumId="42" w15:restartNumberingAfterBreak="0">
     <w:nsid w:val="20DC5034"/>
     <w:multiLevelType w:val="hybridMultilevel"/>
     <w:tmpl w:val="4B5425EA"/>
@@ -23415,7 +27295,7 @@
       </w:rPr>
     </w:lvl>
   </w:abstractNum>
-  <w:abstractNum w:abstractNumId="39" w15:restartNumberingAfterBreak="0">
+  <w:abstractNum w:abstractNumId="43" w15:restartNumberingAfterBreak="0">
     <w:nsid w:val="224C7C45"/>
     <w:multiLevelType w:val="multilevel"/>
     <w:tmpl w:val="5C800264"/>
@@ -23564,7 +27444,7 @@
       </w:rPr>
     </w:lvl>
   </w:abstractNum>
-  <w:abstractNum w:abstractNumId="40" w15:restartNumberingAfterBreak="0">
+  <w:abstractNum w:abstractNumId="44" w15:restartNumberingAfterBreak="0">
     <w:nsid w:val="23970AD1"/>
     <w:multiLevelType w:val="hybridMultilevel"/>
     <w:tmpl w:val="6A1E8A04"/>
@@ -23676,7 +27556,156 @@
       </w:rPr>
     </w:lvl>
   </w:abstractNum>
-  <w:abstractNum w:abstractNumId="41" w15:restartNumberingAfterBreak="0">
+  <w:abstractNum w:abstractNumId="45" w15:restartNumberingAfterBreak="0">
+    <w:nsid w:val="23B629EE"/>
+    <w:multiLevelType w:val="multilevel"/>
+    <w:tmpl w:val="7ABE3DA0"/>
+    <w:lvl w:ilvl="0">
+      <w:start w:val="1"/>
+      <w:numFmt w:val="bullet"/>
+      <w:lvlText w:val=""/>
+      <w:lvlJc w:val="left"/>
+      <w:pPr>
+        <w:tabs>
+          <w:tab w:val="num" w:pos="720"/>
+        </w:tabs>
+        <w:ind w:left="720" w:hanging="360"/>
+      </w:pPr>
+      <w:rPr>
+        <w:rFonts w:ascii="Symbol" w:hAnsi="Symbol" w:hint="default"/>
+        <w:sz w:val="20"/>
+      </w:rPr>
+    </w:lvl>
+    <w:lvl w:ilvl="1" w:tentative="1">
+      <w:start w:val="1"/>
+      <w:numFmt w:val="bullet"/>
+      <w:lvlText w:val="o"/>
+      <w:lvlJc w:val="left"/>
+      <w:pPr>
+        <w:tabs>
+          <w:tab w:val="num" w:pos="1440"/>
+        </w:tabs>
+        <w:ind w:left="1440" w:hanging="360"/>
+      </w:pPr>
+      <w:rPr>
+        <w:rFonts w:ascii="Courier New" w:hAnsi="Courier New" w:hint="default"/>
+        <w:sz w:val="20"/>
+      </w:rPr>
+    </w:lvl>
+    <w:lvl w:ilvl="2" w:tentative="1">
+      <w:start w:val="1"/>
+      <w:numFmt w:val="bullet"/>
+      <w:lvlText w:val=""/>
+      <w:lvlJc w:val="left"/>
+      <w:pPr>
+        <w:tabs>
+          <w:tab w:val="num" w:pos="2160"/>
+        </w:tabs>
+        <w:ind w:left="2160" w:hanging="360"/>
+      </w:pPr>
+      <w:rPr>
+        <w:rFonts w:ascii="Wingdings" w:hAnsi="Wingdings" w:hint="default"/>
+        <w:sz w:val="20"/>
+      </w:rPr>
+    </w:lvl>
+    <w:lvl w:ilvl="3" w:tentative="1">
+      <w:start w:val="1"/>
+      <w:numFmt w:val="bullet"/>
+      <w:lvlText w:val=""/>
+      <w:lvlJc w:val="left"/>
+      <w:pPr>
+        <w:tabs>
+          <w:tab w:val="num" w:pos="2880"/>
+        </w:tabs>
+        <w:ind w:left="2880" w:hanging="360"/>
+      </w:pPr>
+      <w:rPr>
+        <w:rFonts w:ascii="Wingdings" w:hAnsi="Wingdings" w:hint="default"/>
+        <w:sz w:val="20"/>
+      </w:rPr>
+    </w:lvl>
+    <w:lvl w:ilvl="4" w:tentative="1">
+      <w:start w:val="1"/>
+      <w:numFmt w:val="bullet"/>
+      <w:lvlText w:val=""/>
+      <w:lvlJc w:val="left"/>
+      <w:pPr>
+        <w:tabs>
+          <w:tab w:val="num" w:pos="3600"/>
+        </w:tabs>
+        <w:ind w:left="3600" w:hanging="360"/>
+      </w:pPr>
+      <w:rPr>
+        <w:rFonts w:ascii="Wingdings" w:hAnsi="Wingdings" w:hint="default"/>
+        <w:sz w:val="20"/>
+      </w:rPr>
+    </w:lvl>
+    <w:lvl w:ilvl="5" w:tentative="1">
+      <w:start w:val="1"/>
+      <w:numFmt w:val="bullet"/>
+      <w:lvlText w:val=""/>
+      <w:lvlJc w:val="left"/>
+      <w:pPr>
+        <w:tabs>
+          <w:tab w:val="num" w:pos="4320"/>
+        </w:tabs>
+        <w:ind w:left="4320" w:hanging="360"/>
+      </w:pPr>
+      <w:rPr>
+        <w:rFonts w:ascii="Wingdings" w:hAnsi="Wingdings" w:hint="default"/>
+        <w:sz w:val="20"/>
+      </w:rPr>
+    </w:lvl>
+    <w:lvl w:ilvl="6" w:tentative="1">
+      <w:start w:val="1"/>
+      <w:numFmt w:val="bullet"/>
+      <w:lvlText w:val=""/>
+      <w:lvlJc w:val="left"/>
+      <w:pPr>
+        <w:tabs>
+          <w:tab w:val="num" w:pos="5040"/>
+        </w:tabs>
+        <w:ind w:left="5040" w:hanging="360"/>
+      </w:pPr>
+      <w:rPr>
+        <w:rFonts w:ascii="Wingdings" w:hAnsi="Wingdings" w:hint="default"/>
+        <w:sz w:val="20"/>
+      </w:rPr>
+    </w:lvl>
+    <w:lvl w:ilvl="7" w:tentative="1">
+      <w:start w:val="1"/>
+      <w:numFmt w:val="bullet"/>
+      <w:lvlText w:val=""/>
+      <w:lvlJc w:val="left"/>
+      <w:pPr>
+        <w:tabs>
+          <w:tab w:val="num" w:pos="5760"/>
+        </w:tabs>
+        <w:ind w:left="5760" w:hanging="360"/>
+      </w:pPr>
+      <w:rPr>
+        <w:rFonts w:ascii="Wingdings" w:hAnsi="Wingdings" w:hint="default"/>
+        <w:sz w:val="20"/>
+      </w:rPr>
+    </w:lvl>
+    <w:lvl w:ilvl="8" w:tentative="1">
+      <w:start w:val="1"/>
+      <w:numFmt w:val="bullet"/>
+      <w:lvlText w:val=""/>
+      <w:lvlJc w:val="left"/>
+      <w:pPr>
+        <w:tabs>
+          <w:tab w:val="num" w:pos="6480"/>
+        </w:tabs>
+        <w:ind w:left="6480" w:hanging="360"/>
+      </w:pPr>
+      <w:rPr>
+        <w:rFonts w:ascii="Wingdings" w:hAnsi="Wingdings" w:hint="default"/>
+        <w:sz w:val="20"/>
+      </w:rPr>
+    </w:lvl>
+  </w:abstractNum>
+  <w:abstractNum w:abstractNumId="46" w15:restartNumberingAfterBreak="0">
     <w:nsid w:val="243D731E"/>
     <w:multiLevelType w:val="multilevel"/>
     <w:tmpl w:val="51303158"/>
@@ -23825,7 +27854,7 @@
       </w:rPr>
     </w:lvl>
   </w:abstractNum>
-  <w:abstractNum w:abstractNumId="42" w15:restartNumberingAfterBreak="0">
+  <w:abstractNum w:abstractNumId="47" w15:restartNumberingAfterBreak="0">
     <w:nsid w:val="26BA6D3C"/>
     <w:multiLevelType w:val="hybridMultilevel"/>
     <w:tmpl w:val="F03CC954"/>
@@ -23937,7 +27966,7 @@
       </w:rPr>
     </w:lvl>
   </w:abstractNum>
-  <w:abstractNum w:abstractNumId="43" w15:restartNumberingAfterBreak="0">
+  <w:abstractNum w:abstractNumId="48" w15:restartNumberingAfterBreak="0">
     <w:nsid w:val="28765EA3"/>
     <w:multiLevelType w:val="hybridMultilevel"/>
     <w:tmpl w:val="1CFAEB30"/>
@@ -24050,7 +28079,7 @@
       </w:rPr>
     </w:lvl>
   </w:abstractNum>
-  <w:abstractNum w:abstractNumId="44" w15:restartNumberingAfterBreak="0">
+  <w:abstractNum w:abstractNumId="49" w15:restartNumberingAfterBreak="0">
     <w:nsid w:val="28940045"/>
     <w:multiLevelType w:val="multilevel"/>
     <w:tmpl w:val="23DE4804"/>
@@ -24199,7 +28228,7 @@
       </w:rPr>
     </w:lvl>
   </w:abstractNum>
-  <w:abstractNum w:abstractNumId="45" w15:restartNumberingAfterBreak="0">
+  <w:abstractNum w:abstractNumId="50" w15:restartNumberingAfterBreak="0">
     <w:nsid w:val="289938CC"/>
     <w:multiLevelType w:val="multilevel"/>
     <w:tmpl w:val="57745EE2"/>
@@ -24348,7 +28377,7 @@
       </w:rPr>
     </w:lvl>
   </w:abstractNum>
-  <w:abstractNum w:abstractNumId="46" w15:restartNumberingAfterBreak="0">
+  <w:abstractNum w:abstractNumId="51" w15:restartNumberingAfterBreak="0">
     <w:nsid w:val="2ADE3401"/>
     <w:multiLevelType w:val="multilevel"/>
     <w:tmpl w:val="63F4E6F0"/>
@@ -24497,7 +28526,7 @@
       </w:rPr>
     </w:lvl>
   </w:abstractNum>
-  <w:abstractNum w:abstractNumId="47" w15:restartNumberingAfterBreak="0">
+  <w:abstractNum w:abstractNumId="52" w15:restartNumberingAfterBreak="0">
     <w:nsid w:val="2B592B9C"/>
     <w:multiLevelType w:val="hybridMultilevel"/>
     <w:tmpl w:val="99D4C34E"/>
@@ -24610,7 +28639,7 @@
       </w:rPr>
     </w:lvl>
   </w:abstractNum>
-  <w:abstractNum w:abstractNumId="48" w15:restartNumberingAfterBreak="0">
+  <w:abstractNum w:abstractNumId="53" w15:restartNumberingAfterBreak="0">
     <w:nsid w:val="2B9413C9"/>
     <w:multiLevelType w:val="hybridMultilevel"/>
     <w:tmpl w:val="4F7A7546"/>
@@ -24722,7 +28751,7 @@
       </w:rPr>
     </w:lvl>
   </w:abstractNum>
-  <w:abstractNum w:abstractNumId="49" w15:restartNumberingAfterBreak="0">
+  <w:abstractNum w:abstractNumId="54" w15:restartNumberingAfterBreak="0">
     <w:nsid w:val="2B9539E3"/>
     <w:multiLevelType w:val="hybridMultilevel"/>
     <w:tmpl w:val="E6B8BBB6"/>
@@ -24834,7 +28863,7 @@
       </w:rPr>
     </w:lvl>
   </w:abstractNum>
-  <w:abstractNum w:abstractNumId="50" w15:restartNumberingAfterBreak="0">
+  <w:abstractNum w:abstractNumId="55" w15:restartNumberingAfterBreak="0">
     <w:nsid w:val="2D7477A8"/>
     <w:multiLevelType w:val="multilevel"/>
     <w:tmpl w:val="8AB0F3DA"/>
@@ -24983,7 +29012,7 @@
       </w:rPr>
     </w:lvl>
   </w:abstractNum>
-  <w:abstractNum w:abstractNumId="51" w15:restartNumberingAfterBreak="0">
+  <w:abstractNum w:abstractNumId="56" w15:restartNumberingAfterBreak="0">
     <w:nsid w:val="2E164C9A"/>
     <w:multiLevelType w:val="hybridMultilevel"/>
     <w:tmpl w:val="C6BA489A"/>
@@ -25096,7 +29125,7 @@
       </w:rPr>
     </w:lvl>
   </w:abstractNum>
-  <w:abstractNum w:abstractNumId="52" w15:restartNumberingAfterBreak="0">
+  <w:abstractNum w:abstractNumId="57" w15:restartNumberingAfterBreak="0">
     <w:nsid w:val="2E34438D"/>
     <w:multiLevelType w:val="multilevel"/>
     <w:tmpl w:val="63F4E6F0"/>
@@ -25245,7 +29274,7 @@
       </w:rPr>
     </w:lvl>
   </w:abstractNum>
-  <w:abstractNum w:abstractNumId="53" w15:restartNumberingAfterBreak="0">
+  <w:abstractNum w:abstractNumId="58" w15:restartNumberingAfterBreak="0">
     <w:nsid w:val="2E5D6D2A"/>
     <w:multiLevelType w:val="hybridMultilevel"/>
     <w:tmpl w:val="5D5ADC98"/>
@@ -25358,7 +29387,7 @@
       </w:rPr>
     </w:lvl>
   </w:abstractNum>
-  <w:abstractNum w:abstractNumId="54" w15:restartNumberingAfterBreak="0">
+  <w:abstractNum w:abstractNumId="59" w15:restartNumberingAfterBreak="0">
     <w:nsid w:val="2E716C12"/>
     <w:multiLevelType w:val="hybridMultilevel"/>
     <w:tmpl w:val="6D90C552"/>
@@ -25471,7 +29500,7 @@
       </w:rPr>
     </w:lvl>
   </w:abstractNum>
-  <w:abstractNum w:abstractNumId="55" w15:restartNumberingAfterBreak="0">
+  <w:abstractNum w:abstractNumId="60" w15:restartNumberingAfterBreak="0">
     <w:nsid w:val="2F162517"/>
     <w:multiLevelType w:val="hybridMultilevel"/>
     <w:tmpl w:val="4E3CAB7C"/>
@@ -25583,7 +29612,7 @@
       </w:rPr>
     </w:lvl>
   </w:abstractNum>
-  <w:abstractNum w:abstractNumId="56" w15:restartNumberingAfterBreak="0">
+  <w:abstractNum w:abstractNumId="61" w15:restartNumberingAfterBreak="0">
     <w:nsid w:val="2F1F6483"/>
     <w:multiLevelType w:val="multilevel"/>
     <w:tmpl w:val="993E874E"/>
@@ -25732,7 +29761,7 @@
       </w:rPr>
     </w:lvl>
   </w:abstractNum>
-  <w:abstractNum w:abstractNumId="57" w15:restartNumberingAfterBreak="0">
+  <w:abstractNum w:abstractNumId="62" w15:restartNumberingAfterBreak="0">
     <w:nsid w:val="2F2B2F8E"/>
     <w:multiLevelType w:val="multilevel"/>
     <w:tmpl w:val="547EDCFE"/>
@@ -25881,7 +29910,7 @@
       </w:rPr>
     </w:lvl>
   </w:abstractNum>
-  <w:abstractNum w:abstractNumId="58" w15:restartNumberingAfterBreak="0">
+  <w:abstractNum w:abstractNumId="63" w15:restartNumberingAfterBreak="0">
     <w:nsid w:val="2F8122A0"/>
     <w:multiLevelType w:val="multilevel"/>
     <w:tmpl w:val="37C6F796"/>
@@ -26030,7 +30059,7 @@
       </w:rPr>
     </w:lvl>
   </w:abstractNum>
-  <w:abstractNum w:abstractNumId="59" w15:restartNumberingAfterBreak="0">
+  <w:abstractNum w:abstractNumId="64" w15:restartNumberingAfterBreak="0">
     <w:nsid w:val="2FF161E6"/>
     <w:multiLevelType w:val="hybridMultilevel"/>
     <w:tmpl w:val="ED6AA478"/>
@@ -26142,7 +30171,7 @@
       </w:rPr>
     </w:lvl>
   </w:abstractNum>
-  <w:abstractNum w:abstractNumId="60" w15:restartNumberingAfterBreak="0">
+  <w:abstractNum w:abstractNumId="65" w15:restartNumberingAfterBreak="0">
     <w:nsid w:val="30CD5DF3"/>
     <w:multiLevelType w:val="hybridMultilevel"/>
     <w:tmpl w:val="127EBD02"/>
@@ -26254,7 +30283,7 @@
       </w:rPr>
     </w:lvl>
   </w:abstractNum>
-  <w:abstractNum w:abstractNumId="61" w15:restartNumberingAfterBreak="0">
+  <w:abstractNum w:abstractNumId="66" w15:restartNumberingAfterBreak="0">
     <w:nsid w:val="311E1416"/>
     <w:multiLevelType w:val="multilevel"/>
     <w:tmpl w:val="7E68BE5E"/>
@@ -26403,7 +30432,7 @@
       </w:rPr>
     </w:lvl>
   </w:abstractNum>
-  <w:abstractNum w:abstractNumId="62" w15:restartNumberingAfterBreak="0">
+  <w:abstractNum w:abstractNumId="67" w15:restartNumberingAfterBreak="0">
     <w:nsid w:val="31A24DDF"/>
     <w:multiLevelType w:val="multilevel"/>
     <w:tmpl w:val="63F4E6F0"/>
@@ -26552,7 +30581,7 @@
       </w:rPr>
     </w:lvl>
   </w:abstractNum>
-  <w:abstractNum w:abstractNumId="63" w15:restartNumberingAfterBreak="0">
+  <w:abstractNum w:abstractNumId="68" w15:restartNumberingAfterBreak="0">
     <w:nsid w:val="31BE7B56"/>
     <w:multiLevelType w:val="multilevel"/>
     <w:tmpl w:val="ED985E60"/>
@@ -26701,7 +30730,7 @@
       </w:rPr>
     </w:lvl>
   </w:abstractNum>
-  <w:abstractNum w:abstractNumId="64" w15:restartNumberingAfterBreak="0">
+  <w:abstractNum w:abstractNumId="69" w15:restartNumberingAfterBreak="0">
     <w:nsid w:val="321E65E6"/>
     <w:multiLevelType w:val="multilevel"/>
     <w:tmpl w:val="63F4E6F0"/>
@@ -26850,7 +30879,156 @@
       </w:rPr>
     </w:lvl>
   </w:abstractNum>
-  <w:abstractNum w:abstractNumId="65" w15:restartNumberingAfterBreak="0">
+  <w:abstractNum w:abstractNumId="70" w15:restartNumberingAfterBreak="0">
+    <w:nsid w:val="3220261F"/>
+    <w:multiLevelType w:val="multilevel"/>
+    <w:tmpl w:val="4FEEB97C"/>
+    <w:lvl w:ilvl="0">
+      <w:start w:val="1"/>
+      <w:numFmt w:val="bullet"/>
+      <w:lvlText w:val=""/>
+      <w:lvlJc w:val="left"/>
+      <w:pPr>
+        <w:tabs>
+          <w:tab w:val="num" w:pos="720"/>
+        </w:tabs>
+        <w:ind w:left="720" w:hanging="360"/>
+      </w:pPr>
+      <w:rPr>
+        <w:rFonts w:ascii="Symbol" w:hAnsi="Symbol" w:hint="default"/>
+        <w:sz w:val="20"/>
+      </w:rPr>
+    </w:lvl>
+    <w:lvl w:ilvl="1" w:tentative="1">
+      <w:start w:val="1"/>
+      <w:numFmt w:val="bullet"/>
+      <w:lvlText w:val="o"/>
+      <w:lvlJc w:val="left"/>
+      <w:pPr>
+        <w:tabs>
+          <w:tab w:val="num" w:pos="1440"/>
+        </w:tabs>
+        <w:ind w:left="1440" w:hanging="360"/>
+      </w:pPr>
+      <w:rPr>
+        <w:rFonts w:ascii="Courier New" w:hAnsi="Courier New" w:hint="default"/>
+        <w:sz w:val="20"/>
+      </w:rPr>
+    </w:lvl>
+    <w:lvl w:ilvl="2" w:tentative="1">
+      <w:start w:val="1"/>
+      <w:numFmt w:val="bullet"/>
+      <w:lvlText w:val=""/>
+      <w:lvlJc w:val="left"/>
+      <w:pPr>
+        <w:tabs>
+          <w:tab w:val="num" w:pos="2160"/>
+        </w:tabs>
+        <w:ind w:left="2160" w:hanging="360"/>
+      </w:pPr>
+      <w:rPr>
+        <w:rFonts w:ascii="Wingdings" w:hAnsi="Wingdings" w:hint="default"/>
+        <w:sz w:val="20"/>
+      </w:rPr>
+    </w:lvl>
+    <w:lvl w:ilvl="3" w:tentative="1">
+      <w:start w:val="1"/>
+      <w:numFmt w:val="bullet"/>
+      <w:lvlText w:val=""/>
+      <w:lvlJc w:val="left"/>
+      <w:pPr>
+        <w:tabs>
+          <w:tab w:val="num" w:pos="2880"/>
+        </w:tabs>
+        <w:ind w:left="2880" w:hanging="360"/>
+      </w:pPr>
+      <w:rPr>
+        <w:rFonts w:ascii="Wingdings" w:hAnsi="Wingdings" w:hint="default"/>
+        <w:sz w:val="20"/>
+      </w:rPr>
+    </w:lvl>
+    <w:lvl w:ilvl="4" w:tentative="1">
+      <w:start w:val="1"/>
+      <w:numFmt w:val="bullet"/>
+      <w:lvlText w:val=""/>
+      <w:lvlJc w:val="left"/>
+      <w:pPr>
+        <w:tabs>
+          <w:tab w:val="num" w:pos="3600"/>
+        </w:tabs>
+        <w:ind w:left="3600" w:hanging="360"/>
+      </w:pPr>
+      <w:rPr>
+        <w:rFonts w:ascii="Wingdings" w:hAnsi="Wingdings" w:hint="default"/>
+        <w:sz w:val="20"/>
+      </w:rPr>
+    </w:lvl>
+    <w:lvl w:ilvl="5" w:tentative="1">
+      <w:start w:val="1"/>
+      <w:numFmt w:val="bullet"/>
+      <w:lvlText w:val=""/>
+      <w:lvlJc w:val="left"/>
+      <w:pPr>
+        <w:tabs>
+          <w:tab w:val="num" w:pos="4320"/>
+        </w:tabs>
+        <w:ind w:left="4320" w:hanging="360"/>
+      </w:pPr>
+      <w:rPr>
+        <w:rFonts w:ascii="Wingdings" w:hAnsi="Wingdings" w:hint="default"/>
+        <w:sz w:val="20"/>
+      </w:rPr>
+    </w:lvl>
+    <w:lvl w:ilvl="6" w:tentative="1">
+      <w:start w:val="1"/>
+      <w:numFmt w:val="bullet"/>
+      <w:lvlText w:val=""/>
+      <w:lvlJc w:val="left"/>
+      <w:pPr>
+        <w:tabs>
+          <w:tab w:val="num" w:pos="5040"/>
+        </w:tabs>
+        <w:ind w:left="5040" w:hanging="360"/>
+      </w:pPr>
+      <w:rPr>
+        <w:rFonts w:ascii="Wingdings" w:hAnsi="Wingdings" w:hint="default"/>
+        <w:sz w:val="20"/>
+      </w:rPr>
+    </w:lvl>
+    <w:lvl w:ilvl="7" w:tentative="1">
+      <w:start w:val="1"/>
+      <w:numFmt w:val="bullet"/>
+      <w:lvlText w:val=""/>
+      <w:lvlJc w:val="left"/>
+      <w:pPr>
+        <w:tabs>
+          <w:tab w:val="num" w:pos="5760"/>
+        </w:tabs>
+        <w:ind w:left="5760" w:hanging="360"/>
+      </w:pPr>
+      <w:rPr>
+        <w:rFonts w:ascii="Wingdings" w:hAnsi="Wingdings" w:hint="default"/>
+        <w:sz w:val="20"/>
+      </w:rPr>
+    </w:lvl>
+    <w:lvl w:ilvl="8" w:tentative="1">
+      <w:start w:val="1"/>
+      <w:numFmt w:val="bullet"/>
+      <w:lvlText w:val=""/>
+      <w:lvlJc w:val="left"/>
+      <w:pPr>
+        <w:tabs>
+          <w:tab w:val="num" w:pos="6480"/>
+        </w:tabs>
+        <w:ind w:left="6480" w:hanging="360"/>
+      </w:pPr>
+      <w:rPr>
+        <w:rFonts w:ascii="Wingdings" w:hAnsi="Wingdings" w:hint="default"/>
+        <w:sz w:val="20"/>
+      </w:rPr>
+    </w:lvl>
+  </w:abstractNum>
+  <w:abstractNum w:abstractNumId="71" w15:restartNumberingAfterBreak="0">
     <w:nsid w:val="332E29E8"/>
     <w:multiLevelType w:val="multilevel"/>
     <w:tmpl w:val="BF082128"/>
@@ -26999,7 +31177,7 @@
       </w:rPr>
     </w:lvl>
   </w:abstractNum>
-  <w:abstractNum w:abstractNumId="66" w15:restartNumberingAfterBreak="0">
+  <w:abstractNum w:abstractNumId="72" w15:restartNumberingAfterBreak="0">
     <w:nsid w:val="34251C5D"/>
     <w:multiLevelType w:val="multilevel"/>
     <w:tmpl w:val="C31CBCE0"/>
@@ -27148,7 +31326,7 @@
       </w:rPr>
     </w:lvl>
   </w:abstractNum>
-  <w:abstractNum w:abstractNumId="67" w15:restartNumberingAfterBreak="0">
+  <w:abstractNum w:abstractNumId="73" w15:restartNumberingAfterBreak="0">
     <w:nsid w:val="342A6150"/>
     <w:multiLevelType w:val="multilevel"/>
     <w:tmpl w:val="29E0BE1C"/>
@@ -27297,7 +31475,7 @@
       </w:rPr>
     </w:lvl>
   </w:abstractNum>
-  <w:abstractNum w:abstractNumId="68" w15:restartNumberingAfterBreak="0">
+  <w:abstractNum w:abstractNumId="74" w15:restartNumberingAfterBreak="0">
     <w:nsid w:val="352806E0"/>
     <w:multiLevelType w:val="hybridMultilevel"/>
     <w:tmpl w:val="C4D01788"/>
@@ -27410,7 +31588,7 @@
       </w:rPr>
     </w:lvl>
   </w:abstractNum>
-  <w:abstractNum w:abstractNumId="69" w15:restartNumberingAfterBreak="0">
+  <w:abstractNum w:abstractNumId="75" w15:restartNumberingAfterBreak="0">
     <w:nsid w:val="356F220A"/>
     <w:multiLevelType w:val="multilevel"/>
     <w:tmpl w:val="0FFA5254"/>
@@ -27559,7 +31737,7 @@
       </w:rPr>
     </w:lvl>
   </w:abstractNum>
-  <w:abstractNum w:abstractNumId="70" w15:restartNumberingAfterBreak="0">
+  <w:abstractNum w:abstractNumId="76" w15:restartNumberingAfterBreak="0">
     <w:nsid w:val="357B7363"/>
     <w:multiLevelType w:val="hybridMultilevel"/>
     <w:tmpl w:val="00D411EC"/>
@@ -27671,7 +31849,7 @@
       </w:rPr>
     </w:lvl>
   </w:abstractNum>
-  <w:abstractNum w:abstractNumId="71" w15:restartNumberingAfterBreak="0">
+  <w:abstractNum w:abstractNumId="77" w15:restartNumberingAfterBreak="0">
     <w:nsid w:val="3583100F"/>
     <w:multiLevelType w:val="hybridMultilevel"/>
     <w:tmpl w:val="848ECFAA"/>
@@ -27784,7 +31962,7 @@
       </w:rPr>
     </w:lvl>
   </w:abstractNum>
-  <w:abstractNum w:abstractNumId="72" w15:restartNumberingAfterBreak="0">
+  <w:abstractNum w:abstractNumId="78" w15:restartNumberingAfterBreak="0">
     <w:nsid w:val="3623194A"/>
     <w:multiLevelType w:val="multilevel"/>
     <w:tmpl w:val="63F4E6F0"/>
@@ -27933,7 +32111,7 @@
       </w:rPr>
     </w:lvl>
   </w:abstractNum>
-  <w:abstractNum w:abstractNumId="73" w15:restartNumberingAfterBreak="0">
+  <w:abstractNum w:abstractNumId="79" w15:restartNumberingAfterBreak="0">
     <w:nsid w:val="36AD3FB0"/>
     <w:multiLevelType w:val="multilevel"/>
     <w:tmpl w:val="0644AEEA"/>
@@ -28082,7 +32260,7 @@
       </w:rPr>
     </w:lvl>
   </w:abstractNum>
-  <w:abstractNum w:abstractNumId="74" w15:restartNumberingAfterBreak="0">
+  <w:abstractNum w:abstractNumId="80" w15:restartNumberingAfterBreak="0">
     <w:nsid w:val="371A2CDE"/>
     <w:multiLevelType w:val="hybridMultilevel"/>
     <w:tmpl w:val="EA9C00CC"/>
@@ -28194,7 +32372,7 @@
       </w:rPr>
     </w:lvl>
   </w:abstractNum>
-  <w:abstractNum w:abstractNumId="75" w15:restartNumberingAfterBreak="0">
+  <w:abstractNum w:abstractNumId="81" w15:restartNumberingAfterBreak="0">
     <w:nsid w:val="373D5E48"/>
     <w:multiLevelType w:val="hybridMultilevel"/>
     <w:tmpl w:val="8A6E38C0"/>
@@ -28307,7 +32485,7 @@
       </w:rPr>
     </w:lvl>
   </w:abstractNum>
-  <w:abstractNum w:abstractNumId="76" w15:restartNumberingAfterBreak="0">
+  <w:abstractNum w:abstractNumId="82" w15:restartNumberingAfterBreak="0">
     <w:nsid w:val="38C04ECD"/>
     <w:multiLevelType w:val="hybridMultilevel"/>
     <w:tmpl w:val="BD96A908"/>
@@ -28420,7 +32598,7 @@
       </w:rPr>
     </w:lvl>
   </w:abstractNum>
-  <w:abstractNum w:abstractNumId="77" w15:restartNumberingAfterBreak="0">
+  <w:abstractNum w:abstractNumId="83" w15:restartNumberingAfterBreak="0">
     <w:nsid w:val="3B446B2D"/>
     <w:multiLevelType w:val="hybridMultilevel"/>
     <w:tmpl w:val="B638176E"/>
@@ -28532,7 +32710,7 @@
       </w:rPr>
     </w:lvl>
   </w:abstractNum>
-  <w:abstractNum w:abstractNumId="78" w15:restartNumberingAfterBreak="0">
+  <w:abstractNum w:abstractNumId="84" w15:restartNumberingAfterBreak="0">
     <w:nsid w:val="3B6B41F5"/>
     <w:multiLevelType w:val="hybridMultilevel"/>
     <w:tmpl w:val="10A26168"/>
@@ -28644,7 +32822,7 @@
       </w:rPr>
     </w:lvl>
   </w:abstractNum>
-  <w:abstractNum w:abstractNumId="79" w15:restartNumberingAfterBreak="0">
+  <w:abstractNum w:abstractNumId="85" w15:restartNumberingAfterBreak="0">
     <w:nsid w:val="3C5546BA"/>
     <w:multiLevelType w:val="hybridMultilevel"/>
     <w:tmpl w:val="3434F5E4"/>
@@ -28756,7 +32934,7 @@
       </w:rPr>
     </w:lvl>
   </w:abstractNum>
-  <w:abstractNum w:abstractNumId="80" w15:restartNumberingAfterBreak="0">
+  <w:abstractNum w:abstractNumId="86" w15:restartNumberingAfterBreak="0">
     <w:nsid w:val="3C623C55"/>
     <w:multiLevelType w:val="multilevel"/>
     <w:tmpl w:val="A0B0E8F4"/>
@@ -28905,7 +33083,7 @@
       </w:rPr>
     </w:lvl>
   </w:abstractNum>
-  <w:abstractNum w:abstractNumId="81" w15:restartNumberingAfterBreak="0">
+  <w:abstractNum w:abstractNumId="87" w15:restartNumberingAfterBreak="0">
     <w:nsid w:val="3CD27F78"/>
     <w:multiLevelType w:val="multilevel"/>
     <w:tmpl w:val="FCDE767A"/>
@@ -29054,7 +33232,7 @@
       </w:rPr>
     </w:lvl>
   </w:abstractNum>
-  <w:abstractNum w:abstractNumId="82" w15:restartNumberingAfterBreak="0">
+  <w:abstractNum w:abstractNumId="88" w15:restartNumberingAfterBreak="0">
     <w:nsid w:val="3CD74B18"/>
     <w:multiLevelType w:val="hybridMultilevel"/>
     <w:tmpl w:val="2FF42220"/>
@@ -29167,7 +33345,7 @@
       </w:rPr>
     </w:lvl>
   </w:abstractNum>
-  <w:abstractNum w:abstractNumId="83" w15:restartNumberingAfterBreak="0">
+  <w:abstractNum w:abstractNumId="89" w15:restartNumberingAfterBreak="0">
     <w:nsid w:val="3D2F7E79"/>
     <w:multiLevelType w:val="hybridMultilevel"/>
     <w:tmpl w:val="6ED674BE"/>
@@ -29279,7 +33457,7 @@
       </w:rPr>
     </w:lvl>
   </w:abstractNum>
-  <w:abstractNum w:abstractNumId="84" w15:restartNumberingAfterBreak="0">
+  <w:abstractNum w:abstractNumId="90" w15:restartNumberingAfterBreak="0">
     <w:nsid w:val="3D397287"/>
     <w:multiLevelType w:val="hybridMultilevel"/>
     <w:tmpl w:val="F4503122"/>
@@ -29391,7 +33569,7 @@
       </w:rPr>
     </w:lvl>
   </w:abstractNum>
-  <w:abstractNum w:abstractNumId="85" w15:restartNumberingAfterBreak="0">
+  <w:abstractNum w:abstractNumId="91" w15:restartNumberingAfterBreak="0">
     <w:nsid w:val="3DD260EB"/>
     <w:multiLevelType w:val="multilevel"/>
     <w:tmpl w:val="B07886AE"/>
@@ -29540,7 +33718,7 @@
       </w:rPr>
     </w:lvl>
   </w:abstractNum>
-  <w:abstractNum w:abstractNumId="86" w15:restartNumberingAfterBreak="0">
+  <w:abstractNum w:abstractNumId="92" w15:restartNumberingAfterBreak="0">
     <w:nsid w:val="3E685FF3"/>
     <w:multiLevelType w:val="multilevel"/>
     <w:tmpl w:val="7D20B538"/>
@@ -29689,7 +33867,7 @@
       </w:rPr>
     </w:lvl>
   </w:abstractNum>
-  <w:abstractNum w:abstractNumId="87" w15:restartNumberingAfterBreak="0">
+  <w:abstractNum w:abstractNumId="93" w15:restartNumberingAfterBreak="0">
     <w:nsid w:val="3F346C2C"/>
     <w:multiLevelType w:val="multilevel"/>
     <w:tmpl w:val="63F4E6F0"/>
@@ -29838,7 +34016,156 @@
       </w:rPr>
     </w:lvl>
   </w:abstractNum>
-  <w:abstractNum w:abstractNumId="88" w15:restartNumberingAfterBreak="0">
+  <w:abstractNum w:abstractNumId="94" w15:restartNumberingAfterBreak="0">
+    <w:nsid w:val="3F3E6869"/>
+    <w:multiLevelType w:val="multilevel"/>
+    <w:tmpl w:val="7DE4F5D8"/>
+    <w:lvl w:ilvl="0">
+      <w:start w:val="1"/>
+      <w:numFmt w:val="bullet"/>
+      <w:lvlText w:val=""/>
+      <w:lvlJc w:val="left"/>
+      <w:pPr>
+        <w:tabs>
+          <w:tab w:val="num" w:pos="720"/>
+        </w:tabs>
+        <w:ind w:left="720" w:hanging="360"/>
+      </w:pPr>
+      <w:rPr>
+        <w:rFonts w:ascii="Symbol" w:hAnsi="Symbol" w:hint="default"/>
+        <w:sz w:val="20"/>
+      </w:rPr>
+    </w:lvl>
+    <w:lvl w:ilvl="1" w:tentative="1">
+      <w:start w:val="1"/>
+      <w:numFmt w:val="bullet"/>
+      <w:lvlText w:val="o"/>
+      <w:lvlJc w:val="left"/>
+      <w:pPr>
+        <w:tabs>
+          <w:tab w:val="num" w:pos="1440"/>
+        </w:tabs>
+        <w:ind w:left="1440" w:hanging="360"/>
+      </w:pPr>
+      <w:rPr>
+        <w:rFonts w:ascii="Courier New" w:hAnsi="Courier New" w:hint="default"/>
+        <w:sz w:val="20"/>
+      </w:rPr>
+    </w:lvl>
+    <w:lvl w:ilvl="2" w:tentative="1">
+      <w:start w:val="1"/>
+      <w:numFmt w:val="bullet"/>
+      <w:lvlText w:val=""/>
+      <w:lvlJc w:val="left"/>
+      <w:pPr>
+        <w:tabs>
+          <w:tab w:val="num" w:pos="2160"/>
+        </w:tabs>
+        <w:ind w:left="2160" w:hanging="360"/>
+      </w:pPr>
+      <w:rPr>
+        <w:rFonts w:ascii="Wingdings" w:hAnsi="Wingdings" w:hint="default"/>
+        <w:sz w:val="20"/>
+      </w:rPr>
+    </w:lvl>
+    <w:lvl w:ilvl="3" w:tentative="1">
+      <w:start w:val="1"/>
+      <w:numFmt w:val="bullet"/>
+      <w:lvlText w:val=""/>
+      <w:lvlJc w:val="left"/>
+      <w:pPr>
+        <w:tabs>
+          <w:tab w:val="num" w:pos="2880"/>
+        </w:tabs>
+        <w:ind w:left="2880" w:hanging="360"/>
+      </w:pPr>
+      <w:rPr>
+        <w:rFonts w:ascii="Wingdings" w:hAnsi="Wingdings" w:hint="default"/>
+        <w:sz w:val="20"/>
+      </w:rPr>
+    </w:lvl>
+    <w:lvl w:ilvl="4" w:tentative="1">
+      <w:start w:val="1"/>
+      <w:numFmt w:val="bullet"/>
+      <w:lvlText w:val=""/>
+      <w:lvlJc w:val="left"/>
+      <w:pPr>
+        <w:tabs>
+          <w:tab w:val="num" w:pos="3600"/>
+        </w:tabs>
+        <w:ind w:left="3600" w:hanging="360"/>
+      </w:pPr>
+      <w:rPr>
+        <w:rFonts w:ascii="Wingdings" w:hAnsi="Wingdings" w:hint="default"/>
+        <w:sz w:val="20"/>
+      </w:rPr>
+    </w:lvl>
+    <w:lvl w:ilvl="5" w:tentative="1">
+      <w:start w:val="1"/>
+      <w:numFmt w:val="bullet"/>
+      <w:lvlText w:val=""/>
+      <w:lvlJc w:val="left"/>
+      <w:pPr>
+        <w:tabs>
+          <w:tab w:val="num" w:pos="4320"/>
+        </w:tabs>
+        <w:ind w:left="4320" w:hanging="360"/>
+      </w:pPr>
+      <w:rPr>
+        <w:rFonts w:ascii="Wingdings" w:hAnsi="Wingdings" w:hint="default"/>
+        <w:sz w:val="20"/>
+      </w:rPr>
+    </w:lvl>
+    <w:lvl w:ilvl="6" w:tentative="1">
+      <w:start w:val="1"/>
+      <w:numFmt w:val="bullet"/>
+      <w:lvlText w:val=""/>
+      <w:lvlJc w:val="left"/>
+      <w:pPr>
+        <w:tabs>
+          <w:tab w:val="num" w:pos="5040"/>
+        </w:tabs>
+        <w:ind w:left="5040" w:hanging="360"/>
+      </w:pPr>
+      <w:rPr>
+        <w:rFonts w:ascii="Wingdings" w:hAnsi="Wingdings" w:hint="default"/>
+        <w:sz w:val="20"/>
+      </w:rPr>
+    </w:lvl>
+    <w:lvl w:ilvl="7" w:tentative="1">
+      <w:start w:val="1"/>
+      <w:numFmt w:val="bullet"/>
+      <w:lvlText w:val=""/>
+      <w:lvlJc w:val="left"/>
+      <w:pPr>
+        <w:tabs>
+          <w:tab w:val="num" w:pos="5760"/>
+        </w:tabs>
+        <w:ind w:left="5760" w:hanging="360"/>
+      </w:pPr>
+      <w:rPr>
+        <w:rFonts w:ascii="Wingdings" w:hAnsi="Wingdings" w:hint="default"/>
+        <w:sz w:val="20"/>
+      </w:rPr>
+    </w:lvl>
+    <w:lvl w:ilvl="8" w:tentative="1">
+      <w:start w:val="1"/>
+      <w:numFmt w:val="bullet"/>
+      <w:lvlText w:val=""/>
+      <w:lvlJc w:val="left"/>
+      <w:pPr>
+        <w:tabs>
+          <w:tab w:val="num" w:pos="6480"/>
+        </w:tabs>
+        <w:ind w:left="6480" w:hanging="360"/>
+      </w:pPr>
+      <w:rPr>
+        <w:rFonts w:ascii="Wingdings" w:hAnsi="Wingdings" w:hint="default"/>
+        <w:sz w:val="20"/>
+      </w:rPr>
+    </w:lvl>
+  </w:abstractNum>
+  <w:abstractNum w:abstractNumId="95" w15:restartNumberingAfterBreak="0">
     <w:nsid w:val="3FCB1322"/>
     <w:multiLevelType w:val="hybridMultilevel"/>
     <w:tmpl w:val="55C012B2"/>
@@ -29950,7 +34277,7 @@
       </w:rPr>
     </w:lvl>
   </w:abstractNum>
-  <w:abstractNum w:abstractNumId="89" w15:restartNumberingAfterBreak="0">
+  <w:abstractNum w:abstractNumId="96" w15:restartNumberingAfterBreak="0">
     <w:nsid w:val="414B1957"/>
     <w:multiLevelType w:val="multilevel"/>
     <w:tmpl w:val="B270F070"/>
@@ -30099,7 +34426,7 @@
       </w:rPr>
     </w:lvl>
   </w:abstractNum>
-  <w:abstractNum w:abstractNumId="90" w15:restartNumberingAfterBreak="0">
+  <w:abstractNum w:abstractNumId="97" w15:restartNumberingAfterBreak="0">
     <w:nsid w:val="41A9344F"/>
     <w:multiLevelType w:val="hybridMultilevel"/>
     <w:tmpl w:val="0FB60038"/>
@@ -30212,7 +34539,7 @@
       </w:rPr>
     </w:lvl>
   </w:abstractNum>
-  <w:abstractNum w:abstractNumId="91" w15:restartNumberingAfterBreak="0">
+  <w:abstractNum w:abstractNumId="98" w15:restartNumberingAfterBreak="0">
     <w:nsid w:val="42004E1F"/>
     <w:multiLevelType w:val="hybridMultilevel"/>
     <w:tmpl w:val="770C8314"/>
@@ -30324,7 +34651,7 @@
       </w:rPr>
     </w:lvl>
   </w:abstractNum>
-  <w:abstractNum w:abstractNumId="92" w15:restartNumberingAfterBreak="0">
+  <w:abstractNum w:abstractNumId="99" w15:restartNumberingAfterBreak="0">
     <w:nsid w:val="439F7169"/>
     <w:multiLevelType w:val="hybridMultilevel"/>
     <w:tmpl w:val="1884EDCA"/>
@@ -30437,7 +34764,7 @@
       </w:rPr>
     </w:lvl>
   </w:abstractNum>
-  <w:abstractNum w:abstractNumId="93" w15:restartNumberingAfterBreak="0">
+  <w:abstractNum w:abstractNumId="100" w15:restartNumberingAfterBreak="0">
     <w:nsid w:val="43EA1D69"/>
     <w:multiLevelType w:val="multilevel"/>
     <w:tmpl w:val="DFEC23EC"/>
@@ -30586,7 +34913,7 @@
       </w:rPr>
     </w:lvl>
   </w:abstractNum>
-  <w:abstractNum w:abstractNumId="94" w15:restartNumberingAfterBreak="0">
+  <w:abstractNum w:abstractNumId="101" w15:restartNumberingAfterBreak="0">
     <w:nsid w:val="44320084"/>
     <w:multiLevelType w:val="hybridMultilevel"/>
     <w:tmpl w:val="CE5076D4"/>
@@ -30698,7 +35025,7 @@
       </w:rPr>
     </w:lvl>
   </w:abstractNum>
-  <w:abstractNum w:abstractNumId="95" w15:restartNumberingAfterBreak="0">
+  <w:abstractNum w:abstractNumId="102" w15:restartNumberingAfterBreak="0">
     <w:nsid w:val="44554567"/>
     <w:multiLevelType w:val="hybridMultilevel"/>
     <w:tmpl w:val="78748252"/>
@@ -30810,7 +35137,269 @@
       </w:rPr>
     </w:lvl>
   </w:abstractNum>
-  <w:abstractNum w:abstractNumId="96" w15:restartNumberingAfterBreak="0">
+  <w:abstractNum w:abstractNumId="103" w15:restartNumberingAfterBreak="0">
+    <w:nsid w:val="47E97CB7"/>
+    <w:multiLevelType w:val="multilevel"/>
+    <w:tmpl w:val="736A41BA"/>
+    <w:lvl w:ilvl="0">
+      <w:start w:val="1"/>
+      <w:numFmt w:val="bullet"/>
+      <w:lvlText w:val=""/>
+      <w:lvlJc w:val="left"/>
+      <w:pPr>
+        <w:tabs>
+          <w:tab w:val="num" w:pos="720"/>
+        </w:tabs>
+        <w:ind w:left="720" w:hanging="360"/>
+      </w:pPr>
+      <w:rPr>
+        <w:rFonts w:ascii="Symbol" w:hAnsi="Symbol" w:hint="default"/>
+        <w:sz w:val="20"/>
+      </w:rPr>
+    </w:lvl>
+    <w:lvl w:ilvl="1" w:tentative="1">
+      <w:start w:val="1"/>
+      <w:numFmt w:val="bullet"/>
+      <w:lvlText w:val="o"/>
+      <w:lvlJc w:val="left"/>
+      <w:pPr>
+        <w:tabs>
+          <w:tab w:val="num" w:pos="1440"/>
+        </w:tabs>
+        <w:ind w:left="1440" w:hanging="360"/>
+      </w:pPr>
+      <w:rPr>
+        <w:rFonts w:ascii="Courier New" w:hAnsi="Courier New" w:hint="default"/>
+        <w:sz w:val="20"/>
+      </w:rPr>
+    </w:lvl>
+    <w:lvl w:ilvl="2" w:tentative="1">
+      <w:start w:val="1"/>
+      <w:numFmt w:val="bullet"/>
+      <w:lvlText w:val=""/>
+      <w:lvlJc w:val="left"/>
+      <w:pPr>
+        <w:tabs>
+          <w:tab w:val="num" w:pos="2160"/>
+        </w:tabs>
+        <w:ind w:left="2160" w:hanging="360"/>
+      </w:pPr>
+      <w:rPr>
+        <w:rFonts w:ascii="Wingdings" w:hAnsi="Wingdings" w:hint="default"/>
+        <w:sz w:val="20"/>
+      </w:rPr>
+    </w:lvl>
+    <w:lvl w:ilvl="3" w:tentative="1">
+      <w:start w:val="1"/>
+      <w:numFmt w:val="bullet"/>
+      <w:lvlText w:val=""/>
+      <w:lvlJc w:val="left"/>
+      <w:pPr>
+        <w:tabs>
+          <w:tab w:val="num" w:pos="2880"/>
+        </w:tabs>
+        <w:ind w:left="2880" w:hanging="360"/>
+      </w:pPr>
+      <w:rPr>
+        <w:rFonts w:ascii="Wingdings" w:hAnsi="Wingdings" w:hint="default"/>
+        <w:sz w:val="20"/>
+      </w:rPr>
+    </w:lvl>
+    <w:lvl w:ilvl="4" w:tentative="1">
+      <w:start w:val="1"/>
+      <w:numFmt w:val="bullet"/>
+      <w:lvlText w:val=""/>
+      <w:lvlJc w:val="left"/>
+      <w:pPr>
+        <w:tabs>
+          <w:tab w:val="num" w:pos="3600"/>
+        </w:tabs>
+        <w:ind w:left="3600" w:hanging="360"/>
+      </w:pPr>
+      <w:rPr>
+        <w:rFonts w:ascii="Wingdings" w:hAnsi="Wingdings" w:hint="default"/>
+        <w:sz w:val="20"/>
+      </w:rPr>
+    </w:lvl>
+    <w:lvl w:ilvl="5" w:tentative="1">
+      <w:start w:val="1"/>
+      <w:numFmt w:val="bullet"/>
+      <w:lvlText w:val=""/>
+      <w:lvlJc w:val="left"/>
+      <w:pPr>
+        <w:tabs>
+          <w:tab w:val="num" w:pos="4320"/>
+        </w:tabs>
+        <w:ind w:left="4320" w:hanging="360"/>
+      </w:pPr>
+      <w:rPr>
+        <w:rFonts w:ascii="Wingdings" w:hAnsi="Wingdings" w:hint="default"/>
+        <w:sz w:val="20"/>
+      </w:rPr>
+    </w:lvl>
+    <w:lvl w:ilvl="6" w:tentative="1">
+      <w:start w:val="1"/>
+      <w:numFmt w:val="bullet"/>
+      <w:lvlText w:val=""/>
+      <w:lvlJc w:val="left"/>
+      <w:pPr>
+        <w:tabs>
+          <w:tab w:val="num" w:pos="5040"/>
+        </w:tabs>
+        <w:ind w:left="5040" w:hanging="360"/>
+      </w:pPr>
+      <w:rPr>
+        <w:rFonts w:ascii="Wingdings" w:hAnsi="Wingdings" w:hint="default"/>
+        <w:sz w:val="20"/>
+      </w:rPr>
+    </w:lvl>
+    <w:lvl w:ilvl="7" w:tentative="1">
+      <w:start w:val="1"/>
+      <w:numFmt w:val="bullet"/>
+      <w:lvlText w:val=""/>
+      <w:lvlJc w:val="left"/>
+      <w:pPr>
+        <w:tabs>
+          <w:tab w:val="num" w:pos="5760"/>
+        </w:tabs>
+        <w:ind w:left="5760" w:hanging="360"/>
+      </w:pPr>
+      <w:rPr>
+        <w:rFonts w:ascii="Wingdings" w:hAnsi="Wingdings" w:hint="default"/>
+        <w:sz w:val="20"/>
+      </w:rPr>
+    </w:lvl>
+    <w:lvl w:ilvl="8" w:tentative="1">
+      <w:start w:val="1"/>
+      <w:numFmt w:val="bullet"/>
+      <w:lvlText w:val=""/>
+      <w:lvlJc w:val="left"/>
+      <w:pPr>
+        <w:tabs>
+          <w:tab w:val="num" w:pos="6480"/>
+        </w:tabs>
+        <w:ind w:left="6480" w:hanging="360"/>
+      </w:pPr>
+      <w:rPr>
+        <w:rFonts w:ascii="Wingdings" w:hAnsi="Wingdings" w:hint="default"/>
+        <w:sz w:val="20"/>
+      </w:rPr>
+    </w:lvl>
+  </w:abstractNum>
+  <w:abstractNum w:abstractNumId="104" w15:restartNumberingAfterBreak="0">
+    <w:nsid w:val="48C326BF"/>
+    <w:multiLevelType w:val="hybridMultilevel"/>
+    <w:tmpl w:val="3918CF3E"/>
+    <w:lvl w:ilvl="0" w:tplc="04090005">
+      <w:start w:val="1"/>
+      <w:numFmt w:val="bullet"/>
+      <w:lvlText w:val=""/>
+      <w:lvlJc w:val="left"/>
+      <w:pPr>
+        <w:ind w:left="1080" w:hanging="360"/>
+      </w:pPr>
+      <w:rPr>
+        <w:rFonts w:ascii="Wingdings" w:hAnsi="Wingdings" w:hint="default"/>
+      </w:rPr>
+    </w:lvl>
+    <w:lvl w:ilvl="1" w:tplc="04090003" w:tentative="1">
+      <w:start w:val="1"/>
+      <w:numFmt w:val="bullet"/>
+      <w:lvlText w:val="o"/>
+      <w:lvlJc w:val="left"/>
+      <w:pPr>
+        <w:ind w:left="1800" w:hanging="360"/>
+      </w:pPr>
+      <w:rPr>
+        <w:rFonts w:ascii="Courier New" w:hAnsi="Courier New" w:cs="Courier New" w:hint="default"/>
+      </w:rPr>
+    </w:lvl>
+    <w:lvl w:ilvl="2" w:tplc="04090005" w:tentative="1">
+      <w:start w:val="1"/>
+      <w:numFmt w:val="bullet"/>
+      <w:lvlText w:val=""/>
+      <w:lvlJc w:val="left"/>
+      <w:pPr>
+        <w:ind w:left="2520" w:hanging="360"/>
+      </w:pPr>
+      <w:rPr>
+        <w:rFonts w:ascii="Wingdings" w:hAnsi="Wingdings" w:hint="default"/>
+      </w:rPr>
+    </w:lvl>
+    <w:lvl w:ilvl="3" w:tplc="04090001" w:tentative="1">
+      <w:start w:val="1"/>
+      <w:numFmt w:val="bullet"/>
+      <w:lvlText w:val=""/>
+      <w:lvlJc w:val="left"/>
+      <w:pPr>
+        <w:ind w:left="3240" w:hanging="360"/>
+      </w:pPr>
+      <w:rPr>
+        <w:rFonts w:ascii="Symbol" w:hAnsi="Symbol" w:hint="default"/>
+      </w:rPr>
+    </w:lvl>
+    <w:lvl w:ilvl="4" w:tplc="04090003" w:tentative="1">
+      <w:start w:val="1"/>
+      <w:numFmt w:val="bullet"/>
+      <w:lvlText w:val="o"/>
+      <w:lvlJc w:val="left"/>
+      <w:pPr>
+        <w:ind w:left="3960" w:hanging="360"/>
+      </w:pPr>
+      <w:rPr>
+        <w:rFonts w:ascii="Courier New" w:hAnsi="Courier New" w:cs="Courier New" w:hint="default"/>
+      </w:rPr>
+    </w:lvl>
+    <w:lvl w:ilvl="5" w:tplc="04090005" w:tentative="1">
+      <w:start w:val="1"/>
+      <w:numFmt w:val="bullet"/>
+      <w:lvlText w:val=""/>
+      <w:lvlJc w:val="left"/>
+      <w:pPr>
+        <w:ind w:left="4680" w:hanging="360"/>
+      </w:pPr>
+      <w:rPr>
+        <w:rFonts w:ascii="Wingdings" w:hAnsi="Wingdings" w:hint="default"/>
+      </w:rPr>
+    </w:lvl>
+    <w:lvl w:ilvl="6" w:tplc="04090001" w:tentative="1">
+      <w:start w:val="1"/>
+      <w:numFmt w:val="bullet"/>
+      <w:lvlText w:val=""/>
+      <w:lvlJc w:val="left"/>
+      <w:pPr>
+        <w:ind w:left="5400" w:hanging="360"/>
+      </w:pPr>
+      <w:rPr>
+        <w:rFonts w:ascii="Symbol" w:hAnsi="Symbol" w:hint="default"/>
+      </w:rPr>
+    </w:lvl>
+    <w:lvl w:ilvl="7" w:tplc="04090003" w:tentative="1">
+      <w:start w:val="1"/>
+      <w:numFmt w:val="bullet"/>
+      <w:lvlText w:val="o"/>
+      <w:lvlJc w:val="left"/>
+      <w:pPr>
+        <w:ind w:left="6120" w:hanging="360"/>
+      </w:pPr>
+      <w:rPr>
+        <w:rFonts w:ascii="Courier New" w:hAnsi="Courier New" w:cs="Courier New" w:hint="default"/>
+      </w:rPr>
+    </w:lvl>
+    <w:lvl w:ilvl="8" w:tplc="04090005" w:tentative="1">
+      <w:start w:val="1"/>
+      <w:numFmt w:val="bullet"/>
+      <w:lvlText w:val=""/>
+      <w:lvlJc w:val="left"/>
+      <w:pPr>
+        <w:ind w:left="6840" w:hanging="360"/>
+      </w:pPr>
+      <w:rPr>
+        <w:rFonts w:ascii="Wingdings" w:hAnsi="Wingdings" w:hint="default"/>
+      </w:rPr>
+    </w:lvl>
+  </w:abstractNum>
+  <w:abstractNum w:abstractNumId="105" w15:restartNumberingAfterBreak="0">
     <w:nsid w:val="49005094"/>
     <w:multiLevelType w:val="hybridMultilevel"/>
     <w:tmpl w:val="14848CBE"/>
@@ -30922,7 +35511,7 @@
       </w:rPr>
     </w:lvl>
   </w:abstractNum>
-  <w:abstractNum w:abstractNumId="97" w15:restartNumberingAfterBreak="0">
+  <w:abstractNum w:abstractNumId="106" w15:restartNumberingAfterBreak="0">
     <w:nsid w:val="49243794"/>
     <w:multiLevelType w:val="multilevel"/>
     <w:tmpl w:val="E7681528"/>
@@ -31071,7 +35660,7 @@
       </w:rPr>
     </w:lvl>
   </w:abstractNum>
-  <w:abstractNum w:abstractNumId="98" w15:restartNumberingAfterBreak="0">
+  <w:abstractNum w:abstractNumId="107" w15:restartNumberingAfterBreak="0">
     <w:nsid w:val="4A880990"/>
     <w:multiLevelType w:val="hybridMultilevel"/>
     <w:tmpl w:val="F17E12C2"/>
@@ -31183,7 +35772,7 @@
       </w:rPr>
     </w:lvl>
   </w:abstractNum>
-  <w:abstractNum w:abstractNumId="99" w15:restartNumberingAfterBreak="0">
+  <w:abstractNum w:abstractNumId="108" w15:restartNumberingAfterBreak="0">
     <w:nsid w:val="4B182B12"/>
     <w:multiLevelType w:val="hybridMultilevel"/>
     <w:tmpl w:val="31C486B4"/>
@@ -31295,7 +35884,7 @@
       </w:rPr>
     </w:lvl>
   </w:abstractNum>
-  <w:abstractNum w:abstractNumId="100" w15:restartNumberingAfterBreak="0">
+  <w:abstractNum w:abstractNumId="109" w15:restartNumberingAfterBreak="0">
     <w:nsid w:val="4BA13766"/>
     <w:multiLevelType w:val="multilevel"/>
     <w:tmpl w:val="63F4E6F0"/>
@@ -31444,7 +36033,7 @@
       </w:rPr>
     </w:lvl>
   </w:abstractNum>
-  <w:abstractNum w:abstractNumId="101" w15:restartNumberingAfterBreak="0">
+  <w:abstractNum w:abstractNumId="110" w15:restartNumberingAfterBreak="0">
     <w:nsid w:val="4BC76145"/>
     <w:multiLevelType w:val="multilevel"/>
     <w:tmpl w:val="AD66B3F0"/>
@@ -31593,7 +36182,7 @@
       </w:rPr>
     </w:lvl>
   </w:abstractNum>
-  <w:abstractNum w:abstractNumId="102" w15:restartNumberingAfterBreak="0">
+  <w:abstractNum w:abstractNumId="111" w15:restartNumberingAfterBreak="0">
     <w:nsid w:val="4E65371E"/>
     <w:multiLevelType w:val="hybridMultilevel"/>
     <w:tmpl w:val="53EE4538"/>
@@ -31705,7 +36294,7 @@
       </w:rPr>
     </w:lvl>
   </w:abstractNum>
-  <w:abstractNum w:abstractNumId="103" w15:restartNumberingAfterBreak="0">
+  <w:abstractNum w:abstractNumId="112" w15:restartNumberingAfterBreak="0">
     <w:nsid w:val="4E9A3F16"/>
     <w:multiLevelType w:val="multilevel"/>
     <w:tmpl w:val="63F4E6F0"/>
@@ -31854,7 +36443,7 @@
       </w:rPr>
     </w:lvl>
   </w:abstractNum>
-  <w:abstractNum w:abstractNumId="104" w15:restartNumberingAfterBreak="0">
+  <w:abstractNum w:abstractNumId="113" w15:restartNumberingAfterBreak="0">
     <w:nsid w:val="500B790D"/>
     <w:multiLevelType w:val="multilevel"/>
     <w:tmpl w:val="63F4E6F0"/>
@@ -32003,7 +36592,7 @@
       </w:rPr>
     </w:lvl>
   </w:abstractNum>
-  <w:abstractNum w:abstractNumId="105" w15:restartNumberingAfterBreak="0">
+  <w:abstractNum w:abstractNumId="114" w15:restartNumberingAfterBreak="0">
     <w:nsid w:val="526538B7"/>
     <w:multiLevelType w:val="hybridMultilevel"/>
     <w:tmpl w:val="E6A017F2"/>
@@ -32116,7 +36705,7 @@
       </w:rPr>
     </w:lvl>
   </w:abstractNum>
-  <w:abstractNum w:abstractNumId="106" w15:restartNumberingAfterBreak="0">
+  <w:abstractNum w:abstractNumId="115" w15:restartNumberingAfterBreak="0">
     <w:nsid w:val="537E56D9"/>
     <w:multiLevelType w:val="multilevel"/>
     <w:tmpl w:val="1B6E8B6A"/>
@@ -32265,7 +36854,7 @@
       </w:rPr>
     </w:lvl>
   </w:abstractNum>
-  <w:abstractNum w:abstractNumId="107" w15:restartNumberingAfterBreak="0">
+  <w:abstractNum w:abstractNumId="116" w15:restartNumberingAfterBreak="0">
     <w:nsid w:val="53E6601E"/>
     <w:multiLevelType w:val="hybridMultilevel"/>
     <w:tmpl w:val="66F0666A"/>
@@ -32378,7 +36967,7 @@
       </w:rPr>
     </w:lvl>
   </w:abstractNum>
-  <w:abstractNum w:abstractNumId="108" w15:restartNumberingAfterBreak="0">
+  <w:abstractNum w:abstractNumId="117" w15:restartNumberingAfterBreak="0">
     <w:nsid w:val="54E9416B"/>
     <w:multiLevelType w:val="multilevel"/>
     <w:tmpl w:val="A98E3AA0"/>
@@ -32527,7 +37116,7 @@
       </w:rPr>
     </w:lvl>
   </w:abstractNum>
-  <w:abstractNum w:abstractNumId="109" w15:restartNumberingAfterBreak="0">
+  <w:abstractNum w:abstractNumId="118" w15:restartNumberingAfterBreak="0">
     <w:nsid w:val="551D6F91"/>
     <w:multiLevelType w:val="hybridMultilevel"/>
     <w:tmpl w:val="9522B3C6"/>
@@ -32639,7 +37228,7 @@
       </w:rPr>
     </w:lvl>
   </w:abstractNum>
-  <w:abstractNum w:abstractNumId="110" w15:restartNumberingAfterBreak="0">
+  <w:abstractNum w:abstractNumId="119" w15:restartNumberingAfterBreak="0">
     <w:nsid w:val="55655B93"/>
     <w:multiLevelType w:val="multilevel"/>
     <w:tmpl w:val="9C88A4A8"/>
@@ -32788,7 +37377,7 @@
       </w:rPr>
     </w:lvl>
   </w:abstractNum>
-  <w:abstractNum w:abstractNumId="111" w15:restartNumberingAfterBreak="0">
+  <w:abstractNum w:abstractNumId="120" w15:restartNumberingAfterBreak="0">
     <w:nsid w:val="562D4F1F"/>
     <w:multiLevelType w:val="hybridMultilevel"/>
     <w:tmpl w:val="1FF8D31C"/>
@@ -32900,7 +37489,7 @@
       </w:rPr>
     </w:lvl>
   </w:abstractNum>
-  <w:abstractNum w:abstractNumId="112" w15:restartNumberingAfterBreak="0">
+  <w:abstractNum w:abstractNumId="121" w15:restartNumberingAfterBreak="0">
     <w:nsid w:val="565A0C8B"/>
     <w:multiLevelType w:val="multilevel"/>
     <w:tmpl w:val="AB24FF2E"/>
@@ -33049,7 +37638,7 @@
       </w:rPr>
     </w:lvl>
   </w:abstractNum>
-  <w:abstractNum w:abstractNumId="113" w15:restartNumberingAfterBreak="0">
+  <w:abstractNum w:abstractNumId="122" w15:restartNumberingAfterBreak="0">
     <w:nsid w:val="566E7C65"/>
     <w:multiLevelType w:val="multilevel"/>
     <w:tmpl w:val="28803B4C"/>
@@ -33198,7 +37787,7 @@
       </w:rPr>
     </w:lvl>
   </w:abstractNum>
-  <w:abstractNum w:abstractNumId="114" w15:restartNumberingAfterBreak="0">
+  <w:abstractNum w:abstractNumId="123" w15:restartNumberingAfterBreak="0">
     <w:nsid w:val="57407594"/>
     <w:multiLevelType w:val="multilevel"/>
     <w:tmpl w:val="E6E2F8AE"/>
@@ -33347,7 +37936,7 @@
       </w:rPr>
     </w:lvl>
   </w:abstractNum>
-  <w:abstractNum w:abstractNumId="115" w15:restartNumberingAfterBreak="0">
+  <w:abstractNum w:abstractNumId="124" w15:restartNumberingAfterBreak="0">
     <w:nsid w:val="577F771B"/>
     <w:multiLevelType w:val="hybridMultilevel"/>
     <w:tmpl w:val="0F2C5914"/>
@@ -33459,7 +38048,7 @@
       </w:rPr>
     </w:lvl>
   </w:abstractNum>
-  <w:abstractNum w:abstractNumId="116" w15:restartNumberingAfterBreak="0">
+  <w:abstractNum w:abstractNumId="125" w15:restartNumberingAfterBreak="0">
     <w:nsid w:val="57C43CDD"/>
     <w:multiLevelType w:val="hybridMultilevel"/>
     <w:tmpl w:val="6C94FB5E"/>
@@ -33572,7 +38161,7 @@
       </w:rPr>
     </w:lvl>
   </w:abstractNum>
-  <w:abstractNum w:abstractNumId="117" w15:restartNumberingAfterBreak="0">
+  <w:abstractNum w:abstractNumId="126" w15:restartNumberingAfterBreak="0">
     <w:nsid w:val="58393977"/>
     <w:multiLevelType w:val="hybridMultilevel"/>
     <w:tmpl w:val="985A5484"/>
@@ -33685,7 +38274,7 @@
       </w:rPr>
     </w:lvl>
   </w:abstractNum>
-  <w:abstractNum w:abstractNumId="118" w15:restartNumberingAfterBreak="0">
+  <w:abstractNum w:abstractNumId="127" w15:restartNumberingAfterBreak="0">
     <w:nsid w:val="59EB4CE4"/>
     <w:multiLevelType w:val="multilevel"/>
     <w:tmpl w:val="63F4E6F0"/>
@@ -33834,7 +38423,7 @@
       </w:rPr>
     </w:lvl>
   </w:abstractNum>
-  <w:abstractNum w:abstractNumId="119" w15:restartNumberingAfterBreak="0">
+  <w:abstractNum w:abstractNumId="128" w15:restartNumberingAfterBreak="0">
     <w:nsid w:val="5BD11962"/>
     <w:multiLevelType w:val="hybridMultilevel"/>
     <w:tmpl w:val="89A4B834"/>
@@ -33923,7 +38512,7 @@
       </w:pPr>
     </w:lvl>
   </w:abstractNum>
-  <w:abstractNum w:abstractNumId="120" w15:restartNumberingAfterBreak="0">
+  <w:abstractNum w:abstractNumId="129" w15:restartNumberingAfterBreak="0">
     <w:nsid w:val="5C950DBA"/>
     <w:multiLevelType w:val="hybridMultilevel"/>
     <w:tmpl w:val="7D78F950"/>
@@ -34035,7 +38624,7 @@
       </w:rPr>
     </w:lvl>
   </w:abstractNum>
-  <w:abstractNum w:abstractNumId="121" w15:restartNumberingAfterBreak="0">
+  <w:abstractNum w:abstractNumId="130" w15:restartNumberingAfterBreak="0">
     <w:nsid w:val="5D2A5D3B"/>
     <w:multiLevelType w:val="hybridMultilevel"/>
     <w:tmpl w:val="3AF89EA6"/>
@@ -34126,7 +38715,7 @@
       </w:pPr>
     </w:lvl>
   </w:abstractNum>
-  <w:abstractNum w:abstractNumId="122" w15:restartNumberingAfterBreak="0">
+  <w:abstractNum w:abstractNumId="131" w15:restartNumberingAfterBreak="0">
     <w:nsid w:val="5D9E49FD"/>
     <w:multiLevelType w:val="hybridMultilevel"/>
     <w:tmpl w:val="4EE40BB4"/>
@@ -34238,7 +38827,7 @@
       </w:rPr>
     </w:lvl>
   </w:abstractNum>
-  <w:abstractNum w:abstractNumId="123" w15:restartNumberingAfterBreak="0">
+  <w:abstractNum w:abstractNumId="132" w15:restartNumberingAfterBreak="0">
     <w:nsid w:val="5DB7107D"/>
     <w:multiLevelType w:val="multilevel"/>
     <w:tmpl w:val="6520107A"/>
@@ -34387,7 +38976,7 @@
       </w:rPr>
     </w:lvl>
   </w:abstractNum>
-  <w:abstractNum w:abstractNumId="124" w15:restartNumberingAfterBreak="0">
+  <w:abstractNum w:abstractNumId="133" w15:restartNumberingAfterBreak="0">
     <w:nsid w:val="5E3B3A2D"/>
     <w:multiLevelType w:val="multilevel"/>
     <w:tmpl w:val="35708E5C"/>
@@ -34536,7 +39125,7 @@
       </w:rPr>
     </w:lvl>
   </w:abstractNum>
-  <w:abstractNum w:abstractNumId="125" w15:restartNumberingAfterBreak="0">
+  <w:abstractNum w:abstractNumId="134" w15:restartNumberingAfterBreak="0">
     <w:nsid w:val="60421322"/>
     <w:multiLevelType w:val="hybridMultilevel"/>
     <w:tmpl w:val="447CDBDC"/>
@@ -34648,7 +39237,7 @@
       </w:rPr>
     </w:lvl>
   </w:abstractNum>
-  <w:abstractNum w:abstractNumId="126" w15:restartNumberingAfterBreak="0">
+  <w:abstractNum w:abstractNumId="135" w15:restartNumberingAfterBreak="0">
     <w:nsid w:val="61926C31"/>
     <w:multiLevelType w:val="hybridMultilevel"/>
     <w:tmpl w:val="AFD27E5C"/>
@@ -34761,7 +39350,7 @@
       </w:rPr>
     </w:lvl>
   </w:abstractNum>
-  <w:abstractNum w:abstractNumId="127" w15:restartNumberingAfterBreak="0">
+  <w:abstractNum w:abstractNumId="136" w15:restartNumberingAfterBreak="0">
     <w:nsid w:val="622F5FC7"/>
     <w:multiLevelType w:val="hybridMultilevel"/>
     <w:tmpl w:val="49A6C2A6"/>
@@ -34874,7 +39463,7 @@
       </w:rPr>
     </w:lvl>
   </w:abstractNum>
-  <w:abstractNum w:abstractNumId="128" w15:restartNumberingAfterBreak="0">
+  <w:abstractNum w:abstractNumId="137" w15:restartNumberingAfterBreak="0">
     <w:nsid w:val="62AC33B4"/>
     <w:multiLevelType w:val="multilevel"/>
     <w:tmpl w:val="A074F3CA"/>
@@ -35023,7 +39612,7 @@
       </w:rPr>
     </w:lvl>
   </w:abstractNum>
-  <w:abstractNum w:abstractNumId="129" w15:restartNumberingAfterBreak="0">
+  <w:abstractNum w:abstractNumId="138" w15:restartNumberingAfterBreak="0">
     <w:nsid w:val="63B44674"/>
     <w:multiLevelType w:val="multilevel"/>
     <w:tmpl w:val="08F4FA9A"/>
@@ -35172,7 +39761,7 @@
       </w:rPr>
     </w:lvl>
   </w:abstractNum>
-  <w:abstractNum w:abstractNumId="130" w15:restartNumberingAfterBreak="0">
+  <w:abstractNum w:abstractNumId="139" w15:restartNumberingAfterBreak="0">
     <w:nsid w:val="63C245D4"/>
     <w:multiLevelType w:val="hybridMultilevel"/>
     <w:tmpl w:val="E1563A56"/>
@@ -35284,7 +39873,7 @@
       </w:rPr>
     </w:lvl>
   </w:abstractNum>
-  <w:abstractNum w:abstractNumId="131" w15:restartNumberingAfterBreak="0">
+  <w:abstractNum w:abstractNumId="140" w15:restartNumberingAfterBreak="0">
     <w:nsid w:val="64F30198"/>
     <w:multiLevelType w:val="multilevel"/>
     <w:tmpl w:val="63F4E6F0"/>
@@ -35433,7 +40022,7 @@
       </w:rPr>
     </w:lvl>
   </w:abstractNum>
-  <w:abstractNum w:abstractNumId="132" w15:restartNumberingAfterBreak="0">
+  <w:abstractNum w:abstractNumId="141" w15:restartNumberingAfterBreak="0">
     <w:nsid w:val="65AF2502"/>
     <w:multiLevelType w:val="hybridMultilevel"/>
     <w:tmpl w:val="FB2A44D8"/>
@@ -35546,7 +40135,7 @@
       </w:rPr>
     </w:lvl>
   </w:abstractNum>
-  <w:abstractNum w:abstractNumId="133" w15:restartNumberingAfterBreak="0">
+  <w:abstractNum w:abstractNumId="142" w15:restartNumberingAfterBreak="0">
     <w:nsid w:val="671614F0"/>
     <w:multiLevelType w:val="multilevel"/>
     <w:tmpl w:val="63F4E6F0"/>
@@ -35695,7 +40284,120 @@
       </w:rPr>
     </w:lvl>
   </w:abstractNum>
-  <w:abstractNum w:abstractNumId="134" w15:restartNumberingAfterBreak="0">
+  <w:abstractNum w:abstractNumId="143" w15:restartNumberingAfterBreak="0">
+    <w:nsid w:val="6745055A"/>
+    <w:multiLevelType w:val="hybridMultilevel"/>
+    <w:tmpl w:val="17C8A8D0"/>
+    <w:lvl w:ilvl="0" w:tplc="04090005">
+      <w:start w:val="1"/>
+      <w:numFmt w:val="bullet"/>
+      <w:lvlText w:val=""/>
+      <w:lvlJc w:val="left"/>
+      <w:pPr>
+        <w:ind w:left="720" w:hanging="360"/>
+      </w:pPr>
+      <w:rPr>
+        <w:rFonts w:ascii="Wingdings" w:hAnsi="Wingdings" w:hint="default"/>
+      </w:rPr>
+    </w:lvl>
+    <w:lvl w:ilvl="1" w:tplc="04090003" w:tentative="1">
+      <w:start w:val="1"/>
+      <w:numFmt w:val="bullet"/>
+      <w:lvlText w:val="o"/>
+      <w:lvlJc w:val="left"/>
+      <w:pPr>
+        <w:ind w:left="1440" w:hanging="360"/>
+      </w:pPr>
+      <w:rPr>
+        <w:rFonts w:ascii="Courier New" w:hAnsi="Courier New" w:cs="Courier New" w:hint="default"/>
+      </w:rPr>
+    </w:lvl>
+    <w:lvl w:ilvl="2" w:tplc="04090005" w:tentative="1">
+      <w:start w:val="1"/>
+      <w:numFmt w:val="bullet"/>
+      <w:lvlText w:val=""/>
+      <w:lvlJc w:val="left"/>
+      <w:pPr>
+        <w:ind w:left="2160" w:hanging="360"/>
+      </w:pPr>
+      <w:rPr>
+        <w:rFonts w:ascii="Wingdings" w:hAnsi="Wingdings" w:hint="default"/>
+      </w:rPr>
+    </w:lvl>
+    <w:lvl w:ilvl="3" w:tplc="04090001" w:tentative="1">
+      <w:start w:val="1"/>
+      <w:numFmt w:val="bullet"/>
+      <w:lvlText w:val=""/>
+      <w:lvlJc w:val="left"/>
+      <w:pPr>
+        <w:ind w:left="2880" w:hanging="360"/>
+      </w:pPr>
+      <w:rPr>
+        <w:rFonts w:ascii="Symbol" w:hAnsi="Symbol" w:hint="default"/>
+      </w:rPr>
+    </w:lvl>
+    <w:lvl w:ilvl="4" w:tplc="04090003" w:tentative="1">
+      <w:start w:val="1"/>
+      <w:numFmt w:val="bullet"/>
+      <w:lvlText w:val="o"/>
+      <w:lvlJc w:val="left"/>
+      <w:pPr>
+        <w:ind w:left="3600" w:hanging="360"/>
+      </w:pPr>
+      <w:rPr>
+        <w:rFonts w:ascii="Courier New" w:hAnsi="Courier New" w:cs="Courier New" w:hint="default"/>
+      </w:rPr>
+    </w:lvl>
+    <w:lvl w:ilvl="5" w:tplc="04090005" w:tentative="1">
+      <w:start w:val="1"/>
+      <w:numFmt w:val="bullet"/>
+      <w:lvlText w:val=""/>
+      <w:lvlJc w:val="left"/>
+      <w:pPr>
+        <w:ind w:left="4320" w:hanging="360"/>
+      </w:pPr>
+      <w:rPr>
+        <w:rFonts w:ascii="Wingdings" w:hAnsi="Wingdings" w:hint="default"/>
+      </w:rPr>
+    </w:lvl>
+    <w:lvl w:ilvl="6" w:tplc="04090001" w:tentative="1">
+      <w:start w:val="1"/>
+      <w:numFmt w:val="bullet"/>
+      <w:lvlText w:val=""/>
+      <w:lvlJc w:val="left"/>
+      <w:pPr>
+        <w:ind w:left="5040" w:hanging="360"/>
+      </w:pPr>
+      <w:rPr>
+        <w:rFonts w:ascii="Symbol" w:hAnsi="Symbol" w:hint="default"/>
+      </w:rPr>
+    </w:lvl>
+    <w:lvl w:ilvl="7" w:tplc="04090003" w:tentative="1">
+      <w:start w:val="1"/>
+      <w:numFmt w:val="bullet"/>
+      <w:lvlText w:val="o"/>
+      <w:lvlJc w:val="left"/>
+      <w:pPr>
+        <w:ind w:left="5760" w:hanging="360"/>
+      </w:pPr>
+      <w:rPr>
+        <w:rFonts w:ascii="Courier New" w:hAnsi="Courier New" w:cs="Courier New" w:hint="default"/>
+      </w:rPr>
+    </w:lvl>
+    <w:lvl w:ilvl="8" w:tplc="04090005" w:tentative="1">
+      <w:start w:val="1"/>
+      <w:numFmt w:val="bullet"/>
+      <w:lvlText w:val=""/>
+      <w:lvlJc w:val="left"/>
+      <w:pPr>
+        <w:ind w:left="6480" w:hanging="360"/>
+      </w:pPr>
+      <w:rPr>
+        <w:rFonts w:ascii="Wingdings" w:hAnsi="Wingdings" w:hint="default"/>
+      </w:rPr>
+    </w:lvl>
+  </w:abstractNum>
+  <w:abstractNum w:abstractNumId="144" w15:restartNumberingAfterBreak="0">
     <w:nsid w:val="68112B9F"/>
     <w:multiLevelType w:val="multilevel"/>
     <w:tmpl w:val="4BDA49AC"/>
@@ -35844,7 +40546,7 @@
       </w:rPr>
     </w:lvl>
   </w:abstractNum>
-  <w:abstractNum w:abstractNumId="135" w15:restartNumberingAfterBreak="0">
+  <w:abstractNum w:abstractNumId="145" w15:restartNumberingAfterBreak="0">
     <w:nsid w:val="6859691D"/>
     <w:multiLevelType w:val="multilevel"/>
     <w:tmpl w:val="826A9D48"/>
@@ -35993,7 +40695,7 @@
       </w:rPr>
     </w:lvl>
   </w:abstractNum>
-  <w:abstractNum w:abstractNumId="136" w15:restartNumberingAfterBreak="0">
+  <w:abstractNum w:abstractNumId="146" w15:restartNumberingAfterBreak="0">
     <w:nsid w:val="68817757"/>
     <w:multiLevelType w:val="multilevel"/>
     <w:tmpl w:val="34EE1968"/>
@@ -36142,7 +40844,156 @@
       </w:rPr>
     </w:lvl>
   </w:abstractNum>
-  <w:abstractNum w:abstractNumId="137" w15:restartNumberingAfterBreak="0">
+  <w:abstractNum w:abstractNumId="147" w15:restartNumberingAfterBreak="0">
+    <w:nsid w:val="68AA04CC"/>
+    <w:multiLevelType w:val="multilevel"/>
+    <w:tmpl w:val="66C88212"/>
+    <w:lvl w:ilvl="0">
+      <w:start w:val="1"/>
+      <w:numFmt w:val="bullet"/>
+      <w:lvlText w:val=""/>
+      <w:lvlJc w:val="left"/>
+      <w:pPr>
+        <w:tabs>
+          <w:tab w:val="num" w:pos="720"/>
+        </w:tabs>
+        <w:ind w:left="720" w:hanging="360"/>
+      </w:pPr>
+      <w:rPr>
+        <w:rFonts w:ascii="Symbol" w:hAnsi="Symbol" w:hint="default"/>
+        <w:sz w:val="20"/>
+      </w:rPr>
+    </w:lvl>
+    <w:lvl w:ilvl="1" w:tentative="1">
+      <w:start w:val="1"/>
+      <w:numFmt w:val="bullet"/>
+      <w:lvlText w:val="o"/>
+      <w:lvlJc w:val="left"/>
+      <w:pPr>
+        <w:tabs>
+          <w:tab w:val="num" w:pos="1440"/>
+        </w:tabs>
+        <w:ind w:left="1440" w:hanging="360"/>
+      </w:pPr>
+      <w:rPr>
+        <w:rFonts w:ascii="Courier New" w:hAnsi="Courier New" w:hint="default"/>
+        <w:sz w:val="20"/>
+      </w:rPr>
+    </w:lvl>
+    <w:lvl w:ilvl="2" w:tentative="1">
+      <w:start w:val="1"/>
+      <w:numFmt w:val="bullet"/>
+      <w:lvlText w:val=""/>
+      <w:lvlJc w:val="left"/>
+      <w:pPr>
+        <w:tabs>
+          <w:tab w:val="num" w:pos="2160"/>
+        </w:tabs>
+        <w:ind w:left="2160" w:hanging="360"/>
+      </w:pPr>
+      <w:rPr>
+        <w:rFonts w:ascii="Wingdings" w:hAnsi="Wingdings" w:hint="default"/>
+        <w:sz w:val="20"/>
+      </w:rPr>
+    </w:lvl>
+    <w:lvl w:ilvl="3" w:tentative="1">
+      <w:start w:val="1"/>
+      <w:numFmt w:val="bullet"/>
+      <w:lvlText w:val=""/>
+      <w:lvlJc w:val="left"/>
+      <w:pPr>
+        <w:tabs>
+          <w:tab w:val="num" w:pos="2880"/>
+        </w:tabs>
+        <w:ind w:left="2880" w:hanging="360"/>
+      </w:pPr>
+      <w:rPr>
+        <w:rFonts w:ascii="Wingdings" w:hAnsi="Wingdings" w:hint="default"/>
+        <w:sz w:val="20"/>
+      </w:rPr>
+    </w:lvl>
+    <w:lvl w:ilvl="4" w:tentative="1">
+      <w:start w:val="1"/>
+      <w:numFmt w:val="bullet"/>
+      <w:lvlText w:val=""/>
+      <w:lvlJc w:val="left"/>
+      <w:pPr>
+        <w:tabs>
+          <w:tab w:val="num" w:pos="3600"/>
+        </w:tabs>
+        <w:ind w:left="3600" w:hanging="360"/>
+      </w:pPr>
+      <w:rPr>
+        <w:rFonts w:ascii="Wingdings" w:hAnsi="Wingdings" w:hint="default"/>
+        <w:sz w:val="20"/>
+      </w:rPr>
+    </w:lvl>
+    <w:lvl w:ilvl="5" w:tentative="1">
+      <w:start w:val="1"/>
+      <w:numFmt w:val="bullet"/>
+      <w:lvlText w:val=""/>
+      <w:lvlJc w:val="left"/>
+      <w:pPr>
+        <w:tabs>
+          <w:tab w:val="num" w:pos="4320"/>
+        </w:tabs>
+        <w:ind w:left="4320" w:hanging="360"/>
+      </w:pPr>
+      <w:rPr>
+        <w:rFonts w:ascii="Wingdings" w:hAnsi="Wingdings" w:hint="default"/>
+        <w:sz w:val="20"/>
+      </w:rPr>
+    </w:lvl>
+    <w:lvl w:ilvl="6" w:tentative="1">
+      <w:start w:val="1"/>
+      <w:numFmt w:val="bullet"/>
+      <w:lvlText w:val=""/>
+      <w:lvlJc w:val="left"/>
+      <w:pPr>
+        <w:tabs>
+          <w:tab w:val="num" w:pos="5040"/>
+        </w:tabs>
+        <w:ind w:left="5040" w:hanging="360"/>
+      </w:pPr>
+      <w:rPr>
+        <w:rFonts w:ascii="Wingdings" w:hAnsi="Wingdings" w:hint="default"/>
+        <w:sz w:val="20"/>
+      </w:rPr>
+    </w:lvl>
+    <w:lvl w:ilvl="7" w:tentative="1">
+      <w:start w:val="1"/>
+      <w:numFmt w:val="bullet"/>
+      <w:lvlText w:val=""/>
+      <w:lvlJc w:val="left"/>
+      <w:pPr>
+        <w:tabs>
+          <w:tab w:val="num" w:pos="5760"/>
+        </w:tabs>
+        <w:ind w:left="5760" w:hanging="360"/>
+      </w:pPr>
+      <w:rPr>
+        <w:rFonts w:ascii="Wingdings" w:hAnsi="Wingdings" w:hint="default"/>
+        <w:sz w:val="20"/>
+      </w:rPr>
+    </w:lvl>
+    <w:lvl w:ilvl="8" w:tentative="1">
+      <w:start w:val="1"/>
+      <w:numFmt w:val="bullet"/>
+      <w:lvlText w:val=""/>
+      <w:lvlJc w:val="left"/>
+      <w:pPr>
+        <w:tabs>
+          <w:tab w:val="num" w:pos="6480"/>
+        </w:tabs>
+        <w:ind w:left="6480" w:hanging="360"/>
+      </w:pPr>
+      <w:rPr>
+        <w:rFonts w:ascii="Wingdings" w:hAnsi="Wingdings" w:hint="default"/>
+        <w:sz w:val="20"/>
+      </w:rPr>
+    </w:lvl>
+  </w:abstractNum>
+  <w:abstractNum w:abstractNumId="148" w15:restartNumberingAfterBreak="0">
     <w:nsid w:val="68BE10E8"/>
     <w:multiLevelType w:val="hybridMultilevel"/>
     <w:tmpl w:val="326CD592"/>
@@ -36255,7 +41106,7 @@
       </w:rPr>
     </w:lvl>
   </w:abstractNum>
-  <w:abstractNum w:abstractNumId="138" w15:restartNumberingAfterBreak="0">
+  <w:abstractNum w:abstractNumId="149" w15:restartNumberingAfterBreak="0">
     <w:nsid w:val="69996D9A"/>
     <w:multiLevelType w:val="multilevel"/>
     <w:tmpl w:val="1780FC38"/>
@@ -36404,7 +41255,7 @@
       </w:rPr>
     </w:lvl>
   </w:abstractNum>
-  <w:abstractNum w:abstractNumId="139" w15:restartNumberingAfterBreak="0">
+  <w:abstractNum w:abstractNumId="150" w15:restartNumberingAfterBreak="0">
     <w:nsid w:val="6A3705AD"/>
     <w:multiLevelType w:val="hybridMultilevel"/>
     <w:tmpl w:val="BCA45810"/>
@@ -36517,7 +41368,7 @@
       </w:rPr>
     </w:lvl>
   </w:abstractNum>
-  <w:abstractNum w:abstractNumId="140" w15:restartNumberingAfterBreak="0">
+  <w:abstractNum w:abstractNumId="151" w15:restartNumberingAfterBreak="0">
     <w:nsid w:val="6B3C30B9"/>
     <w:multiLevelType w:val="hybridMultilevel"/>
     <w:tmpl w:val="C938F8DE"/>
@@ -36629,7 +41480,7 @@
       </w:rPr>
     </w:lvl>
   </w:abstractNum>
-  <w:abstractNum w:abstractNumId="141" w15:restartNumberingAfterBreak="0">
+  <w:abstractNum w:abstractNumId="152" w15:restartNumberingAfterBreak="0">
     <w:nsid w:val="6C141949"/>
     <w:multiLevelType w:val="hybridMultilevel"/>
     <w:tmpl w:val="878A5DBC"/>
@@ -36742,7 +41593,7 @@
       </w:rPr>
     </w:lvl>
   </w:abstractNum>
-  <w:abstractNum w:abstractNumId="142" w15:restartNumberingAfterBreak="0">
+  <w:abstractNum w:abstractNumId="153" w15:restartNumberingAfterBreak="0">
     <w:nsid w:val="6D1511A0"/>
     <w:multiLevelType w:val="hybridMultilevel"/>
     <w:tmpl w:val="AAD8B9B4"/>
@@ -36854,7 +41705,7 @@
       </w:rPr>
     </w:lvl>
   </w:abstractNum>
-  <w:abstractNum w:abstractNumId="143" w15:restartNumberingAfterBreak="0">
+  <w:abstractNum w:abstractNumId="154" w15:restartNumberingAfterBreak="0">
     <w:nsid w:val="6DD255F1"/>
     <w:multiLevelType w:val="hybridMultilevel"/>
     <w:tmpl w:val="ACBC1404"/>
@@ -36967,7 +41818,7 @@
       </w:rPr>
     </w:lvl>
   </w:abstractNum>
-  <w:abstractNum w:abstractNumId="144" w15:restartNumberingAfterBreak="0">
+  <w:abstractNum w:abstractNumId="155" w15:restartNumberingAfterBreak="0">
     <w:nsid w:val="6DDB4404"/>
     <w:multiLevelType w:val="hybridMultilevel"/>
     <w:tmpl w:val="06428E32"/>
@@ -37080,7 +41931,7 @@
       </w:rPr>
     </w:lvl>
   </w:abstractNum>
-  <w:abstractNum w:abstractNumId="145" w15:restartNumberingAfterBreak="0">
+  <w:abstractNum w:abstractNumId="156" w15:restartNumberingAfterBreak="0">
     <w:nsid w:val="6F014B3B"/>
     <w:multiLevelType w:val="hybridMultilevel"/>
     <w:tmpl w:val="C89A39BE"/>
@@ -37192,7 +42043,7 @@
       </w:rPr>
     </w:lvl>
   </w:abstractNum>
-  <w:abstractNum w:abstractNumId="146" w15:restartNumberingAfterBreak="0">
+  <w:abstractNum w:abstractNumId="157" w15:restartNumberingAfterBreak="0">
     <w:nsid w:val="6F171273"/>
     <w:multiLevelType w:val="multilevel"/>
     <w:tmpl w:val="0240C564"/>
@@ -37341,7 +42192,7 @@
       </w:rPr>
     </w:lvl>
   </w:abstractNum>
-  <w:abstractNum w:abstractNumId="147" w15:restartNumberingAfterBreak="0">
+  <w:abstractNum w:abstractNumId="158" w15:restartNumberingAfterBreak="0">
     <w:nsid w:val="6FB82AAA"/>
     <w:multiLevelType w:val="multilevel"/>
     <w:tmpl w:val="FC46C7C0"/>
@@ -37490,7 +42341,7 @@
       </w:rPr>
     </w:lvl>
   </w:abstractNum>
-  <w:abstractNum w:abstractNumId="148" w15:restartNumberingAfterBreak="0">
+  <w:abstractNum w:abstractNumId="159" w15:restartNumberingAfterBreak="0">
     <w:nsid w:val="6FD46DCF"/>
     <w:multiLevelType w:val="hybridMultilevel"/>
     <w:tmpl w:val="EF5E6EC6"/>
@@ -37603,7 +42454,7 @@
       </w:rPr>
     </w:lvl>
   </w:abstractNum>
-  <w:abstractNum w:abstractNumId="149" w15:restartNumberingAfterBreak="0">
+  <w:abstractNum w:abstractNumId="160" w15:restartNumberingAfterBreak="0">
     <w:nsid w:val="6FDE6C2A"/>
     <w:multiLevelType w:val="multilevel"/>
     <w:tmpl w:val="A4BEBC9C"/>
@@ -37752,7 +42603,7 @@
       </w:rPr>
     </w:lvl>
   </w:abstractNum>
-  <w:abstractNum w:abstractNumId="150" w15:restartNumberingAfterBreak="0">
+  <w:abstractNum w:abstractNumId="161" w15:restartNumberingAfterBreak="0">
     <w:nsid w:val="70484E38"/>
     <w:multiLevelType w:val="multilevel"/>
     <w:tmpl w:val="22B26DD2"/>
@@ -37901,7 +42752,7 @@
       </w:rPr>
     </w:lvl>
   </w:abstractNum>
-  <w:abstractNum w:abstractNumId="151" w15:restartNumberingAfterBreak="0">
+  <w:abstractNum w:abstractNumId="162" w15:restartNumberingAfterBreak="0">
     <w:nsid w:val="70CB723E"/>
     <w:multiLevelType w:val="multilevel"/>
     <w:tmpl w:val="63F4E6F0"/>
@@ -38050,7 +42901,7 @@
       </w:rPr>
     </w:lvl>
   </w:abstractNum>
-  <w:abstractNum w:abstractNumId="152" w15:restartNumberingAfterBreak="0">
+  <w:abstractNum w:abstractNumId="163" w15:restartNumberingAfterBreak="0">
     <w:nsid w:val="71DB3F58"/>
     <w:multiLevelType w:val="multilevel"/>
     <w:tmpl w:val="63F4E6F0"/>
@@ -38199,7 +43050,7 @@
       </w:rPr>
     </w:lvl>
   </w:abstractNum>
-  <w:abstractNum w:abstractNumId="153" w15:restartNumberingAfterBreak="0">
+  <w:abstractNum w:abstractNumId="164" w15:restartNumberingAfterBreak="0">
     <w:nsid w:val="72F31FF2"/>
     <w:multiLevelType w:val="hybridMultilevel"/>
     <w:tmpl w:val="5C2693A0"/>
@@ -38311,7 +43162,269 @@
       </w:rPr>
     </w:lvl>
   </w:abstractNum>
-  <w:abstractNum w:abstractNumId="154" w15:restartNumberingAfterBreak="0">
+  <w:abstractNum w:abstractNumId="165" w15:restartNumberingAfterBreak="0">
+    <w:nsid w:val="73816ECC"/>
+    <w:multiLevelType w:val="hybridMultilevel"/>
+    <w:tmpl w:val="CE1CA564"/>
+    <w:lvl w:ilvl="0" w:tplc="04090005">
+      <w:start w:val="1"/>
+      <w:numFmt w:val="bullet"/>
+      <w:lvlText w:val=""/>
+      <w:lvlJc w:val="left"/>
+      <w:pPr>
+        <w:ind w:left="900" w:hanging="360"/>
+      </w:pPr>
+      <w:rPr>
+        <w:rFonts w:ascii="Wingdings" w:hAnsi="Wingdings" w:hint="default"/>
+      </w:rPr>
+    </w:lvl>
+    <w:lvl w:ilvl="1" w:tplc="04090003" w:tentative="1">
+      <w:start w:val="1"/>
+      <w:numFmt w:val="bullet"/>
+      <w:lvlText w:val="o"/>
+      <w:lvlJc w:val="left"/>
+      <w:pPr>
+        <w:ind w:left="1620" w:hanging="360"/>
+      </w:pPr>
+      <w:rPr>
+        <w:rFonts w:ascii="Courier New" w:hAnsi="Courier New" w:cs="Courier New" w:hint="default"/>
+      </w:rPr>
+    </w:lvl>
+    <w:lvl w:ilvl="2" w:tplc="04090005" w:tentative="1">
+      <w:start w:val="1"/>
+      <w:numFmt w:val="bullet"/>
+      <w:lvlText w:val=""/>
+      <w:lvlJc w:val="left"/>
+      <w:pPr>
+        <w:ind w:left="2340" w:hanging="360"/>
+      </w:pPr>
+      <w:rPr>
+        <w:rFonts w:ascii="Wingdings" w:hAnsi="Wingdings" w:hint="default"/>
+      </w:rPr>
+    </w:lvl>
+    <w:lvl w:ilvl="3" w:tplc="04090001" w:tentative="1">
+      <w:start w:val="1"/>
+      <w:numFmt w:val="bullet"/>
+      <w:lvlText w:val=""/>
+      <w:lvlJc w:val="left"/>
+      <w:pPr>
+        <w:ind w:left="3060" w:hanging="360"/>
+      </w:pPr>
+      <w:rPr>
+        <w:rFonts w:ascii="Symbol" w:hAnsi="Symbol" w:hint="default"/>
+      </w:rPr>
+    </w:lvl>
+    <w:lvl w:ilvl="4" w:tplc="04090003" w:tentative="1">
+      <w:start w:val="1"/>
+      <w:numFmt w:val="bullet"/>
+      <w:lvlText w:val="o"/>
+      <w:lvlJc w:val="left"/>
+      <w:pPr>
+        <w:ind w:left="3780" w:hanging="360"/>
+      </w:pPr>
+      <w:rPr>
+        <w:rFonts w:ascii="Courier New" w:hAnsi="Courier New" w:cs="Courier New" w:hint="default"/>
+      </w:rPr>
+    </w:lvl>
+    <w:lvl w:ilvl="5" w:tplc="04090005" w:tentative="1">
+      <w:start w:val="1"/>
+      <w:numFmt w:val="bullet"/>
+      <w:lvlText w:val=""/>
+      <w:lvlJc w:val="left"/>
+      <w:pPr>
+        <w:ind w:left="4500" w:hanging="360"/>
+      </w:pPr>
+      <w:rPr>
+        <w:rFonts w:ascii="Wingdings" w:hAnsi="Wingdings" w:hint="default"/>
+      </w:rPr>
+    </w:lvl>
+    <w:lvl w:ilvl="6" w:tplc="04090001" w:tentative="1">
+      <w:start w:val="1"/>
+      <w:numFmt w:val="bullet"/>
+      <w:lvlText w:val=""/>
+      <w:lvlJc w:val="left"/>
+      <w:pPr>
+        <w:ind w:left="5220" w:hanging="360"/>
+      </w:pPr>
+      <w:rPr>
+        <w:rFonts w:ascii="Symbol" w:hAnsi="Symbol" w:hint="default"/>
+      </w:rPr>
+    </w:lvl>
+    <w:lvl w:ilvl="7" w:tplc="04090003" w:tentative="1">
+      <w:start w:val="1"/>
+      <w:numFmt w:val="bullet"/>
+      <w:lvlText w:val="o"/>
+      <w:lvlJc w:val="left"/>
+      <w:pPr>
+        <w:ind w:left="5940" w:hanging="360"/>
+      </w:pPr>
+      <w:rPr>
+        <w:rFonts w:ascii="Courier New" w:hAnsi="Courier New" w:cs="Courier New" w:hint="default"/>
+      </w:rPr>
+    </w:lvl>
+    <w:lvl w:ilvl="8" w:tplc="04090005" w:tentative="1">
+      <w:start w:val="1"/>
+      <w:numFmt w:val="bullet"/>
+      <w:lvlText w:val=""/>
+      <w:lvlJc w:val="left"/>
+      <w:pPr>
+        <w:ind w:left="6660" w:hanging="360"/>
+      </w:pPr>
+      <w:rPr>
+        <w:rFonts w:ascii="Wingdings" w:hAnsi="Wingdings" w:hint="default"/>
+      </w:rPr>
+    </w:lvl>
+  </w:abstractNum>
+  <w:abstractNum w:abstractNumId="166" w15:restartNumberingAfterBreak="0">
+    <w:nsid w:val="73A42304"/>
+    <w:multiLevelType w:val="multilevel"/>
+    <w:tmpl w:val="16749DA0"/>
+    <w:lvl w:ilvl="0">
+      <w:start w:val="1"/>
+      <w:numFmt w:val="bullet"/>
+      <w:lvlText w:val=""/>
+      <w:lvlJc w:val="left"/>
+      <w:pPr>
+        <w:tabs>
+          <w:tab w:val="num" w:pos="720"/>
+        </w:tabs>
+        <w:ind w:left="720" w:hanging="360"/>
+      </w:pPr>
+      <w:rPr>
+        <w:rFonts w:ascii="Symbol" w:hAnsi="Symbol" w:hint="default"/>
+        <w:sz w:val="20"/>
+      </w:rPr>
+    </w:lvl>
+    <w:lvl w:ilvl="1" w:tentative="1">
+      <w:start w:val="1"/>
+      <w:numFmt w:val="bullet"/>
+      <w:lvlText w:val="o"/>
+      <w:lvlJc w:val="left"/>
+      <w:pPr>
+        <w:tabs>
+          <w:tab w:val="num" w:pos="1440"/>
+        </w:tabs>
+        <w:ind w:left="1440" w:hanging="360"/>
+      </w:pPr>
+      <w:rPr>
+        <w:rFonts w:ascii="Courier New" w:hAnsi="Courier New" w:hint="default"/>
+        <w:sz w:val="20"/>
+      </w:rPr>
+    </w:lvl>
+    <w:lvl w:ilvl="2" w:tentative="1">
+      <w:start w:val="1"/>
+      <w:numFmt w:val="bullet"/>
+      <w:lvlText w:val=""/>
+      <w:lvlJc w:val="left"/>
+      <w:pPr>
+        <w:tabs>
+          <w:tab w:val="num" w:pos="2160"/>
+        </w:tabs>
+        <w:ind w:left="2160" w:hanging="360"/>
+      </w:pPr>
+      <w:rPr>
+        <w:rFonts w:ascii="Wingdings" w:hAnsi="Wingdings" w:hint="default"/>
+        <w:sz w:val="20"/>
+      </w:rPr>
+    </w:lvl>
+    <w:lvl w:ilvl="3" w:tentative="1">
+      <w:start w:val="1"/>
+      <w:numFmt w:val="bullet"/>
+      <w:lvlText w:val=""/>
+      <w:lvlJc w:val="left"/>
+      <w:pPr>
+        <w:tabs>
+          <w:tab w:val="num" w:pos="2880"/>
+        </w:tabs>
+        <w:ind w:left="2880" w:hanging="360"/>
+      </w:pPr>
+      <w:rPr>
+        <w:rFonts w:ascii="Wingdings" w:hAnsi="Wingdings" w:hint="default"/>
+        <w:sz w:val="20"/>
+      </w:rPr>
+    </w:lvl>
+    <w:lvl w:ilvl="4" w:tentative="1">
+      <w:start w:val="1"/>
+      <w:numFmt w:val="bullet"/>
+      <w:lvlText w:val=""/>
+      <w:lvlJc w:val="left"/>
+      <w:pPr>
+        <w:tabs>
+          <w:tab w:val="num" w:pos="3600"/>
+        </w:tabs>
+        <w:ind w:left="3600" w:hanging="360"/>
+      </w:pPr>
+      <w:rPr>
+        <w:rFonts w:ascii="Wingdings" w:hAnsi="Wingdings" w:hint="default"/>
+        <w:sz w:val="20"/>
+      </w:rPr>
+    </w:lvl>
+    <w:lvl w:ilvl="5" w:tentative="1">
+      <w:start w:val="1"/>
+      <w:numFmt w:val="bullet"/>
+      <w:lvlText w:val=""/>
+      <w:lvlJc w:val="left"/>
+      <w:pPr>
+        <w:tabs>
+          <w:tab w:val="num" w:pos="4320"/>
+        </w:tabs>
+        <w:ind w:left="4320" w:hanging="360"/>
+      </w:pPr>
+      <w:rPr>
+        <w:rFonts w:ascii="Wingdings" w:hAnsi="Wingdings" w:hint="default"/>
+        <w:sz w:val="20"/>
+      </w:rPr>
+    </w:lvl>
+    <w:lvl w:ilvl="6" w:tentative="1">
+      <w:start w:val="1"/>
+      <w:numFmt w:val="bullet"/>
+      <w:lvlText w:val=""/>
+      <w:lvlJc w:val="left"/>
+      <w:pPr>
+        <w:tabs>
+          <w:tab w:val="num" w:pos="5040"/>
+        </w:tabs>
+        <w:ind w:left="5040" w:hanging="360"/>
+      </w:pPr>
+      <w:rPr>
+        <w:rFonts w:ascii="Wingdings" w:hAnsi="Wingdings" w:hint="default"/>
+        <w:sz w:val="20"/>
+      </w:rPr>
+    </w:lvl>
+    <w:lvl w:ilvl="7" w:tentative="1">
+      <w:start w:val="1"/>
+      <w:numFmt w:val="bullet"/>
+      <w:lvlText w:val=""/>
+      <w:lvlJc w:val="left"/>
+      <w:pPr>
+        <w:tabs>
+          <w:tab w:val="num" w:pos="5760"/>
+        </w:tabs>
+        <w:ind w:left="5760" w:hanging="360"/>
+      </w:pPr>
+      <w:rPr>
+        <w:rFonts w:ascii="Wingdings" w:hAnsi="Wingdings" w:hint="default"/>
+        <w:sz w:val="20"/>
+      </w:rPr>
+    </w:lvl>
+    <w:lvl w:ilvl="8" w:tentative="1">
+      <w:start w:val="1"/>
+      <w:numFmt w:val="bullet"/>
+      <w:lvlText w:val=""/>
+      <w:lvlJc w:val="left"/>
+      <w:pPr>
+        <w:tabs>
+          <w:tab w:val="num" w:pos="6480"/>
+        </w:tabs>
+        <w:ind w:left="6480" w:hanging="360"/>
+      </w:pPr>
+      <w:rPr>
+        <w:rFonts w:ascii="Wingdings" w:hAnsi="Wingdings" w:hint="default"/>
+        <w:sz w:val="20"/>
+      </w:rPr>
+    </w:lvl>
+  </w:abstractNum>
+  <w:abstractNum w:abstractNumId="167" w15:restartNumberingAfterBreak="0">
     <w:nsid w:val="758F4049"/>
     <w:multiLevelType w:val="multilevel"/>
     <w:tmpl w:val="FEB27F32"/>
@@ -38460,7 +43573,7 @@
       </w:rPr>
     </w:lvl>
   </w:abstractNum>
-  <w:abstractNum w:abstractNumId="155" w15:restartNumberingAfterBreak="0">
+  <w:abstractNum w:abstractNumId="168" w15:restartNumberingAfterBreak="0">
     <w:nsid w:val="75B45140"/>
     <w:multiLevelType w:val="hybridMultilevel"/>
     <w:tmpl w:val="93F8F3C4"/>
@@ -38573,7 +43686,7 @@
       </w:rPr>
     </w:lvl>
   </w:abstractNum>
-  <w:abstractNum w:abstractNumId="156" w15:restartNumberingAfterBreak="0">
+  <w:abstractNum w:abstractNumId="169" w15:restartNumberingAfterBreak="0">
     <w:nsid w:val="76F60FFE"/>
     <w:multiLevelType w:val="multilevel"/>
     <w:tmpl w:val="63F4E6F0"/>
@@ -38722,7 +43835,7 @@
       </w:rPr>
     </w:lvl>
   </w:abstractNum>
-  <w:abstractNum w:abstractNumId="157" w15:restartNumberingAfterBreak="0">
+  <w:abstractNum w:abstractNumId="170" w15:restartNumberingAfterBreak="0">
     <w:nsid w:val="77572323"/>
     <w:multiLevelType w:val="multilevel"/>
     <w:tmpl w:val="63F4E6F0"/>
@@ -38871,7 +43984,7 @@
       </w:rPr>
     </w:lvl>
   </w:abstractNum>
-  <w:abstractNum w:abstractNumId="158" w15:restartNumberingAfterBreak="0">
+  <w:abstractNum w:abstractNumId="171" w15:restartNumberingAfterBreak="0">
     <w:nsid w:val="77B8201F"/>
     <w:multiLevelType w:val="hybridMultilevel"/>
     <w:tmpl w:val="D7160708"/>
@@ -38983,7 +44096,7 @@
       </w:rPr>
     </w:lvl>
   </w:abstractNum>
-  <w:abstractNum w:abstractNumId="159" w15:restartNumberingAfterBreak="0">
+  <w:abstractNum w:abstractNumId="172" w15:restartNumberingAfterBreak="0">
     <w:nsid w:val="79796FF9"/>
     <w:multiLevelType w:val="hybridMultilevel"/>
     <w:tmpl w:val="CFA8EF82"/>
@@ -39095,7 +44208,7 @@
       </w:rPr>
     </w:lvl>
   </w:abstractNum>
-  <w:abstractNum w:abstractNumId="160" w15:restartNumberingAfterBreak="0">
+  <w:abstractNum w:abstractNumId="173" w15:restartNumberingAfterBreak="0">
     <w:nsid w:val="79910410"/>
     <w:multiLevelType w:val="hybridMultilevel"/>
     <w:tmpl w:val="FC923542"/>
@@ -39207,7 +44320,120 @@
       </w:rPr>
     </w:lvl>
   </w:abstractNum>
-  <w:abstractNum w:abstractNumId="161" w15:restartNumberingAfterBreak="0">
+  <w:abstractNum w:abstractNumId="174" w15:restartNumberingAfterBreak="0">
+    <w:nsid w:val="79EF1265"/>
+    <w:multiLevelType w:val="hybridMultilevel"/>
+    <w:tmpl w:val="BB16DF88"/>
+    <w:lvl w:ilvl="0" w:tplc="04090005">
+      <w:start w:val="1"/>
+      <w:numFmt w:val="bullet"/>
+      <w:lvlText w:val=""/>
+      <w:lvlJc w:val="left"/>
+      <w:pPr>
+        <w:ind w:left="630" w:hanging="360"/>
+      </w:pPr>
+      <w:rPr>
+        <w:rFonts w:ascii="Wingdings" w:hAnsi="Wingdings" w:hint="default"/>
+      </w:rPr>
+    </w:lvl>
+    <w:lvl w:ilvl="1" w:tplc="04090003" w:tentative="1">
+      <w:start w:val="1"/>
+      <w:numFmt w:val="bullet"/>
+      <w:lvlText w:val="o"/>
+      <w:lvlJc w:val="left"/>
+      <w:pPr>
+        <w:ind w:left="1350" w:hanging="360"/>
+      </w:pPr>
+      <w:rPr>
+        <w:rFonts w:ascii="Courier New" w:hAnsi="Courier New" w:cs="Courier New" w:hint="default"/>
+      </w:rPr>
+    </w:lvl>
+    <w:lvl w:ilvl="2" w:tplc="04090005" w:tentative="1">
+      <w:start w:val="1"/>
+      <w:numFmt w:val="bullet"/>
+      <w:lvlText w:val=""/>
+      <w:lvlJc w:val="left"/>
+      <w:pPr>
+        <w:ind w:left="2070" w:hanging="360"/>
+      </w:pPr>
+      <w:rPr>
+        <w:rFonts w:ascii="Wingdings" w:hAnsi="Wingdings" w:hint="default"/>
+      </w:rPr>
+    </w:lvl>
+    <w:lvl w:ilvl="3" w:tplc="04090001" w:tentative="1">
+      <w:start w:val="1"/>
+      <w:numFmt w:val="bullet"/>
+      <w:lvlText w:val=""/>
+      <w:lvlJc w:val="left"/>
+      <w:pPr>
+        <w:ind w:left="2790" w:hanging="360"/>
+      </w:pPr>
+      <w:rPr>
+        <w:rFonts w:ascii="Symbol" w:hAnsi="Symbol" w:hint="default"/>
+      </w:rPr>
+    </w:lvl>
+    <w:lvl w:ilvl="4" w:tplc="04090003" w:tentative="1">
+      <w:start w:val="1"/>
+      <w:numFmt w:val="bullet"/>
+      <w:lvlText w:val="o"/>
+      <w:lvlJc w:val="left"/>
+      <w:pPr>
+        <w:ind w:left="3510" w:hanging="360"/>
+      </w:pPr>
+      <w:rPr>
+        <w:rFonts w:ascii="Courier New" w:hAnsi="Courier New" w:cs="Courier New" w:hint="default"/>
+      </w:rPr>
+    </w:lvl>
+    <w:lvl w:ilvl="5" w:tplc="04090005" w:tentative="1">
+      <w:start w:val="1"/>
+      <w:numFmt w:val="bullet"/>
+      <w:lvlText w:val=""/>
+      <w:lvlJc w:val="left"/>
+      <w:pPr>
+        <w:ind w:left="4230" w:hanging="360"/>
+      </w:pPr>
+      <w:rPr>
+        <w:rFonts w:ascii="Wingdings" w:hAnsi="Wingdings" w:hint="default"/>
+      </w:rPr>
+    </w:lvl>
+    <w:lvl w:ilvl="6" w:tplc="04090001" w:tentative="1">
+      <w:start w:val="1"/>
+      <w:numFmt w:val="bullet"/>
+      <w:lvlText w:val=""/>
+      <w:lvlJc w:val="left"/>
+      <w:pPr>
+        <w:ind w:left="4950" w:hanging="360"/>
+      </w:pPr>
+      <w:rPr>
+        <w:rFonts w:ascii="Symbol" w:hAnsi="Symbol" w:hint="default"/>
+      </w:rPr>
+    </w:lvl>
+    <w:lvl w:ilvl="7" w:tplc="04090003" w:tentative="1">
+      <w:start w:val="1"/>
+      <w:numFmt w:val="bullet"/>
+      <w:lvlText w:val="o"/>
+      <w:lvlJc w:val="left"/>
+      <w:pPr>
+        <w:ind w:left="5670" w:hanging="360"/>
+      </w:pPr>
+      <w:rPr>
+        <w:rFonts w:ascii="Courier New" w:hAnsi="Courier New" w:cs="Courier New" w:hint="default"/>
+      </w:rPr>
+    </w:lvl>
+    <w:lvl w:ilvl="8" w:tplc="04090005" w:tentative="1">
+      <w:start w:val="1"/>
+      <w:numFmt w:val="bullet"/>
+      <w:lvlText w:val=""/>
+      <w:lvlJc w:val="left"/>
+      <w:pPr>
+        <w:ind w:left="6390" w:hanging="360"/>
+      </w:pPr>
+      <w:rPr>
+        <w:rFonts w:ascii="Wingdings" w:hAnsi="Wingdings" w:hint="default"/>
+      </w:rPr>
+    </w:lvl>
+  </w:abstractNum>
+  <w:abstractNum w:abstractNumId="175" w15:restartNumberingAfterBreak="0">
     <w:nsid w:val="7A543765"/>
     <w:multiLevelType w:val="multilevel"/>
     <w:tmpl w:val="CD143834"/>
@@ -39356,7 +44582,7 @@
       </w:rPr>
     </w:lvl>
   </w:abstractNum>
-  <w:abstractNum w:abstractNumId="162" w15:restartNumberingAfterBreak="0">
+  <w:abstractNum w:abstractNumId="176" w15:restartNumberingAfterBreak="0">
     <w:nsid w:val="7AFF575A"/>
     <w:multiLevelType w:val="hybridMultilevel"/>
     <w:tmpl w:val="A6323D3E"/>
@@ -39468,7 +44694,7 @@
       </w:rPr>
     </w:lvl>
   </w:abstractNum>
-  <w:abstractNum w:abstractNumId="163" w15:restartNumberingAfterBreak="0">
+  <w:abstractNum w:abstractNumId="177" w15:restartNumberingAfterBreak="0">
     <w:nsid w:val="7B4018BF"/>
     <w:multiLevelType w:val="multilevel"/>
     <w:tmpl w:val="63F4E6F0"/>
@@ -39617,7 +44843,7 @@
       </w:rPr>
     </w:lvl>
   </w:abstractNum>
-  <w:abstractNum w:abstractNumId="164" w15:restartNumberingAfterBreak="0">
+  <w:abstractNum w:abstractNumId="178" w15:restartNumberingAfterBreak="0">
     <w:nsid w:val="7B41364C"/>
     <w:multiLevelType w:val="hybridMultilevel"/>
     <w:tmpl w:val="A6385A14"/>
@@ -39730,7 +44956,7 @@
       </w:rPr>
     </w:lvl>
   </w:abstractNum>
-  <w:abstractNum w:abstractNumId="165" w15:restartNumberingAfterBreak="0">
+  <w:abstractNum w:abstractNumId="179" w15:restartNumberingAfterBreak="0">
     <w:nsid w:val="7B4D1B33"/>
     <w:multiLevelType w:val="hybridMultilevel"/>
     <w:tmpl w:val="5EAC717E"/>
@@ -39842,7 +45068,7 @@
       </w:rPr>
     </w:lvl>
   </w:abstractNum>
-  <w:abstractNum w:abstractNumId="166" w15:restartNumberingAfterBreak="0">
+  <w:abstractNum w:abstractNumId="180" w15:restartNumberingAfterBreak="0">
     <w:nsid w:val="7C8A0A2A"/>
     <w:multiLevelType w:val="hybridMultilevel"/>
     <w:tmpl w:val="2AAEA8A4"/>
@@ -39955,7 +45181,7 @@
       </w:rPr>
     </w:lvl>
   </w:abstractNum>
-  <w:abstractNum w:abstractNumId="167" w15:restartNumberingAfterBreak="0">
+  <w:abstractNum w:abstractNumId="181" w15:restartNumberingAfterBreak="0">
     <w:nsid w:val="7CAC27CD"/>
     <w:multiLevelType w:val="multilevel"/>
     <w:tmpl w:val="3BC20E58"/>
@@ -40104,7 +45330,7 @@
       </w:rPr>
     </w:lvl>
   </w:abstractNum>
-  <w:abstractNum w:abstractNumId="168" w15:restartNumberingAfterBreak="0">
+  <w:abstractNum w:abstractNumId="182" w15:restartNumberingAfterBreak="0">
     <w:nsid w:val="7E5978EA"/>
     <w:multiLevelType w:val="hybridMultilevel"/>
     <w:tmpl w:val="D74C0DB0"/>
@@ -40216,7 +45442,7 @@
       </w:rPr>
     </w:lvl>
   </w:abstractNum>
-  <w:abstractNum w:abstractNumId="169" w15:restartNumberingAfterBreak="0">
+  <w:abstractNum w:abstractNumId="183" w15:restartNumberingAfterBreak="0">
     <w:nsid w:val="7E94385D"/>
     <w:multiLevelType w:val="multilevel"/>
     <w:tmpl w:val="02F01B00"/>
@@ -40365,7 +45591,7 @@
       </w:rPr>
     </w:lvl>
   </w:abstractNum>
-  <w:abstractNum w:abstractNumId="170" w15:restartNumberingAfterBreak="0">
+  <w:abstractNum w:abstractNumId="184" w15:restartNumberingAfterBreak="0">
     <w:nsid w:val="7F106A5D"/>
     <w:multiLevelType w:val="hybridMultilevel"/>
     <w:tmpl w:val="A1CA4816"/>
@@ -40478,517 +45704,559 @@
     </w:lvl>
   </w:abstractNum>
   <w:num w:numId="1" w16cid:durableId="1882476756">
+    <w:abstractNumId w:val="106"/>
+  </w:num>
+  <w:num w:numId="2" w16cid:durableId="871453468">
+    <w:abstractNumId w:val="31"/>
+  </w:num>
+  <w:num w:numId="3" w16cid:durableId="698706805">
+    <w:abstractNumId w:val="46"/>
+  </w:num>
+  <w:num w:numId="4" w16cid:durableId="1105467722">
+    <w:abstractNumId w:val="86"/>
+  </w:num>
+  <w:num w:numId="5" w16cid:durableId="769932622">
+    <w:abstractNumId w:val="122"/>
+  </w:num>
+  <w:num w:numId="6" w16cid:durableId="575944109">
+    <w:abstractNumId w:val="49"/>
+  </w:num>
+  <w:num w:numId="7" w16cid:durableId="877661689">
+    <w:abstractNumId w:val="161"/>
+  </w:num>
+  <w:num w:numId="8" w16cid:durableId="1390107422">
+    <w:abstractNumId w:val="92"/>
+  </w:num>
+  <w:num w:numId="9" w16cid:durableId="881866424">
+    <w:abstractNumId w:val="119"/>
+  </w:num>
+  <w:num w:numId="10" w16cid:durableId="1037244995">
+    <w:abstractNumId w:val="149"/>
+  </w:num>
+  <w:num w:numId="11" w16cid:durableId="1575554597">
+    <w:abstractNumId w:val="75"/>
+  </w:num>
+  <w:num w:numId="12" w16cid:durableId="915364478">
+    <w:abstractNumId w:val="100"/>
+  </w:num>
+  <w:num w:numId="13" w16cid:durableId="1386294114">
+    <w:abstractNumId w:val="138"/>
+  </w:num>
+  <w:num w:numId="14" w16cid:durableId="1071851223">
+    <w:abstractNumId w:val="32"/>
+  </w:num>
+  <w:num w:numId="15" w16cid:durableId="1545557520">
+    <w:abstractNumId w:val="87"/>
+  </w:num>
+  <w:num w:numId="16" w16cid:durableId="1102919547">
+    <w:abstractNumId w:val="181"/>
+  </w:num>
+  <w:num w:numId="17" w16cid:durableId="294526838">
+    <w:abstractNumId w:val="61"/>
+  </w:num>
+  <w:num w:numId="18" w16cid:durableId="679889896">
+    <w:abstractNumId w:val="72"/>
+  </w:num>
+  <w:num w:numId="19" w16cid:durableId="2119449470">
+    <w:abstractNumId w:val="115"/>
+  </w:num>
+  <w:num w:numId="20" w16cid:durableId="1365054799">
+    <w:abstractNumId w:val="20"/>
+  </w:num>
+  <w:num w:numId="21" w16cid:durableId="1683512738">
+    <w:abstractNumId w:val="73"/>
+  </w:num>
+  <w:num w:numId="22" w16cid:durableId="1080098953">
+    <w:abstractNumId w:val="145"/>
+  </w:num>
+  <w:num w:numId="23" w16cid:durableId="1635717296">
+    <w:abstractNumId w:val="79"/>
+  </w:num>
+  <w:num w:numId="24" w16cid:durableId="544873123">
+    <w:abstractNumId w:val="137"/>
+  </w:num>
+  <w:num w:numId="25" w16cid:durableId="1128352778">
+    <w:abstractNumId w:val="19"/>
+  </w:num>
+  <w:num w:numId="26" w16cid:durableId="1732537407">
+    <w:abstractNumId w:val="155"/>
+  </w:num>
+  <w:num w:numId="27" w16cid:durableId="945502064">
+    <w:abstractNumId w:val="12"/>
+  </w:num>
+  <w:num w:numId="28" w16cid:durableId="1997681677">
+    <w:abstractNumId w:val="6"/>
+  </w:num>
+  <w:num w:numId="29" w16cid:durableId="815955639">
+    <w:abstractNumId w:val="71"/>
+  </w:num>
+  <w:num w:numId="30" w16cid:durableId="1500659483">
     <w:abstractNumId w:val="97"/>
   </w:num>
-  <w:num w:numId="2" w16cid:durableId="871453468">
+  <w:num w:numId="31" w16cid:durableId="118301211">
+    <w:abstractNumId w:val="22"/>
+  </w:num>
+  <w:num w:numId="32" w16cid:durableId="732387979">
+    <w:abstractNumId w:val="50"/>
+  </w:num>
+  <w:num w:numId="33" w16cid:durableId="2129276417">
+    <w:abstractNumId w:val="24"/>
+  </w:num>
+  <w:num w:numId="34" w16cid:durableId="1470708820">
+    <w:abstractNumId w:val="56"/>
+  </w:num>
+  <w:num w:numId="35" w16cid:durableId="356852923">
+    <w:abstractNumId w:val="114"/>
+  </w:num>
+  <w:num w:numId="36" w16cid:durableId="430662559">
     <w:abstractNumId w:val="27"/>
   </w:num>
-  <w:num w:numId="3" w16cid:durableId="698706805">
+  <w:num w:numId="37" w16cid:durableId="247080868">
+    <w:abstractNumId w:val="168"/>
+  </w:num>
+  <w:num w:numId="38" w16cid:durableId="158887408">
+    <w:abstractNumId w:val="135"/>
+  </w:num>
+  <w:num w:numId="39" w16cid:durableId="1681347932">
+    <w:abstractNumId w:val="159"/>
+  </w:num>
+  <w:num w:numId="40" w16cid:durableId="2101440158">
+    <w:abstractNumId w:val="90"/>
+  </w:num>
+  <w:num w:numId="41" w16cid:durableId="1250391122">
+    <w:abstractNumId w:val="130"/>
+  </w:num>
+  <w:num w:numId="42" w16cid:durableId="479083359">
+    <w:abstractNumId w:val="164"/>
+  </w:num>
+  <w:num w:numId="43" w16cid:durableId="1557860317">
+    <w:abstractNumId w:val="116"/>
+  </w:num>
+  <w:num w:numId="44" w16cid:durableId="2142183763">
+    <w:abstractNumId w:val="14"/>
+  </w:num>
+  <w:num w:numId="45" w16cid:durableId="1357736349">
+    <w:abstractNumId w:val="173"/>
+  </w:num>
+  <w:num w:numId="46" w16cid:durableId="1519656040">
+    <w:abstractNumId w:val="172"/>
+  </w:num>
+  <w:num w:numId="47" w16cid:durableId="1078596852">
+    <w:abstractNumId w:val="184"/>
+  </w:num>
+  <w:num w:numId="48" w16cid:durableId="1027950100">
+    <w:abstractNumId w:val="42"/>
+  </w:num>
+  <w:num w:numId="49" w16cid:durableId="878516382">
+    <w:abstractNumId w:val="26"/>
+  </w:num>
+  <w:num w:numId="50" w16cid:durableId="363404927">
+    <w:abstractNumId w:val="80"/>
+  </w:num>
+  <w:num w:numId="51" w16cid:durableId="1128354320">
+    <w:abstractNumId w:val="153"/>
+  </w:num>
+  <w:num w:numId="52" w16cid:durableId="248543928">
+    <w:abstractNumId w:val="89"/>
+  </w:num>
+  <w:num w:numId="53" w16cid:durableId="965889214">
+    <w:abstractNumId w:val="120"/>
+  </w:num>
+  <w:num w:numId="54" w16cid:durableId="1827503240">
+    <w:abstractNumId w:val="128"/>
+  </w:num>
+  <w:num w:numId="55" w16cid:durableId="505748256">
+    <w:abstractNumId w:val="111"/>
+  </w:num>
+  <w:num w:numId="56" w16cid:durableId="2120370925">
+    <w:abstractNumId w:val="39"/>
+  </w:num>
+  <w:num w:numId="57" w16cid:durableId="369182267">
+    <w:abstractNumId w:val="23"/>
+  </w:num>
+  <w:num w:numId="58" w16cid:durableId="1000235123">
+    <w:abstractNumId w:val="118"/>
+  </w:num>
+  <w:num w:numId="59" w16cid:durableId="628516409">
+    <w:abstractNumId w:val="151"/>
+  </w:num>
+  <w:num w:numId="60" w16cid:durableId="2028865444">
+    <w:abstractNumId w:val="108"/>
+  </w:num>
+  <w:num w:numId="61" w16cid:durableId="943926811">
+    <w:abstractNumId w:val="179"/>
+  </w:num>
+  <w:num w:numId="62" w16cid:durableId="1841193257">
+    <w:abstractNumId w:val="83"/>
+  </w:num>
+  <w:num w:numId="63" w16cid:durableId="682322850">
+    <w:abstractNumId w:val="156"/>
+  </w:num>
+  <w:num w:numId="64" w16cid:durableId="2043705333">
+    <w:abstractNumId w:val="84"/>
+  </w:num>
+  <w:num w:numId="65" w16cid:durableId="1164854761">
+    <w:abstractNumId w:val="60"/>
+  </w:num>
+  <w:num w:numId="66" w16cid:durableId="1919972541">
+    <w:abstractNumId w:val="102"/>
+  </w:num>
+  <w:num w:numId="67" w16cid:durableId="463617329">
+    <w:abstractNumId w:val="65"/>
+  </w:num>
+  <w:num w:numId="68" w16cid:durableId="2064014330">
+    <w:abstractNumId w:val="124"/>
+  </w:num>
+  <w:num w:numId="69" w16cid:durableId="452797354">
+    <w:abstractNumId w:val="129"/>
+  </w:num>
+  <w:num w:numId="70" w16cid:durableId="1196650037">
+    <w:abstractNumId w:val="54"/>
+  </w:num>
+  <w:num w:numId="71" w16cid:durableId="940071828">
+    <w:abstractNumId w:val="171"/>
+  </w:num>
+  <w:num w:numId="72" w16cid:durableId="1608273926">
+    <w:abstractNumId w:val="85"/>
+  </w:num>
+  <w:num w:numId="73" w16cid:durableId="2009864772">
+    <w:abstractNumId w:val="105"/>
+  </w:num>
+  <w:num w:numId="74" w16cid:durableId="712267004">
     <w:abstractNumId w:val="41"/>
   </w:num>
-  <w:num w:numId="4" w16cid:durableId="1105467722">
-    <w:abstractNumId w:val="80"/>
+  <w:num w:numId="75" w16cid:durableId="506480902">
+    <w:abstractNumId w:val="37"/>
   </w:num>
-  <w:num w:numId="5" w16cid:durableId="769932622">
-    <w:abstractNumId w:val="113"/>
+  <w:num w:numId="76" w16cid:durableId="286202349">
+    <w:abstractNumId w:val="134"/>
   </w:num>
-  <w:num w:numId="6" w16cid:durableId="575944109">
+  <w:num w:numId="77" w16cid:durableId="156460757">
+    <w:abstractNumId w:val="76"/>
+  </w:num>
+  <w:num w:numId="78" w16cid:durableId="1230077056">
+    <w:abstractNumId w:val="8"/>
+  </w:num>
+  <w:num w:numId="79" w16cid:durableId="1837106927">
+    <w:abstractNumId w:val="53"/>
+  </w:num>
+  <w:num w:numId="80" w16cid:durableId="287929152">
+    <w:abstractNumId w:val="40"/>
+  </w:num>
+  <w:num w:numId="81" w16cid:durableId="1672175260">
+    <w:abstractNumId w:val="98"/>
+  </w:num>
+  <w:num w:numId="82" w16cid:durableId="1954820163">
+    <w:abstractNumId w:val="64"/>
+  </w:num>
+  <w:num w:numId="83" w16cid:durableId="1990016594">
+    <w:abstractNumId w:val="29"/>
+  </w:num>
+  <w:num w:numId="84" w16cid:durableId="366876741">
+    <w:abstractNumId w:val="107"/>
+  </w:num>
+  <w:num w:numId="85" w16cid:durableId="15274915">
+    <w:abstractNumId w:val="43"/>
+  </w:num>
+  <w:num w:numId="86" w16cid:durableId="288124443">
+    <w:abstractNumId w:val="16"/>
+  </w:num>
+  <w:num w:numId="87" w16cid:durableId="591351385">
+    <w:abstractNumId w:val="121"/>
+  </w:num>
+  <w:num w:numId="88" w16cid:durableId="1361005725">
+    <w:abstractNumId w:val="176"/>
+  </w:num>
+  <w:num w:numId="89" w16cid:durableId="219681743">
+    <w:abstractNumId w:val="17"/>
+  </w:num>
+  <w:num w:numId="90" w16cid:durableId="194386594">
+    <w:abstractNumId w:val="131"/>
+  </w:num>
+  <w:num w:numId="91" w16cid:durableId="777793346">
+    <w:abstractNumId w:val="95"/>
+  </w:num>
+  <w:num w:numId="92" w16cid:durableId="173346871">
+    <w:abstractNumId w:val="101"/>
+  </w:num>
+  <w:num w:numId="93" w16cid:durableId="948700467">
     <w:abstractNumId w:val="44"/>
   </w:num>
-  <w:num w:numId="7" w16cid:durableId="877661689">
-    <w:abstractNumId w:val="150"/>
-  </w:num>
-  <w:num w:numId="8" w16cid:durableId="1390107422">
-    <w:abstractNumId w:val="86"/>
-  </w:num>
-  <w:num w:numId="9" w16cid:durableId="881866424">
-    <w:abstractNumId w:val="110"/>
-  </w:num>
-  <w:num w:numId="10" w16cid:durableId="1037244995">
-    <w:abstractNumId w:val="138"/>
-  </w:num>
-  <w:num w:numId="11" w16cid:durableId="1575554597">
-    <w:abstractNumId w:val="69"/>
-  </w:num>
-  <w:num w:numId="12" w16cid:durableId="915364478">
-    <w:abstractNumId w:val="93"/>
-  </w:num>
-  <w:num w:numId="13" w16cid:durableId="1386294114">
-    <w:abstractNumId w:val="129"/>
-  </w:num>
-  <w:num w:numId="14" w16cid:durableId="1071851223">
+  <w:num w:numId="94" w16cid:durableId="1328363750">
     <w:abstractNumId w:val="28"/>
   </w:num>
-  <w:num w:numId="15" w16cid:durableId="1545557520">
-    <w:abstractNumId w:val="81"/>
+  <w:num w:numId="95" w16cid:durableId="541676570">
+    <w:abstractNumId w:val="77"/>
   </w:num>
-  <w:num w:numId="16" w16cid:durableId="1102919547">
-    <w:abstractNumId w:val="167"/>
+  <w:num w:numId="96" w16cid:durableId="694119229">
+    <w:abstractNumId w:val="99"/>
   </w:num>
-  <w:num w:numId="17" w16cid:durableId="294526838">
-    <w:abstractNumId w:val="56"/>
+  <w:num w:numId="97" w16cid:durableId="704327987">
+    <w:abstractNumId w:val="58"/>
   </w:num>
-  <w:num w:numId="18" w16cid:durableId="679889896">
-    <w:abstractNumId w:val="66"/>
+  <w:num w:numId="98" w16cid:durableId="1157303613">
+    <w:abstractNumId w:val="30"/>
   </w:num>
-  <w:num w:numId="19" w16cid:durableId="2119449470">
-    <w:abstractNumId w:val="106"/>
+  <w:num w:numId="99" w16cid:durableId="1706099794">
+    <w:abstractNumId w:val="158"/>
   </w:num>
-  <w:num w:numId="20" w16cid:durableId="1365054799">
-    <w:abstractNumId w:val="16"/>
+  <w:num w:numId="100" w16cid:durableId="256404901">
+    <w:abstractNumId w:val="157"/>
   </w:num>
-  <w:num w:numId="21" w16cid:durableId="1683512738">
-    <w:abstractNumId w:val="67"/>
+  <w:num w:numId="101" w16cid:durableId="924923012">
+    <w:abstractNumId w:val="35"/>
   </w:num>
-  <w:num w:numId="22" w16cid:durableId="1080098953">
-    <w:abstractNumId w:val="135"/>
+  <w:num w:numId="102" w16cid:durableId="536550966">
+    <w:abstractNumId w:val="177"/>
   </w:num>
-  <w:num w:numId="23" w16cid:durableId="1635717296">
-    <w:abstractNumId w:val="73"/>
+  <w:num w:numId="103" w16cid:durableId="425157302">
+    <w:abstractNumId w:val="78"/>
   </w:num>
-  <w:num w:numId="24" w16cid:durableId="544873123">
-    <w:abstractNumId w:val="128"/>
+  <w:num w:numId="104" w16cid:durableId="967664612">
+    <w:abstractNumId w:val="140"/>
   </w:num>
-  <w:num w:numId="25" w16cid:durableId="1128352778">
-    <w:abstractNumId w:val="15"/>
+  <w:num w:numId="105" w16cid:durableId="361631616">
+    <w:abstractNumId w:val="109"/>
   </w:num>
-  <w:num w:numId="26" w16cid:durableId="1732537407">
-    <w:abstractNumId w:val="144"/>
+  <w:num w:numId="106" w16cid:durableId="443623616">
+    <w:abstractNumId w:val="146"/>
   </w:num>
-  <w:num w:numId="27" w16cid:durableId="945502064">
-    <w:abstractNumId w:val="8"/>
-  </w:num>
-  <w:num w:numId="28" w16cid:durableId="1997681677">
-    <w:abstractNumId w:val="5"/>
-  </w:num>
-  <w:num w:numId="29" w16cid:durableId="815955639">
-    <w:abstractNumId w:val="65"/>
-  </w:num>
-  <w:num w:numId="30" w16cid:durableId="1500659483">
-    <w:abstractNumId w:val="90"/>
-  </w:num>
-  <w:num w:numId="31" w16cid:durableId="118301211">
+  <w:num w:numId="107" w16cid:durableId="150101619">
     <w:abstractNumId w:val="18"/>
   </w:num>
-  <w:num w:numId="32" w16cid:durableId="732387979">
-    <w:abstractNumId w:val="45"/>
-  </w:num>
-  <w:num w:numId="33" w16cid:durableId="2129276417">
-    <w:abstractNumId w:val="20"/>
-  </w:num>
-  <w:num w:numId="34" w16cid:durableId="1470708820">
-    <w:abstractNumId w:val="51"/>
-  </w:num>
-  <w:num w:numId="35" w16cid:durableId="356852923">
-    <w:abstractNumId w:val="105"/>
-  </w:num>
-  <w:num w:numId="36" w16cid:durableId="430662559">
-    <w:abstractNumId w:val="23"/>
-  </w:num>
-  <w:num w:numId="37" w16cid:durableId="247080868">
-    <w:abstractNumId w:val="155"/>
-  </w:num>
-  <w:num w:numId="38" w16cid:durableId="158887408">
-    <w:abstractNumId w:val="126"/>
-  </w:num>
-  <w:num w:numId="39" w16cid:durableId="1681347932">
-    <w:abstractNumId w:val="148"/>
-  </w:num>
-  <w:num w:numId="40" w16cid:durableId="2101440158">
-    <w:abstractNumId w:val="84"/>
-  </w:num>
-  <w:num w:numId="41" w16cid:durableId="1250391122">
-    <w:abstractNumId w:val="121"/>
-  </w:num>
-  <w:num w:numId="42" w16cid:durableId="479083359">
-    <w:abstractNumId w:val="153"/>
-  </w:num>
-  <w:num w:numId="43" w16cid:durableId="1557860317">
-    <w:abstractNumId w:val="107"/>
-  </w:num>
-  <w:num w:numId="44" w16cid:durableId="2142183763">
-    <w:abstractNumId w:val="10"/>
-  </w:num>
-  <w:num w:numId="45" w16cid:durableId="1357736349">
-    <w:abstractNumId w:val="160"/>
-  </w:num>
-  <w:num w:numId="46" w16cid:durableId="1519656040">
-    <w:abstractNumId w:val="159"/>
-  </w:num>
-  <w:num w:numId="47" w16cid:durableId="1078596852">
-    <w:abstractNumId w:val="170"/>
-  </w:num>
-  <w:num w:numId="48" w16cid:durableId="1027950100">
-    <w:abstractNumId w:val="38"/>
-  </w:num>
-  <w:num w:numId="49" w16cid:durableId="878516382">
-    <w:abstractNumId w:val="22"/>
-  </w:num>
-  <w:num w:numId="50" w16cid:durableId="363404927">
-    <w:abstractNumId w:val="74"/>
-  </w:num>
-  <w:num w:numId="51" w16cid:durableId="1128354320">
-    <w:abstractNumId w:val="142"/>
-  </w:num>
-  <w:num w:numId="52" w16cid:durableId="248543928">
-    <w:abstractNumId w:val="83"/>
-  </w:num>
-  <w:num w:numId="53" w16cid:durableId="965889214">
-    <w:abstractNumId w:val="111"/>
-  </w:num>
-  <w:num w:numId="54" w16cid:durableId="1827503240">
-    <w:abstractNumId w:val="119"/>
-  </w:num>
-  <w:num w:numId="55" w16cid:durableId="505748256">
-    <w:abstractNumId w:val="102"/>
-  </w:num>
-  <w:num w:numId="56" w16cid:durableId="2120370925">
-    <w:abstractNumId w:val="35"/>
-  </w:num>
-  <w:num w:numId="57" w16cid:durableId="369182267">
-    <w:abstractNumId w:val="19"/>
-  </w:num>
-  <w:num w:numId="58" w16cid:durableId="1000235123">
-    <w:abstractNumId w:val="109"/>
-  </w:num>
-  <w:num w:numId="59" w16cid:durableId="628516409">
-    <w:abstractNumId w:val="140"/>
-  </w:num>
-  <w:num w:numId="60" w16cid:durableId="2028865444">
-    <w:abstractNumId w:val="99"/>
-  </w:num>
-  <w:num w:numId="61" w16cid:durableId="943926811">
-    <w:abstractNumId w:val="165"/>
-  </w:num>
-  <w:num w:numId="62" w16cid:durableId="1841193257">
-    <w:abstractNumId w:val="77"/>
-  </w:num>
-  <w:num w:numId="63" w16cid:durableId="682322850">
-    <w:abstractNumId w:val="145"/>
-  </w:num>
-  <w:num w:numId="64" w16cid:durableId="2043705333">
-    <w:abstractNumId w:val="78"/>
-  </w:num>
-  <w:num w:numId="65" w16cid:durableId="1164854761">
-    <w:abstractNumId w:val="55"/>
-  </w:num>
-  <w:num w:numId="66" w16cid:durableId="1919972541">
-    <w:abstractNumId w:val="95"/>
-  </w:num>
-  <w:num w:numId="67" w16cid:durableId="463617329">
-    <w:abstractNumId w:val="60"/>
-  </w:num>
-  <w:num w:numId="68" w16cid:durableId="2064014330">
-    <w:abstractNumId w:val="115"/>
-  </w:num>
-  <w:num w:numId="69" w16cid:durableId="452797354">
-    <w:abstractNumId w:val="120"/>
-  </w:num>
-  <w:num w:numId="70" w16cid:durableId="1196650037">
-    <w:abstractNumId w:val="49"/>
-  </w:num>
-  <w:num w:numId="71" w16cid:durableId="940071828">
-    <w:abstractNumId w:val="158"/>
-  </w:num>
-  <w:num w:numId="72" w16cid:durableId="1608273926">
-    <w:abstractNumId w:val="79"/>
-  </w:num>
-  <w:num w:numId="73" w16cid:durableId="2009864772">
-    <w:abstractNumId w:val="96"/>
-  </w:num>
-  <w:num w:numId="74" w16cid:durableId="712267004">
-    <w:abstractNumId w:val="37"/>
-  </w:num>
-  <w:num w:numId="75" w16cid:durableId="506480902">
-    <w:abstractNumId w:val="33"/>
-  </w:num>
-  <w:num w:numId="76" w16cid:durableId="286202349">
-    <w:abstractNumId w:val="125"/>
-  </w:num>
-  <w:num w:numId="77" w16cid:durableId="156460757">
-    <w:abstractNumId w:val="70"/>
-  </w:num>
-  <w:num w:numId="78" w16cid:durableId="1230077056">
-    <w:abstractNumId w:val="7"/>
-  </w:num>
-  <w:num w:numId="79" w16cid:durableId="1837106927">
-    <w:abstractNumId w:val="48"/>
-  </w:num>
-  <w:num w:numId="80" w16cid:durableId="287929152">
-    <w:abstractNumId w:val="36"/>
-  </w:num>
-  <w:num w:numId="81" w16cid:durableId="1672175260">
-    <w:abstractNumId w:val="91"/>
-  </w:num>
-  <w:num w:numId="82" w16cid:durableId="1954820163">
-    <w:abstractNumId w:val="59"/>
-  </w:num>
-  <w:num w:numId="83" w16cid:durableId="1990016594">
-    <w:abstractNumId w:val="25"/>
-  </w:num>
-  <w:num w:numId="84" w16cid:durableId="366876741">
-    <w:abstractNumId w:val="98"/>
-  </w:num>
-  <w:num w:numId="85" w16cid:durableId="15274915">
-    <w:abstractNumId w:val="39"/>
-  </w:num>
-  <w:num w:numId="86" w16cid:durableId="288124443">
-    <w:abstractNumId w:val="12"/>
-  </w:num>
-  <w:num w:numId="87" w16cid:durableId="591351385">
-    <w:abstractNumId w:val="112"/>
-  </w:num>
-  <w:num w:numId="88" w16cid:durableId="1361005725">
-    <w:abstractNumId w:val="162"/>
-  </w:num>
-  <w:num w:numId="89" w16cid:durableId="219681743">
-    <w:abstractNumId w:val="13"/>
-  </w:num>
-  <w:num w:numId="90" w16cid:durableId="194386594">
-    <w:abstractNumId w:val="122"/>
-  </w:num>
-  <w:num w:numId="91" w16cid:durableId="777793346">
-    <w:abstractNumId w:val="88"/>
-  </w:num>
-  <w:num w:numId="92" w16cid:durableId="173346871">
-    <w:abstractNumId w:val="94"/>
-  </w:num>
-  <w:num w:numId="93" w16cid:durableId="948700467">
-    <w:abstractNumId w:val="40"/>
-  </w:num>
-  <w:num w:numId="94" w16cid:durableId="1328363750">
-    <w:abstractNumId w:val="24"/>
-  </w:num>
-  <w:num w:numId="95" w16cid:durableId="541676570">
-    <w:abstractNumId w:val="71"/>
-  </w:num>
-  <w:num w:numId="96" w16cid:durableId="694119229">
-    <w:abstractNumId w:val="92"/>
-  </w:num>
-  <w:num w:numId="97" w16cid:durableId="704327987">
-    <w:abstractNumId w:val="53"/>
-  </w:num>
-  <w:num w:numId="98" w16cid:durableId="1157303613">
-    <w:abstractNumId w:val="26"/>
-  </w:num>
-  <w:num w:numId="99" w16cid:durableId="1706099794">
-    <w:abstractNumId w:val="147"/>
-  </w:num>
-  <w:num w:numId="100" w16cid:durableId="256404901">
-    <w:abstractNumId w:val="146"/>
-  </w:num>
-  <w:num w:numId="101" w16cid:durableId="924923012">
-    <w:abstractNumId w:val="31"/>
-  </w:num>
-  <w:num w:numId="102" w16cid:durableId="536550966">
-    <w:abstractNumId w:val="163"/>
-  </w:num>
-  <w:num w:numId="103" w16cid:durableId="425157302">
-    <w:abstractNumId w:val="72"/>
-  </w:num>
-  <w:num w:numId="104" w16cid:durableId="967664612">
-    <w:abstractNumId w:val="131"/>
-  </w:num>
-  <w:num w:numId="105" w16cid:durableId="361631616">
-    <w:abstractNumId w:val="100"/>
-  </w:num>
-  <w:num w:numId="106" w16cid:durableId="443623616">
-    <w:abstractNumId w:val="136"/>
-  </w:num>
-  <w:num w:numId="107" w16cid:durableId="150101619">
-    <w:abstractNumId w:val="14"/>
-  </w:num>
   <w:num w:numId="108" w16cid:durableId="1431658174">
-    <w:abstractNumId w:val="57"/>
+    <w:abstractNumId w:val="62"/>
   </w:num>
   <w:num w:numId="109" w16cid:durableId="1050495440">
     <w:abstractNumId w:val="0"/>
   </w:num>
   <w:num w:numId="110" w16cid:durableId="712924661">
-    <w:abstractNumId w:val="118"/>
+    <w:abstractNumId w:val="127"/>
   </w:num>
   <w:num w:numId="111" w16cid:durableId="1917784113">
-    <w:abstractNumId w:val="114"/>
+    <w:abstractNumId w:val="123"/>
   </w:num>
   <w:num w:numId="112" w16cid:durableId="896237065">
-    <w:abstractNumId w:val="123"/>
+    <w:abstractNumId w:val="132"/>
   </w:num>
   <w:num w:numId="113" w16cid:durableId="1171681430">
-    <w:abstractNumId w:val="151"/>
+    <w:abstractNumId w:val="162"/>
   </w:num>
   <w:num w:numId="114" w16cid:durableId="1552573199">
-    <w:abstractNumId w:val="152"/>
+    <w:abstractNumId w:val="163"/>
   </w:num>
   <w:num w:numId="115" w16cid:durableId="1920869674">
-    <w:abstractNumId w:val="133"/>
+    <w:abstractNumId w:val="142"/>
   </w:num>
   <w:num w:numId="116" w16cid:durableId="476724716">
-    <w:abstractNumId w:val="104"/>
+    <w:abstractNumId w:val="113"/>
   </w:num>
   <w:num w:numId="117" w16cid:durableId="658919541">
-    <w:abstractNumId w:val="103"/>
+    <w:abstractNumId w:val="112"/>
   </w:num>
   <w:num w:numId="118" w16cid:durableId="1622418131">
-    <w:abstractNumId w:val="46"/>
+    <w:abstractNumId w:val="51"/>
   </w:num>
   <w:num w:numId="119" w16cid:durableId="1693994672">
-    <w:abstractNumId w:val="4"/>
+    <w:abstractNumId w:val="5"/>
   </w:num>
   <w:num w:numId="120" w16cid:durableId="396828229">
-    <w:abstractNumId w:val="157"/>
+    <w:abstractNumId w:val="170"/>
   </w:num>
   <w:num w:numId="121" w16cid:durableId="986058889">
-    <w:abstractNumId w:val="21"/>
+    <w:abstractNumId w:val="25"/>
   </w:num>
   <w:num w:numId="122" w16cid:durableId="1224410703">
-    <w:abstractNumId w:val="64"/>
+    <w:abstractNumId w:val="69"/>
   </w:num>
   <w:num w:numId="123" w16cid:durableId="1804040304">
-    <w:abstractNumId w:val="87"/>
+    <w:abstractNumId w:val="93"/>
   </w:num>
   <w:num w:numId="124" w16cid:durableId="114181197">
-    <w:abstractNumId w:val="156"/>
+    <w:abstractNumId w:val="169"/>
   </w:num>
   <w:num w:numId="125" w16cid:durableId="772671624">
-    <w:abstractNumId w:val="6"/>
+    <w:abstractNumId w:val="7"/>
   </w:num>
   <w:num w:numId="126" w16cid:durableId="889919055">
-    <w:abstractNumId w:val="9"/>
+    <w:abstractNumId w:val="13"/>
   </w:num>
   <w:num w:numId="127" w16cid:durableId="1818105337">
+    <w:abstractNumId w:val="57"/>
+  </w:num>
+  <w:num w:numId="128" w16cid:durableId="384987847">
+    <w:abstractNumId w:val="36"/>
+  </w:num>
+  <w:num w:numId="129" w16cid:durableId="659895420">
+    <w:abstractNumId w:val="67"/>
+  </w:num>
+  <w:num w:numId="130" w16cid:durableId="1168907903">
+    <w:abstractNumId w:val="148"/>
+  </w:num>
+  <w:num w:numId="131" w16cid:durableId="430206235">
+    <w:abstractNumId w:val="136"/>
+  </w:num>
+  <w:num w:numId="132" w16cid:durableId="1207327089">
+    <w:abstractNumId w:val="33"/>
+  </w:num>
+  <w:num w:numId="133" w16cid:durableId="596404292">
+    <w:abstractNumId w:val="125"/>
+  </w:num>
+  <w:num w:numId="134" w16cid:durableId="2070372549">
+    <w:abstractNumId w:val="48"/>
+  </w:num>
+  <w:num w:numId="135" w16cid:durableId="1841265039">
     <w:abstractNumId w:val="52"/>
   </w:num>
-  <w:num w:numId="128" w16cid:durableId="384987847">
-    <w:abstractNumId w:val="32"/>
-  </w:num>
-  <w:num w:numId="129" w16cid:durableId="659895420">
-    <w:abstractNumId w:val="62"/>
-  </w:num>
-  <w:num w:numId="130" w16cid:durableId="1168907903">
-    <w:abstractNumId w:val="137"/>
-  </w:num>
-  <w:num w:numId="131" w16cid:durableId="430206235">
-    <w:abstractNumId w:val="127"/>
-  </w:num>
-  <w:num w:numId="132" w16cid:durableId="1207327089">
-    <w:abstractNumId w:val="29"/>
-  </w:num>
-  <w:num w:numId="133" w16cid:durableId="596404292">
-    <w:abstractNumId w:val="116"/>
-  </w:num>
-  <w:num w:numId="134" w16cid:durableId="2070372549">
-    <w:abstractNumId w:val="43"/>
-  </w:num>
-  <w:num w:numId="135" w16cid:durableId="1841265039">
+  <w:num w:numId="136" w16cid:durableId="1988632595">
     <w:abstractNumId w:val="47"/>
   </w:num>
-  <w:num w:numId="136" w16cid:durableId="1988632595">
-    <w:abstractNumId w:val="42"/>
-  </w:num>
   <w:num w:numId="137" w16cid:durableId="1218275126">
-    <w:abstractNumId w:val="75"/>
+    <w:abstractNumId w:val="81"/>
   </w:num>
   <w:num w:numId="138" w16cid:durableId="568660900">
-    <w:abstractNumId w:val="82"/>
+    <w:abstractNumId w:val="88"/>
   </w:num>
   <w:num w:numId="139" w16cid:durableId="967976864">
-    <w:abstractNumId w:val="117"/>
+    <w:abstractNumId w:val="126"/>
   </w:num>
   <w:num w:numId="140" w16cid:durableId="650643288">
-    <w:abstractNumId w:val="132"/>
+    <w:abstractNumId w:val="141"/>
   </w:num>
   <w:num w:numId="141" w16cid:durableId="219370247">
-    <w:abstractNumId w:val="130"/>
+    <w:abstractNumId w:val="139"/>
   </w:num>
   <w:num w:numId="142" w16cid:durableId="323239876">
-    <w:abstractNumId w:val="168"/>
+    <w:abstractNumId w:val="182"/>
   </w:num>
   <w:num w:numId="143" w16cid:durableId="1619793156">
-    <w:abstractNumId w:val="34"/>
+    <w:abstractNumId w:val="38"/>
   </w:num>
   <w:num w:numId="144" w16cid:durableId="1186332867">
-    <w:abstractNumId w:val="143"/>
+    <w:abstractNumId w:val="154"/>
   </w:num>
   <w:num w:numId="145" w16cid:durableId="89937035">
-    <w:abstractNumId w:val="54"/>
+    <w:abstractNumId w:val="59"/>
   </w:num>
   <w:num w:numId="146" w16cid:durableId="954754694">
     <w:abstractNumId w:val="2"/>
   </w:num>
   <w:num w:numId="147" w16cid:durableId="864370856">
-    <w:abstractNumId w:val="85"/>
+    <w:abstractNumId w:val="91"/>
   </w:num>
   <w:num w:numId="148" w16cid:durableId="939608849">
-    <w:abstractNumId w:val="3"/>
+    <w:abstractNumId w:val="4"/>
   </w:num>
   <w:num w:numId="149" w16cid:durableId="1676493059">
-    <w:abstractNumId w:val="17"/>
+    <w:abstractNumId w:val="21"/>
   </w:num>
   <w:num w:numId="150" w16cid:durableId="1090004801">
-    <w:abstractNumId w:val="89"/>
+    <w:abstractNumId w:val="96"/>
   </w:num>
   <w:num w:numId="151" w16cid:durableId="1414087550">
-    <w:abstractNumId w:val="61"/>
+    <w:abstractNumId w:val="66"/>
   </w:num>
   <w:num w:numId="152" w16cid:durableId="366570778">
-    <w:abstractNumId w:val="154"/>
+    <w:abstractNumId w:val="167"/>
   </w:num>
   <w:num w:numId="153" w16cid:durableId="1906184224">
-    <w:abstractNumId w:val="124"/>
+    <w:abstractNumId w:val="133"/>
   </w:num>
   <w:num w:numId="154" w16cid:durableId="1642348878">
-    <w:abstractNumId w:val="134"/>
+    <w:abstractNumId w:val="144"/>
   </w:num>
   <w:num w:numId="155" w16cid:durableId="1843541058">
-    <w:abstractNumId w:val="11"/>
+    <w:abstractNumId w:val="15"/>
   </w:num>
   <w:num w:numId="156" w16cid:durableId="167868443">
-    <w:abstractNumId w:val="169"/>
+    <w:abstractNumId w:val="183"/>
   </w:num>
   <w:num w:numId="157" w16cid:durableId="387999141">
-    <w:abstractNumId w:val="149"/>
+    <w:abstractNumId w:val="160"/>
   </w:num>
   <w:num w:numId="158" w16cid:durableId="1357195449">
-    <w:abstractNumId w:val="50"/>
+    <w:abstractNumId w:val="55"/>
   </w:num>
   <w:num w:numId="159" w16cid:durableId="1514228641">
-    <w:abstractNumId w:val="161"/>
+    <w:abstractNumId w:val="175"/>
   </w:num>
   <w:num w:numId="160" w16cid:durableId="2043549187">
-    <w:abstractNumId w:val="58"/>
+    <w:abstractNumId w:val="63"/>
   </w:num>
   <w:num w:numId="161" w16cid:durableId="1054545887">
-    <w:abstractNumId w:val="108"/>
+    <w:abstractNumId w:val="117"/>
   </w:num>
   <w:num w:numId="162" w16cid:durableId="8140075">
-    <w:abstractNumId w:val="139"/>
+    <w:abstractNumId w:val="150"/>
   </w:num>
   <w:num w:numId="163" w16cid:durableId="1797868849">
-    <w:abstractNumId w:val="30"/>
+    <w:abstractNumId w:val="34"/>
   </w:num>
   <w:num w:numId="164" w16cid:durableId="1646817552">
-    <w:abstractNumId w:val="68"/>
+    <w:abstractNumId w:val="74"/>
   </w:num>
   <w:num w:numId="165" w16cid:durableId="1819759365">
-    <w:abstractNumId w:val="76"/>
+    <w:abstractNumId w:val="82"/>
   </w:num>
   <w:num w:numId="166" w16cid:durableId="788085786">
     <w:abstractNumId w:val="1"/>
   </w:num>
   <w:num w:numId="167" w16cid:durableId="139007736">
-    <w:abstractNumId w:val="63"/>
+    <w:abstractNumId w:val="68"/>
   </w:num>
   <w:num w:numId="168" w16cid:durableId="1106316643">
-    <w:abstractNumId w:val="101"/>
+    <w:abstractNumId w:val="110"/>
   </w:num>
   <w:num w:numId="169" w16cid:durableId="396438159">
-    <w:abstractNumId w:val="164"/>
+    <w:abstractNumId w:val="178"/>
   </w:num>
   <w:num w:numId="170" w16cid:durableId="824931713">
+    <w:abstractNumId w:val="180"/>
+  </w:num>
+  <w:num w:numId="171" w16cid:durableId="1830705377">
+    <w:abstractNumId w:val="152"/>
+  </w:num>
+  <w:num w:numId="172" w16cid:durableId="1373731407">
     <w:abstractNumId w:val="166"/>
   </w:num>
-  <w:num w:numId="171" w16cid:durableId="1830705377">
-    <w:abstractNumId w:val="141"/>
+  <w:num w:numId="173" w16cid:durableId="323557574">
+    <w:abstractNumId w:val="10"/>
+  </w:num>
+  <w:num w:numId="174" w16cid:durableId="2011833758">
+    <w:abstractNumId w:val="9"/>
+  </w:num>
+  <w:num w:numId="175" w16cid:durableId="2144689517">
+    <w:abstractNumId w:val="103"/>
+  </w:num>
+  <w:num w:numId="176" w16cid:durableId="987855699">
+    <w:abstractNumId w:val="147"/>
+  </w:num>
+  <w:num w:numId="177" w16cid:durableId="1003625736">
+    <w:abstractNumId w:val="45"/>
+  </w:num>
+  <w:num w:numId="178" w16cid:durableId="981688809">
+    <w:abstractNumId w:val="70"/>
+  </w:num>
+  <w:num w:numId="179" w16cid:durableId="143284251">
+    <w:abstractNumId w:val="94"/>
+  </w:num>
+  <w:num w:numId="180" w16cid:durableId="1266614563">
+    <w:abstractNumId w:val="104"/>
+  </w:num>
+  <w:num w:numId="181" w16cid:durableId="1608080540">
+    <w:abstractNumId w:val="11"/>
+  </w:num>
+  <w:num w:numId="182" w16cid:durableId="787547709">
+    <w:abstractNumId w:val="165"/>
+  </w:num>
+  <w:num w:numId="183" w16cid:durableId="458039370">
+    <w:abstractNumId w:val="143"/>
+  </w:num>
+  <w:num w:numId="184" w16cid:durableId="483741787">
+    <w:abstractNumId w:val="174"/>
+  </w:num>
+  <w:num w:numId="185" w16cid:durableId="705255262">
+    <w:abstractNumId w:val="3"/>
   </w:num>
 </w:numbering>
 </file>

--- a/Database/Database Design.docx
+++ b/Database/Database Design.docx
@@ -7,10 +7,2858 @@
         <w:pStyle w:val="Heading1"/>
         <w:spacing w:before="0"/>
       </w:pPr>
+      <w:bookmarkStart w:id="0" w:name="_Toc234670673"/>
       <w:r>
         <w:t>Database Design</w:t>
       </w:r>
+      <w:r>
+        <w:t xml:space="preserve"> Documentation</w:t>
+      </w:r>
+      <w:bookmarkEnd w:id="0"/>
     </w:p>
+    <w:p>
+      <w:pPr>
+        <w:spacing w:line="278" w:lineRule="auto"/>
+      </w:pPr>
+      <w:r>
+        <w:t>This chapter presents the design specifications of the KriGo database for the proposed vehicle rental platform. The database provides an effective way of storing, organizing, managing and processing any information needed for the functioning of the platform. Well-developed databases play an important role in providing data integrity, minimizing redundancies, maintaining consistency and performing effective transactions.</w:t>
+      </w:r>
+    </w:p>
+    <w:p>
+      <w:pPr>
+        <w:spacing w:line="278" w:lineRule="auto"/>
+      </w:pPr>
+      <w:r>
+        <w:t>As mentioned above, database design has been developed based on system requirements, use cases, UML models and business rules created during the analysis and design phases of the system development process. The conceptual, logical and relational data models have been built to provide an adequate representation of the business domain and to meet such important criteria as scalability, maintenance and high performance. The database design is relational and uses normalization techniques in order to avoid data redundancies and improve data quality.</w:t>
+      </w:r>
+    </w:p>
+    <w:p>
+      <w:pPr>
+        <w:spacing w:line="278" w:lineRule="auto"/>
+      </w:pPr>
+      <w:r>
+        <w:t>This chapter starts with identification of the basic business entities and their attributes and relations. Next, there is the relationship modeling stage when relations and cardinality of entities are identified. The database schema will be evaluated at the normalization stage using the following normalization forms: First Normal Form (1NF), Second Normal Form (2NF) and Third Normal Form (3NF).</w:t>
+      </w:r>
+    </w:p>
+    <w:p>
+      <w:pPr>
+        <w:spacing w:line="278" w:lineRule="auto"/>
+      </w:pPr>
+      <w:r>
+        <w:t>After the normalization stage, the Core Entity-Relationship Diagram (ERD) and the Package-Level ERDs (entity-relationship diagrams of separate functional packages of the KriGo platform) will be designed in order to show the entire structure of the database in terms of entities, relations, attributes and other elements. Such design will provide high readability of the database schema.</w:t>
+      </w:r>
+    </w:p>
+    <w:p>
+      <w:pPr>
+        <w:spacing w:line="278" w:lineRule="auto"/>
+      </w:pPr>
+      <w:r>
+        <w:t>At last, in this chapter there will be discussed such aspects as primary and foreign keys, integrity constraints, validation rules, referential constraints, etc. that will help to implement the secure and efficient database structure for managing such processes as reservation, fleet management, payment transactions, artificial intelligence services, customer interaction and business analysis.</w:t>
+      </w:r>
+    </w:p>
+    <w:p>
+      <w:pPr>
+        <w:spacing w:line="278" w:lineRule="auto"/>
+      </w:pPr>
+      <w:r>
+        <w:t>The design of the database described in this chapter provides an efficient relational database able to meet functional and non-functional requirements of the KriGo vehicle rental platform. Together with the analysis and behavioral models created in previous chapters, it gives a comprehensive set of specifications for the implementation and maintenance of the platform.</w:t>
+      </w:r>
+    </w:p>
+    <w:p>
+      <w:pPr>
+        <w:spacing w:line="278" w:lineRule="auto"/>
+      </w:pPr>
+      <w:r>
+        <w:br w:type="page"/>
+      </w:r>
+    </w:p>
+    <w:sdt>
+      <w:sdtPr>
+        <w:id w:val="131994905"/>
+        <w:docPartObj>
+          <w:docPartGallery w:val="Table of Contents"/>
+          <w:docPartUnique/>
+        </w:docPartObj>
+      </w:sdtPr>
+      <w:sdtEndPr>
+        <w:rPr>
+          <w:rFonts w:ascii="Times New Roman" w:eastAsiaTheme="minorHAnsi" w:hAnsi="Times New Roman" w:cstheme="minorBidi"/>
+          <w:bCs/>
+          <w:noProof/>
+          <w:color w:val="auto"/>
+          <w:kern w:val="2"/>
+          <w:sz w:val="24"/>
+          <w:szCs w:val="24"/>
+          <w14:ligatures w14:val="standardContextual"/>
+        </w:rPr>
+      </w:sdtEndPr>
+      <w:sdtContent>
+        <w:p>
+          <w:pPr>
+            <w:pStyle w:val="TOCHeading"/>
+            <w:spacing w:after="240"/>
+          </w:pPr>
+          <w:r>
+            <w:t>Contents</w:t>
+          </w:r>
+        </w:p>
+        <w:p>
+          <w:pPr>
+            <w:pStyle w:val="TOC1"/>
+            <w:rPr>
+              <w:rFonts w:asciiTheme="minorHAnsi" w:eastAsiaTheme="minorEastAsia" w:hAnsiTheme="minorHAnsi"/>
+            </w:rPr>
+          </w:pPr>
+          <w:r>
+            <w:fldChar w:fldCharType="begin"/>
+          </w:r>
+          <w:r>
+            <w:instrText xml:space="preserve"> TOC \o "1-3" \h \z \u </w:instrText>
+          </w:r>
+          <w:r>
+            <w:fldChar w:fldCharType="separate"/>
+          </w:r>
+          <w:hyperlink w:anchor="_Toc234670673" w:history="1">
+            <w:r>
+              <w:rPr>
+                <w:rStyle w:val="Hyperlink"/>
+              </w:rPr>
+              <w:t>Database Design Documentation</w:t>
+            </w:r>
+            <w:r>
+              <w:rPr>
+                <w:webHidden/>
+              </w:rPr>
+              <w:tab/>
+            </w:r>
+            <w:r>
+              <w:rPr>
+                <w:webHidden/>
+              </w:rPr>
+              <w:fldChar w:fldCharType="begin"/>
+            </w:r>
+            <w:r>
+              <w:rPr>
+                <w:webHidden/>
+              </w:rPr>
+              <w:instrText xml:space="preserve"> PAGEREF _Toc234670673 \h </w:instrText>
+            </w:r>
+            <w:r>
+              <w:rPr>
+                <w:webHidden/>
+              </w:rPr>
+            </w:r>
+            <w:r>
+              <w:rPr>
+                <w:webHidden/>
+              </w:rPr>
+              <w:fldChar w:fldCharType="separate"/>
+            </w:r>
+            <w:r>
+              <w:rPr>
+                <w:webHidden/>
+              </w:rPr>
+              <w:t>I</w:t>
+            </w:r>
+            <w:r>
+              <w:rPr>
+                <w:webHidden/>
+              </w:rPr>
+              <w:fldChar w:fldCharType="end"/>
+            </w:r>
+          </w:hyperlink>
+        </w:p>
+        <w:p>
+          <w:pPr>
+            <w:pStyle w:val="TOC2"/>
+            <w:rPr>
+              <w:rFonts w:asciiTheme="minorHAnsi" w:eastAsiaTheme="minorEastAsia" w:hAnsiTheme="minorHAnsi"/>
+            </w:rPr>
+          </w:pPr>
+          <w:hyperlink w:anchor="_Toc234670674" w:history="1">
+            <w:r>
+              <w:rPr>
+                <w:rStyle w:val="Hyperlink"/>
+              </w:rPr>
+              <w:t>Data Entity Modeling</w:t>
+            </w:r>
+            <w:r>
+              <w:rPr>
+                <w:webHidden/>
+              </w:rPr>
+              <w:tab/>
+            </w:r>
+            <w:r>
+              <w:rPr>
+                <w:webHidden/>
+              </w:rPr>
+              <w:fldChar w:fldCharType="begin"/>
+            </w:r>
+            <w:r>
+              <w:rPr>
+                <w:webHidden/>
+              </w:rPr>
+              <w:instrText xml:space="preserve"> PAGEREF _Toc234670674 \h </w:instrText>
+            </w:r>
+            <w:r>
+              <w:rPr>
+                <w:webHidden/>
+              </w:rPr>
+            </w:r>
+            <w:r>
+              <w:rPr>
+                <w:webHidden/>
+              </w:rPr>
+              <w:fldChar w:fldCharType="separate"/>
+            </w:r>
+            <w:r>
+              <w:rPr>
+                <w:webHidden/>
+              </w:rPr>
+              <w:t>1</w:t>
+            </w:r>
+            <w:r>
+              <w:rPr>
+                <w:webHidden/>
+              </w:rPr>
+              <w:fldChar w:fldCharType="end"/>
+            </w:r>
+          </w:hyperlink>
+        </w:p>
+        <w:p>
+          <w:pPr>
+            <w:pStyle w:val="TOC3"/>
+            <w:rPr>
+              <w:rFonts w:asciiTheme="minorHAnsi" w:eastAsiaTheme="minorEastAsia" w:hAnsiTheme="minorHAnsi"/>
+              <w:noProof/>
+            </w:rPr>
+          </w:pPr>
+          <w:hyperlink w:anchor="_Toc234670675" w:history="1">
+            <w:r>
+              <w:rPr>
+                <w:rStyle w:val="Hyperlink"/>
+                <w:noProof/>
+              </w:rPr>
+              <w:t>Core Entity Identification</w:t>
+            </w:r>
+            <w:r>
+              <w:rPr>
+                <w:noProof/>
+                <w:webHidden/>
+              </w:rPr>
+              <w:tab/>
+            </w:r>
+            <w:r>
+              <w:rPr>
+                <w:noProof/>
+                <w:webHidden/>
+              </w:rPr>
+              <w:fldChar w:fldCharType="begin"/>
+            </w:r>
+            <w:r>
+              <w:rPr>
+                <w:noProof/>
+                <w:webHidden/>
+              </w:rPr>
+              <w:instrText xml:space="preserve"> PAGEREF _Toc234670675 \h </w:instrText>
+            </w:r>
+            <w:r>
+              <w:rPr>
+                <w:noProof/>
+                <w:webHidden/>
+              </w:rPr>
+            </w:r>
+            <w:r>
+              <w:rPr>
+                <w:noProof/>
+                <w:webHidden/>
+              </w:rPr>
+              <w:fldChar w:fldCharType="separate"/>
+            </w:r>
+            <w:r>
+              <w:rPr>
+                <w:noProof/>
+                <w:webHidden/>
+              </w:rPr>
+              <w:t>1</w:t>
+            </w:r>
+            <w:r>
+              <w:rPr>
+                <w:noProof/>
+                <w:webHidden/>
+              </w:rPr>
+              <w:fldChar w:fldCharType="end"/>
+            </w:r>
+          </w:hyperlink>
+        </w:p>
+        <w:p>
+          <w:pPr>
+            <w:pStyle w:val="TOC2"/>
+            <w:rPr>
+              <w:rFonts w:asciiTheme="minorHAnsi" w:eastAsiaTheme="minorEastAsia" w:hAnsiTheme="minorHAnsi"/>
+            </w:rPr>
+          </w:pPr>
+          <w:hyperlink w:anchor="_Toc234670676" w:history="1">
+            <w:r>
+              <w:rPr>
+                <w:rStyle w:val="Hyperlink"/>
+              </w:rPr>
+              <w:t>Relationship Modeling</w:t>
+            </w:r>
+            <w:r>
+              <w:rPr>
+                <w:webHidden/>
+              </w:rPr>
+              <w:tab/>
+            </w:r>
+            <w:r>
+              <w:rPr>
+                <w:webHidden/>
+              </w:rPr>
+              <w:fldChar w:fldCharType="begin"/>
+            </w:r>
+            <w:r>
+              <w:rPr>
+                <w:webHidden/>
+              </w:rPr>
+              <w:instrText xml:space="preserve"> PAGEREF _Toc234670676 \h </w:instrText>
+            </w:r>
+            <w:r>
+              <w:rPr>
+                <w:webHidden/>
+              </w:rPr>
+            </w:r>
+            <w:r>
+              <w:rPr>
+                <w:webHidden/>
+              </w:rPr>
+              <w:fldChar w:fldCharType="separate"/>
+            </w:r>
+            <w:r>
+              <w:rPr>
+                <w:webHidden/>
+              </w:rPr>
+              <w:t>9</w:t>
+            </w:r>
+            <w:r>
+              <w:rPr>
+                <w:webHidden/>
+              </w:rPr>
+              <w:fldChar w:fldCharType="end"/>
+            </w:r>
+          </w:hyperlink>
+        </w:p>
+        <w:p>
+          <w:pPr>
+            <w:pStyle w:val="TOC3"/>
+            <w:rPr>
+              <w:rFonts w:asciiTheme="minorHAnsi" w:eastAsiaTheme="minorEastAsia" w:hAnsiTheme="minorHAnsi"/>
+              <w:noProof/>
+            </w:rPr>
+          </w:pPr>
+          <w:hyperlink w:anchor="_Toc234670677" w:history="1">
+            <w:r>
+              <w:rPr>
+                <w:rStyle w:val="Hyperlink"/>
+                <w:noProof/>
+              </w:rPr>
+              <w:t>Relationship Analysis</w:t>
+            </w:r>
+            <w:r>
+              <w:rPr>
+                <w:noProof/>
+                <w:webHidden/>
+              </w:rPr>
+              <w:tab/>
+            </w:r>
+            <w:r>
+              <w:rPr>
+                <w:noProof/>
+                <w:webHidden/>
+              </w:rPr>
+              <w:fldChar w:fldCharType="begin"/>
+            </w:r>
+            <w:r>
+              <w:rPr>
+                <w:noProof/>
+                <w:webHidden/>
+              </w:rPr>
+              <w:instrText xml:space="preserve"> PAGEREF _Toc234670677 \h </w:instrText>
+            </w:r>
+            <w:r>
+              <w:rPr>
+                <w:noProof/>
+                <w:webHidden/>
+              </w:rPr>
+            </w:r>
+            <w:r>
+              <w:rPr>
+                <w:noProof/>
+                <w:webHidden/>
+              </w:rPr>
+              <w:fldChar w:fldCharType="separate"/>
+            </w:r>
+            <w:r>
+              <w:rPr>
+                <w:noProof/>
+                <w:webHidden/>
+              </w:rPr>
+              <w:t>9</w:t>
+            </w:r>
+            <w:r>
+              <w:rPr>
+                <w:noProof/>
+                <w:webHidden/>
+              </w:rPr>
+              <w:fldChar w:fldCharType="end"/>
+            </w:r>
+          </w:hyperlink>
+        </w:p>
+        <w:p>
+          <w:pPr>
+            <w:pStyle w:val="TOC3"/>
+            <w:rPr>
+              <w:rFonts w:asciiTheme="minorHAnsi" w:eastAsiaTheme="minorEastAsia" w:hAnsiTheme="minorHAnsi"/>
+              <w:noProof/>
+            </w:rPr>
+          </w:pPr>
+          <w:hyperlink w:anchor="_Toc234670678" w:history="1">
+            <w:r>
+              <w:rPr>
+                <w:rStyle w:val="Hyperlink"/>
+                <w:noProof/>
+              </w:rPr>
+              <w:t>Cardinality Definition</w:t>
+            </w:r>
+            <w:r>
+              <w:rPr>
+                <w:noProof/>
+                <w:webHidden/>
+              </w:rPr>
+              <w:tab/>
+            </w:r>
+            <w:r>
+              <w:rPr>
+                <w:noProof/>
+                <w:webHidden/>
+              </w:rPr>
+              <w:fldChar w:fldCharType="begin"/>
+            </w:r>
+            <w:r>
+              <w:rPr>
+                <w:noProof/>
+                <w:webHidden/>
+              </w:rPr>
+              <w:instrText xml:space="preserve"> PAGEREF _Toc234670678 \h </w:instrText>
+            </w:r>
+            <w:r>
+              <w:rPr>
+                <w:noProof/>
+                <w:webHidden/>
+              </w:rPr>
+            </w:r>
+            <w:r>
+              <w:rPr>
+                <w:noProof/>
+                <w:webHidden/>
+              </w:rPr>
+              <w:fldChar w:fldCharType="separate"/>
+            </w:r>
+            <w:r>
+              <w:rPr>
+                <w:noProof/>
+                <w:webHidden/>
+              </w:rPr>
+              <w:t>11</w:t>
+            </w:r>
+            <w:r>
+              <w:rPr>
+                <w:noProof/>
+                <w:webHidden/>
+              </w:rPr>
+              <w:fldChar w:fldCharType="end"/>
+            </w:r>
+          </w:hyperlink>
+        </w:p>
+        <w:p>
+          <w:pPr>
+            <w:pStyle w:val="TOC2"/>
+            <w:rPr>
+              <w:rFonts w:asciiTheme="minorHAnsi" w:eastAsiaTheme="minorEastAsia" w:hAnsiTheme="minorHAnsi"/>
+            </w:rPr>
+          </w:pPr>
+          <w:hyperlink w:anchor="_Toc234670679" w:history="1">
+            <w:r>
+              <w:rPr>
+                <w:rStyle w:val="Hyperlink"/>
+                <w:lang w:bidi="ar-DZ"/>
+              </w:rPr>
+              <w:t>First Normal Form (1NF) Review</w:t>
+            </w:r>
+            <w:r>
+              <w:rPr>
+                <w:webHidden/>
+              </w:rPr>
+              <w:tab/>
+            </w:r>
+            <w:r>
+              <w:rPr>
+                <w:webHidden/>
+              </w:rPr>
+              <w:fldChar w:fldCharType="begin"/>
+            </w:r>
+            <w:r>
+              <w:rPr>
+                <w:webHidden/>
+              </w:rPr>
+              <w:instrText xml:space="preserve"> PAGEREF _Toc234670679 \h </w:instrText>
+            </w:r>
+            <w:r>
+              <w:rPr>
+                <w:webHidden/>
+              </w:rPr>
+            </w:r>
+            <w:r>
+              <w:rPr>
+                <w:webHidden/>
+              </w:rPr>
+              <w:fldChar w:fldCharType="separate"/>
+            </w:r>
+            <w:r>
+              <w:rPr>
+                <w:webHidden/>
+              </w:rPr>
+              <w:t>13</w:t>
+            </w:r>
+            <w:r>
+              <w:rPr>
+                <w:webHidden/>
+              </w:rPr>
+              <w:fldChar w:fldCharType="end"/>
+            </w:r>
+          </w:hyperlink>
+        </w:p>
+        <w:p>
+          <w:pPr>
+            <w:pStyle w:val="TOC3"/>
+            <w:rPr>
+              <w:rFonts w:asciiTheme="minorHAnsi" w:eastAsiaTheme="minorEastAsia" w:hAnsiTheme="minorHAnsi"/>
+              <w:noProof/>
+            </w:rPr>
+          </w:pPr>
+          <w:hyperlink w:anchor="_Toc234670680" w:history="1">
+            <w:r>
+              <w:rPr>
+                <w:rStyle w:val="Hyperlink"/>
+                <w:noProof/>
+                <w:lang w:bidi="ar-DZ"/>
+              </w:rPr>
+              <w:t>Overview</w:t>
+            </w:r>
+            <w:r>
+              <w:rPr>
+                <w:noProof/>
+                <w:webHidden/>
+              </w:rPr>
+              <w:tab/>
+            </w:r>
+            <w:r>
+              <w:rPr>
+                <w:noProof/>
+                <w:webHidden/>
+              </w:rPr>
+              <w:fldChar w:fldCharType="begin"/>
+            </w:r>
+            <w:r>
+              <w:rPr>
+                <w:noProof/>
+                <w:webHidden/>
+              </w:rPr>
+              <w:instrText xml:space="preserve"> PAGEREF _Toc234670680 \h </w:instrText>
+            </w:r>
+            <w:r>
+              <w:rPr>
+                <w:noProof/>
+                <w:webHidden/>
+              </w:rPr>
+            </w:r>
+            <w:r>
+              <w:rPr>
+                <w:noProof/>
+                <w:webHidden/>
+              </w:rPr>
+              <w:fldChar w:fldCharType="separate"/>
+            </w:r>
+            <w:r>
+              <w:rPr>
+                <w:noProof/>
+                <w:webHidden/>
+              </w:rPr>
+              <w:t>13</w:t>
+            </w:r>
+            <w:r>
+              <w:rPr>
+                <w:noProof/>
+                <w:webHidden/>
+              </w:rPr>
+              <w:fldChar w:fldCharType="end"/>
+            </w:r>
+          </w:hyperlink>
+        </w:p>
+        <w:p>
+          <w:pPr>
+            <w:pStyle w:val="TOC3"/>
+            <w:rPr>
+              <w:rFonts w:asciiTheme="minorHAnsi" w:eastAsiaTheme="minorEastAsia" w:hAnsiTheme="minorHAnsi"/>
+              <w:noProof/>
+            </w:rPr>
+          </w:pPr>
+          <w:hyperlink w:anchor="_Toc234670681" w:history="1">
+            <w:r>
+              <w:rPr>
+                <w:rStyle w:val="Hyperlink"/>
+                <w:noProof/>
+                <w:lang w:bidi="ar-DZ"/>
+              </w:rPr>
+              <w:t>First Normal Form Analysis</w:t>
+            </w:r>
+            <w:r>
+              <w:rPr>
+                <w:noProof/>
+                <w:webHidden/>
+              </w:rPr>
+              <w:tab/>
+            </w:r>
+            <w:r>
+              <w:rPr>
+                <w:noProof/>
+                <w:webHidden/>
+              </w:rPr>
+              <w:fldChar w:fldCharType="begin"/>
+            </w:r>
+            <w:r>
+              <w:rPr>
+                <w:noProof/>
+                <w:webHidden/>
+              </w:rPr>
+              <w:instrText xml:space="preserve"> PAGEREF _Toc234670681 \h </w:instrText>
+            </w:r>
+            <w:r>
+              <w:rPr>
+                <w:noProof/>
+                <w:webHidden/>
+              </w:rPr>
+            </w:r>
+            <w:r>
+              <w:rPr>
+                <w:noProof/>
+                <w:webHidden/>
+              </w:rPr>
+              <w:fldChar w:fldCharType="separate"/>
+            </w:r>
+            <w:r>
+              <w:rPr>
+                <w:noProof/>
+                <w:webHidden/>
+              </w:rPr>
+              <w:t>13</w:t>
+            </w:r>
+            <w:r>
+              <w:rPr>
+                <w:noProof/>
+                <w:webHidden/>
+              </w:rPr>
+              <w:fldChar w:fldCharType="end"/>
+            </w:r>
+          </w:hyperlink>
+        </w:p>
+        <w:p>
+          <w:pPr>
+            <w:pStyle w:val="TOC3"/>
+            <w:rPr>
+              <w:rFonts w:asciiTheme="minorHAnsi" w:eastAsiaTheme="minorEastAsia" w:hAnsiTheme="minorHAnsi"/>
+              <w:noProof/>
+            </w:rPr>
+          </w:pPr>
+          <w:hyperlink w:anchor="_Toc234670682" w:history="1">
+            <w:r>
+              <w:rPr>
+                <w:rStyle w:val="Hyperlink"/>
+                <w:noProof/>
+                <w:lang w:bidi="ar-DZ"/>
+              </w:rPr>
+              <w:t>First Normal Form Review</w:t>
+            </w:r>
+            <w:r>
+              <w:rPr>
+                <w:noProof/>
+                <w:webHidden/>
+              </w:rPr>
+              <w:tab/>
+            </w:r>
+            <w:r>
+              <w:rPr>
+                <w:noProof/>
+                <w:webHidden/>
+              </w:rPr>
+              <w:fldChar w:fldCharType="begin"/>
+            </w:r>
+            <w:r>
+              <w:rPr>
+                <w:noProof/>
+                <w:webHidden/>
+              </w:rPr>
+              <w:instrText xml:space="preserve"> PAGEREF _Toc234670682 \h </w:instrText>
+            </w:r>
+            <w:r>
+              <w:rPr>
+                <w:noProof/>
+                <w:webHidden/>
+              </w:rPr>
+            </w:r>
+            <w:r>
+              <w:rPr>
+                <w:noProof/>
+                <w:webHidden/>
+              </w:rPr>
+              <w:fldChar w:fldCharType="separate"/>
+            </w:r>
+            <w:r>
+              <w:rPr>
+                <w:noProof/>
+                <w:webHidden/>
+              </w:rPr>
+              <w:t>13</w:t>
+            </w:r>
+            <w:r>
+              <w:rPr>
+                <w:noProof/>
+                <w:webHidden/>
+              </w:rPr>
+              <w:fldChar w:fldCharType="end"/>
+            </w:r>
+          </w:hyperlink>
+        </w:p>
+        <w:p>
+          <w:pPr>
+            <w:pStyle w:val="TOC3"/>
+            <w:rPr>
+              <w:rFonts w:asciiTheme="minorHAnsi" w:eastAsiaTheme="minorEastAsia" w:hAnsiTheme="minorHAnsi"/>
+              <w:noProof/>
+            </w:rPr>
+          </w:pPr>
+          <w:hyperlink w:anchor="_Toc234670683" w:history="1">
+            <w:r>
+              <w:rPr>
+                <w:rStyle w:val="Hyperlink"/>
+                <w:noProof/>
+                <w:lang w:bidi="ar-DZ"/>
+              </w:rPr>
+              <w:t>Examples of 1NF Compliance</w:t>
+            </w:r>
+            <w:r>
+              <w:rPr>
+                <w:noProof/>
+                <w:webHidden/>
+              </w:rPr>
+              <w:tab/>
+            </w:r>
+            <w:r>
+              <w:rPr>
+                <w:noProof/>
+                <w:webHidden/>
+              </w:rPr>
+              <w:fldChar w:fldCharType="begin"/>
+            </w:r>
+            <w:r>
+              <w:rPr>
+                <w:noProof/>
+                <w:webHidden/>
+              </w:rPr>
+              <w:instrText xml:space="preserve"> PAGEREF _Toc234670683 \h </w:instrText>
+            </w:r>
+            <w:r>
+              <w:rPr>
+                <w:noProof/>
+                <w:webHidden/>
+              </w:rPr>
+            </w:r>
+            <w:r>
+              <w:rPr>
+                <w:noProof/>
+                <w:webHidden/>
+              </w:rPr>
+              <w:fldChar w:fldCharType="separate"/>
+            </w:r>
+            <w:r>
+              <w:rPr>
+                <w:noProof/>
+                <w:webHidden/>
+              </w:rPr>
+              <w:t>14</w:t>
+            </w:r>
+            <w:r>
+              <w:rPr>
+                <w:noProof/>
+                <w:webHidden/>
+              </w:rPr>
+              <w:fldChar w:fldCharType="end"/>
+            </w:r>
+          </w:hyperlink>
+        </w:p>
+        <w:p>
+          <w:pPr>
+            <w:pStyle w:val="TOC3"/>
+            <w:rPr>
+              <w:rFonts w:asciiTheme="minorHAnsi" w:eastAsiaTheme="minorEastAsia" w:hAnsiTheme="minorHAnsi"/>
+              <w:noProof/>
+            </w:rPr>
+          </w:pPr>
+          <w:hyperlink w:anchor="_Toc234670684" w:history="1">
+            <w:r>
+              <w:rPr>
+                <w:rStyle w:val="Hyperlink"/>
+                <w:noProof/>
+                <w:lang w:bidi="ar-DZ"/>
+              </w:rPr>
+              <w:t>Conclusion</w:t>
+            </w:r>
+            <w:r>
+              <w:rPr>
+                <w:noProof/>
+                <w:webHidden/>
+              </w:rPr>
+              <w:tab/>
+            </w:r>
+            <w:r>
+              <w:rPr>
+                <w:noProof/>
+                <w:webHidden/>
+              </w:rPr>
+              <w:fldChar w:fldCharType="begin"/>
+            </w:r>
+            <w:r>
+              <w:rPr>
+                <w:noProof/>
+                <w:webHidden/>
+              </w:rPr>
+              <w:instrText xml:space="preserve"> PAGEREF _Toc234670684 \h </w:instrText>
+            </w:r>
+            <w:r>
+              <w:rPr>
+                <w:noProof/>
+                <w:webHidden/>
+              </w:rPr>
+            </w:r>
+            <w:r>
+              <w:rPr>
+                <w:noProof/>
+                <w:webHidden/>
+              </w:rPr>
+              <w:fldChar w:fldCharType="separate"/>
+            </w:r>
+            <w:r>
+              <w:rPr>
+                <w:noProof/>
+                <w:webHidden/>
+              </w:rPr>
+              <w:t>14</w:t>
+            </w:r>
+            <w:r>
+              <w:rPr>
+                <w:noProof/>
+                <w:webHidden/>
+              </w:rPr>
+              <w:fldChar w:fldCharType="end"/>
+            </w:r>
+          </w:hyperlink>
+        </w:p>
+        <w:p>
+          <w:pPr>
+            <w:pStyle w:val="TOC2"/>
+            <w:rPr>
+              <w:rFonts w:asciiTheme="minorHAnsi" w:eastAsiaTheme="minorEastAsia" w:hAnsiTheme="minorHAnsi"/>
+            </w:rPr>
+          </w:pPr>
+          <w:hyperlink w:anchor="_Toc234670685" w:history="1">
+            <w:r>
+              <w:rPr>
+                <w:rStyle w:val="Hyperlink"/>
+                <w:lang w:bidi="ar-DZ"/>
+              </w:rPr>
+              <w:t>Second &amp; Third Normal Form Design</w:t>
+            </w:r>
+            <w:r>
+              <w:rPr>
+                <w:webHidden/>
+              </w:rPr>
+              <w:tab/>
+            </w:r>
+            <w:r>
+              <w:rPr>
+                <w:webHidden/>
+              </w:rPr>
+              <w:fldChar w:fldCharType="begin"/>
+            </w:r>
+            <w:r>
+              <w:rPr>
+                <w:webHidden/>
+              </w:rPr>
+              <w:instrText xml:space="preserve"> PAGEREF _Toc234670685 \h </w:instrText>
+            </w:r>
+            <w:r>
+              <w:rPr>
+                <w:webHidden/>
+              </w:rPr>
+            </w:r>
+            <w:r>
+              <w:rPr>
+                <w:webHidden/>
+              </w:rPr>
+              <w:fldChar w:fldCharType="separate"/>
+            </w:r>
+            <w:r>
+              <w:rPr>
+                <w:webHidden/>
+              </w:rPr>
+              <w:t>15</w:t>
+            </w:r>
+            <w:r>
+              <w:rPr>
+                <w:webHidden/>
+              </w:rPr>
+              <w:fldChar w:fldCharType="end"/>
+            </w:r>
+          </w:hyperlink>
+        </w:p>
+        <w:p>
+          <w:pPr>
+            <w:pStyle w:val="TOC3"/>
+            <w:rPr>
+              <w:rFonts w:asciiTheme="minorHAnsi" w:eastAsiaTheme="minorEastAsia" w:hAnsiTheme="minorHAnsi"/>
+              <w:noProof/>
+            </w:rPr>
+          </w:pPr>
+          <w:hyperlink w:anchor="_Toc234670686" w:history="1">
+            <w:r>
+              <w:rPr>
+                <w:rStyle w:val="Hyperlink"/>
+                <w:noProof/>
+                <w:lang w:bidi="ar-DZ"/>
+              </w:rPr>
+              <w:t>Overview</w:t>
+            </w:r>
+            <w:r>
+              <w:rPr>
+                <w:noProof/>
+                <w:webHidden/>
+              </w:rPr>
+              <w:tab/>
+            </w:r>
+            <w:r>
+              <w:rPr>
+                <w:noProof/>
+                <w:webHidden/>
+              </w:rPr>
+              <w:fldChar w:fldCharType="begin"/>
+            </w:r>
+            <w:r>
+              <w:rPr>
+                <w:noProof/>
+                <w:webHidden/>
+              </w:rPr>
+              <w:instrText xml:space="preserve"> PAGEREF _Toc234670686 \h </w:instrText>
+            </w:r>
+            <w:r>
+              <w:rPr>
+                <w:noProof/>
+                <w:webHidden/>
+              </w:rPr>
+            </w:r>
+            <w:r>
+              <w:rPr>
+                <w:noProof/>
+                <w:webHidden/>
+              </w:rPr>
+              <w:fldChar w:fldCharType="separate"/>
+            </w:r>
+            <w:r>
+              <w:rPr>
+                <w:noProof/>
+                <w:webHidden/>
+              </w:rPr>
+              <w:t>15</w:t>
+            </w:r>
+            <w:r>
+              <w:rPr>
+                <w:noProof/>
+                <w:webHidden/>
+              </w:rPr>
+              <w:fldChar w:fldCharType="end"/>
+            </w:r>
+          </w:hyperlink>
+        </w:p>
+        <w:p>
+          <w:pPr>
+            <w:pStyle w:val="TOC3"/>
+            <w:rPr>
+              <w:rFonts w:asciiTheme="minorHAnsi" w:eastAsiaTheme="minorEastAsia" w:hAnsiTheme="minorHAnsi"/>
+              <w:noProof/>
+            </w:rPr>
+          </w:pPr>
+          <w:hyperlink w:anchor="_Toc234670687" w:history="1">
+            <w:r>
+              <w:rPr>
+                <w:rStyle w:val="Hyperlink"/>
+                <w:noProof/>
+                <w:lang w:bidi="ar-DZ"/>
+              </w:rPr>
+              <w:t>Second Normal Form (2NF)</w:t>
+            </w:r>
+            <w:r>
+              <w:rPr>
+                <w:noProof/>
+                <w:webHidden/>
+              </w:rPr>
+              <w:tab/>
+            </w:r>
+            <w:r>
+              <w:rPr>
+                <w:noProof/>
+                <w:webHidden/>
+              </w:rPr>
+              <w:fldChar w:fldCharType="begin"/>
+            </w:r>
+            <w:r>
+              <w:rPr>
+                <w:noProof/>
+                <w:webHidden/>
+              </w:rPr>
+              <w:instrText xml:space="preserve"> PAGEREF _Toc234670687 \h </w:instrText>
+            </w:r>
+            <w:r>
+              <w:rPr>
+                <w:noProof/>
+                <w:webHidden/>
+              </w:rPr>
+            </w:r>
+            <w:r>
+              <w:rPr>
+                <w:noProof/>
+                <w:webHidden/>
+              </w:rPr>
+              <w:fldChar w:fldCharType="separate"/>
+            </w:r>
+            <w:r>
+              <w:rPr>
+                <w:noProof/>
+                <w:webHidden/>
+              </w:rPr>
+              <w:t>15</w:t>
+            </w:r>
+            <w:r>
+              <w:rPr>
+                <w:noProof/>
+                <w:webHidden/>
+              </w:rPr>
+              <w:fldChar w:fldCharType="end"/>
+            </w:r>
+          </w:hyperlink>
+        </w:p>
+        <w:p>
+          <w:pPr>
+            <w:pStyle w:val="TOC3"/>
+            <w:rPr>
+              <w:rFonts w:asciiTheme="minorHAnsi" w:eastAsiaTheme="minorEastAsia" w:hAnsiTheme="minorHAnsi"/>
+              <w:noProof/>
+            </w:rPr>
+          </w:pPr>
+          <w:hyperlink w:anchor="_Toc234670688" w:history="1">
+            <w:r>
+              <w:rPr>
+                <w:rStyle w:val="Hyperlink"/>
+                <w:noProof/>
+                <w:lang w:bidi="ar-DZ"/>
+              </w:rPr>
+              <w:t>Third Normal Form (3NF)</w:t>
+            </w:r>
+            <w:r>
+              <w:rPr>
+                <w:noProof/>
+                <w:webHidden/>
+              </w:rPr>
+              <w:tab/>
+            </w:r>
+            <w:r>
+              <w:rPr>
+                <w:noProof/>
+                <w:webHidden/>
+              </w:rPr>
+              <w:fldChar w:fldCharType="begin"/>
+            </w:r>
+            <w:r>
+              <w:rPr>
+                <w:noProof/>
+                <w:webHidden/>
+              </w:rPr>
+              <w:instrText xml:space="preserve"> PAGEREF _Toc234670688 \h </w:instrText>
+            </w:r>
+            <w:r>
+              <w:rPr>
+                <w:noProof/>
+                <w:webHidden/>
+              </w:rPr>
+            </w:r>
+            <w:r>
+              <w:rPr>
+                <w:noProof/>
+                <w:webHidden/>
+              </w:rPr>
+              <w:fldChar w:fldCharType="separate"/>
+            </w:r>
+            <w:r>
+              <w:rPr>
+                <w:noProof/>
+                <w:webHidden/>
+              </w:rPr>
+              <w:t>17</w:t>
+            </w:r>
+            <w:r>
+              <w:rPr>
+                <w:noProof/>
+                <w:webHidden/>
+              </w:rPr>
+              <w:fldChar w:fldCharType="end"/>
+            </w:r>
+          </w:hyperlink>
+        </w:p>
+        <w:p>
+          <w:pPr>
+            <w:pStyle w:val="TOC3"/>
+            <w:rPr>
+              <w:rFonts w:asciiTheme="minorHAnsi" w:eastAsiaTheme="minorEastAsia" w:hAnsiTheme="minorHAnsi"/>
+              <w:noProof/>
+            </w:rPr>
+          </w:pPr>
+          <w:hyperlink w:anchor="_Toc234670689" w:history="1">
+            <w:r>
+              <w:rPr>
+                <w:rStyle w:val="Hyperlink"/>
+                <w:noProof/>
+                <w:lang w:bidi="ar-DZ"/>
+              </w:rPr>
+              <w:t>Normalization Benefits</w:t>
+            </w:r>
+            <w:r>
+              <w:rPr>
+                <w:noProof/>
+                <w:webHidden/>
+              </w:rPr>
+              <w:tab/>
+            </w:r>
+            <w:r>
+              <w:rPr>
+                <w:noProof/>
+                <w:webHidden/>
+              </w:rPr>
+              <w:fldChar w:fldCharType="begin"/>
+            </w:r>
+            <w:r>
+              <w:rPr>
+                <w:noProof/>
+                <w:webHidden/>
+              </w:rPr>
+              <w:instrText xml:space="preserve"> PAGEREF _Toc234670689 \h </w:instrText>
+            </w:r>
+            <w:r>
+              <w:rPr>
+                <w:noProof/>
+                <w:webHidden/>
+              </w:rPr>
+            </w:r>
+            <w:r>
+              <w:rPr>
+                <w:noProof/>
+                <w:webHidden/>
+              </w:rPr>
+              <w:fldChar w:fldCharType="separate"/>
+            </w:r>
+            <w:r>
+              <w:rPr>
+                <w:noProof/>
+                <w:webHidden/>
+              </w:rPr>
+              <w:t>20</w:t>
+            </w:r>
+            <w:r>
+              <w:rPr>
+                <w:noProof/>
+                <w:webHidden/>
+              </w:rPr>
+              <w:fldChar w:fldCharType="end"/>
+            </w:r>
+          </w:hyperlink>
+        </w:p>
+        <w:p>
+          <w:pPr>
+            <w:pStyle w:val="TOC3"/>
+            <w:rPr>
+              <w:rFonts w:asciiTheme="minorHAnsi" w:eastAsiaTheme="minorEastAsia" w:hAnsiTheme="minorHAnsi"/>
+              <w:noProof/>
+            </w:rPr>
+          </w:pPr>
+          <w:hyperlink w:anchor="_Toc234670690" w:history="1">
+            <w:r>
+              <w:rPr>
+                <w:rStyle w:val="Hyperlink"/>
+                <w:noProof/>
+                <w:lang w:bidi="ar-DZ"/>
+              </w:rPr>
+              <w:t>Conclusion</w:t>
+            </w:r>
+            <w:r>
+              <w:rPr>
+                <w:noProof/>
+                <w:webHidden/>
+              </w:rPr>
+              <w:tab/>
+            </w:r>
+            <w:r>
+              <w:rPr>
+                <w:noProof/>
+                <w:webHidden/>
+              </w:rPr>
+              <w:fldChar w:fldCharType="begin"/>
+            </w:r>
+            <w:r>
+              <w:rPr>
+                <w:noProof/>
+                <w:webHidden/>
+              </w:rPr>
+              <w:instrText xml:space="preserve"> PAGEREF _Toc234670690 \h </w:instrText>
+            </w:r>
+            <w:r>
+              <w:rPr>
+                <w:noProof/>
+                <w:webHidden/>
+              </w:rPr>
+            </w:r>
+            <w:r>
+              <w:rPr>
+                <w:noProof/>
+                <w:webHidden/>
+              </w:rPr>
+              <w:fldChar w:fldCharType="separate"/>
+            </w:r>
+            <w:r>
+              <w:rPr>
+                <w:noProof/>
+                <w:webHidden/>
+              </w:rPr>
+              <w:t>20</w:t>
+            </w:r>
+            <w:r>
+              <w:rPr>
+                <w:noProof/>
+                <w:webHidden/>
+              </w:rPr>
+              <w:fldChar w:fldCharType="end"/>
+            </w:r>
+          </w:hyperlink>
+        </w:p>
+        <w:p>
+          <w:pPr>
+            <w:pStyle w:val="TOC2"/>
+            <w:rPr>
+              <w:rFonts w:asciiTheme="minorHAnsi" w:eastAsiaTheme="minorEastAsia" w:hAnsiTheme="minorHAnsi"/>
+            </w:rPr>
+          </w:pPr>
+          <w:hyperlink w:anchor="_Toc234670691" w:history="1">
+            <w:r>
+              <w:rPr>
+                <w:rStyle w:val="Hyperlink"/>
+                <w:lang w:bidi="ar-DZ"/>
+              </w:rPr>
+              <w:t>Core Entity-Relationship Diagram (ERD) Development</w:t>
+            </w:r>
+            <w:r>
+              <w:rPr>
+                <w:webHidden/>
+              </w:rPr>
+              <w:tab/>
+            </w:r>
+            <w:r>
+              <w:rPr>
+                <w:webHidden/>
+              </w:rPr>
+              <w:fldChar w:fldCharType="begin"/>
+            </w:r>
+            <w:r>
+              <w:rPr>
+                <w:webHidden/>
+              </w:rPr>
+              <w:instrText xml:space="preserve"> PAGEREF _Toc234670691 \h </w:instrText>
+            </w:r>
+            <w:r>
+              <w:rPr>
+                <w:webHidden/>
+              </w:rPr>
+            </w:r>
+            <w:r>
+              <w:rPr>
+                <w:webHidden/>
+              </w:rPr>
+              <w:fldChar w:fldCharType="separate"/>
+            </w:r>
+            <w:r>
+              <w:rPr>
+                <w:webHidden/>
+              </w:rPr>
+              <w:t>21</w:t>
+            </w:r>
+            <w:r>
+              <w:rPr>
+                <w:webHidden/>
+              </w:rPr>
+              <w:fldChar w:fldCharType="end"/>
+            </w:r>
+          </w:hyperlink>
+        </w:p>
+        <w:p>
+          <w:pPr>
+            <w:pStyle w:val="TOC3"/>
+            <w:rPr>
+              <w:rFonts w:asciiTheme="minorHAnsi" w:eastAsiaTheme="minorEastAsia" w:hAnsiTheme="minorHAnsi"/>
+              <w:noProof/>
+            </w:rPr>
+          </w:pPr>
+          <w:hyperlink w:anchor="_Toc234670692" w:history="1">
+            <w:r>
+              <w:rPr>
+                <w:rStyle w:val="Hyperlink"/>
+                <w:noProof/>
+                <w:lang w:bidi="ar-DZ"/>
+              </w:rPr>
+              <w:t>Overview</w:t>
+            </w:r>
+            <w:r>
+              <w:rPr>
+                <w:noProof/>
+                <w:webHidden/>
+              </w:rPr>
+              <w:tab/>
+            </w:r>
+            <w:r>
+              <w:rPr>
+                <w:noProof/>
+                <w:webHidden/>
+              </w:rPr>
+              <w:fldChar w:fldCharType="begin"/>
+            </w:r>
+            <w:r>
+              <w:rPr>
+                <w:noProof/>
+                <w:webHidden/>
+              </w:rPr>
+              <w:instrText xml:space="preserve"> PAGEREF _Toc234670692 \h </w:instrText>
+            </w:r>
+            <w:r>
+              <w:rPr>
+                <w:noProof/>
+                <w:webHidden/>
+              </w:rPr>
+            </w:r>
+            <w:r>
+              <w:rPr>
+                <w:noProof/>
+                <w:webHidden/>
+              </w:rPr>
+              <w:fldChar w:fldCharType="separate"/>
+            </w:r>
+            <w:r>
+              <w:rPr>
+                <w:noProof/>
+                <w:webHidden/>
+              </w:rPr>
+              <w:t>21</w:t>
+            </w:r>
+            <w:r>
+              <w:rPr>
+                <w:noProof/>
+                <w:webHidden/>
+              </w:rPr>
+              <w:fldChar w:fldCharType="end"/>
+            </w:r>
+          </w:hyperlink>
+        </w:p>
+        <w:p>
+          <w:pPr>
+            <w:pStyle w:val="TOC3"/>
+            <w:rPr>
+              <w:rFonts w:asciiTheme="minorHAnsi" w:eastAsiaTheme="minorEastAsia" w:hAnsiTheme="minorHAnsi"/>
+              <w:noProof/>
+            </w:rPr>
+          </w:pPr>
+          <w:hyperlink w:anchor="_Toc234670693" w:history="1">
+            <w:r>
+              <w:rPr>
+                <w:rStyle w:val="Hyperlink"/>
+                <w:noProof/>
+                <w:lang w:bidi="ar-DZ"/>
+              </w:rPr>
+              <w:t>Core Entities</w:t>
+            </w:r>
+            <w:r>
+              <w:rPr>
+                <w:noProof/>
+                <w:webHidden/>
+              </w:rPr>
+              <w:tab/>
+            </w:r>
+            <w:r>
+              <w:rPr>
+                <w:noProof/>
+                <w:webHidden/>
+              </w:rPr>
+              <w:fldChar w:fldCharType="begin"/>
+            </w:r>
+            <w:r>
+              <w:rPr>
+                <w:noProof/>
+                <w:webHidden/>
+              </w:rPr>
+              <w:instrText xml:space="preserve"> PAGEREF _Toc234670693 \h </w:instrText>
+            </w:r>
+            <w:r>
+              <w:rPr>
+                <w:noProof/>
+                <w:webHidden/>
+              </w:rPr>
+            </w:r>
+            <w:r>
+              <w:rPr>
+                <w:noProof/>
+                <w:webHidden/>
+              </w:rPr>
+              <w:fldChar w:fldCharType="separate"/>
+            </w:r>
+            <w:r>
+              <w:rPr>
+                <w:noProof/>
+                <w:webHidden/>
+              </w:rPr>
+              <w:t>21</w:t>
+            </w:r>
+            <w:r>
+              <w:rPr>
+                <w:noProof/>
+                <w:webHidden/>
+              </w:rPr>
+              <w:fldChar w:fldCharType="end"/>
+            </w:r>
+          </w:hyperlink>
+        </w:p>
+        <w:p>
+          <w:pPr>
+            <w:pStyle w:val="TOC3"/>
+            <w:rPr>
+              <w:rFonts w:asciiTheme="minorHAnsi" w:eastAsiaTheme="minorEastAsia" w:hAnsiTheme="minorHAnsi"/>
+              <w:noProof/>
+            </w:rPr>
+          </w:pPr>
+          <w:hyperlink w:anchor="_Toc234670694" w:history="1">
+            <w:r>
+              <w:rPr>
+                <w:rStyle w:val="Hyperlink"/>
+                <w:noProof/>
+                <w:lang w:bidi="ar-DZ"/>
+              </w:rPr>
+              <w:t>Entity Relationships</w:t>
+            </w:r>
+            <w:r>
+              <w:rPr>
+                <w:noProof/>
+                <w:webHidden/>
+              </w:rPr>
+              <w:tab/>
+            </w:r>
+            <w:r>
+              <w:rPr>
+                <w:noProof/>
+                <w:webHidden/>
+              </w:rPr>
+              <w:fldChar w:fldCharType="begin"/>
+            </w:r>
+            <w:r>
+              <w:rPr>
+                <w:noProof/>
+                <w:webHidden/>
+              </w:rPr>
+              <w:instrText xml:space="preserve"> PAGEREF _Toc234670694 \h </w:instrText>
+            </w:r>
+            <w:r>
+              <w:rPr>
+                <w:noProof/>
+                <w:webHidden/>
+              </w:rPr>
+            </w:r>
+            <w:r>
+              <w:rPr>
+                <w:noProof/>
+                <w:webHidden/>
+              </w:rPr>
+              <w:fldChar w:fldCharType="separate"/>
+            </w:r>
+            <w:r>
+              <w:rPr>
+                <w:noProof/>
+                <w:webHidden/>
+              </w:rPr>
+              <w:t>22</w:t>
+            </w:r>
+            <w:r>
+              <w:rPr>
+                <w:noProof/>
+                <w:webHidden/>
+              </w:rPr>
+              <w:fldChar w:fldCharType="end"/>
+            </w:r>
+          </w:hyperlink>
+        </w:p>
+        <w:p>
+          <w:pPr>
+            <w:pStyle w:val="TOC3"/>
+            <w:rPr>
+              <w:rFonts w:asciiTheme="minorHAnsi" w:eastAsiaTheme="minorEastAsia" w:hAnsiTheme="minorHAnsi"/>
+              <w:noProof/>
+            </w:rPr>
+          </w:pPr>
+          <w:hyperlink w:anchor="_Toc234670695" w:history="1">
+            <w:r>
+              <w:rPr>
+                <w:rStyle w:val="Hyperlink"/>
+                <w:noProof/>
+                <w:lang w:bidi="ar-DZ"/>
+              </w:rPr>
+              <w:t>Primary and Foreign Keys</w:t>
+            </w:r>
+            <w:r>
+              <w:rPr>
+                <w:noProof/>
+                <w:webHidden/>
+              </w:rPr>
+              <w:tab/>
+            </w:r>
+            <w:r>
+              <w:rPr>
+                <w:noProof/>
+                <w:webHidden/>
+              </w:rPr>
+              <w:fldChar w:fldCharType="begin"/>
+            </w:r>
+            <w:r>
+              <w:rPr>
+                <w:noProof/>
+                <w:webHidden/>
+              </w:rPr>
+              <w:instrText xml:space="preserve"> PAGEREF _Toc234670695 \h </w:instrText>
+            </w:r>
+            <w:r>
+              <w:rPr>
+                <w:noProof/>
+                <w:webHidden/>
+              </w:rPr>
+            </w:r>
+            <w:r>
+              <w:rPr>
+                <w:noProof/>
+                <w:webHidden/>
+              </w:rPr>
+              <w:fldChar w:fldCharType="separate"/>
+            </w:r>
+            <w:r>
+              <w:rPr>
+                <w:noProof/>
+                <w:webHidden/>
+              </w:rPr>
+              <w:t>23</w:t>
+            </w:r>
+            <w:r>
+              <w:rPr>
+                <w:noProof/>
+                <w:webHidden/>
+              </w:rPr>
+              <w:fldChar w:fldCharType="end"/>
+            </w:r>
+          </w:hyperlink>
+        </w:p>
+        <w:p>
+          <w:pPr>
+            <w:pStyle w:val="TOC3"/>
+            <w:rPr>
+              <w:rFonts w:asciiTheme="minorHAnsi" w:eastAsiaTheme="minorEastAsia" w:hAnsiTheme="minorHAnsi"/>
+              <w:noProof/>
+            </w:rPr>
+          </w:pPr>
+          <w:hyperlink w:anchor="_Toc234670696" w:history="1">
+            <w:r>
+              <w:rPr>
+                <w:rStyle w:val="Hyperlink"/>
+                <w:noProof/>
+                <w:lang w:bidi="ar-DZ"/>
+              </w:rPr>
+              <w:t>ERD Design Characteristics</w:t>
+            </w:r>
+            <w:r>
+              <w:rPr>
+                <w:noProof/>
+                <w:webHidden/>
+              </w:rPr>
+              <w:tab/>
+            </w:r>
+            <w:r>
+              <w:rPr>
+                <w:noProof/>
+                <w:webHidden/>
+              </w:rPr>
+              <w:fldChar w:fldCharType="begin"/>
+            </w:r>
+            <w:r>
+              <w:rPr>
+                <w:noProof/>
+                <w:webHidden/>
+              </w:rPr>
+              <w:instrText xml:space="preserve"> PAGEREF _Toc234670696 \h </w:instrText>
+            </w:r>
+            <w:r>
+              <w:rPr>
+                <w:noProof/>
+                <w:webHidden/>
+              </w:rPr>
+            </w:r>
+            <w:r>
+              <w:rPr>
+                <w:noProof/>
+                <w:webHidden/>
+              </w:rPr>
+              <w:fldChar w:fldCharType="separate"/>
+            </w:r>
+            <w:r>
+              <w:rPr>
+                <w:noProof/>
+                <w:webHidden/>
+              </w:rPr>
+              <w:t>24</w:t>
+            </w:r>
+            <w:r>
+              <w:rPr>
+                <w:noProof/>
+                <w:webHidden/>
+              </w:rPr>
+              <w:fldChar w:fldCharType="end"/>
+            </w:r>
+          </w:hyperlink>
+        </w:p>
+        <w:p>
+          <w:pPr>
+            <w:pStyle w:val="TOC3"/>
+            <w:rPr>
+              <w:rFonts w:asciiTheme="minorHAnsi" w:eastAsiaTheme="minorEastAsia" w:hAnsiTheme="minorHAnsi"/>
+              <w:noProof/>
+            </w:rPr>
+          </w:pPr>
+          <w:hyperlink w:anchor="_Toc234670697" w:history="1">
+            <w:r>
+              <w:rPr>
+                <w:rStyle w:val="Hyperlink"/>
+                <w:noProof/>
+                <w:lang w:bidi="ar-DZ"/>
+              </w:rPr>
+              <w:t>Core ERD Description</w:t>
+            </w:r>
+            <w:r>
+              <w:rPr>
+                <w:noProof/>
+                <w:webHidden/>
+              </w:rPr>
+              <w:tab/>
+            </w:r>
+            <w:r>
+              <w:rPr>
+                <w:noProof/>
+                <w:webHidden/>
+              </w:rPr>
+              <w:fldChar w:fldCharType="begin"/>
+            </w:r>
+            <w:r>
+              <w:rPr>
+                <w:noProof/>
+                <w:webHidden/>
+              </w:rPr>
+              <w:instrText xml:space="preserve"> PAGEREF _Toc234670697 \h </w:instrText>
+            </w:r>
+            <w:r>
+              <w:rPr>
+                <w:noProof/>
+                <w:webHidden/>
+              </w:rPr>
+            </w:r>
+            <w:r>
+              <w:rPr>
+                <w:noProof/>
+                <w:webHidden/>
+              </w:rPr>
+              <w:fldChar w:fldCharType="separate"/>
+            </w:r>
+            <w:r>
+              <w:rPr>
+                <w:noProof/>
+                <w:webHidden/>
+              </w:rPr>
+              <w:t>24</w:t>
+            </w:r>
+            <w:r>
+              <w:rPr>
+                <w:noProof/>
+                <w:webHidden/>
+              </w:rPr>
+              <w:fldChar w:fldCharType="end"/>
+            </w:r>
+          </w:hyperlink>
+        </w:p>
+        <w:p>
+          <w:pPr>
+            <w:pStyle w:val="TOC3"/>
+            <w:rPr>
+              <w:rFonts w:asciiTheme="minorHAnsi" w:eastAsiaTheme="minorEastAsia" w:hAnsiTheme="minorHAnsi"/>
+              <w:noProof/>
+            </w:rPr>
+          </w:pPr>
+          <w:hyperlink w:anchor="_Toc234670698" w:history="1">
+            <w:r>
+              <w:rPr>
+                <w:rStyle w:val="Hyperlink"/>
+                <w:noProof/>
+                <w:lang w:bidi="ar-DZ"/>
+              </w:rPr>
+              <w:t>Conclusion</w:t>
+            </w:r>
+            <w:r>
+              <w:rPr>
+                <w:noProof/>
+                <w:webHidden/>
+              </w:rPr>
+              <w:tab/>
+            </w:r>
+            <w:r>
+              <w:rPr>
+                <w:noProof/>
+                <w:webHidden/>
+              </w:rPr>
+              <w:fldChar w:fldCharType="begin"/>
+            </w:r>
+            <w:r>
+              <w:rPr>
+                <w:noProof/>
+                <w:webHidden/>
+              </w:rPr>
+              <w:instrText xml:space="preserve"> PAGEREF _Toc234670698 \h </w:instrText>
+            </w:r>
+            <w:r>
+              <w:rPr>
+                <w:noProof/>
+                <w:webHidden/>
+              </w:rPr>
+            </w:r>
+            <w:r>
+              <w:rPr>
+                <w:noProof/>
+                <w:webHidden/>
+              </w:rPr>
+              <w:fldChar w:fldCharType="separate"/>
+            </w:r>
+            <w:r>
+              <w:rPr>
+                <w:noProof/>
+                <w:webHidden/>
+              </w:rPr>
+              <w:t>24</w:t>
+            </w:r>
+            <w:r>
+              <w:rPr>
+                <w:noProof/>
+                <w:webHidden/>
+              </w:rPr>
+              <w:fldChar w:fldCharType="end"/>
+            </w:r>
+          </w:hyperlink>
+        </w:p>
+        <w:p>
+          <w:pPr>
+            <w:pStyle w:val="TOC2"/>
+            <w:rPr>
+              <w:rFonts w:asciiTheme="minorHAnsi" w:eastAsiaTheme="minorEastAsia" w:hAnsiTheme="minorHAnsi"/>
+            </w:rPr>
+          </w:pPr>
+          <w:hyperlink w:anchor="_Toc234670699" w:history="1">
+            <w:r>
+              <w:rPr>
+                <w:rStyle w:val="Hyperlink"/>
+                <w:lang w:bidi="ar-DZ"/>
+              </w:rPr>
+              <w:t>Package-Level Entity-Relationship Diagram (ERD) Development</w:t>
+            </w:r>
+            <w:r>
+              <w:rPr>
+                <w:webHidden/>
+              </w:rPr>
+              <w:tab/>
+            </w:r>
+            <w:r>
+              <w:rPr>
+                <w:webHidden/>
+              </w:rPr>
+              <w:fldChar w:fldCharType="begin"/>
+            </w:r>
+            <w:r>
+              <w:rPr>
+                <w:webHidden/>
+              </w:rPr>
+              <w:instrText xml:space="preserve"> PAGEREF _Toc234670699 \h </w:instrText>
+            </w:r>
+            <w:r>
+              <w:rPr>
+                <w:webHidden/>
+              </w:rPr>
+            </w:r>
+            <w:r>
+              <w:rPr>
+                <w:webHidden/>
+              </w:rPr>
+              <w:fldChar w:fldCharType="separate"/>
+            </w:r>
+            <w:r>
+              <w:rPr>
+                <w:webHidden/>
+              </w:rPr>
+              <w:t>25</w:t>
+            </w:r>
+            <w:r>
+              <w:rPr>
+                <w:webHidden/>
+              </w:rPr>
+              <w:fldChar w:fldCharType="end"/>
+            </w:r>
+          </w:hyperlink>
+        </w:p>
+        <w:p>
+          <w:pPr>
+            <w:pStyle w:val="TOC3"/>
+            <w:rPr>
+              <w:rFonts w:asciiTheme="minorHAnsi" w:eastAsiaTheme="minorEastAsia" w:hAnsiTheme="minorHAnsi"/>
+              <w:noProof/>
+            </w:rPr>
+          </w:pPr>
+          <w:hyperlink w:anchor="_Toc234670700" w:history="1">
+            <w:r>
+              <w:rPr>
+                <w:rStyle w:val="Hyperlink"/>
+                <w:noProof/>
+                <w:lang w:bidi="ar-DZ"/>
+              </w:rPr>
+              <w:t>Overview</w:t>
+            </w:r>
+            <w:r>
+              <w:rPr>
+                <w:noProof/>
+                <w:webHidden/>
+              </w:rPr>
+              <w:tab/>
+            </w:r>
+            <w:r>
+              <w:rPr>
+                <w:noProof/>
+                <w:webHidden/>
+              </w:rPr>
+              <w:fldChar w:fldCharType="begin"/>
+            </w:r>
+            <w:r>
+              <w:rPr>
+                <w:noProof/>
+                <w:webHidden/>
+              </w:rPr>
+              <w:instrText xml:space="preserve"> PAGEREF _Toc234670700 \h </w:instrText>
+            </w:r>
+            <w:r>
+              <w:rPr>
+                <w:noProof/>
+                <w:webHidden/>
+              </w:rPr>
+            </w:r>
+            <w:r>
+              <w:rPr>
+                <w:noProof/>
+                <w:webHidden/>
+              </w:rPr>
+              <w:fldChar w:fldCharType="separate"/>
+            </w:r>
+            <w:r>
+              <w:rPr>
+                <w:noProof/>
+                <w:webHidden/>
+              </w:rPr>
+              <w:t>25</w:t>
+            </w:r>
+            <w:r>
+              <w:rPr>
+                <w:noProof/>
+                <w:webHidden/>
+              </w:rPr>
+              <w:fldChar w:fldCharType="end"/>
+            </w:r>
+          </w:hyperlink>
+        </w:p>
+        <w:p>
+          <w:pPr>
+            <w:pStyle w:val="TOC3"/>
+            <w:rPr>
+              <w:rFonts w:asciiTheme="minorHAnsi" w:eastAsiaTheme="minorEastAsia" w:hAnsiTheme="minorHAnsi"/>
+              <w:noProof/>
+            </w:rPr>
+          </w:pPr>
+          <w:hyperlink w:anchor="_Toc234670701" w:history="1">
+            <w:r>
+              <w:rPr>
+                <w:rStyle w:val="Hyperlink"/>
+                <w:noProof/>
+                <w:lang w:bidi="ar-DZ"/>
+              </w:rPr>
+              <w:t>User Management Package</w:t>
+            </w:r>
+            <w:r>
+              <w:rPr>
+                <w:noProof/>
+                <w:webHidden/>
+              </w:rPr>
+              <w:tab/>
+            </w:r>
+            <w:r>
+              <w:rPr>
+                <w:noProof/>
+                <w:webHidden/>
+              </w:rPr>
+              <w:fldChar w:fldCharType="begin"/>
+            </w:r>
+            <w:r>
+              <w:rPr>
+                <w:noProof/>
+                <w:webHidden/>
+              </w:rPr>
+              <w:instrText xml:space="preserve"> PAGEREF _Toc234670701 \h </w:instrText>
+            </w:r>
+            <w:r>
+              <w:rPr>
+                <w:noProof/>
+                <w:webHidden/>
+              </w:rPr>
+            </w:r>
+            <w:r>
+              <w:rPr>
+                <w:noProof/>
+                <w:webHidden/>
+              </w:rPr>
+              <w:fldChar w:fldCharType="separate"/>
+            </w:r>
+            <w:r>
+              <w:rPr>
+                <w:noProof/>
+                <w:webHidden/>
+              </w:rPr>
+              <w:t>26</w:t>
+            </w:r>
+            <w:r>
+              <w:rPr>
+                <w:noProof/>
+                <w:webHidden/>
+              </w:rPr>
+              <w:fldChar w:fldCharType="end"/>
+            </w:r>
+          </w:hyperlink>
+        </w:p>
+        <w:p>
+          <w:pPr>
+            <w:pStyle w:val="TOC3"/>
+            <w:rPr>
+              <w:rFonts w:asciiTheme="minorHAnsi" w:eastAsiaTheme="minorEastAsia" w:hAnsiTheme="minorHAnsi"/>
+              <w:noProof/>
+            </w:rPr>
+          </w:pPr>
+          <w:hyperlink w:anchor="_Toc234670702" w:history="1">
+            <w:r>
+              <w:rPr>
+                <w:rStyle w:val="Hyperlink"/>
+                <w:noProof/>
+                <w:lang w:bidi="ar-DZ"/>
+              </w:rPr>
+              <w:t>Agency Management Package</w:t>
+            </w:r>
+            <w:r>
+              <w:rPr>
+                <w:noProof/>
+                <w:webHidden/>
+              </w:rPr>
+              <w:tab/>
+            </w:r>
+            <w:r>
+              <w:rPr>
+                <w:noProof/>
+                <w:webHidden/>
+              </w:rPr>
+              <w:fldChar w:fldCharType="begin"/>
+            </w:r>
+            <w:r>
+              <w:rPr>
+                <w:noProof/>
+                <w:webHidden/>
+              </w:rPr>
+              <w:instrText xml:space="preserve"> PAGEREF _Toc234670702 \h </w:instrText>
+            </w:r>
+            <w:r>
+              <w:rPr>
+                <w:noProof/>
+                <w:webHidden/>
+              </w:rPr>
+            </w:r>
+            <w:r>
+              <w:rPr>
+                <w:noProof/>
+                <w:webHidden/>
+              </w:rPr>
+              <w:fldChar w:fldCharType="separate"/>
+            </w:r>
+            <w:r>
+              <w:rPr>
+                <w:noProof/>
+                <w:webHidden/>
+              </w:rPr>
+              <w:t>27</w:t>
+            </w:r>
+            <w:r>
+              <w:rPr>
+                <w:noProof/>
+                <w:webHidden/>
+              </w:rPr>
+              <w:fldChar w:fldCharType="end"/>
+            </w:r>
+          </w:hyperlink>
+        </w:p>
+        <w:p>
+          <w:pPr>
+            <w:pStyle w:val="TOC3"/>
+            <w:rPr>
+              <w:rFonts w:asciiTheme="minorHAnsi" w:eastAsiaTheme="minorEastAsia" w:hAnsiTheme="minorHAnsi"/>
+              <w:noProof/>
+            </w:rPr>
+          </w:pPr>
+          <w:hyperlink w:anchor="_Toc234670703" w:history="1">
+            <w:r>
+              <w:rPr>
+                <w:rStyle w:val="Hyperlink"/>
+                <w:noProof/>
+                <w:lang w:bidi="ar-DZ"/>
+              </w:rPr>
+              <w:t>Fleet Management Package</w:t>
+            </w:r>
+            <w:r>
+              <w:rPr>
+                <w:noProof/>
+                <w:webHidden/>
+              </w:rPr>
+              <w:tab/>
+            </w:r>
+            <w:r>
+              <w:rPr>
+                <w:noProof/>
+                <w:webHidden/>
+              </w:rPr>
+              <w:fldChar w:fldCharType="begin"/>
+            </w:r>
+            <w:r>
+              <w:rPr>
+                <w:noProof/>
+                <w:webHidden/>
+              </w:rPr>
+              <w:instrText xml:space="preserve"> PAGEREF _Toc234670703 \h </w:instrText>
+            </w:r>
+            <w:r>
+              <w:rPr>
+                <w:noProof/>
+                <w:webHidden/>
+              </w:rPr>
+            </w:r>
+            <w:r>
+              <w:rPr>
+                <w:noProof/>
+                <w:webHidden/>
+              </w:rPr>
+              <w:fldChar w:fldCharType="separate"/>
+            </w:r>
+            <w:r>
+              <w:rPr>
+                <w:noProof/>
+                <w:webHidden/>
+              </w:rPr>
+              <w:t>28</w:t>
+            </w:r>
+            <w:r>
+              <w:rPr>
+                <w:noProof/>
+                <w:webHidden/>
+              </w:rPr>
+              <w:fldChar w:fldCharType="end"/>
+            </w:r>
+          </w:hyperlink>
+        </w:p>
+        <w:p>
+          <w:pPr>
+            <w:pStyle w:val="TOC3"/>
+            <w:rPr>
+              <w:rFonts w:asciiTheme="minorHAnsi" w:eastAsiaTheme="minorEastAsia" w:hAnsiTheme="minorHAnsi"/>
+              <w:noProof/>
+            </w:rPr>
+          </w:pPr>
+          <w:hyperlink w:anchor="_Toc234670704" w:history="1">
+            <w:r>
+              <w:rPr>
+                <w:rStyle w:val="Hyperlink"/>
+                <w:noProof/>
+                <w:lang w:bidi="ar-DZ"/>
+              </w:rPr>
+              <w:t>Reservation &amp; Payment Package</w:t>
+            </w:r>
+            <w:r>
+              <w:rPr>
+                <w:noProof/>
+                <w:webHidden/>
+              </w:rPr>
+              <w:tab/>
+            </w:r>
+            <w:r>
+              <w:rPr>
+                <w:noProof/>
+                <w:webHidden/>
+              </w:rPr>
+              <w:fldChar w:fldCharType="begin"/>
+            </w:r>
+            <w:r>
+              <w:rPr>
+                <w:noProof/>
+                <w:webHidden/>
+              </w:rPr>
+              <w:instrText xml:space="preserve"> PAGEREF _Toc234670704 \h </w:instrText>
+            </w:r>
+            <w:r>
+              <w:rPr>
+                <w:noProof/>
+                <w:webHidden/>
+              </w:rPr>
+            </w:r>
+            <w:r>
+              <w:rPr>
+                <w:noProof/>
+                <w:webHidden/>
+              </w:rPr>
+              <w:fldChar w:fldCharType="separate"/>
+            </w:r>
+            <w:r>
+              <w:rPr>
+                <w:noProof/>
+                <w:webHidden/>
+              </w:rPr>
+              <w:t>29</w:t>
+            </w:r>
+            <w:r>
+              <w:rPr>
+                <w:noProof/>
+                <w:webHidden/>
+              </w:rPr>
+              <w:fldChar w:fldCharType="end"/>
+            </w:r>
+          </w:hyperlink>
+        </w:p>
+        <w:p>
+          <w:pPr>
+            <w:pStyle w:val="TOC3"/>
+            <w:rPr>
+              <w:rFonts w:asciiTheme="minorHAnsi" w:eastAsiaTheme="minorEastAsia" w:hAnsiTheme="minorHAnsi"/>
+              <w:noProof/>
+            </w:rPr>
+          </w:pPr>
+          <w:hyperlink w:anchor="_Toc234670705" w:history="1">
+            <w:r>
+              <w:rPr>
+                <w:rStyle w:val="Hyperlink"/>
+                <w:noProof/>
+                <w:lang w:bidi="ar-DZ"/>
+              </w:rPr>
+              <w:t>Customer Services Package</w:t>
+            </w:r>
+            <w:r>
+              <w:rPr>
+                <w:noProof/>
+                <w:webHidden/>
+              </w:rPr>
+              <w:tab/>
+            </w:r>
+            <w:r>
+              <w:rPr>
+                <w:noProof/>
+                <w:webHidden/>
+              </w:rPr>
+              <w:fldChar w:fldCharType="begin"/>
+            </w:r>
+            <w:r>
+              <w:rPr>
+                <w:noProof/>
+                <w:webHidden/>
+              </w:rPr>
+              <w:instrText xml:space="preserve"> PAGEREF _Toc234670705 \h </w:instrText>
+            </w:r>
+            <w:r>
+              <w:rPr>
+                <w:noProof/>
+                <w:webHidden/>
+              </w:rPr>
+            </w:r>
+            <w:r>
+              <w:rPr>
+                <w:noProof/>
+                <w:webHidden/>
+              </w:rPr>
+              <w:fldChar w:fldCharType="separate"/>
+            </w:r>
+            <w:r>
+              <w:rPr>
+                <w:noProof/>
+                <w:webHidden/>
+              </w:rPr>
+              <w:t>30</w:t>
+            </w:r>
+            <w:r>
+              <w:rPr>
+                <w:noProof/>
+                <w:webHidden/>
+              </w:rPr>
+              <w:fldChar w:fldCharType="end"/>
+            </w:r>
+          </w:hyperlink>
+        </w:p>
+        <w:p>
+          <w:pPr>
+            <w:pStyle w:val="TOC3"/>
+            <w:rPr>
+              <w:rFonts w:asciiTheme="minorHAnsi" w:eastAsiaTheme="minorEastAsia" w:hAnsiTheme="minorHAnsi"/>
+              <w:noProof/>
+            </w:rPr>
+          </w:pPr>
+          <w:hyperlink w:anchor="_Toc234670706" w:history="1">
+            <w:r>
+              <w:rPr>
+                <w:rStyle w:val="Hyperlink"/>
+                <w:noProof/>
+                <w:lang w:bidi="ar-DZ"/>
+              </w:rPr>
+              <w:t>AI &amp; Analytics Package</w:t>
+            </w:r>
+            <w:r>
+              <w:rPr>
+                <w:noProof/>
+                <w:webHidden/>
+              </w:rPr>
+              <w:tab/>
+            </w:r>
+            <w:r>
+              <w:rPr>
+                <w:noProof/>
+                <w:webHidden/>
+              </w:rPr>
+              <w:fldChar w:fldCharType="begin"/>
+            </w:r>
+            <w:r>
+              <w:rPr>
+                <w:noProof/>
+                <w:webHidden/>
+              </w:rPr>
+              <w:instrText xml:space="preserve"> PAGEREF _Toc234670706 \h </w:instrText>
+            </w:r>
+            <w:r>
+              <w:rPr>
+                <w:noProof/>
+                <w:webHidden/>
+              </w:rPr>
+            </w:r>
+            <w:r>
+              <w:rPr>
+                <w:noProof/>
+                <w:webHidden/>
+              </w:rPr>
+              <w:fldChar w:fldCharType="separate"/>
+            </w:r>
+            <w:r>
+              <w:rPr>
+                <w:noProof/>
+                <w:webHidden/>
+              </w:rPr>
+              <w:t>31</w:t>
+            </w:r>
+            <w:r>
+              <w:rPr>
+                <w:noProof/>
+                <w:webHidden/>
+              </w:rPr>
+              <w:fldChar w:fldCharType="end"/>
+            </w:r>
+          </w:hyperlink>
+        </w:p>
+        <w:p>
+          <w:pPr>
+            <w:pStyle w:val="TOC2"/>
+            <w:rPr>
+              <w:rFonts w:asciiTheme="minorHAnsi" w:eastAsiaTheme="minorEastAsia" w:hAnsiTheme="minorHAnsi"/>
+            </w:rPr>
+          </w:pPr>
+          <w:hyperlink w:anchor="_Toc234670707" w:history="1">
+            <w:r>
+              <w:rPr>
+                <w:rStyle w:val="Hyperlink"/>
+                <w:lang w:bidi="ar-DZ"/>
+              </w:rPr>
+              <w:t>Database Constraint Definition</w:t>
+            </w:r>
+            <w:r>
+              <w:rPr>
+                <w:webHidden/>
+              </w:rPr>
+              <w:tab/>
+            </w:r>
+            <w:r>
+              <w:rPr>
+                <w:webHidden/>
+              </w:rPr>
+              <w:fldChar w:fldCharType="begin"/>
+            </w:r>
+            <w:r>
+              <w:rPr>
+                <w:webHidden/>
+              </w:rPr>
+              <w:instrText xml:space="preserve"> PAGEREF _Toc234670707 \h </w:instrText>
+            </w:r>
+            <w:r>
+              <w:rPr>
+                <w:webHidden/>
+              </w:rPr>
+            </w:r>
+            <w:r>
+              <w:rPr>
+                <w:webHidden/>
+              </w:rPr>
+              <w:fldChar w:fldCharType="separate"/>
+            </w:r>
+            <w:r>
+              <w:rPr>
+                <w:webHidden/>
+              </w:rPr>
+              <w:t>33</w:t>
+            </w:r>
+            <w:r>
+              <w:rPr>
+                <w:webHidden/>
+              </w:rPr>
+              <w:fldChar w:fldCharType="end"/>
+            </w:r>
+          </w:hyperlink>
+        </w:p>
+        <w:p>
+          <w:pPr>
+            <w:pStyle w:val="TOC3"/>
+            <w:rPr>
+              <w:rFonts w:asciiTheme="minorHAnsi" w:eastAsiaTheme="minorEastAsia" w:hAnsiTheme="minorHAnsi"/>
+              <w:noProof/>
+            </w:rPr>
+          </w:pPr>
+          <w:hyperlink w:anchor="_Toc234670708" w:history="1">
+            <w:r>
+              <w:rPr>
+                <w:rStyle w:val="Hyperlink"/>
+                <w:noProof/>
+                <w:lang w:bidi="ar-DZ"/>
+              </w:rPr>
+              <w:t>Overview</w:t>
+            </w:r>
+            <w:r>
+              <w:rPr>
+                <w:noProof/>
+                <w:webHidden/>
+              </w:rPr>
+              <w:tab/>
+            </w:r>
+            <w:r>
+              <w:rPr>
+                <w:noProof/>
+                <w:webHidden/>
+              </w:rPr>
+              <w:fldChar w:fldCharType="begin"/>
+            </w:r>
+            <w:r>
+              <w:rPr>
+                <w:noProof/>
+                <w:webHidden/>
+              </w:rPr>
+              <w:instrText xml:space="preserve"> PAGEREF _Toc234670708 \h </w:instrText>
+            </w:r>
+            <w:r>
+              <w:rPr>
+                <w:noProof/>
+                <w:webHidden/>
+              </w:rPr>
+            </w:r>
+            <w:r>
+              <w:rPr>
+                <w:noProof/>
+                <w:webHidden/>
+              </w:rPr>
+              <w:fldChar w:fldCharType="separate"/>
+            </w:r>
+            <w:r>
+              <w:rPr>
+                <w:noProof/>
+                <w:webHidden/>
+              </w:rPr>
+              <w:t>33</w:t>
+            </w:r>
+            <w:r>
+              <w:rPr>
+                <w:noProof/>
+                <w:webHidden/>
+              </w:rPr>
+              <w:fldChar w:fldCharType="end"/>
+            </w:r>
+          </w:hyperlink>
+        </w:p>
+        <w:p>
+          <w:pPr>
+            <w:pStyle w:val="TOC3"/>
+            <w:rPr>
+              <w:rFonts w:asciiTheme="minorHAnsi" w:eastAsiaTheme="minorEastAsia" w:hAnsiTheme="minorHAnsi"/>
+              <w:noProof/>
+            </w:rPr>
+          </w:pPr>
+          <w:hyperlink w:anchor="_Toc234670709" w:history="1">
+            <w:r>
+              <w:rPr>
+                <w:rStyle w:val="Hyperlink"/>
+                <w:noProof/>
+                <w:lang w:bidi="ar-DZ"/>
+              </w:rPr>
+              <w:t>Key Definition</w:t>
+            </w:r>
+            <w:r>
+              <w:rPr>
+                <w:noProof/>
+                <w:webHidden/>
+              </w:rPr>
+              <w:tab/>
+            </w:r>
+            <w:r>
+              <w:rPr>
+                <w:noProof/>
+                <w:webHidden/>
+              </w:rPr>
+              <w:fldChar w:fldCharType="begin"/>
+            </w:r>
+            <w:r>
+              <w:rPr>
+                <w:noProof/>
+                <w:webHidden/>
+              </w:rPr>
+              <w:instrText xml:space="preserve"> PAGEREF _Toc234670709 \h </w:instrText>
+            </w:r>
+            <w:r>
+              <w:rPr>
+                <w:noProof/>
+                <w:webHidden/>
+              </w:rPr>
+            </w:r>
+            <w:r>
+              <w:rPr>
+                <w:noProof/>
+                <w:webHidden/>
+              </w:rPr>
+              <w:fldChar w:fldCharType="separate"/>
+            </w:r>
+            <w:r>
+              <w:rPr>
+                <w:noProof/>
+                <w:webHidden/>
+              </w:rPr>
+              <w:t>33</w:t>
+            </w:r>
+            <w:r>
+              <w:rPr>
+                <w:noProof/>
+                <w:webHidden/>
+              </w:rPr>
+              <w:fldChar w:fldCharType="end"/>
+            </w:r>
+          </w:hyperlink>
+        </w:p>
+        <w:p>
+          <w:pPr>
+            <w:pStyle w:val="TOC3"/>
+            <w:rPr>
+              <w:rFonts w:asciiTheme="minorHAnsi" w:eastAsiaTheme="minorEastAsia" w:hAnsiTheme="minorHAnsi"/>
+              <w:noProof/>
+            </w:rPr>
+          </w:pPr>
+          <w:hyperlink w:anchor="_Toc234670710" w:history="1">
+            <w:r>
+              <w:rPr>
+                <w:rStyle w:val="Hyperlink"/>
+                <w:noProof/>
+                <w:lang w:bidi="ar-DZ"/>
+              </w:rPr>
+              <w:t>Constraint Definition</w:t>
+            </w:r>
+            <w:r>
+              <w:rPr>
+                <w:noProof/>
+                <w:webHidden/>
+              </w:rPr>
+              <w:tab/>
+            </w:r>
+            <w:r>
+              <w:rPr>
+                <w:noProof/>
+                <w:webHidden/>
+              </w:rPr>
+              <w:fldChar w:fldCharType="begin"/>
+            </w:r>
+            <w:r>
+              <w:rPr>
+                <w:noProof/>
+                <w:webHidden/>
+              </w:rPr>
+              <w:instrText xml:space="preserve"> PAGEREF _Toc234670710 \h </w:instrText>
+            </w:r>
+            <w:r>
+              <w:rPr>
+                <w:noProof/>
+                <w:webHidden/>
+              </w:rPr>
+            </w:r>
+            <w:r>
+              <w:rPr>
+                <w:noProof/>
+                <w:webHidden/>
+              </w:rPr>
+              <w:fldChar w:fldCharType="separate"/>
+            </w:r>
+            <w:r>
+              <w:rPr>
+                <w:noProof/>
+                <w:webHidden/>
+              </w:rPr>
+              <w:t>35</w:t>
+            </w:r>
+            <w:r>
+              <w:rPr>
+                <w:noProof/>
+                <w:webHidden/>
+              </w:rPr>
+              <w:fldChar w:fldCharType="end"/>
+            </w:r>
+          </w:hyperlink>
+        </w:p>
+        <w:p>
+          <w:pPr>
+            <w:pStyle w:val="TOC3"/>
+            <w:rPr>
+              <w:rFonts w:asciiTheme="minorHAnsi" w:eastAsiaTheme="minorEastAsia" w:hAnsiTheme="minorHAnsi"/>
+              <w:noProof/>
+            </w:rPr>
+          </w:pPr>
+          <w:hyperlink w:anchor="_Toc234670711" w:history="1">
+            <w:r>
+              <w:rPr>
+                <w:rStyle w:val="Hyperlink"/>
+                <w:noProof/>
+                <w:lang w:bidi="ar-DZ"/>
+              </w:rPr>
+              <w:t>CHECK Constraints</w:t>
+            </w:r>
+            <w:r>
+              <w:rPr>
+                <w:noProof/>
+                <w:webHidden/>
+              </w:rPr>
+              <w:tab/>
+            </w:r>
+            <w:r>
+              <w:rPr>
+                <w:noProof/>
+                <w:webHidden/>
+              </w:rPr>
+              <w:fldChar w:fldCharType="begin"/>
+            </w:r>
+            <w:r>
+              <w:rPr>
+                <w:noProof/>
+                <w:webHidden/>
+              </w:rPr>
+              <w:instrText xml:space="preserve"> PAGEREF _Toc234670711 \h </w:instrText>
+            </w:r>
+            <w:r>
+              <w:rPr>
+                <w:noProof/>
+                <w:webHidden/>
+              </w:rPr>
+            </w:r>
+            <w:r>
+              <w:rPr>
+                <w:noProof/>
+                <w:webHidden/>
+              </w:rPr>
+              <w:fldChar w:fldCharType="separate"/>
+            </w:r>
+            <w:r>
+              <w:rPr>
+                <w:noProof/>
+                <w:webHidden/>
+              </w:rPr>
+              <w:t>36</w:t>
+            </w:r>
+            <w:r>
+              <w:rPr>
+                <w:noProof/>
+                <w:webHidden/>
+              </w:rPr>
+              <w:fldChar w:fldCharType="end"/>
+            </w:r>
+          </w:hyperlink>
+        </w:p>
+        <w:p>
+          <w:pPr>
+            <w:pStyle w:val="TOC3"/>
+            <w:rPr>
+              <w:rFonts w:asciiTheme="minorHAnsi" w:eastAsiaTheme="minorEastAsia" w:hAnsiTheme="minorHAnsi"/>
+              <w:noProof/>
+            </w:rPr>
+          </w:pPr>
+          <w:hyperlink w:anchor="_Toc234670712" w:history="1">
+            <w:r>
+              <w:rPr>
+                <w:rStyle w:val="Hyperlink"/>
+                <w:noProof/>
+                <w:lang w:bidi="ar-DZ"/>
+              </w:rPr>
+              <w:t>DEFAULT Constraints</w:t>
+            </w:r>
+            <w:r>
+              <w:rPr>
+                <w:noProof/>
+                <w:webHidden/>
+              </w:rPr>
+              <w:tab/>
+            </w:r>
+            <w:r>
+              <w:rPr>
+                <w:noProof/>
+                <w:webHidden/>
+              </w:rPr>
+              <w:fldChar w:fldCharType="begin"/>
+            </w:r>
+            <w:r>
+              <w:rPr>
+                <w:noProof/>
+                <w:webHidden/>
+              </w:rPr>
+              <w:instrText xml:space="preserve"> PAGEREF _Toc234670712 \h </w:instrText>
+            </w:r>
+            <w:r>
+              <w:rPr>
+                <w:noProof/>
+                <w:webHidden/>
+              </w:rPr>
+            </w:r>
+            <w:r>
+              <w:rPr>
+                <w:noProof/>
+                <w:webHidden/>
+              </w:rPr>
+              <w:fldChar w:fldCharType="separate"/>
+            </w:r>
+            <w:r>
+              <w:rPr>
+                <w:noProof/>
+                <w:webHidden/>
+              </w:rPr>
+              <w:t>37</w:t>
+            </w:r>
+            <w:r>
+              <w:rPr>
+                <w:noProof/>
+                <w:webHidden/>
+              </w:rPr>
+              <w:fldChar w:fldCharType="end"/>
+            </w:r>
+          </w:hyperlink>
+        </w:p>
+        <w:p>
+          <w:pPr>
+            <w:pStyle w:val="TOC3"/>
+            <w:rPr>
+              <w:rFonts w:asciiTheme="minorHAnsi" w:eastAsiaTheme="minorEastAsia" w:hAnsiTheme="minorHAnsi"/>
+              <w:noProof/>
+            </w:rPr>
+          </w:pPr>
+          <w:hyperlink w:anchor="_Toc234670713" w:history="1">
+            <w:r>
+              <w:rPr>
+                <w:rStyle w:val="Hyperlink"/>
+                <w:noProof/>
+                <w:lang w:bidi="ar-DZ"/>
+              </w:rPr>
+              <w:t>Index Planning</w:t>
+            </w:r>
+            <w:r>
+              <w:rPr>
+                <w:noProof/>
+                <w:webHidden/>
+              </w:rPr>
+              <w:tab/>
+            </w:r>
+            <w:r>
+              <w:rPr>
+                <w:noProof/>
+                <w:webHidden/>
+              </w:rPr>
+              <w:fldChar w:fldCharType="begin"/>
+            </w:r>
+            <w:r>
+              <w:rPr>
+                <w:noProof/>
+                <w:webHidden/>
+              </w:rPr>
+              <w:instrText xml:space="preserve"> PAGEREF _Toc234670713 \h </w:instrText>
+            </w:r>
+            <w:r>
+              <w:rPr>
+                <w:noProof/>
+                <w:webHidden/>
+              </w:rPr>
+            </w:r>
+            <w:r>
+              <w:rPr>
+                <w:noProof/>
+                <w:webHidden/>
+              </w:rPr>
+              <w:fldChar w:fldCharType="separate"/>
+            </w:r>
+            <w:r>
+              <w:rPr>
+                <w:noProof/>
+                <w:webHidden/>
+              </w:rPr>
+              <w:t>38</w:t>
+            </w:r>
+            <w:r>
+              <w:rPr>
+                <w:noProof/>
+                <w:webHidden/>
+              </w:rPr>
+              <w:fldChar w:fldCharType="end"/>
+            </w:r>
+          </w:hyperlink>
+        </w:p>
+        <w:p>
+          <w:pPr>
+            <w:pStyle w:val="TOC3"/>
+            <w:rPr>
+              <w:rFonts w:asciiTheme="minorHAnsi" w:eastAsiaTheme="minorEastAsia" w:hAnsiTheme="minorHAnsi"/>
+              <w:noProof/>
+            </w:rPr>
+          </w:pPr>
+          <w:hyperlink w:anchor="_Toc234670714" w:history="1">
+            <w:r>
+              <w:rPr>
+                <w:rStyle w:val="Hyperlink"/>
+                <w:noProof/>
+                <w:lang w:bidi="ar-DZ"/>
+              </w:rPr>
+              <w:t>Conclusion</w:t>
+            </w:r>
+            <w:r>
+              <w:rPr>
+                <w:noProof/>
+                <w:webHidden/>
+              </w:rPr>
+              <w:tab/>
+            </w:r>
+            <w:r>
+              <w:rPr>
+                <w:noProof/>
+                <w:webHidden/>
+              </w:rPr>
+              <w:fldChar w:fldCharType="begin"/>
+            </w:r>
+            <w:r>
+              <w:rPr>
+                <w:noProof/>
+                <w:webHidden/>
+              </w:rPr>
+              <w:instrText xml:space="preserve"> PAGEREF _Toc234670714 \h </w:instrText>
+            </w:r>
+            <w:r>
+              <w:rPr>
+                <w:noProof/>
+                <w:webHidden/>
+              </w:rPr>
+            </w:r>
+            <w:r>
+              <w:rPr>
+                <w:noProof/>
+                <w:webHidden/>
+              </w:rPr>
+              <w:fldChar w:fldCharType="separate"/>
+            </w:r>
+            <w:r>
+              <w:rPr>
+                <w:noProof/>
+                <w:webHidden/>
+              </w:rPr>
+              <w:t>40</w:t>
+            </w:r>
+            <w:r>
+              <w:rPr>
+                <w:noProof/>
+                <w:webHidden/>
+              </w:rPr>
+              <w:fldChar w:fldCharType="end"/>
+            </w:r>
+          </w:hyperlink>
+        </w:p>
+        <w:p>
+          <w:r>
+            <w:rPr>
+              <w:b/>
+              <w:bCs/>
+              <w:noProof/>
+            </w:rPr>
+            <w:fldChar w:fldCharType="end"/>
+          </w:r>
+        </w:p>
+      </w:sdtContent>
+    </w:sdt>
     <w:p>
       <w:pPr>
         <w:spacing w:line="278" w:lineRule="auto"/>
@@ -21,39 +2869,43 @@
           <w:sz w:val="28"/>
           <w:szCs w:val="32"/>
         </w:rPr>
-      </w:pPr>
-      <w:r>
-        <w:br w:type="page"/>
-      </w:r>
+        <w:sectPr>
+          <w:pgSz w:w="11906" w:h="16838" w:code="9"/>
+          <w:pgMar w:top="1411" w:right="850" w:bottom="1411" w:left="1699" w:header="720" w:footer="720" w:gutter="0"/>
+          <w:pgNumType w:fmt="upperRoman" w:start="1"/>
+          <w:cols w:space="720"/>
+          <w:titlePg/>
+          <w:docGrid w:linePitch="360"/>
+        </w:sectPr>
+      </w:pPr>
     </w:p>
     <w:p>
       <w:pPr>
         <w:pStyle w:val="Heading2"/>
       </w:pPr>
+      <w:bookmarkStart w:id="1" w:name="_Toc234670674"/>
       <w:r>
         <w:lastRenderedPageBreak/>
-        <w:t>1. Data Entity Modeling</w:t>
-      </w:r>
+        <w:t>Data Entity Modeling</w:t>
+      </w:r>
+      <w:bookmarkEnd w:id="1"/>
     </w:p>
     <w:p>
       <w:pPr>
         <w:pStyle w:val="Heading3"/>
       </w:pPr>
-      <w:r>
-        <w:t>1.1 Core Entity Identification</w:t>
-      </w:r>
+      <w:bookmarkStart w:id="2" w:name="_Toc234670675"/>
+      <w:r>
+        <w:t>Core Entity Identification</w:t>
+      </w:r>
+      <w:bookmarkEnd w:id="2"/>
     </w:p>
     <w:p>
       <w:pPr>
         <w:spacing w:line="276" w:lineRule="auto"/>
       </w:pPr>
-      <w:proofErr w:type="spellStart"/>
-      <w:r>
-        <w:t>KriGo’s</w:t>
-      </w:r>
-      <w:proofErr w:type="spellEnd"/>
-      <w:r>
-        <w:t xml:space="preserve"> vehicle rental service is built on the basis of a number of core business entities which represent the key objects handled by the system. The mentioned core business entities were selected after carrying out requirements analysis, use-case analysis and designing class diagrams. The core business entities represent the concepts of reality that are important for vehicle renting process and contain all the data needed for the effective work of the application.</w:t>
+      <w:r>
+        <w:t>KriGo’s vehicle rental service is built on the basis of a number of core business entities which represent the key objects handled by the system. The mentioned core business entities were selected after carrying out requirements analysis, use-case analysis and designing class diagrams. The core business entities represent the concepts of reality that are important for vehicle renting process and contain all the data needed for the effective work of the application.</w:t>
       </w:r>
     </w:p>
     <w:p>
@@ -880,7 +3732,7 @@
           <w:bCs/>
         </w:rPr>
         <w:lastRenderedPageBreak/>
-        <w:t>1.2 Entity Attribute Definition</w:t>
+        <w:t>Entity Attribute Definition</w:t>
       </w:r>
     </w:p>
     <w:p>
@@ -6728,18 +9580,22 @@
       <w:pPr>
         <w:pStyle w:val="Heading2"/>
       </w:pPr>
+      <w:bookmarkStart w:id="3" w:name="_Toc234670676"/>
       <w:r>
         <w:lastRenderedPageBreak/>
-        <w:t>2. Relationship Modeling</w:t>
-      </w:r>
+        <w:t>Relationship Modeling</w:t>
+      </w:r>
+      <w:bookmarkEnd w:id="3"/>
     </w:p>
     <w:p>
       <w:pPr>
         <w:pStyle w:val="Heading3"/>
       </w:pPr>
-      <w:r>
-        <w:t>2.1 Relationship Analysis</w:t>
-      </w:r>
+      <w:bookmarkStart w:id="4" w:name="_Toc234670677"/>
+      <w:r>
+        <w:t>Relationship Analysis</w:t>
+      </w:r>
+      <w:bookmarkEnd w:id="4"/>
     </w:p>
     <w:p>
       <w:pPr>
@@ -7085,10 +9941,12 @@
       <w:pPr>
         <w:pStyle w:val="Heading3"/>
       </w:pPr>
+      <w:bookmarkStart w:id="5" w:name="_Toc234670678"/>
       <w:r>
         <w:lastRenderedPageBreak/>
-        <w:t>2.2 Cardinality Definition</w:t>
-      </w:r>
+        <w:t>Cardinality Definition</w:t>
+      </w:r>
+      <w:bookmarkEnd w:id="5"/>
     </w:p>
     <w:p>
       <w:pPr>
@@ -8166,13 +11024,15 @@
           <w:lang w:bidi="ar-DZ"/>
         </w:rPr>
       </w:pPr>
+      <w:bookmarkStart w:id="6" w:name="_Toc234670679"/>
       <w:r>
         <w:rPr>
           <w:lang w:bidi="ar-DZ"/>
         </w:rPr>
         <w:lastRenderedPageBreak/>
-        <w:t>3. First Normal Form (1NF) Review</w:t>
-      </w:r>
+        <w:t>First Normal Form (1NF) Review</w:t>
+      </w:r>
+      <w:bookmarkEnd w:id="6"/>
     </w:p>
     <w:p>
       <w:pPr>
@@ -8181,12 +11041,14 @@
           <w:lang w:bidi="ar-DZ"/>
         </w:rPr>
       </w:pPr>
-      <w:r>
-        <w:rPr>
-          <w:lang w:bidi="ar-DZ"/>
-        </w:rPr>
-        <w:t>3.1 Overview</w:t>
-      </w:r>
+      <w:bookmarkStart w:id="7" w:name="_Toc234670680"/>
+      <w:r>
+        <w:rPr>
+          <w:lang w:bidi="ar-DZ"/>
+        </w:rPr>
+        <w:t>Overview</w:t>
+      </w:r>
+      <w:bookmarkEnd w:id="7"/>
     </w:p>
     <w:p>
       <w:pPr>
@@ -8223,12 +11085,14 @@
           <w:lang w:bidi="ar-DZ"/>
         </w:rPr>
       </w:pPr>
-      <w:r>
-        <w:rPr>
-          <w:lang w:bidi="ar-DZ"/>
-        </w:rPr>
-        <w:t>3.2 First Normal Form Analysis</w:t>
-      </w:r>
+      <w:bookmarkStart w:id="8" w:name="_Toc234670681"/>
+      <w:r>
+        <w:rPr>
+          <w:lang w:bidi="ar-DZ"/>
+        </w:rPr>
+        <w:t>First Normal Form Analysis</w:t>
+      </w:r>
+      <w:bookmarkEnd w:id="8"/>
     </w:p>
     <w:p>
       <w:pPr>
@@ -8368,12 +11232,14 @@
           <w:lang w:bidi="ar-DZ"/>
         </w:rPr>
       </w:pPr>
-      <w:r>
-        <w:rPr>
-          <w:lang w:bidi="ar-DZ"/>
-        </w:rPr>
-        <w:t>3.3 First Normal Form Review</w:t>
-      </w:r>
+      <w:bookmarkStart w:id="9" w:name="_Toc234670682"/>
+      <w:r>
+        <w:rPr>
+          <w:lang w:bidi="ar-DZ"/>
+        </w:rPr>
+        <w:t>First Normal Form Review</w:t>
+      </w:r>
+      <w:bookmarkEnd w:id="9"/>
     </w:p>
     <w:tbl>
       <w:tblPr>
@@ -10259,12 +13125,14 @@
           <w:lang w:bidi="ar-DZ"/>
         </w:rPr>
       </w:pPr>
-      <w:r>
-        <w:rPr>
-          <w:lang w:bidi="ar-DZ"/>
-        </w:rPr>
-        <w:t>3.4 Examples of 1NF Compliance</w:t>
-      </w:r>
+      <w:bookmarkStart w:id="10" w:name="_Toc234670683"/>
+      <w:r>
+        <w:rPr>
+          <w:lang w:bidi="ar-DZ"/>
+        </w:rPr>
+        <w:t>Examples of 1NF Compliance</w:t>
+      </w:r>
+      <w:bookmarkEnd w:id="10"/>
     </w:p>
     <w:p>
       <w:pPr>
@@ -10479,24 +13347,14 @@
           <w:lang w:bidi="ar-DZ"/>
         </w:rPr>
       </w:pPr>
-      <w:r>
-        <w:rPr>
-          <w:lang w:bidi="ar-DZ"/>
-        </w:rPr>
-        <w:t>3.</w:t>
-      </w:r>
-      <w:r>
-        <w:rPr>
-          <w:lang w:bidi="ar-DZ"/>
-        </w:rPr>
-        <w:t>5</w:t>
-      </w:r>
-      <w:r>
-        <w:rPr>
-          <w:lang w:bidi="ar-DZ"/>
-        </w:rPr>
-        <w:t xml:space="preserve"> Conclusion</w:t>
-      </w:r>
+      <w:bookmarkStart w:id="11" w:name="_Toc234670684"/>
+      <w:r>
+        <w:rPr>
+          <w:lang w:bidi="ar-DZ"/>
+        </w:rPr>
+        <w:t>Conclusion</w:t>
+      </w:r>
+      <w:bookmarkEnd w:id="11"/>
     </w:p>
     <w:p>
       <w:pPr>
@@ -10575,13 +13433,15 @@
           <w:lang w:bidi="ar-DZ"/>
         </w:rPr>
       </w:pPr>
+      <w:bookmarkStart w:id="12" w:name="_Toc234670685"/>
       <w:r>
         <w:rPr>
           <w:lang w:bidi="ar-DZ"/>
         </w:rPr>
         <w:lastRenderedPageBreak/>
-        <w:t>4. Second &amp; Third Normal Form Design</w:t>
-      </w:r>
+        <w:t>Second &amp; Third Normal Form Design</w:t>
+      </w:r>
+      <w:bookmarkEnd w:id="12"/>
     </w:p>
     <w:p>
       <w:pPr>
@@ -10590,12 +13450,14 @@
           <w:lang w:bidi="ar-DZ"/>
         </w:rPr>
       </w:pPr>
-      <w:r>
-        <w:rPr>
-          <w:lang w:bidi="ar-DZ"/>
-        </w:rPr>
-        <w:t>4.1 Overview</w:t>
-      </w:r>
+      <w:bookmarkStart w:id="13" w:name="_Toc234670686"/>
+      <w:r>
+        <w:rPr>
+          <w:lang w:bidi="ar-DZ"/>
+        </w:rPr>
+        <w:t>Overview</w:t>
+      </w:r>
+      <w:bookmarkEnd w:id="13"/>
     </w:p>
     <w:p>
       <w:pPr>
@@ -10702,12 +13564,14 @@
           <w:lang w:bidi="ar-DZ"/>
         </w:rPr>
       </w:pPr>
-      <w:r>
-        <w:rPr>
-          <w:lang w:bidi="ar-DZ"/>
-        </w:rPr>
-        <w:t>4.2 Second Normal Form (2NF)</w:t>
-      </w:r>
+      <w:bookmarkStart w:id="14" w:name="_Toc234670687"/>
+      <w:r>
+        <w:rPr>
+          <w:lang w:bidi="ar-DZ"/>
+        </w:rPr>
+        <w:t>Second Normal Form (2NF)</w:t>
+      </w:r>
+      <w:bookmarkEnd w:id="14"/>
     </w:p>
     <w:p>
       <w:pPr>
@@ -12947,12 +15811,14 @@
           <w:lang w:bidi="ar-DZ"/>
         </w:rPr>
       </w:pPr>
-      <w:r>
-        <w:rPr>
-          <w:lang w:bidi="ar-DZ"/>
-        </w:rPr>
-        <w:t>4.3 Third Normal Form (3NF)</w:t>
-      </w:r>
+      <w:bookmarkStart w:id="15" w:name="_Toc234670688"/>
+      <w:r>
+        <w:rPr>
+          <w:lang w:bidi="ar-DZ"/>
+        </w:rPr>
+        <w:t>Third Normal Form (3NF)</w:t>
+      </w:r>
+      <w:bookmarkEnd w:id="15"/>
     </w:p>
     <w:p>
       <w:pPr>
@@ -15403,13 +18269,15 @@
           <w:lang w:bidi="ar-DZ"/>
         </w:rPr>
       </w:pPr>
+      <w:bookmarkStart w:id="16" w:name="_Toc234670689"/>
       <w:r>
         <w:rPr>
           <w:lang w:bidi="ar-DZ"/>
         </w:rPr>
         <w:lastRenderedPageBreak/>
-        <w:t>4.4 Normalization Benefits</w:t>
-      </w:r>
+        <w:t>Normalization Benefits</w:t>
+      </w:r>
+      <w:bookmarkEnd w:id="16"/>
     </w:p>
     <w:p>
       <w:pPr>
@@ -15573,12 +18441,14 @@
           <w:lang w:bidi="ar-DZ"/>
         </w:rPr>
       </w:pPr>
-      <w:r>
-        <w:rPr>
-          <w:lang w:bidi="ar-DZ"/>
-        </w:rPr>
-        <w:t>4.5 Conclusion</w:t>
-      </w:r>
+      <w:bookmarkStart w:id="17" w:name="_Toc234670690"/>
+      <w:r>
+        <w:rPr>
+          <w:lang w:bidi="ar-DZ"/>
+        </w:rPr>
+        <w:t>Conclusion</w:t>
+      </w:r>
+      <w:bookmarkEnd w:id="17"/>
     </w:p>
     <w:p>
       <w:pPr>
@@ -15638,13 +18508,15 @@
           <w:lang w:bidi="ar-DZ"/>
         </w:rPr>
       </w:pPr>
+      <w:bookmarkStart w:id="18" w:name="_Toc234670691"/>
       <w:r>
         <w:rPr>
           <w:lang w:bidi="ar-DZ"/>
         </w:rPr>
         <w:lastRenderedPageBreak/>
-        <w:t>5. Core Entity-Relationship Diagram (ERD) Development</w:t>
-      </w:r>
+        <w:t>Core Entity-Relationship Diagram (ERD) Development</w:t>
+      </w:r>
+      <w:bookmarkEnd w:id="18"/>
     </w:p>
     <w:p>
       <w:pPr>
@@ -15653,12 +18525,14 @@
           <w:lang w:bidi="ar-DZ"/>
         </w:rPr>
       </w:pPr>
-      <w:r>
-        <w:rPr>
-          <w:lang w:bidi="ar-DZ"/>
-        </w:rPr>
-        <w:t>5.1 Overview</w:t>
-      </w:r>
+      <w:bookmarkStart w:id="19" w:name="_Toc234670692"/>
+      <w:r>
+        <w:rPr>
+          <w:lang w:bidi="ar-DZ"/>
+        </w:rPr>
+        <w:t>Overview</w:t>
+      </w:r>
+      <w:bookmarkEnd w:id="19"/>
     </w:p>
     <w:p>
       <w:pPr>
@@ -15717,12 +18591,14 @@
           <w:lang w:bidi="ar-DZ"/>
         </w:rPr>
       </w:pPr>
-      <w:r>
-        <w:rPr>
-          <w:lang w:bidi="ar-DZ"/>
-        </w:rPr>
-        <w:t>5.2 Core Entities</w:t>
-      </w:r>
+      <w:bookmarkStart w:id="20" w:name="_Toc234670693"/>
+      <w:r>
+        <w:rPr>
+          <w:lang w:bidi="ar-DZ"/>
+        </w:rPr>
+        <w:t>Core Entities</w:t>
+      </w:r>
+      <w:bookmarkEnd w:id="20"/>
     </w:p>
     <w:p>
       <w:pPr>
@@ -16559,12 +19435,14 @@
           <w:lang w:bidi="ar-DZ"/>
         </w:rPr>
       </w:pPr>
-      <w:r>
-        <w:rPr>
-          <w:lang w:bidi="ar-DZ"/>
-        </w:rPr>
-        <w:t>5.3 Entity Relationships</w:t>
-      </w:r>
+      <w:bookmarkStart w:id="21" w:name="_Toc234670694"/>
+      <w:r>
+        <w:rPr>
+          <w:lang w:bidi="ar-DZ"/>
+        </w:rPr>
+        <w:t>Entity Relationships</w:t>
+      </w:r>
+      <w:bookmarkEnd w:id="21"/>
     </w:p>
     <w:p>
       <w:pPr>
@@ -17551,12 +20429,14 @@
           <w:lang w:bidi="ar-DZ"/>
         </w:rPr>
       </w:pPr>
-      <w:r>
-        <w:rPr>
-          <w:lang w:bidi="ar-DZ"/>
-        </w:rPr>
-        <w:t>5.4 Primary and Foreign Keys</w:t>
-      </w:r>
+      <w:bookmarkStart w:id="22" w:name="_Toc234670695"/>
+      <w:r>
+        <w:rPr>
+          <w:lang w:bidi="ar-DZ"/>
+        </w:rPr>
+        <w:t>Primary and Foreign Keys</w:t>
+      </w:r>
+      <w:bookmarkEnd w:id="22"/>
     </w:p>
     <w:p>
       <w:pPr>
@@ -18101,13 +20981,15 @@
           <w:lang w:bidi="ar-DZ"/>
         </w:rPr>
       </w:pPr>
+      <w:bookmarkStart w:id="23" w:name="_Toc234670696"/>
       <w:r>
         <w:rPr>
           <w:lang w:bidi="ar-DZ"/>
         </w:rPr>
         <w:lastRenderedPageBreak/>
-        <w:t>5.5 ERD Design Characteristics</w:t>
-      </w:r>
+        <w:t>ERD Design Characteristics</w:t>
+      </w:r>
+      <w:bookmarkEnd w:id="23"/>
     </w:p>
     <w:p>
       <w:pPr>
@@ -18305,12 +21187,14 @@
           <w:lang w:bidi="ar-DZ"/>
         </w:rPr>
       </w:pPr>
-      <w:r>
-        <w:rPr>
-          <w:lang w:bidi="ar-DZ"/>
-        </w:rPr>
-        <w:t>5.6 Core ERD Description</w:t>
-      </w:r>
+      <w:bookmarkStart w:id="24" w:name="_Toc234670697"/>
+      <w:r>
+        <w:rPr>
+          <w:lang w:bidi="ar-DZ"/>
+        </w:rPr>
+        <w:t>Core ERD Description</w:t>
+      </w:r>
+      <w:bookmarkEnd w:id="24"/>
     </w:p>
     <w:p>
       <w:pPr>
@@ -18361,12 +21245,14 @@
           <w:lang w:bidi="ar-DZ"/>
         </w:rPr>
       </w:pPr>
-      <w:r>
-        <w:rPr>
-          <w:lang w:bidi="ar-DZ"/>
-        </w:rPr>
-        <w:t>5.7 Conclusion</w:t>
-      </w:r>
+      <w:bookmarkStart w:id="25" w:name="_Toc234670698"/>
+      <w:r>
+        <w:rPr>
+          <w:lang w:bidi="ar-DZ"/>
+        </w:rPr>
+        <w:t>Conclusion</w:t>
+      </w:r>
+      <w:bookmarkEnd w:id="25"/>
     </w:p>
     <w:p>
       <w:pPr>
@@ -18417,13 +21303,15 @@
           <w:lang w:bidi="ar-DZ"/>
         </w:rPr>
       </w:pPr>
+      <w:bookmarkStart w:id="26" w:name="_Toc234670699"/>
       <w:r>
         <w:rPr>
           <w:lang w:bidi="ar-DZ"/>
         </w:rPr>
         <w:lastRenderedPageBreak/>
-        <w:t>6. Package-Level Entity-Relationship Diagram (ERD) Development</w:t>
-      </w:r>
+        <w:t>Package-Level Entity-Relationship Diagram (ERD) Development</w:t>
+      </w:r>
+      <w:bookmarkEnd w:id="26"/>
     </w:p>
     <w:p>
       <w:pPr>
@@ -18432,12 +21320,14 @@
           <w:lang w:bidi="ar-DZ"/>
         </w:rPr>
       </w:pPr>
-      <w:r>
-        <w:rPr>
-          <w:lang w:bidi="ar-DZ"/>
-        </w:rPr>
-        <w:t>6.1 Overview</w:t>
-      </w:r>
+      <w:bookmarkStart w:id="27" w:name="_Toc234670700"/>
+      <w:r>
+        <w:rPr>
+          <w:lang w:bidi="ar-DZ"/>
+        </w:rPr>
+        <w:t>Overview</w:t>
+      </w:r>
+      <w:bookmarkEnd w:id="27"/>
     </w:p>
     <w:p>
       <w:pPr>
@@ -18634,13 +21524,15 @@
           <w:lang w:bidi="ar-DZ"/>
         </w:rPr>
       </w:pPr>
+      <w:bookmarkStart w:id="28" w:name="_Toc234670701"/>
       <w:r>
         <w:rPr>
           <w:lang w:bidi="ar-DZ"/>
         </w:rPr>
         <w:lastRenderedPageBreak/>
-        <w:t>6.2 User Management Package</w:t>
-      </w:r>
+        <w:t>User Management Package</w:t>
+      </w:r>
+      <w:bookmarkEnd w:id="28"/>
     </w:p>
     <w:p>
       <w:pPr>
@@ -18958,13 +21850,15 @@
           <w:lang w:bidi="ar-DZ"/>
         </w:rPr>
       </w:pPr>
+      <w:bookmarkStart w:id="29" w:name="_Toc234670702"/>
       <w:r>
         <w:rPr>
           <w:lang w:bidi="ar-DZ"/>
         </w:rPr>
         <w:lastRenderedPageBreak/>
-        <w:t>6.3 Agency Management Package</w:t>
-      </w:r>
+        <w:t>Agency Management Package</w:t>
+      </w:r>
+      <w:bookmarkEnd w:id="29"/>
     </w:p>
     <w:p>
       <w:pPr>
@@ -19369,13 +22263,15 @@
           <w:lang w:bidi="ar-DZ"/>
         </w:rPr>
       </w:pPr>
+      <w:bookmarkStart w:id="30" w:name="_Toc234670703"/>
       <w:r>
         <w:rPr>
           <w:lang w:bidi="ar-DZ"/>
         </w:rPr>
         <w:lastRenderedPageBreak/>
-        <w:t>6.4 Fleet Management Package</w:t>
-      </w:r>
+        <w:t>Fleet Management Package</w:t>
+      </w:r>
+      <w:bookmarkEnd w:id="30"/>
     </w:p>
     <w:p>
       <w:pPr>
@@ -19711,13 +22607,15 @@
           <w:lang w:bidi="ar-DZ"/>
         </w:rPr>
       </w:pPr>
+      <w:bookmarkStart w:id="31" w:name="_Toc234670704"/>
       <w:r>
         <w:rPr>
           <w:lang w:bidi="ar-DZ"/>
         </w:rPr>
         <w:lastRenderedPageBreak/>
-        <w:t>6.5 Reservation &amp; Payment Package</w:t>
-      </w:r>
+        <w:t>Reservation &amp; Payment Package</w:t>
+      </w:r>
+      <w:bookmarkEnd w:id="31"/>
     </w:p>
     <w:p>
       <w:pPr>
@@ -20121,13 +23019,15 @@
           <w:lang w:bidi="ar-DZ"/>
         </w:rPr>
       </w:pPr>
+      <w:bookmarkStart w:id="32" w:name="_Toc234670705"/>
       <w:r>
         <w:rPr>
           <w:lang w:bidi="ar-DZ"/>
         </w:rPr>
         <w:lastRenderedPageBreak/>
-        <w:t>6.6 Customer Services Package</w:t>
-      </w:r>
+        <w:t>Customer Services Package</w:t>
+      </w:r>
+      <w:bookmarkEnd w:id="32"/>
     </w:p>
     <w:p>
       <w:pPr>
@@ -20528,13 +23428,15 @@
           <w:lang w:bidi="ar-DZ"/>
         </w:rPr>
       </w:pPr>
+      <w:bookmarkStart w:id="33" w:name="_Toc234670706"/>
       <w:r>
         <w:rPr>
           <w:lang w:bidi="ar-DZ"/>
         </w:rPr>
         <w:lastRenderedPageBreak/>
-        <w:t>6.7 AI &amp; Analytics Package</w:t>
-      </w:r>
+        <w:t>AI &amp; Analytics Package</w:t>
+      </w:r>
+      <w:bookmarkEnd w:id="33"/>
     </w:p>
     <w:p>
       <w:pPr>
@@ -21012,7 +23914,7 @@
           <w:lang w:bidi="ar-DZ"/>
         </w:rPr>
         <w:lastRenderedPageBreak/>
-        <w:t>6.8 Package Integration</w:t>
+        <w:t>Package Integration</w:t>
       </w:r>
     </w:p>
     <w:p>
@@ -21575,7 +24477,7 @@
           <w:bCs/>
           <w:lang w:bidi="ar-DZ"/>
         </w:rPr>
-        <w:t>6.9 Benefits of Package-Level ERDs</w:t>
+        <w:t>Benefits of Package-Level ERDs</w:t>
       </w:r>
     </w:p>
     <w:p>
@@ -21721,7 +24623,7 @@
           <w:bCs/>
           <w:lang w:bidi="ar-DZ"/>
         </w:rPr>
-        <w:t>6.10 Conclusion</w:t>
+        <w:t>Conclusion</w:t>
       </w:r>
     </w:p>
     <w:p>
@@ -21759,13 +24661,15 @@
           <w:lang w:bidi="ar-DZ"/>
         </w:rPr>
       </w:pPr>
+      <w:bookmarkStart w:id="34" w:name="_Toc234670707"/>
       <w:r>
         <w:rPr>
           <w:lang w:bidi="ar-DZ"/>
         </w:rPr>
         <w:lastRenderedPageBreak/>
-        <w:t>7. Database Constraint Definition</w:t>
-      </w:r>
+        <w:t>Database Constraint Definition</w:t>
+      </w:r>
+      <w:bookmarkEnd w:id="34"/>
     </w:p>
     <w:p>
       <w:pPr>
@@ -21774,12 +24678,14 @@
           <w:lang w:bidi="ar-DZ"/>
         </w:rPr>
       </w:pPr>
-      <w:r>
-        <w:rPr>
-          <w:lang w:bidi="ar-DZ"/>
-        </w:rPr>
-        <w:t>7.1 Overview</w:t>
-      </w:r>
+      <w:bookmarkStart w:id="35" w:name="_Toc234670708"/>
+      <w:r>
+        <w:rPr>
+          <w:lang w:bidi="ar-DZ"/>
+        </w:rPr>
+        <w:t>Overview</w:t>
+      </w:r>
+      <w:bookmarkEnd w:id="35"/>
     </w:p>
     <w:p>
       <w:pPr>
@@ -21816,12 +24722,14 @@
           <w:lang w:bidi="ar-DZ"/>
         </w:rPr>
       </w:pPr>
-      <w:r>
-        <w:rPr>
-          <w:lang w:bidi="ar-DZ"/>
-        </w:rPr>
-        <w:t>7.2 Key Definition</w:t>
-      </w:r>
+      <w:bookmarkStart w:id="36" w:name="_Toc234670709"/>
+      <w:r>
+        <w:rPr>
+          <w:lang w:bidi="ar-DZ"/>
+        </w:rPr>
+        <w:t>Key Definition</w:t>
+      </w:r>
+      <w:bookmarkEnd w:id="36"/>
     </w:p>
     <w:p>
       <w:pPr>
@@ -21849,7 +24757,7 @@
         <w:rPr>
           <w:lang w:bidi="ar-DZ"/>
         </w:rPr>
-        <w:t>7.2.1 Primary Keys</w:t>
+        <w:t>Primary Keys</w:t>
       </w:r>
     </w:p>
     <w:p>
@@ -22748,7 +25656,7 @@
         <w:rPr>
           <w:lang w:bidi="ar-DZ"/>
         </w:rPr>
-        <w:t>7.2.2 Foreign Keys</w:t>
+        <w:t>Foreign Keys</w:t>
       </w:r>
     </w:p>
     <w:p>
@@ -24224,7 +27132,7 @@
         <w:rPr>
           <w:lang w:bidi="ar-DZ"/>
         </w:rPr>
-        <w:t>7.2.3 Unique Keys</w:t>
+        <w:t>Unique Keys</w:t>
       </w:r>
     </w:p>
     <w:p>
@@ -24611,12 +27519,14 @@
           <w:lang w:bidi="ar-DZ"/>
         </w:rPr>
       </w:pPr>
-      <w:r>
-        <w:rPr>
-          <w:lang w:bidi="ar-DZ"/>
-        </w:rPr>
-        <w:t>7.3 Constraint Definition</w:t>
-      </w:r>
+      <w:bookmarkStart w:id="37" w:name="_Toc234670710"/>
+      <w:r>
+        <w:rPr>
+          <w:lang w:bidi="ar-DZ"/>
+        </w:rPr>
+        <w:t>Constraint Definition</w:t>
+      </w:r>
+      <w:bookmarkEnd w:id="37"/>
     </w:p>
     <w:p>
       <w:pPr>
@@ -24894,6 +27804,7 @@
           <w:lang w:bidi="ar-DZ"/>
         </w:rPr>
       </w:pPr>
+      <w:bookmarkStart w:id="38" w:name="_Toc234670711"/>
       <w:r>
         <w:rPr>
           <w:lang w:bidi="ar-DZ"/>
@@ -24901,6 +27812,7 @@
         <w:lastRenderedPageBreak/>
         <w:t>CHECK Constraints</w:t>
       </w:r>
+      <w:bookmarkEnd w:id="38"/>
     </w:p>
     <w:p>
       <w:pPr>
@@ -25703,6 +28615,7 @@
           <w:lang w:bidi="ar-DZ"/>
         </w:rPr>
       </w:pPr>
+      <w:bookmarkStart w:id="39" w:name="_Toc234670712"/>
       <w:r>
         <w:rPr>
           <w:lang w:bidi="ar-DZ"/>
@@ -25710,6 +28623,7 @@
         <w:lastRenderedPageBreak/>
         <w:t>DEFAULT Constraints</w:t>
       </w:r>
+      <w:bookmarkEnd w:id="39"/>
     </w:p>
     <w:p>
       <w:pPr>
@@ -26925,12 +29839,14 @@
           <w:lang w:bidi="ar-DZ"/>
         </w:rPr>
       </w:pPr>
-      <w:r>
-        <w:rPr>
-          <w:lang w:bidi="ar-DZ"/>
-        </w:rPr>
-        <w:t>7.4 Index Planning</w:t>
-      </w:r>
+      <w:bookmarkStart w:id="40" w:name="_Toc234670713"/>
+      <w:r>
+        <w:rPr>
+          <w:lang w:bidi="ar-DZ"/>
+        </w:rPr>
+        <w:t>Index Planning</w:t>
+      </w:r>
+      <w:bookmarkEnd w:id="40"/>
     </w:p>
     <w:p>
       <w:pPr>
@@ -28792,17 +31708,13 @@
     </w:p>
     <w:p>
       <w:pPr>
-        <w:spacing w:before="240" w:after="0" w:line="278" w:lineRule="auto"/>
-        <w:rPr>
-          <w:b/>
-          <w:bCs/>
-          <w:lang w:bidi="ar-DZ"/>
-        </w:rPr>
-      </w:pPr>
-      <w:r>
-        <w:rPr>
-          <w:b/>
-          <w:bCs/>
+        <w:pStyle w:val="Title"/>
+        <w:rPr>
+          <w:lang w:bidi="ar-DZ"/>
+        </w:rPr>
+      </w:pPr>
+      <w:r>
+        <w:rPr>
           <w:lang w:bidi="ar-DZ"/>
         </w:rPr>
         <w:lastRenderedPageBreak/>
@@ -28811,7 +31723,7 @@
     </w:p>
     <w:p>
       <w:pPr>
-        <w:spacing w:before="240" w:after="0" w:line="278" w:lineRule="auto"/>
+        <w:spacing w:before="240" w:line="278" w:lineRule="auto"/>
         <w:rPr>
           <w:lang w:bidi="ar-DZ"/>
         </w:rPr>
@@ -28825,44 +31737,35 @@
     </w:p>
     <w:tbl>
       <w:tblPr>
-        <w:tblW w:w="0" w:type="auto"/>
-        <w:tblCellSpacing w:w="15" w:type="dxa"/>
-        <w:tblCellMar>
-          <w:top w:w="15" w:type="dxa"/>
-          <w:left w:w="15" w:type="dxa"/>
-          <w:bottom w:w="15" w:type="dxa"/>
-          <w:right w:w="15" w:type="dxa"/>
-        </w:tblCellMar>
+        <w:tblStyle w:val="PlainTable1"/>
+        <w:tblW w:w="9355" w:type="dxa"/>
         <w:tblLook w:val="04A0" w:firstRow="1" w:lastRow="0" w:firstColumn="1" w:lastColumn="0" w:noHBand="0" w:noVBand="1"/>
       </w:tblPr>
       <w:tblGrid>
-        <w:gridCol w:w="2435"/>
-        <w:gridCol w:w="3908"/>
+        <w:gridCol w:w="3955"/>
+        <w:gridCol w:w="5400"/>
       </w:tblGrid>
       <w:tr>
         <w:trPr>
-          <w:tblHeader/>
-          <w:tblCellSpacing w:w="15" w:type="dxa"/>
+          <w:cnfStyle w:val="100000000000" w:firstRow="1" w:lastRow="0" w:firstColumn="0" w:lastColumn="0" w:oddVBand="0" w:evenVBand="0" w:oddHBand="0" w:evenHBand="0" w:firstRowFirstColumn="0" w:firstRowLastColumn="0" w:lastRowFirstColumn="0" w:lastRowLastColumn="0"/>
+          <w:trHeight w:val="576"/>
         </w:trPr>
         <w:tc>
           <w:tcPr>
-            <w:tcW w:w="0" w:type="auto"/>
+            <w:cnfStyle w:val="001000000000" w:firstRow="0" w:lastRow="0" w:firstColumn="1" w:lastColumn="0" w:oddVBand="0" w:evenVBand="0" w:oddHBand="0" w:evenHBand="0" w:firstRowFirstColumn="0" w:firstRowLastColumn="0" w:lastRowFirstColumn="0" w:lastRowLastColumn="0"/>
+            <w:tcW w:w="3955" w:type="dxa"/>
             <w:vAlign w:val="center"/>
             <w:hideMark/>
           </w:tcPr>
           <w:p>
             <w:pPr>
-              <w:spacing w:before="240" w:after="0" w:line="278" w:lineRule="auto"/>
-              <w:rPr>
-                <w:b/>
-                <w:bCs/>
-                <w:lang w:bidi="ar-DZ"/>
-              </w:rPr>
-            </w:pPr>
-            <w:r>
-              <w:rPr>
-                <w:b/>
-                <w:bCs/>
+              <w:spacing w:line="278" w:lineRule="auto"/>
+              <w:rPr>
+                <w:lang w:bidi="ar-DZ"/>
+              </w:rPr>
+            </w:pPr>
+            <w:r>
+              <w:rPr>
                 <w:lang w:bidi="ar-DZ"/>
               </w:rPr>
               <w:t>Index</w:t>
@@ -28871,23 +31774,20 @@
         </w:tc>
         <w:tc>
           <w:tcPr>
-            <w:tcW w:w="0" w:type="auto"/>
+            <w:tcW w:w="5400" w:type="dxa"/>
             <w:vAlign w:val="center"/>
             <w:hideMark/>
           </w:tcPr>
           <w:p>
             <w:pPr>
-              <w:spacing w:before="240" w:after="0" w:line="278" w:lineRule="auto"/>
-              <w:rPr>
-                <w:b/>
-                <w:bCs/>
-                <w:lang w:bidi="ar-DZ"/>
-              </w:rPr>
-            </w:pPr>
-            <w:r>
-              <w:rPr>
-                <w:b/>
-                <w:bCs/>
+              <w:spacing w:line="278" w:lineRule="auto"/>
+              <w:cnfStyle w:val="100000000000" w:firstRow="1" w:lastRow="0" w:firstColumn="0" w:lastColumn="0" w:oddVBand="0" w:evenVBand="0" w:oddHBand="0" w:evenHBand="0" w:firstRowFirstColumn="0" w:firstRowLastColumn="0" w:lastRowFirstColumn="0" w:lastRowLastColumn="0"/>
+              <w:rPr>
+                <w:lang w:bidi="ar-DZ"/>
+              </w:rPr>
+            </w:pPr>
+            <w:r>
+              <w:rPr>
                 <w:lang w:bidi="ar-DZ"/>
               </w:rPr>
               <w:t>Columns</w:t>
@@ -28897,40 +31797,41 @@
       </w:tr>
       <w:tr>
         <w:trPr>
-          <w:tblCellSpacing w:w="15" w:type="dxa"/>
+          <w:cnfStyle w:val="000000100000" w:firstRow="0" w:lastRow="0" w:firstColumn="0" w:lastColumn="0" w:oddVBand="0" w:evenVBand="0" w:oddHBand="1" w:evenHBand="0" w:firstRowFirstColumn="0" w:firstRowLastColumn="0" w:lastRowFirstColumn="0" w:lastRowLastColumn="0"/>
+          <w:trHeight w:val="576"/>
         </w:trPr>
         <w:tc>
           <w:tcPr>
-            <w:tcW w:w="0" w:type="auto"/>
+            <w:cnfStyle w:val="001000000000" w:firstRow="0" w:lastRow="0" w:firstColumn="1" w:lastColumn="0" w:oddVBand="0" w:evenVBand="0" w:oddHBand="0" w:evenHBand="0" w:firstRowFirstColumn="0" w:firstRowLastColumn="0" w:lastRowFirstColumn="0" w:lastRowLastColumn="0"/>
+            <w:tcW w:w="3955" w:type="dxa"/>
             <w:vAlign w:val="center"/>
             <w:hideMark/>
           </w:tcPr>
           <w:p>
             <w:pPr>
-              <w:spacing w:before="240" w:after="0" w:line="278" w:lineRule="auto"/>
-              <w:rPr>
-                <w:lang w:bidi="ar-DZ"/>
-              </w:rPr>
-            </w:pPr>
-            <w:proofErr w:type="spellStart"/>
+              <w:spacing w:line="278" w:lineRule="auto"/>
+              <w:rPr>
+                <w:lang w:bidi="ar-DZ"/>
+              </w:rPr>
+            </w:pPr>
             <w:r>
               <w:rPr>
                 <w:lang w:bidi="ar-DZ"/>
               </w:rPr>
               <w:t>IDX_Vehicle_Search</w:t>
             </w:r>
-            <w:proofErr w:type="spellEnd"/>
-          </w:p>
-        </w:tc>
-        <w:tc>
-          <w:tcPr>
-            <w:tcW w:w="0" w:type="auto"/>
+          </w:p>
+        </w:tc>
+        <w:tc>
+          <w:tcPr>
+            <w:tcW w:w="5400" w:type="dxa"/>
             <w:vAlign w:val="center"/>
             <w:hideMark/>
           </w:tcPr>
           <w:p>
             <w:pPr>
-              <w:spacing w:before="240" w:after="0" w:line="278" w:lineRule="auto"/>
+              <w:spacing w:line="278" w:lineRule="auto"/>
+              <w:cnfStyle w:val="000000100000" w:firstRow="0" w:lastRow="0" w:firstColumn="0" w:lastColumn="0" w:oddVBand="0" w:evenVBand="0" w:oddHBand="1" w:evenHBand="0" w:firstRowFirstColumn="0" w:firstRowLastColumn="0" w:lastRowFirstColumn="0" w:lastRowLastColumn="0"/>
               <w:rPr>
                 <w:lang w:bidi="ar-DZ"/>
               </w:rPr>
@@ -28946,40 +31847,40 @@
       </w:tr>
       <w:tr>
         <w:trPr>
-          <w:tblCellSpacing w:w="15" w:type="dxa"/>
+          <w:trHeight w:val="576"/>
         </w:trPr>
         <w:tc>
           <w:tcPr>
-            <w:tcW w:w="0" w:type="auto"/>
+            <w:cnfStyle w:val="001000000000" w:firstRow="0" w:lastRow="0" w:firstColumn="1" w:lastColumn="0" w:oddVBand="0" w:evenVBand="0" w:oddHBand="0" w:evenHBand="0" w:firstRowFirstColumn="0" w:firstRowLastColumn="0" w:lastRowFirstColumn="0" w:lastRowLastColumn="0"/>
+            <w:tcW w:w="3955" w:type="dxa"/>
             <w:vAlign w:val="center"/>
             <w:hideMark/>
           </w:tcPr>
           <w:p>
             <w:pPr>
-              <w:spacing w:before="240" w:after="0" w:line="278" w:lineRule="auto"/>
-              <w:rPr>
-                <w:lang w:bidi="ar-DZ"/>
-              </w:rPr>
-            </w:pPr>
-            <w:proofErr w:type="spellStart"/>
+              <w:spacing w:line="278" w:lineRule="auto"/>
+              <w:rPr>
+                <w:lang w:bidi="ar-DZ"/>
+              </w:rPr>
+            </w:pPr>
             <w:r>
               <w:rPr>
                 <w:lang w:bidi="ar-DZ"/>
               </w:rPr>
               <w:t>IDX_Reservation_Dates</w:t>
             </w:r>
-            <w:proofErr w:type="spellEnd"/>
-          </w:p>
-        </w:tc>
-        <w:tc>
-          <w:tcPr>
-            <w:tcW w:w="0" w:type="auto"/>
+          </w:p>
+        </w:tc>
+        <w:tc>
+          <w:tcPr>
+            <w:tcW w:w="5400" w:type="dxa"/>
             <w:vAlign w:val="center"/>
             <w:hideMark/>
           </w:tcPr>
           <w:p>
             <w:pPr>
-              <w:spacing w:before="240" w:after="0" w:line="278" w:lineRule="auto"/>
+              <w:spacing w:line="278" w:lineRule="auto"/>
+              <w:cnfStyle w:val="000000000000" w:firstRow="0" w:lastRow="0" w:firstColumn="0" w:lastColumn="0" w:oddVBand="0" w:evenVBand="0" w:oddHBand="0" w:evenHBand="0" w:firstRowFirstColumn="0" w:firstRowLastColumn="0" w:lastRowFirstColumn="0" w:lastRowLastColumn="0"/>
               <w:rPr>
                 <w:lang w:bidi="ar-DZ"/>
               </w:rPr>
@@ -28995,40 +31896,41 @@
       </w:tr>
       <w:tr>
         <w:trPr>
-          <w:tblCellSpacing w:w="15" w:type="dxa"/>
+          <w:cnfStyle w:val="000000100000" w:firstRow="0" w:lastRow="0" w:firstColumn="0" w:lastColumn="0" w:oddVBand="0" w:evenVBand="0" w:oddHBand="1" w:evenHBand="0" w:firstRowFirstColumn="0" w:firstRowLastColumn="0" w:lastRowFirstColumn="0" w:lastRowLastColumn="0"/>
+          <w:trHeight w:val="576"/>
         </w:trPr>
         <w:tc>
           <w:tcPr>
-            <w:tcW w:w="0" w:type="auto"/>
+            <w:cnfStyle w:val="001000000000" w:firstRow="0" w:lastRow="0" w:firstColumn="1" w:lastColumn="0" w:oddVBand="0" w:evenVBand="0" w:oddHBand="0" w:evenHBand="0" w:firstRowFirstColumn="0" w:firstRowLastColumn="0" w:lastRowFirstColumn="0" w:lastRowLastColumn="0"/>
+            <w:tcW w:w="3955" w:type="dxa"/>
             <w:vAlign w:val="center"/>
             <w:hideMark/>
           </w:tcPr>
           <w:p>
             <w:pPr>
-              <w:spacing w:before="240" w:after="0" w:line="278" w:lineRule="auto"/>
-              <w:rPr>
-                <w:lang w:bidi="ar-DZ"/>
-              </w:rPr>
-            </w:pPr>
-            <w:proofErr w:type="spellStart"/>
+              <w:spacing w:line="278" w:lineRule="auto"/>
+              <w:rPr>
+                <w:lang w:bidi="ar-DZ"/>
+              </w:rPr>
+            </w:pPr>
             <w:r>
               <w:rPr>
                 <w:lang w:bidi="ar-DZ"/>
               </w:rPr>
               <w:t>IDX_Vehicle_Location</w:t>
             </w:r>
-            <w:proofErr w:type="spellEnd"/>
-          </w:p>
-        </w:tc>
-        <w:tc>
-          <w:tcPr>
-            <w:tcW w:w="0" w:type="auto"/>
+          </w:p>
+        </w:tc>
+        <w:tc>
+          <w:tcPr>
+            <w:tcW w:w="5400" w:type="dxa"/>
             <w:vAlign w:val="center"/>
             <w:hideMark/>
           </w:tcPr>
           <w:p>
             <w:pPr>
-              <w:spacing w:before="240" w:after="0" w:line="278" w:lineRule="auto"/>
+              <w:spacing w:line="278" w:lineRule="auto"/>
+              <w:cnfStyle w:val="000000100000" w:firstRow="0" w:lastRow="0" w:firstColumn="0" w:lastColumn="0" w:oddVBand="0" w:evenVBand="0" w:oddHBand="1" w:evenHBand="0" w:firstRowFirstColumn="0" w:firstRowLastColumn="0" w:lastRowFirstColumn="0" w:lastRowLastColumn="0"/>
               <w:rPr>
                 <w:lang w:bidi="ar-DZ"/>
               </w:rPr>
@@ -29044,40 +31946,40 @@
       </w:tr>
       <w:tr>
         <w:trPr>
-          <w:tblCellSpacing w:w="15" w:type="dxa"/>
+          <w:trHeight w:val="576"/>
         </w:trPr>
         <w:tc>
           <w:tcPr>
-            <w:tcW w:w="0" w:type="auto"/>
+            <w:cnfStyle w:val="001000000000" w:firstRow="0" w:lastRow="0" w:firstColumn="1" w:lastColumn="0" w:oddVBand="0" w:evenVBand="0" w:oddHBand="0" w:evenHBand="0" w:firstRowFirstColumn="0" w:firstRowLastColumn="0" w:lastRowFirstColumn="0" w:lastRowLastColumn="0"/>
+            <w:tcW w:w="3955" w:type="dxa"/>
             <w:vAlign w:val="center"/>
             <w:hideMark/>
           </w:tcPr>
           <w:p>
             <w:pPr>
-              <w:spacing w:before="240" w:after="0" w:line="278" w:lineRule="auto"/>
-              <w:rPr>
-                <w:lang w:bidi="ar-DZ"/>
-              </w:rPr>
-            </w:pPr>
-            <w:proofErr w:type="spellStart"/>
+              <w:spacing w:line="278" w:lineRule="auto"/>
+              <w:rPr>
+                <w:lang w:bidi="ar-DZ"/>
+              </w:rPr>
+            </w:pPr>
             <w:r>
               <w:rPr>
                 <w:lang w:bidi="ar-DZ"/>
               </w:rPr>
               <w:t>IDX_Payment_Status</w:t>
             </w:r>
-            <w:proofErr w:type="spellEnd"/>
-          </w:p>
-        </w:tc>
-        <w:tc>
-          <w:tcPr>
-            <w:tcW w:w="0" w:type="auto"/>
+          </w:p>
+        </w:tc>
+        <w:tc>
+          <w:tcPr>
+            <w:tcW w:w="5400" w:type="dxa"/>
             <w:vAlign w:val="center"/>
             <w:hideMark/>
           </w:tcPr>
           <w:p>
             <w:pPr>
-              <w:spacing w:before="240" w:after="0" w:line="278" w:lineRule="auto"/>
+              <w:spacing w:line="278" w:lineRule="auto"/>
+              <w:cnfStyle w:val="000000000000" w:firstRow="0" w:lastRow="0" w:firstColumn="0" w:lastColumn="0" w:oddVBand="0" w:evenVBand="0" w:oddHBand="0" w:evenHBand="0" w:firstRowFirstColumn="0" w:firstRowLastColumn="0" w:lastRowFirstColumn="0" w:lastRowLastColumn="0"/>
               <w:rPr>
                 <w:lang w:bidi="ar-DZ"/>
               </w:rPr>
@@ -29093,40 +31995,41 @@
       </w:tr>
       <w:tr>
         <w:trPr>
-          <w:tblCellSpacing w:w="15" w:type="dxa"/>
+          <w:cnfStyle w:val="000000100000" w:firstRow="0" w:lastRow="0" w:firstColumn="0" w:lastColumn="0" w:oddVBand="0" w:evenVBand="0" w:oddHBand="1" w:evenHBand="0" w:firstRowFirstColumn="0" w:firstRowLastColumn="0" w:lastRowFirstColumn="0" w:lastRowLastColumn="0"/>
+          <w:trHeight w:val="576"/>
         </w:trPr>
         <w:tc>
           <w:tcPr>
-            <w:tcW w:w="0" w:type="auto"/>
+            <w:cnfStyle w:val="001000000000" w:firstRow="0" w:lastRow="0" w:firstColumn="1" w:lastColumn="0" w:oddVBand="0" w:evenVBand="0" w:oddHBand="0" w:evenHBand="0" w:firstRowFirstColumn="0" w:firstRowLastColumn="0" w:lastRowFirstColumn="0" w:lastRowLastColumn="0"/>
+            <w:tcW w:w="3955" w:type="dxa"/>
             <w:vAlign w:val="center"/>
             <w:hideMark/>
           </w:tcPr>
           <w:p>
             <w:pPr>
-              <w:spacing w:before="240" w:after="0" w:line="278" w:lineRule="auto"/>
-              <w:rPr>
-                <w:lang w:bidi="ar-DZ"/>
-              </w:rPr>
-            </w:pPr>
-            <w:proofErr w:type="spellStart"/>
+              <w:spacing w:line="278" w:lineRule="auto"/>
+              <w:rPr>
+                <w:lang w:bidi="ar-DZ"/>
+              </w:rPr>
+            </w:pPr>
             <w:r>
               <w:rPr>
                 <w:lang w:bidi="ar-DZ"/>
               </w:rPr>
               <w:t>IDX_Review_Rating</w:t>
             </w:r>
-            <w:proofErr w:type="spellEnd"/>
-          </w:p>
-        </w:tc>
-        <w:tc>
-          <w:tcPr>
-            <w:tcW w:w="0" w:type="auto"/>
+          </w:p>
+        </w:tc>
+        <w:tc>
+          <w:tcPr>
+            <w:tcW w:w="5400" w:type="dxa"/>
             <w:vAlign w:val="center"/>
             <w:hideMark/>
           </w:tcPr>
           <w:p>
             <w:pPr>
-              <w:spacing w:before="240" w:after="0" w:line="278" w:lineRule="auto"/>
+              <w:spacing w:line="278" w:lineRule="auto"/>
+              <w:cnfStyle w:val="000000100000" w:firstRow="0" w:lastRow="0" w:firstColumn="0" w:lastColumn="0" w:oddVBand="0" w:evenVBand="0" w:oddHBand="1" w:evenHBand="0" w:firstRowFirstColumn="0" w:firstRowLastColumn="0" w:lastRowFirstColumn="0" w:lastRowLastColumn="0"/>
               <w:rPr>
                 <w:lang w:bidi="ar-DZ"/>
               </w:rPr>
@@ -29148,14 +32051,6 @@
           <w:lang w:bidi="ar-DZ"/>
         </w:rPr>
       </w:pPr>
-      <w:r>
-        <w:rPr>
-          <w:lang w:bidi="ar-DZ"/>
-        </w:rPr>
-        <w:pict w14:anchorId="58F25152">
-          <v:rect id="_x0000_i1341" style="width:0;height:1.5pt" o:hralign="center" o:hrstd="t" o:hr="t" fillcolor="#a0a0a0" stroked="f"/>
-        </w:pict>
-      </w:r>
     </w:p>
     <w:p>
       <w:pPr>
@@ -29191,11 +32086,12 @@
     </w:p>
     <w:p>
       <w:pPr>
+        <w:pStyle w:val="ListParagraph"/>
         <w:numPr>
           <w:ilvl w:val="0"/>
-          <w:numId w:val="189"/>
+          <w:numId w:val="196"/>
         </w:numPr>
-        <w:spacing w:before="240" w:after="0" w:line="278" w:lineRule="auto"/>
+        <w:spacing w:before="240" w:after="0" w:line="276" w:lineRule="auto"/>
         <w:rPr>
           <w:lang w:bidi="ar-DZ"/>
         </w:rPr>
@@ -29209,11 +32105,12 @@
     </w:p>
     <w:p>
       <w:pPr>
+        <w:pStyle w:val="ListParagraph"/>
         <w:numPr>
           <w:ilvl w:val="0"/>
-          <w:numId w:val="189"/>
+          <w:numId w:val="196"/>
         </w:numPr>
-        <w:spacing w:before="240" w:after="0" w:line="278" w:lineRule="auto"/>
+        <w:spacing w:before="240" w:after="0" w:line="276" w:lineRule="auto"/>
         <w:rPr>
           <w:lang w:bidi="ar-DZ"/>
         </w:rPr>
@@ -29227,11 +32124,12 @@
     </w:p>
     <w:p>
       <w:pPr>
+        <w:pStyle w:val="ListParagraph"/>
         <w:numPr>
           <w:ilvl w:val="0"/>
-          <w:numId w:val="189"/>
+          <w:numId w:val="196"/>
         </w:numPr>
-        <w:spacing w:before="240" w:after="0" w:line="278" w:lineRule="auto"/>
+        <w:spacing w:before="240" w:after="0" w:line="276" w:lineRule="auto"/>
         <w:rPr>
           <w:lang w:bidi="ar-DZ"/>
         </w:rPr>
@@ -29245,11 +32143,12 @@
     </w:p>
     <w:p>
       <w:pPr>
+        <w:pStyle w:val="ListParagraph"/>
         <w:numPr>
           <w:ilvl w:val="0"/>
-          <w:numId w:val="189"/>
+          <w:numId w:val="196"/>
         </w:numPr>
-        <w:spacing w:before="240" w:after="0" w:line="278" w:lineRule="auto"/>
+        <w:spacing w:before="240" w:after="0" w:line="276" w:lineRule="auto"/>
         <w:rPr>
           <w:lang w:bidi="ar-DZ"/>
         </w:rPr>
@@ -29263,11 +32162,12 @@
     </w:p>
     <w:p>
       <w:pPr>
+        <w:pStyle w:val="ListParagraph"/>
         <w:numPr>
           <w:ilvl w:val="0"/>
-          <w:numId w:val="189"/>
+          <w:numId w:val="196"/>
         </w:numPr>
-        <w:spacing w:before="240" w:after="0" w:line="278" w:lineRule="auto"/>
+        <w:spacing w:before="240" w:after="0" w:line="276" w:lineRule="auto"/>
         <w:rPr>
           <w:lang w:bidi="ar-DZ"/>
         </w:rPr>
@@ -29281,11 +32181,12 @@
     </w:p>
     <w:p>
       <w:pPr>
+        <w:pStyle w:val="ListParagraph"/>
         <w:numPr>
           <w:ilvl w:val="0"/>
-          <w:numId w:val="189"/>
+          <w:numId w:val="196"/>
         </w:numPr>
-        <w:spacing w:before="240" w:after="0" w:line="278" w:lineRule="auto"/>
+        <w:spacing w:before="240" w:after="0" w:line="276" w:lineRule="auto"/>
         <w:rPr>
           <w:lang w:bidi="ar-DZ"/>
         </w:rPr>
@@ -29299,28 +32200,32 @@
     </w:p>
     <w:p>
       <w:pPr>
-        <w:spacing w:before="240" w:after="0" w:line="278" w:lineRule="auto"/>
-        <w:rPr>
-          <w:lang w:bidi="ar-DZ"/>
-        </w:rPr>
-      </w:pPr>
+        <w:pStyle w:val="Heading3"/>
+        <w:rPr>
+          <w:lang w:bidi="ar-DZ"/>
+        </w:rPr>
+      </w:pPr>
+      <w:bookmarkStart w:id="41" w:name="_Toc234670714"/>
+      <w:r>
+        <w:rPr>
+          <w:lang w:bidi="ar-DZ"/>
+        </w:rPr>
+        <w:t>Conclusion</w:t>
+      </w:r>
+      <w:bookmarkEnd w:id="41"/>
     </w:p>
     <w:p>
       <w:pPr>
         <w:spacing w:before="240" w:after="0" w:line="278" w:lineRule="auto"/>
         <w:rPr>
-          <w:b/>
-          <w:bCs/>
-          <w:lang w:bidi="ar-DZ"/>
-        </w:rPr>
-      </w:pPr>
-      <w:r>
-        <w:rPr>
-          <w:b/>
-          <w:bCs/>
-          <w:lang w:bidi="ar-DZ"/>
-        </w:rPr>
-        <w:t>7.5 Conclusion</w:t>
+          <w:lang w:bidi="ar-DZ"/>
+        </w:rPr>
+      </w:pPr>
+      <w:r>
+        <w:rPr>
+          <w:lang w:bidi="ar-DZ"/>
+        </w:rPr>
+        <w:t>The database constraints defined for the KriGo platform ensure data integrity, consistency, and reliability throughout the system. Primary and foreign keys establish strong relationships between entities, while unique, check, not-null, and default constraints enforce business rules and prevent invalid data. In addition, a comprehensive indexing strategy—including primary, foreign, unique, search, and composite indexes—has been designed to optimize query performance and support efficient operation of the platform as it scales. These constraints and indexes provide a robust foundation for the physical implementation of the KriGo relational database.</w:t>
       </w:r>
     </w:p>
     <w:p>
@@ -29330,24 +32235,13 @@
           <w:lang w:bidi="ar-DZ"/>
         </w:rPr>
       </w:pPr>
-      <w:r>
-        <w:rPr>
-          <w:lang w:bidi="ar-DZ"/>
-        </w:rPr>
-        <w:t>The database constraints defined for the KriGo platform ensure data integrity, consistency, and reliability throughout the system. Primary and foreign keys establish strong relationships between entities, while unique, check, not-null, and default constraints enforce business rules and prevent invalid data. In addition, a comprehensive indexing strategy—including primary, foreign, unique, search, and composite indexes—has been designed to optimize query performance and support efficient operation of the platform as it scales. These constraints and indexes provide a robust foundation for the physical implementation of the KriGo relational database.</w:t>
-      </w:r>
-    </w:p>
-    <w:p>
-      <w:pPr>
-        <w:spacing w:before="240" w:after="0" w:line="278" w:lineRule="auto"/>
-        <w:rPr>
-          <w:lang w:bidi="ar-DZ"/>
-        </w:rPr>
-      </w:pPr>
     </w:p>
     <w:sectPr>
+      <w:headerReference w:type="default" r:id="rId8"/>
+      <w:footerReference w:type="default" r:id="rId9"/>
       <w:pgSz w:w="11906" w:h="16838" w:code="9"/>
       <w:pgMar w:top="1411" w:right="850" w:bottom="1411" w:left="1699" w:header="720" w:footer="720" w:gutter="0"/>
+      <w:pgNumType w:start="1"/>
       <w:cols w:space="720"/>
       <w:docGrid w:linePitch="360"/>
     </w:sectPr>
@@ -29380,6 +32274,103 @@
 </w:endnotes>
 </file>
 
+<file path=word/footer1.xml><?xml version="1.0" encoding="utf-8"?>
+<w:ftr xmlns:wpc="http://schemas.microsoft.com/office/word/2010/wordprocessingCanvas" xmlns:cx="http://schemas.microsoft.com/office/drawing/2014/chartex" xmlns:cx1="http://schemas.microsoft.com/office/drawing/2015/9/8/chartex" xmlns:cx2="http://schemas.microsoft.com/office/drawing/2015/10/21/chartex" xmlns:cx3="http://schemas.microsoft.com/office/drawing/2016/5/9/chartex" xmlns:cx4="http://schemas.microsoft.com/office/drawing/2016/5/10/chartex" xmlns:cx5="http://schemas.microsoft.com/office/drawing/2016/5/11/chartex" xmlns:cx6="http://schemas.microsoft.com/office/drawing/2016/5/12/chartex" xmlns:cx7="http://schemas.microsoft.com/office/drawing/2016/5/13/chartex" xmlns:cx8="http://schemas.microsoft.com/office/drawing/2016/5/14/chartex" xmlns:mc="http://schemas.openxmlformats.org/markup-compatibility/2006" xmlns:aink="http://schemas.microsoft.com/office/drawing/2016/ink" xmlns:am3d="http://schemas.microsoft.com/office/drawing/2017/model3d" xmlns:o="urn:schemas-microsoft-com:office:office" xmlns:oel="http://schemas.microsoft.com/office/2019/extlst" xmlns:r="http://schemas.openxmlformats.org/officeDocument/2006/relationships" xmlns:m="http://schemas.openxmlformats.org/officeDocument/2006/math" xmlns:v="urn:schemas-microsoft-com:vml" xmlns:wp14="http://schemas.microsoft.com/office/word/2010/wordprocessingDrawing" xmlns:wp="http://schemas.openxmlformats.org/drawingml/2006/wordprocessingDrawing" xmlns:w10="urn:schemas-microsoft-com:office:word" xmlns:w="http://schemas.openxmlformats.org/wordprocessingml/2006/main" xmlns:w14="http://schemas.microsoft.com/office/word/2010/wordml" xmlns:w15="http://schemas.microsoft.com/office/word/2012/wordml" xmlns:w16cex="http://schemas.microsoft.com/office/word/2018/wordml/cex" xmlns:w16cid="http://schemas.microsoft.com/office/word/2016/wordml/cid" xmlns:w16="http://schemas.microsoft.com/office/word/2018/wordml" xmlns:w16du="http://schemas.microsoft.com/office/word/2023/wordml/word16du" xmlns:w16sdtdh="http://schemas.microsoft.com/office/word/2020/wordml/sdtdatahash" xmlns:w16sdtfl="http://schemas.microsoft.com/office/word/2024/wordml/sdtformatlock" xmlns:w16se="http://schemas.microsoft.com/office/word/2015/wordml/symex" xmlns:wpg="http://schemas.microsoft.com/office/word/2010/wordprocessingGroup" xmlns:wpi="http://schemas.microsoft.com/office/word/2010/wordprocessingInk" xmlns:wne="http://schemas.microsoft.com/office/word/2006/wordml" xmlns:wps="http://schemas.microsoft.com/office/word/2010/wordprocessingShape" mc:Ignorable="w14 w15 w16se w16cid w16 w16cex w16sdtdh w16sdtfl w16du wp14">
+  <w:sdt>
+    <w:sdtPr>
+      <w:rPr>
+        <w:sz w:val="18"/>
+        <w:szCs w:val="18"/>
+      </w:rPr>
+      <w:id w:val="-33125812"/>
+      <w:docPartObj>
+        <w:docPartGallery w:val="Page Numbers (Bottom of Page)"/>
+        <w:docPartUnique/>
+      </w:docPartObj>
+    </w:sdtPr>
+    <w:sdtEndPr>
+      <w:rPr>
+        <w:color w:val="7F7F7F" w:themeColor="background1" w:themeShade="7F"/>
+        <w:spacing w:val="60"/>
+      </w:rPr>
+    </w:sdtEndPr>
+    <w:sdtContent>
+      <w:p>
+        <w:pPr>
+          <w:pStyle w:val="Footer"/>
+          <w:pBdr>
+            <w:top w:val="single" w:sz="4" w:space="1" w:color="D9D9D9" w:themeColor="background1" w:themeShade="D9"/>
+          </w:pBdr>
+          <w:jc w:val="right"/>
+          <w:rPr>
+            <w:sz w:val="18"/>
+            <w:szCs w:val="18"/>
+          </w:rPr>
+        </w:pPr>
+        <w:r>
+          <w:rPr>
+            <w:sz w:val="18"/>
+            <w:szCs w:val="18"/>
+          </w:rPr>
+          <w:fldChar w:fldCharType="begin"/>
+        </w:r>
+        <w:r>
+          <w:rPr>
+            <w:sz w:val="18"/>
+            <w:szCs w:val="18"/>
+          </w:rPr>
+          <w:instrText xml:space="preserve"> PAGE   \* MERGEFORMAT </w:instrText>
+        </w:r>
+        <w:r>
+          <w:rPr>
+            <w:sz w:val="18"/>
+            <w:szCs w:val="18"/>
+          </w:rPr>
+          <w:fldChar w:fldCharType="separate"/>
+        </w:r>
+        <w:r>
+          <w:rPr>
+            <w:noProof/>
+            <w:sz w:val="18"/>
+            <w:szCs w:val="18"/>
+          </w:rPr>
+          <w:t>2</w:t>
+        </w:r>
+        <w:r>
+          <w:rPr>
+            <w:noProof/>
+            <w:sz w:val="18"/>
+            <w:szCs w:val="18"/>
+          </w:rPr>
+          <w:fldChar w:fldCharType="end"/>
+        </w:r>
+        <w:r>
+          <w:rPr>
+            <w:sz w:val="18"/>
+            <w:szCs w:val="18"/>
+          </w:rPr>
+          <w:t xml:space="preserve"> | </w:t>
+        </w:r>
+        <w:r>
+          <w:rPr>
+            <w:color w:val="7F7F7F" w:themeColor="background1" w:themeShade="7F"/>
+            <w:spacing w:val="60"/>
+            <w:sz w:val="18"/>
+            <w:szCs w:val="18"/>
+          </w:rPr>
+          <w:t>Page</w:t>
+        </w:r>
+      </w:p>
+    </w:sdtContent>
+  </w:sdt>
+  <w:p>
+    <w:pPr>
+      <w:pStyle w:val="Footer"/>
+    </w:pPr>
+  </w:p>
+</w:ftr>
+</file>
+
 <file path=word/footnotes.xml><?xml version="1.0" encoding="utf-8"?>
 <w:footnotes xmlns:wpc="http://schemas.microsoft.com/office/word/2010/wordprocessingCanvas" xmlns:cx="http://schemas.microsoft.com/office/drawing/2014/chartex" xmlns:cx1="http://schemas.microsoft.com/office/drawing/2015/9/8/chartex" xmlns:cx2="http://schemas.microsoft.com/office/drawing/2015/10/21/chartex" xmlns:cx3="http://schemas.microsoft.com/office/drawing/2016/5/9/chartex" xmlns:cx4="http://schemas.microsoft.com/office/drawing/2016/5/10/chartex" xmlns:cx5="http://schemas.microsoft.com/office/drawing/2016/5/11/chartex" xmlns:cx6="http://schemas.microsoft.com/office/drawing/2016/5/12/chartex" xmlns:cx7="http://schemas.microsoft.com/office/drawing/2016/5/13/chartex" xmlns:cx8="http://schemas.microsoft.com/office/drawing/2016/5/14/chartex" xmlns:mc="http://schemas.openxmlformats.org/markup-compatibility/2006" xmlns:aink="http://schemas.microsoft.com/office/drawing/2016/ink" xmlns:am3d="http://schemas.microsoft.com/office/drawing/2017/model3d" xmlns:o="urn:schemas-microsoft-com:office:office" xmlns:oel="http://schemas.microsoft.com/office/2019/extlst" xmlns:r="http://schemas.openxmlformats.org/officeDocument/2006/relationships" xmlns:m="http://schemas.openxmlformats.org/officeDocument/2006/math" xmlns:v="urn:schemas-microsoft-com:vml" xmlns:wp14="http://schemas.microsoft.com/office/word/2010/wordprocessingDrawing" xmlns:wp="http://schemas.openxmlformats.org/drawingml/2006/wordprocessingDrawing" xmlns:w10="urn:schemas-microsoft-com:office:word" xmlns:w="http://schemas.openxmlformats.org/wordprocessingml/2006/main" xmlns:w14="http://schemas.microsoft.com/office/word/2010/wordml" xmlns:w15="http://schemas.microsoft.com/office/word/2012/wordml" xmlns:w16cex="http://schemas.microsoft.com/office/word/2018/wordml/cex" xmlns:w16cid="http://schemas.microsoft.com/office/word/2016/wordml/cid" xmlns:w16="http://schemas.microsoft.com/office/word/2018/wordml" xmlns:w16du="http://schemas.microsoft.com/office/word/2023/wordml/word16du" xmlns:w16sdtdh="http://schemas.microsoft.com/office/word/2020/wordml/sdtdatahash" xmlns:w16sdtfl="http://schemas.microsoft.com/office/word/2024/wordml/sdtformatlock" xmlns:w16se="http://schemas.microsoft.com/office/word/2015/wordml/symex" xmlns:wpg="http://schemas.microsoft.com/office/word/2010/wordprocessingGroup" xmlns:wpi="http://schemas.microsoft.com/office/word/2010/wordprocessingInk" xmlns:wne="http://schemas.microsoft.com/office/word/2006/wordml" xmlns:wps="http://schemas.microsoft.com/office/word/2010/wordprocessingShape" mc:Ignorable="w14 w15 w16se w16cid w16 w16cex w16sdtdh w16sdtfl w16du wp14">
   <w:footnote w:type="separator" w:id="-1">
@@ -29403,6 +32394,16 @@
     </w:p>
   </w:footnote>
 </w:footnotes>
+</file>
+
+<file path=word/header1.xml><?xml version="1.0" encoding="utf-8"?>
+<w:hdr xmlns:wpc="http://schemas.microsoft.com/office/word/2010/wordprocessingCanvas" xmlns:cx="http://schemas.microsoft.com/office/drawing/2014/chartex" xmlns:cx1="http://schemas.microsoft.com/office/drawing/2015/9/8/chartex" xmlns:cx2="http://schemas.microsoft.com/office/drawing/2015/10/21/chartex" xmlns:cx3="http://schemas.microsoft.com/office/drawing/2016/5/9/chartex" xmlns:cx4="http://schemas.microsoft.com/office/drawing/2016/5/10/chartex" xmlns:cx5="http://schemas.microsoft.com/office/drawing/2016/5/11/chartex" xmlns:cx6="http://schemas.microsoft.com/office/drawing/2016/5/12/chartex" xmlns:cx7="http://schemas.microsoft.com/office/drawing/2016/5/13/chartex" xmlns:cx8="http://schemas.microsoft.com/office/drawing/2016/5/14/chartex" xmlns:mc="http://schemas.openxmlformats.org/markup-compatibility/2006" xmlns:aink="http://schemas.microsoft.com/office/drawing/2016/ink" xmlns:am3d="http://schemas.microsoft.com/office/drawing/2017/model3d" xmlns:o="urn:schemas-microsoft-com:office:office" xmlns:oel="http://schemas.microsoft.com/office/2019/extlst" xmlns:r="http://schemas.openxmlformats.org/officeDocument/2006/relationships" xmlns:m="http://schemas.openxmlformats.org/officeDocument/2006/math" xmlns:v="urn:schemas-microsoft-com:vml" xmlns:wp14="http://schemas.microsoft.com/office/word/2010/wordprocessingDrawing" xmlns:wp="http://schemas.openxmlformats.org/drawingml/2006/wordprocessingDrawing" xmlns:w10="urn:schemas-microsoft-com:office:word" xmlns:w="http://schemas.openxmlformats.org/wordprocessingml/2006/main" xmlns:w14="http://schemas.microsoft.com/office/word/2010/wordml" xmlns:w15="http://schemas.microsoft.com/office/word/2012/wordml" xmlns:w16cex="http://schemas.microsoft.com/office/word/2018/wordml/cex" xmlns:w16cid="http://schemas.microsoft.com/office/word/2016/wordml/cid" xmlns:w16="http://schemas.microsoft.com/office/word/2018/wordml" xmlns:w16du="http://schemas.microsoft.com/office/word/2023/wordml/word16du" xmlns:w16sdtdh="http://schemas.microsoft.com/office/word/2020/wordml/sdtdatahash" xmlns:w16sdtfl="http://schemas.microsoft.com/office/word/2024/wordml/sdtformatlock" xmlns:w16se="http://schemas.microsoft.com/office/word/2015/wordml/symex" xmlns:wpg="http://schemas.microsoft.com/office/word/2010/wordprocessingGroup" xmlns:wpi="http://schemas.microsoft.com/office/word/2010/wordprocessingInk" xmlns:wne="http://schemas.microsoft.com/office/word/2006/wordml" xmlns:wps="http://schemas.microsoft.com/office/word/2010/wordprocessingShape" mc:Ignorable="w14 w15 w16se w16cid w16 w16cex w16sdtdh w16sdtfl w16du wp14">
+  <w:p>
+    <w:pPr>
+      <w:pStyle w:val="Header"/>
+    </w:pPr>
+  </w:p>
+</w:hdr>
 </file>
 
 <file path=word/numbering.xml><?xml version="1.0" encoding="utf-8"?>
@@ -43009,6 +46010,119 @@
     </w:lvl>
   </w:abstractNum>
   <w:abstractNum w:abstractNumId="105" w15:restartNumberingAfterBreak="0">
+    <w:nsid w:val="43A42376"/>
+    <w:multiLevelType w:val="hybridMultilevel"/>
+    <w:tmpl w:val="CC94DA42"/>
+    <w:lvl w:ilvl="0" w:tplc="04090005">
+      <w:start w:val="1"/>
+      <w:numFmt w:val="bullet"/>
+      <w:lvlText w:val=""/>
+      <w:lvlJc w:val="left"/>
+      <w:pPr>
+        <w:ind w:left="720" w:hanging="360"/>
+      </w:pPr>
+      <w:rPr>
+        <w:rFonts w:ascii="Wingdings" w:hAnsi="Wingdings" w:hint="default"/>
+      </w:rPr>
+    </w:lvl>
+    <w:lvl w:ilvl="1" w:tplc="FFFFFFFF" w:tentative="1">
+      <w:start w:val="1"/>
+      <w:numFmt w:val="bullet"/>
+      <w:lvlText w:val="o"/>
+      <w:lvlJc w:val="left"/>
+      <w:pPr>
+        <w:ind w:left="1440" w:hanging="360"/>
+      </w:pPr>
+      <w:rPr>
+        <w:rFonts w:ascii="Courier New" w:hAnsi="Courier New" w:cs="Courier New" w:hint="default"/>
+      </w:rPr>
+    </w:lvl>
+    <w:lvl w:ilvl="2" w:tplc="FFFFFFFF" w:tentative="1">
+      <w:start w:val="1"/>
+      <w:numFmt w:val="bullet"/>
+      <w:lvlText w:val=""/>
+      <w:lvlJc w:val="left"/>
+      <w:pPr>
+        <w:ind w:left="2160" w:hanging="360"/>
+      </w:pPr>
+      <w:rPr>
+        <w:rFonts w:ascii="Wingdings" w:hAnsi="Wingdings" w:hint="default"/>
+      </w:rPr>
+    </w:lvl>
+    <w:lvl w:ilvl="3" w:tplc="FFFFFFFF" w:tentative="1">
+      <w:start w:val="1"/>
+      <w:numFmt w:val="bullet"/>
+      <w:lvlText w:val=""/>
+      <w:lvlJc w:val="left"/>
+      <w:pPr>
+        <w:ind w:left="2880" w:hanging="360"/>
+      </w:pPr>
+      <w:rPr>
+        <w:rFonts w:ascii="Symbol" w:hAnsi="Symbol" w:hint="default"/>
+      </w:rPr>
+    </w:lvl>
+    <w:lvl w:ilvl="4" w:tplc="FFFFFFFF" w:tentative="1">
+      <w:start w:val="1"/>
+      <w:numFmt w:val="bullet"/>
+      <w:lvlText w:val="o"/>
+      <w:lvlJc w:val="left"/>
+      <w:pPr>
+        <w:ind w:left="3600" w:hanging="360"/>
+      </w:pPr>
+      <w:rPr>
+        <w:rFonts w:ascii="Courier New" w:hAnsi="Courier New" w:cs="Courier New" w:hint="default"/>
+      </w:rPr>
+    </w:lvl>
+    <w:lvl w:ilvl="5" w:tplc="FFFFFFFF" w:tentative="1">
+      <w:start w:val="1"/>
+      <w:numFmt w:val="bullet"/>
+      <w:lvlText w:val=""/>
+      <w:lvlJc w:val="left"/>
+      <w:pPr>
+        <w:ind w:left="4320" w:hanging="360"/>
+      </w:pPr>
+      <w:rPr>
+        <w:rFonts w:ascii="Wingdings" w:hAnsi="Wingdings" w:hint="default"/>
+      </w:rPr>
+    </w:lvl>
+    <w:lvl w:ilvl="6" w:tplc="FFFFFFFF" w:tentative="1">
+      <w:start w:val="1"/>
+      <w:numFmt w:val="bullet"/>
+      <w:lvlText w:val=""/>
+      <w:lvlJc w:val="left"/>
+      <w:pPr>
+        <w:ind w:left="5040" w:hanging="360"/>
+      </w:pPr>
+      <w:rPr>
+        <w:rFonts w:ascii="Symbol" w:hAnsi="Symbol" w:hint="default"/>
+      </w:rPr>
+    </w:lvl>
+    <w:lvl w:ilvl="7" w:tplc="FFFFFFFF" w:tentative="1">
+      <w:start w:val="1"/>
+      <w:numFmt w:val="bullet"/>
+      <w:lvlText w:val="o"/>
+      <w:lvlJc w:val="left"/>
+      <w:pPr>
+        <w:ind w:left="5760" w:hanging="360"/>
+      </w:pPr>
+      <w:rPr>
+        <w:rFonts w:ascii="Courier New" w:hAnsi="Courier New" w:cs="Courier New" w:hint="default"/>
+      </w:rPr>
+    </w:lvl>
+    <w:lvl w:ilvl="8" w:tplc="FFFFFFFF" w:tentative="1">
+      <w:start w:val="1"/>
+      <w:numFmt w:val="bullet"/>
+      <w:lvlText w:val=""/>
+      <w:lvlJc w:val="left"/>
+      <w:pPr>
+        <w:ind w:left="6480" w:hanging="360"/>
+      </w:pPr>
+      <w:rPr>
+        <w:rFonts w:ascii="Wingdings" w:hAnsi="Wingdings" w:hint="default"/>
+      </w:rPr>
+    </w:lvl>
+  </w:abstractNum>
+  <w:abstractNum w:abstractNumId="106" w15:restartNumberingAfterBreak="0">
     <w:nsid w:val="43EA1D69"/>
     <w:multiLevelType w:val="multilevel"/>
     <w:tmpl w:val="DFEC23EC"/>
@@ -43157,7 +46271,7 @@
       </w:rPr>
     </w:lvl>
   </w:abstractNum>
-  <w:abstractNum w:abstractNumId="106" w15:restartNumberingAfterBreak="0">
+  <w:abstractNum w:abstractNumId="107" w15:restartNumberingAfterBreak="0">
     <w:nsid w:val="44320084"/>
     <w:multiLevelType w:val="hybridMultilevel"/>
     <w:tmpl w:val="CE5076D4"/>
@@ -43269,7 +46383,7 @@
       </w:rPr>
     </w:lvl>
   </w:abstractNum>
-  <w:abstractNum w:abstractNumId="107" w15:restartNumberingAfterBreak="0">
+  <w:abstractNum w:abstractNumId="108" w15:restartNumberingAfterBreak="0">
     <w:nsid w:val="44554567"/>
     <w:multiLevelType w:val="hybridMultilevel"/>
     <w:tmpl w:val="78748252"/>
@@ -43381,7 +46495,7 @@
       </w:rPr>
     </w:lvl>
   </w:abstractNum>
-  <w:abstractNum w:abstractNumId="108" w15:restartNumberingAfterBreak="0">
+  <w:abstractNum w:abstractNumId="109" w15:restartNumberingAfterBreak="0">
     <w:nsid w:val="47E97CB7"/>
     <w:multiLevelType w:val="multilevel"/>
     <w:tmpl w:val="736A41BA"/>
@@ -43530,7 +46644,7 @@
       </w:rPr>
     </w:lvl>
   </w:abstractNum>
-  <w:abstractNum w:abstractNumId="109" w15:restartNumberingAfterBreak="0">
+  <w:abstractNum w:abstractNumId="110" w15:restartNumberingAfterBreak="0">
     <w:nsid w:val="48C326BF"/>
     <w:multiLevelType w:val="hybridMultilevel"/>
     <w:tmpl w:val="3918CF3E"/>
@@ -43643,7 +46757,7 @@
       </w:rPr>
     </w:lvl>
   </w:abstractNum>
-  <w:abstractNum w:abstractNumId="110" w15:restartNumberingAfterBreak="0">
+  <w:abstractNum w:abstractNumId="111" w15:restartNumberingAfterBreak="0">
     <w:nsid w:val="49005094"/>
     <w:multiLevelType w:val="hybridMultilevel"/>
     <w:tmpl w:val="14848CBE"/>
@@ -43755,7 +46869,7 @@
       </w:rPr>
     </w:lvl>
   </w:abstractNum>
-  <w:abstractNum w:abstractNumId="111" w15:restartNumberingAfterBreak="0">
+  <w:abstractNum w:abstractNumId="112" w15:restartNumberingAfterBreak="0">
     <w:nsid w:val="49243794"/>
     <w:multiLevelType w:val="multilevel"/>
     <w:tmpl w:val="E7681528"/>
@@ -43904,7 +47018,7 @@
       </w:rPr>
     </w:lvl>
   </w:abstractNum>
-  <w:abstractNum w:abstractNumId="112" w15:restartNumberingAfterBreak="0">
+  <w:abstractNum w:abstractNumId="113" w15:restartNumberingAfterBreak="0">
     <w:nsid w:val="49F33758"/>
     <w:multiLevelType w:val="hybridMultilevel"/>
     <w:tmpl w:val="EE980522"/>
@@ -44017,7 +47131,7 @@
       </w:rPr>
     </w:lvl>
   </w:abstractNum>
-  <w:abstractNum w:abstractNumId="113" w15:restartNumberingAfterBreak="0">
+  <w:abstractNum w:abstractNumId="114" w15:restartNumberingAfterBreak="0">
     <w:nsid w:val="4A880990"/>
     <w:multiLevelType w:val="hybridMultilevel"/>
     <w:tmpl w:val="F17E12C2"/>
@@ -44129,7 +47243,7 @@
       </w:rPr>
     </w:lvl>
   </w:abstractNum>
-  <w:abstractNum w:abstractNumId="114" w15:restartNumberingAfterBreak="0">
+  <w:abstractNum w:abstractNumId="115" w15:restartNumberingAfterBreak="0">
     <w:nsid w:val="4AFC59DF"/>
     <w:multiLevelType w:val="hybridMultilevel"/>
     <w:tmpl w:val="ED149FD4"/>
@@ -44242,7 +47356,7 @@
       </w:rPr>
     </w:lvl>
   </w:abstractNum>
-  <w:abstractNum w:abstractNumId="115" w15:restartNumberingAfterBreak="0">
+  <w:abstractNum w:abstractNumId="116" w15:restartNumberingAfterBreak="0">
     <w:nsid w:val="4B182B12"/>
     <w:multiLevelType w:val="hybridMultilevel"/>
     <w:tmpl w:val="31C486B4"/>
@@ -44354,7 +47468,7 @@
       </w:rPr>
     </w:lvl>
   </w:abstractNum>
-  <w:abstractNum w:abstractNumId="116" w15:restartNumberingAfterBreak="0">
+  <w:abstractNum w:abstractNumId="117" w15:restartNumberingAfterBreak="0">
     <w:nsid w:val="4B786EC5"/>
     <w:multiLevelType w:val="multilevel"/>
     <w:tmpl w:val="99E0CB18"/>
@@ -44503,7 +47617,7 @@
       </w:rPr>
     </w:lvl>
   </w:abstractNum>
-  <w:abstractNum w:abstractNumId="117" w15:restartNumberingAfterBreak="0">
+  <w:abstractNum w:abstractNumId="118" w15:restartNumberingAfterBreak="0">
     <w:nsid w:val="4BA13766"/>
     <w:multiLevelType w:val="multilevel"/>
     <w:tmpl w:val="63F4E6F0"/>
@@ -44652,7 +47766,7 @@
       </w:rPr>
     </w:lvl>
   </w:abstractNum>
-  <w:abstractNum w:abstractNumId="118" w15:restartNumberingAfterBreak="0">
+  <w:abstractNum w:abstractNumId="119" w15:restartNumberingAfterBreak="0">
     <w:nsid w:val="4BC76145"/>
     <w:multiLevelType w:val="multilevel"/>
     <w:tmpl w:val="AD66B3F0"/>
@@ -44801,7 +47915,7 @@
       </w:rPr>
     </w:lvl>
   </w:abstractNum>
-  <w:abstractNum w:abstractNumId="119" w15:restartNumberingAfterBreak="0">
+  <w:abstractNum w:abstractNumId="120" w15:restartNumberingAfterBreak="0">
     <w:nsid w:val="4E65371E"/>
     <w:multiLevelType w:val="hybridMultilevel"/>
     <w:tmpl w:val="53EE4538"/>
@@ -44913,7 +48027,7 @@
       </w:rPr>
     </w:lvl>
   </w:abstractNum>
-  <w:abstractNum w:abstractNumId="120" w15:restartNumberingAfterBreak="0">
+  <w:abstractNum w:abstractNumId="121" w15:restartNumberingAfterBreak="0">
     <w:nsid w:val="4E9A3F16"/>
     <w:multiLevelType w:val="multilevel"/>
     <w:tmpl w:val="63F4E6F0"/>
@@ -45062,7 +48176,7 @@
       </w:rPr>
     </w:lvl>
   </w:abstractNum>
-  <w:abstractNum w:abstractNumId="121" w15:restartNumberingAfterBreak="0">
+  <w:abstractNum w:abstractNumId="122" w15:restartNumberingAfterBreak="0">
     <w:nsid w:val="500B790D"/>
     <w:multiLevelType w:val="multilevel"/>
     <w:tmpl w:val="63F4E6F0"/>
@@ -45211,7 +48325,7 @@
       </w:rPr>
     </w:lvl>
   </w:abstractNum>
-  <w:abstractNum w:abstractNumId="122" w15:restartNumberingAfterBreak="0">
+  <w:abstractNum w:abstractNumId="123" w15:restartNumberingAfterBreak="0">
     <w:nsid w:val="526538B7"/>
     <w:multiLevelType w:val="hybridMultilevel"/>
     <w:tmpl w:val="E6A017F2"/>
@@ -45324,7 +48438,7 @@
       </w:rPr>
     </w:lvl>
   </w:abstractNum>
-  <w:abstractNum w:abstractNumId="123" w15:restartNumberingAfterBreak="0">
+  <w:abstractNum w:abstractNumId="124" w15:restartNumberingAfterBreak="0">
     <w:nsid w:val="537E56D9"/>
     <w:multiLevelType w:val="multilevel"/>
     <w:tmpl w:val="1B6E8B6A"/>
@@ -45473,7 +48587,7 @@
       </w:rPr>
     </w:lvl>
   </w:abstractNum>
-  <w:abstractNum w:abstractNumId="124" w15:restartNumberingAfterBreak="0">
+  <w:abstractNum w:abstractNumId="125" w15:restartNumberingAfterBreak="0">
     <w:nsid w:val="53E6601E"/>
     <w:multiLevelType w:val="hybridMultilevel"/>
     <w:tmpl w:val="66F0666A"/>
@@ -45586,7 +48700,7 @@
       </w:rPr>
     </w:lvl>
   </w:abstractNum>
-  <w:abstractNum w:abstractNumId="125" w15:restartNumberingAfterBreak="0">
+  <w:abstractNum w:abstractNumId="126" w15:restartNumberingAfterBreak="0">
     <w:nsid w:val="54E9416B"/>
     <w:multiLevelType w:val="multilevel"/>
     <w:tmpl w:val="A98E3AA0"/>
@@ -45735,7 +48849,7 @@
       </w:rPr>
     </w:lvl>
   </w:abstractNum>
-  <w:abstractNum w:abstractNumId="126" w15:restartNumberingAfterBreak="0">
+  <w:abstractNum w:abstractNumId="127" w15:restartNumberingAfterBreak="0">
     <w:nsid w:val="551D6F91"/>
     <w:multiLevelType w:val="hybridMultilevel"/>
     <w:tmpl w:val="9522B3C6"/>
@@ -45847,7 +48961,7 @@
       </w:rPr>
     </w:lvl>
   </w:abstractNum>
-  <w:abstractNum w:abstractNumId="127" w15:restartNumberingAfterBreak="0">
+  <w:abstractNum w:abstractNumId="128" w15:restartNumberingAfterBreak="0">
     <w:nsid w:val="55655B93"/>
     <w:multiLevelType w:val="multilevel"/>
     <w:tmpl w:val="9C88A4A8"/>
@@ -45996,7 +49110,7 @@
       </w:rPr>
     </w:lvl>
   </w:abstractNum>
-  <w:abstractNum w:abstractNumId="128" w15:restartNumberingAfterBreak="0">
+  <w:abstractNum w:abstractNumId="129" w15:restartNumberingAfterBreak="0">
     <w:nsid w:val="562D4F1F"/>
     <w:multiLevelType w:val="hybridMultilevel"/>
     <w:tmpl w:val="1FF8D31C"/>
@@ -46108,7 +49222,7 @@
       </w:rPr>
     </w:lvl>
   </w:abstractNum>
-  <w:abstractNum w:abstractNumId="129" w15:restartNumberingAfterBreak="0">
+  <w:abstractNum w:abstractNumId="130" w15:restartNumberingAfterBreak="0">
     <w:nsid w:val="565A0C8B"/>
     <w:multiLevelType w:val="multilevel"/>
     <w:tmpl w:val="AB24FF2E"/>
@@ -46257,7 +49371,7 @@
       </w:rPr>
     </w:lvl>
   </w:abstractNum>
-  <w:abstractNum w:abstractNumId="130" w15:restartNumberingAfterBreak="0">
+  <w:abstractNum w:abstractNumId="131" w15:restartNumberingAfterBreak="0">
     <w:nsid w:val="566E7C65"/>
     <w:multiLevelType w:val="multilevel"/>
     <w:tmpl w:val="28803B4C"/>
@@ -46406,7 +49520,7 @@
       </w:rPr>
     </w:lvl>
   </w:abstractNum>
-  <w:abstractNum w:abstractNumId="131" w15:restartNumberingAfterBreak="0">
+  <w:abstractNum w:abstractNumId="132" w15:restartNumberingAfterBreak="0">
     <w:nsid w:val="57407594"/>
     <w:multiLevelType w:val="multilevel"/>
     <w:tmpl w:val="E6E2F8AE"/>
@@ -46555,7 +49669,7 @@
       </w:rPr>
     </w:lvl>
   </w:abstractNum>
-  <w:abstractNum w:abstractNumId="132" w15:restartNumberingAfterBreak="0">
+  <w:abstractNum w:abstractNumId="133" w15:restartNumberingAfterBreak="0">
     <w:nsid w:val="577F771B"/>
     <w:multiLevelType w:val="hybridMultilevel"/>
     <w:tmpl w:val="0F2C5914"/>
@@ -46667,7 +49781,7 @@
       </w:rPr>
     </w:lvl>
   </w:abstractNum>
-  <w:abstractNum w:abstractNumId="133" w15:restartNumberingAfterBreak="0">
+  <w:abstractNum w:abstractNumId="134" w15:restartNumberingAfterBreak="0">
     <w:nsid w:val="57C43CDD"/>
     <w:multiLevelType w:val="hybridMultilevel"/>
     <w:tmpl w:val="6C94FB5E"/>
@@ -46780,7 +49894,7 @@
       </w:rPr>
     </w:lvl>
   </w:abstractNum>
-  <w:abstractNum w:abstractNumId="134" w15:restartNumberingAfterBreak="0">
+  <w:abstractNum w:abstractNumId="135" w15:restartNumberingAfterBreak="0">
     <w:nsid w:val="58393977"/>
     <w:multiLevelType w:val="hybridMultilevel"/>
     <w:tmpl w:val="985A5484"/>
@@ -46893,7 +50007,7 @@
       </w:rPr>
     </w:lvl>
   </w:abstractNum>
-  <w:abstractNum w:abstractNumId="135" w15:restartNumberingAfterBreak="0">
+  <w:abstractNum w:abstractNumId="136" w15:restartNumberingAfterBreak="0">
     <w:nsid w:val="59EB4CE4"/>
     <w:multiLevelType w:val="multilevel"/>
     <w:tmpl w:val="63F4E6F0"/>
@@ -47042,7 +50156,7 @@
       </w:rPr>
     </w:lvl>
   </w:abstractNum>
-  <w:abstractNum w:abstractNumId="136" w15:restartNumberingAfterBreak="0">
+  <w:abstractNum w:abstractNumId="137" w15:restartNumberingAfterBreak="0">
     <w:nsid w:val="5BD11962"/>
     <w:multiLevelType w:val="hybridMultilevel"/>
     <w:tmpl w:val="89A4B834"/>
@@ -47131,7 +50245,7 @@
       </w:pPr>
     </w:lvl>
   </w:abstractNum>
-  <w:abstractNum w:abstractNumId="137" w15:restartNumberingAfterBreak="0">
+  <w:abstractNum w:abstractNumId="138" w15:restartNumberingAfterBreak="0">
     <w:nsid w:val="5C950DBA"/>
     <w:multiLevelType w:val="hybridMultilevel"/>
     <w:tmpl w:val="7D78F950"/>
@@ -47243,7 +50357,7 @@
       </w:rPr>
     </w:lvl>
   </w:abstractNum>
-  <w:abstractNum w:abstractNumId="138" w15:restartNumberingAfterBreak="0">
+  <w:abstractNum w:abstractNumId="139" w15:restartNumberingAfterBreak="0">
     <w:nsid w:val="5D2A5D3B"/>
     <w:multiLevelType w:val="hybridMultilevel"/>
     <w:tmpl w:val="3AF89EA6"/>
@@ -47334,7 +50448,7 @@
       </w:pPr>
     </w:lvl>
   </w:abstractNum>
-  <w:abstractNum w:abstractNumId="139" w15:restartNumberingAfterBreak="0">
+  <w:abstractNum w:abstractNumId="140" w15:restartNumberingAfterBreak="0">
     <w:nsid w:val="5D9E49FD"/>
     <w:multiLevelType w:val="hybridMultilevel"/>
     <w:tmpl w:val="4EE40BB4"/>
@@ -47446,7 +50560,7 @@
       </w:rPr>
     </w:lvl>
   </w:abstractNum>
-  <w:abstractNum w:abstractNumId="140" w15:restartNumberingAfterBreak="0">
+  <w:abstractNum w:abstractNumId="141" w15:restartNumberingAfterBreak="0">
     <w:nsid w:val="5DB7107D"/>
     <w:multiLevelType w:val="multilevel"/>
     <w:tmpl w:val="6520107A"/>
@@ -47595,7 +50709,93 @@
       </w:rPr>
     </w:lvl>
   </w:abstractNum>
-  <w:abstractNum w:abstractNumId="141" w15:restartNumberingAfterBreak="0">
+  <w:abstractNum w:abstractNumId="142" w15:restartNumberingAfterBreak="0">
+    <w:nsid w:val="5DCA6B7F"/>
+    <w:multiLevelType w:val="hybridMultilevel"/>
+    <w:tmpl w:val="672C67B2"/>
+    <w:lvl w:ilvl="0" w:tplc="A80662F0">
+      <w:start w:val="1"/>
+      <w:numFmt w:val="decimal"/>
+      <w:lvlText w:val="%1."/>
+      <w:lvlJc w:val="left"/>
+      <w:pPr>
+        <w:ind w:left="720" w:hanging="360"/>
+      </w:pPr>
+    </w:lvl>
+    <w:lvl w:ilvl="1" w:tplc="04090019" w:tentative="1">
+      <w:start w:val="1"/>
+      <w:numFmt w:val="lowerLetter"/>
+      <w:lvlText w:val="%2."/>
+      <w:lvlJc w:val="left"/>
+      <w:pPr>
+        <w:ind w:left="1440" w:hanging="360"/>
+      </w:pPr>
+    </w:lvl>
+    <w:lvl w:ilvl="2" w:tplc="0409001B" w:tentative="1">
+      <w:start w:val="1"/>
+      <w:numFmt w:val="lowerRoman"/>
+      <w:lvlText w:val="%3."/>
+      <w:lvlJc w:val="right"/>
+      <w:pPr>
+        <w:ind w:left="2160" w:hanging="180"/>
+      </w:pPr>
+    </w:lvl>
+    <w:lvl w:ilvl="3" w:tplc="0409000F" w:tentative="1">
+      <w:start w:val="1"/>
+      <w:numFmt w:val="decimal"/>
+      <w:lvlText w:val="%4."/>
+      <w:lvlJc w:val="left"/>
+      <w:pPr>
+        <w:ind w:left="2880" w:hanging="360"/>
+      </w:pPr>
+    </w:lvl>
+    <w:lvl w:ilvl="4" w:tplc="04090019" w:tentative="1">
+      <w:start w:val="1"/>
+      <w:numFmt w:val="lowerLetter"/>
+      <w:lvlText w:val="%5."/>
+      <w:lvlJc w:val="left"/>
+      <w:pPr>
+        <w:ind w:left="3600" w:hanging="360"/>
+      </w:pPr>
+    </w:lvl>
+    <w:lvl w:ilvl="5" w:tplc="0409001B" w:tentative="1">
+      <w:start w:val="1"/>
+      <w:numFmt w:val="lowerRoman"/>
+      <w:lvlText w:val="%6."/>
+      <w:lvlJc w:val="right"/>
+      <w:pPr>
+        <w:ind w:left="4320" w:hanging="180"/>
+      </w:pPr>
+    </w:lvl>
+    <w:lvl w:ilvl="6" w:tplc="0409000F" w:tentative="1">
+      <w:start w:val="1"/>
+      <w:numFmt w:val="decimal"/>
+      <w:lvlText w:val="%7."/>
+      <w:lvlJc w:val="left"/>
+      <w:pPr>
+        <w:ind w:left="5040" w:hanging="360"/>
+      </w:pPr>
+    </w:lvl>
+    <w:lvl w:ilvl="7" w:tplc="04090019" w:tentative="1">
+      <w:start w:val="1"/>
+      <w:numFmt w:val="lowerLetter"/>
+      <w:lvlText w:val="%8."/>
+      <w:lvlJc w:val="left"/>
+      <w:pPr>
+        <w:ind w:left="5760" w:hanging="360"/>
+      </w:pPr>
+    </w:lvl>
+    <w:lvl w:ilvl="8" w:tplc="0409001B" w:tentative="1">
+      <w:start w:val="1"/>
+      <w:numFmt w:val="lowerRoman"/>
+      <w:lvlText w:val="%9."/>
+      <w:lvlJc w:val="right"/>
+      <w:pPr>
+        <w:ind w:left="6480" w:hanging="180"/>
+      </w:pPr>
+    </w:lvl>
+  </w:abstractNum>
+  <w:abstractNum w:abstractNumId="143" w15:restartNumberingAfterBreak="0">
     <w:nsid w:val="5E3B3A2D"/>
     <w:multiLevelType w:val="multilevel"/>
     <w:tmpl w:val="35708E5C"/>
@@ -47744,7 +50944,7 @@
       </w:rPr>
     </w:lvl>
   </w:abstractNum>
-  <w:abstractNum w:abstractNumId="142" w15:restartNumberingAfterBreak="0">
+  <w:abstractNum w:abstractNumId="144" w15:restartNumberingAfterBreak="0">
     <w:nsid w:val="60421322"/>
     <w:multiLevelType w:val="hybridMultilevel"/>
     <w:tmpl w:val="447CDBDC"/>
@@ -47856,7 +51056,7 @@
       </w:rPr>
     </w:lvl>
   </w:abstractNum>
-  <w:abstractNum w:abstractNumId="143" w15:restartNumberingAfterBreak="0">
+  <w:abstractNum w:abstractNumId="145" w15:restartNumberingAfterBreak="0">
     <w:nsid w:val="61926C31"/>
     <w:multiLevelType w:val="hybridMultilevel"/>
     <w:tmpl w:val="AFD27E5C"/>
@@ -47969,7 +51169,7 @@
       </w:rPr>
     </w:lvl>
   </w:abstractNum>
-  <w:abstractNum w:abstractNumId="144" w15:restartNumberingAfterBreak="0">
+  <w:abstractNum w:abstractNumId="146" w15:restartNumberingAfterBreak="0">
     <w:nsid w:val="622F5FC7"/>
     <w:multiLevelType w:val="hybridMultilevel"/>
     <w:tmpl w:val="49A6C2A6"/>
@@ -48082,7 +51282,7 @@
       </w:rPr>
     </w:lvl>
   </w:abstractNum>
-  <w:abstractNum w:abstractNumId="145" w15:restartNumberingAfterBreak="0">
+  <w:abstractNum w:abstractNumId="147" w15:restartNumberingAfterBreak="0">
     <w:nsid w:val="62AC33B4"/>
     <w:multiLevelType w:val="multilevel"/>
     <w:tmpl w:val="A074F3CA"/>
@@ -48231,7 +51431,7 @@
       </w:rPr>
     </w:lvl>
   </w:abstractNum>
-  <w:abstractNum w:abstractNumId="146" w15:restartNumberingAfterBreak="0">
+  <w:abstractNum w:abstractNumId="148" w15:restartNumberingAfterBreak="0">
     <w:nsid w:val="63B44674"/>
     <w:multiLevelType w:val="multilevel"/>
     <w:tmpl w:val="08F4FA9A"/>
@@ -48380,7 +51580,7 @@
       </w:rPr>
     </w:lvl>
   </w:abstractNum>
-  <w:abstractNum w:abstractNumId="147" w15:restartNumberingAfterBreak="0">
+  <w:abstractNum w:abstractNumId="149" w15:restartNumberingAfterBreak="0">
     <w:nsid w:val="63C245D4"/>
     <w:multiLevelType w:val="hybridMultilevel"/>
     <w:tmpl w:val="E1563A56"/>
@@ -48492,7 +51692,7 @@
       </w:rPr>
     </w:lvl>
   </w:abstractNum>
-  <w:abstractNum w:abstractNumId="148" w15:restartNumberingAfterBreak="0">
+  <w:abstractNum w:abstractNumId="150" w15:restartNumberingAfterBreak="0">
     <w:nsid w:val="64F30198"/>
     <w:multiLevelType w:val="multilevel"/>
     <w:tmpl w:val="63F4E6F0"/>
@@ -48641,7 +51841,7 @@
       </w:rPr>
     </w:lvl>
   </w:abstractNum>
-  <w:abstractNum w:abstractNumId="149" w15:restartNumberingAfterBreak="0">
+  <w:abstractNum w:abstractNumId="151" w15:restartNumberingAfterBreak="0">
     <w:nsid w:val="65AF2502"/>
     <w:multiLevelType w:val="hybridMultilevel"/>
     <w:tmpl w:val="FB2A44D8"/>
@@ -48754,7 +51954,7 @@
       </w:rPr>
     </w:lvl>
   </w:abstractNum>
-  <w:abstractNum w:abstractNumId="150" w15:restartNumberingAfterBreak="0">
+  <w:abstractNum w:abstractNumId="152" w15:restartNumberingAfterBreak="0">
     <w:nsid w:val="665D4292"/>
     <w:multiLevelType w:val="multilevel"/>
     <w:tmpl w:val="1B7CAE74"/>
@@ -48903,7 +52103,7 @@
       </w:rPr>
     </w:lvl>
   </w:abstractNum>
-  <w:abstractNum w:abstractNumId="151" w15:restartNumberingAfterBreak="0">
+  <w:abstractNum w:abstractNumId="153" w15:restartNumberingAfterBreak="0">
     <w:nsid w:val="671614F0"/>
     <w:multiLevelType w:val="multilevel"/>
     <w:tmpl w:val="63F4E6F0"/>
@@ -49052,7 +52252,7 @@
       </w:rPr>
     </w:lvl>
   </w:abstractNum>
-  <w:abstractNum w:abstractNumId="152" w15:restartNumberingAfterBreak="0">
+  <w:abstractNum w:abstractNumId="154" w15:restartNumberingAfterBreak="0">
     <w:nsid w:val="6745055A"/>
     <w:multiLevelType w:val="hybridMultilevel"/>
     <w:tmpl w:val="17C8A8D0"/>
@@ -49165,7 +52365,93 @@
       </w:rPr>
     </w:lvl>
   </w:abstractNum>
-  <w:abstractNum w:abstractNumId="153" w15:restartNumberingAfterBreak="0">
+  <w:abstractNum w:abstractNumId="155" w15:restartNumberingAfterBreak="0">
+    <w:nsid w:val="6748791D"/>
+    <w:multiLevelType w:val="hybridMultilevel"/>
+    <w:tmpl w:val="602AC306"/>
+    <w:lvl w:ilvl="0" w:tplc="5D806992">
+      <w:start w:val="1"/>
+      <w:numFmt w:val="decimal"/>
+      <w:lvlText w:val="%1."/>
+      <w:lvlJc w:val="left"/>
+      <w:pPr>
+        <w:ind w:left="720" w:hanging="360"/>
+      </w:pPr>
+    </w:lvl>
+    <w:lvl w:ilvl="1" w:tplc="04090019" w:tentative="1">
+      <w:start w:val="1"/>
+      <w:numFmt w:val="lowerLetter"/>
+      <w:lvlText w:val="%2."/>
+      <w:lvlJc w:val="left"/>
+      <w:pPr>
+        <w:ind w:left="1440" w:hanging="360"/>
+      </w:pPr>
+    </w:lvl>
+    <w:lvl w:ilvl="2" w:tplc="0409001B" w:tentative="1">
+      <w:start w:val="1"/>
+      <w:numFmt w:val="lowerRoman"/>
+      <w:lvlText w:val="%3."/>
+      <w:lvlJc w:val="right"/>
+      <w:pPr>
+        <w:ind w:left="2160" w:hanging="180"/>
+      </w:pPr>
+    </w:lvl>
+    <w:lvl w:ilvl="3" w:tplc="0409000F" w:tentative="1">
+      <w:start w:val="1"/>
+      <w:numFmt w:val="decimal"/>
+      <w:lvlText w:val="%4."/>
+      <w:lvlJc w:val="left"/>
+      <w:pPr>
+        <w:ind w:left="2880" w:hanging="360"/>
+      </w:pPr>
+    </w:lvl>
+    <w:lvl w:ilvl="4" w:tplc="04090019" w:tentative="1">
+      <w:start w:val="1"/>
+      <w:numFmt w:val="lowerLetter"/>
+      <w:lvlText w:val="%5."/>
+      <w:lvlJc w:val="left"/>
+      <w:pPr>
+        <w:ind w:left="3600" w:hanging="360"/>
+      </w:pPr>
+    </w:lvl>
+    <w:lvl w:ilvl="5" w:tplc="0409001B" w:tentative="1">
+      <w:start w:val="1"/>
+      <w:numFmt w:val="lowerRoman"/>
+      <w:lvlText w:val="%6."/>
+      <w:lvlJc w:val="right"/>
+      <w:pPr>
+        <w:ind w:left="4320" w:hanging="180"/>
+      </w:pPr>
+    </w:lvl>
+    <w:lvl w:ilvl="6" w:tplc="0409000F" w:tentative="1">
+      <w:start w:val="1"/>
+      <w:numFmt w:val="decimal"/>
+      <w:lvlText w:val="%7."/>
+      <w:lvlJc w:val="left"/>
+      <w:pPr>
+        <w:ind w:left="5040" w:hanging="360"/>
+      </w:pPr>
+    </w:lvl>
+    <w:lvl w:ilvl="7" w:tplc="04090019" w:tentative="1">
+      <w:start w:val="1"/>
+      <w:numFmt w:val="lowerLetter"/>
+      <w:lvlText w:val="%8."/>
+      <w:lvlJc w:val="left"/>
+      <w:pPr>
+        <w:ind w:left="5760" w:hanging="360"/>
+      </w:pPr>
+    </w:lvl>
+    <w:lvl w:ilvl="8" w:tplc="0409001B" w:tentative="1">
+      <w:start w:val="1"/>
+      <w:numFmt w:val="lowerRoman"/>
+      <w:lvlText w:val="%9."/>
+      <w:lvlJc w:val="right"/>
+      <w:pPr>
+        <w:ind w:left="6480" w:hanging="180"/>
+      </w:pPr>
+    </w:lvl>
+  </w:abstractNum>
+  <w:abstractNum w:abstractNumId="156" w15:restartNumberingAfterBreak="0">
     <w:nsid w:val="68112B9F"/>
     <w:multiLevelType w:val="multilevel"/>
     <w:tmpl w:val="4BDA49AC"/>
@@ -49314,7 +52600,7 @@
       </w:rPr>
     </w:lvl>
   </w:abstractNum>
-  <w:abstractNum w:abstractNumId="154" w15:restartNumberingAfterBreak="0">
+  <w:abstractNum w:abstractNumId="157" w15:restartNumberingAfterBreak="0">
     <w:nsid w:val="6859691D"/>
     <w:multiLevelType w:val="multilevel"/>
     <w:tmpl w:val="826A9D48"/>
@@ -49463,7 +52749,7 @@
       </w:rPr>
     </w:lvl>
   </w:abstractNum>
-  <w:abstractNum w:abstractNumId="155" w15:restartNumberingAfterBreak="0">
+  <w:abstractNum w:abstractNumId="158" w15:restartNumberingAfterBreak="0">
     <w:nsid w:val="68817757"/>
     <w:multiLevelType w:val="multilevel"/>
     <w:tmpl w:val="34EE1968"/>
@@ -49612,7 +52898,7 @@
       </w:rPr>
     </w:lvl>
   </w:abstractNum>
-  <w:abstractNum w:abstractNumId="156" w15:restartNumberingAfterBreak="0">
+  <w:abstractNum w:abstractNumId="159" w15:restartNumberingAfterBreak="0">
     <w:nsid w:val="68AA04CC"/>
     <w:multiLevelType w:val="multilevel"/>
     <w:tmpl w:val="66C88212"/>
@@ -49761,7 +53047,7 @@
       </w:rPr>
     </w:lvl>
   </w:abstractNum>
-  <w:abstractNum w:abstractNumId="157" w15:restartNumberingAfterBreak="0">
+  <w:abstractNum w:abstractNumId="160" w15:restartNumberingAfterBreak="0">
     <w:nsid w:val="68BE10E8"/>
     <w:multiLevelType w:val="hybridMultilevel"/>
     <w:tmpl w:val="326CD592"/>
@@ -49874,7 +53160,7 @@
       </w:rPr>
     </w:lvl>
   </w:abstractNum>
-  <w:abstractNum w:abstractNumId="158" w15:restartNumberingAfterBreak="0">
+  <w:abstractNum w:abstractNumId="161" w15:restartNumberingAfterBreak="0">
     <w:nsid w:val="69996D9A"/>
     <w:multiLevelType w:val="multilevel"/>
     <w:tmpl w:val="1780FC38"/>
@@ -50023,7 +53309,7 @@
       </w:rPr>
     </w:lvl>
   </w:abstractNum>
-  <w:abstractNum w:abstractNumId="159" w15:restartNumberingAfterBreak="0">
+  <w:abstractNum w:abstractNumId="162" w15:restartNumberingAfterBreak="0">
     <w:nsid w:val="6A3705AD"/>
     <w:multiLevelType w:val="hybridMultilevel"/>
     <w:tmpl w:val="BCA45810"/>
@@ -50136,7 +53422,7 @@
       </w:rPr>
     </w:lvl>
   </w:abstractNum>
-  <w:abstractNum w:abstractNumId="160" w15:restartNumberingAfterBreak="0">
+  <w:abstractNum w:abstractNumId="163" w15:restartNumberingAfterBreak="0">
     <w:nsid w:val="6B3C30B9"/>
     <w:multiLevelType w:val="hybridMultilevel"/>
     <w:tmpl w:val="C938F8DE"/>
@@ -50248,7 +53534,7 @@
       </w:rPr>
     </w:lvl>
   </w:abstractNum>
-  <w:abstractNum w:abstractNumId="161" w15:restartNumberingAfterBreak="0">
+  <w:abstractNum w:abstractNumId="164" w15:restartNumberingAfterBreak="0">
     <w:nsid w:val="6C141949"/>
     <w:multiLevelType w:val="hybridMultilevel"/>
     <w:tmpl w:val="878A5DBC"/>
@@ -50361,7 +53647,7 @@
       </w:rPr>
     </w:lvl>
   </w:abstractNum>
-  <w:abstractNum w:abstractNumId="162" w15:restartNumberingAfterBreak="0">
+  <w:abstractNum w:abstractNumId="165" w15:restartNumberingAfterBreak="0">
     <w:nsid w:val="6D1511A0"/>
     <w:multiLevelType w:val="hybridMultilevel"/>
     <w:tmpl w:val="AAD8B9B4"/>
@@ -50473,7 +53759,7 @@
       </w:rPr>
     </w:lvl>
   </w:abstractNum>
-  <w:abstractNum w:abstractNumId="163" w15:restartNumberingAfterBreak="0">
+  <w:abstractNum w:abstractNumId="166" w15:restartNumberingAfterBreak="0">
     <w:nsid w:val="6DD255F1"/>
     <w:multiLevelType w:val="hybridMultilevel"/>
     <w:tmpl w:val="ACBC1404"/>
@@ -50586,7 +53872,7 @@
       </w:rPr>
     </w:lvl>
   </w:abstractNum>
-  <w:abstractNum w:abstractNumId="164" w15:restartNumberingAfterBreak="0">
+  <w:abstractNum w:abstractNumId="167" w15:restartNumberingAfterBreak="0">
     <w:nsid w:val="6DDB4404"/>
     <w:multiLevelType w:val="hybridMultilevel"/>
     <w:tmpl w:val="06428E32"/>
@@ -50699,7 +53985,7 @@
       </w:rPr>
     </w:lvl>
   </w:abstractNum>
-  <w:abstractNum w:abstractNumId="165" w15:restartNumberingAfterBreak="0">
+  <w:abstractNum w:abstractNumId="168" w15:restartNumberingAfterBreak="0">
     <w:nsid w:val="6F014B3B"/>
     <w:multiLevelType w:val="hybridMultilevel"/>
     <w:tmpl w:val="C89A39BE"/>
@@ -50811,7 +54097,7 @@
       </w:rPr>
     </w:lvl>
   </w:abstractNum>
-  <w:abstractNum w:abstractNumId="166" w15:restartNumberingAfterBreak="0">
+  <w:abstractNum w:abstractNumId="169" w15:restartNumberingAfterBreak="0">
     <w:nsid w:val="6F171273"/>
     <w:multiLevelType w:val="multilevel"/>
     <w:tmpl w:val="0240C564"/>
@@ -50960,7 +54246,7 @@
       </w:rPr>
     </w:lvl>
   </w:abstractNum>
-  <w:abstractNum w:abstractNumId="167" w15:restartNumberingAfterBreak="0">
+  <w:abstractNum w:abstractNumId="170" w15:restartNumberingAfterBreak="0">
     <w:nsid w:val="6FB82AAA"/>
     <w:multiLevelType w:val="multilevel"/>
     <w:tmpl w:val="FC46C7C0"/>
@@ -51109,7 +54395,7 @@
       </w:rPr>
     </w:lvl>
   </w:abstractNum>
-  <w:abstractNum w:abstractNumId="168" w15:restartNumberingAfterBreak="0">
+  <w:abstractNum w:abstractNumId="171" w15:restartNumberingAfterBreak="0">
     <w:nsid w:val="6FD46DCF"/>
     <w:multiLevelType w:val="hybridMultilevel"/>
     <w:tmpl w:val="EF5E6EC6"/>
@@ -51222,7 +54508,7 @@
       </w:rPr>
     </w:lvl>
   </w:abstractNum>
-  <w:abstractNum w:abstractNumId="169" w15:restartNumberingAfterBreak="0">
+  <w:abstractNum w:abstractNumId="172" w15:restartNumberingAfterBreak="0">
     <w:nsid w:val="6FDE6C2A"/>
     <w:multiLevelType w:val="multilevel"/>
     <w:tmpl w:val="A4BEBC9C"/>
@@ -51371,7 +54657,7 @@
       </w:rPr>
     </w:lvl>
   </w:abstractNum>
-  <w:abstractNum w:abstractNumId="170" w15:restartNumberingAfterBreak="0">
+  <w:abstractNum w:abstractNumId="173" w15:restartNumberingAfterBreak="0">
     <w:nsid w:val="70484E38"/>
     <w:multiLevelType w:val="multilevel"/>
     <w:tmpl w:val="22B26DD2"/>
@@ -51520,7 +54806,7 @@
       </w:rPr>
     </w:lvl>
   </w:abstractNum>
-  <w:abstractNum w:abstractNumId="171" w15:restartNumberingAfterBreak="0">
+  <w:abstractNum w:abstractNumId="174" w15:restartNumberingAfterBreak="0">
     <w:nsid w:val="70CB723E"/>
     <w:multiLevelType w:val="multilevel"/>
     <w:tmpl w:val="63F4E6F0"/>
@@ -51669,7 +54955,7 @@
       </w:rPr>
     </w:lvl>
   </w:abstractNum>
-  <w:abstractNum w:abstractNumId="172" w15:restartNumberingAfterBreak="0">
+  <w:abstractNum w:abstractNumId="175" w15:restartNumberingAfterBreak="0">
     <w:nsid w:val="71DB3F58"/>
     <w:multiLevelType w:val="multilevel"/>
     <w:tmpl w:val="63F4E6F0"/>
@@ -51818,7 +55104,7 @@
       </w:rPr>
     </w:lvl>
   </w:abstractNum>
-  <w:abstractNum w:abstractNumId="173" w15:restartNumberingAfterBreak="0">
+  <w:abstractNum w:abstractNumId="176" w15:restartNumberingAfterBreak="0">
     <w:nsid w:val="72F31FF2"/>
     <w:multiLevelType w:val="hybridMultilevel"/>
     <w:tmpl w:val="5C2693A0"/>
@@ -51930,7 +55216,7 @@
       </w:rPr>
     </w:lvl>
   </w:abstractNum>
-  <w:abstractNum w:abstractNumId="174" w15:restartNumberingAfterBreak="0">
+  <w:abstractNum w:abstractNumId="177" w15:restartNumberingAfterBreak="0">
     <w:nsid w:val="73816ECC"/>
     <w:multiLevelType w:val="hybridMultilevel"/>
     <w:tmpl w:val="CE1CA564"/>
@@ -52043,7 +55329,7 @@
       </w:rPr>
     </w:lvl>
   </w:abstractNum>
-  <w:abstractNum w:abstractNumId="175" w15:restartNumberingAfterBreak="0">
+  <w:abstractNum w:abstractNumId="178" w15:restartNumberingAfterBreak="0">
     <w:nsid w:val="73A42304"/>
     <w:multiLevelType w:val="multilevel"/>
     <w:tmpl w:val="16749DA0"/>
@@ -52192,7 +55478,7 @@
       </w:rPr>
     </w:lvl>
   </w:abstractNum>
-  <w:abstractNum w:abstractNumId="176" w15:restartNumberingAfterBreak="0">
+  <w:abstractNum w:abstractNumId="179" w15:restartNumberingAfterBreak="0">
     <w:nsid w:val="758F4049"/>
     <w:multiLevelType w:val="multilevel"/>
     <w:tmpl w:val="FEB27F32"/>
@@ -52341,7 +55627,7 @@
       </w:rPr>
     </w:lvl>
   </w:abstractNum>
-  <w:abstractNum w:abstractNumId="177" w15:restartNumberingAfterBreak="0">
+  <w:abstractNum w:abstractNumId="180" w15:restartNumberingAfterBreak="0">
     <w:nsid w:val="75B45140"/>
     <w:multiLevelType w:val="hybridMultilevel"/>
     <w:tmpl w:val="93F8F3C4"/>
@@ -52454,7 +55740,7 @@
       </w:rPr>
     </w:lvl>
   </w:abstractNum>
-  <w:abstractNum w:abstractNumId="178" w15:restartNumberingAfterBreak="0">
+  <w:abstractNum w:abstractNumId="181" w15:restartNumberingAfterBreak="0">
     <w:nsid w:val="76F60FFE"/>
     <w:multiLevelType w:val="multilevel"/>
     <w:tmpl w:val="63F4E6F0"/>
@@ -52603,7 +55889,7 @@
       </w:rPr>
     </w:lvl>
   </w:abstractNum>
-  <w:abstractNum w:abstractNumId="179" w15:restartNumberingAfterBreak="0">
+  <w:abstractNum w:abstractNumId="182" w15:restartNumberingAfterBreak="0">
     <w:nsid w:val="77572323"/>
     <w:multiLevelType w:val="multilevel"/>
     <w:tmpl w:val="63F4E6F0"/>
@@ -52752,7 +56038,7 @@
       </w:rPr>
     </w:lvl>
   </w:abstractNum>
-  <w:abstractNum w:abstractNumId="180" w15:restartNumberingAfterBreak="0">
+  <w:abstractNum w:abstractNumId="183" w15:restartNumberingAfterBreak="0">
     <w:nsid w:val="77B8201F"/>
     <w:multiLevelType w:val="hybridMultilevel"/>
     <w:tmpl w:val="D7160708"/>
@@ -52864,7 +56150,7 @@
       </w:rPr>
     </w:lvl>
   </w:abstractNum>
-  <w:abstractNum w:abstractNumId="181" w15:restartNumberingAfterBreak="0">
+  <w:abstractNum w:abstractNumId="184" w15:restartNumberingAfterBreak="0">
     <w:nsid w:val="79796FF9"/>
     <w:multiLevelType w:val="hybridMultilevel"/>
     <w:tmpl w:val="CFA8EF82"/>
@@ -52976,7 +56262,7 @@
       </w:rPr>
     </w:lvl>
   </w:abstractNum>
-  <w:abstractNum w:abstractNumId="182" w15:restartNumberingAfterBreak="0">
+  <w:abstractNum w:abstractNumId="185" w15:restartNumberingAfterBreak="0">
     <w:nsid w:val="79910410"/>
     <w:multiLevelType w:val="hybridMultilevel"/>
     <w:tmpl w:val="FC923542"/>
@@ -53088,7 +56374,7 @@
       </w:rPr>
     </w:lvl>
   </w:abstractNum>
-  <w:abstractNum w:abstractNumId="183" w15:restartNumberingAfterBreak="0">
+  <w:abstractNum w:abstractNumId="186" w15:restartNumberingAfterBreak="0">
     <w:nsid w:val="79EF1265"/>
     <w:multiLevelType w:val="hybridMultilevel"/>
     <w:tmpl w:val="BB16DF88"/>
@@ -53201,7 +56487,7 @@
       </w:rPr>
     </w:lvl>
   </w:abstractNum>
-  <w:abstractNum w:abstractNumId="184" w15:restartNumberingAfterBreak="0">
+  <w:abstractNum w:abstractNumId="187" w15:restartNumberingAfterBreak="0">
     <w:nsid w:val="7A543765"/>
     <w:multiLevelType w:val="multilevel"/>
     <w:tmpl w:val="CD143834"/>
@@ -53350,7 +56636,7 @@
       </w:rPr>
     </w:lvl>
   </w:abstractNum>
-  <w:abstractNum w:abstractNumId="185" w15:restartNumberingAfterBreak="0">
+  <w:abstractNum w:abstractNumId="188" w15:restartNumberingAfterBreak="0">
     <w:nsid w:val="7AFF575A"/>
     <w:multiLevelType w:val="hybridMultilevel"/>
     <w:tmpl w:val="A6323D3E"/>
@@ -53462,7 +56748,7 @@
       </w:rPr>
     </w:lvl>
   </w:abstractNum>
-  <w:abstractNum w:abstractNumId="186" w15:restartNumberingAfterBreak="0">
+  <w:abstractNum w:abstractNumId="189" w15:restartNumberingAfterBreak="0">
     <w:nsid w:val="7B4018BF"/>
     <w:multiLevelType w:val="multilevel"/>
     <w:tmpl w:val="63F4E6F0"/>
@@ -53611,7 +56897,7 @@
       </w:rPr>
     </w:lvl>
   </w:abstractNum>
-  <w:abstractNum w:abstractNumId="187" w15:restartNumberingAfterBreak="0">
+  <w:abstractNum w:abstractNumId="190" w15:restartNumberingAfterBreak="0">
     <w:nsid w:val="7B41364C"/>
     <w:multiLevelType w:val="hybridMultilevel"/>
     <w:tmpl w:val="A6385A14"/>
@@ -53724,7 +57010,7 @@
       </w:rPr>
     </w:lvl>
   </w:abstractNum>
-  <w:abstractNum w:abstractNumId="188" w15:restartNumberingAfterBreak="0">
+  <w:abstractNum w:abstractNumId="191" w15:restartNumberingAfterBreak="0">
     <w:nsid w:val="7B4D1B33"/>
     <w:multiLevelType w:val="hybridMultilevel"/>
     <w:tmpl w:val="5EAC717E"/>
@@ -53836,10 +57122,10 @@
       </w:rPr>
     </w:lvl>
   </w:abstractNum>
-  <w:abstractNum w:abstractNumId="189" w15:restartNumberingAfterBreak="0">
+  <w:abstractNum w:abstractNumId="192" w15:restartNumberingAfterBreak="0">
     <w:nsid w:val="7C732755"/>
     <w:multiLevelType w:val="hybridMultilevel"/>
-    <w:tmpl w:val="2DDCB1E2"/>
+    <w:tmpl w:val="0CDA7EE8"/>
     <w:lvl w:ilvl="0" w:tplc="0409000D">
       <w:start w:val="1"/>
       <w:numFmt w:val="bullet"/>
@@ -53949,7 +57235,7 @@
       </w:rPr>
     </w:lvl>
   </w:abstractNum>
-  <w:abstractNum w:abstractNumId="190" w15:restartNumberingAfterBreak="0">
+  <w:abstractNum w:abstractNumId="193" w15:restartNumberingAfterBreak="0">
     <w:nsid w:val="7C8A0A2A"/>
     <w:multiLevelType w:val="hybridMultilevel"/>
     <w:tmpl w:val="2AAEA8A4"/>
@@ -54062,7 +57348,7 @@
       </w:rPr>
     </w:lvl>
   </w:abstractNum>
-  <w:abstractNum w:abstractNumId="191" w15:restartNumberingAfterBreak="0">
+  <w:abstractNum w:abstractNumId="194" w15:restartNumberingAfterBreak="0">
     <w:nsid w:val="7CAC27CD"/>
     <w:multiLevelType w:val="multilevel"/>
     <w:tmpl w:val="3BC20E58"/>
@@ -54211,7 +57497,7 @@
       </w:rPr>
     </w:lvl>
   </w:abstractNum>
-  <w:abstractNum w:abstractNumId="192" w15:restartNumberingAfterBreak="0">
+  <w:abstractNum w:abstractNumId="195" w15:restartNumberingAfterBreak="0">
     <w:nsid w:val="7E5978EA"/>
     <w:multiLevelType w:val="hybridMultilevel"/>
     <w:tmpl w:val="D74C0DB0"/>
@@ -54323,7 +57609,7 @@
       </w:rPr>
     </w:lvl>
   </w:abstractNum>
-  <w:abstractNum w:abstractNumId="193" w15:restartNumberingAfterBreak="0">
+  <w:abstractNum w:abstractNumId="196" w15:restartNumberingAfterBreak="0">
     <w:nsid w:val="7E94385D"/>
     <w:multiLevelType w:val="multilevel"/>
     <w:tmpl w:val="02F01B00"/>
@@ -54472,7 +57758,7 @@
       </w:rPr>
     </w:lvl>
   </w:abstractNum>
-  <w:abstractNum w:abstractNumId="194" w15:restartNumberingAfterBreak="0">
+  <w:abstractNum w:abstractNumId="197" w15:restartNumberingAfterBreak="0">
     <w:nsid w:val="7F106A5D"/>
     <w:multiLevelType w:val="hybridMultilevel"/>
     <w:tmpl w:val="A1CA4816"/>
@@ -54585,7 +57871,7 @@
     </w:lvl>
   </w:abstractNum>
   <w:num w:numId="1" w16cid:durableId="1882476756">
-    <w:abstractNumId w:val="111"/>
+    <w:abstractNumId w:val="112"/>
   </w:num>
   <w:num w:numId="2" w16cid:durableId="871453468">
     <w:abstractNumId w:val="33"/>
@@ -54597,31 +57883,31 @@
     <w:abstractNumId w:val="91"/>
   </w:num>
   <w:num w:numId="5" w16cid:durableId="769932622">
-    <w:abstractNumId w:val="130"/>
+    <w:abstractNumId w:val="131"/>
   </w:num>
   <w:num w:numId="6" w16cid:durableId="575944109">
     <w:abstractNumId w:val="52"/>
   </w:num>
   <w:num w:numId="7" w16cid:durableId="877661689">
-    <w:abstractNumId w:val="170"/>
+    <w:abstractNumId w:val="173"/>
   </w:num>
   <w:num w:numId="8" w16cid:durableId="1390107422">
     <w:abstractNumId w:val="97"/>
   </w:num>
   <w:num w:numId="9" w16cid:durableId="881866424">
-    <w:abstractNumId w:val="127"/>
+    <w:abstractNumId w:val="128"/>
   </w:num>
   <w:num w:numId="10" w16cid:durableId="1037244995">
-    <w:abstractNumId w:val="158"/>
+    <w:abstractNumId w:val="161"/>
   </w:num>
   <w:num w:numId="11" w16cid:durableId="1575554597">
     <w:abstractNumId w:val="79"/>
   </w:num>
   <w:num w:numId="12" w16cid:durableId="915364478">
-    <w:abstractNumId w:val="105"/>
+    <w:abstractNumId w:val="106"/>
   </w:num>
   <w:num w:numId="13" w16cid:durableId="1386294114">
-    <w:abstractNumId w:val="146"/>
+    <w:abstractNumId w:val="148"/>
   </w:num>
   <w:num w:numId="14" w16cid:durableId="1071851223">
     <w:abstractNumId w:val="34"/>
@@ -54630,7 +57916,7 @@
     <w:abstractNumId w:val="92"/>
   </w:num>
   <w:num w:numId="16" w16cid:durableId="1102919547">
-    <w:abstractNumId w:val="191"/>
+    <w:abstractNumId w:val="194"/>
   </w:num>
   <w:num w:numId="17" w16cid:durableId="294526838">
     <w:abstractNumId w:val="64"/>
@@ -54639,7 +57925,7 @@
     <w:abstractNumId w:val="75"/>
   </w:num>
   <w:num w:numId="19" w16cid:durableId="2119449470">
-    <w:abstractNumId w:val="123"/>
+    <w:abstractNumId w:val="124"/>
   </w:num>
   <w:num w:numId="20" w16cid:durableId="1365054799">
     <w:abstractNumId w:val="22"/>
@@ -54648,19 +57934,19 @@
     <w:abstractNumId w:val="76"/>
   </w:num>
   <w:num w:numId="22" w16cid:durableId="1080098953">
-    <w:abstractNumId w:val="154"/>
+    <w:abstractNumId w:val="157"/>
   </w:num>
   <w:num w:numId="23" w16cid:durableId="1635717296">
     <w:abstractNumId w:val="83"/>
   </w:num>
   <w:num w:numId="24" w16cid:durableId="544873123">
-    <w:abstractNumId w:val="145"/>
+    <w:abstractNumId w:val="147"/>
   </w:num>
   <w:num w:numId="25" w16cid:durableId="1128352778">
     <w:abstractNumId w:val="21"/>
   </w:num>
   <w:num w:numId="26" w16cid:durableId="1732537407">
-    <w:abstractNumId w:val="164"/>
+    <w:abstractNumId w:val="167"/>
   </w:num>
   <w:num w:numId="27" w16cid:durableId="945502064">
     <w:abstractNumId w:val="13"/>
@@ -54687,43 +57973,43 @@
     <w:abstractNumId w:val="59"/>
   </w:num>
   <w:num w:numId="35" w16cid:durableId="356852923">
-    <w:abstractNumId w:val="122"/>
+    <w:abstractNumId w:val="123"/>
   </w:num>
   <w:num w:numId="36" w16cid:durableId="430662559">
     <w:abstractNumId w:val="29"/>
   </w:num>
   <w:num w:numId="37" w16cid:durableId="247080868">
-    <w:abstractNumId w:val="177"/>
+    <w:abstractNumId w:val="180"/>
   </w:num>
   <w:num w:numId="38" w16cid:durableId="158887408">
-    <w:abstractNumId w:val="143"/>
+    <w:abstractNumId w:val="145"/>
   </w:num>
   <w:num w:numId="39" w16cid:durableId="1681347932">
-    <w:abstractNumId w:val="168"/>
+    <w:abstractNumId w:val="171"/>
   </w:num>
   <w:num w:numId="40" w16cid:durableId="2101440158">
     <w:abstractNumId w:val="95"/>
   </w:num>
   <w:num w:numId="41" w16cid:durableId="1250391122">
-    <w:abstractNumId w:val="138"/>
+    <w:abstractNumId w:val="139"/>
   </w:num>
   <w:num w:numId="42" w16cid:durableId="479083359">
-    <w:abstractNumId w:val="173"/>
+    <w:abstractNumId w:val="176"/>
   </w:num>
   <w:num w:numId="43" w16cid:durableId="1557860317">
-    <w:abstractNumId w:val="124"/>
+    <w:abstractNumId w:val="125"/>
   </w:num>
   <w:num w:numId="44" w16cid:durableId="2142183763">
     <w:abstractNumId w:val="15"/>
   </w:num>
   <w:num w:numId="45" w16cid:durableId="1357736349">
-    <w:abstractNumId w:val="182"/>
+    <w:abstractNumId w:val="185"/>
   </w:num>
   <w:num w:numId="46" w16cid:durableId="1519656040">
-    <w:abstractNumId w:val="181"/>
+    <w:abstractNumId w:val="184"/>
   </w:num>
   <w:num w:numId="47" w16cid:durableId="1078596852">
-    <w:abstractNumId w:val="194"/>
+    <w:abstractNumId w:val="197"/>
   </w:num>
   <w:num w:numId="48" w16cid:durableId="1027950100">
     <w:abstractNumId w:val="44"/>
@@ -54735,19 +58021,19 @@
     <w:abstractNumId w:val="84"/>
   </w:num>
   <w:num w:numId="51" w16cid:durableId="1128354320">
-    <w:abstractNumId w:val="162"/>
+    <w:abstractNumId w:val="165"/>
   </w:num>
   <w:num w:numId="52" w16cid:durableId="248543928">
     <w:abstractNumId w:val="94"/>
   </w:num>
   <w:num w:numId="53" w16cid:durableId="965889214">
-    <w:abstractNumId w:val="128"/>
+    <w:abstractNumId w:val="129"/>
   </w:num>
   <w:num w:numId="54" w16cid:durableId="1827503240">
-    <w:abstractNumId w:val="136"/>
+    <w:abstractNumId w:val="137"/>
   </w:num>
   <w:num w:numId="55" w16cid:durableId="505748256">
-    <w:abstractNumId w:val="119"/>
+    <w:abstractNumId w:val="120"/>
   </w:num>
   <w:num w:numId="56" w16cid:durableId="2120370925">
     <w:abstractNumId w:val="41"/>
@@ -54756,22 +58042,22 @@
     <w:abstractNumId w:val="25"/>
   </w:num>
   <w:num w:numId="58" w16cid:durableId="1000235123">
-    <w:abstractNumId w:val="126"/>
+    <w:abstractNumId w:val="127"/>
   </w:num>
   <w:num w:numId="59" w16cid:durableId="628516409">
-    <w:abstractNumId w:val="160"/>
+    <w:abstractNumId w:val="163"/>
   </w:num>
   <w:num w:numId="60" w16cid:durableId="2028865444">
-    <w:abstractNumId w:val="115"/>
+    <w:abstractNumId w:val="116"/>
   </w:num>
   <w:num w:numId="61" w16cid:durableId="943926811">
-    <w:abstractNumId w:val="188"/>
+    <w:abstractNumId w:val="191"/>
   </w:num>
   <w:num w:numId="62" w16cid:durableId="1841193257">
     <w:abstractNumId w:val="88"/>
   </w:num>
   <w:num w:numId="63" w16cid:durableId="682322850">
-    <w:abstractNumId w:val="165"/>
+    <w:abstractNumId w:val="168"/>
   </w:num>
   <w:num w:numId="64" w16cid:durableId="2043705333">
     <w:abstractNumId w:val="89"/>
@@ -54780,28 +58066,28 @@
     <w:abstractNumId w:val="63"/>
   </w:num>
   <w:num w:numId="66" w16cid:durableId="1919972541">
-    <w:abstractNumId w:val="107"/>
+    <w:abstractNumId w:val="108"/>
   </w:num>
   <w:num w:numId="67" w16cid:durableId="463617329">
     <w:abstractNumId w:val="68"/>
   </w:num>
   <w:num w:numId="68" w16cid:durableId="2064014330">
-    <w:abstractNumId w:val="132"/>
+    <w:abstractNumId w:val="133"/>
   </w:num>
   <w:num w:numId="69" w16cid:durableId="452797354">
-    <w:abstractNumId w:val="137"/>
+    <w:abstractNumId w:val="138"/>
   </w:num>
   <w:num w:numId="70" w16cid:durableId="1196650037">
     <w:abstractNumId w:val="57"/>
   </w:num>
   <w:num w:numId="71" w16cid:durableId="940071828">
-    <w:abstractNumId w:val="180"/>
+    <w:abstractNumId w:val="183"/>
   </w:num>
   <w:num w:numId="72" w16cid:durableId="1608273926">
     <w:abstractNumId w:val="90"/>
   </w:num>
   <w:num w:numId="73" w16cid:durableId="2009864772">
-    <w:abstractNumId w:val="110"/>
+    <w:abstractNumId w:val="111"/>
   </w:num>
   <w:num w:numId="74" w16cid:durableId="712267004">
     <w:abstractNumId w:val="43"/>
@@ -54810,7 +58096,7 @@
     <w:abstractNumId w:val="39"/>
   </w:num>
   <w:num w:numId="76" w16cid:durableId="286202349">
-    <w:abstractNumId w:val="142"/>
+    <w:abstractNumId w:val="144"/>
   </w:num>
   <w:num w:numId="77" w16cid:durableId="156460757">
     <w:abstractNumId w:val="80"/>
@@ -54834,7 +58120,7 @@
     <w:abstractNumId w:val="31"/>
   </w:num>
   <w:num w:numId="84" w16cid:durableId="366876741">
-    <w:abstractNumId w:val="113"/>
+    <w:abstractNumId w:val="114"/>
   </w:num>
   <w:num w:numId="85" w16cid:durableId="15274915">
     <w:abstractNumId w:val="45"/>
@@ -54843,22 +58129,22 @@
     <w:abstractNumId w:val="18"/>
   </w:num>
   <w:num w:numId="87" w16cid:durableId="591351385">
-    <w:abstractNumId w:val="129"/>
+    <w:abstractNumId w:val="130"/>
   </w:num>
   <w:num w:numId="88" w16cid:durableId="1361005725">
-    <w:abstractNumId w:val="185"/>
+    <w:abstractNumId w:val="188"/>
   </w:num>
   <w:num w:numId="89" w16cid:durableId="219681743">
     <w:abstractNumId w:val="19"/>
   </w:num>
   <w:num w:numId="90" w16cid:durableId="194386594">
-    <w:abstractNumId w:val="139"/>
+    <w:abstractNumId w:val="140"/>
   </w:num>
   <w:num w:numId="91" w16cid:durableId="777793346">
     <w:abstractNumId w:val="100"/>
   </w:num>
   <w:num w:numId="92" w16cid:durableId="173346871">
-    <w:abstractNumId w:val="106"/>
+    <w:abstractNumId w:val="107"/>
   </w:num>
   <w:num w:numId="93" w16cid:durableId="948700467">
     <w:abstractNumId w:val="46"/>
@@ -54879,28 +58165,28 @@
     <w:abstractNumId w:val="32"/>
   </w:num>
   <w:num w:numId="99" w16cid:durableId="1706099794">
-    <w:abstractNumId w:val="167"/>
+    <w:abstractNumId w:val="170"/>
   </w:num>
   <w:num w:numId="100" w16cid:durableId="256404901">
-    <w:abstractNumId w:val="166"/>
+    <w:abstractNumId w:val="169"/>
   </w:num>
   <w:num w:numId="101" w16cid:durableId="924923012">
     <w:abstractNumId w:val="37"/>
   </w:num>
   <w:num w:numId="102" w16cid:durableId="536550966">
-    <w:abstractNumId w:val="186"/>
+    <w:abstractNumId w:val="189"/>
   </w:num>
   <w:num w:numId="103" w16cid:durableId="425157302">
     <w:abstractNumId w:val="82"/>
   </w:num>
   <w:num w:numId="104" w16cid:durableId="967664612">
-    <w:abstractNumId w:val="148"/>
+    <w:abstractNumId w:val="150"/>
   </w:num>
   <w:num w:numId="105" w16cid:durableId="361631616">
-    <w:abstractNumId w:val="117"/>
+    <w:abstractNumId w:val="118"/>
   </w:num>
   <w:num w:numId="106" w16cid:durableId="443623616">
-    <w:abstractNumId w:val="155"/>
+    <w:abstractNumId w:val="158"/>
   </w:num>
   <w:num w:numId="107" w16cid:durableId="150101619">
     <w:abstractNumId w:val="20"/>
@@ -54912,28 +58198,28 @@
     <w:abstractNumId w:val="0"/>
   </w:num>
   <w:num w:numId="110" w16cid:durableId="712924661">
-    <w:abstractNumId w:val="135"/>
+    <w:abstractNumId w:val="136"/>
   </w:num>
   <w:num w:numId="111" w16cid:durableId="1917784113">
-    <w:abstractNumId w:val="131"/>
+    <w:abstractNumId w:val="132"/>
   </w:num>
   <w:num w:numId="112" w16cid:durableId="896237065">
-    <w:abstractNumId w:val="140"/>
+    <w:abstractNumId w:val="141"/>
   </w:num>
   <w:num w:numId="113" w16cid:durableId="1171681430">
-    <w:abstractNumId w:val="171"/>
+    <w:abstractNumId w:val="174"/>
   </w:num>
   <w:num w:numId="114" w16cid:durableId="1552573199">
-    <w:abstractNumId w:val="172"/>
+    <w:abstractNumId w:val="175"/>
   </w:num>
   <w:num w:numId="115" w16cid:durableId="1920869674">
-    <w:abstractNumId w:val="151"/>
+    <w:abstractNumId w:val="153"/>
   </w:num>
   <w:num w:numId="116" w16cid:durableId="476724716">
-    <w:abstractNumId w:val="121"/>
+    <w:abstractNumId w:val="122"/>
   </w:num>
   <w:num w:numId="117" w16cid:durableId="658919541">
-    <w:abstractNumId w:val="120"/>
+    <w:abstractNumId w:val="121"/>
   </w:num>
   <w:num w:numId="118" w16cid:durableId="1622418131">
     <w:abstractNumId w:val="54"/>
@@ -54942,7 +58228,7 @@
     <w:abstractNumId w:val="6"/>
   </w:num>
   <w:num w:numId="120" w16cid:durableId="396828229">
-    <w:abstractNumId w:val="179"/>
+    <w:abstractNumId w:val="182"/>
   </w:num>
   <w:num w:numId="121" w16cid:durableId="986058889">
     <w:abstractNumId w:val="27"/>
@@ -54954,7 +58240,7 @@
     <w:abstractNumId w:val="98"/>
   </w:num>
   <w:num w:numId="124" w16cid:durableId="114181197">
-    <w:abstractNumId w:val="178"/>
+    <w:abstractNumId w:val="181"/>
   </w:num>
   <w:num w:numId="125" w16cid:durableId="772671624">
     <w:abstractNumId w:val="8"/>
@@ -54972,16 +58258,16 @@
     <w:abstractNumId w:val="70"/>
   </w:num>
   <w:num w:numId="130" w16cid:durableId="1168907903">
-    <w:abstractNumId w:val="157"/>
+    <w:abstractNumId w:val="160"/>
   </w:num>
   <w:num w:numId="131" w16cid:durableId="430206235">
-    <w:abstractNumId w:val="144"/>
+    <w:abstractNumId w:val="146"/>
   </w:num>
   <w:num w:numId="132" w16cid:durableId="1207327089">
     <w:abstractNumId w:val="35"/>
   </w:num>
   <w:num w:numId="133" w16cid:durableId="596404292">
-    <w:abstractNumId w:val="133"/>
+    <w:abstractNumId w:val="134"/>
   </w:num>
   <w:num w:numId="134" w16cid:durableId="2070372549">
     <w:abstractNumId w:val="51"/>
@@ -54999,22 +58285,22 @@
     <w:abstractNumId w:val="93"/>
   </w:num>
   <w:num w:numId="139" w16cid:durableId="967976864">
-    <w:abstractNumId w:val="134"/>
+    <w:abstractNumId w:val="135"/>
   </w:num>
   <w:num w:numId="140" w16cid:durableId="650643288">
+    <w:abstractNumId w:val="151"/>
+  </w:num>
+  <w:num w:numId="141" w16cid:durableId="219370247">
     <w:abstractNumId w:val="149"/>
   </w:num>
-  <w:num w:numId="141" w16cid:durableId="219370247">
-    <w:abstractNumId w:val="147"/>
-  </w:num>
   <w:num w:numId="142" w16cid:durableId="323239876">
-    <w:abstractNumId w:val="192"/>
+    <w:abstractNumId w:val="195"/>
   </w:num>
   <w:num w:numId="143" w16cid:durableId="1619793156">
     <w:abstractNumId w:val="40"/>
   </w:num>
   <w:num w:numId="144" w16cid:durableId="1186332867">
-    <w:abstractNumId w:val="163"/>
+    <w:abstractNumId w:val="166"/>
   </w:num>
   <w:num w:numId="145" w16cid:durableId="89937035">
     <w:abstractNumId w:val="62"/>
@@ -55038,37 +58324,37 @@
     <w:abstractNumId w:val="69"/>
   </w:num>
   <w:num w:numId="152" w16cid:durableId="366570778">
-    <w:abstractNumId w:val="176"/>
+    <w:abstractNumId w:val="179"/>
   </w:num>
   <w:num w:numId="153" w16cid:durableId="1906184224">
-    <w:abstractNumId w:val="141"/>
+    <w:abstractNumId w:val="143"/>
   </w:num>
   <w:num w:numId="154" w16cid:durableId="1642348878">
-    <w:abstractNumId w:val="153"/>
+    <w:abstractNumId w:val="156"/>
   </w:num>
   <w:num w:numId="155" w16cid:durableId="1843541058">
     <w:abstractNumId w:val="16"/>
   </w:num>
   <w:num w:numId="156" w16cid:durableId="167868443">
-    <w:abstractNumId w:val="193"/>
+    <w:abstractNumId w:val="196"/>
   </w:num>
   <w:num w:numId="157" w16cid:durableId="387999141">
-    <w:abstractNumId w:val="169"/>
+    <w:abstractNumId w:val="172"/>
   </w:num>
   <w:num w:numId="158" w16cid:durableId="1357195449">
     <w:abstractNumId w:val="58"/>
   </w:num>
   <w:num w:numId="159" w16cid:durableId="1514228641">
-    <w:abstractNumId w:val="184"/>
+    <w:abstractNumId w:val="187"/>
   </w:num>
   <w:num w:numId="160" w16cid:durableId="2043549187">
     <w:abstractNumId w:val="66"/>
   </w:num>
   <w:num w:numId="161" w16cid:durableId="1054545887">
-    <w:abstractNumId w:val="125"/>
+    <w:abstractNumId w:val="126"/>
   </w:num>
   <w:num w:numId="162" w16cid:durableId="8140075">
-    <w:abstractNumId w:val="159"/>
+    <w:abstractNumId w:val="162"/>
   </w:num>
   <w:num w:numId="163" w16cid:durableId="1797868849">
     <w:abstractNumId w:val="36"/>
@@ -55086,19 +58372,19 @@
     <w:abstractNumId w:val="71"/>
   </w:num>
   <w:num w:numId="168" w16cid:durableId="1106316643">
-    <w:abstractNumId w:val="118"/>
+    <w:abstractNumId w:val="119"/>
   </w:num>
   <w:num w:numId="169" w16cid:durableId="396438159">
-    <w:abstractNumId w:val="187"/>
+    <w:abstractNumId w:val="190"/>
   </w:num>
   <w:num w:numId="170" w16cid:durableId="824931713">
-    <w:abstractNumId w:val="190"/>
+    <w:abstractNumId w:val="193"/>
   </w:num>
   <w:num w:numId="171" w16cid:durableId="1830705377">
-    <w:abstractNumId w:val="161"/>
+    <w:abstractNumId w:val="164"/>
   </w:num>
   <w:num w:numId="172" w16cid:durableId="1373731407">
-    <w:abstractNumId w:val="175"/>
+    <w:abstractNumId w:val="178"/>
   </w:num>
   <w:num w:numId="173" w16cid:durableId="323557574">
     <w:abstractNumId w:val="11"/>
@@ -55107,10 +58393,10 @@
     <w:abstractNumId w:val="10"/>
   </w:num>
   <w:num w:numId="175" w16cid:durableId="2144689517">
-    <w:abstractNumId w:val="108"/>
+    <w:abstractNumId w:val="109"/>
   </w:num>
   <w:num w:numId="176" w16cid:durableId="987855699">
-    <w:abstractNumId w:val="156"/>
+    <w:abstractNumId w:val="159"/>
   </w:num>
   <w:num w:numId="177" w16cid:durableId="1003625736">
     <w:abstractNumId w:val="47"/>
@@ -55122,19 +58408,19 @@
     <w:abstractNumId w:val="99"/>
   </w:num>
   <w:num w:numId="180" w16cid:durableId="1266614563">
-    <w:abstractNumId w:val="109"/>
+    <w:abstractNumId w:val="110"/>
   </w:num>
   <w:num w:numId="181" w16cid:durableId="1608080540">
     <w:abstractNumId w:val="12"/>
   </w:num>
   <w:num w:numId="182" w16cid:durableId="787547709">
-    <w:abstractNumId w:val="174"/>
+    <w:abstractNumId w:val="177"/>
   </w:num>
   <w:num w:numId="183" w16cid:durableId="458039370">
-    <w:abstractNumId w:val="152"/>
+    <w:abstractNumId w:val="154"/>
   </w:num>
   <w:num w:numId="184" w16cid:durableId="483741787">
-    <w:abstractNumId w:val="183"/>
+    <w:abstractNumId w:val="186"/>
   </w:num>
   <w:num w:numId="185" w16cid:durableId="705255262">
     <w:abstractNumId w:val="4"/>
@@ -55143,13 +58429,13 @@
     <w:abstractNumId w:val="48"/>
   </w:num>
   <w:num w:numId="187" w16cid:durableId="2112387347">
-    <w:abstractNumId w:val="116"/>
+    <w:abstractNumId w:val="117"/>
   </w:num>
   <w:num w:numId="188" w16cid:durableId="1680544367">
     <w:abstractNumId w:val="3"/>
   </w:num>
   <w:num w:numId="189" w16cid:durableId="309408477">
-    <w:abstractNumId w:val="150"/>
+    <w:abstractNumId w:val="152"/>
   </w:num>
   <w:num w:numId="190" w16cid:durableId="1261060705">
     <w:abstractNumId w:val="77"/>
@@ -55158,16 +58444,25 @@
     <w:abstractNumId w:val="17"/>
   </w:num>
   <w:num w:numId="192" w16cid:durableId="1800028609">
-    <w:abstractNumId w:val="112"/>
+    <w:abstractNumId w:val="113"/>
   </w:num>
   <w:num w:numId="193" w16cid:durableId="717050636">
-    <w:abstractNumId w:val="114"/>
+    <w:abstractNumId w:val="115"/>
   </w:num>
   <w:num w:numId="194" w16cid:durableId="217713382">
     <w:abstractNumId w:val="87"/>
   </w:num>
   <w:num w:numId="195" w16cid:durableId="20865246">
-    <w:abstractNumId w:val="189"/>
+    <w:abstractNumId w:val="192"/>
+  </w:num>
+  <w:num w:numId="196" w16cid:durableId="289631561">
+    <w:abstractNumId w:val="105"/>
+  </w:num>
+  <w:num w:numId="197" w16cid:durableId="236675600">
+    <w:abstractNumId w:val="142"/>
+  </w:num>
+  <w:num w:numId="198" w16cid:durableId="831916211">
+    <w:abstractNumId w:val="155"/>
   </w:num>
 </w:numbering>
 </file>
@@ -55610,7 +58905,7 @@
     <w:uiPriority w:val="9"/>
     <w:unhideWhenUsed/>
     <w:qFormat/>
-    <w:rsid w:val="008C2DBC"/>
+    <w:rsid w:val="00193F3A"/>
     <w:pPr>
       <w:keepNext/>
       <w:keepLines/>
@@ -55633,7 +58928,7 @@
     <w:uiPriority w:val="9"/>
     <w:unhideWhenUsed/>
     <w:qFormat/>
-    <w:rsid w:val="008C2DBC"/>
+    <w:rsid w:val="00193F3A"/>
     <w:pPr>
       <w:keepNext/>
       <w:keepLines/>
@@ -55821,7 +59116,7 @@
     <w:basedOn w:val="DefaultParagraphFont"/>
     <w:link w:val="Heading2"/>
     <w:uiPriority w:val="9"/>
-    <w:rsid w:val="008C2DBC"/>
+    <w:rsid w:val="00327A80"/>
     <w:rPr>
       <w:rFonts w:asciiTheme="majorBidi" w:eastAsiaTheme="majorEastAsia" w:hAnsiTheme="majorBidi" w:cstheme="majorBidi"/>
       <w:b/>
@@ -55835,7 +59130,7 @@
     <w:basedOn w:val="DefaultParagraphFont"/>
     <w:link w:val="Heading3"/>
     <w:uiPriority w:val="9"/>
-    <w:rsid w:val="008C2DBC"/>
+    <w:rsid w:val="00376D43"/>
     <w:rPr>
       <w:rFonts w:asciiTheme="majorBidi" w:eastAsiaTheme="majorEastAsia" w:hAnsiTheme="majorBidi" w:cstheme="majorBidi"/>
       <w:b/>
@@ -56219,10 +59514,18 @@
     <w:autoRedefine/>
     <w:uiPriority w:val="39"/>
     <w:unhideWhenUsed/>
-    <w:rsid w:val="00C47084"/>
+    <w:rsid w:val="00193F3A"/>
     <w:pPr>
+      <w:tabs>
+        <w:tab w:val="right" w:leader="dot" w:pos="9347"/>
+      </w:tabs>
       <w:spacing w:after="100"/>
     </w:pPr>
+    <w:rPr>
+      <w:b/>
+      <w:bCs/>
+      <w:noProof/>
+    </w:rPr>
   </w:style>
   <w:style w:type="paragraph" w:styleId="TOC2">
     <w:name w:val="toc 2"/>
@@ -56231,11 +59534,19 @@
     <w:autoRedefine/>
     <w:uiPriority w:val="39"/>
     <w:unhideWhenUsed/>
-    <w:rsid w:val="00C47084"/>
+    <w:rsid w:val="00193F3A"/>
     <w:pPr>
-      <w:spacing w:after="100"/>
+      <w:tabs>
+        <w:tab w:val="right" w:leader="dot" w:pos="9347"/>
+      </w:tabs>
+      <w:spacing w:after="100" w:line="360" w:lineRule="auto"/>
       <w:ind w:left="240"/>
     </w:pPr>
+    <w:rPr>
+      <w:b/>
+      <w:bCs/>
+      <w:noProof/>
+    </w:rPr>
   </w:style>
   <w:style w:type="paragraph" w:styleId="Header">
     <w:name w:val="header"/>
@@ -56318,9 +59629,12 @@
     <w:autoRedefine/>
     <w:uiPriority w:val="39"/>
     <w:unhideWhenUsed/>
-    <w:rsid w:val="00B14BDA"/>
+    <w:rsid w:val="00193F3A"/>
     <w:pPr>
-      <w:spacing w:after="100"/>
+      <w:tabs>
+        <w:tab w:val="right" w:leader="dot" w:pos="9347"/>
+      </w:tabs>
+      <w:spacing w:after="100" w:line="360" w:lineRule="auto"/>
       <w:ind w:left="480"/>
     </w:pPr>
   </w:style>
